--- a/docs/working.docx
+++ b/docs/working.docx
@@ -1,129 +1,50 @@
 
 <file path=word/document.xml><?xml version="1.0" encoding="utf-8"?>
-<w:document xmlns:wpc="http://schemas.microsoft.com/office/word/2010/wordprocessingCanvas" xmlns:cx="http://schemas.microsoft.com/office/drawing/2014/chartex" xmlns:cx1="http://schemas.microsoft.com/office/drawing/2015/9/8/chartex" xmlns:cx2="http://schemas.microsoft.com/office/drawing/2015/10/21/chartex" xmlns:cx3="http://schemas.microsoft.com/office/drawing/2016/5/9/chartex" xmlns:cx4="http://schemas.microsoft.com/office/drawing/2016/5/10/chartex" xmlns:cx5="http://schemas.microsoft.com/office/drawing/2016/5/11/chartex" xmlns:cx6="http://schemas.microsoft.com/office/drawing/2016/5/12/chartex" xmlns:cx7="http://schemas.microsoft.com/office/drawing/2016/5/13/chartex" xmlns:cx8="http://schemas.microsoft.com/office/drawing/2016/5/14/chartex" xmlns:mc="http://schemas.openxmlformats.org/markup-compatibility/2006" xmlns:aink="http://schemas.microsoft.com/office/drawing/2016/ink" xmlns:am3d="http://schemas.microsoft.com/office/drawing/2017/model3d" xmlns:o="urn:schemas-microsoft-com:office:office" xmlns:oel="http://schemas.microsoft.com/office/2019/extlst" xmlns:r="http://schemas.openxmlformats.org/officeDocument/2006/relationships" xmlns:m="http://schemas.openxmlformats.org/officeDocument/2006/math" xmlns:v="urn:schemas-microsoft-com:vml" xmlns:wp14="http://schemas.microsoft.com/office/word/2010/wordprocessingDrawing" xmlns:wp="http://schemas.openxmlformats.org/drawingml/2006/wordprocessingDrawing" xmlns:w10="urn:schemas-microsoft-com:office:word" xmlns:w="http://schemas.openxmlformats.org/wordprocessingml/2006/main" xmlns:w14="http://schemas.microsoft.com/office/word/2010/wordml" xmlns:w15="http://schemas.microsoft.com/office/word/2012/wordml" xmlns:w16cei="http://schemas.microsoft.com/office/word/2026/wordml/cei" xmlns:w16cex="http://schemas.microsoft.com/office/word/2018/wordml/cex" xmlns:w16cid="http://schemas.microsoft.com/office/word/2016/wordml/cid" xmlns:w16="http://schemas.microsoft.com/office/word/2018/wordml" xmlns:w16du="http://schemas.microsoft.com/office/word/2023/wordml/word16du" xmlns:w16sdtdh="http://schemas.microsoft.com/office/word/2020/wordml/sdtdatahash" xmlns:w16sdtfl="http://schemas.microsoft.com/office/word/2024/wordml/sdtformatlock" xmlns:w16se="http://schemas.microsoft.com/office/word/2015/wordml/symex" xmlns:wpg="http://schemas.microsoft.com/office/word/2010/wordprocessingGroup" xmlns:wpi="http://schemas.microsoft.com/office/word/2010/wordprocessingInk" xmlns:wne="http://schemas.microsoft.com/office/word/2006/wordml" xmlns:wps="http://schemas.microsoft.com/office/word/2010/wordprocessingShape" mc:Ignorable="w14 w15 w16se w16cid w16 w16cex w16sdtdh w16sdtfl w16du wp14">
+<w:document xmlns:wpc="http://schemas.microsoft.com/office/word/2010/wordprocessingCanvas" xmlns:cx="http://schemas.microsoft.com/office/drawing/2014/chartex" xmlns:cx1="http://schemas.microsoft.com/office/drawing/2015/9/8/chartex" xmlns:cx2="http://schemas.microsoft.com/office/drawing/2015/10/21/chartex" xmlns:cx3="http://schemas.microsoft.com/office/drawing/2016/5/9/chartex" xmlns:cx4="http://schemas.microsoft.com/office/drawing/2016/5/10/chartex" xmlns:cx5="http://schemas.microsoft.com/office/drawing/2016/5/11/chartex" xmlns:cx6="http://schemas.microsoft.com/office/drawing/2016/5/12/chartex" xmlns:cx7="http://schemas.microsoft.com/office/drawing/2016/5/13/chartex" xmlns:cx8="http://schemas.microsoft.com/office/drawing/2016/5/14/chartex" xmlns:mc="http://schemas.openxmlformats.org/markup-compatibility/2006" xmlns:aink="http://schemas.microsoft.com/office/drawing/2016/ink" xmlns:am3d="http://schemas.microsoft.com/office/drawing/2017/model3d" xmlns:o="urn:schemas-microsoft-com:office:office" xmlns:oel="http://schemas.microsoft.com/office/2019/extlst" xmlns:r="http://schemas.openxmlformats.org/officeDocument/2006/relationships" xmlns:m="http://schemas.openxmlformats.org/officeDocument/2006/math" xmlns:v="urn:schemas-microsoft-com:vml" xmlns:wp14="http://schemas.microsoft.com/office/word/2010/wordprocessingDrawing" xmlns:wp="http://schemas.openxmlformats.org/drawingml/2006/wordprocessingDrawing" xmlns:w10="urn:schemas-microsoft-com:office:word" xmlns:w="http://schemas.openxmlformats.org/wordprocessingml/2006/main" xmlns:w14="http://schemas.microsoft.com/office/word/2010/wordml" xmlns:w15="http://schemas.microsoft.com/office/word/2012/wordml" xmlns:w16cex="http://schemas.microsoft.com/office/word/2018/wordml/cex" xmlns:w16cid="http://schemas.microsoft.com/office/word/2016/wordml/cid" xmlns:w16="http://schemas.microsoft.com/office/word/2018/wordml" xmlns:w16du="http://schemas.microsoft.com/office/word/2023/wordml/word16du" xmlns:w16sdtdh="http://schemas.microsoft.com/office/word/2020/wordml/sdtdatahash" xmlns:w16sdtfl="http://schemas.microsoft.com/office/word/2024/wordml/sdtformatlock" xmlns:w16se="http://schemas.microsoft.com/office/word/2015/wordml/symex" xmlns:wpg="http://schemas.microsoft.com/office/word/2010/wordprocessingGroup" xmlns:wpi="http://schemas.microsoft.com/office/word/2010/wordprocessingInk" xmlns:wne="http://schemas.microsoft.com/office/word/2006/wordml" xmlns:wps="http://schemas.microsoft.com/office/word/2010/wordprocessingShape" mc:Ignorable="w14 w15 w16se w16cid w16 w16cex w16sdtdh w16sdtfl w16du wp14">
   <w:body>
     <w:p>
       <w:r>
-        <w:t>“And that was about all you ever showed to Cole.”</w:t>
+        <w:t xml:space="preserve">Once he’d gotten her out the door, Emery jumped up from the couch and watched beside the front window until he saw Jane’s taillights glide down the driveway, turn onto Route 11 and disappear from sight. </w:t>
       </w:r>
     </w:p>
     <w:p>
       <w:r>
-        <w:t>“I know you’ve built it up in your mind to be a romance for the ages, dear. But you only knew him a short time. It was a nice year or two you had. Unless you were there from the day he came into this world like I was, you don’t know everything about what went on between us.”</w:t>
+        <w:t xml:space="preserve">He’d meant at least half of what he said but his ultimate objective from the moment she walked through the door was to get rid of her as quickly as possible. </w:t>
       </w:r>
     </w:p>
     <w:p>
       <w:r>
-        <w:t>“That third birthday present you bought him must be a hell of a consolation to him now.”</w:t>
+        <w:t xml:space="preserve">Now, Emery hurried down the hallway and knocked at the door of the bedroom where Arthur had gone to rest. </w:t>
       </w:r>
     </w:p>
     <w:p>
       <w:r>
-        <w:t>“I was a piece of shit and continue to be. If he was here today, I don’t know if I’d tell him I’m sorry and I’m sure as hell not going to tell you. Are we done now?”</w:t>
+        <w:t xml:space="preserve">“Hey,” Emery said making no effort to soften his voice. “Time to get up, altar boy.” He pounded hard on the door. The nerve of this guy stealing his loot, hiding away for 30 years and then treating his house like a hotel. The room didn’t come free; Emery was going to require something in return.  </w:t>
       </w:r>
     </w:p>
     <w:p>
       <w:r>
-        <w:t xml:space="preserve">“It seems like you are.” </w:t>
+        <w:t>Arthur shouted “What is it?” but didn’t move to open the door so Emery opened it. Propped up on an elbow in bed, Arthur shielded his eyes from the hallway light.</w:t>
       </w:r>
     </w:p>
     <w:p>
       <w:r>
-        <w:t>“What’ll it get you getting back at Kellogg? He’ll still be rich. He’ll still own everything you can see from one horizon to another.”</w:t>
+        <w:t>“Get up,” Emery said. “We gotta go pick up the stuff.”</w:t>
       </w:r>
     </w:p>
     <w:p>
       <w:r>
-        <w:t xml:space="preserve">“He’ll know that at least this once he didn’t get away with it.” </w:t>
+        <w:t>“Now?”</w:t>
       </w:r>
     </w:p>
     <w:p>
       <w:r>
-        <w:t>“Well, I wish you luck, Jane. But I’m afraid I’d only slow you down. You’ve got a fire I haven’t had in a long time if I ever did.”</w:t>
+        <w:t>“Or maybe 30 years from now but I guess I’ve waited long enough. Let’s go. Before they change the locks on the shed.”</w:t>
       </w:r>
     </w:p>
     <w:p>
       <w:r>
-        <w:t>“Thanks,” Jane said</w:t>
-      </w:r>
-      <w:r>
-        <w:t xml:space="preserve"> because what else was there worth saying</w:t>
-      </w:r>
-      <w:r>
-        <w:t xml:space="preserve">. </w:t>
-      </w:r>
-      <w:r>
-        <w:t>It must be</w:t>
-      </w:r>
-      <w:r>
-        <w:t xml:space="preserve"> easier to think of yourself as a </w:t>
-      </w:r>
-      <w:r>
-        <w:t xml:space="preserve">screw-up </w:t>
-      </w:r>
-      <w:r>
-        <w:t xml:space="preserve">than a coward. </w:t>
-      </w:r>
-      <w:r>
-        <w:t>She stood and walked to the door. “</w:t>
-      </w:r>
-      <w:r>
-        <w:t>Enjoy the house</w:t>
-      </w:r>
-      <w:r>
-        <w:t>,</w:t>
-      </w:r>
-      <w:r>
-        <w:t>”</w:t>
-      </w:r>
-      <w:r>
-        <w:t xml:space="preserve"> she said without turning back and stepped out into the hot, dark night.</w:t>
-      </w:r>
-    </w:p>
-    <w:p>
-      <w:r>
-        <w:t xml:space="preserve">Now more than ever she needed Cole. But men like that are vanishingly rare. She was left surrounded only by fakers and fools. </w:t>
-      </w:r>
-      <w:r>
-        <w:t xml:space="preserve">Cheap frauds with spines as firm as car radio antenna. </w:t>
-      </w:r>
-      <w:r>
-        <w:t xml:space="preserve">And opposing her, men </w:t>
-      </w:r>
-      <w:r>
-        <w:t xml:space="preserve">of terrifying conviction and </w:t>
-      </w:r>
-      <w:r>
-        <w:t xml:space="preserve">shriveled </w:t>
-      </w:r>
-      <w:r>
-        <w:t xml:space="preserve">souls </w:t>
-      </w:r>
-      <w:r>
-        <w:t>propped up by the dauntless machinery of money and power.</w:t>
-      </w:r>
-      <w:r>
-        <w:t xml:space="preserve"> Who could find a reason for hope anymore. Worse than the money, the forces she was facing had time on their side. They could afford to wait, take slow deliberate action and through the steady relentless application of pressure</w:t>
-      </w:r>
-      <w:r>
-        <w:t xml:space="preserve"> wear you down into whatever Emery had become, whatever Cole was the last time she saw him. Jane would have to rely on surprise, quick violent action; it was the only remedy against </w:t>
-      </w:r>
-      <w:r>
-        <w:t>megalith</w:t>
-      </w:r>
-      <w:r>
-        <w:t>ic power.</w:t>
-      </w:r>
-    </w:p>
-    <w:p>
-      <w:r>
-        <w:t xml:space="preserve">She strode through a cloud of noisy insects swarming the porch light and bounded down the porch stairs to the gravel driveway. </w:t>
-      </w:r>
-      <w:r>
-        <w:t xml:space="preserve">She listened to the horses – her horses – out in the barn kicking the stalls. Emery couldn’t help her. Curtis couldn’t help her. Cole couldn’t help her anymore. </w:t>
-      </w:r>
-      <w:r>
-        <w:t xml:space="preserve">   </w:t>
+        <w:t xml:space="preserve">Arthur was already dressed. He’d just kicked his shoes off, laid down on top of the bed spread and closed his eyes. So it wasn’t long before Emery had shoved him into the car and they were on the road driving toward St. Joachim’s. </w:t>
       </w:r>
     </w:p>
     <w:p/>

--- a/docs/working.docx
+++ b/docs/working.docx
@@ -1,6 +1,6 @@
 
 <file path=word/document.xml><?xml version="1.0" encoding="utf-8"?>
-<w:document xmlns:wpc="http://schemas.microsoft.com/office/word/2010/wordprocessingCanvas" xmlns:cx="http://schemas.microsoft.com/office/drawing/2014/chartex" xmlns:cx1="http://schemas.microsoft.com/office/drawing/2015/9/8/chartex" xmlns:cx2="http://schemas.microsoft.com/office/drawing/2015/10/21/chartex" xmlns:cx3="http://schemas.microsoft.com/office/drawing/2016/5/9/chartex" xmlns:cx4="http://schemas.microsoft.com/office/drawing/2016/5/10/chartex" xmlns:cx5="http://schemas.microsoft.com/office/drawing/2016/5/11/chartex" xmlns:cx6="http://schemas.microsoft.com/office/drawing/2016/5/12/chartex" xmlns:cx7="http://schemas.microsoft.com/office/drawing/2016/5/13/chartex" xmlns:cx8="http://schemas.microsoft.com/office/drawing/2016/5/14/chartex" xmlns:mc="http://schemas.openxmlformats.org/markup-compatibility/2006" xmlns:aink="http://schemas.microsoft.com/office/drawing/2016/ink" xmlns:am3d="http://schemas.microsoft.com/office/drawing/2017/model3d" xmlns:o="urn:schemas-microsoft-com:office:office" xmlns:oel="http://schemas.microsoft.com/office/2019/extlst" xmlns:r="http://schemas.openxmlformats.org/officeDocument/2006/relationships" xmlns:m="http://schemas.openxmlformats.org/officeDocument/2006/math" xmlns:v="urn:schemas-microsoft-com:vml" xmlns:wp14="http://schemas.microsoft.com/office/word/2010/wordprocessingDrawing" xmlns:wp="http://schemas.openxmlformats.org/drawingml/2006/wordprocessingDrawing" xmlns:w10="urn:schemas-microsoft-com:office:word" xmlns:w="http://schemas.openxmlformats.org/wordprocessingml/2006/main" xmlns:w14="http://schemas.microsoft.com/office/word/2010/wordml" xmlns:w15="http://schemas.microsoft.com/office/word/2012/wordml" xmlns:w16cex="http://schemas.microsoft.com/office/word/2018/wordml/cex" xmlns:w16cid="http://schemas.microsoft.com/office/word/2016/wordml/cid" xmlns:w16="http://schemas.microsoft.com/office/word/2018/wordml" xmlns:w16du="http://schemas.microsoft.com/office/word/2023/wordml/word16du" xmlns:w16sdtdh="http://schemas.microsoft.com/office/word/2020/wordml/sdtdatahash" xmlns:w16sdtfl="http://schemas.microsoft.com/office/word/2024/wordml/sdtformatlock" xmlns:w16se="http://schemas.microsoft.com/office/word/2015/wordml/symex" xmlns:wpg="http://schemas.microsoft.com/office/word/2010/wordprocessingGroup" xmlns:wpi="http://schemas.microsoft.com/office/word/2010/wordprocessingInk" xmlns:wne="http://schemas.microsoft.com/office/word/2006/wordml" xmlns:wps="http://schemas.microsoft.com/office/word/2010/wordprocessingShape" mc:Ignorable="w14 w15 w16se w16cid w16 w16cex w16sdtdh w16sdtfl w16du wp14">
+<w:document xmlns:wpc="http://schemas.microsoft.com/office/word/2010/wordprocessingCanvas" xmlns:cx="http://schemas.microsoft.com/office/drawing/2014/chartex" xmlns:cx1="http://schemas.microsoft.com/office/drawing/2015/9/8/chartex" xmlns:cx2="http://schemas.microsoft.com/office/drawing/2015/10/21/chartex" xmlns:cx3="http://schemas.microsoft.com/office/drawing/2016/5/9/chartex" xmlns:cx4="http://schemas.microsoft.com/office/drawing/2016/5/10/chartex" xmlns:cx5="http://schemas.microsoft.com/office/drawing/2016/5/11/chartex" xmlns:cx6="http://schemas.microsoft.com/office/drawing/2016/5/12/chartex" xmlns:cx7="http://schemas.microsoft.com/office/drawing/2016/5/13/chartex" xmlns:cx8="http://schemas.microsoft.com/office/drawing/2016/5/14/chartex" xmlns:mc="http://schemas.openxmlformats.org/markup-compatibility/2006" xmlns:aink="http://schemas.microsoft.com/office/drawing/2016/ink" xmlns:am3d="http://schemas.microsoft.com/office/drawing/2017/model3d" xmlns:o="urn:schemas-microsoft-com:office:office" xmlns:oel="http://schemas.microsoft.com/office/2019/extlst" xmlns:r="http://schemas.openxmlformats.org/officeDocument/2006/relationships" xmlns:m="http://schemas.openxmlformats.org/officeDocument/2006/math" xmlns:v="urn:schemas-microsoft-com:vml" xmlns:wp14="http://schemas.microsoft.com/office/word/2010/wordprocessingDrawing" xmlns:wp="http://schemas.openxmlformats.org/drawingml/2006/wordprocessingDrawing" xmlns:w10="urn:schemas-microsoft-com:office:word" xmlns:w="http://schemas.openxmlformats.org/wordprocessingml/2006/main" xmlns:w14="http://schemas.microsoft.com/office/word/2010/wordml" xmlns:w15="http://schemas.microsoft.com/office/word/2012/wordml" xmlns:w16cei="http://schemas.microsoft.com/office/word/2026/wordml/cei" xmlns:w16cex="http://schemas.microsoft.com/office/word/2018/wordml/cex" xmlns:w16cid="http://schemas.microsoft.com/office/word/2016/wordml/cid" xmlns:w16="http://schemas.microsoft.com/office/word/2018/wordml" xmlns:w16du="http://schemas.microsoft.com/office/word/2023/wordml/word16du" xmlns:w16sdtdh="http://schemas.microsoft.com/office/word/2020/wordml/sdtdatahash" xmlns:w16sdtfl="http://schemas.microsoft.com/office/word/2024/wordml/sdtformatlock" xmlns:w16se="http://schemas.microsoft.com/office/word/2015/wordml/symex" xmlns:wpg="http://schemas.microsoft.com/office/word/2010/wordprocessingGroup" xmlns:wpi="http://schemas.microsoft.com/office/word/2010/wordprocessingInk" xmlns:wne="http://schemas.microsoft.com/office/word/2006/wordml" xmlns:wps="http://schemas.microsoft.com/office/word/2010/wordprocessingShape" mc:Ignorable="w14 w15 w16se w16cid w16 w16cex w16sdtdh w16sdtfl w16du wp14">
   <w:body>
     <w:p>
       <w:r>
@@ -29,7 +29,15 @@
     </w:p>
     <w:p>
       <w:r>
-        <w:t>“Get up,” Emery said. “We gotta go pick up the stuff.”</w:t>
+        <w:t xml:space="preserve">“Get up,” Emery said. “We </w:t>
+      </w:r>
+      <w:proofErr w:type="spellStart"/>
+      <w:r>
+        <w:t>gotta</w:t>
+      </w:r>
+      <w:proofErr w:type="spellEnd"/>
+      <w:r>
+        <w:t xml:space="preserve"> go pick up the stuff.”</w:t>
       </w:r>
     </w:p>
     <w:p>
@@ -45,6 +53,11 @@
     <w:p>
       <w:r>
         <w:t xml:space="preserve">Arthur was already dressed. He’d just kicked his shoes off, laid down on top of the bed spread and closed his eyes. So it wasn’t long before Emery had shoved him into the car and they were on the road driving toward St. Joachim’s. </w:t>
+      </w:r>
+    </w:p>
+    <w:p>
+      <w:r>
+        <w:t xml:space="preserve">Once they were cruising, Emery told Arthur he could go back to sleep. They had about two hours to go, Emery knew the way and it wasn’t like the guy was much for conversation anyway. Arthur leaned back in his seat and closed his eyes but Emery could tell that he was too stiff to really be sleeping.  </w:t>
       </w:r>
     </w:p>
     <w:p/>

--- a/docs/working.docx
+++ b/docs/working.docx
@@ -1,91 +1,202 @@
 
 <file path=word/document.xml><?xml version="1.0" encoding="utf-8"?>
-<w:document xmlns:wpc="http://schemas.microsoft.com/office/word/2010/wordprocessingCanvas" xmlns:cx="http://schemas.microsoft.com/office/drawing/2014/chartex" xmlns:cx1="http://schemas.microsoft.com/office/drawing/2015/9/8/chartex" xmlns:cx2="http://schemas.microsoft.com/office/drawing/2015/10/21/chartex" xmlns:cx3="http://schemas.microsoft.com/office/drawing/2016/5/9/chartex" xmlns:cx4="http://schemas.microsoft.com/office/drawing/2016/5/10/chartex" xmlns:cx5="http://schemas.microsoft.com/office/drawing/2016/5/11/chartex" xmlns:cx6="http://schemas.microsoft.com/office/drawing/2016/5/12/chartex" xmlns:cx7="http://schemas.microsoft.com/office/drawing/2016/5/13/chartex" xmlns:cx8="http://schemas.microsoft.com/office/drawing/2016/5/14/chartex" xmlns:mc="http://schemas.openxmlformats.org/markup-compatibility/2006" xmlns:aink="http://schemas.microsoft.com/office/drawing/2016/ink" xmlns:am3d="http://schemas.microsoft.com/office/drawing/2017/model3d" xmlns:o="urn:schemas-microsoft-com:office:office" xmlns:oel="http://schemas.microsoft.com/office/2019/extlst" xmlns:r="http://schemas.openxmlformats.org/officeDocument/2006/relationships" xmlns:m="http://schemas.openxmlformats.org/officeDocument/2006/math" xmlns:v="urn:schemas-microsoft-com:vml" xmlns:wp14="http://schemas.microsoft.com/office/word/2010/wordprocessingDrawing" xmlns:wp="http://schemas.openxmlformats.org/drawingml/2006/wordprocessingDrawing" xmlns:w10="urn:schemas-microsoft-com:office:word" xmlns:w="http://schemas.openxmlformats.org/wordprocessingml/2006/main" xmlns:w14="http://schemas.microsoft.com/office/word/2010/wordml" xmlns:w15="http://schemas.microsoft.com/office/word/2012/wordml" xmlns:w16cei="http://schemas.microsoft.com/office/word/2026/wordml/cei" xmlns:w16cex="http://schemas.microsoft.com/office/word/2018/wordml/cex" xmlns:w16cid="http://schemas.microsoft.com/office/word/2016/wordml/cid" xmlns:w16="http://schemas.microsoft.com/office/word/2018/wordml" xmlns:w16du="http://schemas.microsoft.com/office/word/2023/wordml/word16du" xmlns:w16sdtdh="http://schemas.microsoft.com/office/word/2020/wordml/sdtdatahash" xmlns:w16sdtfl="http://schemas.microsoft.com/office/word/2024/wordml/sdtformatlock" xmlns:w16se="http://schemas.microsoft.com/office/word/2015/wordml/symex" xmlns:wpg="http://schemas.microsoft.com/office/word/2010/wordprocessingGroup" xmlns:wpi="http://schemas.microsoft.com/office/word/2010/wordprocessingInk" xmlns:wne="http://schemas.microsoft.com/office/word/2006/wordml" xmlns:wps="http://schemas.microsoft.com/office/word/2010/wordprocessingShape" mc:Ignorable="w14 w15 w16se w16cid w16 w16cex w16sdtdh w16sdtfl w16du wp14">
+<w:document xmlns:o="urn:schemas-microsoft-com:office:office" xmlns:r="http://schemas.openxmlformats.org/officeDocument/2006/relationships" xmlns:v="urn:schemas-microsoft-com:vml" xmlns:w="http://schemas.openxmlformats.org/wordprocessingml/2006/main" xmlns:w10="urn:schemas-microsoft-com:office:word" xmlns:wp="http://schemas.openxmlformats.org/drawingml/2006/wordprocessingDrawing" xmlns:pic="http://schemas.openxmlformats.org/drawingml/2006/picture" xmlns:wps="http://schemas.microsoft.com/office/word/2010/wordprocessingShape" xmlns:wpg="http://schemas.microsoft.com/office/word/2010/wordprocessingGroup" xmlns:mc="http://schemas.openxmlformats.org/markup-compatibility/2006" xmlns:wp14="http://schemas.microsoft.com/office/word/2010/wordprocessingDrawing" xmlns:w14="http://schemas.microsoft.com/office/word/2010/wordml" xmlns:w15="http://schemas.microsoft.com/office/word/2012/wordml" mc:Ignorable="w14 wp14 w15">
   <w:body>
     <w:p>
-      <w:r>
+      <w:pPr>
+        <w:pStyle w:val="Normal"/>
+        <w:rPr/>
+      </w:pPr>
+      <w:r>
+        <w:rPr/>
         <w:t xml:space="preserve">Once he’d gotten her out the door, Emery jumped up from the couch and watched beside the front window until he saw Jane’s taillights glide down the driveway, turn onto Route 11 and disappear from sight. </w:t>
       </w:r>
     </w:p>
     <w:p>
-      <w:r>
+      <w:pPr>
+        <w:pStyle w:val="Normal"/>
+        <w:rPr/>
+      </w:pPr>
+      <w:r>
+        <w:rPr/>
         <w:t xml:space="preserve">He’d meant at least half of what he said but his ultimate objective from the moment she walked through the door was to get rid of her as quickly as possible. </w:t>
       </w:r>
     </w:p>
     <w:p>
-      <w:r>
+      <w:pPr>
+        <w:pStyle w:val="Normal"/>
+        <w:rPr/>
+      </w:pPr>
+      <w:r>
+        <w:rPr/>
         <w:t xml:space="preserve">Now, Emery hurried down the hallway and knocked at the door of the bedroom where Arthur had gone to rest. </w:t>
       </w:r>
     </w:p>
     <w:p>
-      <w:r>
-        <w:t xml:space="preserve">“Hey,” Emery said making no effort to soften his voice. “Time to get up, altar boy.” He pounded hard on the door. The nerve of this guy stealing his loot, hiding away for 30 years and then treating his house like a hotel. The room didn’t come free; Emery was going to require something in return.  </w:t>
+      <w:pPr>
+        <w:pStyle w:val="Normal"/>
+        <w:rPr/>
+      </w:pPr>
+      <w:r>
+        <w:rPr/>
+        <w:t>“</w:t>
+      </w:r>
+      <w:r>
+        <w:rPr/>
+        <w:t xml:space="preserve">Hey,” Emery said making no effort to soften his voice. “Time to get up, altar boy.” He pounded hard on the door. The nerve of this guy stealing his loot, hiding away for 30 years and then treating his house like a hotel. The room didn’t come free; Emery was going to require something in return.  </w:t>
       </w:r>
     </w:p>
     <w:p>
-      <w:r>
+      <w:pPr>
+        <w:pStyle w:val="Normal"/>
+        <w:rPr/>
+      </w:pPr>
+      <w:r>
+        <w:rPr/>
         <w:t>Arthur shouted “What is it?” but didn’t move to open the door so Emery opened it. Propped up on an elbow in bed, Arthur shielded his eyes from the hallway light.</w:t>
       </w:r>
     </w:p>
     <w:p>
-      <w:r>
-        <w:t xml:space="preserve">“Get up,” Emery said. “We </w:t>
-      </w:r>
-      <w:proofErr w:type="spellStart"/>
-      <w:r>
-        <w:t>gotta</w:t>
-      </w:r>
-      <w:proofErr w:type="spellEnd"/>
-      <w:r>
-        <w:t xml:space="preserve"> go pick up the stuff.”</w:t>
+      <w:pPr>
+        <w:pStyle w:val="Normal"/>
+        <w:rPr/>
+      </w:pPr>
+      <w:r>
+        <w:rPr/>
+        <w:t>“</w:t>
+      </w:r>
+      <w:r>
+        <w:rPr/>
+        <w:t>Get up,” Emery said. “We gotta go pick up the stuff.”</w:t>
       </w:r>
     </w:p>
     <w:p>
-      <w:r>
-        <w:t>“Now?”</w:t>
+      <w:pPr>
+        <w:pStyle w:val="Normal"/>
+        <w:rPr/>
+      </w:pPr>
+      <w:r>
+        <w:rPr/>
+        <w:t>“</w:t>
+      </w:r>
+      <w:r>
+        <w:rPr/>
+        <w:t>Now?”</w:t>
       </w:r>
     </w:p>
     <w:p>
-      <w:r>
-        <w:t>“Or maybe 30 years from now but I guess I’ve waited long enough. Let’s go. Before they change the locks on the shed.”</w:t>
+      <w:pPr>
+        <w:pStyle w:val="Normal"/>
+        <w:rPr/>
+      </w:pPr>
+      <w:r>
+        <w:rPr/>
+        <w:t>“</w:t>
+      </w:r>
+      <w:r>
+        <w:rPr/>
+        <w:t>Or maybe 30 years from now but I guess I’ve waited long enough. Let’s go. Before they change the locks on the shed.”</w:t>
       </w:r>
     </w:p>
     <w:p>
-      <w:r>
+      <w:pPr>
+        <w:pStyle w:val="Normal"/>
+        <w:rPr/>
+      </w:pPr>
+      <w:r>
+        <w:rPr/>
         <w:t xml:space="preserve">Arthur was already dressed. He’d just kicked his shoes off, laid down on top of the bed spread and closed his eyes. So it wasn’t long before Emery had shoved him into the car and they were on the road driving toward St. Joachim’s. </w:t>
       </w:r>
     </w:p>
     <w:p>
-      <w:r>
-        <w:t xml:space="preserve">Once they were cruising, Emery told Arthur he could go back to sleep. They had about two hours to go, Emery knew the way and it wasn’t like the guy was much for conversation anyway. Arthur leaned back in his seat and closed his eyes but Emery could tell that he was too stiff to really be sleeping.  </w:t>
+      <w:pPr>
+        <w:pStyle w:val="normal1"/>
+        <w:rPr/>
+      </w:pPr>
+      <w:r>
+        <w:rPr/>
+        <w:t xml:space="preserve">Once they were cruising, Emery told Arthur he could go back to sleep. They had about two hours to go, Emery knew the way and it wasn’t like the guy was much for conversation anyway. Arthur leaned back in his seat and closed his eyes but Emery could tell that he was too stiff to really be sleeping. When you’re sleeping your head rolls all over the place with every turn and bump in the road. Emery pictured Orrin swaying in the backseat next to him while their dad drove them to visit grandma in Abilene. Looking back, there was surely room for him to lay down across the seat but he must’ve feared that, if a foot or a hand crossed the border between them and touched Emery, punches would fly. And though it seemed silly now, Emery thought that he was probably right. </w:t>
       </w:r>
     </w:p>
-    <w:p/>
-    <w:p/>
-    <w:p/>
-    <w:p/>
     <w:p>
-      <w:r>
+      <w:pPr>
+        <w:pStyle w:val="normal1"/>
+        <w:rPr/>
+      </w:pPr>
+      <w:r>
+        <w:rPr/>
+        <w:t xml:space="preserve">The altar boy was rigid, tense. That’s good. You should never go into any kind of job feeling relaxed.      </w:t>
+      </w:r>
+    </w:p>
+    <w:p>
+      <w:pPr>
+        <w:pStyle w:val="Normal"/>
+        <w:rPr/>
+      </w:pPr>
+      <w:r>
+        <w:rPr/>
+      </w:r>
+    </w:p>
+    <w:p>
+      <w:pPr>
+        <w:pStyle w:val="Normal"/>
+        <w:rPr/>
+      </w:pPr>
+      <w:r>
+        <w:rPr/>
+      </w:r>
+    </w:p>
+    <w:p>
+      <w:pPr>
+        <w:pStyle w:val="Normal"/>
+        <w:rPr/>
+      </w:pPr>
+      <w:r>
+        <w:rPr/>
+      </w:r>
+    </w:p>
+    <w:p>
+      <w:pPr>
+        <w:pStyle w:val="Normal"/>
+        <w:rPr/>
+      </w:pPr>
+      <w:r>
+        <w:rPr/>
         <w:t xml:space="preserve">First, there is the feeling of rising. Of being drawn upward, summoned toward the light. </w:t>
       </w:r>
     </w:p>
-    <w:p/>
+    <w:p>
+      <w:pPr>
+        <w:pStyle w:val="Normal"/>
+        <w:widowControl/>
+        <w:bidi w:val="0"/>
+        <w:spacing w:lineRule="auto" w:line="278" w:before="0" w:after="160"/>
+        <w:jc w:val="start"/>
+        <w:rPr/>
+      </w:pPr>
+      <w:r>
+        <w:rPr/>
+      </w:r>
+    </w:p>
     <w:sectPr>
+      <w:type w:val="nextPage"/>
       <w:pgSz w:w="12240" w:h="15840"/>
-      <w:pgMar w:top="1440" w:right="1440" w:bottom="1440" w:left="1440" w:header="720" w:footer="720" w:gutter="0"/>
-      <w:cols w:space="720"/>
-      <w:docGrid w:linePitch="360"/>
+      <w:pgMar w:left="1440" w:right="1440" w:gutter="0" w:header="0" w:top="1440" w:footer="0" w:bottom="1440"/>
+      <w:pgNumType w:fmt="decimal"/>
+      <w:formProt w:val="false"/>
+      <w:textDirection w:val="lrTb"/>
+      <w:docGrid w:type="default" w:linePitch="360" w:charSpace="0"/>
     </w:sectPr>
   </w:body>
 </w:document>
 </file>
 
 <file path=word/styles.xml><?xml version="1.0" encoding="utf-8"?>
-<w:styles xmlns:mc="http://schemas.openxmlformats.org/markup-compatibility/2006" xmlns:r="http://schemas.openxmlformats.org/officeDocument/2006/relationships" xmlns:w="http://schemas.openxmlformats.org/wordprocessingml/2006/main" xmlns:w14="http://schemas.microsoft.com/office/word/2010/wordml" xmlns:w15="http://schemas.microsoft.com/office/word/2012/wordml" xmlns:w16cex="http://schemas.microsoft.com/office/word/2018/wordml/cex" xmlns:w16cid="http://schemas.microsoft.com/office/word/2016/wordml/cid" xmlns:w16="http://schemas.microsoft.com/office/word/2018/wordml" xmlns:w16du="http://schemas.microsoft.com/office/word/2023/wordml/word16du" xmlns:w16sdtdh="http://schemas.microsoft.com/office/word/2020/wordml/sdtdatahash" xmlns:w16sdtfl="http://schemas.microsoft.com/office/word/2024/wordml/sdtformatlock" xmlns:w16se="http://schemas.microsoft.com/office/word/2015/wordml/symex" mc:Ignorable="w14 w15 w16se w16cid w16 w16cex w16sdtdh w16sdtfl w16du">
+<w:styles xmlns:w="http://schemas.openxmlformats.org/wordprocessingml/2006/main" xmlns:w14="http://schemas.microsoft.com/office/word/2010/wordml" xmlns:mc="http://schemas.openxmlformats.org/markup-compatibility/2006" mc:Ignorable="w14">
   <w:docDefaults>
     <w:rPrDefault>
       <w:rPr>
-        <w:rFonts w:asciiTheme="minorHAnsi" w:eastAsiaTheme="minorHAnsi" w:hAnsiTheme="minorHAnsi" w:cstheme="minorBidi"/>
+        <w:rFonts w:ascii="Aptos" w:hAnsi="Aptos" w:eastAsia="Aptos" w:cs="" w:asciiTheme="minorHAnsi" w:cstheme="minorBidi" w:eastAsiaTheme="minorHAnsi" w:hAnsiTheme="minorHAnsi"/>
         <w:kern w:val="2"/>
         <w:sz w:val="24"/>
         <w:szCs w:val="24"/>
@@ -95,21 +206,21 @@
     </w:rPrDefault>
     <w:pPrDefault>
       <w:pPr>
-        <w:spacing w:after="160" w:line="278" w:lineRule="auto"/>
+        <w:suppressAutoHyphens w:val="true"/>
       </w:pPr>
     </w:pPrDefault>
   </w:docDefaults>
   <w:latentStyles w:defLockedState="0" w:defUIPriority="99" w:defSemiHidden="0" w:defUnhideWhenUsed="0" w:defQFormat="0" w:count="376">
     <w:lsdException w:name="Normal" w:uiPriority="0" w:qFormat="1"/>
     <w:lsdException w:name="heading 1" w:uiPriority="9" w:qFormat="1"/>
-    <w:lsdException w:name="heading 2" w:semiHidden="1" w:uiPriority="9" w:unhideWhenUsed="1" w:qFormat="1"/>
-    <w:lsdException w:name="heading 3" w:semiHidden="1" w:uiPriority="9" w:unhideWhenUsed="1" w:qFormat="1"/>
-    <w:lsdException w:name="heading 4" w:semiHidden="1" w:uiPriority="9" w:unhideWhenUsed="1" w:qFormat="1"/>
-    <w:lsdException w:name="heading 5" w:semiHidden="1" w:uiPriority="9" w:unhideWhenUsed="1" w:qFormat="1"/>
-    <w:lsdException w:name="heading 6" w:semiHidden="1" w:uiPriority="9" w:unhideWhenUsed="1" w:qFormat="1"/>
-    <w:lsdException w:name="heading 7" w:semiHidden="1" w:uiPriority="9" w:unhideWhenUsed="1" w:qFormat="1"/>
-    <w:lsdException w:name="heading 8" w:semiHidden="1" w:uiPriority="9" w:unhideWhenUsed="1" w:qFormat="1"/>
-    <w:lsdException w:name="heading 9" w:semiHidden="1" w:uiPriority="9" w:unhideWhenUsed="1" w:qFormat="1"/>
+    <w:lsdException w:name="heading 2" w:uiPriority="9" w:semiHidden="1" w:unhideWhenUsed="1" w:qFormat="1"/>
+    <w:lsdException w:name="heading 3" w:uiPriority="9" w:semiHidden="1" w:unhideWhenUsed="1" w:qFormat="1"/>
+    <w:lsdException w:name="heading 4" w:uiPriority="9" w:semiHidden="1" w:unhideWhenUsed="1" w:qFormat="1"/>
+    <w:lsdException w:name="heading 5" w:uiPriority="9" w:semiHidden="1" w:unhideWhenUsed="1" w:qFormat="1"/>
+    <w:lsdException w:name="heading 6" w:uiPriority="9" w:semiHidden="1" w:unhideWhenUsed="1" w:qFormat="1"/>
+    <w:lsdException w:name="heading 7" w:uiPriority="9" w:semiHidden="1" w:unhideWhenUsed="1" w:qFormat="1"/>
+    <w:lsdException w:name="heading 8" w:uiPriority="9" w:semiHidden="1" w:unhideWhenUsed="1" w:qFormat="1"/>
+    <w:lsdException w:name="heading 9" w:uiPriority="9" w:semiHidden="1" w:unhideWhenUsed="1" w:qFormat="1"/>
     <w:lsdException w:name="index 1" w:semiHidden="1" w:unhideWhenUsed="1"/>
     <w:lsdException w:name="index 2" w:semiHidden="1" w:unhideWhenUsed="1"/>
     <w:lsdException w:name="index 3" w:semiHidden="1" w:unhideWhenUsed="1"/>
@@ -119,22 +230,22 @@
     <w:lsdException w:name="index 7" w:semiHidden="1" w:unhideWhenUsed="1"/>
     <w:lsdException w:name="index 8" w:semiHidden="1" w:unhideWhenUsed="1"/>
     <w:lsdException w:name="index 9" w:semiHidden="1" w:unhideWhenUsed="1"/>
-    <w:lsdException w:name="toc 1" w:semiHidden="1" w:uiPriority="39" w:unhideWhenUsed="1"/>
-    <w:lsdException w:name="toc 2" w:semiHidden="1" w:uiPriority="39" w:unhideWhenUsed="1"/>
-    <w:lsdException w:name="toc 3" w:semiHidden="1" w:uiPriority="39" w:unhideWhenUsed="1"/>
-    <w:lsdException w:name="toc 4" w:semiHidden="1" w:uiPriority="39" w:unhideWhenUsed="1"/>
-    <w:lsdException w:name="toc 5" w:semiHidden="1" w:uiPriority="39" w:unhideWhenUsed="1"/>
-    <w:lsdException w:name="toc 6" w:semiHidden="1" w:uiPriority="39" w:unhideWhenUsed="1"/>
-    <w:lsdException w:name="toc 7" w:semiHidden="1" w:uiPriority="39" w:unhideWhenUsed="1"/>
-    <w:lsdException w:name="toc 8" w:semiHidden="1" w:uiPriority="39" w:unhideWhenUsed="1"/>
-    <w:lsdException w:name="toc 9" w:semiHidden="1" w:uiPriority="39" w:unhideWhenUsed="1"/>
+    <w:lsdException w:name="toc 1" w:uiPriority="39" w:semiHidden="1" w:unhideWhenUsed="1"/>
+    <w:lsdException w:name="toc 2" w:uiPriority="39" w:semiHidden="1" w:unhideWhenUsed="1"/>
+    <w:lsdException w:name="toc 3" w:uiPriority="39" w:semiHidden="1" w:unhideWhenUsed="1"/>
+    <w:lsdException w:name="toc 4" w:uiPriority="39" w:semiHidden="1" w:unhideWhenUsed="1"/>
+    <w:lsdException w:name="toc 5" w:uiPriority="39" w:semiHidden="1" w:unhideWhenUsed="1"/>
+    <w:lsdException w:name="toc 6" w:uiPriority="39" w:semiHidden="1" w:unhideWhenUsed="1"/>
+    <w:lsdException w:name="toc 7" w:uiPriority="39" w:semiHidden="1" w:unhideWhenUsed="1"/>
+    <w:lsdException w:name="toc 8" w:uiPriority="39" w:semiHidden="1" w:unhideWhenUsed="1"/>
+    <w:lsdException w:name="toc 9" w:uiPriority="39" w:semiHidden="1" w:unhideWhenUsed="1"/>
     <w:lsdException w:name="Normal Indent" w:semiHidden="1" w:unhideWhenUsed="1"/>
     <w:lsdException w:name="footnote text" w:semiHidden="1" w:unhideWhenUsed="1"/>
     <w:lsdException w:name="annotation text" w:semiHidden="1" w:unhideWhenUsed="1"/>
     <w:lsdException w:name="header" w:semiHidden="1" w:unhideWhenUsed="1"/>
     <w:lsdException w:name="footer" w:semiHidden="1" w:unhideWhenUsed="1"/>
     <w:lsdException w:name="index heading" w:semiHidden="1" w:unhideWhenUsed="1"/>
-    <w:lsdException w:name="caption" w:semiHidden="1" w:uiPriority="35" w:unhideWhenUsed="1" w:qFormat="1"/>
+    <w:lsdException w:name="caption" w:uiPriority="35" w:semiHidden="1" w:unhideWhenUsed="1" w:qFormat="1"/>
     <w:lsdException w:name="table of figures" w:semiHidden="1" w:unhideWhenUsed="1"/>
     <w:lsdException w:name="envelope address" w:semiHidden="1" w:unhideWhenUsed="1"/>
     <w:lsdException w:name="envelope return" w:semiHidden="1" w:unhideWhenUsed="1"/>
@@ -165,7 +276,7 @@
     <w:lsdException w:name="Title" w:uiPriority="10" w:qFormat="1"/>
     <w:lsdException w:name="Closing" w:semiHidden="1" w:unhideWhenUsed="1"/>
     <w:lsdException w:name="Signature" w:semiHidden="1" w:unhideWhenUsed="1"/>
-    <w:lsdException w:name="Default Paragraph Font" w:semiHidden="1" w:uiPriority="1" w:unhideWhenUsed="1"/>
+    <w:lsdException w:name="Default Paragraph Font" w:uiPriority="1" w:semiHidden="1" w:unhideWhenUsed="1"/>
     <w:lsdException w:name="Body Text" w:semiHidden="1" w:unhideWhenUsed="1"/>
     <w:lsdException w:name="Body Text Indent" w:semiHidden="1" w:unhideWhenUsed="1"/>
     <w:lsdException w:name="List Continue" w:semiHidden="1" w:unhideWhenUsed="1"/>
@@ -365,8 +476,8 @@
     <w:lsdException w:name="Subtle Reference" w:uiPriority="31" w:qFormat="1"/>
     <w:lsdException w:name="Intense Reference" w:uiPriority="32" w:qFormat="1"/>
     <w:lsdException w:name="Book Title" w:uiPriority="33" w:qFormat="1"/>
-    <w:lsdException w:name="Bibliography" w:semiHidden="1" w:uiPriority="37" w:unhideWhenUsed="1"/>
-    <w:lsdException w:name="TOC Heading" w:semiHidden="1" w:uiPriority="39" w:unhideWhenUsed="1" w:qFormat="1"/>
+    <w:lsdException w:name="Bibliography" w:uiPriority="37" w:semiHidden="1" w:unhideWhenUsed="1"/>
+    <w:lsdException w:name="TOC Heading" w:uiPriority="39" w:semiHidden="1" w:unhideWhenUsed="1" w:qFormat="1"/>
     <w:lsdException w:name="Plain Table 1" w:uiPriority="41"/>
     <w:lsdException w:name="Plain Table 2" w:uiPriority="42"/>
     <w:lsdException w:name="Plain Table 3" w:uiPriority="43"/>
@@ -477,17 +588,23 @@
     <w:lsdException w:name="Unresolved Mention" w:semiHidden="1" w:unhideWhenUsed="1"/>
     <w:lsdException w:name="Smart Link" w:semiHidden="1" w:unhideWhenUsed="1"/>
   </w:latentStyles>
-  <w:style w:type="paragraph" w:default="1" w:styleId="Normal">
+  <w:style w:type="paragraph" w:styleId="Normal" w:default="1">
     <w:name w:val="Normal"/>
     <w:qFormat/>
-    <w:rsid w:val="00BA56B8"/>
-    <w:pPr>
-      <w:spacing w:line="279" w:lineRule="auto"/>
-    </w:pPr>
-    <w:rPr>
-      <w:rFonts w:eastAsiaTheme="minorEastAsia"/>
+    <w:rsid w:val="00ba56b8"/>
+    <w:pPr>
+      <w:widowControl/>
+      <w:bidi w:val="0"/>
+      <w:spacing w:lineRule="auto" w:line="278" w:before="0" w:after="160"/>
+      <w:jc w:val="start"/>
+    </w:pPr>
+    <w:rPr>
+      <w:rFonts w:eastAsia="" w:eastAsiaTheme="minorEastAsia" w:ascii="Aptos" w:hAnsi="Aptos" w:cs=""/>
+      <w:color w:val="auto"/>
       <w:kern w:val="0"/>
-      <w:lang w:eastAsia="ja-JP"/>
+      <w:sz w:val="24"/>
+      <w:szCs w:val="24"/>
+      <w:lang w:eastAsia="ja-JP" w:val="en-US" w:bidi="ar-SA"/>
       <w14:ligatures w14:val="none"/>
     </w:rPr>
   </w:style>
@@ -498,16 +615,16 @@
     <w:link w:val="Heading1Char"/>
     <w:uiPriority w:val="9"/>
     <w:qFormat/>
-    <w:rsid w:val="00BA56B8"/>
-    <w:pPr>
-      <w:keepNext/>
+    <w:rsid w:val="00ba56b8"/>
+    <w:pPr>
+      <w:keepNext w:val="true"/>
       <w:keepLines/>
-      <w:spacing w:before="360" w:after="80" w:line="278" w:lineRule="auto"/>
+      <w:spacing w:lineRule="auto" w:line="278" w:before="360" w:after="80"/>
       <w:outlineLvl w:val="0"/>
     </w:pPr>
     <w:rPr>
-      <w:rFonts w:asciiTheme="majorHAnsi" w:eastAsiaTheme="majorEastAsia" w:hAnsiTheme="majorHAnsi" w:cstheme="majorBidi"/>
-      <w:color w:val="0F4761" w:themeColor="accent1" w:themeShade="BF"/>
+      <w:rFonts w:ascii="Aptos Display" w:hAnsi="Aptos Display" w:eastAsia="" w:cs="" w:asciiTheme="majorHAnsi" w:cstheme="majorBidi" w:eastAsiaTheme="majorEastAsia" w:hAnsiTheme="majorHAnsi"/>
+      <w:color w:themeColor="accent1" w:themeShade="bf" w:val="0F4761"/>
       <w:kern w:val="2"/>
       <w:sz w:val="40"/>
       <w:szCs w:val="40"/>
@@ -524,16 +641,16 @@
     <w:semiHidden/>
     <w:unhideWhenUsed/>
     <w:qFormat/>
-    <w:rsid w:val="00BA56B8"/>
-    <w:pPr>
-      <w:keepNext/>
+    <w:rsid w:val="00ba56b8"/>
+    <w:pPr>
+      <w:keepNext w:val="true"/>
       <w:keepLines/>
-      <w:spacing w:before="160" w:after="80" w:line="278" w:lineRule="auto"/>
+      <w:spacing w:lineRule="auto" w:line="278" w:before="160" w:after="80"/>
       <w:outlineLvl w:val="1"/>
     </w:pPr>
     <w:rPr>
-      <w:rFonts w:asciiTheme="majorHAnsi" w:eastAsiaTheme="majorEastAsia" w:hAnsiTheme="majorHAnsi" w:cstheme="majorBidi"/>
-      <w:color w:val="0F4761" w:themeColor="accent1" w:themeShade="BF"/>
+      <w:rFonts w:ascii="Aptos Display" w:hAnsi="Aptos Display" w:eastAsia="" w:cs="" w:asciiTheme="majorHAnsi" w:cstheme="majorBidi" w:eastAsiaTheme="majorEastAsia" w:hAnsiTheme="majorHAnsi"/>
+      <w:color w:themeColor="accent1" w:themeShade="bf" w:val="0F4761"/>
       <w:kern w:val="2"/>
       <w:sz w:val="32"/>
       <w:szCs w:val="32"/>
@@ -550,16 +667,16 @@
     <w:semiHidden/>
     <w:unhideWhenUsed/>
     <w:qFormat/>
-    <w:rsid w:val="00BA56B8"/>
-    <w:pPr>
-      <w:keepNext/>
+    <w:rsid w:val="00ba56b8"/>
+    <w:pPr>
+      <w:keepNext w:val="true"/>
       <w:keepLines/>
-      <w:spacing w:before="160" w:after="80" w:line="278" w:lineRule="auto"/>
+      <w:spacing w:lineRule="auto" w:line="278" w:before="160" w:after="80"/>
       <w:outlineLvl w:val="2"/>
     </w:pPr>
     <w:rPr>
-      <w:rFonts w:eastAsiaTheme="majorEastAsia" w:cstheme="majorBidi"/>
-      <w:color w:val="0F4761" w:themeColor="accent1" w:themeShade="BF"/>
+      <w:rFonts w:eastAsia="" w:cs="" w:cstheme="majorBidi" w:eastAsiaTheme="majorEastAsia"/>
+      <w:color w:themeColor="accent1" w:themeShade="bf" w:val="0F4761"/>
       <w:kern w:val="2"/>
       <w:sz w:val="28"/>
       <w:szCs w:val="28"/>
@@ -576,18 +693,18 @@
     <w:semiHidden/>
     <w:unhideWhenUsed/>
     <w:qFormat/>
-    <w:rsid w:val="00BA56B8"/>
-    <w:pPr>
-      <w:keepNext/>
+    <w:rsid w:val="00ba56b8"/>
+    <w:pPr>
+      <w:keepNext w:val="true"/>
       <w:keepLines/>
-      <w:spacing w:before="80" w:after="40" w:line="278" w:lineRule="auto"/>
+      <w:spacing w:lineRule="auto" w:line="278" w:before="80" w:after="40"/>
       <w:outlineLvl w:val="3"/>
     </w:pPr>
     <w:rPr>
-      <w:rFonts w:eastAsiaTheme="majorEastAsia" w:cstheme="majorBidi"/>
+      <w:rFonts w:eastAsia="" w:cs="" w:cstheme="majorBidi" w:eastAsiaTheme="majorEastAsia"/>
       <w:i/>
       <w:iCs/>
-      <w:color w:val="0F4761" w:themeColor="accent1" w:themeShade="BF"/>
+      <w:color w:themeColor="accent1" w:themeShade="bf" w:val="0F4761"/>
       <w:kern w:val="2"/>
       <w:lang w:eastAsia="en-US"/>
       <w14:ligatures w14:val="standardContextual"/>
@@ -602,16 +719,16 @@
     <w:semiHidden/>
     <w:unhideWhenUsed/>
     <w:qFormat/>
-    <w:rsid w:val="00BA56B8"/>
-    <w:pPr>
-      <w:keepNext/>
+    <w:rsid w:val="00ba56b8"/>
+    <w:pPr>
+      <w:keepNext w:val="true"/>
       <w:keepLines/>
-      <w:spacing w:before="80" w:after="40" w:line="278" w:lineRule="auto"/>
+      <w:spacing w:lineRule="auto" w:line="278" w:before="80" w:after="40"/>
       <w:outlineLvl w:val="4"/>
     </w:pPr>
     <w:rPr>
-      <w:rFonts w:eastAsiaTheme="majorEastAsia" w:cstheme="majorBidi"/>
-      <w:color w:val="0F4761" w:themeColor="accent1" w:themeShade="BF"/>
+      <w:rFonts w:eastAsia="" w:cs="" w:cstheme="majorBidi" w:eastAsiaTheme="majorEastAsia"/>
+      <w:color w:themeColor="accent1" w:themeShade="bf" w:val="0F4761"/>
       <w:kern w:val="2"/>
       <w:lang w:eastAsia="en-US"/>
       <w14:ligatures w14:val="standardContextual"/>
@@ -626,18 +743,18 @@
     <w:semiHidden/>
     <w:unhideWhenUsed/>
     <w:qFormat/>
-    <w:rsid w:val="00BA56B8"/>
-    <w:pPr>
-      <w:keepNext/>
+    <w:rsid w:val="00ba56b8"/>
+    <w:pPr>
+      <w:keepNext w:val="true"/>
       <w:keepLines/>
-      <w:spacing w:before="40" w:after="0" w:line="278" w:lineRule="auto"/>
+      <w:spacing w:lineRule="auto" w:line="278" w:before="40" w:after="0"/>
       <w:outlineLvl w:val="5"/>
     </w:pPr>
     <w:rPr>
-      <w:rFonts w:eastAsiaTheme="majorEastAsia" w:cstheme="majorBidi"/>
+      <w:rFonts w:eastAsia="" w:cs="" w:cstheme="majorBidi" w:eastAsiaTheme="majorEastAsia"/>
       <w:i/>
       <w:iCs/>
-      <w:color w:val="595959" w:themeColor="text1" w:themeTint="A6"/>
+      <w:color w:themeColor="text1" w:themeTint="a6" w:val="595959"/>
       <w:kern w:val="2"/>
       <w:lang w:eastAsia="en-US"/>
       <w14:ligatures w14:val="standardContextual"/>
@@ -652,16 +769,16 @@
     <w:semiHidden/>
     <w:unhideWhenUsed/>
     <w:qFormat/>
-    <w:rsid w:val="00BA56B8"/>
-    <w:pPr>
-      <w:keepNext/>
+    <w:rsid w:val="00ba56b8"/>
+    <w:pPr>
+      <w:keepNext w:val="true"/>
       <w:keepLines/>
-      <w:spacing w:before="40" w:after="0" w:line="278" w:lineRule="auto"/>
+      <w:spacing w:lineRule="auto" w:line="278" w:before="40" w:after="0"/>
       <w:outlineLvl w:val="6"/>
     </w:pPr>
     <w:rPr>
-      <w:rFonts w:eastAsiaTheme="majorEastAsia" w:cstheme="majorBidi"/>
-      <w:color w:val="595959" w:themeColor="text1" w:themeTint="A6"/>
+      <w:rFonts w:eastAsia="" w:cs="" w:cstheme="majorBidi" w:eastAsiaTheme="majorEastAsia"/>
+      <w:color w:themeColor="text1" w:themeTint="a6" w:val="595959"/>
       <w:kern w:val="2"/>
       <w:lang w:eastAsia="en-US"/>
       <w14:ligatures w14:val="standardContextual"/>
@@ -676,18 +793,18 @@
     <w:semiHidden/>
     <w:unhideWhenUsed/>
     <w:qFormat/>
-    <w:rsid w:val="00BA56B8"/>
-    <w:pPr>
-      <w:keepNext/>
+    <w:rsid w:val="00ba56b8"/>
+    <w:pPr>
+      <w:keepNext w:val="true"/>
       <w:keepLines/>
-      <w:spacing w:after="0" w:line="278" w:lineRule="auto"/>
+      <w:spacing w:lineRule="auto" w:line="278" w:before="0" w:after="0"/>
       <w:outlineLvl w:val="7"/>
     </w:pPr>
     <w:rPr>
-      <w:rFonts w:eastAsiaTheme="majorEastAsia" w:cstheme="majorBidi"/>
+      <w:rFonts w:eastAsia="" w:cs="" w:cstheme="majorBidi" w:eastAsiaTheme="majorEastAsia"/>
       <w:i/>
       <w:iCs/>
-      <w:color w:val="272727" w:themeColor="text1" w:themeTint="D8"/>
+      <w:color w:themeColor="text1" w:themeTint="d8" w:val="272727"/>
       <w:kern w:val="2"/>
       <w:lang w:eastAsia="en-US"/>
       <w14:ligatures w14:val="standardContextual"/>
@@ -702,24 +819,412 @@
     <w:semiHidden/>
     <w:unhideWhenUsed/>
     <w:qFormat/>
-    <w:rsid w:val="00BA56B8"/>
-    <w:pPr>
-      <w:keepNext/>
+    <w:rsid w:val="00ba56b8"/>
+    <w:pPr>
+      <w:keepNext w:val="true"/>
       <w:keepLines/>
-      <w:spacing w:after="0" w:line="278" w:lineRule="auto"/>
+      <w:spacing w:lineRule="auto" w:line="278" w:before="0" w:after="0"/>
       <w:outlineLvl w:val="8"/>
     </w:pPr>
     <w:rPr>
-      <w:rFonts w:eastAsiaTheme="majorEastAsia" w:cstheme="majorBidi"/>
-      <w:color w:val="272727" w:themeColor="text1" w:themeTint="D8"/>
+      <w:rFonts w:eastAsia="" w:cs="" w:cstheme="majorBidi" w:eastAsiaTheme="majorEastAsia"/>
+      <w:color w:themeColor="text1" w:themeTint="d8" w:val="272727"/>
       <w:kern w:val="2"/>
       <w:lang w:eastAsia="en-US"/>
       <w14:ligatures w14:val="standardContextual"/>
     </w:rPr>
   </w:style>
-  <w:style w:type="character" w:default="1" w:styleId="DefaultParagraphFont">
+  <w:style w:type="character" w:styleId="DefaultParagraphFont" w:default="1">
     <w:name w:val="Default Paragraph Font"/>
     <w:uiPriority w:val="1"/>
+    <w:semiHidden/>
+    <w:unhideWhenUsed/>
+    <w:rPr/>
+  </w:style>
+  <w:style w:type="character" w:styleId="Heading1Char" w:customStyle="1">
+    <w:name w:val="Heading 1 Char"/>
+    <w:basedOn w:val="DefaultParagraphFont"/>
+    <w:link w:val="Heading1"/>
+    <w:uiPriority w:val="9"/>
+    <w:rsid w:val="00ba56b8"/>
+    <w:rPr>
+      <w:rFonts w:ascii="Aptos Display" w:hAnsi="Aptos Display" w:eastAsia="" w:cs="" w:asciiTheme="majorHAnsi" w:cstheme="majorBidi" w:eastAsiaTheme="majorEastAsia" w:hAnsiTheme="majorHAnsi"/>
+      <w:color w:themeColor="accent1" w:themeShade="bf" w:val="0F4761"/>
+      <w:sz w:val="40"/>
+      <w:szCs w:val="40"/>
+    </w:rPr>
+  </w:style>
+  <w:style w:type="character" w:styleId="Heading2Char" w:customStyle="1">
+    <w:name w:val="Heading 2 Char"/>
+    <w:basedOn w:val="DefaultParagraphFont"/>
+    <w:link w:val="Heading2"/>
+    <w:uiPriority w:val="9"/>
+    <w:semiHidden/>
+    <w:rsid w:val="00ba56b8"/>
+    <w:rPr>
+      <w:rFonts w:ascii="Aptos Display" w:hAnsi="Aptos Display" w:eastAsia="" w:cs="" w:asciiTheme="majorHAnsi" w:cstheme="majorBidi" w:eastAsiaTheme="majorEastAsia" w:hAnsiTheme="majorHAnsi"/>
+      <w:color w:themeColor="accent1" w:themeShade="bf" w:val="0F4761"/>
+      <w:sz w:val="32"/>
+      <w:szCs w:val="32"/>
+    </w:rPr>
+  </w:style>
+  <w:style w:type="character" w:styleId="Heading3Char" w:customStyle="1">
+    <w:name w:val="Heading 3 Char"/>
+    <w:basedOn w:val="DefaultParagraphFont"/>
+    <w:link w:val="Heading3"/>
+    <w:uiPriority w:val="9"/>
+    <w:semiHidden/>
+    <w:rsid w:val="00ba56b8"/>
+    <w:rPr>
+      <w:rFonts w:eastAsia="" w:cs="" w:cstheme="majorBidi" w:eastAsiaTheme="majorEastAsia"/>
+      <w:color w:themeColor="accent1" w:themeShade="bf" w:val="0F4761"/>
+      <w:sz w:val="28"/>
+      <w:szCs w:val="28"/>
+    </w:rPr>
+  </w:style>
+  <w:style w:type="character" w:styleId="Heading4Char" w:customStyle="1">
+    <w:name w:val="Heading 4 Char"/>
+    <w:basedOn w:val="DefaultParagraphFont"/>
+    <w:link w:val="Heading4"/>
+    <w:uiPriority w:val="9"/>
+    <w:semiHidden/>
+    <w:rsid w:val="00ba56b8"/>
+    <w:rPr>
+      <w:rFonts w:eastAsia="" w:cs="" w:cstheme="majorBidi" w:eastAsiaTheme="majorEastAsia"/>
+      <w:i/>
+      <w:iCs/>
+      <w:color w:themeColor="accent1" w:themeShade="bf" w:val="0F4761"/>
+    </w:rPr>
+  </w:style>
+  <w:style w:type="character" w:styleId="Heading5Char" w:customStyle="1">
+    <w:name w:val="Heading 5 Char"/>
+    <w:basedOn w:val="DefaultParagraphFont"/>
+    <w:link w:val="Heading5"/>
+    <w:uiPriority w:val="9"/>
+    <w:semiHidden/>
+    <w:rsid w:val="00ba56b8"/>
+    <w:rPr>
+      <w:rFonts w:eastAsia="" w:cs="" w:cstheme="majorBidi" w:eastAsiaTheme="majorEastAsia"/>
+      <w:color w:themeColor="accent1" w:themeShade="bf" w:val="0F4761"/>
+    </w:rPr>
+  </w:style>
+  <w:style w:type="character" w:styleId="Heading6Char" w:customStyle="1">
+    <w:name w:val="Heading 6 Char"/>
+    <w:basedOn w:val="DefaultParagraphFont"/>
+    <w:link w:val="Heading6"/>
+    <w:uiPriority w:val="9"/>
+    <w:semiHidden/>
+    <w:rsid w:val="00ba56b8"/>
+    <w:rPr>
+      <w:rFonts w:eastAsia="" w:cs="" w:cstheme="majorBidi" w:eastAsiaTheme="majorEastAsia"/>
+      <w:i/>
+      <w:iCs/>
+      <w:color w:themeColor="text1" w:themeTint="a6" w:val="595959"/>
+    </w:rPr>
+  </w:style>
+  <w:style w:type="character" w:styleId="Heading7Char" w:customStyle="1">
+    <w:name w:val="Heading 7 Char"/>
+    <w:basedOn w:val="DefaultParagraphFont"/>
+    <w:link w:val="Heading7"/>
+    <w:uiPriority w:val="9"/>
+    <w:semiHidden/>
+    <w:rsid w:val="00ba56b8"/>
+    <w:rPr>
+      <w:rFonts w:eastAsia="" w:cs="" w:cstheme="majorBidi" w:eastAsiaTheme="majorEastAsia"/>
+      <w:color w:themeColor="text1" w:themeTint="a6" w:val="595959"/>
+    </w:rPr>
+  </w:style>
+  <w:style w:type="character" w:styleId="Heading8Char" w:customStyle="1">
+    <w:name w:val="Heading 8 Char"/>
+    <w:basedOn w:val="DefaultParagraphFont"/>
+    <w:link w:val="Heading8"/>
+    <w:uiPriority w:val="9"/>
+    <w:semiHidden/>
+    <w:rsid w:val="00ba56b8"/>
+    <w:rPr>
+      <w:rFonts w:eastAsia="" w:cs="" w:cstheme="majorBidi" w:eastAsiaTheme="majorEastAsia"/>
+      <w:i/>
+      <w:iCs/>
+      <w:color w:themeColor="text1" w:themeTint="d8" w:val="272727"/>
+    </w:rPr>
+  </w:style>
+  <w:style w:type="character" w:styleId="Heading9Char" w:customStyle="1">
+    <w:name w:val="Heading 9 Char"/>
+    <w:basedOn w:val="DefaultParagraphFont"/>
+    <w:link w:val="Heading9"/>
+    <w:uiPriority w:val="9"/>
+    <w:semiHidden/>
+    <w:rsid w:val="00ba56b8"/>
+    <w:rPr>
+      <w:rFonts w:eastAsia="" w:cs="" w:cstheme="majorBidi" w:eastAsiaTheme="majorEastAsia"/>
+      <w:color w:themeColor="text1" w:themeTint="d8" w:val="272727"/>
+    </w:rPr>
+  </w:style>
+  <w:style w:type="character" w:styleId="TitleChar" w:customStyle="1">
+    <w:name w:val="Title Char"/>
+    <w:basedOn w:val="DefaultParagraphFont"/>
+    <w:link w:val="Title"/>
+    <w:uiPriority w:val="10"/>
+    <w:rsid w:val="00ba56b8"/>
+    <w:rPr>
+      <w:rFonts w:ascii="Aptos Display" w:hAnsi="Aptos Display" w:eastAsia="" w:cs="" w:asciiTheme="majorHAnsi" w:cstheme="majorBidi" w:eastAsiaTheme="majorEastAsia" w:hAnsiTheme="majorHAnsi"/>
+      <w:spacing w:val="-10"/>
+      <w:kern w:val="2"/>
+      <w:sz w:val="56"/>
+      <w:szCs w:val="56"/>
+    </w:rPr>
+  </w:style>
+  <w:style w:type="character" w:styleId="SubtitleChar" w:customStyle="1">
+    <w:name w:val="Subtitle Char"/>
+    <w:basedOn w:val="DefaultParagraphFont"/>
+    <w:link w:val="Subtitle"/>
+    <w:uiPriority w:val="11"/>
+    <w:rsid w:val="00ba56b8"/>
+    <w:rPr>
+      <w:rFonts w:eastAsia="" w:cs="" w:cstheme="majorBidi" w:eastAsiaTheme="majorEastAsia"/>
+      <w:color w:themeColor="text1" w:themeTint="a6" w:val="595959"/>
+      <w:spacing w:val="15"/>
+      <w:sz w:val="28"/>
+      <w:szCs w:val="28"/>
+    </w:rPr>
+  </w:style>
+  <w:style w:type="character" w:styleId="QuoteChar" w:customStyle="1">
+    <w:name w:val="Quote Char"/>
+    <w:basedOn w:val="DefaultParagraphFont"/>
+    <w:link w:val="Quote"/>
+    <w:uiPriority w:val="29"/>
+    <w:rsid w:val="00ba56b8"/>
+    <w:rPr>
+      <w:i/>
+      <w:iCs/>
+      <w:color w:themeColor="text1" w:themeTint="bf" w:val="404040"/>
+    </w:rPr>
+  </w:style>
+  <w:style w:type="character" w:styleId="IntenseEmphasis">
+    <w:name w:val="Intense Emphasis"/>
+    <w:basedOn w:val="DefaultParagraphFont"/>
+    <w:uiPriority w:val="21"/>
+    <w:qFormat/>
+    <w:rsid w:val="00ba56b8"/>
+    <w:rPr>
+      <w:i/>
+      <w:iCs/>
+      <w:color w:themeColor="accent1" w:themeShade="bf" w:val="0F4761"/>
+    </w:rPr>
+  </w:style>
+  <w:style w:type="character" w:styleId="IntenseQuoteChar" w:customStyle="1">
+    <w:name w:val="Intense Quote Char"/>
+    <w:basedOn w:val="DefaultParagraphFont"/>
+    <w:link w:val="IntenseQuote"/>
+    <w:uiPriority w:val="30"/>
+    <w:rsid w:val="00ba56b8"/>
+    <w:rPr>
+      <w:i/>
+      <w:iCs/>
+      <w:color w:themeColor="accent1" w:themeShade="bf" w:val="0F4761"/>
+    </w:rPr>
+  </w:style>
+  <w:style w:type="character" w:styleId="IntenseReference">
+    <w:name w:val="Intense Reference"/>
+    <w:basedOn w:val="DefaultParagraphFont"/>
+    <w:uiPriority w:val="32"/>
+    <w:qFormat/>
+    <w:rsid w:val="00ba56b8"/>
+    <w:rPr>
+      <w:b/>
+      <w:bCs/>
+      <w:smallCaps/>
+      <w:color w:themeColor="accent1" w:themeShade="bf" w:val="0F4761"/>
+      <w:spacing w:val="5"/>
+    </w:rPr>
+  </w:style>
+  <w:style w:type="paragraph" w:styleId="Heading">
+    <w:name w:val="Heading"/>
+    <w:basedOn w:val="Normal"/>
+    <w:next w:val="BodyText"/>
+    <w:pPr>
+      <w:keepNext w:val="true"/>
+      <w:spacing w:before="240" w:after="120"/>
+    </w:pPr>
+    <w:rPr>
+      <w:rFonts w:ascii="Liberation Sans" w:hAnsi="Liberation Sans" w:eastAsia="Microsoft YaHei" w:cs="Lucida Sans"/>
+      <w:sz w:val="28"/>
+      <w:szCs w:val="28"/>
+    </w:rPr>
+  </w:style>
+  <w:style w:type="paragraph" w:styleId="BodyText">
+    <w:name w:val="Body Text"/>
+    <w:basedOn w:val="Normal"/>
+    <w:pPr>
+      <w:spacing w:lineRule="auto" w:line="276" w:before="0" w:after="140"/>
+    </w:pPr>
+    <w:rPr/>
+  </w:style>
+  <w:style w:type="paragraph" w:styleId="List">
+    <w:name w:val="List"/>
+    <w:basedOn w:val="BodyText"/>
+    <w:pPr/>
+    <w:rPr>
+      <w:rFonts w:cs="Lucida Sans"/>
+    </w:rPr>
+  </w:style>
+  <w:style w:type="paragraph" w:styleId="Caption">
+    <w:name w:val="caption"/>
+    <w:basedOn w:val="Normal"/>
+    <w:pPr>
+      <w:suppressLineNumbers/>
+      <w:spacing w:before="120" w:after="120"/>
+    </w:pPr>
+    <w:rPr>
+      <w:rFonts w:cs="Lucida Sans"/>
+      <w:i/>
+      <w:iCs/>
+      <w:sz w:val="24"/>
+      <w:szCs w:val="24"/>
+    </w:rPr>
+  </w:style>
+  <w:style w:type="paragraph" w:styleId="Index">
+    <w:name w:val="Index"/>
+    <w:basedOn w:val="Normal"/>
+    <w:pPr>
+      <w:suppressLineNumbers/>
+    </w:pPr>
+    <w:rPr>
+      <w:rFonts w:cs="Lucida Sans"/>
+    </w:rPr>
+  </w:style>
+  <w:style w:type="paragraph" w:styleId="Title">
+    <w:name w:val="Title"/>
+    <w:basedOn w:val="Normal"/>
+    <w:next w:val="Normal"/>
+    <w:link w:val="TitleChar"/>
+    <w:uiPriority w:val="10"/>
+    <w:qFormat/>
+    <w:rsid w:val="00ba56b8"/>
+    <w:pPr>
+      <w:spacing w:lineRule="auto" w:line="240" w:before="0" w:after="80"/>
+      <w:contextualSpacing/>
+    </w:pPr>
+    <w:rPr>
+      <w:rFonts w:ascii="Aptos Display" w:hAnsi="Aptos Display" w:eastAsia="" w:cs="" w:asciiTheme="majorHAnsi" w:cstheme="majorBidi" w:eastAsiaTheme="majorEastAsia" w:hAnsiTheme="majorHAnsi"/>
+      <w:spacing w:val="-10"/>
+      <w:kern w:val="2"/>
+      <w:sz w:val="56"/>
+      <w:szCs w:val="56"/>
+      <w:lang w:eastAsia="en-US"/>
+      <w14:ligatures w14:val="standardContextual"/>
+    </w:rPr>
+  </w:style>
+  <w:style w:type="paragraph" w:styleId="Subtitle">
+    <w:name w:val="Subtitle"/>
+    <w:basedOn w:val="Normal"/>
+    <w:next w:val="Normal"/>
+    <w:link w:val="SubtitleChar"/>
+    <w:uiPriority w:val="11"/>
+    <w:qFormat/>
+    <w:rsid w:val="00ba56b8"/>
+    <w:pPr>
+      <w:spacing w:lineRule="auto" w:line="278"/>
+    </w:pPr>
+    <w:rPr>
+      <w:rFonts w:eastAsia="" w:cs="" w:cstheme="majorBidi" w:eastAsiaTheme="majorEastAsia"/>
+      <w:color w:themeColor="text1" w:themeTint="a6" w:val="595959"/>
+      <w:spacing w:val="15"/>
+      <w:kern w:val="2"/>
+      <w:sz w:val="28"/>
+      <w:szCs w:val="28"/>
+      <w:lang w:eastAsia="en-US"/>
+      <w14:ligatures w14:val="standardContextual"/>
+    </w:rPr>
+  </w:style>
+  <w:style w:type="paragraph" w:styleId="Quote">
+    <w:name w:val="Quote"/>
+    <w:basedOn w:val="Normal"/>
+    <w:next w:val="Normal"/>
+    <w:link w:val="QuoteChar"/>
+    <w:uiPriority w:val="29"/>
+    <w:qFormat/>
+    <w:rsid w:val="00ba56b8"/>
+    <w:pPr>
+      <w:spacing w:lineRule="auto" w:line="278" w:before="160" w:after="160"/>
+      <w:jc w:val="center"/>
+    </w:pPr>
+    <w:rPr>
+      <w:rFonts w:eastAsia="Aptos" w:eastAsiaTheme="minorHAnsi"/>
+      <w:i/>
+      <w:iCs/>
+      <w:color w:themeColor="text1" w:themeTint="bf" w:val="404040"/>
+      <w:kern w:val="2"/>
+      <w:lang w:eastAsia="en-US"/>
+      <w14:ligatures w14:val="standardContextual"/>
+    </w:rPr>
+  </w:style>
+  <w:style w:type="paragraph" w:styleId="ListParagraph">
+    <w:name w:val="List Paragraph"/>
+    <w:basedOn w:val="Normal"/>
+    <w:uiPriority w:val="34"/>
+    <w:qFormat/>
+    <w:rsid w:val="00ba56b8"/>
+    <w:pPr>
+      <w:spacing w:lineRule="auto" w:line="278" w:before="0" w:after="160"/>
+      <w:ind w:start="720"/>
+      <w:contextualSpacing/>
+    </w:pPr>
+    <w:rPr>
+      <w:rFonts w:eastAsia="Aptos" w:eastAsiaTheme="minorHAnsi"/>
+      <w:kern w:val="2"/>
+      <w:lang w:eastAsia="en-US"/>
+      <w14:ligatures w14:val="standardContextual"/>
+    </w:rPr>
+  </w:style>
+  <w:style w:type="paragraph" w:styleId="IntenseQuote">
+    <w:name w:val="Intense Quote"/>
+    <w:basedOn w:val="Normal"/>
+    <w:next w:val="Normal"/>
+    <w:link w:val="IntenseQuoteChar"/>
+    <w:uiPriority w:val="30"/>
+    <w:qFormat/>
+    <w:rsid w:val="00ba56b8"/>
+    <w:pPr>
+      <w:pBdr>
+        <w:top w:val="single" w:sz="4" w:space="10" w:color="0F4761" w:themeColor="accent1" w:themeShade="bf"/>
+        <w:bottom w:val="single" w:sz="4" w:space="10" w:color="0F4761" w:themeColor="accent1" w:themeShade="bf"/>
+      </w:pBdr>
+      <w:spacing w:lineRule="auto" w:line="278" w:before="360" w:after="360"/>
+      <w:ind w:start="864" w:end="864"/>
+      <w:jc w:val="center"/>
+    </w:pPr>
+    <w:rPr>
+      <w:rFonts w:eastAsia="Aptos" w:eastAsiaTheme="minorHAnsi"/>
+      <w:i/>
+      <w:iCs/>
+      <w:color w:themeColor="accent1" w:themeShade="bf" w:val="0F4761"/>
+      <w:kern w:val="2"/>
+      <w:lang w:eastAsia="en-US"/>
+      <w14:ligatures w14:val="standardContextual"/>
+    </w:rPr>
+  </w:style>
+  <w:style w:type="paragraph" w:styleId="normal1">
+    <w:name w:val="normal1"/>
+    <w:pPr>
+      <w:widowControl/>
+      <w:bidi w:val="0"/>
+      <w:spacing w:lineRule="auto" w:line="278" w:before="0" w:after="160"/>
+      <w:jc w:val="start"/>
+    </w:pPr>
+    <w:rPr>
+      <w:rFonts w:ascii="Aptos" w:hAnsi="Aptos" w:eastAsia="Aptos" w:cs="" w:asciiTheme="minorHAnsi" w:cstheme="minorBidi" w:eastAsiaTheme="minorHAnsi" w:hAnsiTheme="minorHAnsi"/>
+      <w:color w:val="auto"/>
+      <w:kern w:val="2"/>
+      <w:sz w:val="24"/>
+      <w:szCs w:val="24"/>
+      <w:lang w:val="en-US" w:eastAsia="en-US" w:bidi="ar-SA"/>
+      <w14:ligatures w14:val="standardContextual"/>
+    </w:rPr>
+  </w:style>
+  <w:style w:type="numbering" w:styleId="NoList" w:default="1">
+    <w:name w:val="No List"/>
+    <w:uiPriority w:val="99"/>
     <w:semiHidden/>
     <w:unhideWhenUsed/>
   </w:style>
@@ -729,7 +1234,6 @@
     <w:semiHidden/>
     <w:unhideWhenUsed/>
     <w:tblPr>
-      <w:tblInd w:w="0" w:type="dxa"/>
       <w:tblCellMar>
         <w:top w:w="0" w:type="dxa"/>
         <w:left w:w="108" w:type="dxa"/>
@@ -738,335 +1242,18 @@
       </w:tblCellMar>
     </w:tblPr>
   </w:style>
-  <w:style w:type="numbering" w:default="1" w:styleId="NoList">
-    <w:name w:val="No List"/>
-    <w:uiPriority w:val="99"/>
-    <w:semiHidden/>
-    <w:unhideWhenUsed/>
-  </w:style>
-  <w:style w:type="character" w:customStyle="1" w:styleId="Heading1Char">
-    <w:name w:val="Heading 1 Char"/>
-    <w:basedOn w:val="DefaultParagraphFont"/>
-    <w:link w:val="Heading1"/>
-    <w:uiPriority w:val="9"/>
-    <w:rsid w:val="00BA56B8"/>
-    <w:rPr>
-      <w:rFonts w:asciiTheme="majorHAnsi" w:eastAsiaTheme="majorEastAsia" w:hAnsiTheme="majorHAnsi" w:cstheme="majorBidi"/>
-      <w:color w:val="0F4761" w:themeColor="accent1" w:themeShade="BF"/>
-      <w:sz w:val="40"/>
-      <w:szCs w:val="40"/>
-    </w:rPr>
-  </w:style>
-  <w:style w:type="character" w:customStyle="1" w:styleId="Heading2Char">
-    <w:name w:val="Heading 2 Char"/>
-    <w:basedOn w:val="DefaultParagraphFont"/>
-    <w:link w:val="Heading2"/>
-    <w:uiPriority w:val="9"/>
-    <w:semiHidden/>
-    <w:rsid w:val="00BA56B8"/>
-    <w:rPr>
-      <w:rFonts w:asciiTheme="majorHAnsi" w:eastAsiaTheme="majorEastAsia" w:hAnsiTheme="majorHAnsi" w:cstheme="majorBidi"/>
-      <w:color w:val="0F4761" w:themeColor="accent1" w:themeShade="BF"/>
-      <w:sz w:val="32"/>
-      <w:szCs w:val="32"/>
-    </w:rPr>
-  </w:style>
-  <w:style w:type="character" w:customStyle="1" w:styleId="Heading3Char">
-    <w:name w:val="Heading 3 Char"/>
-    <w:basedOn w:val="DefaultParagraphFont"/>
-    <w:link w:val="Heading3"/>
-    <w:uiPriority w:val="9"/>
-    <w:semiHidden/>
-    <w:rsid w:val="00BA56B8"/>
-    <w:rPr>
-      <w:rFonts w:eastAsiaTheme="majorEastAsia" w:cstheme="majorBidi"/>
-      <w:color w:val="0F4761" w:themeColor="accent1" w:themeShade="BF"/>
-      <w:sz w:val="28"/>
-      <w:szCs w:val="28"/>
-    </w:rPr>
-  </w:style>
-  <w:style w:type="character" w:customStyle="1" w:styleId="Heading4Char">
-    <w:name w:val="Heading 4 Char"/>
-    <w:basedOn w:val="DefaultParagraphFont"/>
-    <w:link w:val="Heading4"/>
-    <w:uiPriority w:val="9"/>
-    <w:semiHidden/>
-    <w:rsid w:val="00BA56B8"/>
-    <w:rPr>
-      <w:rFonts w:eastAsiaTheme="majorEastAsia" w:cstheme="majorBidi"/>
-      <w:i/>
-      <w:iCs/>
-      <w:color w:val="0F4761" w:themeColor="accent1" w:themeShade="BF"/>
-    </w:rPr>
-  </w:style>
-  <w:style w:type="character" w:customStyle="1" w:styleId="Heading5Char">
-    <w:name w:val="Heading 5 Char"/>
-    <w:basedOn w:val="DefaultParagraphFont"/>
-    <w:link w:val="Heading5"/>
-    <w:uiPriority w:val="9"/>
-    <w:semiHidden/>
-    <w:rsid w:val="00BA56B8"/>
-    <w:rPr>
-      <w:rFonts w:eastAsiaTheme="majorEastAsia" w:cstheme="majorBidi"/>
-      <w:color w:val="0F4761" w:themeColor="accent1" w:themeShade="BF"/>
-    </w:rPr>
-  </w:style>
-  <w:style w:type="character" w:customStyle="1" w:styleId="Heading6Char">
-    <w:name w:val="Heading 6 Char"/>
-    <w:basedOn w:val="DefaultParagraphFont"/>
-    <w:link w:val="Heading6"/>
-    <w:uiPriority w:val="9"/>
-    <w:semiHidden/>
-    <w:rsid w:val="00BA56B8"/>
-    <w:rPr>
-      <w:rFonts w:eastAsiaTheme="majorEastAsia" w:cstheme="majorBidi"/>
-      <w:i/>
-      <w:iCs/>
-      <w:color w:val="595959" w:themeColor="text1" w:themeTint="A6"/>
-    </w:rPr>
-  </w:style>
-  <w:style w:type="character" w:customStyle="1" w:styleId="Heading7Char">
-    <w:name w:val="Heading 7 Char"/>
-    <w:basedOn w:val="DefaultParagraphFont"/>
-    <w:link w:val="Heading7"/>
-    <w:uiPriority w:val="9"/>
-    <w:semiHidden/>
-    <w:rsid w:val="00BA56B8"/>
-    <w:rPr>
-      <w:rFonts w:eastAsiaTheme="majorEastAsia" w:cstheme="majorBidi"/>
-      <w:color w:val="595959" w:themeColor="text1" w:themeTint="A6"/>
-    </w:rPr>
-  </w:style>
-  <w:style w:type="character" w:customStyle="1" w:styleId="Heading8Char">
-    <w:name w:val="Heading 8 Char"/>
-    <w:basedOn w:val="DefaultParagraphFont"/>
-    <w:link w:val="Heading8"/>
-    <w:uiPriority w:val="9"/>
-    <w:semiHidden/>
-    <w:rsid w:val="00BA56B8"/>
-    <w:rPr>
-      <w:rFonts w:eastAsiaTheme="majorEastAsia" w:cstheme="majorBidi"/>
-      <w:i/>
-      <w:iCs/>
-      <w:color w:val="272727" w:themeColor="text1" w:themeTint="D8"/>
-    </w:rPr>
-  </w:style>
-  <w:style w:type="character" w:customStyle="1" w:styleId="Heading9Char">
-    <w:name w:val="Heading 9 Char"/>
-    <w:basedOn w:val="DefaultParagraphFont"/>
-    <w:link w:val="Heading9"/>
-    <w:uiPriority w:val="9"/>
-    <w:semiHidden/>
-    <w:rsid w:val="00BA56B8"/>
-    <w:rPr>
-      <w:rFonts w:eastAsiaTheme="majorEastAsia" w:cstheme="majorBidi"/>
-      <w:color w:val="272727" w:themeColor="text1" w:themeTint="D8"/>
-    </w:rPr>
-  </w:style>
-  <w:style w:type="paragraph" w:styleId="Title">
-    <w:name w:val="Title"/>
-    <w:basedOn w:val="Normal"/>
-    <w:next w:val="Normal"/>
-    <w:link w:val="TitleChar"/>
-    <w:uiPriority w:val="10"/>
-    <w:qFormat/>
-    <w:rsid w:val="00BA56B8"/>
-    <w:pPr>
-      <w:spacing w:after="80" w:line="240" w:lineRule="auto"/>
-      <w:contextualSpacing/>
-    </w:pPr>
-    <w:rPr>
-      <w:rFonts w:asciiTheme="majorHAnsi" w:eastAsiaTheme="majorEastAsia" w:hAnsiTheme="majorHAnsi" w:cstheme="majorBidi"/>
-      <w:spacing w:val="-10"/>
-      <w:kern w:val="28"/>
-      <w:sz w:val="56"/>
-      <w:szCs w:val="56"/>
-      <w:lang w:eastAsia="en-US"/>
-      <w14:ligatures w14:val="standardContextual"/>
-    </w:rPr>
-  </w:style>
-  <w:style w:type="character" w:customStyle="1" w:styleId="TitleChar">
-    <w:name w:val="Title Char"/>
-    <w:basedOn w:val="DefaultParagraphFont"/>
-    <w:link w:val="Title"/>
-    <w:uiPriority w:val="10"/>
-    <w:rsid w:val="00BA56B8"/>
-    <w:rPr>
-      <w:rFonts w:asciiTheme="majorHAnsi" w:eastAsiaTheme="majorEastAsia" w:hAnsiTheme="majorHAnsi" w:cstheme="majorBidi"/>
-      <w:spacing w:val="-10"/>
-      <w:kern w:val="28"/>
-      <w:sz w:val="56"/>
-      <w:szCs w:val="56"/>
-    </w:rPr>
-  </w:style>
-  <w:style w:type="paragraph" w:styleId="Subtitle">
-    <w:name w:val="Subtitle"/>
-    <w:basedOn w:val="Normal"/>
-    <w:next w:val="Normal"/>
-    <w:link w:val="SubtitleChar"/>
-    <w:uiPriority w:val="11"/>
-    <w:qFormat/>
-    <w:rsid w:val="00BA56B8"/>
-    <w:pPr>
-      <w:numPr>
-        <w:ilvl w:val="1"/>
-      </w:numPr>
-      <w:spacing w:line="278" w:lineRule="auto"/>
-    </w:pPr>
-    <w:rPr>
-      <w:rFonts w:eastAsiaTheme="majorEastAsia" w:cstheme="majorBidi"/>
-      <w:color w:val="595959" w:themeColor="text1" w:themeTint="A6"/>
-      <w:spacing w:val="15"/>
-      <w:kern w:val="2"/>
-      <w:sz w:val="28"/>
-      <w:szCs w:val="28"/>
-      <w:lang w:eastAsia="en-US"/>
-      <w14:ligatures w14:val="standardContextual"/>
-    </w:rPr>
-  </w:style>
-  <w:style w:type="character" w:customStyle="1" w:styleId="SubtitleChar">
-    <w:name w:val="Subtitle Char"/>
-    <w:basedOn w:val="DefaultParagraphFont"/>
-    <w:link w:val="Subtitle"/>
-    <w:uiPriority w:val="11"/>
-    <w:rsid w:val="00BA56B8"/>
-    <w:rPr>
-      <w:rFonts w:eastAsiaTheme="majorEastAsia" w:cstheme="majorBidi"/>
-      <w:color w:val="595959" w:themeColor="text1" w:themeTint="A6"/>
-      <w:spacing w:val="15"/>
-      <w:sz w:val="28"/>
-      <w:szCs w:val="28"/>
-    </w:rPr>
-  </w:style>
-  <w:style w:type="paragraph" w:styleId="Quote">
-    <w:name w:val="Quote"/>
-    <w:basedOn w:val="Normal"/>
-    <w:next w:val="Normal"/>
-    <w:link w:val="QuoteChar"/>
-    <w:uiPriority w:val="29"/>
-    <w:qFormat/>
-    <w:rsid w:val="00BA56B8"/>
-    <w:pPr>
-      <w:spacing w:before="160" w:line="278" w:lineRule="auto"/>
-      <w:jc w:val="center"/>
-    </w:pPr>
-    <w:rPr>
-      <w:rFonts w:eastAsiaTheme="minorHAnsi"/>
-      <w:i/>
-      <w:iCs/>
-      <w:color w:val="404040" w:themeColor="text1" w:themeTint="BF"/>
-      <w:kern w:val="2"/>
-      <w:lang w:eastAsia="en-US"/>
-      <w14:ligatures w14:val="standardContextual"/>
-    </w:rPr>
-  </w:style>
-  <w:style w:type="character" w:customStyle="1" w:styleId="QuoteChar">
-    <w:name w:val="Quote Char"/>
-    <w:basedOn w:val="DefaultParagraphFont"/>
-    <w:link w:val="Quote"/>
-    <w:uiPriority w:val="29"/>
-    <w:rsid w:val="00BA56B8"/>
-    <w:rPr>
-      <w:i/>
-      <w:iCs/>
-      <w:color w:val="404040" w:themeColor="text1" w:themeTint="BF"/>
-    </w:rPr>
-  </w:style>
-  <w:style w:type="paragraph" w:styleId="ListParagraph">
-    <w:name w:val="List Paragraph"/>
-    <w:basedOn w:val="Normal"/>
-    <w:uiPriority w:val="34"/>
-    <w:qFormat/>
-    <w:rsid w:val="00BA56B8"/>
-    <w:pPr>
-      <w:spacing w:line="278" w:lineRule="auto"/>
-      <w:ind w:left="720"/>
-      <w:contextualSpacing/>
-    </w:pPr>
-    <w:rPr>
-      <w:rFonts w:eastAsiaTheme="minorHAnsi"/>
-      <w:kern w:val="2"/>
-      <w:lang w:eastAsia="en-US"/>
-      <w14:ligatures w14:val="standardContextual"/>
-    </w:rPr>
-  </w:style>
-  <w:style w:type="character" w:styleId="IntenseEmphasis">
-    <w:name w:val="Intense Emphasis"/>
-    <w:basedOn w:val="DefaultParagraphFont"/>
-    <w:uiPriority w:val="21"/>
-    <w:qFormat/>
-    <w:rsid w:val="00BA56B8"/>
-    <w:rPr>
-      <w:i/>
-      <w:iCs/>
-      <w:color w:val="0F4761" w:themeColor="accent1" w:themeShade="BF"/>
-    </w:rPr>
-  </w:style>
-  <w:style w:type="paragraph" w:styleId="IntenseQuote">
-    <w:name w:val="Intense Quote"/>
-    <w:basedOn w:val="Normal"/>
-    <w:next w:val="Normal"/>
-    <w:link w:val="IntenseQuoteChar"/>
-    <w:uiPriority w:val="30"/>
-    <w:qFormat/>
-    <w:rsid w:val="00BA56B8"/>
-    <w:pPr>
-      <w:pBdr>
-        <w:top w:val="single" w:sz="4" w:space="10" w:color="0F4761" w:themeColor="accent1" w:themeShade="BF"/>
-        <w:bottom w:val="single" w:sz="4" w:space="10" w:color="0F4761" w:themeColor="accent1" w:themeShade="BF"/>
-      </w:pBdr>
-      <w:spacing w:before="360" w:after="360" w:line="278" w:lineRule="auto"/>
-      <w:ind w:left="864" w:right="864"/>
-      <w:jc w:val="center"/>
-    </w:pPr>
-    <w:rPr>
-      <w:rFonts w:eastAsiaTheme="minorHAnsi"/>
-      <w:i/>
-      <w:iCs/>
-      <w:color w:val="0F4761" w:themeColor="accent1" w:themeShade="BF"/>
-      <w:kern w:val="2"/>
-      <w:lang w:eastAsia="en-US"/>
-      <w14:ligatures w14:val="standardContextual"/>
-    </w:rPr>
-  </w:style>
-  <w:style w:type="character" w:customStyle="1" w:styleId="IntenseQuoteChar">
-    <w:name w:val="Intense Quote Char"/>
-    <w:basedOn w:val="DefaultParagraphFont"/>
-    <w:link w:val="IntenseQuote"/>
-    <w:uiPriority w:val="30"/>
-    <w:rsid w:val="00BA56B8"/>
-    <w:rPr>
-      <w:i/>
-      <w:iCs/>
-      <w:color w:val="0F4761" w:themeColor="accent1" w:themeShade="BF"/>
-    </w:rPr>
-  </w:style>
-  <w:style w:type="character" w:styleId="IntenseReference">
-    <w:name w:val="Intense Reference"/>
-    <w:basedOn w:val="DefaultParagraphFont"/>
-    <w:uiPriority w:val="32"/>
-    <w:qFormat/>
-    <w:rsid w:val="00BA56B8"/>
-    <w:rPr>
-      <w:b/>
-      <w:bCs/>
-      <w:smallCaps/>
-      <w:color w:val="0F4761" w:themeColor="accent1" w:themeShade="BF"/>
-      <w:spacing w:val="5"/>
-    </w:rPr>
-  </w:style>
 </w:styles>
 </file>
 
 <file path=word/theme/theme1.xml><?xml version="1.0" encoding="utf-8"?>
-<a:theme xmlns:a="http://schemas.openxmlformats.org/drawingml/2006/main" name="Office Theme">
+<a:theme xmlns:a="http://schemas.openxmlformats.org/drawingml/2006/main" xmlns:r="http://schemas.openxmlformats.org/officeDocument/2006/relationships" name="Office Theme">
   <a:themeElements>
     <a:clrScheme name="Office">
       <a:dk1>
-        <a:sysClr val="windowText" lastClr="000000"/>
+        <a:srgbClr val="000000"/>
       </a:dk1>
       <a:lt1>
-        <a:sysClr val="window" lastClr="FFFFFF"/>
+        <a:srgbClr val="FFFFFF"/>
       </a:lt1>
       <a:dk2>
         <a:srgbClr val="0E2841"/>
@@ -1101,7 +1288,7 @@
     </a:clrScheme>
     <a:fontScheme name="Office">
       <a:majorFont>
-        <a:latin typeface="Aptos Display" panose="02110004020202020204"/>
+        <a:latin typeface="Aptos Display" panose="02110004020202020204" pitchFamily="0" charset="1"/>
         <a:ea typeface=""/>
         <a:cs typeface=""/>
         <a:font script="Jpan" typeface="游ゴシック Light"/>
@@ -1153,7 +1340,7 @@
         <a:font script="Tfng" typeface="Ebrima"/>
       </a:majorFont>
       <a:minorFont>
-        <a:latin typeface="Aptos" panose="02110004020202020204"/>
+        <a:latin typeface="Aptos" panose="02110004020202020204" pitchFamily="0" charset="1"/>
         <a:ea typeface=""/>
         <a:cs typeface=""/>
         <a:font script="Jpan" typeface="游ゴシック"/>
@@ -1205,49 +1392,45 @@
         <a:font script="Tfng" typeface="Ebrima"/>
       </a:minorFont>
     </a:fontScheme>
-    <a:fmtScheme name="Office">
+    <a:fmtScheme>
       <a:fillStyleLst>
         <a:solidFill>
           <a:schemeClr val="phClr"/>
         </a:solidFill>
-        <a:gradFill rotWithShape="1">
+        <a:gradFill>
           <a:gsLst>
             <a:gs pos="0">
               <a:schemeClr val="phClr">
                 <a:lumMod val="110000"/>
-                <a:satMod val="105000"/>
                 <a:tint val="67000"/>
               </a:schemeClr>
             </a:gs>
             <a:gs pos="50000">
               <a:schemeClr val="phClr">
                 <a:lumMod val="105000"/>
-                <a:satMod val="103000"/>
                 <a:tint val="73000"/>
               </a:schemeClr>
             </a:gs>
             <a:gs pos="100000">
               <a:schemeClr val="phClr">
                 <a:lumMod val="105000"/>
-                <a:satMod val="109000"/>
                 <a:tint val="81000"/>
               </a:schemeClr>
             </a:gs>
           </a:gsLst>
           <a:lin ang="5400000" scaled="0"/>
+          <a:tileRect l="0" t="0" r="0" b="0"/>
         </a:gradFill>
-        <a:gradFill rotWithShape="1">
+        <a:gradFill>
           <a:gsLst>
             <a:gs pos="0">
               <a:schemeClr val="phClr">
-                <a:satMod val="103000"/>
                 <a:lumMod val="102000"/>
                 <a:tint val="94000"/>
               </a:schemeClr>
             </a:gs>
             <a:gs pos="50000">
               <a:schemeClr val="phClr">
-                <a:satMod val="110000"/>
                 <a:lumMod val="100000"/>
                 <a:shade val="100000"/>
               </a:schemeClr>
@@ -1255,33 +1438,24 @@
             <a:gs pos="100000">
               <a:schemeClr val="phClr">
                 <a:lumMod val="99000"/>
-                <a:satMod val="120000"/>
                 <a:shade val="78000"/>
               </a:schemeClr>
             </a:gs>
           </a:gsLst>
           <a:lin ang="5400000" scaled="0"/>
+          <a:tileRect l="0" t="0" r="0" b="0"/>
         </a:gradFill>
       </a:fillStyleLst>
       <a:lnStyleLst>
         <a:ln w="6350" cap="flat" cmpd="sng" algn="ctr">
-          <a:solidFill>
-            <a:schemeClr val="phClr"/>
-          </a:solidFill>
           <a:prstDash val="solid"/>
           <a:miter lim="800000"/>
         </a:ln>
         <a:ln w="12700" cap="flat" cmpd="sng" algn="ctr">
-          <a:solidFill>
-            <a:schemeClr val="phClr"/>
-          </a:solidFill>
           <a:prstDash val="solid"/>
           <a:miter lim="800000"/>
         </a:ln>
         <a:ln w="19050" cap="flat" cmpd="sng" algn="ctr">
-          <a:solidFill>
-            <a:schemeClr val="phClr"/>
-          </a:solidFill>
           <a:prstDash val="solid"/>
           <a:miter lim="800000"/>
         </a:ln>
@@ -1294,13 +1468,7 @@
           <a:effectLst/>
         </a:effectStyle>
         <a:effectStyle>
-          <a:effectLst>
-            <a:outerShdw blurRad="57150" dist="19050" dir="5400000" algn="ctr" rotWithShape="0">
-              <a:srgbClr val="000000">
-                <a:alpha val="63000"/>
-              </a:srgbClr>
-            </a:outerShdw>
-          </a:effectLst>
+          <a:effectLst/>
         </a:effectStyle>
       </a:effectStyleLst>
       <a:bgFillStyleLst>
@@ -1310,15 +1478,13 @@
         <a:solidFill>
           <a:schemeClr val="phClr">
             <a:tint val="95000"/>
-            <a:satMod val="170000"/>
           </a:schemeClr>
         </a:solidFill>
-        <a:gradFill rotWithShape="1">
+        <a:gradFill>
           <a:gsLst>
             <a:gs pos="0">
               <a:schemeClr val="phClr">
                 <a:tint val="93000"/>
-                <a:satMod val="150000"/>
                 <a:shade val="98000"/>
                 <a:lumMod val="102000"/>
               </a:schemeClr>
@@ -1326,7 +1492,6 @@
             <a:gs pos="50000">
               <a:schemeClr val="phClr">
                 <a:tint val="98000"/>
-                <a:satMod val="130000"/>
                 <a:shade val="90000"/>
                 <a:lumMod val="103000"/>
               </a:schemeClr>
@@ -1334,21 +1499,14 @@
             <a:gs pos="100000">
               <a:schemeClr val="phClr">
                 <a:shade val="63000"/>
-                <a:satMod val="120000"/>
               </a:schemeClr>
             </a:gs>
           </a:gsLst>
           <a:lin ang="5400000" scaled="0"/>
+          <a:tileRect l="0" t="0" r="0" b="0"/>
         </a:gradFill>
       </a:bgFillStyleLst>
     </a:fmtScheme>
   </a:themeElements>
-  <a:objectDefaults/>
-  <a:extraClrSchemeLst/>
-  <a:extLst>
-    <a:ext uri="{05A4C25C-085E-4340-85A3-A5531E510DB2}">
-      <thm15:themeFamily xmlns:thm15="http://schemas.microsoft.com/office/thememl/2012/main" name="Office Theme" id="{62F939B6-93AF-4DB8-9C6B-D6C7DFDC589F}" vid="{4A3C46E8-61CC-4603-A589-7422A47A8E4A}"/>
-    </a:ext>
-  </a:extLst>
 </a:theme>
 </file>
--- a/docs/working.docx
+++ b/docs/working.docx
@@ -1,202 +1,223 @@
 
 <file path=word/document.xml><?xml version="1.0" encoding="utf-8"?>
-<w:document xmlns:o="urn:schemas-microsoft-com:office:office" xmlns:r="http://schemas.openxmlformats.org/officeDocument/2006/relationships" xmlns:v="urn:schemas-microsoft-com:vml" xmlns:w="http://schemas.openxmlformats.org/wordprocessingml/2006/main" xmlns:w10="urn:schemas-microsoft-com:office:word" xmlns:wp="http://schemas.openxmlformats.org/drawingml/2006/wordprocessingDrawing" xmlns:pic="http://schemas.openxmlformats.org/drawingml/2006/picture" xmlns:wps="http://schemas.microsoft.com/office/word/2010/wordprocessingShape" xmlns:wpg="http://schemas.microsoft.com/office/word/2010/wordprocessingGroup" xmlns:mc="http://schemas.openxmlformats.org/markup-compatibility/2006" xmlns:wp14="http://schemas.microsoft.com/office/word/2010/wordprocessingDrawing" xmlns:w14="http://schemas.microsoft.com/office/word/2010/wordml" xmlns:w15="http://schemas.microsoft.com/office/word/2012/wordml" mc:Ignorable="w14 wp14 w15">
+<w:document xmlns:wpc="http://schemas.microsoft.com/office/word/2010/wordprocessingCanvas" xmlns:cx="http://schemas.microsoft.com/office/drawing/2014/chartex" xmlns:cx1="http://schemas.microsoft.com/office/drawing/2015/9/8/chartex" xmlns:cx2="http://schemas.microsoft.com/office/drawing/2015/10/21/chartex" xmlns:cx3="http://schemas.microsoft.com/office/drawing/2016/5/9/chartex" xmlns:cx4="http://schemas.microsoft.com/office/drawing/2016/5/10/chartex" xmlns:cx5="http://schemas.microsoft.com/office/drawing/2016/5/11/chartex" xmlns:cx6="http://schemas.microsoft.com/office/drawing/2016/5/12/chartex" xmlns:cx7="http://schemas.microsoft.com/office/drawing/2016/5/13/chartex" xmlns:cx8="http://schemas.microsoft.com/office/drawing/2016/5/14/chartex" xmlns:mc="http://schemas.openxmlformats.org/markup-compatibility/2006" xmlns:aink="http://schemas.microsoft.com/office/drawing/2016/ink" xmlns:am3d="http://schemas.microsoft.com/office/drawing/2017/model3d" xmlns:o="urn:schemas-microsoft-com:office:office" xmlns:oel="http://schemas.microsoft.com/office/2019/extlst" xmlns:r="http://schemas.openxmlformats.org/officeDocument/2006/relationships" xmlns:m="http://schemas.openxmlformats.org/officeDocument/2006/math" xmlns:v="urn:schemas-microsoft-com:vml" xmlns:wp14="http://schemas.microsoft.com/office/word/2010/wordprocessingDrawing" xmlns:wp="http://schemas.openxmlformats.org/drawingml/2006/wordprocessingDrawing" xmlns:w10="urn:schemas-microsoft-com:office:word" xmlns:w="http://schemas.openxmlformats.org/wordprocessingml/2006/main" xmlns:w14="http://schemas.microsoft.com/office/word/2010/wordml" xmlns:w15="http://schemas.microsoft.com/office/word/2012/wordml" xmlns:w16cex="http://schemas.microsoft.com/office/word/2018/wordml/cex" xmlns:w16cid="http://schemas.microsoft.com/office/word/2016/wordml/cid" xmlns:w16="http://schemas.microsoft.com/office/word/2018/wordml" xmlns:w16du="http://schemas.microsoft.com/office/word/2023/wordml/word16du" xmlns:w16sdtdh="http://schemas.microsoft.com/office/word/2020/wordml/sdtdatahash" xmlns:w16sdtfl="http://schemas.microsoft.com/office/word/2024/wordml/sdtformatlock" xmlns:w16se="http://schemas.microsoft.com/office/word/2015/wordml/symex" xmlns:wpg="http://schemas.microsoft.com/office/word/2010/wordprocessingGroup" xmlns:wpi="http://schemas.microsoft.com/office/word/2010/wordprocessingInk" xmlns:wne="http://schemas.microsoft.com/office/word/2006/wordml" xmlns:wps="http://schemas.microsoft.com/office/word/2010/wordprocessingShape" mc:Ignorable="w14 w15 w16se w16cid w16 w16cex w16sdtdh w16sdtfl w16du wp14">
   <w:body>
     <w:p>
-      <w:pPr>
-        <w:pStyle w:val="Normal"/>
-        <w:rPr/>
-      </w:pPr>
-      <w:r>
-        <w:rPr/>
+      <w:r>
         <w:t xml:space="preserve">Once he’d gotten her out the door, Emery jumped up from the couch and watched beside the front window until he saw Jane’s taillights glide down the driveway, turn onto Route 11 and disappear from sight. </w:t>
       </w:r>
     </w:p>
     <w:p>
-      <w:pPr>
-        <w:pStyle w:val="Normal"/>
-        <w:rPr/>
-      </w:pPr>
-      <w:r>
-        <w:rPr/>
+      <w:r>
         <w:t xml:space="preserve">He’d meant at least half of what he said but his ultimate objective from the moment she walked through the door was to get rid of her as quickly as possible. </w:t>
       </w:r>
     </w:p>
     <w:p>
-      <w:pPr>
-        <w:pStyle w:val="Normal"/>
-        <w:rPr/>
-      </w:pPr>
-      <w:r>
-        <w:rPr/>
+      <w:r>
         <w:t xml:space="preserve">Now, Emery hurried down the hallway and knocked at the door of the bedroom where Arthur had gone to rest. </w:t>
       </w:r>
     </w:p>
     <w:p>
-      <w:pPr>
-        <w:pStyle w:val="Normal"/>
-        <w:rPr/>
-      </w:pPr>
-      <w:r>
-        <w:rPr/>
-        <w:t>“</w:t>
-      </w:r>
-      <w:r>
-        <w:rPr/>
-        <w:t xml:space="preserve">Hey,” Emery said making no effort to soften his voice. “Time to get up, altar boy.” He pounded hard on the door. The nerve of this guy stealing his loot, hiding away for 30 years and then treating his house like a hotel. The room didn’t come free; Emery was going to require something in return.  </w:t>
+      <w:r>
+        <w:t xml:space="preserve">“Hey,” Emery said making no effort to soften his voice. “Time to get up, altar boy.” He pounded hard on the door. The nerve of this guy stealing his loot, hiding away for 30 years and then treating his house like a hotel. The room didn’t come free; Emery was going to require something in return.  </w:t>
       </w:r>
     </w:p>
     <w:p>
-      <w:pPr>
-        <w:pStyle w:val="Normal"/>
-        <w:rPr/>
-      </w:pPr>
-      <w:r>
-        <w:rPr/>
+      <w:r>
         <w:t>Arthur shouted “What is it?” but didn’t move to open the door so Emery opened it. Propped up on an elbow in bed, Arthur shielded his eyes from the hallway light.</w:t>
       </w:r>
     </w:p>
     <w:p>
-      <w:pPr>
-        <w:pStyle w:val="Normal"/>
-        <w:rPr/>
-      </w:pPr>
-      <w:r>
-        <w:rPr/>
-        <w:t>“</w:t>
-      </w:r>
-      <w:r>
-        <w:rPr/>
-        <w:t>Get up,” Emery said. “We gotta go pick up the stuff.”</w:t>
+      <w:r>
+        <w:t>“Get up,” Emery said. “We gotta go pick up the stuff.”</w:t>
       </w:r>
     </w:p>
     <w:p>
-      <w:pPr>
-        <w:pStyle w:val="Normal"/>
-        <w:rPr/>
-      </w:pPr>
-      <w:r>
-        <w:rPr/>
-        <w:t>“</w:t>
-      </w:r>
-      <w:r>
-        <w:rPr/>
-        <w:t>Now?”</w:t>
+      <w:r>
+        <w:t>“Now?”</w:t>
       </w:r>
     </w:p>
     <w:p>
-      <w:pPr>
-        <w:pStyle w:val="Normal"/>
-        <w:rPr/>
-      </w:pPr>
-      <w:r>
-        <w:rPr/>
-        <w:t>“</w:t>
-      </w:r>
-      <w:r>
-        <w:rPr/>
-        <w:t>Or maybe 30 years from now but I guess I’ve waited long enough. Let’s go. Before they change the locks on the shed.”</w:t>
+      <w:r>
+        <w:t>“Or maybe 30 years from now but I guess I’ve waited long enough. Let’s go. Before they change the locks on the shed.”</w:t>
       </w:r>
     </w:p>
     <w:p>
-      <w:pPr>
-        <w:pStyle w:val="Normal"/>
-        <w:rPr/>
-      </w:pPr>
-      <w:r>
-        <w:rPr/>
+      <w:r>
         <w:t xml:space="preserve">Arthur was already dressed. He’d just kicked his shoes off, laid down on top of the bed spread and closed his eyes. So it wasn’t long before Emery had shoved him into the car and they were on the road driving toward St. Joachim’s. </w:t>
       </w:r>
     </w:p>
     <w:p>
       <w:pPr>
         <w:pStyle w:val="normal1"/>
-        <w:rPr/>
       </w:pPr>
       <w:r>
-        <w:rPr/>
-        <w:t xml:space="preserve">Once they were cruising, Emery told Arthur he could go back to sleep. They had about two hours to go, Emery knew the way and it wasn’t like the guy was much for conversation anyway. Arthur leaned back in his seat and closed his eyes but Emery could tell that he was too stiff to really be sleeping. When you’re sleeping your head rolls all over the place with every turn and bump in the road. Emery pictured Orrin swaying in the backseat next to him while their dad drove them to visit grandma in Abilene. Looking back, there was surely room for him to lay down across the seat but he must’ve feared that, if a foot or a hand crossed the border between them and touched Emery, punches would fly. And though it seemed silly now, Emery thought that he was probably right. </w:t>
+        <w:t xml:space="preserve">Once they were cruising, Emery told Arthur he could go back to sleep. They had about two hours to go, Emery knew the way and it wasn’t like the guy was much for conversation anyway. Arthur leaned back in his seat and closed his eyes but Emery could tell that he was too stiff to really be sleeping. When you’re sleeping your head </w:t>
+      </w:r>
+      <w:r>
+        <w:t xml:space="preserve">swings </w:t>
+      </w:r>
+      <w:r>
+        <w:t>all over the place with every turn and bump in the road. Emery</w:t>
+      </w:r>
+      <w:r>
+        <w:t xml:space="preserve">’s thoughts leapt back to the roadtrips of his youth. Driving to visit grandma in Abilene, while </w:t>
+      </w:r>
+      <w:r>
+        <w:t>Orrin</w:t>
+      </w:r>
+      <w:r>
+        <w:t xml:space="preserve">, eyes closed, </w:t>
+      </w:r>
+      <w:r>
+        <w:t>sway</w:t>
+      </w:r>
+      <w:r>
+        <w:t xml:space="preserve">ed </w:t>
+      </w:r>
+      <w:r>
+        <w:t xml:space="preserve">in the backseat </w:t>
+      </w:r>
+      <w:r>
+        <w:t>beside</w:t>
+      </w:r>
+      <w:r>
+        <w:t xml:space="preserve"> him. </w:t>
+      </w:r>
+      <w:r>
+        <w:t>T</w:t>
+      </w:r>
+      <w:r>
+        <w:t xml:space="preserve">here was surely room for him to lay down across the seat but </w:t>
+      </w:r>
+      <w:r>
+        <w:t xml:space="preserve">they both knew that had an errant hand or foot </w:t>
+      </w:r>
+      <w:r>
+        <w:t>crossed the border between them and touched Emery, punches would</w:t>
+      </w:r>
+      <w:r>
+        <w:t>’ve flown</w:t>
+      </w:r>
+      <w:r>
+        <w:t xml:space="preserve">. </w:t>
+      </w:r>
+      <w:r>
+        <w:t>I</w:t>
+      </w:r>
+      <w:r>
+        <w:t xml:space="preserve">t seemed silly now. </w:t>
       </w:r>
     </w:p>
     <w:p>
       <w:pPr>
         <w:pStyle w:val="normal1"/>
-        <w:rPr/>
       </w:pPr>
       <w:r>
-        <w:rPr/>
-        <w:t xml:space="preserve">The altar boy was rigid, tense. That’s good. You should never go into any kind of job feeling relaxed.      </w:t>
+        <w:t>The altar boy</w:t>
+      </w:r>
+      <w:r>
+        <w:t xml:space="preserve"> on the other hand</w:t>
+      </w:r>
+      <w:r>
+        <w:t xml:space="preserve"> was rigid, tense. That’s good</w:t>
+      </w:r>
+      <w:r>
+        <w:t>, Emery thought</w:t>
+      </w:r>
+      <w:r>
+        <w:t>. You should never go into any kind of job feeling relaxed</w:t>
+      </w:r>
+      <w:r>
+        <w:t>, confident</w:t>
+      </w:r>
+      <w:r>
+        <w:t>.</w:t>
+      </w:r>
+      <w:r>
+        <w:t xml:space="preserve"> Th</w:t>
+      </w:r>
+      <w:r>
+        <w:t xml:space="preserve">e </w:t>
+      </w:r>
+      <w:r>
+        <w:t>man</w:t>
+      </w:r>
+      <w:r>
+        <w:t xml:space="preserve"> sitting stiff</w:t>
+      </w:r>
+      <w:r>
+        <w:t xml:space="preserve"> in his passenger seat</w:t>
+      </w:r>
+      <w:r>
+        <w:t xml:space="preserve"> had helped Emery </w:t>
+      </w:r>
+      <w:r>
+        <w:t>learn</w:t>
+      </w:r>
+      <w:r>
+        <w:t xml:space="preserve"> </w:t>
+      </w:r>
+      <w:r>
+        <w:t>that lesson.</w:t>
       </w:r>
     </w:p>
     <w:p>
       <w:pPr>
-        <w:pStyle w:val="Normal"/>
-        <w:rPr/>
+        <w:pStyle w:val="normal1"/>
       </w:pPr>
       <w:r>
-        <w:rPr/>
+        <w:lastRenderedPageBreak/>
+        <w:t xml:space="preserve">Even now, Emery wouldn’t allow himself to believe that his treasure could be in his hands before the sun rose. He felt like if he </w:t>
+      </w:r>
+      <w:r>
+        <w:t xml:space="preserve">thought too hard about it just sitting there in a hole in the ground up in Delbertville, it might slip away again. So he kept shuffling it around in his brain – stuffing it down, drowning it out with music or kicking it </w:t>
+      </w:r>
+      <w:r>
+        <w:t>in</w:t>
+      </w:r>
+      <w:r>
+        <w:t xml:space="preserve">to some </w:t>
+      </w:r>
+      <w:r>
+        <w:t xml:space="preserve">dusty </w:t>
+      </w:r>
+      <w:r>
+        <w:t xml:space="preserve">back corner. </w:t>
+      </w:r>
+      <w:r>
+        <w:t xml:space="preserve"> </w:t>
+      </w:r>
+      <w:r>
+        <w:t xml:space="preserve">      </w:t>
       </w:r>
     </w:p>
+    <w:p/>
+    <w:p/>
+    <w:p/>
     <w:p>
-      <w:pPr>
-        <w:pStyle w:val="Normal"/>
-        <w:rPr/>
-      </w:pPr>
-      <w:r>
-        <w:rPr/>
+      <w:r>
+        <w:t xml:space="preserve">First, there is the feeling of rising. Of being drawn upward, summoned toward the light. </w:t>
       </w:r>
     </w:p>
-    <w:p>
-      <w:pPr>
-        <w:pStyle w:val="Normal"/>
-        <w:rPr/>
-      </w:pPr>
-      <w:r>
-        <w:rPr/>
-      </w:r>
-    </w:p>
-    <w:p>
-      <w:pPr>
-        <w:pStyle w:val="Normal"/>
-        <w:rPr/>
-      </w:pPr>
-      <w:r>
-        <w:rPr/>
-        <w:t xml:space="preserve">First, there is the feeling of rising. Of being drawn upward, summoned toward the light. </w:t>
-      </w:r>
-    </w:p>
-    <w:p>
-      <w:pPr>
-        <w:pStyle w:val="Normal"/>
-        <w:widowControl/>
-        <w:bidi w:val="0"/>
-        <w:spacing w:lineRule="auto" w:line="278" w:before="0" w:after="160"/>
-        <w:jc w:val="start"/>
-        <w:rPr/>
-      </w:pPr>
-      <w:r>
-        <w:rPr/>
-      </w:r>
-    </w:p>
+    <w:p/>
     <w:sectPr>
-      <w:type w:val="nextPage"/>
       <w:pgSz w:w="12240" w:h="15840"/>
-      <w:pgMar w:left="1440" w:right="1440" w:gutter="0" w:header="0" w:top="1440" w:footer="0" w:bottom="1440"/>
-      <w:pgNumType w:fmt="decimal"/>
-      <w:formProt w:val="false"/>
-      <w:textDirection w:val="lrTb"/>
-      <w:docGrid w:type="default" w:linePitch="360" w:charSpace="0"/>
+      <w:pgMar w:top="1440" w:right="1440" w:bottom="1440" w:left="1440" w:header="0" w:footer="0" w:gutter="0"/>
+      <w:cols w:space="720"/>
+      <w:formProt w:val="0"/>
+      <w:docGrid w:linePitch="360"/>
     </w:sectPr>
   </w:body>
 </w:document>
 </file>
 
 <file path=word/styles.xml><?xml version="1.0" encoding="utf-8"?>
-<w:styles xmlns:w="http://schemas.openxmlformats.org/wordprocessingml/2006/main" xmlns:w14="http://schemas.microsoft.com/office/word/2010/wordml" xmlns:mc="http://schemas.openxmlformats.org/markup-compatibility/2006" mc:Ignorable="w14">
+<w:styles xmlns:mc="http://schemas.openxmlformats.org/markup-compatibility/2006" xmlns:r="http://schemas.openxmlformats.org/officeDocument/2006/relationships" xmlns:w="http://schemas.openxmlformats.org/wordprocessingml/2006/main" xmlns:w14="http://schemas.microsoft.com/office/word/2010/wordml" xmlns:w15="http://schemas.microsoft.com/office/word/2012/wordml" xmlns:w16cex="http://schemas.microsoft.com/office/word/2018/wordml/cex" xmlns:w16cid="http://schemas.microsoft.com/office/word/2016/wordml/cid" xmlns:w16="http://schemas.microsoft.com/office/word/2018/wordml" xmlns:w16du="http://schemas.microsoft.com/office/word/2023/wordml/word16du" xmlns:w16sdtdh="http://schemas.microsoft.com/office/word/2020/wordml/sdtdatahash" xmlns:w16sdtfl="http://schemas.microsoft.com/office/word/2024/wordml/sdtformatlock" xmlns:w16se="http://schemas.microsoft.com/office/word/2015/wordml/symex" mc:Ignorable="w14 w15 w16se w16cid w16 w16cex w16sdtdh w16sdtfl w16du">
   <w:docDefaults>
     <w:rPrDefault>
       <w:rPr>
-        <w:rFonts w:ascii="Aptos" w:hAnsi="Aptos" w:eastAsia="Aptos" w:cs="" w:asciiTheme="minorHAnsi" w:cstheme="minorBidi" w:eastAsiaTheme="minorHAnsi" w:hAnsiTheme="minorHAnsi"/>
+        <w:rFonts w:asciiTheme="minorHAnsi" w:eastAsiaTheme="minorHAnsi" w:hAnsiTheme="minorHAnsi" w:cstheme="minorBidi"/>
         <w:kern w:val="2"/>
         <w:sz w:val="24"/>
         <w:szCs w:val="24"/>
@@ -206,21 +227,21 @@
     </w:rPrDefault>
     <w:pPrDefault>
       <w:pPr>
-        <w:suppressAutoHyphens w:val="true"/>
+        <w:suppressAutoHyphens/>
       </w:pPr>
     </w:pPrDefault>
   </w:docDefaults>
   <w:latentStyles w:defLockedState="0" w:defUIPriority="99" w:defSemiHidden="0" w:defUnhideWhenUsed="0" w:defQFormat="0" w:count="376">
     <w:lsdException w:name="Normal" w:uiPriority="0" w:qFormat="1"/>
     <w:lsdException w:name="heading 1" w:uiPriority="9" w:qFormat="1"/>
-    <w:lsdException w:name="heading 2" w:uiPriority="9" w:semiHidden="1" w:unhideWhenUsed="1" w:qFormat="1"/>
-    <w:lsdException w:name="heading 3" w:uiPriority="9" w:semiHidden="1" w:unhideWhenUsed="1" w:qFormat="1"/>
-    <w:lsdException w:name="heading 4" w:uiPriority="9" w:semiHidden="1" w:unhideWhenUsed="1" w:qFormat="1"/>
-    <w:lsdException w:name="heading 5" w:uiPriority="9" w:semiHidden="1" w:unhideWhenUsed="1" w:qFormat="1"/>
-    <w:lsdException w:name="heading 6" w:uiPriority="9" w:semiHidden="1" w:unhideWhenUsed="1" w:qFormat="1"/>
-    <w:lsdException w:name="heading 7" w:uiPriority="9" w:semiHidden="1" w:unhideWhenUsed="1" w:qFormat="1"/>
-    <w:lsdException w:name="heading 8" w:uiPriority="9" w:semiHidden="1" w:unhideWhenUsed="1" w:qFormat="1"/>
-    <w:lsdException w:name="heading 9" w:uiPriority="9" w:semiHidden="1" w:unhideWhenUsed="1" w:qFormat="1"/>
+    <w:lsdException w:name="heading 2" w:semiHidden="1" w:uiPriority="9" w:unhideWhenUsed="1" w:qFormat="1"/>
+    <w:lsdException w:name="heading 3" w:semiHidden="1" w:uiPriority="9" w:unhideWhenUsed="1" w:qFormat="1"/>
+    <w:lsdException w:name="heading 4" w:semiHidden="1" w:uiPriority="9" w:unhideWhenUsed="1" w:qFormat="1"/>
+    <w:lsdException w:name="heading 5" w:semiHidden="1" w:uiPriority="9" w:unhideWhenUsed="1" w:qFormat="1"/>
+    <w:lsdException w:name="heading 6" w:semiHidden="1" w:uiPriority="9" w:unhideWhenUsed="1" w:qFormat="1"/>
+    <w:lsdException w:name="heading 7" w:semiHidden="1" w:uiPriority="9" w:unhideWhenUsed="1" w:qFormat="1"/>
+    <w:lsdException w:name="heading 8" w:semiHidden="1" w:uiPriority="9" w:unhideWhenUsed="1" w:qFormat="1"/>
+    <w:lsdException w:name="heading 9" w:semiHidden="1" w:uiPriority="9" w:unhideWhenUsed="1" w:qFormat="1"/>
     <w:lsdException w:name="index 1" w:semiHidden="1" w:unhideWhenUsed="1"/>
     <w:lsdException w:name="index 2" w:semiHidden="1" w:unhideWhenUsed="1"/>
     <w:lsdException w:name="index 3" w:semiHidden="1" w:unhideWhenUsed="1"/>
@@ -230,22 +251,22 @@
     <w:lsdException w:name="index 7" w:semiHidden="1" w:unhideWhenUsed="1"/>
     <w:lsdException w:name="index 8" w:semiHidden="1" w:unhideWhenUsed="1"/>
     <w:lsdException w:name="index 9" w:semiHidden="1" w:unhideWhenUsed="1"/>
-    <w:lsdException w:name="toc 1" w:uiPriority="39" w:semiHidden="1" w:unhideWhenUsed="1"/>
-    <w:lsdException w:name="toc 2" w:uiPriority="39" w:semiHidden="1" w:unhideWhenUsed="1"/>
-    <w:lsdException w:name="toc 3" w:uiPriority="39" w:semiHidden="1" w:unhideWhenUsed="1"/>
-    <w:lsdException w:name="toc 4" w:uiPriority="39" w:semiHidden="1" w:unhideWhenUsed="1"/>
-    <w:lsdException w:name="toc 5" w:uiPriority="39" w:semiHidden="1" w:unhideWhenUsed="1"/>
-    <w:lsdException w:name="toc 6" w:uiPriority="39" w:semiHidden="1" w:unhideWhenUsed="1"/>
-    <w:lsdException w:name="toc 7" w:uiPriority="39" w:semiHidden="1" w:unhideWhenUsed="1"/>
-    <w:lsdException w:name="toc 8" w:uiPriority="39" w:semiHidden="1" w:unhideWhenUsed="1"/>
-    <w:lsdException w:name="toc 9" w:uiPriority="39" w:semiHidden="1" w:unhideWhenUsed="1"/>
+    <w:lsdException w:name="toc 1" w:semiHidden="1" w:uiPriority="39" w:unhideWhenUsed="1"/>
+    <w:lsdException w:name="toc 2" w:semiHidden="1" w:uiPriority="39" w:unhideWhenUsed="1"/>
+    <w:lsdException w:name="toc 3" w:semiHidden="1" w:uiPriority="39" w:unhideWhenUsed="1"/>
+    <w:lsdException w:name="toc 4" w:semiHidden="1" w:uiPriority="39" w:unhideWhenUsed="1"/>
+    <w:lsdException w:name="toc 5" w:semiHidden="1" w:uiPriority="39" w:unhideWhenUsed="1"/>
+    <w:lsdException w:name="toc 6" w:semiHidden="1" w:uiPriority="39" w:unhideWhenUsed="1"/>
+    <w:lsdException w:name="toc 7" w:semiHidden="1" w:uiPriority="39" w:unhideWhenUsed="1"/>
+    <w:lsdException w:name="toc 8" w:semiHidden="1" w:uiPriority="39" w:unhideWhenUsed="1"/>
+    <w:lsdException w:name="toc 9" w:semiHidden="1" w:uiPriority="39" w:unhideWhenUsed="1"/>
     <w:lsdException w:name="Normal Indent" w:semiHidden="1" w:unhideWhenUsed="1"/>
     <w:lsdException w:name="footnote text" w:semiHidden="1" w:unhideWhenUsed="1"/>
     <w:lsdException w:name="annotation text" w:semiHidden="1" w:unhideWhenUsed="1"/>
     <w:lsdException w:name="header" w:semiHidden="1" w:unhideWhenUsed="1"/>
     <w:lsdException w:name="footer" w:semiHidden="1" w:unhideWhenUsed="1"/>
     <w:lsdException w:name="index heading" w:semiHidden="1" w:unhideWhenUsed="1"/>
-    <w:lsdException w:name="caption" w:uiPriority="35" w:semiHidden="1" w:unhideWhenUsed="1" w:qFormat="1"/>
+    <w:lsdException w:name="caption" w:semiHidden="1" w:uiPriority="35" w:unhideWhenUsed="1" w:qFormat="1"/>
     <w:lsdException w:name="table of figures" w:semiHidden="1" w:unhideWhenUsed="1"/>
     <w:lsdException w:name="envelope address" w:semiHidden="1" w:unhideWhenUsed="1"/>
     <w:lsdException w:name="envelope return" w:semiHidden="1" w:unhideWhenUsed="1"/>
@@ -276,7 +297,7 @@
     <w:lsdException w:name="Title" w:uiPriority="10" w:qFormat="1"/>
     <w:lsdException w:name="Closing" w:semiHidden="1" w:unhideWhenUsed="1"/>
     <w:lsdException w:name="Signature" w:semiHidden="1" w:unhideWhenUsed="1"/>
-    <w:lsdException w:name="Default Paragraph Font" w:uiPriority="1" w:semiHidden="1" w:unhideWhenUsed="1"/>
+    <w:lsdException w:name="Default Paragraph Font" w:semiHidden="1" w:uiPriority="1" w:unhideWhenUsed="1"/>
     <w:lsdException w:name="Body Text" w:semiHidden="1" w:unhideWhenUsed="1"/>
     <w:lsdException w:name="Body Text Indent" w:semiHidden="1" w:unhideWhenUsed="1"/>
     <w:lsdException w:name="List Continue" w:semiHidden="1" w:unhideWhenUsed="1"/>
@@ -476,8 +497,8 @@
     <w:lsdException w:name="Subtle Reference" w:uiPriority="31" w:qFormat="1"/>
     <w:lsdException w:name="Intense Reference" w:uiPriority="32" w:qFormat="1"/>
     <w:lsdException w:name="Book Title" w:uiPriority="33" w:qFormat="1"/>
-    <w:lsdException w:name="Bibliography" w:uiPriority="37" w:semiHidden="1" w:unhideWhenUsed="1"/>
-    <w:lsdException w:name="TOC Heading" w:uiPriority="39" w:semiHidden="1" w:unhideWhenUsed="1" w:qFormat="1"/>
+    <w:lsdException w:name="Bibliography" w:semiHidden="1" w:uiPriority="37" w:unhideWhenUsed="1"/>
+    <w:lsdException w:name="TOC Heading" w:semiHidden="1" w:uiPriority="39" w:unhideWhenUsed="1" w:qFormat="1"/>
     <w:lsdException w:name="Plain Table 1" w:uiPriority="41"/>
     <w:lsdException w:name="Plain Table 2" w:uiPriority="42"/>
     <w:lsdException w:name="Plain Table 3" w:uiPriority="43"/>
@@ -588,23 +609,17 @@
     <w:lsdException w:name="Unresolved Mention" w:semiHidden="1" w:unhideWhenUsed="1"/>
     <w:lsdException w:name="Smart Link" w:semiHidden="1" w:unhideWhenUsed="1"/>
   </w:latentStyles>
-  <w:style w:type="paragraph" w:styleId="Normal" w:default="1">
+  <w:style w:type="paragraph" w:default="1" w:styleId="Normal">
     <w:name w:val="Normal"/>
     <w:qFormat/>
-    <w:rsid w:val="00ba56b8"/>
-    <w:pPr>
-      <w:widowControl/>
-      <w:bidi w:val="0"/>
-      <w:spacing w:lineRule="auto" w:line="278" w:before="0" w:after="160"/>
-      <w:jc w:val="start"/>
-    </w:pPr>
-    <w:rPr>
-      <w:rFonts w:eastAsia="" w:eastAsiaTheme="minorEastAsia" w:ascii="Aptos" w:hAnsi="Aptos" w:cs=""/>
-      <w:color w:val="auto"/>
+    <w:rsid w:val="00BA56B8"/>
+    <w:pPr>
+      <w:spacing w:after="160" w:line="278" w:lineRule="auto"/>
+    </w:pPr>
+    <w:rPr>
+      <w:rFonts w:ascii="Aptos" w:eastAsiaTheme="minorEastAsia" w:hAnsi="Aptos"/>
       <w:kern w:val="0"/>
-      <w:sz w:val="24"/>
-      <w:szCs w:val="24"/>
-      <w:lang w:eastAsia="ja-JP" w:val="en-US" w:bidi="ar-SA"/>
+      <w:lang w:eastAsia="ja-JP"/>
       <w14:ligatures w14:val="none"/>
     </w:rPr>
   </w:style>
@@ -615,16 +630,16 @@
     <w:link w:val="Heading1Char"/>
     <w:uiPriority w:val="9"/>
     <w:qFormat/>
-    <w:rsid w:val="00ba56b8"/>
-    <w:pPr>
-      <w:keepNext w:val="true"/>
+    <w:rsid w:val="00BA56B8"/>
+    <w:pPr>
+      <w:keepNext/>
       <w:keepLines/>
-      <w:spacing w:lineRule="auto" w:line="278" w:before="360" w:after="80"/>
+      <w:spacing w:before="360" w:after="80"/>
       <w:outlineLvl w:val="0"/>
     </w:pPr>
     <w:rPr>
-      <w:rFonts w:ascii="Aptos Display" w:hAnsi="Aptos Display" w:eastAsia="" w:cs="" w:asciiTheme="majorHAnsi" w:cstheme="majorBidi" w:eastAsiaTheme="majorEastAsia" w:hAnsiTheme="majorHAnsi"/>
-      <w:color w:themeColor="accent1" w:themeShade="bf" w:val="0F4761"/>
+      <w:rFonts w:asciiTheme="majorHAnsi" w:eastAsiaTheme="majorEastAsia" w:hAnsiTheme="majorHAnsi" w:cstheme="majorBidi"/>
+      <w:color w:val="0F4761" w:themeColor="accent1" w:themeShade="BF"/>
       <w:kern w:val="2"/>
       <w:sz w:val="40"/>
       <w:szCs w:val="40"/>
@@ -641,16 +656,16 @@
     <w:semiHidden/>
     <w:unhideWhenUsed/>
     <w:qFormat/>
-    <w:rsid w:val="00ba56b8"/>
-    <w:pPr>
-      <w:keepNext w:val="true"/>
+    <w:rsid w:val="00BA56B8"/>
+    <w:pPr>
+      <w:keepNext/>
       <w:keepLines/>
-      <w:spacing w:lineRule="auto" w:line="278" w:before="160" w:after="80"/>
+      <w:spacing w:before="160" w:after="80"/>
       <w:outlineLvl w:val="1"/>
     </w:pPr>
     <w:rPr>
-      <w:rFonts w:ascii="Aptos Display" w:hAnsi="Aptos Display" w:eastAsia="" w:cs="" w:asciiTheme="majorHAnsi" w:cstheme="majorBidi" w:eastAsiaTheme="majorEastAsia" w:hAnsiTheme="majorHAnsi"/>
-      <w:color w:themeColor="accent1" w:themeShade="bf" w:val="0F4761"/>
+      <w:rFonts w:asciiTheme="majorHAnsi" w:eastAsiaTheme="majorEastAsia" w:hAnsiTheme="majorHAnsi" w:cstheme="majorBidi"/>
+      <w:color w:val="0F4761" w:themeColor="accent1" w:themeShade="BF"/>
       <w:kern w:val="2"/>
       <w:sz w:val="32"/>
       <w:szCs w:val="32"/>
@@ -667,16 +682,16 @@
     <w:semiHidden/>
     <w:unhideWhenUsed/>
     <w:qFormat/>
-    <w:rsid w:val="00ba56b8"/>
-    <w:pPr>
-      <w:keepNext w:val="true"/>
+    <w:rsid w:val="00BA56B8"/>
+    <w:pPr>
+      <w:keepNext/>
       <w:keepLines/>
-      <w:spacing w:lineRule="auto" w:line="278" w:before="160" w:after="80"/>
+      <w:spacing w:before="160" w:after="80"/>
       <w:outlineLvl w:val="2"/>
     </w:pPr>
     <w:rPr>
-      <w:rFonts w:eastAsia="" w:cs="" w:cstheme="majorBidi" w:eastAsiaTheme="majorEastAsia"/>
-      <w:color w:themeColor="accent1" w:themeShade="bf" w:val="0F4761"/>
+      <w:rFonts w:eastAsiaTheme="majorEastAsia" w:cstheme="majorBidi"/>
+      <w:color w:val="0F4761" w:themeColor="accent1" w:themeShade="BF"/>
       <w:kern w:val="2"/>
       <w:sz w:val="28"/>
       <w:szCs w:val="28"/>
@@ -693,18 +708,18 @@
     <w:semiHidden/>
     <w:unhideWhenUsed/>
     <w:qFormat/>
-    <w:rsid w:val="00ba56b8"/>
-    <w:pPr>
-      <w:keepNext w:val="true"/>
+    <w:rsid w:val="00BA56B8"/>
+    <w:pPr>
+      <w:keepNext/>
       <w:keepLines/>
-      <w:spacing w:lineRule="auto" w:line="278" w:before="80" w:after="40"/>
+      <w:spacing w:before="80" w:after="40"/>
       <w:outlineLvl w:val="3"/>
     </w:pPr>
     <w:rPr>
-      <w:rFonts w:eastAsia="" w:cs="" w:cstheme="majorBidi" w:eastAsiaTheme="majorEastAsia"/>
+      <w:rFonts w:eastAsiaTheme="majorEastAsia" w:cstheme="majorBidi"/>
       <w:i/>
       <w:iCs/>
-      <w:color w:themeColor="accent1" w:themeShade="bf" w:val="0F4761"/>
+      <w:color w:val="0F4761" w:themeColor="accent1" w:themeShade="BF"/>
       <w:kern w:val="2"/>
       <w:lang w:eastAsia="en-US"/>
       <w14:ligatures w14:val="standardContextual"/>
@@ -719,16 +734,16 @@
     <w:semiHidden/>
     <w:unhideWhenUsed/>
     <w:qFormat/>
-    <w:rsid w:val="00ba56b8"/>
-    <w:pPr>
-      <w:keepNext w:val="true"/>
+    <w:rsid w:val="00BA56B8"/>
+    <w:pPr>
+      <w:keepNext/>
       <w:keepLines/>
-      <w:spacing w:lineRule="auto" w:line="278" w:before="80" w:after="40"/>
+      <w:spacing w:before="80" w:after="40"/>
       <w:outlineLvl w:val="4"/>
     </w:pPr>
     <w:rPr>
-      <w:rFonts w:eastAsia="" w:cs="" w:cstheme="majorBidi" w:eastAsiaTheme="majorEastAsia"/>
-      <w:color w:themeColor="accent1" w:themeShade="bf" w:val="0F4761"/>
+      <w:rFonts w:eastAsiaTheme="majorEastAsia" w:cstheme="majorBidi"/>
+      <w:color w:val="0F4761" w:themeColor="accent1" w:themeShade="BF"/>
       <w:kern w:val="2"/>
       <w:lang w:eastAsia="en-US"/>
       <w14:ligatures w14:val="standardContextual"/>
@@ -743,18 +758,18 @@
     <w:semiHidden/>
     <w:unhideWhenUsed/>
     <w:qFormat/>
-    <w:rsid w:val="00ba56b8"/>
-    <w:pPr>
-      <w:keepNext w:val="true"/>
+    <w:rsid w:val="00BA56B8"/>
+    <w:pPr>
+      <w:keepNext/>
       <w:keepLines/>
-      <w:spacing w:lineRule="auto" w:line="278" w:before="40" w:after="0"/>
+      <w:spacing w:before="40" w:after="0"/>
       <w:outlineLvl w:val="5"/>
     </w:pPr>
     <w:rPr>
-      <w:rFonts w:eastAsia="" w:cs="" w:cstheme="majorBidi" w:eastAsiaTheme="majorEastAsia"/>
+      <w:rFonts w:eastAsiaTheme="majorEastAsia" w:cstheme="majorBidi"/>
       <w:i/>
       <w:iCs/>
-      <w:color w:themeColor="text1" w:themeTint="a6" w:val="595959"/>
+      <w:color w:val="595959" w:themeColor="text1" w:themeTint="A6"/>
       <w:kern w:val="2"/>
       <w:lang w:eastAsia="en-US"/>
       <w14:ligatures w14:val="standardContextual"/>
@@ -769,16 +784,16 @@
     <w:semiHidden/>
     <w:unhideWhenUsed/>
     <w:qFormat/>
-    <w:rsid w:val="00ba56b8"/>
-    <w:pPr>
-      <w:keepNext w:val="true"/>
+    <w:rsid w:val="00BA56B8"/>
+    <w:pPr>
+      <w:keepNext/>
       <w:keepLines/>
-      <w:spacing w:lineRule="auto" w:line="278" w:before="40" w:after="0"/>
+      <w:spacing w:before="40" w:after="0"/>
       <w:outlineLvl w:val="6"/>
     </w:pPr>
     <w:rPr>
-      <w:rFonts w:eastAsia="" w:cs="" w:cstheme="majorBidi" w:eastAsiaTheme="majorEastAsia"/>
-      <w:color w:themeColor="text1" w:themeTint="a6" w:val="595959"/>
+      <w:rFonts w:eastAsiaTheme="majorEastAsia" w:cstheme="majorBidi"/>
+      <w:color w:val="595959" w:themeColor="text1" w:themeTint="A6"/>
       <w:kern w:val="2"/>
       <w:lang w:eastAsia="en-US"/>
       <w14:ligatures w14:val="standardContextual"/>
@@ -793,18 +808,18 @@
     <w:semiHidden/>
     <w:unhideWhenUsed/>
     <w:qFormat/>
-    <w:rsid w:val="00ba56b8"/>
-    <w:pPr>
-      <w:keepNext w:val="true"/>
+    <w:rsid w:val="00BA56B8"/>
+    <w:pPr>
+      <w:keepNext/>
       <w:keepLines/>
-      <w:spacing w:lineRule="auto" w:line="278" w:before="0" w:after="0"/>
+      <w:spacing w:after="0"/>
       <w:outlineLvl w:val="7"/>
     </w:pPr>
     <w:rPr>
-      <w:rFonts w:eastAsia="" w:cs="" w:cstheme="majorBidi" w:eastAsiaTheme="majorEastAsia"/>
+      <w:rFonts w:eastAsiaTheme="majorEastAsia" w:cstheme="majorBidi"/>
       <w:i/>
       <w:iCs/>
-      <w:color w:themeColor="text1" w:themeTint="d8" w:val="272727"/>
+      <w:color w:val="272727" w:themeColor="text1" w:themeTint="D8"/>
       <w:kern w:val="2"/>
       <w:lang w:eastAsia="en-US"/>
       <w14:ligatures w14:val="standardContextual"/>
@@ -819,412 +834,24 @@
     <w:semiHidden/>
     <w:unhideWhenUsed/>
     <w:qFormat/>
-    <w:rsid w:val="00ba56b8"/>
-    <w:pPr>
-      <w:keepNext w:val="true"/>
+    <w:rsid w:val="00BA56B8"/>
+    <w:pPr>
+      <w:keepNext/>
       <w:keepLines/>
-      <w:spacing w:lineRule="auto" w:line="278" w:before="0" w:after="0"/>
+      <w:spacing w:after="0"/>
       <w:outlineLvl w:val="8"/>
     </w:pPr>
     <w:rPr>
-      <w:rFonts w:eastAsia="" w:cs="" w:cstheme="majorBidi" w:eastAsiaTheme="majorEastAsia"/>
-      <w:color w:themeColor="text1" w:themeTint="d8" w:val="272727"/>
+      <w:rFonts w:eastAsiaTheme="majorEastAsia" w:cstheme="majorBidi"/>
+      <w:color w:val="272727" w:themeColor="text1" w:themeTint="D8"/>
       <w:kern w:val="2"/>
       <w:lang w:eastAsia="en-US"/>
       <w14:ligatures w14:val="standardContextual"/>
     </w:rPr>
   </w:style>
-  <w:style w:type="character" w:styleId="DefaultParagraphFont" w:default="1">
+  <w:style w:type="character" w:default="1" w:styleId="DefaultParagraphFont">
     <w:name w:val="Default Paragraph Font"/>
     <w:uiPriority w:val="1"/>
-    <w:semiHidden/>
-    <w:unhideWhenUsed/>
-    <w:rPr/>
-  </w:style>
-  <w:style w:type="character" w:styleId="Heading1Char" w:customStyle="1">
-    <w:name w:val="Heading 1 Char"/>
-    <w:basedOn w:val="DefaultParagraphFont"/>
-    <w:link w:val="Heading1"/>
-    <w:uiPriority w:val="9"/>
-    <w:rsid w:val="00ba56b8"/>
-    <w:rPr>
-      <w:rFonts w:ascii="Aptos Display" w:hAnsi="Aptos Display" w:eastAsia="" w:cs="" w:asciiTheme="majorHAnsi" w:cstheme="majorBidi" w:eastAsiaTheme="majorEastAsia" w:hAnsiTheme="majorHAnsi"/>
-      <w:color w:themeColor="accent1" w:themeShade="bf" w:val="0F4761"/>
-      <w:sz w:val="40"/>
-      <w:szCs w:val="40"/>
-    </w:rPr>
-  </w:style>
-  <w:style w:type="character" w:styleId="Heading2Char" w:customStyle="1">
-    <w:name w:val="Heading 2 Char"/>
-    <w:basedOn w:val="DefaultParagraphFont"/>
-    <w:link w:val="Heading2"/>
-    <w:uiPriority w:val="9"/>
-    <w:semiHidden/>
-    <w:rsid w:val="00ba56b8"/>
-    <w:rPr>
-      <w:rFonts w:ascii="Aptos Display" w:hAnsi="Aptos Display" w:eastAsia="" w:cs="" w:asciiTheme="majorHAnsi" w:cstheme="majorBidi" w:eastAsiaTheme="majorEastAsia" w:hAnsiTheme="majorHAnsi"/>
-      <w:color w:themeColor="accent1" w:themeShade="bf" w:val="0F4761"/>
-      <w:sz w:val="32"/>
-      <w:szCs w:val="32"/>
-    </w:rPr>
-  </w:style>
-  <w:style w:type="character" w:styleId="Heading3Char" w:customStyle="1">
-    <w:name w:val="Heading 3 Char"/>
-    <w:basedOn w:val="DefaultParagraphFont"/>
-    <w:link w:val="Heading3"/>
-    <w:uiPriority w:val="9"/>
-    <w:semiHidden/>
-    <w:rsid w:val="00ba56b8"/>
-    <w:rPr>
-      <w:rFonts w:eastAsia="" w:cs="" w:cstheme="majorBidi" w:eastAsiaTheme="majorEastAsia"/>
-      <w:color w:themeColor="accent1" w:themeShade="bf" w:val="0F4761"/>
-      <w:sz w:val="28"/>
-      <w:szCs w:val="28"/>
-    </w:rPr>
-  </w:style>
-  <w:style w:type="character" w:styleId="Heading4Char" w:customStyle="1">
-    <w:name w:val="Heading 4 Char"/>
-    <w:basedOn w:val="DefaultParagraphFont"/>
-    <w:link w:val="Heading4"/>
-    <w:uiPriority w:val="9"/>
-    <w:semiHidden/>
-    <w:rsid w:val="00ba56b8"/>
-    <w:rPr>
-      <w:rFonts w:eastAsia="" w:cs="" w:cstheme="majorBidi" w:eastAsiaTheme="majorEastAsia"/>
-      <w:i/>
-      <w:iCs/>
-      <w:color w:themeColor="accent1" w:themeShade="bf" w:val="0F4761"/>
-    </w:rPr>
-  </w:style>
-  <w:style w:type="character" w:styleId="Heading5Char" w:customStyle="1">
-    <w:name w:val="Heading 5 Char"/>
-    <w:basedOn w:val="DefaultParagraphFont"/>
-    <w:link w:val="Heading5"/>
-    <w:uiPriority w:val="9"/>
-    <w:semiHidden/>
-    <w:rsid w:val="00ba56b8"/>
-    <w:rPr>
-      <w:rFonts w:eastAsia="" w:cs="" w:cstheme="majorBidi" w:eastAsiaTheme="majorEastAsia"/>
-      <w:color w:themeColor="accent1" w:themeShade="bf" w:val="0F4761"/>
-    </w:rPr>
-  </w:style>
-  <w:style w:type="character" w:styleId="Heading6Char" w:customStyle="1">
-    <w:name w:val="Heading 6 Char"/>
-    <w:basedOn w:val="DefaultParagraphFont"/>
-    <w:link w:val="Heading6"/>
-    <w:uiPriority w:val="9"/>
-    <w:semiHidden/>
-    <w:rsid w:val="00ba56b8"/>
-    <w:rPr>
-      <w:rFonts w:eastAsia="" w:cs="" w:cstheme="majorBidi" w:eastAsiaTheme="majorEastAsia"/>
-      <w:i/>
-      <w:iCs/>
-      <w:color w:themeColor="text1" w:themeTint="a6" w:val="595959"/>
-    </w:rPr>
-  </w:style>
-  <w:style w:type="character" w:styleId="Heading7Char" w:customStyle="1">
-    <w:name w:val="Heading 7 Char"/>
-    <w:basedOn w:val="DefaultParagraphFont"/>
-    <w:link w:val="Heading7"/>
-    <w:uiPriority w:val="9"/>
-    <w:semiHidden/>
-    <w:rsid w:val="00ba56b8"/>
-    <w:rPr>
-      <w:rFonts w:eastAsia="" w:cs="" w:cstheme="majorBidi" w:eastAsiaTheme="majorEastAsia"/>
-      <w:color w:themeColor="text1" w:themeTint="a6" w:val="595959"/>
-    </w:rPr>
-  </w:style>
-  <w:style w:type="character" w:styleId="Heading8Char" w:customStyle="1">
-    <w:name w:val="Heading 8 Char"/>
-    <w:basedOn w:val="DefaultParagraphFont"/>
-    <w:link w:val="Heading8"/>
-    <w:uiPriority w:val="9"/>
-    <w:semiHidden/>
-    <w:rsid w:val="00ba56b8"/>
-    <w:rPr>
-      <w:rFonts w:eastAsia="" w:cs="" w:cstheme="majorBidi" w:eastAsiaTheme="majorEastAsia"/>
-      <w:i/>
-      <w:iCs/>
-      <w:color w:themeColor="text1" w:themeTint="d8" w:val="272727"/>
-    </w:rPr>
-  </w:style>
-  <w:style w:type="character" w:styleId="Heading9Char" w:customStyle="1">
-    <w:name w:val="Heading 9 Char"/>
-    <w:basedOn w:val="DefaultParagraphFont"/>
-    <w:link w:val="Heading9"/>
-    <w:uiPriority w:val="9"/>
-    <w:semiHidden/>
-    <w:rsid w:val="00ba56b8"/>
-    <w:rPr>
-      <w:rFonts w:eastAsia="" w:cs="" w:cstheme="majorBidi" w:eastAsiaTheme="majorEastAsia"/>
-      <w:color w:themeColor="text1" w:themeTint="d8" w:val="272727"/>
-    </w:rPr>
-  </w:style>
-  <w:style w:type="character" w:styleId="TitleChar" w:customStyle="1">
-    <w:name w:val="Title Char"/>
-    <w:basedOn w:val="DefaultParagraphFont"/>
-    <w:link w:val="Title"/>
-    <w:uiPriority w:val="10"/>
-    <w:rsid w:val="00ba56b8"/>
-    <w:rPr>
-      <w:rFonts w:ascii="Aptos Display" w:hAnsi="Aptos Display" w:eastAsia="" w:cs="" w:asciiTheme="majorHAnsi" w:cstheme="majorBidi" w:eastAsiaTheme="majorEastAsia" w:hAnsiTheme="majorHAnsi"/>
-      <w:spacing w:val="-10"/>
-      <w:kern w:val="2"/>
-      <w:sz w:val="56"/>
-      <w:szCs w:val="56"/>
-    </w:rPr>
-  </w:style>
-  <w:style w:type="character" w:styleId="SubtitleChar" w:customStyle="1">
-    <w:name w:val="Subtitle Char"/>
-    <w:basedOn w:val="DefaultParagraphFont"/>
-    <w:link w:val="Subtitle"/>
-    <w:uiPriority w:val="11"/>
-    <w:rsid w:val="00ba56b8"/>
-    <w:rPr>
-      <w:rFonts w:eastAsia="" w:cs="" w:cstheme="majorBidi" w:eastAsiaTheme="majorEastAsia"/>
-      <w:color w:themeColor="text1" w:themeTint="a6" w:val="595959"/>
-      <w:spacing w:val="15"/>
-      <w:sz w:val="28"/>
-      <w:szCs w:val="28"/>
-    </w:rPr>
-  </w:style>
-  <w:style w:type="character" w:styleId="QuoteChar" w:customStyle="1">
-    <w:name w:val="Quote Char"/>
-    <w:basedOn w:val="DefaultParagraphFont"/>
-    <w:link w:val="Quote"/>
-    <w:uiPriority w:val="29"/>
-    <w:rsid w:val="00ba56b8"/>
-    <w:rPr>
-      <w:i/>
-      <w:iCs/>
-      <w:color w:themeColor="text1" w:themeTint="bf" w:val="404040"/>
-    </w:rPr>
-  </w:style>
-  <w:style w:type="character" w:styleId="IntenseEmphasis">
-    <w:name w:val="Intense Emphasis"/>
-    <w:basedOn w:val="DefaultParagraphFont"/>
-    <w:uiPriority w:val="21"/>
-    <w:qFormat/>
-    <w:rsid w:val="00ba56b8"/>
-    <w:rPr>
-      <w:i/>
-      <w:iCs/>
-      <w:color w:themeColor="accent1" w:themeShade="bf" w:val="0F4761"/>
-    </w:rPr>
-  </w:style>
-  <w:style w:type="character" w:styleId="IntenseQuoteChar" w:customStyle="1">
-    <w:name w:val="Intense Quote Char"/>
-    <w:basedOn w:val="DefaultParagraphFont"/>
-    <w:link w:val="IntenseQuote"/>
-    <w:uiPriority w:val="30"/>
-    <w:rsid w:val="00ba56b8"/>
-    <w:rPr>
-      <w:i/>
-      <w:iCs/>
-      <w:color w:themeColor="accent1" w:themeShade="bf" w:val="0F4761"/>
-    </w:rPr>
-  </w:style>
-  <w:style w:type="character" w:styleId="IntenseReference">
-    <w:name w:val="Intense Reference"/>
-    <w:basedOn w:val="DefaultParagraphFont"/>
-    <w:uiPriority w:val="32"/>
-    <w:qFormat/>
-    <w:rsid w:val="00ba56b8"/>
-    <w:rPr>
-      <w:b/>
-      <w:bCs/>
-      <w:smallCaps/>
-      <w:color w:themeColor="accent1" w:themeShade="bf" w:val="0F4761"/>
-      <w:spacing w:val="5"/>
-    </w:rPr>
-  </w:style>
-  <w:style w:type="paragraph" w:styleId="Heading">
-    <w:name w:val="Heading"/>
-    <w:basedOn w:val="Normal"/>
-    <w:next w:val="BodyText"/>
-    <w:pPr>
-      <w:keepNext w:val="true"/>
-      <w:spacing w:before="240" w:after="120"/>
-    </w:pPr>
-    <w:rPr>
-      <w:rFonts w:ascii="Liberation Sans" w:hAnsi="Liberation Sans" w:eastAsia="Microsoft YaHei" w:cs="Lucida Sans"/>
-      <w:sz w:val="28"/>
-      <w:szCs w:val="28"/>
-    </w:rPr>
-  </w:style>
-  <w:style w:type="paragraph" w:styleId="BodyText">
-    <w:name w:val="Body Text"/>
-    <w:basedOn w:val="Normal"/>
-    <w:pPr>
-      <w:spacing w:lineRule="auto" w:line="276" w:before="0" w:after="140"/>
-    </w:pPr>
-    <w:rPr/>
-  </w:style>
-  <w:style w:type="paragraph" w:styleId="List">
-    <w:name w:val="List"/>
-    <w:basedOn w:val="BodyText"/>
-    <w:pPr/>
-    <w:rPr>
-      <w:rFonts w:cs="Lucida Sans"/>
-    </w:rPr>
-  </w:style>
-  <w:style w:type="paragraph" w:styleId="Caption">
-    <w:name w:val="caption"/>
-    <w:basedOn w:val="Normal"/>
-    <w:pPr>
-      <w:suppressLineNumbers/>
-      <w:spacing w:before="120" w:after="120"/>
-    </w:pPr>
-    <w:rPr>
-      <w:rFonts w:cs="Lucida Sans"/>
-      <w:i/>
-      <w:iCs/>
-      <w:sz w:val="24"/>
-      <w:szCs w:val="24"/>
-    </w:rPr>
-  </w:style>
-  <w:style w:type="paragraph" w:styleId="Index">
-    <w:name w:val="Index"/>
-    <w:basedOn w:val="Normal"/>
-    <w:pPr>
-      <w:suppressLineNumbers/>
-    </w:pPr>
-    <w:rPr>
-      <w:rFonts w:cs="Lucida Sans"/>
-    </w:rPr>
-  </w:style>
-  <w:style w:type="paragraph" w:styleId="Title">
-    <w:name w:val="Title"/>
-    <w:basedOn w:val="Normal"/>
-    <w:next w:val="Normal"/>
-    <w:link w:val="TitleChar"/>
-    <w:uiPriority w:val="10"/>
-    <w:qFormat/>
-    <w:rsid w:val="00ba56b8"/>
-    <w:pPr>
-      <w:spacing w:lineRule="auto" w:line="240" w:before="0" w:after="80"/>
-      <w:contextualSpacing/>
-    </w:pPr>
-    <w:rPr>
-      <w:rFonts w:ascii="Aptos Display" w:hAnsi="Aptos Display" w:eastAsia="" w:cs="" w:asciiTheme="majorHAnsi" w:cstheme="majorBidi" w:eastAsiaTheme="majorEastAsia" w:hAnsiTheme="majorHAnsi"/>
-      <w:spacing w:val="-10"/>
-      <w:kern w:val="2"/>
-      <w:sz w:val="56"/>
-      <w:szCs w:val="56"/>
-      <w:lang w:eastAsia="en-US"/>
-      <w14:ligatures w14:val="standardContextual"/>
-    </w:rPr>
-  </w:style>
-  <w:style w:type="paragraph" w:styleId="Subtitle">
-    <w:name w:val="Subtitle"/>
-    <w:basedOn w:val="Normal"/>
-    <w:next w:val="Normal"/>
-    <w:link w:val="SubtitleChar"/>
-    <w:uiPriority w:val="11"/>
-    <w:qFormat/>
-    <w:rsid w:val="00ba56b8"/>
-    <w:pPr>
-      <w:spacing w:lineRule="auto" w:line="278"/>
-    </w:pPr>
-    <w:rPr>
-      <w:rFonts w:eastAsia="" w:cs="" w:cstheme="majorBidi" w:eastAsiaTheme="majorEastAsia"/>
-      <w:color w:themeColor="text1" w:themeTint="a6" w:val="595959"/>
-      <w:spacing w:val="15"/>
-      <w:kern w:val="2"/>
-      <w:sz w:val="28"/>
-      <w:szCs w:val="28"/>
-      <w:lang w:eastAsia="en-US"/>
-      <w14:ligatures w14:val="standardContextual"/>
-    </w:rPr>
-  </w:style>
-  <w:style w:type="paragraph" w:styleId="Quote">
-    <w:name w:val="Quote"/>
-    <w:basedOn w:val="Normal"/>
-    <w:next w:val="Normal"/>
-    <w:link w:val="QuoteChar"/>
-    <w:uiPriority w:val="29"/>
-    <w:qFormat/>
-    <w:rsid w:val="00ba56b8"/>
-    <w:pPr>
-      <w:spacing w:lineRule="auto" w:line="278" w:before="160" w:after="160"/>
-      <w:jc w:val="center"/>
-    </w:pPr>
-    <w:rPr>
-      <w:rFonts w:eastAsia="Aptos" w:eastAsiaTheme="minorHAnsi"/>
-      <w:i/>
-      <w:iCs/>
-      <w:color w:themeColor="text1" w:themeTint="bf" w:val="404040"/>
-      <w:kern w:val="2"/>
-      <w:lang w:eastAsia="en-US"/>
-      <w14:ligatures w14:val="standardContextual"/>
-    </w:rPr>
-  </w:style>
-  <w:style w:type="paragraph" w:styleId="ListParagraph">
-    <w:name w:val="List Paragraph"/>
-    <w:basedOn w:val="Normal"/>
-    <w:uiPriority w:val="34"/>
-    <w:qFormat/>
-    <w:rsid w:val="00ba56b8"/>
-    <w:pPr>
-      <w:spacing w:lineRule="auto" w:line="278" w:before="0" w:after="160"/>
-      <w:ind w:start="720"/>
-      <w:contextualSpacing/>
-    </w:pPr>
-    <w:rPr>
-      <w:rFonts w:eastAsia="Aptos" w:eastAsiaTheme="minorHAnsi"/>
-      <w:kern w:val="2"/>
-      <w:lang w:eastAsia="en-US"/>
-      <w14:ligatures w14:val="standardContextual"/>
-    </w:rPr>
-  </w:style>
-  <w:style w:type="paragraph" w:styleId="IntenseQuote">
-    <w:name w:val="Intense Quote"/>
-    <w:basedOn w:val="Normal"/>
-    <w:next w:val="Normal"/>
-    <w:link w:val="IntenseQuoteChar"/>
-    <w:uiPriority w:val="30"/>
-    <w:qFormat/>
-    <w:rsid w:val="00ba56b8"/>
-    <w:pPr>
-      <w:pBdr>
-        <w:top w:val="single" w:sz="4" w:space="10" w:color="0F4761" w:themeColor="accent1" w:themeShade="bf"/>
-        <w:bottom w:val="single" w:sz="4" w:space="10" w:color="0F4761" w:themeColor="accent1" w:themeShade="bf"/>
-      </w:pBdr>
-      <w:spacing w:lineRule="auto" w:line="278" w:before="360" w:after="360"/>
-      <w:ind w:start="864" w:end="864"/>
-      <w:jc w:val="center"/>
-    </w:pPr>
-    <w:rPr>
-      <w:rFonts w:eastAsia="Aptos" w:eastAsiaTheme="minorHAnsi"/>
-      <w:i/>
-      <w:iCs/>
-      <w:color w:themeColor="accent1" w:themeShade="bf" w:val="0F4761"/>
-      <w:kern w:val="2"/>
-      <w:lang w:eastAsia="en-US"/>
-      <w14:ligatures w14:val="standardContextual"/>
-    </w:rPr>
-  </w:style>
-  <w:style w:type="paragraph" w:styleId="normal1">
-    <w:name w:val="normal1"/>
-    <w:pPr>
-      <w:widowControl/>
-      <w:bidi w:val="0"/>
-      <w:spacing w:lineRule="auto" w:line="278" w:before="0" w:after="160"/>
-      <w:jc w:val="start"/>
-    </w:pPr>
-    <w:rPr>
-      <w:rFonts w:ascii="Aptos" w:hAnsi="Aptos" w:eastAsia="Aptos" w:cs="" w:asciiTheme="minorHAnsi" w:cstheme="minorBidi" w:eastAsiaTheme="minorHAnsi" w:hAnsiTheme="minorHAnsi"/>
-      <w:color w:val="auto"/>
-      <w:kern w:val="2"/>
-      <w:sz w:val="24"/>
-      <w:szCs w:val="24"/>
-      <w:lang w:val="en-US" w:eastAsia="en-US" w:bidi="ar-SA"/>
-      <w14:ligatures w14:val="standardContextual"/>
-    </w:rPr>
-  </w:style>
-  <w:style w:type="numbering" w:styleId="NoList" w:default="1">
-    <w:name w:val="No List"/>
-    <w:uiPriority w:val="99"/>
     <w:semiHidden/>
     <w:unhideWhenUsed/>
   </w:style>
@@ -1234,6 +861,7 @@
     <w:semiHidden/>
     <w:unhideWhenUsed/>
     <w:tblPr>
+      <w:tblInd w:w="0" w:type="dxa"/>
       <w:tblCellMar>
         <w:top w:w="0" w:type="dxa"/>
         <w:left w:w="108" w:type="dxa"/>
@@ -1242,11 +870,378 @@
       </w:tblCellMar>
     </w:tblPr>
   </w:style>
+  <w:style w:type="numbering" w:default="1" w:styleId="NoList">
+    <w:name w:val="No List"/>
+    <w:uiPriority w:val="99"/>
+    <w:semiHidden/>
+    <w:unhideWhenUsed/>
+  </w:style>
+  <w:style w:type="character" w:customStyle="1" w:styleId="Heading1Char">
+    <w:name w:val="Heading 1 Char"/>
+    <w:basedOn w:val="DefaultParagraphFont"/>
+    <w:link w:val="Heading1"/>
+    <w:uiPriority w:val="9"/>
+    <w:rsid w:val="00BA56B8"/>
+    <w:rPr>
+      <w:rFonts w:asciiTheme="majorHAnsi" w:eastAsiaTheme="majorEastAsia" w:hAnsiTheme="majorHAnsi" w:cstheme="majorBidi"/>
+      <w:color w:val="0F4761" w:themeColor="accent1" w:themeShade="BF"/>
+      <w:sz w:val="40"/>
+      <w:szCs w:val="40"/>
+    </w:rPr>
+  </w:style>
+  <w:style w:type="character" w:customStyle="1" w:styleId="Heading2Char">
+    <w:name w:val="Heading 2 Char"/>
+    <w:basedOn w:val="DefaultParagraphFont"/>
+    <w:link w:val="Heading2"/>
+    <w:uiPriority w:val="9"/>
+    <w:semiHidden/>
+    <w:rsid w:val="00BA56B8"/>
+    <w:rPr>
+      <w:rFonts w:asciiTheme="majorHAnsi" w:eastAsiaTheme="majorEastAsia" w:hAnsiTheme="majorHAnsi" w:cstheme="majorBidi"/>
+      <w:color w:val="0F4761" w:themeColor="accent1" w:themeShade="BF"/>
+      <w:sz w:val="32"/>
+      <w:szCs w:val="32"/>
+    </w:rPr>
+  </w:style>
+  <w:style w:type="character" w:customStyle="1" w:styleId="Heading3Char">
+    <w:name w:val="Heading 3 Char"/>
+    <w:basedOn w:val="DefaultParagraphFont"/>
+    <w:link w:val="Heading3"/>
+    <w:uiPriority w:val="9"/>
+    <w:semiHidden/>
+    <w:rsid w:val="00BA56B8"/>
+    <w:rPr>
+      <w:rFonts w:eastAsiaTheme="majorEastAsia" w:cstheme="majorBidi"/>
+      <w:color w:val="0F4761" w:themeColor="accent1" w:themeShade="BF"/>
+      <w:sz w:val="28"/>
+      <w:szCs w:val="28"/>
+    </w:rPr>
+  </w:style>
+  <w:style w:type="character" w:customStyle="1" w:styleId="Heading4Char">
+    <w:name w:val="Heading 4 Char"/>
+    <w:basedOn w:val="DefaultParagraphFont"/>
+    <w:link w:val="Heading4"/>
+    <w:uiPriority w:val="9"/>
+    <w:semiHidden/>
+    <w:rsid w:val="00BA56B8"/>
+    <w:rPr>
+      <w:rFonts w:eastAsiaTheme="majorEastAsia" w:cstheme="majorBidi"/>
+      <w:i/>
+      <w:iCs/>
+      <w:color w:val="0F4761" w:themeColor="accent1" w:themeShade="BF"/>
+    </w:rPr>
+  </w:style>
+  <w:style w:type="character" w:customStyle="1" w:styleId="Heading5Char">
+    <w:name w:val="Heading 5 Char"/>
+    <w:basedOn w:val="DefaultParagraphFont"/>
+    <w:link w:val="Heading5"/>
+    <w:uiPriority w:val="9"/>
+    <w:semiHidden/>
+    <w:rsid w:val="00BA56B8"/>
+    <w:rPr>
+      <w:rFonts w:eastAsiaTheme="majorEastAsia" w:cstheme="majorBidi"/>
+      <w:color w:val="0F4761" w:themeColor="accent1" w:themeShade="BF"/>
+    </w:rPr>
+  </w:style>
+  <w:style w:type="character" w:customStyle="1" w:styleId="Heading6Char">
+    <w:name w:val="Heading 6 Char"/>
+    <w:basedOn w:val="DefaultParagraphFont"/>
+    <w:link w:val="Heading6"/>
+    <w:uiPriority w:val="9"/>
+    <w:semiHidden/>
+    <w:rsid w:val="00BA56B8"/>
+    <w:rPr>
+      <w:rFonts w:eastAsiaTheme="majorEastAsia" w:cstheme="majorBidi"/>
+      <w:i/>
+      <w:iCs/>
+      <w:color w:val="595959" w:themeColor="text1" w:themeTint="A6"/>
+    </w:rPr>
+  </w:style>
+  <w:style w:type="character" w:customStyle="1" w:styleId="Heading7Char">
+    <w:name w:val="Heading 7 Char"/>
+    <w:basedOn w:val="DefaultParagraphFont"/>
+    <w:link w:val="Heading7"/>
+    <w:uiPriority w:val="9"/>
+    <w:semiHidden/>
+    <w:rsid w:val="00BA56B8"/>
+    <w:rPr>
+      <w:rFonts w:eastAsiaTheme="majorEastAsia" w:cstheme="majorBidi"/>
+      <w:color w:val="595959" w:themeColor="text1" w:themeTint="A6"/>
+    </w:rPr>
+  </w:style>
+  <w:style w:type="character" w:customStyle="1" w:styleId="Heading8Char">
+    <w:name w:val="Heading 8 Char"/>
+    <w:basedOn w:val="DefaultParagraphFont"/>
+    <w:link w:val="Heading8"/>
+    <w:uiPriority w:val="9"/>
+    <w:semiHidden/>
+    <w:rsid w:val="00BA56B8"/>
+    <w:rPr>
+      <w:rFonts w:eastAsiaTheme="majorEastAsia" w:cstheme="majorBidi"/>
+      <w:i/>
+      <w:iCs/>
+      <w:color w:val="272727" w:themeColor="text1" w:themeTint="D8"/>
+    </w:rPr>
+  </w:style>
+  <w:style w:type="character" w:customStyle="1" w:styleId="Heading9Char">
+    <w:name w:val="Heading 9 Char"/>
+    <w:basedOn w:val="DefaultParagraphFont"/>
+    <w:link w:val="Heading9"/>
+    <w:uiPriority w:val="9"/>
+    <w:semiHidden/>
+    <w:rsid w:val="00BA56B8"/>
+    <w:rPr>
+      <w:rFonts w:eastAsiaTheme="majorEastAsia" w:cstheme="majorBidi"/>
+      <w:color w:val="272727" w:themeColor="text1" w:themeTint="D8"/>
+    </w:rPr>
+  </w:style>
+  <w:style w:type="character" w:customStyle="1" w:styleId="TitleChar">
+    <w:name w:val="Title Char"/>
+    <w:basedOn w:val="DefaultParagraphFont"/>
+    <w:link w:val="Title"/>
+    <w:uiPriority w:val="10"/>
+    <w:rsid w:val="00BA56B8"/>
+    <w:rPr>
+      <w:rFonts w:asciiTheme="majorHAnsi" w:eastAsiaTheme="majorEastAsia" w:hAnsiTheme="majorHAnsi" w:cstheme="majorBidi"/>
+      <w:spacing w:val="-10"/>
+      <w:kern w:val="2"/>
+      <w:sz w:val="56"/>
+      <w:szCs w:val="56"/>
+    </w:rPr>
+  </w:style>
+  <w:style w:type="character" w:customStyle="1" w:styleId="SubtitleChar">
+    <w:name w:val="Subtitle Char"/>
+    <w:basedOn w:val="DefaultParagraphFont"/>
+    <w:link w:val="Subtitle"/>
+    <w:uiPriority w:val="11"/>
+    <w:rsid w:val="00BA56B8"/>
+    <w:rPr>
+      <w:rFonts w:eastAsiaTheme="majorEastAsia" w:cstheme="majorBidi"/>
+      <w:color w:val="595959" w:themeColor="text1" w:themeTint="A6"/>
+      <w:spacing w:val="15"/>
+      <w:sz w:val="28"/>
+      <w:szCs w:val="28"/>
+    </w:rPr>
+  </w:style>
+  <w:style w:type="character" w:customStyle="1" w:styleId="QuoteChar">
+    <w:name w:val="Quote Char"/>
+    <w:basedOn w:val="DefaultParagraphFont"/>
+    <w:link w:val="Quote"/>
+    <w:uiPriority w:val="29"/>
+    <w:rsid w:val="00BA56B8"/>
+    <w:rPr>
+      <w:i/>
+      <w:iCs/>
+      <w:color w:val="404040" w:themeColor="text1" w:themeTint="BF"/>
+    </w:rPr>
+  </w:style>
+  <w:style w:type="character" w:styleId="IntenseEmphasis">
+    <w:name w:val="Intense Emphasis"/>
+    <w:basedOn w:val="DefaultParagraphFont"/>
+    <w:uiPriority w:val="21"/>
+    <w:qFormat/>
+    <w:rsid w:val="00BA56B8"/>
+    <w:rPr>
+      <w:i/>
+      <w:iCs/>
+      <w:color w:val="0F4761" w:themeColor="accent1" w:themeShade="BF"/>
+    </w:rPr>
+  </w:style>
+  <w:style w:type="character" w:customStyle="1" w:styleId="IntenseQuoteChar">
+    <w:name w:val="Intense Quote Char"/>
+    <w:basedOn w:val="DefaultParagraphFont"/>
+    <w:link w:val="IntenseQuote"/>
+    <w:uiPriority w:val="30"/>
+    <w:rsid w:val="00BA56B8"/>
+    <w:rPr>
+      <w:i/>
+      <w:iCs/>
+      <w:color w:val="0F4761" w:themeColor="accent1" w:themeShade="BF"/>
+    </w:rPr>
+  </w:style>
+  <w:style w:type="character" w:styleId="IntenseReference">
+    <w:name w:val="Intense Reference"/>
+    <w:basedOn w:val="DefaultParagraphFont"/>
+    <w:uiPriority w:val="32"/>
+    <w:qFormat/>
+    <w:rsid w:val="00BA56B8"/>
+    <w:rPr>
+      <w:b/>
+      <w:bCs/>
+      <w:smallCaps/>
+      <w:color w:val="0F4761" w:themeColor="accent1" w:themeShade="BF"/>
+      <w:spacing w:val="5"/>
+    </w:rPr>
+  </w:style>
+  <w:style w:type="paragraph" w:customStyle="1" w:styleId="Heading">
+    <w:name w:val="Heading"/>
+    <w:basedOn w:val="Normal"/>
+    <w:next w:val="BodyText"/>
+    <w:pPr>
+      <w:keepNext/>
+      <w:spacing w:before="240" w:after="120"/>
+    </w:pPr>
+    <w:rPr>
+      <w:rFonts w:ascii="Liberation Sans" w:eastAsia="Microsoft YaHei" w:hAnsi="Liberation Sans" w:cs="Lucida Sans"/>
+      <w:sz w:val="28"/>
+      <w:szCs w:val="28"/>
+    </w:rPr>
+  </w:style>
+  <w:style w:type="paragraph" w:styleId="BodyText">
+    <w:name w:val="Body Text"/>
+    <w:basedOn w:val="Normal"/>
+    <w:pPr>
+      <w:spacing w:after="140" w:line="276" w:lineRule="auto"/>
+    </w:pPr>
+  </w:style>
+  <w:style w:type="paragraph" w:styleId="List">
+    <w:name w:val="List"/>
+    <w:basedOn w:val="BodyText"/>
+    <w:rPr>
+      <w:rFonts w:cs="Lucida Sans"/>
+    </w:rPr>
+  </w:style>
+  <w:style w:type="paragraph" w:styleId="Caption">
+    <w:name w:val="caption"/>
+    <w:basedOn w:val="Normal"/>
+    <w:pPr>
+      <w:suppressLineNumbers/>
+      <w:spacing w:before="120" w:after="120"/>
+    </w:pPr>
+    <w:rPr>
+      <w:rFonts w:cs="Lucida Sans"/>
+      <w:i/>
+      <w:iCs/>
+    </w:rPr>
+  </w:style>
+  <w:style w:type="paragraph" w:customStyle="1" w:styleId="Index">
+    <w:name w:val="Index"/>
+    <w:basedOn w:val="Normal"/>
+    <w:pPr>
+      <w:suppressLineNumbers/>
+    </w:pPr>
+    <w:rPr>
+      <w:rFonts w:cs="Lucida Sans"/>
+    </w:rPr>
+  </w:style>
+  <w:style w:type="paragraph" w:styleId="Title">
+    <w:name w:val="Title"/>
+    <w:basedOn w:val="Normal"/>
+    <w:next w:val="Normal"/>
+    <w:link w:val="TitleChar"/>
+    <w:uiPriority w:val="10"/>
+    <w:qFormat/>
+    <w:rsid w:val="00BA56B8"/>
+    <w:pPr>
+      <w:spacing w:after="80" w:line="240" w:lineRule="auto"/>
+      <w:contextualSpacing/>
+    </w:pPr>
+    <w:rPr>
+      <w:rFonts w:asciiTheme="majorHAnsi" w:eastAsiaTheme="majorEastAsia" w:hAnsiTheme="majorHAnsi" w:cstheme="majorBidi"/>
+      <w:spacing w:val="-10"/>
+      <w:kern w:val="2"/>
+      <w:sz w:val="56"/>
+      <w:szCs w:val="56"/>
+      <w:lang w:eastAsia="en-US"/>
+      <w14:ligatures w14:val="standardContextual"/>
+    </w:rPr>
+  </w:style>
+  <w:style w:type="paragraph" w:styleId="Subtitle">
+    <w:name w:val="Subtitle"/>
+    <w:basedOn w:val="Normal"/>
+    <w:next w:val="Normal"/>
+    <w:link w:val="SubtitleChar"/>
+    <w:uiPriority w:val="11"/>
+    <w:qFormat/>
+    <w:rsid w:val="00BA56B8"/>
+    <w:rPr>
+      <w:rFonts w:eastAsiaTheme="majorEastAsia" w:cstheme="majorBidi"/>
+      <w:color w:val="595959" w:themeColor="text1" w:themeTint="A6"/>
+      <w:spacing w:val="15"/>
+      <w:kern w:val="2"/>
+      <w:sz w:val="28"/>
+      <w:szCs w:val="28"/>
+      <w:lang w:eastAsia="en-US"/>
+      <w14:ligatures w14:val="standardContextual"/>
+    </w:rPr>
+  </w:style>
+  <w:style w:type="paragraph" w:styleId="Quote">
+    <w:name w:val="Quote"/>
+    <w:basedOn w:val="Normal"/>
+    <w:next w:val="Normal"/>
+    <w:link w:val="QuoteChar"/>
+    <w:uiPriority w:val="29"/>
+    <w:qFormat/>
+    <w:rsid w:val="00BA56B8"/>
+    <w:pPr>
+      <w:spacing w:before="160"/>
+      <w:jc w:val="center"/>
+    </w:pPr>
+    <w:rPr>
+      <w:rFonts w:eastAsiaTheme="minorHAnsi"/>
+      <w:i/>
+      <w:iCs/>
+      <w:color w:val="404040" w:themeColor="text1" w:themeTint="BF"/>
+      <w:kern w:val="2"/>
+      <w:lang w:eastAsia="en-US"/>
+      <w14:ligatures w14:val="standardContextual"/>
+    </w:rPr>
+  </w:style>
+  <w:style w:type="paragraph" w:styleId="ListParagraph">
+    <w:name w:val="List Paragraph"/>
+    <w:basedOn w:val="Normal"/>
+    <w:uiPriority w:val="34"/>
+    <w:qFormat/>
+    <w:rsid w:val="00BA56B8"/>
+    <w:pPr>
+      <w:ind w:left="720"/>
+      <w:contextualSpacing/>
+    </w:pPr>
+    <w:rPr>
+      <w:rFonts w:eastAsiaTheme="minorHAnsi"/>
+      <w:kern w:val="2"/>
+      <w:lang w:eastAsia="en-US"/>
+      <w14:ligatures w14:val="standardContextual"/>
+    </w:rPr>
+  </w:style>
+  <w:style w:type="paragraph" w:styleId="IntenseQuote">
+    <w:name w:val="Intense Quote"/>
+    <w:basedOn w:val="Normal"/>
+    <w:next w:val="Normal"/>
+    <w:link w:val="IntenseQuoteChar"/>
+    <w:uiPriority w:val="30"/>
+    <w:qFormat/>
+    <w:rsid w:val="00BA56B8"/>
+    <w:pPr>
+      <w:pBdr>
+        <w:top w:val="single" w:sz="4" w:space="10" w:color="0F4761" w:themeColor="accent1" w:themeShade="BF"/>
+        <w:bottom w:val="single" w:sz="4" w:space="10" w:color="0F4761" w:themeColor="accent1" w:themeShade="BF"/>
+      </w:pBdr>
+      <w:spacing w:before="360" w:after="360"/>
+      <w:ind w:left="864" w:right="864"/>
+      <w:jc w:val="center"/>
+    </w:pPr>
+    <w:rPr>
+      <w:rFonts w:eastAsiaTheme="minorHAnsi"/>
+      <w:i/>
+      <w:iCs/>
+      <w:color w:val="0F4761" w:themeColor="accent1" w:themeShade="BF"/>
+      <w:kern w:val="2"/>
+      <w:lang w:eastAsia="en-US"/>
+      <w14:ligatures w14:val="standardContextual"/>
+    </w:rPr>
+  </w:style>
+  <w:style w:type="paragraph" w:customStyle="1" w:styleId="normal1">
+    <w:name w:val="normal1"/>
+    <w:pPr>
+      <w:spacing w:after="160" w:line="278" w:lineRule="auto"/>
+    </w:pPr>
+  </w:style>
 </w:styles>
 </file>
 
 <file path=word/theme/theme1.xml><?xml version="1.0" encoding="utf-8"?>
-<a:theme xmlns:a="http://schemas.openxmlformats.org/drawingml/2006/main" xmlns:r="http://schemas.openxmlformats.org/officeDocument/2006/relationships" name="Office Theme">
+<a:theme xmlns:a="http://schemas.openxmlformats.org/drawingml/2006/main" name="Office Theme">
   <a:themeElements>
     <a:clrScheme name="Office">
       <a:dk1>
@@ -1288,7 +1283,7 @@
     </a:clrScheme>
     <a:fontScheme name="Office">
       <a:majorFont>
-        <a:latin typeface="Aptos Display" panose="02110004020202020204" pitchFamily="0" charset="1"/>
+        <a:latin typeface="Aptos Display" panose="02110004020202020204"/>
         <a:ea typeface=""/>
         <a:cs typeface=""/>
         <a:font script="Jpan" typeface="游ゴシック Light"/>
@@ -1340,7 +1335,7 @@
         <a:font script="Tfng" typeface="Ebrima"/>
       </a:majorFont>
       <a:minorFont>
-        <a:latin typeface="Aptos" panose="02110004020202020204" pitchFamily="0" charset="1"/>
+        <a:latin typeface="Aptos" panose="02110004020202020204"/>
         <a:ea typeface=""/>
         <a:cs typeface=""/>
         <a:font script="Jpan" typeface="游ゴシック"/>
@@ -1419,7 +1414,7 @@
             </a:gs>
           </a:gsLst>
           <a:lin ang="5400000" scaled="0"/>
-          <a:tileRect l="0" t="0" r="0" b="0"/>
+          <a:tileRect/>
         </a:gradFill>
         <a:gradFill>
           <a:gsLst>
@@ -1443,7 +1438,7 @@
             </a:gs>
           </a:gsLst>
           <a:lin ang="5400000" scaled="0"/>
-          <a:tileRect l="0" t="0" r="0" b="0"/>
+          <a:tileRect/>
         </a:gradFill>
       </a:fillStyleLst>
       <a:lnStyleLst>
@@ -1503,10 +1498,12 @@
             </a:gs>
           </a:gsLst>
           <a:lin ang="5400000" scaled="0"/>
-          <a:tileRect l="0" t="0" r="0" b="0"/>
+          <a:tileRect/>
         </a:gradFill>
       </a:bgFillStyleLst>
     </a:fmtScheme>
   </a:themeElements>
+  <a:objectDefaults/>
+  <a:extraClrSchemeLst/>
 </a:theme>
 </file>
--- a/docs/working.docx
+++ b/docs/working.docx
@@ -1,223 +1,190 @@
 
 <file path=word/document.xml><?xml version="1.0" encoding="utf-8"?>
-<w:document xmlns:wpc="http://schemas.microsoft.com/office/word/2010/wordprocessingCanvas" xmlns:cx="http://schemas.microsoft.com/office/drawing/2014/chartex" xmlns:cx1="http://schemas.microsoft.com/office/drawing/2015/9/8/chartex" xmlns:cx2="http://schemas.microsoft.com/office/drawing/2015/10/21/chartex" xmlns:cx3="http://schemas.microsoft.com/office/drawing/2016/5/9/chartex" xmlns:cx4="http://schemas.microsoft.com/office/drawing/2016/5/10/chartex" xmlns:cx5="http://schemas.microsoft.com/office/drawing/2016/5/11/chartex" xmlns:cx6="http://schemas.microsoft.com/office/drawing/2016/5/12/chartex" xmlns:cx7="http://schemas.microsoft.com/office/drawing/2016/5/13/chartex" xmlns:cx8="http://schemas.microsoft.com/office/drawing/2016/5/14/chartex" xmlns:mc="http://schemas.openxmlformats.org/markup-compatibility/2006" xmlns:aink="http://schemas.microsoft.com/office/drawing/2016/ink" xmlns:am3d="http://schemas.microsoft.com/office/drawing/2017/model3d" xmlns:o="urn:schemas-microsoft-com:office:office" xmlns:oel="http://schemas.microsoft.com/office/2019/extlst" xmlns:r="http://schemas.openxmlformats.org/officeDocument/2006/relationships" xmlns:m="http://schemas.openxmlformats.org/officeDocument/2006/math" xmlns:v="urn:schemas-microsoft-com:vml" xmlns:wp14="http://schemas.microsoft.com/office/word/2010/wordprocessingDrawing" xmlns:wp="http://schemas.openxmlformats.org/drawingml/2006/wordprocessingDrawing" xmlns:w10="urn:schemas-microsoft-com:office:word" xmlns:w="http://schemas.openxmlformats.org/wordprocessingml/2006/main" xmlns:w14="http://schemas.microsoft.com/office/word/2010/wordml" xmlns:w15="http://schemas.microsoft.com/office/word/2012/wordml" xmlns:w16cex="http://schemas.microsoft.com/office/word/2018/wordml/cex" xmlns:w16cid="http://schemas.microsoft.com/office/word/2016/wordml/cid" xmlns:w16="http://schemas.microsoft.com/office/word/2018/wordml" xmlns:w16du="http://schemas.microsoft.com/office/word/2023/wordml/word16du" xmlns:w16sdtdh="http://schemas.microsoft.com/office/word/2020/wordml/sdtdatahash" xmlns:w16sdtfl="http://schemas.microsoft.com/office/word/2024/wordml/sdtformatlock" xmlns:w16se="http://schemas.microsoft.com/office/word/2015/wordml/symex" xmlns:wpg="http://schemas.microsoft.com/office/word/2010/wordprocessingGroup" xmlns:wpi="http://schemas.microsoft.com/office/word/2010/wordprocessingInk" xmlns:wne="http://schemas.microsoft.com/office/word/2006/wordml" xmlns:wps="http://schemas.microsoft.com/office/word/2010/wordprocessingShape" mc:Ignorable="w14 w15 w16se w16cid w16 w16cex w16sdtdh w16sdtfl w16du wp14">
+<w:document xmlns:o="urn:schemas-microsoft-com:office:office" xmlns:r="http://schemas.openxmlformats.org/officeDocument/2006/relationships" xmlns:v="urn:schemas-microsoft-com:vml" xmlns:w="http://schemas.openxmlformats.org/wordprocessingml/2006/main" xmlns:w10="urn:schemas-microsoft-com:office:word" xmlns:wp="http://schemas.openxmlformats.org/drawingml/2006/wordprocessingDrawing" xmlns:pic="http://schemas.openxmlformats.org/drawingml/2006/picture" xmlns:wps="http://schemas.microsoft.com/office/word/2010/wordprocessingShape" xmlns:wpg="http://schemas.microsoft.com/office/word/2010/wordprocessingGroup" xmlns:mc="http://schemas.openxmlformats.org/markup-compatibility/2006" xmlns:wp14="http://schemas.microsoft.com/office/word/2010/wordprocessingDrawing" xmlns:w14="http://schemas.microsoft.com/office/word/2010/wordml" xmlns:w15="http://schemas.microsoft.com/office/word/2012/wordml" mc:Ignorable="w14 wp14 w15">
   <w:body>
     <w:p>
-      <w:r>
-        <w:t xml:space="preserve">Once he’d gotten her out the door, Emery jumped up from the couch and watched beside the front window until he saw Jane’s taillights glide down the driveway, turn onto Route 11 and disappear from sight. </w:t>
-      </w:r>
-    </w:p>
-    <w:p>
-      <w:r>
-        <w:t xml:space="preserve">He’d meant at least half of what he said but his ultimate objective from the moment she walked through the door was to get rid of her as quickly as possible. </w:t>
-      </w:r>
-    </w:p>
-    <w:p>
-      <w:r>
-        <w:t xml:space="preserve">Now, Emery hurried down the hallway and knocked at the door of the bedroom where Arthur had gone to rest. </w:t>
-      </w:r>
-    </w:p>
-    <w:p>
-      <w:r>
-        <w:t xml:space="preserve">“Hey,” Emery said making no effort to soften his voice. “Time to get up, altar boy.” He pounded hard on the door. The nerve of this guy stealing his loot, hiding away for 30 years and then treating his house like a hotel. The room didn’t come free; Emery was going to require something in return.  </w:t>
-      </w:r>
-    </w:p>
-    <w:p>
-      <w:r>
-        <w:t>Arthur shouted “What is it?” but didn’t move to open the door so Emery opened it. Propped up on an elbow in bed, Arthur shielded his eyes from the hallway light.</w:t>
-      </w:r>
-    </w:p>
-    <w:p>
-      <w:r>
-        <w:t>“Get up,” Emery said. “We gotta go pick up the stuff.”</w:t>
-      </w:r>
-    </w:p>
-    <w:p>
-      <w:r>
-        <w:t>“Now?”</w:t>
-      </w:r>
-    </w:p>
-    <w:p>
-      <w:r>
-        <w:t>“Or maybe 30 years from now but I guess I’ve waited long enough. Let’s go. Before they change the locks on the shed.”</w:t>
-      </w:r>
-    </w:p>
-    <w:p>
-      <w:r>
-        <w:t xml:space="preserve">Arthur was already dressed. He’d just kicked his shoes off, laid down on top of the bed spread and closed his eyes. So it wasn’t long before Emery had shoved him into the car and they were on the road driving toward St. Joachim’s. </w:t>
+      <w:pPr>
+        <w:pStyle w:val="normal1"/>
+        <w:spacing w:lineRule="auto" w:line="240" w:before="0" w:after="160"/>
+        <w:rPr/>
+      </w:pPr>
+      <w:r>
+        <w:rPr/>
+        <w:t xml:space="preserve">Emery didn’t feel like playing along with the charade; he didn’t shake the altar boy out of his false slumber. He just said, “Open your eyes,” and “Which way to the cemetery,” because it wasn’t marked as clearly as the church itself. </w:t>
       </w:r>
     </w:p>
     <w:p>
       <w:pPr>
         <w:pStyle w:val="normal1"/>
+        <w:spacing w:lineRule="auto" w:line="240" w:before="0" w:after="160"/>
+        <w:rPr/>
       </w:pPr>
       <w:r>
-        <w:t xml:space="preserve">Once they were cruising, Emery told Arthur he could go back to sleep. They had about two hours to go, Emery knew the way and it wasn’t like the guy was much for conversation anyway. Arthur leaned back in his seat and closed his eyes but Emery could tell that he was too stiff to really be sleeping. When you’re sleeping your head </w:t>
-      </w:r>
-      <w:r>
-        <w:t xml:space="preserve">swings </w:t>
-      </w:r>
-      <w:r>
-        <w:t>all over the place with every turn and bump in the road. Emery</w:t>
-      </w:r>
-      <w:r>
-        <w:t xml:space="preserve">’s thoughts leapt back to the roadtrips of his youth. Driving to visit grandma in Abilene, while </w:t>
-      </w:r>
-      <w:r>
-        <w:t>Orrin</w:t>
-      </w:r>
-      <w:r>
-        <w:t xml:space="preserve">, eyes closed, </w:t>
-      </w:r>
-      <w:r>
-        <w:t>sway</w:t>
-      </w:r>
-      <w:r>
-        <w:t xml:space="preserve">ed </w:t>
-      </w:r>
-      <w:r>
-        <w:t xml:space="preserve">in the backseat </w:t>
-      </w:r>
-      <w:r>
-        <w:t>beside</w:t>
-      </w:r>
-      <w:r>
-        <w:t xml:space="preserve"> him. </w:t>
-      </w:r>
-      <w:r>
-        <w:t>T</w:t>
-      </w:r>
-      <w:r>
-        <w:t xml:space="preserve">here was surely room for him to lay down across the seat but </w:t>
-      </w:r>
-      <w:r>
-        <w:t xml:space="preserve">they both knew that had an errant hand or foot </w:t>
-      </w:r>
-      <w:r>
-        <w:t>crossed the border between them and touched Emery, punches would</w:t>
-      </w:r>
-      <w:r>
-        <w:t>’ve flown</w:t>
-      </w:r>
-      <w:r>
-        <w:t xml:space="preserve">. </w:t>
-      </w:r>
-      <w:r>
-        <w:t>I</w:t>
-      </w:r>
-      <w:r>
-        <w:t xml:space="preserve">t seemed silly now. </w:t>
+        <w:rPr/>
+        <w:t xml:space="preserve">Arthur sat forward in his seat. “Turn down the dirt road over there. It’ll bring us around to the west entrance. We can park behind the garage.” </w:t>
       </w:r>
     </w:p>
     <w:p>
       <w:pPr>
         <w:pStyle w:val="normal1"/>
+        <w:spacing w:lineRule="auto" w:line="240" w:before="0" w:after="160"/>
+        <w:rPr/>
       </w:pPr>
       <w:r>
-        <w:t>The altar boy</w:t>
-      </w:r>
-      <w:r>
-        <w:t xml:space="preserve"> on the other hand</w:t>
-      </w:r>
-      <w:r>
-        <w:t xml:space="preserve"> was rigid, tense. That’s good</w:t>
-      </w:r>
-      <w:r>
-        <w:t>, Emery thought</w:t>
-      </w:r>
-      <w:r>
-        <w:t>. You should never go into any kind of job feeling relaxed</w:t>
-      </w:r>
-      <w:r>
-        <w:t>, confident</w:t>
-      </w:r>
-      <w:r>
-        <w:t>.</w:t>
-      </w:r>
-      <w:r>
-        <w:t xml:space="preserve"> Th</w:t>
-      </w:r>
-      <w:r>
-        <w:t xml:space="preserve">e </w:t>
-      </w:r>
-      <w:r>
-        <w:t>man</w:t>
-      </w:r>
-      <w:r>
-        <w:t xml:space="preserve"> sitting stiff</w:t>
-      </w:r>
-      <w:r>
-        <w:t xml:space="preserve"> in his passenger seat</w:t>
-      </w:r>
-      <w:r>
-        <w:t xml:space="preserve"> had helped Emery </w:t>
-      </w:r>
-      <w:r>
-        <w:t>learn</w:t>
-      </w:r>
-      <w:r>
-        <w:t xml:space="preserve"> </w:t>
-      </w:r>
-      <w:r>
-        <w:t>that lesson.</w:t>
+        <w:rPr/>
+        <w:t>Emery’s Celica rolled onto the rutted dirt track and now he couldn’t help himself. He saw his reward floating there in the misty windshield right in front of his eyes. 30 years of frustration coming to an end. It was just out there, not in a safe or a vault, guarded only by six feet of dirt and a stranger’s headstone.</w:t>
       </w:r>
     </w:p>
     <w:p>
       <w:pPr>
         <w:pStyle w:val="normal1"/>
+        <w:spacing w:lineRule="auto" w:line="240" w:before="0" w:after="160"/>
+        <w:rPr/>
       </w:pPr>
       <w:r>
-        <w:lastRenderedPageBreak/>
-        <w:t xml:space="preserve">Even now, Emery wouldn’t allow himself to believe that his treasure could be in his hands before the sun rose. He felt like if he </w:t>
-      </w:r>
-      <w:r>
-        <w:t xml:space="preserve">thought too hard about it just sitting there in a hole in the ground up in Delbertville, it might slip away again. So he kept shuffling it around in his brain – stuffing it down, drowning it out with music or kicking it </w:t>
-      </w:r>
-      <w:r>
-        <w:t>in</w:t>
-      </w:r>
-      <w:r>
-        <w:t xml:space="preserve">to some </w:t>
-      </w:r>
-      <w:r>
-        <w:t xml:space="preserve">dusty </w:t>
-      </w:r>
-      <w:r>
-        <w:t xml:space="preserve">back corner. </w:t>
-      </w:r>
-      <w:r>
-        <w:t xml:space="preserve"> </w:t>
-      </w:r>
-      <w:r>
-        <w:t xml:space="preserve">      </w:t>
+        <w:rPr/>
+        <w:t xml:space="preserve">They approached the cinderblock garage where the cemetery’s caretakers kept their equipment. Emery parked behind the building, out of sight for anyone looking from the church or the rectory. He shut off the engine and made a show of dropping the keys into his jacket pocket. </w:t>
       </w:r>
     </w:p>
-    <w:p/>
-    <w:p/>
-    <w:p/>
     <w:p>
-      <w:r>
+      <w:pPr>
+        <w:pStyle w:val="normal1"/>
+        <w:spacing w:lineRule="auto" w:line="240" w:before="0" w:after="160"/>
+        <w:rPr/>
+      </w:pPr>
+      <w:r>
+        <w:rPr/>
+        <w:t>“</w:t>
+      </w:r>
+      <w:r>
+        <w:rPr/>
+        <w:t>Think I’ll hang onto the keys this time,” Emery said.</w:t>
+      </w:r>
+    </w:p>
+    <w:p>
+      <w:pPr>
+        <w:pStyle w:val="normal1"/>
+        <w:spacing w:lineRule="auto" w:line="240" w:before="0" w:after="160"/>
+        <w:rPr/>
+      </w:pPr>
+      <w:r>
+        <w:rPr/>
+        <w:t>Arthur didn’t smile. “I’ll go get us shovels then?”</w:t>
+      </w:r>
+    </w:p>
+    <w:p>
+      <w:pPr>
+        <w:pStyle w:val="normal1"/>
+        <w:spacing w:lineRule="auto" w:line="240" w:before="0" w:after="160"/>
+        <w:rPr/>
+      </w:pPr>
+      <w:r>
+        <w:rPr/>
+        <w:t>“</w:t>
+      </w:r>
+      <w:r>
+        <w:rPr/>
+        <w:t>Don’t you think a digger would be faster, Arthur?”</w:t>
+      </w:r>
+    </w:p>
+    <w:p>
+      <w:pPr>
+        <w:pStyle w:val="normal1"/>
+        <w:spacing w:lineRule="auto" w:line="240" w:before="0" w:after="160"/>
+        <w:rPr/>
+      </w:pPr>
+      <w:r>
+        <w:rPr/>
+        <w:t>“</w:t>
+      </w:r>
+      <w:r>
+        <w:rPr/>
+        <w:t xml:space="preserve">Louder too.” </w:t>
+      </w:r>
+    </w:p>
+    <w:p>
+      <w:pPr>
+        <w:pStyle w:val="normal1"/>
+        <w:rPr/>
+      </w:pPr>
+      <w:r>
+        <w:rPr/>
+        <w:t>“</w:t>
+      </w:r>
+      <w:r>
+        <w:rPr/>
+        <w:t xml:space="preserve">You said the church is empty.”        </w:t>
+      </w:r>
+    </w:p>
+    <w:p>
+      <w:pPr>
+        <w:pStyle w:val="Normal"/>
+        <w:rPr/>
+      </w:pPr>
+      <w:r>
+        <w:rPr/>
+      </w:r>
+    </w:p>
+    <w:p>
+      <w:pPr>
+        <w:pStyle w:val="Normal"/>
+        <w:rPr/>
+      </w:pPr>
+      <w:r>
+        <w:rPr/>
+      </w:r>
+    </w:p>
+    <w:p>
+      <w:pPr>
+        <w:pStyle w:val="Normal"/>
+        <w:rPr/>
+      </w:pPr>
+      <w:r>
+        <w:rPr/>
+      </w:r>
+    </w:p>
+    <w:p>
+      <w:pPr>
+        <w:pStyle w:val="Normal"/>
+        <w:rPr/>
+      </w:pPr>
+      <w:r>
+        <w:rPr/>
         <w:t xml:space="preserve">First, there is the feeling of rising. Of being drawn upward, summoned toward the light. </w:t>
       </w:r>
     </w:p>
-    <w:p/>
+    <w:p>
+      <w:pPr>
+        <w:pStyle w:val="Normal"/>
+        <w:widowControl/>
+        <w:bidi w:val="0"/>
+        <w:spacing w:lineRule="auto" w:line="278" w:before="0" w:after="160"/>
+        <w:jc w:val="start"/>
+        <w:rPr/>
+      </w:pPr>
+      <w:r>
+        <w:rPr/>
+      </w:r>
+    </w:p>
     <w:sectPr>
+      <w:type w:val="nextPage"/>
       <w:pgSz w:w="12240" w:h="15840"/>
-      <w:pgMar w:top="1440" w:right="1440" w:bottom="1440" w:left="1440" w:header="0" w:footer="0" w:gutter="0"/>
-      <w:cols w:space="720"/>
-      <w:formProt w:val="0"/>
-      <w:docGrid w:linePitch="360"/>
+      <w:pgMar w:left="1440" w:right="1440" w:gutter="0" w:header="0" w:top="1440" w:footer="0" w:bottom="1440"/>
+      <w:pgNumType w:fmt="decimal"/>
+      <w:formProt w:val="false"/>
+      <w:textDirection w:val="lrTb"/>
+      <w:docGrid w:type="default" w:linePitch="360" w:charSpace="0"/>
     </w:sectPr>
   </w:body>
 </w:document>
 </file>
 
 <file path=word/styles.xml><?xml version="1.0" encoding="utf-8"?>
-<w:styles xmlns:mc="http://schemas.openxmlformats.org/markup-compatibility/2006" xmlns:r="http://schemas.openxmlformats.org/officeDocument/2006/relationships" xmlns:w="http://schemas.openxmlformats.org/wordprocessingml/2006/main" xmlns:w14="http://schemas.microsoft.com/office/word/2010/wordml" xmlns:w15="http://schemas.microsoft.com/office/word/2012/wordml" xmlns:w16cex="http://schemas.microsoft.com/office/word/2018/wordml/cex" xmlns:w16cid="http://schemas.microsoft.com/office/word/2016/wordml/cid" xmlns:w16="http://schemas.microsoft.com/office/word/2018/wordml" xmlns:w16du="http://schemas.microsoft.com/office/word/2023/wordml/word16du" xmlns:w16sdtdh="http://schemas.microsoft.com/office/word/2020/wordml/sdtdatahash" xmlns:w16sdtfl="http://schemas.microsoft.com/office/word/2024/wordml/sdtformatlock" xmlns:w16se="http://schemas.microsoft.com/office/word/2015/wordml/symex" mc:Ignorable="w14 w15 w16se w16cid w16 w16cex w16sdtdh w16sdtfl w16du">
+<w:styles xmlns:w="http://schemas.openxmlformats.org/wordprocessingml/2006/main" xmlns:w14="http://schemas.microsoft.com/office/word/2010/wordml" xmlns:mc="http://schemas.openxmlformats.org/markup-compatibility/2006" mc:Ignorable="w14">
   <w:docDefaults>
     <w:rPrDefault>
       <w:rPr>
-        <w:rFonts w:asciiTheme="minorHAnsi" w:eastAsiaTheme="minorHAnsi" w:hAnsiTheme="minorHAnsi" w:cstheme="minorBidi"/>
+        <w:rFonts w:ascii="Aptos" w:hAnsi="Aptos" w:eastAsia="Aptos" w:cs="" w:asciiTheme="minorHAnsi" w:cstheme="minorBidi" w:eastAsiaTheme="minorHAnsi" w:hAnsiTheme="minorHAnsi"/>
         <w:kern w:val="2"/>
         <w:sz w:val="24"/>
         <w:szCs w:val="24"/>
@@ -227,21 +194,21 @@
     </w:rPrDefault>
     <w:pPrDefault>
       <w:pPr>
-        <w:suppressAutoHyphens/>
+        <w:suppressAutoHyphens w:val="true"/>
       </w:pPr>
     </w:pPrDefault>
   </w:docDefaults>
   <w:latentStyles w:defLockedState="0" w:defUIPriority="99" w:defSemiHidden="0" w:defUnhideWhenUsed="0" w:defQFormat="0" w:count="376">
     <w:lsdException w:name="Normal" w:uiPriority="0" w:qFormat="1"/>
     <w:lsdException w:name="heading 1" w:uiPriority="9" w:qFormat="1"/>
-    <w:lsdException w:name="heading 2" w:semiHidden="1" w:uiPriority="9" w:unhideWhenUsed="1" w:qFormat="1"/>
-    <w:lsdException w:name="heading 3" w:semiHidden="1" w:uiPriority="9" w:unhideWhenUsed="1" w:qFormat="1"/>
-    <w:lsdException w:name="heading 4" w:semiHidden="1" w:uiPriority="9" w:unhideWhenUsed="1" w:qFormat="1"/>
-    <w:lsdException w:name="heading 5" w:semiHidden="1" w:uiPriority="9" w:unhideWhenUsed="1" w:qFormat="1"/>
-    <w:lsdException w:name="heading 6" w:semiHidden="1" w:uiPriority="9" w:unhideWhenUsed="1" w:qFormat="1"/>
-    <w:lsdException w:name="heading 7" w:semiHidden="1" w:uiPriority="9" w:unhideWhenUsed="1" w:qFormat="1"/>
-    <w:lsdException w:name="heading 8" w:semiHidden="1" w:uiPriority="9" w:unhideWhenUsed="1" w:qFormat="1"/>
-    <w:lsdException w:name="heading 9" w:semiHidden="1" w:uiPriority="9" w:unhideWhenUsed="1" w:qFormat="1"/>
+    <w:lsdException w:name="heading 2" w:uiPriority="9" w:semiHidden="1" w:unhideWhenUsed="1" w:qFormat="1"/>
+    <w:lsdException w:name="heading 3" w:uiPriority="9" w:semiHidden="1" w:unhideWhenUsed="1" w:qFormat="1"/>
+    <w:lsdException w:name="heading 4" w:uiPriority="9" w:semiHidden="1" w:unhideWhenUsed="1" w:qFormat="1"/>
+    <w:lsdException w:name="heading 5" w:uiPriority="9" w:semiHidden="1" w:unhideWhenUsed="1" w:qFormat="1"/>
+    <w:lsdException w:name="heading 6" w:uiPriority="9" w:semiHidden="1" w:unhideWhenUsed="1" w:qFormat="1"/>
+    <w:lsdException w:name="heading 7" w:uiPriority="9" w:semiHidden="1" w:unhideWhenUsed="1" w:qFormat="1"/>
+    <w:lsdException w:name="heading 8" w:uiPriority="9" w:semiHidden="1" w:unhideWhenUsed="1" w:qFormat="1"/>
+    <w:lsdException w:name="heading 9" w:uiPriority="9" w:semiHidden="1" w:unhideWhenUsed="1" w:qFormat="1"/>
     <w:lsdException w:name="index 1" w:semiHidden="1" w:unhideWhenUsed="1"/>
     <w:lsdException w:name="index 2" w:semiHidden="1" w:unhideWhenUsed="1"/>
     <w:lsdException w:name="index 3" w:semiHidden="1" w:unhideWhenUsed="1"/>
@@ -251,22 +218,22 @@
     <w:lsdException w:name="index 7" w:semiHidden="1" w:unhideWhenUsed="1"/>
     <w:lsdException w:name="index 8" w:semiHidden="1" w:unhideWhenUsed="1"/>
     <w:lsdException w:name="index 9" w:semiHidden="1" w:unhideWhenUsed="1"/>
-    <w:lsdException w:name="toc 1" w:semiHidden="1" w:uiPriority="39" w:unhideWhenUsed="1"/>
-    <w:lsdException w:name="toc 2" w:semiHidden="1" w:uiPriority="39" w:unhideWhenUsed="1"/>
-    <w:lsdException w:name="toc 3" w:semiHidden="1" w:uiPriority="39" w:unhideWhenUsed="1"/>
-    <w:lsdException w:name="toc 4" w:semiHidden="1" w:uiPriority="39" w:unhideWhenUsed="1"/>
-    <w:lsdException w:name="toc 5" w:semiHidden="1" w:uiPriority="39" w:unhideWhenUsed="1"/>
-    <w:lsdException w:name="toc 6" w:semiHidden="1" w:uiPriority="39" w:unhideWhenUsed="1"/>
-    <w:lsdException w:name="toc 7" w:semiHidden="1" w:uiPriority="39" w:unhideWhenUsed="1"/>
-    <w:lsdException w:name="toc 8" w:semiHidden="1" w:uiPriority="39" w:unhideWhenUsed="1"/>
-    <w:lsdException w:name="toc 9" w:semiHidden="1" w:uiPriority="39" w:unhideWhenUsed="1"/>
+    <w:lsdException w:name="toc 1" w:uiPriority="39" w:semiHidden="1" w:unhideWhenUsed="1"/>
+    <w:lsdException w:name="toc 2" w:uiPriority="39" w:semiHidden="1" w:unhideWhenUsed="1"/>
+    <w:lsdException w:name="toc 3" w:uiPriority="39" w:semiHidden="1" w:unhideWhenUsed="1"/>
+    <w:lsdException w:name="toc 4" w:uiPriority="39" w:semiHidden="1" w:unhideWhenUsed="1"/>
+    <w:lsdException w:name="toc 5" w:uiPriority="39" w:semiHidden="1" w:unhideWhenUsed="1"/>
+    <w:lsdException w:name="toc 6" w:uiPriority="39" w:semiHidden="1" w:unhideWhenUsed="1"/>
+    <w:lsdException w:name="toc 7" w:uiPriority="39" w:semiHidden="1" w:unhideWhenUsed="1"/>
+    <w:lsdException w:name="toc 8" w:uiPriority="39" w:semiHidden="1" w:unhideWhenUsed="1"/>
+    <w:lsdException w:name="toc 9" w:uiPriority="39" w:semiHidden="1" w:unhideWhenUsed="1"/>
     <w:lsdException w:name="Normal Indent" w:semiHidden="1" w:unhideWhenUsed="1"/>
     <w:lsdException w:name="footnote text" w:semiHidden="1" w:unhideWhenUsed="1"/>
     <w:lsdException w:name="annotation text" w:semiHidden="1" w:unhideWhenUsed="1"/>
     <w:lsdException w:name="header" w:semiHidden="1" w:unhideWhenUsed="1"/>
     <w:lsdException w:name="footer" w:semiHidden="1" w:unhideWhenUsed="1"/>
     <w:lsdException w:name="index heading" w:semiHidden="1" w:unhideWhenUsed="1"/>
-    <w:lsdException w:name="caption" w:semiHidden="1" w:uiPriority="35" w:unhideWhenUsed="1" w:qFormat="1"/>
+    <w:lsdException w:name="caption" w:uiPriority="35" w:semiHidden="1" w:unhideWhenUsed="1" w:qFormat="1"/>
     <w:lsdException w:name="table of figures" w:semiHidden="1" w:unhideWhenUsed="1"/>
     <w:lsdException w:name="envelope address" w:semiHidden="1" w:unhideWhenUsed="1"/>
     <w:lsdException w:name="envelope return" w:semiHidden="1" w:unhideWhenUsed="1"/>
@@ -297,7 +264,7 @@
     <w:lsdException w:name="Title" w:uiPriority="10" w:qFormat="1"/>
     <w:lsdException w:name="Closing" w:semiHidden="1" w:unhideWhenUsed="1"/>
     <w:lsdException w:name="Signature" w:semiHidden="1" w:unhideWhenUsed="1"/>
-    <w:lsdException w:name="Default Paragraph Font" w:semiHidden="1" w:uiPriority="1" w:unhideWhenUsed="1"/>
+    <w:lsdException w:name="Default Paragraph Font" w:uiPriority="1" w:semiHidden="1" w:unhideWhenUsed="1"/>
     <w:lsdException w:name="Body Text" w:semiHidden="1" w:unhideWhenUsed="1"/>
     <w:lsdException w:name="Body Text Indent" w:semiHidden="1" w:unhideWhenUsed="1"/>
     <w:lsdException w:name="List Continue" w:semiHidden="1" w:unhideWhenUsed="1"/>
@@ -497,8 +464,8 @@
     <w:lsdException w:name="Subtle Reference" w:uiPriority="31" w:qFormat="1"/>
     <w:lsdException w:name="Intense Reference" w:uiPriority="32" w:qFormat="1"/>
     <w:lsdException w:name="Book Title" w:uiPriority="33" w:qFormat="1"/>
-    <w:lsdException w:name="Bibliography" w:semiHidden="1" w:uiPriority="37" w:unhideWhenUsed="1"/>
-    <w:lsdException w:name="TOC Heading" w:semiHidden="1" w:uiPriority="39" w:unhideWhenUsed="1" w:qFormat="1"/>
+    <w:lsdException w:name="Bibliography" w:uiPriority="37" w:semiHidden="1" w:unhideWhenUsed="1"/>
+    <w:lsdException w:name="TOC Heading" w:uiPriority="39" w:semiHidden="1" w:unhideWhenUsed="1" w:qFormat="1"/>
     <w:lsdException w:name="Plain Table 1" w:uiPriority="41"/>
     <w:lsdException w:name="Plain Table 2" w:uiPriority="42"/>
     <w:lsdException w:name="Plain Table 3" w:uiPriority="43"/>
@@ -609,17 +576,24 @@
     <w:lsdException w:name="Unresolved Mention" w:semiHidden="1" w:unhideWhenUsed="1"/>
     <w:lsdException w:name="Smart Link" w:semiHidden="1" w:unhideWhenUsed="1"/>
   </w:latentStyles>
-  <w:style w:type="paragraph" w:default="1" w:styleId="Normal">
+  <w:style w:type="paragraph" w:styleId="Normal" w:default="1">
     <w:name w:val="Normal"/>
     <w:qFormat/>
-    <w:rsid w:val="00BA56B8"/>
-    <w:pPr>
-      <w:spacing w:after="160" w:line="278" w:lineRule="auto"/>
-    </w:pPr>
-    <w:rPr>
-      <w:rFonts w:ascii="Aptos" w:eastAsiaTheme="minorEastAsia" w:hAnsi="Aptos"/>
+    <w:rsid w:val="00ba56b8"/>
+    <w:pPr>
+      <w:widowControl/>
+      <w:suppressAutoHyphens w:val="true"/>
+      <w:bidi w:val="0"/>
+      <w:spacing w:lineRule="auto" w:line="278" w:before="0" w:after="160"/>
+      <w:jc w:val="start"/>
+    </w:pPr>
+    <w:rPr>
+      <w:rFonts w:ascii="Aptos" w:hAnsi="Aptos" w:eastAsia="" w:cs="" w:eastAsiaTheme="minorEastAsia"/>
+      <w:color w:val="auto"/>
       <w:kern w:val="0"/>
-      <w:lang w:eastAsia="ja-JP"/>
+      <w:sz w:val="24"/>
+      <w:szCs w:val="24"/>
+      <w:lang w:val="en-US" w:eastAsia="ja-JP" w:bidi="ar-SA"/>
       <w14:ligatures w14:val="none"/>
     </w:rPr>
   </w:style>
@@ -630,16 +604,16 @@
     <w:link w:val="Heading1Char"/>
     <w:uiPriority w:val="9"/>
     <w:qFormat/>
-    <w:rsid w:val="00BA56B8"/>
-    <w:pPr>
-      <w:keepNext/>
+    <w:rsid w:val="00ba56b8"/>
+    <w:pPr>
+      <w:keepNext w:val="true"/>
       <w:keepLines/>
-      <w:spacing w:before="360" w:after="80"/>
+      <w:spacing w:lineRule="auto" w:line="278" w:before="360" w:after="80"/>
       <w:outlineLvl w:val="0"/>
     </w:pPr>
     <w:rPr>
-      <w:rFonts w:asciiTheme="majorHAnsi" w:eastAsiaTheme="majorEastAsia" w:hAnsiTheme="majorHAnsi" w:cstheme="majorBidi"/>
-      <w:color w:val="0F4761" w:themeColor="accent1" w:themeShade="BF"/>
+      <w:rFonts w:ascii="Aptos Display" w:hAnsi="Aptos Display" w:eastAsia="" w:cs="" w:asciiTheme="majorHAnsi" w:cstheme="majorBidi" w:eastAsiaTheme="majorEastAsia" w:hAnsiTheme="majorHAnsi"/>
+      <w:color w:themeColor="accent1" w:themeShade="bf" w:val="0F4761"/>
       <w:kern w:val="2"/>
       <w:sz w:val="40"/>
       <w:szCs w:val="40"/>
@@ -656,16 +630,16 @@
     <w:semiHidden/>
     <w:unhideWhenUsed/>
     <w:qFormat/>
-    <w:rsid w:val="00BA56B8"/>
-    <w:pPr>
-      <w:keepNext/>
+    <w:rsid w:val="00ba56b8"/>
+    <w:pPr>
+      <w:keepNext w:val="true"/>
       <w:keepLines/>
-      <w:spacing w:before="160" w:after="80"/>
+      <w:spacing w:lineRule="auto" w:line="278" w:before="160" w:after="80"/>
       <w:outlineLvl w:val="1"/>
     </w:pPr>
     <w:rPr>
-      <w:rFonts w:asciiTheme="majorHAnsi" w:eastAsiaTheme="majorEastAsia" w:hAnsiTheme="majorHAnsi" w:cstheme="majorBidi"/>
-      <w:color w:val="0F4761" w:themeColor="accent1" w:themeShade="BF"/>
+      <w:rFonts w:ascii="Aptos Display" w:hAnsi="Aptos Display" w:eastAsia="" w:cs="" w:asciiTheme="majorHAnsi" w:cstheme="majorBidi" w:eastAsiaTheme="majorEastAsia" w:hAnsiTheme="majorHAnsi"/>
+      <w:color w:themeColor="accent1" w:themeShade="bf" w:val="0F4761"/>
       <w:kern w:val="2"/>
       <w:sz w:val="32"/>
       <w:szCs w:val="32"/>
@@ -682,16 +656,16 @@
     <w:semiHidden/>
     <w:unhideWhenUsed/>
     <w:qFormat/>
-    <w:rsid w:val="00BA56B8"/>
-    <w:pPr>
-      <w:keepNext/>
+    <w:rsid w:val="00ba56b8"/>
+    <w:pPr>
+      <w:keepNext w:val="true"/>
       <w:keepLines/>
-      <w:spacing w:before="160" w:after="80"/>
+      <w:spacing w:lineRule="auto" w:line="278" w:before="160" w:after="80"/>
       <w:outlineLvl w:val="2"/>
     </w:pPr>
     <w:rPr>
-      <w:rFonts w:eastAsiaTheme="majorEastAsia" w:cstheme="majorBidi"/>
-      <w:color w:val="0F4761" w:themeColor="accent1" w:themeShade="BF"/>
+      <w:rFonts w:eastAsia="" w:cs="" w:cstheme="majorBidi" w:eastAsiaTheme="majorEastAsia"/>
+      <w:color w:themeColor="accent1" w:themeShade="bf" w:val="0F4761"/>
       <w:kern w:val="2"/>
       <w:sz w:val="28"/>
       <w:szCs w:val="28"/>
@@ -708,18 +682,18 @@
     <w:semiHidden/>
     <w:unhideWhenUsed/>
     <w:qFormat/>
-    <w:rsid w:val="00BA56B8"/>
-    <w:pPr>
-      <w:keepNext/>
+    <w:rsid w:val="00ba56b8"/>
+    <w:pPr>
+      <w:keepNext w:val="true"/>
       <w:keepLines/>
-      <w:spacing w:before="80" w:after="40"/>
+      <w:spacing w:lineRule="auto" w:line="278" w:before="80" w:after="40"/>
       <w:outlineLvl w:val="3"/>
     </w:pPr>
     <w:rPr>
-      <w:rFonts w:eastAsiaTheme="majorEastAsia" w:cstheme="majorBidi"/>
+      <w:rFonts w:eastAsia="" w:cs="" w:cstheme="majorBidi" w:eastAsiaTheme="majorEastAsia"/>
       <w:i/>
       <w:iCs/>
-      <w:color w:val="0F4761" w:themeColor="accent1" w:themeShade="BF"/>
+      <w:color w:themeColor="accent1" w:themeShade="bf" w:val="0F4761"/>
       <w:kern w:val="2"/>
       <w:lang w:eastAsia="en-US"/>
       <w14:ligatures w14:val="standardContextual"/>
@@ -734,16 +708,16 @@
     <w:semiHidden/>
     <w:unhideWhenUsed/>
     <w:qFormat/>
-    <w:rsid w:val="00BA56B8"/>
-    <w:pPr>
-      <w:keepNext/>
+    <w:rsid w:val="00ba56b8"/>
+    <w:pPr>
+      <w:keepNext w:val="true"/>
       <w:keepLines/>
-      <w:spacing w:before="80" w:after="40"/>
+      <w:spacing w:lineRule="auto" w:line="278" w:before="80" w:after="40"/>
       <w:outlineLvl w:val="4"/>
     </w:pPr>
     <w:rPr>
-      <w:rFonts w:eastAsiaTheme="majorEastAsia" w:cstheme="majorBidi"/>
-      <w:color w:val="0F4761" w:themeColor="accent1" w:themeShade="BF"/>
+      <w:rFonts w:eastAsia="" w:cs="" w:cstheme="majorBidi" w:eastAsiaTheme="majorEastAsia"/>
+      <w:color w:themeColor="accent1" w:themeShade="bf" w:val="0F4761"/>
       <w:kern w:val="2"/>
       <w:lang w:eastAsia="en-US"/>
       <w14:ligatures w14:val="standardContextual"/>
@@ -758,18 +732,18 @@
     <w:semiHidden/>
     <w:unhideWhenUsed/>
     <w:qFormat/>
-    <w:rsid w:val="00BA56B8"/>
-    <w:pPr>
-      <w:keepNext/>
+    <w:rsid w:val="00ba56b8"/>
+    <w:pPr>
+      <w:keepNext w:val="true"/>
       <w:keepLines/>
-      <w:spacing w:before="40" w:after="0"/>
+      <w:spacing w:lineRule="auto" w:line="278" w:before="40" w:after="0"/>
       <w:outlineLvl w:val="5"/>
     </w:pPr>
     <w:rPr>
-      <w:rFonts w:eastAsiaTheme="majorEastAsia" w:cstheme="majorBidi"/>
+      <w:rFonts w:eastAsia="" w:cs="" w:cstheme="majorBidi" w:eastAsiaTheme="majorEastAsia"/>
       <w:i/>
       <w:iCs/>
-      <w:color w:val="595959" w:themeColor="text1" w:themeTint="A6"/>
+      <w:color w:themeColor="text1" w:themeTint="a6" w:val="595959"/>
       <w:kern w:val="2"/>
       <w:lang w:eastAsia="en-US"/>
       <w14:ligatures w14:val="standardContextual"/>
@@ -784,16 +758,16 @@
     <w:semiHidden/>
     <w:unhideWhenUsed/>
     <w:qFormat/>
-    <w:rsid w:val="00BA56B8"/>
-    <w:pPr>
-      <w:keepNext/>
+    <w:rsid w:val="00ba56b8"/>
+    <w:pPr>
+      <w:keepNext w:val="true"/>
       <w:keepLines/>
-      <w:spacing w:before="40" w:after="0"/>
+      <w:spacing w:lineRule="auto" w:line="278" w:before="40" w:after="0"/>
       <w:outlineLvl w:val="6"/>
     </w:pPr>
     <w:rPr>
-      <w:rFonts w:eastAsiaTheme="majorEastAsia" w:cstheme="majorBidi"/>
-      <w:color w:val="595959" w:themeColor="text1" w:themeTint="A6"/>
+      <w:rFonts w:eastAsia="" w:cs="" w:cstheme="majorBidi" w:eastAsiaTheme="majorEastAsia"/>
+      <w:color w:themeColor="text1" w:themeTint="a6" w:val="595959"/>
       <w:kern w:val="2"/>
       <w:lang w:eastAsia="en-US"/>
       <w14:ligatures w14:val="standardContextual"/>
@@ -808,18 +782,18 @@
     <w:semiHidden/>
     <w:unhideWhenUsed/>
     <w:qFormat/>
-    <w:rsid w:val="00BA56B8"/>
-    <w:pPr>
-      <w:keepNext/>
+    <w:rsid w:val="00ba56b8"/>
+    <w:pPr>
+      <w:keepNext w:val="true"/>
       <w:keepLines/>
-      <w:spacing w:after="0"/>
+      <w:spacing w:lineRule="auto" w:line="278" w:before="0" w:after="0"/>
       <w:outlineLvl w:val="7"/>
     </w:pPr>
     <w:rPr>
-      <w:rFonts w:eastAsiaTheme="majorEastAsia" w:cstheme="majorBidi"/>
+      <w:rFonts w:eastAsia="" w:cs="" w:cstheme="majorBidi" w:eastAsiaTheme="majorEastAsia"/>
       <w:i/>
       <w:iCs/>
-      <w:color w:val="272727" w:themeColor="text1" w:themeTint="D8"/>
+      <w:color w:themeColor="text1" w:themeTint="d8" w:val="272727"/>
       <w:kern w:val="2"/>
       <w:lang w:eastAsia="en-US"/>
       <w14:ligatures w14:val="standardContextual"/>
@@ -834,24 +808,413 @@
     <w:semiHidden/>
     <w:unhideWhenUsed/>
     <w:qFormat/>
-    <w:rsid w:val="00BA56B8"/>
-    <w:pPr>
-      <w:keepNext/>
+    <w:rsid w:val="00ba56b8"/>
+    <w:pPr>
+      <w:keepNext w:val="true"/>
       <w:keepLines/>
-      <w:spacing w:after="0"/>
+      <w:spacing w:lineRule="auto" w:line="278" w:before="0" w:after="0"/>
       <w:outlineLvl w:val="8"/>
     </w:pPr>
     <w:rPr>
-      <w:rFonts w:eastAsiaTheme="majorEastAsia" w:cstheme="majorBidi"/>
-      <w:color w:val="272727" w:themeColor="text1" w:themeTint="D8"/>
+      <w:rFonts w:eastAsia="" w:cs="" w:cstheme="majorBidi" w:eastAsiaTheme="majorEastAsia"/>
+      <w:color w:themeColor="text1" w:themeTint="d8" w:val="272727"/>
       <w:kern w:val="2"/>
       <w:lang w:eastAsia="en-US"/>
       <w14:ligatures w14:val="standardContextual"/>
     </w:rPr>
   </w:style>
-  <w:style w:type="character" w:default="1" w:styleId="DefaultParagraphFont">
+  <w:style w:type="character" w:styleId="DefaultParagraphFont" w:default="1">
     <w:name w:val="Default Paragraph Font"/>
     <w:uiPriority w:val="1"/>
+    <w:semiHidden/>
+    <w:unhideWhenUsed/>
+    <w:rPr/>
+  </w:style>
+  <w:style w:type="character" w:styleId="Heading1Char" w:customStyle="1">
+    <w:name w:val="Heading 1 Char"/>
+    <w:basedOn w:val="DefaultParagraphFont"/>
+    <w:link w:val="Heading1"/>
+    <w:uiPriority w:val="9"/>
+    <w:rsid w:val="00ba56b8"/>
+    <w:rPr>
+      <w:rFonts w:ascii="Aptos Display" w:hAnsi="Aptos Display" w:eastAsia="" w:cs="" w:asciiTheme="majorHAnsi" w:cstheme="majorBidi" w:eastAsiaTheme="majorEastAsia" w:hAnsiTheme="majorHAnsi"/>
+      <w:color w:themeColor="accent1" w:themeShade="bf" w:val="0F4761"/>
+      <w:sz w:val="40"/>
+      <w:szCs w:val="40"/>
+    </w:rPr>
+  </w:style>
+  <w:style w:type="character" w:styleId="Heading2Char" w:customStyle="1">
+    <w:name w:val="Heading 2 Char"/>
+    <w:basedOn w:val="DefaultParagraphFont"/>
+    <w:link w:val="Heading2"/>
+    <w:uiPriority w:val="9"/>
+    <w:semiHidden/>
+    <w:rsid w:val="00ba56b8"/>
+    <w:rPr>
+      <w:rFonts w:ascii="Aptos Display" w:hAnsi="Aptos Display" w:eastAsia="" w:cs="" w:asciiTheme="majorHAnsi" w:cstheme="majorBidi" w:eastAsiaTheme="majorEastAsia" w:hAnsiTheme="majorHAnsi"/>
+      <w:color w:themeColor="accent1" w:themeShade="bf" w:val="0F4761"/>
+      <w:sz w:val="32"/>
+      <w:szCs w:val="32"/>
+    </w:rPr>
+  </w:style>
+  <w:style w:type="character" w:styleId="Heading3Char" w:customStyle="1">
+    <w:name w:val="Heading 3 Char"/>
+    <w:basedOn w:val="DefaultParagraphFont"/>
+    <w:link w:val="Heading3"/>
+    <w:uiPriority w:val="9"/>
+    <w:semiHidden/>
+    <w:rsid w:val="00ba56b8"/>
+    <w:rPr>
+      <w:rFonts w:eastAsia="" w:cs="" w:cstheme="majorBidi" w:eastAsiaTheme="majorEastAsia"/>
+      <w:color w:themeColor="accent1" w:themeShade="bf" w:val="0F4761"/>
+      <w:sz w:val="28"/>
+      <w:szCs w:val="28"/>
+    </w:rPr>
+  </w:style>
+  <w:style w:type="character" w:styleId="Heading4Char" w:customStyle="1">
+    <w:name w:val="Heading 4 Char"/>
+    <w:basedOn w:val="DefaultParagraphFont"/>
+    <w:link w:val="Heading4"/>
+    <w:uiPriority w:val="9"/>
+    <w:semiHidden/>
+    <w:rsid w:val="00ba56b8"/>
+    <w:rPr>
+      <w:rFonts w:eastAsia="" w:cs="" w:cstheme="majorBidi" w:eastAsiaTheme="majorEastAsia"/>
+      <w:i/>
+      <w:iCs/>
+      <w:color w:themeColor="accent1" w:themeShade="bf" w:val="0F4761"/>
+    </w:rPr>
+  </w:style>
+  <w:style w:type="character" w:styleId="Heading5Char" w:customStyle="1">
+    <w:name w:val="Heading 5 Char"/>
+    <w:basedOn w:val="DefaultParagraphFont"/>
+    <w:link w:val="Heading5"/>
+    <w:uiPriority w:val="9"/>
+    <w:semiHidden/>
+    <w:rsid w:val="00ba56b8"/>
+    <w:rPr>
+      <w:rFonts w:eastAsia="" w:cs="" w:cstheme="majorBidi" w:eastAsiaTheme="majorEastAsia"/>
+      <w:color w:themeColor="accent1" w:themeShade="bf" w:val="0F4761"/>
+    </w:rPr>
+  </w:style>
+  <w:style w:type="character" w:styleId="Heading6Char" w:customStyle="1">
+    <w:name w:val="Heading 6 Char"/>
+    <w:basedOn w:val="DefaultParagraphFont"/>
+    <w:link w:val="Heading6"/>
+    <w:uiPriority w:val="9"/>
+    <w:semiHidden/>
+    <w:rsid w:val="00ba56b8"/>
+    <w:rPr>
+      <w:rFonts w:eastAsia="" w:cs="" w:cstheme="majorBidi" w:eastAsiaTheme="majorEastAsia"/>
+      <w:i/>
+      <w:iCs/>
+      <w:color w:themeColor="text1" w:themeTint="a6" w:val="595959"/>
+    </w:rPr>
+  </w:style>
+  <w:style w:type="character" w:styleId="Heading7Char" w:customStyle="1">
+    <w:name w:val="Heading 7 Char"/>
+    <w:basedOn w:val="DefaultParagraphFont"/>
+    <w:link w:val="Heading7"/>
+    <w:uiPriority w:val="9"/>
+    <w:semiHidden/>
+    <w:rsid w:val="00ba56b8"/>
+    <w:rPr>
+      <w:rFonts w:eastAsia="" w:cs="" w:cstheme="majorBidi" w:eastAsiaTheme="majorEastAsia"/>
+      <w:color w:themeColor="text1" w:themeTint="a6" w:val="595959"/>
+    </w:rPr>
+  </w:style>
+  <w:style w:type="character" w:styleId="Heading8Char" w:customStyle="1">
+    <w:name w:val="Heading 8 Char"/>
+    <w:basedOn w:val="DefaultParagraphFont"/>
+    <w:link w:val="Heading8"/>
+    <w:uiPriority w:val="9"/>
+    <w:semiHidden/>
+    <w:rsid w:val="00ba56b8"/>
+    <w:rPr>
+      <w:rFonts w:eastAsia="" w:cs="" w:cstheme="majorBidi" w:eastAsiaTheme="majorEastAsia"/>
+      <w:i/>
+      <w:iCs/>
+      <w:color w:themeColor="text1" w:themeTint="d8" w:val="272727"/>
+    </w:rPr>
+  </w:style>
+  <w:style w:type="character" w:styleId="Heading9Char" w:customStyle="1">
+    <w:name w:val="Heading 9 Char"/>
+    <w:basedOn w:val="DefaultParagraphFont"/>
+    <w:link w:val="Heading9"/>
+    <w:uiPriority w:val="9"/>
+    <w:semiHidden/>
+    <w:rsid w:val="00ba56b8"/>
+    <w:rPr>
+      <w:rFonts w:eastAsia="" w:cs="" w:cstheme="majorBidi" w:eastAsiaTheme="majorEastAsia"/>
+      <w:color w:themeColor="text1" w:themeTint="d8" w:val="272727"/>
+    </w:rPr>
+  </w:style>
+  <w:style w:type="character" w:styleId="TitleChar" w:customStyle="1">
+    <w:name w:val="Title Char"/>
+    <w:basedOn w:val="DefaultParagraphFont"/>
+    <w:link w:val="Title"/>
+    <w:uiPriority w:val="10"/>
+    <w:rsid w:val="00ba56b8"/>
+    <w:rPr>
+      <w:rFonts w:ascii="Aptos Display" w:hAnsi="Aptos Display" w:eastAsia="" w:cs="" w:asciiTheme="majorHAnsi" w:cstheme="majorBidi" w:eastAsiaTheme="majorEastAsia" w:hAnsiTheme="majorHAnsi"/>
+      <w:spacing w:val="-10"/>
+      <w:kern w:val="2"/>
+      <w:sz w:val="56"/>
+      <w:szCs w:val="56"/>
+    </w:rPr>
+  </w:style>
+  <w:style w:type="character" w:styleId="SubtitleChar" w:customStyle="1">
+    <w:name w:val="Subtitle Char"/>
+    <w:basedOn w:val="DefaultParagraphFont"/>
+    <w:link w:val="Subtitle"/>
+    <w:uiPriority w:val="11"/>
+    <w:rsid w:val="00ba56b8"/>
+    <w:rPr>
+      <w:rFonts w:eastAsia="" w:cs="" w:cstheme="majorBidi" w:eastAsiaTheme="majorEastAsia"/>
+      <w:color w:themeColor="text1" w:themeTint="a6" w:val="595959"/>
+      <w:spacing w:val="15"/>
+      <w:sz w:val="28"/>
+      <w:szCs w:val="28"/>
+    </w:rPr>
+  </w:style>
+  <w:style w:type="character" w:styleId="QuoteChar" w:customStyle="1">
+    <w:name w:val="Quote Char"/>
+    <w:basedOn w:val="DefaultParagraphFont"/>
+    <w:link w:val="Quote"/>
+    <w:uiPriority w:val="29"/>
+    <w:rsid w:val="00ba56b8"/>
+    <w:rPr>
+      <w:i/>
+      <w:iCs/>
+      <w:color w:themeColor="text1" w:themeTint="bf" w:val="404040"/>
+    </w:rPr>
+  </w:style>
+  <w:style w:type="character" w:styleId="IntenseEmphasis">
+    <w:name w:val="Intense Emphasis"/>
+    <w:basedOn w:val="DefaultParagraphFont"/>
+    <w:uiPriority w:val="21"/>
+    <w:qFormat/>
+    <w:rsid w:val="00ba56b8"/>
+    <w:rPr>
+      <w:i/>
+      <w:iCs/>
+      <w:color w:themeColor="accent1" w:themeShade="bf" w:val="0F4761"/>
+    </w:rPr>
+  </w:style>
+  <w:style w:type="character" w:styleId="IntenseQuoteChar" w:customStyle="1">
+    <w:name w:val="Intense Quote Char"/>
+    <w:basedOn w:val="DefaultParagraphFont"/>
+    <w:link w:val="IntenseQuote"/>
+    <w:uiPriority w:val="30"/>
+    <w:rsid w:val="00ba56b8"/>
+    <w:rPr>
+      <w:i/>
+      <w:iCs/>
+      <w:color w:themeColor="accent1" w:themeShade="bf" w:val="0F4761"/>
+    </w:rPr>
+  </w:style>
+  <w:style w:type="character" w:styleId="IntenseReference">
+    <w:name w:val="Intense Reference"/>
+    <w:basedOn w:val="DefaultParagraphFont"/>
+    <w:uiPriority w:val="32"/>
+    <w:qFormat/>
+    <w:rsid w:val="00ba56b8"/>
+    <w:rPr>
+      <w:b/>
+      <w:bCs/>
+      <w:smallCaps/>
+      <w:color w:themeColor="accent1" w:themeShade="bf" w:val="0F4761"/>
+      <w:spacing w:val="5"/>
+    </w:rPr>
+  </w:style>
+  <w:style w:type="paragraph" w:styleId="Heading">
+    <w:name w:val="Heading"/>
+    <w:basedOn w:val="Normal"/>
+    <w:next w:val="BodyText"/>
+    <w:pPr>
+      <w:keepNext w:val="true"/>
+      <w:spacing w:before="240" w:after="120"/>
+    </w:pPr>
+    <w:rPr>
+      <w:rFonts w:ascii="Liberation Sans" w:hAnsi="Liberation Sans" w:eastAsia="Microsoft YaHei" w:cs="Lucida Sans"/>
+      <w:sz w:val="28"/>
+      <w:szCs w:val="28"/>
+    </w:rPr>
+  </w:style>
+  <w:style w:type="paragraph" w:styleId="BodyText">
+    <w:name w:val="Body Text"/>
+    <w:basedOn w:val="Normal"/>
+    <w:pPr>
+      <w:spacing w:lineRule="auto" w:line="276" w:before="0" w:after="140"/>
+    </w:pPr>
+    <w:rPr/>
+  </w:style>
+  <w:style w:type="paragraph" w:styleId="List">
+    <w:name w:val="List"/>
+    <w:basedOn w:val="BodyText"/>
+    <w:pPr/>
+    <w:rPr>
+      <w:rFonts w:cs="Lucida Sans"/>
+    </w:rPr>
+  </w:style>
+  <w:style w:type="paragraph" w:styleId="Caption">
+    <w:name w:val="caption"/>
+    <w:basedOn w:val="Normal"/>
+    <w:pPr>
+      <w:suppressLineNumbers/>
+      <w:spacing w:before="120" w:after="120"/>
+    </w:pPr>
+    <w:rPr>
+      <w:rFonts w:cs="Lucida Sans"/>
+      <w:i/>
+      <w:iCs/>
+      <w:sz w:val="24"/>
+      <w:szCs w:val="24"/>
+    </w:rPr>
+  </w:style>
+  <w:style w:type="paragraph" w:styleId="Index">
+    <w:name w:val="Index"/>
+    <w:basedOn w:val="Normal"/>
+    <w:pPr>
+      <w:suppressLineNumbers/>
+    </w:pPr>
+    <w:rPr>
+      <w:rFonts w:cs="Lucida Sans"/>
+    </w:rPr>
+  </w:style>
+  <w:style w:type="paragraph" w:styleId="Title">
+    <w:name w:val="Title"/>
+    <w:basedOn w:val="Normal"/>
+    <w:next w:val="Normal"/>
+    <w:link w:val="TitleChar"/>
+    <w:uiPriority w:val="10"/>
+    <w:qFormat/>
+    <w:rsid w:val="00ba56b8"/>
+    <w:pPr>
+      <w:spacing w:lineRule="auto" w:line="240" w:before="0" w:after="80"/>
+      <w:contextualSpacing/>
+    </w:pPr>
+    <w:rPr>
+      <w:rFonts w:ascii="Aptos Display" w:hAnsi="Aptos Display" w:eastAsia="" w:cs="" w:asciiTheme="majorHAnsi" w:cstheme="majorBidi" w:eastAsiaTheme="majorEastAsia" w:hAnsiTheme="majorHAnsi"/>
+      <w:spacing w:val="-10"/>
+      <w:kern w:val="2"/>
+      <w:sz w:val="56"/>
+      <w:szCs w:val="56"/>
+      <w:lang w:eastAsia="en-US"/>
+      <w14:ligatures w14:val="standardContextual"/>
+    </w:rPr>
+  </w:style>
+  <w:style w:type="paragraph" w:styleId="Subtitle">
+    <w:name w:val="Subtitle"/>
+    <w:basedOn w:val="Normal"/>
+    <w:next w:val="Normal"/>
+    <w:link w:val="SubtitleChar"/>
+    <w:uiPriority w:val="11"/>
+    <w:qFormat/>
+    <w:rsid w:val="00ba56b8"/>
+    <w:pPr>
+      <w:spacing w:lineRule="auto" w:line="278"/>
+    </w:pPr>
+    <w:rPr>
+      <w:rFonts w:eastAsia="" w:cs="" w:cstheme="majorBidi" w:eastAsiaTheme="majorEastAsia"/>
+      <w:color w:themeColor="text1" w:themeTint="a6" w:val="595959"/>
+      <w:spacing w:val="15"/>
+      <w:kern w:val="2"/>
+      <w:sz w:val="28"/>
+      <w:szCs w:val="28"/>
+      <w:lang w:eastAsia="en-US"/>
+      <w14:ligatures w14:val="standardContextual"/>
+    </w:rPr>
+  </w:style>
+  <w:style w:type="paragraph" w:styleId="Quote">
+    <w:name w:val="Quote"/>
+    <w:basedOn w:val="Normal"/>
+    <w:next w:val="Normal"/>
+    <w:link w:val="QuoteChar"/>
+    <w:uiPriority w:val="29"/>
+    <w:qFormat/>
+    <w:rsid w:val="00ba56b8"/>
+    <w:pPr>
+      <w:spacing w:lineRule="auto" w:line="278" w:before="160" w:after="160"/>
+      <w:jc w:val="center"/>
+    </w:pPr>
+    <w:rPr>
+      <w:rFonts w:eastAsia="Aptos" w:eastAsiaTheme="minorHAnsi"/>
+      <w:i/>
+      <w:iCs/>
+      <w:color w:themeColor="text1" w:themeTint="bf" w:val="404040"/>
+      <w:kern w:val="2"/>
+      <w:lang w:eastAsia="en-US"/>
+      <w14:ligatures w14:val="standardContextual"/>
+    </w:rPr>
+  </w:style>
+  <w:style w:type="paragraph" w:styleId="ListParagraph">
+    <w:name w:val="List Paragraph"/>
+    <w:basedOn w:val="Normal"/>
+    <w:uiPriority w:val="34"/>
+    <w:qFormat/>
+    <w:rsid w:val="00ba56b8"/>
+    <w:pPr>
+      <w:spacing w:lineRule="auto" w:line="278" w:before="0" w:after="160"/>
+      <w:ind w:start="720"/>
+      <w:contextualSpacing/>
+    </w:pPr>
+    <w:rPr>
+      <w:rFonts w:eastAsia="Aptos" w:eastAsiaTheme="minorHAnsi"/>
+      <w:kern w:val="2"/>
+      <w:lang w:eastAsia="en-US"/>
+      <w14:ligatures w14:val="standardContextual"/>
+    </w:rPr>
+  </w:style>
+  <w:style w:type="paragraph" w:styleId="IntenseQuote">
+    <w:name w:val="Intense Quote"/>
+    <w:basedOn w:val="Normal"/>
+    <w:next w:val="Normal"/>
+    <w:link w:val="IntenseQuoteChar"/>
+    <w:uiPriority w:val="30"/>
+    <w:qFormat/>
+    <w:rsid w:val="00ba56b8"/>
+    <w:pPr>
+      <w:pBdr>
+        <w:top w:val="single" w:sz="4" w:space="10" w:color="0F4761" w:themeColor="accent1" w:themeShade="bf"/>
+        <w:bottom w:val="single" w:sz="4" w:space="10" w:color="0F4761" w:themeColor="accent1" w:themeShade="bf"/>
+      </w:pBdr>
+      <w:spacing w:lineRule="auto" w:line="278" w:before="360" w:after="360"/>
+      <w:ind w:start="864" w:end="864"/>
+      <w:jc w:val="center"/>
+    </w:pPr>
+    <w:rPr>
+      <w:rFonts w:eastAsia="Aptos" w:eastAsiaTheme="minorHAnsi"/>
+      <w:i/>
+      <w:iCs/>
+      <w:color w:themeColor="accent1" w:themeShade="bf" w:val="0F4761"/>
+      <w:kern w:val="2"/>
+      <w:lang w:eastAsia="en-US"/>
+      <w14:ligatures w14:val="standardContextual"/>
+    </w:rPr>
+  </w:style>
+  <w:style w:type="paragraph" w:styleId="normal1">
+    <w:name w:val="normal1"/>
+    <w:pPr>
+      <w:widowControl/>
+      <w:suppressAutoHyphens w:val="true"/>
+      <w:bidi w:val="0"/>
+      <w:spacing w:lineRule="auto" w:line="278" w:before="0" w:after="160"/>
+      <w:jc w:val="start"/>
+    </w:pPr>
+    <w:rPr>
+      <w:rFonts w:ascii="Aptos" w:hAnsi="Aptos" w:eastAsia="Aptos" w:cs="" w:asciiTheme="minorHAnsi" w:cstheme="minorBidi" w:eastAsiaTheme="minorHAnsi" w:hAnsiTheme="minorHAnsi"/>
+      <w:color w:val="auto"/>
+      <w:kern w:val="2"/>
+      <w:sz w:val="24"/>
+      <w:szCs w:val="24"/>
+      <w:lang w:val="en-US" w:eastAsia="en-US" w:bidi="ar-SA"/>
+      <w14:ligatures w14:val="standardContextual"/>
+    </w:rPr>
+  </w:style>
+  <w:style w:type="numbering" w:styleId="NoList" w:default="1">
+    <w:name w:val="No List"/>
+    <w:uiPriority w:val="99"/>
     <w:semiHidden/>
     <w:unhideWhenUsed/>
   </w:style>
@@ -861,7 +1224,6 @@
     <w:semiHidden/>
     <w:unhideWhenUsed/>
     <w:tblPr>
-      <w:tblInd w:w="0" w:type="dxa"/>
       <w:tblCellMar>
         <w:top w:w="0" w:type="dxa"/>
         <w:left w:w="108" w:type="dxa"/>
@@ -870,378 +1232,11 @@
       </w:tblCellMar>
     </w:tblPr>
   </w:style>
-  <w:style w:type="numbering" w:default="1" w:styleId="NoList">
-    <w:name w:val="No List"/>
-    <w:uiPriority w:val="99"/>
-    <w:semiHidden/>
-    <w:unhideWhenUsed/>
-  </w:style>
-  <w:style w:type="character" w:customStyle="1" w:styleId="Heading1Char">
-    <w:name w:val="Heading 1 Char"/>
-    <w:basedOn w:val="DefaultParagraphFont"/>
-    <w:link w:val="Heading1"/>
-    <w:uiPriority w:val="9"/>
-    <w:rsid w:val="00BA56B8"/>
-    <w:rPr>
-      <w:rFonts w:asciiTheme="majorHAnsi" w:eastAsiaTheme="majorEastAsia" w:hAnsiTheme="majorHAnsi" w:cstheme="majorBidi"/>
-      <w:color w:val="0F4761" w:themeColor="accent1" w:themeShade="BF"/>
-      <w:sz w:val="40"/>
-      <w:szCs w:val="40"/>
-    </w:rPr>
-  </w:style>
-  <w:style w:type="character" w:customStyle="1" w:styleId="Heading2Char">
-    <w:name w:val="Heading 2 Char"/>
-    <w:basedOn w:val="DefaultParagraphFont"/>
-    <w:link w:val="Heading2"/>
-    <w:uiPriority w:val="9"/>
-    <w:semiHidden/>
-    <w:rsid w:val="00BA56B8"/>
-    <w:rPr>
-      <w:rFonts w:asciiTheme="majorHAnsi" w:eastAsiaTheme="majorEastAsia" w:hAnsiTheme="majorHAnsi" w:cstheme="majorBidi"/>
-      <w:color w:val="0F4761" w:themeColor="accent1" w:themeShade="BF"/>
-      <w:sz w:val="32"/>
-      <w:szCs w:val="32"/>
-    </w:rPr>
-  </w:style>
-  <w:style w:type="character" w:customStyle="1" w:styleId="Heading3Char">
-    <w:name w:val="Heading 3 Char"/>
-    <w:basedOn w:val="DefaultParagraphFont"/>
-    <w:link w:val="Heading3"/>
-    <w:uiPriority w:val="9"/>
-    <w:semiHidden/>
-    <w:rsid w:val="00BA56B8"/>
-    <w:rPr>
-      <w:rFonts w:eastAsiaTheme="majorEastAsia" w:cstheme="majorBidi"/>
-      <w:color w:val="0F4761" w:themeColor="accent1" w:themeShade="BF"/>
-      <w:sz w:val="28"/>
-      <w:szCs w:val="28"/>
-    </w:rPr>
-  </w:style>
-  <w:style w:type="character" w:customStyle="1" w:styleId="Heading4Char">
-    <w:name w:val="Heading 4 Char"/>
-    <w:basedOn w:val="DefaultParagraphFont"/>
-    <w:link w:val="Heading4"/>
-    <w:uiPriority w:val="9"/>
-    <w:semiHidden/>
-    <w:rsid w:val="00BA56B8"/>
-    <w:rPr>
-      <w:rFonts w:eastAsiaTheme="majorEastAsia" w:cstheme="majorBidi"/>
-      <w:i/>
-      <w:iCs/>
-      <w:color w:val="0F4761" w:themeColor="accent1" w:themeShade="BF"/>
-    </w:rPr>
-  </w:style>
-  <w:style w:type="character" w:customStyle="1" w:styleId="Heading5Char">
-    <w:name w:val="Heading 5 Char"/>
-    <w:basedOn w:val="DefaultParagraphFont"/>
-    <w:link w:val="Heading5"/>
-    <w:uiPriority w:val="9"/>
-    <w:semiHidden/>
-    <w:rsid w:val="00BA56B8"/>
-    <w:rPr>
-      <w:rFonts w:eastAsiaTheme="majorEastAsia" w:cstheme="majorBidi"/>
-      <w:color w:val="0F4761" w:themeColor="accent1" w:themeShade="BF"/>
-    </w:rPr>
-  </w:style>
-  <w:style w:type="character" w:customStyle="1" w:styleId="Heading6Char">
-    <w:name w:val="Heading 6 Char"/>
-    <w:basedOn w:val="DefaultParagraphFont"/>
-    <w:link w:val="Heading6"/>
-    <w:uiPriority w:val="9"/>
-    <w:semiHidden/>
-    <w:rsid w:val="00BA56B8"/>
-    <w:rPr>
-      <w:rFonts w:eastAsiaTheme="majorEastAsia" w:cstheme="majorBidi"/>
-      <w:i/>
-      <w:iCs/>
-      <w:color w:val="595959" w:themeColor="text1" w:themeTint="A6"/>
-    </w:rPr>
-  </w:style>
-  <w:style w:type="character" w:customStyle="1" w:styleId="Heading7Char">
-    <w:name w:val="Heading 7 Char"/>
-    <w:basedOn w:val="DefaultParagraphFont"/>
-    <w:link w:val="Heading7"/>
-    <w:uiPriority w:val="9"/>
-    <w:semiHidden/>
-    <w:rsid w:val="00BA56B8"/>
-    <w:rPr>
-      <w:rFonts w:eastAsiaTheme="majorEastAsia" w:cstheme="majorBidi"/>
-      <w:color w:val="595959" w:themeColor="text1" w:themeTint="A6"/>
-    </w:rPr>
-  </w:style>
-  <w:style w:type="character" w:customStyle="1" w:styleId="Heading8Char">
-    <w:name w:val="Heading 8 Char"/>
-    <w:basedOn w:val="DefaultParagraphFont"/>
-    <w:link w:val="Heading8"/>
-    <w:uiPriority w:val="9"/>
-    <w:semiHidden/>
-    <w:rsid w:val="00BA56B8"/>
-    <w:rPr>
-      <w:rFonts w:eastAsiaTheme="majorEastAsia" w:cstheme="majorBidi"/>
-      <w:i/>
-      <w:iCs/>
-      <w:color w:val="272727" w:themeColor="text1" w:themeTint="D8"/>
-    </w:rPr>
-  </w:style>
-  <w:style w:type="character" w:customStyle="1" w:styleId="Heading9Char">
-    <w:name w:val="Heading 9 Char"/>
-    <w:basedOn w:val="DefaultParagraphFont"/>
-    <w:link w:val="Heading9"/>
-    <w:uiPriority w:val="9"/>
-    <w:semiHidden/>
-    <w:rsid w:val="00BA56B8"/>
-    <w:rPr>
-      <w:rFonts w:eastAsiaTheme="majorEastAsia" w:cstheme="majorBidi"/>
-      <w:color w:val="272727" w:themeColor="text1" w:themeTint="D8"/>
-    </w:rPr>
-  </w:style>
-  <w:style w:type="character" w:customStyle="1" w:styleId="TitleChar">
-    <w:name w:val="Title Char"/>
-    <w:basedOn w:val="DefaultParagraphFont"/>
-    <w:link w:val="Title"/>
-    <w:uiPriority w:val="10"/>
-    <w:rsid w:val="00BA56B8"/>
-    <w:rPr>
-      <w:rFonts w:asciiTheme="majorHAnsi" w:eastAsiaTheme="majorEastAsia" w:hAnsiTheme="majorHAnsi" w:cstheme="majorBidi"/>
-      <w:spacing w:val="-10"/>
-      <w:kern w:val="2"/>
-      <w:sz w:val="56"/>
-      <w:szCs w:val="56"/>
-    </w:rPr>
-  </w:style>
-  <w:style w:type="character" w:customStyle="1" w:styleId="SubtitleChar">
-    <w:name w:val="Subtitle Char"/>
-    <w:basedOn w:val="DefaultParagraphFont"/>
-    <w:link w:val="Subtitle"/>
-    <w:uiPriority w:val="11"/>
-    <w:rsid w:val="00BA56B8"/>
-    <w:rPr>
-      <w:rFonts w:eastAsiaTheme="majorEastAsia" w:cstheme="majorBidi"/>
-      <w:color w:val="595959" w:themeColor="text1" w:themeTint="A6"/>
-      <w:spacing w:val="15"/>
-      <w:sz w:val="28"/>
-      <w:szCs w:val="28"/>
-    </w:rPr>
-  </w:style>
-  <w:style w:type="character" w:customStyle="1" w:styleId="QuoteChar">
-    <w:name w:val="Quote Char"/>
-    <w:basedOn w:val="DefaultParagraphFont"/>
-    <w:link w:val="Quote"/>
-    <w:uiPriority w:val="29"/>
-    <w:rsid w:val="00BA56B8"/>
-    <w:rPr>
-      <w:i/>
-      <w:iCs/>
-      <w:color w:val="404040" w:themeColor="text1" w:themeTint="BF"/>
-    </w:rPr>
-  </w:style>
-  <w:style w:type="character" w:styleId="IntenseEmphasis">
-    <w:name w:val="Intense Emphasis"/>
-    <w:basedOn w:val="DefaultParagraphFont"/>
-    <w:uiPriority w:val="21"/>
-    <w:qFormat/>
-    <w:rsid w:val="00BA56B8"/>
-    <w:rPr>
-      <w:i/>
-      <w:iCs/>
-      <w:color w:val="0F4761" w:themeColor="accent1" w:themeShade="BF"/>
-    </w:rPr>
-  </w:style>
-  <w:style w:type="character" w:customStyle="1" w:styleId="IntenseQuoteChar">
-    <w:name w:val="Intense Quote Char"/>
-    <w:basedOn w:val="DefaultParagraphFont"/>
-    <w:link w:val="IntenseQuote"/>
-    <w:uiPriority w:val="30"/>
-    <w:rsid w:val="00BA56B8"/>
-    <w:rPr>
-      <w:i/>
-      <w:iCs/>
-      <w:color w:val="0F4761" w:themeColor="accent1" w:themeShade="BF"/>
-    </w:rPr>
-  </w:style>
-  <w:style w:type="character" w:styleId="IntenseReference">
-    <w:name w:val="Intense Reference"/>
-    <w:basedOn w:val="DefaultParagraphFont"/>
-    <w:uiPriority w:val="32"/>
-    <w:qFormat/>
-    <w:rsid w:val="00BA56B8"/>
-    <w:rPr>
-      <w:b/>
-      <w:bCs/>
-      <w:smallCaps/>
-      <w:color w:val="0F4761" w:themeColor="accent1" w:themeShade="BF"/>
-      <w:spacing w:val="5"/>
-    </w:rPr>
-  </w:style>
-  <w:style w:type="paragraph" w:customStyle="1" w:styleId="Heading">
-    <w:name w:val="Heading"/>
-    <w:basedOn w:val="Normal"/>
-    <w:next w:val="BodyText"/>
-    <w:pPr>
-      <w:keepNext/>
-      <w:spacing w:before="240" w:after="120"/>
-    </w:pPr>
-    <w:rPr>
-      <w:rFonts w:ascii="Liberation Sans" w:eastAsia="Microsoft YaHei" w:hAnsi="Liberation Sans" w:cs="Lucida Sans"/>
-      <w:sz w:val="28"/>
-      <w:szCs w:val="28"/>
-    </w:rPr>
-  </w:style>
-  <w:style w:type="paragraph" w:styleId="BodyText">
-    <w:name w:val="Body Text"/>
-    <w:basedOn w:val="Normal"/>
-    <w:pPr>
-      <w:spacing w:after="140" w:line="276" w:lineRule="auto"/>
-    </w:pPr>
-  </w:style>
-  <w:style w:type="paragraph" w:styleId="List">
-    <w:name w:val="List"/>
-    <w:basedOn w:val="BodyText"/>
-    <w:rPr>
-      <w:rFonts w:cs="Lucida Sans"/>
-    </w:rPr>
-  </w:style>
-  <w:style w:type="paragraph" w:styleId="Caption">
-    <w:name w:val="caption"/>
-    <w:basedOn w:val="Normal"/>
-    <w:pPr>
-      <w:suppressLineNumbers/>
-      <w:spacing w:before="120" w:after="120"/>
-    </w:pPr>
-    <w:rPr>
-      <w:rFonts w:cs="Lucida Sans"/>
-      <w:i/>
-      <w:iCs/>
-    </w:rPr>
-  </w:style>
-  <w:style w:type="paragraph" w:customStyle="1" w:styleId="Index">
-    <w:name w:val="Index"/>
-    <w:basedOn w:val="Normal"/>
-    <w:pPr>
-      <w:suppressLineNumbers/>
-    </w:pPr>
-    <w:rPr>
-      <w:rFonts w:cs="Lucida Sans"/>
-    </w:rPr>
-  </w:style>
-  <w:style w:type="paragraph" w:styleId="Title">
-    <w:name w:val="Title"/>
-    <w:basedOn w:val="Normal"/>
-    <w:next w:val="Normal"/>
-    <w:link w:val="TitleChar"/>
-    <w:uiPriority w:val="10"/>
-    <w:qFormat/>
-    <w:rsid w:val="00BA56B8"/>
-    <w:pPr>
-      <w:spacing w:after="80" w:line="240" w:lineRule="auto"/>
-      <w:contextualSpacing/>
-    </w:pPr>
-    <w:rPr>
-      <w:rFonts w:asciiTheme="majorHAnsi" w:eastAsiaTheme="majorEastAsia" w:hAnsiTheme="majorHAnsi" w:cstheme="majorBidi"/>
-      <w:spacing w:val="-10"/>
-      <w:kern w:val="2"/>
-      <w:sz w:val="56"/>
-      <w:szCs w:val="56"/>
-      <w:lang w:eastAsia="en-US"/>
-      <w14:ligatures w14:val="standardContextual"/>
-    </w:rPr>
-  </w:style>
-  <w:style w:type="paragraph" w:styleId="Subtitle">
-    <w:name w:val="Subtitle"/>
-    <w:basedOn w:val="Normal"/>
-    <w:next w:val="Normal"/>
-    <w:link w:val="SubtitleChar"/>
-    <w:uiPriority w:val="11"/>
-    <w:qFormat/>
-    <w:rsid w:val="00BA56B8"/>
-    <w:rPr>
-      <w:rFonts w:eastAsiaTheme="majorEastAsia" w:cstheme="majorBidi"/>
-      <w:color w:val="595959" w:themeColor="text1" w:themeTint="A6"/>
-      <w:spacing w:val="15"/>
-      <w:kern w:val="2"/>
-      <w:sz w:val="28"/>
-      <w:szCs w:val="28"/>
-      <w:lang w:eastAsia="en-US"/>
-      <w14:ligatures w14:val="standardContextual"/>
-    </w:rPr>
-  </w:style>
-  <w:style w:type="paragraph" w:styleId="Quote">
-    <w:name w:val="Quote"/>
-    <w:basedOn w:val="Normal"/>
-    <w:next w:val="Normal"/>
-    <w:link w:val="QuoteChar"/>
-    <w:uiPriority w:val="29"/>
-    <w:qFormat/>
-    <w:rsid w:val="00BA56B8"/>
-    <w:pPr>
-      <w:spacing w:before="160"/>
-      <w:jc w:val="center"/>
-    </w:pPr>
-    <w:rPr>
-      <w:rFonts w:eastAsiaTheme="minorHAnsi"/>
-      <w:i/>
-      <w:iCs/>
-      <w:color w:val="404040" w:themeColor="text1" w:themeTint="BF"/>
-      <w:kern w:val="2"/>
-      <w:lang w:eastAsia="en-US"/>
-      <w14:ligatures w14:val="standardContextual"/>
-    </w:rPr>
-  </w:style>
-  <w:style w:type="paragraph" w:styleId="ListParagraph">
-    <w:name w:val="List Paragraph"/>
-    <w:basedOn w:val="Normal"/>
-    <w:uiPriority w:val="34"/>
-    <w:qFormat/>
-    <w:rsid w:val="00BA56B8"/>
-    <w:pPr>
-      <w:ind w:left="720"/>
-      <w:contextualSpacing/>
-    </w:pPr>
-    <w:rPr>
-      <w:rFonts w:eastAsiaTheme="minorHAnsi"/>
-      <w:kern w:val="2"/>
-      <w:lang w:eastAsia="en-US"/>
-      <w14:ligatures w14:val="standardContextual"/>
-    </w:rPr>
-  </w:style>
-  <w:style w:type="paragraph" w:styleId="IntenseQuote">
-    <w:name w:val="Intense Quote"/>
-    <w:basedOn w:val="Normal"/>
-    <w:next w:val="Normal"/>
-    <w:link w:val="IntenseQuoteChar"/>
-    <w:uiPriority w:val="30"/>
-    <w:qFormat/>
-    <w:rsid w:val="00BA56B8"/>
-    <w:pPr>
-      <w:pBdr>
-        <w:top w:val="single" w:sz="4" w:space="10" w:color="0F4761" w:themeColor="accent1" w:themeShade="BF"/>
-        <w:bottom w:val="single" w:sz="4" w:space="10" w:color="0F4761" w:themeColor="accent1" w:themeShade="BF"/>
-      </w:pBdr>
-      <w:spacing w:before="360" w:after="360"/>
-      <w:ind w:left="864" w:right="864"/>
-      <w:jc w:val="center"/>
-    </w:pPr>
-    <w:rPr>
-      <w:rFonts w:eastAsiaTheme="minorHAnsi"/>
-      <w:i/>
-      <w:iCs/>
-      <w:color w:val="0F4761" w:themeColor="accent1" w:themeShade="BF"/>
-      <w:kern w:val="2"/>
-      <w:lang w:eastAsia="en-US"/>
-      <w14:ligatures w14:val="standardContextual"/>
-    </w:rPr>
-  </w:style>
-  <w:style w:type="paragraph" w:customStyle="1" w:styleId="normal1">
-    <w:name w:val="normal1"/>
-    <w:pPr>
-      <w:spacing w:after="160" w:line="278" w:lineRule="auto"/>
-    </w:pPr>
-  </w:style>
 </w:styles>
 </file>
 
 <file path=word/theme/theme1.xml><?xml version="1.0" encoding="utf-8"?>
-<a:theme xmlns:a="http://schemas.openxmlformats.org/drawingml/2006/main" name="Office Theme">
+<a:theme xmlns:a="http://schemas.openxmlformats.org/drawingml/2006/main" xmlns:r="http://schemas.openxmlformats.org/officeDocument/2006/relationships" name="Office Theme">
   <a:themeElements>
     <a:clrScheme name="Office">
       <a:dk1>
@@ -1283,7 +1278,7 @@
     </a:clrScheme>
     <a:fontScheme name="Office">
       <a:majorFont>
-        <a:latin typeface="Aptos Display" panose="02110004020202020204"/>
+        <a:latin typeface="Aptos Display" panose="02110004020202020204" pitchFamily="0" charset="1"/>
         <a:ea typeface=""/>
         <a:cs typeface=""/>
         <a:font script="Jpan" typeface="游ゴシック Light"/>
@@ -1335,7 +1330,7 @@
         <a:font script="Tfng" typeface="Ebrima"/>
       </a:majorFont>
       <a:minorFont>
-        <a:latin typeface="Aptos" panose="02110004020202020204"/>
+        <a:latin typeface="Aptos" panose="02110004020202020204" pitchFamily="0" charset="1"/>
         <a:ea typeface=""/>
         <a:cs typeface=""/>
         <a:font script="Jpan" typeface="游ゴシック"/>
@@ -1414,7 +1409,7 @@
             </a:gs>
           </a:gsLst>
           <a:lin ang="5400000" scaled="0"/>
-          <a:tileRect/>
+          <a:tileRect l="0" t="0" r="0" b="0"/>
         </a:gradFill>
         <a:gradFill>
           <a:gsLst>
@@ -1438,7 +1433,7 @@
             </a:gs>
           </a:gsLst>
           <a:lin ang="5400000" scaled="0"/>
-          <a:tileRect/>
+          <a:tileRect l="0" t="0" r="0" b="0"/>
         </a:gradFill>
       </a:fillStyleLst>
       <a:lnStyleLst>
@@ -1498,12 +1493,10 @@
             </a:gs>
           </a:gsLst>
           <a:lin ang="5400000" scaled="0"/>
-          <a:tileRect/>
+          <a:tileRect l="0" t="0" r="0" b="0"/>
         </a:gradFill>
       </a:bgFillStyleLst>
     </a:fmtScheme>
   </a:themeElements>
-  <a:objectDefaults/>
-  <a:extraClrSchemeLst/>
 </a:theme>
 </file>
--- a/docs/working.docx
+++ b/docs/working.docx
@@ -1,190 +1,169 @@
 
 <file path=word/document.xml><?xml version="1.0" encoding="utf-8"?>
-<w:document xmlns:o="urn:schemas-microsoft-com:office:office" xmlns:r="http://schemas.openxmlformats.org/officeDocument/2006/relationships" xmlns:v="urn:schemas-microsoft-com:vml" xmlns:w="http://schemas.openxmlformats.org/wordprocessingml/2006/main" xmlns:w10="urn:schemas-microsoft-com:office:word" xmlns:wp="http://schemas.openxmlformats.org/drawingml/2006/wordprocessingDrawing" xmlns:pic="http://schemas.openxmlformats.org/drawingml/2006/picture" xmlns:wps="http://schemas.microsoft.com/office/word/2010/wordprocessingShape" xmlns:wpg="http://schemas.microsoft.com/office/word/2010/wordprocessingGroup" xmlns:mc="http://schemas.openxmlformats.org/markup-compatibility/2006" xmlns:wp14="http://schemas.microsoft.com/office/word/2010/wordprocessingDrawing" xmlns:w14="http://schemas.microsoft.com/office/word/2010/wordml" xmlns:w15="http://schemas.microsoft.com/office/word/2012/wordml" mc:Ignorable="w14 wp14 w15">
+<w:document xmlns:wpc="http://schemas.microsoft.com/office/word/2010/wordprocessingCanvas" xmlns:cx="http://schemas.microsoft.com/office/drawing/2014/chartex" xmlns:cx1="http://schemas.microsoft.com/office/drawing/2015/9/8/chartex" xmlns:cx2="http://schemas.microsoft.com/office/drawing/2015/10/21/chartex" xmlns:cx3="http://schemas.microsoft.com/office/drawing/2016/5/9/chartex" xmlns:cx4="http://schemas.microsoft.com/office/drawing/2016/5/10/chartex" xmlns:cx5="http://schemas.microsoft.com/office/drawing/2016/5/11/chartex" xmlns:cx6="http://schemas.microsoft.com/office/drawing/2016/5/12/chartex" xmlns:cx7="http://schemas.microsoft.com/office/drawing/2016/5/13/chartex" xmlns:cx8="http://schemas.microsoft.com/office/drawing/2016/5/14/chartex" xmlns:mc="http://schemas.openxmlformats.org/markup-compatibility/2006" xmlns:aink="http://schemas.microsoft.com/office/drawing/2016/ink" xmlns:am3d="http://schemas.microsoft.com/office/drawing/2017/model3d" xmlns:o="urn:schemas-microsoft-com:office:office" xmlns:oel="http://schemas.microsoft.com/office/2019/extlst" xmlns:r="http://schemas.openxmlformats.org/officeDocument/2006/relationships" xmlns:m="http://schemas.openxmlformats.org/officeDocument/2006/math" xmlns:v="urn:schemas-microsoft-com:vml" xmlns:wp14="http://schemas.microsoft.com/office/word/2010/wordprocessingDrawing" xmlns:wp="http://schemas.openxmlformats.org/drawingml/2006/wordprocessingDrawing" xmlns:w10="urn:schemas-microsoft-com:office:word" xmlns:w="http://schemas.openxmlformats.org/wordprocessingml/2006/main" xmlns:w14="http://schemas.microsoft.com/office/word/2010/wordml" xmlns:w15="http://schemas.microsoft.com/office/word/2012/wordml" xmlns:w16cex="http://schemas.microsoft.com/office/word/2018/wordml/cex" xmlns:w16cid="http://schemas.microsoft.com/office/word/2016/wordml/cid" xmlns:w16="http://schemas.microsoft.com/office/word/2018/wordml" xmlns:w16du="http://schemas.microsoft.com/office/word/2023/wordml/word16du" xmlns:w16sdtdh="http://schemas.microsoft.com/office/word/2020/wordml/sdtdatahash" xmlns:w16sdtfl="http://schemas.microsoft.com/office/word/2024/wordml/sdtformatlock" xmlns:w16se="http://schemas.microsoft.com/office/word/2015/wordml/symex" xmlns:wpg="http://schemas.microsoft.com/office/word/2010/wordprocessingGroup" xmlns:wpi="http://schemas.microsoft.com/office/word/2010/wordprocessingInk" xmlns:wne="http://schemas.microsoft.com/office/word/2006/wordml" xmlns:wps="http://schemas.microsoft.com/office/word/2010/wordprocessingShape" mc:Ignorable="w14 w15 w16se w16cid w16 w16cex w16sdtdh w16sdtfl w16du wp14">
   <w:body>
     <w:p>
       <w:pPr>
         <w:pStyle w:val="normal1"/>
-        <w:spacing w:lineRule="auto" w:line="240" w:before="0" w:after="160"/>
-        <w:rPr/>
+        <w:spacing w:line="240" w:lineRule="auto"/>
       </w:pPr>
       <w:r>
-        <w:rPr/>
         <w:t xml:space="preserve">Emery didn’t feel like playing along with the charade; he didn’t shake the altar boy out of his false slumber. He just said, “Open your eyes,” and “Which way to the cemetery,” because it wasn’t marked as clearly as the church itself. </w:t>
       </w:r>
     </w:p>
     <w:p>
       <w:pPr>
         <w:pStyle w:val="normal1"/>
-        <w:spacing w:lineRule="auto" w:line="240" w:before="0" w:after="160"/>
-        <w:rPr/>
+        <w:spacing w:line="240" w:lineRule="auto"/>
       </w:pPr>
       <w:r>
-        <w:rPr/>
         <w:t xml:space="preserve">Arthur sat forward in his seat. “Turn down the dirt road over there. It’ll bring us around to the west entrance. We can park behind the garage.” </w:t>
       </w:r>
     </w:p>
     <w:p>
       <w:pPr>
         <w:pStyle w:val="normal1"/>
-        <w:spacing w:lineRule="auto" w:line="240" w:before="0" w:after="160"/>
-        <w:rPr/>
+        <w:spacing w:line="240" w:lineRule="auto"/>
       </w:pPr>
       <w:r>
-        <w:rPr/>
-        <w:t>Emery’s Celica rolled onto the rutted dirt track and now he couldn’t help himself. He saw his reward floating there in the misty windshield right in front of his eyes. 30 years of frustration coming to an end. It was just out there, not in a safe or a vault, guarded only by six feet of dirt and a stranger’s headstone.</w:t>
+        <w:t>Emery’s Celica rolled onto the rutted dirt track and now he couldn’t help himself. He saw his reward floating there in the misty windshield right in front of his eyes. 30 years of frustration</w:t>
+      </w:r>
+      <w:r>
+        <w:t xml:space="preserve"> approaching</w:t>
+      </w:r>
+      <w:r>
+        <w:t xml:space="preserve"> an end. It was just out there, not in a safe or a vault, guarded only by six feet of dirt and a stranger’s headstone.</w:t>
       </w:r>
     </w:p>
     <w:p>
       <w:pPr>
         <w:pStyle w:val="normal1"/>
-        <w:spacing w:lineRule="auto" w:line="240" w:before="0" w:after="160"/>
-        <w:rPr/>
+        <w:spacing w:line="240" w:lineRule="auto"/>
       </w:pPr>
       <w:r>
-        <w:rPr/>
         <w:t xml:space="preserve">They approached the cinderblock garage where the cemetery’s caretakers kept their equipment. Emery parked behind the building, out of sight for anyone looking from the church or the rectory. He shut off the engine and made a show of dropping the keys into his jacket pocket. </w:t>
       </w:r>
     </w:p>
     <w:p>
       <w:pPr>
         <w:pStyle w:val="normal1"/>
-        <w:spacing w:lineRule="auto" w:line="240" w:before="0" w:after="160"/>
-        <w:rPr/>
+        <w:spacing w:line="240" w:lineRule="auto"/>
       </w:pPr>
       <w:r>
-        <w:rPr/>
-        <w:t>“</w:t>
-      </w:r>
-      <w:r>
-        <w:rPr/>
-        <w:t>Think I’ll hang onto the keys this time,” Emery said.</w:t>
+        <w:t>“Think I’ll hang onto the keys this time,” Emery said.</w:t>
       </w:r>
     </w:p>
     <w:p>
       <w:pPr>
         <w:pStyle w:val="normal1"/>
-        <w:spacing w:lineRule="auto" w:line="240" w:before="0" w:after="160"/>
-        <w:rPr/>
+        <w:spacing w:line="240" w:lineRule="auto"/>
       </w:pPr>
       <w:r>
-        <w:rPr/>
         <w:t>Arthur didn’t smile. “I’ll go get us shovels then?”</w:t>
       </w:r>
     </w:p>
     <w:p>
       <w:pPr>
         <w:pStyle w:val="normal1"/>
-        <w:spacing w:lineRule="auto" w:line="240" w:before="0" w:after="160"/>
-        <w:rPr/>
+        <w:spacing w:line="240" w:lineRule="auto"/>
       </w:pPr>
       <w:r>
-        <w:rPr/>
-        <w:t>“</w:t>
-      </w:r>
-      <w:r>
-        <w:rPr/>
-        <w:t>Don’t you think a digger would be faster, Arthur?”</w:t>
+        <w:t>“Don’t you think a digger would be faster, Arthur?”</w:t>
       </w:r>
     </w:p>
     <w:p>
       <w:pPr>
         <w:pStyle w:val="normal1"/>
-        <w:spacing w:lineRule="auto" w:line="240" w:before="0" w:after="160"/>
-        <w:rPr/>
+        <w:spacing w:line="240" w:lineRule="auto"/>
       </w:pPr>
       <w:r>
-        <w:rPr/>
-        <w:t>“</w:t>
-      </w:r>
-      <w:r>
-        <w:rPr/>
-        <w:t xml:space="preserve">Louder too.” </w:t>
+        <w:t xml:space="preserve">“Louder too.” </w:t>
       </w:r>
     </w:p>
     <w:p>
       <w:pPr>
         <w:pStyle w:val="normal1"/>
-        <w:rPr/>
       </w:pPr>
       <w:r>
-        <w:rPr/>
-        <w:t>“</w:t>
-      </w:r>
-      <w:r>
-        <w:rPr/>
-        <w:t xml:space="preserve">You said the church is empty.”        </w:t>
+        <w:t>“You said the church is empty.”</w:t>
       </w:r>
     </w:p>
     <w:p>
       <w:pPr>
-        <w:pStyle w:val="Normal"/>
-        <w:rPr/>
+        <w:pStyle w:val="normal1"/>
       </w:pPr>
       <w:r>
-        <w:rPr/>
+        <w:t>“Father Geoff left Tuesday. They gave me through the weekend to finish closing everything up. But you never know….”</w:t>
       </w:r>
     </w:p>
     <w:p>
       <w:pPr>
-        <w:pStyle w:val="Normal"/>
-        <w:rPr/>
+        <w:pStyle w:val="normal1"/>
       </w:pPr>
       <w:r>
-        <w:rPr/>
+        <w:t>“No, you don’t but I’d consider this one of those risk/reward situations. You and me out there with shovels will be digging until daybreak at least</w:t>
+      </w:r>
+      <w:r>
+        <w:t xml:space="preserve"> extending the opportunity to potentially be seen</w:t>
+      </w:r>
+      <w:r>
+        <w:t xml:space="preserve">. </w:t>
+      </w:r>
+      <w:r>
+        <w:t>With the digger, we could have the whole operation done in an hour. The reward justifies the risk</w:t>
+      </w:r>
+      <w:r>
+        <w:t>, you see</w:t>
+      </w:r>
+      <w:r>
+        <w:t>.”</w:t>
       </w:r>
     </w:p>
     <w:p>
       <w:pPr>
-        <w:pStyle w:val="Normal"/>
-        <w:rPr/>
+        <w:pStyle w:val="normal1"/>
       </w:pPr>
       <w:r>
-        <w:rPr/>
+        <w:t xml:space="preserve">He took a second to search out any additional objections then Arthur hauled himself out of the Celica and led Emery over to the garage’s roll-up door. </w:t>
+      </w:r>
+      <w:r>
+        <w:t xml:space="preserve"> </w:t>
       </w:r>
     </w:p>
     <w:p>
       <w:pPr>
-        <w:pStyle w:val="Normal"/>
-        <w:rPr/>
+        <w:pStyle w:val="normal1"/>
       </w:pPr>
       <w:r>
-        <w:rPr/>
+        <w:t xml:space="preserve">      </w:t>
+      </w:r>
+    </w:p>
+    <w:p/>
+    <w:p/>
+    <w:p/>
+    <w:p>
+      <w:r>
         <w:t xml:space="preserve">First, there is the feeling of rising. Of being drawn upward, summoned toward the light. </w:t>
       </w:r>
     </w:p>
-    <w:p>
-      <w:pPr>
-        <w:pStyle w:val="Normal"/>
-        <w:widowControl/>
-        <w:bidi w:val="0"/>
-        <w:spacing w:lineRule="auto" w:line="278" w:before="0" w:after="160"/>
-        <w:jc w:val="start"/>
-        <w:rPr/>
-      </w:pPr>
-      <w:r>
-        <w:rPr/>
-      </w:r>
-    </w:p>
+    <w:p/>
     <w:sectPr>
-      <w:type w:val="nextPage"/>
       <w:pgSz w:w="12240" w:h="15840"/>
-      <w:pgMar w:left="1440" w:right="1440" w:gutter="0" w:header="0" w:top="1440" w:footer="0" w:bottom="1440"/>
-      <w:pgNumType w:fmt="decimal"/>
-      <w:formProt w:val="false"/>
-      <w:textDirection w:val="lrTb"/>
-      <w:docGrid w:type="default" w:linePitch="360" w:charSpace="0"/>
+      <w:pgMar w:top="1440" w:right="1440" w:bottom="1440" w:left="1440" w:header="0" w:footer="0" w:gutter="0"/>
+      <w:cols w:space="720"/>
+      <w:formProt w:val="0"/>
+      <w:docGrid w:linePitch="360"/>
     </w:sectPr>
   </w:body>
 </w:document>
 </file>
 
 <file path=word/styles.xml><?xml version="1.0" encoding="utf-8"?>
-<w:styles xmlns:w="http://schemas.openxmlformats.org/wordprocessingml/2006/main" xmlns:w14="http://schemas.microsoft.com/office/word/2010/wordml" xmlns:mc="http://schemas.openxmlformats.org/markup-compatibility/2006" mc:Ignorable="w14">
+<w:styles xmlns:mc="http://schemas.openxmlformats.org/markup-compatibility/2006" xmlns:r="http://schemas.openxmlformats.org/officeDocument/2006/relationships" xmlns:w="http://schemas.openxmlformats.org/wordprocessingml/2006/main" xmlns:w14="http://schemas.microsoft.com/office/word/2010/wordml" xmlns:w15="http://schemas.microsoft.com/office/word/2012/wordml" xmlns:w16cex="http://schemas.microsoft.com/office/word/2018/wordml/cex" xmlns:w16cid="http://schemas.microsoft.com/office/word/2016/wordml/cid" xmlns:w16="http://schemas.microsoft.com/office/word/2018/wordml" xmlns:w16du="http://schemas.microsoft.com/office/word/2023/wordml/word16du" xmlns:w16sdtdh="http://schemas.microsoft.com/office/word/2020/wordml/sdtdatahash" xmlns:w16sdtfl="http://schemas.microsoft.com/office/word/2024/wordml/sdtformatlock" xmlns:w16se="http://schemas.microsoft.com/office/word/2015/wordml/symex" mc:Ignorable="w14 w15 w16se w16cid w16 w16cex w16sdtdh w16sdtfl w16du">
   <w:docDefaults>
     <w:rPrDefault>
       <w:rPr>
-        <w:rFonts w:ascii="Aptos" w:hAnsi="Aptos" w:eastAsia="Aptos" w:cs="" w:asciiTheme="minorHAnsi" w:cstheme="minorBidi" w:eastAsiaTheme="minorHAnsi" w:hAnsiTheme="minorHAnsi"/>
+        <w:rFonts w:asciiTheme="minorHAnsi" w:eastAsiaTheme="minorHAnsi" w:hAnsiTheme="minorHAnsi" w:cstheme="minorBidi"/>
         <w:kern w:val="2"/>
         <w:sz w:val="24"/>
         <w:szCs w:val="24"/>
@@ -194,21 +173,21 @@
     </w:rPrDefault>
     <w:pPrDefault>
       <w:pPr>
-        <w:suppressAutoHyphens w:val="true"/>
+        <w:suppressAutoHyphens/>
       </w:pPr>
     </w:pPrDefault>
   </w:docDefaults>
   <w:latentStyles w:defLockedState="0" w:defUIPriority="99" w:defSemiHidden="0" w:defUnhideWhenUsed="0" w:defQFormat="0" w:count="376">
     <w:lsdException w:name="Normal" w:uiPriority="0" w:qFormat="1"/>
     <w:lsdException w:name="heading 1" w:uiPriority="9" w:qFormat="1"/>
-    <w:lsdException w:name="heading 2" w:uiPriority="9" w:semiHidden="1" w:unhideWhenUsed="1" w:qFormat="1"/>
-    <w:lsdException w:name="heading 3" w:uiPriority="9" w:semiHidden="1" w:unhideWhenUsed="1" w:qFormat="1"/>
-    <w:lsdException w:name="heading 4" w:uiPriority="9" w:semiHidden="1" w:unhideWhenUsed="1" w:qFormat="1"/>
-    <w:lsdException w:name="heading 5" w:uiPriority="9" w:semiHidden="1" w:unhideWhenUsed="1" w:qFormat="1"/>
-    <w:lsdException w:name="heading 6" w:uiPriority="9" w:semiHidden="1" w:unhideWhenUsed="1" w:qFormat="1"/>
-    <w:lsdException w:name="heading 7" w:uiPriority="9" w:semiHidden="1" w:unhideWhenUsed="1" w:qFormat="1"/>
-    <w:lsdException w:name="heading 8" w:uiPriority="9" w:semiHidden="1" w:unhideWhenUsed="1" w:qFormat="1"/>
-    <w:lsdException w:name="heading 9" w:uiPriority="9" w:semiHidden="1" w:unhideWhenUsed="1" w:qFormat="1"/>
+    <w:lsdException w:name="heading 2" w:semiHidden="1" w:uiPriority="9" w:unhideWhenUsed="1" w:qFormat="1"/>
+    <w:lsdException w:name="heading 3" w:semiHidden="1" w:uiPriority="9" w:unhideWhenUsed="1" w:qFormat="1"/>
+    <w:lsdException w:name="heading 4" w:semiHidden="1" w:uiPriority="9" w:unhideWhenUsed="1" w:qFormat="1"/>
+    <w:lsdException w:name="heading 5" w:semiHidden="1" w:uiPriority="9" w:unhideWhenUsed="1" w:qFormat="1"/>
+    <w:lsdException w:name="heading 6" w:semiHidden="1" w:uiPriority="9" w:unhideWhenUsed="1" w:qFormat="1"/>
+    <w:lsdException w:name="heading 7" w:semiHidden="1" w:uiPriority="9" w:unhideWhenUsed="1" w:qFormat="1"/>
+    <w:lsdException w:name="heading 8" w:semiHidden="1" w:uiPriority="9" w:unhideWhenUsed="1" w:qFormat="1"/>
+    <w:lsdException w:name="heading 9" w:semiHidden="1" w:uiPriority="9" w:unhideWhenUsed="1" w:qFormat="1"/>
     <w:lsdException w:name="index 1" w:semiHidden="1" w:unhideWhenUsed="1"/>
     <w:lsdException w:name="index 2" w:semiHidden="1" w:unhideWhenUsed="1"/>
     <w:lsdException w:name="index 3" w:semiHidden="1" w:unhideWhenUsed="1"/>
@@ -218,22 +197,22 @@
     <w:lsdException w:name="index 7" w:semiHidden="1" w:unhideWhenUsed="1"/>
     <w:lsdException w:name="index 8" w:semiHidden="1" w:unhideWhenUsed="1"/>
     <w:lsdException w:name="index 9" w:semiHidden="1" w:unhideWhenUsed="1"/>
-    <w:lsdException w:name="toc 1" w:uiPriority="39" w:semiHidden="1" w:unhideWhenUsed="1"/>
-    <w:lsdException w:name="toc 2" w:uiPriority="39" w:semiHidden="1" w:unhideWhenUsed="1"/>
-    <w:lsdException w:name="toc 3" w:uiPriority="39" w:semiHidden="1" w:unhideWhenUsed="1"/>
-    <w:lsdException w:name="toc 4" w:uiPriority="39" w:semiHidden="1" w:unhideWhenUsed="1"/>
-    <w:lsdException w:name="toc 5" w:uiPriority="39" w:semiHidden="1" w:unhideWhenUsed="1"/>
-    <w:lsdException w:name="toc 6" w:uiPriority="39" w:semiHidden="1" w:unhideWhenUsed="1"/>
-    <w:lsdException w:name="toc 7" w:uiPriority="39" w:semiHidden="1" w:unhideWhenUsed="1"/>
-    <w:lsdException w:name="toc 8" w:uiPriority="39" w:semiHidden="1" w:unhideWhenUsed="1"/>
-    <w:lsdException w:name="toc 9" w:uiPriority="39" w:semiHidden="1" w:unhideWhenUsed="1"/>
+    <w:lsdException w:name="toc 1" w:semiHidden="1" w:uiPriority="39" w:unhideWhenUsed="1"/>
+    <w:lsdException w:name="toc 2" w:semiHidden="1" w:uiPriority="39" w:unhideWhenUsed="1"/>
+    <w:lsdException w:name="toc 3" w:semiHidden="1" w:uiPriority="39" w:unhideWhenUsed="1"/>
+    <w:lsdException w:name="toc 4" w:semiHidden="1" w:uiPriority="39" w:unhideWhenUsed="1"/>
+    <w:lsdException w:name="toc 5" w:semiHidden="1" w:uiPriority="39" w:unhideWhenUsed="1"/>
+    <w:lsdException w:name="toc 6" w:semiHidden="1" w:uiPriority="39" w:unhideWhenUsed="1"/>
+    <w:lsdException w:name="toc 7" w:semiHidden="1" w:uiPriority="39" w:unhideWhenUsed="1"/>
+    <w:lsdException w:name="toc 8" w:semiHidden="1" w:uiPriority="39" w:unhideWhenUsed="1"/>
+    <w:lsdException w:name="toc 9" w:semiHidden="1" w:uiPriority="39" w:unhideWhenUsed="1"/>
     <w:lsdException w:name="Normal Indent" w:semiHidden="1" w:unhideWhenUsed="1"/>
     <w:lsdException w:name="footnote text" w:semiHidden="1" w:unhideWhenUsed="1"/>
     <w:lsdException w:name="annotation text" w:semiHidden="1" w:unhideWhenUsed="1"/>
     <w:lsdException w:name="header" w:semiHidden="1" w:unhideWhenUsed="1"/>
     <w:lsdException w:name="footer" w:semiHidden="1" w:unhideWhenUsed="1"/>
     <w:lsdException w:name="index heading" w:semiHidden="1" w:unhideWhenUsed="1"/>
-    <w:lsdException w:name="caption" w:uiPriority="35" w:semiHidden="1" w:unhideWhenUsed="1" w:qFormat="1"/>
+    <w:lsdException w:name="caption" w:semiHidden="1" w:uiPriority="35" w:unhideWhenUsed="1" w:qFormat="1"/>
     <w:lsdException w:name="table of figures" w:semiHidden="1" w:unhideWhenUsed="1"/>
     <w:lsdException w:name="envelope address" w:semiHidden="1" w:unhideWhenUsed="1"/>
     <w:lsdException w:name="envelope return" w:semiHidden="1" w:unhideWhenUsed="1"/>
@@ -264,7 +243,7 @@
     <w:lsdException w:name="Title" w:uiPriority="10" w:qFormat="1"/>
     <w:lsdException w:name="Closing" w:semiHidden="1" w:unhideWhenUsed="1"/>
     <w:lsdException w:name="Signature" w:semiHidden="1" w:unhideWhenUsed="1"/>
-    <w:lsdException w:name="Default Paragraph Font" w:uiPriority="1" w:semiHidden="1" w:unhideWhenUsed="1"/>
+    <w:lsdException w:name="Default Paragraph Font" w:semiHidden="1" w:uiPriority="1" w:unhideWhenUsed="1"/>
     <w:lsdException w:name="Body Text" w:semiHidden="1" w:unhideWhenUsed="1"/>
     <w:lsdException w:name="Body Text Indent" w:semiHidden="1" w:unhideWhenUsed="1"/>
     <w:lsdException w:name="List Continue" w:semiHidden="1" w:unhideWhenUsed="1"/>
@@ -464,8 +443,8 @@
     <w:lsdException w:name="Subtle Reference" w:uiPriority="31" w:qFormat="1"/>
     <w:lsdException w:name="Intense Reference" w:uiPriority="32" w:qFormat="1"/>
     <w:lsdException w:name="Book Title" w:uiPriority="33" w:qFormat="1"/>
-    <w:lsdException w:name="Bibliography" w:uiPriority="37" w:semiHidden="1" w:unhideWhenUsed="1"/>
-    <w:lsdException w:name="TOC Heading" w:uiPriority="39" w:semiHidden="1" w:unhideWhenUsed="1" w:qFormat="1"/>
+    <w:lsdException w:name="Bibliography" w:semiHidden="1" w:uiPriority="37" w:unhideWhenUsed="1"/>
+    <w:lsdException w:name="TOC Heading" w:semiHidden="1" w:uiPriority="39" w:unhideWhenUsed="1" w:qFormat="1"/>
     <w:lsdException w:name="Plain Table 1" w:uiPriority="41"/>
     <w:lsdException w:name="Plain Table 2" w:uiPriority="42"/>
     <w:lsdException w:name="Plain Table 3" w:uiPriority="43"/>
@@ -576,24 +555,17 @@
     <w:lsdException w:name="Unresolved Mention" w:semiHidden="1" w:unhideWhenUsed="1"/>
     <w:lsdException w:name="Smart Link" w:semiHidden="1" w:unhideWhenUsed="1"/>
   </w:latentStyles>
-  <w:style w:type="paragraph" w:styleId="Normal" w:default="1">
+  <w:style w:type="paragraph" w:default="1" w:styleId="Normal">
     <w:name w:val="Normal"/>
     <w:qFormat/>
-    <w:rsid w:val="00ba56b8"/>
-    <w:pPr>
-      <w:widowControl/>
-      <w:suppressAutoHyphens w:val="true"/>
-      <w:bidi w:val="0"/>
-      <w:spacing w:lineRule="auto" w:line="278" w:before="0" w:after="160"/>
-      <w:jc w:val="start"/>
-    </w:pPr>
-    <w:rPr>
-      <w:rFonts w:ascii="Aptos" w:hAnsi="Aptos" w:eastAsia="" w:cs="" w:eastAsiaTheme="minorEastAsia"/>
-      <w:color w:val="auto"/>
+    <w:rsid w:val="00BA56B8"/>
+    <w:pPr>
+      <w:spacing w:after="160" w:line="278" w:lineRule="auto"/>
+    </w:pPr>
+    <w:rPr>
+      <w:rFonts w:ascii="Aptos" w:eastAsiaTheme="minorEastAsia" w:hAnsi="Aptos"/>
       <w:kern w:val="0"/>
-      <w:sz w:val="24"/>
-      <w:szCs w:val="24"/>
-      <w:lang w:val="en-US" w:eastAsia="ja-JP" w:bidi="ar-SA"/>
+      <w:lang w:eastAsia="ja-JP"/>
       <w14:ligatures w14:val="none"/>
     </w:rPr>
   </w:style>
@@ -604,16 +576,16 @@
     <w:link w:val="Heading1Char"/>
     <w:uiPriority w:val="9"/>
     <w:qFormat/>
-    <w:rsid w:val="00ba56b8"/>
-    <w:pPr>
-      <w:keepNext w:val="true"/>
+    <w:rsid w:val="00BA56B8"/>
+    <w:pPr>
+      <w:keepNext/>
       <w:keepLines/>
-      <w:spacing w:lineRule="auto" w:line="278" w:before="360" w:after="80"/>
+      <w:spacing w:before="360" w:after="80"/>
       <w:outlineLvl w:val="0"/>
     </w:pPr>
     <w:rPr>
-      <w:rFonts w:ascii="Aptos Display" w:hAnsi="Aptos Display" w:eastAsia="" w:cs="" w:asciiTheme="majorHAnsi" w:cstheme="majorBidi" w:eastAsiaTheme="majorEastAsia" w:hAnsiTheme="majorHAnsi"/>
-      <w:color w:themeColor="accent1" w:themeShade="bf" w:val="0F4761"/>
+      <w:rFonts w:asciiTheme="majorHAnsi" w:eastAsiaTheme="majorEastAsia" w:hAnsiTheme="majorHAnsi" w:cstheme="majorBidi"/>
+      <w:color w:val="0F4761" w:themeColor="accent1" w:themeShade="BF"/>
       <w:kern w:val="2"/>
       <w:sz w:val="40"/>
       <w:szCs w:val="40"/>
@@ -630,16 +602,16 @@
     <w:semiHidden/>
     <w:unhideWhenUsed/>
     <w:qFormat/>
-    <w:rsid w:val="00ba56b8"/>
-    <w:pPr>
-      <w:keepNext w:val="true"/>
+    <w:rsid w:val="00BA56B8"/>
+    <w:pPr>
+      <w:keepNext/>
       <w:keepLines/>
-      <w:spacing w:lineRule="auto" w:line="278" w:before="160" w:after="80"/>
+      <w:spacing w:before="160" w:after="80"/>
       <w:outlineLvl w:val="1"/>
     </w:pPr>
     <w:rPr>
-      <w:rFonts w:ascii="Aptos Display" w:hAnsi="Aptos Display" w:eastAsia="" w:cs="" w:asciiTheme="majorHAnsi" w:cstheme="majorBidi" w:eastAsiaTheme="majorEastAsia" w:hAnsiTheme="majorHAnsi"/>
-      <w:color w:themeColor="accent1" w:themeShade="bf" w:val="0F4761"/>
+      <w:rFonts w:asciiTheme="majorHAnsi" w:eastAsiaTheme="majorEastAsia" w:hAnsiTheme="majorHAnsi" w:cstheme="majorBidi"/>
+      <w:color w:val="0F4761" w:themeColor="accent1" w:themeShade="BF"/>
       <w:kern w:val="2"/>
       <w:sz w:val="32"/>
       <w:szCs w:val="32"/>
@@ -656,16 +628,16 @@
     <w:semiHidden/>
     <w:unhideWhenUsed/>
     <w:qFormat/>
-    <w:rsid w:val="00ba56b8"/>
-    <w:pPr>
-      <w:keepNext w:val="true"/>
+    <w:rsid w:val="00BA56B8"/>
+    <w:pPr>
+      <w:keepNext/>
       <w:keepLines/>
-      <w:spacing w:lineRule="auto" w:line="278" w:before="160" w:after="80"/>
+      <w:spacing w:before="160" w:after="80"/>
       <w:outlineLvl w:val="2"/>
     </w:pPr>
     <w:rPr>
-      <w:rFonts w:eastAsia="" w:cs="" w:cstheme="majorBidi" w:eastAsiaTheme="majorEastAsia"/>
-      <w:color w:themeColor="accent1" w:themeShade="bf" w:val="0F4761"/>
+      <w:rFonts w:eastAsiaTheme="majorEastAsia" w:cstheme="majorBidi"/>
+      <w:color w:val="0F4761" w:themeColor="accent1" w:themeShade="BF"/>
       <w:kern w:val="2"/>
       <w:sz w:val="28"/>
       <w:szCs w:val="28"/>
@@ -682,18 +654,18 @@
     <w:semiHidden/>
     <w:unhideWhenUsed/>
     <w:qFormat/>
-    <w:rsid w:val="00ba56b8"/>
-    <w:pPr>
-      <w:keepNext w:val="true"/>
+    <w:rsid w:val="00BA56B8"/>
+    <w:pPr>
+      <w:keepNext/>
       <w:keepLines/>
-      <w:spacing w:lineRule="auto" w:line="278" w:before="80" w:after="40"/>
+      <w:spacing w:before="80" w:after="40"/>
       <w:outlineLvl w:val="3"/>
     </w:pPr>
     <w:rPr>
-      <w:rFonts w:eastAsia="" w:cs="" w:cstheme="majorBidi" w:eastAsiaTheme="majorEastAsia"/>
+      <w:rFonts w:eastAsiaTheme="majorEastAsia" w:cstheme="majorBidi"/>
       <w:i/>
       <w:iCs/>
-      <w:color w:themeColor="accent1" w:themeShade="bf" w:val="0F4761"/>
+      <w:color w:val="0F4761" w:themeColor="accent1" w:themeShade="BF"/>
       <w:kern w:val="2"/>
       <w:lang w:eastAsia="en-US"/>
       <w14:ligatures w14:val="standardContextual"/>
@@ -708,16 +680,16 @@
     <w:semiHidden/>
     <w:unhideWhenUsed/>
     <w:qFormat/>
-    <w:rsid w:val="00ba56b8"/>
-    <w:pPr>
-      <w:keepNext w:val="true"/>
+    <w:rsid w:val="00BA56B8"/>
+    <w:pPr>
+      <w:keepNext/>
       <w:keepLines/>
-      <w:spacing w:lineRule="auto" w:line="278" w:before="80" w:after="40"/>
+      <w:spacing w:before="80" w:after="40"/>
       <w:outlineLvl w:val="4"/>
     </w:pPr>
     <w:rPr>
-      <w:rFonts w:eastAsia="" w:cs="" w:cstheme="majorBidi" w:eastAsiaTheme="majorEastAsia"/>
-      <w:color w:themeColor="accent1" w:themeShade="bf" w:val="0F4761"/>
+      <w:rFonts w:eastAsiaTheme="majorEastAsia" w:cstheme="majorBidi"/>
+      <w:color w:val="0F4761" w:themeColor="accent1" w:themeShade="BF"/>
       <w:kern w:val="2"/>
       <w:lang w:eastAsia="en-US"/>
       <w14:ligatures w14:val="standardContextual"/>
@@ -732,18 +704,18 @@
     <w:semiHidden/>
     <w:unhideWhenUsed/>
     <w:qFormat/>
-    <w:rsid w:val="00ba56b8"/>
-    <w:pPr>
-      <w:keepNext w:val="true"/>
+    <w:rsid w:val="00BA56B8"/>
+    <w:pPr>
+      <w:keepNext/>
       <w:keepLines/>
-      <w:spacing w:lineRule="auto" w:line="278" w:before="40" w:after="0"/>
+      <w:spacing w:before="40" w:after="0"/>
       <w:outlineLvl w:val="5"/>
     </w:pPr>
     <w:rPr>
-      <w:rFonts w:eastAsia="" w:cs="" w:cstheme="majorBidi" w:eastAsiaTheme="majorEastAsia"/>
+      <w:rFonts w:eastAsiaTheme="majorEastAsia" w:cstheme="majorBidi"/>
       <w:i/>
       <w:iCs/>
-      <w:color w:themeColor="text1" w:themeTint="a6" w:val="595959"/>
+      <w:color w:val="595959" w:themeColor="text1" w:themeTint="A6"/>
       <w:kern w:val="2"/>
       <w:lang w:eastAsia="en-US"/>
       <w14:ligatures w14:val="standardContextual"/>
@@ -758,16 +730,16 @@
     <w:semiHidden/>
     <w:unhideWhenUsed/>
     <w:qFormat/>
-    <w:rsid w:val="00ba56b8"/>
-    <w:pPr>
-      <w:keepNext w:val="true"/>
+    <w:rsid w:val="00BA56B8"/>
+    <w:pPr>
+      <w:keepNext/>
       <w:keepLines/>
-      <w:spacing w:lineRule="auto" w:line="278" w:before="40" w:after="0"/>
+      <w:spacing w:before="40" w:after="0"/>
       <w:outlineLvl w:val="6"/>
     </w:pPr>
     <w:rPr>
-      <w:rFonts w:eastAsia="" w:cs="" w:cstheme="majorBidi" w:eastAsiaTheme="majorEastAsia"/>
-      <w:color w:themeColor="text1" w:themeTint="a6" w:val="595959"/>
+      <w:rFonts w:eastAsiaTheme="majorEastAsia" w:cstheme="majorBidi"/>
+      <w:color w:val="595959" w:themeColor="text1" w:themeTint="A6"/>
       <w:kern w:val="2"/>
       <w:lang w:eastAsia="en-US"/>
       <w14:ligatures w14:val="standardContextual"/>
@@ -782,18 +754,18 @@
     <w:semiHidden/>
     <w:unhideWhenUsed/>
     <w:qFormat/>
-    <w:rsid w:val="00ba56b8"/>
-    <w:pPr>
-      <w:keepNext w:val="true"/>
+    <w:rsid w:val="00BA56B8"/>
+    <w:pPr>
+      <w:keepNext/>
       <w:keepLines/>
-      <w:spacing w:lineRule="auto" w:line="278" w:before="0" w:after="0"/>
+      <w:spacing w:after="0"/>
       <w:outlineLvl w:val="7"/>
     </w:pPr>
     <w:rPr>
-      <w:rFonts w:eastAsia="" w:cs="" w:cstheme="majorBidi" w:eastAsiaTheme="majorEastAsia"/>
+      <w:rFonts w:eastAsiaTheme="majorEastAsia" w:cstheme="majorBidi"/>
       <w:i/>
       <w:iCs/>
-      <w:color w:themeColor="text1" w:themeTint="d8" w:val="272727"/>
+      <w:color w:val="272727" w:themeColor="text1" w:themeTint="D8"/>
       <w:kern w:val="2"/>
       <w:lang w:eastAsia="en-US"/>
       <w14:ligatures w14:val="standardContextual"/>
@@ -808,413 +780,24 @@
     <w:semiHidden/>
     <w:unhideWhenUsed/>
     <w:qFormat/>
-    <w:rsid w:val="00ba56b8"/>
-    <w:pPr>
-      <w:keepNext w:val="true"/>
+    <w:rsid w:val="00BA56B8"/>
+    <w:pPr>
+      <w:keepNext/>
       <w:keepLines/>
-      <w:spacing w:lineRule="auto" w:line="278" w:before="0" w:after="0"/>
+      <w:spacing w:after="0"/>
       <w:outlineLvl w:val="8"/>
     </w:pPr>
     <w:rPr>
-      <w:rFonts w:eastAsia="" w:cs="" w:cstheme="majorBidi" w:eastAsiaTheme="majorEastAsia"/>
-      <w:color w:themeColor="text1" w:themeTint="d8" w:val="272727"/>
+      <w:rFonts w:eastAsiaTheme="majorEastAsia" w:cstheme="majorBidi"/>
+      <w:color w:val="272727" w:themeColor="text1" w:themeTint="D8"/>
       <w:kern w:val="2"/>
       <w:lang w:eastAsia="en-US"/>
       <w14:ligatures w14:val="standardContextual"/>
     </w:rPr>
   </w:style>
-  <w:style w:type="character" w:styleId="DefaultParagraphFont" w:default="1">
+  <w:style w:type="character" w:default="1" w:styleId="DefaultParagraphFont">
     <w:name w:val="Default Paragraph Font"/>
     <w:uiPriority w:val="1"/>
-    <w:semiHidden/>
-    <w:unhideWhenUsed/>
-    <w:rPr/>
-  </w:style>
-  <w:style w:type="character" w:styleId="Heading1Char" w:customStyle="1">
-    <w:name w:val="Heading 1 Char"/>
-    <w:basedOn w:val="DefaultParagraphFont"/>
-    <w:link w:val="Heading1"/>
-    <w:uiPriority w:val="9"/>
-    <w:rsid w:val="00ba56b8"/>
-    <w:rPr>
-      <w:rFonts w:ascii="Aptos Display" w:hAnsi="Aptos Display" w:eastAsia="" w:cs="" w:asciiTheme="majorHAnsi" w:cstheme="majorBidi" w:eastAsiaTheme="majorEastAsia" w:hAnsiTheme="majorHAnsi"/>
-      <w:color w:themeColor="accent1" w:themeShade="bf" w:val="0F4761"/>
-      <w:sz w:val="40"/>
-      <w:szCs w:val="40"/>
-    </w:rPr>
-  </w:style>
-  <w:style w:type="character" w:styleId="Heading2Char" w:customStyle="1">
-    <w:name w:val="Heading 2 Char"/>
-    <w:basedOn w:val="DefaultParagraphFont"/>
-    <w:link w:val="Heading2"/>
-    <w:uiPriority w:val="9"/>
-    <w:semiHidden/>
-    <w:rsid w:val="00ba56b8"/>
-    <w:rPr>
-      <w:rFonts w:ascii="Aptos Display" w:hAnsi="Aptos Display" w:eastAsia="" w:cs="" w:asciiTheme="majorHAnsi" w:cstheme="majorBidi" w:eastAsiaTheme="majorEastAsia" w:hAnsiTheme="majorHAnsi"/>
-      <w:color w:themeColor="accent1" w:themeShade="bf" w:val="0F4761"/>
-      <w:sz w:val="32"/>
-      <w:szCs w:val="32"/>
-    </w:rPr>
-  </w:style>
-  <w:style w:type="character" w:styleId="Heading3Char" w:customStyle="1">
-    <w:name w:val="Heading 3 Char"/>
-    <w:basedOn w:val="DefaultParagraphFont"/>
-    <w:link w:val="Heading3"/>
-    <w:uiPriority w:val="9"/>
-    <w:semiHidden/>
-    <w:rsid w:val="00ba56b8"/>
-    <w:rPr>
-      <w:rFonts w:eastAsia="" w:cs="" w:cstheme="majorBidi" w:eastAsiaTheme="majorEastAsia"/>
-      <w:color w:themeColor="accent1" w:themeShade="bf" w:val="0F4761"/>
-      <w:sz w:val="28"/>
-      <w:szCs w:val="28"/>
-    </w:rPr>
-  </w:style>
-  <w:style w:type="character" w:styleId="Heading4Char" w:customStyle="1">
-    <w:name w:val="Heading 4 Char"/>
-    <w:basedOn w:val="DefaultParagraphFont"/>
-    <w:link w:val="Heading4"/>
-    <w:uiPriority w:val="9"/>
-    <w:semiHidden/>
-    <w:rsid w:val="00ba56b8"/>
-    <w:rPr>
-      <w:rFonts w:eastAsia="" w:cs="" w:cstheme="majorBidi" w:eastAsiaTheme="majorEastAsia"/>
-      <w:i/>
-      <w:iCs/>
-      <w:color w:themeColor="accent1" w:themeShade="bf" w:val="0F4761"/>
-    </w:rPr>
-  </w:style>
-  <w:style w:type="character" w:styleId="Heading5Char" w:customStyle="1">
-    <w:name w:val="Heading 5 Char"/>
-    <w:basedOn w:val="DefaultParagraphFont"/>
-    <w:link w:val="Heading5"/>
-    <w:uiPriority w:val="9"/>
-    <w:semiHidden/>
-    <w:rsid w:val="00ba56b8"/>
-    <w:rPr>
-      <w:rFonts w:eastAsia="" w:cs="" w:cstheme="majorBidi" w:eastAsiaTheme="majorEastAsia"/>
-      <w:color w:themeColor="accent1" w:themeShade="bf" w:val="0F4761"/>
-    </w:rPr>
-  </w:style>
-  <w:style w:type="character" w:styleId="Heading6Char" w:customStyle="1">
-    <w:name w:val="Heading 6 Char"/>
-    <w:basedOn w:val="DefaultParagraphFont"/>
-    <w:link w:val="Heading6"/>
-    <w:uiPriority w:val="9"/>
-    <w:semiHidden/>
-    <w:rsid w:val="00ba56b8"/>
-    <w:rPr>
-      <w:rFonts w:eastAsia="" w:cs="" w:cstheme="majorBidi" w:eastAsiaTheme="majorEastAsia"/>
-      <w:i/>
-      <w:iCs/>
-      <w:color w:themeColor="text1" w:themeTint="a6" w:val="595959"/>
-    </w:rPr>
-  </w:style>
-  <w:style w:type="character" w:styleId="Heading7Char" w:customStyle="1">
-    <w:name w:val="Heading 7 Char"/>
-    <w:basedOn w:val="DefaultParagraphFont"/>
-    <w:link w:val="Heading7"/>
-    <w:uiPriority w:val="9"/>
-    <w:semiHidden/>
-    <w:rsid w:val="00ba56b8"/>
-    <w:rPr>
-      <w:rFonts w:eastAsia="" w:cs="" w:cstheme="majorBidi" w:eastAsiaTheme="majorEastAsia"/>
-      <w:color w:themeColor="text1" w:themeTint="a6" w:val="595959"/>
-    </w:rPr>
-  </w:style>
-  <w:style w:type="character" w:styleId="Heading8Char" w:customStyle="1">
-    <w:name w:val="Heading 8 Char"/>
-    <w:basedOn w:val="DefaultParagraphFont"/>
-    <w:link w:val="Heading8"/>
-    <w:uiPriority w:val="9"/>
-    <w:semiHidden/>
-    <w:rsid w:val="00ba56b8"/>
-    <w:rPr>
-      <w:rFonts w:eastAsia="" w:cs="" w:cstheme="majorBidi" w:eastAsiaTheme="majorEastAsia"/>
-      <w:i/>
-      <w:iCs/>
-      <w:color w:themeColor="text1" w:themeTint="d8" w:val="272727"/>
-    </w:rPr>
-  </w:style>
-  <w:style w:type="character" w:styleId="Heading9Char" w:customStyle="1">
-    <w:name w:val="Heading 9 Char"/>
-    <w:basedOn w:val="DefaultParagraphFont"/>
-    <w:link w:val="Heading9"/>
-    <w:uiPriority w:val="9"/>
-    <w:semiHidden/>
-    <w:rsid w:val="00ba56b8"/>
-    <w:rPr>
-      <w:rFonts w:eastAsia="" w:cs="" w:cstheme="majorBidi" w:eastAsiaTheme="majorEastAsia"/>
-      <w:color w:themeColor="text1" w:themeTint="d8" w:val="272727"/>
-    </w:rPr>
-  </w:style>
-  <w:style w:type="character" w:styleId="TitleChar" w:customStyle="1">
-    <w:name w:val="Title Char"/>
-    <w:basedOn w:val="DefaultParagraphFont"/>
-    <w:link w:val="Title"/>
-    <w:uiPriority w:val="10"/>
-    <w:rsid w:val="00ba56b8"/>
-    <w:rPr>
-      <w:rFonts w:ascii="Aptos Display" w:hAnsi="Aptos Display" w:eastAsia="" w:cs="" w:asciiTheme="majorHAnsi" w:cstheme="majorBidi" w:eastAsiaTheme="majorEastAsia" w:hAnsiTheme="majorHAnsi"/>
-      <w:spacing w:val="-10"/>
-      <w:kern w:val="2"/>
-      <w:sz w:val="56"/>
-      <w:szCs w:val="56"/>
-    </w:rPr>
-  </w:style>
-  <w:style w:type="character" w:styleId="SubtitleChar" w:customStyle="1">
-    <w:name w:val="Subtitle Char"/>
-    <w:basedOn w:val="DefaultParagraphFont"/>
-    <w:link w:val="Subtitle"/>
-    <w:uiPriority w:val="11"/>
-    <w:rsid w:val="00ba56b8"/>
-    <w:rPr>
-      <w:rFonts w:eastAsia="" w:cs="" w:cstheme="majorBidi" w:eastAsiaTheme="majorEastAsia"/>
-      <w:color w:themeColor="text1" w:themeTint="a6" w:val="595959"/>
-      <w:spacing w:val="15"/>
-      <w:sz w:val="28"/>
-      <w:szCs w:val="28"/>
-    </w:rPr>
-  </w:style>
-  <w:style w:type="character" w:styleId="QuoteChar" w:customStyle="1">
-    <w:name w:val="Quote Char"/>
-    <w:basedOn w:val="DefaultParagraphFont"/>
-    <w:link w:val="Quote"/>
-    <w:uiPriority w:val="29"/>
-    <w:rsid w:val="00ba56b8"/>
-    <w:rPr>
-      <w:i/>
-      <w:iCs/>
-      <w:color w:themeColor="text1" w:themeTint="bf" w:val="404040"/>
-    </w:rPr>
-  </w:style>
-  <w:style w:type="character" w:styleId="IntenseEmphasis">
-    <w:name w:val="Intense Emphasis"/>
-    <w:basedOn w:val="DefaultParagraphFont"/>
-    <w:uiPriority w:val="21"/>
-    <w:qFormat/>
-    <w:rsid w:val="00ba56b8"/>
-    <w:rPr>
-      <w:i/>
-      <w:iCs/>
-      <w:color w:themeColor="accent1" w:themeShade="bf" w:val="0F4761"/>
-    </w:rPr>
-  </w:style>
-  <w:style w:type="character" w:styleId="IntenseQuoteChar" w:customStyle="1">
-    <w:name w:val="Intense Quote Char"/>
-    <w:basedOn w:val="DefaultParagraphFont"/>
-    <w:link w:val="IntenseQuote"/>
-    <w:uiPriority w:val="30"/>
-    <w:rsid w:val="00ba56b8"/>
-    <w:rPr>
-      <w:i/>
-      <w:iCs/>
-      <w:color w:themeColor="accent1" w:themeShade="bf" w:val="0F4761"/>
-    </w:rPr>
-  </w:style>
-  <w:style w:type="character" w:styleId="IntenseReference">
-    <w:name w:val="Intense Reference"/>
-    <w:basedOn w:val="DefaultParagraphFont"/>
-    <w:uiPriority w:val="32"/>
-    <w:qFormat/>
-    <w:rsid w:val="00ba56b8"/>
-    <w:rPr>
-      <w:b/>
-      <w:bCs/>
-      <w:smallCaps/>
-      <w:color w:themeColor="accent1" w:themeShade="bf" w:val="0F4761"/>
-      <w:spacing w:val="5"/>
-    </w:rPr>
-  </w:style>
-  <w:style w:type="paragraph" w:styleId="Heading">
-    <w:name w:val="Heading"/>
-    <w:basedOn w:val="Normal"/>
-    <w:next w:val="BodyText"/>
-    <w:pPr>
-      <w:keepNext w:val="true"/>
-      <w:spacing w:before="240" w:after="120"/>
-    </w:pPr>
-    <w:rPr>
-      <w:rFonts w:ascii="Liberation Sans" w:hAnsi="Liberation Sans" w:eastAsia="Microsoft YaHei" w:cs="Lucida Sans"/>
-      <w:sz w:val="28"/>
-      <w:szCs w:val="28"/>
-    </w:rPr>
-  </w:style>
-  <w:style w:type="paragraph" w:styleId="BodyText">
-    <w:name w:val="Body Text"/>
-    <w:basedOn w:val="Normal"/>
-    <w:pPr>
-      <w:spacing w:lineRule="auto" w:line="276" w:before="0" w:after="140"/>
-    </w:pPr>
-    <w:rPr/>
-  </w:style>
-  <w:style w:type="paragraph" w:styleId="List">
-    <w:name w:val="List"/>
-    <w:basedOn w:val="BodyText"/>
-    <w:pPr/>
-    <w:rPr>
-      <w:rFonts w:cs="Lucida Sans"/>
-    </w:rPr>
-  </w:style>
-  <w:style w:type="paragraph" w:styleId="Caption">
-    <w:name w:val="caption"/>
-    <w:basedOn w:val="Normal"/>
-    <w:pPr>
-      <w:suppressLineNumbers/>
-      <w:spacing w:before="120" w:after="120"/>
-    </w:pPr>
-    <w:rPr>
-      <w:rFonts w:cs="Lucida Sans"/>
-      <w:i/>
-      <w:iCs/>
-      <w:sz w:val="24"/>
-      <w:szCs w:val="24"/>
-    </w:rPr>
-  </w:style>
-  <w:style w:type="paragraph" w:styleId="Index">
-    <w:name w:val="Index"/>
-    <w:basedOn w:val="Normal"/>
-    <w:pPr>
-      <w:suppressLineNumbers/>
-    </w:pPr>
-    <w:rPr>
-      <w:rFonts w:cs="Lucida Sans"/>
-    </w:rPr>
-  </w:style>
-  <w:style w:type="paragraph" w:styleId="Title">
-    <w:name w:val="Title"/>
-    <w:basedOn w:val="Normal"/>
-    <w:next w:val="Normal"/>
-    <w:link w:val="TitleChar"/>
-    <w:uiPriority w:val="10"/>
-    <w:qFormat/>
-    <w:rsid w:val="00ba56b8"/>
-    <w:pPr>
-      <w:spacing w:lineRule="auto" w:line="240" w:before="0" w:after="80"/>
-      <w:contextualSpacing/>
-    </w:pPr>
-    <w:rPr>
-      <w:rFonts w:ascii="Aptos Display" w:hAnsi="Aptos Display" w:eastAsia="" w:cs="" w:asciiTheme="majorHAnsi" w:cstheme="majorBidi" w:eastAsiaTheme="majorEastAsia" w:hAnsiTheme="majorHAnsi"/>
-      <w:spacing w:val="-10"/>
-      <w:kern w:val="2"/>
-      <w:sz w:val="56"/>
-      <w:szCs w:val="56"/>
-      <w:lang w:eastAsia="en-US"/>
-      <w14:ligatures w14:val="standardContextual"/>
-    </w:rPr>
-  </w:style>
-  <w:style w:type="paragraph" w:styleId="Subtitle">
-    <w:name w:val="Subtitle"/>
-    <w:basedOn w:val="Normal"/>
-    <w:next w:val="Normal"/>
-    <w:link w:val="SubtitleChar"/>
-    <w:uiPriority w:val="11"/>
-    <w:qFormat/>
-    <w:rsid w:val="00ba56b8"/>
-    <w:pPr>
-      <w:spacing w:lineRule="auto" w:line="278"/>
-    </w:pPr>
-    <w:rPr>
-      <w:rFonts w:eastAsia="" w:cs="" w:cstheme="majorBidi" w:eastAsiaTheme="majorEastAsia"/>
-      <w:color w:themeColor="text1" w:themeTint="a6" w:val="595959"/>
-      <w:spacing w:val="15"/>
-      <w:kern w:val="2"/>
-      <w:sz w:val="28"/>
-      <w:szCs w:val="28"/>
-      <w:lang w:eastAsia="en-US"/>
-      <w14:ligatures w14:val="standardContextual"/>
-    </w:rPr>
-  </w:style>
-  <w:style w:type="paragraph" w:styleId="Quote">
-    <w:name w:val="Quote"/>
-    <w:basedOn w:val="Normal"/>
-    <w:next w:val="Normal"/>
-    <w:link w:val="QuoteChar"/>
-    <w:uiPriority w:val="29"/>
-    <w:qFormat/>
-    <w:rsid w:val="00ba56b8"/>
-    <w:pPr>
-      <w:spacing w:lineRule="auto" w:line="278" w:before="160" w:after="160"/>
-      <w:jc w:val="center"/>
-    </w:pPr>
-    <w:rPr>
-      <w:rFonts w:eastAsia="Aptos" w:eastAsiaTheme="minorHAnsi"/>
-      <w:i/>
-      <w:iCs/>
-      <w:color w:themeColor="text1" w:themeTint="bf" w:val="404040"/>
-      <w:kern w:val="2"/>
-      <w:lang w:eastAsia="en-US"/>
-      <w14:ligatures w14:val="standardContextual"/>
-    </w:rPr>
-  </w:style>
-  <w:style w:type="paragraph" w:styleId="ListParagraph">
-    <w:name w:val="List Paragraph"/>
-    <w:basedOn w:val="Normal"/>
-    <w:uiPriority w:val="34"/>
-    <w:qFormat/>
-    <w:rsid w:val="00ba56b8"/>
-    <w:pPr>
-      <w:spacing w:lineRule="auto" w:line="278" w:before="0" w:after="160"/>
-      <w:ind w:start="720"/>
-      <w:contextualSpacing/>
-    </w:pPr>
-    <w:rPr>
-      <w:rFonts w:eastAsia="Aptos" w:eastAsiaTheme="minorHAnsi"/>
-      <w:kern w:val="2"/>
-      <w:lang w:eastAsia="en-US"/>
-      <w14:ligatures w14:val="standardContextual"/>
-    </w:rPr>
-  </w:style>
-  <w:style w:type="paragraph" w:styleId="IntenseQuote">
-    <w:name w:val="Intense Quote"/>
-    <w:basedOn w:val="Normal"/>
-    <w:next w:val="Normal"/>
-    <w:link w:val="IntenseQuoteChar"/>
-    <w:uiPriority w:val="30"/>
-    <w:qFormat/>
-    <w:rsid w:val="00ba56b8"/>
-    <w:pPr>
-      <w:pBdr>
-        <w:top w:val="single" w:sz="4" w:space="10" w:color="0F4761" w:themeColor="accent1" w:themeShade="bf"/>
-        <w:bottom w:val="single" w:sz="4" w:space="10" w:color="0F4761" w:themeColor="accent1" w:themeShade="bf"/>
-      </w:pBdr>
-      <w:spacing w:lineRule="auto" w:line="278" w:before="360" w:after="360"/>
-      <w:ind w:start="864" w:end="864"/>
-      <w:jc w:val="center"/>
-    </w:pPr>
-    <w:rPr>
-      <w:rFonts w:eastAsia="Aptos" w:eastAsiaTheme="minorHAnsi"/>
-      <w:i/>
-      <w:iCs/>
-      <w:color w:themeColor="accent1" w:themeShade="bf" w:val="0F4761"/>
-      <w:kern w:val="2"/>
-      <w:lang w:eastAsia="en-US"/>
-      <w14:ligatures w14:val="standardContextual"/>
-    </w:rPr>
-  </w:style>
-  <w:style w:type="paragraph" w:styleId="normal1">
-    <w:name w:val="normal1"/>
-    <w:pPr>
-      <w:widowControl/>
-      <w:suppressAutoHyphens w:val="true"/>
-      <w:bidi w:val="0"/>
-      <w:spacing w:lineRule="auto" w:line="278" w:before="0" w:after="160"/>
-      <w:jc w:val="start"/>
-    </w:pPr>
-    <w:rPr>
-      <w:rFonts w:ascii="Aptos" w:hAnsi="Aptos" w:eastAsia="Aptos" w:cs="" w:asciiTheme="minorHAnsi" w:cstheme="minorBidi" w:eastAsiaTheme="minorHAnsi" w:hAnsiTheme="minorHAnsi"/>
-      <w:color w:val="auto"/>
-      <w:kern w:val="2"/>
-      <w:sz w:val="24"/>
-      <w:szCs w:val="24"/>
-      <w:lang w:val="en-US" w:eastAsia="en-US" w:bidi="ar-SA"/>
-      <w14:ligatures w14:val="standardContextual"/>
-    </w:rPr>
-  </w:style>
-  <w:style w:type="numbering" w:styleId="NoList" w:default="1">
-    <w:name w:val="No List"/>
-    <w:uiPriority w:val="99"/>
     <w:semiHidden/>
     <w:unhideWhenUsed/>
   </w:style>
@@ -1224,6 +807,7 @@
     <w:semiHidden/>
     <w:unhideWhenUsed/>
     <w:tblPr>
+      <w:tblInd w:w="0" w:type="dxa"/>
       <w:tblCellMar>
         <w:top w:w="0" w:type="dxa"/>
         <w:left w:w="108" w:type="dxa"/>
@@ -1232,11 +816,378 @@
       </w:tblCellMar>
     </w:tblPr>
   </w:style>
+  <w:style w:type="numbering" w:default="1" w:styleId="NoList">
+    <w:name w:val="No List"/>
+    <w:uiPriority w:val="99"/>
+    <w:semiHidden/>
+    <w:unhideWhenUsed/>
+  </w:style>
+  <w:style w:type="character" w:customStyle="1" w:styleId="Heading1Char">
+    <w:name w:val="Heading 1 Char"/>
+    <w:basedOn w:val="DefaultParagraphFont"/>
+    <w:link w:val="Heading1"/>
+    <w:uiPriority w:val="9"/>
+    <w:rsid w:val="00BA56B8"/>
+    <w:rPr>
+      <w:rFonts w:asciiTheme="majorHAnsi" w:eastAsiaTheme="majorEastAsia" w:hAnsiTheme="majorHAnsi" w:cstheme="majorBidi"/>
+      <w:color w:val="0F4761" w:themeColor="accent1" w:themeShade="BF"/>
+      <w:sz w:val="40"/>
+      <w:szCs w:val="40"/>
+    </w:rPr>
+  </w:style>
+  <w:style w:type="character" w:customStyle="1" w:styleId="Heading2Char">
+    <w:name w:val="Heading 2 Char"/>
+    <w:basedOn w:val="DefaultParagraphFont"/>
+    <w:link w:val="Heading2"/>
+    <w:uiPriority w:val="9"/>
+    <w:semiHidden/>
+    <w:rsid w:val="00BA56B8"/>
+    <w:rPr>
+      <w:rFonts w:asciiTheme="majorHAnsi" w:eastAsiaTheme="majorEastAsia" w:hAnsiTheme="majorHAnsi" w:cstheme="majorBidi"/>
+      <w:color w:val="0F4761" w:themeColor="accent1" w:themeShade="BF"/>
+      <w:sz w:val="32"/>
+      <w:szCs w:val="32"/>
+    </w:rPr>
+  </w:style>
+  <w:style w:type="character" w:customStyle="1" w:styleId="Heading3Char">
+    <w:name w:val="Heading 3 Char"/>
+    <w:basedOn w:val="DefaultParagraphFont"/>
+    <w:link w:val="Heading3"/>
+    <w:uiPriority w:val="9"/>
+    <w:semiHidden/>
+    <w:rsid w:val="00BA56B8"/>
+    <w:rPr>
+      <w:rFonts w:eastAsiaTheme="majorEastAsia" w:cstheme="majorBidi"/>
+      <w:color w:val="0F4761" w:themeColor="accent1" w:themeShade="BF"/>
+      <w:sz w:val="28"/>
+      <w:szCs w:val="28"/>
+    </w:rPr>
+  </w:style>
+  <w:style w:type="character" w:customStyle="1" w:styleId="Heading4Char">
+    <w:name w:val="Heading 4 Char"/>
+    <w:basedOn w:val="DefaultParagraphFont"/>
+    <w:link w:val="Heading4"/>
+    <w:uiPriority w:val="9"/>
+    <w:semiHidden/>
+    <w:rsid w:val="00BA56B8"/>
+    <w:rPr>
+      <w:rFonts w:eastAsiaTheme="majorEastAsia" w:cstheme="majorBidi"/>
+      <w:i/>
+      <w:iCs/>
+      <w:color w:val="0F4761" w:themeColor="accent1" w:themeShade="BF"/>
+    </w:rPr>
+  </w:style>
+  <w:style w:type="character" w:customStyle="1" w:styleId="Heading5Char">
+    <w:name w:val="Heading 5 Char"/>
+    <w:basedOn w:val="DefaultParagraphFont"/>
+    <w:link w:val="Heading5"/>
+    <w:uiPriority w:val="9"/>
+    <w:semiHidden/>
+    <w:rsid w:val="00BA56B8"/>
+    <w:rPr>
+      <w:rFonts w:eastAsiaTheme="majorEastAsia" w:cstheme="majorBidi"/>
+      <w:color w:val="0F4761" w:themeColor="accent1" w:themeShade="BF"/>
+    </w:rPr>
+  </w:style>
+  <w:style w:type="character" w:customStyle="1" w:styleId="Heading6Char">
+    <w:name w:val="Heading 6 Char"/>
+    <w:basedOn w:val="DefaultParagraphFont"/>
+    <w:link w:val="Heading6"/>
+    <w:uiPriority w:val="9"/>
+    <w:semiHidden/>
+    <w:rsid w:val="00BA56B8"/>
+    <w:rPr>
+      <w:rFonts w:eastAsiaTheme="majorEastAsia" w:cstheme="majorBidi"/>
+      <w:i/>
+      <w:iCs/>
+      <w:color w:val="595959" w:themeColor="text1" w:themeTint="A6"/>
+    </w:rPr>
+  </w:style>
+  <w:style w:type="character" w:customStyle="1" w:styleId="Heading7Char">
+    <w:name w:val="Heading 7 Char"/>
+    <w:basedOn w:val="DefaultParagraphFont"/>
+    <w:link w:val="Heading7"/>
+    <w:uiPriority w:val="9"/>
+    <w:semiHidden/>
+    <w:rsid w:val="00BA56B8"/>
+    <w:rPr>
+      <w:rFonts w:eastAsiaTheme="majorEastAsia" w:cstheme="majorBidi"/>
+      <w:color w:val="595959" w:themeColor="text1" w:themeTint="A6"/>
+    </w:rPr>
+  </w:style>
+  <w:style w:type="character" w:customStyle="1" w:styleId="Heading8Char">
+    <w:name w:val="Heading 8 Char"/>
+    <w:basedOn w:val="DefaultParagraphFont"/>
+    <w:link w:val="Heading8"/>
+    <w:uiPriority w:val="9"/>
+    <w:semiHidden/>
+    <w:rsid w:val="00BA56B8"/>
+    <w:rPr>
+      <w:rFonts w:eastAsiaTheme="majorEastAsia" w:cstheme="majorBidi"/>
+      <w:i/>
+      <w:iCs/>
+      <w:color w:val="272727" w:themeColor="text1" w:themeTint="D8"/>
+    </w:rPr>
+  </w:style>
+  <w:style w:type="character" w:customStyle="1" w:styleId="Heading9Char">
+    <w:name w:val="Heading 9 Char"/>
+    <w:basedOn w:val="DefaultParagraphFont"/>
+    <w:link w:val="Heading9"/>
+    <w:uiPriority w:val="9"/>
+    <w:semiHidden/>
+    <w:rsid w:val="00BA56B8"/>
+    <w:rPr>
+      <w:rFonts w:eastAsiaTheme="majorEastAsia" w:cstheme="majorBidi"/>
+      <w:color w:val="272727" w:themeColor="text1" w:themeTint="D8"/>
+    </w:rPr>
+  </w:style>
+  <w:style w:type="character" w:customStyle="1" w:styleId="TitleChar">
+    <w:name w:val="Title Char"/>
+    <w:basedOn w:val="DefaultParagraphFont"/>
+    <w:link w:val="Title"/>
+    <w:uiPriority w:val="10"/>
+    <w:rsid w:val="00BA56B8"/>
+    <w:rPr>
+      <w:rFonts w:asciiTheme="majorHAnsi" w:eastAsiaTheme="majorEastAsia" w:hAnsiTheme="majorHAnsi" w:cstheme="majorBidi"/>
+      <w:spacing w:val="-10"/>
+      <w:kern w:val="2"/>
+      <w:sz w:val="56"/>
+      <w:szCs w:val="56"/>
+    </w:rPr>
+  </w:style>
+  <w:style w:type="character" w:customStyle="1" w:styleId="SubtitleChar">
+    <w:name w:val="Subtitle Char"/>
+    <w:basedOn w:val="DefaultParagraphFont"/>
+    <w:link w:val="Subtitle"/>
+    <w:uiPriority w:val="11"/>
+    <w:rsid w:val="00BA56B8"/>
+    <w:rPr>
+      <w:rFonts w:eastAsiaTheme="majorEastAsia" w:cstheme="majorBidi"/>
+      <w:color w:val="595959" w:themeColor="text1" w:themeTint="A6"/>
+      <w:spacing w:val="15"/>
+      <w:sz w:val="28"/>
+      <w:szCs w:val="28"/>
+    </w:rPr>
+  </w:style>
+  <w:style w:type="character" w:customStyle="1" w:styleId="QuoteChar">
+    <w:name w:val="Quote Char"/>
+    <w:basedOn w:val="DefaultParagraphFont"/>
+    <w:link w:val="Quote"/>
+    <w:uiPriority w:val="29"/>
+    <w:rsid w:val="00BA56B8"/>
+    <w:rPr>
+      <w:i/>
+      <w:iCs/>
+      <w:color w:val="404040" w:themeColor="text1" w:themeTint="BF"/>
+    </w:rPr>
+  </w:style>
+  <w:style w:type="character" w:styleId="IntenseEmphasis">
+    <w:name w:val="Intense Emphasis"/>
+    <w:basedOn w:val="DefaultParagraphFont"/>
+    <w:uiPriority w:val="21"/>
+    <w:qFormat/>
+    <w:rsid w:val="00BA56B8"/>
+    <w:rPr>
+      <w:i/>
+      <w:iCs/>
+      <w:color w:val="0F4761" w:themeColor="accent1" w:themeShade="BF"/>
+    </w:rPr>
+  </w:style>
+  <w:style w:type="character" w:customStyle="1" w:styleId="IntenseQuoteChar">
+    <w:name w:val="Intense Quote Char"/>
+    <w:basedOn w:val="DefaultParagraphFont"/>
+    <w:link w:val="IntenseQuote"/>
+    <w:uiPriority w:val="30"/>
+    <w:rsid w:val="00BA56B8"/>
+    <w:rPr>
+      <w:i/>
+      <w:iCs/>
+      <w:color w:val="0F4761" w:themeColor="accent1" w:themeShade="BF"/>
+    </w:rPr>
+  </w:style>
+  <w:style w:type="character" w:styleId="IntenseReference">
+    <w:name w:val="Intense Reference"/>
+    <w:basedOn w:val="DefaultParagraphFont"/>
+    <w:uiPriority w:val="32"/>
+    <w:qFormat/>
+    <w:rsid w:val="00BA56B8"/>
+    <w:rPr>
+      <w:b/>
+      <w:bCs/>
+      <w:smallCaps/>
+      <w:color w:val="0F4761" w:themeColor="accent1" w:themeShade="BF"/>
+      <w:spacing w:val="5"/>
+    </w:rPr>
+  </w:style>
+  <w:style w:type="paragraph" w:customStyle="1" w:styleId="Heading">
+    <w:name w:val="Heading"/>
+    <w:basedOn w:val="Normal"/>
+    <w:next w:val="BodyText"/>
+    <w:pPr>
+      <w:keepNext/>
+      <w:spacing w:before="240" w:after="120"/>
+    </w:pPr>
+    <w:rPr>
+      <w:rFonts w:ascii="Liberation Sans" w:eastAsia="Microsoft YaHei" w:hAnsi="Liberation Sans" w:cs="Lucida Sans"/>
+      <w:sz w:val="28"/>
+      <w:szCs w:val="28"/>
+    </w:rPr>
+  </w:style>
+  <w:style w:type="paragraph" w:styleId="BodyText">
+    <w:name w:val="Body Text"/>
+    <w:basedOn w:val="Normal"/>
+    <w:pPr>
+      <w:spacing w:after="140" w:line="276" w:lineRule="auto"/>
+    </w:pPr>
+  </w:style>
+  <w:style w:type="paragraph" w:styleId="List">
+    <w:name w:val="List"/>
+    <w:basedOn w:val="BodyText"/>
+    <w:rPr>
+      <w:rFonts w:cs="Lucida Sans"/>
+    </w:rPr>
+  </w:style>
+  <w:style w:type="paragraph" w:styleId="Caption">
+    <w:name w:val="caption"/>
+    <w:basedOn w:val="Normal"/>
+    <w:pPr>
+      <w:suppressLineNumbers/>
+      <w:spacing w:before="120" w:after="120"/>
+    </w:pPr>
+    <w:rPr>
+      <w:rFonts w:cs="Lucida Sans"/>
+      <w:i/>
+      <w:iCs/>
+    </w:rPr>
+  </w:style>
+  <w:style w:type="paragraph" w:customStyle="1" w:styleId="Index">
+    <w:name w:val="Index"/>
+    <w:basedOn w:val="Normal"/>
+    <w:pPr>
+      <w:suppressLineNumbers/>
+    </w:pPr>
+    <w:rPr>
+      <w:rFonts w:cs="Lucida Sans"/>
+    </w:rPr>
+  </w:style>
+  <w:style w:type="paragraph" w:styleId="Title">
+    <w:name w:val="Title"/>
+    <w:basedOn w:val="Normal"/>
+    <w:next w:val="Normal"/>
+    <w:link w:val="TitleChar"/>
+    <w:uiPriority w:val="10"/>
+    <w:qFormat/>
+    <w:rsid w:val="00BA56B8"/>
+    <w:pPr>
+      <w:spacing w:after="80" w:line="240" w:lineRule="auto"/>
+      <w:contextualSpacing/>
+    </w:pPr>
+    <w:rPr>
+      <w:rFonts w:asciiTheme="majorHAnsi" w:eastAsiaTheme="majorEastAsia" w:hAnsiTheme="majorHAnsi" w:cstheme="majorBidi"/>
+      <w:spacing w:val="-10"/>
+      <w:kern w:val="2"/>
+      <w:sz w:val="56"/>
+      <w:szCs w:val="56"/>
+      <w:lang w:eastAsia="en-US"/>
+      <w14:ligatures w14:val="standardContextual"/>
+    </w:rPr>
+  </w:style>
+  <w:style w:type="paragraph" w:styleId="Subtitle">
+    <w:name w:val="Subtitle"/>
+    <w:basedOn w:val="Normal"/>
+    <w:next w:val="Normal"/>
+    <w:link w:val="SubtitleChar"/>
+    <w:uiPriority w:val="11"/>
+    <w:qFormat/>
+    <w:rsid w:val="00BA56B8"/>
+    <w:rPr>
+      <w:rFonts w:eastAsiaTheme="majorEastAsia" w:cstheme="majorBidi"/>
+      <w:color w:val="595959" w:themeColor="text1" w:themeTint="A6"/>
+      <w:spacing w:val="15"/>
+      <w:kern w:val="2"/>
+      <w:sz w:val="28"/>
+      <w:szCs w:val="28"/>
+      <w:lang w:eastAsia="en-US"/>
+      <w14:ligatures w14:val="standardContextual"/>
+    </w:rPr>
+  </w:style>
+  <w:style w:type="paragraph" w:styleId="Quote">
+    <w:name w:val="Quote"/>
+    <w:basedOn w:val="Normal"/>
+    <w:next w:val="Normal"/>
+    <w:link w:val="QuoteChar"/>
+    <w:uiPriority w:val="29"/>
+    <w:qFormat/>
+    <w:rsid w:val="00BA56B8"/>
+    <w:pPr>
+      <w:spacing w:before="160"/>
+      <w:jc w:val="center"/>
+    </w:pPr>
+    <w:rPr>
+      <w:rFonts w:eastAsiaTheme="minorHAnsi"/>
+      <w:i/>
+      <w:iCs/>
+      <w:color w:val="404040" w:themeColor="text1" w:themeTint="BF"/>
+      <w:kern w:val="2"/>
+      <w:lang w:eastAsia="en-US"/>
+      <w14:ligatures w14:val="standardContextual"/>
+    </w:rPr>
+  </w:style>
+  <w:style w:type="paragraph" w:styleId="ListParagraph">
+    <w:name w:val="List Paragraph"/>
+    <w:basedOn w:val="Normal"/>
+    <w:uiPriority w:val="34"/>
+    <w:qFormat/>
+    <w:rsid w:val="00BA56B8"/>
+    <w:pPr>
+      <w:ind w:left="720"/>
+      <w:contextualSpacing/>
+    </w:pPr>
+    <w:rPr>
+      <w:rFonts w:eastAsiaTheme="minorHAnsi"/>
+      <w:kern w:val="2"/>
+      <w:lang w:eastAsia="en-US"/>
+      <w14:ligatures w14:val="standardContextual"/>
+    </w:rPr>
+  </w:style>
+  <w:style w:type="paragraph" w:styleId="IntenseQuote">
+    <w:name w:val="Intense Quote"/>
+    <w:basedOn w:val="Normal"/>
+    <w:next w:val="Normal"/>
+    <w:link w:val="IntenseQuoteChar"/>
+    <w:uiPriority w:val="30"/>
+    <w:qFormat/>
+    <w:rsid w:val="00BA56B8"/>
+    <w:pPr>
+      <w:pBdr>
+        <w:top w:val="single" w:sz="4" w:space="10" w:color="0F4761" w:themeColor="accent1" w:themeShade="BF"/>
+        <w:bottom w:val="single" w:sz="4" w:space="10" w:color="0F4761" w:themeColor="accent1" w:themeShade="BF"/>
+      </w:pBdr>
+      <w:spacing w:before="360" w:after="360"/>
+      <w:ind w:left="864" w:right="864"/>
+      <w:jc w:val="center"/>
+    </w:pPr>
+    <w:rPr>
+      <w:rFonts w:eastAsiaTheme="minorHAnsi"/>
+      <w:i/>
+      <w:iCs/>
+      <w:color w:val="0F4761" w:themeColor="accent1" w:themeShade="BF"/>
+      <w:kern w:val="2"/>
+      <w:lang w:eastAsia="en-US"/>
+      <w14:ligatures w14:val="standardContextual"/>
+    </w:rPr>
+  </w:style>
+  <w:style w:type="paragraph" w:customStyle="1" w:styleId="normal1">
+    <w:name w:val="normal1"/>
+    <w:pPr>
+      <w:spacing w:after="160" w:line="278" w:lineRule="auto"/>
+    </w:pPr>
+  </w:style>
 </w:styles>
 </file>
 
 <file path=word/theme/theme1.xml><?xml version="1.0" encoding="utf-8"?>
-<a:theme xmlns:a="http://schemas.openxmlformats.org/drawingml/2006/main" xmlns:r="http://schemas.openxmlformats.org/officeDocument/2006/relationships" name="Office Theme">
+<a:theme xmlns:a="http://schemas.openxmlformats.org/drawingml/2006/main" name="Office Theme">
   <a:themeElements>
     <a:clrScheme name="Office">
       <a:dk1>
@@ -1278,7 +1229,7 @@
     </a:clrScheme>
     <a:fontScheme name="Office">
       <a:majorFont>
-        <a:latin typeface="Aptos Display" panose="02110004020202020204" pitchFamily="0" charset="1"/>
+        <a:latin typeface="Aptos Display" panose="02110004020202020204"/>
         <a:ea typeface=""/>
         <a:cs typeface=""/>
         <a:font script="Jpan" typeface="游ゴシック Light"/>
@@ -1330,7 +1281,7 @@
         <a:font script="Tfng" typeface="Ebrima"/>
       </a:majorFont>
       <a:minorFont>
-        <a:latin typeface="Aptos" panose="02110004020202020204" pitchFamily="0" charset="1"/>
+        <a:latin typeface="Aptos" panose="02110004020202020204"/>
         <a:ea typeface=""/>
         <a:cs typeface=""/>
         <a:font script="Jpan" typeface="游ゴシック"/>
@@ -1409,7 +1360,7 @@
             </a:gs>
           </a:gsLst>
           <a:lin ang="5400000" scaled="0"/>
-          <a:tileRect l="0" t="0" r="0" b="0"/>
+          <a:tileRect/>
         </a:gradFill>
         <a:gradFill>
           <a:gsLst>
@@ -1433,7 +1384,7 @@
             </a:gs>
           </a:gsLst>
           <a:lin ang="5400000" scaled="0"/>
-          <a:tileRect l="0" t="0" r="0" b="0"/>
+          <a:tileRect/>
         </a:gradFill>
       </a:fillStyleLst>
       <a:lnStyleLst>
@@ -1493,10 +1444,12 @@
             </a:gs>
           </a:gsLst>
           <a:lin ang="5400000" scaled="0"/>
-          <a:tileRect l="0" t="0" r="0" b="0"/>
+          <a:tileRect/>
         </a:gradFill>
       </a:bgFillStyleLst>
     </a:fmtScheme>
   </a:themeElements>
+  <a:objectDefaults/>
+  <a:extraClrSchemeLst/>
 </a:theme>
 </file>
--- a/docs/working.docx
+++ b/docs/working.docx
@@ -124,7 +124,46 @@
         <w:pStyle w:val="normal1"/>
       </w:pPr>
       <w:r>
-        <w:t xml:space="preserve">He took a second to search out any additional objections then Arthur hauled himself out of the Celica and led Emery over to the garage’s roll-up door. </w:t>
+        <w:t xml:space="preserve">After a short pause </w:t>
+      </w:r>
+      <w:r>
+        <w:t xml:space="preserve">to search </w:t>
+      </w:r>
+      <w:r>
+        <w:t>for</w:t>
+      </w:r>
+      <w:r>
+        <w:t xml:space="preserve"> any additional objections</w:t>
+      </w:r>
+      <w:r>
+        <w:t>,</w:t>
+      </w:r>
+      <w:r>
+        <w:t xml:space="preserve"> Arthur hauled himself out of the Celica and led Emery over to the garage’s roll-up door. </w:t>
+      </w:r>
+      <w:r>
+        <w:t>He keyed open a padlock near the cement floor of the garage</w:t>
+      </w:r>
+      <w:r>
+        <w:t xml:space="preserve"> and </w:t>
+      </w:r>
+      <w:r>
+        <w:t>hefted the door</w:t>
+      </w:r>
+      <w:r>
+        <w:t xml:space="preserve"> up</w:t>
+      </w:r>
+      <w:r>
+        <w:t xml:space="preserve"> </w:t>
+      </w:r>
+      <w:r>
+        <w:t>noisily along its tracks.</w:t>
+      </w:r>
+      <w:r>
+        <w:t xml:space="preserve"> Emery let Arthur man the digger. He felt he could probably have done it; he’d handled similar equipment but the altar boy had more direct experience. Let him at it. </w:t>
+      </w:r>
+      <w:r>
+        <w:t xml:space="preserve"> </w:t>
       </w:r>
       <w:r>
         <w:t xml:space="preserve"> </w:t>
@@ -143,6 +182,7 @@
     <w:p/>
     <w:p>
       <w:r>
+        <w:lastRenderedPageBreak/>
         <w:t xml:space="preserve">First, there is the feeling of rising. Of being drawn upward, summoned toward the light. </w:t>
       </w:r>
     </w:p>

--- a/docs/working.docx
+++ b/docs/working.docx
@@ -160,13 +160,19 @@
         <w:t>noisily along its tracks.</w:t>
       </w:r>
       <w:r>
-        <w:t xml:space="preserve"> Emery let Arthur man the digger. He felt he could probably have done it; he’d handled similar equipment but the altar boy had more direct experience. Let him at it. </w:t>
+        <w:t xml:space="preserve"> Emery let Arthur man the digger. He felt he could probably have done it; he’d handled similar equipment</w:t>
+      </w:r>
+      <w:r>
+        <w:t xml:space="preserve"> -</w:t>
       </w:r>
       <w:r>
         <w:t xml:space="preserve"> </w:t>
       </w:r>
       <w:r>
-        <w:t xml:space="preserve"> </w:t>
+        <w:t xml:space="preserve">forklifts, post-hole diggers - </w:t>
+      </w:r>
+      <w:r>
+        <w:t>but the altar boy had more direct experience. Let him at it.</w:t>
       </w:r>
     </w:p>
     <w:p>
@@ -174,6 +180,36 @@
         <w:pStyle w:val="normal1"/>
       </w:pPr>
       <w:r>
+        <w:t xml:space="preserve">Arthur started it up and rolled the digger on its tank treads out of the garage past where Emery stood. And all at once Emery thought, he was right, the thing was louder than hell but he felt a momentum now driving him toward his goal. No reason to try and stop it. Emery fetched a shovel off a hook on the back wall of the garage just so he wasn’t standing </w:t>
+      </w:r>
+      <w:r>
+        <w:lastRenderedPageBreak/>
+        <w:t xml:space="preserve">there </w:t>
+      </w:r>
+      <w:r>
+        <w:t xml:space="preserve">empty-handed </w:t>
+      </w:r>
+      <w:r>
+        <w:t>watching another man work</w:t>
+      </w:r>
+      <w:r>
+        <w:t xml:space="preserve">. He jogged to catch up to the digger cutting a path in between headstones. </w:t>
+      </w:r>
+      <w:r>
+        <w:t xml:space="preserve"> </w:t>
+      </w:r>
+      <w:r>
+        <w:t xml:space="preserve"> </w:t>
+      </w:r>
+      <w:r>
+        <w:t xml:space="preserve"> </w:t>
+      </w:r>
+    </w:p>
+    <w:p>
+      <w:pPr>
+        <w:pStyle w:val="normal1"/>
+      </w:pPr>
+      <w:r>
         <w:t xml:space="preserve">      </w:t>
       </w:r>
     </w:p>
@@ -182,7 +218,6 @@
     <w:p/>
     <w:p>
       <w:r>
-        <w:lastRenderedPageBreak/>
         <w:t xml:space="preserve">First, there is the feeling of rising. Of being drawn upward, summoned toward the light. </w:t>
       </w:r>
     </w:p>

--- a/docs/working.docx
+++ b/docs/working.docx
@@ -1,244 +1,234 @@
 
 <file path=word/document.xml><?xml version="1.0" encoding="utf-8"?>
-<w:document xmlns:wpc="http://schemas.microsoft.com/office/word/2010/wordprocessingCanvas" xmlns:cx="http://schemas.microsoft.com/office/drawing/2014/chartex" xmlns:cx1="http://schemas.microsoft.com/office/drawing/2015/9/8/chartex" xmlns:cx2="http://schemas.microsoft.com/office/drawing/2015/10/21/chartex" xmlns:cx3="http://schemas.microsoft.com/office/drawing/2016/5/9/chartex" xmlns:cx4="http://schemas.microsoft.com/office/drawing/2016/5/10/chartex" xmlns:cx5="http://schemas.microsoft.com/office/drawing/2016/5/11/chartex" xmlns:cx6="http://schemas.microsoft.com/office/drawing/2016/5/12/chartex" xmlns:cx7="http://schemas.microsoft.com/office/drawing/2016/5/13/chartex" xmlns:cx8="http://schemas.microsoft.com/office/drawing/2016/5/14/chartex" xmlns:mc="http://schemas.openxmlformats.org/markup-compatibility/2006" xmlns:aink="http://schemas.microsoft.com/office/drawing/2016/ink" xmlns:am3d="http://schemas.microsoft.com/office/drawing/2017/model3d" xmlns:o="urn:schemas-microsoft-com:office:office" xmlns:oel="http://schemas.microsoft.com/office/2019/extlst" xmlns:r="http://schemas.openxmlformats.org/officeDocument/2006/relationships" xmlns:m="http://schemas.openxmlformats.org/officeDocument/2006/math" xmlns:v="urn:schemas-microsoft-com:vml" xmlns:wp14="http://schemas.microsoft.com/office/word/2010/wordprocessingDrawing" xmlns:wp="http://schemas.openxmlformats.org/drawingml/2006/wordprocessingDrawing" xmlns:w10="urn:schemas-microsoft-com:office:word" xmlns:w="http://schemas.openxmlformats.org/wordprocessingml/2006/main" xmlns:w14="http://schemas.microsoft.com/office/word/2010/wordml" xmlns:w15="http://schemas.microsoft.com/office/word/2012/wordml" xmlns:w16cex="http://schemas.microsoft.com/office/word/2018/wordml/cex" xmlns:w16cid="http://schemas.microsoft.com/office/word/2016/wordml/cid" xmlns:w16="http://schemas.microsoft.com/office/word/2018/wordml" xmlns:w16du="http://schemas.microsoft.com/office/word/2023/wordml/word16du" xmlns:w16sdtdh="http://schemas.microsoft.com/office/word/2020/wordml/sdtdatahash" xmlns:w16sdtfl="http://schemas.microsoft.com/office/word/2024/wordml/sdtformatlock" xmlns:w16se="http://schemas.microsoft.com/office/word/2015/wordml/symex" xmlns:wpg="http://schemas.microsoft.com/office/word/2010/wordprocessingGroup" xmlns:wpi="http://schemas.microsoft.com/office/word/2010/wordprocessingInk" xmlns:wne="http://schemas.microsoft.com/office/word/2006/wordml" xmlns:wps="http://schemas.microsoft.com/office/word/2010/wordprocessingShape" mc:Ignorable="w14 w15 w16se w16cid w16 w16cex w16sdtdh w16sdtfl w16du wp14">
+<w:document xmlns:o="urn:schemas-microsoft-com:office:office" xmlns:r="http://schemas.openxmlformats.org/officeDocument/2006/relationships" xmlns:v="urn:schemas-microsoft-com:vml" xmlns:w="http://schemas.openxmlformats.org/wordprocessingml/2006/main" xmlns:w10="urn:schemas-microsoft-com:office:word" xmlns:wp="http://schemas.openxmlformats.org/drawingml/2006/wordprocessingDrawing" xmlns:pic="http://schemas.openxmlformats.org/drawingml/2006/picture" xmlns:wps="http://schemas.microsoft.com/office/word/2010/wordprocessingShape" xmlns:wpg="http://schemas.microsoft.com/office/word/2010/wordprocessingGroup" xmlns:mc="http://schemas.openxmlformats.org/markup-compatibility/2006" xmlns:wp14="http://schemas.microsoft.com/office/word/2010/wordprocessingDrawing" xmlns:w14="http://schemas.microsoft.com/office/word/2010/wordml" xmlns:w15="http://schemas.microsoft.com/office/word/2012/wordml" mc:Ignorable="w14 wp14 w15">
   <w:body>
     <w:p>
       <w:pPr>
-        <w:pStyle w:val="normal1"/>
-        <w:spacing w:line="240" w:lineRule="auto"/>
+        <w:pStyle w:val="normal111"/>
+        <w:keepNext w:val="false"/>
+        <w:keepLines w:val="false"/>
+        <w:pageBreakBefore w:val="false"/>
+        <w:widowControl/>
+        <w:shd w:val="clear" w:fill="auto"/>
+        <w:spacing w:lineRule="auto" w:line="240" w:before="0" w:after="160"/>
+        <w:ind w:hanging="0" w:start="0" w:end="0"/>
+        <w:jc w:val="start"/>
+        <w:rPr>
+          <w:rFonts w:ascii="Aptos" w:hAnsi="Aptos" w:eastAsia="Aptos" w:cs="Aptos"/>
+          <w:b w:val="false"/>
+          <w:bCs w:val="false"/>
+          <w:i w:val="false"/>
+          <w:iCs w:val="false"/>
+          <w:caps w:val="false"/>
+          <w:smallCaps w:val="false"/>
+          <w:strike w:val="false"/>
+          <w:dstrike w:val="false"/>
+          <w:color w:val="000000"/>
+          <w:position w:val="0"/>
+          <w:sz w:val="24"/>
+          <w:szCs w:val="24"/>
+          <w:u w:val="none"/>
+          <w:shd w:fill="auto" w:val="clear"/>
+          <w:vertAlign w:val="baseline"/>
+        </w:rPr>
       </w:pPr>
       <w:r>
-        <w:t xml:space="preserve">Emery didn’t feel like playing along with the charade; he didn’t shake the altar boy out of his false slumber. He just said, “Open your eyes,” and “Which way to the cemetery,” because it wasn’t marked as clearly as the church itself. </w:t>
+        <w:rPr>
+          <w:rFonts w:eastAsia="Aptos" w:cs="Aptos"/>
+          <w:b w:val="false"/>
+          <w:bCs w:val="false"/>
+          <w:i w:val="false"/>
+          <w:iCs w:val="false"/>
+          <w:caps w:val="false"/>
+          <w:smallCaps w:val="false"/>
+          <w:strike w:val="false"/>
+          <w:dstrike w:val="false"/>
+          <w:color w:val="000000"/>
+          <w:position w:val="0"/>
+          <w:sz w:val="24"/>
+          <w:szCs w:val="24"/>
+          <w:u w:val="none"/>
+          <w:shd w:fill="auto" w:val="clear"/>
+          <w:vertAlign w:val="baseline"/>
+        </w:rPr>
+        <w:t xml:space="preserve">Arthur started it up and rolled the digger on its tank treads out of the garage past where Emery stood. And all at once Emery thought, </w:t>
+      </w:r>
+      <w:r>
+        <w:rPr/>
+        <w:t>the altar boy</w:t>
+      </w:r>
+      <w:r>
+        <w:rPr>
+          <w:rFonts w:eastAsia="Aptos" w:cs="Aptos"/>
+          <w:b w:val="false"/>
+          <w:bCs w:val="false"/>
+          <w:i w:val="false"/>
+          <w:iCs w:val="false"/>
+          <w:caps w:val="false"/>
+          <w:smallCaps w:val="false"/>
+          <w:strike w:val="false"/>
+          <w:dstrike w:val="false"/>
+          <w:color w:val="000000"/>
+          <w:position w:val="0"/>
+          <w:sz w:val="24"/>
+          <w:szCs w:val="24"/>
+          <w:u w:val="none"/>
+          <w:shd w:fill="auto" w:val="clear"/>
+          <w:vertAlign w:val="baseline"/>
+        </w:rPr>
+        <w:t xml:space="preserve"> was right, the thing was louder than hell but he felt a momentum now driving him toward his goal. No reason to try and stop it. Emery fetched a shovel off a hook on the back wall of the garage just so he wasn’t standing there empty-handed watching another man work. He jogged to catch up to the digger cutting a path in between headstones.    </w:t>
+      </w:r>
+    </w:p>
+    <w:p>
+      <w:pPr>
+        <w:pStyle w:val="normal111"/>
+        <w:keepNext w:val="false"/>
+        <w:keepLines w:val="false"/>
+        <w:pageBreakBefore w:val="false"/>
+        <w:widowControl/>
+        <w:shd w:val="clear" w:fill="auto"/>
+        <w:spacing w:lineRule="auto" w:line="240" w:before="0" w:after="160"/>
+        <w:ind w:hanging="0" w:start="0" w:end="0"/>
+        <w:jc w:val="start"/>
+        <w:rPr/>
+      </w:pPr>
+      <w:r>
+        <w:rPr/>
+        <w:t xml:space="preserve">Somewhere in the middle of the cemetery, Emery had lost his bearings in the dark, the digger slowed and finally came to a stop in front of a flat slab of rock absent any ribbons or flowers. Emery raced ahead and read the name on the stone illuminated by the digger’s spotlight. </w:t>
+      </w:r>
+    </w:p>
+    <w:p>
+      <w:pPr>
+        <w:pStyle w:val="normal111"/>
+        <w:keepNext w:val="false"/>
+        <w:keepLines w:val="false"/>
+        <w:pageBreakBefore w:val="false"/>
+        <w:widowControl/>
+        <w:shd w:val="clear" w:fill="auto"/>
+        <w:spacing w:lineRule="auto" w:line="240" w:before="0" w:after="160"/>
+        <w:ind w:hanging="0" w:start="0" w:end="0"/>
+        <w:jc w:val="start"/>
+        <w:rPr/>
+      </w:pPr>
+      <w:r>
+        <w:rPr/>
+        <w:t>“</w:t>
+      </w:r>
+      <w:r>
+        <w:rPr/>
+        <w:t>Adam Edwards?” Emery shouted toward the cabin of the digger. “This is it?”</w:t>
+      </w:r>
+    </w:p>
+    <w:p>
+      <w:pPr>
+        <w:pStyle w:val="normal111"/>
+        <w:widowControl/>
+        <w:shd w:val="clear" w:fill="auto"/>
+        <w:spacing w:lineRule="auto" w:line="240" w:before="0" w:after="160"/>
+        <w:ind w:hanging="0" w:start="0" w:end="0"/>
+        <w:jc w:val="start"/>
+        <w:rPr/>
+      </w:pPr>
+      <w:r>
+        <w:rPr/>
+        <w:t xml:space="preserve">Arthur leaned out the window. “This is it. Move out of the way.” He was lowering the legs that anchor the digger in place while it’s doing its work. Emery just managed to slip in between of the descending legs and the stone of some man’s faithful wife Priscilla Newby without getting his foot squashed flat. It appeared the altar boy was in a hurry to get this job done.  </w:t>
+      </w:r>
+    </w:p>
+    <w:p>
+      <w:pPr>
+        <w:pStyle w:val="normal111"/>
+        <w:widowControl/>
+        <w:shd w:val="clear" w:fill="auto"/>
+        <w:spacing w:lineRule="auto" w:line="240" w:before="0" w:after="160"/>
+        <w:ind w:hanging="0" w:start="0" w:end="0"/>
+        <w:jc w:val="start"/>
+        <w:rPr/>
+      </w:pPr>
+      <w:r>
+        <w:rPr/>
+        <w:t xml:space="preserve">The jaws of the digger punctured the ground lay over Adam Edwards and pulled severing a long strip of sod with the sound of ripping fabric. The digger’s cabin and arm spun on its axis and it swiftly deposited the mound of dirt it had collected beside the footpath behind them. Arthur made several quick shallow scoops until he had removed the grass layer in a rectangle over the grave.  </w:t>
       </w:r>
     </w:p>
     <w:p>
       <w:pPr>
         <w:pStyle w:val="normal1"/>
-        <w:spacing w:line="240" w:lineRule="auto"/>
+        <w:rPr/>
       </w:pPr>
       <w:r>
-        <w:t xml:space="preserve">Arthur sat forward in his seat. “Turn down the dirt road over there. It’ll bring us around to the west entrance. We can park behind the garage.” </w:t>
+        <w:rPr/>
+        <w:t xml:space="preserve">      </w:t>
       </w:r>
     </w:p>
     <w:p>
       <w:pPr>
-        <w:pStyle w:val="normal1"/>
-        <w:spacing w:line="240" w:lineRule="auto"/>
+        <w:pStyle w:val="Normal"/>
+        <w:rPr/>
       </w:pPr>
       <w:r>
-        <w:t>Emery’s Celica rolled onto the rutted dirt track and now he couldn’t help himself. He saw his reward floating there in the misty windshield right in front of his eyes. 30 years of frustration</w:t>
-      </w:r>
-      <w:r>
-        <w:t xml:space="preserve"> approaching</w:t>
-      </w:r>
-      <w:r>
-        <w:t xml:space="preserve"> an end. It was just out there, not in a safe or a vault, guarded only by six feet of dirt and a stranger’s headstone.</w:t>
+        <w:rPr/>
       </w:r>
     </w:p>
     <w:p>
       <w:pPr>
-        <w:pStyle w:val="normal1"/>
-        <w:spacing w:line="240" w:lineRule="auto"/>
+        <w:pStyle w:val="Normal"/>
+        <w:rPr/>
       </w:pPr>
       <w:r>
-        <w:t xml:space="preserve">They approached the cinderblock garage where the cemetery’s caretakers kept their equipment. Emery parked behind the building, out of sight for anyone looking from the church or the rectory. He shut off the engine and made a show of dropping the keys into his jacket pocket. </w:t>
+        <w:rPr/>
       </w:r>
     </w:p>
     <w:p>
       <w:pPr>
-        <w:pStyle w:val="normal1"/>
-        <w:spacing w:line="240" w:lineRule="auto"/>
+        <w:pStyle w:val="Normal"/>
+        <w:rPr/>
       </w:pPr>
       <w:r>
-        <w:t>“Think I’ll hang onto the keys this time,” Emery said.</w:t>
+        <w:rPr/>
       </w:r>
     </w:p>
     <w:p>
       <w:pPr>
-        <w:pStyle w:val="normal1"/>
-        <w:spacing w:line="240" w:lineRule="auto"/>
+        <w:pStyle w:val="Normal"/>
+        <w:rPr/>
       </w:pPr>
       <w:r>
-        <w:t>Arthur didn’t smile. “I’ll go get us shovels then?”</w:t>
+        <w:rPr/>
+        <w:t xml:space="preserve">First, there is the feeling of rising. Of being drawn upward, summoned toward the light. </w:t>
       </w:r>
     </w:p>
     <w:p>
       <w:pPr>
-        <w:pStyle w:val="normal1"/>
-        <w:spacing w:line="240" w:lineRule="auto"/>
+        <w:pStyle w:val="Normal"/>
+        <w:widowControl/>
+        <w:suppressAutoHyphens w:val="true"/>
+        <w:bidi w:val="0"/>
+        <w:spacing w:lineRule="auto" w:line="278" w:before="0" w:after="160"/>
+        <w:jc w:val="start"/>
+        <w:rPr/>
       </w:pPr>
       <w:r>
-        <w:t>“Don’t you think a digger would be faster, Arthur?”</w:t>
+        <w:rPr/>
       </w:r>
     </w:p>
-    <w:p>
-      <w:pPr>
-        <w:pStyle w:val="normal1"/>
-        <w:spacing w:line="240" w:lineRule="auto"/>
-      </w:pPr>
-      <w:r>
-        <w:t xml:space="preserve">“Louder too.” </w:t>
-      </w:r>
-    </w:p>
-    <w:p>
-      <w:pPr>
-        <w:pStyle w:val="normal1"/>
-      </w:pPr>
-      <w:r>
-        <w:t>“You said the church is empty.”</w:t>
-      </w:r>
-    </w:p>
-    <w:p>
-      <w:pPr>
-        <w:pStyle w:val="normal1"/>
-      </w:pPr>
-      <w:r>
-        <w:t>“Father Geoff left Tuesday. They gave me through the weekend to finish closing everything up. But you never know….”</w:t>
-      </w:r>
-    </w:p>
-    <w:p>
-      <w:pPr>
-        <w:pStyle w:val="normal1"/>
-      </w:pPr>
-      <w:r>
-        <w:t>“No, you don’t but I’d consider this one of those risk/reward situations. You and me out there with shovels will be digging until daybreak at least</w:t>
-      </w:r>
-      <w:r>
-        <w:t xml:space="preserve"> extending the opportunity to potentially be seen</w:t>
-      </w:r>
-      <w:r>
-        <w:t xml:space="preserve">. </w:t>
-      </w:r>
-      <w:r>
-        <w:t>With the digger, we could have the whole operation done in an hour. The reward justifies the risk</w:t>
-      </w:r>
-      <w:r>
-        <w:t>, you see</w:t>
-      </w:r>
-      <w:r>
-        <w:t>.”</w:t>
-      </w:r>
-    </w:p>
-    <w:p>
-      <w:pPr>
-        <w:pStyle w:val="normal1"/>
-      </w:pPr>
-      <w:r>
-        <w:t xml:space="preserve">After a short pause </w:t>
-      </w:r>
-      <w:r>
-        <w:t xml:space="preserve">to search </w:t>
-      </w:r>
-      <w:r>
-        <w:t>for</w:t>
-      </w:r>
-      <w:r>
-        <w:t xml:space="preserve"> any additional objections</w:t>
-      </w:r>
-      <w:r>
-        <w:t>,</w:t>
-      </w:r>
-      <w:r>
-        <w:t xml:space="preserve"> Arthur hauled himself out of the Celica and led Emery over to the garage’s roll-up door. </w:t>
-      </w:r>
-      <w:r>
-        <w:t>He keyed open a padlock near the cement floor of the garage</w:t>
-      </w:r>
-      <w:r>
-        <w:t xml:space="preserve"> and </w:t>
-      </w:r>
-      <w:r>
-        <w:t>hefted the door</w:t>
-      </w:r>
-      <w:r>
-        <w:t xml:space="preserve"> up</w:t>
-      </w:r>
-      <w:r>
-        <w:t xml:space="preserve"> </w:t>
-      </w:r>
-      <w:r>
-        <w:t>noisily along its tracks.</w:t>
-      </w:r>
-      <w:r>
-        <w:t xml:space="preserve"> Emery let Arthur man the digger. He felt he could probably have done it; he’d handled similar equipment</w:t>
-      </w:r>
-      <w:r>
-        <w:t xml:space="preserve"> -</w:t>
-      </w:r>
-      <w:r>
-        <w:t xml:space="preserve"> </w:t>
-      </w:r>
-      <w:r>
-        <w:t xml:space="preserve">forklifts, post-hole diggers - </w:t>
-      </w:r>
-      <w:r>
-        <w:t>but the altar boy had more direct experience. Let him at it.</w:t>
-      </w:r>
-    </w:p>
-    <w:p>
-      <w:pPr>
-        <w:pStyle w:val="normal1"/>
-      </w:pPr>
-      <w:r>
-        <w:t xml:space="preserve">Arthur started it up and rolled the digger on its tank treads out of the garage past where Emery stood. And all at once Emery thought, he was right, the thing was louder than hell but he felt a momentum now driving him toward his goal. No reason to try and stop it. Emery fetched a shovel off a hook on the back wall of the garage just so he wasn’t standing </w:t>
-      </w:r>
-      <w:r>
-        <w:lastRenderedPageBreak/>
-        <w:t xml:space="preserve">there </w:t>
-      </w:r>
-      <w:r>
-        <w:t xml:space="preserve">empty-handed </w:t>
-      </w:r>
-      <w:r>
-        <w:t>watching another man work</w:t>
-      </w:r>
-      <w:r>
-        <w:t xml:space="preserve">. He jogged to catch up to the digger cutting a path in between headstones. </w:t>
-      </w:r>
-      <w:r>
-        <w:t xml:space="preserve"> </w:t>
-      </w:r>
-      <w:r>
-        <w:t xml:space="preserve"> </w:t>
-      </w:r>
-      <w:r>
-        <w:t xml:space="preserve"> </w:t>
-      </w:r>
-    </w:p>
-    <w:p>
-      <w:pPr>
-        <w:pStyle w:val="normal1"/>
-      </w:pPr>
-      <w:r>
-        <w:t xml:space="preserve">      </w:t>
-      </w:r>
-    </w:p>
-    <w:p/>
-    <w:p/>
-    <w:p/>
-    <w:p>
-      <w:r>
-        <w:t xml:space="preserve">First, there is the feeling of rising. Of being drawn upward, summoned toward the light. </w:t>
-      </w:r>
-    </w:p>
-    <w:p/>
     <w:sectPr>
+      <w:type w:val="nextPage"/>
       <w:pgSz w:w="12240" w:h="15840"/>
-      <w:pgMar w:top="1440" w:right="1440" w:bottom="1440" w:left="1440" w:header="0" w:footer="0" w:gutter="0"/>
-      <w:cols w:space="720"/>
-      <w:formProt w:val="0"/>
-      <w:docGrid w:linePitch="360"/>
+      <w:pgMar w:left="1440" w:right="1440" w:gutter="0" w:header="0" w:top="1440" w:footer="0" w:bottom="1440"/>
+      <w:pgNumType w:fmt="decimal"/>
+      <w:formProt w:val="false"/>
+      <w:textDirection w:val="lrTb"/>
+      <w:docGrid w:type="default" w:linePitch="360" w:charSpace="0"/>
     </w:sectPr>
   </w:body>
 </w:document>
 </file>
 
 <file path=word/styles.xml><?xml version="1.0" encoding="utf-8"?>
-<w:styles xmlns:mc="http://schemas.openxmlformats.org/markup-compatibility/2006" xmlns:r="http://schemas.openxmlformats.org/officeDocument/2006/relationships" xmlns:w="http://schemas.openxmlformats.org/wordprocessingml/2006/main" xmlns:w14="http://schemas.microsoft.com/office/word/2010/wordml" xmlns:w15="http://schemas.microsoft.com/office/word/2012/wordml" xmlns:w16cex="http://schemas.microsoft.com/office/word/2018/wordml/cex" xmlns:w16cid="http://schemas.microsoft.com/office/word/2016/wordml/cid" xmlns:w16="http://schemas.microsoft.com/office/word/2018/wordml" xmlns:w16du="http://schemas.microsoft.com/office/word/2023/wordml/word16du" xmlns:w16sdtdh="http://schemas.microsoft.com/office/word/2020/wordml/sdtdatahash" xmlns:w16sdtfl="http://schemas.microsoft.com/office/word/2024/wordml/sdtformatlock" xmlns:w16se="http://schemas.microsoft.com/office/word/2015/wordml/symex" mc:Ignorable="w14 w15 w16se w16cid w16 w16cex w16sdtdh w16sdtfl w16du">
+<w:styles xmlns:w="http://schemas.openxmlformats.org/wordprocessingml/2006/main" xmlns:w14="http://schemas.microsoft.com/office/word/2010/wordml" xmlns:mc="http://schemas.openxmlformats.org/markup-compatibility/2006" mc:Ignorable="w14">
   <w:docDefaults>
     <w:rPrDefault>
       <w:rPr>
-        <w:rFonts w:asciiTheme="minorHAnsi" w:eastAsiaTheme="minorHAnsi" w:hAnsiTheme="minorHAnsi" w:cstheme="minorBidi"/>
+        <w:rFonts w:ascii="Aptos" w:hAnsi="Aptos" w:eastAsia="Aptos" w:cs="" w:asciiTheme="minorHAnsi" w:cstheme="minorBidi" w:eastAsiaTheme="minorHAnsi" w:hAnsiTheme="minorHAnsi"/>
         <w:kern w:val="2"/>
         <w:sz w:val="24"/>
         <w:szCs w:val="24"/>
@@ -248,21 +238,21 @@
     </w:rPrDefault>
     <w:pPrDefault>
       <w:pPr>
-        <w:suppressAutoHyphens/>
+        <w:suppressAutoHyphens w:val="true"/>
       </w:pPr>
     </w:pPrDefault>
   </w:docDefaults>
   <w:latentStyles w:defLockedState="0" w:defUIPriority="99" w:defSemiHidden="0" w:defUnhideWhenUsed="0" w:defQFormat="0" w:count="376">
     <w:lsdException w:name="Normal" w:uiPriority="0" w:qFormat="1"/>
     <w:lsdException w:name="heading 1" w:uiPriority="9" w:qFormat="1"/>
-    <w:lsdException w:name="heading 2" w:semiHidden="1" w:uiPriority="9" w:unhideWhenUsed="1" w:qFormat="1"/>
-    <w:lsdException w:name="heading 3" w:semiHidden="1" w:uiPriority="9" w:unhideWhenUsed="1" w:qFormat="1"/>
-    <w:lsdException w:name="heading 4" w:semiHidden="1" w:uiPriority="9" w:unhideWhenUsed="1" w:qFormat="1"/>
-    <w:lsdException w:name="heading 5" w:semiHidden="1" w:uiPriority="9" w:unhideWhenUsed="1" w:qFormat="1"/>
-    <w:lsdException w:name="heading 6" w:semiHidden="1" w:uiPriority="9" w:unhideWhenUsed="1" w:qFormat="1"/>
-    <w:lsdException w:name="heading 7" w:semiHidden="1" w:uiPriority="9" w:unhideWhenUsed="1" w:qFormat="1"/>
-    <w:lsdException w:name="heading 8" w:semiHidden="1" w:uiPriority="9" w:unhideWhenUsed="1" w:qFormat="1"/>
-    <w:lsdException w:name="heading 9" w:semiHidden="1" w:uiPriority="9" w:unhideWhenUsed="1" w:qFormat="1"/>
+    <w:lsdException w:name="heading 2" w:uiPriority="9" w:semiHidden="1" w:unhideWhenUsed="1" w:qFormat="1"/>
+    <w:lsdException w:name="heading 3" w:uiPriority="9" w:semiHidden="1" w:unhideWhenUsed="1" w:qFormat="1"/>
+    <w:lsdException w:name="heading 4" w:uiPriority="9" w:semiHidden="1" w:unhideWhenUsed="1" w:qFormat="1"/>
+    <w:lsdException w:name="heading 5" w:uiPriority="9" w:semiHidden="1" w:unhideWhenUsed="1" w:qFormat="1"/>
+    <w:lsdException w:name="heading 6" w:uiPriority="9" w:semiHidden="1" w:unhideWhenUsed="1" w:qFormat="1"/>
+    <w:lsdException w:name="heading 7" w:uiPriority="9" w:semiHidden="1" w:unhideWhenUsed="1" w:qFormat="1"/>
+    <w:lsdException w:name="heading 8" w:uiPriority="9" w:semiHidden="1" w:unhideWhenUsed="1" w:qFormat="1"/>
+    <w:lsdException w:name="heading 9" w:uiPriority="9" w:semiHidden="1" w:unhideWhenUsed="1" w:qFormat="1"/>
     <w:lsdException w:name="index 1" w:semiHidden="1" w:unhideWhenUsed="1"/>
     <w:lsdException w:name="index 2" w:semiHidden="1" w:unhideWhenUsed="1"/>
     <w:lsdException w:name="index 3" w:semiHidden="1" w:unhideWhenUsed="1"/>
@@ -272,22 +262,22 @@
     <w:lsdException w:name="index 7" w:semiHidden="1" w:unhideWhenUsed="1"/>
     <w:lsdException w:name="index 8" w:semiHidden="1" w:unhideWhenUsed="1"/>
     <w:lsdException w:name="index 9" w:semiHidden="1" w:unhideWhenUsed="1"/>
-    <w:lsdException w:name="toc 1" w:semiHidden="1" w:uiPriority="39" w:unhideWhenUsed="1"/>
-    <w:lsdException w:name="toc 2" w:semiHidden="1" w:uiPriority="39" w:unhideWhenUsed="1"/>
-    <w:lsdException w:name="toc 3" w:semiHidden="1" w:uiPriority="39" w:unhideWhenUsed="1"/>
-    <w:lsdException w:name="toc 4" w:semiHidden="1" w:uiPriority="39" w:unhideWhenUsed="1"/>
-    <w:lsdException w:name="toc 5" w:semiHidden="1" w:uiPriority="39" w:unhideWhenUsed="1"/>
-    <w:lsdException w:name="toc 6" w:semiHidden="1" w:uiPriority="39" w:unhideWhenUsed="1"/>
-    <w:lsdException w:name="toc 7" w:semiHidden="1" w:uiPriority="39" w:unhideWhenUsed="1"/>
-    <w:lsdException w:name="toc 8" w:semiHidden="1" w:uiPriority="39" w:unhideWhenUsed="1"/>
-    <w:lsdException w:name="toc 9" w:semiHidden="1" w:uiPriority="39" w:unhideWhenUsed="1"/>
+    <w:lsdException w:name="toc 1" w:uiPriority="39" w:semiHidden="1" w:unhideWhenUsed="1"/>
+    <w:lsdException w:name="toc 2" w:uiPriority="39" w:semiHidden="1" w:unhideWhenUsed="1"/>
+    <w:lsdException w:name="toc 3" w:uiPriority="39" w:semiHidden="1" w:unhideWhenUsed="1"/>
+    <w:lsdException w:name="toc 4" w:uiPriority="39" w:semiHidden="1" w:unhideWhenUsed="1"/>
+    <w:lsdException w:name="toc 5" w:uiPriority="39" w:semiHidden="1" w:unhideWhenUsed="1"/>
+    <w:lsdException w:name="toc 6" w:uiPriority="39" w:semiHidden="1" w:unhideWhenUsed="1"/>
+    <w:lsdException w:name="toc 7" w:uiPriority="39" w:semiHidden="1" w:unhideWhenUsed="1"/>
+    <w:lsdException w:name="toc 8" w:uiPriority="39" w:semiHidden="1" w:unhideWhenUsed="1"/>
+    <w:lsdException w:name="toc 9" w:uiPriority="39" w:semiHidden="1" w:unhideWhenUsed="1"/>
     <w:lsdException w:name="Normal Indent" w:semiHidden="1" w:unhideWhenUsed="1"/>
     <w:lsdException w:name="footnote text" w:semiHidden="1" w:unhideWhenUsed="1"/>
     <w:lsdException w:name="annotation text" w:semiHidden="1" w:unhideWhenUsed="1"/>
     <w:lsdException w:name="header" w:semiHidden="1" w:unhideWhenUsed="1"/>
     <w:lsdException w:name="footer" w:semiHidden="1" w:unhideWhenUsed="1"/>
     <w:lsdException w:name="index heading" w:semiHidden="1" w:unhideWhenUsed="1"/>
-    <w:lsdException w:name="caption" w:semiHidden="1" w:uiPriority="35" w:unhideWhenUsed="1" w:qFormat="1"/>
+    <w:lsdException w:name="caption" w:uiPriority="35" w:semiHidden="1" w:unhideWhenUsed="1" w:qFormat="1"/>
     <w:lsdException w:name="table of figures" w:semiHidden="1" w:unhideWhenUsed="1"/>
     <w:lsdException w:name="envelope address" w:semiHidden="1" w:unhideWhenUsed="1"/>
     <w:lsdException w:name="envelope return" w:semiHidden="1" w:unhideWhenUsed="1"/>
@@ -318,7 +308,7 @@
     <w:lsdException w:name="Title" w:uiPriority="10" w:qFormat="1"/>
     <w:lsdException w:name="Closing" w:semiHidden="1" w:unhideWhenUsed="1"/>
     <w:lsdException w:name="Signature" w:semiHidden="1" w:unhideWhenUsed="1"/>
-    <w:lsdException w:name="Default Paragraph Font" w:semiHidden="1" w:uiPriority="1" w:unhideWhenUsed="1"/>
+    <w:lsdException w:name="Default Paragraph Font" w:uiPriority="1" w:semiHidden="1" w:unhideWhenUsed="1"/>
     <w:lsdException w:name="Body Text" w:semiHidden="1" w:unhideWhenUsed="1"/>
     <w:lsdException w:name="Body Text Indent" w:semiHidden="1" w:unhideWhenUsed="1"/>
     <w:lsdException w:name="List Continue" w:semiHidden="1" w:unhideWhenUsed="1"/>
@@ -518,8 +508,8 @@
     <w:lsdException w:name="Subtle Reference" w:uiPriority="31" w:qFormat="1"/>
     <w:lsdException w:name="Intense Reference" w:uiPriority="32" w:qFormat="1"/>
     <w:lsdException w:name="Book Title" w:uiPriority="33" w:qFormat="1"/>
-    <w:lsdException w:name="Bibliography" w:semiHidden="1" w:uiPriority="37" w:unhideWhenUsed="1"/>
-    <w:lsdException w:name="TOC Heading" w:semiHidden="1" w:uiPriority="39" w:unhideWhenUsed="1" w:qFormat="1"/>
+    <w:lsdException w:name="Bibliography" w:uiPriority="37" w:semiHidden="1" w:unhideWhenUsed="1"/>
+    <w:lsdException w:name="TOC Heading" w:uiPriority="39" w:semiHidden="1" w:unhideWhenUsed="1" w:qFormat="1"/>
     <w:lsdException w:name="Plain Table 1" w:uiPriority="41"/>
     <w:lsdException w:name="Plain Table 2" w:uiPriority="42"/>
     <w:lsdException w:name="Plain Table 3" w:uiPriority="43"/>
@@ -630,17 +620,24 @@
     <w:lsdException w:name="Unresolved Mention" w:semiHidden="1" w:unhideWhenUsed="1"/>
     <w:lsdException w:name="Smart Link" w:semiHidden="1" w:unhideWhenUsed="1"/>
   </w:latentStyles>
-  <w:style w:type="paragraph" w:default="1" w:styleId="Normal">
+  <w:style w:type="paragraph" w:styleId="Normal" w:default="1">
     <w:name w:val="Normal"/>
     <w:qFormat/>
-    <w:rsid w:val="00BA56B8"/>
-    <w:pPr>
-      <w:spacing w:after="160" w:line="278" w:lineRule="auto"/>
-    </w:pPr>
-    <w:rPr>
-      <w:rFonts w:ascii="Aptos" w:eastAsiaTheme="minorEastAsia" w:hAnsi="Aptos"/>
+    <w:rsid w:val="00ba56b8"/>
+    <w:pPr>
+      <w:widowControl/>
+      <w:suppressAutoHyphens w:val="true"/>
+      <w:bidi w:val="0"/>
+      <w:spacing w:lineRule="auto" w:line="278" w:before="0" w:after="160"/>
+      <w:jc w:val="start"/>
+    </w:pPr>
+    <w:rPr>
+      <w:rFonts w:ascii="Aptos" w:hAnsi="Aptos" w:eastAsia="" w:eastAsiaTheme="minorEastAsia" w:cs=""/>
+      <w:color w:val="auto"/>
       <w:kern w:val="0"/>
-      <w:lang w:eastAsia="ja-JP"/>
+      <w:sz w:val="24"/>
+      <w:szCs w:val="24"/>
+      <w:lang w:eastAsia="ja-JP" w:val="en-US" w:bidi="ar-SA"/>
       <w14:ligatures w14:val="none"/>
     </w:rPr>
   </w:style>
@@ -651,16 +648,16 @@
     <w:link w:val="Heading1Char"/>
     <w:uiPriority w:val="9"/>
     <w:qFormat/>
-    <w:rsid w:val="00BA56B8"/>
-    <w:pPr>
-      <w:keepNext/>
+    <w:rsid w:val="00ba56b8"/>
+    <w:pPr>
+      <w:keepNext w:val="true"/>
       <w:keepLines/>
       <w:spacing w:before="360" w:after="80"/>
       <w:outlineLvl w:val="0"/>
     </w:pPr>
     <w:rPr>
-      <w:rFonts w:asciiTheme="majorHAnsi" w:eastAsiaTheme="majorEastAsia" w:hAnsiTheme="majorHAnsi" w:cstheme="majorBidi"/>
-      <w:color w:val="0F4761" w:themeColor="accent1" w:themeShade="BF"/>
+      <w:rFonts w:ascii="Aptos Display" w:hAnsi="Aptos Display" w:eastAsia="" w:cs="" w:asciiTheme="majorHAnsi" w:cstheme="majorBidi" w:eastAsiaTheme="majorEastAsia" w:hAnsiTheme="majorHAnsi"/>
+      <w:color w:themeColor="accent1" w:themeShade="bf" w:val="0F4761"/>
       <w:kern w:val="2"/>
       <w:sz w:val="40"/>
       <w:szCs w:val="40"/>
@@ -677,16 +674,16 @@
     <w:semiHidden/>
     <w:unhideWhenUsed/>
     <w:qFormat/>
-    <w:rsid w:val="00BA56B8"/>
-    <w:pPr>
-      <w:keepNext/>
+    <w:rsid w:val="00ba56b8"/>
+    <w:pPr>
+      <w:keepNext w:val="true"/>
       <w:keepLines/>
       <w:spacing w:before="160" w:after="80"/>
       <w:outlineLvl w:val="1"/>
     </w:pPr>
     <w:rPr>
-      <w:rFonts w:asciiTheme="majorHAnsi" w:eastAsiaTheme="majorEastAsia" w:hAnsiTheme="majorHAnsi" w:cstheme="majorBidi"/>
-      <w:color w:val="0F4761" w:themeColor="accent1" w:themeShade="BF"/>
+      <w:rFonts w:ascii="Aptos Display" w:hAnsi="Aptos Display" w:eastAsia="" w:cs="" w:asciiTheme="majorHAnsi" w:cstheme="majorBidi" w:eastAsiaTheme="majorEastAsia" w:hAnsiTheme="majorHAnsi"/>
+      <w:color w:themeColor="accent1" w:themeShade="bf" w:val="0F4761"/>
       <w:kern w:val="2"/>
       <w:sz w:val="32"/>
       <w:szCs w:val="32"/>
@@ -703,16 +700,16 @@
     <w:semiHidden/>
     <w:unhideWhenUsed/>
     <w:qFormat/>
-    <w:rsid w:val="00BA56B8"/>
-    <w:pPr>
-      <w:keepNext/>
+    <w:rsid w:val="00ba56b8"/>
+    <w:pPr>
+      <w:keepNext w:val="true"/>
       <w:keepLines/>
       <w:spacing w:before="160" w:after="80"/>
       <w:outlineLvl w:val="2"/>
     </w:pPr>
     <w:rPr>
-      <w:rFonts w:eastAsiaTheme="majorEastAsia" w:cstheme="majorBidi"/>
-      <w:color w:val="0F4761" w:themeColor="accent1" w:themeShade="BF"/>
+      <w:rFonts w:eastAsia="" w:cs="" w:cstheme="majorBidi" w:eastAsiaTheme="majorEastAsia"/>
+      <w:color w:themeColor="accent1" w:themeShade="bf" w:val="0F4761"/>
       <w:kern w:val="2"/>
       <w:sz w:val="28"/>
       <w:szCs w:val="28"/>
@@ -729,18 +726,18 @@
     <w:semiHidden/>
     <w:unhideWhenUsed/>
     <w:qFormat/>
-    <w:rsid w:val="00BA56B8"/>
-    <w:pPr>
-      <w:keepNext/>
+    <w:rsid w:val="00ba56b8"/>
+    <w:pPr>
+      <w:keepNext w:val="true"/>
       <w:keepLines/>
       <w:spacing w:before="80" w:after="40"/>
       <w:outlineLvl w:val="3"/>
     </w:pPr>
     <w:rPr>
-      <w:rFonts w:eastAsiaTheme="majorEastAsia" w:cstheme="majorBidi"/>
+      <w:rFonts w:eastAsia="" w:cs="" w:cstheme="majorBidi" w:eastAsiaTheme="majorEastAsia"/>
       <w:i/>
       <w:iCs/>
-      <w:color w:val="0F4761" w:themeColor="accent1" w:themeShade="BF"/>
+      <w:color w:themeColor="accent1" w:themeShade="bf" w:val="0F4761"/>
       <w:kern w:val="2"/>
       <w:lang w:eastAsia="en-US"/>
       <w14:ligatures w14:val="standardContextual"/>
@@ -755,16 +752,16 @@
     <w:semiHidden/>
     <w:unhideWhenUsed/>
     <w:qFormat/>
-    <w:rsid w:val="00BA56B8"/>
-    <w:pPr>
-      <w:keepNext/>
+    <w:rsid w:val="00ba56b8"/>
+    <w:pPr>
+      <w:keepNext w:val="true"/>
       <w:keepLines/>
       <w:spacing w:before="80" w:after="40"/>
       <w:outlineLvl w:val="4"/>
     </w:pPr>
     <w:rPr>
-      <w:rFonts w:eastAsiaTheme="majorEastAsia" w:cstheme="majorBidi"/>
-      <w:color w:val="0F4761" w:themeColor="accent1" w:themeShade="BF"/>
+      <w:rFonts w:eastAsia="" w:cs="" w:cstheme="majorBidi" w:eastAsiaTheme="majorEastAsia"/>
+      <w:color w:themeColor="accent1" w:themeShade="bf" w:val="0F4761"/>
       <w:kern w:val="2"/>
       <w:lang w:eastAsia="en-US"/>
       <w14:ligatures w14:val="standardContextual"/>
@@ -779,18 +776,18 @@
     <w:semiHidden/>
     <w:unhideWhenUsed/>
     <w:qFormat/>
-    <w:rsid w:val="00BA56B8"/>
-    <w:pPr>
-      <w:keepNext/>
+    <w:rsid w:val="00ba56b8"/>
+    <w:pPr>
+      <w:keepNext w:val="true"/>
       <w:keepLines/>
       <w:spacing w:before="40" w:after="0"/>
       <w:outlineLvl w:val="5"/>
     </w:pPr>
     <w:rPr>
-      <w:rFonts w:eastAsiaTheme="majorEastAsia" w:cstheme="majorBidi"/>
+      <w:rFonts w:eastAsia="" w:cs="" w:cstheme="majorBidi" w:eastAsiaTheme="majorEastAsia"/>
       <w:i/>
       <w:iCs/>
-      <w:color w:val="595959" w:themeColor="text1" w:themeTint="A6"/>
+      <w:color w:themeColor="text1" w:themeTint="a6" w:val="595959"/>
       <w:kern w:val="2"/>
       <w:lang w:eastAsia="en-US"/>
       <w14:ligatures w14:val="standardContextual"/>
@@ -805,16 +802,16 @@
     <w:semiHidden/>
     <w:unhideWhenUsed/>
     <w:qFormat/>
-    <w:rsid w:val="00BA56B8"/>
-    <w:pPr>
-      <w:keepNext/>
+    <w:rsid w:val="00ba56b8"/>
+    <w:pPr>
+      <w:keepNext w:val="true"/>
       <w:keepLines/>
       <w:spacing w:before="40" w:after="0"/>
       <w:outlineLvl w:val="6"/>
     </w:pPr>
     <w:rPr>
-      <w:rFonts w:eastAsiaTheme="majorEastAsia" w:cstheme="majorBidi"/>
-      <w:color w:val="595959" w:themeColor="text1" w:themeTint="A6"/>
+      <w:rFonts w:eastAsia="" w:cs="" w:cstheme="majorBidi" w:eastAsiaTheme="majorEastAsia"/>
+      <w:color w:themeColor="text1" w:themeTint="a6" w:val="595959"/>
       <w:kern w:val="2"/>
       <w:lang w:eastAsia="en-US"/>
       <w14:ligatures w14:val="standardContextual"/>
@@ -829,18 +826,18 @@
     <w:semiHidden/>
     <w:unhideWhenUsed/>
     <w:qFormat/>
-    <w:rsid w:val="00BA56B8"/>
-    <w:pPr>
-      <w:keepNext/>
+    <w:rsid w:val="00ba56b8"/>
+    <w:pPr>
+      <w:keepNext w:val="true"/>
       <w:keepLines/>
-      <w:spacing w:after="0"/>
+      <w:spacing w:before="0" w:after="0"/>
       <w:outlineLvl w:val="7"/>
     </w:pPr>
     <w:rPr>
-      <w:rFonts w:eastAsiaTheme="majorEastAsia" w:cstheme="majorBidi"/>
+      <w:rFonts w:eastAsia="" w:cs="" w:cstheme="majorBidi" w:eastAsiaTheme="majorEastAsia"/>
       <w:i/>
       <w:iCs/>
-      <w:color w:val="272727" w:themeColor="text1" w:themeTint="D8"/>
+      <w:color w:themeColor="text1" w:themeTint="d8" w:val="272727"/>
       <w:kern w:val="2"/>
       <w:lang w:eastAsia="en-US"/>
       <w14:ligatures w14:val="standardContextual"/>
@@ -855,24 +852,427 @@
     <w:semiHidden/>
     <w:unhideWhenUsed/>
     <w:qFormat/>
-    <w:rsid w:val="00BA56B8"/>
-    <w:pPr>
-      <w:keepNext/>
+    <w:rsid w:val="00ba56b8"/>
+    <w:pPr>
+      <w:keepNext w:val="true"/>
       <w:keepLines/>
-      <w:spacing w:after="0"/>
+      <w:spacing w:before="0" w:after="0"/>
       <w:outlineLvl w:val="8"/>
     </w:pPr>
     <w:rPr>
-      <w:rFonts w:eastAsiaTheme="majorEastAsia" w:cstheme="majorBidi"/>
-      <w:color w:val="272727" w:themeColor="text1" w:themeTint="D8"/>
+      <w:rFonts w:eastAsia="" w:cs="" w:cstheme="majorBidi" w:eastAsiaTheme="majorEastAsia"/>
+      <w:color w:themeColor="text1" w:themeTint="d8" w:val="272727"/>
       <w:kern w:val="2"/>
       <w:lang w:eastAsia="en-US"/>
       <w14:ligatures w14:val="standardContextual"/>
     </w:rPr>
   </w:style>
-  <w:style w:type="character" w:default="1" w:styleId="DefaultParagraphFont">
+  <w:style w:type="character" w:styleId="DefaultParagraphFont" w:default="1">
     <w:name w:val="Default Paragraph Font"/>
     <w:uiPriority w:val="1"/>
+    <w:semiHidden/>
+    <w:unhideWhenUsed/>
+    <w:rPr/>
+  </w:style>
+  <w:style w:type="character" w:styleId="Heading1Char" w:customStyle="1">
+    <w:name w:val="Heading 1 Char"/>
+    <w:basedOn w:val="DefaultParagraphFont"/>
+    <w:link w:val="Heading1"/>
+    <w:uiPriority w:val="9"/>
+    <w:rsid w:val="00ba56b8"/>
+    <w:rPr>
+      <w:rFonts w:ascii="Aptos Display" w:hAnsi="Aptos Display" w:eastAsia="" w:cs="" w:asciiTheme="majorHAnsi" w:cstheme="majorBidi" w:eastAsiaTheme="majorEastAsia" w:hAnsiTheme="majorHAnsi"/>
+      <w:color w:themeColor="accent1" w:themeShade="bf" w:val="0F4761"/>
+      <w:sz w:val="40"/>
+      <w:szCs w:val="40"/>
+    </w:rPr>
+  </w:style>
+  <w:style w:type="character" w:styleId="Heading2Char" w:customStyle="1">
+    <w:name w:val="Heading 2 Char"/>
+    <w:basedOn w:val="DefaultParagraphFont"/>
+    <w:link w:val="Heading2"/>
+    <w:uiPriority w:val="9"/>
+    <w:semiHidden/>
+    <w:rsid w:val="00ba56b8"/>
+    <w:rPr>
+      <w:rFonts w:ascii="Aptos Display" w:hAnsi="Aptos Display" w:eastAsia="" w:cs="" w:asciiTheme="majorHAnsi" w:cstheme="majorBidi" w:eastAsiaTheme="majorEastAsia" w:hAnsiTheme="majorHAnsi"/>
+      <w:color w:themeColor="accent1" w:themeShade="bf" w:val="0F4761"/>
+      <w:sz w:val="32"/>
+      <w:szCs w:val="32"/>
+    </w:rPr>
+  </w:style>
+  <w:style w:type="character" w:styleId="Heading3Char" w:customStyle="1">
+    <w:name w:val="Heading 3 Char"/>
+    <w:basedOn w:val="DefaultParagraphFont"/>
+    <w:link w:val="Heading3"/>
+    <w:uiPriority w:val="9"/>
+    <w:semiHidden/>
+    <w:rsid w:val="00ba56b8"/>
+    <w:rPr>
+      <w:rFonts w:eastAsia="" w:cs="" w:cstheme="majorBidi" w:eastAsiaTheme="majorEastAsia"/>
+      <w:color w:themeColor="accent1" w:themeShade="bf" w:val="0F4761"/>
+      <w:sz w:val="28"/>
+      <w:szCs w:val="28"/>
+    </w:rPr>
+  </w:style>
+  <w:style w:type="character" w:styleId="Heading4Char" w:customStyle="1">
+    <w:name w:val="Heading 4 Char"/>
+    <w:basedOn w:val="DefaultParagraphFont"/>
+    <w:link w:val="Heading4"/>
+    <w:uiPriority w:val="9"/>
+    <w:semiHidden/>
+    <w:rsid w:val="00ba56b8"/>
+    <w:rPr>
+      <w:rFonts w:eastAsia="" w:cs="" w:cstheme="majorBidi" w:eastAsiaTheme="majorEastAsia"/>
+      <w:i/>
+      <w:iCs/>
+      <w:color w:themeColor="accent1" w:themeShade="bf" w:val="0F4761"/>
+    </w:rPr>
+  </w:style>
+  <w:style w:type="character" w:styleId="Heading5Char" w:customStyle="1">
+    <w:name w:val="Heading 5 Char"/>
+    <w:basedOn w:val="DefaultParagraphFont"/>
+    <w:link w:val="Heading5"/>
+    <w:uiPriority w:val="9"/>
+    <w:semiHidden/>
+    <w:rsid w:val="00ba56b8"/>
+    <w:rPr>
+      <w:rFonts w:eastAsia="" w:cs="" w:cstheme="majorBidi" w:eastAsiaTheme="majorEastAsia"/>
+      <w:color w:themeColor="accent1" w:themeShade="bf" w:val="0F4761"/>
+    </w:rPr>
+  </w:style>
+  <w:style w:type="character" w:styleId="Heading6Char" w:customStyle="1">
+    <w:name w:val="Heading 6 Char"/>
+    <w:basedOn w:val="DefaultParagraphFont"/>
+    <w:link w:val="Heading6"/>
+    <w:uiPriority w:val="9"/>
+    <w:semiHidden/>
+    <w:rsid w:val="00ba56b8"/>
+    <w:rPr>
+      <w:rFonts w:eastAsia="" w:cs="" w:cstheme="majorBidi" w:eastAsiaTheme="majorEastAsia"/>
+      <w:i/>
+      <w:iCs/>
+      <w:color w:themeColor="text1" w:themeTint="a6" w:val="595959"/>
+    </w:rPr>
+  </w:style>
+  <w:style w:type="character" w:styleId="Heading7Char" w:customStyle="1">
+    <w:name w:val="Heading 7 Char"/>
+    <w:basedOn w:val="DefaultParagraphFont"/>
+    <w:link w:val="Heading7"/>
+    <w:uiPriority w:val="9"/>
+    <w:semiHidden/>
+    <w:rsid w:val="00ba56b8"/>
+    <w:rPr>
+      <w:rFonts w:eastAsia="" w:cs="" w:cstheme="majorBidi" w:eastAsiaTheme="majorEastAsia"/>
+      <w:color w:themeColor="text1" w:themeTint="a6" w:val="595959"/>
+    </w:rPr>
+  </w:style>
+  <w:style w:type="character" w:styleId="Heading8Char" w:customStyle="1">
+    <w:name w:val="Heading 8 Char"/>
+    <w:basedOn w:val="DefaultParagraphFont"/>
+    <w:link w:val="Heading8"/>
+    <w:uiPriority w:val="9"/>
+    <w:semiHidden/>
+    <w:rsid w:val="00ba56b8"/>
+    <w:rPr>
+      <w:rFonts w:eastAsia="" w:cs="" w:cstheme="majorBidi" w:eastAsiaTheme="majorEastAsia"/>
+      <w:i/>
+      <w:iCs/>
+      <w:color w:themeColor="text1" w:themeTint="d8" w:val="272727"/>
+    </w:rPr>
+  </w:style>
+  <w:style w:type="character" w:styleId="Heading9Char" w:customStyle="1">
+    <w:name w:val="Heading 9 Char"/>
+    <w:basedOn w:val="DefaultParagraphFont"/>
+    <w:link w:val="Heading9"/>
+    <w:uiPriority w:val="9"/>
+    <w:semiHidden/>
+    <w:rsid w:val="00ba56b8"/>
+    <w:rPr>
+      <w:rFonts w:eastAsia="" w:cs="" w:cstheme="majorBidi" w:eastAsiaTheme="majorEastAsia"/>
+      <w:color w:themeColor="text1" w:themeTint="d8" w:val="272727"/>
+    </w:rPr>
+  </w:style>
+  <w:style w:type="character" w:styleId="TitleChar" w:customStyle="1">
+    <w:name w:val="Title Char"/>
+    <w:basedOn w:val="DefaultParagraphFont"/>
+    <w:link w:val="Title"/>
+    <w:uiPriority w:val="10"/>
+    <w:rsid w:val="00ba56b8"/>
+    <w:rPr>
+      <w:rFonts w:ascii="Aptos Display" w:hAnsi="Aptos Display" w:eastAsia="" w:cs="" w:asciiTheme="majorHAnsi" w:cstheme="majorBidi" w:eastAsiaTheme="majorEastAsia" w:hAnsiTheme="majorHAnsi"/>
+      <w:spacing w:val="-10"/>
+      <w:kern w:val="2"/>
+      <w:sz w:val="56"/>
+      <w:szCs w:val="56"/>
+    </w:rPr>
+  </w:style>
+  <w:style w:type="character" w:styleId="SubtitleChar" w:customStyle="1">
+    <w:name w:val="Subtitle Char"/>
+    <w:basedOn w:val="DefaultParagraphFont"/>
+    <w:link w:val="Subtitle"/>
+    <w:uiPriority w:val="11"/>
+    <w:rsid w:val="00ba56b8"/>
+    <w:rPr>
+      <w:rFonts w:eastAsia="" w:cs="" w:cstheme="majorBidi" w:eastAsiaTheme="majorEastAsia"/>
+      <w:color w:themeColor="text1" w:themeTint="a6" w:val="595959"/>
+      <w:spacing w:val="15"/>
+      <w:sz w:val="28"/>
+      <w:szCs w:val="28"/>
+    </w:rPr>
+  </w:style>
+  <w:style w:type="character" w:styleId="QuoteChar" w:customStyle="1">
+    <w:name w:val="Quote Char"/>
+    <w:basedOn w:val="DefaultParagraphFont"/>
+    <w:link w:val="Quote"/>
+    <w:uiPriority w:val="29"/>
+    <w:rsid w:val="00ba56b8"/>
+    <w:rPr>
+      <w:i/>
+      <w:iCs/>
+      <w:color w:themeColor="text1" w:themeTint="bf" w:val="404040"/>
+    </w:rPr>
+  </w:style>
+  <w:style w:type="character" w:styleId="IntenseEmphasis">
+    <w:name w:val="Intense Emphasis"/>
+    <w:basedOn w:val="DefaultParagraphFont"/>
+    <w:uiPriority w:val="21"/>
+    <w:qFormat/>
+    <w:rsid w:val="00ba56b8"/>
+    <w:rPr>
+      <w:i/>
+      <w:iCs/>
+      <w:color w:themeColor="accent1" w:themeShade="bf" w:val="0F4761"/>
+    </w:rPr>
+  </w:style>
+  <w:style w:type="character" w:styleId="IntenseQuoteChar" w:customStyle="1">
+    <w:name w:val="Intense Quote Char"/>
+    <w:basedOn w:val="DefaultParagraphFont"/>
+    <w:link w:val="IntenseQuote"/>
+    <w:uiPriority w:val="30"/>
+    <w:rsid w:val="00ba56b8"/>
+    <w:rPr>
+      <w:i/>
+      <w:iCs/>
+      <w:color w:themeColor="accent1" w:themeShade="bf" w:val="0F4761"/>
+    </w:rPr>
+  </w:style>
+  <w:style w:type="character" w:styleId="IntenseReference">
+    <w:name w:val="Intense Reference"/>
+    <w:basedOn w:val="DefaultParagraphFont"/>
+    <w:uiPriority w:val="32"/>
+    <w:qFormat/>
+    <w:rsid w:val="00ba56b8"/>
+    <w:rPr>
+      <w:b/>
+      <w:bCs/>
+      <w:smallCaps/>
+      <w:color w:themeColor="accent1" w:themeShade="bf" w:val="0F4761"/>
+      <w:spacing w:val="5"/>
+    </w:rPr>
+  </w:style>
+  <w:style w:type="paragraph" w:styleId="Heading" w:customStyle="1">
+    <w:name w:val="Heading"/>
+    <w:basedOn w:val="Normal"/>
+    <w:next w:val="BodyText"/>
+    <w:pPr>
+      <w:keepNext w:val="true"/>
+      <w:spacing w:before="240" w:after="120"/>
+    </w:pPr>
+    <w:rPr>
+      <w:rFonts w:ascii="Liberation Sans" w:hAnsi="Liberation Sans" w:eastAsia="Microsoft YaHei" w:cs="Lucida Sans"/>
+      <w:sz w:val="28"/>
+      <w:szCs w:val="28"/>
+    </w:rPr>
+  </w:style>
+  <w:style w:type="paragraph" w:styleId="BodyText">
+    <w:name w:val="Body Text"/>
+    <w:basedOn w:val="Normal"/>
+    <w:pPr>
+      <w:spacing w:lineRule="auto" w:line="276" w:before="0" w:after="140"/>
+    </w:pPr>
+    <w:rPr/>
+  </w:style>
+  <w:style w:type="paragraph" w:styleId="List">
+    <w:name w:val="List"/>
+    <w:basedOn w:val="BodyText"/>
+    <w:pPr/>
+    <w:rPr>
+      <w:rFonts w:cs="Lucida Sans"/>
+    </w:rPr>
+  </w:style>
+  <w:style w:type="paragraph" w:styleId="Caption">
+    <w:name w:val="caption"/>
+    <w:basedOn w:val="Normal"/>
+    <w:pPr>
+      <w:suppressLineNumbers/>
+      <w:spacing w:before="120" w:after="120"/>
+    </w:pPr>
+    <w:rPr>
+      <w:rFonts w:cs="Lucida Sans"/>
+      <w:i/>
+      <w:iCs/>
+    </w:rPr>
+  </w:style>
+  <w:style w:type="paragraph" w:styleId="Index" w:customStyle="1">
+    <w:name w:val="Index"/>
+    <w:basedOn w:val="Normal"/>
+    <w:pPr>
+      <w:suppressLineNumbers/>
+    </w:pPr>
+    <w:rPr>
+      <w:rFonts w:cs="Lucida Sans"/>
+    </w:rPr>
+  </w:style>
+  <w:style w:type="paragraph" w:styleId="Title">
+    <w:name w:val="Title"/>
+    <w:basedOn w:val="Normal"/>
+    <w:next w:val="Normal"/>
+    <w:link w:val="TitleChar"/>
+    <w:uiPriority w:val="10"/>
+    <w:qFormat/>
+    <w:rsid w:val="00ba56b8"/>
+    <w:pPr>
+      <w:spacing w:lineRule="auto" w:line="240" w:before="0" w:after="80"/>
+      <w:contextualSpacing/>
+    </w:pPr>
+    <w:rPr>
+      <w:rFonts w:ascii="Aptos Display" w:hAnsi="Aptos Display" w:eastAsia="" w:cs="" w:asciiTheme="majorHAnsi" w:cstheme="majorBidi" w:eastAsiaTheme="majorEastAsia" w:hAnsiTheme="majorHAnsi"/>
+      <w:spacing w:val="-10"/>
+      <w:kern w:val="2"/>
+      <w:sz w:val="56"/>
+      <w:szCs w:val="56"/>
+      <w:lang w:eastAsia="en-US"/>
+      <w14:ligatures w14:val="standardContextual"/>
+    </w:rPr>
+  </w:style>
+  <w:style w:type="paragraph" w:styleId="Subtitle">
+    <w:name w:val="Subtitle"/>
+    <w:basedOn w:val="Normal"/>
+    <w:next w:val="Normal"/>
+    <w:link w:val="SubtitleChar"/>
+    <w:uiPriority w:val="11"/>
+    <w:qFormat/>
+    <w:rsid w:val="00ba56b8"/>
+    <w:pPr/>
+    <w:rPr>
+      <w:rFonts w:eastAsia="" w:cs="" w:cstheme="majorBidi" w:eastAsiaTheme="majorEastAsia"/>
+      <w:color w:themeColor="text1" w:themeTint="a6" w:val="595959"/>
+      <w:spacing w:val="15"/>
+      <w:kern w:val="2"/>
+      <w:sz w:val="28"/>
+      <w:szCs w:val="28"/>
+      <w:lang w:eastAsia="en-US"/>
+      <w14:ligatures w14:val="standardContextual"/>
+    </w:rPr>
+  </w:style>
+  <w:style w:type="paragraph" w:styleId="Quote">
+    <w:name w:val="Quote"/>
+    <w:basedOn w:val="Normal"/>
+    <w:next w:val="Normal"/>
+    <w:link w:val="QuoteChar"/>
+    <w:uiPriority w:val="29"/>
+    <w:qFormat/>
+    <w:rsid w:val="00ba56b8"/>
+    <w:pPr>
+      <w:spacing w:before="160" w:after="160"/>
+      <w:jc w:val="center"/>
+    </w:pPr>
+    <w:rPr>
+      <w:rFonts w:eastAsia="Aptos" w:eastAsiaTheme="minorHAnsi"/>
+      <w:i/>
+      <w:iCs/>
+      <w:color w:themeColor="text1" w:themeTint="bf" w:val="404040"/>
+      <w:kern w:val="2"/>
+      <w:lang w:eastAsia="en-US"/>
+      <w14:ligatures w14:val="standardContextual"/>
+    </w:rPr>
+  </w:style>
+  <w:style w:type="paragraph" w:styleId="ListParagraph">
+    <w:name w:val="List Paragraph"/>
+    <w:basedOn w:val="Normal"/>
+    <w:uiPriority w:val="34"/>
+    <w:qFormat/>
+    <w:rsid w:val="00ba56b8"/>
+    <w:pPr>
+      <w:spacing w:before="0" w:after="160"/>
+      <w:ind w:start="720"/>
+      <w:contextualSpacing/>
+    </w:pPr>
+    <w:rPr>
+      <w:rFonts w:eastAsia="Aptos" w:eastAsiaTheme="minorHAnsi"/>
+      <w:kern w:val="2"/>
+      <w:lang w:eastAsia="en-US"/>
+      <w14:ligatures w14:val="standardContextual"/>
+    </w:rPr>
+  </w:style>
+  <w:style w:type="paragraph" w:styleId="IntenseQuote">
+    <w:name w:val="Intense Quote"/>
+    <w:basedOn w:val="Normal"/>
+    <w:next w:val="Normal"/>
+    <w:link w:val="IntenseQuoteChar"/>
+    <w:uiPriority w:val="30"/>
+    <w:qFormat/>
+    <w:rsid w:val="00ba56b8"/>
+    <w:pPr>
+      <w:pBdr>
+        <w:top w:val="single" w:sz="4" w:space="10" w:color="0F4761" w:themeColor="accent1" w:themeShade="bf"/>
+        <w:bottom w:val="single" w:sz="4" w:space="10" w:color="0F4761" w:themeColor="accent1" w:themeShade="bf"/>
+      </w:pBdr>
+      <w:spacing w:before="360" w:after="360"/>
+      <w:ind w:start="864" w:end="864"/>
+      <w:jc w:val="center"/>
+    </w:pPr>
+    <w:rPr>
+      <w:rFonts w:eastAsia="Aptos" w:eastAsiaTheme="minorHAnsi"/>
+      <w:i/>
+      <w:iCs/>
+      <w:color w:themeColor="accent1" w:themeShade="bf" w:val="0F4761"/>
+      <w:kern w:val="2"/>
+      <w:lang w:eastAsia="en-US"/>
+      <w14:ligatures w14:val="standardContextual"/>
+    </w:rPr>
+  </w:style>
+  <w:style w:type="paragraph" w:styleId="normal1" w:customStyle="1">
+    <w:name w:val="normal1"/>
+    <w:pPr>
+      <w:widowControl/>
+      <w:suppressAutoHyphens w:val="true"/>
+      <w:bidi w:val="0"/>
+      <w:spacing w:lineRule="auto" w:line="278" w:before="0" w:after="160"/>
+      <w:jc w:val="start"/>
+    </w:pPr>
+    <w:rPr>
+      <w:rFonts w:ascii="Aptos" w:hAnsi="Aptos" w:eastAsia="Aptos" w:cs="" w:asciiTheme="minorHAnsi" w:cstheme="minorBidi" w:eastAsiaTheme="minorHAnsi" w:hAnsiTheme="minorHAnsi"/>
+      <w:color w:val="auto"/>
+      <w:kern w:val="2"/>
+      <w:sz w:val="24"/>
+      <w:szCs w:val="24"/>
+      <w:lang w:val="en-US" w:eastAsia="en-US" w:bidi="ar-SA"/>
+      <w14:ligatures w14:val="standardContextual"/>
+    </w:rPr>
+  </w:style>
+  <w:style w:type="paragraph" w:styleId="normal111">
+    <w:name w:val="normal111"/>
+    <w:pPr>
+      <w:widowControl/>
+      <w:suppressAutoHyphens w:val="true"/>
+      <w:bidi w:val="0"/>
+      <w:spacing w:lineRule="auto" w:line="278" w:before="0" w:after="160"/>
+      <w:jc w:val="start"/>
+    </w:pPr>
+    <w:rPr>
+      <w:rFonts w:ascii="Aptos" w:hAnsi="Aptos" w:eastAsia="Aptos" w:cs="Aptos"/>
+      <w:color w:val="auto"/>
+      <w:kern w:val="0"/>
+      <w:sz w:val="24"/>
+      <w:szCs w:val="24"/>
+      <w:lang w:val="en-US" w:eastAsia="zh-CN" w:bidi="hi-IN"/>
+    </w:rPr>
+  </w:style>
+  <w:style w:type="numbering" w:styleId="NoList" w:default="1">
+    <w:name w:val="No List"/>
+    <w:uiPriority w:val="99"/>
     <w:semiHidden/>
     <w:unhideWhenUsed/>
   </w:style>
@@ -882,7 +1282,6 @@
     <w:semiHidden/>
     <w:unhideWhenUsed/>
     <w:tblPr>
-      <w:tblInd w:w="0" w:type="dxa"/>
       <w:tblCellMar>
         <w:top w:w="0" w:type="dxa"/>
         <w:left w:w="108" w:type="dxa"/>
@@ -891,378 +1290,11 @@
       </w:tblCellMar>
     </w:tblPr>
   </w:style>
-  <w:style w:type="numbering" w:default="1" w:styleId="NoList">
-    <w:name w:val="No List"/>
-    <w:uiPriority w:val="99"/>
-    <w:semiHidden/>
-    <w:unhideWhenUsed/>
-  </w:style>
-  <w:style w:type="character" w:customStyle="1" w:styleId="Heading1Char">
-    <w:name w:val="Heading 1 Char"/>
-    <w:basedOn w:val="DefaultParagraphFont"/>
-    <w:link w:val="Heading1"/>
-    <w:uiPriority w:val="9"/>
-    <w:rsid w:val="00BA56B8"/>
-    <w:rPr>
-      <w:rFonts w:asciiTheme="majorHAnsi" w:eastAsiaTheme="majorEastAsia" w:hAnsiTheme="majorHAnsi" w:cstheme="majorBidi"/>
-      <w:color w:val="0F4761" w:themeColor="accent1" w:themeShade="BF"/>
-      <w:sz w:val="40"/>
-      <w:szCs w:val="40"/>
-    </w:rPr>
-  </w:style>
-  <w:style w:type="character" w:customStyle="1" w:styleId="Heading2Char">
-    <w:name w:val="Heading 2 Char"/>
-    <w:basedOn w:val="DefaultParagraphFont"/>
-    <w:link w:val="Heading2"/>
-    <w:uiPriority w:val="9"/>
-    <w:semiHidden/>
-    <w:rsid w:val="00BA56B8"/>
-    <w:rPr>
-      <w:rFonts w:asciiTheme="majorHAnsi" w:eastAsiaTheme="majorEastAsia" w:hAnsiTheme="majorHAnsi" w:cstheme="majorBidi"/>
-      <w:color w:val="0F4761" w:themeColor="accent1" w:themeShade="BF"/>
-      <w:sz w:val="32"/>
-      <w:szCs w:val="32"/>
-    </w:rPr>
-  </w:style>
-  <w:style w:type="character" w:customStyle="1" w:styleId="Heading3Char">
-    <w:name w:val="Heading 3 Char"/>
-    <w:basedOn w:val="DefaultParagraphFont"/>
-    <w:link w:val="Heading3"/>
-    <w:uiPriority w:val="9"/>
-    <w:semiHidden/>
-    <w:rsid w:val="00BA56B8"/>
-    <w:rPr>
-      <w:rFonts w:eastAsiaTheme="majorEastAsia" w:cstheme="majorBidi"/>
-      <w:color w:val="0F4761" w:themeColor="accent1" w:themeShade="BF"/>
-      <w:sz w:val="28"/>
-      <w:szCs w:val="28"/>
-    </w:rPr>
-  </w:style>
-  <w:style w:type="character" w:customStyle="1" w:styleId="Heading4Char">
-    <w:name w:val="Heading 4 Char"/>
-    <w:basedOn w:val="DefaultParagraphFont"/>
-    <w:link w:val="Heading4"/>
-    <w:uiPriority w:val="9"/>
-    <w:semiHidden/>
-    <w:rsid w:val="00BA56B8"/>
-    <w:rPr>
-      <w:rFonts w:eastAsiaTheme="majorEastAsia" w:cstheme="majorBidi"/>
-      <w:i/>
-      <w:iCs/>
-      <w:color w:val="0F4761" w:themeColor="accent1" w:themeShade="BF"/>
-    </w:rPr>
-  </w:style>
-  <w:style w:type="character" w:customStyle="1" w:styleId="Heading5Char">
-    <w:name w:val="Heading 5 Char"/>
-    <w:basedOn w:val="DefaultParagraphFont"/>
-    <w:link w:val="Heading5"/>
-    <w:uiPriority w:val="9"/>
-    <w:semiHidden/>
-    <w:rsid w:val="00BA56B8"/>
-    <w:rPr>
-      <w:rFonts w:eastAsiaTheme="majorEastAsia" w:cstheme="majorBidi"/>
-      <w:color w:val="0F4761" w:themeColor="accent1" w:themeShade="BF"/>
-    </w:rPr>
-  </w:style>
-  <w:style w:type="character" w:customStyle="1" w:styleId="Heading6Char">
-    <w:name w:val="Heading 6 Char"/>
-    <w:basedOn w:val="DefaultParagraphFont"/>
-    <w:link w:val="Heading6"/>
-    <w:uiPriority w:val="9"/>
-    <w:semiHidden/>
-    <w:rsid w:val="00BA56B8"/>
-    <w:rPr>
-      <w:rFonts w:eastAsiaTheme="majorEastAsia" w:cstheme="majorBidi"/>
-      <w:i/>
-      <w:iCs/>
-      <w:color w:val="595959" w:themeColor="text1" w:themeTint="A6"/>
-    </w:rPr>
-  </w:style>
-  <w:style w:type="character" w:customStyle="1" w:styleId="Heading7Char">
-    <w:name w:val="Heading 7 Char"/>
-    <w:basedOn w:val="DefaultParagraphFont"/>
-    <w:link w:val="Heading7"/>
-    <w:uiPriority w:val="9"/>
-    <w:semiHidden/>
-    <w:rsid w:val="00BA56B8"/>
-    <w:rPr>
-      <w:rFonts w:eastAsiaTheme="majorEastAsia" w:cstheme="majorBidi"/>
-      <w:color w:val="595959" w:themeColor="text1" w:themeTint="A6"/>
-    </w:rPr>
-  </w:style>
-  <w:style w:type="character" w:customStyle="1" w:styleId="Heading8Char">
-    <w:name w:val="Heading 8 Char"/>
-    <w:basedOn w:val="DefaultParagraphFont"/>
-    <w:link w:val="Heading8"/>
-    <w:uiPriority w:val="9"/>
-    <w:semiHidden/>
-    <w:rsid w:val="00BA56B8"/>
-    <w:rPr>
-      <w:rFonts w:eastAsiaTheme="majorEastAsia" w:cstheme="majorBidi"/>
-      <w:i/>
-      <w:iCs/>
-      <w:color w:val="272727" w:themeColor="text1" w:themeTint="D8"/>
-    </w:rPr>
-  </w:style>
-  <w:style w:type="character" w:customStyle="1" w:styleId="Heading9Char">
-    <w:name w:val="Heading 9 Char"/>
-    <w:basedOn w:val="DefaultParagraphFont"/>
-    <w:link w:val="Heading9"/>
-    <w:uiPriority w:val="9"/>
-    <w:semiHidden/>
-    <w:rsid w:val="00BA56B8"/>
-    <w:rPr>
-      <w:rFonts w:eastAsiaTheme="majorEastAsia" w:cstheme="majorBidi"/>
-      <w:color w:val="272727" w:themeColor="text1" w:themeTint="D8"/>
-    </w:rPr>
-  </w:style>
-  <w:style w:type="character" w:customStyle="1" w:styleId="TitleChar">
-    <w:name w:val="Title Char"/>
-    <w:basedOn w:val="DefaultParagraphFont"/>
-    <w:link w:val="Title"/>
-    <w:uiPriority w:val="10"/>
-    <w:rsid w:val="00BA56B8"/>
-    <w:rPr>
-      <w:rFonts w:asciiTheme="majorHAnsi" w:eastAsiaTheme="majorEastAsia" w:hAnsiTheme="majorHAnsi" w:cstheme="majorBidi"/>
-      <w:spacing w:val="-10"/>
-      <w:kern w:val="2"/>
-      <w:sz w:val="56"/>
-      <w:szCs w:val="56"/>
-    </w:rPr>
-  </w:style>
-  <w:style w:type="character" w:customStyle="1" w:styleId="SubtitleChar">
-    <w:name w:val="Subtitle Char"/>
-    <w:basedOn w:val="DefaultParagraphFont"/>
-    <w:link w:val="Subtitle"/>
-    <w:uiPriority w:val="11"/>
-    <w:rsid w:val="00BA56B8"/>
-    <w:rPr>
-      <w:rFonts w:eastAsiaTheme="majorEastAsia" w:cstheme="majorBidi"/>
-      <w:color w:val="595959" w:themeColor="text1" w:themeTint="A6"/>
-      <w:spacing w:val="15"/>
-      <w:sz w:val="28"/>
-      <w:szCs w:val="28"/>
-    </w:rPr>
-  </w:style>
-  <w:style w:type="character" w:customStyle="1" w:styleId="QuoteChar">
-    <w:name w:val="Quote Char"/>
-    <w:basedOn w:val="DefaultParagraphFont"/>
-    <w:link w:val="Quote"/>
-    <w:uiPriority w:val="29"/>
-    <w:rsid w:val="00BA56B8"/>
-    <w:rPr>
-      <w:i/>
-      <w:iCs/>
-      <w:color w:val="404040" w:themeColor="text1" w:themeTint="BF"/>
-    </w:rPr>
-  </w:style>
-  <w:style w:type="character" w:styleId="IntenseEmphasis">
-    <w:name w:val="Intense Emphasis"/>
-    <w:basedOn w:val="DefaultParagraphFont"/>
-    <w:uiPriority w:val="21"/>
-    <w:qFormat/>
-    <w:rsid w:val="00BA56B8"/>
-    <w:rPr>
-      <w:i/>
-      <w:iCs/>
-      <w:color w:val="0F4761" w:themeColor="accent1" w:themeShade="BF"/>
-    </w:rPr>
-  </w:style>
-  <w:style w:type="character" w:customStyle="1" w:styleId="IntenseQuoteChar">
-    <w:name w:val="Intense Quote Char"/>
-    <w:basedOn w:val="DefaultParagraphFont"/>
-    <w:link w:val="IntenseQuote"/>
-    <w:uiPriority w:val="30"/>
-    <w:rsid w:val="00BA56B8"/>
-    <w:rPr>
-      <w:i/>
-      <w:iCs/>
-      <w:color w:val="0F4761" w:themeColor="accent1" w:themeShade="BF"/>
-    </w:rPr>
-  </w:style>
-  <w:style w:type="character" w:styleId="IntenseReference">
-    <w:name w:val="Intense Reference"/>
-    <w:basedOn w:val="DefaultParagraphFont"/>
-    <w:uiPriority w:val="32"/>
-    <w:qFormat/>
-    <w:rsid w:val="00BA56B8"/>
-    <w:rPr>
-      <w:b/>
-      <w:bCs/>
-      <w:smallCaps/>
-      <w:color w:val="0F4761" w:themeColor="accent1" w:themeShade="BF"/>
-      <w:spacing w:val="5"/>
-    </w:rPr>
-  </w:style>
-  <w:style w:type="paragraph" w:customStyle="1" w:styleId="Heading">
-    <w:name w:val="Heading"/>
-    <w:basedOn w:val="Normal"/>
-    <w:next w:val="BodyText"/>
-    <w:pPr>
-      <w:keepNext/>
-      <w:spacing w:before="240" w:after="120"/>
-    </w:pPr>
-    <w:rPr>
-      <w:rFonts w:ascii="Liberation Sans" w:eastAsia="Microsoft YaHei" w:hAnsi="Liberation Sans" w:cs="Lucida Sans"/>
-      <w:sz w:val="28"/>
-      <w:szCs w:val="28"/>
-    </w:rPr>
-  </w:style>
-  <w:style w:type="paragraph" w:styleId="BodyText">
-    <w:name w:val="Body Text"/>
-    <w:basedOn w:val="Normal"/>
-    <w:pPr>
-      <w:spacing w:after="140" w:line="276" w:lineRule="auto"/>
-    </w:pPr>
-  </w:style>
-  <w:style w:type="paragraph" w:styleId="List">
-    <w:name w:val="List"/>
-    <w:basedOn w:val="BodyText"/>
-    <w:rPr>
-      <w:rFonts w:cs="Lucida Sans"/>
-    </w:rPr>
-  </w:style>
-  <w:style w:type="paragraph" w:styleId="Caption">
-    <w:name w:val="caption"/>
-    <w:basedOn w:val="Normal"/>
-    <w:pPr>
-      <w:suppressLineNumbers/>
-      <w:spacing w:before="120" w:after="120"/>
-    </w:pPr>
-    <w:rPr>
-      <w:rFonts w:cs="Lucida Sans"/>
-      <w:i/>
-      <w:iCs/>
-    </w:rPr>
-  </w:style>
-  <w:style w:type="paragraph" w:customStyle="1" w:styleId="Index">
-    <w:name w:val="Index"/>
-    <w:basedOn w:val="Normal"/>
-    <w:pPr>
-      <w:suppressLineNumbers/>
-    </w:pPr>
-    <w:rPr>
-      <w:rFonts w:cs="Lucida Sans"/>
-    </w:rPr>
-  </w:style>
-  <w:style w:type="paragraph" w:styleId="Title">
-    <w:name w:val="Title"/>
-    <w:basedOn w:val="Normal"/>
-    <w:next w:val="Normal"/>
-    <w:link w:val="TitleChar"/>
-    <w:uiPriority w:val="10"/>
-    <w:qFormat/>
-    <w:rsid w:val="00BA56B8"/>
-    <w:pPr>
-      <w:spacing w:after="80" w:line="240" w:lineRule="auto"/>
-      <w:contextualSpacing/>
-    </w:pPr>
-    <w:rPr>
-      <w:rFonts w:asciiTheme="majorHAnsi" w:eastAsiaTheme="majorEastAsia" w:hAnsiTheme="majorHAnsi" w:cstheme="majorBidi"/>
-      <w:spacing w:val="-10"/>
-      <w:kern w:val="2"/>
-      <w:sz w:val="56"/>
-      <w:szCs w:val="56"/>
-      <w:lang w:eastAsia="en-US"/>
-      <w14:ligatures w14:val="standardContextual"/>
-    </w:rPr>
-  </w:style>
-  <w:style w:type="paragraph" w:styleId="Subtitle">
-    <w:name w:val="Subtitle"/>
-    <w:basedOn w:val="Normal"/>
-    <w:next w:val="Normal"/>
-    <w:link w:val="SubtitleChar"/>
-    <w:uiPriority w:val="11"/>
-    <w:qFormat/>
-    <w:rsid w:val="00BA56B8"/>
-    <w:rPr>
-      <w:rFonts w:eastAsiaTheme="majorEastAsia" w:cstheme="majorBidi"/>
-      <w:color w:val="595959" w:themeColor="text1" w:themeTint="A6"/>
-      <w:spacing w:val="15"/>
-      <w:kern w:val="2"/>
-      <w:sz w:val="28"/>
-      <w:szCs w:val="28"/>
-      <w:lang w:eastAsia="en-US"/>
-      <w14:ligatures w14:val="standardContextual"/>
-    </w:rPr>
-  </w:style>
-  <w:style w:type="paragraph" w:styleId="Quote">
-    <w:name w:val="Quote"/>
-    <w:basedOn w:val="Normal"/>
-    <w:next w:val="Normal"/>
-    <w:link w:val="QuoteChar"/>
-    <w:uiPriority w:val="29"/>
-    <w:qFormat/>
-    <w:rsid w:val="00BA56B8"/>
-    <w:pPr>
-      <w:spacing w:before="160"/>
-      <w:jc w:val="center"/>
-    </w:pPr>
-    <w:rPr>
-      <w:rFonts w:eastAsiaTheme="minorHAnsi"/>
-      <w:i/>
-      <w:iCs/>
-      <w:color w:val="404040" w:themeColor="text1" w:themeTint="BF"/>
-      <w:kern w:val="2"/>
-      <w:lang w:eastAsia="en-US"/>
-      <w14:ligatures w14:val="standardContextual"/>
-    </w:rPr>
-  </w:style>
-  <w:style w:type="paragraph" w:styleId="ListParagraph">
-    <w:name w:val="List Paragraph"/>
-    <w:basedOn w:val="Normal"/>
-    <w:uiPriority w:val="34"/>
-    <w:qFormat/>
-    <w:rsid w:val="00BA56B8"/>
-    <w:pPr>
-      <w:ind w:left="720"/>
-      <w:contextualSpacing/>
-    </w:pPr>
-    <w:rPr>
-      <w:rFonts w:eastAsiaTheme="minorHAnsi"/>
-      <w:kern w:val="2"/>
-      <w:lang w:eastAsia="en-US"/>
-      <w14:ligatures w14:val="standardContextual"/>
-    </w:rPr>
-  </w:style>
-  <w:style w:type="paragraph" w:styleId="IntenseQuote">
-    <w:name w:val="Intense Quote"/>
-    <w:basedOn w:val="Normal"/>
-    <w:next w:val="Normal"/>
-    <w:link w:val="IntenseQuoteChar"/>
-    <w:uiPriority w:val="30"/>
-    <w:qFormat/>
-    <w:rsid w:val="00BA56B8"/>
-    <w:pPr>
-      <w:pBdr>
-        <w:top w:val="single" w:sz="4" w:space="10" w:color="0F4761" w:themeColor="accent1" w:themeShade="BF"/>
-        <w:bottom w:val="single" w:sz="4" w:space="10" w:color="0F4761" w:themeColor="accent1" w:themeShade="BF"/>
-      </w:pBdr>
-      <w:spacing w:before="360" w:after="360"/>
-      <w:ind w:left="864" w:right="864"/>
-      <w:jc w:val="center"/>
-    </w:pPr>
-    <w:rPr>
-      <w:rFonts w:eastAsiaTheme="minorHAnsi"/>
-      <w:i/>
-      <w:iCs/>
-      <w:color w:val="0F4761" w:themeColor="accent1" w:themeShade="BF"/>
-      <w:kern w:val="2"/>
-      <w:lang w:eastAsia="en-US"/>
-      <w14:ligatures w14:val="standardContextual"/>
-    </w:rPr>
-  </w:style>
-  <w:style w:type="paragraph" w:customStyle="1" w:styleId="normal1">
-    <w:name w:val="normal1"/>
-    <w:pPr>
-      <w:spacing w:after="160" w:line="278" w:lineRule="auto"/>
-    </w:pPr>
-  </w:style>
 </w:styles>
 </file>
 
 <file path=word/theme/theme1.xml><?xml version="1.0" encoding="utf-8"?>
-<a:theme xmlns:a="http://schemas.openxmlformats.org/drawingml/2006/main" name="Office Theme">
+<a:theme xmlns:a="http://schemas.openxmlformats.org/drawingml/2006/main" xmlns:r="http://schemas.openxmlformats.org/officeDocument/2006/relationships" name="Office Theme">
   <a:themeElements>
     <a:clrScheme name="Office">
       <a:dk1>
@@ -1304,7 +1336,7 @@
     </a:clrScheme>
     <a:fontScheme name="Office">
       <a:majorFont>
-        <a:latin typeface="Aptos Display" panose="02110004020202020204"/>
+        <a:latin typeface="Aptos Display" panose="02110004020202020204" pitchFamily="0" charset="1"/>
         <a:ea typeface=""/>
         <a:cs typeface=""/>
         <a:font script="Jpan" typeface="游ゴシック Light"/>
@@ -1356,7 +1388,7 @@
         <a:font script="Tfng" typeface="Ebrima"/>
       </a:majorFont>
       <a:minorFont>
-        <a:latin typeface="Aptos" panose="02110004020202020204"/>
+        <a:latin typeface="Aptos" panose="02110004020202020204" pitchFamily="0" charset="1"/>
         <a:ea typeface=""/>
         <a:cs typeface=""/>
         <a:font script="Jpan" typeface="游ゴシック"/>
@@ -1435,7 +1467,7 @@
             </a:gs>
           </a:gsLst>
           <a:lin ang="5400000" scaled="0"/>
-          <a:tileRect/>
+          <a:tileRect l="0" t="0" r="0" b="0"/>
         </a:gradFill>
         <a:gradFill>
           <a:gsLst>
@@ -1459,7 +1491,7 @@
             </a:gs>
           </a:gsLst>
           <a:lin ang="5400000" scaled="0"/>
-          <a:tileRect/>
+          <a:tileRect l="0" t="0" r="0" b="0"/>
         </a:gradFill>
       </a:fillStyleLst>
       <a:lnStyleLst>
@@ -1519,12 +1551,10 @@
             </a:gs>
           </a:gsLst>
           <a:lin ang="5400000" scaled="0"/>
-          <a:tileRect/>
+          <a:tileRect l="0" t="0" r="0" b="0"/>
         </a:gradFill>
       </a:bgFillStyleLst>
     </a:fmtScheme>
   </a:themeElements>
-  <a:objectDefaults/>
-  <a:extraClrSchemeLst/>
 </a:theme>
 </file>
--- a/docs/working.docx
+++ b/docs/working.docx
@@ -1,80 +1,27 @@
 
 <file path=word/document.xml><?xml version="1.0" encoding="utf-8"?>
-<w:document xmlns:o="urn:schemas-microsoft-com:office:office" xmlns:r="http://schemas.openxmlformats.org/officeDocument/2006/relationships" xmlns:v="urn:schemas-microsoft-com:vml" xmlns:w="http://schemas.openxmlformats.org/wordprocessingml/2006/main" xmlns:w10="urn:schemas-microsoft-com:office:word" xmlns:wp="http://schemas.openxmlformats.org/drawingml/2006/wordprocessingDrawing" xmlns:pic="http://schemas.openxmlformats.org/drawingml/2006/picture" xmlns:wps="http://schemas.microsoft.com/office/word/2010/wordprocessingShape" xmlns:wpg="http://schemas.microsoft.com/office/word/2010/wordprocessingGroup" xmlns:mc="http://schemas.openxmlformats.org/markup-compatibility/2006" xmlns:wp14="http://schemas.microsoft.com/office/word/2010/wordprocessingDrawing" xmlns:w14="http://schemas.microsoft.com/office/word/2010/wordml" xmlns:w15="http://schemas.microsoft.com/office/word/2012/wordml" mc:Ignorable="w14 wp14 w15">
+<w:document xmlns:wpc="http://schemas.microsoft.com/office/word/2010/wordprocessingCanvas" xmlns:cx="http://schemas.microsoft.com/office/drawing/2014/chartex" xmlns:cx1="http://schemas.microsoft.com/office/drawing/2015/9/8/chartex" xmlns:cx2="http://schemas.microsoft.com/office/drawing/2015/10/21/chartex" xmlns:cx3="http://schemas.microsoft.com/office/drawing/2016/5/9/chartex" xmlns:cx4="http://schemas.microsoft.com/office/drawing/2016/5/10/chartex" xmlns:cx5="http://schemas.microsoft.com/office/drawing/2016/5/11/chartex" xmlns:cx6="http://schemas.microsoft.com/office/drawing/2016/5/12/chartex" xmlns:cx7="http://schemas.microsoft.com/office/drawing/2016/5/13/chartex" xmlns:cx8="http://schemas.microsoft.com/office/drawing/2016/5/14/chartex" xmlns:mc="http://schemas.openxmlformats.org/markup-compatibility/2006" xmlns:aink="http://schemas.microsoft.com/office/drawing/2016/ink" xmlns:am3d="http://schemas.microsoft.com/office/drawing/2017/model3d" xmlns:o="urn:schemas-microsoft-com:office:office" xmlns:oel="http://schemas.microsoft.com/office/2019/extlst" xmlns:r="http://schemas.openxmlformats.org/officeDocument/2006/relationships" xmlns:m="http://schemas.openxmlformats.org/officeDocument/2006/math" xmlns:v="urn:schemas-microsoft-com:vml" xmlns:wp14="http://schemas.microsoft.com/office/word/2010/wordprocessingDrawing" xmlns:wp="http://schemas.openxmlformats.org/drawingml/2006/wordprocessingDrawing" xmlns:w10="urn:schemas-microsoft-com:office:word" xmlns:w="http://schemas.openxmlformats.org/wordprocessingml/2006/main" xmlns:w14="http://schemas.microsoft.com/office/word/2010/wordml" xmlns:w15="http://schemas.microsoft.com/office/word/2012/wordml" xmlns:w16cex="http://schemas.microsoft.com/office/word/2018/wordml/cex" xmlns:w16cid="http://schemas.microsoft.com/office/word/2016/wordml/cid" xmlns:w16="http://schemas.microsoft.com/office/word/2018/wordml" xmlns:w16du="http://schemas.microsoft.com/office/word/2023/wordml/word16du" xmlns:w16sdtdh="http://schemas.microsoft.com/office/word/2020/wordml/sdtdatahash" xmlns:w16sdtfl="http://schemas.microsoft.com/office/word/2024/wordml/sdtformatlock" xmlns:w16se="http://schemas.microsoft.com/office/word/2015/wordml/symex" xmlns:wpg="http://schemas.microsoft.com/office/word/2010/wordprocessingGroup" xmlns:wpi="http://schemas.microsoft.com/office/word/2010/wordprocessingInk" xmlns:wne="http://schemas.microsoft.com/office/word/2006/wordml" xmlns:wps="http://schemas.microsoft.com/office/word/2010/wordprocessingShape" mc:Ignorable="w14 w15 w16se w16cid w16 w16cex w16sdtdh w16sdtfl w16du wp14">
   <w:body>
     <w:p>
       <w:pPr>
         <w:pStyle w:val="normal111"/>
-        <w:keepNext w:val="false"/>
-        <w:keepLines w:val="false"/>
-        <w:pageBreakBefore w:val="false"/>
-        <w:widowControl/>
-        <w:shd w:val="clear" w:fill="auto"/>
-        <w:spacing w:lineRule="auto" w:line="240" w:before="0" w:after="160"/>
-        <w:ind w:hanging="0" w:start="0" w:end="0"/>
-        <w:jc w:val="start"/>
+        <w:spacing w:line="240" w:lineRule="auto"/>
         <w:rPr>
-          <w:rFonts w:ascii="Aptos" w:hAnsi="Aptos" w:eastAsia="Aptos" w:cs="Aptos"/>
-          <w:b w:val="false"/>
-          <w:bCs w:val="false"/>
-          <w:i w:val="false"/>
-          <w:iCs w:val="false"/>
-          <w:caps w:val="false"/>
-          <w:smallCaps w:val="false"/>
-          <w:strike w:val="false"/>
-          <w:dstrike w:val="false"/>
           <w:color w:val="000000"/>
-          <w:position w:val="0"/>
-          <w:sz w:val="24"/>
-          <w:szCs w:val="24"/>
-          <w:u w:val="none"/>
-          <w:shd w:fill="auto" w:val="clear"/>
-          <w:vertAlign w:val="baseline"/>
         </w:rPr>
       </w:pPr>
       <w:r>
         <w:rPr>
-          <w:rFonts w:eastAsia="Aptos" w:cs="Aptos"/>
-          <w:b w:val="false"/>
-          <w:bCs w:val="false"/>
-          <w:i w:val="false"/>
-          <w:iCs w:val="false"/>
-          <w:caps w:val="false"/>
-          <w:smallCaps w:val="false"/>
-          <w:strike w:val="false"/>
-          <w:dstrike w:val="false"/>
           <w:color w:val="000000"/>
-          <w:position w:val="0"/>
-          <w:sz w:val="24"/>
-          <w:szCs w:val="24"/>
-          <w:u w:val="none"/>
-          <w:shd w:fill="auto" w:val="clear"/>
-          <w:vertAlign w:val="baseline"/>
         </w:rPr>
         <w:t xml:space="preserve">Arthur started it up and rolled the digger on its tank treads out of the garage past where Emery stood. And all at once Emery thought, </w:t>
       </w:r>
       <w:r>
-        <w:rPr/>
         <w:t>the altar boy</w:t>
       </w:r>
       <w:r>
         <w:rPr>
-          <w:rFonts w:eastAsia="Aptos" w:cs="Aptos"/>
-          <w:b w:val="false"/>
-          <w:bCs w:val="false"/>
-          <w:i w:val="false"/>
-          <w:iCs w:val="false"/>
-          <w:caps w:val="false"/>
-          <w:smallCaps w:val="false"/>
-          <w:strike w:val="false"/>
-          <w:dstrike w:val="false"/>
           <w:color w:val="000000"/>
-          <w:position w:val="0"/>
-          <w:sz w:val="24"/>
-          <w:szCs w:val="24"/>
-          <w:u w:val="none"/>
-          <w:shd w:fill="auto" w:val="clear"/>
-          <w:vertAlign w:val="baseline"/>
         </w:rPr>
         <w:t xml:space="preserve"> was right, the thing was louder than hell but he felt a momentum now driving him toward his goal. No reason to try and stop it. Emery fetched a shovel off a hook on the back wall of the garage just so he wasn’t standing there empty-handed watching another man work. He jogged to catch up to the digger cutting a path in between headstones.    </w:t>
       </w:r>
@@ -82,153 +29,112 @@
     <w:p>
       <w:pPr>
         <w:pStyle w:val="normal111"/>
-        <w:keepNext w:val="false"/>
-        <w:keepLines w:val="false"/>
-        <w:pageBreakBefore w:val="false"/>
-        <w:widowControl/>
-        <w:shd w:val="clear" w:fill="auto"/>
-        <w:spacing w:lineRule="auto" w:line="240" w:before="0" w:after="160"/>
-        <w:ind w:hanging="0" w:start="0" w:end="0"/>
-        <w:jc w:val="start"/>
-        <w:rPr/>
+        <w:spacing w:line="240" w:lineRule="auto"/>
       </w:pPr>
       <w:r>
-        <w:rPr/>
         <w:t xml:space="preserve">Somewhere in the middle of the cemetery, Emery had lost his bearings in the dark, the digger slowed and finally came to a stop in front of a flat slab of rock absent any ribbons or flowers. Emery raced ahead and read the name on the stone illuminated by the digger’s spotlight. </w:t>
       </w:r>
     </w:p>
     <w:p>
       <w:pPr>
         <w:pStyle w:val="normal111"/>
-        <w:keepNext w:val="false"/>
-        <w:keepLines w:val="false"/>
-        <w:pageBreakBefore w:val="false"/>
-        <w:widowControl/>
-        <w:shd w:val="clear" w:fill="auto"/>
-        <w:spacing w:lineRule="auto" w:line="240" w:before="0" w:after="160"/>
-        <w:ind w:hanging="0" w:start="0" w:end="0"/>
-        <w:jc w:val="start"/>
-        <w:rPr/>
+        <w:spacing w:line="240" w:lineRule="auto"/>
       </w:pPr>
       <w:r>
-        <w:rPr/>
-        <w:t>“</w:t>
-      </w:r>
-      <w:r>
-        <w:rPr/>
-        <w:t>Adam Edwards?” Emery shouted toward the cabin of the digger. “This is it?”</w:t>
+        <w:t>“Adam Edwards?” Emery shouted toward the cabin of the digger. “This is it?”</w:t>
       </w:r>
     </w:p>
     <w:p>
       <w:pPr>
         <w:pStyle w:val="normal111"/>
-        <w:widowControl/>
-        <w:shd w:val="clear" w:fill="auto"/>
-        <w:spacing w:lineRule="auto" w:line="240" w:before="0" w:after="160"/>
-        <w:ind w:hanging="0" w:start="0" w:end="0"/>
-        <w:jc w:val="start"/>
-        <w:rPr/>
+        <w:spacing w:line="240" w:lineRule="auto"/>
       </w:pPr>
       <w:r>
-        <w:rPr/>
         <w:t xml:space="preserve">Arthur leaned out the window. “This is it. Move out of the way.” He was lowering the legs that anchor the digger in place while it’s doing its work. Emery just managed to slip in between of the descending legs and the stone of some man’s faithful wife Priscilla Newby without getting his foot squashed flat. It appeared the altar boy was in a hurry to get this job done.  </w:t>
       </w:r>
     </w:p>
     <w:p>
       <w:pPr>
         <w:pStyle w:val="normal111"/>
-        <w:widowControl/>
-        <w:shd w:val="clear" w:fill="auto"/>
-        <w:spacing w:lineRule="auto" w:line="240" w:before="0" w:after="160"/>
-        <w:ind w:hanging="0" w:start="0" w:end="0"/>
-        <w:jc w:val="start"/>
-        <w:rPr/>
+        <w:spacing w:line="240" w:lineRule="auto"/>
       </w:pPr>
       <w:r>
-        <w:rPr/>
-        <w:t xml:space="preserve">The jaws of the digger punctured the ground lay over Adam Edwards and pulled severing a long strip of sod with the sound of ripping fabric. The digger’s cabin and arm spun on its axis and it swiftly deposited the mound of dirt it had collected beside the footpath behind them. Arthur made several quick shallow scoops until he had removed the grass layer in a rectangle over the grave.  </w:t>
+        <w:t>The jaws of the digger punctured the ground lay over Adam Edwards and pulled severing a long strip of sod with the sound of ripping fabric. The digger’s cabin and arm</w:t>
+      </w:r>
+      <w:r>
+        <w:t>,</w:t>
+      </w:r>
+      <w:r>
+        <w:t xml:space="preserve"> spun on its axis and swiftly deposited the mound of dirt it had collected beside the footpath behind them. Arthur made several quick shallow </w:t>
+      </w:r>
+      <w:r>
+        <w:t>passes</w:t>
+      </w:r>
+      <w:r>
+        <w:t xml:space="preserve"> just like that</w:t>
+      </w:r>
+      <w:r>
+        <w:t xml:space="preserve"> until he had removed the grass layer in a </w:t>
+      </w:r>
+      <w:r>
+        <w:t xml:space="preserve">neat </w:t>
+      </w:r>
+      <w:r>
+        <w:t>rectangle over the grave.</w:t>
+      </w:r>
+    </w:p>
+    <w:p>
+      <w:pPr>
+        <w:pStyle w:val="normal111"/>
+        <w:spacing w:line="240" w:lineRule="auto"/>
+      </w:pPr>
+      <w:r>
+        <w:t>Once that was done, the altar boy started to really go to work. The digger moaned and hissed and squealed as the scoop plunged deep into the cemetery ground</w:t>
+      </w:r>
+      <w:r>
+        <w:t xml:space="preserve">, bit off a huge mound of soil and then reared back lifting its arm high into the night sky. Emery leaned on his shovel and watched as the pile of discarded dirt beside him grew taller and taller.  </w:t>
+      </w:r>
+      <w:r>
+        <w:t xml:space="preserve"> </w:t>
+      </w:r>
+      <w:r>
+        <w:t xml:space="preserve">  </w:t>
       </w:r>
     </w:p>
     <w:p>
       <w:pPr>
         <w:pStyle w:val="normal1"/>
-        <w:rPr/>
       </w:pPr>
       <w:r>
-        <w:rPr/>
         <w:t xml:space="preserve">      </w:t>
       </w:r>
     </w:p>
+    <w:p/>
+    <w:p/>
+    <w:p/>
     <w:p>
-      <w:pPr>
-        <w:pStyle w:val="Normal"/>
-        <w:rPr/>
-      </w:pPr>
-      <w:r>
-        <w:rPr/>
+      <w:r>
+        <w:t xml:space="preserve">First, there is the feeling of rising. Of being drawn upward, summoned toward the light. </w:t>
       </w:r>
     </w:p>
-    <w:p>
-      <w:pPr>
-        <w:pStyle w:val="Normal"/>
-        <w:rPr/>
-      </w:pPr>
-      <w:r>
-        <w:rPr/>
-      </w:r>
-    </w:p>
-    <w:p>
-      <w:pPr>
-        <w:pStyle w:val="Normal"/>
-        <w:rPr/>
-      </w:pPr>
-      <w:r>
-        <w:rPr/>
-      </w:r>
-    </w:p>
-    <w:p>
-      <w:pPr>
-        <w:pStyle w:val="Normal"/>
-        <w:rPr/>
-      </w:pPr>
-      <w:r>
-        <w:rPr/>
-        <w:t xml:space="preserve">First, there is the feeling of rising. Of being drawn upward, summoned toward the light. </w:t>
-      </w:r>
-    </w:p>
-    <w:p>
-      <w:pPr>
-        <w:pStyle w:val="Normal"/>
-        <w:widowControl/>
-        <w:suppressAutoHyphens w:val="true"/>
-        <w:bidi w:val="0"/>
-        <w:spacing w:lineRule="auto" w:line="278" w:before="0" w:after="160"/>
-        <w:jc w:val="start"/>
-        <w:rPr/>
-      </w:pPr>
-      <w:r>
-        <w:rPr/>
-      </w:r>
-    </w:p>
+    <w:p/>
     <w:sectPr>
-      <w:type w:val="nextPage"/>
       <w:pgSz w:w="12240" w:h="15840"/>
-      <w:pgMar w:left="1440" w:right="1440" w:gutter="0" w:header="0" w:top="1440" w:footer="0" w:bottom="1440"/>
-      <w:pgNumType w:fmt="decimal"/>
-      <w:formProt w:val="false"/>
-      <w:textDirection w:val="lrTb"/>
-      <w:docGrid w:type="default" w:linePitch="360" w:charSpace="0"/>
+      <w:pgMar w:top="1440" w:right="1440" w:bottom="1440" w:left="1440" w:header="0" w:footer="0" w:gutter="0"/>
+      <w:cols w:space="720"/>
+      <w:formProt w:val="0"/>
+      <w:docGrid w:linePitch="360"/>
     </w:sectPr>
   </w:body>
 </w:document>
 </file>
 
 <file path=word/styles.xml><?xml version="1.0" encoding="utf-8"?>
-<w:styles xmlns:w="http://schemas.openxmlformats.org/wordprocessingml/2006/main" xmlns:w14="http://schemas.microsoft.com/office/word/2010/wordml" xmlns:mc="http://schemas.openxmlformats.org/markup-compatibility/2006" mc:Ignorable="w14">
+<w:styles xmlns:mc="http://schemas.openxmlformats.org/markup-compatibility/2006" xmlns:r="http://schemas.openxmlformats.org/officeDocument/2006/relationships" xmlns:w="http://schemas.openxmlformats.org/wordprocessingml/2006/main" xmlns:w14="http://schemas.microsoft.com/office/word/2010/wordml" xmlns:w15="http://schemas.microsoft.com/office/word/2012/wordml" xmlns:w16cex="http://schemas.microsoft.com/office/word/2018/wordml/cex" xmlns:w16cid="http://schemas.microsoft.com/office/word/2016/wordml/cid" xmlns:w16="http://schemas.microsoft.com/office/word/2018/wordml" xmlns:w16du="http://schemas.microsoft.com/office/word/2023/wordml/word16du" xmlns:w16sdtdh="http://schemas.microsoft.com/office/word/2020/wordml/sdtdatahash" xmlns:w16sdtfl="http://schemas.microsoft.com/office/word/2024/wordml/sdtformatlock" xmlns:w16se="http://schemas.microsoft.com/office/word/2015/wordml/symex" mc:Ignorable="w14 w15 w16se w16cid w16 w16cex w16sdtdh w16sdtfl w16du">
   <w:docDefaults>
     <w:rPrDefault>
       <w:rPr>
-        <w:rFonts w:ascii="Aptos" w:hAnsi="Aptos" w:eastAsia="Aptos" w:cs="" w:asciiTheme="minorHAnsi" w:cstheme="minorBidi" w:eastAsiaTheme="minorHAnsi" w:hAnsiTheme="minorHAnsi"/>
+        <w:rFonts w:asciiTheme="minorHAnsi" w:eastAsiaTheme="minorHAnsi" w:hAnsiTheme="minorHAnsi" w:cstheme="minorBidi"/>
         <w:kern w:val="2"/>
         <w:sz w:val="24"/>
         <w:szCs w:val="24"/>
@@ -238,21 +144,21 @@
     </w:rPrDefault>
     <w:pPrDefault>
       <w:pPr>
-        <w:suppressAutoHyphens w:val="true"/>
+        <w:suppressAutoHyphens/>
       </w:pPr>
     </w:pPrDefault>
   </w:docDefaults>
   <w:latentStyles w:defLockedState="0" w:defUIPriority="99" w:defSemiHidden="0" w:defUnhideWhenUsed="0" w:defQFormat="0" w:count="376">
     <w:lsdException w:name="Normal" w:uiPriority="0" w:qFormat="1"/>
     <w:lsdException w:name="heading 1" w:uiPriority="9" w:qFormat="1"/>
-    <w:lsdException w:name="heading 2" w:uiPriority="9" w:semiHidden="1" w:unhideWhenUsed="1" w:qFormat="1"/>
-    <w:lsdException w:name="heading 3" w:uiPriority="9" w:semiHidden="1" w:unhideWhenUsed="1" w:qFormat="1"/>
-    <w:lsdException w:name="heading 4" w:uiPriority="9" w:semiHidden="1" w:unhideWhenUsed="1" w:qFormat="1"/>
-    <w:lsdException w:name="heading 5" w:uiPriority="9" w:semiHidden="1" w:unhideWhenUsed="1" w:qFormat="1"/>
-    <w:lsdException w:name="heading 6" w:uiPriority="9" w:semiHidden="1" w:unhideWhenUsed="1" w:qFormat="1"/>
-    <w:lsdException w:name="heading 7" w:uiPriority="9" w:semiHidden="1" w:unhideWhenUsed="1" w:qFormat="1"/>
-    <w:lsdException w:name="heading 8" w:uiPriority="9" w:semiHidden="1" w:unhideWhenUsed="1" w:qFormat="1"/>
-    <w:lsdException w:name="heading 9" w:uiPriority="9" w:semiHidden="1" w:unhideWhenUsed="1" w:qFormat="1"/>
+    <w:lsdException w:name="heading 2" w:semiHidden="1" w:uiPriority="9" w:unhideWhenUsed="1" w:qFormat="1"/>
+    <w:lsdException w:name="heading 3" w:semiHidden="1" w:uiPriority="9" w:unhideWhenUsed="1" w:qFormat="1"/>
+    <w:lsdException w:name="heading 4" w:semiHidden="1" w:uiPriority="9" w:unhideWhenUsed="1" w:qFormat="1"/>
+    <w:lsdException w:name="heading 5" w:semiHidden="1" w:uiPriority="9" w:unhideWhenUsed="1" w:qFormat="1"/>
+    <w:lsdException w:name="heading 6" w:semiHidden="1" w:uiPriority="9" w:unhideWhenUsed="1" w:qFormat="1"/>
+    <w:lsdException w:name="heading 7" w:semiHidden="1" w:uiPriority="9" w:unhideWhenUsed="1" w:qFormat="1"/>
+    <w:lsdException w:name="heading 8" w:semiHidden="1" w:uiPriority="9" w:unhideWhenUsed="1" w:qFormat="1"/>
+    <w:lsdException w:name="heading 9" w:semiHidden="1" w:uiPriority="9" w:unhideWhenUsed="1" w:qFormat="1"/>
     <w:lsdException w:name="index 1" w:semiHidden="1" w:unhideWhenUsed="1"/>
     <w:lsdException w:name="index 2" w:semiHidden="1" w:unhideWhenUsed="1"/>
     <w:lsdException w:name="index 3" w:semiHidden="1" w:unhideWhenUsed="1"/>
@@ -262,22 +168,22 @@
     <w:lsdException w:name="index 7" w:semiHidden="1" w:unhideWhenUsed="1"/>
     <w:lsdException w:name="index 8" w:semiHidden="1" w:unhideWhenUsed="1"/>
     <w:lsdException w:name="index 9" w:semiHidden="1" w:unhideWhenUsed="1"/>
-    <w:lsdException w:name="toc 1" w:uiPriority="39" w:semiHidden="1" w:unhideWhenUsed="1"/>
-    <w:lsdException w:name="toc 2" w:uiPriority="39" w:semiHidden="1" w:unhideWhenUsed="1"/>
-    <w:lsdException w:name="toc 3" w:uiPriority="39" w:semiHidden="1" w:unhideWhenUsed="1"/>
-    <w:lsdException w:name="toc 4" w:uiPriority="39" w:semiHidden="1" w:unhideWhenUsed="1"/>
-    <w:lsdException w:name="toc 5" w:uiPriority="39" w:semiHidden="1" w:unhideWhenUsed="1"/>
-    <w:lsdException w:name="toc 6" w:uiPriority="39" w:semiHidden="1" w:unhideWhenUsed="1"/>
-    <w:lsdException w:name="toc 7" w:uiPriority="39" w:semiHidden="1" w:unhideWhenUsed="1"/>
-    <w:lsdException w:name="toc 8" w:uiPriority="39" w:semiHidden="1" w:unhideWhenUsed="1"/>
-    <w:lsdException w:name="toc 9" w:uiPriority="39" w:semiHidden="1" w:unhideWhenUsed="1"/>
+    <w:lsdException w:name="toc 1" w:semiHidden="1" w:uiPriority="39" w:unhideWhenUsed="1"/>
+    <w:lsdException w:name="toc 2" w:semiHidden="1" w:uiPriority="39" w:unhideWhenUsed="1"/>
+    <w:lsdException w:name="toc 3" w:semiHidden="1" w:uiPriority="39" w:unhideWhenUsed="1"/>
+    <w:lsdException w:name="toc 4" w:semiHidden="1" w:uiPriority="39" w:unhideWhenUsed="1"/>
+    <w:lsdException w:name="toc 5" w:semiHidden="1" w:uiPriority="39" w:unhideWhenUsed="1"/>
+    <w:lsdException w:name="toc 6" w:semiHidden="1" w:uiPriority="39" w:unhideWhenUsed="1"/>
+    <w:lsdException w:name="toc 7" w:semiHidden="1" w:uiPriority="39" w:unhideWhenUsed="1"/>
+    <w:lsdException w:name="toc 8" w:semiHidden="1" w:uiPriority="39" w:unhideWhenUsed="1"/>
+    <w:lsdException w:name="toc 9" w:semiHidden="1" w:uiPriority="39" w:unhideWhenUsed="1"/>
     <w:lsdException w:name="Normal Indent" w:semiHidden="1" w:unhideWhenUsed="1"/>
     <w:lsdException w:name="footnote text" w:semiHidden="1" w:unhideWhenUsed="1"/>
     <w:lsdException w:name="annotation text" w:semiHidden="1" w:unhideWhenUsed="1"/>
     <w:lsdException w:name="header" w:semiHidden="1" w:unhideWhenUsed="1"/>
     <w:lsdException w:name="footer" w:semiHidden="1" w:unhideWhenUsed="1"/>
     <w:lsdException w:name="index heading" w:semiHidden="1" w:unhideWhenUsed="1"/>
-    <w:lsdException w:name="caption" w:uiPriority="35" w:semiHidden="1" w:unhideWhenUsed="1" w:qFormat="1"/>
+    <w:lsdException w:name="caption" w:semiHidden="1" w:uiPriority="35" w:unhideWhenUsed="1" w:qFormat="1"/>
     <w:lsdException w:name="table of figures" w:semiHidden="1" w:unhideWhenUsed="1"/>
     <w:lsdException w:name="envelope address" w:semiHidden="1" w:unhideWhenUsed="1"/>
     <w:lsdException w:name="envelope return" w:semiHidden="1" w:unhideWhenUsed="1"/>
@@ -308,7 +214,7 @@
     <w:lsdException w:name="Title" w:uiPriority="10" w:qFormat="1"/>
     <w:lsdException w:name="Closing" w:semiHidden="1" w:unhideWhenUsed="1"/>
     <w:lsdException w:name="Signature" w:semiHidden="1" w:unhideWhenUsed="1"/>
-    <w:lsdException w:name="Default Paragraph Font" w:uiPriority="1" w:semiHidden="1" w:unhideWhenUsed="1"/>
+    <w:lsdException w:name="Default Paragraph Font" w:semiHidden="1" w:uiPriority="1" w:unhideWhenUsed="1"/>
     <w:lsdException w:name="Body Text" w:semiHidden="1" w:unhideWhenUsed="1"/>
     <w:lsdException w:name="Body Text Indent" w:semiHidden="1" w:unhideWhenUsed="1"/>
     <w:lsdException w:name="List Continue" w:semiHidden="1" w:unhideWhenUsed="1"/>
@@ -508,8 +414,8 @@
     <w:lsdException w:name="Subtle Reference" w:uiPriority="31" w:qFormat="1"/>
     <w:lsdException w:name="Intense Reference" w:uiPriority="32" w:qFormat="1"/>
     <w:lsdException w:name="Book Title" w:uiPriority="33" w:qFormat="1"/>
-    <w:lsdException w:name="Bibliography" w:uiPriority="37" w:semiHidden="1" w:unhideWhenUsed="1"/>
-    <w:lsdException w:name="TOC Heading" w:uiPriority="39" w:semiHidden="1" w:unhideWhenUsed="1" w:qFormat="1"/>
+    <w:lsdException w:name="Bibliography" w:semiHidden="1" w:uiPriority="37" w:unhideWhenUsed="1"/>
+    <w:lsdException w:name="TOC Heading" w:semiHidden="1" w:uiPriority="39" w:unhideWhenUsed="1" w:qFormat="1"/>
     <w:lsdException w:name="Plain Table 1" w:uiPriority="41"/>
     <w:lsdException w:name="Plain Table 2" w:uiPriority="42"/>
     <w:lsdException w:name="Plain Table 3" w:uiPriority="43"/>
@@ -620,24 +526,17 @@
     <w:lsdException w:name="Unresolved Mention" w:semiHidden="1" w:unhideWhenUsed="1"/>
     <w:lsdException w:name="Smart Link" w:semiHidden="1" w:unhideWhenUsed="1"/>
   </w:latentStyles>
-  <w:style w:type="paragraph" w:styleId="Normal" w:default="1">
+  <w:style w:type="paragraph" w:default="1" w:styleId="Normal">
     <w:name w:val="Normal"/>
     <w:qFormat/>
-    <w:rsid w:val="00ba56b8"/>
-    <w:pPr>
-      <w:widowControl/>
-      <w:suppressAutoHyphens w:val="true"/>
-      <w:bidi w:val="0"/>
-      <w:spacing w:lineRule="auto" w:line="278" w:before="0" w:after="160"/>
-      <w:jc w:val="start"/>
-    </w:pPr>
-    <w:rPr>
-      <w:rFonts w:ascii="Aptos" w:hAnsi="Aptos" w:eastAsia="" w:eastAsiaTheme="minorEastAsia" w:cs=""/>
-      <w:color w:val="auto"/>
+    <w:rsid w:val="00BA56B8"/>
+    <w:pPr>
+      <w:spacing w:after="160" w:line="278" w:lineRule="auto"/>
+    </w:pPr>
+    <w:rPr>
+      <w:rFonts w:ascii="Aptos" w:eastAsiaTheme="minorEastAsia" w:hAnsi="Aptos"/>
       <w:kern w:val="0"/>
-      <w:sz w:val="24"/>
-      <w:szCs w:val="24"/>
-      <w:lang w:eastAsia="ja-JP" w:val="en-US" w:bidi="ar-SA"/>
+      <w:lang w:eastAsia="ja-JP"/>
       <w14:ligatures w14:val="none"/>
     </w:rPr>
   </w:style>
@@ -648,16 +547,16 @@
     <w:link w:val="Heading1Char"/>
     <w:uiPriority w:val="9"/>
     <w:qFormat/>
-    <w:rsid w:val="00ba56b8"/>
-    <w:pPr>
-      <w:keepNext w:val="true"/>
+    <w:rsid w:val="00BA56B8"/>
+    <w:pPr>
+      <w:keepNext/>
       <w:keepLines/>
       <w:spacing w:before="360" w:after="80"/>
       <w:outlineLvl w:val="0"/>
     </w:pPr>
     <w:rPr>
-      <w:rFonts w:ascii="Aptos Display" w:hAnsi="Aptos Display" w:eastAsia="" w:cs="" w:asciiTheme="majorHAnsi" w:cstheme="majorBidi" w:eastAsiaTheme="majorEastAsia" w:hAnsiTheme="majorHAnsi"/>
-      <w:color w:themeColor="accent1" w:themeShade="bf" w:val="0F4761"/>
+      <w:rFonts w:asciiTheme="majorHAnsi" w:eastAsiaTheme="majorEastAsia" w:hAnsiTheme="majorHAnsi" w:cstheme="majorBidi"/>
+      <w:color w:val="0F4761" w:themeColor="accent1" w:themeShade="BF"/>
       <w:kern w:val="2"/>
       <w:sz w:val="40"/>
       <w:szCs w:val="40"/>
@@ -674,16 +573,16 @@
     <w:semiHidden/>
     <w:unhideWhenUsed/>
     <w:qFormat/>
-    <w:rsid w:val="00ba56b8"/>
-    <w:pPr>
-      <w:keepNext w:val="true"/>
+    <w:rsid w:val="00BA56B8"/>
+    <w:pPr>
+      <w:keepNext/>
       <w:keepLines/>
       <w:spacing w:before="160" w:after="80"/>
       <w:outlineLvl w:val="1"/>
     </w:pPr>
     <w:rPr>
-      <w:rFonts w:ascii="Aptos Display" w:hAnsi="Aptos Display" w:eastAsia="" w:cs="" w:asciiTheme="majorHAnsi" w:cstheme="majorBidi" w:eastAsiaTheme="majorEastAsia" w:hAnsiTheme="majorHAnsi"/>
-      <w:color w:themeColor="accent1" w:themeShade="bf" w:val="0F4761"/>
+      <w:rFonts w:asciiTheme="majorHAnsi" w:eastAsiaTheme="majorEastAsia" w:hAnsiTheme="majorHAnsi" w:cstheme="majorBidi"/>
+      <w:color w:val="0F4761" w:themeColor="accent1" w:themeShade="BF"/>
       <w:kern w:val="2"/>
       <w:sz w:val="32"/>
       <w:szCs w:val="32"/>
@@ -700,16 +599,16 @@
     <w:semiHidden/>
     <w:unhideWhenUsed/>
     <w:qFormat/>
-    <w:rsid w:val="00ba56b8"/>
-    <w:pPr>
-      <w:keepNext w:val="true"/>
+    <w:rsid w:val="00BA56B8"/>
+    <w:pPr>
+      <w:keepNext/>
       <w:keepLines/>
       <w:spacing w:before="160" w:after="80"/>
       <w:outlineLvl w:val="2"/>
     </w:pPr>
     <w:rPr>
-      <w:rFonts w:eastAsia="" w:cs="" w:cstheme="majorBidi" w:eastAsiaTheme="majorEastAsia"/>
-      <w:color w:themeColor="accent1" w:themeShade="bf" w:val="0F4761"/>
+      <w:rFonts w:eastAsiaTheme="majorEastAsia" w:cstheme="majorBidi"/>
+      <w:color w:val="0F4761" w:themeColor="accent1" w:themeShade="BF"/>
       <w:kern w:val="2"/>
       <w:sz w:val="28"/>
       <w:szCs w:val="28"/>
@@ -726,18 +625,18 @@
     <w:semiHidden/>
     <w:unhideWhenUsed/>
     <w:qFormat/>
-    <w:rsid w:val="00ba56b8"/>
-    <w:pPr>
-      <w:keepNext w:val="true"/>
+    <w:rsid w:val="00BA56B8"/>
+    <w:pPr>
+      <w:keepNext/>
       <w:keepLines/>
       <w:spacing w:before="80" w:after="40"/>
       <w:outlineLvl w:val="3"/>
     </w:pPr>
     <w:rPr>
-      <w:rFonts w:eastAsia="" w:cs="" w:cstheme="majorBidi" w:eastAsiaTheme="majorEastAsia"/>
+      <w:rFonts w:eastAsiaTheme="majorEastAsia" w:cstheme="majorBidi"/>
       <w:i/>
       <w:iCs/>
-      <w:color w:themeColor="accent1" w:themeShade="bf" w:val="0F4761"/>
+      <w:color w:val="0F4761" w:themeColor="accent1" w:themeShade="BF"/>
       <w:kern w:val="2"/>
       <w:lang w:eastAsia="en-US"/>
       <w14:ligatures w14:val="standardContextual"/>
@@ -752,16 +651,16 @@
     <w:semiHidden/>
     <w:unhideWhenUsed/>
     <w:qFormat/>
-    <w:rsid w:val="00ba56b8"/>
-    <w:pPr>
-      <w:keepNext w:val="true"/>
+    <w:rsid w:val="00BA56B8"/>
+    <w:pPr>
+      <w:keepNext/>
       <w:keepLines/>
       <w:spacing w:before="80" w:after="40"/>
       <w:outlineLvl w:val="4"/>
     </w:pPr>
     <w:rPr>
-      <w:rFonts w:eastAsia="" w:cs="" w:cstheme="majorBidi" w:eastAsiaTheme="majorEastAsia"/>
-      <w:color w:themeColor="accent1" w:themeShade="bf" w:val="0F4761"/>
+      <w:rFonts w:eastAsiaTheme="majorEastAsia" w:cstheme="majorBidi"/>
+      <w:color w:val="0F4761" w:themeColor="accent1" w:themeShade="BF"/>
       <w:kern w:val="2"/>
       <w:lang w:eastAsia="en-US"/>
       <w14:ligatures w14:val="standardContextual"/>
@@ -776,18 +675,18 @@
     <w:semiHidden/>
     <w:unhideWhenUsed/>
     <w:qFormat/>
-    <w:rsid w:val="00ba56b8"/>
-    <w:pPr>
-      <w:keepNext w:val="true"/>
+    <w:rsid w:val="00BA56B8"/>
+    <w:pPr>
+      <w:keepNext/>
       <w:keepLines/>
       <w:spacing w:before="40" w:after="0"/>
       <w:outlineLvl w:val="5"/>
     </w:pPr>
     <w:rPr>
-      <w:rFonts w:eastAsia="" w:cs="" w:cstheme="majorBidi" w:eastAsiaTheme="majorEastAsia"/>
+      <w:rFonts w:eastAsiaTheme="majorEastAsia" w:cstheme="majorBidi"/>
       <w:i/>
       <w:iCs/>
-      <w:color w:themeColor="text1" w:themeTint="a6" w:val="595959"/>
+      <w:color w:val="595959" w:themeColor="text1" w:themeTint="A6"/>
       <w:kern w:val="2"/>
       <w:lang w:eastAsia="en-US"/>
       <w14:ligatures w14:val="standardContextual"/>
@@ -802,16 +701,16 @@
     <w:semiHidden/>
     <w:unhideWhenUsed/>
     <w:qFormat/>
-    <w:rsid w:val="00ba56b8"/>
-    <w:pPr>
-      <w:keepNext w:val="true"/>
+    <w:rsid w:val="00BA56B8"/>
+    <w:pPr>
+      <w:keepNext/>
       <w:keepLines/>
       <w:spacing w:before="40" w:after="0"/>
       <w:outlineLvl w:val="6"/>
     </w:pPr>
     <w:rPr>
-      <w:rFonts w:eastAsia="" w:cs="" w:cstheme="majorBidi" w:eastAsiaTheme="majorEastAsia"/>
-      <w:color w:themeColor="text1" w:themeTint="a6" w:val="595959"/>
+      <w:rFonts w:eastAsiaTheme="majorEastAsia" w:cstheme="majorBidi"/>
+      <w:color w:val="595959" w:themeColor="text1" w:themeTint="A6"/>
       <w:kern w:val="2"/>
       <w:lang w:eastAsia="en-US"/>
       <w14:ligatures w14:val="standardContextual"/>
@@ -826,18 +725,18 @@
     <w:semiHidden/>
     <w:unhideWhenUsed/>
     <w:qFormat/>
-    <w:rsid w:val="00ba56b8"/>
-    <w:pPr>
-      <w:keepNext w:val="true"/>
+    <w:rsid w:val="00BA56B8"/>
+    <w:pPr>
+      <w:keepNext/>
       <w:keepLines/>
-      <w:spacing w:before="0" w:after="0"/>
+      <w:spacing w:after="0"/>
       <w:outlineLvl w:val="7"/>
     </w:pPr>
     <w:rPr>
-      <w:rFonts w:eastAsia="" w:cs="" w:cstheme="majorBidi" w:eastAsiaTheme="majorEastAsia"/>
+      <w:rFonts w:eastAsiaTheme="majorEastAsia" w:cstheme="majorBidi"/>
       <w:i/>
       <w:iCs/>
-      <w:color w:themeColor="text1" w:themeTint="d8" w:val="272727"/>
+      <w:color w:val="272727" w:themeColor="text1" w:themeTint="D8"/>
       <w:kern w:val="2"/>
       <w:lang w:eastAsia="en-US"/>
       <w14:ligatures w14:val="standardContextual"/>
@@ -852,427 +751,24 @@
     <w:semiHidden/>
     <w:unhideWhenUsed/>
     <w:qFormat/>
-    <w:rsid w:val="00ba56b8"/>
-    <w:pPr>
-      <w:keepNext w:val="true"/>
+    <w:rsid w:val="00BA56B8"/>
+    <w:pPr>
+      <w:keepNext/>
       <w:keepLines/>
-      <w:spacing w:before="0" w:after="0"/>
+      <w:spacing w:after="0"/>
       <w:outlineLvl w:val="8"/>
     </w:pPr>
     <w:rPr>
-      <w:rFonts w:eastAsia="" w:cs="" w:cstheme="majorBidi" w:eastAsiaTheme="majorEastAsia"/>
-      <w:color w:themeColor="text1" w:themeTint="d8" w:val="272727"/>
+      <w:rFonts w:eastAsiaTheme="majorEastAsia" w:cstheme="majorBidi"/>
+      <w:color w:val="272727" w:themeColor="text1" w:themeTint="D8"/>
       <w:kern w:val="2"/>
       <w:lang w:eastAsia="en-US"/>
       <w14:ligatures w14:val="standardContextual"/>
     </w:rPr>
   </w:style>
-  <w:style w:type="character" w:styleId="DefaultParagraphFont" w:default="1">
+  <w:style w:type="character" w:default="1" w:styleId="DefaultParagraphFont">
     <w:name w:val="Default Paragraph Font"/>
     <w:uiPriority w:val="1"/>
-    <w:semiHidden/>
-    <w:unhideWhenUsed/>
-    <w:rPr/>
-  </w:style>
-  <w:style w:type="character" w:styleId="Heading1Char" w:customStyle="1">
-    <w:name w:val="Heading 1 Char"/>
-    <w:basedOn w:val="DefaultParagraphFont"/>
-    <w:link w:val="Heading1"/>
-    <w:uiPriority w:val="9"/>
-    <w:rsid w:val="00ba56b8"/>
-    <w:rPr>
-      <w:rFonts w:ascii="Aptos Display" w:hAnsi="Aptos Display" w:eastAsia="" w:cs="" w:asciiTheme="majorHAnsi" w:cstheme="majorBidi" w:eastAsiaTheme="majorEastAsia" w:hAnsiTheme="majorHAnsi"/>
-      <w:color w:themeColor="accent1" w:themeShade="bf" w:val="0F4761"/>
-      <w:sz w:val="40"/>
-      <w:szCs w:val="40"/>
-    </w:rPr>
-  </w:style>
-  <w:style w:type="character" w:styleId="Heading2Char" w:customStyle="1">
-    <w:name w:val="Heading 2 Char"/>
-    <w:basedOn w:val="DefaultParagraphFont"/>
-    <w:link w:val="Heading2"/>
-    <w:uiPriority w:val="9"/>
-    <w:semiHidden/>
-    <w:rsid w:val="00ba56b8"/>
-    <w:rPr>
-      <w:rFonts w:ascii="Aptos Display" w:hAnsi="Aptos Display" w:eastAsia="" w:cs="" w:asciiTheme="majorHAnsi" w:cstheme="majorBidi" w:eastAsiaTheme="majorEastAsia" w:hAnsiTheme="majorHAnsi"/>
-      <w:color w:themeColor="accent1" w:themeShade="bf" w:val="0F4761"/>
-      <w:sz w:val="32"/>
-      <w:szCs w:val="32"/>
-    </w:rPr>
-  </w:style>
-  <w:style w:type="character" w:styleId="Heading3Char" w:customStyle="1">
-    <w:name w:val="Heading 3 Char"/>
-    <w:basedOn w:val="DefaultParagraphFont"/>
-    <w:link w:val="Heading3"/>
-    <w:uiPriority w:val="9"/>
-    <w:semiHidden/>
-    <w:rsid w:val="00ba56b8"/>
-    <w:rPr>
-      <w:rFonts w:eastAsia="" w:cs="" w:cstheme="majorBidi" w:eastAsiaTheme="majorEastAsia"/>
-      <w:color w:themeColor="accent1" w:themeShade="bf" w:val="0F4761"/>
-      <w:sz w:val="28"/>
-      <w:szCs w:val="28"/>
-    </w:rPr>
-  </w:style>
-  <w:style w:type="character" w:styleId="Heading4Char" w:customStyle="1">
-    <w:name w:val="Heading 4 Char"/>
-    <w:basedOn w:val="DefaultParagraphFont"/>
-    <w:link w:val="Heading4"/>
-    <w:uiPriority w:val="9"/>
-    <w:semiHidden/>
-    <w:rsid w:val="00ba56b8"/>
-    <w:rPr>
-      <w:rFonts w:eastAsia="" w:cs="" w:cstheme="majorBidi" w:eastAsiaTheme="majorEastAsia"/>
-      <w:i/>
-      <w:iCs/>
-      <w:color w:themeColor="accent1" w:themeShade="bf" w:val="0F4761"/>
-    </w:rPr>
-  </w:style>
-  <w:style w:type="character" w:styleId="Heading5Char" w:customStyle="1">
-    <w:name w:val="Heading 5 Char"/>
-    <w:basedOn w:val="DefaultParagraphFont"/>
-    <w:link w:val="Heading5"/>
-    <w:uiPriority w:val="9"/>
-    <w:semiHidden/>
-    <w:rsid w:val="00ba56b8"/>
-    <w:rPr>
-      <w:rFonts w:eastAsia="" w:cs="" w:cstheme="majorBidi" w:eastAsiaTheme="majorEastAsia"/>
-      <w:color w:themeColor="accent1" w:themeShade="bf" w:val="0F4761"/>
-    </w:rPr>
-  </w:style>
-  <w:style w:type="character" w:styleId="Heading6Char" w:customStyle="1">
-    <w:name w:val="Heading 6 Char"/>
-    <w:basedOn w:val="DefaultParagraphFont"/>
-    <w:link w:val="Heading6"/>
-    <w:uiPriority w:val="9"/>
-    <w:semiHidden/>
-    <w:rsid w:val="00ba56b8"/>
-    <w:rPr>
-      <w:rFonts w:eastAsia="" w:cs="" w:cstheme="majorBidi" w:eastAsiaTheme="majorEastAsia"/>
-      <w:i/>
-      <w:iCs/>
-      <w:color w:themeColor="text1" w:themeTint="a6" w:val="595959"/>
-    </w:rPr>
-  </w:style>
-  <w:style w:type="character" w:styleId="Heading7Char" w:customStyle="1">
-    <w:name w:val="Heading 7 Char"/>
-    <w:basedOn w:val="DefaultParagraphFont"/>
-    <w:link w:val="Heading7"/>
-    <w:uiPriority w:val="9"/>
-    <w:semiHidden/>
-    <w:rsid w:val="00ba56b8"/>
-    <w:rPr>
-      <w:rFonts w:eastAsia="" w:cs="" w:cstheme="majorBidi" w:eastAsiaTheme="majorEastAsia"/>
-      <w:color w:themeColor="text1" w:themeTint="a6" w:val="595959"/>
-    </w:rPr>
-  </w:style>
-  <w:style w:type="character" w:styleId="Heading8Char" w:customStyle="1">
-    <w:name w:val="Heading 8 Char"/>
-    <w:basedOn w:val="DefaultParagraphFont"/>
-    <w:link w:val="Heading8"/>
-    <w:uiPriority w:val="9"/>
-    <w:semiHidden/>
-    <w:rsid w:val="00ba56b8"/>
-    <w:rPr>
-      <w:rFonts w:eastAsia="" w:cs="" w:cstheme="majorBidi" w:eastAsiaTheme="majorEastAsia"/>
-      <w:i/>
-      <w:iCs/>
-      <w:color w:themeColor="text1" w:themeTint="d8" w:val="272727"/>
-    </w:rPr>
-  </w:style>
-  <w:style w:type="character" w:styleId="Heading9Char" w:customStyle="1">
-    <w:name w:val="Heading 9 Char"/>
-    <w:basedOn w:val="DefaultParagraphFont"/>
-    <w:link w:val="Heading9"/>
-    <w:uiPriority w:val="9"/>
-    <w:semiHidden/>
-    <w:rsid w:val="00ba56b8"/>
-    <w:rPr>
-      <w:rFonts w:eastAsia="" w:cs="" w:cstheme="majorBidi" w:eastAsiaTheme="majorEastAsia"/>
-      <w:color w:themeColor="text1" w:themeTint="d8" w:val="272727"/>
-    </w:rPr>
-  </w:style>
-  <w:style w:type="character" w:styleId="TitleChar" w:customStyle="1">
-    <w:name w:val="Title Char"/>
-    <w:basedOn w:val="DefaultParagraphFont"/>
-    <w:link w:val="Title"/>
-    <w:uiPriority w:val="10"/>
-    <w:rsid w:val="00ba56b8"/>
-    <w:rPr>
-      <w:rFonts w:ascii="Aptos Display" w:hAnsi="Aptos Display" w:eastAsia="" w:cs="" w:asciiTheme="majorHAnsi" w:cstheme="majorBidi" w:eastAsiaTheme="majorEastAsia" w:hAnsiTheme="majorHAnsi"/>
-      <w:spacing w:val="-10"/>
-      <w:kern w:val="2"/>
-      <w:sz w:val="56"/>
-      <w:szCs w:val="56"/>
-    </w:rPr>
-  </w:style>
-  <w:style w:type="character" w:styleId="SubtitleChar" w:customStyle="1">
-    <w:name w:val="Subtitle Char"/>
-    <w:basedOn w:val="DefaultParagraphFont"/>
-    <w:link w:val="Subtitle"/>
-    <w:uiPriority w:val="11"/>
-    <w:rsid w:val="00ba56b8"/>
-    <w:rPr>
-      <w:rFonts w:eastAsia="" w:cs="" w:cstheme="majorBidi" w:eastAsiaTheme="majorEastAsia"/>
-      <w:color w:themeColor="text1" w:themeTint="a6" w:val="595959"/>
-      <w:spacing w:val="15"/>
-      <w:sz w:val="28"/>
-      <w:szCs w:val="28"/>
-    </w:rPr>
-  </w:style>
-  <w:style w:type="character" w:styleId="QuoteChar" w:customStyle="1">
-    <w:name w:val="Quote Char"/>
-    <w:basedOn w:val="DefaultParagraphFont"/>
-    <w:link w:val="Quote"/>
-    <w:uiPriority w:val="29"/>
-    <w:rsid w:val="00ba56b8"/>
-    <w:rPr>
-      <w:i/>
-      <w:iCs/>
-      <w:color w:themeColor="text1" w:themeTint="bf" w:val="404040"/>
-    </w:rPr>
-  </w:style>
-  <w:style w:type="character" w:styleId="IntenseEmphasis">
-    <w:name w:val="Intense Emphasis"/>
-    <w:basedOn w:val="DefaultParagraphFont"/>
-    <w:uiPriority w:val="21"/>
-    <w:qFormat/>
-    <w:rsid w:val="00ba56b8"/>
-    <w:rPr>
-      <w:i/>
-      <w:iCs/>
-      <w:color w:themeColor="accent1" w:themeShade="bf" w:val="0F4761"/>
-    </w:rPr>
-  </w:style>
-  <w:style w:type="character" w:styleId="IntenseQuoteChar" w:customStyle="1">
-    <w:name w:val="Intense Quote Char"/>
-    <w:basedOn w:val="DefaultParagraphFont"/>
-    <w:link w:val="IntenseQuote"/>
-    <w:uiPriority w:val="30"/>
-    <w:rsid w:val="00ba56b8"/>
-    <w:rPr>
-      <w:i/>
-      <w:iCs/>
-      <w:color w:themeColor="accent1" w:themeShade="bf" w:val="0F4761"/>
-    </w:rPr>
-  </w:style>
-  <w:style w:type="character" w:styleId="IntenseReference">
-    <w:name w:val="Intense Reference"/>
-    <w:basedOn w:val="DefaultParagraphFont"/>
-    <w:uiPriority w:val="32"/>
-    <w:qFormat/>
-    <w:rsid w:val="00ba56b8"/>
-    <w:rPr>
-      <w:b/>
-      <w:bCs/>
-      <w:smallCaps/>
-      <w:color w:themeColor="accent1" w:themeShade="bf" w:val="0F4761"/>
-      <w:spacing w:val="5"/>
-    </w:rPr>
-  </w:style>
-  <w:style w:type="paragraph" w:styleId="Heading" w:customStyle="1">
-    <w:name w:val="Heading"/>
-    <w:basedOn w:val="Normal"/>
-    <w:next w:val="BodyText"/>
-    <w:pPr>
-      <w:keepNext w:val="true"/>
-      <w:spacing w:before="240" w:after="120"/>
-    </w:pPr>
-    <w:rPr>
-      <w:rFonts w:ascii="Liberation Sans" w:hAnsi="Liberation Sans" w:eastAsia="Microsoft YaHei" w:cs="Lucida Sans"/>
-      <w:sz w:val="28"/>
-      <w:szCs w:val="28"/>
-    </w:rPr>
-  </w:style>
-  <w:style w:type="paragraph" w:styleId="BodyText">
-    <w:name w:val="Body Text"/>
-    <w:basedOn w:val="Normal"/>
-    <w:pPr>
-      <w:spacing w:lineRule="auto" w:line="276" w:before="0" w:after="140"/>
-    </w:pPr>
-    <w:rPr/>
-  </w:style>
-  <w:style w:type="paragraph" w:styleId="List">
-    <w:name w:val="List"/>
-    <w:basedOn w:val="BodyText"/>
-    <w:pPr/>
-    <w:rPr>
-      <w:rFonts w:cs="Lucida Sans"/>
-    </w:rPr>
-  </w:style>
-  <w:style w:type="paragraph" w:styleId="Caption">
-    <w:name w:val="caption"/>
-    <w:basedOn w:val="Normal"/>
-    <w:pPr>
-      <w:suppressLineNumbers/>
-      <w:spacing w:before="120" w:after="120"/>
-    </w:pPr>
-    <w:rPr>
-      <w:rFonts w:cs="Lucida Sans"/>
-      <w:i/>
-      <w:iCs/>
-    </w:rPr>
-  </w:style>
-  <w:style w:type="paragraph" w:styleId="Index" w:customStyle="1">
-    <w:name w:val="Index"/>
-    <w:basedOn w:val="Normal"/>
-    <w:pPr>
-      <w:suppressLineNumbers/>
-    </w:pPr>
-    <w:rPr>
-      <w:rFonts w:cs="Lucida Sans"/>
-    </w:rPr>
-  </w:style>
-  <w:style w:type="paragraph" w:styleId="Title">
-    <w:name w:val="Title"/>
-    <w:basedOn w:val="Normal"/>
-    <w:next w:val="Normal"/>
-    <w:link w:val="TitleChar"/>
-    <w:uiPriority w:val="10"/>
-    <w:qFormat/>
-    <w:rsid w:val="00ba56b8"/>
-    <w:pPr>
-      <w:spacing w:lineRule="auto" w:line="240" w:before="0" w:after="80"/>
-      <w:contextualSpacing/>
-    </w:pPr>
-    <w:rPr>
-      <w:rFonts w:ascii="Aptos Display" w:hAnsi="Aptos Display" w:eastAsia="" w:cs="" w:asciiTheme="majorHAnsi" w:cstheme="majorBidi" w:eastAsiaTheme="majorEastAsia" w:hAnsiTheme="majorHAnsi"/>
-      <w:spacing w:val="-10"/>
-      <w:kern w:val="2"/>
-      <w:sz w:val="56"/>
-      <w:szCs w:val="56"/>
-      <w:lang w:eastAsia="en-US"/>
-      <w14:ligatures w14:val="standardContextual"/>
-    </w:rPr>
-  </w:style>
-  <w:style w:type="paragraph" w:styleId="Subtitle">
-    <w:name w:val="Subtitle"/>
-    <w:basedOn w:val="Normal"/>
-    <w:next w:val="Normal"/>
-    <w:link w:val="SubtitleChar"/>
-    <w:uiPriority w:val="11"/>
-    <w:qFormat/>
-    <w:rsid w:val="00ba56b8"/>
-    <w:pPr/>
-    <w:rPr>
-      <w:rFonts w:eastAsia="" w:cs="" w:cstheme="majorBidi" w:eastAsiaTheme="majorEastAsia"/>
-      <w:color w:themeColor="text1" w:themeTint="a6" w:val="595959"/>
-      <w:spacing w:val="15"/>
-      <w:kern w:val="2"/>
-      <w:sz w:val="28"/>
-      <w:szCs w:val="28"/>
-      <w:lang w:eastAsia="en-US"/>
-      <w14:ligatures w14:val="standardContextual"/>
-    </w:rPr>
-  </w:style>
-  <w:style w:type="paragraph" w:styleId="Quote">
-    <w:name w:val="Quote"/>
-    <w:basedOn w:val="Normal"/>
-    <w:next w:val="Normal"/>
-    <w:link w:val="QuoteChar"/>
-    <w:uiPriority w:val="29"/>
-    <w:qFormat/>
-    <w:rsid w:val="00ba56b8"/>
-    <w:pPr>
-      <w:spacing w:before="160" w:after="160"/>
-      <w:jc w:val="center"/>
-    </w:pPr>
-    <w:rPr>
-      <w:rFonts w:eastAsia="Aptos" w:eastAsiaTheme="minorHAnsi"/>
-      <w:i/>
-      <w:iCs/>
-      <w:color w:themeColor="text1" w:themeTint="bf" w:val="404040"/>
-      <w:kern w:val="2"/>
-      <w:lang w:eastAsia="en-US"/>
-      <w14:ligatures w14:val="standardContextual"/>
-    </w:rPr>
-  </w:style>
-  <w:style w:type="paragraph" w:styleId="ListParagraph">
-    <w:name w:val="List Paragraph"/>
-    <w:basedOn w:val="Normal"/>
-    <w:uiPriority w:val="34"/>
-    <w:qFormat/>
-    <w:rsid w:val="00ba56b8"/>
-    <w:pPr>
-      <w:spacing w:before="0" w:after="160"/>
-      <w:ind w:start="720"/>
-      <w:contextualSpacing/>
-    </w:pPr>
-    <w:rPr>
-      <w:rFonts w:eastAsia="Aptos" w:eastAsiaTheme="minorHAnsi"/>
-      <w:kern w:val="2"/>
-      <w:lang w:eastAsia="en-US"/>
-      <w14:ligatures w14:val="standardContextual"/>
-    </w:rPr>
-  </w:style>
-  <w:style w:type="paragraph" w:styleId="IntenseQuote">
-    <w:name w:val="Intense Quote"/>
-    <w:basedOn w:val="Normal"/>
-    <w:next w:val="Normal"/>
-    <w:link w:val="IntenseQuoteChar"/>
-    <w:uiPriority w:val="30"/>
-    <w:qFormat/>
-    <w:rsid w:val="00ba56b8"/>
-    <w:pPr>
-      <w:pBdr>
-        <w:top w:val="single" w:sz="4" w:space="10" w:color="0F4761" w:themeColor="accent1" w:themeShade="bf"/>
-        <w:bottom w:val="single" w:sz="4" w:space="10" w:color="0F4761" w:themeColor="accent1" w:themeShade="bf"/>
-      </w:pBdr>
-      <w:spacing w:before="360" w:after="360"/>
-      <w:ind w:start="864" w:end="864"/>
-      <w:jc w:val="center"/>
-    </w:pPr>
-    <w:rPr>
-      <w:rFonts w:eastAsia="Aptos" w:eastAsiaTheme="minorHAnsi"/>
-      <w:i/>
-      <w:iCs/>
-      <w:color w:themeColor="accent1" w:themeShade="bf" w:val="0F4761"/>
-      <w:kern w:val="2"/>
-      <w:lang w:eastAsia="en-US"/>
-      <w14:ligatures w14:val="standardContextual"/>
-    </w:rPr>
-  </w:style>
-  <w:style w:type="paragraph" w:styleId="normal1" w:customStyle="1">
-    <w:name w:val="normal1"/>
-    <w:pPr>
-      <w:widowControl/>
-      <w:suppressAutoHyphens w:val="true"/>
-      <w:bidi w:val="0"/>
-      <w:spacing w:lineRule="auto" w:line="278" w:before="0" w:after="160"/>
-      <w:jc w:val="start"/>
-    </w:pPr>
-    <w:rPr>
-      <w:rFonts w:ascii="Aptos" w:hAnsi="Aptos" w:eastAsia="Aptos" w:cs="" w:asciiTheme="minorHAnsi" w:cstheme="minorBidi" w:eastAsiaTheme="minorHAnsi" w:hAnsiTheme="minorHAnsi"/>
-      <w:color w:val="auto"/>
-      <w:kern w:val="2"/>
-      <w:sz w:val="24"/>
-      <w:szCs w:val="24"/>
-      <w:lang w:val="en-US" w:eastAsia="en-US" w:bidi="ar-SA"/>
-      <w14:ligatures w14:val="standardContextual"/>
-    </w:rPr>
-  </w:style>
-  <w:style w:type="paragraph" w:styleId="normal111">
-    <w:name w:val="normal111"/>
-    <w:pPr>
-      <w:widowControl/>
-      <w:suppressAutoHyphens w:val="true"/>
-      <w:bidi w:val="0"/>
-      <w:spacing w:lineRule="auto" w:line="278" w:before="0" w:after="160"/>
-      <w:jc w:val="start"/>
-    </w:pPr>
-    <w:rPr>
-      <w:rFonts w:ascii="Aptos" w:hAnsi="Aptos" w:eastAsia="Aptos" w:cs="Aptos"/>
-      <w:color w:val="auto"/>
-      <w:kern w:val="0"/>
-      <w:sz w:val="24"/>
-      <w:szCs w:val="24"/>
-      <w:lang w:val="en-US" w:eastAsia="zh-CN" w:bidi="hi-IN"/>
-    </w:rPr>
-  </w:style>
-  <w:style w:type="numbering" w:styleId="NoList" w:default="1">
-    <w:name w:val="No List"/>
-    <w:uiPriority w:val="99"/>
     <w:semiHidden/>
     <w:unhideWhenUsed/>
   </w:style>
@@ -1282,6 +778,7 @@
     <w:semiHidden/>
     <w:unhideWhenUsed/>
     <w:tblPr>
+      <w:tblInd w:w="0" w:type="dxa"/>
       <w:tblCellMar>
         <w:top w:w="0" w:type="dxa"/>
         <w:left w:w="108" w:type="dxa"/>
@@ -1290,11 +787,389 @@
       </w:tblCellMar>
     </w:tblPr>
   </w:style>
+  <w:style w:type="numbering" w:default="1" w:styleId="NoList">
+    <w:name w:val="No List"/>
+    <w:uiPriority w:val="99"/>
+    <w:semiHidden/>
+    <w:unhideWhenUsed/>
+  </w:style>
+  <w:style w:type="character" w:customStyle="1" w:styleId="Heading1Char">
+    <w:name w:val="Heading 1 Char"/>
+    <w:basedOn w:val="DefaultParagraphFont"/>
+    <w:link w:val="Heading1"/>
+    <w:uiPriority w:val="9"/>
+    <w:rsid w:val="00BA56B8"/>
+    <w:rPr>
+      <w:rFonts w:asciiTheme="majorHAnsi" w:eastAsiaTheme="majorEastAsia" w:hAnsiTheme="majorHAnsi" w:cstheme="majorBidi"/>
+      <w:color w:val="0F4761" w:themeColor="accent1" w:themeShade="BF"/>
+      <w:sz w:val="40"/>
+      <w:szCs w:val="40"/>
+    </w:rPr>
+  </w:style>
+  <w:style w:type="character" w:customStyle="1" w:styleId="Heading2Char">
+    <w:name w:val="Heading 2 Char"/>
+    <w:basedOn w:val="DefaultParagraphFont"/>
+    <w:link w:val="Heading2"/>
+    <w:uiPriority w:val="9"/>
+    <w:semiHidden/>
+    <w:rsid w:val="00BA56B8"/>
+    <w:rPr>
+      <w:rFonts w:asciiTheme="majorHAnsi" w:eastAsiaTheme="majorEastAsia" w:hAnsiTheme="majorHAnsi" w:cstheme="majorBidi"/>
+      <w:color w:val="0F4761" w:themeColor="accent1" w:themeShade="BF"/>
+      <w:sz w:val="32"/>
+      <w:szCs w:val="32"/>
+    </w:rPr>
+  </w:style>
+  <w:style w:type="character" w:customStyle="1" w:styleId="Heading3Char">
+    <w:name w:val="Heading 3 Char"/>
+    <w:basedOn w:val="DefaultParagraphFont"/>
+    <w:link w:val="Heading3"/>
+    <w:uiPriority w:val="9"/>
+    <w:semiHidden/>
+    <w:rsid w:val="00BA56B8"/>
+    <w:rPr>
+      <w:rFonts w:eastAsiaTheme="majorEastAsia" w:cstheme="majorBidi"/>
+      <w:color w:val="0F4761" w:themeColor="accent1" w:themeShade="BF"/>
+      <w:sz w:val="28"/>
+      <w:szCs w:val="28"/>
+    </w:rPr>
+  </w:style>
+  <w:style w:type="character" w:customStyle="1" w:styleId="Heading4Char">
+    <w:name w:val="Heading 4 Char"/>
+    <w:basedOn w:val="DefaultParagraphFont"/>
+    <w:link w:val="Heading4"/>
+    <w:uiPriority w:val="9"/>
+    <w:semiHidden/>
+    <w:rsid w:val="00BA56B8"/>
+    <w:rPr>
+      <w:rFonts w:eastAsiaTheme="majorEastAsia" w:cstheme="majorBidi"/>
+      <w:i/>
+      <w:iCs/>
+      <w:color w:val="0F4761" w:themeColor="accent1" w:themeShade="BF"/>
+    </w:rPr>
+  </w:style>
+  <w:style w:type="character" w:customStyle="1" w:styleId="Heading5Char">
+    <w:name w:val="Heading 5 Char"/>
+    <w:basedOn w:val="DefaultParagraphFont"/>
+    <w:link w:val="Heading5"/>
+    <w:uiPriority w:val="9"/>
+    <w:semiHidden/>
+    <w:rsid w:val="00BA56B8"/>
+    <w:rPr>
+      <w:rFonts w:eastAsiaTheme="majorEastAsia" w:cstheme="majorBidi"/>
+      <w:color w:val="0F4761" w:themeColor="accent1" w:themeShade="BF"/>
+    </w:rPr>
+  </w:style>
+  <w:style w:type="character" w:customStyle="1" w:styleId="Heading6Char">
+    <w:name w:val="Heading 6 Char"/>
+    <w:basedOn w:val="DefaultParagraphFont"/>
+    <w:link w:val="Heading6"/>
+    <w:uiPriority w:val="9"/>
+    <w:semiHidden/>
+    <w:rsid w:val="00BA56B8"/>
+    <w:rPr>
+      <w:rFonts w:eastAsiaTheme="majorEastAsia" w:cstheme="majorBidi"/>
+      <w:i/>
+      <w:iCs/>
+      <w:color w:val="595959" w:themeColor="text1" w:themeTint="A6"/>
+    </w:rPr>
+  </w:style>
+  <w:style w:type="character" w:customStyle="1" w:styleId="Heading7Char">
+    <w:name w:val="Heading 7 Char"/>
+    <w:basedOn w:val="DefaultParagraphFont"/>
+    <w:link w:val="Heading7"/>
+    <w:uiPriority w:val="9"/>
+    <w:semiHidden/>
+    <w:rsid w:val="00BA56B8"/>
+    <w:rPr>
+      <w:rFonts w:eastAsiaTheme="majorEastAsia" w:cstheme="majorBidi"/>
+      <w:color w:val="595959" w:themeColor="text1" w:themeTint="A6"/>
+    </w:rPr>
+  </w:style>
+  <w:style w:type="character" w:customStyle="1" w:styleId="Heading8Char">
+    <w:name w:val="Heading 8 Char"/>
+    <w:basedOn w:val="DefaultParagraphFont"/>
+    <w:link w:val="Heading8"/>
+    <w:uiPriority w:val="9"/>
+    <w:semiHidden/>
+    <w:rsid w:val="00BA56B8"/>
+    <w:rPr>
+      <w:rFonts w:eastAsiaTheme="majorEastAsia" w:cstheme="majorBidi"/>
+      <w:i/>
+      <w:iCs/>
+      <w:color w:val="272727" w:themeColor="text1" w:themeTint="D8"/>
+    </w:rPr>
+  </w:style>
+  <w:style w:type="character" w:customStyle="1" w:styleId="Heading9Char">
+    <w:name w:val="Heading 9 Char"/>
+    <w:basedOn w:val="DefaultParagraphFont"/>
+    <w:link w:val="Heading9"/>
+    <w:uiPriority w:val="9"/>
+    <w:semiHidden/>
+    <w:rsid w:val="00BA56B8"/>
+    <w:rPr>
+      <w:rFonts w:eastAsiaTheme="majorEastAsia" w:cstheme="majorBidi"/>
+      <w:color w:val="272727" w:themeColor="text1" w:themeTint="D8"/>
+    </w:rPr>
+  </w:style>
+  <w:style w:type="character" w:customStyle="1" w:styleId="TitleChar">
+    <w:name w:val="Title Char"/>
+    <w:basedOn w:val="DefaultParagraphFont"/>
+    <w:link w:val="Title"/>
+    <w:uiPriority w:val="10"/>
+    <w:rsid w:val="00BA56B8"/>
+    <w:rPr>
+      <w:rFonts w:asciiTheme="majorHAnsi" w:eastAsiaTheme="majorEastAsia" w:hAnsiTheme="majorHAnsi" w:cstheme="majorBidi"/>
+      <w:spacing w:val="-10"/>
+      <w:kern w:val="2"/>
+      <w:sz w:val="56"/>
+      <w:szCs w:val="56"/>
+    </w:rPr>
+  </w:style>
+  <w:style w:type="character" w:customStyle="1" w:styleId="SubtitleChar">
+    <w:name w:val="Subtitle Char"/>
+    <w:basedOn w:val="DefaultParagraphFont"/>
+    <w:link w:val="Subtitle"/>
+    <w:uiPriority w:val="11"/>
+    <w:rsid w:val="00BA56B8"/>
+    <w:rPr>
+      <w:rFonts w:eastAsiaTheme="majorEastAsia" w:cstheme="majorBidi"/>
+      <w:color w:val="595959" w:themeColor="text1" w:themeTint="A6"/>
+      <w:spacing w:val="15"/>
+      <w:sz w:val="28"/>
+      <w:szCs w:val="28"/>
+    </w:rPr>
+  </w:style>
+  <w:style w:type="character" w:customStyle="1" w:styleId="QuoteChar">
+    <w:name w:val="Quote Char"/>
+    <w:basedOn w:val="DefaultParagraphFont"/>
+    <w:link w:val="Quote"/>
+    <w:uiPriority w:val="29"/>
+    <w:rsid w:val="00BA56B8"/>
+    <w:rPr>
+      <w:i/>
+      <w:iCs/>
+      <w:color w:val="404040" w:themeColor="text1" w:themeTint="BF"/>
+    </w:rPr>
+  </w:style>
+  <w:style w:type="character" w:styleId="IntenseEmphasis">
+    <w:name w:val="Intense Emphasis"/>
+    <w:basedOn w:val="DefaultParagraphFont"/>
+    <w:uiPriority w:val="21"/>
+    <w:qFormat/>
+    <w:rsid w:val="00BA56B8"/>
+    <w:rPr>
+      <w:i/>
+      <w:iCs/>
+      <w:color w:val="0F4761" w:themeColor="accent1" w:themeShade="BF"/>
+    </w:rPr>
+  </w:style>
+  <w:style w:type="character" w:customStyle="1" w:styleId="IntenseQuoteChar">
+    <w:name w:val="Intense Quote Char"/>
+    <w:basedOn w:val="DefaultParagraphFont"/>
+    <w:link w:val="IntenseQuote"/>
+    <w:uiPriority w:val="30"/>
+    <w:rsid w:val="00BA56B8"/>
+    <w:rPr>
+      <w:i/>
+      <w:iCs/>
+      <w:color w:val="0F4761" w:themeColor="accent1" w:themeShade="BF"/>
+    </w:rPr>
+  </w:style>
+  <w:style w:type="character" w:styleId="IntenseReference">
+    <w:name w:val="Intense Reference"/>
+    <w:basedOn w:val="DefaultParagraphFont"/>
+    <w:uiPriority w:val="32"/>
+    <w:qFormat/>
+    <w:rsid w:val="00BA56B8"/>
+    <w:rPr>
+      <w:b/>
+      <w:bCs/>
+      <w:smallCaps/>
+      <w:color w:val="0F4761" w:themeColor="accent1" w:themeShade="BF"/>
+      <w:spacing w:val="5"/>
+    </w:rPr>
+  </w:style>
+  <w:style w:type="paragraph" w:customStyle="1" w:styleId="Heading">
+    <w:name w:val="Heading"/>
+    <w:basedOn w:val="Normal"/>
+    <w:next w:val="BodyText"/>
+    <w:pPr>
+      <w:keepNext/>
+      <w:spacing w:before="240" w:after="120"/>
+    </w:pPr>
+    <w:rPr>
+      <w:rFonts w:ascii="Liberation Sans" w:eastAsia="Microsoft YaHei" w:hAnsi="Liberation Sans" w:cs="Lucida Sans"/>
+      <w:sz w:val="28"/>
+      <w:szCs w:val="28"/>
+    </w:rPr>
+  </w:style>
+  <w:style w:type="paragraph" w:styleId="BodyText">
+    <w:name w:val="Body Text"/>
+    <w:basedOn w:val="Normal"/>
+    <w:pPr>
+      <w:spacing w:after="140" w:line="276" w:lineRule="auto"/>
+    </w:pPr>
+  </w:style>
+  <w:style w:type="paragraph" w:styleId="List">
+    <w:name w:val="List"/>
+    <w:basedOn w:val="BodyText"/>
+    <w:rPr>
+      <w:rFonts w:cs="Lucida Sans"/>
+    </w:rPr>
+  </w:style>
+  <w:style w:type="paragraph" w:styleId="Caption">
+    <w:name w:val="caption"/>
+    <w:basedOn w:val="Normal"/>
+    <w:pPr>
+      <w:suppressLineNumbers/>
+      <w:spacing w:before="120" w:after="120"/>
+    </w:pPr>
+    <w:rPr>
+      <w:rFonts w:cs="Lucida Sans"/>
+      <w:i/>
+      <w:iCs/>
+    </w:rPr>
+  </w:style>
+  <w:style w:type="paragraph" w:customStyle="1" w:styleId="Index">
+    <w:name w:val="Index"/>
+    <w:basedOn w:val="Normal"/>
+    <w:pPr>
+      <w:suppressLineNumbers/>
+    </w:pPr>
+    <w:rPr>
+      <w:rFonts w:cs="Lucida Sans"/>
+    </w:rPr>
+  </w:style>
+  <w:style w:type="paragraph" w:styleId="Title">
+    <w:name w:val="Title"/>
+    <w:basedOn w:val="Normal"/>
+    <w:next w:val="Normal"/>
+    <w:link w:val="TitleChar"/>
+    <w:uiPriority w:val="10"/>
+    <w:qFormat/>
+    <w:rsid w:val="00BA56B8"/>
+    <w:pPr>
+      <w:spacing w:after="80" w:line="240" w:lineRule="auto"/>
+      <w:contextualSpacing/>
+    </w:pPr>
+    <w:rPr>
+      <w:rFonts w:asciiTheme="majorHAnsi" w:eastAsiaTheme="majorEastAsia" w:hAnsiTheme="majorHAnsi" w:cstheme="majorBidi"/>
+      <w:spacing w:val="-10"/>
+      <w:kern w:val="2"/>
+      <w:sz w:val="56"/>
+      <w:szCs w:val="56"/>
+      <w:lang w:eastAsia="en-US"/>
+      <w14:ligatures w14:val="standardContextual"/>
+    </w:rPr>
+  </w:style>
+  <w:style w:type="paragraph" w:styleId="Subtitle">
+    <w:name w:val="Subtitle"/>
+    <w:basedOn w:val="Normal"/>
+    <w:next w:val="Normal"/>
+    <w:link w:val="SubtitleChar"/>
+    <w:uiPriority w:val="11"/>
+    <w:qFormat/>
+    <w:rsid w:val="00BA56B8"/>
+    <w:rPr>
+      <w:rFonts w:eastAsiaTheme="majorEastAsia" w:cstheme="majorBidi"/>
+      <w:color w:val="595959" w:themeColor="text1" w:themeTint="A6"/>
+      <w:spacing w:val="15"/>
+      <w:kern w:val="2"/>
+      <w:sz w:val="28"/>
+      <w:szCs w:val="28"/>
+      <w:lang w:eastAsia="en-US"/>
+      <w14:ligatures w14:val="standardContextual"/>
+    </w:rPr>
+  </w:style>
+  <w:style w:type="paragraph" w:styleId="Quote">
+    <w:name w:val="Quote"/>
+    <w:basedOn w:val="Normal"/>
+    <w:next w:val="Normal"/>
+    <w:link w:val="QuoteChar"/>
+    <w:uiPriority w:val="29"/>
+    <w:qFormat/>
+    <w:rsid w:val="00BA56B8"/>
+    <w:pPr>
+      <w:spacing w:before="160"/>
+      <w:jc w:val="center"/>
+    </w:pPr>
+    <w:rPr>
+      <w:rFonts w:eastAsiaTheme="minorHAnsi"/>
+      <w:i/>
+      <w:iCs/>
+      <w:color w:val="404040" w:themeColor="text1" w:themeTint="BF"/>
+      <w:kern w:val="2"/>
+      <w:lang w:eastAsia="en-US"/>
+      <w14:ligatures w14:val="standardContextual"/>
+    </w:rPr>
+  </w:style>
+  <w:style w:type="paragraph" w:styleId="ListParagraph">
+    <w:name w:val="List Paragraph"/>
+    <w:basedOn w:val="Normal"/>
+    <w:uiPriority w:val="34"/>
+    <w:qFormat/>
+    <w:rsid w:val="00BA56B8"/>
+    <w:pPr>
+      <w:ind w:left="720"/>
+      <w:contextualSpacing/>
+    </w:pPr>
+    <w:rPr>
+      <w:rFonts w:eastAsiaTheme="minorHAnsi"/>
+      <w:kern w:val="2"/>
+      <w:lang w:eastAsia="en-US"/>
+      <w14:ligatures w14:val="standardContextual"/>
+    </w:rPr>
+  </w:style>
+  <w:style w:type="paragraph" w:styleId="IntenseQuote">
+    <w:name w:val="Intense Quote"/>
+    <w:basedOn w:val="Normal"/>
+    <w:next w:val="Normal"/>
+    <w:link w:val="IntenseQuoteChar"/>
+    <w:uiPriority w:val="30"/>
+    <w:qFormat/>
+    <w:rsid w:val="00BA56B8"/>
+    <w:pPr>
+      <w:pBdr>
+        <w:top w:val="single" w:sz="4" w:space="10" w:color="0F4761" w:themeColor="accent1" w:themeShade="BF"/>
+        <w:bottom w:val="single" w:sz="4" w:space="10" w:color="0F4761" w:themeColor="accent1" w:themeShade="BF"/>
+      </w:pBdr>
+      <w:spacing w:before="360" w:after="360"/>
+      <w:ind w:left="864" w:right="864"/>
+      <w:jc w:val="center"/>
+    </w:pPr>
+    <w:rPr>
+      <w:rFonts w:eastAsiaTheme="minorHAnsi"/>
+      <w:i/>
+      <w:iCs/>
+      <w:color w:val="0F4761" w:themeColor="accent1" w:themeShade="BF"/>
+      <w:kern w:val="2"/>
+      <w:lang w:eastAsia="en-US"/>
+      <w14:ligatures w14:val="standardContextual"/>
+    </w:rPr>
+  </w:style>
+  <w:style w:type="paragraph" w:customStyle="1" w:styleId="normal1">
+    <w:name w:val="normal1"/>
+    <w:pPr>
+      <w:spacing w:after="160" w:line="278" w:lineRule="auto"/>
+    </w:pPr>
+  </w:style>
+  <w:style w:type="paragraph" w:customStyle="1" w:styleId="normal111">
+    <w:name w:val="normal111"/>
+    <w:pPr>
+      <w:spacing w:after="160" w:line="278" w:lineRule="auto"/>
+    </w:pPr>
+    <w:rPr>
+      <w:rFonts w:ascii="Aptos" w:eastAsia="Aptos" w:hAnsi="Aptos" w:cs="Aptos"/>
+      <w:kern w:val="0"/>
+      <w:lang w:eastAsia="zh-CN" w:bidi="hi-IN"/>
+    </w:rPr>
+  </w:style>
 </w:styles>
 </file>
 
 <file path=word/theme/theme1.xml><?xml version="1.0" encoding="utf-8"?>
-<a:theme xmlns:a="http://schemas.openxmlformats.org/drawingml/2006/main" xmlns:r="http://schemas.openxmlformats.org/officeDocument/2006/relationships" name="Office Theme">
+<a:theme xmlns:a="http://schemas.openxmlformats.org/drawingml/2006/main" name="Office Theme">
   <a:themeElements>
     <a:clrScheme name="Office">
       <a:dk1>
@@ -1336,7 +1211,7 @@
     </a:clrScheme>
     <a:fontScheme name="Office">
       <a:majorFont>
-        <a:latin typeface="Aptos Display" panose="02110004020202020204" pitchFamily="0" charset="1"/>
+        <a:latin typeface="Aptos Display" panose="02110004020202020204"/>
         <a:ea typeface=""/>
         <a:cs typeface=""/>
         <a:font script="Jpan" typeface="游ゴシック Light"/>
@@ -1388,7 +1263,7 @@
         <a:font script="Tfng" typeface="Ebrima"/>
       </a:majorFont>
       <a:minorFont>
-        <a:latin typeface="Aptos" panose="02110004020202020204" pitchFamily="0" charset="1"/>
+        <a:latin typeface="Aptos" panose="02110004020202020204"/>
         <a:ea typeface=""/>
         <a:cs typeface=""/>
         <a:font script="Jpan" typeface="游ゴシック"/>
@@ -1467,7 +1342,7 @@
             </a:gs>
           </a:gsLst>
           <a:lin ang="5400000" scaled="0"/>
-          <a:tileRect l="0" t="0" r="0" b="0"/>
+          <a:tileRect/>
         </a:gradFill>
         <a:gradFill>
           <a:gsLst>
@@ -1491,7 +1366,7 @@
             </a:gs>
           </a:gsLst>
           <a:lin ang="5400000" scaled="0"/>
-          <a:tileRect l="0" t="0" r="0" b="0"/>
+          <a:tileRect/>
         </a:gradFill>
       </a:fillStyleLst>
       <a:lnStyleLst>
@@ -1551,10 +1426,12 @@
             </a:gs>
           </a:gsLst>
           <a:lin ang="5400000" scaled="0"/>
-          <a:tileRect l="0" t="0" r="0" b="0"/>
+          <a:tileRect/>
         </a:gradFill>
       </a:bgFillStyleLst>
     </a:fmtScheme>
   </a:themeElements>
+  <a:objectDefaults/>
+  <a:extraClrSchemeLst/>
 </a:theme>
 </file>
--- a/docs/working.docx
+++ b/docs/working.docx
@@ -92,13 +92,22 @@
         <w:t>Once that was done, the altar boy started to really go to work. The digger moaned and hissed and squealed as the scoop plunged deep into the cemetery ground</w:t>
       </w:r>
       <w:r>
-        <w:t xml:space="preserve">, bit off a huge mound of soil and then reared back lifting its arm high into the night sky. Emery leaned on his shovel and watched as the pile of discarded dirt beside him grew taller and taller.  </w:t>
+        <w:t xml:space="preserve">, bit off a huge mound of soil and then reared back lifting its arm high into the night sky. Emery leaned on his shovel and watched as the pile of discarded dirt beside him grew taller and taller. </w:t>
+      </w:r>
+    </w:p>
+    <w:p>
+      <w:pPr>
+        <w:pStyle w:val="normal111"/>
+        <w:spacing w:line="240" w:lineRule="auto"/>
+      </w:pPr>
+      <w:r>
+        <w:t xml:space="preserve">Soon the smell of gasoline and burning motor oil overwhelmed every natural scent. Emery found himself feeling ecstatic and dizzy with each new layer of earth that was removed.  </w:t>
       </w:r>
       <w:r>
         <w:t xml:space="preserve"> </w:t>
       </w:r>
       <w:r>
-        <w:t xml:space="preserve">  </w:t>
+        <w:t xml:space="preserve">   </w:t>
       </w:r>
     </w:p>
     <w:p>

--- a/docs/working.docx
+++ b/docs/working.docx
@@ -101,7 +101,13 @@
         <w:spacing w:line="240" w:lineRule="auto"/>
       </w:pPr>
       <w:r>
-        <w:t xml:space="preserve">Soon the smell of gasoline and burning motor oil overwhelmed every natural scent. Emery found himself feeling ecstatic and dizzy with each new layer of earth that was removed.  </w:t>
+        <w:t xml:space="preserve">Soon the smell of gasoline and burning motor oil overwhelmed every natural scent. Emery found himself feeling ecstatic and dizzy with each new layer of earth that was removed. </w:t>
+      </w:r>
+      <w:r>
+        <w:t xml:space="preserve">The digger’s scoop disappeared into the hole now when Arthur lowered it down. Emery couldn’t judge six feet by sight but he thought they had to be getting close. </w:t>
+      </w:r>
+      <w:r>
+        <w:t xml:space="preserve"> </w:t>
       </w:r>
       <w:r>
         <w:t xml:space="preserve"> </w:t>

--- a/docs/working.docx
+++ b/docs/working.docx
@@ -1,155 +1,137 @@
 
 <file path=word/document.xml><?xml version="1.0" encoding="utf-8"?>
-<w:document xmlns:wpc="http://schemas.microsoft.com/office/word/2010/wordprocessingCanvas" xmlns:cx="http://schemas.microsoft.com/office/drawing/2014/chartex" xmlns:cx1="http://schemas.microsoft.com/office/drawing/2015/9/8/chartex" xmlns:cx2="http://schemas.microsoft.com/office/drawing/2015/10/21/chartex" xmlns:cx3="http://schemas.microsoft.com/office/drawing/2016/5/9/chartex" xmlns:cx4="http://schemas.microsoft.com/office/drawing/2016/5/10/chartex" xmlns:cx5="http://schemas.microsoft.com/office/drawing/2016/5/11/chartex" xmlns:cx6="http://schemas.microsoft.com/office/drawing/2016/5/12/chartex" xmlns:cx7="http://schemas.microsoft.com/office/drawing/2016/5/13/chartex" xmlns:cx8="http://schemas.microsoft.com/office/drawing/2016/5/14/chartex" xmlns:mc="http://schemas.openxmlformats.org/markup-compatibility/2006" xmlns:aink="http://schemas.microsoft.com/office/drawing/2016/ink" xmlns:am3d="http://schemas.microsoft.com/office/drawing/2017/model3d" xmlns:o="urn:schemas-microsoft-com:office:office" xmlns:oel="http://schemas.microsoft.com/office/2019/extlst" xmlns:r="http://schemas.openxmlformats.org/officeDocument/2006/relationships" xmlns:m="http://schemas.openxmlformats.org/officeDocument/2006/math" xmlns:v="urn:schemas-microsoft-com:vml" xmlns:wp14="http://schemas.microsoft.com/office/word/2010/wordprocessingDrawing" xmlns:wp="http://schemas.openxmlformats.org/drawingml/2006/wordprocessingDrawing" xmlns:w10="urn:schemas-microsoft-com:office:word" xmlns:w="http://schemas.openxmlformats.org/wordprocessingml/2006/main" xmlns:w14="http://schemas.microsoft.com/office/word/2010/wordml" xmlns:w15="http://schemas.microsoft.com/office/word/2012/wordml" xmlns:w16cex="http://schemas.microsoft.com/office/word/2018/wordml/cex" xmlns:w16cid="http://schemas.microsoft.com/office/word/2016/wordml/cid" xmlns:w16="http://schemas.microsoft.com/office/word/2018/wordml" xmlns:w16du="http://schemas.microsoft.com/office/word/2023/wordml/word16du" xmlns:w16sdtdh="http://schemas.microsoft.com/office/word/2020/wordml/sdtdatahash" xmlns:w16sdtfl="http://schemas.microsoft.com/office/word/2024/wordml/sdtformatlock" xmlns:w16se="http://schemas.microsoft.com/office/word/2015/wordml/symex" xmlns:wpg="http://schemas.microsoft.com/office/word/2010/wordprocessingGroup" xmlns:wpi="http://schemas.microsoft.com/office/word/2010/wordprocessingInk" xmlns:wne="http://schemas.microsoft.com/office/word/2006/wordml" xmlns:wps="http://schemas.microsoft.com/office/word/2010/wordprocessingShape" mc:Ignorable="w14 w15 w16se w16cid w16 w16cex w16sdtdh w16sdtfl w16du wp14">
+<w:document xmlns:o="urn:schemas-microsoft-com:office:office" xmlns:r="http://schemas.openxmlformats.org/officeDocument/2006/relationships" xmlns:v="urn:schemas-microsoft-com:vml" xmlns:w="http://schemas.openxmlformats.org/wordprocessingml/2006/main" xmlns:w10="urn:schemas-microsoft-com:office:word" xmlns:wp="http://schemas.openxmlformats.org/drawingml/2006/wordprocessingDrawing" xmlns:pic="http://schemas.openxmlformats.org/drawingml/2006/picture" xmlns:wps="http://schemas.microsoft.com/office/word/2010/wordprocessingShape" xmlns:wpg="http://schemas.microsoft.com/office/word/2010/wordprocessingGroup" xmlns:mc="http://schemas.openxmlformats.org/markup-compatibility/2006" xmlns:wp14="http://schemas.microsoft.com/office/word/2010/wordprocessingDrawing" xmlns:w14="http://schemas.microsoft.com/office/word/2010/wordml" xmlns:w15="http://schemas.microsoft.com/office/word/2012/wordml" mc:Ignorable="w14 wp14 w15">
   <w:body>
     <w:p>
       <w:pPr>
+        <w:pStyle w:val="normal1111"/>
+        <w:spacing w:lineRule="auto" w:line="240" w:before="0" w:after="160"/>
+        <w:rPr/>
+      </w:pPr>
+      <w:r>
+        <w:rPr/>
+        <w:t xml:space="preserve">Emery stepped up beside the hole and looked down. Aimed as it was toward the footpath, the digger’s spotlight cast only a raking light over the lip of Adam Edwards’ grave and did not penetrate the freshly dug pit. Emery looked for a bottom but all he could see was black. Even after all the time he’d spent thinking about how things had gone the last time, thinking about how the altar boy had fucked him. All the time spent ruminating on anger getting more and more pissed at himself and at Orrin for trusting Arthur in the first place. It certainly struck him funny that now here he was about to hop into an open grave on nothing other than Arthur’s word. Arthur’s word and some hope. A hope he hadn’t felt in almost 30 years. </w:t>
+      </w:r>
+    </w:p>
+    <w:p>
+      <w:pPr>
+        <w:pStyle w:val="normal1111"/>
+        <w:spacing w:lineRule="auto" w:line="240" w:before="0" w:after="160"/>
+        <w:rPr/>
+      </w:pPr>
+      <w:r>
+        <w:rPr/>
+        <w:t>And though the altar boy didn’t strike him as the murderous type, Emery had misread him before. He had now seen the way Arthur could operate a digger. Once Emery was in that hole, it’d only take a minute or two for Arthur to bury him under enough dirt to keep him from ever getting out again.</w:t>
+      </w:r>
+    </w:p>
+    <w:p>
+      <w:pPr>
+        <w:pStyle w:val="normal1111"/>
+        <w:spacing w:lineRule="auto" w:line="240" w:before="0" w:after="160"/>
+        <w:rPr/>
+      </w:pPr>
+      <w:r>
+        <w:rPr/>
+        <w:t xml:space="preserve">In the short struggle between his hope and doubt, doubt didn’t last long. Emery leapt into the grave. When he hit the bottom, his knees buckled and cracked. He had misjudged the depth of the hole. He toppled forward and collided with one of the side walls Arthur dug. The shovel fell out of his hands and whanged loudly against the casket lid covered over by only two or three inches of dirt now. Arthur rotated the digger’s cab and aimed its spotlight down into the hole where Emery was using the shovel like a crutch to lift himself back to standing. </w:t>
+      </w:r>
+    </w:p>
+    <w:p>
+      <w:pPr>
         <w:pStyle w:val="normal111"/>
-        <w:spacing w:line="240" w:lineRule="auto"/>
-        <w:rPr>
-          <w:color w:val="000000"/>
-        </w:rPr>
+        <w:spacing w:lineRule="auto" w:line="240"/>
+        <w:rPr/>
       </w:pPr>
       <w:r>
         <w:rPr>
           <w:color w:val="000000"/>
         </w:rPr>
-        <w:t xml:space="preserve">Arthur started it up and rolled the digger on its tank treads out of the garage past where Emery stood. And all at once Emery thought, </w:t>
+        <w:t xml:space="preserve">Once he’d steadied himself, Emery began shifting dirt toward one end of the coffin. He used the shovel like a broom. There wasn’t enough to really dig but he could push it all to one side and reveal half of the coffin lid. The lid opened in two parts. Emery stood on the side he had covered in dirt and slipped his fingers under the lip of the clean half. </w:t>
       </w:r>
       <w:r>
-        <w:t>the altar boy</w:t>
-      </w:r>
-      <w:r>
-        <w:rPr>
-          <w:color w:val="000000"/>
-        </w:rPr>
-        <w:t xml:space="preserve"> was right, the thing was louder than hell but he felt a momentum now driving him toward his goal. No reason to try and stop it. Emery fetched a shovel off a hook on the back wall of the garage just so he wasn’t standing there empty-handed watching another man work. He jogged to catch up to the digger cutting a path in between headstones.    </w:t>
-      </w:r>
-    </w:p>
-    <w:p>
-      <w:pPr>
-        <w:pStyle w:val="normal111"/>
-        <w:spacing w:line="240" w:lineRule="auto"/>
-      </w:pPr>
-      <w:r>
-        <w:t xml:space="preserve">Somewhere in the middle of the cemetery, Emery had lost his bearings in the dark, the digger slowed and finally came to a stop in front of a flat slab of rock absent any ribbons or flowers. Emery raced ahead and read the name on the stone illuminated by the digger’s spotlight. </w:t>
-      </w:r>
-    </w:p>
-    <w:p>
-      <w:pPr>
-        <w:pStyle w:val="normal111"/>
-        <w:spacing w:line="240" w:lineRule="auto"/>
-      </w:pPr>
-      <w:r>
-        <w:t>“Adam Edwards?” Emery shouted toward the cabin of the digger. “This is it?”</w:t>
-      </w:r>
-    </w:p>
-    <w:p>
-      <w:pPr>
-        <w:pStyle w:val="normal111"/>
-        <w:spacing w:line="240" w:lineRule="auto"/>
-      </w:pPr>
-      <w:r>
-        <w:t xml:space="preserve">Arthur leaned out the window. “This is it. Move out of the way.” He was lowering the legs that anchor the digger in place while it’s doing its work. Emery just managed to slip in between of the descending legs and the stone of some man’s faithful wife Priscilla Newby without getting his foot squashed flat. It appeared the altar boy was in a hurry to get this job done.  </w:t>
-      </w:r>
-    </w:p>
-    <w:p>
-      <w:pPr>
-        <w:pStyle w:val="normal111"/>
-        <w:spacing w:line="240" w:lineRule="auto"/>
-      </w:pPr>
-      <w:r>
-        <w:t>The jaws of the digger punctured the ground lay over Adam Edwards and pulled severing a long strip of sod with the sound of ripping fabric. The digger’s cabin and arm</w:t>
-      </w:r>
-      <w:r>
-        <w:t>,</w:t>
-      </w:r>
-      <w:r>
-        <w:t xml:space="preserve"> spun on its axis and swiftly deposited the mound of dirt it had collected beside the footpath behind them. Arthur made several quick shallow </w:t>
-      </w:r>
-      <w:r>
-        <w:t>passes</w:t>
-      </w:r>
-      <w:r>
-        <w:t xml:space="preserve"> just like that</w:t>
-      </w:r>
-      <w:r>
-        <w:t xml:space="preserve"> until he had removed the grass layer in a </w:t>
-      </w:r>
-      <w:r>
-        <w:t xml:space="preserve">neat </w:t>
-      </w:r>
-      <w:r>
-        <w:t>rectangle over the grave.</w:t>
-      </w:r>
-    </w:p>
-    <w:p>
-      <w:pPr>
-        <w:pStyle w:val="normal111"/>
-        <w:spacing w:line="240" w:lineRule="auto"/>
-      </w:pPr>
-      <w:r>
-        <w:t>Once that was done, the altar boy started to really go to work. The digger moaned and hissed and squealed as the scoop plunged deep into the cemetery ground</w:t>
-      </w:r>
-      <w:r>
-        <w:t xml:space="preserve">, bit off a huge mound of soil and then reared back lifting its arm high into the night sky. Emery leaned on his shovel and watched as the pile of discarded dirt beside him grew taller and taller. </w:t>
-      </w:r>
-    </w:p>
-    <w:p>
-      <w:pPr>
-        <w:pStyle w:val="normal111"/>
-        <w:spacing w:line="240" w:lineRule="auto"/>
-      </w:pPr>
-      <w:r>
-        <w:t xml:space="preserve">Soon the smell of gasoline and burning motor oil overwhelmed every natural scent. Emery found himself feeling ecstatic and dizzy with each new layer of earth that was removed. </w:t>
-      </w:r>
-      <w:r>
-        <w:t xml:space="preserve">The digger’s scoop disappeared into the hole now when Arthur lowered it down. Emery couldn’t judge six feet by sight but he thought they had to be getting close. </w:t>
-      </w:r>
-      <w:r>
-        <w:t xml:space="preserve"> </w:t>
-      </w:r>
-      <w:r>
-        <w:t xml:space="preserve"> </w:t>
-      </w:r>
-      <w:r>
-        <w:t xml:space="preserve">   </w:t>
+        <w:rPr/>
+        <w:t xml:space="preserve">     </w:t>
       </w:r>
     </w:p>
     <w:p>
       <w:pPr>
         <w:pStyle w:val="normal1"/>
+        <w:rPr/>
       </w:pPr>
       <w:r>
+        <w:rPr/>
         <w:t xml:space="preserve">      </w:t>
       </w:r>
     </w:p>
-    <w:p/>
-    <w:p/>
-    <w:p/>
     <w:p>
+      <w:pPr>
+        <w:pStyle w:val="Normal"/>
+        <w:rPr/>
+      </w:pPr>
       <w:r>
+        <w:rPr/>
+      </w:r>
+    </w:p>
+    <w:p>
+      <w:pPr>
+        <w:pStyle w:val="Normal"/>
+        <w:rPr/>
+      </w:pPr>
+      <w:r>
+        <w:rPr/>
+      </w:r>
+    </w:p>
+    <w:p>
+      <w:pPr>
+        <w:pStyle w:val="Normal"/>
+        <w:rPr/>
+      </w:pPr>
+      <w:r>
+        <w:rPr/>
+      </w:r>
+    </w:p>
+    <w:p>
+      <w:pPr>
+        <w:pStyle w:val="Normal"/>
+        <w:rPr/>
+      </w:pPr>
+      <w:r>
+        <w:rPr/>
         <w:t xml:space="preserve">First, there is the feeling of rising. Of being drawn upward, summoned toward the light. </w:t>
       </w:r>
     </w:p>
-    <w:p/>
+    <w:p>
+      <w:pPr>
+        <w:pStyle w:val="Normal"/>
+        <w:widowControl/>
+        <w:suppressAutoHyphens w:val="true"/>
+        <w:bidi w:val="0"/>
+        <w:spacing w:lineRule="auto" w:line="278" w:before="0" w:after="160"/>
+        <w:jc w:val="start"/>
+        <w:rPr/>
+      </w:pPr>
+      <w:r>
+        <w:rPr/>
+      </w:r>
+    </w:p>
     <w:sectPr>
+      <w:type w:val="nextPage"/>
       <w:pgSz w:w="12240" w:h="15840"/>
-      <w:pgMar w:top="1440" w:right="1440" w:bottom="1440" w:left="1440" w:header="0" w:footer="0" w:gutter="0"/>
-      <w:cols w:space="720"/>
-      <w:formProt w:val="0"/>
-      <w:docGrid w:linePitch="360"/>
+      <w:pgMar w:left="1440" w:right="1440" w:gutter="0" w:header="0" w:top="1440" w:footer="0" w:bottom="1440"/>
+      <w:pgNumType w:fmt="decimal"/>
+      <w:formProt w:val="false"/>
+      <w:textDirection w:val="lrTb"/>
+      <w:docGrid w:type="default" w:linePitch="360" w:charSpace="0"/>
     </w:sectPr>
   </w:body>
 </w:document>
 </file>
 
 <file path=word/styles.xml><?xml version="1.0" encoding="utf-8"?>
-<w:styles xmlns:mc="http://schemas.openxmlformats.org/markup-compatibility/2006" xmlns:r="http://schemas.openxmlformats.org/officeDocument/2006/relationships" xmlns:w="http://schemas.openxmlformats.org/wordprocessingml/2006/main" xmlns:w14="http://schemas.microsoft.com/office/word/2010/wordml" xmlns:w15="http://schemas.microsoft.com/office/word/2012/wordml" xmlns:w16cex="http://schemas.microsoft.com/office/word/2018/wordml/cex" xmlns:w16cid="http://schemas.microsoft.com/office/word/2016/wordml/cid" xmlns:w16="http://schemas.microsoft.com/office/word/2018/wordml" xmlns:w16du="http://schemas.microsoft.com/office/word/2023/wordml/word16du" xmlns:w16sdtdh="http://schemas.microsoft.com/office/word/2020/wordml/sdtdatahash" xmlns:w16sdtfl="http://schemas.microsoft.com/office/word/2024/wordml/sdtformatlock" xmlns:w16se="http://schemas.microsoft.com/office/word/2015/wordml/symex" mc:Ignorable="w14 w15 w16se w16cid w16 w16cex w16sdtdh w16sdtfl w16du">
+<w:styles xmlns:w="http://schemas.openxmlformats.org/wordprocessingml/2006/main" xmlns:w14="http://schemas.microsoft.com/office/word/2010/wordml" xmlns:mc="http://schemas.openxmlformats.org/markup-compatibility/2006" mc:Ignorable="w14">
   <w:docDefaults>
     <w:rPrDefault>
       <w:rPr>
-        <w:rFonts w:asciiTheme="minorHAnsi" w:eastAsiaTheme="minorHAnsi" w:hAnsiTheme="minorHAnsi" w:cstheme="minorBidi"/>
+        <w:rFonts w:ascii="Aptos" w:hAnsi="Aptos" w:eastAsia="Aptos" w:cs="" w:asciiTheme="minorHAnsi" w:cstheme="minorBidi" w:eastAsiaTheme="minorHAnsi" w:hAnsiTheme="minorHAnsi"/>
         <w:kern w:val="2"/>
         <w:sz w:val="24"/>
         <w:szCs w:val="24"/>
@@ -159,21 +141,21 @@
     </w:rPrDefault>
     <w:pPrDefault>
       <w:pPr>
-        <w:suppressAutoHyphens/>
+        <w:suppressAutoHyphens w:val="true"/>
       </w:pPr>
     </w:pPrDefault>
   </w:docDefaults>
   <w:latentStyles w:defLockedState="0" w:defUIPriority="99" w:defSemiHidden="0" w:defUnhideWhenUsed="0" w:defQFormat="0" w:count="376">
     <w:lsdException w:name="Normal" w:uiPriority="0" w:qFormat="1"/>
     <w:lsdException w:name="heading 1" w:uiPriority="9" w:qFormat="1"/>
-    <w:lsdException w:name="heading 2" w:semiHidden="1" w:uiPriority="9" w:unhideWhenUsed="1" w:qFormat="1"/>
-    <w:lsdException w:name="heading 3" w:semiHidden="1" w:uiPriority="9" w:unhideWhenUsed="1" w:qFormat="1"/>
-    <w:lsdException w:name="heading 4" w:semiHidden="1" w:uiPriority="9" w:unhideWhenUsed="1" w:qFormat="1"/>
-    <w:lsdException w:name="heading 5" w:semiHidden="1" w:uiPriority="9" w:unhideWhenUsed="1" w:qFormat="1"/>
-    <w:lsdException w:name="heading 6" w:semiHidden="1" w:uiPriority="9" w:unhideWhenUsed="1" w:qFormat="1"/>
-    <w:lsdException w:name="heading 7" w:semiHidden="1" w:uiPriority="9" w:unhideWhenUsed="1" w:qFormat="1"/>
-    <w:lsdException w:name="heading 8" w:semiHidden="1" w:uiPriority="9" w:unhideWhenUsed="1" w:qFormat="1"/>
-    <w:lsdException w:name="heading 9" w:semiHidden="1" w:uiPriority="9" w:unhideWhenUsed="1" w:qFormat="1"/>
+    <w:lsdException w:name="heading 2" w:uiPriority="9" w:semiHidden="1" w:unhideWhenUsed="1" w:qFormat="1"/>
+    <w:lsdException w:name="heading 3" w:uiPriority="9" w:semiHidden="1" w:unhideWhenUsed="1" w:qFormat="1"/>
+    <w:lsdException w:name="heading 4" w:uiPriority="9" w:semiHidden="1" w:unhideWhenUsed="1" w:qFormat="1"/>
+    <w:lsdException w:name="heading 5" w:uiPriority="9" w:semiHidden="1" w:unhideWhenUsed="1" w:qFormat="1"/>
+    <w:lsdException w:name="heading 6" w:uiPriority="9" w:semiHidden="1" w:unhideWhenUsed="1" w:qFormat="1"/>
+    <w:lsdException w:name="heading 7" w:uiPriority="9" w:semiHidden="1" w:unhideWhenUsed="1" w:qFormat="1"/>
+    <w:lsdException w:name="heading 8" w:uiPriority="9" w:semiHidden="1" w:unhideWhenUsed="1" w:qFormat="1"/>
+    <w:lsdException w:name="heading 9" w:uiPriority="9" w:semiHidden="1" w:unhideWhenUsed="1" w:qFormat="1"/>
     <w:lsdException w:name="index 1" w:semiHidden="1" w:unhideWhenUsed="1"/>
     <w:lsdException w:name="index 2" w:semiHidden="1" w:unhideWhenUsed="1"/>
     <w:lsdException w:name="index 3" w:semiHidden="1" w:unhideWhenUsed="1"/>
@@ -183,22 +165,22 @@
     <w:lsdException w:name="index 7" w:semiHidden="1" w:unhideWhenUsed="1"/>
     <w:lsdException w:name="index 8" w:semiHidden="1" w:unhideWhenUsed="1"/>
     <w:lsdException w:name="index 9" w:semiHidden="1" w:unhideWhenUsed="1"/>
-    <w:lsdException w:name="toc 1" w:semiHidden="1" w:uiPriority="39" w:unhideWhenUsed="1"/>
-    <w:lsdException w:name="toc 2" w:semiHidden="1" w:uiPriority="39" w:unhideWhenUsed="1"/>
-    <w:lsdException w:name="toc 3" w:semiHidden="1" w:uiPriority="39" w:unhideWhenUsed="1"/>
-    <w:lsdException w:name="toc 4" w:semiHidden="1" w:uiPriority="39" w:unhideWhenUsed="1"/>
-    <w:lsdException w:name="toc 5" w:semiHidden="1" w:uiPriority="39" w:unhideWhenUsed="1"/>
-    <w:lsdException w:name="toc 6" w:semiHidden="1" w:uiPriority="39" w:unhideWhenUsed="1"/>
-    <w:lsdException w:name="toc 7" w:semiHidden="1" w:uiPriority="39" w:unhideWhenUsed="1"/>
-    <w:lsdException w:name="toc 8" w:semiHidden="1" w:uiPriority="39" w:unhideWhenUsed="1"/>
-    <w:lsdException w:name="toc 9" w:semiHidden="1" w:uiPriority="39" w:unhideWhenUsed="1"/>
+    <w:lsdException w:name="toc 1" w:uiPriority="39" w:semiHidden="1" w:unhideWhenUsed="1"/>
+    <w:lsdException w:name="toc 2" w:uiPriority="39" w:semiHidden="1" w:unhideWhenUsed="1"/>
+    <w:lsdException w:name="toc 3" w:uiPriority="39" w:semiHidden="1" w:unhideWhenUsed="1"/>
+    <w:lsdException w:name="toc 4" w:uiPriority="39" w:semiHidden="1" w:unhideWhenUsed="1"/>
+    <w:lsdException w:name="toc 5" w:uiPriority="39" w:semiHidden="1" w:unhideWhenUsed="1"/>
+    <w:lsdException w:name="toc 6" w:uiPriority="39" w:semiHidden="1" w:unhideWhenUsed="1"/>
+    <w:lsdException w:name="toc 7" w:uiPriority="39" w:semiHidden="1" w:unhideWhenUsed="1"/>
+    <w:lsdException w:name="toc 8" w:uiPriority="39" w:semiHidden="1" w:unhideWhenUsed="1"/>
+    <w:lsdException w:name="toc 9" w:uiPriority="39" w:semiHidden="1" w:unhideWhenUsed="1"/>
     <w:lsdException w:name="Normal Indent" w:semiHidden="1" w:unhideWhenUsed="1"/>
     <w:lsdException w:name="footnote text" w:semiHidden="1" w:unhideWhenUsed="1"/>
     <w:lsdException w:name="annotation text" w:semiHidden="1" w:unhideWhenUsed="1"/>
     <w:lsdException w:name="header" w:semiHidden="1" w:unhideWhenUsed="1"/>
     <w:lsdException w:name="footer" w:semiHidden="1" w:unhideWhenUsed="1"/>
     <w:lsdException w:name="index heading" w:semiHidden="1" w:unhideWhenUsed="1"/>
-    <w:lsdException w:name="caption" w:semiHidden="1" w:uiPriority="35" w:unhideWhenUsed="1" w:qFormat="1"/>
+    <w:lsdException w:name="caption" w:uiPriority="35" w:semiHidden="1" w:unhideWhenUsed="1" w:qFormat="1"/>
     <w:lsdException w:name="table of figures" w:semiHidden="1" w:unhideWhenUsed="1"/>
     <w:lsdException w:name="envelope address" w:semiHidden="1" w:unhideWhenUsed="1"/>
     <w:lsdException w:name="envelope return" w:semiHidden="1" w:unhideWhenUsed="1"/>
@@ -229,7 +211,7 @@
     <w:lsdException w:name="Title" w:uiPriority="10" w:qFormat="1"/>
     <w:lsdException w:name="Closing" w:semiHidden="1" w:unhideWhenUsed="1"/>
     <w:lsdException w:name="Signature" w:semiHidden="1" w:unhideWhenUsed="1"/>
-    <w:lsdException w:name="Default Paragraph Font" w:semiHidden="1" w:uiPriority="1" w:unhideWhenUsed="1"/>
+    <w:lsdException w:name="Default Paragraph Font" w:uiPriority="1" w:semiHidden="1" w:unhideWhenUsed="1"/>
     <w:lsdException w:name="Body Text" w:semiHidden="1" w:unhideWhenUsed="1"/>
     <w:lsdException w:name="Body Text Indent" w:semiHidden="1" w:unhideWhenUsed="1"/>
     <w:lsdException w:name="List Continue" w:semiHidden="1" w:unhideWhenUsed="1"/>
@@ -429,8 +411,8 @@
     <w:lsdException w:name="Subtle Reference" w:uiPriority="31" w:qFormat="1"/>
     <w:lsdException w:name="Intense Reference" w:uiPriority="32" w:qFormat="1"/>
     <w:lsdException w:name="Book Title" w:uiPriority="33" w:qFormat="1"/>
-    <w:lsdException w:name="Bibliography" w:semiHidden="1" w:uiPriority="37" w:unhideWhenUsed="1"/>
-    <w:lsdException w:name="TOC Heading" w:semiHidden="1" w:uiPriority="39" w:unhideWhenUsed="1" w:qFormat="1"/>
+    <w:lsdException w:name="Bibliography" w:uiPriority="37" w:semiHidden="1" w:unhideWhenUsed="1"/>
+    <w:lsdException w:name="TOC Heading" w:uiPriority="39" w:semiHidden="1" w:unhideWhenUsed="1" w:qFormat="1"/>
     <w:lsdException w:name="Plain Table 1" w:uiPriority="41"/>
     <w:lsdException w:name="Plain Table 2" w:uiPriority="42"/>
     <w:lsdException w:name="Plain Table 3" w:uiPriority="43"/>
@@ -541,17 +523,24 @@
     <w:lsdException w:name="Unresolved Mention" w:semiHidden="1" w:unhideWhenUsed="1"/>
     <w:lsdException w:name="Smart Link" w:semiHidden="1" w:unhideWhenUsed="1"/>
   </w:latentStyles>
-  <w:style w:type="paragraph" w:default="1" w:styleId="Normal">
+  <w:style w:type="paragraph" w:styleId="Normal" w:default="1">
     <w:name w:val="Normal"/>
     <w:qFormat/>
-    <w:rsid w:val="00BA56B8"/>
-    <w:pPr>
-      <w:spacing w:after="160" w:line="278" w:lineRule="auto"/>
-    </w:pPr>
-    <w:rPr>
-      <w:rFonts w:ascii="Aptos" w:eastAsiaTheme="minorEastAsia" w:hAnsi="Aptos"/>
+    <w:rsid w:val="00ba56b8"/>
+    <w:pPr>
+      <w:widowControl/>
+      <w:suppressAutoHyphens w:val="true"/>
+      <w:bidi w:val="0"/>
+      <w:spacing w:lineRule="auto" w:line="278" w:before="0" w:after="160"/>
+      <w:jc w:val="start"/>
+    </w:pPr>
+    <w:rPr>
+      <w:rFonts w:ascii="Aptos" w:hAnsi="Aptos" w:eastAsia="" w:eastAsiaTheme="minorEastAsia" w:cs=""/>
+      <w:color w:val="auto"/>
       <w:kern w:val="0"/>
-      <w:lang w:eastAsia="ja-JP"/>
+      <w:sz w:val="24"/>
+      <w:szCs w:val="24"/>
+      <w:lang w:eastAsia="ja-JP" w:val="en-US" w:bidi="ar-SA"/>
       <w14:ligatures w14:val="none"/>
     </w:rPr>
   </w:style>
@@ -562,16 +551,16 @@
     <w:link w:val="Heading1Char"/>
     <w:uiPriority w:val="9"/>
     <w:qFormat/>
-    <w:rsid w:val="00BA56B8"/>
-    <w:pPr>
-      <w:keepNext/>
+    <w:rsid w:val="00ba56b8"/>
+    <w:pPr>
+      <w:keepNext w:val="true"/>
       <w:keepLines/>
       <w:spacing w:before="360" w:after="80"/>
       <w:outlineLvl w:val="0"/>
     </w:pPr>
     <w:rPr>
-      <w:rFonts w:asciiTheme="majorHAnsi" w:eastAsiaTheme="majorEastAsia" w:hAnsiTheme="majorHAnsi" w:cstheme="majorBidi"/>
-      <w:color w:val="0F4761" w:themeColor="accent1" w:themeShade="BF"/>
+      <w:rFonts w:ascii="Aptos Display" w:hAnsi="Aptos Display" w:eastAsia="" w:cs="" w:asciiTheme="majorHAnsi" w:cstheme="majorBidi" w:eastAsiaTheme="majorEastAsia" w:hAnsiTheme="majorHAnsi"/>
+      <w:color w:themeColor="accent1" w:themeShade="bf" w:val="0F4761"/>
       <w:kern w:val="2"/>
       <w:sz w:val="40"/>
       <w:szCs w:val="40"/>
@@ -588,16 +577,16 @@
     <w:semiHidden/>
     <w:unhideWhenUsed/>
     <w:qFormat/>
-    <w:rsid w:val="00BA56B8"/>
-    <w:pPr>
-      <w:keepNext/>
+    <w:rsid w:val="00ba56b8"/>
+    <w:pPr>
+      <w:keepNext w:val="true"/>
       <w:keepLines/>
       <w:spacing w:before="160" w:after="80"/>
       <w:outlineLvl w:val="1"/>
     </w:pPr>
     <w:rPr>
-      <w:rFonts w:asciiTheme="majorHAnsi" w:eastAsiaTheme="majorEastAsia" w:hAnsiTheme="majorHAnsi" w:cstheme="majorBidi"/>
-      <w:color w:val="0F4761" w:themeColor="accent1" w:themeShade="BF"/>
+      <w:rFonts w:ascii="Aptos Display" w:hAnsi="Aptos Display" w:eastAsia="" w:cs="" w:asciiTheme="majorHAnsi" w:cstheme="majorBidi" w:eastAsiaTheme="majorEastAsia" w:hAnsiTheme="majorHAnsi"/>
+      <w:color w:themeColor="accent1" w:themeShade="bf" w:val="0F4761"/>
       <w:kern w:val="2"/>
       <w:sz w:val="32"/>
       <w:szCs w:val="32"/>
@@ -614,16 +603,16 @@
     <w:semiHidden/>
     <w:unhideWhenUsed/>
     <w:qFormat/>
-    <w:rsid w:val="00BA56B8"/>
-    <w:pPr>
-      <w:keepNext/>
+    <w:rsid w:val="00ba56b8"/>
+    <w:pPr>
+      <w:keepNext w:val="true"/>
       <w:keepLines/>
       <w:spacing w:before="160" w:after="80"/>
       <w:outlineLvl w:val="2"/>
     </w:pPr>
     <w:rPr>
-      <w:rFonts w:eastAsiaTheme="majorEastAsia" w:cstheme="majorBidi"/>
-      <w:color w:val="0F4761" w:themeColor="accent1" w:themeShade="BF"/>
+      <w:rFonts w:eastAsia="" w:cs="" w:cstheme="majorBidi" w:eastAsiaTheme="majorEastAsia"/>
+      <w:color w:themeColor="accent1" w:themeShade="bf" w:val="0F4761"/>
       <w:kern w:val="2"/>
       <w:sz w:val="28"/>
       <w:szCs w:val="28"/>
@@ -640,18 +629,18 @@
     <w:semiHidden/>
     <w:unhideWhenUsed/>
     <w:qFormat/>
-    <w:rsid w:val="00BA56B8"/>
-    <w:pPr>
-      <w:keepNext/>
+    <w:rsid w:val="00ba56b8"/>
+    <w:pPr>
+      <w:keepNext w:val="true"/>
       <w:keepLines/>
       <w:spacing w:before="80" w:after="40"/>
       <w:outlineLvl w:val="3"/>
     </w:pPr>
     <w:rPr>
-      <w:rFonts w:eastAsiaTheme="majorEastAsia" w:cstheme="majorBidi"/>
+      <w:rFonts w:eastAsia="" w:cs="" w:cstheme="majorBidi" w:eastAsiaTheme="majorEastAsia"/>
       <w:i/>
       <w:iCs/>
-      <w:color w:val="0F4761" w:themeColor="accent1" w:themeShade="BF"/>
+      <w:color w:themeColor="accent1" w:themeShade="bf" w:val="0F4761"/>
       <w:kern w:val="2"/>
       <w:lang w:eastAsia="en-US"/>
       <w14:ligatures w14:val="standardContextual"/>
@@ -666,16 +655,16 @@
     <w:semiHidden/>
     <w:unhideWhenUsed/>
     <w:qFormat/>
-    <w:rsid w:val="00BA56B8"/>
-    <w:pPr>
-      <w:keepNext/>
+    <w:rsid w:val="00ba56b8"/>
+    <w:pPr>
+      <w:keepNext w:val="true"/>
       <w:keepLines/>
       <w:spacing w:before="80" w:after="40"/>
       <w:outlineLvl w:val="4"/>
     </w:pPr>
     <w:rPr>
-      <w:rFonts w:eastAsiaTheme="majorEastAsia" w:cstheme="majorBidi"/>
-      <w:color w:val="0F4761" w:themeColor="accent1" w:themeShade="BF"/>
+      <w:rFonts w:eastAsia="" w:cs="" w:cstheme="majorBidi" w:eastAsiaTheme="majorEastAsia"/>
+      <w:color w:themeColor="accent1" w:themeShade="bf" w:val="0F4761"/>
       <w:kern w:val="2"/>
       <w:lang w:eastAsia="en-US"/>
       <w14:ligatures w14:val="standardContextual"/>
@@ -690,18 +679,18 @@
     <w:semiHidden/>
     <w:unhideWhenUsed/>
     <w:qFormat/>
-    <w:rsid w:val="00BA56B8"/>
-    <w:pPr>
-      <w:keepNext/>
+    <w:rsid w:val="00ba56b8"/>
+    <w:pPr>
+      <w:keepNext w:val="true"/>
       <w:keepLines/>
       <w:spacing w:before="40" w:after="0"/>
       <w:outlineLvl w:val="5"/>
     </w:pPr>
     <w:rPr>
-      <w:rFonts w:eastAsiaTheme="majorEastAsia" w:cstheme="majorBidi"/>
+      <w:rFonts w:eastAsia="" w:cs="" w:cstheme="majorBidi" w:eastAsiaTheme="majorEastAsia"/>
       <w:i/>
       <w:iCs/>
-      <w:color w:val="595959" w:themeColor="text1" w:themeTint="A6"/>
+      <w:color w:themeColor="text1" w:themeTint="a6" w:val="595959"/>
       <w:kern w:val="2"/>
       <w:lang w:eastAsia="en-US"/>
       <w14:ligatures w14:val="standardContextual"/>
@@ -716,16 +705,16 @@
     <w:semiHidden/>
     <w:unhideWhenUsed/>
     <w:qFormat/>
-    <w:rsid w:val="00BA56B8"/>
-    <w:pPr>
-      <w:keepNext/>
+    <w:rsid w:val="00ba56b8"/>
+    <w:pPr>
+      <w:keepNext w:val="true"/>
       <w:keepLines/>
       <w:spacing w:before="40" w:after="0"/>
       <w:outlineLvl w:val="6"/>
     </w:pPr>
     <w:rPr>
-      <w:rFonts w:eastAsiaTheme="majorEastAsia" w:cstheme="majorBidi"/>
-      <w:color w:val="595959" w:themeColor="text1" w:themeTint="A6"/>
+      <w:rFonts w:eastAsia="" w:cs="" w:cstheme="majorBidi" w:eastAsiaTheme="majorEastAsia"/>
+      <w:color w:themeColor="text1" w:themeTint="a6" w:val="595959"/>
       <w:kern w:val="2"/>
       <w:lang w:eastAsia="en-US"/>
       <w14:ligatures w14:val="standardContextual"/>
@@ -740,18 +729,18 @@
     <w:semiHidden/>
     <w:unhideWhenUsed/>
     <w:qFormat/>
-    <w:rsid w:val="00BA56B8"/>
-    <w:pPr>
-      <w:keepNext/>
+    <w:rsid w:val="00ba56b8"/>
+    <w:pPr>
+      <w:keepNext w:val="true"/>
       <w:keepLines/>
-      <w:spacing w:after="0"/>
+      <w:spacing w:before="0" w:after="0"/>
       <w:outlineLvl w:val="7"/>
     </w:pPr>
     <w:rPr>
-      <w:rFonts w:eastAsiaTheme="majorEastAsia" w:cstheme="majorBidi"/>
+      <w:rFonts w:eastAsia="" w:cs="" w:cstheme="majorBidi" w:eastAsiaTheme="majorEastAsia"/>
       <w:i/>
       <w:iCs/>
-      <w:color w:val="272727" w:themeColor="text1" w:themeTint="D8"/>
+      <w:color w:themeColor="text1" w:themeTint="d8" w:val="272727"/>
       <w:kern w:val="2"/>
       <w:lang w:eastAsia="en-US"/>
       <w14:ligatures w14:val="standardContextual"/>
@@ -766,24 +755,446 @@
     <w:semiHidden/>
     <w:unhideWhenUsed/>
     <w:qFormat/>
-    <w:rsid w:val="00BA56B8"/>
-    <w:pPr>
-      <w:keepNext/>
+    <w:rsid w:val="00ba56b8"/>
+    <w:pPr>
+      <w:keepNext w:val="true"/>
       <w:keepLines/>
-      <w:spacing w:after="0"/>
+      <w:spacing w:before="0" w:after="0"/>
       <w:outlineLvl w:val="8"/>
     </w:pPr>
     <w:rPr>
-      <w:rFonts w:eastAsiaTheme="majorEastAsia" w:cstheme="majorBidi"/>
-      <w:color w:val="272727" w:themeColor="text1" w:themeTint="D8"/>
+      <w:rFonts w:eastAsia="" w:cs="" w:cstheme="majorBidi" w:eastAsiaTheme="majorEastAsia"/>
+      <w:color w:themeColor="text1" w:themeTint="d8" w:val="272727"/>
       <w:kern w:val="2"/>
       <w:lang w:eastAsia="en-US"/>
       <w14:ligatures w14:val="standardContextual"/>
     </w:rPr>
   </w:style>
-  <w:style w:type="character" w:default="1" w:styleId="DefaultParagraphFont">
+  <w:style w:type="character" w:styleId="DefaultParagraphFont" w:default="1">
     <w:name w:val="Default Paragraph Font"/>
     <w:uiPriority w:val="1"/>
+    <w:semiHidden/>
+    <w:unhideWhenUsed/>
+    <w:rPr/>
+  </w:style>
+  <w:style w:type="character" w:styleId="Heading1Char" w:customStyle="1">
+    <w:name w:val="Heading 1 Char"/>
+    <w:basedOn w:val="DefaultParagraphFont"/>
+    <w:link w:val="Heading1"/>
+    <w:uiPriority w:val="9"/>
+    <w:rsid w:val="00ba56b8"/>
+    <w:rPr>
+      <w:rFonts w:ascii="Aptos Display" w:hAnsi="Aptos Display" w:eastAsia="" w:cs="" w:asciiTheme="majorHAnsi" w:cstheme="majorBidi" w:eastAsiaTheme="majorEastAsia" w:hAnsiTheme="majorHAnsi"/>
+      <w:color w:themeColor="accent1" w:themeShade="bf" w:val="0F4761"/>
+      <w:sz w:val="40"/>
+      <w:szCs w:val="40"/>
+    </w:rPr>
+  </w:style>
+  <w:style w:type="character" w:styleId="Heading2Char" w:customStyle="1">
+    <w:name w:val="Heading 2 Char"/>
+    <w:basedOn w:val="DefaultParagraphFont"/>
+    <w:link w:val="Heading2"/>
+    <w:uiPriority w:val="9"/>
+    <w:semiHidden/>
+    <w:rsid w:val="00ba56b8"/>
+    <w:rPr>
+      <w:rFonts w:ascii="Aptos Display" w:hAnsi="Aptos Display" w:eastAsia="" w:cs="" w:asciiTheme="majorHAnsi" w:cstheme="majorBidi" w:eastAsiaTheme="majorEastAsia" w:hAnsiTheme="majorHAnsi"/>
+      <w:color w:themeColor="accent1" w:themeShade="bf" w:val="0F4761"/>
+      <w:sz w:val="32"/>
+      <w:szCs w:val="32"/>
+    </w:rPr>
+  </w:style>
+  <w:style w:type="character" w:styleId="Heading3Char" w:customStyle="1">
+    <w:name w:val="Heading 3 Char"/>
+    <w:basedOn w:val="DefaultParagraphFont"/>
+    <w:link w:val="Heading3"/>
+    <w:uiPriority w:val="9"/>
+    <w:semiHidden/>
+    <w:rsid w:val="00ba56b8"/>
+    <w:rPr>
+      <w:rFonts w:eastAsia="" w:cs="" w:cstheme="majorBidi" w:eastAsiaTheme="majorEastAsia"/>
+      <w:color w:themeColor="accent1" w:themeShade="bf" w:val="0F4761"/>
+      <w:sz w:val="28"/>
+      <w:szCs w:val="28"/>
+    </w:rPr>
+  </w:style>
+  <w:style w:type="character" w:styleId="Heading4Char" w:customStyle="1">
+    <w:name w:val="Heading 4 Char"/>
+    <w:basedOn w:val="DefaultParagraphFont"/>
+    <w:link w:val="Heading4"/>
+    <w:uiPriority w:val="9"/>
+    <w:semiHidden/>
+    <w:rsid w:val="00ba56b8"/>
+    <w:rPr>
+      <w:rFonts w:eastAsia="" w:cs="" w:cstheme="majorBidi" w:eastAsiaTheme="majorEastAsia"/>
+      <w:i/>
+      <w:iCs/>
+      <w:color w:themeColor="accent1" w:themeShade="bf" w:val="0F4761"/>
+    </w:rPr>
+  </w:style>
+  <w:style w:type="character" w:styleId="Heading5Char" w:customStyle="1">
+    <w:name w:val="Heading 5 Char"/>
+    <w:basedOn w:val="DefaultParagraphFont"/>
+    <w:link w:val="Heading5"/>
+    <w:uiPriority w:val="9"/>
+    <w:semiHidden/>
+    <w:rsid w:val="00ba56b8"/>
+    <w:rPr>
+      <w:rFonts w:eastAsia="" w:cs="" w:cstheme="majorBidi" w:eastAsiaTheme="majorEastAsia"/>
+      <w:color w:themeColor="accent1" w:themeShade="bf" w:val="0F4761"/>
+    </w:rPr>
+  </w:style>
+  <w:style w:type="character" w:styleId="Heading6Char" w:customStyle="1">
+    <w:name w:val="Heading 6 Char"/>
+    <w:basedOn w:val="DefaultParagraphFont"/>
+    <w:link w:val="Heading6"/>
+    <w:uiPriority w:val="9"/>
+    <w:semiHidden/>
+    <w:rsid w:val="00ba56b8"/>
+    <w:rPr>
+      <w:rFonts w:eastAsia="" w:cs="" w:cstheme="majorBidi" w:eastAsiaTheme="majorEastAsia"/>
+      <w:i/>
+      <w:iCs/>
+      <w:color w:themeColor="text1" w:themeTint="a6" w:val="595959"/>
+    </w:rPr>
+  </w:style>
+  <w:style w:type="character" w:styleId="Heading7Char" w:customStyle="1">
+    <w:name w:val="Heading 7 Char"/>
+    <w:basedOn w:val="DefaultParagraphFont"/>
+    <w:link w:val="Heading7"/>
+    <w:uiPriority w:val="9"/>
+    <w:semiHidden/>
+    <w:rsid w:val="00ba56b8"/>
+    <w:rPr>
+      <w:rFonts w:eastAsia="" w:cs="" w:cstheme="majorBidi" w:eastAsiaTheme="majorEastAsia"/>
+      <w:color w:themeColor="text1" w:themeTint="a6" w:val="595959"/>
+    </w:rPr>
+  </w:style>
+  <w:style w:type="character" w:styleId="Heading8Char" w:customStyle="1">
+    <w:name w:val="Heading 8 Char"/>
+    <w:basedOn w:val="DefaultParagraphFont"/>
+    <w:link w:val="Heading8"/>
+    <w:uiPriority w:val="9"/>
+    <w:semiHidden/>
+    <w:rsid w:val="00ba56b8"/>
+    <w:rPr>
+      <w:rFonts w:eastAsia="" w:cs="" w:cstheme="majorBidi" w:eastAsiaTheme="majorEastAsia"/>
+      <w:i/>
+      <w:iCs/>
+      <w:color w:themeColor="text1" w:themeTint="d8" w:val="272727"/>
+    </w:rPr>
+  </w:style>
+  <w:style w:type="character" w:styleId="Heading9Char" w:customStyle="1">
+    <w:name w:val="Heading 9 Char"/>
+    <w:basedOn w:val="DefaultParagraphFont"/>
+    <w:link w:val="Heading9"/>
+    <w:uiPriority w:val="9"/>
+    <w:semiHidden/>
+    <w:rsid w:val="00ba56b8"/>
+    <w:rPr>
+      <w:rFonts w:eastAsia="" w:cs="" w:cstheme="majorBidi" w:eastAsiaTheme="majorEastAsia"/>
+      <w:color w:themeColor="text1" w:themeTint="d8" w:val="272727"/>
+    </w:rPr>
+  </w:style>
+  <w:style w:type="character" w:styleId="TitleChar" w:customStyle="1">
+    <w:name w:val="Title Char"/>
+    <w:basedOn w:val="DefaultParagraphFont"/>
+    <w:link w:val="Title"/>
+    <w:uiPriority w:val="10"/>
+    <w:rsid w:val="00ba56b8"/>
+    <w:rPr>
+      <w:rFonts w:ascii="Aptos Display" w:hAnsi="Aptos Display" w:eastAsia="" w:cs="" w:asciiTheme="majorHAnsi" w:cstheme="majorBidi" w:eastAsiaTheme="majorEastAsia" w:hAnsiTheme="majorHAnsi"/>
+      <w:spacing w:val="-10"/>
+      <w:kern w:val="2"/>
+      <w:sz w:val="56"/>
+      <w:szCs w:val="56"/>
+    </w:rPr>
+  </w:style>
+  <w:style w:type="character" w:styleId="SubtitleChar" w:customStyle="1">
+    <w:name w:val="Subtitle Char"/>
+    <w:basedOn w:val="DefaultParagraphFont"/>
+    <w:link w:val="Subtitle"/>
+    <w:uiPriority w:val="11"/>
+    <w:rsid w:val="00ba56b8"/>
+    <w:rPr>
+      <w:rFonts w:eastAsia="" w:cs="" w:cstheme="majorBidi" w:eastAsiaTheme="majorEastAsia"/>
+      <w:color w:themeColor="text1" w:themeTint="a6" w:val="595959"/>
+      <w:spacing w:val="15"/>
+      <w:sz w:val="28"/>
+      <w:szCs w:val="28"/>
+    </w:rPr>
+  </w:style>
+  <w:style w:type="character" w:styleId="QuoteChar" w:customStyle="1">
+    <w:name w:val="Quote Char"/>
+    <w:basedOn w:val="DefaultParagraphFont"/>
+    <w:link w:val="Quote"/>
+    <w:uiPriority w:val="29"/>
+    <w:rsid w:val="00ba56b8"/>
+    <w:rPr>
+      <w:i/>
+      <w:iCs/>
+      <w:color w:themeColor="text1" w:themeTint="bf" w:val="404040"/>
+    </w:rPr>
+  </w:style>
+  <w:style w:type="character" w:styleId="IntenseEmphasis">
+    <w:name w:val="Intense Emphasis"/>
+    <w:basedOn w:val="DefaultParagraphFont"/>
+    <w:uiPriority w:val="21"/>
+    <w:qFormat/>
+    <w:rsid w:val="00ba56b8"/>
+    <w:rPr>
+      <w:i/>
+      <w:iCs/>
+      <w:color w:themeColor="accent1" w:themeShade="bf" w:val="0F4761"/>
+    </w:rPr>
+  </w:style>
+  <w:style w:type="character" w:styleId="IntenseQuoteChar" w:customStyle="1">
+    <w:name w:val="Intense Quote Char"/>
+    <w:basedOn w:val="DefaultParagraphFont"/>
+    <w:link w:val="IntenseQuote"/>
+    <w:uiPriority w:val="30"/>
+    <w:rsid w:val="00ba56b8"/>
+    <w:rPr>
+      <w:i/>
+      <w:iCs/>
+      <w:color w:themeColor="accent1" w:themeShade="bf" w:val="0F4761"/>
+    </w:rPr>
+  </w:style>
+  <w:style w:type="character" w:styleId="IntenseReference">
+    <w:name w:val="Intense Reference"/>
+    <w:basedOn w:val="DefaultParagraphFont"/>
+    <w:uiPriority w:val="32"/>
+    <w:qFormat/>
+    <w:rsid w:val="00ba56b8"/>
+    <w:rPr>
+      <w:b/>
+      <w:bCs/>
+      <w:smallCaps/>
+      <w:color w:themeColor="accent1" w:themeShade="bf" w:val="0F4761"/>
+      <w:spacing w:val="5"/>
+    </w:rPr>
+  </w:style>
+  <w:style w:type="paragraph" w:styleId="Heading" w:customStyle="1">
+    <w:name w:val="Heading"/>
+    <w:basedOn w:val="Normal"/>
+    <w:next w:val="BodyText"/>
+    <w:pPr>
+      <w:keepNext w:val="true"/>
+      <w:spacing w:before="240" w:after="120"/>
+    </w:pPr>
+    <w:rPr>
+      <w:rFonts w:ascii="Liberation Sans" w:hAnsi="Liberation Sans" w:eastAsia="Microsoft YaHei" w:cs="Lucida Sans"/>
+      <w:sz w:val="28"/>
+      <w:szCs w:val="28"/>
+    </w:rPr>
+  </w:style>
+  <w:style w:type="paragraph" w:styleId="BodyText">
+    <w:name w:val="Body Text"/>
+    <w:basedOn w:val="Normal"/>
+    <w:pPr>
+      <w:spacing w:lineRule="auto" w:line="276" w:before="0" w:after="140"/>
+    </w:pPr>
+    <w:rPr/>
+  </w:style>
+  <w:style w:type="paragraph" w:styleId="List">
+    <w:name w:val="List"/>
+    <w:basedOn w:val="BodyText"/>
+    <w:pPr/>
+    <w:rPr>
+      <w:rFonts w:cs="Lucida Sans"/>
+    </w:rPr>
+  </w:style>
+  <w:style w:type="paragraph" w:styleId="Caption">
+    <w:name w:val="caption"/>
+    <w:basedOn w:val="Normal"/>
+    <w:pPr>
+      <w:suppressLineNumbers/>
+      <w:spacing w:before="120" w:after="120"/>
+    </w:pPr>
+    <w:rPr>
+      <w:rFonts w:cs="Lucida Sans"/>
+      <w:i/>
+      <w:iCs/>
+    </w:rPr>
+  </w:style>
+  <w:style w:type="paragraph" w:styleId="Index" w:customStyle="1">
+    <w:name w:val="Index"/>
+    <w:basedOn w:val="Normal"/>
+    <w:pPr>
+      <w:suppressLineNumbers/>
+    </w:pPr>
+    <w:rPr>
+      <w:rFonts w:cs="Lucida Sans"/>
+    </w:rPr>
+  </w:style>
+  <w:style w:type="paragraph" w:styleId="Title">
+    <w:name w:val="Title"/>
+    <w:basedOn w:val="Normal"/>
+    <w:next w:val="Normal"/>
+    <w:link w:val="TitleChar"/>
+    <w:uiPriority w:val="10"/>
+    <w:qFormat/>
+    <w:rsid w:val="00ba56b8"/>
+    <w:pPr>
+      <w:spacing w:lineRule="auto" w:line="240" w:before="0" w:after="80"/>
+      <w:contextualSpacing/>
+    </w:pPr>
+    <w:rPr>
+      <w:rFonts w:ascii="Aptos Display" w:hAnsi="Aptos Display" w:eastAsia="" w:cs="" w:asciiTheme="majorHAnsi" w:cstheme="majorBidi" w:eastAsiaTheme="majorEastAsia" w:hAnsiTheme="majorHAnsi"/>
+      <w:spacing w:val="-10"/>
+      <w:kern w:val="2"/>
+      <w:sz w:val="56"/>
+      <w:szCs w:val="56"/>
+      <w:lang w:eastAsia="en-US"/>
+      <w14:ligatures w14:val="standardContextual"/>
+    </w:rPr>
+  </w:style>
+  <w:style w:type="paragraph" w:styleId="Subtitle">
+    <w:name w:val="Subtitle"/>
+    <w:basedOn w:val="Normal"/>
+    <w:next w:val="Normal"/>
+    <w:link w:val="SubtitleChar"/>
+    <w:uiPriority w:val="11"/>
+    <w:qFormat/>
+    <w:rsid w:val="00ba56b8"/>
+    <w:pPr/>
+    <w:rPr>
+      <w:rFonts w:eastAsia="" w:cs="" w:cstheme="majorBidi" w:eastAsiaTheme="majorEastAsia"/>
+      <w:color w:themeColor="text1" w:themeTint="a6" w:val="595959"/>
+      <w:spacing w:val="15"/>
+      <w:kern w:val="2"/>
+      <w:sz w:val="28"/>
+      <w:szCs w:val="28"/>
+      <w:lang w:eastAsia="en-US"/>
+      <w14:ligatures w14:val="standardContextual"/>
+    </w:rPr>
+  </w:style>
+  <w:style w:type="paragraph" w:styleId="Quote">
+    <w:name w:val="Quote"/>
+    <w:basedOn w:val="Normal"/>
+    <w:next w:val="Normal"/>
+    <w:link w:val="QuoteChar"/>
+    <w:uiPriority w:val="29"/>
+    <w:qFormat/>
+    <w:rsid w:val="00ba56b8"/>
+    <w:pPr>
+      <w:spacing w:before="160" w:after="160"/>
+      <w:jc w:val="center"/>
+    </w:pPr>
+    <w:rPr>
+      <w:rFonts w:eastAsia="Aptos" w:eastAsiaTheme="minorHAnsi"/>
+      <w:i/>
+      <w:iCs/>
+      <w:color w:themeColor="text1" w:themeTint="bf" w:val="404040"/>
+      <w:kern w:val="2"/>
+      <w:lang w:eastAsia="en-US"/>
+      <w14:ligatures w14:val="standardContextual"/>
+    </w:rPr>
+  </w:style>
+  <w:style w:type="paragraph" w:styleId="ListParagraph">
+    <w:name w:val="List Paragraph"/>
+    <w:basedOn w:val="Normal"/>
+    <w:uiPriority w:val="34"/>
+    <w:qFormat/>
+    <w:rsid w:val="00ba56b8"/>
+    <w:pPr>
+      <w:spacing w:before="0" w:after="160"/>
+      <w:ind w:start="720"/>
+      <w:contextualSpacing/>
+    </w:pPr>
+    <w:rPr>
+      <w:rFonts w:eastAsia="Aptos" w:eastAsiaTheme="minorHAnsi"/>
+      <w:kern w:val="2"/>
+      <w:lang w:eastAsia="en-US"/>
+      <w14:ligatures w14:val="standardContextual"/>
+    </w:rPr>
+  </w:style>
+  <w:style w:type="paragraph" w:styleId="IntenseQuote">
+    <w:name w:val="Intense Quote"/>
+    <w:basedOn w:val="Normal"/>
+    <w:next w:val="Normal"/>
+    <w:link w:val="IntenseQuoteChar"/>
+    <w:uiPriority w:val="30"/>
+    <w:qFormat/>
+    <w:rsid w:val="00ba56b8"/>
+    <w:pPr>
+      <w:pBdr>
+        <w:top w:val="single" w:sz="4" w:space="10" w:color="0F4761" w:themeColor="accent1" w:themeShade="bf"/>
+        <w:bottom w:val="single" w:sz="4" w:space="10" w:color="0F4761" w:themeColor="accent1" w:themeShade="bf"/>
+      </w:pBdr>
+      <w:spacing w:before="360" w:after="360"/>
+      <w:ind w:start="864" w:end="864"/>
+      <w:jc w:val="center"/>
+    </w:pPr>
+    <w:rPr>
+      <w:rFonts w:eastAsia="Aptos" w:eastAsiaTheme="minorHAnsi"/>
+      <w:i/>
+      <w:iCs/>
+      <w:color w:themeColor="accent1" w:themeShade="bf" w:val="0F4761"/>
+      <w:kern w:val="2"/>
+      <w:lang w:eastAsia="en-US"/>
+      <w14:ligatures w14:val="standardContextual"/>
+    </w:rPr>
+  </w:style>
+  <w:style w:type="paragraph" w:styleId="normal1" w:customStyle="1">
+    <w:name w:val="normal1"/>
+    <w:pPr>
+      <w:widowControl/>
+      <w:suppressAutoHyphens w:val="true"/>
+      <w:bidi w:val="0"/>
+      <w:spacing w:lineRule="auto" w:line="278" w:before="0" w:after="160"/>
+      <w:jc w:val="start"/>
+    </w:pPr>
+    <w:rPr>
+      <w:rFonts w:ascii="Aptos" w:hAnsi="Aptos" w:eastAsia="Aptos" w:cs="" w:asciiTheme="minorHAnsi" w:cstheme="minorBidi" w:eastAsiaTheme="minorHAnsi" w:hAnsiTheme="minorHAnsi"/>
+      <w:color w:val="auto"/>
+      <w:kern w:val="2"/>
+      <w:sz w:val="24"/>
+      <w:szCs w:val="24"/>
+      <w:lang w:val="en-US" w:eastAsia="en-US" w:bidi="ar-SA"/>
+      <w14:ligatures w14:val="standardContextual"/>
+    </w:rPr>
+  </w:style>
+  <w:style w:type="paragraph" w:styleId="normal111" w:customStyle="1">
+    <w:name w:val="normal111"/>
+    <w:pPr>
+      <w:widowControl/>
+      <w:suppressAutoHyphens w:val="true"/>
+      <w:bidi w:val="0"/>
+      <w:spacing w:lineRule="auto" w:line="278" w:before="0" w:after="160"/>
+      <w:jc w:val="start"/>
+    </w:pPr>
+    <w:rPr>
+      <w:rFonts w:ascii="Aptos" w:hAnsi="Aptos" w:eastAsia="Aptos" w:cs="Aptos" w:asciiTheme="minorHAnsi" w:eastAsiaTheme="minorHAnsi" w:hAnsiTheme="minorHAnsi"/>
+      <w:color w:val="auto"/>
+      <w:kern w:val="0"/>
+      <w:sz w:val="24"/>
+      <w:szCs w:val="24"/>
+      <w:lang w:eastAsia="zh-CN" w:bidi="hi-IN" w:val="en-US"/>
+      <w14:ligatures w14:val="standardContextual"/>
+    </w:rPr>
+  </w:style>
+  <w:style w:type="paragraph" w:styleId="normal1111">
+    <w:name w:val="normal1111"/>
+    <w:pPr>
+      <w:widowControl/>
+      <w:suppressAutoHyphens w:val="true"/>
+      <w:bidi w:val="0"/>
+      <w:spacing w:lineRule="auto" w:line="278" w:before="0" w:after="160"/>
+      <w:jc w:val="start"/>
+    </w:pPr>
+    <w:rPr>
+      <w:rFonts w:ascii="Aptos" w:hAnsi="Aptos" w:eastAsia="Aptos" w:cs="Aptos"/>
+      <w:color w:val="auto"/>
+      <w:kern w:val="0"/>
+      <w:sz w:val="24"/>
+      <w:szCs w:val="24"/>
+      <w:lang w:val="en-US" w:eastAsia="zh-CN" w:bidi="hi-IN"/>
+    </w:rPr>
+  </w:style>
+  <w:style w:type="numbering" w:styleId="NoList" w:default="1">
+    <w:name w:val="No List"/>
+    <w:uiPriority w:val="99"/>
     <w:semiHidden/>
     <w:unhideWhenUsed/>
   </w:style>
@@ -793,7 +1204,6 @@
     <w:semiHidden/>
     <w:unhideWhenUsed/>
     <w:tblPr>
-      <w:tblInd w:w="0" w:type="dxa"/>
       <w:tblCellMar>
         <w:top w:w="0" w:type="dxa"/>
         <w:left w:w="108" w:type="dxa"/>
@@ -802,389 +1212,11 @@
       </w:tblCellMar>
     </w:tblPr>
   </w:style>
-  <w:style w:type="numbering" w:default="1" w:styleId="NoList">
-    <w:name w:val="No List"/>
-    <w:uiPriority w:val="99"/>
-    <w:semiHidden/>
-    <w:unhideWhenUsed/>
-  </w:style>
-  <w:style w:type="character" w:customStyle="1" w:styleId="Heading1Char">
-    <w:name w:val="Heading 1 Char"/>
-    <w:basedOn w:val="DefaultParagraphFont"/>
-    <w:link w:val="Heading1"/>
-    <w:uiPriority w:val="9"/>
-    <w:rsid w:val="00BA56B8"/>
-    <w:rPr>
-      <w:rFonts w:asciiTheme="majorHAnsi" w:eastAsiaTheme="majorEastAsia" w:hAnsiTheme="majorHAnsi" w:cstheme="majorBidi"/>
-      <w:color w:val="0F4761" w:themeColor="accent1" w:themeShade="BF"/>
-      <w:sz w:val="40"/>
-      <w:szCs w:val="40"/>
-    </w:rPr>
-  </w:style>
-  <w:style w:type="character" w:customStyle="1" w:styleId="Heading2Char">
-    <w:name w:val="Heading 2 Char"/>
-    <w:basedOn w:val="DefaultParagraphFont"/>
-    <w:link w:val="Heading2"/>
-    <w:uiPriority w:val="9"/>
-    <w:semiHidden/>
-    <w:rsid w:val="00BA56B8"/>
-    <w:rPr>
-      <w:rFonts w:asciiTheme="majorHAnsi" w:eastAsiaTheme="majorEastAsia" w:hAnsiTheme="majorHAnsi" w:cstheme="majorBidi"/>
-      <w:color w:val="0F4761" w:themeColor="accent1" w:themeShade="BF"/>
-      <w:sz w:val="32"/>
-      <w:szCs w:val="32"/>
-    </w:rPr>
-  </w:style>
-  <w:style w:type="character" w:customStyle="1" w:styleId="Heading3Char">
-    <w:name w:val="Heading 3 Char"/>
-    <w:basedOn w:val="DefaultParagraphFont"/>
-    <w:link w:val="Heading3"/>
-    <w:uiPriority w:val="9"/>
-    <w:semiHidden/>
-    <w:rsid w:val="00BA56B8"/>
-    <w:rPr>
-      <w:rFonts w:eastAsiaTheme="majorEastAsia" w:cstheme="majorBidi"/>
-      <w:color w:val="0F4761" w:themeColor="accent1" w:themeShade="BF"/>
-      <w:sz w:val="28"/>
-      <w:szCs w:val="28"/>
-    </w:rPr>
-  </w:style>
-  <w:style w:type="character" w:customStyle="1" w:styleId="Heading4Char">
-    <w:name w:val="Heading 4 Char"/>
-    <w:basedOn w:val="DefaultParagraphFont"/>
-    <w:link w:val="Heading4"/>
-    <w:uiPriority w:val="9"/>
-    <w:semiHidden/>
-    <w:rsid w:val="00BA56B8"/>
-    <w:rPr>
-      <w:rFonts w:eastAsiaTheme="majorEastAsia" w:cstheme="majorBidi"/>
-      <w:i/>
-      <w:iCs/>
-      <w:color w:val="0F4761" w:themeColor="accent1" w:themeShade="BF"/>
-    </w:rPr>
-  </w:style>
-  <w:style w:type="character" w:customStyle="1" w:styleId="Heading5Char">
-    <w:name w:val="Heading 5 Char"/>
-    <w:basedOn w:val="DefaultParagraphFont"/>
-    <w:link w:val="Heading5"/>
-    <w:uiPriority w:val="9"/>
-    <w:semiHidden/>
-    <w:rsid w:val="00BA56B8"/>
-    <w:rPr>
-      <w:rFonts w:eastAsiaTheme="majorEastAsia" w:cstheme="majorBidi"/>
-      <w:color w:val="0F4761" w:themeColor="accent1" w:themeShade="BF"/>
-    </w:rPr>
-  </w:style>
-  <w:style w:type="character" w:customStyle="1" w:styleId="Heading6Char">
-    <w:name w:val="Heading 6 Char"/>
-    <w:basedOn w:val="DefaultParagraphFont"/>
-    <w:link w:val="Heading6"/>
-    <w:uiPriority w:val="9"/>
-    <w:semiHidden/>
-    <w:rsid w:val="00BA56B8"/>
-    <w:rPr>
-      <w:rFonts w:eastAsiaTheme="majorEastAsia" w:cstheme="majorBidi"/>
-      <w:i/>
-      <w:iCs/>
-      <w:color w:val="595959" w:themeColor="text1" w:themeTint="A6"/>
-    </w:rPr>
-  </w:style>
-  <w:style w:type="character" w:customStyle="1" w:styleId="Heading7Char">
-    <w:name w:val="Heading 7 Char"/>
-    <w:basedOn w:val="DefaultParagraphFont"/>
-    <w:link w:val="Heading7"/>
-    <w:uiPriority w:val="9"/>
-    <w:semiHidden/>
-    <w:rsid w:val="00BA56B8"/>
-    <w:rPr>
-      <w:rFonts w:eastAsiaTheme="majorEastAsia" w:cstheme="majorBidi"/>
-      <w:color w:val="595959" w:themeColor="text1" w:themeTint="A6"/>
-    </w:rPr>
-  </w:style>
-  <w:style w:type="character" w:customStyle="1" w:styleId="Heading8Char">
-    <w:name w:val="Heading 8 Char"/>
-    <w:basedOn w:val="DefaultParagraphFont"/>
-    <w:link w:val="Heading8"/>
-    <w:uiPriority w:val="9"/>
-    <w:semiHidden/>
-    <w:rsid w:val="00BA56B8"/>
-    <w:rPr>
-      <w:rFonts w:eastAsiaTheme="majorEastAsia" w:cstheme="majorBidi"/>
-      <w:i/>
-      <w:iCs/>
-      <w:color w:val="272727" w:themeColor="text1" w:themeTint="D8"/>
-    </w:rPr>
-  </w:style>
-  <w:style w:type="character" w:customStyle="1" w:styleId="Heading9Char">
-    <w:name w:val="Heading 9 Char"/>
-    <w:basedOn w:val="DefaultParagraphFont"/>
-    <w:link w:val="Heading9"/>
-    <w:uiPriority w:val="9"/>
-    <w:semiHidden/>
-    <w:rsid w:val="00BA56B8"/>
-    <w:rPr>
-      <w:rFonts w:eastAsiaTheme="majorEastAsia" w:cstheme="majorBidi"/>
-      <w:color w:val="272727" w:themeColor="text1" w:themeTint="D8"/>
-    </w:rPr>
-  </w:style>
-  <w:style w:type="character" w:customStyle="1" w:styleId="TitleChar">
-    <w:name w:val="Title Char"/>
-    <w:basedOn w:val="DefaultParagraphFont"/>
-    <w:link w:val="Title"/>
-    <w:uiPriority w:val="10"/>
-    <w:rsid w:val="00BA56B8"/>
-    <w:rPr>
-      <w:rFonts w:asciiTheme="majorHAnsi" w:eastAsiaTheme="majorEastAsia" w:hAnsiTheme="majorHAnsi" w:cstheme="majorBidi"/>
-      <w:spacing w:val="-10"/>
-      <w:kern w:val="2"/>
-      <w:sz w:val="56"/>
-      <w:szCs w:val="56"/>
-    </w:rPr>
-  </w:style>
-  <w:style w:type="character" w:customStyle="1" w:styleId="SubtitleChar">
-    <w:name w:val="Subtitle Char"/>
-    <w:basedOn w:val="DefaultParagraphFont"/>
-    <w:link w:val="Subtitle"/>
-    <w:uiPriority w:val="11"/>
-    <w:rsid w:val="00BA56B8"/>
-    <w:rPr>
-      <w:rFonts w:eastAsiaTheme="majorEastAsia" w:cstheme="majorBidi"/>
-      <w:color w:val="595959" w:themeColor="text1" w:themeTint="A6"/>
-      <w:spacing w:val="15"/>
-      <w:sz w:val="28"/>
-      <w:szCs w:val="28"/>
-    </w:rPr>
-  </w:style>
-  <w:style w:type="character" w:customStyle="1" w:styleId="QuoteChar">
-    <w:name w:val="Quote Char"/>
-    <w:basedOn w:val="DefaultParagraphFont"/>
-    <w:link w:val="Quote"/>
-    <w:uiPriority w:val="29"/>
-    <w:rsid w:val="00BA56B8"/>
-    <w:rPr>
-      <w:i/>
-      <w:iCs/>
-      <w:color w:val="404040" w:themeColor="text1" w:themeTint="BF"/>
-    </w:rPr>
-  </w:style>
-  <w:style w:type="character" w:styleId="IntenseEmphasis">
-    <w:name w:val="Intense Emphasis"/>
-    <w:basedOn w:val="DefaultParagraphFont"/>
-    <w:uiPriority w:val="21"/>
-    <w:qFormat/>
-    <w:rsid w:val="00BA56B8"/>
-    <w:rPr>
-      <w:i/>
-      <w:iCs/>
-      <w:color w:val="0F4761" w:themeColor="accent1" w:themeShade="BF"/>
-    </w:rPr>
-  </w:style>
-  <w:style w:type="character" w:customStyle="1" w:styleId="IntenseQuoteChar">
-    <w:name w:val="Intense Quote Char"/>
-    <w:basedOn w:val="DefaultParagraphFont"/>
-    <w:link w:val="IntenseQuote"/>
-    <w:uiPriority w:val="30"/>
-    <w:rsid w:val="00BA56B8"/>
-    <w:rPr>
-      <w:i/>
-      <w:iCs/>
-      <w:color w:val="0F4761" w:themeColor="accent1" w:themeShade="BF"/>
-    </w:rPr>
-  </w:style>
-  <w:style w:type="character" w:styleId="IntenseReference">
-    <w:name w:val="Intense Reference"/>
-    <w:basedOn w:val="DefaultParagraphFont"/>
-    <w:uiPriority w:val="32"/>
-    <w:qFormat/>
-    <w:rsid w:val="00BA56B8"/>
-    <w:rPr>
-      <w:b/>
-      <w:bCs/>
-      <w:smallCaps/>
-      <w:color w:val="0F4761" w:themeColor="accent1" w:themeShade="BF"/>
-      <w:spacing w:val="5"/>
-    </w:rPr>
-  </w:style>
-  <w:style w:type="paragraph" w:customStyle="1" w:styleId="Heading">
-    <w:name w:val="Heading"/>
-    <w:basedOn w:val="Normal"/>
-    <w:next w:val="BodyText"/>
-    <w:pPr>
-      <w:keepNext/>
-      <w:spacing w:before="240" w:after="120"/>
-    </w:pPr>
-    <w:rPr>
-      <w:rFonts w:ascii="Liberation Sans" w:eastAsia="Microsoft YaHei" w:hAnsi="Liberation Sans" w:cs="Lucida Sans"/>
-      <w:sz w:val="28"/>
-      <w:szCs w:val="28"/>
-    </w:rPr>
-  </w:style>
-  <w:style w:type="paragraph" w:styleId="BodyText">
-    <w:name w:val="Body Text"/>
-    <w:basedOn w:val="Normal"/>
-    <w:pPr>
-      <w:spacing w:after="140" w:line="276" w:lineRule="auto"/>
-    </w:pPr>
-  </w:style>
-  <w:style w:type="paragraph" w:styleId="List">
-    <w:name w:val="List"/>
-    <w:basedOn w:val="BodyText"/>
-    <w:rPr>
-      <w:rFonts w:cs="Lucida Sans"/>
-    </w:rPr>
-  </w:style>
-  <w:style w:type="paragraph" w:styleId="Caption">
-    <w:name w:val="caption"/>
-    <w:basedOn w:val="Normal"/>
-    <w:pPr>
-      <w:suppressLineNumbers/>
-      <w:spacing w:before="120" w:after="120"/>
-    </w:pPr>
-    <w:rPr>
-      <w:rFonts w:cs="Lucida Sans"/>
-      <w:i/>
-      <w:iCs/>
-    </w:rPr>
-  </w:style>
-  <w:style w:type="paragraph" w:customStyle="1" w:styleId="Index">
-    <w:name w:val="Index"/>
-    <w:basedOn w:val="Normal"/>
-    <w:pPr>
-      <w:suppressLineNumbers/>
-    </w:pPr>
-    <w:rPr>
-      <w:rFonts w:cs="Lucida Sans"/>
-    </w:rPr>
-  </w:style>
-  <w:style w:type="paragraph" w:styleId="Title">
-    <w:name w:val="Title"/>
-    <w:basedOn w:val="Normal"/>
-    <w:next w:val="Normal"/>
-    <w:link w:val="TitleChar"/>
-    <w:uiPriority w:val="10"/>
-    <w:qFormat/>
-    <w:rsid w:val="00BA56B8"/>
-    <w:pPr>
-      <w:spacing w:after="80" w:line="240" w:lineRule="auto"/>
-      <w:contextualSpacing/>
-    </w:pPr>
-    <w:rPr>
-      <w:rFonts w:asciiTheme="majorHAnsi" w:eastAsiaTheme="majorEastAsia" w:hAnsiTheme="majorHAnsi" w:cstheme="majorBidi"/>
-      <w:spacing w:val="-10"/>
-      <w:kern w:val="2"/>
-      <w:sz w:val="56"/>
-      <w:szCs w:val="56"/>
-      <w:lang w:eastAsia="en-US"/>
-      <w14:ligatures w14:val="standardContextual"/>
-    </w:rPr>
-  </w:style>
-  <w:style w:type="paragraph" w:styleId="Subtitle">
-    <w:name w:val="Subtitle"/>
-    <w:basedOn w:val="Normal"/>
-    <w:next w:val="Normal"/>
-    <w:link w:val="SubtitleChar"/>
-    <w:uiPriority w:val="11"/>
-    <w:qFormat/>
-    <w:rsid w:val="00BA56B8"/>
-    <w:rPr>
-      <w:rFonts w:eastAsiaTheme="majorEastAsia" w:cstheme="majorBidi"/>
-      <w:color w:val="595959" w:themeColor="text1" w:themeTint="A6"/>
-      <w:spacing w:val="15"/>
-      <w:kern w:val="2"/>
-      <w:sz w:val="28"/>
-      <w:szCs w:val="28"/>
-      <w:lang w:eastAsia="en-US"/>
-      <w14:ligatures w14:val="standardContextual"/>
-    </w:rPr>
-  </w:style>
-  <w:style w:type="paragraph" w:styleId="Quote">
-    <w:name w:val="Quote"/>
-    <w:basedOn w:val="Normal"/>
-    <w:next w:val="Normal"/>
-    <w:link w:val="QuoteChar"/>
-    <w:uiPriority w:val="29"/>
-    <w:qFormat/>
-    <w:rsid w:val="00BA56B8"/>
-    <w:pPr>
-      <w:spacing w:before="160"/>
-      <w:jc w:val="center"/>
-    </w:pPr>
-    <w:rPr>
-      <w:rFonts w:eastAsiaTheme="minorHAnsi"/>
-      <w:i/>
-      <w:iCs/>
-      <w:color w:val="404040" w:themeColor="text1" w:themeTint="BF"/>
-      <w:kern w:val="2"/>
-      <w:lang w:eastAsia="en-US"/>
-      <w14:ligatures w14:val="standardContextual"/>
-    </w:rPr>
-  </w:style>
-  <w:style w:type="paragraph" w:styleId="ListParagraph">
-    <w:name w:val="List Paragraph"/>
-    <w:basedOn w:val="Normal"/>
-    <w:uiPriority w:val="34"/>
-    <w:qFormat/>
-    <w:rsid w:val="00BA56B8"/>
-    <w:pPr>
-      <w:ind w:left="720"/>
-      <w:contextualSpacing/>
-    </w:pPr>
-    <w:rPr>
-      <w:rFonts w:eastAsiaTheme="minorHAnsi"/>
-      <w:kern w:val="2"/>
-      <w:lang w:eastAsia="en-US"/>
-      <w14:ligatures w14:val="standardContextual"/>
-    </w:rPr>
-  </w:style>
-  <w:style w:type="paragraph" w:styleId="IntenseQuote">
-    <w:name w:val="Intense Quote"/>
-    <w:basedOn w:val="Normal"/>
-    <w:next w:val="Normal"/>
-    <w:link w:val="IntenseQuoteChar"/>
-    <w:uiPriority w:val="30"/>
-    <w:qFormat/>
-    <w:rsid w:val="00BA56B8"/>
-    <w:pPr>
-      <w:pBdr>
-        <w:top w:val="single" w:sz="4" w:space="10" w:color="0F4761" w:themeColor="accent1" w:themeShade="BF"/>
-        <w:bottom w:val="single" w:sz="4" w:space="10" w:color="0F4761" w:themeColor="accent1" w:themeShade="BF"/>
-      </w:pBdr>
-      <w:spacing w:before="360" w:after="360"/>
-      <w:ind w:left="864" w:right="864"/>
-      <w:jc w:val="center"/>
-    </w:pPr>
-    <w:rPr>
-      <w:rFonts w:eastAsiaTheme="minorHAnsi"/>
-      <w:i/>
-      <w:iCs/>
-      <w:color w:val="0F4761" w:themeColor="accent1" w:themeShade="BF"/>
-      <w:kern w:val="2"/>
-      <w:lang w:eastAsia="en-US"/>
-      <w14:ligatures w14:val="standardContextual"/>
-    </w:rPr>
-  </w:style>
-  <w:style w:type="paragraph" w:customStyle="1" w:styleId="normal1">
-    <w:name w:val="normal1"/>
-    <w:pPr>
-      <w:spacing w:after="160" w:line="278" w:lineRule="auto"/>
-    </w:pPr>
-  </w:style>
-  <w:style w:type="paragraph" w:customStyle="1" w:styleId="normal111">
-    <w:name w:val="normal111"/>
-    <w:pPr>
-      <w:spacing w:after="160" w:line="278" w:lineRule="auto"/>
-    </w:pPr>
-    <w:rPr>
-      <w:rFonts w:ascii="Aptos" w:eastAsia="Aptos" w:hAnsi="Aptos" w:cs="Aptos"/>
-      <w:kern w:val="0"/>
-      <w:lang w:eastAsia="zh-CN" w:bidi="hi-IN"/>
-    </w:rPr>
-  </w:style>
 </w:styles>
 </file>
 
 <file path=word/theme/theme1.xml><?xml version="1.0" encoding="utf-8"?>
-<a:theme xmlns:a="http://schemas.openxmlformats.org/drawingml/2006/main" name="Office Theme">
+<a:theme xmlns:a="http://schemas.openxmlformats.org/drawingml/2006/main" xmlns:r="http://schemas.openxmlformats.org/officeDocument/2006/relationships" name="Office Theme">
   <a:themeElements>
     <a:clrScheme name="Office">
       <a:dk1>
@@ -1226,7 +1258,7 @@
     </a:clrScheme>
     <a:fontScheme name="Office">
       <a:majorFont>
-        <a:latin typeface="Aptos Display" panose="02110004020202020204"/>
+        <a:latin typeface="Aptos Display" panose="02110004020202020204" pitchFamily="0" charset="1"/>
         <a:ea typeface=""/>
         <a:cs typeface=""/>
         <a:font script="Jpan" typeface="游ゴシック Light"/>
@@ -1278,7 +1310,7 @@
         <a:font script="Tfng" typeface="Ebrima"/>
       </a:majorFont>
       <a:minorFont>
-        <a:latin typeface="Aptos" panose="02110004020202020204"/>
+        <a:latin typeface="Aptos" panose="02110004020202020204" pitchFamily="0" charset="1"/>
         <a:ea typeface=""/>
         <a:cs typeface=""/>
         <a:font script="Jpan" typeface="游ゴシック"/>
@@ -1357,7 +1389,7 @@
             </a:gs>
           </a:gsLst>
           <a:lin ang="5400000" scaled="0"/>
-          <a:tileRect/>
+          <a:tileRect l="0" t="0" r="0" b="0"/>
         </a:gradFill>
         <a:gradFill>
           <a:gsLst>
@@ -1381,7 +1413,7 @@
             </a:gs>
           </a:gsLst>
           <a:lin ang="5400000" scaled="0"/>
-          <a:tileRect/>
+          <a:tileRect l="0" t="0" r="0" b="0"/>
         </a:gradFill>
       </a:fillStyleLst>
       <a:lnStyleLst>
@@ -1441,12 +1473,10 @@
             </a:gs>
           </a:gsLst>
           <a:lin ang="5400000" scaled="0"/>
-          <a:tileRect/>
+          <a:tileRect l="0" t="0" r="0" b="0"/>
         </a:gradFill>
       </a:bgFillStyleLst>
     </a:fmtScheme>
   </a:themeElements>
-  <a:objectDefaults/>
-  <a:extraClrSchemeLst/>
 </a:theme>
 </file>
--- a/docs/working.docx
+++ b/docs/working.docx
@@ -1,137 +1,182 @@
 
 <file path=word/document.xml><?xml version="1.0" encoding="utf-8"?>
-<w:document xmlns:o="urn:schemas-microsoft-com:office:office" xmlns:r="http://schemas.openxmlformats.org/officeDocument/2006/relationships" xmlns:v="urn:schemas-microsoft-com:vml" xmlns:w="http://schemas.openxmlformats.org/wordprocessingml/2006/main" xmlns:w10="urn:schemas-microsoft-com:office:word" xmlns:wp="http://schemas.openxmlformats.org/drawingml/2006/wordprocessingDrawing" xmlns:pic="http://schemas.openxmlformats.org/drawingml/2006/picture" xmlns:wps="http://schemas.microsoft.com/office/word/2010/wordprocessingShape" xmlns:wpg="http://schemas.microsoft.com/office/word/2010/wordprocessingGroup" xmlns:mc="http://schemas.openxmlformats.org/markup-compatibility/2006" xmlns:wp14="http://schemas.microsoft.com/office/word/2010/wordprocessingDrawing" xmlns:w14="http://schemas.microsoft.com/office/word/2010/wordml" xmlns:w15="http://schemas.microsoft.com/office/word/2012/wordml" mc:Ignorable="w14 wp14 w15">
+<w:document xmlns:wpc="http://schemas.microsoft.com/office/word/2010/wordprocessingCanvas" xmlns:cx="http://schemas.microsoft.com/office/drawing/2014/chartex" xmlns:cx1="http://schemas.microsoft.com/office/drawing/2015/9/8/chartex" xmlns:cx2="http://schemas.microsoft.com/office/drawing/2015/10/21/chartex" xmlns:cx3="http://schemas.microsoft.com/office/drawing/2016/5/9/chartex" xmlns:cx4="http://schemas.microsoft.com/office/drawing/2016/5/10/chartex" xmlns:cx5="http://schemas.microsoft.com/office/drawing/2016/5/11/chartex" xmlns:cx6="http://schemas.microsoft.com/office/drawing/2016/5/12/chartex" xmlns:cx7="http://schemas.microsoft.com/office/drawing/2016/5/13/chartex" xmlns:cx8="http://schemas.microsoft.com/office/drawing/2016/5/14/chartex" xmlns:mc="http://schemas.openxmlformats.org/markup-compatibility/2006" xmlns:aink="http://schemas.microsoft.com/office/drawing/2016/ink" xmlns:am3d="http://schemas.microsoft.com/office/drawing/2017/model3d" xmlns:o="urn:schemas-microsoft-com:office:office" xmlns:oel="http://schemas.microsoft.com/office/2019/extlst" xmlns:r="http://schemas.openxmlformats.org/officeDocument/2006/relationships" xmlns:m="http://schemas.openxmlformats.org/officeDocument/2006/math" xmlns:v="urn:schemas-microsoft-com:vml" xmlns:wp14="http://schemas.microsoft.com/office/word/2010/wordprocessingDrawing" xmlns:wp="http://schemas.openxmlformats.org/drawingml/2006/wordprocessingDrawing" xmlns:w10="urn:schemas-microsoft-com:office:word" xmlns:w="http://schemas.openxmlformats.org/wordprocessingml/2006/main" xmlns:w14="http://schemas.microsoft.com/office/word/2010/wordml" xmlns:w15="http://schemas.microsoft.com/office/word/2012/wordml" xmlns:w16cex="http://schemas.microsoft.com/office/word/2018/wordml/cex" xmlns:w16cid="http://schemas.microsoft.com/office/word/2016/wordml/cid" xmlns:w16="http://schemas.microsoft.com/office/word/2018/wordml" xmlns:w16du="http://schemas.microsoft.com/office/word/2023/wordml/word16du" xmlns:w16sdtdh="http://schemas.microsoft.com/office/word/2020/wordml/sdtdatahash" xmlns:w16sdtfl="http://schemas.microsoft.com/office/word/2024/wordml/sdtformatlock" xmlns:w16se="http://schemas.microsoft.com/office/word/2015/wordml/symex" xmlns:wpg="http://schemas.microsoft.com/office/word/2010/wordprocessingGroup" xmlns:wpi="http://schemas.microsoft.com/office/word/2010/wordprocessingInk" xmlns:wne="http://schemas.microsoft.com/office/word/2006/wordml" xmlns:wps="http://schemas.microsoft.com/office/word/2010/wordprocessingShape" mc:Ignorable="w14 w15 w16se w16cid w16 w16cex w16sdtdh w16sdtfl w16du wp14">
   <w:body>
     <w:p>
       <w:pPr>
         <w:pStyle w:val="normal1111"/>
-        <w:spacing w:lineRule="auto" w:line="240" w:before="0" w:after="160"/>
-        <w:rPr/>
+        <w:spacing w:line="240" w:lineRule="auto"/>
       </w:pPr>
       <w:r>
-        <w:rPr/>
         <w:t xml:space="preserve">Emery stepped up beside the hole and looked down. Aimed as it was toward the footpath, the digger’s spotlight cast only a raking light over the lip of Adam Edwards’ grave and did not penetrate the freshly dug pit. Emery looked for a bottom but all he could see was black. Even after all the time he’d spent thinking about how things had gone the last time, thinking about how the altar boy had fucked him. All the time spent ruminating on anger getting more and more pissed at himself and at Orrin for trusting Arthur in the first place. It certainly struck him funny that now here he was about to hop into an open grave on nothing other than Arthur’s word. Arthur’s word and some hope. A hope he hadn’t felt in almost 30 years. </w:t>
       </w:r>
     </w:p>
     <w:p>
       <w:pPr>
         <w:pStyle w:val="normal1111"/>
-        <w:spacing w:lineRule="auto" w:line="240" w:before="0" w:after="160"/>
-        <w:rPr/>
+        <w:spacing w:line="240" w:lineRule="auto"/>
       </w:pPr>
       <w:r>
-        <w:rPr/>
         <w:t>And though the altar boy didn’t strike him as the murderous type, Emery had misread him before. He had now seen the way Arthur could operate a digger. Once Emery was in that hole, it’d only take a minute or two for Arthur to bury him under enough dirt to keep him from ever getting out again.</w:t>
       </w:r>
     </w:p>
     <w:p>
       <w:pPr>
         <w:pStyle w:val="normal1111"/>
-        <w:spacing w:lineRule="auto" w:line="240" w:before="0" w:after="160"/>
-        <w:rPr/>
+        <w:spacing w:line="240" w:lineRule="auto"/>
       </w:pPr>
       <w:r>
-        <w:rPr/>
         <w:t xml:space="preserve">In the short struggle between his hope and doubt, doubt didn’t last long. Emery leapt into the grave. When he hit the bottom, his knees buckled and cracked. He had misjudged the depth of the hole. He toppled forward and collided with one of the side walls Arthur dug. The shovel fell out of his hands and whanged loudly against the casket lid covered over by only two or three inches of dirt now. Arthur rotated the digger’s cab and aimed its spotlight down into the hole where Emery was using the shovel like a crutch to lift himself back to standing. </w:t>
       </w:r>
     </w:p>
     <w:p>
       <w:pPr>
         <w:pStyle w:val="normal111"/>
-        <w:spacing w:lineRule="auto" w:line="240"/>
-        <w:rPr/>
+        <w:spacing w:line="240" w:lineRule="auto"/>
+        <w:rPr>
+          <w:color w:val="000000"/>
+        </w:rPr>
       </w:pPr>
       <w:r>
         <w:rPr>
           <w:color w:val="000000"/>
         </w:rPr>
-        <w:t xml:space="preserve">Once he’d steadied himself, Emery began shifting dirt toward one end of the coffin. He used the shovel like a broom. There wasn’t enough to really dig but he could push it all to one side and reveal half of the coffin lid. The lid opened in two parts. Emery stood on the side he had covered in dirt and slipped his fingers under the lip of the clean half. </w:t>
-      </w:r>
-      <w:r>
-        <w:rPr/>
+        <w:t xml:space="preserve">Once he’d steadied himself, Emery began shifting dirt toward one end of the coffin. He used the shovel like a broom. There wasn’t enough to really dig but he could push it all to one side. </w:t>
+      </w:r>
+    </w:p>
+    <w:p>
+      <w:pPr>
+        <w:pStyle w:val="normal111"/>
+        <w:spacing w:line="240" w:lineRule="auto"/>
+      </w:pPr>
+      <w:r>
+        <w:rPr>
+          <w:color w:val="000000"/>
+        </w:rPr>
+        <w:t xml:space="preserve">The </w:t>
+      </w:r>
+      <w:r>
+        <w:rPr>
+          <w:color w:val="000000"/>
+        </w:rPr>
+        <w:t xml:space="preserve">coffin </w:t>
+      </w:r>
+      <w:r>
+        <w:rPr>
+          <w:color w:val="000000"/>
+        </w:rPr>
+        <w:t>lid opened in two parts.</w:t>
+      </w:r>
+      <w:r>
+        <w:rPr>
+          <w:color w:val="000000"/>
+        </w:rPr>
+        <w:t xml:space="preserve"> So once he had plowed the dirt to one end, </w:t>
+      </w:r>
+      <w:r>
+        <w:rPr>
+          <w:color w:val="000000"/>
+        </w:rPr>
+        <w:t xml:space="preserve">Emery stood in </w:t>
+      </w:r>
+      <w:r>
+        <w:rPr>
+          <w:color w:val="000000"/>
+        </w:rPr>
+        <w:t xml:space="preserve">the pile of </w:t>
+      </w:r>
+      <w:r>
+        <w:rPr>
+          <w:color w:val="000000"/>
+        </w:rPr>
+        <w:t>dirt</w:t>
+      </w:r>
+      <w:r>
+        <w:rPr>
+          <w:color w:val="000000"/>
+        </w:rPr>
+        <w:t xml:space="preserve"> he’d made</w:t>
+      </w:r>
+      <w:r>
+        <w:rPr>
+          <w:color w:val="000000"/>
+        </w:rPr>
+        <w:t xml:space="preserve"> and slipped his fingers under the lip of the clean half</w:t>
+      </w:r>
+      <w:r>
+        <w:rPr>
+          <w:color w:val="000000"/>
+        </w:rPr>
+        <w:t xml:space="preserve"> of the lid</w:t>
+      </w:r>
+      <w:r>
+        <w:rPr>
+          <w:color w:val="000000"/>
+        </w:rPr>
+        <w:t>.</w:t>
+      </w:r>
+      <w:r>
+        <w:rPr>
+          <w:color w:val="000000"/>
+        </w:rPr>
+        <w:t xml:space="preserve"> It came open with a soft gasp that suggested to Emery the sound of air entering a previously airless place, like opening a new jar of spaghetti sauce. Although he wanted desperately to peer inside, to look down on his treasure there waiting for him, the smell that escaped </w:t>
+      </w:r>
+      <w:r>
+        <w:rPr>
+          <w:color w:val="000000"/>
+        </w:rPr>
+        <w:t xml:space="preserve">the open lid forced Emery involuntarily to turn his head. He coughed and spit missing the thick fog of propane he’d left behind up at ground level. </w:t>
+      </w:r>
+      <w:r>
+        <w:rPr>
+          <w:color w:val="000000"/>
+        </w:rPr>
+        <w:t xml:space="preserve"> </w:t>
+      </w:r>
+      <w:r>
+        <w:rPr>
+          <w:color w:val="000000"/>
+        </w:rPr>
+        <w:t xml:space="preserve"> </w:t>
+      </w:r>
+      <w:r>
         <w:t xml:space="preserve">     </w:t>
       </w:r>
     </w:p>
     <w:p>
       <w:pPr>
         <w:pStyle w:val="normal1"/>
-        <w:rPr/>
       </w:pPr>
       <w:r>
-        <w:rPr/>
         <w:t xml:space="preserve">      </w:t>
       </w:r>
     </w:p>
+    <w:p/>
+    <w:p/>
+    <w:p/>
     <w:p>
-      <w:pPr>
-        <w:pStyle w:val="Normal"/>
-        <w:rPr/>
-      </w:pPr>
-      <w:r>
-        <w:rPr/>
+      <w:r>
+        <w:t xml:space="preserve">First, there is the feeling of rising. Of being drawn upward, summoned toward the light. </w:t>
       </w:r>
     </w:p>
-    <w:p>
-      <w:pPr>
-        <w:pStyle w:val="Normal"/>
-        <w:rPr/>
-      </w:pPr>
-      <w:r>
-        <w:rPr/>
-      </w:r>
-    </w:p>
-    <w:p>
-      <w:pPr>
-        <w:pStyle w:val="Normal"/>
-        <w:rPr/>
-      </w:pPr>
-      <w:r>
-        <w:rPr/>
-      </w:r>
-    </w:p>
-    <w:p>
-      <w:pPr>
-        <w:pStyle w:val="Normal"/>
-        <w:rPr/>
-      </w:pPr>
-      <w:r>
-        <w:rPr/>
-        <w:t xml:space="preserve">First, there is the feeling of rising. Of being drawn upward, summoned toward the light. </w:t>
-      </w:r>
-    </w:p>
-    <w:p>
-      <w:pPr>
-        <w:pStyle w:val="Normal"/>
-        <w:widowControl/>
-        <w:suppressAutoHyphens w:val="true"/>
-        <w:bidi w:val="0"/>
-        <w:spacing w:lineRule="auto" w:line="278" w:before="0" w:after="160"/>
-        <w:jc w:val="start"/>
-        <w:rPr/>
-      </w:pPr>
-      <w:r>
-        <w:rPr/>
-      </w:r>
-    </w:p>
+    <w:p/>
     <w:sectPr>
-      <w:type w:val="nextPage"/>
       <w:pgSz w:w="12240" w:h="15840"/>
-      <w:pgMar w:left="1440" w:right="1440" w:gutter="0" w:header="0" w:top="1440" w:footer="0" w:bottom="1440"/>
-      <w:pgNumType w:fmt="decimal"/>
-      <w:formProt w:val="false"/>
-      <w:textDirection w:val="lrTb"/>
-      <w:docGrid w:type="default" w:linePitch="360" w:charSpace="0"/>
+      <w:pgMar w:top="1440" w:right="1440" w:bottom="1440" w:left="1440" w:header="0" w:footer="0" w:gutter="0"/>
+      <w:cols w:space="720"/>
+      <w:formProt w:val="0"/>
+      <w:docGrid w:linePitch="360"/>
     </w:sectPr>
   </w:body>
 </w:document>
 </file>
 
 <file path=word/styles.xml><?xml version="1.0" encoding="utf-8"?>
-<w:styles xmlns:w="http://schemas.openxmlformats.org/wordprocessingml/2006/main" xmlns:w14="http://schemas.microsoft.com/office/word/2010/wordml" xmlns:mc="http://schemas.openxmlformats.org/markup-compatibility/2006" mc:Ignorable="w14">
+<w:styles xmlns:mc="http://schemas.openxmlformats.org/markup-compatibility/2006" xmlns:r="http://schemas.openxmlformats.org/officeDocument/2006/relationships" xmlns:w="http://schemas.openxmlformats.org/wordprocessingml/2006/main" xmlns:w14="http://schemas.microsoft.com/office/word/2010/wordml" xmlns:w15="http://schemas.microsoft.com/office/word/2012/wordml" xmlns:w16cex="http://schemas.microsoft.com/office/word/2018/wordml/cex" xmlns:w16cid="http://schemas.microsoft.com/office/word/2016/wordml/cid" xmlns:w16="http://schemas.microsoft.com/office/word/2018/wordml" xmlns:w16du="http://schemas.microsoft.com/office/word/2023/wordml/word16du" xmlns:w16sdtdh="http://schemas.microsoft.com/office/word/2020/wordml/sdtdatahash" xmlns:w16sdtfl="http://schemas.microsoft.com/office/word/2024/wordml/sdtformatlock" xmlns:w16se="http://schemas.microsoft.com/office/word/2015/wordml/symex" mc:Ignorable="w14 w15 w16se w16cid w16 w16cex w16sdtdh w16sdtfl w16du">
   <w:docDefaults>
     <w:rPrDefault>
       <w:rPr>
-        <w:rFonts w:ascii="Aptos" w:hAnsi="Aptos" w:eastAsia="Aptos" w:cs="" w:asciiTheme="minorHAnsi" w:cstheme="minorBidi" w:eastAsiaTheme="minorHAnsi" w:hAnsiTheme="minorHAnsi"/>
+        <w:rFonts w:asciiTheme="minorHAnsi" w:eastAsiaTheme="minorHAnsi" w:hAnsiTheme="minorHAnsi" w:cstheme="minorBidi"/>
         <w:kern w:val="2"/>
         <w:sz w:val="24"/>
         <w:szCs w:val="24"/>
@@ -141,21 +186,21 @@
     </w:rPrDefault>
     <w:pPrDefault>
       <w:pPr>
-        <w:suppressAutoHyphens w:val="true"/>
+        <w:suppressAutoHyphens/>
       </w:pPr>
     </w:pPrDefault>
   </w:docDefaults>
   <w:latentStyles w:defLockedState="0" w:defUIPriority="99" w:defSemiHidden="0" w:defUnhideWhenUsed="0" w:defQFormat="0" w:count="376">
     <w:lsdException w:name="Normal" w:uiPriority="0" w:qFormat="1"/>
     <w:lsdException w:name="heading 1" w:uiPriority="9" w:qFormat="1"/>
-    <w:lsdException w:name="heading 2" w:uiPriority="9" w:semiHidden="1" w:unhideWhenUsed="1" w:qFormat="1"/>
-    <w:lsdException w:name="heading 3" w:uiPriority="9" w:semiHidden="1" w:unhideWhenUsed="1" w:qFormat="1"/>
-    <w:lsdException w:name="heading 4" w:uiPriority="9" w:semiHidden="1" w:unhideWhenUsed="1" w:qFormat="1"/>
-    <w:lsdException w:name="heading 5" w:uiPriority="9" w:semiHidden="1" w:unhideWhenUsed="1" w:qFormat="1"/>
-    <w:lsdException w:name="heading 6" w:uiPriority="9" w:semiHidden="1" w:unhideWhenUsed="1" w:qFormat="1"/>
-    <w:lsdException w:name="heading 7" w:uiPriority="9" w:semiHidden="1" w:unhideWhenUsed="1" w:qFormat="1"/>
-    <w:lsdException w:name="heading 8" w:uiPriority="9" w:semiHidden="1" w:unhideWhenUsed="1" w:qFormat="1"/>
-    <w:lsdException w:name="heading 9" w:uiPriority="9" w:semiHidden="1" w:unhideWhenUsed="1" w:qFormat="1"/>
+    <w:lsdException w:name="heading 2" w:semiHidden="1" w:uiPriority="9" w:unhideWhenUsed="1" w:qFormat="1"/>
+    <w:lsdException w:name="heading 3" w:semiHidden="1" w:uiPriority="9" w:unhideWhenUsed="1" w:qFormat="1"/>
+    <w:lsdException w:name="heading 4" w:semiHidden="1" w:uiPriority="9" w:unhideWhenUsed="1" w:qFormat="1"/>
+    <w:lsdException w:name="heading 5" w:semiHidden="1" w:uiPriority="9" w:unhideWhenUsed="1" w:qFormat="1"/>
+    <w:lsdException w:name="heading 6" w:semiHidden="1" w:uiPriority="9" w:unhideWhenUsed="1" w:qFormat="1"/>
+    <w:lsdException w:name="heading 7" w:semiHidden="1" w:uiPriority="9" w:unhideWhenUsed="1" w:qFormat="1"/>
+    <w:lsdException w:name="heading 8" w:semiHidden="1" w:uiPriority="9" w:unhideWhenUsed="1" w:qFormat="1"/>
+    <w:lsdException w:name="heading 9" w:semiHidden="1" w:uiPriority="9" w:unhideWhenUsed="1" w:qFormat="1"/>
     <w:lsdException w:name="index 1" w:semiHidden="1" w:unhideWhenUsed="1"/>
     <w:lsdException w:name="index 2" w:semiHidden="1" w:unhideWhenUsed="1"/>
     <w:lsdException w:name="index 3" w:semiHidden="1" w:unhideWhenUsed="1"/>
@@ -165,22 +210,22 @@
     <w:lsdException w:name="index 7" w:semiHidden="1" w:unhideWhenUsed="1"/>
     <w:lsdException w:name="index 8" w:semiHidden="1" w:unhideWhenUsed="1"/>
     <w:lsdException w:name="index 9" w:semiHidden="1" w:unhideWhenUsed="1"/>
-    <w:lsdException w:name="toc 1" w:uiPriority="39" w:semiHidden="1" w:unhideWhenUsed="1"/>
-    <w:lsdException w:name="toc 2" w:uiPriority="39" w:semiHidden="1" w:unhideWhenUsed="1"/>
-    <w:lsdException w:name="toc 3" w:uiPriority="39" w:semiHidden="1" w:unhideWhenUsed="1"/>
-    <w:lsdException w:name="toc 4" w:uiPriority="39" w:semiHidden="1" w:unhideWhenUsed="1"/>
-    <w:lsdException w:name="toc 5" w:uiPriority="39" w:semiHidden="1" w:unhideWhenUsed="1"/>
-    <w:lsdException w:name="toc 6" w:uiPriority="39" w:semiHidden="1" w:unhideWhenUsed="1"/>
-    <w:lsdException w:name="toc 7" w:uiPriority="39" w:semiHidden="1" w:unhideWhenUsed="1"/>
-    <w:lsdException w:name="toc 8" w:uiPriority="39" w:semiHidden="1" w:unhideWhenUsed="1"/>
-    <w:lsdException w:name="toc 9" w:uiPriority="39" w:semiHidden="1" w:unhideWhenUsed="1"/>
+    <w:lsdException w:name="toc 1" w:semiHidden="1" w:uiPriority="39" w:unhideWhenUsed="1"/>
+    <w:lsdException w:name="toc 2" w:semiHidden="1" w:uiPriority="39" w:unhideWhenUsed="1"/>
+    <w:lsdException w:name="toc 3" w:semiHidden="1" w:uiPriority="39" w:unhideWhenUsed="1"/>
+    <w:lsdException w:name="toc 4" w:semiHidden="1" w:uiPriority="39" w:unhideWhenUsed="1"/>
+    <w:lsdException w:name="toc 5" w:semiHidden="1" w:uiPriority="39" w:unhideWhenUsed="1"/>
+    <w:lsdException w:name="toc 6" w:semiHidden="1" w:uiPriority="39" w:unhideWhenUsed="1"/>
+    <w:lsdException w:name="toc 7" w:semiHidden="1" w:uiPriority="39" w:unhideWhenUsed="1"/>
+    <w:lsdException w:name="toc 8" w:semiHidden="1" w:uiPriority="39" w:unhideWhenUsed="1"/>
+    <w:lsdException w:name="toc 9" w:semiHidden="1" w:uiPriority="39" w:unhideWhenUsed="1"/>
     <w:lsdException w:name="Normal Indent" w:semiHidden="1" w:unhideWhenUsed="1"/>
     <w:lsdException w:name="footnote text" w:semiHidden="1" w:unhideWhenUsed="1"/>
     <w:lsdException w:name="annotation text" w:semiHidden="1" w:unhideWhenUsed="1"/>
     <w:lsdException w:name="header" w:semiHidden="1" w:unhideWhenUsed="1"/>
     <w:lsdException w:name="footer" w:semiHidden="1" w:unhideWhenUsed="1"/>
     <w:lsdException w:name="index heading" w:semiHidden="1" w:unhideWhenUsed="1"/>
-    <w:lsdException w:name="caption" w:uiPriority="35" w:semiHidden="1" w:unhideWhenUsed="1" w:qFormat="1"/>
+    <w:lsdException w:name="caption" w:semiHidden="1" w:uiPriority="35" w:unhideWhenUsed="1" w:qFormat="1"/>
     <w:lsdException w:name="table of figures" w:semiHidden="1" w:unhideWhenUsed="1"/>
     <w:lsdException w:name="envelope address" w:semiHidden="1" w:unhideWhenUsed="1"/>
     <w:lsdException w:name="envelope return" w:semiHidden="1" w:unhideWhenUsed="1"/>
@@ -211,7 +256,7 @@
     <w:lsdException w:name="Title" w:uiPriority="10" w:qFormat="1"/>
     <w:lsdException w:name="Closing" w:semiHidden="1" w:unhideWhenUsed="1"/>
     <w:lsdException w:name="Signature" w:semiHidden="1" w:unhideWhenUsed="1"/>
-    <w:lsdException w:name="Default Paragraph Font" w:uiPriority="1" w:semiHidden="1" w:unhideWhenUsed="1"/>
+    <w:lsdException w:name="Default Paragraph Font" w:semiHidden="1" w:uiPriority="1" w:unhideWhenUsed="1"/>
     <w:lsdException w:name="Body Text" w:semiHidden="1" w:unhideWhenUsed="1"/>
     <w:lsdException w:name="Body Text Indent" w:semiHidden="1" w:unhideWhenUsed="1"/>
     <w:lsdException w:name="List Continue" w:semiHidden="1" w:unhideWhenUsed="1"/>
@@ -411,8 +456,8 @@
     <w:lsdException w:name="Subtle Reference" w:uiPriority="31" w:qFormat="1"/>
     <w:lsdException w:name="Intense Reference" w:uiPriority="32" w:qFormat="1"/>
     <w:lsdException w:name="Book Title" w:uiPriority="33" w:qFormat="1"/>
-    <w:lsdException w:name="Bibliography" w:uiPriority="37" w:semiHidden="1" w:unhideWhenUsed="1"/>
-    <w:lsdException w:name="TOC Heading" w:uiPriority="39" w:semiHidden="1" w:unhideWhenUsed="1" w:qFormat="1"/>
+    <w:lsdException w:name="Bibliography" w:semiHidden="1" w:uiPriority="37" w:unhideWhenUsed="1"/>
+    <w:lsdException w:name="TOC Heading" w:semiHidden="1" w:uiPriority="39" w:unhideWhenUsed="1" w:qFormat="1"/>
     <w:lsdException w:name="Plain Table 1" w:uiPriority="41"/>
     <w:lsdException w:name="Plain Table 2" w:uiPriority="42"/>
     <w:lsdException w:name="Plain Table 3" w:uiPriority="43"/>
@@ -523,24 +568,17 @@
     <w:lsdException w:name="Unresolved Mention" w:semiHidden="1" w:unhideWhenUsed="1"/>
     <w:lsdException w:name="Smart Link" w:semiHidden="1" w:unhideWhenUsed="1"/>
   </w:latentStyles>
-  <w:style w:type="paragraph" w:styleId="Normal" w:default="1">
+  <w:style w:type="paragraph" w:default="1" w:styleId="Normal">
     <w:name w:val="Normal"/>
     <w:qFormat/>
-    <w:rsid w:val="00ba56b8"/>
-    <w:pPr>
-      <w:widowControl/>
-      <w:suppressAutoHyphens w:val="true"/>
-      <w:bidi w:val="0"/>
-      <w:spacing w:lineRule="auto" w:line="278" w:before="0" w:after="160"/>
-      <w:jc w:val="start"/>
-    </w:pPr>
-    <w:rPr>
-      <w:rFonts w:ascii="Aptos" w:hAnsi="Aptos" w:eastAsia="" w:eastAsiaTheme="minorEastAsia" w:cs=""/>
-      <w:color w:val="auto"/>
+    <w:rsid w:val="00BA56B8"/>
+    <w:pPr>
+      <w:spacing w:after="160" w:line="278" w:lineRule="auto"/>
+    </w:pPr>
+    <w:rPr>
+      <w:rFonts w:ascii="Aptos" w:eastAsiaTheme="minorEastAsia" w:hAnsi="Aptos"/>
       <w:kern w:val="0"/>
-      <w:sz w:val="24"/>
-      <w:szCs w:val="24"/>
-      <w:lang w:eastAsia="ja-JP" w:val="en-US" w:bidi="ar-SA"/>
+      <w:lang w:eastAsia="ja-JP"/>
       <w14:ligatures w14:val="none"/>
     </w:rPr>
   </w:style>
@@ -551,16 +589,16 @@
     <w:link w:val="Heading1Char"/>
     <w:uiPriority w:val="9"/>
     <w:qFormat/>
-    <w:rsid w:val="00ba56b8"/>
-    <w:pPr>
-      <w:keepNext w:val="true"/>
+    <w:rsid w:val="00BA56B8"/>
+    <w:pPr>
+      <w:keepNext/>
       <w:keepLines/>
       <w:spacing w:before="360" w:after="80"/>
       <w:outlineLvl w:val="0"/>
     </w:pPr>
     <w:rPr>
-      <w:rFonts w:ascii="Aptos Display" w:hAnsi="Aptos Display" w:eastAsia="" w:cs="" w:asciiTheme="majorHAnsi" w:cstheme="majorBidi" w:eastAsiaTheme="majorEastAsia" w:hAnsiTheme="majorHAnsi"/>
-      <w:color w:themeColor="accent1" w:themeShade="bf" w:val="0F4761"/>
+      <w:rFonts w:asciiTheme="majorHAnsi" w:eastAsiaTheme="majorEastAsia" w:hAnsiTheme="majorHAnsi" w:cstheme="majorBidi"/>
+      <w:color w:val="0F4761" w:themeColor="accent1" w:themeShade="BF"/>
       <w:kern w:val="2"/>
       <w:sz w:val="40"/>
       <w:szCs w:val="40"/>
@@ -577,16 +615,16 @@
     <w:semiHidden/>
     <w:unhideWhenUsed/>
     <w:qFormat/>
-    <w:rsid w:val="00ba56b8"/>
-    <w:pPr>
-      <w:keepNext w:val="true"/>
+    <w:rsid w:val="00BA56B8"/>
+    <w:pPr>
+      <w:keepNext/>
       <w:keepLines/>
       <w:spacing w:before="160" w:after="80"/>
       <w:outlineLvl w:val="1"/>
     </w:pPr>
     <w:rPr>
-      <w:rFonts w:ascii="Aptos Display" w:hAnsi="Aptos Display" w:eastAsia="" w:cs="" w:asciiTheme="majorHAnsi" w:cstheme="majorBidi" w:eastAsiaTheme="majorEastAsia" w:hAnsiTheme="majorHAnsi"/>
-      <w:color w:themeColor="accent1" w:themeShade="bf" w:val="0F4761"/>
+      <w:rFonts w:asciiTheme="majorHAnsi" w:eastAsiaTheme="majorEastAsia" w:hAnsiTheme="majorHAnsi" w:cstheme="majorBidi"/>
+      <w:color w:val="0F4761" w:themeColor="accent1" w:themeShade="BF"/>
       <w:kern w:val="2"/>
       <w:sz w:val="32"/>
       <w:szCs w:val="32"/>
@@ -603,16 +641,16 @@
     <w:semiHidden/>
     <w:unhideWhenUsed/>
     <w:qFormat/>
-    <w:rsid w:val="00ba56b8"/>
-    <w:pPr>
-      <w:keepNext w:val="true"/>
+    <w:rsid w:val="00BA56B8"/>
+    <w:pPr>
+      <w:keepNext/>
       <w:keepLines/>
       <w:spacing w:before="160" w:after="80"/>
       <w:outlineLvl w:val="2"/>
     </w:pPr>
     <w:rPr>
-      <w:rFonts w:eastAsia="" w:cs="" w:cstheme="majorBidi" w:eastAsiaTheme="majorEastAsia"/>
-      <w:color w:themeColor="accent1" w:themeShade="bf" w:val="0F4761"/>
+      <w:rFonts w:eastAsiaTheme="majorEastAsia" w:cstheme="majorBidi"/>
+      <w:color w:val="0F4761" w:themeColor="accent1" w:themeShade="BF"/>
       <w:kern w:val="2"/>
       <w:sz w:val="28"/>
       <w:szCs w:val="28"/>
@@ -629,18 +667,18 @@
     <w:semiHidden/>
     <w:unhideWhenUsed/>
     <w:qFormat/>
-    <w:rsid w:val="00ba56b8"/>
-    <w:pPr>
-      <w:keepNext w:val="true"/>
+    <w:rsid w:val="00BA56B8"/>
+    <w:pPr>
+      <w:keepNext/>
       <w:keepLines/>
       <w:spacing w:before="80" w:after="40"/>
       <w:outlineLvl w:val="3"/>
     </w:pPr>
     <w:rPr>
-      <w:rFonts w:eastAsia="" w:cs="" w:cstheme="majorBidi" w:eastAsiaTheme="majorEastAsia"/>
+      <w:rFonts w:eastAsiaTheme="majorEastAsia" w:cstheme="majorBidi"/>
       <w:i/>
       <w:iCs/>
-      <w:color w:themeColor="accent1" w:themeShade="bf" w:val="0F4761"/>
+      <w:color w:val="0F4761" w:themeColor="accent1" w:themeShade="BF"/>
       <w:kern w:val="2"/>
       <w:lang w:eastAsia="en-US"/>
       <w14:ligatures w14:val="standardContextual"/>
@@ -655,16 +693,16 @@
     <w:semiHidden/>
     <w:unhideWhenUsed/>
     <w:qFormat/>
-    <w:rsid w:val="00ba56b8"/>
-    <w:pPr>
-      <w:keepNext w:val="true"/>
+    <w:rsid w:val="00BA56B8"/>
+    <w:pPr>
+      <w:keepNext/>
       <w:keepLines/>
       <w:spacing w:before="80" w:after="40"/>
       <w:outlineLvl w:val="4"/>
     </w:pPr>
     <w:rPr>
-      <w:rFonts w:eastAsia="" w:cs="" w:cstheme="majorBidi" w:eastAsiaTheme="majorEastAsia"/>
-      <w:color w:themeColor="accent1" w:themeShade="bf" w:val="0F4761"/>
+      <w:rFonts w:eastAsiaTheme="majorEastAsia" w:cstheme="majorBidi"/>
+      <w:color w:val="0F4761" w:themeColor="accent1" w:themeShade="BF"/>
       <w:kern w:val="2"/>
       <w:lang w:eastAsia="en-US"/>
       <w14:ligatures w14:val="standardContextual"/>
@@ -679,18 +717,18 @@
     <w:semiHidden/>
     <w:unhideWhenUsed/>
     <w:qFormat/>
-    <w:rsid w:val="00ba56b8"/>
-    <w:pPr>
-      <w:keepNext w:val="true"/>
+    <w:rsid w:val="00BA56B8"/>
+    <w:pPr>
+      <w:keepNext/>
       <w:keepLines/>
       <w:spacing w:before="40" w:after="0"/>
       <w:outlineLvl w:val="5"/>
     </w:pPr>
     <w:rPr>
-      <w:rFonts w:eastAsia="" w:cs="" w:cstheme="majorBidi" w:eastAsiaTheme="majorEastAsia"/>
+      <w:rFonts w:eastAsiaTheme="majorEastAsia" w:cstheme="majorBidi"/>
       <w:i/>
       <w:iCs/>
-      <w:color w:themeColor="text1" w:themeTint="a6" w:val="595959"/>
+      <w:color w:val="595959" w:themeColor="text1" w:themeTint="A6"/>
       <w:kern w:val="2"/>
       <w:lang w:eastAsia="en-US"/>
       <w14:ligatures w14:val="standardContextual"/>
@@ -705,16 +743,16 @@
     <w:semiHidden/>
     <w:unhideWhenUsed/>
     <w:qFormat/>
-    <w:rsid w:val="00ba56b8"/>
-    <w:pPr>
-      <w:keepNext w:val="true"/>
+    <w:rsid w:val="00BA56B8"/>
+    <w:pPr>
+      <w:keepNext/>
       <w:keepLines/>
       <w:spacing w:before="40" w:after="0"/>
       <w:outlineLvl w:val="6"/>
     </w:pPr>
     <w:rPr>
-      <w:rFonts w:eastAsia="" w:cs="" w:cstheme="majorBidi" w:eastAsiaTheme="majorEastAsia"/>
-      <w:color w:themeColor="text1" w:themeTint="a6" w:val="595959"/>
+      <w:rFonts w:eastAsiaTheme="majorEastAsia" w:cstheme="majorBidi"/>
+      <w:color w:val="595959" w:themeColor="text1" w:themeTint="A6"/>
       <w:kern w:val="2"/>
       <w:lang w:eastAsia="en-US"/>
       <w14:ligatures w14:val="standardContextual"/>
@@ -729,18 +767,18 @@
     <w:semiHidden/>
     <w:unhideWhenUsed/>
     <w:qFormat/>
-    <w:rsid w:val="00ba56b8"/>
-    <w:pPr>
-      <w:keepNext w:val="true"/>
+    <w:rsid w:val="00BA56B8"/>
+    <w:pPr>
+      <w:keepNext/>
       <w:keepLines/>
-      <w:spacing w:before="0" w:after="0"/>
+      <w:spacing w:after="0"/>
       <w:outlineLvl w:val="7"/>
     </w:pPr>
     <w:rPr>
-      <w:rFonts w:eastAsia="" w:cs="" w:cstheme="majorBidi" w:eastAsiaTheme="majorEastAsia"/>
+      <w:rFonts w:eastAsiaTheme="majorEastAsia" w:cstheme="majorBidi"/>
       <w:i/>
       <w:iCs/>
-      <w:color w:themeColor="text1" w:themeTint="d8" w:val="272727"/>
+      <w:color w:val="272727" w:themeColor="text1" w:themeTint="D8"/>
       <w:kern w:val="2"/>
       <w:lang w:eastAsia="en-US"/>
       <w14:ligatures w14:val="standardContextual"/>
@@ -755,446 +793,24 @@
     <w:semiHidden/>
     <w:unhideWhenUsed/>
     <w:qFormat/>
-    <w:rsid w:val="00ba56b8"/>
-    <w:pPr>
-      <w:keepNext w:val="true"/>
+    <w:rsid w:val="00BA56B8"/>
+    <w:pPr>
+      <w:keepNext/>
       <w:keepLines/>
-      <w:spacing w:before="0" w:after="0"/>
+      <w:spacing w:after="0"/>
       <w:outlineLvl w:val="8"/>
     </w:pPr>
     <w:rPr>
-      <w:rFonts w:eastAsia="" w:cs="" w:cstheme="majorBidi" w:eastAsiaTheme="majorEastAsia"/>
-      <w:color w:themeColor="text1" w:themeTint="d8" w:val="272727"/>
+      <w:rFonts w:eastAsiaTheme="majorEastAsia" w:cstheme="majorBidi"/>
+      <w:color w:val="272727" w:themeColor="text1" w:themeTint="D8"/>
       <w:kern w:val="2"/>
       <w:lang w:eastAsia="en-US"/>
       <w14:ligatures w14:val="standardContextual"/>
     </w:rPr>
   </w:style>
-  <w:style w:type="character" w:styleId="DefaultParagraphFont" w:default="1">
+  <w:style w:type="character" w:default="1" w:styleId="DefaultParagraphFont">
     <w:name w:val="Default Paragraph Font"/>
     <w:uiPriority w:val="1"/>
-    <w:semiHidden/>
-    <w:unhideWhenUsed/>
-    <w:rPr/>
-  </w:style>
-  <w:style w:type="character" w:styleId="Heading1Char" w:customStyle="1">
-    <w:name w:val="Heading 1 Char"/>
-    <w:basedOn w:val="DefaultParagraphFont"/>
-    <w:link w:val="Heading1"/>
-    <w:uiPriority w:val="9"/>
-    <w:rsid w:val="00ba56b8"/>
-    <w:rPr>
-      <w:rFonts w:ascii="Aptos Display" w:hAnsi="Aptos Display" w:eastAsia="" w:cs="" w:asciiTheme="majorHAnsi" w:cstheme="majorBidi" w:eastAsiaTheme="majorEastAsia" w:hAnsiTheme="majorHAnsi"/>
-      <w:color w:themeColor="accent1" w:themeShade="bf" w:val="0F4761"/>
-      <w:sz w:val="40"/>
-      <w:szCs w:val="40"/>
-    </w:rPr>
-  </w:style>
-  <w:style w:type="character" w:styleId="Heading2Char" w:customStyle="1">
-    <w:name w:val="Heading 2 Char"/>
-    <w:basedOn w:val="DefaultParagraphFont"/>
-    <w:link w:val="Heading2"/>
-    <w:uiPriority w:val="9"/>
-    <w:semiHidden/>
-    <w:rsid w:val="00ba56b8"/>
-    <w:rPr>
-      <w:rFonts w:ascii="Aptos Display" w:hAnsi="Aptos Display" w:eastAsia="" w:cs="" w:asciiTheme="majorHAnsi" w:cstheme="majorBidi" w:eastAsiaTheme="majorEastAsia" w:hAnsiTheme="majorHAnsi"/>
-      <w:color w:themeColor="accent1" w:themeShade="bf" w:val="0F4761"/>
-      <w:sz w:val="32"/>
-      <w:szCs w:val="32"/>
-    </w:rPr>
-  </w:style>
-  <w:style w:type="character" w:styleId="Heading3Char" w:customStyle="1">
-    <w:name w:val="Heading 3 Char"/>
-    <w:basedOn w:val="DefaultParagraphFont"/>
-    <w:link w:val="Heading3"/>
-    <w:uiPriority w:val="9"/>
-    <w:semiHidden/>
-    <w:rsid w:val="00ba56b8"/>
-    <w:rPr>
-      <w:rFonts w:eastAsia="" w:cs="" w:cstheme="majorBidi" w:eastAsiaTheme="majorEastAsia"/>
-      <w:color w:themeColor="accent1" w:themeShade="bf" w:val="0F4761"/>
-      <w:sz w:val="28"/>
-      <w:szCs w:val="28"/>
-    </w:rPr>
-  </w:style>
-  <w:style w:type="character" w:styleId="Heading4Char" w:customStyle="1">
-    <w:name w:val="Heading 4 Char"/>
-    <w:basedOn w:val="DefaultParagraphFont"/>
-    <w:link w:val="Heading4"/>
-    <w:uiPriority w:val="9"/>
-    <w:semiHidden/>
-    <w:rsid w:val="00ba56b8"/>
-    <w:rPr>
-      <w:rFonts w:eastAsia="" w:cs="" w:cstheme="majorBidi" w:eastAsiaTheme="majorEastAsia"/>
-      <w:i/>
-      <w:iCs/>
-      <w:color w:themeColor="accent1" w:themeShade="bf" w:val="0F4761"/>
-    </w:rPr>
-  </w:style>
-  <w:style w:type="character" w:styleId="Heading5Char" w:customStyle="1">
-    <w:name w:val="Heading 5 Char"/>
-    <w:basedOn w:val="DefaultParagraphFont"/>
-    <w:link w:val="Heading5"/>
-    <w:uiPriority w:val="9"/>
-    <w:semiHidden/>
-    <w:rsid w:val="00ba56b8"/>
-    <w:rPr>
-      <w:rFonts w:eastAsia="" w:cs="" w:cstheme="majorBidi" w:eastAsiaTheme="majorEastAsia"/>
-      <w:color w:themeColor="accent1" w:themeShade="bf" w:val="0F4761"/>
-    </w:rPr>
-  </w:style>
-  <w:style w:type="character" w:styleId="Heading6Char" w:customStyle="1">
-    <w:name w:val="Heading 6 Char"/>
-    <w:basedOn w:val="DefaultParagraphFont"/>
-    <w:link w:val="Heading6"/>
-    <w:uiPriority w:val="9"/>
-    <w:semiHidden/>
-    <w:rsid w:val="00ba56b8"/>
-    <w:rPr>
-      <w:rFonts w:eastAsia="" w:cs="" w:cstheme="majorBidi" w:eastAsiaTheme="majorEastAsia"/>
-      <w:i/>
-      <w:iCs/>
-      <w:color w:themeColor="text1" w:themeTint="a6" w:val="595959"/>
-    </w:rPr>
-  </w:style>
-  <w:style w:type="character" w:styleId="Heading7Char" w:customStyle="1">
-    <w:name w:val="Heading 7 Char"/>
-    <w:basedOn w:val="DefaultParagraphFont"/>
-    <w:link w:val="Heading7"/>
-    <w:uiPriority w:val="9"/>
-    <w:semiHidden/>
-    <w:rsid w:val="00ba56b8"/>
-    <w:rPr>
-      <w:rFonts w:eastAsia="" w:cs="" w:cstheme="majorBidi" w:eastAsiaTheme="majorEastAsia"/>
-      <w:color w:themeColor="text1" w:themeTint="a6" w:val="595959"/>
-    </w:rPr>
-  </w:style>
-  <w:style w:type="character" w:styleId="Heading8Char" w:customStyle="1">
-    <w:name w:val="Heading 8 Char"/>
-    <w:basedOn w:val="DefaultParagraphFont"/>
-    <w:link w:val="Heading8"/>
-    <w:uiPriority w:val="9"/>
-    <w:semiHidden/>
-    <w:rsid w:val="00ba56b8"/>
-    <w:rPr>
-      <w:rFonts w:eastAsia="" w:cs="" w:cstheme="majorBidi" w:eastAsiaTheme="majorEastAsia"/>
-      <w:i/>
-      <w:iCs/>
-      <w:color w:themeColor="text1" w:themeTint="d8" w:val="272727"/>
-    </w:rPr>
-  </w:style>
-  <w:style w:type="character" w:styleId="Heading9Char" w:customStyle="1">
-    <w:name w:val="Heading 9 Char"/>
-    <w:basedOn w:val="DefaultParagraphFont"/>
-    <w:link w:val="Heading9"/>
-    <w:uiPriority w:val="9"/>
-    <w:semiHidden/>
-    <w:rsid w:val="00ba56b8"/>
-    <w:rPr>
-      <w:rFonts w:eastAsia="" w:cs="" w:cstheme="majorBidi" w:eastAsiaTheme="majorEastAsia"/>
-      <w:color w:themeColor="text1" w:themeTint="d8" w:val="272727"/>
-    </w:rPr>
-  </w:style>
-  <w:style w:type="character" w:styleId="TitleChar" w:customStyle="1">
-    <w:name w:val="Title Char"/>
-    <w:basedOn w:val="DefaultParagraphFont"/>
-    <w:link w:val="Title"/>
-    <w:uiPriority w:val="10"/>
-    <w:rsid w:val="00ba56b8"/>
-    <w:rPr>
-      <w:rFonts w:ascii="Aptos Display" w:hAnsi="Aptos Display" w:eastAsia="" w:cs="" w:asciiTheme="majorHAnsi" w:cstheme="majorBidi" w:eastAsiaTheme="majorEastAsia" w:hAnsiTheme="majorHAnsi"/>
-      <w:spacing w:val="-10"/>
-      <w:kern w:val="2"/>
-      <w:sz w:val="56"/>
-      <w:szCs w:val="56"/>
-    </w:rPr>
-  </w:style>
-  <w:style w:type="character" w:styleId="SubtitleChar" w:customStyle="1">
-    <w:name w:val="Subtitle Char"/>
-    <w:basedOn w:val="DefaultParagraphFont"/>
-    <w:link w:val="Subtitle"/>
-    <w:uiPriority w:val="11"/>
-    <w:rsid w:val="00ba56b8"/>
-    <w:rPr>
-      <w:rFonts w:eastAsia="" w:cs="" w:cstheme="majorBidi" w:eastAsiaTheme="majorEastAsia"/>
-      <w:color w:themeColor="text1" w:themeTint="a6" w:val="595959"/>
-      <w:spacing w:val="15"/>
-      <w:sz w:val="28"/>
-      <w:szCs w:val="28"/>
-    </w:rPr>
-  </w:style>
-  <w:style w:type="character" w:styleId="QuoteChar" w:customStyle="1">
-    <w:name w:val="Quote Char"/>
-    <w:basedOn w:val="DefaultParagraphFont"/>
-    <w:link w:val="Quote"/>
-    <w:uiPriority w:val="29"/>
-    <w:rsid w:val="00ba56b8"/>
-    <w:rPr>
-      <w:i/>
-      <w:iCs/>
-      <w:color w:themeColor="text1" w:themeTint="bf" w:val="404040"/>
-    </w:rPr>
-  </w:style>
-  <w:style w:type="character" w:styleId="IntenseEmphasis">
-    <w:name w:val="Intense Emphasis"/>
-    <w:basedOn w:val="DefaultParagraphFont"/>
-    <w:uiPriority w:val="21"/>
-    <w:qFormat/>
-    <w:rsid w:val="00ba56b8"/>
-    <w:rPr>
-      <w:i/>
-      <w:iCs/>
-      <w:color w:themeColor="accent1" w:themeShade="bf" w:val="0F4761"/>
-    </w:rPr>
-  </w:style>
-  <w:style w:type="character" w:styleId="IntenseQuoteChar" w:customStyle="1">
-    <w:name w:val="Intense Quote Char"/>
-    <w:basedOn w:val="DefaultParagraphFont"/>
-    <w:link w:val="IntenseQuote"/>
-    <w:uiPriority w:val="30"/>
-    <w:rsid w:val="00ba56b8"/>
-    <w:rPr>
-      <w:i/>
-      <w:iCs/>
-      <w:color w:themeColor="accent1" w:themeShade="bf" w:val="0F4761"/>
-    </w:rPr>
-  </w:style>
-  <w:style w:type="character" w:styleId="IntenseReference">
-    <w:name w:val="Intense Reference"/>
-    <w:basedOn w:val="DefaultParagraphFont"/>
-    <w:uiPriority w:val="32"/>
-    <w:qFormat/>
-    <w:rsid w:val="00ba56b8"/>
-    <w:rPr>
-      <w:b/>
-      <w:bCs/>
-      <w:smallCaps/>
-      <w:color w:themeColor="accent1" w:themeShade="bf" w:val="0F4761"/>
-      <w:spacing w:val="5"/>
-    </w:rPr>
-  </w:style>
-  <w:style w:type="paragraph" w:styleId="Heading" w:customStyle="1">
-    <w:name w:val="Heading"/>
-    <w:basedOn w:val="Normal"/>
-    <w:next w:val="BodyText"/>
-    <w:pPr>
-      <w:keepNext w:val="true"/>
-      <w:spacing w:before="240" w:after="120"/>
-    </w:pPr>
-    <w:rPr>
-      <w:rFonts w:ascii="Liberation Sans" w:hAnsi="Liberation Sans" w:eastAsia="Microsoft YaHei" w:cs="Lucida Sans"/>
-      <w:sz w:val="28"/>
-      <w:szCs w:val="28"/>
-    </w:rPr>
-  </w:style>
-  <w:style w:type="paragraph" w:styleId="BodyText">
-    <w:name w:val="Body Text"/>
-    <w:basedOn w:val="Normal"/>
-    <w:pPr>
-      <w:spacing w:lineRule="auto" w:line="276" w:before="0" w:after="140"/>
-    </w:pPr>
-    <w:rPr/>
-  </w:style>
-  <w:style w:type="paragraph" w:styleId="List">
-    <w:name w:val="List"/>
-    <w:basedOn w:val="BodyText"/>
-    <w:pPr/>
-    <w:rPr>
-      <w:rFonts w:cs="Lucida Sans"/>
-    </w:rPr>
-  </w:style>
-  <w:style w:type="paragraph" w:styleId="Caption">
-    <w:name w:val="caption"/>
-    <w:basedOn w:val="Normal"/>
-    <w:pPr>
-      <w:suppressLineNumbers/>
-      <w:spacing w:before="120" w:after="120"/>
-    </w:pPr>
-    <w:rPr>
-      <w:rFonts w:cs="Lucida Sans"/>
-      <w:i/>
-      <w:iCs/>
-    </w:rPr>
-  </w:style>
-  <w:style w:type="paragraph" w:styleId="Index" w:customStyle="1">
-    <w:name w:val="Index"/>
-    <w:basedOn w:val="Normal"/>
-    <w:pPr>
-      <w:suppressLineNumbers/>
-    </w:pPr>
-    <w:rPr>
-      <w:rFonts w:cs="Lucida Sans"/>
-    </w:rPr>
-  </w:style>
-  <w:style w:type="paragraph" w:styleId="Title">
-    <w:name w:val="Title"/>
-    <w:basedOn w:val="Normal"/>
-    <w:next w:val="Normal"/>
-    <w:link w:val="TitleChar"/>
-    <w:uiPriority w:val="10"/>
-    <w:qFormat/>
-    <w:rsid w:val="00ba56b8"/>
-    <w:pPr>
-      <w:spacing w:lineRule="auto" w:line="240" w:before="0" w:after="80"/>
-      <w:contextualSpacing/>
-    </w:pPr>
-    <w:rPr>
-      <w:rFonts w:ascii="Aptos Display" w:hAnsi="Aptos Display" w:eastAsia="" w:cs="" w:asciiTheme="majorHAnsi" w:cstheme="majorBidi" w:eastAsiaTheme="majorEastAsia" w:hAnsiTheme="majorHAnsi"/>
-      <w:spacing w:val="-10"/>
-      <w:kern w:val="2"/>
-      <w:sz w:val="56"/>
-      <w:szCs w:val="56"/>
-      <w:lang w:eastAsia="en-US"/>
-      <w14:ligatures w14:val="standardContextual"/>
-    </w:rPr>
-  </w:style>
-  <w:style w:type="paragraph" w:styleId="Subtitle">
-    <w:name w:val="Subtitle"/>
-    <w:basedOn w:val="Normal"/>
-    <w:next w:val="Normal"/>
-    <w:link w:val="SubtitleChar"/>
-    <w:uiPriority w:val="11"/>
-    <w:qFormat/>
-    <w:rsid w:val="00ba56b8"/>
-    <w:pPr/>
-    <w:rPr>
-      <w:rFonts w:eastAsia="" w:cs="" w:cstheme="majorBidi" w:eastAsiaTheme="majorEastAsia"/>
-      <w:color w:themeColor="text1" w:themeTint="a6" w:val="595959"/>
-      <w:spacing w:val="15"/>
-      <w:kern w:val="2"/>
-      <w:sz w:val="28"/>
-      <w:szCs w:val="28"/>
-      <w:lang w:eastAsia="en-US"/>
-      <w14:ligatures w14:val="standardContextual"/>
-    </w:rPr>
-  </w:style>
-  <w:style w:type="paragraph" w:styleId="Quote">
-    <w:name w:val="Quote"/>
-    <w:basedOn w:val="Normal"/>
-    <w:next w:val="Normal"/>
-    <w:link w:val="QuoteChar"/>
-    <w:uiPriority w:val="29"/>
-    <w:qFormat/>
-    <w:rsid w:val="00ba56b8"/>
-    <w:pPr>
-      <w:spacing w:before="160" w:after="160"/>
-      <w:jc w:val="center"/>
-    </w:pPr>
-    <w:rPr>
-      <w:rFonts w:eastAsia="Aptos" w:eastAsiaTheme="minorHAnsi"/>
-      <w:i/>
-      <w:iCs/>
-      <w:color w:themeColor="text1" w:themeTint="bf" w:val="404040"/>
-      <w:kern w:val="2"/>
-      <w:lang w:eastAsia="en-US"/>
-      <w14:ligatures w14:val="standardContextual"/>
-    </w:rPr>
-  </w:style>
-  <w:style w:type="paragraph" w:styleId="ListParagraph">
-    <w:name w:val="List Paragraph"/>
-    <w:basedOn w:val="Normal"/>
-    <w:uiPriority w:val="34"/>
-    <w:qFormat/>
-    <w:rsid w:val="00ba56b8"/>
-    <w:pPr>
-      <w:spacing w:before="0" w:after="160"/>
-      <w:ind w:start="720"/>
-      <w:contextualSpacing/>
-    </w:pPr>
-    <w:rPr>
-      <w:rFonts w:eastAsia="Aptos" w:eastAsiaTheme="minorHAnsi"/>
-      <w:kern w:val="2"/>
-      <w:lang w:eastAsia="en-US"/>
-      <w14:ligatures w14:val="standardContextual"/>
-    </w:rPr>
-  </w:style>
-  <w:style w:type="paragraph" w:styleId="IntenseQuote">
-    <w:name w:val="Intense Quote"/>
-    <w:basedOn w:val="Normal"/>
-    <w:next w:val="Normal"/>
-    <w:link w:val="IntenseQuoteChar"/>
-    <w:uiPriority w:val="30"/>
-    <w:qFormat/>
-    <w:rsid w:val="00ba56b8"/>
-    <w:pPr>
-      <w:pBdr>
-        <w:top w:val="single" w:sz="4" w:space="10" w:color="0F4761" w:themeColor="accent1" w:themeShade="bf"/>
-        <w:bottom w:val="single" w:sz="4" w:space="10" w:color="0F4761" w:themeColor="accent1" w:themeShade="bf"/>
-      </w:pBdr>
-      <w:spacing w:before="360" w:after="360"/>
-      <w:ind w:start="864" w:end="864"/>
-      <w:jc w:val="center"/>
-    </w:pPr>
-    <w:rPr>
-      <w:rFonts w:eastAsia="Aptos" w:eastAsiaTheme="minorHAnsi"/>
-      <w:i/>
-      <w:iCs/>
-      <w:color w:themeColor="accent1" w:themeShade="bf" w:val="0F4761"/>
-      <w:kern w:val="2"/>
-      <w:lang w:eastAsia="en-US"/>
-      <w14:ligatures w14:val="standardContextual"/>
-    </w:rPr>
-  </w:style>
-  <w:style w:type="paragraph" w:styleId="normal1" w:customStyle="1">
-    <w:name w:val="normal1"/>
-    <w:pPr>
-      <w:widowControl/>
-      <w:suppressAutoHyphens w:val="true"/>
-      <w:bidi w:val="0"/>
-      <w:spacing w:lineRule="auto" w:line="278" w:before="0" w:after="160"/>
-      <w:jc w:val="start"/>
-    </w:pPr>
-    <w:rPr>
-      <w:rFonts w:ascii="Aptos" w:hAnsi="Aptos" w:eastAsia="Aptos" w:cs="" w:asciiTheme="minorHAnsi" w:cstheme="minorBidi" w:eastAsiaTheme="minorHAnsi" w:hAnsiTheme="minorHAnsi"/>
-      <w:color w:val="auto"/>
-      <w:kern w:val="2"/>
-      <w:sz w:val="24"/>
-      <w:szCs w:val="24"/>
-      <w:lang w:val="en-US" w:eastAsia="en-US" w:bidi="ar-SA"/>
-      <w14:ligatures w14:val="standardContextual"/>
-    </w:rPr>
-  </w:style>
-  <w:style w:type="paragraph" w:styleId="normal111" w:customStyle="1">
-    <w:name w:val="normal111"/>
-    <w:pPr>
-      <w:widowControl/>
-      <w:suppressAutoHyphens w:val="true"/>
-      <w:bidi w:val="0"/>
-      <w:spacing w:lineRule="auto" w:line="278" w:before="0" w:after="160"/>
-      <w:jc w:val="start"/>
-    </w:pPr>
-    <w:rPr>
-      <w:rFonts w:ascii="Aptos" w:hAnsi="Aptos" w:eastAsia="Aptos" w:cs="Aptos" w:asciiTheme="minorHAnsi" w:eastAsiaTheme="minorHAnsi" w:hAnsiTheme="minorHAnsi"/>
-      <w:color w:val="auto"/>
-      <w:kern w:val="0"/>
-      <w:sz w:val="24"/>
-      <w:szCs w:val="24"/>
-      <w:lang w:eastAsia="zh-CN" w:bidi="hi-IN" w:val="en-US"/>
-      <w14:ligatures w14:val="standardContextual"/>
-    </w:rPr>
-  </w:style>
-  <w:style w:type="paragraph" w:styleId="normal1111">
-    <w:name w:val="normal1111"/>
-    <w:pPr>
-      <w:widowControl/>
-      <w:suppressAutoHyphens w:val="true"/>
-      <w:bidi w:val="0"/>
-      <w:spacing w:lineRule="auto" w:line="278" w:before="0" w:after="160"/>
-      <w:jc w:val="start"/>
-    </w:pPr>
-    <w:rPr>
-      <w:rFonts w:ascii="Aptos" w:hAnsi="Aptos" w:eastAsia="Aptos" w:cs="Aptos"/>
-      <w:color w:val="auto"/>
-      <w:kern w:val="0"/>
-      <w:sz w:val="24"/>
-      <w:szCs w:val="24"/>
-      <w:lang w:val="en-US" w:eastAsia="zh-CN" w:bidi="hi-IN"/>
-    </w:rPr>
-  </w:style>
-  <w:style w:type="numbering" w:styleId="NoList" w:default="1">
-    <w:name w:val="No List"/>
-    <w:uiPriority w:val="99"/>
     <w:semiHidden/>
     <w:unhideWhenUsed/>
   </w:style>
@@ -1204,6 +820,7 @@
     <w:semiHidden/>
     <w:unhideWhenUsed/>
     <w:tblPr>
+      <w:tblInd w:w="0" w:type="dxa"/>
       <w:tblCellMar>
         <w:top w:w="0" w:type="dxa"/>
         <w:left w:w="108" w:type="dxa"/>
@@ -1212,11 +829,400 @@
       </w:tblCellMar>
     </w:tblPr>
   </w:style>
+  <w:style w:type="numbering" w:default="1" w:styleId="NoList">
+    <w:name w:val="No List"/>
+    <w:uiPriority w:val="99"/>
+    <w:semiHidden/>
+    <w:unhideWhenUsed/>
+  </w:style>
+  <w:style w:type="character" w:customStyle="1" w:styleId="Heading1Char">
+    <w:name w:val="Heading 1 Char"/>
+    <w:basedOn w:val="DefaultParagraphFont"/>
+    <w:link w:val="Heading1"/>
+    <w:uiPriority w:val="9"/>
+    <w:rsid w:val="00BA56B8"/>
+    <w:rPr>
+      <w:rFonts w:asciiTheme="majorHAnsi" w:eastAsiaTheme="majorEastAsia" w:hAnsiTheme="majorHAnsi" w:cstheme="majorBidi"/>
+      <w:color w:val="0F4761" w:themeColor="accent1" w:themeShade="BF"/>
+      <w:sz w:val="40"/>
+      <w:szCs w:val="40"/>
+    </w:rPr>
+  </w:style>
+  <w:style w:type="character" w:customStyle="1" w:styleId="Heading2Char">
+    <w:name w:val="Heading 2 Char"/>
+    <w:basedOn w:val="DefaultParagraphFont"/>
+    <w:link w:val="Heading2"/>
+    <w:uiPriority w:val="9"/>
+    <w:semiHidden/>
+    <w:rsid w:val="00BA56B8"/>
+    <w:rPr>
+      <w:rFonts w:asciiTheme="majorHAnsi" w:eastAsiaTheme="majorEastAsia" w:hAnsiTheme="majorHAnsi" w:cstheme="majorBidi"/>
+      <w:color w:val="0F4761" w:themeColor="accent1" w:themeShade="BF"/>
+      <w:sz w:val="32"/>
+      <w:szCs w:val="32"/>
+    </w:rPr>
+  </w:style>
+  <w:style w:type="character" w:customStyle="1" w:styleId="Heading3Char">
+    <w:name w:val="Heading 3 Char"/>
+    <w:basedOn w:val="DefaultParagraphFont"/>
+    <w:link w:val="Heading3"/>
+    <w:uiPriority w:val="9"/>
+    <w:semiHidden/>
+    <w:rsid w:val="00BA56B8"/>
+    <w:rPr>
+      <w:rFonts w:eastAsiaTheme="majorEastAsia" w:cstheme="majorBidi"/>
+      <w:color w:val="0F4761" w:themeColor="accent1" w:themeShade="BF"/>
+      <w:sz w:val="28"/>
+      <w:szCs w:val="28"/>
+    </w:rPr>
+  </w:style>
+  <w:style w:type="character" w:customStyle="1" w:styleId="Heading4Char">
+    <w:name w:val="Heading 4 Char"/>
+    <w:basedOn w:val="DefaultParagraphFont"/>
+    <w:link w:val="Heading4"/>
+    <w:uiPriority w:val="9"/>
+    <w:semiHidden/>
+    <w:rsid w:val="00BA56B8"/>
+    <w:rPr>
+      <w:rFonts w:eastAsiaTheme="majorEastAsia" w:cstheme="majorBidi"/>
+      <w:i/>
+      <w:iCs/>
+      <w:color w:val="0F4761" w:themeColor="accent1" w:themeShade="BF"/>
+    </w:rPr>
+  </w:style>
+  <w:style w:type="character" w:customStyle="1" w:styleId="Heading5Char">
+    <w:name w:val="Heading 5 Char"/>
+    <w:basedOn w:val="DefaultParagraphFont"/>
+    <w:link w:val="Heading5"/>
+    <w:uiPriority w:val="9"/>
+    <w:semiHidden/>
+    <w:rsid w:val="00BA56B8"/>
+    <w:rPr>
+      <w:rFonts w:eastAsiaTheme="majorEastAsia" w:cstheme="majorBidi"/>
+      <w:color w:val="0F4761" w:themeColor="accent1" w:themeShade="BF"/>
+    </w:rPr>
+  </w:style>
+  <w:style w:type="character" w:customStyle="1" w:styleId="Heading6Char">
+    <w:name w:val="Heading 6 Char"/>
+    <w:basedOn w:val="DefaultParagraphFont"/>
+    <w:link w:val="Heading6"/>
+    <w:uiPriority w:val="9"/>
+    <w:semiHidden/>
+    <w:rsid w:val="00BA56B8"/>
+    <w:rPr>
+      <w:rFonts w:eastAsiaTheme="majorEastAsia" w:cstheme="majorBidi"/>
+      <w:i/>
+      <w:iCs/>
+      <w:color w:val="595959" w:themeColor="text1" w:themeTint="A6"/>
+    </w:rPr>
+  </w:style>
+  <w:style w:type="character" w:customStyle="1" w:styleId="Heading7Char">
+    <w:name w:val="Heading 7 Char"/>
+    <w:basedOn w:val="DefaultParagraphFont"/>
+    <w:link w:val="Heading7"/>
+    <w:uiPriority w:val="9"/>
+    <w:semiHidden/>
+    <w:rsid w:val="00BA56B8"/>
+    <w:rPr>
+      <w:rFonts w:eastAsiaTheme="majorEastAsia" w:cstheme="majorBidi"/>
+      <w:color w:val="595959" w:themeColor="text1" w:themeTint="A6"/>
+    </w:rPr>
+  </w:style>
+  <w:style w:type="character" w:customStyle="1" w:styleId="Heading8Char">
+    <w:name w:val="Heading 8 Char"/>
+    <w:basedOn w:val="DefaultParagraphFont"/>
+    <w:link w:val="Heading8"/>
+    <w:uiPriority w:val="9"/>
+    <w:semiHidden/>
+    <w:rsid w:val="00BA56B8"/>
+    <w:rPr>
+      <w:rFonts w:eastAsiaTheme="majorEastAsia" w:cstheme="majorBidi"/>
+      <w:i/>
+      <w:iCs/>
+      <w:color w:val="272727" w:themeColor="text1" w:themeTint="D8"/>
+    </w:rPr>
+  </w:style>
+  <w:style w:type="character" w:customStyle="1" w:styleId="Heading9Char">
+    <w:name w:val="Heading 9 Char"/>
+    <w:basedOn w:val="DefaultParagraphFont"/>
+    <w:link w:val="Heading9"/>
+    <w:uiPriority w:val="9"/>
+    <w:semiHidden/>
+    <w:rsid w:val="00BA56B8"/>
+    <w:rPr>
+      <w:rFonts w:eastAsiaTheme="majorEastAsia" w:cstheme="majorBidi"/>
+      <w:color w:val="272727" w:themeColor="text1" w:themeTint="D8"/>
+    </w:rPr>
+  </w:style>
+  <w:style w:type="character" w:customStyle="1" w:styleId="TitleChar">
+    <w:name w:val="Title Char"/>
+    <w:basedOn w:val="DefaultParagraphFont"/>
+    <w:link w:val="Title"/>
+    <w:uiPriority w:val="10"/>
+    <w:rsid w:val="00BA56B8"/>
+    <w:rPr>
+      <w:rFonts w:asciiTheme="majorHAnsi" w:eastAsiaTheme="majorEastAsia" w:hAnsiTheme="majorHAnsi" w:cstheme="majorBidi"/>
+      <w:spacing w:val="-10"/>
+      <w:kern w:val="2"/>
+      <w:sz w:val="56"/>
+      <w:szCs w:val="56"/>
+    </w:rPr>
+  </w:style>
+  <w:style w:type="character" w:customStyle="1" w:styleId="SubtitleChar">
+    <w:name w:val="Subtitle Char"/>
+    <w:basedOn w:val="DefaultParagraphFont"/>
+    <w:link w:val="Subtitle"/>
+    <w:uiPriority w:val="11"/>
+    <w:rsid w:val="00BA56B8"/>
+    <w:rPr>
+      <w:rFonts w:eastAsiaTheme="majorEastAsia" w:cstheme="majorBidi"/>
+      <w:color w:val="595959" w:themeColor="text1" w:themeTint="A6"/>
+      <w:spacing w:val="15"/>
+      <w:sz w:val="28"/>
+      <w:szCs w:val="28"/>
+    </w:rPr>
+  </w:style>
+  <w:style w:type="character" w:customStyle="1" w:styleId="QuoteChar">
+    <w:name w:val="Quote Char"/>
+    <w:basedOn w:val="DefaultParagraphFont"/>
+    <w:link w:val="Quote"/>
+    <w:uiPriority w:val="29"/>
+    <w:rsid w:val="00BA56B8"/>
+    <w:rPr>
+      <w:i/>
+      <w:iCs/>
+      <w:color w:val="404040" w:themeColor="text1" w:themeTint="BF"/>
+    </w:rPr>
+  </w:style>
+  <w:style w:type="character" w:styleId="IntenseEmphasis">
+    <w:name w:val="Intense Emphasis"/>
+    <w:basedOn w:val="DefaultParagraphFont"/>
+    <w:uiPriority w:val="21"/>
+    <w:qFormat/>
+    <w:rsid w:val="00BA56B8"/>
+    <w:rPr>
+      <w:i/>
+      <w:iCs/>
+      <w:color w:val="0F4761" w:themeColor="accent1" w:themeShade="BF"/>
+    </w:rPr>
+  </w:style>
+  <w:style w:type="character" w:customStyle="1" w:styleId="IntenseQuoteChar">
+    <w:name w:val="Intense Quote Char"/>
+    <w:basedOn w:val="DefaultParagraphFont"/>
+    <w:link w:val="IntenseQuote"/>
+    <w:uiPriority w:val="30"/>
+    <w:rsid w:val="00BA56B8"/>
+    <w:rPr>
+      <w:i/>
+      <w:iCs/>
+      <w:color w:val="0F4761" w:themeColor="accent1" w:themeShade="BF"/>
+    </w:rPr>
+  </w:style>
+  <w:style w:type="character" w:styleId="IntenseReference">
+    <w:name w:val="Intense Reference"/>
+    <w:basedOn w:val="DefaultParagraphFont"/>
+    <w:uiPriority w:val="32"/>
+    <w:qFormat/>
+    <w:rsid w:val="00BA56B8"/>
+    <w:rPr>
+      <w:b/>
+      <w:bCs/>
+      <w:smallCaps/>
+      <w:color w:val="0F4761" w:themeColor="accent1" w:themeShade="BF"/>
+      <w:spacing w:val="5"/>
+    </w:rPr>
+  </w:style>
+  <w:style w:type="paragraph" w:customStyle="1" w:styleId="Heading">
+    <w:name w:val="Heading"/>
+    <w:basedOn w:val="Normal"/>
+    <w:next w:val="BodyText"/>
+    <w:pPr>
+      <w:keepNext/>
+      <w:spacing w:before="240" w:after="120"/>
+    </w:pPr>
+    <w:rPr>
+      <w:rFonts w:ascii="Liberation Sans" w:eastAsia="Microsoft YaHei" w:hAnsi="Liberation Sans" w:cs="Lucida Sans"/>
+      <w:sz w:val="28"/>
+      <w:szCs w:val="28"/>
+    </w:rPr>
+  </w:style>
+  <w:style w:type="paragraph" w:styleId="BodyText">
+    <w:name w:val="Body Text"/>
+    <w:basedOn w:val="Normal"/>
+    <w:pPr>
+      <w:spacing w:after="140" w:line="276" w:lineRule="auto"/>
+    </w:pPr>
+  </w:style>
+  <w:style w:type="paragraph" w:styleId="List">
+    <w:name w:val="List"/>
+    <w:basedOn w:val="BodyText"/>
+    <w:rPr>
+      <w:rFonts w:cs="Lucida Sans"/>
+    </w:rPr>
+  </w:style>
+  <w:style w:type="paragraph" w:styleId="Caption">
+    <w:name w:val="caption"/>
+    <w:basedOn w:val="Normal"/>
+    <w:pPr>
+      <w:suppressLineNumbers/>
+      <w:spacing w:before="120" w:after="120"/>
+    </w:pPr>
+    <w:rPr>
+      <w:rFonts w:cs="Lucida Sans"/>
+      <w:i/>
+      <w:iCs/>
+    </w:rPr>
+  </w:style>
+  <w:style w:type="paragraph" w:customStyle="1" w:styleId="Index">
+    <w:name w:val="Index"/>
+    <w:basedOn w:val="Normal"/>
+    <w:pPr>
+      <w:suppressLineNumbers/>
+    </w:pPr>
+    <w:rPr>
+      <w:rFonts w:cs="Lucida Sans"/>
+    </w:rPr>
+  </w:style>
+  <w:style w:type="paragraph" w:styleId="Title">
+    <w:name w:val="Title"/>
+    <w:basedOn w:val="Normal"/>
+    <w:next w:val="Normal"/>
+    <w:link w:val="TitleChar"/>
+    <w:uiPriority w:val="10"/>
+    <w:qFormat/>
+    <w:rsid w:val="00BA56B8"/>
+    <w:pPr>
+      <w:spacing w:after="80" w:line="240" w:lineRule="auto"/>
+      <w:contextualSpacing/>
+    </w:pPr>
+    <w:rPr>
+      <w:rFonts w:asciiTheme="majorHAnsi" w:eastAsiaTheme="majorEastAsia" w:hAnsiTheme="majorHAnsi" w:cstheme="majorBidi"/>
+      <w:spacing w:val="-10"/>
+      <w:kern w:val="2"/>
+      <w:sz w:val="56"/>
+      <w:szCs w:val="56"/>
+      <w:lang w:eastAsia="en-US"/>
+      <w14:ligatures w14:val="standardContextual"/>
+    </w:rPr>
+  </w:style>
+  <w:style w:type="paragraph" w:styleId="Subtitle">
+    <w:name w:val="Subtitle"/>
+    <w:basedOn w:val="Normal"/>
+    <w:next w:val="Normal"/>
+    <w:link w:val="SubtitleChar"/>
+    <w:uiPriority w:val="11"/>
+    <w:qFormat/>
+    <w:rsid w:val="00BA56B8"/>
+    <w:rPr>
+      <w:rFonts w:eastAsiaTheme="majorEastAsia" w:cstheme="majorBidi"/>
+      <w:color w:val="595959" w:themeColor="text1" w:themeTint="A6"/>
+      <w:spacing w:val="15"/>
+      <w:kern w:val="2"/>
+      <w:sz w:val="28"/>
+      <w:szCs w:val="28"/>
+      <w:lang w:eastAsia="en-US"/>
+      <w14:ligatures w14:val="standardContextual"/>
+    </w:rPr>
+  </w:style>
+  <w:style w:type="paragraph" w:styleId="Quote">
+    <w:name w:val="Quote"/>
+    <w:basedOn w:val="Normal"/>
+    <w:next w:val="Normal"/>
+    <w:link w:val="QuoteChar"/>
+    <w:uiPriority w:val="29"/>
+    <w:qFormat/>
+    <w:rsid w:val="00BA56B8"/>
+    <w:pPr>
+      <w:spacing w:before="160"/>
+      <w:jc w:val="center"/>
+    </w:pPr>
+    <w:rPr>
+      <w:rFonts w:eastAsiaTheme="minorHAnsi"/>
+      <w:i/>
+      <w:iCs/>
+      <w:color w:val="404040" w:themeColor="text1" w:themeTint="BF"/>
+      <w:kern w:val="2"/>
+      <w:lang w:eastAsia="en-US"/>
+      <w14:ligatures w14:val="standardContextual"/>
+    </w:rPr>
+  </w:style>
+  <w:style w:type="paragraph" w:styleId="ListParagraph">
+    <w:name w:val="List Paragraph"/>
+    <w:basedOn w:val="Normal"/>
+    <w:uiPriority w:val="34"/>
+    <w:qFormat/>
+    <w:rsid w:val="00BA56B8"/>
+    <w:pPr>
+      <w:ind w:left="720"/>
+      <w:contextualSpacing/>
+    </w:pPr>
+    <w:rPr>
+      <w:rFonts w:eastAsiaTheme="minorHAnsi"/>
+      <w:kern w:val="2"/>
+      <w:lang w:eastAsia="en-US"/>
+      <w14:ligatures w14:val="standardContextual"/>
+    </w:rPr>
+  </w:style>
+  <w:style w:type="paragraph" w:styleId="IntenseQuote">
+    <w:name w:val="Intense Quote"/>
+    <w:basedOn w:val="Normal"/>
+    <w:next w:val="Normal"/>
+    <w:link w:val="IntenseQuoteChar"/>
+    <w:uiPriority w:val="30"/>
+    <w:qFormat/>
+    <w:rsid w:val="00BA56B8"/>
+    <w:pPr>
+      <w:pBdr>
+        <w:top w:val="single" w:sz="4" w:space="10" w:color="0F4761" w:themeColor="accent1" w:themeShade="BF"/>
+        <w:bottom w:val="single" w:sz="4" w:space="10" w:color="0F4761" w:themeColor="accent1" w:themeShade="BF"/>
+      </w:pBdr>
+      <w:spacing w:before="360" w:after="360"/>
+      <w:ind w:left="864" w:right="864"/>
+      <w:jc w:val="center"/>
+    </w:pPr>
+    <w:rPr>
+      <w:rFonts w:eastAsiaTheme="minorHAnsi"/>
+      <w:i/>
+      <w:iCs/>
+      <w:color w:val="0F4761" w:themeColor="accent1" w:themeShade="BF"/>
+      <w:kern w:val="2"/>
+      <w:lang w:eastAsia="en-US"/>
+      <w14:ligatures w14:val="standardContextual"/>
+    </w:rPr>
+  </w:style>
+  <w:style w:type="paragraph" w:customStyle="1" w:styleId="normal1">
+    <w:name w:val="normal1"/>
+    <w:pPr>
+      <w:spacing w:after="160" w:line="278" w:lineRule="auto"/>
+    </w:pPr>
+  </w:style>
+  <w:style w:type="paragraph" w:customStyle="1" w:styleId="normal111">
+    <w:name w:val="normal111"/>
+    <w:pPr>
+      <w:spacing w:after="160" w:line="278" w:lineRule="auto"/>
+    </w:pPr>
+    <w:rPr>
+      <w:rFonts w:cs="Aptos"/>
+      <w:kern w:val="0"/>
+      <w:lang w:eastAsia="zh-CN" w:bidi="hi-IN"/>
+    </w:rPr>
+  </w:style>
+  <w:style w:type="paragraph" w:customStyle="1" w:styleId="normal1111">
+    <w:name w:val="normal1111"/>
+    <w:pPr>
+      <w:spacing w:after="160" w:line="278" w:lineRule="auto"/>
+    </w:pPr>
+    <w:rPr>
+      <w:rFonts w:ascii="Aptos" w:eastAsia="Aptos" w:hAnsi="Aptos" w:cs="Aptos"/>
+      <w:kern w:val="0"/>
+      <w:lang w:eastAsia="zh-CN" w:bidi="hi-IN"/>
+    </w:rPr>
+  </w:style>
 </w:styles>
 </file>
 
 <file path=word/theme/theme1.xml><?xml version="1.0" encoding="utf-8"?>
-<a:theme xmlns:a="http://schemas.openxmlformats.org/drawingml/2006/main" xmlns:r="http://schemas.openxmlformats.org/officeDocument/2006/relationships" name="Office Theme">
+<a:theme xmlns:a="http://schemas.openxmlformats.org/drawingml/2006/main" name="Office Theme">
   <a:themeElements>
     <a:clrScheme name="Office">
       <a:dk1>
@@ -1258,7 +1264,7 @@
     </a:clrScheme>
     <a:fontScheme name="Office">
       <a:majorFont>
-        <a:latin typeface="Aptos Display" panose="02110004020202020204" pitchFamily="0" charset="1"/>
+        <a:latin typeface="Aptos Display" panose="02110004020202020204"/>
         <a:ea typeface=""/>
         <a:cs typeface=""/>
         <a:font script="Jpan" typeface="游ゴシック Light"/>
@@ -1310,7 +1316,7 @@
         <a:font script="Tfng" typeface="Ebrima"/>
       </a:majorFont>
       <a:minorFont>
-        <a:latin typeface="Aptos" panose="02110004020202020204" pitchFamily="0" charset="1"/>
+        <a:latin typeface="Aptos" panose="02110004020202020204"/>
         <a:ea typeface=""/>
         <a:cs typeface=""/>
         <a:font script="Jpan" typeface="游ゴシック"/>
@@ -1389,7 +1395,7 @@
             </a:gs>
           </a:gsLst>
           <a:lin ang="5400000" scaled="0"/>
-          <a:tileRect l="0" t="0" r="0" b="0"/>
+          <a:tileRect/>
         </a:gradFill>
         <a:gradFill>
           <a:gsLst>
@@ -1413,7 +1419,7 @@
             </a:gs>
           </a:gsLst>
           <a:lin ang="5400000" scaled="0"/>
-          <a:tileRect l="0" t="0" r="0" b="0"/>
+          <a:tileRect/>
         </a:gradFill>
       </a:fillStyleLst>
       <a:lnStyleLst>
@@ -1473,10 +1479,12 @@
             </a:gs>
           </a:gsLst>
           <a:lin ang="5400000" scaled="0"/>
-          <a:tileRect l="0" t="0" r="0" b="0"/>
+          <a:tileRect/>
         </a:gradFill>
       </a:bgFillStyleLst>
     </a:fmtScheme>
   </a:themeElements>
+  <a:objectDefaults/>
+  <a:extraClrSchemeLst/>
 </a:theme>
 </file>
--- a/docs/working.docx
+++ b/docs/working.docx
@@ -1,182 +1,236 @@
 
 <file path=word/document.xml><?xml version="1.0" encoding="utf-8"?>
-<w:document xmlns:wpc="http://schemas.microsoft.com/office/word/2010/wordprocessingCanvas" xmlns:cx="http://schemas.microsoft.com/office/drawing/2014/chartex" xmlns:cx1="http://schemas.microsoft.com/office/drawing/2015/9/8/chartex" xmlns:cx2="http://schemas.microsoft.com/office/drawing/2015/10/21/chartex" xmlns:cx3="http://schemas.microsoft.com/office/drawing/2016/5/9/chartex" xmlns:cx4="http://schemas.microsoft.com/office/drawing/2016/5/10/chartex" xmlns:cx5="http://schemas.microsoft.com/office/drawing/2016/5/11/chartex" xmlns:cx6="http://schemas.microsoft.com/office/drawing/2016/5/12/chartex" xmlns:cx7="http://schemas.microsoft.com/office/drawing/2016/5/13/chartex" xmlns:cx8="http://schemas.microsoft.com/office/drawing/2016/5/14/chartex" xmlns:mc="http://schemas.openxmlformats.org/markup-compatibility/2006" xmlns:aink="http://schemas.microsoft.com/office/drawing/2016/ink" xmlns:am3d="http://schemas.microsoft.com/office/drawing/2017/model3d" xmlns:o="urn:schemas-microsoft-com:office:office" xmlns:oel="http://schemas.microsoft.com/office/2019/extlst" xmlns:r="http://schemas.openxmlformats.org/officeDocument/2006/relationships" xmlns:m="http://schemas.openxmlformats.org/officeDocument/2006/math" xmlns:v="urn:schemas-microsoft-com:vml" xmlns:wp14="http://schemas.microsoft.com/office/word/2010/wordprocessingDrawing" xmlns:wp="http://schemas.openxmlformats.org/drawingml/2006/wordprocessingDrawing" xmlns:w10="urn:schemas-microsoft-com:office:word" xmlns:w="http://schemas.openxmlformats.org/wordprocessingml/2006/main" xmlns:w14="http://schemas.microsoft.com/office/word/2010/wordml" xmlns:w15="http://schemas.microsoft.com/office/word/2012/wordml" xmlns:w16cex="http://schemas.microsoft.com/office/word/2018/wordml/cex" xmlns:w16cid="http://schemas.microsoft.com/office/word/2016/wordml/cid" xmlns:w16="http://schemas.microsoft.com/office/word/2018/wordml" xmlns:w16du="http://schemas.microsoft.com/office/word/2023/wordml/word16du" xmlns:w16sdtdh="http://schemas.microsoft.com/office/word/2020/wordml/sdtdatahash" xmlns:w16sdtfl="http://schemas.microsoft.com/office/word/2024/wordml/sdtformatlock" xmlns:w16se="http://schemas.microsoft.com/office/word/2015/wordml/symex" xmlns:wpg="http://schemas.microsoft.com/office/word/2010/wordprocessingGroup" xmlns:wpi="http://schemas.microsoft.com/office/word/2010/wordprocessingInk" xmlns:wne="http://schemas.microsoft.com/office/word/2006/wordml" xmlns:wps="http://schemas.microsoft.com/office/word/2010/wordprocessingShape" mc:Ignorable="w14 w15 w16se w16cid w16 w16cex w16sdtdh w16sdtfl w16du wp14">
+<w:document xmlns:o="urn:schemas-microsoft-com:office:office" xmlns:r="http://schemas.openxmlformats.org/officeDocument/2006/relationships" xmlns:v="urn:schemas-microsoft-com:vml" xmlns:w="http://schemas.openxmlformats.org/wordprocessingml/2006/main" xmlns:w10="urn:schemas-microsoft-com:office:word" xmlns:wp="http://schemas.openxmlformats.org/drawingml/2006/wordprocessingDrawing" xmlns:pic="http://schemas.openxmlformats.org/drawingml/2006/picture" xmlns:wps="http://schemas.microsoft.com/office/word/2010/wordprocessingShape" xmlns:wpg="http://schemas.microsoft.com/office/word/2010/wordprocessingGroup" xmlns:mc="http://schemas.openxmlformats.org/markup-compatibility/2006" xmlns:wp14="http://schemas.microsoft.com/office/word/2010/wordprocessingDrawing" xmlns:w14="http://schemas.microsoft.com/office/word/2010/wordml" xmlns:w15="http://schemas.microsoft.com/office/word/2012/wordml" mc:Ignorable="w14 wp14 w15">
   <w:body>
     <w:p>
       <w:pPr>
         <w:pStyle w:val="normal1111"/>
-        <w:spacing w:line="240" w:lineRule="auto"/>
+        <w:spacing w:lineRule="auto" w:line="240" w:before="0" w:after="160"/>
+        <w:rPr/>
       </w:pPr>
       <w:r>
+        <w:rPr/>
         <w:t xml:space="preserve">Emery stepped up beside the hole and looked down. Aimed as it was toward the footpath, the digger’s spotlight cast only a raking light over the lip of Adam Edwards’ grave and did not penetrate the freshly dug pit. Emery looked for a bottom but all he could see was black. Even after all the time he’d spent thinking about how things had gone the last time, thinking about how the altar boy had fucked him. All the time spent ruminating on anger getting more and more pissed at himself and at Orrin for trusting Arthur in the first place. It certainly struck him funny that now here he was about to hop into an open grave on nothing other than Arthur’s word. Arthur’s word and some hope. A hope he hadn’t felt in almost 30 years. </w:t>
       </w:r>
     </w:p>
     <w:p>
       <w:pPr>
         <w:pStyle w:val="normal1111"/>
-        <w:spacing w:line="240" w:lineRule="auto"/>
+        <w:spacing w:lineRule="auto" w:line="240" w:before="0" w:after="160"/>
+        <w:rPr/>
       </w:pPr>
       <w:r>
+        <w:rPr/>
         <w:t>And though the altar boy didn’t strike him as the murderous type, Emery had misread him before. He had now seen the way Arthur could operate a digger. Once Emery was in that hole, it’d only take a minute or two for Arthur to bury him under enough dirt to keep him from ever getting out again.</w:t>
       </w:r>
     </w:p>
     <w:p>
       <w:pPr>
         <w:pStyle w:val="normal1111"/>
-        <w:spacing w:line="240" w:lineRule="auto"/>
+        <w:spacing w:lineRule="auto" w:line="240" w:before="0" w:after="160"/>
+        <w:rPr/>
       </w:pPr>
       <w:r>
+        <w:rPr/>
         <w:t xml:space="preserve">In the short struggle between his hope and doubt, doubt didn’t last long. Emery leapt into the grave. When he hit the bottom, his knees buckled and cracked. He had misjudged the depth of the hole. He toppled forward and collided with one of the side walls Arthur dug. The shovel fell out of his hands and whanged loudly against the casket lid covered over by only two or three inches of dirt now. Arthur rotated the digger’s cab and aimed its spotlight down into the hole where Emery was using the shovel like a crutch to lift himself back to standing. </w:t>
+      </w:r>
+    </w:p>
+    <w:p>
+      <w:pPr>
+        <w:pStyle w:val="normal1111"/>
+        <w:keepNext w:val="false"/>
+        <w:keepLines w:val="false"/>
+        <w:pageBreakBefore w:val="false"/>
+        <w:widowControl/>
+        <w:pBdr/>
+        <w:shd w:val="clear" w:fill="auto"/>
+        <w:spacing w:lineRule="auto" w:line="240" w:before="0" w:after="160"/>
+        <w:ind w:hanging="0" w:start="0" w:end="0"/>
+        <w:jc w:val="start"/>
+        <w:rPr>
+          <w:rFonts w:ascii="Aptos" w:hAnsi="Aptos" w:eastAsia="Aptos" w:cs="Aptos"/>
+          <w:b w:val="false"/>
+          <w:bCs w:val="false"/>
+          <w:i w:val="false"/>
+          <w:iCs w:val="false"/>
+          <w:caps w:val="false"/>
+          <w:smallCaps w:val="false"/>
+          <w:strike w:val="false"/>
+          <w:dstrike w:val="false"/>
+          <w:color w:val="000000"/>
+          <w:position w:val="0"/>
+          <w:sz w:val="24"/>
+          <w:szCs w:val="24"/>
+          <w:u w:val="none"/>
+          <w:shd w:fill="auto" w:val="clear"/>
+          <w:vertAlign w:val="baseline"/>
+        </w:rPr>
+      </w:pPr>
+      <w:r>
+        <w:rPr>
+          <w:rFonts w:eastAsia="Aptos" w:cs="Aptos"/>
+          <w:b w:val="false"/>
+          <w:bCs w:val="false"/>
+          <w:i w:val="false"/>
+          <w:iCs w:val="false"/>
+          <w:caps w:val="false"/>
+          <w:smallCaps w:val="false"/>
+          <w:strike w:val="false"/>
+          <w:dstrike w:val="false"/>
+          <w:color w:val="000000"/>
+          <w:position w:val="0"/>
+          <w:sz w:val="24"/>
+          <w:szCs w:val="24"/>
+          <w:u w:val="none"/>
+          <w:shd w:fill="auto" w:val="clear"/>
+          <w:vertAlign w:val="baseline"/>
+        </w:rPr>
+        <w:t xml:space="preserve">Once he’d steadied himself, Emery began shifting dirt toward one end of the coffin. He used the shovel like a broom. There wasn’t enough to really dig but he could push it all to one side. </w:t>
+      </w:r>
+    </w:p>
+    <w:p>
+      <w:pPr>
+        <w:pStyle w:val="normal1111"/>
+        <w:spacing w:lineRule="auto" w:line="240" w:before="0" w:after="160"/>
+        <w:rPr/>
+      </w:pPr>
+      <w:r>
+        <w:rPr>
+          <w:color w:val="000000"/>
+        </w:rPr>
+        <w:t>The coffin lid opened in two parts. He</w:t>
+      </w:r>
+      <w:r>
+        <w:rPr/>
+        <w:t>’d seen enough to know. First mom when he was 17. Then four years later when dad followed her. And then Orrin.</w:t>
+      </w:r>
+    </w:p>
+    <w:p>
+      <w:pPr>
+        <w:pStyle w:val="normal1111"/>
+        <w:spacing w:lineRule="auto" w:line="240" w:before="0" w:after="160"/>
+        <w:rPr>
+          <w:color w:val="000000"/>
+        </w:rPr>
+      </w:pPr>
+      <w:r>
+        <w:rPr/>
+        <w:t>O</w:t>
+      </w:r>
+      <w:r>
+        <w:rPr>
+          <w:color w:val="000000"/>
+        </w:rPr>
+        <w:t xml:space="preserve">nce he had plowed the dirt to one end, Emery stood in the pile he’d made and slipped his fingers under the lip of the clean half of the lid. It came open with a soft gasp that suggested to Emery the sound of air entering a previously airless place, like opening a new jar of spaghetti sauce. Although he wanted desperately to peer inside, to look down on his treasure there waiting for him, the smell that escaped the open lid forced Emery involuntarily to turn his head. He coughed and spit, missing the </w:t>
+      </w:r>
+      <w:r>
+        <w:rPr/>
+        <w:t>fog</w:t>
+      </w:r>
+      <w:r>
+        <w:rPr>
+          <w:color w:val="000000"/>
+        </w:rPr>
+        <w:t xml:space="preserve"> of propane he’d left behind up at ground level.</w:t>
       </w:r>
     </w:p>
     <w:p>
       <w:pPr>
         <w:pStyle w:val="normal111"/>
-        <w:spacing w:line="240" w:lineRule="auto"/>
+        <w:spacing w:lineRule="auto" w:line="240"/>
+        <w:rPr/>
+      </w:pPr>
+      <w:r>
         <w:rPr>
           <w:color w:val="000000"/>
         </w:rPr>
-      </w:pPr>
-      <w:r>
-        <w:rPr>
-          <w:color w:val="000000"/>
-        </w:rPr>
-        <w:t xml:space="preserve">Once he’d steadied himself, Emery began shifting dirt toward one end of the coffin. He used the shovel like a broom. There wasn’t enough to really dig but he could push it all to one side. </w:t>
-      </w:r>
-    </w:p>
-    <w:p>
-      <w:pPr>
-        <w:pStyle w:val="normal111"/>
-        <w:spacing w:line="240" w:lineRule="auto"/>
-      </w:pPr>
-      <w:r>
-        <w:rPr>
-          <w:color w:val="000000"/>
-        </w:rPr>
-        <w:t xml:space="preserve">The </w:t>
-      </w:r>
-      <w:r>
-        <w:rPr>
-          <w:color w:val="000000"/>
-        </w:rPr>
-        <w:t xml:space="preserve">coffin </w:t>
-      </w:r>
-      <w:r>
-        <w:rPr>
-          <w:color w:val="000000"/>
-        </w:rPr>
-        <w:t>lid opened in two parts.</w:t>
-      </w:r>
-      <w:r>
-        <w:rPr>
-          <w:color w:val="000000"/>
-        </w:rPr>
-        <w:t xml:space="preserve"> So once he had plowed the dirt to one end, </w:t>
-      </w:r>
-      <w:r>
-        <w:rPr>
-          <w:color w:val="000000"/>
-        </w:rPr>
-        <w:t xml:space="preserve">Emery stood in </w:t>
-      </w:r>
-      <w:r>
-        <w:rPr>
-          <w:color w:val="000000"/>
-        </w:rPr>
-        <w:t xml:space="preserve">the pile of </w:t>
-      </w:r>
-      <w:r>
-        <w:rPr>
-          <w:color w:val="000000"/>
-        </w:rPr>
-        <w:t>dirt</w:t>
-      </w:r>
-      <w:r>
-        <w:rPr>
-          <w:color w:val="000000"/>
-        </w:rPr>
-        <w:t xml:space="preserve"> he’d made</w:t>
-      </w:r>
-      <w:r>
-        <w:rPr>
-          <w:color w:val="000000"/>
-        </w:rPr>
-        <w:t xml:space="preserve"> and slipped his fingers under the lip of the clean half</w:t>
-      </w:r>
-      <w:r>
-        <w:rPr>
-          <w:color w:val="000000"/>
-        </w:rPr>
-        <w:t xml:space="preserve"> of the lid</w:t>
-      </w:r>
-      <w:r>
-        <w:rPr>
-          <w:color w:val="000000"/>
-        </w:rPr>
-        <w:t>.</w:t>
-      </w:r>
-      <w:r>
-        <w:rPr>
-          <w:color w:val="000000"/>
-        </w:rPr>
-        <w:t xml:space="preserve"> It came open with a soft gasp that suggested to Emery the sound of air entering a previously airless place, like opening a new jar of spaghetti sauce. Although he wanted desperately to peer inside, to look down on his treasure there waiting for him, the smell that escaped </w:t>
-      </w:r>
-      <w:r>
-        <w:rPr>
-          <w:color w:val="000000"/>
-        </w:rPr>
-        <w:t xml:space="preserve">the open lid forced Emery involuntarily to turn his head. He coughed and spit missing the thick fog of propane he’d left behind up at ground level. </w:t>
-      </w:r>
-      <w:r>
-        <w:rPr>
-          <w:color w:val="000000"/>
-        </w:rPr>
-        <w:t xml:space="preserve"> </w:t>
-      </w:r>
-      <w:r>
-        <w:rPr>
-          <w:color w:val="000000"/>
-        </w:rPr>
-        <w:t xml:space="preserve"> </w:t>
-      </w:r>
-      <w:r>
+        <w:t xml:space="preserve">With his nose buried in the crook of his left elbow, Emery peered down into the casket and saw Adam Edwards’ putrid remains clutching a lumpy black plastic garbage bag. The bag lay in the center of Edwards’ collapsed chest; his hands folded across his midsection seemed to hold the treasure close. </w:t>
+      </w:r>
+      <w:r>
+        <w:rPr/>
         <w:t xml:space="preserve">     </w:t>
       </w:r>
     </w:p>
     <w:p>
       <w:pPr>
         <w:pStyle w:val="normal1"/>
+        <w:rPr/>
       </w:pPr>
       <w:r>
+        <w:rPr/>
         <w:t xml:space="preserve">      </w:t>
       </w:r>
     </w:p>
-    <w:p/>
-    <w:p/>
-    <w:p/>
     <w:p>
-      <w:r>
+      <w:pPr>
+        <w:pStyle w:val="Normal"/>
+        <w:rPr/>
+      </w:pPr>
+      <w:r>
+        <w:rPr/>
+      </w:r>
+    </w:p>
+    <w:p>
+      <w:pPr>
+        <w:pStyle w:val="Normal"/>
+        <w:rPr/>
+      </w:pPr>
+      <w:r>
+        <w:rPr/>
+      </w:r>
+    </w:p>
+    <w:p>
+      <w:pPr>
+        <w:pStyle w:val="Normal"/>
+        <w:rPr/>
+      </w:pPr>
+      <w:r>
+        <w:rPr/>
+      </w:r>
+    </w:p>
+    <w:p>
+      <w:pPr>
+        <w:pStyle w:val="Normal"/>
+        <w:rPr/>
+      </w:pPr>
+      <w:r>
+        <w:rPr/>
         <w:t xml:space="preserve">First, there is the feeling of rising. Of being drawn upward, summoned toward the light. </w:t>
       </w:r>
     </w:p>
-    <w:p/>
+    <w:p>
+      <w:pPr>
+        <w:pStyle w:val="Normal"/>
+        <w:widowControl/>
+        <w:suppressAutoHyphens w:val="true"/>
+        <w:bidi w:val="0"/>
+        <w:spacing w:lineRule="auto" w:line="278" w:before="0" w:after="160"/>
+        <w:jc w:val="start"/>
+        <w:rPr/>
+      </w:pPr>
+      <w:r>
+        <w:rPr/>
+      </w:r>
+    </w:p>
     <w:sectPr>
+      <w:type w:val="nextPage"/>
       <w:pgSz w:w="12240" w:h="15840"/>
-      <w:pgMar w:top="1440" w:right="1440" w:bottom="1440" w:left="1440" w:header="0" w:footer="0" w:gutter="0"/>
-      <w:cols w:space="720"/>
-      <w:formProt w:val="0"/>
-      <w:docGrid w:linePitch="360"/>
+      <w:pgMar w:left="1440" w:right="1440" w:gutter="0" w:header="0" w:top="1440" w:footer="0" w:bottom="1440"/>
+      <w:pgNumType w:fmt="decimal"/>
+      <w:formProt w:val="false"/>
+      <w:textDirection w:val="lrTb"/>
+      <w:docGrid w:type="default" w:linePitch="360" w:charSpace="0"/>
     </w:sectPr>
   </w:body>
 </w:document>
 </file>
 
 <file path=word/styles.xml><?xml version="1.0" encoding="utf-8"?>
-<w:styles xmlns:mc="http://schemas.openxmlformats.org/markup-compatibility/2006" xmlns:r="http://schemas.openxmlformats.org/officeDocument/2006/relationships" xmlns:w="http://schemas.openxmlformats.org/wordprocessingml/2006/main" xmlns:w14="http://schemas.microsoft.com/office/word/2010/wordml" xmlns:w15="http://schemas.microsoft.com/office/word/2012/wordml" xmlns:w16cex="http://schemas.microsoft.com/office/word/2018/wordml/cex" xmlns:w16cid="http://schemas.microsoft.com/office/word/2016/wordml/cid" xmlns:w16="http://schemas.microsoft.com/office/word/2018/wordml" xmlns:w16du="http://schemas.microsoft.com/office/word/2023/wordml/word16du" xmlns:w16sdtdh="http://schemas.microsoft.com/office/word/2020/wordml/sdtdatahash" xmlns:w16sdtfl="http://schemas.microsoft.com/office/word/2024/wordml/sdtformatlock" xmlns:w16se="http://schemas.microsoft.com/office/word/2015/wordml/symex" mc:Ignorable="w14 w15 w16se w16cid w16 w16cex w16sdtdh w16sdtfl w16du">
+<w:styles xmlns:w="http://schemas.openxmlformats.org/wordprocessingml/2006/main" xmlns:w14="http://schemas.microsoft.com/office/word/2010/wordml" xmlns:mc="http://schemas.openxmlformats.org/markup-compatibility/2006" mc:Ignorable="w14">
   <w:docDefaults>
     <w:rPrDefault>
       <w:rPr>
-        <w:rFonts w:asciiTheme="minorHAnsi" w:eastAsiaTheme="minorHAnsi" w:hAnsiTheme="minorHAnsi" w:cstheme="minorBidi"/>
+        <w:rFonts w:ascii="Aptos" w:hAnsi="Aptos" w:eastAsia="Aptos" w:cs="" w:asciiTheme="minorHAnsi" w:cstheme="minorBidi" w:eastAsiaTheme="minorHAnsi" w:hAnsiTheme="minorHAnsi"/>
         <w:kern w:val="2"/>
         <w:sz w:val="24"/>
         <w:szCs w:val="24"/>
@@ -186,21 +240,21 @@
     </w:rPrDefault>
     <w:pPrDefault>
       <w:pPr>
-        <w:suppressAutoHyphens/>
+        <w:suppressAutoHyphens w:val="true"/>
       </w:pPr>
     </w:pPrDefault>
   </w:docDefaults>
   <w:latentStyles w:defLockedState="0" w:defUIPriority="99" w:defSemiHidden="0" w:defUnhideWhenUsed="0" w:defQFormat="0" w:count="376">
     <w:lsdException w:name="Normal" w:uiPriority="0" w:qFormat="1"/>
     <w:lsdException w:name="heading 1" w:uiPriority="9" w:qFormat="1"/>
-    <w:lsdException w:name="heading 2" w:semiHidden="1" w:uiPriority="9" w:unhideWhenUsed="1" w:qFormat="1"/>
-    <w:lsdException w:name="heading 3" w:semiHidden="1" w:uiPriority="9" w:unhideWhenUsed="1" w:qFormat="1"/>
-    <w:lsdException w:name="heading 4" w:semiHidden="1" w:uiPriority="9" w:unhideWhenUsed="1" w:qFormat="1"/>
-    <w:lsdException w:name="heading 5" w:semiHidden="1" w:uiPriority="9" w:unhideWhenUsed="1" w:qFormat="1"/>
-    <w:lsdException w:name="heading 6" w:semiHidden="1" w:uiPriority="9" w:unhideWhenUsed="1" w:qFormat="1"/>
-    <w:lsdException w:name="heading 7" w:semiHidden="1" w:uiPriority="9" w:unhideWhenUsed="1" w:qFormat="1"/>
-    <w:lsdException w:name="heading 8" w:semiHidden="1" w:uiPriority="9" w:unhideWhenUsed="1" w:qFormat="1"/>
-    <w:lsdException w:name="heading 9" w:semiHidden="1" w:uiPriority="9" w:unhideWhenUsed="1" w:qFormat="1"/>
+    <w:lsdException w:name="heading 2" w:uiPriority="9" w:semiHidden="1" w:unhideWhenUsed="1" w:qFormat="1"/>
+    <w:lsdException w:name="heading 3" w:uiPriority="9" w:semiHidden="1" w:unhideWhenUsed="1" w:qFormat="1"/>
+    <w:lsdException w:name="heading 4" w:uiPriority="9" w:semiHidden="1" w:unhideWhenUsed="1" w:qFormat="1"/>
+    <w:lsdException w:name="heading 5" w:uiPriority="9" w:semiHidden="1" w:unhideWhenUsed="1" w:qFormat="1"/>
+    <w:lsdException w:name="heading 6" w:uiPriority="9" w:semiHidden="1" w:unhideWhenUsed="1" w:qFormat="1"/>
+    <w:lsdException w:name="heading 7" w:uiPriority="9" w:semiHidden="1" w:unhideWhenUsed="1" w:qFormat="1"/>
+    <w:lsdException w:name="heading 8" w:uiPriority="9" w:semiHidden="1" w:unhideWhenUsed="1" w:qFormat="1"/>
+    <w:lsdException w:name="heading 9" w:uiPriority="9" w:semiHidden="1" w:unhideWhenUsed="1" w:qFormat="1"/>
     <w:lsdException w:name="index 1" w:semiHidden="1" w:unhideWhenUsed="1"/>
     <w:lsdException w:name="index 2" w:semiHidden="1" w:unhideWhenUsed="1"/>
     <w:lsdException w:name="index 3" w:semiHidden="1" w:unhideWhenUsed="1"/>
@@ -210,22 +264,22 @@
     <w:lsdException w:name="index 7" w:semiHidden="1" w:unhideWhenUsed="1"/>
     <w:lsdException w:name="index 8" w:semiHidden="1" w:unhideWhenUsed="1"/>
     <w:lsdException w:name="index 9" w:semiHidden="1" w:unhideWhenUsed="1"/>
-    <w:lsdException w:name="toc 1" w:semiHidden="1" w:uiPriority="39" w:unhideWhenUsed="1"/>
-    <w:lsdException w:name="toc 2" w:semiHidden="1" w:uiPriority="39" w:unhideWhenUsed="1"/>
-    <w:lsdException w:name="toc 3" w:semiHidden="1" w:uiPriority="39" w:unhideWhenUsed="1"/>
-    <w:lsdException w:name="toc 4" w:semiHidden="1" w:uiPriority="39" w:unhideWhenUsed="1"/>
-    <w:lsdException w:name="toc 5" w:semiHidden="1" w:uiPriority="39" w:unhideWhenUsed="1"/>
-    <w:lsdException w:name="toc 6" w:semiHidden="1" w:uiPriority="39" w:unhideWhenUsed="1"/>
-    <w:lsdException w:name="toc 7" w:semiHidden="1" w:uiPriority="39" w:unhideWhenUsed="1"/>
-    <w:lsdException w:name="toc 8" w:semiHidden="1" w:uiPriority="39" w:unhideWhenUsed="1"/>
-    <w:lsdException w:name="toc 9" w:semiHidden="1" w:uiPriority="39" w:unhideWhenUsed="1"/>
+    <w:lsdException w:name="toc 1" w:uiPriority="39" w:semiHidden="1" w:unhideWhenUsed="1"/>
+    <w:lsdException w:name="toc 2" w:uiPriority="39" w:semiHidden="1" w:unhideWhenUsed="1"/>
+    <w:lsdException w:name="toc 3" w:uiPriority="39" w:semiHidden="1" w:unhideWhenUsed="1"/>
+    <w:lsdException w:name="toc 4" w:uiPriority="39" w:semiHidden="1" w:unhideWhenUsed="1"/>
+    <w:lsdException w:name="toc 5" w:uiPriority="39" w:semiHidden="1" w:unhideWhenUsed="1"/>
+    <w:lsdException w:name="toc 6" w:uiPriority="39" w:semiHidden="1" w:unhideWhenUsed="1"/>
+    <w:lsdException w:name="toc 7" w:uiPriority="39" w:semiHidden="1" w:unhideWhenUsed="1"/>
+    <w:lsdException w:name="toc 8" w:uiPriority="39" w:semiHidden="1" w:unhideWhenUsed="1"/>
+    <w:lsdException w:name="toc 9" w:uiPriority="39" w:semiHidden="1" w:unhideWhenUsed="1"/>
     <w:lsdException w:name="Normal Indent" w:semiHidden="1" w:unhideWhenUsed="1"/>
     <w:lsdException w:name="footnote text" w:semiHidden="1" w:unhideWhenUsed="1"/>
     <w:lsdException w:name="annotation text" w:semiHidden="1" w:unhideWhenUsed="1"/>
     <w:lsdException w:name="header" w:semiHidden="1" w:unhideWhenUsed="1"/>
     <w:lsdException w:name="footer" w:semiHidden="1" w:unhideWhenUsed="1"/>
     <w:lsdException w:name="index heading" w:semiHidden="1" w:unhideWhenUsed="1"/>
-    <w:lsdException w:name="caption" w:semiHidden="1" w:uiPriority="35" w:unhideWhenUsed="1" w:qFormat="1"/>
+    <w:lsdException w:name="caption" w:uiPriority="35" w:semiHidden="1" w:unhideWhenUsed="1" w:qFormat="1"/>
     <w:lsdException w:name="table of figures" w:semiHidden="1" w:unhideWhenUsed="1"/>
     <w:lsdException w:name="envelope address" w:semiHidden="1" w:unhideWhenUsed="1"/>
     <w:lsdException w:name="envelope return" w:semiHidden="1" w:unhideWhenUsed="1"/>
@@ -256,7 +310,7 @@
     <w:lsdException w:name="Title" w:uiPriority="10" w:qFormat="1"/>
     <w:lsdException w:name="Closing" w:semiHidden="1" w:unhideWhenUsed="1"/>
     <w:lsdException w:name="Signature" w:semiHidden="1" w:unhideWhenUsed="1"/>
-    <w:lsdException w:name="Default Paragraph Font" w:semiHidden="1" w:uiPriority="1" w:unhideWhenUsed="1"/>
+    <w:lsdException w:name="Default Paragraph Font" w:uiPriority="1" w:semiHidden="1" w:unhideWhenUsed="1"/>
     <w:lsdException w:name="Body Text" w:semiHidden="1" w:unhideWhenUsed="1"/>
     <w:lsdException w:name="Body Text Indent" w:semiHidden="1" w:unhideWhenUsed="1"/>
     <w:lsdException w:name="List Continue" w:semiHidden="1" w:unhideWhenUsed="1"/>
@@ -456,8 +510,8 @@
     <w:lsdException w:name="Subtle Reference" w:uiPriority="31" w:qFormat="1"/>
     <w:lsdException w:name="Intense Reference" w:uiPriority="32" w:qFormat="1"/>
     <w:lsdException w:name="Book Title" w:uiPriority="33" w:qFormat="1"/>
-    <w:lsdException w:name="Bibliography" w:semiHidden="1" w:uiPriority="37" w:unhideWhenUsed="1"/>
-    <w:lsdException w:name="TOC Heading" w:semiHidden="1" w:uiPriority="39" w:unhideWhenUsed="1" w:qFormat="1"/>
+    <w:lsdException w:name="Bibliography" w:uiPriority="37" w:semiHidden="1" w:unhideWhenUsed="1"/>
+    <w:lsdException w:name="TOC Heading" w:uiPriority="39" w:semiHidden="1" w:unhideWhenUsed="1" w:qFormat="1"/>
     <w:lsdException w:name="Plain Table 1" w:uiPriority="41"/>
     <w:lsdException w:name="Plain Table 2" w:uiPriority="42"/>
     <w:lsdException w:name="Plain Table 3" w:uiPriority="43"/>
@@ -568,17 +622,24 @@
     <w:lsdException w:name="Unresolved Mention" w:semiHidden="1" w:unhideWhenUsed="1"/>
     <w:lsdException w:name="Smart Link" w:semiHidden="1" w:unhideWhenUsed="1"/>
   </w:latentStyles>
-  <w:style w:type="paragraph" w:default="1" w:styleId="Normal">
+  <w:style w:type="paragraph" w:styleId="Normal" w:default="1">
     <w:name w:val="Normal"/>
     <w:qFormat/>
-    <w:rsid w:val="00BA56B8"/>
-    <w:pPr>
-      <w:spacing w:after="160" w:line="278" w:lineRule="auto"/>
-    </w:pPr>
-    <w:rPr>
-      <w:rFonts w:ascii="Aptos" w:eastAsiaTheme="minorEastAsia" w:hAnsi="Aptos"/>
+    <w:rsid w:val="00ba56b8"/>
+    <w:pPr>
+      <w:widowControl/>
+      <w:suppressAutoHyphens w:val="true"/>
+      <w:bidi w:val="0"/>
+      <w:spacing w:lineRule="auto" w:line="278" w:before="0" w:after="160"/>
+      <w:jc w:val="start"/>
+    </w:pPr>
+    <w:rPr>
+      <w:rFonts w:ascii="Aptos" w:hAnsi="Aptos" w:eastAsia="" w:cs="" w:eastAsiaTheme="minorEastAsia"/>
+      <w:color w:val="auto"/>
       <w:kern w:val="0"/>
-      <w:lang w:eastAsia="ja-JP"/>
+      <w:sz w:val="24"/>
+      <w:szCs w:val="24"/>
+      <w:lang w:val="en-US" w:eastAsia="ja-JP" w:bidi="ar-SA"/>
       <w14:ligatures w14:val="none"/>
     </w:rPr>
   </w:style>
@@ -589,16 +650,16 @@
     <w:link w:val="Heading1Char"/>
     <w:uiPriority w:val="9"/>
     <w:qFormat/>
-    <w:rsid w:val="00BA56B8"/>
-    <w:pPr>
-      <w:keepNext/>
+    <w:rsid w:val="00ba56b8"/>
+    <w:pPr>
+      <w:keepNext w:val="true"/>
       <w:keepLines/>
       <w:spacing w:before="360" w:after="80"/>
       <w:outlineLvl w:val="0"/>
     </w:pPr>
     <w:rPr>
-      <w:rFonts w:asciiTheme="majorHAnsi" w:eastAsiaTheme="majorEastAsia" w:hAnsiTheme="majorHAnsi" w:cstheme="majorBidi"/>
-      <w:color w:val="0F4761" w:themeColor="accent1" w:themeShade="BF"/>
+      <w:rFonts w:ascii="Aptos Display" w:hAnsi="Aptos Display" w:eastAsia="" w:cs="" w:asciiTheme="majorHAnsi" w:cstheme="majorBidi" w:eastAsiaTheme="majorEastAsia" w:hAnsiTheme="majorHAnsi"/>
+      <w:color w:themeColor="accent1" w:themeShade="bf" w:val="0F4761"/>
       <w:kern w:val="2"/>
       <w:sz w:val="40"/>
       <w:szCs w:val="40"/>
@@ -615,16 +676,16 @@
     <w:semiHidden/>
     <w:unhideWhenUsed/>
     <w:qFormat/>
-    <w:rsid w:val="00BA56B8"/>
-    <w:pPr>
-      <w:keepNext/>
+    <w:rsid w:val="00ba56b8"/>
+    <w:pPr>
+      <w:keepNext w:val="true"/>
       <w:keepLines/>
       <w:spacing w:before="160" w:after="80"/>
       <w:outlineLvl w:val="1"/>
     </w:pPr>
     <w:rPr>
-      <w:rFonts w:asciiTheme="majorHAnsi" w:eastAsiaTheme="majorEastAsia" w:hAnsiTheme="majorHAnsi" w:cstheme="majorBidi"/>
-      <w:color w:val="0F4761" w:themeColor="accent1" w:themeShade="BF"/>
+      <w:rFonts w:ascii="Aptos Display" w:hAnsi="Aptos Display" w:eastAsia="" w:cs="" w:asciiTheme="majorHAnsi" w:cstheme="majorBidi" w:eastAsiaTheme="majorEastAsia" w:hAnsiTheme="majorHAnsi"/>
+      <w:color w:themeColor="accent1" w:themeShade="bf" w:val="0F4761"/>
       <w:kern w:val="2"/>
       <w:sz w:val="32"/>
       <w:szCs w:val="32"/>
@@ -641,16 +702,16 @@
     <w:semiHidden/>
     <w:unhideWhenUsed/>
     <w:qFormat/>
-    <w:rsid w:val="00BA56B8"/>
-    <w:pPr>
-      <w:keepNext/>
+    <w:rsid w:val="00ba56b8"/>
+    <w:pPr>
+      <w:keepNext w:val="true"/>
       <w:keepLines/>
       <w:spacing w:before="160" w:after="80"/>
       <w:outlineLvl w:val="2"/>
     </w:pPr>
     <w:rPr>
-      <w:rFonts w:eastAsiaTheme="majorEastAsia" w:cstheme="majorBidi"/>
-      <w:color w:val="0F4761" w:themeColor="accent1" w:themeShade="BF"/>
+      <w:rFonts w:eastAsia="" w:cs="" w:cstheme="majorBidi" w:eastAsiaTheme="majorEastAsia"/>
+      <w:color w:themeColor="accent1" w:themeShade="bf" w:val="0F4761"/>
       <w:kern w:val="2"/>
       <w:sz w:val="28"/>
       <w:szCs w:val="28"/>
@@ -667,18 +728,18 @@
     <w:semiHidden/>
     <w:unhideWhenUsed/>
     <w:qFormat/>
-    <w:rsid w:val="00BA56B8"/>
-    <w:pPr>
-      <w:keepNext/>
+    <w:rsid w:val="00ba56b8"/>
+    <w:pPr>
+      <w:keepNext w:val="true"/>
       <w:keepLines/>
       <w:spacing w:before="80" w:after="40"/>
       <w:outlineLvl w:val="3"/>
     </w:pPr>
     <w:rPr>
-      <w:rFonts w:eastAsiaTheme="majorEastAsia" w:cstheme="majorBidi"/>
+      <w:rFonts w:eastAsia="" w:cs="" w:cstheme="majorBidi" w:eastAsiaTheme="majorEastAsia"/>
       <w:i/>
       <w:iCs/>
-      <w:color w:val="0F4761" w:themeColor="accent1" w:themeShade="BF"/>
+      <w:color w:themeColor="accent1" w:themeShade="bf" w:val="0F4761"/>
       <w:kern w:val="2"/>
       <w:lang w:eastAsia="en-US"/>
       <w14:ligatures w14:val="standardContextual"/>
@@ -693,16 +754,16 @@
     <w:semiHidden/>
     <w:unhideWhenUsed/>
     <w:qFormat/>
-    <w:rsid w:val="00BA56B8"/>
-    <w:pPr>
-      <w:keepNext/>
+    <w:rsid w:val="00ba56b8"/>
+    <w:pPr>
+      <w:keepNext w:val="true"/>
       <w:keepLines/>
       <w:spacing w:before="80" w:after="40"/>
       <w:outlineLvl w:val="4"/>
     </w:pPr>
     <w:rPr>
-      <w:rFonts w:eastAsiaTheme="majorEastAsia" w:cstheme="majorBidi"/>
-      <w:color w:val="0F4761" w:themeColor="accent1" w:themeShade="BF"/>
+      <w:rFonts w:eastAsia="" w:cs="" w:cstheme="majorBidi" w:eastAsiaTheme="majorEastAsia"/>
+      <w:color w:themeColor="accent1" w:themeShade="bf" w:val="0F4761"/>
       <w:kern w:val="2"/>
       <w:lang w:eastAsia="en-US"/>
       <w14:ligatures w14:val="standardContextual"/>
@@ -717,18 +778,18 @@
     <w:semiHidden/>
     <w:unhideWhenUsed/>
     <w:qFormat/>
-    <w:rsid w:val="00BA56B8"/>
-    <w:pPr>
-      <w:keepNext/>
+    <w:rsid w:val="00ba56b8"/>
+    <w:pPr>
+      <w:keepNext w:val="true"/>
       <w:keepLines/>
       <w:spacing w:before="40" w:after="0"/>
       <w:outlineLvl w:val="5"/>
     </w:pPr>
     <w:rPr>
-      <w:rFonts w:eastAsiaTheme="majorEastAsia" w:cstheme="majorBidi"/>
+      <w:rFonts w:eastAsia="" w:cs="" w:cstheme="majorBidi" w:eastAsiaTheme="majorEastAsia"/>
       <w:i/>
       <w:iCs/>
-      <w:color w:val="595959" w:themeColor="text1" w:themeTint="A6"/>
+      <w:color w:themeColor="text1" w:themeTint="a6" w:val="595959"/>
       <w:kern w:val="2"/>
       <w:lang w:eastAsia="en-US"/>
       <w14:ligatures w14:val="standardContextual"/>
@@ -743,16 +804,16 @@
     <w:semiHidden/>
     <w:unhideWhenUsed/>
     <w:qFormat/>
-    <w:rsid w:val="00BA56B8"/>
-    <w:pPr>
-      <w:keepNext/>
+    <w:rsid w:val="00ba56b8"/>
+    <w:pPr>
+      <w:keepNext w:val="true"/>
       <w:keepLines/>
       <w:spacing w:before="40" w:after="0"/>
       <w:outlineLvl w:val="6"/>
     </w:pPr>
     <w:rPr>
-      <w:rFonts w:eastAsiaTheme="majorEastAsia" w:cstheme="majorBidi"/>
-      <w:color w:val="595959" w:themeColor="text1" w:themeTint="A6"/>
+      <w:rFonts w:eastAsia="" w:cs="" w:cstheme="majorBidi" w:eastAsiaTheme="majorEastAsia"/>
+      <w:color w:themeColor="text1" w:themeTint="a6" w:val="595959"/>
       <w:kern w:val="2"/>
       <w:lang w:eastAsia="en-US"/>
       <w14:ligatures w14:val="standardContextual"/>
@@ -767,18 +828,18 @@
     <w:semiHidden/>
     <w:unhideWhenUsed/>
     <w:qFormat/>
-    <w:rsid w:val="00BA56B8"/>
-    <w:pPr>
-      <w:keepNext/>
+    <w:rsid w:val="00ba56b8"/>
+    <w:pPr>
+      <w:keepNext w:val="true"/>
       <w:keepLines/>
-      <w:spacing w:after="0"/>
+      <w:spacing w:before="0" w:after="0"/>
       <w:outlineLvl w:val="7"/>
     </w:pPr>
     <w:rPr>
-      <w:rFonts w:eastAsiaTheme="majorEastAsia" w:cstheme="majorBidi"/>
+      <w:rFonts w:eastAsia="" w:cs="" w:cstheme="majorBidi" w:eastAsiaTheme="majorEastAsia"/>
       <w:i/>
       <w:iCs/>
-      <w:color w:val="272727" w:themeColor="text1" w:themeTint="D8"/>
+      <w:color w:themeColor="text1" w:themeTint="d8" w:val="272727"/>
       <w:kern w:val="2"/>
       <w:lang w:eastAsia="en-US"/>
       <w14:ligatures w14:val="standardContextual"/>
@@ -793,24 +854,446 @@
     <w:semiHidden/>
     <w:unhideWhenUsed/>
     <w:qFormat/>
-    <w:rsid w:val="00BA56B8"/>
-    <w:pPr>
-      <w:keepNext/>
+    <w:rsid w:val="00ba56b8"/>
+    <w:pPr>
+      <w:keepNext w:val="true"/>
       <w:keepLines/>
-      <w:spacing w:after="0"/>
+      <w:spacing w:before="0" w:after="0"/>
       <w:outlineLvl w:val="8"/>
     </w:pPr>
     <w:rPr>
-      <w:rFonts w:eastAsiaTheme="majorEastAsia" w:cstheme="majorBidi"/>
-      <w:color w:val="272727" w:themeColor="text1" w:themeTint="D8"/>
+      <w:rFonts w:eastAsia="" w:cs="" w:cstheme="majorBidi" w:eastAsiaTheme="majorEastAsia"/>
+      <w:color w:themeColor="text1" w:themeTint="d8" w:val="272727"/>
       <w:kern w:val="2"/>
       <w:lang w:eastAsia="en-US"/>
       <w14:ligatures w14:val="standardContextual"/>
     </w:rPr>
   </w:style>
-  <w:style w:type="character" w:default="1" w:styleId="DefaultParagraphFont">
+  <w:style w:type="character" w:styleId="DefaultParagraphFont" w:default="1">
     <w:name w:val="Default Paragraph Font"/>
     <w:uiPriority w:val="1"/>
+    <w:semiHidden/>
+    <w:unhideWhenUsed/>
+    <w:rPr/>
+  </w:style>
+  <w:style w:type="character" w:styleId="Heading1Char" w:customStyle="1">
+    <w:name w:val="Heading 1 Char"/>
+    <w:basedOn w:val="DefaultParagraphFont"/>
+    <w:link w:val="Heading1"/>
+    <w:uiPriority w:val="9"/>
+    <w:rsid w:val="00ba56b8"/>
+    <w:rPr>
+      <w:rFonts w:ascii="Aptos Display" w:hAnsi="Aptos Display" w:eastAsia="" w:cs="" w:asciiTheme="majorHAnsi" w:cstheme="majorBidi" w:eastAsiaTheme="majorEastAsia" w:hAnsiTheme="majorHAnsi"/>
+      <w:color w:themeColor="accent1" w:themeShade="bf" w:val="0F4761"/>
+      <w:sz w:val="40"/>
+      <w:szCs w:val="40"/>
+    </w:rPr>
+  </w:style>
+  <w:style w:type="character" w:styleId="Heading2Char" w:customStyle="1">
+    <w:name w:val="Heading 2 Char"/>
+    <w:basedOn w:val="DefaultParagraphFont"/>
+    <w:link w:val="Heading2"/>
+    <w:uiPriority w:val="9"/>
+    <w:semiHidden/>
+    <w:rsid w:val="00ba56b8"/>
+    <w:rPr>
+      <w:rFonts w:ascii="Aptos Display" w:hAnsi="Aptos Display" w:eastAsia="" w:cs="" w:asciiTheme="majorHAnsi" w:cstheme="majorBidi" w:eastAsiaTheme="majorEastAsia" w:hAnsiTheme="majorHAnsi"/>
+      <w:color w:themeColor="accent1" w:themeShade="bf" w:val="0F4761"/>
+      <w:sz w:val="32"/>
+      <w:szCs w:val="32"/>
+    </w:rPr>
+  </w:style>
+  <w:style w:type="character" w:styleId="Heading3Char" w:customStyle="1">
+    <w:name w:val="Heading 3 Char"/>
+    <w:basedOn w:val="DefaultParagraphFont"/>
+    <w:link w:val="Heading3"/>
+    <w:uiPriority w:val="9"/>
+    <w:semiHidden/>
+    <w:rsid w:val="00ba56b8"/>
+    <w:rPr>
+      <w:rFonts w:eastAsia="" w:cs="" w:cstheme="majorBidi" w:eastAsiaTheme="majorEastAsia"/>
+      <w:color w:themeColor="accent1" w:themeShade="bf" w:val="0F4761"/>
+      <w:sz w:val="28"/>
+      <w:szCs w:val="28"/>
+    </w:rPr>
+  </w:style>
+  <w:style w:type="character" w:styleId="Heading4Char" w:customStyle="1">
+    <w:name w:val="Heading 4 Char"/>
+    <w:basedOn w:val="DefaultParagraphFont"/>
+    <w:link w:val="Heading4"/>
+    <w:uiPriority w:val="9"/>
+    <w:semiHidden/>
+    <w:rsid w:val="00ba56b8"/>
+    <w:rPr>
+      <w:rFonts w:eastAsia="" w:cs="" w:cstheme="majorBidi" w:eastAsiaTheme="majorEastAsia"/>
+      <w:i/>
+      <w:iCs/>
+      <w:color w:themeColor="accent1" w:themeShade="bf" w:val="0F4761"/>
+    </w:rPr>
+  </w:style>
+  <w:style w:type="character" w:styleId="Heading5Char" w:customStyle="1">
+    <w:name w:val="Heading 5 Char"/>
+    <w:basedOn w:val="DefaultParagraphFont"/>
+    <w:link w:val="Heading5"/>
+    <w:uiPriority w:val="9"/>
+    <w:semiHidden/>
+    <w:rsid w:val="00ba56b8"/>
+    <w:rPr>
+      <w:rFonts w:eastAsia="" w:cs="" w:cstheme="majorBidi" w:eastAsiaTheme="majorEastAsia"/>
+      <w:color w:themeColor="accent1" w:themeShade="bf" w:val="0F4761"/>
+    </w:rPr>
+  </w:style>
+  <w:style w:type="character" w:styleId="Heading6Char" w:customStyle="1">
+    <w:name w:val="Heading 6 Char"/>
+    <w:basedOn w:val="DefaultParagraphFont"/>
+    <w:link w:val="Heading6"/>
+    <w:uiPriority w:val="9"/>
+    <w:semiHidden/>
+    <w:rsid w:val="00ba56b8"/>
+    <w:rPr>
+      <w:rFonts w:eastAsia="" w:cs="" w:cstheme="majorBidi" w:eastAsiaTheme="majorEastAsia"/>
+      <w:i/>
+      <w:iCs/>
+      <w:color w:themeColor="text1" w:themeTint="a6" w:val="595959"/>
+    </w:rPr>
+  </w:style>
+  <w:style w:type="character" w:styleId="Heading7Char" w:customStyle="1">
+    <w:name w:val="Heading 7 Char"/>
+    <w:basedOn w:val="DefaultParagraphFont"/>
+    <w:link w:val="Heading7"/>
+    <w:uiPriority w:val="9"/>
+    <w:semiHidden/>
+    <w:rsid w:val="00ba56b8"/>
+    <w:rPr>
+      <w:rFonts w:eastAsia="" w:cs="" w:cstheme="majorBidi" w:eastAsiaTheme="majorEastAsia"/>
+      <w:color w:themeColor="text1" w:themeTint="a6" w:val="595959"/>
+    </w:rPr>
+  </w:style>
+  <w:style w:type="character" w:styleId="Heading8Char" w:customStyle="1">
+    <w:name w:val="Heading 8 Char"/>
+    <w:basedOn w:val="DefaultParagraphFont"/>
+    <w:link w:val="Heading8"/>
+    <w:uiPriority w:val="9"/>
+    <w:semiHidden/>
+    <w:rsid w:val="00ba56b8"/>
+    <w:rPr>
+      <w:rFonts w:eastAsia="" w:cs="" w:cstheme="majorBidi" w:eastAsiaTheme="majorEastAsia"/>
+      <w:i/>
+      <w:iCs/>
+      <w:color w:themeColor="text1" w:themeTint="d8" w:val="272727"/>
+    </w:rPr>
+  </w:style>
+  <w:style w:type="character" w:styleId="Heading9Char" w:customStyle="1">
+    <w:name w:val="Heading 9 Char"/>
+    <w:basedOn w:val="DefaultParagraphFont"/>
+    <w:link w:val="Heading9"/>
+    <w:uiPriority w:val="9"/>
+    <w:semiHidden/>
+    <w:rsid w:val="00ba56b8"/>
+    <w:rPr>
+      <w:rFonts w:eastAsia="" w:cs="" w:cstheme="majorBidi" w:eastAsiaTheme="majorEastAsia"/>
+      <w:color w:themeColor="text1" w:themeTint="d8" w:val="272727"/>
+    </w:rPr>
+  </w:style>
+  <w:style w:type="character" w:styleId="TitleChar" w:customStyle="1">
+    <w:name w:val="Title Char"/>
+    <w:basedOn w:val="DefaultParagraphFont"/>
+    <w:link w:val="Title"/>
+    <w:uiPriority w:val="10"/>
+    <w:rsid w:val="00ba56b8"/>
+    <w:rPr>
+      <w:rFonts w:ascii="Aptos Display" w:hAnsi="Aptos Display" w:eastAsia="" w:cs="" w:asciiTheme="majorHAnsi" w:cstheme="majorBidi" w:eastAsiaTheme="majorEastAsia" w:hAnsiTheme="majorHAnsi"/>
+      <w:spacing w:val="-10"/>
+      <w:kern w:val="2"/>
+      <w:sz w:val="56"/>
+      <w:szCs w:val="56"/>
+    </w:rPr>
+  </w:style>
+  <w:style w:type="character" w:styleId="SubtitleChar" w:customStyle="1">
+    <w:name w:val="Subtitle Char"/>
+    <w:basedOn w:val="DefaultParagraphFont"/>
+    <w:link w:val="Subtitle"/>
+    <w:uiPriority w:val="11"/>
+    <w:rsid w:val="00ba56b8"/>
+    <w:rPr>
+      <w:rFonts w:eastAsia="" w:cs="" w:cstheme="majorBidi" w:eastAsiaTheme="majorEastAsia"/>
+      <w:color w:themeColor="text1" w:themeTint="a6" w:val="595959"/>
+      <w:spacing w:val="15"/>
+      <w:sz w:val="28"/>
+      <w:szCs w:val="28"/>
+    </w:rPr>
+  </w:style>
+  <w:style w:type="character" w:styleId="QuoteChar" w:customStyle="1">
+    <w:name w:val="Quote Char"/>
+    <w:basedOn w:val="DefaultParagraphFont"/>
+    <w:link w:val="Quote"/>
+    <w:uiPriority w:val="29"/>
+    <w:rsid w:val="00ba56b8"/>
+    <w:rPr>
+      <w:i/>
+      <w:iCs/>
+      <w:color w:themeColor="text1" w:themeTint="bf" w:val="404040"/>
+    </w:rPr>
+  </w:style>
+  <w:style w:type="character" w:styleId="IntenseEmphasis">
+    <w:name w:val="Intense Emphasis"/>
+    <w:basedOn w:val="DefaultParagraphFont"/>
+    <w:uiPriority w:val="21"/>
+    <w:qFormat/>
+    <w:rsid w:val="00ba56b8"/>
+    <w:rPr>
+      <w:i/>
+      <w:iCs/>
+      <w:color w:themeColor="accent1" w:themeShade="bf" w:val="0F4761"/>
+    </w:rPr>
+  </w:style>
+  <w:style w:type="character" w:styleId="IntenseQuoteChar" w:customStyle="1">
+    <w:name w:val="Intense Quote Char"/>
+    <w:basedOn w:val="DefaultParagraphFont"/>
+    <w:link w:val="IntenseQuote"/>
+    <w:uiPriority w:val="30"/>
+    <w:rsid w:val="00ba56b8"/>
+    <w:rPr>
+      <w:i/>
+      <w:iCs/>
+      <w:color w:themeColor="accent1" w:themeShade="bf" w:val="0F4761"/>
+    </w:rPr>
+  </w:style>
+  <w:style w:type="character" w:styleId="IntenseReference">
+    <w:name w:val="Intense Reference"/>
+    <w:basedOn w:val="DefaultParagraphFont"/>
+    <w:uiPriority w:val="32"/>
+    <w:qFormat/>
+    <w:rsid w:val="00ba56b8"/>
+    <w:rPr>
+      <w:b/>
+      <w:bCs/>
+      <w:smallCaps/>
+      <w:color w:themeColor="accent1" w:themeShade="bf" w:val="0F4761"/>
+      <w:spacing w:val="5"/>
+    </w:rPr>
+  </w:style>
+  <w:style w:type="paragraph" w:styleId="Heading" w:customStyle="1">
+    <w:name w:val="Heading"/>
+    <w:basedOn w:val="Normal"/>
+    <w:next w:val="BodyText"/>
+    <w:pPr>
+      <w:keepNext w:val="true"/>
+      <w:spacing w:before="240" w:after="120"/>
+    </w:pPr>
+    <w:rPr>
+      <w:rFonts w:ascii="Liberation Sans" w:hAnsi="Liberation Sans" w:eastAsia="Microsoft YaHei" w:cs="Lucida Sans"/>
+      <w:sz w:val="28"/>
+      <w:szCs w:val="28"/>
+    </w:rPr>
+  </w:style>
+  <w:style w:type="paragraph" w:styleId="BodyText">
+    <w:name w:val="Body Text"/>
+    <w:basedOn w:val="Normal"/>
+    <w:pPr>
+      <w:spacing w:lineRule="auto" w:line="276" w:before="0" w:after="140"/>
+    </w:pPr>
+    <w:rPr/>
+  </w:style>
+  <w:style w:type="paragraph" w:styleId="List">
+    <w:name w:val="List"/>
+    <w:basedOn w:val="BodyText"/>
+    <w:pPr/>
+    <w:rPr>
+      <w:rFonts w:cs="Lucida Sans"/>
+    </w:rPr>
+  </w:style>
+  <w:style w:type="paragraph" w:styleId="Caption">
+    <w:name w:val="caption"/>
+    <w:basedOn w:val="Normal"/>
+    <w:pPr>
+      <w:suppressLineNumbers/>
+      <w:spacing w:before="120" w:after="120"/>
+    </w:pPr>
+    <w:rPr>
+      <w:rFonts w:cs="Lucida Sans"/>
+      <w:i/>
+      <w:iCs/>
+    </w:rPr>
+  </w:style>
+  <w:style w:type="paragraph" w:styleId="Index" w:customStyle="1">
+    <w:name w:val="Index"/>
+    <w:basedOn w:val="Normal"/>
+    <w:pPr>
+      <w:suppressLineNumbers/>
+    </w:pPr>
+    <w:rPr>
+      <w:rFonts w:cs="Lucida Sans"/>
+    </w:rPr>
+  </w:style>
+  <w:style w:type="paragraph" w:styleId="Title">
+    <w:name w:val="Title"/>
+    <w:basedOn w:val="Normal"/>
+    <w:next w:val="Normal"/>
+    <w:link w:val="TitleChar"/>
+    <w:uiPriority w:val="10"/>
+    <w:qFormat/>
+    <w:rsid w:val="00ba56b8"/>
+    <w:pPr>
+      <w:spacing w:lineRule="auto" w:line="240" w:before="0" w:after="80"/>
+      <w:contextualSpacing/>
+    </w:pPr>
+    <w:rPr>
+      <w:rFonts w:ascii="Aptos Display" w:hAnsi="Aptos Display" w:eastAsia="" w:cs="" w:asciiTheme="majorHAnsi" w:cstheme="majorBidi" w:eastAsiaTheme="majorEastAsia" w:hAnsiTheme="majorHAnsi"/>
+      <w:spacing w:val="-10"/>
+      <w:kern w:val="2"/>
+      <w:sz w:val="56"/>
+      <w:szCs w:val="56"/>
+      <w:lang w:eastAsia="en-US"/>
+      <w14:ligatures w14:val="standardContextual"/>
+    </w:rPr>
+  </w:style>
+  <w:style w:type="paragraph" w:styleId="Subtitle">
+    <w:name w:val="Subtitle"/>
+    <w:basedOn w:val="Normal"/>
+    <w:next w:val="Normal"/>
+    <w:link w:val="SubtitleChar"/>
+    <w:uiPriority w:val="11"/>
+    <w:qFormat/>
+    <w:rsid w:val="00ba56b8"/>
+    <w:pPr/>
+    <w:rPr>
+      <w:rFonts w:eastAsia="" w:cs="" w:cstheme="majorBidi" w:eastAsiaTheme="majorEastAsia"/>
+      <w:color w:themeColor="text1" w:themeTint="a6" w:val="595959"/>
+      <w:spacing w:val="15"/>
+      <w:kern w:val="2"/>
+      <w:sz w:val="28"/>
+      <w:szCs w:val="28"/>
+      <w:lang w:eastAsia="en-US"/>
+      <w14:ligatures w14:val="standardContextual"/>
+    </w:rPr>
+  </w:style>
+  <w:style w:type="paragraph" w:styleId="Quote">
+    <w:name w:val="Quote"/>
+    <w:basedOn w:val="Normal"/>
+    <w:next w:val="Normal"/>
+    <w:link w:val="QuoteChar"/>
+    <w:uiPriority w:val="29"/>
+    <w:qFormat/>
+    <w:rsid w:val="00ba56b8"/>
+    <w:pPr>
+      <w:spacing w:before="160" w:after="160"/>
+      <w:jc w:val="center"/>
+    </w:pPr>
+    <w:rPr>
+      <w:rFonts w:eastAsia="Aptos" w:eastAsiaTheme="minorHAnsi"/>
+      <w:i/>
+      <w:iCs/>
+      <w:color w:themeColor="text1" w:themeTint="bf" w:val="404040"/>
+      <w:kern w:val="2"/>
+      <w:lang w:eastAsia="en-US"/>
+      <w14:ligatures w14:val="standardContextual"/>
+    </w:rPr>
+  </w:style>
+  <w:style w:type="paragraph" w:styleId="ListParagraph">
+    <w:name w:val="List Paragraph"/>
+    <w:basedOn w:val="Normal"/>
+    <w:uiPriority w:val="34"/>
+    <w:qFormat/>
+    <w:rsid w:val="00ba56b8"/>
+    <w:pPr>
+      <w:spacing w:before="0" w:after="160"/>
+      <w:ind w:start="720"/>
+      <w:contextualSpacing/>
+    </w:pPr>
+    <w:rPr>
+      <w:rFonts w:eastAsia="Aptos" w:eastAsiaTheme="minorHAnsi"/>
+      <w:kern w:val="2"/>
+      <w:lang w:eastAsia="en-US"/>
+      <w14:ligatures w14:val="standardContextual"/>
+    </w:rPr>
+  </w:style>
+  <w:style w:type="paragraph" w:styleId="IntenseQuote">
+    <w:name w:val="Intense Quote"/>
+    <w:basedOn w:val="Normal"/>
+    <w:next w:val="Normal"/>
+    <w:link w:val="IntenseQuoteChar"/>
+    <w:uiPriority w:val="30"/>
+    <w:qFormat/>
+    <w:rsid w:val="00ba56b8"/>
+    <w:pPr>
+      <w:pBdr>
+        <w:top w:val="single" w:sz="4" w:space="10" w:color="0F4761" w:themeColor="accent1" w:themeShade="bf"/>
+        <w:bottom w:val="single" w:sz="4" w:space="10" w:color="0F4761" w:themeColor="accent1" w:themeShade="bf"/>
+      </w:pBdr>
+      <w:spacing w:before="360" w:after="360"/>
+      <w:ind w:start="864" w:end="864"/>
+      <w:jc w:val="center"/>
+    </w:pPr>
+    <w:rPr>
+      <w:rFonts w:eastAsia="Aptos" w:eastAsiaTheme="minorHAnsi"/>
+      <w:i/>
+      <w:iCs/>
+      <w:color w:themeColor="accent1" w:themeShade="bf" w:val="0F4761"/>
+      <w:kern w:val="2"/>
+      <w:lang w:eastAsia="en-US"/>
+      <w14:ligatures w14:val="standardContextual"/>
+    </w:rPr>
+  </w:style>
+  <w:style w:type="paragraph" w:styleId="normal1" w:customStyle="1">
+    <w:name w:val="normal1"/>
+    <w:pPr>
+      <w:widowControl/>
+      <w:suppressAutoHyphens w:val="true"/>
+      <w:bidi w:val="0"/>
+      <w:spacing w:lineRule="auto" w:line="278" w:before="0" w:after="160"/>
+      <w:jc w:val="start"/>
+    </w:pPr>
+    <w:rPr>
+      <w:rFonts w:ascii="Aptos" w:hAnsi="Aptos" w:eastAsia="Aptos" w:cs="" w:asciiTheme="minorHAnsi" w:cstheme="minorBidi" w:eastAsiaTheme="minorHAnsi" w:hAnsiTheme="minorHAnsi"/>
+      <w:color w:val="auto"/>
+      <w:kern w:val="2"/>
+      <w:sz w:val="24"/>
+      <w:szCs w:val="24"/>
+      <w:lang w:val="en-US" w:eastAsia="en-US" w:bidi="ar-SA"/>
+      <w14:ligatures w14:val="standardContextual"/>
+    </w:rPr>
+  </w:style>
+  <w:style w:type="paragraph" w:styleId="normal111" w:customStyle="1">
+    <w:name w:val="normal111"/>
+    <w:pPr>
+      <w:widowControl/>
+      <w:suppressAutoHyphens w:val="true"/>
+      <w:bidi w:val="0"/>
+      <w:spacing w:lineRule="auto" w:line="278" w:before="0" w:after="160"/>
+      <w:jc w:val="start"/>
+    </w:pPr>
+    <w:rPr>
+      <w:rFonts w:ascii="Aptos" w:hAnsi="Aptos" w:eastAsia="Aptos" w:cs="Aptos" w:asciiTheme="minorHAnsi" w:eastAsiaTheme="minorHAnsi" w:hAnsiTheme="minorHAnsi"/>
+      <w:color w:val="auto"/>
+      <w:kern w:val="0"/>
+      <w:sz w:val="24"/>
+      <w:szCs w:val="24"/>
+      <w:lang w:val="en-US" w:eastAsia="zh-CN" w:bidi="hi-IN"/>
+      <w14:ligatures w14:val="standardContextual"/>
+    </w:rPr>
+  </w:style>
+  <w:style w:type="paragraph" w:styleId="normal1111">
+    <w:name w:val="normal1111"/>
+    <w:pPr>
+      <w:widowControl/>
+      <w:suppressAutoHyphens w:val="true"/>
+      <w:bidi w:val="0"/>
+      <w:spacing w:lineRule="auto" w:line="278" w:before="0" w:after="160"/>
+      <w:jc w:val="start"/>
+    </w:pPr>
+    <w:rPr>
+      <w:rFonts w:ascii="Aptos" w:hAnsi="Aptos" w:eastAsia="Aptos" w:cs="Aptos"/>
+      <w:color w:val="auto"/>
+      <w:kern w:val="0"/>
+      <w:sz w:val="24"/>
+      <w:szCs w:val="24"/>
+      <w:lang w:val="en-US" w:eastAsia="zh-CN" w:bidi="hi-IN"/>
+    </w:rPr>
+  </w:style>
+  <w:style w:type="numbering" w:styleId="NoList" w:default="1">
+    <w:name w:val="No List"/>
+    <w:uiPriority w:val="99"/>
     <w:semiHidden/>
     <w:unhideWhenUsed/>
   </w:style>
@@ -820,7 +1303,6 @@
     <w:semiHidden/>
     <w:unhideWhenUsed/>
     <w:tblPr>
-      <w:tblInd w:w="0" w:type="dxa"/>
       <w:tblCellMar>
         <w:top w:w="0" w:type="dxa"/>
         <w:left w:w="108" w:type="dxa"/>
@@ -829,400 +1311,11 @@
       </w:tblCellMar>
     </w:tblPr>
   </w:style>
-  <w:style w:type="numbering" w:default="1" w:styleId="NoList">
-    <w:name w:val="No List"/>
-    <w:uiPriority w:val="99"/>
-    <w:semiHidden/>
-    <w:unhideWhenUsed/>
-  </w:style>
-  <w:style w:type="character" w:customStyle="1" w:styleId="Heading1Char">
-    <w:name w:val="Heading 1 Char"/>
-    <w:basedOn w:val="DefaultParagraphFont"/>
-    <w:link w:val="Heading1"/>
-    <w:uiPriority w:val="9"/>
-    <w:rsid w:val="00BA56B8"/>
-    <w:rPr>
-      <w:rFonts w:asciiTheme="majorHAnsi" w:eastAsiaTheme="majorEastAsia" w:hAnsiTheme="majorHAnsi" w:cstheme="majorBidi"/>
-      <w:color w:val="0F4761" w:themeColor="accent1" w:themeShade="BF"/>
-      <w:sz w:val="40"/>
-      <w:szCs w:val="40"/>
-    </w:rPr>
-  </w:style>
-  <w:style w:type="character" w:customStyle="1" w:styleId="Heading2Char">
-    <w:name w:val="Heading 2 Char"/>
-    <w:basedOn w:val="DefaultParagraphFont"/>
-    <w:link w:val="Heading2"/>
-    <w:uiPriority w:val="9"/>
-    <w:semiHidden/>
-    <w:rsid w:val="00BA56B8"/>
-    <w:rPr>
-      <w:rFonts w:asciiTheme="majorHAnsi" w:eastAsiaTheme="majorEastAsia" w:hAnsiTheme="majorHAnsi" w:cstheme="majorBidi"/>
-      <w:color w:val="0F4761" w:themeColor="accent1" w:themeShade="BF"/>
-      <w:sz w:val="32"/>
-      <w:szCs w:val="32"/>
-    </w:rPr>
-  </w:style>
-  <w:style w:type="character" w:customStyle="1" w:styleId="Heading3Char">
-    <w:name w:val="Heading 3 Char"/>
-    <w:basedOn w:val="DefaultParagraphFont"/>
-    <w:link w:val="Heading3"/>
-    <w:uiPriority w:val="9"/>
-    <w:semiHidden/>
-    <w:rsid w:val="00BA56B8"/>
-    <w:rPr>
-      <w:rFonts w:eastAsiaTheme="majorEastAsia" w:cstheme="majorBidi"/>
-      <w:color w:val="0F4761" w:themeColor="accent1" w:themeShade="BF"/>
-      <w:sz w:val="28"/>
-      <w:szCs w:val="28"/>
-    </w:rPr>
-  </w:style>
-  <w:style w:type="character" w:customStyle="1" w:styleId="Heading4Char">
-    <w:name w:val="Heading 4 Char"/>
-    <w:basedOn w:val="DefaultParagraphFont"/>
-    <w:link w:val="Heading4"/>
-    <w:uiPriority w:val="9"/>
-    <w:semiHidden/>
-    <w:rsid w:val="00BA56B8"/>
-    <w:rPr>
-      <w:rFonts w:eastAsiaTheme="majorEastAsia" w:cstheme="majorBidi"/>
-      <w:i/>
-      <w:iCs/>
-      <w:color w:val="0F4761" w:themeColor="accent1" w:themeShade="BF"/>
-    </w:rPr>
-  </w:style>
-  <w:style w:type="character" w:customStyle="1" w:styleId="Heading5Char">
-    <w:name w:val="Heading 5 Char"/>
-    <w:basedOn w:val="DefaultParagraphFont"/>
-    <w:link w:val="Heading5"/>
-    <w:uiPriority w:val="9"/>
-    <w:semiHidden/>
-    <w:rsid w:val="00BA56B8"/>
-    <w:rPr>
-      <w:rFonts w:eastAsiaTheme="majorEastAsia" w:cstheme="majorBidi"/>
-      <w:color w:val="0F4761" w:themeColor="accent1" w:themeShade="BF"/>
-    </w:rPr>
-  </w:style>
-  <w:style w:type="character" w:customStyle="1" w:styleId="Heading6Char">
-    <w:name w:val="Heading 6 Char"/>
-    <w:basedOn w:val="DefaultParagraphFont"/>
-    <w:link w:val="Heading6"/>
-    <w:uiPriority w:val="9"/>
-    <w:semiHidden/>
-    <w:rsid w:val="00BA56B8"/>
-    <w:rPr>
-      <w:rFonts w:eastAsiaTheme="majorEastAsia" w:cstheme="majorBidi"/>
-      <w:i/>
-      <w:iCs/>
-      <w:color w:val="595959" w:themeColor="text1" w:themeTint="A6"/>
-    </w:rPr>
-  </w:style>
-  <w:style w:type="character" w:customStyle="1" w:styleId="Heading7Char">
-    <w:name w:val="Heading 7 Char"/>
-    <w:basedOn w:val="DefaultParagraphFont"/>
-    <w:link w:val="Heading7"/>
-    <w:uiPriority w:val="9"/>
-    <w:semiHidden/>
-    <w:rsid w:val="00BA56B8"/>
-    <w:rPr>
-      <w:rFonts w:eastAsiaTheme="majorEastAsia" w:cstheme="majorBidi"/>
-      <w:color w:val="595959" w:themeColor="text1" w:themeTint="A6"/>
-    </w:rPr>
-  </w:style>
-  <w:style w:type="character" w:customStyle="1" w:styleId="Heading8Char">
-    <w:name w:val="Heading 8 Char"/>
-    <w:basedOn w:val="DefaultParagraphFont"/>
-    <w:link w:val="Heading8"/>
-    <w:uiPriority w:val="9"/>
-    <w:semiHidden/>
-    <w:rsid w:val="00BA56B8"/>
-    <w:rPr>
-      <w:rFonts w:eastAsiaTheme="majorEastAsia" w:cstheme="majorBidi"/>
-      <w:i/>
-      <w:iCs/>
-      <w:color w:val="272727" w:themeColor="text1" w:themeTint="D8"/>
-    </w:rPr>
-  </w:style>
-  <w:style w:type="character" w:customStyle="1" w:styleId="Heading9Char">
-    <w:name w:val="Heading 9 Char"/>
-    <w:basedOn w:val="DefaultParagraphFont"/>
-    <w:link w:val="Heading9"/>
-    <w:uiPriority w:val="9"/>
-    <w:semiHidden/>
-    <w:rsid w:val="00BA56B8"/>
-    <w:rPr>
-      <w:rFonts w:eastAsiaTheme="majorEastAsia" w:cstheme="majorBidi"/>
-      <w:color w:val="272727" w:themeColor="text1" w:themeTint="D8"/>
-    </w:rPr>
-  </w:style>
-  <w:style w:type="character" w:customStyle="1" w:styleId="TitleChar">
-    <w:name w:val="Title Char"/>
-    <w:basedOn w:val="DefaultParagraphFont"/>
-    <w:link w:val="Title"/>
-    <w:uiPriority w:val="10"/>
-    <w:rsid w:val="00BA56B8"/>
-    <w:rPr>
-      <w:rFonts w:asciiTheme="majorHAnsi" w:eastAsiaTheme="majorEastAsia" w:hAnsiTheme="majorHAnsi" w:cstheme="majorBidi"/>
-      <w:spacing w:val="-10"/>
-      <w:kern w:val="2"/>
-      <w:sz w:val="56"/>
-      <w:szCs w:val="56"/>
-    </w:rPr>
-  </w:style>
-  <w:style w:type="character" w:customStyle="1" w:styleId="SubtitleChar">
-    <w:name w:val="Subtitle Char"/>
-    <w:basedOn w:val="DefaultParagraphFont"/>
-    <w:link w:val="Subtitle"/>
-    <w:uiPriority w:val="11"/>
-    <w:rsid w:val="00BA56B8"/>
-    <w:rPr>
-      <w:rFonts w:eastAsiaTheme="majorEastAsia" w:cstheme="majorBidi"/>
-      <w:color w:val="595959" w:themeColor="text1" w:themeTint="A6"/>
-      <w:spacing w:val="15"/>
-      <w:sz w:val="28"/>
-      <w:szCs w:val="28"/>
-    </w:rPr>
-  </w:style>
-  <w:style w:type="character" w:customStyle="1" w:styleId="QuoteChar">
-    <w:name w:val="Quote Char"/>
-    <w:basedOn w:val="DefaultParagraphFont"/>
-    <w:link w:val="Quote"/>
-    <w:uiPriority w:val="29"/>
-    <w:rsid w:val="00BA56B8"/>
-    <w:rPr>
-      <w:i/>
-      <w:iCs/>
-      <w:color w:val="404040" w:themeColor="text1" w:themeTint="BF"/>
-    </w:rPr>
-  </w:style>
-  <w:style w:type="character" w:styleId="IntenseEmphasis">
-    <w:name w:val="Intense Emphasis"/>
-    <w:basedOn w:val="DefaultParagraphFont"/>
-    <w:uiPriority w:val="21"/>
-    <w:qFormat/>
-    <w:rsid w:val="00BA56B8"/>
-    <w:rPr>
-      <w:i/>
-      <w:iCs/>
-      <w:color w:val="0F4761" w:themeColor="accent1" w:themeShade="BF"/>
-    </w:rPr>
-  </w:style>
-  <w:style w:type="character" w:customStyle="1" w:styleId="IntenseQuoteChar">
-    <w:name w:val="Intense Quote Char"/>
-    <w:basedOn w:val="DefaultParagraphFont"/>
-    <w:link w:val="IntenseQuote"/>
-    <w:uiPriority w:val="30"/>
-    <w:rsid w:val="00BA56B8"/>
-    <w:rPr>
-      <w:i/>
-      <w:iCs/>
-      <w:color w:val="0F4761" w:themeColor="accent1" w:themeShade="BF"/>
-    </w:rPr>
-  </w:style>
-  <w:style w:type="character" w:styleId="IntenseReference">
-    <w:name w:val="Intense Reference"/>
-    <w:basedOn w:val="DefaultParagraphFont"/>
-    <w:uiPriority w:val="32"/>
-    <w:qFormat/>
-    <w:rsid w:val="00BA56B8"/>
-    <w:rPr>
-      <w:b/>
-      <w:bCs/>
-      <w:smallCaps/>
-      <w:color w:val="0F4761" w:themeColor="accent1" w:themeShade="BF"/>
-      <w:spacing w:val="5"/>
-    </w:rPr>
-  </w:style>
-  <w:style w:type="paragraph" w:customStyle="1" w:styleId="Heading">
-    <w:name w:val="Heading"/>
-    <w:basedOn w:val="Normal"/>
-    <w:next w:val="BodyText"/>
-    <w:pPr>
-      <w:keepNext/>
-      <w:spacing w:before="240" w:after="120"/>
-    </w:pPr>
-    <w:rPr>
-      <w:rFonts w:ascii="Liberation Sans" w:eastAsia="Microsoft YaHei" w:hAnsi="Liberation Sans" w:cs="Lucida Sans"/>
-      <w:sz w:val="28"/>
-      <w:szCs w:val="28"/>
-    </w:rPr>
-  </w:style>
-  <w:style w:type="paragraph" w:styleId="BodyText">
-    <w:name w:val="Body Text"/>
-    <w:basedOn w:val="Normal"/>
-    <w:pPr>
-      <w:spacing w:after="140" w:line="276" w:lineRule="auto"/>
-    </w:pPr>
-  </w:style>
-  <w:style w:type="paragraph" w:styleId="List">
-    <w:name w:val="List"/>
-    <w:basedOn w:val="BodyText"/>
-    <w:rPr>
-      <w:rFonts w:cs="Lucida Sans"/>
-    </w:rPr>
-  </w:style>
-  <w:style w:type="paragraph" w:styleId="Caption">
-    <w:name w:val="caption"/>
-    <w:basedOn w:val="Normal"/>
-    <w:pPr>
-      <w:suppressLineNumbers/>
-      <w:spacing w:before="120" w:after="120"/>
-    </w:pPr>
-    <w:rPr>
-      <w:rFonts w:cs="Lucida Sans"/>
-      <w:i/>
-      <w:iCs/>
-    </w:rPr>
-  </w:style>
-  <w:style w:type="paragraph" w:customStyle="1" w:styleId="Index">
-    <w:name w:val="Index"/>
-    <w:basedOn w:val="Normal"/>
-    <w:pPr>
-      <w:suppressLineNumbers/>
-    </w:pPr>
-    <w:rPr>
-      <w:rFonts w:cs="Lucida Sans"/>
-    </w:rPr>
-  </w:style>
-  <w:style w:type="paragraph" w:styleId="Title">
-    <w:name w:val="Title"/>
-    <w:basedOn w:val="Normal"/>
-    <w:next w:val="Normal"/>
-    <w:link w:val="TitleChar"/>
-    <w:uiPriority w:val="10"/>
-    <w:qFormat/>
-    <w:rsid w:val="00BA56B8"/>
-    <w:pPr>
-      <w:spacing w:after="80" w:line="240" w:lineRule="auto"/>
-      <w:contextualSpacing/>
-    </w:pPr>
-    <w:rPr>
-      <w:rFonts w:asciiTheme="majorHAnsi" w:eastAsiaTheme="majorEastAsia" w:hAnsiTheme="majorHAnsi" w:cstheme="majorBidi"/>
-      <w:spacing w:val="-10"/>
-      <w:kern w:val="2"/>
-      <w:sz w:val="56"/>
-      <w:szCs w:val="56"/>
-      <w:lang w:eastAsia="en-US"/>
-      <w14:ligatures w14:val="standardContextual"/>
-    </w:rPr>
-  </w:style>
-  <w:style w:type="paragraph" w:styleId="Subtitle">
-    <w:name w:val="Subtitle"/>
-    <w:basedOn w:val="Normal"/>
-    <w:next w:val="Normal"/>
-    <w:link w:val="SubtitleChar"/>
-    <w:uiPriority w:val="11"/>
-    <w:qFormat/>
-    <w:rsid w:val="00BA56B8"/>
-    <w:rPr>
-      <w:rFonts w:eastAsiaTheme="majorEastAsia" w:cstheme="majorBidi"/>
-      <w:color w:val="595959" w:themeColor="text1" w:themeTint="A6"/>
-      <w:spacing w:val="15"/>
-      <w:kern w:val="2"/>
-      <w:sz w:val="28"/>
-      <w:szCs w:val="28"/>
-      <w:lang w:eastAsia="en-US"/>
-      <w14:ligatures w14:val="standardContextual"/>
-    </w:rPr>
-  </w:style>
-  <w:style w:type="paragraph" w:styleId="Quote">
-    <w:name w:val="Quote"/>
-    <w:basedOn w:val="Normal"/>
-    <w:next w:val="Normal"/>
-    <w:link w:val="QuoteChar"/>
-    <w:uiPriority w:val="29"/>
-    <w:qFormat/>
-    <w:rsid w:val="00BA56B8"/>
-    <w:pPr>
-      <w:spacing w:before="160"/>
-      <w:jc w:val="center"/>
-    </w:pPr>
-    <w:rPr>
-      <w:rFonts w:eastAsiaTheme="minorHAnsi"/>
-      <w:i/>
-      <w:iCs/>
-      <w:color w:val="404040" w:themeColor="text1" w:themeTint="BF"/>
-      <w:kern w:val="2"/>
-      <w:lang w:eastAsia="en-US"/>
-      <w14:ligatures w14:val="standardContextual"/>
-    </w:rPr>
-  </w:style>
-  <w:style w:type="paragraph" w:styleId="ListParagraph">
-    <w:name w:val="List Paragraph"/>
-    <w:basedOn w:val="Normal"/>
-    <w:uiPriority w:val="34"/>
-    <w:qFormat/>
-    <w:rsid w:val="00BA56B8"/>
-    <w:pPr>
-      <w:ind w:left="720"/>
-      <w:contextualSpacing/>
-    </w:pPr>
-    <w:rPr>
-      <w:rFonts w:eastAsiaTheme="minorHAnsi"/>
-      <w:kern w:val="2"/>
-      <w:lang w:eastAsia="en-US"/>
-      <w14:ligatures w14:val="standardContextual"/>
-    </w:rPr>
-  </w:style>
-  <w:style w:type="paragraph" w:styleId="IntenseQuote">
-    <w:name w:val="Intense Quote"/>
-    <w:basedOn w:val="Normal"/>
-    <w:next w:val="Normal"/>
-    <w:link w:val="IntenseQuoteChar"/>
-    <w:uiPriority w:val="30"/>
-    <w:qFormat/>
-    <w:rsid w:val="00BA56B8"/>
-    <w:pPr>
-      <w:pBdr>
-        <w:top w:val="single" w:sz="4" w:space="10" w:color="0F4761" w:themeColor="accent1" w:themeShade="BF"/>
-        <w:bottom w:val="single" w:sz="4" w:space="10" w:color="0F4761" w:themeColor="accent1" w:themeShade="BF"/>
-      </w:pBdr>
-      <w:spacing w:before="360" w:after="360"/>
-      <w:ind w:left="864" w:right="864"/>
-      <w:jc w:val="center"/>
-    </w:pPr>
-    <w:rPr>
-      <w:rFonts w:eastAsiaTheme="minorHAnsi"/>
-      <w:i/>
-      <w:iCs/>
-      <w:color w:val="0F4761" w:themeColor="accent1" w:themeShade="BF"/>
-      <w:kern w:val="2"/>
-      <w:lang w:eastAsia="en-US"/>
-      <w14:ligatures w14:val="standardContextual"/>
-    </w:rPr>
-  </w:style>
-  <w:style w:type="paragraph" w:customStyle="1" w:styleId="normal1">
-    <w:name w:val="normal1"/>
-    <w:pPr>
-      <w:spacing w:after="160" w:line="278" w:lineRule="auto"/>
-    </w:pPr>
-  </w:style>
-  <w:style w:type="paragraph" w:customStyle="1" w:styleId="normal111">
-    <w:name w:val="normal111"/>
-    <w:pPr>
-      <w:spacing w:after="160" w:line="278" w:lineRule="auto"/>
-    </w:pPr>
-    <w:rPr>
-      <w:rFonts w:cs="Aptos"/>
-      <w:kern w:val="0"/>
-      <w:lang w:eastAsia="zh-CN" w:bidi="hi-IN"/>
-    </w:rPr>
-  </w:style>
-  <w:style w:type="paragraph" w:customStyle="1" w:styleId="normal1111">
-    <w:name w:val="normal1111"/>
-    <w:pPr>
-      <w:spacing w:after="160" w:line="278" w:lineRule="auto"/>
-    </w:pPr>
-    <w:rPr>
-      <w:rFonts w:ascii="Aptos" w:eastAsia="Aptos" w:hAnsi="Aptos" w:cs="Aptos"/>
-      <w:kern w:val="0"/>
-      <w:lang w:eastAsia="zh-CN" w:bidi="hi-IN"/>
-    </w:rPr>
-  </w:style>
 </w:styles>
 </file>
 
 <file path=word/theme/theme1.xml><?xml version="1.0" encoding="utf-8"?>
-<a:theme xmlns:a="http://schemas.openxmlformats.org/drawingml/2006/main" name="Office Theme">
+<a:theme xmlns:a="http://schemas.openxmlformats.org/drawingml/2006/main" xmlns:r="http://schemas.openxmlformats.org/officeDocument/2006/relationships" name="Office Theme">
   <a:themeElements>
     <a:clrScheme name="Office">
       <a:dk1>
@@ -1264,7 +1357,7 @@
     </a:clrScheme>
     <a:fontScheme name="Office">
       <a:majorFont>
-        <a:latin typeface="Aptos Display" panose="02110004020202020204"/>
+        <a:latin typeface="Aptos Display" panose="02110004020202020204" pitchFamily="0" charset="1"/>
         <a:ea typeface=""/>
         <a:cs typeface=""/>
         <a:font script="Jpan" typeface="游ゴシック Light"/>
@@ -1316,7 +1409,7 @@
         <a:font script="Tfng" typeface="Ebrima"/>
       </a:majorFont>
       <a:minorFont>
-        <a:latin typeface="Aptos" panose="02110004020202020204"/>
+        <a:latin typeface="Aptos" panose="02110004020202020204" pitchFamily="0" charset="1"/>
         <a:ea typeface=""/>
         <a:cs typeface=""/>
         <a:font script="Jpan" typeface="游ゴシック"/>
@@ -1395,7 +1488,7 @@
             </a:gs>
           </a:gsLst>
           <a:lin ang="5400000" scaled="0"/>
-          <a:tileRect/>
+          <a:tileRect l="0" t="0" r="0" b="0"/>
         </a:gradFill>
         <a:gradFill>
           <a:gsLst>
@@ -1419,7 +1512,7 @@
             </a:gs>
           </a:gsLst>
           <a:lin ang="5400000" scaled="0"/>
-          <a:tileRect/>
+          <a:tileRect l="0" t="0" r="0" b="0"/>
         </a:gradFill>
       </a:fillStyleLst>
       <a:lnStyleLst>
@@ -1479,12 +1572,10 @@
             </a:gs>
           </a:gsLst>
           <a:lin ang="5400000" scaled="0"/>
-          <a:tileRect/>
+          <a:tileRect l="0" t="0" r="0" b="0"/>
         </a:gradFill>
       </a:bgFillStyleLst>
     </a:fmtScheme>
   </a:themeElements>
-  <a:objectDefaults/>
-  <a:extraClrSchemeLst/>
 </a:theme>
 </file>
--- a/docs/working.docx
+++ b/docs/working.docx
@@ -1,89 +1,77 @@
 
 <file path=word/document.xml><?xml version="1.0" encoding="utf-8"?>
-<w:document xmlns:o="urn:schemas-microsoft-com:office:office" xmlns:r="http://schemas.openxmlformats.org/officeDocument/2006/relationships" xmlns:v="urn:schemas-microsoft-com:vml" xmlns:w="http://schemas.openxmlformats.org/wordprocessingml/2006/main" xmlns:w10="urn:schemas-microsoft-com:office:word" xmlns:wp="http://schemas.openxmlformats.org/drawingml/2006/wordprocessingDrawing" xmlns:pic="http://schemas.openxmlformats.org/drawingml/2006/picture" xmlns:wps="http://schemas.microsoft.com/office/word/2010/wordprocessingShape" xmlns:wpg="http://schemas.microsoft.com/office/word/2010/wordprocessingGroup" xmlns:mc="http://schemas.openxmlformats.org/markup-compatibility/2006" xmlns:wp14="http://schemas.microsoft.com/office/word/2010/wordprocessingDrawing" xmlns:w14="http://schemas.microsoft.com/office/word/2010/wordml" xmlns:w15="http://schemas.microsoft.com/office/word/2012/wordml" mc:Ignorable="w14 wp14 w15">
+<w:document xmlns:wpc="http://schemas.microsoft.com/office/word/2010/wordprocessingCanvas" xmlns:cx="http://schemas.microsoft.com/office/drawing/2014/chartex" xmlns:cx1="http://schemas.microsoft.com/office/drawing/2015/9/8/chartex" xmlns:cx2="http://schemas.microsoft.com/office/drawing/2015/10/21/chartex" xmlns:cx3="http://schemas.microsoft.com/office/drawing/2016/5/9/chartex" xmlns:cx4="http://schemas.microsoft.com/office/drawing/2016/5/10/chartex" xmlns:cx5="http://schemas.microsoft.com/office/drawing/2016/5/11/chartex" xmlns:cx6="http://schemas.microsoft.com/office/drawing/2016/5/12/chartex" xmlns:cx7="http://schemas.microsoft.com/office/drawing/2016/5/13/chartex" xmlns:cx8="http://schemas.microsoft.com/office/drawing/2016/5/14/chartex" xmlns:mc="http://schemas.openxmlformats.org/markup-compatibility/2006" xmlns:aink="http://schemas.microsoft.com/office/drawing/2016/ink" xmlns:am3d="http://schemas.microsoft.com/office/drawing/2017/model3d" xmlns:o="urn:schemas-microsoft-com:office:office" xmlns:oel="http://schemas.microsoft.com/office/2019/extlst" xmlns:r="http://schemas.openxmlformats.org/officeDocument/2006/relationships" xmlns:m="http://schemas.openxmlformats.org/officeDocument/2006/math" xmlns:v="urn:schemas-microsoft-com:vml" xmlns:wp14="http://schemas.microsoft.com/office/word/2010/wordprocessingDrawing" xmlns:wp="http://schemas.openxmlformats.org/drawingml/2006/wordprocessingDrawing" xmlns:w10="urn:schemas-microsoft-com:office:word" xmlns:w="http://schemas.openxmlformats.org/wordprocessingml/2006/main" xmlns:w14="http://schemas.microsoft.com/office/word/2010/wordml" xmlns:w15="http://schemas.microsoft.com/office/word/2012/wordml" xmlns:w16cex="http://schemas.microsoft.com/office/word/2018/wordml/cex" xmlns:w16cid="http://schemas.microsoft.com/office/word/2016/wordml/cid" xmlns:w16="http://schemas.microsoft.com/office/word/2018/wordml" xmlns:w16du="http://schemas.microsoft.com/office/word/2023/wordml/word16du" xmlns:w16sdtdh="http://schemas.microsoft.com/office/word/2020/wordml/sdtdatahash" xmlns:w16sdtfl="http://schemas.microsoft.com/office/word/2024/wordml/sdtformatlock" xmlns:w16se="http://schemas.microsoft.com/office/word/2015/wordml/symex" xmlns:wpg="http://schemas.microsoft.com/office/word/2010/wordprocessingGroup" xmlns:wpi="http://schemas.microsoft.com/office/word/2010/wordprocessingInk" xmlns:wne="http://schemas.microsoft.com/office/word/2006/wordml" xmlns:wps="http://schemas.microsoft.com/office/word/2010/wordprocessingShape" mc:Ignorable="w14 w15 w16se w16cid w16 w16cex w16sdtdh w16sdtfl w16du wp14">
   <w:body>
     <w:p>
       <w:pPr>
         <w:pStyle w:val="normal1111"/>
-        <w:spacing w:lineRule="auto" w:line="240" w:before="0" w:after="160"/>
-        <w:rPr/>
+        <w:spacing w:line="240" w:lineRule="auto"/>
       </w:pPr>
       <w:r>
-        <w:rPr/>
-        <w:t xml:space="preserve">Emery stepped up beside the hole and looked down. Aimed as it was toward the footpath, the digger’s spotlight cast only a raking light over the lip of Adam Edwards’ grave and did not penetrate the freshly dug pit. Emery looked for a bottom but all he could see was black. Even after all the time he’d spent thinking about how things had gone the last time, thinking about how the altar boy had fucked him. All the time spent ruminating on anger getting more and more pissed at himself and at Orrin for trusting Arthur in the first place. It certainly struck him funny that now here he was about to hop into an open grave on nothing other than Arthur’s word. Arthur’s word and some hope. A hope he hadn’t felt in almost 30 years. </w:t>
+        <w:t xml:space="preserve">Emery stepped up beside the hole and looked down. Aimed as it was toward the footpath, the digger’s spotlight cast only a raking light over the lip of Adam Edwards’ grave and did not penetrate the freshly dug pit. Emery looked for a bottom but all he could see was black. Even after all the </w:t>
+      </w:r>
+      <w:proofErr w:type="gramStart"/>
+      <w:r>
+        <w:t>time</w:t>
+      </w:r>
+      <w:proofErr w:type="gramEnd"/>
+      <w:r>
+        <w:t xml:space="preserve"> he’d spent thinking about how things had gone the last time, thinking about how the altar boy had fucked him. All the time spent ruminating on anger getting </w:t>
+      </w:r>
+      <w:proofErr w:type="gramStart"/>
+      <w:r>
+        <w:t>more and more</w:t>
+      </w:r>
+      <w:proofErr w:type="gramEnd"/>
+      <w:r>
+        <w:t xml:space="preserve"> pissed at himself and at Orrin for trusting Arthur in the first place. It certainly struck him funny that </w:t>
+      </w:r>
+      <w:proofErr w:type="gramStart"/>
+      <w:r>
+        <w:t>now here</w:t>
+      </w:r>
+      <w:proofErr w:type="gramEnd"/>
+      <w:r>
+        <w:t xml:space="preserve"> he was about to hop into an open grave on nothing other than Arthur’s word. Arthur’s </w:t>
+      </w:r>
+      <w:proofErr w:type="gramStart"/>
+      <w:r>
+        <w:t>word</w:t>
+      </w:r>
+      <w:proofErr w:type="gramEnd"/>
+      <w:r>
+        <w:t xml:space="preserve"> and some hope. A hope he hadn’t felt in almost 30 years. </w:t>
       </w:r>
     </w:p>
     <w:p>
       <w:pPr>
         <w:pStyle w:val="normal1111"/>
-        <w:spacing w:lineRule="auto" w:line="240" w:before="0" w:after="160"/>
-        <w:rPr/>
+        <w:spacing w:line="240" w:lineRule="auto"/>
       </w:pPr>
       <w:r>
-        <w:rPr/>
         <w:t>And though the altar boy didn’t strike him as the murderous type, Emery had misread him before. He had now seen the way Arthur could operate a digger. Once Emery was in that hole, it’d only take a minute or two for Arthur to bury him under enough dirt to keep him from ever getting out again.</w:t>
       </w:r>
     </w:p>
     <w:p>
       <w:pPr>
         <w:pStyle w:val="normal1111"/>
-        <w:spacing w:lineRule="auto" w:line="240" w:before="0" w:after="160"/>
-        <w:rPr/>
+        <w:spacing w:line="240" w:lineRule="auto"/>
       </w:pPr>
       <w:r>
-        <w:rPr/>
         <w:t xml:space="preserve">In the short struggle between his hope and doubt, doubt didn’t last long. Emery leapt into the grave. When he hit the bottom, his knees buckled and cracked. He had misjudged the depth of the hole. He toppled forward and collided with one of the side walls Arthur dug. The shovel fell out of his hands and whanged loudly against the casket lid covered over by only two or three inches of dirt now. Arthur rotated the digger’s cab and aimed its spotlight down into the hole where Emery was using the shovel like a crutch to lift himself back to standing. </w:t>
       </w:r>
     </w:p>
     <w:p>
       <w:pPr>
         <w:pStyle w:val="normal1111"/>
-        <w:keepNext w:val="false"/>
-        <w:keepLines w:val="false"/>
-        <w:pageBreakBefore w:val="false"/>
-        <w:widowControl/>
-        <w:pBdr/>
-        <w:shd w:val="clear" w:fill="auto"/>
-        <w:spacing w:lineRule="auto" w:line="240" w:before="0" w:after="160"/>
-        <w:ind w:hanging="0" w:start="0" w:end="0"/>
-        <w:jc w:val="start"/>
-        <w:rPr>
-          <w:rFonts w:ascii="Aptos" w:hAnsi="Aptos" w:eastAsia="Aptos" w:cs="Aptos"/>
-          <w:b w:val="false"/>
-          <w:bCs w:val="false"/>
-          <w:i w:val="false"/>
-          <w:iCs w:val="false"/>
-          <w:caps w:val="false"/>
-          <w:smallCaps w:val="false"/>
-          <w:strike w:val="false"/>
-          <w:dstrike w:val="false"/>
-          <w:color w:val="000000"/>
-          <w:position w:val="0"/>
-          <w:sz w:val="24"/>
-          <w:szCs w:val="24"/>
-          <w:u w:val="none"/>
-          <w:shd w:fill="auto" w:val="clear"/>
-          <w:vertAlign w:val="baseline"/>
+        <w:spacing w:line="240" w:lineRule="auto"/>
+        <w:rPr>
+          <w:color w:val="000000"/>
         </w:rPr>
       </w:pPr>
       <w:r>
         <w:rPr>
-          <w:rFonts w:eastAsia="Aptos" w:cs="Aptos"/>
-          <w:b w:val="false"/>
-          <w:bCs w:val="false"/>
-          <w:i w:val="false"/>
-          <w:iCs w:val="false"/>
-          <w:caps w:val="false"/>
-          <w:smallCaps w:val="false"/>
-          <w:strike w:val="false"/>
-          <w:dstrike w:val="false"/>
-          <w:color w:val="000000"/>
-          <w:position w:val="0"/>
-          <w:sz w:val="24"/>
-          <w:szCs w:val="24"/>
-          <w:u w:val="none"/>
-          <w:shd w:fill="auto" w:val="clear"/>
-          <w:vertAlign w:val="baseline"/>
+          <w:color w:val="000000"/>
         </w:rPr>
         <w:t xml:space="preserve">Once he’d steadied himself, Emery began shifting dirt toward one end of the coffin. He used the shovel like a broom. There wasn’t enough to really dig but he could push it all to one side. </w:t>
       </w:r>
@@ -91,8 +79,7 @@
     <w:p>
       <w:pPr>
         <w:pStyle w:val="normal1111"/>
-        <w:spacing w:lineRule="auto" w:line="240" w:before="0" w:after="160"/>
-        <w:rPr/>
+        <w:spacing w:line="240" w:lineRule="auto"/>
       </w:pPr>
       <w:r>
         <w:rPr>
@@ -101,20 +88,26 @@
         <w:t>The coffin lid opened in two parts. He</w:t>
       </w:r>
       <w:r>
-        <w:rPr/>
-        <w:t>’d seen enough to know. First mom when he was 17. Then four years later when dad followed her. And then Orrin.</w:t>
+        <w:t xml:space="preserve">’d seen enough to know. First mom when he was 17. Then four years </w:t>
+      </w:r>
+      <w:proofErr w:type="gramStart"/>
+      <w:r>
+        <w:t>later when</w:t>
+      </w:r>
+      <w:proofErr w:type="gramEnd"/>
+      <w:r>
+        <w:t xml:space="preserve"> dad followed her. And then Orrin.</w:t>
       </w:r>
     </w:p>
     <w:p>
       <w:pPr>
         <w:pStyle w:val="normal1111"/>
-        <w:spacing w:lineRule="auto" w:line="240" w:before="0" w:after="160"/>
+        <w:spacing w:line="240" w:lineRule="auto"/>
         <w:rPr>
           <w:color w:val="000000"/>
         </w:rPr>
       </w:pPr>
       <w:r>
-        <w:rPr/>
         <w:t>O</w:t>
       </w:r>
       <w:r>
@@ -124,7 +117,6 @@
         <w:t xml:space="preserve">nce he had plowed the dirt to one end, Emery stood in the pile he’d made and slipped his fingers under the lip of the clean half of the lid. It came open with a soft gasp that suggested to Emery the sound of air entering a previously airless place, like opening a new jar of spaghetti sauce. Although he wanted desperately to peer inside, to look down on his treasure there waiting for him, the smell that escaped the open lid forced Emery involuntarily to turn his head. He coughed and spit, missing the </w:t>
       </w:r>
       <w:r>
-        <w:rPr/>
         <w:t>fog</w:t>
       </w:r>
       <w:r>
@@ -137,100 +129,161 @@
     <w:p>
       <w:pPr>
         <w:pStyle w:val="normal111"/>
-        <w:spacing w:lineRule="auto" w:line="240"/>
-        <w:rPr/>
+        <w:spacing w:line="240" w:lineRule="auto"/>
+        <w:rPr>
+          <w:color w:val="000000"/>
+        </w:rPr>
       </w:pPr>
       <w:r>
         <w:rPr>
           <w:color w:val="000000"/>
         </w:rPr>
-        <w:t xml:space="preserve">With his nose buried in the crook of his left elbow, Emery peered down into the casket and saw Adam Edwards’ putrid remains clutching a lumpy black plastic garbage bag. The bag lay in the center of Edwards’ collapsed chest; his hands folded across his midsection seemed to hold the treasure close. </w:t>
-      </w:r>
-      <w:r>
-        <w:rPr/>
+        <w:t xml:space="preserve">With his nose buried in the crook of his left elbow, Emery peered down into the casket and saw Adam Edwards’ putrid remains clutching a lumpy black plastic garbage bag. The bag lay in the center of Edwards’ collapsed chest; his hands folded across his midsection seemed to </w:t>
+      </w:r>
+      <w:r>
+        <w:rPr>
+          <w:color w:val="000000"/>
+        </w:rPr>
+        <w:t>pull</w:t>
+      </w:r>
+      <w:r>
+        <w:rPr>
+          <w:color w:val="000000"/>
+        </w:rPr>
+        <w:t xml:space="preserve"> the treasure close. </w:t>
+      </w:r>
+    </w:p>
+    <w:p>
+      <w:pPr>
+        <w:pStyle w:val="normal111"/>
+        <w:spacing w:line="240" w:lineRule="auto"/>
+        <w:rPr>
+          <w:color w:val="000000"/>
+        </w:rPr>
+      </w:pPr>
+      <w:r>
+        <w:rPr>
+          <w:color w:val="000000"/>
+        </w:rPr>
+        <w:t xml:space="preserve">Still covering his face, Emery reached in, took hold of the bag </w:t>
+      </w:r>
+      <w:proofErr w:type="gramStart"/>
+      <w:r>
+        <w:rPr>
+          <w:color w:val="000000"/>
+        </w:rPr>
+        <w:t>by</w:t>
+      </w:r>
+      <w:proofErr w:type="gramEnd"/>
+      <w:r>
+        <w:rPr>
+          <w:color w:val="000000"/>
+        </w:rPr>
+        <w:t xml:space="preserve"> the knot tied </w:t>
+      </w:r>
+      <w:proofErr w:type="gramStart"/>
+      <w:r>
+        <w:rPr>
+          <w:color w:val="000000"/>
+        </w:rPr>
+        <w:t>into</w:t>
+      </w:r>
+      <w:proofErr w:type="gramEnd"/>
+      <w:r>
+        <w:rPr>
+          <w:color w:val="000000"/>
+        </w:rPr>
+        <w:t xml:space="preserve"> the top of it and managed to rattle the bag </w:t>
+      </w:r>
+      <w:proofErr w:type="gramStart"/>
+      <w:r>
+        <w:rPr>
+          <w:color w:val="000000"/>
+        </w:rPr>
+        <w:t>loose</w:t>
+      </w:r>
+      <w:proofErr w:type="gramEnd"/>
+      <w:r>
+        <w:rPr>
+          <w:color w:val="000000"/>
+        </w:rPr>
+        <w:t xml:space="preserve"> from Edwards’ ribcage. </w:t>
+      </w:r>
+      <w:r>
+        <w:rPr>
+          <w:color w:val="000000"/>
+        </w:rPr>
+        <w:t xml:space="preserve">His tie had become glued to the black plastic with seeping fluids or putrefying flesh or something – Emery didn’t know </w:t>
+      </w:r>
+      <w:r>
+        <w:rPr>
+          <w:color w:val="000000"/>
+        </w:rPr>
+        <w:lastRenderedPageBreak/>
+        <w:t xml:space="preserve">how it worked – and as he lifted the bag, Edwards’ corpse rose by the shirt collar until Emery scraped it free with his shovel.  </w:t>
+      </w:r>
+    </w:p>
+    <w:p>
+      <w:pPr>
+        <w:pStyle w:val="normal111"/>
+        <w:spacing w:line="240" w:lineRule="auto"/>
+      </w:pPr>
+      <w:r>
+        <w:rPr>
+          <w:color w:val="000000"/>
+        </w:rPr>
+        <w:t>“I got it. Get me out of here,” Emery shouted up. He listened to the digger high above him going to work again.</w:t>
+      </w:r>
+      <w:r>
+        <w:rPr>
+          <w:color w:val="000000"/>
+        </w:rPr>
+        <w:t xml:space="preserve"> The cabin spun. The arm extended. </w:t>
+      </w:r>
+      <w:r>
+        <w:rPr>
+          <w:color w:val="000000"/>
+        </w:rPr>
+        <w:t xml:space="preserve">  </w:t>
+      </w:r>
+      <w:r>
         <w:t xml:space="preserve">     </w:t>
       </w:r>
     </w:p>
     <w:p>
       <w:pPr>
         <w:pStyle w:val="normal1"/>
-        <w:rPr/>
       </w:pPr>
       <w:r>
-        <w:rPr/>
         <w:t xml:space="preserve">      </w:t>
       </w:r>
     </w:p>
+    <w:p/>
+    <w:p/>
+    <w:p/>
     <w:p>
-      <w:pPr>
-        <w:pStyle w:val="Normal"/>
-        <w:rPr/>
-      </w:pPr>
-      <w:r>
-        <w:rPr/>
+      <w:r>
+        <w:t xml:space="preserve">First, there is the feeling of rising. Of being drawn upward, summoned toward the light. </w:t>
       </w:r>
     </w:p>
-    <w:p>
-      <w:pPr>
-        <w:pStyle w:val="Normal"/>
-        <w:rPr/>
-      </w:pPr>
-      <w:r>
-        <w:rPr/>
-      </w:r>
-    </w:p>
-    <w:p>
-      <w:pPr>
-        <w:pStyle w:val="Normal"/>
-        <w:rPr/>
-      </w:pPr>
-      <w:r>
-        <w:rPr/>
-      </w:r>
-    </w:p>
-    <w:p>
-      <w:pPr>
-        <w:pStyle w:val="Normal"/>
-        <w:rPr/>
-      </w:pPr>
-      <w:r>
-        <w:rPr/>
-        <w:t xml:space="preserve">First, there is the feeling of rising. Of being drawn upward, summoned toward the light. </w:t>
-      </w:r>
-    </w:p>
-    <w:p>
-      <w:pPr>
-        <w:pStyle w:val="Normal"/>
-        <w:widowControl/>
-        <w:suppressAutoHyphens w:val="true"/>
-        <w:bidi w:val="0"/>
-        <w:spacing w:lineRule="auto" w:line="278" w:before="0" w:after="160"/>
-        <w:jc w:val="start"/>
-        <w:rPr/>
-      </w:pPr>
-      <w:r>
-        <w:rPr/>
-      </w:r>
-    </w:p>
+    <w:p/>
     <w:sectPr>
-      <w:type w:val="nextPage"/>
       <w:pgSz w:w="12240" w:h="15840"/>
-      <w:pgMar w:left="1440" w:right="1440" w:gutter="0" w:header="0" w:top="1440" w:footer="0" w:bottom="1440"/>
-      <w:pgNumType w:fmt="decimal"/>
-      <w:formProt w:val="false"/>
-      <w:textDirection w:val="lrTb"/>
-      <w:docGrid w:type="default" w:linePitch="360" w:charSpace="0"/>
+      <w:pgMar w:top="1440" w:right="1440" w:bottom="1440" w:left="1440" w:header="0" w:footer="0" w:gutter="0"/>
+      <w:cols w:space="720"/>
+      <w:formProt w:val="0"/>
+      <w:docGrid w:linePitch="360"/>
     </w:sectPr>
   </w:body>
 </w:document>
 </file>
 
 <file path=word/styles.xml><?xml version="1.0" encoding="utf-8"?>
-<w:styles xmlns:w="http://schemas.openxmlformats.org/wordprocessingml/2006/main" xmlns:w14="http://schemas.microsoft.com/office/word/2010/wordml" xmlns:mc="http://schemas.openxmlformats.org/markup-compatibility/2006" mc:Ignorable="w14">
+<w:styles xmlns:mc="http://schemas.openxmlformats.org/markup-compatibility/2006" xmlns:r="http://schemas.openxmlformats.org/officeDocument/2006/relationships" xmlns:w="http://schemas.openxmlformats.org/wordprocessingml/2006/main" xmlns:w14="http://schemas.microsoft.com/office/word/2010/wordml" xmlns:w15="http://schemas.microsoft.com/office/word/2012/wordml" xmlns:w16cex="http://schemas.microsoft.com/office/word/2018/wordml/cex" xmlns:w16cid="http://schemas.microsoft.com/office/word/2016/wordml/cid" xmlns:w16="http://schemas.microsoft.com/office/word/2018/wordml" xmlns:w16du="http://schemas.microsoft.com/office/word/2023/wordml/word16du" xmlns:w16sdtdh="http://schemas.microsoft.com/office/word/2020/wordml/sdtdatahash" xmlns:w16sdtfl="http://schemas.microsoft.com/office/word/2024/wordml/sdtformatlock" xmlns:w16se="http://schemas.microsoft.com/office/word/2015/wordml/symex" mc:Ignorable="w14 w15 w16se w16cid w16 w16cex w16sdtdh w16sdtfl w16du">
   <w:docDefaults>
     <w:rPrDefault>
       <w:rPr>
-        <w:rFonts w:ascii="Aptos" w:hAnsi="Aptos" w:eastAsia="Aptos" w:cs="" w:asciiTheme="minorHAnsi" w:cstheme="minorBidi" w:eastAsiaTheme="minorHAnsi" w:hAnsiTheme="minorHAnsi"/>
+        <w:rFonts w:asciiTheme="minorHAnsi" w:eastAsiaTheme="minorHAnsi" w:hAnsiTheme="minorHAnsi" w:cstheme="minorBidi"/>
         <w:kern w:val="2"/>
         <w:sz w:val="24"/>
         <w:szCs w:val="24"/>
@@ -240,21 +293,21 @@
     </w:rPrDefault>
     <w:pPrDefault>
       <w:pPr>
-        <w:suppressAutoHyphens w:val="true"/>
+        <w:suppressAutoHyphens/>
       </w:pPr>
     </w:pPrDefault>
   </w:docDefaults>
   <w:latentStyles w:defLockedState="0" w:defUIPriority="99" w:defSemiHidden="0" w:defUnhideWhenUsed="0" w:defQFormat="0" w:count="376">
     <w:lsdException w:name="Normal" w:uiPriority="0" w:qFormat="1"/>
     <w:lsdException w:name="heading 1" w:uiPriority="9" w:qFormat="1"/>
-    <w:lsdException w:name="heading 2" w:uiPriority="9" w:semiHidden="1" w:unhideWhenUsed="1" w:qFormat="1"/>
-    <w:lsdException w:name="heading 3" w:uiPriority="9" w:semiHidden="1" w:unhideWhenUsed="1" w:qFormat="1"/>
-    <w:lsdException w:name="heading 4" w:uiPriority="9" w:semiHidden="1" w:unhideWhenUsed="1" w:qFormat="1"/>
-    <w:lsdException w:name="heading 5" w:uiPriority="9" w:semiHidden="1" w:unhideWhenUsed="1" w:qFormat="1"/>
-    <w:lsdException w:name="heading 6" w:uiPriority="9" w:semiHidden="1" w:unhideWhenUsed="1" w:qFormat="1"/>
-    <w:lsdException w:name="heading 7" w:uiPriority="9" w:semiHidden="1" w:unhideWhenUsed="1" w:qFormat="1"/>
-    <w:lsdException w:name="heading 8" w:uiPriority="9" w:semiHidden="1" w:unhideWhenUsed="1" w:qFormat="1"/>
-    <w:lsdException w:name="heading 9" w:uiPriority="9" w:semiHidden="1" w:unhideWhenUsed="1" w:qFormat="1"/>
+    <w:lsdException w:name="heading 2" w:semiHidden="1" w:uiPriority="9" w:unhideWhenUsed="1" w:qFormat="1"/>
+    <w:lsdException w:name="heading 3" w:semiHidden="1" w:uiPriority="9" w:unhideWhenUsed="1" w:qFormat="1"/>
+    <w:lsdException w:name="heading 4" w:semiHidden="1" w:uiPriority="9" w:unhideWhenUsed="1" w:qFormat="1"/>
+    <w:lsdException w:name="heading 5" w:semiHidden="1" w:uiPriority="9" w:unhideWhenUsed="1" w:qFormat="1"/>
+    <w:lsdException w:name="heading 6" w:semiHidden="1" w:uiPriority="9" w:unhideWhenUsed="1" w:qFormat="1"/>
+    <w:lsdException w:name="heading 7" w:semiHidden="1" w:uiPriority="9" w:unhideWhenUsed="1" w:qFormat="1"/>
+    <w:lsdException w:name="heading 8" w:semiHidden="1" w:uiPriority="9" w:unhideWhenUsed="1" w:qFormat="1"/>
+    <w:lsdException w:name="heading 9" w:semiHidden="1" w:uiPriority="9" w:unhideWhenUsed="1" w:qFormat="1"/>
     <w:lsdException w:name="index 1" w:semiHidden="1" w:unhideWhenUsed="1"/>
     <w:lsdException w:name="index 2" w:semiHidden="1" w:unhideWhenUsed="1"/>
     <w:lsdException w:name="index 3" w:semiHidden="1" w:unhideWhenUsed="1"/>
@@ -264,22 +317,22 @@
     <w:lsdException w:name="index 7" w:semiHidden="1" w:unhideWhenUsed="1"/>
     <w:lsdException w:name="index 8" w:semiHidden="1" w:unhideWhenUsed="1"/>
     <w:lsdException w:name="index 9" w:semiHidden="1" w:unhideWhenUsed="1"/>
-    <w:lsdException w:name="toc 1" w:uiPriority="39" w:semiHidden="1" w:unhideWhenUsed="1"/>
-    <w:lsdException w:name="toc 2" w:uiPriority="39" w:semiHidden="1" w:unhideWhenUsed="1"/>
-    <w:lsdException w:name="toc 3" w:uiPriority="39" w:semiHidden="1" w:unhideWhenUsed="1"/>
-    <w:lsdException w:name="toc 4" w:uiPriority="39" w:semiHidden="1" w:unhideWhenUsed="1"/>
-    <w:lsdException w:name="toc 5" w:uiPriority="39" w:semiHidden="1" w:unhideWhenUsed="1"/>
-    <w:lsdException w:name="toc 6" w:uiPriority="39" w:semiHidden="1" w:unhideWhenUsed="1"/>
-    <w:lsdException w:name="toc 7" w:uiPriority="39" w:semiHidden="1" w:unhideWhenUsed="1"/>
-    <w:lsdException w:name="toc 8" w:uiPriority="39" w:semiHidden="1" w:unhideWhenUsed="1"/>
-    <w:lsdException w:name="toc 9" w:uiPriority="39" w:semiHidden="1" w:unhideWhenUsed="1"/>
+    <w:lsdException w:name="toc 1" w:semiHidden="1" w:uiPriority="39" w:unhideWhenUsed="1"/>
+    <w:lsdException w:name="toc 2" w:semiHidden="1" w:uiPriority="39" w:unhideWhenUsed="1"/>
+    <w:lsdException w:name="toc 3" w:semiHidden="1" w:uiPriority="39" w:unhideWhenUsed="1"/>
+    <w:lsdException w:name="toc 4" w:semiHidden="1" w:uiPriority="39" w:unhideWhenUsed="1"/>
+    <w:lsdException w:name="toc 5" w:semiHidden="1" w:uiPriority="39" w:unhideWhenUsed="1"/>
+    <w:lsdException w:name="toc 6" w:semiHidden="1" w:uiPriority="39" w:unhideWhenUsed="1"/>
+    <w:lsdException w:name="toc 7" w:semiHidden="1" w:uiPriority="39" w:unhideWhenUsed="1"/>
+    <w:lsdException w:name="toc 8" w:semiHidden="1" w:uiPriority="39" w:unhideWhenUsed="1"/>
+    <w:lsdException w:name="toc 9" w:semiHidden="1" w:uiPriority="39" w:unhideWhenUsed="1"/>
     <w:lsdException w:name="Normal Indent" w:semiHidden="1" w:unhideWhenUsed="1"/>
     <w:lsdException w:name="footnote text" w:semiHidden="1" w:unhideWhenUsed="1"/>
     <w:lsdException w:name="annotation text" w:semiHidden="1" w:unhideWhenUsed="1"/>
     <w:lsdException w:name="header" w:semiHidden="1" w:unhideWhenUsed="1"/>
     <w:lsdException w:name="footer" w:semiHidden="1" w:unhideWhenUsed="1"/>
     <w:lsdException w:name="index heading" w:semiHidden="1" w:unhideWhenUsed="1"/>
-    <w:lsdException w:name="caption" w:uiPriority="35" w:semiHidden="1" w:unhideWhenUsed="1" w:qFormat="1"/>
+    <w:lsdException w:name="caption" w:semiHidden="1" w:uiPriority="35" w:unhideWhenUsed="1" w:qFormat="1"/>
     <w:lsdException w:name="table of figures" w:semiHidden="1" w:unhideWhenUsed="1"/>
     <w:lsdException w:name="envelope address" w:semiHidden="1" w:unhideWhenUsed="1"/>
     <w:lsdException w:name="envelope return" w:semiHidden="1" w:unhideWhenUsed="1"/>
@@ -310,7 +363,7 @@
     <w:lsdException w:name="Title" w:uiPriority="10" w:qFormat="1"/>
     <w:lsdException w:name="Closing" w:semiHidden="1" w:unhideWhenUsed="1"/>
     <w:lsdException w:name="Signature" w:semiHidden="1" w:unhideWhenUsed="1"/>
-    <w:lsdException w:name="Default Paragraph Font" w:uiPriority="1" w:semiHidden="1" w:unhideWhenUsed="1"/>
+    <w:lsdException w:name="Default Paragraph Font" w:semiHidden="1" w:uiPriority="1" w:unhideWhenUsed="1"/>
     <w:lsdException w:name="Body Text" w:semiHidden="1" w:unhideWhenUsed="1"/>
     <w:lsdException w:name="Body Text Indent" w:semiHidden="1" w:unhideWhenUsed="1"/>
     <w:lsdException w:name="List Continue" w:semiHidden="1" w:unhideWhenUsed="1"/>
@@ -510,8 +563,8 @@
     <w:lsdException w:name="Subtle Reference" w:uiPriority="31" w:qFormat="1"/>
     <w:lsdException w:name="Intense Reference" w:uiPriority="32" w:qFormat="1"/>
     <w:lsdException w:name="Book Title" w:uiPriority="33" w:qFormat="1"/>
-    <w:lsdException w:name="Bibliography" w:uiPriority="37" w:semiHidden="1" w:unhideWhenUsed="1"/>
-    <w:lsdException w:name="TOC Heading" w:uiPriority="39" w:semiHidden="1" w:unhideWhenUsed="1" w:qFormat="1"/>
+    <w:lsdException w:name="Bibliography" w:semiHidden="1" w:uiPriority="37" w:unhideWhenUsed="1"/>
+    <w:lsdException w:name="TOC Heading" w:semiHidden="1" w:uiPriority="39" w:unhideWhenUsed="1" w:qFormat="1"/>
     <w:lsdException w:name="Plain Table 1" w:uiPriority="41"/>
     <w:lsdException w:name="Plain Table 2" w:uiPriority="42"/>
     <w:lsdException w:name="Plain Table 3" w:uiPriority="43"/>
@@ -622,24 +675,17 @@
     <w:lsdException w:name="Unresolved Mention" w:semiHidden="1" w:unhideWhenUsed="1"/>
     <w:lsdException w:name="Smart Link" w:semiHidden="1" w:unhideWhenUsed="1"/>
   </w:latentStyles>
-  <w:style w:type="paragraph" w:styleId="Normal" w:default="1">
+  <w:style w:type="paragraph" w:default="1" w:styleId="Normal">
     <w:name w:val="Normal"/>
     <w:qFormat/>
-    <w:rsid w:val="00ba56b8"/>
-    <w:pPr>
-      <w:widowControl/>
-      <w:suppressAutoHyphens w:val="true"/>
-      <w:bidi w:val="0"/>
-      <w:spacing w:lineRule="auto" w:line="278" w:before="0" w:after="160"/>
-      <w:jc w:val="start"/>
-    </w:pPr>
-    <w:rPr>
-      <w:rFonts w:ascii="Aptos" w:hAnsi="Aptos" w:eastAsia="" w:cs="" w:eastAsiaTheme="minorEastAsia"/>
-      <w:color w:val="auto"/>
+    <w:rsid w:val="00BA56B8"/>
+    <w:pPr>
+      <w:spacing w:after="160" w:line="278" w:lineRule="auto"/>
+    </w:pPr>
+    <w:rPr>
+      <w:rFonts w:ascii="Aptos" w:eastAsiaTheme="minorEastAsia" w:hAnsi="Aptos"/>
       <w:kern w:val="0"/>
-      <w:sz w:val="24"/>
-      <w:szCs w:val="24"/>
-      <w:lang w:val="en-US" w:eastAsia="ja-JP" w:bidi="ar-SA"/>
+      <w:lang w:eastAsia="ja-JP"/>
       <w14:ligatures w14:val="none"/>
     </w:rPr>
   </w:style>
@@ -650,16 +696,16 @@
     <w:link w:val="Heading1Char"/>
     <w:uiPriority w:val="9"/>
     <w:qFormat/>
-    <w:rsid w:val="00ba56b8"/>
-    <w:pPr>
-      <w:keepNext w:val="true"/>
+    <w:rsid w:val="00BA56B8"/>
+    <w:pPr>
+      <w:keepNext/>
       <w:keepLines/>
       <w:spacing w:before="360" w:after="80"/>
       <w:outlineLvl w:val="0"/>
     </w:pPr>
     <w:rPr>
-      <w:rFonts w:ascii="Aptos Display" w:hAnsi="Aptos Display" w:eastAsia="" w:cs="" w:asciiTheme="majorHAnsi" w:cstheme="majorBidi" w:eastAsiaTheme="majorEastAsia" w:hAnsiTheme="majorHAnsi"/>
-      <w:color w:themeColor="accent1" w:themeShade="bf" w:val="0F4761"/>
+      <w:rFonts w:asciiTheme="majorHAnsi" w:eastAsiaTheme="majorEastAsia" w:hAnsiTheme="majorHAnsi" w:cstheme="majorBidi"/>
+      <w:color w:val="0F4761" w:themeColor="accent1" w:themeShade="BF"/>
       <w:kern w:val="2"/>
       <w:sz w:val="40"/>
       <w:szCs w:val="40"/>
@@ -676,16 +722,16 @@
     <w:semiHidden/>
     <w:unhideWhenUsed/>
     <w:qFormat/>
-    <w:rsid w:val="00ba56b8"/>
-    <w:pPr>
-      <w:keepNext w:val="true"/>
+    <w:rsid w:val="00BA56B8"/>
+    <w:pPr>
+      <w:keepNext/>
       <w:keepLines/>
       <w:spacing w:before="160" w:after="80"/>
       <w:outlineLvl w:val="1"/>
     </w:pPr>
     <w:rPr>
-      <w:rFonts w:ascii="Aptos Display" w:hAnsi="Aptos Display" w:eastAsia="" w:cs="" w:asciiTheme="majorHAnsi" w:cstheme="majorBidi" w:eastAsiaTheme="majorEastAsia" w:hAnsiTheme="majorHAnsi"/>
-      <w:color w:themeColor="accent1" w:themeShade="bf" w:val="0F4761"/>
+      <w:rFonts w:asciiTheme="majorHAnsi" w:eastAsiaTheme="majorEastAsia" w:hAnsiTheme="majorHAnsi" w:cstheme="majorBidi"/>
+      <w:color w:val="0F4761" w:themeColor="accent1" w:themeShade="BF"/>
       <w:kern w:val="2"/>
       <w:sz w:val="32"/>
       <w:szCs w:val="32"/>
@@ -702,16 +748,16 @@
     <w:semiHidden/>
     <w:unhideWhenUsed/>
     <w:qFormat/>
-    <w:rsid w:val="00ba56b8"/>
-    <w:pPr>
-      <w:keepNext w:val="true"/>
+    <w:rsid w:val="00BA56B8"/>
+    <w:pPr>
+      <w:keepNext/>
       <w:keepLines/>
       <w:spacing w:before="160" w:after="80"/>
       <w:outlineLvl w:val="2"/>
     </w:pPr>
     <w:rPr>
-      <w:rFonts w:eastAsia="" w:cs="" w:cstheme="majorBidi" w:eastAsiaTheme="majorEastAsia"/>
-      <w:color w:themeColor="accent1" w:themeShade="bf" w:val="0F4761"/>
+      <w:rFonts w:eastAsiaTheme="majorEastAsia" w:cstheme="majorBidi"/>
+      <w:color w:val="0F4761" w:themeColor="accent1" w:themeShade="BF"/>
       <w:kern w:val="2"/>
       <w:sz w:val="28"/>
       <w:szCs w:val="28"/>
@@ -728,18 +774,18 @@
     <w:semiHidden/>
     <w:unhideWhenUsed/>
     <w:qFormat/>
-    <w:rsid w:val="00ba56b8"/>
-    <w:pPr>
-      <w:keepNext w:val="true"/>
+    <w:rsid w:val="00BA56B8"/>
+    <w:pPr>
+      <w:keepNext/>
       <w:keepLines/>
       <w:spacing w:before="80" w:after="40"/>
       <w:outlineLvl w:val="3"/>
     </w:pPr>
     <w:rPr>
-      <w:rFonts w:eastAsia="" w:cs="" w:cstheme="majorBidi" w:eastAsiaTheme="majorEastAsia"/>
+      <w:rFonts w:eastAsiaTheme="majorEastAsia" w:cstheme="majorBidi"/>
       <w:i/>
       <w:iCs/>
-      <w:color w:themeColor="accent1" w:themeShade="bf" w:val="0F4761"/>
+      <w:color w:val="0F4761" w:themeColor="accent1" w:themeShade="BF"/>
       <w:kern w:val="2"/>
       <w:lang w:eastAsia="en-US"/>
       <w14:ligatures w14:val="standardContextual"/>
@@ -754,16 +800,16 @@
     <w:semiHidden/>
     <w:unhideWhenUsed/>
     <w:qFormat/>
-    <w:rsid w:val="00ba56b8"/>
-    <w:pPr>
-      <w:keepNext w:val="true"/>
+    <w:rsid w:val="00BA56B8"/>
+    <w:pPr>
+      <w:keepNext/>
       <w:keepLines/>
       <w:spacing w:before="80" w:after="40"/>
       <w:outlineLvl w:val="4"/>
     </w:pPr>
     <w:rPr>
-      <w:rFonts w:eastAsia="" w:cs="" w:cstheme="majorBidi" w:eastAsiaTheme="majorEastAsia"/>
-      <w:color w:themeColor="accent1" w:themeShade="bf" w:val="0F4761"/>
+      <w:rFonts w:eastAsiaTheme="majorEastAsia" w:cstheme="majorBidi"/>
+      <w:color w:val="0F4761" w:themeColor="accent1" w:themeShade="BF"/>
       <w:kern w:val="2"/>
       <w:lang w:eastAsia="en-US"/>
       <w14:ligatures w14:val="standardContextual"/>
@@ -778,18 +824,18 @@
     <w:semiHidden/>
     <w:unhideWhenUsed/>
     <w:qFormat/>
-    <w:rsid w:val="00ba56b8"/>
-    <w:pPr>
-      <w:keepNext w:val="true"/>
+    <w:rsid w:val="00BA56B8"/>
+    <w:pPr>
+      <w:keepNext/>
       <w:keepLines/>
       <w:spacing w:before="40" w:after="0"/>
       <w:outlineLvl w:val="5"/>
     </w:pPr>
     <w:rPr>
-      <w:rFonts w:eastAsia="" w:cs="" w:cstheme="majorBidi" w:eastAsiaTheme="majorEastAsia"/>
+      <w:rFonts w:eastAsiaTheme="majorEastAsia" w:cstheme="majorBidi"/>
       <w:i/>
       <w:iCs/>
-      <w:color w:themeColor="text1" w:themeTint="a6" w:val="595959"/>
+      <w:color w:val="595959" w:themeColor="text1" w:themeTint="A6"/>
       <w:kern w:val="2"/>
       <w:lang w:eastAsia="en-US"/>
       <w14:ligatures w14:val="standardContextual"/>
@@ -804,16 +850,16 @@
     <w:semiHidden/>
     <w:unhideWhenUsed/>
     <w:qFormat/>
-    <w:rsid w:val="00ba56b8"/>
-    <w:pPr>
-      <w:keepNext w:val="true"/>
+    <w:rsid w:val="00BA56B8"/>
+    <w:pPr>
+      <w:keepNext/>
       <w:keepLines/>
       <w:spacing w:before="40" w:after="0"/>
       <w:outlineLvl w:val="6"/>
     </w:pPr>
     <w:rPr>
-      <w:rFonts w:eastAsia="" w:cs="" w:cstheme="majorBidi" w:eastAsiaTheme="majorEastAsia"/>
-      <w:color w:themeColor="text1" w:themeTint="a6" w:val="595959"/>
+      <w:rFonts w:eastAsiaTheme="majorEastAsia" w:cstheme="majorBidi"/>
+      <w:color w:val="595959" w:themeColor="text1" w:themeTint="A6"/>
       <w:kern w:val="2"/>
       <w:lang w:eastAsia="en-US"/>
       <w14:ligatures w14:val="standardContextual"/>
@@ -828,18 +874,18 @@
     <w:semiHidden/>
     <w:unhideWhenUsed/>
     <w:qFormat/>
-    <w:rsid w:val="00ba56b8"/>
-    <w:pPr>
-      <w:keepNext w:val="true"/>
+    <w:rsid w:val="00BA56B8"/>
+    <w:pPr>
+      <w:keepNext/>
       <w:keepLines/>
-      <w:spacing w:before="0" w:after="0"/>
+      <w:spacing w:after="0"/>
       <w:outlineLvl w:val="7"/>
     </w:pPr>
     <w:rPr>
-      <w:rFonts w:eastAsia="" w:cs="" w:cstheme="majorBidi" w:eastAsiaTheme="majorEastAsia"/>
+      <w:rFonts w:eastAsiaTheme="majorEastAsia" w:cstheme="majorBidi"/>
       <w:i/>
       <w:iCs/>
-      <w:color w:themeColor="text1" w:themeTint="d8" w:val="272727"/>
+      <w:color w:val="272727" w:themeColor="text1" w:themeTint="D8"/>
       <w:kern w:val="2"/>
       <w:lang w:eastAsia="en-US"/>
       <w14:ligatures w14:val="standardContextual"/>
@@ -854,446 +900,24 @@
     <w:semiHidden/>
     <w:unhideWhenUsed/>
     <w:qFormat/>
-    <w:rsid w:val="00ba56b8"/>
-    <w:pPr>
-      <w:keepNext w:val="true"/>
+    <w:rsid w:val="00BA56B8"/>
+    <w:pPr>
+      <w:keepNext/>
       <w:keepLines/>
-      <w:spacing w:before="0" w:after="0"/>
+      <w:spacing w:after="0"/>
       <w:outlineLvl w:val="8"/>
     </w:pPr>
     <w:rPr>
-      <w:rFonts w:eastAsia="" w:cs="" w:cstheme="majorBidi" w:eastAsiaTheme="majorEastAsia"/>
-      <w:color w:themeColor="text1" w:themeTint="d8" w:val="272727"/>
+      <w:rFonts w:eastAsiaTheme="majorEastAsia" w:cstheme="majorBidi"/>
+      <w:color w:val="272727" w:themeColor="text1" w:themeTint="D8"/>
       <w:kern w:val="2"/>
       <w:lang w:eastAsia="en-US"/>
       <w14:ligatures w14:val="standardContextual"/>
     </w:rPr>
   </w:style>
-  <w:style w:type="character" w:styleId="DefaultParagraphFont" w:default="1">
+  <w:style w:type="character" w:default="1" w:styleId="DefaultParagraphFont">
     <w:name w:val="Default Paragraph Font"/>
     <w:uiPriority w:val="1"/>
-    <w:semiHidden/>
-    <w:unhideWhenUsed/>
-    <w:rPr/>
-  </w:style>
-  <w:style w:type="character" w:styleId="Heading1Char" w:customStyle="1">
-    <w:name w:val="Heading 1 Char"/>
-    <w:basedOn w:val="DefaultParagraphFont"/>
-    <w:link w:val="Heading1"/>
-    <w:uiPriority w:val="9"/>
-    <w:rsid w:val="00ba56b8"/>
-    <w:rPr>
-      <w:rFonts w:ascii="Aptos Display" w:hAnsi="Aptos Display" w:eastAsia="" w:cs="" w:asciiTheme="majorHAnsi" w:cstheme="majorBidi" w:eastAsiaTheme="majorEastAsia" w:hAnsiTheme="majorHAnsi"/>
-      <w:color w:themeColor="accent1" w:themeShade="bf" w:val="0F4761"/>
-      <w:sz w:val="40"/>
-      <w:szCs w:val="40"/>
-    </w:rPr>
-  </w:style>
-  <w:style w:type="character" w:styleId="Heading2Char" w:customStyle="1">
-    <w:name w:val="Heading 2 Char"/>
-    <w:basedOn w:val="DefaultParagraphFont"/>
-    <w:link w:val="Heading2"/>
-    <w:uiPriority w:val="9"/>
-    <w:semiHidden/>
-    <w:rsid w:val="00ba56b8"/>
-    <w:rPr>
-      <w:rFonts w:ascii="Aptos Display" w:hAnsi="Aptos Display" w:eastAsia="" w:cs="" w:asciiTheme="majorHAnsi" w:cstheme="majorBidi" w:eastAsiaTheme="majorEastAsia" w:hAnsiTheme="majorHAnsi"/>
-      <w:color w:themeColor="accent1" w:themeShade="bf" w:val="0F4761"/>
-      <w:sz w:val="32"/>
-      <w:szCs w:val="32"/>
-    </w:rPr>
-  </w:style>
-  <w:style w:type="character" w:styleId="Heading3Char" w:customStyle="1">
-    <w:name w:val="Heading 3 Char"/>
-    <w:basedOn w:val="DefaultParagraphFont"/>
-    <w:link w:val="Heading3"/>
-    <w:uiPriority w:val="9"/>
-    <w:semiHidden/>
-    <w:rsid w:val="00ba56b8"/>
-    <w:rPr>
-      <w:rFonts w:eastAsia="" w:cs="" w:cstheme="majorBidi" w:eastAsiaTheme="majorEastAsia"/>
-      <w:color w:themeColor="accent1" w:themeShade="bf" w:val="0F4761"/>
-      <w:sz w:val="28"/>
-      <w:szCs w:val="28"/>
-    </w:rPr>
-  </w:style>
-  <w:style w:type="character" w:styleId="Heading4Char" w:customStyle="1">
-    <w:name w:val="Heading 4 Char"/>
-    <w:basedOn w:val="DefaultParagraphFont"/>
-    <w:link w:val="Heading4"/>
-    <w:uiPriority w:val="9"/>
-    <w:semiHidden/>
-    <w:rsid w:val="00ba56b8"/>
-    <w:rPr>
-      <w:rFonts w:eastAsia="" w:cs="" w:cstheme="majorBidi" w:eastAsiaTheme="majorEastAsia"/>
-      <w:i/>
-      <w:iCs/>
-      <w:color w:themeColor="accent1" w:themeShade="bf" w:val="0F4761"/>
-    </w:rPr>
-  </w:style>
-  <w:style w:type="character" w:styleId="Heading5Char" w:customStyle="1">
-    <w:name w:val="Heading 5 Char"/>
-    <w:basedOn w:val="DefaultParagraphFont"/>
-    <w:link w:val="Heading5"/>
-    <w:uiPriority w:val="9"/>
-    <w:semiHidden/>
-    <w:rsid w:val="00ba56b8"/>
-    <w:rPr>
-      <w:rFonts w:eastAsia="" w:cs="" w:cstheme="majorBidi" w:eastAsiaTheme="majorEastAsia"/>
-      <w:color w:themeColor="accent1" w:themeShade="bf" w:val="0F4761"/>
-    </w:rPr>
-  </w:style>
-  <w:style w:type="character" w:styleId="Heading6Char" w:customStyle="1">
-    <w:name w:val="Heading 6 Char"/>
-    <w:basedOn w:val="DefaultParagraphFont"/>
-    <w:link w:val="Heading6"/>
-    <w:uiPriority w:val="9"/>
-    <w:semiHidden/>
-    <w:rsid w:val="00ba56b8"/>
-    <w:rPr>
-      <w:rFonts w:eastAsia="" w:cs="" w:cstheme="majorBidi" w:eastAsiaTheme="majorEastAsia"/>
-      <w:i/>
-      <w:iCs/>
-      <w:color w:themeColor="text1" w:themeTint="a6" w:val="595959"/>
-    </w:rPr>
-  </w:style>
-  <w:style w:type="character" w:styleId="Heading7Char" w:customStyle="1">
-    <w:name w:val="Heading 7 Char"/>
-    <w:basedOn w:val="DefaultParagraphFont"/>
-    <w:link w:val="Heading7"/>
-    <w:uiPriority w:val="9"/>
-    <w:semiHidden/>
-    <w:rsid w:val="00ba56b8"/>
-    <w:rPr>
-      <w:rFonts w:eastAsia="" w:cs="" w:cstheme="majorBidi" w:eastAsiaTheme="majorEastAsia"/>
-      <w:color w:themeColor="text1" w:themeTint="a6" w:val="595959"/>
-    </w:rPr>
-  </w:style>
-  <w:style w:type="character" w:styleId="Heading8Char" w:customStyle="1">
-    <w:name w:val="Heading 8 Char"/>
-    <w:basedOn w:val="DefaultParagraphFont"/>
-    <w:link w:val="Heading8"/>
-    <w:uiPriority w:val="9"/>
-    <w:semiHidden/>
-    <w:rsid w:val="00ba56b8"/>
-    <w:rPr>
-      <w:rFonts w:eastAsia="" w:cs="" w:cstheme="majorBidi" w:eastAsiaTheme="majorEastAsia"/>
-      <w:i/>
-      <w:iCs/>
-      <w:color w:themeColor="text1" w:themeTint="d8" w:val="272727"/>
-    </w:rPr>
-  </w:style>
-  <w:style w:type="character" w:styleId="Heading9Char" w:customStyle="1">
-    <w:name w:val="Heading 9 Char"/>
-    <w:basedOn w:val="DefaultParagraphFont"/>
-    <w:link w:val="Heading9"/>
-    <w:uiPriority w:val="9"/>
-    <w:semiHidden/>
-    <w:rsid w:val="00ba56b8"/>
-    <w:rPr>
-      <w:rFonts w:eastAsia="" w:cs="" w:cstheme="majorBidi" w:eastAsiaTheme="majorEastAsia"/>
-      <w:color w:themeColor="text1" w:themeTint="d8" w:val="272727"/>
-    </w:rPr>
-  </w:style>
-  <w:style w:type="character" w:styleId="TitleChar" w:customStyle="1">
-    <w:name w:val="Title Char"/>
-    <w:basedOn w:val="DefaultParagraphFont"/>
-    <w:link w:val="Title"/>
-    <w:uiPriority w:val="10"/>
-    <w:rsid w:val="00ba56b8"/>
-    <w:rPr>
-      <w:rFonts w:ascii="Aptos Display" w:hAnsi="Aptos Display" w:eastAsia="" w:cs="" w:asciiTheme="majorHAnsi" w:cstheme="majorBidi" w:eastAsiaTheme="majorEastAsia" w:hAnsiTheme="majorHAnsi"/>
-      <w:spacing w:val="-10"/>
-      <w:kern w:val="2"/>
-      <w:sz w:val="56"/>
-      <w:szCs w:val="56"/>
-    </w:rPr>
-  </w:style>
-  <w:style w:type="character" w:styleId="SubtitleChar" w:customStyle="1">
-    <w:name w:val="Subtitle Char"/>
-    <w:basedOn w:val="DefaultParagraphFont"/>
-    <w:link w:val="Subtitle"/>
-    <w:uiPriority w:val="11"/>
-    <w:rsid w:val="00ba56b8"/>
-    <w:rPr>
-      <w:rFonts w:eastAsia="" w:cs="" w:cstheme="majorBidi" w:eastAsiaTheme="majorEastAsia"/>
-      <w:color w:themeColor="text1" w:themeTint="a6" w:val="595959"/>
-      <w:spacing w:val="15"/>
-      <w:sz w:val="28"/>
-      <w:szCs w:val="28"/>
-    </w:rPr>
-  </w:style>
-  <w:style w:type="character" w:styleId="QuoteChar" w:customStyle="1">
-    <w:name w:val="Quote Char"/>
-    <w:basedOn w:val="DefaultParagraphFont"/>
-    <w:link w:val="Quote"/>
-    <w:uiPriority w:val="29"/>
-    <w:rsid w:val="00ba56b8"/>
-    <w:rPr>
-      <w:i/>
-      <w:iCs/>
-      <w:color w:themeColor="text1" w:themeTint="bf" w:val="404040"/>
-    </w:rPr>
-  </w:style>
-  <w:style w:type="character" w:styleId="IntenseEmphasis">
-    <w:name w:val="Intense Emphasis"/>
-    <w:basedOn w:val="DefaultParagraphFont"/>
-    <w:uiPriority w:val="21"/>
-    <w:qFormat/>
-    <w:rsid w:val="00ba56b8"/>
-    <w:rPr>
-      <w:i/>
-      <w:iCs/>
-      <w:color w:themeColor="accent1" w:themeShade="bf" w:val="0F4761"/>
-    </w:rPr>
-  </w:style>
-  <w:style w:type="character" w:styleId="IntenseQuoteChar" w:customStyle="1">
-    <w:name w:val="Intense Quote Char"/>
-    <w:basedOn w:val="DefaultParagraphFont"/>
-    <w:link w:val="IntenseQuote"/>
-    <w:uiPriority w:val="30"/>
-    <w:rsid w:val="00ba56b8"/>
-    <w:rPr>
-      <w:i/>
-      <w:iCs/>
-      <w:color w:themeColor="accent1" w:themeShade="bf" w:val="0F4761"/>
-    </w:rPr>
-  </w:style>
-  <w:style w:type="character" w:styleId="IntenseReference">
-    <w:name w:val="Intense Reference"/>
-    <w:basedOn w:val="DefaultParagraphFont"/>
-    <w:uiPriority w:val="32"/>
-    <w:qFormat/>
-    <w:rsid w:val="00ba56b8"/>
-    <w:rPr>
-      <w:b/>
-      <w:bCs/>
-      <w:smallCaps/>
-      <w:color w:themeColor="accent1" w:themeShade="bf" w:val="0F4761"/>
-      <w:spacing w:val="5"/>
-    </w:rPr>
-  </w:style>
-  <w:style w:type="paragraph" w:styleId="Heading" w:customStyle="1">
-    <w:name w:val="Heading"/>
-    <w:basedOn w:val="Normal"/>
-    <w:next w:val="BodyText"/>
-    <w:pPr>
-      <w:keepNext w:val="true"/>
-      <w:spacing w:before="240" w:after="120"/>
-    </w:pPr>
-    <w:rPr>
-      <w:rFonts w:ascii="Liberation Sans" w:hAnsi="Liberation Sans" w:eastAsia="Microsoft YaHei" w:cs="Lucida Sans"/>
-      <w:sz w:val="28"/>
-      <w:szCs w:val="28"/>
-    </w:rPr>
-  </w:style>
-  <w:style w:type="paragraph" w:styleId="BodyText">
-    <w:name w:val="Body Text"/>
-    <w:basedOn w:val="Normal"/>
-    <w:pPr>
-      <w:spacing w:lineRule="auto" w:line="276" w:before="0" w:after="140"/>
-    </w:pPr>
-    <w:rPr/>
-  </w:style>
-  <w:style w:type="paragraph" w:styleId="List">
-    <w:name w:val="List"/>
-    <w:basedOn w:val="BodyText"/>
-    <w:pPr/>
-    <w:rPr>
-      <w:rFonts w:cs="Lucida Sans"/>
-    </w:rPr>
-  </w:style>
-  <w:style w:type="paragraph" w:styleId="Caption">
-    <w:name w:val="caption"/>
-    <w:basedOn w:val="Normal"/>
-    <w:pPr>
-      <w:suppressLineNumbers/>
-      <w:spacing w:before="120" w:after="120"/>
-    </w:pPr>
-    <w:rPr>
-      <w:rFonts w:cs="Lucida Sans"/>
-      <w:i/>
-      <w:iCs/>
-    </w:rPr>
-  </w:style>
-  <w:style w:type="paragraph" w:styleId="Index" w:customStyle="1">
-    <w:name w:val="Index"/>
-    <w:basedOn w:val="Normal"/>
-    <w:pPr>
-      <w:suppressLineNumbers/>
-    </w:pPr>
-    <w:rPr>
-      <w:rFonts w:cs="Lucida Sans"/>
-    </w:rPr>
-  </w:style>
-  <w:style w:type="paragraph" w:styleId="Title">
-    <w:name w:val="Title"/>
-    <w:basedOn w:val="Normal"/>
-    <w:next w:val="Normal"/>
-    <w:link w:val="TitleChar"/>
-    <w:uiPriority w:val="10"/>
-    <w:qFormat/>
-    <w:rsid w:val="00ba56b8"/>
-    <w:pPr>
-      <w:spacing w:lineRule="auto" w:line="240" w:before="0" w:after="80"/>
-      <w:contextualSpacing/>
-    </w:pPr>
-    <w:rPr>
-      <w:rFonts w:ascii="Aptos Display" w:hAnsi="Aptos Display" w:eastAsia="" w:cs="" w:asciiTheme="majorHAnsi" w:cstheme="majorBidi" w:eastAsiaTheme="majorEastAsia" w:hAnsiTheme="majorHAnsi"/>
-      <w:spacing w:val="-10"/>
-      <w:kern w:val="2"/>
-      <w:sz w:val="56"/>
-      <w:szCs w:val="56"/>
-      <w:lang w:eastAsia="en-US"/>
-      <w14:ligatures w14:val="standardContextual"/>
-    </w:rPr>
-  </w:style>
-  <w:style w:type="paragraph" w:styleId="Subtitle">
-    <w:name w:val="Subtitle"/>
-    <w:basedOn w:val="Normal"/>
-    <w:next w:val="Normal"/>
-    <w:link w:val="SubtitleChar"/>
-    <w:uiPriority w:val="11"/>
-    <w:qFormat/>
-    <w:rsid w:val="00ba56b8"/>
-    <w:pPr/>
-    <w:rPr>
-      <w:rFonts w:eastAsia="" w:cs="" w:cstheme="majorBidi" w:eastAsiaTheme="majorEastAsia"/>
-      <w:color w:themeColor="text1" w:themeTint="a6" w:val="595959"/>
-      <w:spacing w:val="15"/>
-      <w:kern w:val="2"/>
-      <w:sz w:val="28"/>
-      <w:szCs w:val="28"/>
-      <w:lang w:eastAsia="en-US"/>
-      <w14:ligatures w14:val="standardContextual"/>
-    </w:rPr>
-  </w:style>
-  <w:style w:type="paragraph" w:styleId="Quote">
-    <w:name w:val="Quote"/>
-    <w:basedOn w:val="Normal"/>
-    <w:next w:val="Normal"/>
-    <w:link w:val="QuoteChar"/>
-    <w:uiPriority w:val="29"/>
-    <w:qFormat/>
-    <w:rsid w:val="00ba56b8"/>
-    <w:pPr>
-      <w:spacing w:before="160" w:after="160"/>
-      <w:jc w:val="center"/>
-    </w:pPr>
-    <w:rPr>
-      <w:rFonts w:eastAsia="Aptos" w:eastAsiaTheme="minorHAnsi"/>
-      <w:i/>
-      <w:iCs/>
-      <w:color w:themeColor="text1" w:themeTint="bf" w:val="404040"/>
-      <w:kern w:val="2"/>
-      <w:lang w:eastAsia="en-US"/>
-      <w14:ligatures w14:val="standardContextual"/>
-    </w:rPr>
-  </w:style>
-  <w:style w:type="paragraph" w:styleId="ListParagraph">
-    <w:name w:val="List Paragraph"/>
-    <w:basedOn w:val="Normal"/>
-    <w:uiPriority w:val="34"/>
-    <w:qFormat/>
-    <w:rsid w:val="00ba56b8"/>
-    <w:pPr>
-      <w:spacing w:before="0" w:after="160"/>
-      <w:ind w:start="720"/>
-      <w:contextualSpacing/>
-    </w:pPr>
-    <w:rPr>
-      <w:rFonts w:eastAsia="Aptos" w:eastAsiaTheme="minorHAnsi"/>
-      <w:kern w:val="2"/>
-      <w:lang w:eastAsia="en-US"/>
-      <w14:ligatures w14:val="standardContextual"/>
-    </w:rPr>
-  </w:style>
-  <w:style w:type="paragraph" w:styleId="IntenseQuote">
-    <w:name w:val="Intense Quote"/>
-    <w:basedOn w:val="Normal"/>
-    <w:next w:val="Normal"/>
-    <w:link w:val="IntenseQuoteChar"/>
-    <w:uiPriority w:val="30"/>
-    <w:qFormat/>
-    <w:rsid w:val="00ba56b8"/>
-    <w:pPr>
-      <w:pBdr>
-        <w:top w:val="single" w:sz="4" w:space="10" w:color="0F4761" w:themeColor="accent1" w:themeShade="bf"/>
-        <w:bottom w:val="single" w:sz="4" w:space="10" w:color="0F4761" w:themeColor="accent1" w:themeShade="bf"/>
-      </w:pBdr>
-      <w:spacing w:before="360" w:after="360"/>
-      <w:ind w:start="864" w:end="864"/>
-      <w:jc w:val="center"/>
-    </w:pPr>
-    <w:rPr>
-      <w:rFonts w:eastAsia="Aptos" w:eastAsiaTheme="minorHAnsi"/>
-      <w:i/>
-      <w:iCs/>
-      <w:color w:themeColor="accent1" w:themeShade="bf" w:val="0F4761"/>
-      <w:kern w:val="2"/>
-      <w:lang w:eastAsia="en-US"/>
-      <w14:ligatures w14:val="standardContextual"/>
-    </w:rPr>
-  </w:style>
-  <w:style w:type="paragraph" w:styleId="normal1" w:customStyle="1">
-    <w:name w:val="normal1"/>
-    <w:pPr>
-      <w:widowControl/>
-      <w:suppressAutoHyphens w:val="true"/>
-      <w:bidi w:val="0"/>
-      <w:spacing w:lineRule="auto" w:line="278" w:before="0" w:after="160"/>
-      <w:jc w:val="start"/>
-    </w:pPr>
-    <w:rPr>
-      <w:rFonts w:ascii="Aptos" w:hAnsi="Aptos" w:eastAsia="Aptos" w:cs="" w:asciiTheme="minorHAnsi" w:cstheme="minorBidi" w:eastAsiaTheme="minorHAnsi" w:hAnsiTheme="minorHAnsi"/>
-      <w:color w:val="auto"/>
-      <w:kern w:val="2"/>
-      <w:sz w:val="24"/>
-      <w:szCs w:val="24"/>
-      <w:lang w:val="en-US" w:eastAsia="en-US" w:bidi="ar-SA"/>
-      <w14:ligatures w14:val="standardContextual"/>
-    </w:rPr>
-  </w:style>
-  <w:style w:type="paragraph" w:styleId="normal111" w:customStyle="1">
-    <w:name w:val="normal111"/>
-    <w:pPr>
-      <w:widowControl/>
-      <w:suppressAutoHyphens w:val="true"/>
-      <w:bidi w:val="0"/>
-      <w:spacing w:lineRule="auto" w:line="278" w:before="0" w:after="160"/>
-      <w:jc w:val="start"/>
-    </w:pPr>
-    <w:rPr>
-      <w:rFonts w:ascii="Aptos" w:hAnsi="Aptos" w:eastAsia="Aptos" w:cs="Aptos" w:asciiTheme="minorHAnsi" w:eastAsiaTheme="minorHAnsi" w:hAnsiTheme="minorHAnsi"/>
-      <w:color w:val="auto"/>
-      <w:kern w:val="0"/>
-      <w:sz w:val="24"/>
-      <w:szCs w:val="24"/>
-      <w:lang w:val="en-US" w:eastAsia="zh-CN" w:bidi="hi-IN"/>
-      <w14:ligatures w14:val="standardContextual"/>
-    </w:rPr>
-  </w:style>
-  <w:style w:type="paragraph" w:styleId="normal1111">
-    <w:name w:val="normal1111"/>
-    <w:pPr>
-      <w:widowControl/>
-      <w:suppressAutoHyphens w:val="true"/>
-      <w:bidi w:val="0"/>
-      <w:spacing w:lineRule="auto" w:line="278" w:before="0" w:after="160"/>
-      <w:jc w:val="start"/>
-    </w:pPr>
-    <w:rPr>
-      <w:rFonts w:ascii="Aptos" w:hAnsi="Aptos" w:eastAsia="Aptos" w:cs="Aptos"/>
-      <w:color w:val="auto"/>
-      <w:kern w:val="0"/>
-      <w:sz w:val="24"/>
-      <w:szCs w:val="24"/>
-      <w:lang w:val="en-US" w:eastAsia="zh-CN" w:bidi="hi-IN"/>
-    </w:rPr>
-  </w:style>
-  <w:style w:type="numbering" w:styleId="NoList" w:default="1">
-    <w:name w:val="No List"/>
-    <w:uiPriority w:val="99"/>
     <w:semiHidden/>
     <w:unhideWhenUsed/>
   </w:style>
@@ -1303,6 +927,7 @@
     <w:semiHidden/>
     <w:unhideWhenUsed/>
     <w:tblPr>
+      <w:tblInd w:w="0" w:type="dxa"/>
       <w:tblCellMar>
         <w:top w:w="0" w:type="dxa"/>
         <w:left w:w="108" w:type="dxa"/>
@@ -1311,11 +936,400 @@
       </w:tblCellMar>
     </w:tblPr>
   </w:style>
+  <w:style w:type="numbering" w:default="1" w:styleId="NoList">
+    <w:name w:val="No List"/>
+    <w:uiPriority w:val="99"/>
+    <w:semiHidden/>
+    <w:unhideWhenUsed/>
+  </w:style>
+  <w:style w:type="character" w:customStyle="1" w:styleId="Heading1Char">
+    <w:name w:val="Heading 1 Char"/>
+    <w:basedOn w:val="DefaultParagraphFont"/>
+    <w:link w:val="Heading1"/>
+    <w:uiPriority w:val="9"/>
+    <w:rsid w:val="00BA56B8"/>
+    <w:rPr>
+      <w:rFonts w:asciiTheme="majorHAnsi" w:eastAsiaTheme="majorEastAsia" w:hAnsiTheme="majorHAnsi" w:cstheme="majorBidi"/>
+      <w:color w:val="0F4761" w:themeColor="accent1" w:themeShade="BF"/>
+      <w:sz w:val="40"/>
+      <w:szCs w:val="40"/>
+    </w:rPr>
+  </w:style>
+  <w:style w:type="character" w:customStyle="1" w:styleId="Heading2Char">
+    <w:name w:val="Heading 2 Char"/>
+    <w:basedOn w:val="DefaultParagraphFont"/>
+    <w:link w:val="Heading2"/>
+    <w:uiPriority w:val="9"/>
+    <w:semiHidden/>
+    <w:rsid w:val="00BA56B8"/>
+    <w:rPr>
+      <w:rFonts w:asciiTheme="majorHAnsi" w:eastAsiaTheme="majorEastAsia" w:hAnsiTheme="majorHAnsi" w:cstheme="majorBidi"/>
+      <w:color w:val="0F4761" w:themeColor="accent1" w:themeShade="BF"/>
+      <w:sz w:val="32"/>
+      <w:szCs w:val="32"/>
+    </w:rPr>
+  </w:style>
+  <w:style w:type="character" w:customStyle="1" w:styleId="Heading3Char">
+    <w:name w:val="Heading 3 Char"/>
+    <w:basedOn w:val="DefaultParagraphFont"/>
+    <w:link w:val="Heading3"/>
+    <w:uiPriority w:val="9"/>
+    <w:semiHidden/>
+    <w:rsid w:val="00BA56B8"/>
+    <w:rPr>
+      <w:rFonts w:eastAsiaTheme="majorEastAsia" w:cstheme="majorBidi"/>
+      <w:color w:val="0F4761" w:themeColor="accent1" w:themeShade="BF"/>
+      <w:sz w:val="28"/>
+      <w:szCs w:val="28"/>
+    </w:rPr>
+  </w:style>
+  <w:style w:type="character" w:customStyle="1" w:styleId="Heading4Char">
+    <w:name w:val="Heading 4 Char"/>
+    <w:basedOn w:val="DefaultParagraphFont"/>
+    <w:link w:val="Heading4"/>
+    <w:uiPriority w:val="9"/>
+    <w:semiHidden/>
+    <w:rsid w:val="00BA56B8"/>
+    <w:rPr>
+      <w:rFonts w:eastAsiaTheme="majorEastAsia" w:cstheme="majorBidi"/>
+      <w:i/>
+      <w:iCs/>
+      <w:color w:val="0F4761" w:themeColor="accent1" w:themeShade="BF"/>
+    </w:rPr>
+  </w:style>
+  <w:style w:type="character" w:customStyle="1" w:styleId="Heading5Char">
+    <w:name w:val="Heading 5 Char"/>
+    <w:basedOn w:val="DefaultParagraphFont"/>
+    <w:link w:val="Heading5"/>
+    <w:uiPriority w:val="9"/>
+    <w:semiHidden/>
+    <w:rsid w:val="00BA56B8"/>
+    <w:rPr>
+      <w:rFonts w:eastAsiaTheme="majorEastAsia" w:cstheme="majorBidi"/>
+      <w:color w:val="0F4761" w:themeColor="accent1" w:themeShade="BF"/>
+    </w:rPr>
+  </w:style>
+  <w:style w:type="character" w:customStyle="1" w:styleId="Heading6Char">
+    <w:name w:val="Heading 6 Char"/>
+    <w:basedOn w:val="DefaultParagraphFont"/>
+    <w:link w:val="Heading6"/>
+    <w:uiPriority w:val="9"/>
+    <w:semiHidden/>
+    <w:rsid w:val="00BA56B8"/>
+    <w:rPr>
+      <w:rFonts w:eastAsiaTheme="majorEastAsia" w:cstheme="majorBidi"/>
+      <w:i/>
+      <w:iCs/>
+      <w:color w:val="595959" w:themeColor="text1" w:themeTint="A6"/>
+    </w:rPr>
+  </w:style>
+  <w:style w:type="character" w:customStyle="1" w:styleId="Heading7Char">
+    <w:name w:val="Heading 7 Char"/>
+    <w:basedOn w:val="DefaultParagraphFont"/>
+    <w:link w:val="Heading7"/>
+    <w:uiPriority w:val="9"/>
+    <w:semiHidden/>
+    <w:rsid w:val="00BA56B8"/>
+    <w:rPr>
+      <w:rFonts w:eastAsiaTheme="majorEastAsia" w:cstheme="majorBidi"/>
+      <w:color w:val="595959" w:themeColor="text1" w:themeTint="A6"/>
+    </w:rPr>
+  </w:style>
+  <w:style w:type="character" w:customStyle="1" w:styleId="Heading8Char">
+    <w:name w:val="Heading 8 Char"/>
+    <w:basedOn w:val="DefaultParagraphFont"/>
+    <w:link w:val="Heading8"/>
+    <w:uiPriority w:val="9"/>
+    <w:semiHidden/>
+    <w:rsid w:val="00BA56B8"/>
+    <w:rPr>
+      <w:rFonts w:eastAsiaTheme="majorEastAsia" w:cstheme="majorBidi"/>
+      <w:i/>
+      <w:iCs/>
+      <w:color w:val="272727" w:themeColor="text1" w:themeTint="D8"/>
+    </w:rPr>
+  </w:style>
+  <w:style w:type="character" w:customStyle="1" w:styleId="Heading9Char">
+    <w:name w:val="Heading 9 Char"/>
+    <w:basedOn w:val="DefaultParagraphFont"/>
+    <w:link w:val="Heading9"/>
+    <w:uiPriority w:val="9"/>
+    <w:semiHidden/>
+    <w:rsid w:val="00BA56B8"/>
+    <w:rPr>
+      <w:rFonts w:eastAsiaTheme="majorEastAsia" w:cstheme="majorBidi"/>
+      <w:color w:val="272727" w:themeColor="text1" w:themeTint="D8"/>
+    </w:rPr>
+  </w:style>
+  <w:style w:type="character" w:customStyle="1" w:styleId="TitleChar">
+    <w:name w:val="Title Char"/>
+    <w:basedOn w:val="DefaultParagraphFont"/>
+    <w:link w:val="Title"/>
+    <w:uiPriority w:val="10"/>
+    <w:rsid w:val="00BA56B8"/>
+    <w:rPr>
+      <w:rFonts w:asciiTheme="majorHAnsi" w:eastAsiaTheme="majorEastAsia" w:hAnsiTheme="majorHAnsi" w:cstheme="majorBidi"/>
+      <w:spacing w:val="-10"/>
+      <w:kern w:val="2"/>
+      <w:sz w:val="56"/>
+      <w:szCs w:val="56"/>
+    </w:rPr>
+  </w:style>
+  <w:style w:type="character" w:customStyle="1" w:styleId="SubtitleChar">
+    <w:name w:val="Subtitle Char"/>
+    <w:basedOn w:val="DefaultParagraphFont"/>
+    <w:link w:val="Subtitle"/>
+    <w:uiPriority w:val="11"/>
+    <w:rsid w:val="00BA56B8"/>
+    <w:rPr>
+      <w:rFonts w:eastAsiaTheme="majorEastAsia" w:cstheme="majorBidi"/>
+      <w:color w:val="595959" w:themeColor="text1" w:themeTint="A6"/>
+      <w:spacing w:val="15"/>
+      <w:sz w:val="28"/>
+      <w:szCs w:val="28"/>
+    </w:rPr>
+  </w:style>
+  <w:style w:type="character" w:customStyle="1" w:styleId="QuoteChar">
+    <w:name w:val="Quote Char"/>
+    <w:basedOn w:val="DefaultParagraphFont"/>
+    <w:link w:val="Quote"/>
+    <w:uiPriority w:val="29"/>
+    <w:rsid w:val="00BA56B8"/>
+    <w:rPr>
+      <w:i/>
+      <w:iCs/>
+      <w:color w:val="404040" w:themeColor="text1" w:themeTint="BF"/>
+    </w:rPr>
+  </w:style>
+  <w:style w:type="character" w:styleId="IntenseEmphasis">
+    <w:name w:val="Intense Emphasis"/>
+    <w:basedOn w:val="DefaultParagraphFont"/>
+    <w:uiPriority w:val="21"/>
+    <w:qFormat/>
+    <w:rsid w:val="00BA56B8"/>
+    <w:rPr>
+      <w:i/>
+      <w:iCs/>
+      <w:color w:val="0F4761" w:themeColor="accent1" w:themeShade="BF"/>
+    </w:rPr>
+  </w:style>
+  <w:style w:type="character" w:customStyle="1" w:styleId="IntenseQuoteChar">
+    <w:name w:val="Intense Quote Char"/>
+    <w:basedOn w:val="DefaultParagraphFont"/>
+    <w:link w:val="IntenseQuote"/>
+    <w:uiPriority w:val="30"/>
+    <w:rsid w:val="00BA56B8"/>
+    <w:rPr>
+      <w:i/>
+      <w:iCs/>
+      <w:color w:val="0F4761" w:themeColor="accent1" w:themeShade="BF"/>
+    </w:rPr>
+  </w:style>
+  <w:style w:type="character" w:styleId="IntenseReference">
+    <w:name w:val="Intense Reference"/>
+    <w:basedOn w:val="DefaultParagraphFont"/>
+    <w:uiPriority w:val="32"/>
+    <w:qFormat/>
+    <w:rsid w:val="00BA56B8"/>
+    <w:rPr>
+      <w:b/>
+      <w:bCs/>
+      <w:smallCaps/>
+      <w:color w:val="0F4761" w:themeColor="accent1" w:themeShade="BF"/>
+      <w:spacing w:val="5"/>
+    </w:rPr>
+  </w:style>
+  <w:style w:type="paragraph" w:customStyle="1" w:styleId="Heading">
+    <w:name w:val="Heading"/>
+    <w:basedOn w:val="Normal"/>
+    <w:next w:val="BodyText"/>
+    <w:pPr>
+      <w:keepNext/>
+      <w:spacing w:before="240" w:after="120"/>
+    </w:pPr>
+    <w:rPr>
+      <w:rFonts w:ascii="Liberation Sans" w:eastAsia="Microsoft YaHei" w:hAnsi="Liberation Sans" w:cs="Lucida Sans"/>
+      <w:sz w:val="28"/>
+      <w:szCs w:val="28"/>
+    </w:rPr>
+  </w:style>
+  <w:style w:type="paragraph" w:styleId="BodyText">
+    <w:name w:val="Body Text"/>
+    <w:basedOn w:val="Normal"/>
+    <w:pPr>
+      <w:spacing w:after="140" w:line="276" w:lineRule="auto"/>
+    </w:pPr>
+  </w:style>
+  <w:style w:type="paragraph" w:styleId="List">
+    <w:name w:val="List"/>
+    <w:basedOn w:val="BodyText"/>
+    <w:rPr>
+      <w:rFonts w:cs="Lucida Sans"/>
+    </w:rPr>
+  </w:style>
+  <w:style w:type="paragraph" w:styleId="Caption">
+    <w:name w:val="caption"/>
+    <w:basedOn w:val="Normal"/>
+    <w:pPr>
+      <w:suppressLineNumbers/>
+      <w:spacing w:before="120" w:after="120"/>
+    </w:pPr>
+    <w:rPr>
+      <w:rFonts w:cs="Lucida Sans"/>
+      <w:i/>
+      <w:iCs/>
+    </w:rPr>
+  </w:style>
+  <w:style w:type="paragraph" w:customStyle="1" w:styleId="Index">
+    <w:name w:val="Index"/>
+    <w:basedOn w:val="Normal"/>
+    <w:pPr>
+      <w:suppressLineNumbers/>
+    </w:pPr>
+    <w:rPr>
+      <w:rFonts w:cs="Lucida Sans"/>
+    </w:rPr>
+  </w:style>
+  <w:style w:type="paragraph" w:styleId="Title">
+    <w:name w:val="Title"/>
+    <w:basedOn w:val="Normal"/>
+    <w:next w:val="Normal"/>
+    <w:link w:val="TitleChar"/>
+    <w:uiPriority w:val="10"/>
+    <w:qFormat/>
+    <w:rsid w:val="00BA56B8"/>
+    <w:pPr>
+      <w:spacing w:after="80" w:line="240" w:lineRule="auto"/>
+      <w:contextualSpacing/>
+    </w:pPr>
+    <w:rPr>
+      <w:rFonts w:asciiTheme="majorHAnsi" w:eastAsiaTheme="majorEastAsia" w:hAnsiTheme="majorHAnsi" w:cstheme="majorBidi"/>
+      <w:spacing w:val="-10"/>
+      <w:kern w:val="2"/>
+      <w:sz w:val="56"/>
+      <w:szCs w:val="56"/>
+      <w:lang w:eastAsia="en-US"/>
+      <w14:ligatures w14:val="standardContextual"/>
+    </w:rPr>
+  </w:style>
+  <w:style w:type="paragraph" w:styleId="Subtitle">
+    <w:name w:val="Subtitle"/>
+    <w:basedOn w:val="Normal"/>
+    <w:next w:val="Normal"/>
+    <w:link w:val="SubtitleChar"/>
+    <w:uiPriority w:val="11"/>
+    <w:qFormat/>
+    <w:rsid w:val="00BA56B8"/>
+    <w:rPr>
+      <w:rFonts w:eastAsiaTheme="majorEastAsia" w:cstheme="majorBidi"/>
+      <w:color w:val="595959" w:themeColor="text1" w:themeTint="A6"/>
+      <w:spacing w:val="15"/>
+      <w:kern w:val="2"/>
+      <w:sz w:val="28"/>
+      <w:szCs w:val="28"/>
+      <w:lang w:eastAsia="en-US"/>
+      <w14:ligatures w14:val="standardContextual"/>
+    </w:rPr>
+  </w:style>
+  <w:style w:type="paragraph" w:styleId="Quote">
+    <w:name w:val="Quote"/>
+    <w:basedOn w:val="Normal"/>
+    <w:next w:val="Normal"/>
+    <w:link w:val="QuoteChar"/>
+    <w:uiPriority w:val="29"/>
+    <w:qFormat/>
+    <w:rsid w:val="00BA56B8"/>
+    <w:pPr>
+      <w:spacing w:before="160"/>
+      <w:jc w:val="center"/>
+    </w:pPr>
+    <w:rPr>
+      <w:rFonts w:eastAsiaTheme="minorHAnsi"/>
+      <w:i/>
+      <w:iCs/>
+      <w:color w:val="404040" w:themeColor="text1" w:themeTint="BF"/>
+      <w:kern w:val="2"/>
+      <w:lang w:eastAsia="en-US"/>
+      <w14:ligatures w14:val="standardContextual"/>
+    </w:rPr>
+  </w:style>
+  <w:style w:type="paragraph" w:styleId="ListParagraph">
+    <w:name w:val="List Paragraph"/>
+    <w:basedOn w:val="Normal"/>
+    <w:uiPriority w:val="34"/>
+    <w:qFormat/>
+    <w:rsid w:val="00BA56B8"/>
+    <w:pPr>
+      <w:ind w:left="720"/>
+      <w:contextualSpacing/>
+    </w:pPr>
+    <w:rPr>
+      <w:rFonts w:eastAsiaTheme="minorHAnsi"/>
+      <w:kern w:val="2"/>
+      <w:lang w:eastAsia="en-US"/>
+      <w14:ligatures w14:val="standardContextual"/>
+    </w:rPr>
+  </w:style>
+  <w:style w:type="paragraph" w:styleId="IntenseQuote">
+    <w:name w:val="Intense Quote"/>
+    <w:basedOn w:val="Normal"/>
+    <w:next w:val="Normal"/>
+    <w:link w:val="IntenseQuoteChar"/>
+    <w:uiPriority w:val="30"/>
+    <w:qFormat/>
+    <w:rsid w:val="00BA56B8"/>
+    <w:pPr>
+      <w:pBdr>
+        <w:top w:val="single" w:sz="4" w:space="10" w:color="0F4761" w:themeColor="accent1" w:themeShade="BF"/>
+        <w:bottom w:val="single" w:sz="4" w:space="10" w:color="0F4761" w:themeColor="accent1" w:themeShade="BF"/>
+      </w:pBdr>
+      <w:spacing w:before="360" w:after="360"/>
+      <w:ind w:left="864" w:right="864"/>
+      <w:jc w:val="center"/>
+    </w:pPr>
+    <w:rPr>
+      <w:rFonts w:eastAsiaTheme="minorHAnsi"/>
+      <w:i/>
+      <w:iCs/>
+      <w:color w:val="0F4761" w:themeColor="accent1" w:themeShade="BF"/>
+      <w:kern w:val="2"/>
+      <w:lang w:eastAsia="en-US"/>
+      <w14:ligatures w14:val="standardContextual"/>
+    </w:rPr>
+  </w:style>
+  <w:style w:type="paragraph" w:customStyle="1" w:styleId="normal1">
+    <w:name w:val="normal1"/>
+    <w:pPr>
+      <w:spacing w:after="160" w:line="278" w:lineRule="auto"/>
+    </w:pPr>
+  </w:style>
+  <w:style w:type="paragraph" w:customStyle="1" w:styleId="normal111">
+    <w:name w:val="normal111"/>
+    <w:pPr>
+      <w:spacing w:after="160" w:line="278" w:lineRule="auto"/>
+    </w:pPr>
+    <w:rPr>
+      <w:rFonts w:cs="Aptos"/>
+      <w:kern w:val="0"/>
+      <w:lang w:eastAsia="zh-CN" w:bidi="hi-IN"/>
+    </w:rPr>
+  </w:style>
+  <w:style w:type="paragraph" w:customStyle="1" w:styleId="normal1111">
+    <w:name w:val="normal1111"/>
+    <w:pPr>
+      <w:spacing w:after="160" w:line="278" w:lineRule="auto"/>
+    </w:pPr>
+    <w:rPr>
+      <w:rFonts w:ascii="Aptos" w:eastAsia="Aptos" w:hAnsi="Aptos" w:cs="Aptos"/>
+      <w:kern w:val="0"/>
+      <w:lang w:eastAsia="zh-CN" w:bidi="hi-IN"/>
+    </w:rPr>
+  </w:style>
 </w:styles>
 </file>
 
 <file path=word/theme/theme1.xml><?xml version="1.0" encoding="utf-8"?>
-<a:theme xmlns:a="http://schemas.openxmlformats.org/drawingml/2006/main" xmlns:r="http://schemas.openxmlformats.org/officeDocument/2006/relationships" name="Office Theme">
+<a:theme xmlns:a="http://schemas.openxmlformats.org/drawingml/2006/main" name="Office Theme">
   <a:themeElements>
     <a:clrScheme name="Office">
       <a:dk1>
@@ -1357,7 +1371,7 @@
     </a:clrScheme>
     <a:fontScheme name="Office">
       <a:majorFont>
-        <a:latin typeface="Aptos Display" panose="02110004020202020204" pitchFamily="0" charset="1"/>
+        <a:latin typeface="Aptos Display" panose="02110004020202020204"/>
         <a:ea typeface=""/>
         <a:cs typeface=""/>
         <a:font script="Jpan" typeface="游ゴシック Light"/>
@@ -1409,7 +1423,7 @@
         <a:font script="Tfng" typeface="Ebrima"/>
       </a:majorFont>
       <a:minorFont>
-        <a:latin typeface="Aptos" panose="02110004020202020204" pitchFamily="0" charset="1"/>
+        <a:latin typeface="Aptos" panose="02110004020202020204"/>
         <a:ea typeface=""/>
         <a:cs typeface=""/>
         <a:font script="Jpan" typeface="游ゴシック"/>
@@ -1488,7 +1502,7 @@
             </a:gs>
           </a:gsLst>
           <a:lin ang="5400000" scaled="0"/>
-          <a:tileRect l="0" t="0" r="0" b="0"/>
+          <a:tileRect/>
         </a:gradFill>
         <a:gradFill>
           <a:gsLst>
@@ -1512,7 +1526,7 @@
             </a:gs>
           </a:gsLst>
           <a:lin ang="5400000" scaled="0"/>
-          <a:tileRect l="0" t="0" r="0" b="0"/>
+          <a:tileRect/>
         </a:gradFill>
       </a:fillStyleLst>
       <a:lnStyleLst>
@@ -1572,10 +1586,12 @@
             </a:gs>
           </a:gsLst>
           <a:lin ang="5400000" scaled="0"/>
-          <a:tileRect l="0" t="0" r="0" b="0"/>
+          <a:tileRect/>
         </a:gradFill>
       </a:bgFillStyleLst>
     </a:fmtScheme>
   </a:themeElements>
+  <a:objectDefaults/>
+  <a:extraClrSchemeLst/>
 </a:theme>
 </file>
--- a/docs/working.docx
+++ b/docs/working.docx
@@ -8,39 +8,7 @@
         <w:spacing w:line="240" w:lineRule="auto"/>
       </w:pPr>
       <w:r>
-        <w:t xml:space="preserve">Emery stepped up beside the hole and looked down. Aimed as it was toward the footpath, the digger’s spotlight cast only a raking light over the lip of Adam Edwards’ grave and did not penetrate the freshly dug pit. Emery looked for a bottom but all he could see was black. Even after all the </w:t>
-      </w:r>
-      <w:proofErr w:type="gramStart"/>
-      <w:r>
-        <w:t>time</w:t>
-      </w:r>
-      <w:proofErr w:type="gramEnd"/>
-      <w:r>
-        <w:t xml:space="preserve"> he’d spent thinking about how things had gone the last time, thinking about how the altar boy had fucked him. All the time spent ruminating on anger getting </w:t>
-      </w:r>
-      <w:proofErr w:type="gramStart"/>
-      <w:r>
-        <w:t>more and more</w:t>
-      </w:r>
-      <w:proofErr w:type="gramEnd"/>
-      <w:r>
-        <w:t xml:space="preserve"> pissed at himself and at Orrin for trusting Arthur in the first place. It certainly struck him funny that </w:t>
-      </w:r>
-      <w:proofErr w:type="gramStart"/>
-      <w:r>
-        <w:t>now here</w:t>
-      </w:r>
-      <w:proofErr w:type="gramEnd"/>
-      <w:r>
-        <w:t xml:space="preserve"> he was about to hop into an open grave on nothing other than Arthur’s word. Arthur’s </w:t>
-      </w:r>
-      <w:proofErr w:type="gramStart"/>
-      <w:r>
-        <w:t>word</w:t>
-      </w:r>
-      <w:proofErr w:type="gramEnd"/>
-      <w:r>
-        <w:t xml:space="preserve"> and some hope. A hope he hadn’t felt in almost 30 years. </w:t>
+        <w:t xml:space="preserve">Emery stepped up beside the hole and looked down. Aimed as it was toward the footpath, the digger’s spotlight cast only a raking light over the lip of Adam Edwards’ grave and did not penetrate the freshly dug pit. Emery looked for a bottom but all he could see was black. Even after all the time he’d spent thinking about how things had gone the last time, thinking about how the altar boy had fucked him. All the time spent ruminating on anger getting more and more pissed at himself and at Orrin for trusting Arthur in the first place. It certainly struck him funny that now here he was about to hop into an open grave on nothing other than Arthur’s word. Arthur’s word and some hope. A hope he hadn’t felt in almost 30 years. </w:t>
       </w:r>
     </w:p>
     <w:p>
@@ -88,15 +56,7 @@
         <w:t>The coffin lid opened in two parts. He</w:t>
       </w:r>
       <w:r>
-        <w:t xml:space="preserve">’d seen enough to know. First mom when he was 17. Then four years </w:t>
-      </w:r>
-      <w:proofErr w:type="gramStart"/>
-      <w:r>
-        <w:t>later when</w:t>
-      </w:r>
-      <w:proofErr w:type="gramEnd"/>
-      <w:r>
-        <w:t xml:space="preserve"> dad followed her. And then Orrin.</w:t>
+        <w:t>’d seen enough to know. First mom when he was 17. Then four years later when dad followed her. And then Orrin.</w:t>
       </w:r>
     </w:p>
     <w:p>
@@ -165,49 +125,7 @@
         <w:rPr>
           <w:color w:val="000000"/>
         </w:rPr>
-        <w:t xml:space="preserve">Still covering his face, Emery reached in, took hold of the bag </w:t>
-      </w:r>
-      <w:proofErr w:type="gramStart"/>
-      <w:r>
-        <w:rPr>
-          <w:color w:val="000000"/>
-        </w:rPr>
-        <w:t>by</w:t>
-      </w:r>
-      <w:proofErr w:type="gramEnd"/>
-      <w:r>
-        <w:rPr>
-          <w:color w:val="000000"/>
-        </w:rPr>
-        <w:t xml:space="preserve"> the knot tied </w:t>
-      </w:r>
-      <w:proofErr w:type="gramStart"/>
-      <w:r>
-        <w:rPr>
-          <w:color w:val="000000"/>
-        </w:rPr>
-        <w:t>into</w:t>
-      </w:r>
-      <w:proofErr w:type="gramEnd"/>
-      <w:r>
-        <w:rPr>
-          <w:color w:val="000000"/>
-        </w:rPr>
-        <w:t xml:space="preserve"> the top of it and managed to rattle the bag </w:t>
-      </w:r>
-      <w:proofErr w:type="gramStart"/>
-      <w:r>
-        <w:rPr>
-          <w:color w:val="000000"/>
-        </w:rPr>
-        <w:t>loose</w:t>
-      </w:r>
-      <w:proofErr w:type="gramEnd"/>
-      <w:r>
-        <w:rPr>
-          <w:color w:val="000000"/>
-        </w:rPr>
-        <w:t xml:space="preserve"> from Edwards’ ribcage. </w:t>
+        <w:t xml:space="preserve">Still covering his face, Emery reached in, took hold of the bag by the knot tied into the top of it and managed to rattle the bag loose from Edwards’ ribcage. </w:t>
       </w:r>
       <w:r>
         <w:rPr>
@@ -238,7 +156,49 @@
         <w:rPr>
           <w:color w:val="000000"/>
         </w:rPr>
-        <w:t xml:space="preserve"> The cabin spun. The arm extended. </w:t>
+        <w:t xml:space="preserve"> The cabin </w:t>
+      </w:r>
+      <w:r>
+        <w:rPr>
+          <w:color w:val="000000"/>
+        </w:rPr>
+        <w:t xml:space="preserve">whirred as it </w:t>
+      </w:r>
+      <w:r>
+        <w:rPr>
+          <w:color w:val="000000"/>
+        </w:rPr>
+        <w:t>spun. The arm</w:t>
+      </w:r>
+      <w:r>
+        <w:rPr>
+          <w:color w:val="000000"/>
+        </w:rPr>
+        <w:t xml:space="preserve"> coughed and</w:t>
+      </w:r>
+      <w:r>
+        <w:rPr>
+          <w:color w:val="000000"/>
+        </w:rPr>
+        <w:t xml:space="preserve"> extended.</w:t>
+      </w:r>
+      <w:r>
+        <w:rPr>
+          <w:color w:val="000000"/>
+        </w:rPr>
+        <w:t xml:space="preserve"> The digger’s scoop descended slowly into the hole beside Emery. It lowered to a point just below his hip and stopped. Emery hopped up into the scoop and sat legs dangling with the </w:t>
+      </w:r>
+      <w:r>
+        <w:rPr>
+          <w:color w:val="000000"/>
+        </w:rPr>
+        <w:t xml:space="preserve">heavy plastic bag in his lap. It smelled faintly of the late Adam Edwards. Arthur lifted Emery out of the hole and set him gently on the footpath – the guy really was a wizard with a digger.  </w:t>
+      </w:r>
+      <w:r>
+        <w:rPr>
+          <w:color w:val="000000"/>
+        </w:rPr>
+        <w:t xml:space="preserve"> </w:t>
       </w:r>
       <w:r>
         <w:rPr>

--- a/docs/working.docx
+++ b/docs/working.docx
@@ -1,249 +1,245 @@
 
 <file path=word/document.xml><?xml version="1.0" encoding="utf-8"?>
-<w:document xmlns:wpc="http://schemas.microsoft.com/office/word/2010/wordprocessingCanvas" xmlns:cx="http://schemas.microsoft.com/office/drawing/2014/chartex" xmlns:cx1="http://schemas.microsoft.com/office/drawing/2015/9/8/chartex" xmlns:cx2="http://schemas.microsoft.com/office/drawing/2015/10/21/chartex" xmlns:cx3="http://schemas.microsoft.com/office/drawing/2016/5/9/chartex" xmlns:cx4="http://schemas.microsoft.com/office/drawing/2016/5/10/chartex" xmlns:cx5="http://schemas.microsoft.com/office/drawing/2016/5/11/chartex" xmlns:cx6="http://schemas.microsoft.com/office/drawing/2016/5/12/chartex" xmlns:cx7="http://schemas.microsoft.com/office/drawing/2016/5/13/chartex" xmlns:cx8="http://schemas.microsoft.com/office/drawing/2016/5/14/chartex" xmlns:mc="http://schemas.openxmlformats.org/markup-compatibility/2006" xmlns:aink="http://schemas.microsoft.com/office/drawing/2016/ink" xmlns:am3d="http://schemas.microsoft.com/office/drawing/2017/model3d" xmlns:o="urn:schemas-microsoft-com:office:office" xmlns:oel="http://schemas.microsoft.com/office/2019/extlst" xmlns:r="http://schemas.openxmlformats.org/officeDocument/2006/relationships" xmlns:m="http://schemas.openxmlformats.org/officeDocument/2006/math" xmlns:v="urn:schemas-microsoft-com:vml" xmlns:wp14="http://schemas.microsoft.com/office/word/2010/wordprocessingDrawing" xmlns:wp="http://schemas.openxmlformats.org/drawingml/2006/wordprocessingDrawing" xmlns:w10="urn:schemas-microsoft-com:office:word" xmlns:w="http://schemas.openxmlformats.org/wordprocessingml/2006/main" xmlns:w14="http://schemas.microsoft.com/office/word/2010/wordml" xmlns:w15="http://schemas.microsoft.com/office/word/2012/wordml" xmlns:w16cex="http://schemas.microsoft.com/office/word/2018/wordml/cex" xmlns:w16cid="http://schemas.microsoft.com/office/word/2016/wordml/cid" xmlns:w16="http://schemas.microsoft.com/office/word/2018/wordml" xmlns:w16du="http://schemas.microsoft.com/office/word/2023/wordml/word16du" xmlns:w16sdtdh="http://schemas.microsoft.com/office/word/2020/wordml/sdtdatahash" xmlns:w16sdtfl="http://schemas.microsoft.com/office/word/2024/wordml/sdtformatlock" xmlns:w16se="http://schemas.microsoft.com/office/word/2015/wordml/symex" xmlns:wpg="http://schemas.microsoft.com/office/word/2010/wordprocessingGroup" xmlns:wpi="http://schemas.microsoft.com/office/word/2010/wordprocessingInk" xmlns:wne="http://schemas.microsoft.com/office/word/2006/wordml" xmlns:wps="http://schemas.microsoft.com/office/word/2010/wordprocessingShape" mc:Ignorable="w14 w15 w16se w16cid w16 w16cex w16sdtdh w16sdtfl w16du wp14">
+<w:document xmlns:o="urn:schemas-microsoft-com:office:office" xmlns:r="http://schemas.openxmlformats.org/officeDocument/2006/relationships" xmlns:v="urn:schemas-microsoft-com:vml" xmlns:w="http://schemas.openxmlformats.org/wordprocessingml/2006/main" xmlns:w10="urn:schemas-microsoft-com:office:word" xmlns:wp="http://schemas.openxmlformats.org/drawingml/2006/wordprocessingDrawing" xmlns:pic="http://schemas.openxmlformats.org/drawingml/2006/picture" xmlns:wps="http://schemas.microsoft.com/office/word/2010/wordprocessingShape" xmlns:wpg="http://schemas.microsoft.com/office/word/2010/wordprocessingGroup" xmlns:mc="http://schemas.openxmlformats.org/markup-compatibility/2006" xmlns:wp14="http://schemas.microsoft.com/office/word/2010/wordprocessingDrawing" xmlns:w14="http://schemas.microsoft.com/office/word/2010/wordml" xmlns:w15="http://schemas.microsoft.com/office/word/2012/wordml" mc:Ignorable="w14 wp14 w15">
   <w:body>
     <w:p>
       <w:pPr>
-        <w:pStyle w:val="normal1111"/>
-        <w:spacing w:line="240" w:lineRule="auto"/>
+        <w:pStyle w:val="normal111111"/>
+        <w:keepNext w:val="false"/>
+        <w:keepLines w:val="false"/>
+        <w:pageBreakBefore w:val="false"/>
+        <w:widowControl/>
+        <w:shd w:val="clear" w:fill="auto"/>
+        <w:spacing w:lineRule="auto" w:line="240" w:before="0" w:after="160"/>
+        <w:ind w:hanging="0" w:start="0" w:end="0"/>
+        <w:jc w:val="start"/>
+        <w:rPr>
+          <w:rFonts w:ascii="Aptos" w:hAnsi="Aptos" w:eastAsia="Aptos" w:cs="Aptos"/>
+          <w:b w:val="false"/>
+          <w:bCs w:val="false"/>
+          <w:i w:val="false"/>
+          <w:iCs w:val="false"/>
+          <w:caps w:val="false"/>
+          <w:smallCaps w:val="false"/>
+          <w:strike w:val="false"/>
+          <w:dstrike w:val="false"/>
+          <w:color w:val="000000"/>
+          <w:position w:val="0"/>
+          <w:sz w:val="24"/>
+          <w:szCs w:val="24"/>
+          <w:u w:val="none"/>
+          <w:shd w:fill="auto" w:val="clear"/>
+          <w:vertAlign w:val="baseline"/>
+        </w:rPr>
       </w:pPr>
       <w:r>
-        <w:t xml:space="preserve">Emery stepped up beside the hole and looked down. Aimed as it was toward the footpath, the digger’s spotlight cast only a raking light over the lip of Adam Edwards’ grave and did not penetrate the freshly dug pit. Emery looked for a bottom but all he could see was black. Even after all the time he’d spent thinking about how things had gone the last time, thinking about how the altar boy had fucked him. All the time spent ruminating on anger getting more and more pissed at himself and at Orrin for trusting Arthur in the first place. It certainly struck him funny that now here he was about to hop into an open grave on nothing other than Arthur’s word. Arthur’s word and some hope. A hope he hadn’t felt in almost 30 years. </w:t>
+        <w:rPr>
+          <w:rFonts w:eastAsia="Aptos" w:cs="Aptos"/>
+          <w:b w:val="false"/>
+          <w:bCs w:val="false"/>
+          <w:i w:val="false"/>
+          <w:iCs w:val="false"/>
+          <w:caps w:val="false"/>
+          <w:smallCaps w:val="false"/>
+          <w:strike w:val="false"/>
+          <w:dstrike w:val="false"/>
+          <w:color w:val="000000"/>
+          <w:position w:val="0"/>
+          <w:sz w:val="24"/>
+          <w:szCs w:val="24"/>
+          <w:u w:val="none"/>
+          <w:shd w:fill="auto" w:val="clear"/>
+          <w:vertAlign w:val="baseline"/>
+        </w:rPr>
+        <w:t>“</w:t>
+      </w:r>
+      <w:r>
+        <w:rPr>
+          <w:rFonts w:eastAsia="Aptos" w:cs="Aptos"/>
+          <w:b w:val="false"/>
+          <w:bCs w:val="false"/>
+          <w:i w:val="false"/>
+          <w:iCs w:val="false"/>
+          <w:caps w:val="false"/>
+          <w:smallCaps w:val="false"/>
+          <w:strike w:val="false"/>
+          <w:dstrike w:val="false"/>
+          <w:color w:val="000000"/>
+          <w:position w:val="0"/>
+          <w:sz w:val="24"/>
+          <w:szCs w:val="24"/>
+          <w:u w:val="none"/>
+          <w:shd w:fill="auto" w:val="clear"/>
+          <w:vertAlign w:val="baseline"/>
+        </w:rPr>
+        <w:t>I got it. Get me out of here,” Emery shouted up. He listened to the digger high above him going to work again. The cabin whirred as it spun. The arm coughed and extended. The digger’s scoop descended slowly into the hole beside Emery. It lowered to a point just below his hip and stopped. Emery hopped up into the scoop and sat legs dangling with the heavy plastic bag in his lap. It smelled faintly of the late Adam Edwards. Arthur lifted Emery out of the hole and set him gently on the footpath</w:t>
+      </w:r>
+      <w:r>
+        <w:rPr/>
+        <w:t>. It turned out</w:t>
+      </w:r>
+      <w:r>
+        <w:rPr>
+          <w:rFonts w:eastAsia="Aptos" w:cs="Aptos"/>
+          <w:b w:val="false"/>
+          <w:bCs w:val="false"/>
+          <w:i w:val="false"/>
+          <w:iCs w:val="false"/>
+          <w:caps w:val="false"/>
+          <w:smallCaps w:val="false"/>
+          <w:strike w:val="false"/>
+          <w:dstrike w:val="false"/>
+          <w:color w:val="000000"/>
+          <w:position w:val="0"/>
+          <w:sz w:val="24"/>
+          <w:szCs w:val="24"/>
+          <w:u w:val="none"/>
+          <w:shd w:fill="auto" w:val="clear"/>
+          <w:vertAlign w:val="baseline"/>
+        </w:rPr>
+        <w:t xml:space="preserve"> the </w:t>
+      </w:r>
+      <w:r>
+        <w:rPr/>
+        <w:t>altar boy</w:t>
+      </w:r>
+      <w:r>
+        <w:rPr>
+          <w:rFonts w:eastAsia="Aptos" w:cs="Aptos"/>
+          <w:b w:val="false"/>
+          <w:bCs w:val="false"/>
+          <w:i w:val="false"/>
+          <w:iCs w:val="false"/>
+          <w:caps w:val="false"/>
+          <w:smallCaps w:val="false"/>
+          <w:strike w:val="false"/>
+          <w:dstrike w:val="false"/>
+          <w:color w:val="000000"/>
+          <w:position w:val="0"/>
+          <w:sz w:val="24"/>
+          <w:szCs w:val="24"/>
+          <w:u w:val="none"/>
+          <w:shd w:fill="auto" w:val="clear"/>
+          <w:vertAlign w:val="baseline"/>
+        </w:rPr>
+        <w:t xml:space="preserve"> really was a wizard with a digger.</w:t>
       </w:r>
     </w:p>
     <w:p>
       <w:pPr>
-        <w:pStyle w:val="normal1111"/>
-        <w:spacing w:line="240" w:lineRule="auto"/>
+        <w:pStyle w:val="normal111111"/>
+        <w:keepNext w:val="false"/>
+        <w:keepLines w:val="false"/>
+        <w:pageBreakBefore w:val="false"/>
+        <w:widowControl/>
+        <w:shd w:val="clear" w:fill="auto"/>
+        <w:spacing w:lineRule="auto" w:line="240" w:before="0" w:after="160"/>
+        <w:ind w:hanging="0" w:start="0" w:end="0"/>
+        <w:jc w:val="start"/>
+        <w:rPr/>
       </w:pPr>
       <w:r>
-        <w:t>And though the altar boy didn’t strike him as the murderous type, Emery had misread him before. He had now seen the way Arthur could operate a digger. Once Emery was in that hole, it’d only take a minute or two for Arthur to bury him under enough dirt to keep him from ever getting out again.</w:t>
+        <w:rPr/>
+        <w:t xml:space="preserve">As far as Emery was concerned, the job was now complete but Arthur wanted to rebury the guy. Emery explained through the cab window that he planned to walk back to the car and, if Arthur wanted to fill in the hole, that was his business but if he wasn’t back to the car in 20 minutes, Emery would show him what it felt like to have your driver take off without you. So go ahead and fill it but let’s not be fussy about it. </w:t>
       </w:r>
     </w:p>
     <w:p>
       <w:pPr>
-        <w:pStyle w:val="normal1111"/>
-        <w:spacing w:line="240" w:lineRule="auto"/>
-      </w:pPr>
-      <w:r>
-        <w:t xml:space="preserve">In the short struggle between his hope and doubt, doubt didn’t last long. Emery leapt into the grave. When he hit the bottom, his knees buckled and cracked. He had misjudged the depth of the hole. He toppled forward and collided with one of the side walls Arthur dug. The shovel fell out of his hands and whanged loudly against the casket lid covered over by only two or three inches of dirt now. Arthur rotated the digger’s cab and aimed its spotlight down into the hole where Emery was using the shovel like a crutch to lift himself back to standing. </w:t>
-      </w:r>
-    </w:p>
-    <w:p>
-      <w:pPr>
-        <w:pStyle w:val="normal1111"/>
-        <w:spacing w:line="240" w:lineRule="auto"/>
-        <w:rPr>
-          <w:color w:val="000000"/>
-        </w:rPr>
+        <w:pStyle w:val="normal111"/>
+        <w:spacing w:lineRule="auto" w:line="240"/>
+        <w:rPr/>
       </w:pPr>
       <w:r>
         <w:rPr>
           <w:color w:val="000000"/>
         </w:rPr>
-        <w:t xml:space="preserve">Once he’d steadied himself, Emery began shifting dirt toward one end of the coffin. He used the shovel like a broom. There wasn’t enough to really dig but he could push it all to one side. </w:t>
-      </w:r>
-    </w:p>
-    <w:p>
-      <w:pPr>
-        <w:pStyle w:val="normal1111"/>
-        <w:spacing w:line="240" w:lineRule="auto"/>
-      </w:pPr>
-      <w:r>
-        <w:rPr>
-          <w:color w:val="000000"/>
-        </w:rPr>
-        <w:t>The coffin lid opened in two parts. He</w:t>
+        <w:t xml:space="preserve">Taking deep greedy breaths, Emery savored the cool night air as he crossed the cemetery back to where the Celica waited. He held the bag tight against his chest with both arms crossed in front of him and skipped over headstones. He fondled the bag and the bulky angularity of the money order machine. He felt the supple bend of the books of stamps. It felt like it was all there, the treasure that was rightfully his. </w:t>
       </w:r>
       <w:r>
-        <w:t>’d seen enough to know. First mom when he was 17. Then four years later when dad followed her. And then Orrin.</w:t>
-      </w:r>
-    </w:p>
-    <w:p>
-      <w:pPr>
-        <w:pStyle w:val="normal1111"/>
-        <w:spacing w:line="240" w:lineRule="auto"/>
-        <w:rPr>
-          <w:color w:val="000000"/>
-        </w:rPr>
-      </w:pPr>
-      <w:r>
-        <w:t>O</w:t>
-      </w:r>
-      <w:r>
-        <w:rPr>
-          <w:color w:val="000000"/>
-        </w:rPr>
-        <w:t xml:space="preserve">nce he had plowed the dirt to one end, Emery stood in the pile he’d made and slipped his fingers under the lip of the clean half of the lid. It came open with a soft gasp that suggested to Emery the sound of air entering a previously airless place, like opening a new jar of spaghetti sauce. Although he wanted desperately to peer inside, to look down on his treasure there waiting for him, the smell that escaped the open lid forced Emery involuntarily to turn his head. He coughed and spit, missing the </w:t>
-      </w:r>
-      <w:r>
-        <w:t>fog</w:t>
-      </w:r>
-      <w:r>
-        <w:rPr>
-          <w:color w:val="000000"/>
-        </w:rPr>
-        <w:t xml:space="preserve"> of propane he’d left behind up at ground level.</w:t>
-      </w:r>
-    </w:p>
-    <w:p>
-      <w:pPr>
-        <w:pStyle w:val="normal111"/>
-        <w:spacing w:line="240" w:lineRule="auto"/>
-        <w:rPr>
-          <w:color w:val="000000"/>
-        </w:rPr>
-      </w:pPr>
-      <w:r>
-        <w:rPr>
-          <w:color w:val="000000"/>
-        </w:rPr>
-        <w:t xml:space="preserve">With his nose buried in the crook of his left elbow, Emery peered down into the casket and saw Adam Edwards’ putrid remains clutching a lumpy black plastic garbage bag. The bag lay in the center of Edwards’ collapsed chest; his hands folded across his midsection seemed to </w:t>
-      </w:r>
-      <w:r>
-        <w:rPr>
-          <w:color w:val="000000"/>
-        </w:rPr>
-        <w:t>pull</w:t>
-      </w:r>
-      <w:r>
-        <w:rPr>
-          <w:color w:val="000000"/>
-        </w:rPr>
-        <w:t xml:space="preserve"> the treasure close. </w:t>
-      </w:r>
-    </w:p>
-    <w:p>
-      <w:pPr>
-        <w:pStyle w:val="normal111"/>
-        <w:spacing w:line="240" w:lineRule="auto"/>
-        <w:rPr>
-          <w:color w:val="000000"/>
-        </w:rPr>
-      </w:pPr>
-      <w:r>
-        <w:rPr>
-          <w:color w:val="000000"/>
-        </w:rPr>
-        <w:t xml:space="preserve">Still covering his face, Emery reached in, took hold of the bag by the knot tied into the top of it and managed to rattle the bag loose from Edwards’ ribcage. </w:t>
-      </w:r>
-      <w:r>
-        <w:rPr>
-          <w:color w:val="000000"/>
-        </w:rPr>
-        <w:t xml:space="preserve">His tie had become glued to the black plastic with seeping fluids or putrefying flesh or something – Emery didn’t know </w:t>
-      </w:r>
-      <w:r>
-        <w:rPr>
-          <w:color w:val="000000"/>
-        </w:rPr>
-        <w:lastRenderedPageBreak/>
-        <w:t xml:space="preserve">how it worked – and as he lifted the bag, Edwards’ corpse rose by the shirt collar until Emery scraped it free with his shovel.  </w:t>
-      </w:r>
-    </w:p>
-    <w:p>
-      <w:pPr>
-        <w:pStyle w:val="normal111"/>
-        <w:spacing w:line="240" w:lineRule="auto"/>
-      </w:pPr>
-      <w:r>
-        <w:rPr>
-          <w:color w:val="000000"/>
-        </w:rPr>
-        <w:t>“I got it. Get me out of here,” Emery shouted up. He listened to the digger high above him going to work again.</w:t>
-      </w:r>
-      <w:r>
-        <w:rPr>
-          <w:color w:val="000000"/>
-        </w:rPr>
-        <w:t xml:space="preserve"> The cabin </w:t>
-      </w:r>
-      <w:r>
-        <w:rPr>
-          <w:color w:val="000000"/>
-        </w:rPr>
-        <w:t xml:space="preserve">whirred as it </w:t>
-      </w:r>
-      <w:r>
-        <w:rPr>
-          <w:color w:val="000000"/>
-        </w:rPr>
-        <w:t>spun. The arm</w:t>
-      </w:r>
-      <w:r>
-        <w:rPr>
-          <w:color w:val="000000"/>
-        </w:rPr>
-        <w:t xml:space="preserve"> coughed and</w:t>
-      </w:r>
-      <w:r>
-        <w:rPr>
-          <w:color w:val="000000"/>
-        </w:rPr>
-        <w:t xml:space="preserve"> extended.</w:t>
-      </w:r>
-      <w:r>
-        <w:rPr>
-          <w:color w:val="000000"/>
-        </w:rPr>
-        <w:t xml:space="preserve"> The digger’s scoop descended slowly into the hole beside Emery. It lowered to a point just below his hip and stopped. Emery hopped up into the scoop and sat legs dangling with the </w:t>
-      </w:r>
-      <w:r>
-        <w:rPr>
-          <w:color w:val="000000"/>
-        </w:rPr>
-        <w:t xml:space="preserve">heavy plastic bag in his lap. It smelled faintly of the late Adam Edwards. Arthur lifted Emery out of the hole and set him gently on the footpath – the guy really was a wizard with a digger.  </w:t>
-      </w:r>
-      <w:r>
-        <w:rPr>
-          <w:color w:val="000000"/>
-        </w:rPr>
-        <w:t xml:space="preserve"> </w:t>
-      </w:r>
-      <w:r>
-        <w:rPr>
-          <w:color w:val="000000"/>
-        </w:rPr>
-        <w:t xml:space="preserve">  </w:t>
-      </w:r>
-      <w:r>
+        <w:rPr/>
         <w:t xml:space="preserve">     </w:t>
       </w:r>
     </w:p>
     <w:p>
       <w:pPr>
         <w:pStyle w:val="normal1"/>
+        <w:rPr/>
       </w:pPr>
       <w:r>
+        <w:rPr/>
         <w:t xml:space="preserve">      </w:t>
       </w:r>
     </w:p>
-    <w:p/>
-    <w:p/>
-    <w:p/>
     <w:p>
+      <w:pPr>
+        <w:pStyle w:val="Normal"/>
+        <w:rPr/>
+      </w:pPr>
       <w:r>
+        <w:rPr/>
+      </w:r>
+    </w:p>
+    <w:p>
+      <w:pPr>
+        <w:pStyle w:val="Normal"/>
+        <w:rPr/>
+      </w:pPr>
+      <w:r>
+        <w:rPr/>
+      </w:r>
+    </w:p>
+    <w:p>
+      <w:pPr>
+        <w:pStyle w:val="Normal"/>
+        <w:rPr/>
+      </w:pPr>
+      <w:r>
+        <w:rPr/>
+      </w:r>
+    </w:p>
+    <w:p>
+      <w:pPr>
+        <w:pStyle w:val="Normal"/>
+        <w:rPr/>
+      </w:pPr>
+      <w:r>
+        <w:rPr/>
         <w:t xml:space="preserve">First, there is the feeling of rising. Of being drawn upward, summoned toward the light. </w:t>
       </w:r>
     </w:p>
-    <w:p/>
+    <w:p>
+      <w:pPr>
+        <w:pStyle w:val="Normal"/>
+        <w:widowControl/>
+        <w:suppressAutoHyphens w:val="true"/>
+        <w:bidi w:val="0"/>
+        <w:spacing w:lineRule="auto" w:line="278" w:before="0" w:after="160"/>
+        <w:jc w:val="start"/>
+        <w:rPr/>
+      </w:pPr>
+      <w:r>
+        <w:rPr/>
+      </w:r>
+    </w:p>
     <w:sectPr>
+      <w:type w:val="nextPage"/>
       <w:pgSz w:w="12240" w:h="15840"/>
-      <w:pgMar w:top="1440" w:right="1440" w:bottom="1440" w:left="1440" w:header="0" w:footer="0" w:gutter="0"/>
-      <w:cols w:space="720"/>
-      <w:formProt w:val="0"/>
-      <w:docGrid w:linePitch="360"/>
+      <w:pgMar w:left="1440" w:right="1440" w:gutter="0" w:header="0" w:top="1440" w:footer="0" w:bottom="1440"/>
+      <w:pgNumType w:fmt="decimal"/>
+      <w:formProt w:val="false"/>
+      <w:textDirection w:val="lrTb"/>
+      <w:docGrid w:type="default" w:linePitch="360" w:charSpace="0"/>
     </w:sectPr>
   </w:body>
 </w:document>
 </file>
 
 <file path=word/styles.xml><?xml version="1.0" encoding="utf-8"?>
-<w:styles xmlns:mc="http://schemas.openxmlformats.org/markup-compatibility/2006" xmlns:r="http://schemas.openxmlformats.org/officeDocument/2006/relationships" xmlns:w="http://schemas.openxmlformats.org/wordprocessingml/2006/main" xmlns:w14="http://schemas.microsoft.com/office/word/2010/wordml" xmlns:w15="http://schemas.microsoft.com/office/word/2012/wordml" xmlns:w16cex="http://schemas.microsoft.com/office/word/2018/wordml/cex" xmlns:w16cid="http://schemas.microsoft.com/office/word/2016/wordml/cid" xmlns:w16="http://schemas.microsoft.com/office/word/2018/wordml" xmlns:w16du="http://schemas.microsoft.com/office/word/2023/wordml/word16du" xmlns:w16sdtdh="http://schemas.microsoft.com/office/word/2020/wordml/sdtdatahash" xmlns:w16sdtfl="http://schemas.microsoft.com/office/word/2024/wordml/sdtformatlock" xmlns:w16se="http://schemas.microsoft.com/office/word/2015/wordml/symex" mc:Ignorable="w14 w15 w16se w16cid w16 w16cex w16sdtdh w16sdtfl w16du">
+<w:styles xmlns:w="http://schemas.openxmlformats.org/wordprocessingml/2006/main" xmlns:w14="http://schemas.microsoft.com/office/word/2010/wordml" xmlns:mc="http://schemas.openxmlformats.org/markup-compatibility/2006" mc:Ignorable="w14">
   <w:docDefaults>
     <w:rPrDefault>
       <w:rPr>
-        <w:rFonts w:asciiTheme="minorHAnsi" w:eastAsiaTheme="minorHAnsi" w:hAnsiTheme="minorHAnsi" w:cstheme="minorBidi"/>
+        <w:rFonts w:ascii="Aptos" w:hAnsi="Aptos" w:eastAsia="Aptos" w:cs="" w:asciiTheme="minorHAnsi" w:cstheme="minorBidi" w:eastAsiaTheme="minorHAnsi" w:hAnsiTheme="minorHAnsi"/>
         <w:kern w:val="2"/>
         <w:sz w:val="24"/>
         <w:szCs w:val="24"/>
@@ -253,21 +249,21 @@
     </w:rPrDefault>
     <w:pPrDefault>
       <w:pPr>
-        <w:suppressAutoHyphens/>
+        <w:suppressAutoHyphens w:val="true"/>
       </w:pPr>
     </w:pPrDefault>
   </w:docDefaults>
   <w:latentStyles w:defLockedState="0" w:defUIPriority="99" w:defSemiHidden="0" w:defUnhideWhenUsed="0" w:defQFormat="0" w:count="376">
     <w:lsdException w:name="Normal" w:uiPriority="0" w:qFormat="1"/>
     <w:lsdException w:name="heading 1" w:uiPriority="9" w:qFormat="1"/>
-    <w:lsdException w:name="heading 2" w:semiHidden="1" w:uiPriority="9" w:unhideWhenUsed="1" w:qFormat="1"/>
-    <w:lsdException w:name="heading 3" w:semiHidden="1" w:uiPriority="9" w:unhideWhenUsed="1" w:qFormat="1"/>
-    <w:lsdException w:name="heading 4" w:semiHidden="1" w:uiPriority="9" w:unhideWhenUsed="1" w:qFormat="1"/>
-    <w:lsdException w:name="heading 5" w:semiHidden="1" w:uiPriority="9" w:unhideWhenUsed="1" w:qFormat="1"/>
-    <w:lsdException w:name="heading 6" w:semiHidden="1" w:uiPriority="9" w:unhideWhenUsed="1" w:qFormat="1"/>
-    <w:lsdException w:name="heading 7" w:semiHidden="1" w:uiPriority="9" w:unhideWhenUsed="1" w:qFormat="1"/>
-    <w:lsdException w:name="heading 8" w:semiHidden="1" w:uiPriority="9" w:unhideWhenUsed="1" w:qFormat="1"/>
-    <w:lsdException w:name="heading 9" w:semiHidden="1" w:uiPriority="9" w:unhideWhenUsed="1" w:qFormat="1"/>
+    <w:lsdException w:name="heading 2" w:uiPriority="9" w:semiHidden="1" w:unhideWhenUsed="1" w:qFormat="1"/>
+    <w:lsdException w:name="heading 3" w:uiPriority="9" w:semiHidden="1" w:unhideWhenUsed="1" w:qFormat="1"/>
+    <w:lsdException w:name="heading 4" w:uiPriority="9" w:semiHidden="1" w:unhideWhenUsed="1" w:qFormat="1"/>
+    <w:lsdException w:name="heading 5" w:uiPriority="9" w:semiHidden="1" w:unhideWhenUsed="1" w:qFormat="1"/>
+    <w:lsdException w:name="heading 6" w:uiPriority="9" w:semiHidden="1" w:unhideWhenUsed="1" w:qFormat="1"/>
+    <w:lsdException w:name="heading 7" w:uiPriority="9" w:semiHidden="1" w:unhideWhenUsed="1" w:qFormat="1"/>
+    <w:lsdException w:name="heading 8" w:uiPriority="9" w:semiHidden="1" w:unhideWhenUsed="1" w:qFormat="1"/>
+    <w:lsdException w:name="heading 9" w:uiPriority="9" w:semiHidden="1" w:unhideWhenUsed="1" w:qFormat="1"/>
     <w:lsdException w:name="index 1" w:semiHidden="1" w:unhideWhenUsed="1"/>
     <w:lsdException w:name="index 2" w:semiHidden="1" w:unhideWhenUsed="1"/>
     <w:lsdException w:name="index 3" w:semiHidden="1" w:unhideWhenUsed="1"/>
@@ -277,22 +273,22 @@
     <w:lsdException w:name="index 7" w:semiHidden="1" w:unhideWhenUsed="1"/>
     <w:lsdException w:name="index 8" w:semiHidden="1" w:unhideWhenUsed="1"/>
     <w:lsdException w:name="index 9" w:semiHidden="1" w:unhideWhenUsed="1"/>
-    <w:lsdException w:name="toc 1" w:semiHidden="1" w:uiPriority="39" w:unhideWhenUsed="1"/>
-    <w:lsdException w:name="toc 2" w:semiHidden="1" w:uiPriority="39" w:unhideWhenUsed="1"/>
-    <w:lsdException w:name="toc 3" w:semiHidden="1" w:uiPriority="39" w:unhideWhenUsed="1"/>
-    <w:lsdException w:name="toc 4" w:semiHidden="1" w:uiPriority="39" w:unhideWhenUsed="1"/>
-    <w:lsdException w:name="toc 5" w:semiHidden="1" w:uiPriority="39" w:unhideWhenUsed="1"/>
-    <w:lsdException w:name="toc 6" w:semiHidden="1" w:uiPriority="39" w:unhideWhenUsed="1"/>
-    <w:lsdException w:name="toc 7" w:semiHidden="1" w:uiPriority="39" w:unhideWhenUsed="1"/>
-    <w:lsdException w:name="toc 8" w:semiHidden="1" w:uiPriority="39" w:unhideWhenUsed="1"/>
-    <w:lsdException w:name="toc 9" w:semiHidden="1" w:uiPriority="39" w:unhideWhenUsed="1"/>
+    <w:lsdException w:name="toc 1" w:uiPriority="39" w:semiHidden="1" w:unhideWhenUsed="1"/>
+    <w:lsdException w:name="toc 2" w:uiPriority="39" w:semiHidden="1" w:unhideWhenUsed="1"/>
+    <w:lsdException w:name="toc 3" w:uiPriority="39" w:semiHidden="1" w:unhideWhenUsed="1"/>
+    <w:lsdException w:name="toc 4" w:uiPriority="39" w:semiHidden="1" w:unhideWhenUsed="1"/>
+    <w:lsdException w:name="toc 5" w:uiPriority="39" w:semiHidden="1" w:unhideWhenUsed="1"/>
+    <w:lsdException w:name="toc 6" w:uiPriority="39" w:semiHidden="1" w:unhideWhenUsed="1"/>
+    <w:lsdException w:name="toc 7" w:uiPriority="39" w:semiHidden="1" w:unhideWhenUsed="1"/>
+    <w:lsdException w:name="toc 8" w:uiPriority="39" w:semiHidden="1" w:unhideWhenUsed="1"/>
+    <w:lsdException w:name="toc 9" w:uiPriority="39" w:semiHidden="1" w:unhideWhenUsed="1"/>
     <w:lsdException w:name="Normal Indent" w:semiHidden="1" w:unhideWhenUsed="1"/>
     <w:lsdException w:name="footnote text" w:semiHidden="1" w:unhideWhenUsed="1"/>
     <w:lsdException w:name="annotation text" w:semiHidden="1" w:unhideWhenUsed="1"/>
     <w:lsdException w:name="header" w:semiHidden="1" w:unhideWhenUsed="1"/>
     <w:lsdException w:name="footer" w:semiHidden="1" w:unhideWhenUsed="1"/>
     <w:lsdException w:name="index heading" w:semiHidden="1" w:unhideWhenUsed="1"/>
-    <w:lsdException w:name="caption" w:semiHidden="1" w:uiPriority="35" w:unhideWhenUsed="1" w:qFormat="1"/>
+    <w:lsdException w:name="caption" w:uiPriority="35" w:semiHidden="1" w:unhideWhenUsed="1" w:qFormat="1"/>
     <w:lsdException w:name="table of figures" w:semiHidden="1" w:unhideWhenUsed="1"/>
     <w:lsdException w:name="envelope address" w:semiHidden="1" w:unhideWhenUsed="1"/>
     <w:lsdException w:name="envelope return" w:semiHidden="1" w:unhideWhenUsed="1"/>
@@ -323,7 +319,7 @@
     <w:lsdException w:name="Title" w:uiPriority="10" w:qFormat="1"/>
     <w:lsdException w:name="Closing" w:semiHidden="1" w:unhideWhenUsed="1"/>
     <w:lsdException w:name="Signature" w:semiHidden="1" w:unhideWhenUsed="1"/>
-    <w:lsdException w:name="Default Paragraph Font" w:semiHidden="1" w:uiPriority="1" w:unhideWhenUsed="1"/>
+    <w:lsdException w:name="Default Paragraph Font" w:uiPriority="1" w:semiHidden="1" w:unhideWhenUsed="1"/>
     <w:lsdException w:name="Body Text" w:semiHidden="1" w:unhideWhenUsed="1"/>
     <w:lsdException w:name="Body Text Indent" w:semiHidden="1" w:unhideWhenUsed="1"/>
     <w:lsdException w:name="List Continue" w:semiHidden="1" w:unhideWhenUsed="1"/>
@@ -523,8 +519,8 @@
     <w:lsdException w:name="Subtle Reference" w:uiPriority="31" w:qFormat="1"/>
     <w:lsdException w:name="Intense Reference" w:uiPriority="32" w:qFormat="1"/>
     <w:lsdException w:name="Book Title" w:uiPriority="33" w:qFormat="1"/>
-    <w:lsdException w:name="Bibliography" w:semiHidden="1" w:uiPriority="37" w:unhideWhenUsed="1"/>
-    <w:lsdException w:name="TOC Heading" w:semiHidden="1" w:uiPriority="39" w:unhideWhenUsed="1" w:qFormat="1"/>
+    <w:lsdException w:name="Bibliography" w:uiPriority="37" w:semiHidden="1" w:unhideWhenUsed="1"/>
+    <w:lsdException w:name="TOC Heading" w:uiPriority="39" w:semiHidden="1" w:unhideWhenUsed="1" w:qFormat="1"/>
     <w:lsdException w:name="Plain Table 1" w:uiPriority="41"/>
     <w:lsdException w:name="Plain Table 2" w:uiPriority="42"/>
     <w:lsdException w:name="Plain Table 3" w:uiPriority="43"/>
@@ -635,17 +631,24 @@
     <w:lsdException w:name="Unresolved Mention" w:semiHidden="1" w:unhideWhenUsed="1"/>
     <w:lsdException w:name="Smart Link" w:semiHidden="1" w:unhideWhenUsed="1"/>
   </w:latentStyles>
-  <w:style w:type="paragraph" w:default="1" w:styleId="Normal">
+  <w:style w:type="paragraph" w:styleId="Normal" w:default="1">
     <w:name w:val="Normal"/>
     <w:qFormat/>
-    <w:rsid w:val="00BA56B8"/>
-    <w:pPr>
-      <w:spacing w:after="160" w:line="278" w:lineRule="auto"/>
-    </w:pPr>
-    <w:rPr>
-      <w:rFonts w:ascii="Aptos" w:eastAsiaTheme="minorEastAsia" w:hAnsi="Aptos"/>
+    <w:rsid w:val="00ba56b8"/>
+    <w:pPr>
+      <w:widowControl/>
+      <w:suppressAutoHyphens w:val="true"/>
+      <w:bidi w:val="0"/>
+      <w:spacing w:lineRule="auto" w:line="278" w:before="0" w:after="160"/>
+      <w:jc w:val="start"/>
+    </w:pPr>
+    <w:rPr>
+      <w:rFonts w:ascii="Aptos" w:hAnsi="Aptos" w:eastAsia="" w:cs="" w:eastAsiaTheme="minorEastAsia"/>
+      <w:color w:val="auto"/>
       <w:kern w:val="0"/>
-      <w:lang w:eastAsia="ja-JP"/>
+      <w:sz w:val="24"/>
+      <w:szCs w:val="24"/>
+      <w:lang w:val="en-US" w:eastAsia="ja-JP" w:bidi="ar-SA"/>
       <w14:ligatures w14:val="none"/>
     </w:rPr>
   </w:style>
@@ -656,16 +659,16 @@
     <w:link w:val="Heading1Char"/>
     <w:uiPriority w:val="9"/>
     <w:qFormat/>
-    <w:rsid w:val="00BA56B8"/>
-    <w:pPr>
-      <w:keepNext/>
+    <w:rsid w:val="00ba56b8"/>
+    <w:pPr>
+      <w:keepNext w:val="true"/>
       <w:keepLines/>
       <w:spacing w:before="360" w:after="80"/>
       <w:outlineLvl w:val="0"/>
     </w:pPr>
     <w:rPr>
-      <w:rFonts w:asciiTheme="majorHAnsi" w:eastAsiaTheme="majorEastAsia" w:hAnsiTheme="majorHAnsi" w:cstheme="majorBidi"/>
-      <w:color w:val="0F4761" w:themeColor="accent1" w:themeShade="BF"/>
+      <w:rFonts w:ascii="Aptos Display" w:hAnsi="Aptos Display" w:eastAsia="" w:cs="" w:asciiTheme="majorHAnsi" w:cstheme="majorBidi" w:eastAsiaTheme="majorEastAsia" w:hAnsiTheme="majorHAnsi"/>
+      <w:color w:themeColor="accent1" w:themeShade="bf" w:val="0F4761"/>
       <w:kern w:val="2"/>
       <w:sz w:val="40"/>
       <w:szCs w:val="40"/>
@@ -682,16 +685,16 @@
     <w:semiHidden/>
     <w:unhideWhenUsed/>
     <w:qFormat/>
-    <w:rsid w:val="00BA56B8"/>
-    <w:pPr>
-      <w:keepNext/>
+    <w:rsid w:val="00ba56b8"/>
+    <w:pPr>
+      <w:keepNext w:val="true"/>
       <w:keepLines/>
       <w:spacing w:before="160" w:after="80"/>
       <w:outlineLvl w:val="1"/>
     </w:pPr>
     <w:rPr>
-      <w:rFonts w:asciiTheme="majorHAnsi" w:eastAsiaTheme="majorEastAsia" w:hAnsiTheme="majorHAnsi" w:cstheme="majorBidi"/>
-      <w:color w:val="0F4761" w:themeColor="accent1" w:themeShade="BF"/>
+      <w:rFonts w:ascii="Aptos Display" w:hAnsi="Aptos Display" w:eastAsia="" w:cs="" w:asciiTheme="majorHAnsi" w:cstheme="majorBidi" w:eastAsiaTheme="majorEastAsia" w:hAnsiTheme="majorHAnsi"/>
+      <w:color w:themeColor="accent1" w:themeShade="bf" w:val="0F4761"/>
       <w:kern w:val="2"/>
       <w:sz w:val="32"/>
       <w:szCs w:val="32"/>
@@ -708,16 +711,16 @@
     <w:semiHidden/>
     <w:unhideWhenUsed/>
     <w:qFormat/>
-    <w:rsid w:val="00BA56B8"/>
-    <w:pPr>
-      <w:keepNext/>
+    <w:rsid w:val="00ba56b8"/>
+    <w:pPr>
+      <w:keepNext w:val="true"/>
       <w:keepLines/>
       <w:spacing w:before="160" w:after="80"/>
       <w:outlineLvl w:val="2"/>
     </w:pPr>
     <w:rPr>
-      <w:rFonts w:eastAsiaTheme="majorEastAsia" w:cstheme="majorBidi"/>
-      <w:color w:val="0F4761" w:themeColor="accent1" w:themeShade="BF"/>
+      <w:rFonts w:eastAsia="" w:cs="" w:cstheme="majorBidi" w:eastAsiaTheme="majorEastAsia"/>
+      <w:color w:themeColor="accent1" w:themeShade="bf" w:val="0F4761"/>
       <w:kern w:val="2"/>
       <w:sz w:val="28"/>
       <w:szCs w:val="28"/>
@@ -734,18 +737,18 @@
     <w:semiHidden/>
     <w:unhideWhenUsed/>
     <w:qFormat/>
-    <w:rsid w:val="00BA56B8"/>
-    <w:pPr>
-      <w:keepNext/>
+    <w:rsid w:val="00ba56b8"/>
+    <w:pPr>
+      <w:keepNext w:val="true"/>
       <w:keepLines/>
       <w:spacing w:before="80" w:after="40"/>
       <w:outlineLvl w:val="3"/>
     </w:pPr>
     <w:rPr>
-      <w:rFonts w:eastAsiaTheme="majorEastAsia" w:cstheme="majorBidi"/>
+      <w:rFonts w:eastAsia="" w:cs="" w:cstheme="majorBidi" w:eastAsiaTheme="majorEastAsia"/>
       <w:i/>
       <w:iCs/>
-      <w:color w:val="0F4761" w:themeColor="accent1" w:themeShade="BF"/>
+      <w:color w:themeColor="accent1" w:themeShade="bf" w:val="0F4761"/>
       <w:kern w:val="2"/>
       <w:lang w:eastAsia="en-US"/>
       <w14:ligatures w14:val="standardContextual"/>
@@ -760,16 +763,16 @@
     <w:semiHidden/>
     <w:unhideWhenUsed/>
     <w:qFormat/>
-    <w:rsid w:val="00BA56B8"/>
-    <w:pPr>
-      <w:keepNext/>
+    <w:rsid w:val="00ba56b8"/>
+    <w:pPr>
+      <w:keepNext w:val="true"/>
       <w:keepLines/>
       <w:spacing w:before="80" w:after="40"/>
       <w:outlineLvl w:val="4"/>
     </w:pPr>
     <w:rPr>
-      <w:rFonts w:eastAsiaTheme="majorEastAsia" w:cstheme="majorBidi"/>
-      <w:color w:val="0F4761" w:themeColor="accent1" w:themeShade="BF"/>
+      <w:rFonts w:eastAsia="" w:cs="" w:cstheme="majorBidi" w:eastAsiaTheme="majorEastAsia"/>
+      <w:color w:themeColor="accent1" w:themeShade="bf" w:val="0F4761"/>
       <w:kern w:val="2"/>
       <w:lang w:eastAsia="en-US"/>
       <w14:ligatures w14:val="standardContextual"/>
@@ -784,18 +787,18 @@
     <w:semiHidden/>
     <w:unhideWhenUsed/>
     <w:qFormat/>
-    <w:rsid w:val="00BA56B8"/>
-    <w:pPr>
-      <w:keepNext/>
+    <w:rsid w:val="00ba56b8"/>
+    <w:pPr>
+      <w:keepNext w:val="true"/>
       <w:keepLines/>
       <w:spacing w:before="40" w:after="0"/>
       <w:outlineLvl w:val="5"/>
     </w:pPr>
     <w:rPr>
-      <w:rFonts w:eastAsiaTheme="majorEastAsia" w:cstheme="majorBidi"/>
+      <w:rFonts w:eastAsia="" w:cs="" w:cstheme="majorBidi" w:eastAsiaTheme="majorEastAsia"/>
       <w:i/>
       <w:iCs/>
-      <w:color w:val="595959" w:themeColor="text1" w:themeTint="A6"/>
+      <w:color w:themeColor="text1" w:themeTint="a6" w:val="595959"/>
       <w:kern w:val="2"/>
       <w:lang w:eastAsia="en-US"/>
       <w14:ligatures w14:val="standardContextual"/>
@@ -810,16 +813,16 @@
     <w:semiHidden/>
     <w:unhideWhenUsed/>
     <w:qFormat/>
-    <w:rsid w:val="00BA56B8"/>
-    <w:pPr>
-      <w:keepNext/>
+    <w:rsid w:val="00ba56b8"/>
+    <w:pPr>
+      <w:keepNext w:val="true"/>
       <w:keepLines/>
       <w:spacing w:before="40" w:after="0"/>
       <w:outlineLvl w:val="6"/>
     </w:pPr>
     <w:rPr>
-      <w:rFonts w:eastAsiaTheme="majorEastAsia" w:cstheme="majorBidi"/>
-      <w:color w:val="595959" w:themeColor="text1" w:themeTint="A6"/>
+      <w:rFonts w:eastAsia="" w:cs="" w:cstheme="majorBidi" w:eastAsiaTheme="majorEastAsia"/>
+      <w:color w:themeColor="text1" w:themeTint="a6" w:val="595959"/>
       <w:kern w:val="2"/>
       <w:lang w:eastAsia="en-US"/>
       <w14:ligatures w14:val="standardContextual"/>
@@ -834,18 +837,18 @@
     <w:semiHidden/>
     <w:unhideWhenUsed/>
     <w:qFormat/>
-    <w:rsid w:val="00BA56B8"/>
-    <w:pPr>
-      <w:keepNext/>
+    <w:rsid w:val="00ba56b8"/>
+    <w:pPr>
+      <w:keepNext w:val="true"/>
       <w:keepLines/>
-      <w:spacing w:after="0"/>
+      <w:spacing w:before="0" w:after="0"/>
       <w:outlineLvl w:val="7"/>
     </w:pPr>
     <w:rPr>
-      <w:rFonts w:eastAsiaTheme="majorEastAsia" w:cstheme="majorBidi"/>
+      <w:rFonts w:eastAsia="" w:cs="" w:cstheme="majorBidi" w:eastAsiaTheme="majorEastAsia"/>
       <w:i/>
       <w:iCs/>
-      <w:color w:val="272727" w:themeColor="text1" w:themeTint="D8"/>
+      <w:color w:themeColor="text1" w:themeTint="d8" w:val="272727"/>
       <w:kern w:val="2"/>
       <w:lang w:eastAsia="en-US"/>
       <w14:ligatures w14:val="standardContextual"/>
@@ -860,24 +863,464 @@
     <w:semiHidden/>
     <w:unhideWhenUsed/>
     <w:qFormat/>
-    <w:rsid w:val="00BA56B8"/>
-    <w:pPr>
-      <w:keepNext/>
+    <w:rsid w:val="00ba56b8"/>
+    <w:pPr>
+      <w:keepNext w:val="true"/>
       <w:keepLines/>
-      <w:spacing w:after="0"/>
+      <w:spacing w:before="0" w:after="0"/>
       <w:outlineLvl w:val="8"/>
     </w:pPr>
     <w:rPr>
-      <w:rFonts w:eastAsiaTheme="majorEastAsia" w:cstheme="majorBidi"/>
-      <w:color w:val="272727" w:themeColor="text1" w:themeTint="D8"/>
+      <w:rFonts w:eastAsia="" w:cs="" w:cstheme="majorBidi" w:eastAsiaTheme="majorEastAsia"/>
+      <w:color w:themeColor="text1" w:themeTint="d8" w:val="272727"/>
       <w:kern w:val="2"/>
       <w:lang w:eastAsia="en-US"/>
       <w14:ligatures w14:val="standardContextual"/>
     </w:rPr>
   </w:style>
-  <w:style w:type="character" w:default="1" w:styleId="DefaultParagraphFont">
+  <w:style w:type="character" w:styleId="DefaultParagraphFont" w:default="1">
     <w:name w:val="Default Paragraph Font"/>
     <w:uiPriority w:val="1"/>
+    <w:semiHidden/>
+    <w:unhideWhenUsed/>
+    <w:rPr/>
+  </w:style>
+  <w:style w:type="character" w:styleId="Heading1Char" w:customStyle="1">
+    <w:name w:val="Heading 1 Char"/>
+    <w:basedOn w:val="DefaultParagraphFont"/>
+    <w:link w:val="Heading1"/>
+    <w:uiPriority w:val="9"/>
+    <w:rsid w:val="00ba56b8"/>
+    <w:rPr>
+      <w:rFonts w:ascii="Aptos Display" w:hAnsi="Aptos Display" w:eastAsia="" w:cs="" w:asciiTheme="majorHAnsi" w:cstheme="majorBidi" w:eastAsiaTheme="majorEastAsia" w:hAnsiTheme="majorHAnsi"/>
+      <w:color w:themeColor="accent1" w:themeShade="bf" w:val="0F4761"/>
+      <w:sz w:val="40"/>
+      <w:szCs w:val="40"/>
+    </w:rPr>
+  </w:style>
+  <w:style w:type="character" w:styleId="Heading2Char" w:customStyle="1">
+    <w:name w:val="Heading 2 Char"/>
+    <w:basedOn w:val="DefaultParagraphFont"/>
+    <w:link w:val="Heading2"/>
+    <w:uiPriority w:val="9"/>
+    <w:semiHidden/>
+    <w:rsid w:val="00ba56b8"/>
+    <w:rPr>
+      <w:rFonts w:ascii="Aptos Display" w:hAnsi="Aptos Display" w:eastAsia="" w:cs="" w:asciiTheme="majorHAnsi" w:cstheme="majorBidi" w:eastAsiaTheme="majorEastAsia" w:hAnsiTheme="majorHAnsi"/>
+      <w:color w:themeColor="accent1" w:themeShade="bf" w:val="0F4761"/>
+      <w:sz w:val="32"/>
+      <w:szCs w:val="32"/>
+    </w:rPr>
+  </w:style>
+  <w:style w:type="character" w:styleId="Heading3Char" w:customStyle="1">
+    <w:name w:val="Heading 3 Char"/>
+    <w:basedOn w:val="DefaultParagraphFont"/>
+    <w:link w:val="Heading3"/>
+    <w:uiPriority w:val="9"/>
+    <w:semiHidden/>
+    <w:rsid w:val="00ba56b8"/>
+    <w:rPr>
+      <w:rFonts w:eastAsia="" w:cs="" w:cstheme="majorBidi" w:eastAsiaTheme="majorEastAsia"/>
+      <w:color w:themeColor="accent1" w:themeShade="bf" w:val="0F4761"/>
+      <w:sz w:val="28"/>
+      <w:szCs w:val="28"/>
+    </w:rPr>
+  </w:style>
+  <w:style w:type="character" w:styleId="Heading4Char" w:customStyle="1">
+    <w:name w:val="Heading 4 Char"/>
+    <w:basedOn w:val="DefaultParagraphFont"/>
+    <w:link w:val="Heading4"/>
+    <w:uiPriority w:val="9"/>
+    <w:semiHidden/>
+    <w:rsid w:val="00ba56b8"/>
+    <w:rPr>
+      <w:rFonts w:eastAsia="" w:cs="" w:cstheme="majorBidi" w:eastAsiaTheme="majorEastAsia"/>
+      <w:i/>
+      <w:iCs/>
+      <w:color w:themeColor="accent1" w:themeShade="bf" w:val="0F4761"/>
+    </w:rPr>
+  </w:style>
+  <w:style w:type="character" w:styleId="Heading5Char" w:customStyle="1">
+    <w:name w:val="Heading 5 Char"/>
+    <w:basedOn w:val="DefaultParagraphFont"/>
+    <w:link w:val="Heading5"/>
+    <w:uiPriority w:val="9"/>
+    <w:semiHidden/>
+    <w:rsid w:val="00ba56b8"/>
+    <w:rPr>
+      <w:rFonts w:eastAsia="" w:cs="" w:cstheme="majorBidi" w:eastAsiaTheme="majorEastAsia"/>
+      <w:color w:themeColor="accent1" w:themeShade="bf" w:val="0F4761"/>
+    </w:rPr>
+  </w:style>
+  <w:style w:type="character" w:styleId="Heading6Char" w:customStyle="1">
+    <w:name w:val="Heading 6 Char"/>
+    <w:basedOn w:val="DefaultParagraphFont"/>
+    <w:link w:val="Heading6"/>
+    <w:uiPriority w:val="9"/>
+    <w:semiHidden/>
+    <w:rsid w:val="00ba56b8"/>
+    <w:rPr>
+      <w:rFonts w:eastAsia="" w:cs="" w:cstheme="majorBidi" w:eastAsiaTheme="majorEastAsia"/>
+      <w:i/>
+      <w:iCs/>
+      <w:color w:themeColor="text1" w:themeTint="a6" w:val="595959"/>
+    </w:rPr>
+  </w:style>
+  <w:style w:type="character" w:styleId="Heading7Char" w:customStyle="1">
+    <w:name w:val="Heading 7 Char"/>
+    <w:basedOn w:val="DefaultParagraphFont"/>
+    <w:link w:val="Heading7"/>
+    <w:uiPriority w:val="9"/>
+    <w:semiHidden/>
+    <w:rsid w:val="00ba56b8"/>
+    <w:rPr>
+      <w:rFonts w:eastAsia="" w:cs="" w:cstheme="majorBidi" w:eastAsiaTheme="majorEastAsia"/>
+      <w:color w:themeColor="text1" w:themeTint="a6" w:val="595959"/>
+    </w:rPr>
+  </w:style>
+  <w:style w:type="character" w:styleId="Heading8Char" w:customStyle="1">
+    <w:name w:val="Heading 8 Char"/>
+    <w:basedOn w:val="DefaultParagraphFont"/>
+    <w:link w:val="Heading8"/>
+    <w:uiPriority w:val="9"/>
+    <w:semiHidden/>
+    <w:rsid w:val="00ba56b8"/>
+    <w:rPr>
+      <w:rFonts w:eastAsia="" w:cs="" w:cstheme="majorBidi" w:eastAsiaTheme="majorEastAsia"/>
+      <w:i/>
+      <w:iCs/>
+      <w:color w:themeColor="text1" w:themeTint="d8" w:val="272727"/>
+    </w:rPr>
+  </w:style>
+  <w:style w:type="character" w:styleId="Heading9Char" w:customStyle="1">
+    <w:name w:val="Heading 9 Char"/>
+    <w:basedOn w:val="DefaultParagraphFont"/>
+    <w:link w:val="Heading9"/>
+    <w:uiPriority w:val="9"/>
+    <w:semiHidden/>
+    <w:rsid w:val="00ba56b8"/>
+    <w:rPr>
+      <w:rFonts w:eastAsia="" w:cs="" w:cstheme="majorBidi" w:eastAsiaTheme="majorEastAsia"/>
+      <w:color w:themeColor="text1" w:themeTint="d8" w:val="272727"/>
+    </w:rPr>
+  </w:style>
+  <w:style w:type="character" w:styleId="TitleChar" w:customStyle="1">
+    <w:name w:val="Title Char"/>
+    <w:basedOn w:val="DefaultParagraphFont"/>
+    <w:link w:val="Title"/>
+    <w:uiPriority w:val="10"/>
+    <w:rsid w:val="00ba56b8"/>
+    <w:rPr>
+      <w:rFonts w:ascii="Aptos Display" w:hAnsi="Aptos Display" w:eastAsia="" w:cs="" w:asciiTheme="majorHAnsi" w:cstheme="majorBidi" w:eastAsiaTheme="majorEastAsia" w:hAnsiTheme="majorHAnsi"/>
+      <w:spacing w:val="-10"/>
+      <w:kern w:val="2"/>
+      <w:sz w:val="56"/>
+      <w:szCs w:val="56"/>
+    </w:rPr>
+  </w:style>
+  <w:style w:type="character" w:styleId="SubtitleChar" w:customStyle="1">
+    <w:name w:val="Subtitle Char"/>
+    <w:basedOn w:val="DefaultParagraphFont"/>
+    <w:link w:val="Subtitle"/>
+    <w:uiPriority w:val="11"/>
+    <w:rsid w:val="00ba56b8"/>
+    <w:rPr>
+      <w:rFonts w:eastAsia="" w:cs="" w:cstheme="majorBidi" w:eastAsiaTheme="majorEastAsia"/>
+      <w:color w:themeColor="text1" w:themeTint="a6" w:val="595959"/>
+      <w:spacing w:val="15"/>
+      <w:sz w:val="28"/>
+      <w:szCs w:val="28"/>
+    </w:rPr>
+  </w:style>
+  <w:style w:type="character" w:styleId="QuoteChar" w:customStyle="1">
+    <w:name w:val="Quote Char"/>
+    <w:basedOn w:val="DefaultParagraphFont"/>
+    <w:link w:val="Quote"/>
+    <w:uiPriority w:val="29"/>
+    <w:rsid w:val="00ba56b8"/>
+    <w:rPr>
+      <w:i/>
+      <w:iCs/>
+      <w:color w:themeColor="text1" w:themeTint="bf" w:val="404040"/>
+    </w:rPr>
+  </w:style>
+  <w:style w:type="character" w:styleId="IntenseEmphasis">
+    <w:name w:val="Intense Emphasis"/>
+    <w:basedOn w:val="DefaultParagraphFont"/>
+    <w:uiPriority w:val="21"/>
+    <w:qFormat/>
+    <w:rsid w:val="00ba56b8"/>
+    <w:rPr>
+      <w:i/>
+      <w:iCs/>
+      <w:color w:themeColor="accent1" w:themeShade="bf" w:val="0F4761"/>
+    </w:rPr>
+  </w:style>
+  <w:style w:type="character" w:styleId="IntenseQuoteChar" w:customStyle="1">
+    <w:name w:val="Intense Quote Char"/>
+    <w:basedOn w:val="DefaultParagraphFont"/>
+    <w:link w:val="IntenseQuote"/>
+    <w:uiPriority w:val="30"/>
+    <w:rsid w:val="00ba56b8"/>
+    <w:rPr>
+      <w:i/>
+      <w:iCs/>
+      <w:color w:themeColor="accent1" w:themeShade="bf" w:val="0F4761"/>
+    </w:rPr>
+  </w:style>
+  <w:style w:type="character" w:styleId="IntenseReference">
+    <w:name w:val="Intense Reference"/>
+    <w:basedOn w:val="DefaultParagraphFont"/>
+    <w:uiPriority w:val="32"/>
+    <w:qFormat/>
+    <w:rsid w:val="00ba56b8"/>
+    <w:rPr>
+      <w:b/>
+      <w:bCs/>
+      <w:smallCaps/>
+      <w:color w:themeColor="accent1" w:themeShade="bf" w:val="0F4761"/>
+      <w:spacing w:val="5"/>
+    </w:rPr>
+  </w:style>
+  <w:style w:type="paragraph" w:styleId="Heading" w:customStyle="1">
+    <w:name w:val="Heading"/>
+    <w:basedOn w:val="Normal"/>
+    <w:next w:val="BodyText"/>
+    <w:pPr>
+      <w:keepNext w:val="true"/>
+      <w:spacing w:before="240" w:after="120"/>
+    </w:pPr>
+    <w:rPr>
+      <w:rFonts w:ascii="Liberation Sans" w:hAnsi="Liberation Sans" w:eastAsia="Microsoft YaHei" w:cs="Lucida Sans"/>
+      <w:sz w:val="28"/>
+      <w:szCs w:val="28"/>
+    </w:rPr>
+  </w:style>
+  <w:style w:type="paragraph" w:styleId="BodyText">
+    <w:name w:val="Body Text"/>
+    <w:basedOn w:val="Normal"/>
+    <w:pPr>
+      <w:spacing w:lineRule="auto" w:line="276" w:before="0" w:after="140"/>
+    </w:pPr>
+    <w:rPr/>
+  </w:style>
+  <w:style w:type="paragraph" w:styleId="List">
+    <w:name w:val="List"/>
+    <w:basedOn w:val="BodyText"/>
+    <w:pPr/>
+    <w:rPr>
+      <w:rFonts w:cs="Lucida Sans"/>
+    </w:rPr>
+  </w:style>
+  <w:style w:type="paragraph" w:styleId="Caption">
+    <w:name w:val="caption"/>
+    <w:basedOn w:val="Normal"/>
+    <w:pPr>
+      <w:suppressLineNumbers/>
+      <w:spacing w:before="120" w:after="120"/>
+    </w:pPr>
+    <w:rPr>
+      <w:rFonts w:cs="Lucida Sans"/>
+      <w:i/>
+      <w:iCs/>
+    </w:rPr>
+  </w:style>
+  <w:style w:type="paragraph" w:styleId="Index" w:customStyle="1">
+    <w:name w:val="Index"/>
+    <w:basedOn w:val="Normal"/>
+    <w:pPr>
+      <w:suppressLineNumbers/>
+    </w:pPr>
+    <w:rPr>
+      <w:rFonts w:cs="Lucida Sans"/>
+    </w:rPr>
+  </w:style>
+  <w:style w:type="paragraph" w:styleId="Title">
+    <w:name w:val="Title"/>
+    <w:basedOn w:val="Normal"/>
+    <w:next w:val="Normal"/>
+    <w:link w:val="TitleChar"/>
+    <w:uiPriority w:val="10"/>
+    <w:qFormat/>
+    <w:rsid w:val="00ba56b8"/>
+    <w:pPr>
+      <w:spacing w:lineRule="auto" w:line="240" w:before="0" w:after="80"/>
+      <w:contextualSpacing/>
+    </w:pPr>
+    <w:rPr>
+      <w:rFonts w:ascii="Aptos Display" w:hAnsi="Aptos Display" w:eastAsia="" w:cs="" w:asciiTheme="majorHAnsi" w:cstheme="majorBidi" w:eastAsiaTheme="majorEastAsia" w:hAnsiTheme="majorHAnsi"/>
+      <w:spacing w:val="-10"/>
+      <w:kern w:val="2"/>
+      <w:sz w:val="56"/>
+      <w:szCs w:val="56"/>
+      <w:lang w:eastAsia="en-US"/>
+      <w14:ligatures w14:val="standardContextual"/>
+    </w:rPr>
+  </w:style>
+  <w:style w:type="paragraph" w:styleId="Subtitle">
+    <w:name w:val="Subtitle"/>
+    <w:basedOn w:val="Normal"/>
+    <w:next w:val="Normal"/>
+    <w:link w:val="SubtitleChar"/>
+    <w:uiPriority w:val="11"/>
+    <w:qFormat/>
+    <w:rsid w:val="00ba56b8"/>
+    <w:pPr/>
+    <w:rPr>
+      <w:rFonts w:eastAsia="" w:cs="" w:cstheme="majorBidi" w:eastAsiaTheme="majorEastAsia"/>
+      <w:color w:themeColor="text1" w:themeTint="a6" w:val="595959"/>
+      <w:spacing w:val="15"/>
+      <w:kern w:val="2"/>
+      <w:sz w:val="28"/>
+      <w:szCs w:val="28"/>
+      <w:lang w:eastAsia="en-US"/>
+      <w14:ligatures w14:val="standardContextual"/>
+    </w:rPr>
+  </w:style>
+  <w:style w:type="paragraph" w:styleId="Quote">
+    <w:name w:val="Quote"/>
+    <w:basedOn w:val="Normal"/>
+    <w:next w:val="Normal"/>
+    <w:link w:val="QuoteChar"/>
+    <w:uiPriority w:val="29"/>
+    <w:qFormat/>
+    <w:rsid w:val="00ba56b8"/>
+    <w:pPr>
+      <w:spacing w:before="160" w:after="160"/>
+      <w:jc w:val="center"/>
+    </w:pPr>
+    <w:rPr>
+      <w:rFonts w:eastAsia="Aptos" w:eastAsiaTheme="minorHAnsi"/>
+      <w:i/>
+      <w:iCs/>
+      <w:color w:themeColor="text1" w:themeTint="bf" w:val="404040"/>
+      <w:kern w:val="2"/>
+      <w:lang w:eastAsia="en-US"/>
+      <w14:ligatures w14:val="standardContextual"/>
+    </w:rPr>
+  </w:style>
+  <w:style w:type="paragraph" w:styleId="ListParagraph">
+    <w:name w:val="List Paragraph"/>
+    <w:basedOn w:val="Normal"/>
+    <w:uiPriority w:val="34"/>
+    <w:qFormat/>
+    <w:rsid w:val="00ba56b8"/>
+    <w:pPr>
+      <w:spacing w:before="0" w:after="160"/>
+      <w:ind w:start="720"/>
+      <w:contextualSpacing/>
+    </w:pPr>
+    <w:rPr>
+      <w:rFonts w:eastAsia="Aptos" w:eastAsiaTheme="minorHAnsi"/>
+      <w:kern w:val="2"/>
+      <w:lang w:eastAsia="en-US"/>
+      <w14:ligatures w14:val="standardContextual"/>
+    </w:rPr>
+  </w:style>
+  <w:style w:type="paragraph" w:styleId="IntenseQuote">
+    <w:name w:val="Intense Quote"/>
+    <w:basedOn w:val="Normal"/>
+    <w:next w:val="Normal"/>
+    <w:link w:val="IntenseQuoteChar"/>
+    <w:uiPriority w:val="30"/>
+    <w:qFormat/>
+    <w:rsid w:val="00ba56b8"/>
+    <w:pPr>
+      <w:pBdr>
+        <w:top w:val="single" w:sz="4" w:space="10" w:color="0F4761" w:themeColor="accent1" w:themeShade="bf"/>
+        <w:bottom w:val="single" w:sz="4" w:space="10" w:color="0F4761" w:themeColor="accent1" w:themeShade="bf"/>
+      </w:pBdr>
+      <w:spacing w:before="360" w:after="360"/>
+      <w:ind w:start="864" w:end="864"/>
+      <w:jc w:val="center"/>
+    </w:pPr>
+    <w:rPr>
+      <w:rFonts w:eastAsia="Aptos" w:eastAsiaTheme="minorHAnsi"/>
+      <w:i/>
+      <w:iCs/>
+      <w:color w:themeColor="accent1" w:themeShade="bf" w:val="0F4761"/>
+      <w:kern w:val="2"/>
+      <w:lang w:eastAsia="en-US"/>
+      <w14:ligatures w14:val="standardContextual"/>
+    </w:rPr>
+  </w:style>
+  <w:style w:type="paragraph" w:styleId="normal1" w:customStyle="1">
+    <w:name w:val="normal1"/>
+    <w:pPr>
+      <w:widowControl/>
+      <w:suppressAutoHyphens w:val="true"/>
+      <w:bidi w:val="0"/>
+      <w:spacing w:lineRule="auto" w:line="278" w:before="0" w:after="160"/>
+      <w:jc w:val="start"/>
+    </w:pPr>
+    <w:rPr>
+      <w:rFonts w:ascii="Aptos" w:hAnsi="Aptos" w:eastAsia="Aptos" w:cs="" w:asciiTheme="minorHAnsi" w:cstheme="minorBidi" w:eastAsiaTheme="minorHAnsi" w:hAnsiTheme="minorHAnsi"/>
+      <w:color w:val="auto"/>
+      <w:kern w:val="2"/>
+      <w:sz w:val="24"/>
+      <w:szCs w:val="24"/>
+      <w:lang w:val="en-US" w:eastAsia="en-US" w:bidi="ar-SA"/>
+      <w14:ligatures w14:val="standardContextual"/>
+    </w:rPr>
+  </w:style>
+  <w:style w:type="paragraph" w:styleId="normal111" w:customStyle="1">
+    <w:name w:val="normal111"/>
+    <w:pPr>
+      <w:widowControl/>
+      <w:suppressAutoHyphens w:val="true"/>
+      <w:bidi w:val="0"/>
+      <w:spacing w:lineRule="auto" w:line="278" w:before="0" w:after="160"/>
+      <w:jc w:val="start"/>
+    </w:pPr>
+    <w:rPr>
+      <w:rFonts w:ascii="Aptos" w:hAnsi="Aptos" w:eastAsia="Aptos" w:cs="Aptos" w:asciiTheme="minorHAnsi" w:eastAsiaTheme="minorHAnsi" w:hAnsiTheme="minorHAnsi"/>
+      <w:color w:val="auto"/>
+      <w:kern w:val="0"/>
+      <w:sz w:val="24"/>
+      <w:szCs w:val="24"/>
+      <w:lang w:val="en-US" w:eastAsia="zh-CN" w:bidi="hi-IN"/>
+      <w14:ligatures w14:val="standardContextual"/>
+    </w:rPr>
+  </w:style>
+  <w:style w:type="paragraph" w:styleId="normal1111">
+    <w:name w:val="normal1111"/>
+    <w:pPr>
+      <w:widowControl/>
+      <w:suppressAutoHyphens w:val="true"/>
+      <w:bidi w:val="0"/>
+      <w:spacing w:lineRule="auto" w:line="278" w:before="0" w:after="160"/>
+      <w:jc w:val="start"/>
+    </w:pPr>
+    <w:rPr>
+      <w:rFonts w:ascii="Aptos" w:hAnsi="Aptos" w:eastAsia="Aptos" w:cs="Aptos"/>
+      <w:color w:val="auto"/>
+      <w:kern w:val="0"/>
+      <w:sz w:val="24"/>
+      <w:szCs w:val="24"/>
+      <w:lang w:val="en-US" w:eastAsia="zh-CN" w:bidi="hi-IN"/>
+    </w:rPr>
+  </w:style>
+  <w:style w:type="paragraph" w:styleId="normal111111">
+    <w:name w:val="normal111111"/>
+    <w:pPr>
+      <w:widowControl/>
+      <w:suppressAutoHyphens w:val="true"/>
+      <w:bidi w:val="0"/>
+      <w:spacing w:lineRule="auto" w:line="278" w:before="0" w:after="160"/>
+      <w:jc w:val="start"/>
+    </w:pPr>
+    <w:rPr>
+      <w:rFonts w:ascii="Aptos" w:hAnsi="Aptos" w:eastAsia="Aptos" w:cs="Aptos"/>
+      <w:color w:val="auto"/>
+      <w:kern w:val="0"/>
+      <w:sz w:val="24"/>
+      <w:szCs w:val="24"/>
+      <w:lang w:val="en-US" w:eastAsia="zh-CN" w:bidi="hi-IN"/>
+    </w:rPr>
+  </w:style>
+  <w:style w:type="numbering" w:styleId="NoList" w:default="1">
+    <w:name w:val="No List"/>
+    <w:uiPriority w:val="99"/>
     <w:semiHidden/>
     <w:unhideWhenUsed/>
   </w:style>
@@ -887,7 +1330,6 @@
     <w:semiHidden/>
     <w:unhideWhenUsed/>
     <w:tblPr>
-      <w:tblInd w:w="0" w:type="dxa"/>
       <w:tblCellMar>
         <w:top w:w="0" w:type="dxa"/>
         <w:left w:w="108" w:type="dxa"/>
@@ -896,400 +1338,11 @@
       </w:tblCellMar>
     </w:tblPr>
   </w:style>
-  <w:style w:type="numbering" w:default="1" w:styleId="NoList">
-    <w:name w:val="No List"/>
-    <w:uiPriority w:val="99"/>
-    <w:semiHidden/>
-    <w:unhideWhenUsed/>
-  </w:style>
-  <w:style w:type="character" w:customStyle="1" w:styleId="Heading1Char">
-    <w:name w:val="Heading 1 Char"/>
-    <w:basedOn w:val="DefaultParagraphFont"/>
-    <w:link w:val="Heading1"/>
-    <w:uiPriority w:val="9"/>
-    <w:rsid w:val="00BA56B8"/>
-    <w:rPr>
-      <w:rFonts w:asciiTheme="majorHAnsi" w:eastAsiaTheme="majorEastAsia" w:hAnsiTheme="majorHAnsi" w:cstheme="majorBidi"/>
-      <w:color w:val="0F4761" w:themeColor="accent1" w:themeShade="BF"/>
-      <w:sz w:val="40"/>
-      <w:szCs w:val="40"/>
-    </w:rPr>
-  </w:style>
-  <w:style w:type="character" w:customStyle="1" w:styleId="Heading2Char">
-    <w:name w:val="Heading 2 Char"/>
-    <w:basedOn w:val="DefaultParagraphFont"/>
-    <w:link w:val="Heading2"/>
-    <w:uiPriority w:val="9"/>
-    <w:semiHidden/>
-    <w:rsid w:val="00BA56B8"/>
-    <w:rPr>
-      <w:rFonts w:asciiTheme="majorHAnsi" w:eastAsiaTheme="majorEastAsia" w:hAnsiTheme="majorHAnsi" w:cstheme="majorBidi"/>
-      <w:color w:val="0F4761" w:themeColor="accent1" w:themeShade="BF"/>
-      <w:sz w:val="32"/>
-      <w:szCs w:val="32"/>
-    </w:rPr>
-  </w:style>
-  <w:style w:type="character" w:customStyle="1" w:styleId="Heading3Char">
-    <w:name w:val="Heading 3 Char"/>
-    <w:basedOn w:val="DefaultParagraphFont"/>
-    <w:link w:val="Heading3"/>
-    <w:uiPriority w:val="9"/>
-    <w:semiHidden/>
-    <w:rsid w:val="00BA56B8"/>
-    <w:rPr>
-      <w:rFonts w:eastAsiaTheme="majorEastAsia" w:cstheme="majorBidi"/>
-      <w:color w:val="0F4761" w:themeColor="accent1" w:themeShade="BF"/>
-      <w:sz w:val="28"/>
-      <w:szCs w:val="28"/>
-    </w:rPr>
-  </w:style>
-  <w:style w:type="character" w:customStyle="1" w:styleId="Heading4Char">
-    <w:name w:val="Heading 4 Char"/>
-    <w:basedOn w:val="DefaultParagraphFont"/>
-    <w:link w:val="Heading4"/>
-    <w:uiPriority w:val="9"/>
-    <w:semiHidden/>
-    <w:rsid w:val="00BA56B8"/>
-    <w:rPr>
-      <w:rFonts w:eastAsiaTheme="majorEastAsia" w:cstheme="majorBidi"/>
-      <w:i/>
-      <w:iCs/>
-      <w:color w:val="0F4761" w:themeColor="accent1" w:themeShade="BF"/>
-    </w:rPr>
-  </w:style>
-  <w:style w:type="character" w:customStyle="1" w:styleId="Heading5Char">
-    <w:name w:val="Heading 5 Char"/>
-    <w:basedOn w:val="DefaultParagraphFont"/>
-    <w:link w:val="Heading5"/>
-    <w:uiPriority w:val="9"/>
-    <w:semiHidden/>
-    <w:rsid w:val="00BA56B8"/>
-    <w:rPr>
-      <w:rFonts w:eastAsiaTheme="majorEastAsia" w:cstheme="majorBidi"/>
-      <w:color w:val="0F4761" w:themeColor="accent1" w:themeShade="BF"/>
-    </w:rPr>
-  </w:style>
-  <w:style w:type="character" w:customStyle="1" w:styleId="Heading6Char">
-    <w:name w:val="Heading 6 Char"/>
-    <w:basedOn w:val="DefaultParagraphFont"/>
-    <w:link w:val="Heading6"/>
-    <w:uiPriority w:val="9"/>
-    <w:semiHidden/>
-    <w:rsid w:val="00BA56B8"/>
-    <w:rPr>
-      <w:rFonts w:eastAsiaTheme="majorEastAsia" w:cstheme="majorBidi"/>
-      <w:i/>
-      <w:iCs/>
-      <w:color w:val="595959" w:themeColor="text1" w:themeTint="A6"/>
-    </w:rPr>
-  </w:style>
-  <w:style w:type="character" w:customStyle="1" w:styleId="Heading7Char">
-    <w:name w:val="Heading 7 Char"/>
-    <w:basedOn w:val="DefaultParagraphFont"/>
-    <w:link w:val="Heading7"/>
-    <w:uiPriority w:val="9"/>
-    <w:semiHidden/>
-    <w:rsid w:val="00BA56B8"/>
-    <w:rPr>
-      <w:rFonts w:eastAsiaTheme="majorEastAsia" w:cstheme="majorBidi"/>
-      <w:color w:val="595959" w:themeColor="text1" w:themeTint="A6"/>
-    </w:rPr>
-  </w:style>
-  <w:style w:type="character" w:customStyle="1" w:styleId="Heading8Char">
-    <w:name w:val="Heading 8 Char"/>
-    <w:basedOn w:val="DefaultParagraphFont"/>
-    <w:link w:val="Heading8"/>
-    <w:uiPriority w:val="9"/>
-    <w:semiHidden/>
-    <w:rsid w:val="00BA56B8"/>
-    <w:rPr>
-      <w:rFonts w:eastAsiaTheme="majorEastAsia" w:cstheme="majorBidi"/>
-      <w:i/>
-      <w:iCs/>
-      <w:color w:val="272727" w:themeColor="text1" w:themeTint="D8"/>
-    </w:rPr>
-  </w:style>
-  <w:style w:type="character" w:customStyle="1" w:styleId="Heading9Char">
-    <w:name w:val="Heading 9 Char"/>
-    <w:basedOn w:val="DefaultParagraphFont"/>
-    <w:link w:val="Heading9"/>
-    <w:uiPriority w:val="9"/>
-    <w:semiHidden/>
-    <w:rsid w:val="00BA56B8"/>
-    <w:rPr>
-      <w:rFonts w:eastAsiaTheme="majorEastAsia" w:cstheme="majorBidi"/>
-      <w:color w:val="272727" w:themeColor="text1" w:themeTint="D8"/>
-    </w:rPr>
-  </w:style>
-  <w:style w:type="character" w:customStyle="1" w:styleId="TitleChar">
-    <w:name w:val="Title Char"/>
-    <w:basedOn w:val="DefaultParagraphFont"/>
-    <w:link w:val="Title"/>
-    <w:uiPriority w:val="10"/>
-    <w:rsid w:val="00BA56B8"/>
-    <w:rPr>
-      <w:rFonts w:asciiTheme="majorHAnsi" w:eastAsiaTheme="majorEastAsia" w:hAnsiTheme="majorHAnsi" w:cstheme="majorBidi"/>
-      <w:spacing w:val="-10"/>
-      <w:kern w:val="2"/>
-      <w:sz w:val="56"/>
-      <w:szCs w:val="56"/>
-    </w:rPr>
-  </w:style>
-  <w:style w:type="character" w:customStyle="1" w:styleId="SubtitleChar">
-    <w:name w:val="Subtitle Char"/>
-    <w:basedOn w:val="DefaultParagraphFont"/>
-    <w:link w:val="Subtitle"/>
-    <w:uiPriority w:val="11"/>
-    <w:rsid w:val="00BA56B8"/>
-    <w:rPr>
-      <w:rFonts w:eastAsiaTheme="majorEastAsia" w:cstheme="majorBidi"/>
-      <w:color w:val="595959" w:themeColor="text1" w:themeTint="A6"/>
-      <w:spacing w:val="15"/>
-      <w:sz w:val="28"/>
-      <w:szCs w:val="28"/>
-    </w:rPr>
-  </w:style>
-  <w:style w:type="character" w:customStyle="1" w:styleId="QuoteChar">
-    <w:name w:val="Quote Char"/>
-    <w:basedOn w:val="DefaultParagraphFont"/>
-    <w:link w:val="Quote"/>
-    <w:uiPriority w:val="29"/>
-    <w:rsid w:val="00BA56B8"/>
-    <w:rPr>
-      <w:i/>
-      <w:iCs/>
-      <w:color w:val="404040" w:themeColor="text1" w:themeTint="BF"/>
-    </w:rPr>
-  </w:style>
-  <w:style w:type="character" w:styleId="IntenseEmphasis">
-    <w:name w:val="Intense Emphasis"/>
-    <w:basedOn w:val="DefaultParagraphFont"/>
-    <w:uiPriority w:val="21"/>
-    <w:qFormat/>
-    <w:rsid w:val="00BA56B8"/>
-    <w:rPr>
-      <w:i/>
-      <w:iCs/>
-      <w:color w:val="0F4761" w:themeColor="accent1" w:themeShade="BF"/>
-    </w:rPr>
-  </w:style>
-  <w:style w:type="character" w:customStyle="1" w:styleId="IntenseQuoteChar">
-    <w:name w:val="Intense Quote Char"/>
-    <w:basedOn w:val="DefaultParagraphFont"/>
-    <w:link w:val="IntenseQuote"/>
-    <w:uiPriority w:val="30"/>
-    <w:rsid w:val="00BA56B8"/>
-    <w:rPr>
-      <w:i/>
-      <w:iCs/>
-      <w:color w:val="0F4761" w:themeColor="accent1" w:themeShade="BF"/>
-    </w:rPr>
-  </w:style>
-  <w:style w:type="character" w:styleId="IntenseReference">
-    <w:name w:val="Intense Reference"/>
-    <w:basedOn w:val="DefaultParagraphFont"/>
-    <w:uiPriority w:val="32"/>
-    <w:qFormat/>
-    <w:rsid w:val="00BA56B8"/>
-    <w:rPr>
-      <w:b/>
-      <w:bCs/>
-      <w:smallCaps/>
-      <w:color w:val="0F4761" w:themeColor="accent1" w:themeShade="BF"/>
-      <w:spacing w:val="5"/>
-    </w:rPr>
-  </w:style>
-  <w:style w:type="paragraph" w:customStyle="1" w:styleId="Heading">
-    <w:name w:val="Heading"/>
-    <w:basedOn w:val="Normal"/>
-    <w:next w:val="BodyText"/>
-    <w:pPr>
-      <w:keepNext/>
-      <w:spacing w:before="240" w:after="120"/>
-    </w:pPr>
-    <w:rPr>
-      <w:rFonts w:ascii="Liberation Sans" w:eastAsia="Microsoft YaHei" w:hAnsi="Liberation Sans" w:cs="Lucida Sans"/>
-      <w:sz w:val="28"/>
-      <w:szCs w:val="28"/>
-    </w:rPr>
-  </w:style>
-  <w:style w:type="paragraph" w:styleId="BodyText">
-    <w:name w:val="Body Text"/>
-    <w:basedOn w:val="Normal"/>
-    <w:pPr>
-      <w:spacing w:after="140" w:line="276" w:lineRule="auto"/>
-    </w:pPr>
-  </w:style>
-  <w:style w:type="paragraph" w:styleId="List">
-    <w:name w:val="List"/>
-    <w:basedOn w:val="BodyText"/>
-    <w:rPr>
-      <w:rFonts w:cs="Lucida Sans"/>
-    </w:rPr>
-  </w:style>
-  <w:style w:type="paragraph" w:styleId="Caption">
-    <w:name w:val="caption"/>
-    <w:basedOn w:val="Normal"/>
-    <w:pPr>
-      <w:suppressLineNumbers/>
-      <w:spacing w:before="120" w:after="120"/>
-    </w:pPr>
-    <w:rPr>
-      <w:rFonts w:cs="Lucida Sans"/>
-      <w:i/>
-      <w:iCs/>
-    </w:rPr>
-  </w:style>
-  <w:style w:type="paragraph" w:customStyle="1" w:styleId="Index">
-    <w:name w:val="Index"/>
-    <w:basedOn w:val="Normal"/>
-    <w:pPr>
-      <w:suppressLineNumbers/>
-    </w:pPr>
-    <w:rPr>
-      <w:rFonts w:cs="Lucida Sans"/>
-    </w:rPr>
-  </w:style>
-  <w:style w:type="paragraph" w:styleId="Title">
-    <w:name w:val="Title"/>
-    <w:basedOn w:val="Normal"/>
-    <w:next w:val="Normal"/>
-    <w:link w:val="TitleChar"/>
-    <w:uiPriority w:val="10"/>
-    <w:qFormat/>
-    <w:rsid w:val="00BA56B8"/>
-    <w:pPr>
-      <w:spacing w:after="80" w:line="240" w:lineRule="auto"/>
-      <w:contextualSpacing/>
-    </w:pPr>
-    <w:rPr>
-      <w:rFonts w:asciiTheme="majorHAnsi" w:eastAsiaTheme="majorEastAsia" w:hAnsiTheme="majorHAnsi" w:cstheme="majorBidi"/>
-      <w:spacing w:val="-10"/>
-      <w:kern w:val="2"/>
-      <w:sz w:val="56"/>
-      <w:szCs w:val="56"/>
-      <w:lang w:eastAsia="en-US"/>
-      <w14:ligatures w14:val="standardContextual"/>
-    </w:rPr>
-  </w:style>
-  <w:style w:type="paragraph" w:styleId="Subtitle">
-    <w:name w:val="Subtitle"/>
-    <w:basedOn w:val="Normal"/>
-    <w:next w:val="Normal"/>
-    <w:link w:val="SubtitleChar"/>
-    <w:uiPriority w:val="11"/>
-    <w:qFormat/>
-    <w:rsid w:val="00BA56B8"/>
-    <w:rPr>
-      <w:rFonts w:eastAsiaTheme="majorEastAsia" w:cstheme="majorBidi"/>
-      <w:color w:val="595959" w:themeColor="text1" w:themeTint="A6"/>
-      <w:spacing w:val="15"/>
-      <w:kern w:val="2"/>
-      <w:sz w:val="28"/>
-      <w:szCs w:val="28"/>
-      <w:lang w:eastAsia="en-US"/>
-      <w14:ligatures w14:val="standardContextual"/>
-    </w:rPr>
-  </w:style>
-  <w:style w:type="paragraph" w:styleId="Quote">
-    <w:name w:val="Quote"/>
-    <w:basedOn w:val="Normal"/>
-    <w:next w:val="Normal"/>
-    <w:link w:val="QuoteChar"/>
-    <w:uiPriority w:val="29"/>
-    <w:qFormat/>
-    <w:rsid w:val="00BA56B8"/>
-    <w:pPr>
-      <w:spacing w:before="160"/>
-      <w:jc w:val="center"/>
-    </w:pPr>
-    <w:rPr>
-      <w:rFonts w:eastAsiaTheme="minorHAnsi"/>
-      <w:i/>
-      <w:iCs/>
-      <w:color w:val="404040" w:themeColor="text1" w:themeTint="BF"/>
-      <w:kern w:val="2"/>
-      <w:lang w:eastAsia="en-US"/>
-      <w14:ligatures w14:val="standardContextual"/>
-    </w:rPr>
-  </w:style>
-  <w:style w:type="paragraph" w:styleId="ListParagraph">
-    <w:name w:val="List Paragraph"/>
-    <w:basedOn w:val="Normal"/>
-    <w:uiPriority w:val="34"/>
-    <w:qFormat/>
-    <w:rsid w:val="00BA56B8"/>
-    <w:pPr>
-      <w:ind w:left="720"/>
-      <w:contextualSpacing/>
-    </w:pPr>
-    <w:rPr>
-      <w:rFonts w:eastAsiaTheme="minorHAnsi"/>
-      <w:kern w:val="2"/>
-      <w:lang w:eastAsia="en-US"/>
-      <w14:ligatures w14:val="standardContextual"/>
-    </w:rPr>
-  </w:style>
-  <w:style w:type="paragraph" w:styleId="IntenseQuote">
-    <w:name w:val="Intense Quote"/>
-    <w:basedOn w:val="Normal"/>
-    <w:next w:val="Normal"/>
-    <w:link w:val="IntenseQuoteChar"/>
-    <w:uiPriority w:val="30"/>
-    <w:qFormat/>
-    <w:rsid w:val="00BA56B8"/>
-    <w:pPr>
-      <w:pBdr>
-        <w:top w:val="single" w:sz="4" w:space="10" w:color="0F4761" w:themeColor="accent1" w:themeShade="BF"/>
-        <w:bottom w:val="single" w:sz="4" w:space="10" w:color="0F4761" w:themeColor="accent1" w:themeShade="BF"/>
-      </w:pBdr>
-      <w:spacing w:before="360" w:after="360"/>
-      <w:ind w:left="864" w:right="864"/>
-      <w:jc w:val="center"/>
-    </w:pPr>
-    <w:rPr>
-      <w:rFonts w:eastAsiaTheme="minorHAnsi"/>
-      <w:i/>
-      <w:iCs/>
-      <w:color w:val="0F4761" w:themeColor="accent1" w:themeShade="BF"/>
-      <w:kern w:val="2"/>
-      <w:lang w:eastAsia="en-US"/>
-      <w14:ligatures w14:val="standardContextual"/>
-    </w:rPr>
-  </w:style>
-  <w:style w:type="paragraph" w:customStyle="1" w:styleId="normal1">
-    <w:name w:val="normal1"/>
-    <w:pPr>
-      <w:spacing w:after="160" w:line="278" w:lineRule="auto"/>
-    </w:pPr>
-  </w:style>
-  <w:style w:type="paragraph" w:customStyle="1" w:styleId="normal111">
-    <w:name w:val="normal111"/>
-    <w:pPr>
-      <w:spacing w:after="160" w:line="278" w:lineRule="auto"/>
-    </w:pPr>
-    <w:rPr>
-      <w:rFonts w:cs="Aptos"/>
-      <w:kern w:val="0"/>
-      <w:lang w:eastAsia="zh-CN" w:bidi="hi-IN"/>
-    </w:rPr>
-  </w:style>
-  <w:style w:type="paragraph" w:customStyle="1" w:styleId="normal1111">
-    <w:name w:val="normal1111"/>
-    <w:pPr>
-      <w:spacing w:after="160" w:line="278" w:lineRule="auto"/>
-    </w:pPr>
-    <w:rPr>
-      <w:rFonts w:ascii="Aptos" w:eastAsia="Aptos" w:hAnsi="Aptos" w:cs="Aptos"/>
-      <w:kern w:val="0"/>
-      <w:lang w:eastAsia="zh-CN" w:bidi="hi-IN"/>
-    </w:rPr>
-  </w:style>
 </w:styles>
 </file>
 
 <file path=word/theme/theme1.xml><?xml version="1.0" encoding="utf-8"?>
-<a:theme xmlns:a="http://schemas.openxmlformats.org/drawingml/2006/main" name="Office Theme">
+<a:theme xmlns:a="http://schemas.openxmlformats.org/drawingml/2006/main" xmlns:r="http://schemas.openxmlformats.org/officeDocument/2006/relationships" name="Office Theme">
   <a:themeElements>
     <a:clrScheme name="Office">
       <a:dk1>
@@ -1331,7 +1384,7 @@
     </a:clrScheme>
     <a:fontScheme name="Office">
       <a:majorFont>
-        <a:latin typeface="Aptos Display" panose="02110004020202020204"/>
+        <a:latin typeface="Aptos Display" panose="02110004020202020204" pitchFamily="0" charset="1"/>
         <a:ea typeface=""/>
         <a:cs typeface=""/>
         <a:font script="Jpan" typeface="游ゴシック Light"/>
@@ -1383,7 +1436,7 @@
         <a:font script="Tfng" typeface="Ebrima"/>
       </a:majorFont>
       <a:minorFont>
-        <a:latin typeface="Aptos" panose="02110004020202020204"/>
+        <a:latin typeface="Aptos" panose="02110004020202020204" pitchFamily="0" charset="1"/>
         <a:ea typeface=""/>
         <a:cs typeface=""/>
         <a:font script="Jpan" typeface="游ゴシック"/>
@@ -1462,7 +1515,7 @@
             </a:gs>
           </a:gsLst>
           <a:lin ang="5400000" scaled="0"/>
-          <a:tileRect/>
+          <a:tileRect l="0" t="0" r="0" b="0"/>
         </a:gradFill>
         <a:gradFill>
           <a:gsLst>
@@ -1486,7 +1539,7 @@
             </a:gs>
           </a:gsLst>
           <a:lin ang="5400000" scaled="0"/>
-          <a:tileRect/>
+          <a:tileRect l="0" t="0" r="0" b="0"/>
         </a:gradFill>
       </a:fillStyleLst>
       <a:lnStyleLst>
@@ -1546,12 +1599,10 @@
             </a:gs>
           </a:gsLst>
           <a:lin ang="5400000" scaled="0"/>
-          <a:tileRect/>
+          <a:tileRect l="0" t="0" r="0" b="0"/>
         </a:gradFill>
       </a:bgFillStyleLst>
     </a:fmtScheme>
   </a:themeElements>
-  <a:objectDefaults/>
-  <a:extraClrSchemeLst/>
 </a:theme>
 </file>
--- a/docs/working.docx
+++ b/docs/working.docx
@@ -1,126 +1,50 @@
 
 <file path=word/document.xml><?xml version="1.0" encoding="utf-8"?>
-<w:document xmlns:o="urn:schemas-microsoft-com:office:office" xmlns:r="http://schemas.openxmlformats.org/officeDocument/2006/relationships" xmlns:v="urn:schemas-microsoft-com:vml" xmlns:w="http://schemas.openxmlformats.org/wordprocessingml/2006/main" xmlns:w10="urn:schemas-microsoft-com:office:word" xmlns:wp="http://schemas.openxmlformats.org/drawingml/2006/wordprocessingDrawing" xmlns:pic="http://schemas.openxmlformats.org/drawingml/2006/picture" xmlns:wps="http://schemas.microsoft.com/office/word/2010/wordprocessingShape" xmlns:wpg="http://schemas.microsoft.com/office/word/2010/wordprocessingGroup" xmlns:mc="http://schemas.openxmlformats.org/markup-compatibility/2006" xmlns:wp14="http://schemas.microsoft.com/office/word/2010/wordprocessingDrawing" xmlns:w14="http://schemas.microsoft.com/office/word/2010/wordml" xmlns:w15="http://schemas.microsoft.com/office/word/2012/wordml" mc:Ignorable="w14 wp14 w15">
+<w:document xmlns:wpc="http://schemas.microsoft.com/office/word/2010/wordprocessingCanvas" xmlns:cx="http://schemas.microsoft.com/office/drawing/2014/chartex" xmlns:cx1="http://schemas.microsoft.com/office/drawing/2015/9/8/chartex" xmlns:cx2="http://schemas.microsoft.com/office/drawing/2015/10/21/chartex" xmlns:cx3="http://schemas.microsoft.com/office/drawing/2016/5/9/chartex" xmlns:cx4="http://schemas.microsoft.com/office/drawing/2016/5/10/chartex" xmlns:cx5="http://schemas.microsoft.com/office/drawing/2016/5/11/chartex" xmlns:cx6="http://schemas.microsoft.com/office/drawing/2016/5/12/chartex" xmlns:cx7="http://schemas.microsoft.com/office/drawing/2016/5/13/chartex" xmlns:cx8="http://schemas.microsoft.com/office/drawing/2016/5/14/chartex" xmlns:mc="http://schemas.openxmlformats.org/markup-compatibility/2006" xmlns:aink="http://schemas.microsoft.com/office/drawing/2016/ink" xmlns:am3d="http://schemas.microsoft.com/office/drawing/2017/model3d" xmlns:o="urn:schemas-microsoft-com:office:office" xmlns:oel="http://schemas.microsoft.com/office/2019/extlst" xmlns:r="http://schemas.openxmlformats.org/officeDocument/2006/relationships" xmlns:m="http://schemas.openxmlformats.org/officeDocument/2006/math" xmlns:v="urn:schemas-microsoft-com:vml" xmlns:wp14="http://schemas.microsoft.com/office/word/2010/wordprocessingDrawing" xmlns:wp="http://schemas.openxmlformats.org/drawingml/2006/wordprocessingDrawing" xmlns:w10="urn:schemas-microsoft-com:office:word" xmlns:w="http://schemas.openxmlformats.org/wordprocessingml/2006/main" xmlns:w14="http://schemas.microsoft.com/office/word/2010/wordml" xmlns:w15="http://schemas.microsoft.com/office/word/2012/wordml" xmlns:w16cex="http://schemas.microsoft.com/office/word/2018/wordml/cex" xmlns:w16cid="http://schemas.microsoft.com/office/word/2016/wordml/cid" xmlns:w16="http://schemas.microsoft.com/office/word/2018/wordml" xmlns:w16du="http://schemas.microsoft.com/office/word/2023/wordml/word16du" xmlns:w16sdtdh="http://schemas.microsoft.com/office/word/2020/wordml/sdtdatahash" xmlns:w16sdtfl="http://schemas.microsoft.com/office/word/2024/wordml/sdtformatlock" xmlns:w16se="http://schemas.microsoft.com/office/word/2015/wordml/symex" xmlns:wpg="http://schemas.microsoft.com/office/word/2010/wordprocessingGroup" xmlns:wpi="http://schemas.microsoft.com/office/word/2010/wordprocessingInk" xmlns:wne="http://schemas.microsoft.com/office/word/2006/wordml" xmlns:wps="http://schemas.microsoft.com/office/word/2010/wordprocessingShape" mc:Ignorable="w14 w15 w16se w16cid w16 w16cex w16sdtdh w16sdtfl w16du wp14">
   <w:body>
     <w:p>
       <w:pPr>
         <w:pStyle w:val="normal111111"/>
-        <w:keepNext w:val="false"/>
-        <w:keepLines w:val="false"/>
-        <w:pageBreakBefore w:val="false"/>
-        <w:widowControl/>
-        <w:shd w:val="clear" w:fill="auto"/>
-        <w:spacing w:lineRule="auto" w:line="240" w:before="0" w:after="160"/>
-        <w:ind w:hanging="0" w:start="0" w:end="0"/>
-        <w:jc w:val="start"/>
-        <w:rPr>
-          <w:rFonts w:ascii="Aptos" w:hAnsi="Aptos" w:eastAsia="Aptos" w:cs="Aptos"/>
-          <w:b w:val="false"/>
-          <w:bCs w:val="false"/>
-          <w:i w:val="false"/>
-          <w:iCs w:val="false"/>
-          <w:caps w:val="false"/>
-          <w:smallCaps w:val="false"/>
-          <w:strike w:val="false"/>
-          <w:dstrike w:val="false"/>
-          <w:color w:val="000000"/>
-          <w:position w:val="0"/>
-          <w:sz w:val="24"/>
-          <w:szCs w:val="24"/>
-          <w:u w:val="none"/>
-          <w:shd w:fill="auto" w:val="clear"/>
-          <w:vertAlign w:val="baseline"/>
+        <w:spacing w:line="240" w:lineRule="auto"/>
+        <w:rPr>
+          <w:color w:val="000000"/>
         </w:rPr>
       </w:pPr>
       <w:r>
         <w:rPr>
-          <w:rFonts w:eastAsia="Aptos" w:cs="Aptos"/>
-          <w:b w:val="false"/>
-          <w:bCs w:val="false"/>
-          <w:i w:val="false"/>
-          <w:iCs w:val="false"/>
-          <w:caps w:val="false"/>
-          <w:smallCaps w:val="false"/>
-          <w:strike w:val="false"/>
-          <w:dstrike w:val="false"/>
-          <w:color w:val="000000"/>
-          <w:position w:val="0"/>
-          <w:sz w:val="24"/>
-          <w:szCs w:val="24"/>
-          <w:u w:val="none"/>
-          <w:shd w:fill="auto" w:val="clear"/>
-          <w:vertAlign w:val="baseline"/>
-        </w:rPr>
-        <w:t>“</w:t>
-      </w:r>
-      <w:r>
-        <w:rPr>
-          <w:rFonts w:eastAsia="Aptos" w:cs="Aptos"/>
-          <w:b w:val="false"/>
-          <w:bCs w:val="false"/>
-          <w:i w:val="false"/>
-          <w:iCs w:val="false"/>
-          <w:caps w:val="false"/>
-          <w:smallCaps w:val="false"/>
-          <w:strike w:val="false"/>
-          <w:dstrike w:val="false"/>
-          <w:color w:val="000000"/>
-          <w:position w:val="0"/>
-          <w:sz w:val="24"/>
-          <w:szCs w:val="24"/>
-          <w:u w:val="none"/>
-          <w:shd w:fill="auto" w:val="clear"/>
-          <w:vertAlign w:val="baseline"/>
-        </w:rPr>
-        <w:t>I got it. Get me out of here,” Emery shouted up. He listened to the digger high above him going to work again. The cabin whirred as it spun. The arm coughed and extended. The digger’s scoop descended slowly into the hole beside Emery. It lowered to a point just below his hip and stopped. Emery hopped up into the scoop and sat legs dangling with the heavy plastic bag in his lap. It smelled faintly of the late Adam Edwards. Arthur lifted Emery out of the hole and set him gently on the footpath</w:t>
-      </w:r>
-      <w:r>
-        <w:rPr/>
+          <w:color w:val="000000"/>
+        </w:rPr>
+        <w:t xml:space="preserve">“I got it. Get me out of here,” Emery shouted up. He listened to the digger high above him going to work again. The cabin whirred as it spun. </w:t>
+      </w:r>
+      <w:proofErr w:type="gramStart"/>
+      <w:r>
+        <w:rPr>
+          <w:color w:val="000000"/>
+        </w:rPr>
+        <w:t>The</w:t>
+      </w:r>
+      <w:proofErr w:type="gramEnd"/>
+      <w:r>
+        <w:rPr>
+          <w:color w:val="000000"/>
+        </w:rPr>
+        <w:t xml:space="preserve"> arm coughed and extended. The digger’s scoop descended slowly into the hole beside Emery. It lowered to a point just below his hip and stopped. Emery hopped up into the scoop and sat legs dangling with the heavy plastic bag in his lap. It smelled faintly of the late Adam Edwards. Arthur lifted Emery out of the hole and set him gently on the footpath</w:t>
+      </w:r>
+      <w:r>
         <w:t>. It turned out</w:t>
       </w:r>
       <w:r>
         <w:rPr>
-          <w:rFonts w:eastAsia="Aptos" w:cs="Aptos"/>
-          <w:b w:val="false"/>
-          <w:bCs w:val="false"/>
-          <w:i w:val="false"/>
-          <w:iCs w:val="false"/>
-          <w:caps w:val="false"/>
-          <w:smallCaps w:val="false"/>
-          <w:strike w:val="false"/>
-          <w:dstrike w:val="false"/>
-          <w:color w:val="000000"/>
-          <w:position w:val="0"/>
-          <w:sz w:val="24"/>
-          <w:szCs w:val="24"/>
-          <w:u w:val="none"/>
-          <w:shd w:fill="auto" w:val="clear"/>
-          <w:vertAlign w:val="baseline"/>
+          <w:color w:val="000000"/>
         </w:rPr>
         <w:t xml:space="preserve"> the </w:t>
       </w:r>
       <w:r>
-        <w:rPr/>
         <w:t>altar boy</w:t>
       </w:r>
       <w:r>
         <w:rPr>
-          <w:rFonts w:eastAsia="Aptos" w:cs="Aptos"/>
-          <w:b w:val="false"/>
-          <w:bCs w:val="false"/>
-          <w:i w:val="false"/>
-          <w:iCs w:val="false"/>
-          <w:caps w:val="false"/>
-          <w:smallCaps w:val="false"/>
-          <w:strike w:val="false"/>
-          <w:dstrike w:val="false"/>
-          <w:color w:val="000000"/>
-          <w:position w:val="0"/>
-          <w:sz w:val="24"/>
-          <w:szCs w:val="24"/>
-          <w:u w:val="none"/>
-          <w:shd w:fill="auto" w:val="clear"/>
-          <w:vertAlign w:val="baseline"/>
+          <w:color w:val="000000"/>
         </w:rPr>
         <w:t xml:space="preserve"> really was a wizard with a digger.</w:t>
       </w:r>
@@ -128,118 +52,188 @@
     <w:p>
       <w:pPr>
         <w:pStyle w:val="normal111111"/>
-        <w:keepNext w:val="false"/>
-        <w:keepLines w:val="false"/>
-        <w:pageBreakBefore w:val="false"/>
-        <w:widowControl/>
-        <w:shd w:val="clear" w:fill="auto"/>
-        <w:spacing w:lineRule="auto" w:line="240" w:before="0" w:after="160"/>
-        <w:ind w:hanging="0" w:start="0" w:end="0"/>
-        <w:jc w:val="start"/>
-        <w:rPr/>
+        <w:spacing w:line="240" w:lineRule="auto"/>
       </w:pPr>
       <w:r>
-        <w:rPr/>
-        <w:t xml:space="preserve">As far as Emery was concerned, the job was now complete but Arthur wanted to rebury the guy. Emery explained through the cab window that he planned to walk back to the car and, if Arthur wanted to fill in the hole, that was his business but if he wasn’t back to the car in 20 minutes, Emery would show him what it felt like to have your driver take off without you. So go ahead and fill it but let’s not be fussy about it. </w:t>
+        <w:t xml:space="preserve">As far as Emery was concerned, the job was now </w:t>
+      </w:r>
+      <w:proofErr w:type="gramStart"/>
+      <w:r>
+        <w:t>complete</w:t>
+      </w:r>
+      <w:proofErr w:type="gramEnd"/>
+      <w:r>
+        <w:t xml:space="preserve"> but Arthur wanted to rebury the guy. Emery explained through the cab window that he planned to walk back to the car and, if Arthur wanted to fill in the hole, that was his business but if he wasn’t back to the car in 20 minutes, Emery would show him what it felt like to have your driver take off without you. So go ahead and fill it but let’s not be fussy about it. </w:t>
       </w:r>
     </w:p>
     <w:p>
       <w:pPr>
         <w:pStyle w:val="normal111"/>
-        <w:spacing w:lineRule="auto" w:line="240"/>
-        <w:rPr/>
+        <w:spacing w:line="240" w:lineRule="auto"/>
+        <w:rPr>
+          <w:color w:val="000000"/>
+        </w:rPr>
       </w:pPr>
       <w:r>
         <w:rPr>
           <w:color w:val="000000"/>
         </w:rPr>
-        <w:t xml:space="preserve">Taking deep greedy breaths, Emery savored the cool night air as he crossed the cemetery back to where the Celica waited. He held the bag tight against his chest with both arms crossed in front of him and skipped over headstones. He fondled the bag and the bulky angularity of the money order machine. He felt the supple bend of the books of stamps. It felt like it was all there, the treasure that was rightfully his. </w:t>
-      </w:r>
-      <w:r>
-        <w:rPr/>
+        <w:t xml:space="preserve">Taking deep greedy breaths, Emery savored the cool night air as he crossed the cemetery back to where </w:t>
+      </w:r>
+      <w:proofErr w:type="gramStart"/>
+      <w:r>
+        <w:rPr>
+          <w:color w:val="000000"/>
+        </w:rPr>
+        <w:t>the Celica</w:t>
+      </w:r>
+      <w:proofErr w:type="gramEnd"/>
+      <w:r>
+        <w:rPr>
+          <w:color w:val="000000"/>
+        </w:rPr>
+        <w:t xml:space="preserve"> waited. He held the bag tight against his chest with both arms crossed in front of him and skipped over headstones. He fondled the bag and the bulky angularity of the money order machine. He felt the supple bend of the books of stamps. It felt like it was all there, the treasure that rightfully </w:t>
+      </w:r>
+      <w:r>
+        <w:rPr>
+          <w:color w:val="000000"/>
+        </w:rPr>
+        <w:t xml:space="preserve">belonged to </w:t>
+      </w:r>
+      <w:r>
+        <w:rPr>
+          <w:color w:val="000000"/>
+        </w:rPr>
+        <w:t>hi</w:t>
+      </w:r>
+      <w:r>
+        <w:rPr>
+          <w:color w:val="000000"/>
+        </w:rPr>
+        <w:t>m</w:t>
+      </w:r>
+      <w:r>
+        <w:rPr>
+          <w:color w:val="000000"/>
+        </w:rPr>
+        <w:t>.</w:t>
+      </w:r>
+    </w:p>
+    <w:p>
+      <w:pPr>
+        <w:pStyle w:val="normal111"/>
+        <w:spacing w:line="240" w:lineRule="auto"/>
+      </w:pPr>
+      <w:r>
+        <w:rPr>
+          <w:color w:val="000000"/>
+        </w:rPr>
+        <w:t xml:space="preserve">When he spotted </w:t>
+      </w:r>
+      <w:proofErr w:type="gramStart"/>
+      <w:r>
+        <w:rPr>
+          <w:color w:val="000000"/>
+        </w:rPr>
+        <w:t>the Celica</w:t>
+      </w:r>
+      <w:proofErr w:type="gramEnd"/>
+      <w:r>
+        <w:rPr>
+          <w:color w:val="000000"/>
+        </w:rPr>
+        <w:t xml:space="preserve"> up </w:t>
+      </w:r>
+      <w:proofErr w:type="gramStart"/>
+      <w:r>
+        <w:rPr>
+          <w:color w:val="000000"/>
+        </w:rPr>
+        <w:t>ahead</w:t>
+      </w:r>
+      <w:proofErr w:type="gramEnd"/>
+      <w:r>
+        <w:rPr>
+          <w:color w:val="000000"/>
+        </w:rPr>
+        <w:t xml:space="preserve"> he picked up his pace. He wanted to run but couldn’t achieve much more than a loping jog due to the weight he was carrying and the unabated deterioration of his knees. He needed to do something with this excess energy he was feeling. </w:t>
+      </w:r>
+      <w:r>
+        <w:rPr>
+          <w:color w:val="000000"/>
+        </w:rPr>
+        <w:t xml:space="preserve">It was a good thing he’d left the shovel down there with Mr. Edwards. Emery thought that if he’d had it at </w:t>
+      </w:r>
+      <w:proofErr w:type="gramStart"/>
+      <w:r>
+        <w:rPr>
+          <w:color w:val="000000"/>
+        </w:rPr>
+        <w:t>hand</w:t>
+      </w:r>
+      <w:proofErr w:type="gramEnd"/>
+      <w:r>
+        <w:rPr>
+          <w:color w:val="000000"/>
+        </w:rPr>
+        <w:t xml:space="preserve"> he might’ve started digging up the entire Whitfield family. </w:t>
+      </w:r>
+      <w:r>
+        <w:rPr>
+          <w:color w:val="000000"/>
+        </w:rPr>
+        <w:t xml:space="preserve">Emery was tired but a raw electric current was coursing through him, just </w:t>
+      </w:r>
+      <w:r>
+        <w:rPr>
+          <w:color w:val="000000"/>
+        </w:rPr>
+        <w:t>erratic unfocused energy in search of an outlet.</w:t>
+      </w:r>
+      <w:r>
+        <w:rPr>
+          <w:color w:val="000000"/>
+        </w:rPr>
+        <w:t xml:space="preserve"> </w:t>
+      </w:r>
+      <w:r>
         <w:t xml:space="preserve">     </w:t>
       </w:r>
     </w:p>
     <w:p>
       <w:pPr>
         <w:pStyle w:val="normal1"/>
-        <w:rPr/>
       </w:pPr>
       <w:r>
-        <w:rPr/>
         <w:t xml:space="preserve">      </w:t>
       </w:r>
     </w:p>
+    <w:p/>
+    <w:p/>
+    <w:p/>
     <w:p>
-      <w:pPr>
-        <w:pStyle w:val="Normal"/>
-        <w:rPr/>
-      </w:pPr>
-      <w:r>
-        <w:rPr/>
+      <w:r>
+        <w:t xml:space="preserve">First, there is the feeling of rising. Of being drawn upward, summoned toward the light. </w:t>
       </w:r>
     </w:p>
-    <w:p>
-      <w:pPr>
-        <w:pStyle w:val="Normal"/>
-        <w:rPr/>
-      </w:pPr>
-      <w:r>
-        <w:rPr/>
-      </w:r>
-    </w:p>
-    <w:p>
-      <w:pPr>
-        <w:pStyle w:val="Normal"/>
-        <w:rPr/>
-      </w:pPr>
-      <w:r>
-        <w:rPr/>
-      </w:r>
-    </w:p>
-    <w:p>
-      <w:pPr>
-        <w:pStyle w:val="Normal"/>
-        <w:rPr/>
-      </w:pPr>
-      <w:r>
-        <w:rPr/>
-        <w:t xml:space="preserve">First, there is the feeling of rising. Of being drawn upward, summoned toward the light. </w:t>
-      </w:r>
-    </w:p>
-    <w:p>
-      <w:pPr>
-        <w:pStyle w:val="Normal"/>
-        <w:widowControl/>
-        <w:suppressAutoHyphens w:val="true"/>
-        <w:bidi w:val="0"/>
-        <w:spacing w:lineRule="auto" w:line="278" w:before="0" w:after="160"/>
-        <w:jc w:val="start"/>
-        <w:rPr/>
-      </w:pPr>
-      <w:r>
-        <w:rPr/>
-      </w:r>
-    </w:p>
+    <w:p/>
     <w:sectPr>
-      <w:type w:val="nextPage"/>
       <w:pgSz w:w="12240" w:h="15840"/>
-      <w:pgMar w:left="1440" w:right="1440" w:gutter="0" w:header="0" w:top="1440" w:footer="0" w:bottom="1440"/>
-      <w:pgNumType w:fmt="decimal"/>
-      <w:formProt w:val="false"/>
-      <w:textDirection w:val="lrTb"/>
-      <w:docGrid w:type="default" w:linePitch="360" w:charSpace="0"/>
+      <w:pgMar w:top="1440" w:right="1440" w:bottom="1440" w:left="1440" w:header="0" w:footer="0" w:gutter="0"/>
+      <w:cols w:space="720"/>
+      <w:formProt w:val="0"/>
+      <w:docGrid w:linePitch="360"/>
     </w:sectPr>
   </w:body>
 </w:document>
 </file>
 
 <file path=word/styles.xml><?xml version="1.0" encoding="utf-8"?>
-<w:styles xmlns:w="http://schemas.openxmlformats.org/wordprocessingml/2006/main" xmlns:w14="http://schemas.microsoft.com/office/word/2010/wordml" xmlns:mc="http://schemas.openxmlformats.org/markup-compatibility/2006" mc:Ignorable="w14">
+<w:styles xmlns:mc="http://schemas.openxmlformats.org/markup-compatibility/2006" xmlns:r="http://schemas.openxmlformats.org/officeDocument/2006/relationships" xmlns:w="http://schemas.openxmlformats.org/wordprocessingml/2006/main" xmlns:w14="http://schemas.microsoft.com/office/word/2010/wordml" xmlns:w15="http://schemas.microsoft.com/office/word/2012/wordml" xmlns:w16cex="http://schemas.microsoft.com/office/word/2018/wordml/cex" xmlns:w16cid="http://schemas.microsoft.com/office/word/2016/wordml/cid" xmlns:w16="http://schemas.microsoft.com/office/word/2018/wordml" xmlns:w16du="http://schemas.microsoft.com/office/word/2023/wordml/word16du" xmlns:w16sdtdh="http://schemas.microsoft.com/office/word/2020/wordml/sdtdatahash" xmlns:w16sdtfl="http://schemas.microsoft.com/office/word/2024/wordml/sdtformatlock" xmlns:w16se="http://schemas.microsoft.com/office/word/2015/wordml/symex" mc:Ignorable="w14 w15 w16se w16cid w16 w16cex w16sdtdh w16sdtfl w16du">
   <w:docDefaults>
     <w:rPrDefault>
       <w:rPr>
-        <w:rFonts w:ascii="Aptos" w:hAnsi="Aptos" w:eastAsia="Aptos" w:cs="" w:asciiTheme="minorHAnsi" w:cstheme="minorBidi" w:eastAsiaTheme="minorHAnsi" w:hAnsiTheme="minorHAnsi"/>
+        <w:rFonts w:asciiTheme="minorHAnsi" w:eastAsiaTheme="minorHAnsi" w:hAnsiTheme="minorHAnsi" w:cstheme="minorBidi"/>
         <w:kern w:val="2"/>
         <w:sz w:val="24"/>
         <w:szCs w:val="24"/>
@@ -249,21 +243,21 @@
     </w:rPrDefault>
     <w:pPrDefault>
       <w:pPr>
-        <w:suppressAutoHyphens w:val="true"/>
+        <w:suppressAutoHyphens/>
       </w:pPr>
     </w:pPrDefault>
   </w:docDefaults>
   <w:latentStyles w:defLockedState="0" w:defUIPriority="99" w:defSemiHidden="0" w:defUnhideWhenUsed="0" w:defQFormat="0" w:count="376">
     <w:lsdException w:name="Normal" w:uiPriority="0" w:qFormat="1"/>
     <w:lsdException w:name="heading 1" w:uiPriority="9" w:qFormat="1"/>
-    <w:lsdException w:name="heading 2" w:uiPriority="9" w:semiHidden="1" w:unhideWhenUsed="1" w:qFormat="1"/>
-    <w:lsdException w:name="heading 3" w:uiPriority="9" w:semiHidden="1" w:unhideWhenUsed="1" w:qFormat="1"/>
-    <w:lsdException w:name="heading 4" w:uiPriority="9" w:semiHidden="1" w:unhideWhenUsed="1" w:qFormat="1"/>
-    <w:lsdException w:name="heading 5" w:uiPriority="9" w:semiHidden="1" w:unhideWhenUsed="1" w:qFormat="1"/>
-    <w:lsdException w:name="heading 6" w:uiPriority="9" w:semiHidden="1" w:unhideWhenUsed="1" w:qFormat="1"/>
-    <w:lsdException w:name="heading 7" w:uiPriority="9" w:semiHidden="1" w:unhideWhenUsed="1" w:qFormat="1"/>
-    <w:lsdException w:name="heading 8" w:uiPriority="9" w:semiHidden="1" w:unhideWhenUsed="1" w:qFormat="1"/>
-    <w:lsdException w:name="heading 9" w:uiPriority="9" w:semiHidden="1" w:unhideWhenUsed="1" w:qFormat="1"/>
+    <w:lsdException w:name="heading 2" w:semiHidden="1" w:uiPriority="9" w:unhideWhenUsed="1" w:qFormat="1"/>
+    <w:lsdException w:name="heading 3" w:semiHidden="1" w:uiPriority="9" w:unhideWhenUsed="1" w:qFormat="1"/>
+    <w:lsdException w:name="heading 4" w:semiHidden="1" w:uiPriority="9" w:unhideWhenUsed="1" w:qFormat="1"/>
+    <w:lsdException w:name="heading 5" w:semiHidden="1" w:uiPriority="9" w:unhideWhenUsed="1" w:qFormat="1"/>
+    <w:lsdException w:name="heading 6" w:semiHidden="1" w:uiPriority="9" w:unhideWhenUsed="1" w:qFormat="1"/>
+    <w:lsdException w:name="heading 7" w:semiHidden="1" w:uiPriority="9" w:unhideWhenUsed="1" w:qFormat="1"/>
+    <w:lsdException w:name="heading 8" w:semiHidden="1" w:uiPriority="9" w:unhideWhenUsed="1" w:qFormat="1"/>
+    <w:lsdException w:name="heading 9" w:semiHidden="1" w:uiPriority="9" w:unhideWhenUsed="1" w:qFormat="1"/>
     <w:lsdException w:name="index 1" w:semiHidden="1" w:unhideWhenUsed="1"/>
     <w:lsdException w:name="index 2" w:semiHidden="1" w:unhideWhenUsed="1"/>
     <w:lsdException w:name="index 3" w:semiHidden="1" w:unhideWhenUsed="1"/>
@@ -273,22 +267,22 @@
     <w:lsdException w:name="index 7" w:semiHidden="1" w:unhideWhenUsed="1"/>
     <w:lsdException w:name="index 8" w:semiHidden="1" w:unhideWhenUsed="1"/>
     <w:lsdException w:name="index 9" w:semiHidden="1" w:unhideWhenUsed="1"/>
-    <w:lsdException w:name="toc 1" w:uiPriority="39" w:semiHidden="1" w:unhideWhenUsed="1"/>
-    <w:lsdException w:name="toc 2" w:uiPriority="39" w:semiHidden="1" w:unhideWhenUsed="1"/>
-    <w:lsdException w:name="toc 3" w:uiPriority="39" w:semiHidden="1" w:unhideWhenUsed="1"/>
-    <w:lsdException w:name="toc 4" w:uiPriority="39" w:semiHidden="1" w:unhideWhenUsed="1"/>
-    <w:lsdException w:name="toc 5" w:uiPriority="39" w:semiHidden="1" w:unhideWhenUsed="1"/>
-    <w:lsdException w:name="toc 6" w:uiPriority="39" w:semiHidden="1" w:unhideWhenUsed="1"/>
-    <w:lsdException w:name="toc 7" w:uiPriority="39" w:semiHidden="1" w:unhideWhenUsed="1"/>
-    <w:lsdException w:name="toc 8" w:uiPriority="39" w:semiHidden="1" w:unhideWhenUsed="1"/>
-    <w:lsdException w:name="toc 9" w:uiPriority="39" w:semiHidden="1" w:unhideWhenUsed="1"/>
+    <w:lsdException w:name="toc 1" w:semiHidden="1" w:uiPriority="39" w:unhideWhenUsed="1"/>
+    <w:lsdException w:name="toc 2" w:semiHidden="1" w:uiPriority="39" w:unhideWhenUsed="1"/>
+    <w:lsdException w:name="toc 3" w:semiHidden="1" w:uiPriority="39" w:unhideWhenUsed="1"/>
+    <w:lsdException w:name="toc 4" w:semiHidden="1" w:uiPriority="39" w:unhideWhenUsed="1"/>
+    <w:lsdException w:name="toc 5" w:semiHidden="1" w:uiPriority="39" w:unhideWhenUsed="1"/>
+    <w:lsdException w:name="toc 6" w:semiHidden="1" w:uiPriority="39" w:unhideWhenUsed="1"/>
+    <w:lsdException w:name="toc 7" w:semiHidden="1" w:uiPriority="39" w:unhideWhenUsed="1"/>
+    <w:lsdException w:name="toc 8" w:semiHidden="1" w:uiPriority="39" w:unhideWhenUsed="1"/>
+    <w:lsdException w:name="toc 9" w:semiHidden="1" w:uiPriority="39" w:unhideWhenUsed="1"/>
     <w:lsdException w:name="Normal Indent" w:semiHidden="1" w:unhideWhenUsed="1"/>
     <w:lsdException w:name="footnote text" w:semiHidden="1" w:unhideWhenUsed="1"/>
     <w:lsdException w:name="annotation text" w:semiHidden="1" w:unhideWhenUsed="1"/>
     <w:lsdException w:name="header" w:semiHidden="1" w:unhideWhenUsed="1"/>
     <w:lsdException w:name="footer" w:semiHidden="1" w:unhideWhenUsed="1"/>
     <w:lsdException w:name="index heading" w:semiHidden="1" w:unhideWhenUsed="1"/>
-    <w:lsdException w:name="caption" w:uiPriority="35" w:semiHidden="1" w:unhideWhenUsed="1" w:qFormat="1"/>
+    <w:lsdException w:name="caption" w:semiHidden="1" w:uiPriority="35" w:unhideWhenUsed="1" w:qFormat="1"/>
     <w:lsdException w:name="table of figures" w:semiHidden="1" w:unhideWhenUsed="1"/>
     <w:lsdException w:name="envelope address" w:semiHidden="1" w:unhideWhenUsed="1"/>
     <w:lsdException w:name="envelope return" w:semiHidden="1" w:unhideWhenUsed="1"/>
@@ -319,7 +313,7 @@
     <w:lsdException w:name="Title" w:uiPriority="10" w:qFormat="1"/>
     <w:lsdException w:name="Closing" w:semiHidden="1" w:unhideWhenUsed="1"/>
     <w:lsdException w:name="Signature" w:semiHidden="1" w:unhideWhenUsed="1"/>
-    <w:lsdException w:name="Default Paragraph Font" w:uiPriority="1" w:semiHidden="1" w:unhideWhenUsed="1"/>
+    <w:lsdException w:name="Default Paragraph Font" w:semiHidden="1" w:uiPriority="1" w:unhideWhenUsed="1"/>
     <w:lsdException w:name="Body Text" w:semiHidden="1" w:unhideWhenUsed="1"/>
     <w:lsdException w:name="Body Text Indent" w:semiHidden="1" w:unhideWhenUsed="1"/>
     <w:lsdException w:name="List Continue" w:semiHidden="1" w:unhideWhenUsed="1"/>
@@ -519,8 +513,8 @@
     <w:lsdException w:name="Subtle Reference" w:uiPriority="31" w:qFormat="1"/>
     <w:lsdException w:name="Intense Reference" w:uiPriority="32" w:qFormat="1"/>
     <w:lsdException w:name="Book Title" w:uiPriority="33" w:qFormat="1"/>
-    <w:lsdException w:name="Bibliography" w:uiPriority="37" w:semiHidden="1" w:unhideWhenUsed="1"/>
-    <w:lsdException w:name="TOC Heading" w:uiPriority="39" w:semiHidden="1" w:unhideWhenUsed="1" w:qFormat="1"/>
+    <w:lsdException w:name="Bibliography" w:semiHidden="1" w:uiPriority="37" w:unhideWhenUsed="1"/>
+    <w:lsdException w:name="TOC Heading" w:semiHidden="1" w:uiPriority="39" w:unhideWhenUsed="1" w:qFormat="1"/>
     <w:lsdException w:name="Plain Table 1" w:uiPriority="41"/>
     <w:lsdException w:name="Plain Table 2" w:uiPriority="42"/>
     <w:lsdException w:name="Plain Table 3" w:uiPriority="43"/>
@@ -631,24 +625,17 @@
     <w:lsdException w:name="Unresolved Mention" w:semiHidden="1" w:unhideWhenUsed="1"/>
     <w:lsdException w:name="Smart Link" w:semiHidden="1" w:unhideWhenUsed="1"/>
   </w:latentStyles>
-  <w:style w:type="paragraph" w:styleId="Normal" w:default="1">
+  <w:style w:type="paragraph" w:default="1" w:styleId="Normal">
     <w:name w:val="Normal"/>
     <w:qFormat/>
-    <w:rsid w:val="00ba56b8"/>
-    <w:pPr>
-      <w:widowControl/>
-      <w:suppressAutoHyphens w:val="true"/>
-      <w:bidi w:val="0"/>
-      <w:spacing w:lineRule="auto" w:line="278" w:before="0" w:after="160"/>
-      <w:jc w:val="start"/>
-    </w:pPr>
-    <w:rPr>
-      <w:rFonts w:ascii="Aptos" w:hAnsi="Aptos" w:eastAsia="" w:cs="" w:eastAsiaTheme="minorEastAsia"/>
-      <w:color w:val="auto"/>
+    <w:rsid w:val="00BA56B8"/>
+    <w:pPr>
+      <w:spacing w:after="160" w:line="278" w:lineRule="auto"/>
+    </w:pPr>
+    <w:rPr>
+      <w:rFonts w:ascii="Aptos" w:eastAsiaTheme="minorEastAsia" w:hAnsi="Aptos"/>
       <w:kern w:val="0"/>
-      <w:sz w:val="24"/>
-      <w:szCs w:val="24"/>
-      <w:lang w:val="en-US" w:eastAsia="ja-JP" w:bidi="ar-SA"/>
+      <w:lang w:eastAsia="ja-JP"/>
       <w14:ligatures w14:val="none"/>
     </w:rPr>
   </w:style>
@@ -659,16 +646,16 @@
     <w:link w:val="Heading1Char"/>
     <w:uiPriority w:val="9"/>
     <w:qFormat/>
-    <w:rsid w:val="00ba56b8"/>
-    <w:pPr>
-      <w:keepNext w:val="true"/>
+    <w:rsid w:val="00BA56B8"/>
+    <w:pPr>
+      <w:keepNext/>
       <w:keepLines/>
       <w:spacing w:before="360" w:after="80"/>
       <w:outlineLvl w:val="0"/>
     </w:pPr>
     <w:rPr>
-      <w:rFonts w:ascii="Aptos Display" w:hAnsi="Aptos Display" w:eastAsia="" w:cs="" w:asciiTheme="majorHAnsi" w:cstheme="majorBidi" w:eastAsiaTheme="majorEastAsia" w:hAnsiTheme="majorHAnsi"/>
-      <w:color w:themeColor="accent1" w:themeShade="bf" w:val="0F4761"/>
+      <w:rFonts w:asciiTheme="majorHAnsi" w:eastAsiaTheme="majorEastAsia" w:hAnsiTheme="majorHAnsi" w:cstheme="majorBidi"/>
+      <w:color w:val="0F4761" w:themeColor="accent1" w:themeShade="BF"/>
       <w:kern w:val="2"/>
       <w:sz w:val="40"/>
       <w:szCs w:val="40"/>
@@ -685,16 +672,16 @@
     <w:semiHidden/>
     <w:unhideWhenUsed/>
     <w:qFormat/>
-    <w:rsid w:val="00ba56b8"/>
-    <w:pPr>
-      <w:keepNext w:val="true"/>
+    <w:rsid w:val="00BA56B8"/>
+    <w:pPr>
+      <w:keepNext/>
       <w:keepLines/>
       <w:spacing w:before="160" w:after="80"/>
       <w:outlineLvl w:val="1"/>
     </w:pPr>
     <w:rPr>
-      <w:rFonts w:ascii="Aptos Display" w:hAnsi="Aptos Display" w:eastAsia="" w:cs="" w:asciiTheme="majorHAnsi" w:cstheme="majorBidi" w:eastAsiaTheme="majorEastAsia" w:hAnsiTheme="majorHAnsi"/>
-      <w:color w:themeColor="accent1" w:themeShade="bf" w:val="0F4761"/>
+      <w:rFonts w:asciiTheme="majorHAnsi" w:eastAsiaTheme="majorEastAsia" w:hAnsiTheme="majorHAnsi" w:cstheme="majorBidi"/>
+      <w:color w:val="0F4761" w:themeColor="accent1" w:themeShade="BF"/>
       <w:kern w:val="2"/>
       <w:sz w:val="32"/>
       <w:szCs w:val="32"/>
@@ -711,16 +698,16 @@
     <w:semiHidden/>
     <w:unhideWhenUsed/>
     <w:qFormat/>
-    <w:rsid w:val="00ba56b8"/>
-    <w:pPr>
-      <w:keepNext w:val="true"/>
+    <w:rsid w:val="00BA56B8"/>
+    <w:pPr>
+      <w:keepNext/>
       <w:keepLines/>
       <w:spacing w:before="160" w:after="80"/>
       <w:outlineLvl w:val="2"/>
     </w:pPr>
     <w:rPr>
-      <w:rFonts w:eastAsia="" w:cs="" w:cstheme="majorBidi" w:eastAsiaTheme="majorEastAsia"/>
-      <w:color w:themeColor="accent1" w:themeShade="bf" w:val="0F4761"/>
+      <w:rFonts w:eastAsiaTheme="majorEastAsia" w:cstheme="majorBidi"/>
+      <w:color w:val="0F4761" w:themeColor="accent1" w:themeShade="BF"/>
       <w:kern w:val="2"/>
       <w:sz w:val="28"/>
       <w:szCs w:val="28"/>
@@ -737,18 +724,18 @@
     <w:semiHidden/>
     <w:unhideWhenUsed/>
     <w:qFormat/>
-    <w:rsid w:val="00ba56b8"/>
-    <w:pPr>
-      <w:keepNext w:val="true"/>
+    <w:rsid w:val="00BA56B8"/>
+    <w:pPr>
+      <w:keepNext/>
       <w:keepLines/>
       <w:spacing w:before="80" w:after="40"/>
       <w:outlineLvl w:val="3"/>
     </w:pPr>
     <w:rPr>
-      <w:rFonts w:eastAsia="" w:cs="" w:cstheme="majorBidi" w:eastAsiaTheme="majorEastAsia"/>
+      <w:rFonts w:eastAsiaTheme="majorEastAsia" w:cstheme="majorBidi"/>
       <w:i/>
       <w:iCs/>
-      <w:color w:themeColor="accent1" w:themeShade="bf" w:val="0F4761"/>
+      <w:color w:val="0F4761" w:themeColor="accent1" w:themeShade="BF"/>
       <w:kern w:val="2"/>
       <w:lang w:eastAsia="en-US"/>
       <w14:ligatures w14:val="standardContextual"/>
@@ -763,16 +750,16 @@
     <w:semiHidden/>
     <w:unhideWhenUsed/>
     <w:qFormat/>
-    <w:rsid w:val="00ba56b8"/>
-    <w:pPr>
-      <w:keepNext w:val="true"/>
+    <w:rsid w:val="00BA56B8"/>
+    <w:pPr>
+      <w:keepNext/>
       <w:keepLines/>
       <w:spacing w:before="80" w:after="40"/>
       <w:outlineLvl w:val="4"/>
     </w:pPr>
     <w:rPr>
-      <w:rFonts w:eastAsia="" w:cs="" w:cstheme="majorBidi" w:eastAsiaTheme="majorEastAsia"/>
-      <w:color w:themeColor="accent1" w:themeShade="bf" w:val="0F4761"/>
+      <w:rFonts w:eastAsiaTheme="majorEastAsia" w:cstheme="majorBidi"/>
+      <w:color w:val="0F4761" w:themeColor="accent1" w:themeShade="BF"/>
       <w:kern w:val="2"/>
       <w:lang w:eastAsia="en-US"/>
       <w14:ligatures w14:val="standardContextual"/>
@@ -787,18 +774,18 @@
     <w:semiHidden/>
     <w:unhideWhenUsed/>
     <w:qFormat/>
-    <w:rsid w:val="00ba56b8"/>
-    <w:pPr>
-      <w:keepNext w:val="true"/>
+    <w:rsid w:val="00BA56B8"/>
+    <w:pPr>
+      <w:keepNext/>
       <w:keepLines/>
       <w:spacing w:before="40" w:after="0"/>
       <w:outlineLvl w:val="5"/>
     </w:pPr>
     <w:rPr>
-      <w:rFonts w:eastAsia="" w:cs="" w:cstheme="majorBidi" w:eastAsiaTheme="majorEastAsia"/>
+      <w:rFonts w:eastAsiaTheme="majorEastAsia" w:cstheme="majorBidi"/>
       <w:i/>
       <w:iCs/>
-      <w:color w:themeColor="text1" w:themeTint="a6" w:val="595959"/>
+      <w:color w:val="595959" w:themeColor="text1" w:themeTint="A6"/>
       <w:kern w:val="2"/>
       <w:lang w:eastAsia="en-US"/>
       <w14:ligatures w14:val="standardContextual"/>
@@ -813,16 +800,16 @@
     <w:semiHidden/>
     <w:unhideWhenUsed/>
     <w:qFormat/>
-    <w:rsid w:val="00ba56b8"/>
-    <w:pPr>
-      <w:keepNext w:val="true"/>
+    <w:rsid w:val="00BA56B8"/>
+    <w:pPr>
+      <w:keepNext/>
       <w:keepLines/>
       <w:spacing w:before="40" w:after="0"/>
       <w:outlineLvl w:val="6"/>
     </w:pPr>
     <w:rPr>
-      <w:rFonts w:eastAsia="" w:cs="" w:cstheme="majorBidi" w:eastAsiaTheme="majorEastAsia"/>
-      <w:color w:themeColor="text1" w:themeTint="a6" w:val="595959"/>
+      <w:rFonts w:eastAsiaTheme="majorEastAsia" w:cstheme="majorBidi"/>
+      <w:color w:val="595959" w:themeColor="text1" w:themeTint="A6"/>
       <w:kern w:val="2"/>
       <w:lang w:eastAsia="en-US"/>
       <w14:ligatures w14:val="standardContextual"/>
@@ -837,18 +824,18 @@
     <w:semiHidden/>
     <w:unhideWhenUsed/>
     <w:qFormat/>
-    <w:rsid w:val="00ba56b8"/>
-    <w:pPr>
-      <w:keepNext w:val="true"/>
+    <w:rsid w:val="00BA56B8"/>
+    <w:pPr>
+      <w:keepNext/>
       <w:keepLines/>
-      <w:spacing w:before="0" w:after="0"/>
+      <w:spacing w:after="0"/>
       <w:outlineLvl w:val="7"/>
     </w:pPr>
     <w:rPr>
-      <w:rFonts w:eastAsia="" w:cs="" w:cstheme="majorBidi" w:eastAsiaTheme="majorEastAsia"/>
+      <w:rFonts w:eastAsiaTheme="majorEastAsia" w:cstheme="majorBidi"/>
       <w:i/>
       <w:iCs/>
-      <w:color w:themeColor="text1" w:themeTint="d8" w:val="272727"/>
+      <w:color w:val="272727" w:themeColor="text1" w:themeTint="D8"/>
       <w:kern w:val="2"/>
       <w:lang w:eastAsia="en-US"/>
       <w14:ligatures w14:val="standardContextual"/>
@@ -863,464 +850,24 @@
     <w:semiHidden/>
     <w:unhideWhenUsed/>
     <w:qFormat/>
-    <w:rsid w:val="00ba56b8"/>
-    <w:pPr>
-      <w:keepNext w:val="true"/>
+    <w:rsid w:val="00BA56B8"/>
+    <w:pPr>
+      <w:keepNext/>
       <w:keepLines/>
-      <w:spacing w:before="0" w:after="0"/>
+      <w:spacing w:after="0"/>
       <w:outlineLvl w:val="8"/>
     </w:pPr>
     <w:rPr>
-      <w:rFonts w:eastAsia="" w:cs="" w:cstheme="majorBidi" w:eastAsiaTheme="majorEastAsia"/>
-      <w:color w:themeColor="text1" w:themeTint="d8" w:val="272727"/>
+      <w:rFonts w:eastAsiaTheme="majorEastAsia" w:cstheme="majorBidi"/>
+      <w:color w:val="272727" w:themeColor="text1" w:themeTint="D8"/>
       <w:kern w:val="2"/>
       <w:lang w:eastAsia="en-US"/>
       <w14:ligatures w14:val="standardContextual"/>
     </w:rPr>
   </w:style>
-  <w:style w:type="character" w:styleId="DefaultParagraphFont" w:default="1">
+  <w:style w:type="character" w:default="1" w:styleId="DefaultParagraphFont">
     <w:name w:val="Default Paragraph Font"/>
     <w:uiPriority w:val="1"/>
-    <w:semiHidden/>
-    <w:unhideWhenUsed/>
-    <w:rPr/>
-  </w:style>
-  <w:style w:type="character" w:styleId="Heading1Char" w:customStyle="1">
-    <w:name w:val="Heading 1 Char"/>
-    <w:basedOn w:val="DefaultParagraphFont"/>
-    <w:link w:val="Heading1"/>
-    <w:uiPriority w:val="9"/>
-    <w:rsid w:val="00ba56b8"/>
-    <w:rPr>
-      <w:rFonts w:ascii="Aptos Display" w:hAnsi="Aptos Display" w:eastAsia="" w:cs="" w:asciiTheme="majorHAnsi" w:cstheme="majorBidi" w:eastAsiaTheme="majorEastAsia" w:hAnsiTheme="majorHAnsi"/>
-      <w:color w:themeColor="accent1" w:themeShade="bf" w:val="0F4761"/>
-      <w:sz w:val="40"/>
-      <w:szCs w:val="40"/>
-    </w:rPr>
-  </w:style>
-  <w:style w:type="character" w:styleId="Heading2Char" w:customStyle="1">
-    <w:name w:val="Heading 2 Char"/>
-    <w:basedOn w:val="DefaultParagraphFont"/>
-    <w:link w:val="Heading2"/>
-    <w:uiPriority w:val="9"/>
-    <w:semiHidden/>
-    <w:rsid w:val="00ba56b8"/>
-    <w:rPr>
-      <w:rFonts w:ascii="Aptos Display" w:hAnsi="Aptos Display" w:eastAsia="" w:cs="" w:asciiTheme="majorHAnsi" w:cstheme="majorBidi" w:eastAsiaTheme="majorEastAsia" w:hAnsiTheme="majorHAnsi"/>
-      <w:color w:themeColor="accent1" w:themeShade="bf" w:val="0F4761"/>
-      <w:sz w:val="32"/>
-      <w:szCs w:val="32"/>
-    </w:rPr>
-  </w:style>
-  <w:style w:type="character" w:styleId="Heading3Char" w:customStyle="1">
-    <w:name w:val="Heading 3 Char"/>
-    <w:basedOn w:val="DefaultParagraphFont"/>
-    <w:link w:val="Heading3"/>
-    <w:uiPriority w:val="9"/>
-    <w:semiHidden/>
-    <w:rsid w:val="00ba56b8"/>
-    <w:rPr>
-      <w:rFonts w:eastAsia="" w:cs="" w:cstheme="majorBidi" w:eastAsiaTheme="majorEastAsia"/>
-      <w:color w:themeColor="accent1" w:themeShade="bf" w:val="0F4761"/>
-      <w:sz w:val="28"/>
-      <w:szCs w:val="28"/>
-    </w:rPr>
-  </w:style>
-  <w:style w:type="character" w:styleId="Heading4Char" w:customStyle="1">
-    <w:name w:val="Heading 4 Char"/>
-    <w:basedOn w:val="DefaultParagraphFont"/>
-    <w:link w:val="Heading4"/>
-    <w:uiPriority w:val="9"/>
-    <w:semiHidden/>
-    <w:rsid w:val="00ba56b8"/>
-    <w:rPr>
-      <w:rFonts w:eastAsia="" w:cs="" w:cstheme="majorBidi" w:eastAsiaTheme="majorEastAsia"/>
-      <w:i/>
-      <w:iCs/>
-      <w:color w:themeColor="accent1" w:themeShade="bf" w:val="0F4761"/>
-    </w:rPr>
-  </w:style>
-  <w:style w:type="character" w:styleId="Heading5Char" w:customStyle="1">
-    <w:name w:val="Heading 5 Char"/>
-    <w:basedOn w:val="DefaultParagraphFont"/>
-    <w:link w:val="Heading5"/>
-    <w:uiPriority w:val="9"/>
-    <w:semiHidden/>
-    <w:rsid w:val="00ba56b8"/>
-    <w:rPr>
-      <w:rFonts w:eastAsia="" w:cs="" w:cstheme="majorBidi" w:eastAsiaTheme="majorEastAsia"/>
-      <w:color w:themeColor="accent1" w:themeShade="bf" w:val="0F4761"/>
-    </w:rPr>
-  </w:style>
-  <w:style w:type="character" w:styleId="Heading6Char" w:customStyle="1">
-    <w:name w:val="Heading 6 Char"/>
-    <w:basedOn w:val="DefaultParagraphFont"/>
-    <w:link w:val="Heading6"/>
-    <w:uiPriority w:val="9"/>
-    <w:semiHidden/>
-    <w:rsid w:val="00ba56b8"/>
-    <w:rPr>
-      <w:rFonts w:eastAsia="" w:cs="" w:cstheme="majorBidi" w:eastAsiaTheme="majorEastAsia"/>
-      <w:i/>
-      <w:iCs/>
-      <w:color w:themeColor="text1" w:themeTint="a6" w:val="595959"/>
-    </w:rPr>
-  </w:style>
-  <w:style w:type="character" w:styleId="Heading7Char" w:customStyle="1">
-    <w:name w:val="Heading 7 Char"/>
-    <w:basedOn w:val="DefaultParagraphFont"/>
-    <w:link w:val="Heading7"/>
-    <w:uiPriority w:val="9"/>
-    <w:semiHidden/>
-    <w:rsid w:val="00ba56b8"/>
-    <w:rPr>
-      <w:rFonts w:eastAsia="" w:cs="" w:cstheme="majorBidi" w:eastAsiaTheme="majorEastAsia"/>
-      <w:color w:themeColor="text1" w:themeTint="a6" w:val="595959"/>
-    </w:rPr>
-  </w:style>
-  <w:style w:type="character" w:styleId="Heading8Char" w:customStyle="1">
-    <w:name w:val="Heading 8 Char"/>
-    <w:basedOn w:val="DefaultParagraphFont"/>
-    <w:link w:val="Heading8"/>
-    <w:uiPriority w:val="9"/>
-    <w:semiHidden/>
-    <w:rsid w:val="00ba56b8"/>
-    <w:rPr>
-      <w:rFonts w:eastAsia="" w:cs="" w:cstheme="majorBidi" w:eastAsiaTheme="majorEastAsia"/>
-      <w:i/>
-      <w:iCs/>
-      <w:color w:themeColor="text1" w:themeTint="d8" w:val="272727"/>
-    </w:rPr>
-  </w:style>
-  <w:style w:type="character" w:styleId="Heading9Char" w:customStyle="1">
-    <w:name w:val="Heading 9 Char"/>
-    <w:basedOn w:val="DefaultParagraphFont"/>
-    <w:link w:val="Heading9"/>
-    <w:uiPriority w:val="9"/>
-    <w:semiHidden/>
-    <w:rsid w:val="00ba56b8"/>
-    <w:rPr>
-      <w:rFonts w:eastAsia="" w:cs="" w:cstheme="majorBidi" w:eastAsiaTheme="majorEastAsia"/>
-      <w:color w:themeColor="text1" w:themeTint="d8" w:val="272727"/>
-    </w:rPr>
-  </w:style>
-  <w:style w:type="character" w:styleId="TitleChar" w:customStyle="1">
-    <w:name w:val="Title Char"/>
-    <w:basedOn w:val="DefaultParagraphFont"/>
-    <w:link w:val="Title"/>
-    <w:uiPriority w:val="10"/>
-    <w:rsid w:val="00ba56b8"/>
-    <w:rPr>
-      <w:rFonts w:ascii="Aptos Display" w:hAnsi="Aptos Display" w:eastAsia="" w:cs="" w:asciiTheme="majorHAnsi" w:cstheme="majorBidi" w:eastAsiaTheme="majorEastAsia" w:hAnsiTheme="majorHAnsi"/>
-      <w:spacing w:val="-10"/>
-      <w:kern w:val="2"/>
-      <w:sz w:val="56"/>
-      <w:szCs w:val="56"/>
-    </w:rPr>
-  </w:style>
-  <w:style w:type="character" w:styleId="SubtitleChar" w:customStyle="1">
-    <w:name w:val="Subtitle Char"/>
-    <w:basedOn w:val="DefaultParagraphFont"/>
-    <w:link w:val="Subtitle"/>
-    <w:uiPriority w:val="11"/>
-    <w:rsid w:val="00ba56b8"/>
-    <w:rPr>
-      <w:rFonts w:eastAsia="" w:cs="" w:cstheme="majorBidi" w:eastAsiaTheme="majorEastAsia"/>
-      <w:color w:themeColor="text1" w:themeTint="a6" w:val="595959"/>
-      <w:spacing w:val="15"/>
-      <w:sz w:val="28"/>
-      <w:szCs w:val="28"/>
-    </w:rPr>
-  </w:style>
-  <w:style w:type="character" w:styleId="QuoteChar" w:customStyle="1">
-    <w:name w:val="Quote Char"/>
-    <w:basedOn w:val="DefaultParagraphFont"/>
-    <w:link w:val="Quote"/>
-    <w:uiPriority w:val="29"/>
-    <w:rsid w:val="00ba56b8"/>
-    <w:rPr>
-      <w:i/>
-      <w:iCs/>
-      <w:color w:themeColor="text1" w:themeTint="bf" w:val="404040"/>
-    </w:rPr>
-  </w:style>
-  <w:style w:type="character" w:styleId="IntenseEmphasis">
-    <w:name w:val="Intense Emphasis"/>
-    <w:basedOn w:val="DefaultParagraphFont"/>
-    <w:uiPriority w:val="21"/>
-    <w:qFormat/>
-    <w:rsid w:val="00ba56b8"/>
-    <w:rPr>
-      <w:i/>
-      <w:iCs/>
-      <w:color w:themeColor="accent1" w:themeShade="bf" w:val="0F4761"/>
-    </w:rPr>
-  </w:style>
-  <w:style w:type="character" w:styleId="IntenseQuoteChar" w:customStyle="1">
-    <w:name w:val="Intense Quote Char"/>
-    <w:basedOn w:val="DefaultParagraphFont"/>
-    <w:link w:val="IntenseQuote"/>
-    <w:uiPriority w:val="30"/>
-    <w:rsid w:val="00ba56b8"/>
-    <w:rPr>
-      <w:i/>
-      <w:iCs/>
-      <w:color w:themeColor="accent1" w:themeShade="bf" w:val="0F4761"/>
-    </w:rPr>
-  </w:style>
-  <w:style w:type="character" w:styleId="IntenseReference">
-    <w:name w:val="Intense Reference"/>
-    <w:basedOn w:val="DefaultParagraphFont"/>
-    <w:uiPriority w:val="32"/>
-    <w:qFormat/>
-    <w:rsid w:val="00ba56b8"/>
-    <w:rPr>
-      <w:b/>
-      <w:bCs/>
-      <w:smallCaps/>
-      <w:color w:themeColor="accent1" w:themeShade="bf" w:val="0F4761"/>
-      <w:spacing w:val="5"/>
-    </w:rPr>
-  </w:style>
-  <w:style w:type="paragraph" w:styleId="Heading" w:customStyle="1">
-    <w:name w:val="Heading"/>
-    <w:basedOn w:val="Normal"/>
-    <w:next w:val="BodyText"/>
-    <w:pPr>
-      <w:keepNext w:val="true"/>
-      <w:spacing w:before="240" w:after="120"/>
-    </w:pPr>
-    <w:rPr>
-      <w:rFonts w:ascii="Liberation Sans" w:hAnsi="Liberation Sans" w:eastAsia="Microsoft YaHei" w:cs="Lucida Sans"/>
-      <w:sz w:val="28"/>
-      <w:szCs w:val="28"/>
-    </w:rPr>
-  </w:style>
-  <w:style w:type="paragraph" w:styleId="BodyText">
-    <w:name w:val="Body Text"/>
-    <w:basedOn w:val="Normal"/>
-    <w:pPr>
-      <w:spacing w:lineRule="auto" w:line="276" w:before="0" w:after="140"/>
-    </w:pPr>
-    <w:rPr/>
-  </w:style>
-  <w:style w:type="paragraph" w:styleId="List">
-    <w:name w:val="List"/>
-    <w:basedOn w:val="BodyText"/>
-    <w:pPr/>
-    <w:rPr>
-      <w:rFonts w:cs="Lucida Sans"/>
-    </w:rPr>
-  </w:style>
-  <w:style w:type="paragraph" w:styleId="Caption">
-    <w:name w:val="caption"/>
-    <w:basedOn w:val="Normal"/>
-    <w:pPr>
-      <w:suppressLineNumbers/>
-      <w:spacing w:before="120" w:after="120"/>
-    </w:pPr>
-    <w:rPr>
-      <w:rFonts w:cs="Lucida Sans"/>
-      <w:i/>
-      <w:iCs/>
-    </w:rPr>
-  </w:style>
-  <w:style w:type="paragraph" w:styleId="Index" w:customStyle="1">
-    <w:name w:val="Index"/>
-    <w:basedOn w:val="Normal"/>
-    <w:pPr>
-      <w:suppressLineNumbers/>
-    </w:pPr>
-    <w:rPr>
-      <w:rFonts w:cs="Lucida Sans"/>
-    </w:rPr>
-  </w:style>
-  <w:style w:type="paragraph" w:styleId="Title">
-    <w:name w:val="Title"/>
-    <w:basedOn w:val="Normal"/>
-    <w:next w:val="Normal"/>
-    <w:link w:val="TitleChar"/>
-    <w:uiPriority w:val="10"/>
-    <w:qFormat/>
-    <w:rsid w:val="00ba56b8"/>
-    <w:pPr>
-      <w:spacing w:lineRule="auto" w:line="240" w:before="0" w:after="80"/>
-      <w:contextualSpacing/>
-    </w:pPr>
-    <w:rPr>
-      <w:rFonts w:ascii="Aptos Display" w:hAnsi="Aptos Display" w:eastAsia="" w:cs="" w:asciiTheme="majorHAnsi" w:cstheme="majorBidi" w:eastAsiaTheme="majorEastAsia" w:hAnsiTheme="majorHAnsi"/>
-      <w:spacing w:val="-10"/>
-      <w:kern w:val="2"/>
-      <w:sz w:val="56"/>
-      <w:szCs w:val="56"/>
-      <w:lang w:eastAsia="en-US"/>
-      <w14:ligatures w14:val="standardContextual"/>
-    </w:rPr>
-  </w:style>
-  <w:style w:type="paragraph" w:styleId="Subtitle">
-    <w:name w:val="Subtitle"/>
-    <w:basedOn w:val="Normal"/>
-    <w:next w:val="Normal"/>
-    <w:link w:val="SubtitleChar"/>
-    <w:uiPriority w:val="11"/>
-    <w:qFormat/>
-    <w:rsid w:val="00ba56b8"/>
-    <w:pPr/>
-    <w:rPr>
-      <w:rFonts w:eastAsia="" w:cs="" w:cstheme="majorBidi" w:eastAsiaTheme="majorEastAsia"/>
-      <w:color w:themeColor="text1" w:themeTint="a6" w:val="595959"/>
-      <w:spacing w:val="15"/>
-      <w:kern w:val="2"/>
-      <w:sz w:val="28"/>
-      <w:szCs w:val="28"/>
-      <w:lang w:eastAsia="en-US"/>
-      <w14:ligatures w14:val="standardContextual"/>
-    </w:rPr>
-  </w:style>
-  <w:style w:type="paragraph" w:styleId="Quote">
-    <w:name w:val="Quote"/>
-    <w:basedOn w:val="Normal"/>
-    <w:next w:val="Normal"/>
-    <w:link w:val="QuoteChar"/>
-    <w:uiPriority w:val="29"/>
-    <w:qFormat/>
-    <w:rsid w:val="00ba56b8"/>
-    <w:pPr>
-      <w:spacing w:before="160" w:after="160"/>
-      <w:jc w:val="center"/>
-    </w:pPr>
-    <w:rPr>
-      <w:rFonts w:eastAsia="Aptos" w:eastAsiaTheme="minorHAnsi"/>
-      <w:i/>
-      <w:iCs/>
-      <w:color w:themeColor="text1" w:themeTint="bf" w:val="404040"/>
-      <w:kern w:val="2"/>
-      <w:lang w:eastAsia="en-US"/>
-      <w14:ligatures w14:val="standardContextual"/>
-    </w:rPr>
-  </w:style>
-  <w:style w:type="paragraph" w:styleId="ListParagraph">
-    <w:name w:val="List Paragraph"/>
-    <w:basedOn w:val="Normal"/>
-    <w:uiPriority w:val="34"/>
-    <w:qFormat/>
-    <w:rsid w:val="00ba56b8"/>
-    <w:pPr>
-      <w:spacing w:before="0" w:after="160"/>
-      <w:ind w:start="720"/>
-      <w:contextualSpacing/>
-    </w:pPr>
-    <w:rPr>
-      <w:rFonts w:eastAsia="Aptos" w:eastAsiaTheme="minorHAnsi"/>
-      <w:kern w:val="2"/>
-      <w:lang w:eastAsia="en-US"/>
-      <w14:ligatures w14:val="standardContextual"/>
-    </w:rPr>
-  </w:style>
-  <w:style w:type="paragraph" w:styleId="IntenseQuote">
-    <w:name w:val="Intense Quote"/>
-    <w:basedOn w:val="Normal"/>
-    <w:next w:val="Normal"/>
-    <w:link w:val="IntenseQuoteChar"/>
-    <w:uiPriority w:val="30"/>
-    <w:qFormat/>
-    <w:rsid w:val="00ba56b8"/>
-    <w:pPr>
-      <w:pBdr>
-        <w:top w:val="single" w:sz="4" w:space="10" w:color="0F4761" w:themeColor="accent1" w:themeShade="bf"/>
-        <w:bottom w:val="single" w:sz="4" w:space="10" w:color="0F4761" w:themeColor="accent1" w:themeShade="bf"/>
-      </w:pBdr>
-      <w:spacing w:before="360" w:after="360"/>
-      <w:ind w:start="864" w:end="864"/>
-      <w:jc w:val="center"/>
-    </w:pPr>
-    <w:rPr>
-      <w:rFonts w:eastAsia="Aptos" w:eastAsiaTheme="minorHAnsi"/>
-      <w:i/>
-      <w:iCs/>
-      <w:color w:themeColor="accent1" w:themeShade="bf" w:val="0F4761"/>
-      <w:kern w:val="2"/>
-      <w:lang w:eastAsia="en-US"/>
-      <w14:ligatures w14:val="standardContextual"/>
-    </w:rPr>
-  </w:style>
-  <w:style w:type="paragraph" w:styleId="normal1" w:customStyle="1">
-    <w:name w:val="normal1"/>
-    <w:pPr>
-      <w:widowControl/>
-      <w:suppressAutoHyphens w:val="true"/>
-      <w:bidi w:val="0"/>
-      <w:spacing w:lineRule="auto" w:line="278" w:before="0" w:after="160"/>
-      <w:jc w:val="start"/>
-    </w:pPr>
-    <w:rPr>
-      <w:rFonts w:ascii="Aptos" w:hAnsi="Aptos" w:eastAsia="Aptos" w:cs="" w:asciiTheme="minorHAnsi" w:cstheme="minorBidi" w:eastAsiaTheme="minorHAnsi" w:hAnsiTheme="minorHAnsi"/>
-      <w:color w:val="auto"/>
-      <w:kern w:val="2"/>
-      <w:sz w:val="24"/>
-      <w:szCs w:val="24"/>
-      <w:lang w:val="en-US" w:eastAsia="en-US" w:bidi="ar-SA"/>
-      <w14:ligatures w14:val="standardContextual"/>
-    </w:rPr>
-  </w:style>
-  <w:style w:type="paragraph" w:styleId="normal111" w:customStyle="1">
-    <w:name w:val="normal111"/>
-    <w:pPr>
-      <w:widowControl/>
-      <w:suppressAutoHyphens w:val="true"/>
-      <w:bidi w:val="0"/>
-      <w:spacing w:lineRule="auto" w:line="278" w:before="0" w:after="160"/>
-      <w:jc w:val="start"/>
-    </w:pPr>
-    <w:rPr>
-      <w:rFonts w:ascii="Aptos" w:hAnsi="Aptos" w:eastAsia="Aptos" w:cs="Aptos" w:asciiTheme="minorHAnsi" w:eastAsiaTheme="minorHAnsi" w:hAnsiTheme="minorHAnsi"/>
-      <w:color w:val="auto"/>
-      <w:kern w:val="0"/>
-      <w:sz w:val="24"/>
-      <w:szCs w:val="24"/>
-      <w:lang w:val="en-US" w:eastAsia="zh-CN" w:bidi="hi-IN"/>
-      <w14:ligatures w14:val="standardContextual"/>
-    </w:rPr>
-  </w:style>
-  <w:style w:type="paragraph" w:styleId="normal1111">
-    <w:name w:val="normal1111"/>
-    <w:pPr>
-      <w:widowControl/>
-      <w:suppressAutoHyphens w:val="true"/>
-      <w:bidi w:val="0"/>
-      <w:spacing w:lineRule="auto" w:line="278" w:before="0" w:after="160"/>
-      <w:jc w:val="start"/>
-    </w:pPr>
-    <w:rPr>
-      <w:rFonts w:ascii="Aptos" w:hAnsi="Aptos" w:eastAsia="Aptos" w:cs="Aptos"/>
-      <w:color w:val="auto"/>
-      <w:kern w:val="0"/>
-      <w:sz w:val="24"/>
-      <w:szCs w:val="24"/>
-      <w:lang w:val="en-US" w:eastAsia="zh-CN" w:bidi="hi-IN"/>
-    </w:rPr>
-  </w:style>
-  <w:style w:type="paragraph" w:styleId="normal111111">
-    <w:name w:val="normal111111"/>
-    <w:pPr>
-      <w:widowControl/>
-      <w:suppressAutoHyphens w:val="true"/>
-      <w:bidi w:val="0"/>
-      <w:spacing w:lineRule="auto" w:line="278" w:before="0" w:after="160"/>
-      <w:jc w:val="start"/>
-    </w:pPr>
-    <w:rPr>
-      <w:rFonts w:ascii="Aptos" w:hAnsi="Aptos" w:eastAsia="Aptos" w:cs="Aptos"/>
-      <w:color w:val="auto"/>
-      <w:kern w:val="0"/>
-      <w:sz w:val="24"/>
-      <w:szCs w:val="24"/>
-      <w:lang w:val="en-US" w:eastAsia="zh-CN" w:bidi="hi-IN"/>
-    </w:rPr>
-  </w:style>
-  <w:style w:type="numbering" w:styleId="NoList" w:default="1">
-    <w:name w:val="No List"/>
-    <w:uiPriority w:val="99"/>
     <w:semiHidden/>
     <w:unhideWhenUsed/>
   </w:style>
@@ -1330,6 +877,7 @@
     <w:semiHidden/>
     <w:unhideWhenUsed/>
     <w:tblPr>
+      <w:tblInd w:w="0" w:type="dxa"/>
       <w:tblCellMar>
         <w:top w:w="0" w:type="dxa"/>
         <w:left w:w="108" w:type="dxa"/>
@@ -1338,11 +886,411 @@
       </w:tblCellMar>
     </w:tblPr>
   </w:style>
+  <w:style w:type="numbering" w:default="1" w:styleId="NoList">
+    <w:name w:val="No List"/>
+    <w:uiPriority w:val="99"/>
+    <w:semiHidden/>
+    <w:unhideWhenUsed/>
+  </w:style>
+  <w:style w:type="character" w:customStyle="1" w:styleId="Heading1Char">
+    <w:name w:val="Heading 1 Char"/>
+    <w:basedOn w:val="DefaultParagraphFont"/>
+    <w:link w:val="Heading1"/>
+    <w:uiPriority w:val="9"/>
+    <w:rsid w:val="00BA56B8"/>
+    <w:rPr>
+      <w:rFonts w:asciiTheme="majorHAnsi" w:eastAsiaTheme="majorEastAsia" w:hAnsiTheme="majorHAnsi" w:cstheme="majorBidi"/>
+      <w:color w:val="0F4761" w:themeColor="accent1" w:themeShade="BF"/>
+      <w:sz w:val="40"/>
+      <w:szCs w:val="40"/>
+    </w:rPr>
+  </w:style>
+  <w:style w:type="character" w:customStyle="1" w:styleId="Heading2Char">
+    <w:name w:val="Heading 2 Char"/>
+    <w:basedOn w:val="DefaultParagraphFont"/>
+    <w:link w:val="Heading2"/>
+    <w:uiPriority w:val="9"/>
+    <w:semiHidden/>
+    <w:rsid w:val="00BA56B8"/>
+    <w:rPr>
+      <w:rFonts w:asciiTheme="majorHAnsi" w:eastAsiaTheme="majorEastAsia" w:hAnsiTheme="majorHAnsi" w:cstheme="majorBidi"/>
+      <w:color w:val="0F4761" w:themeColor="accent1" w:themeShade="BF"/>
+      <w:sz w:val="32"/>
+      <w:szCs w:val="32"/>
+    </w:rPr>
+  </w:style>
+  <w:style w:type="character" w:customStyle="1" w:styleId="Heading3Char">
+    <w:name w:val="Heading 3 Char"/>
+    <w:basedOn w:val="DefaultParagraphFont"/>
+    <w:link w:val="Heading3"/>
+    <w:uiPriority w:val="9"/>
+    <w:semiHidden/>
+    <w:rsid w:val="00BA56B8"/>
+    <w:rPr>
+      <w:rFonts w:eastAsiaTheme="majorEastAsia" w:cstheme="majorBidi"/>
+      <w:color w:val="0F4761" w:themeColor="accent1" w:themeShade="BF"/>
+      <w:sz w:val="28"/>
+      <w:szCs w:val="28"/>
+    </w:rPr>
+  </w:style>
+  <w:style w:type="character" w:customStyle="1" w:styleId="Heading4Char">
+    <w:name w:val="Heading 4 Char"/>
+    <w:basedOn w:val="DefaultParagraphFont"/>
+    <w:link w:val="Heading4"/>
+    <w:uiPriority w:val="9"/>
+    <w:semiHidden/>
+    <w:rsid w:val="00BA56B8"/>
+    <w:rPr>
+      <w:rFonts w:eastAsiaTheme="majorEastAsia" w:cstheme="majorBidi"/>
+      <w:i/>
+      <w:iCs/>
+      <w:color w:val="0F4761" w:themeColor="accent1" w:themeShade="BF"/>
+    </w:rPr>
+  </w:style>
+  <w:style w:type="character" w:customStyle="1" w:styleId="Heading5Char">
+    <w:name w:val="Heading 5 Char"/>
+    <w:basedOn w:val="DefaultParagraphFont"/>
+    <w:link w:val="Heading5"/>
+    <w:uiPriority w:val="9"/>
+    <w:semiHidden/>
+    <w:rsid w:val="00BA56B8"/>
+    <w:rPr>
+      <w:rFonts w:eastAsiaTheme="majorEastAsia" w:cstheme="majorBidi"/>
+      <w:color w:val="0F4761" w:themeColor="accent1" w:themeShade="BF"/>
+    </w:rPr>
+  </w:style>
+  <w:style w:type="character" w:customStyle="1" w:styleId="Heading6Char">
+    <w:name w:val="Heading 6 Char"/>
+    <w:basedOn w:val="DefaultParagraphFont"/>
+    <w:link w:val="Heading6"/>
+    <w:uiPriority w:val="9"/>
+    <w:semiHidden/>
+    <w:rsid w:val="00BA56B8"/>
+    <w:rPr>
+      <w:rFonts w:eastAsiaTheme="majorEastAsia" w:cstheme="majorBidi"/>
+      <w:i/>
+      <w:iCs/>
+      <w:color w:val="595959" w:themeColor="text1" w:themeTint="A6"/>
+    </w:rPr>
+  </w:style>
+  <w:style w:type="character" w:customStyle="1" w:styleId="Heading7Char">
+    <w:name w:val="Heading 7 Char"/>
+    <w:basedOn w:val="DefaultParagraphFont"/>
+    <w:link w:val="Heading7"/>
+    <w:uiPriority w:val="9"/>
+    <w:semiHidden/>
+    <w:rsid w:val="00BA56B8"/>
+    <w:rPr>
+      <w:rFonts w:eastAsiaTheme="majorEastAsia" w:cstheme="majorBidi"/>
+      <w:color w:val="595959" w:themeColor="text1" w:themeTint="A6"/>
+    </w:rPr>
+  </w:style>
+  <w:style w:type="character" w:customStyle="1" w:styleId="Heading8Char">
+    <w:name w:val="Heading 8 Char"/>
+    <w:basedOn w:val="DefaultParagraphFont"/>
+    <w:link w:val="Heading8"/>
+    <w:uiPriority w:val="9"/>
+    <w:semiHidden/>
+    <w:rsid w:val="00BA56B8"/>
+    <w:rPr>
+      <w:rFonts w:eastAsiaTheme="majorEastAsia" w:cstheme="majorBidi"/>
+      <w:i/>
+      <w:iCs/>
+      <w:color w:val="272727" w:themeColor="text1" w:themeTint="D8"/>
+    </w:rPr>
+  </w:style>
+  <w:style w:type="character" w:customStyle="1" w:styleId="Heading9Char">
+    <w:name w:val="Heading 9 Char"/>
+    <w:basedOn w:val="DefaultParagraphFont"/>
+    <w:link w:val="Heading9"/>
+    <w:uiPriority w:val="9"/>
+    <w:semiHidden/>
+    <w:rsid w:val="00BA56B8"/>
+    <w:rPr>
+      <w:rFonts w:eastAsiaTheme="majorEastAsia" w:cstheme="majorBidi"/>
+      <w:color w:val="272727" w:themeColor="text1" w:themeTint="D8"/>
+    </w:rPr>
+  </w:style>
+  <w:style w:type="character" w:customStyle="1" w:styleId="TitleChar">
+    <w:name w:val="Title Char"/>
+    <w:basedOn w:val="DefaultParagraphFont"/>
+    <w:link w:val="Title"/>
+    <w:uiPriority w:val="10"/>
+    <w:rsid w:val="00BA56B8"/>
+    <w:rPr>
+      <w:rFonts w:asciiTheme="majorHAnsi" w:eastAsiaTheme="majorEastAsia" w:hAnsiTheme="majorHAnsi" w:cstheme="majorBidi"/>
+      <w:spacing w:val="-10"/>
+      <w:kern w:val="2"/>
+      <w:sz w:val="56"/>
+      <w:szCs w:val="56"/>
+    </w:rPr>
+  </w:style>
+  <w:style w:type="character" w:customStyle="1" w:styleId="SubtitleChar">
+    <w:name w:val="Subtitle Char"/>
+    <w:basedOn w:val="DefaultParagraphFont"/>
+    <w:link w:val="Subtitle"/>
+    <w:uiPriority w:val="11"/>
+    <w:rsid w:val="00BA56B8"/>
+    <w:rPr>
+      <w:rFonts w:eastAsiaTheme="majorEastAsia" w:cstheme="majorBidi"/>
+      <w:color w:val="595959" w:themeColor="text1" w:themeTint="A6"/>
+      <w:spacing w:val="15"/>
+      <w:sz w:val="28"/>
+      <w:szCs w:val="28"/>
+    </w:rPr>
+  </w:style>
+  <w:style w:type="character" w:customStyle="1" w:styleId="QuoteChar">
+    <w:name w:val="Quote Char"/>
+    <w:basedOn w:val="DefaultParagraphFont"/>
+    <w:link w:val="Quote"/>
+    <w:uiPriority w:val="29"/>
+    <w:rsid w:val="00BA56B8"/>
+    <w:rPr>
+      <w:i/>
+      <w:iCs/>
+      <w:color w:val="404040" w:themeColor="text1" w:themeTint="BF"/>
+    </w:rPr>
+  </w:style>
+  <w:style w:type="character" w:styleId="IntenseEmphasis">
+    <w:name w:val="Intense Emphasis"/>
+    <w:basedOn w:val="DefaultParagraphFont"/>
+    <w:uiPriority w:val="21"/>
+    <w:qFormat/>
+    <w:rsid w:val="00BA56B8"/>
+    <w:rPr>
+      <w:i/>
+      <w:iCs/>
+      <w:color w:val="0F4761" w:themeColor="accent1" w:themeShade="BF"/>
+    </w:rPr>
+  </w:style>
+  <w:style w:type="character" w:customStyle="1" w:styleId="IntenseQuoteChar">
+    <w:name w:val="Intense Quote Char"/>
+    <w:basedOn w:val="DefaultParagraphFont"/>
+    <w:link w:val="IntenseQuote"/>
+    <w:uiPriority w:val="30"/>
+    <w:rsid w:val="00BA56B8"/>
+    <w:rPr>
+      <w:i/>
+      <w:iCs/>
+      <w:color w:val="0F4761" w:themeColor="accent1" w:themeShade="BF"/>
+    </w:rPr>
+  </w:style>
+  <w:style w:type="character" w:styleId="IntenseReference">
+    <w:name w:val="Intense Reference"/>
+    <w:basedOn w:val="DefaultParagraphFont"/>
+    <w:uiPriority w:val="32"/>
+    <w:qFormat/>
+    <w:rsid w:val="00BA56B8"/>
+    <w:rPr>
+      <w:b/>
+      <w:bCs/>
+      <w:smallCaps/>
+      <w:color w:val="0F4761" w:themeColor="accent1" w:themeShade="BF"/>
+      <w:spacing w:val="5"/>
+    </w:rPr>
+  </w:style>
+  <w:style w:type="paragraph" w:customStyle="1" w:styleId="Heading">
+    <w:name w:val="Heading"/>
+    <w:basedOn w:val="Normal"/>
+    <w:next w:val="BodyText"/>
+    <w:pPr>
+      <w:keepNext/>
+      <w:spacing w:before="240" w:after="120"/>
+    </w:pPr>
+    <w:rPr>
+      <w:rFonts w:ascii="Liberation Sans" w:eastAsia="Microsoft YaHei" w:hAnsi="Liberation Sans" w:cs="Lucida Sans"/>
+      <w:sz w:val="28"/>
+      <w:szCs w:val="28"/>
+    </w:rPr>
+  </w:style>
+  <w:style w:type="paragraph" w:styleId="BodyText">
+    <w:name w:val="Body Text"/>
+    <w:basedOn w:val="Normal"/>
+    <w:pPr>
+      <w:spacing w:after="140" w:line="276" w:lineRule="auto"/>
+    </w:pPr>
+  </w:style>
+  <w:style w:type="paragraph" w:styleId="List">
+    <w:name w:val="List"/>
+    <w:basedOn w:val="BodyText"/>
+    <w:rPr>
+      <w:rFonts w:cs="Lucida Sans"/>
+    </w:rPr>
+  </w:style>
+  <w:style w:type="paragraph" w:styleId="Caption">
+    <w:name w:val="caption"/>
+    <w:basedOn w:val="Normal"/>
+    <w:pPr>
+      <w:suppressLineNumbers/>
+      <w:spacing w:before="120" w:after="120"/>
+    </w:pPr>
+    <w:rPr>
+      <w:rFonts w:cs="Lucida Sans"/>
+      <w:i/>
+      <w:iCs/>
+    </w:rPr>
+  </w:style>
+  <w:style w:type="paragraph" w:customStyle="1" w:styleId="Index">
+    <w:name w:val="Index"/>
+    <w:basedOn w:val="Normal"/>
+    <w:pPr>
+      <w:suppressLineNumbers/>
+    </w:pPr>
+    <w:rPr>
+      <w:rFonts w:cs="Lucida Sans"/>
+    </w:rPr>
+  </w:style>
+  <w:style w:type="paragraph" w:styleId="Title">
+    <w:name w:val="Title"/>
+    <w:basedOn w:val="Normal"/>
+    <w:next w:val="Normal"/>
+    <w:link w:val="TitleChar"/>
+    <w:uiPriority w:val="10"/>
+    <w:qFormat/>
+    <w:rsid w:val="00BA56B8"/>
+    <w:pPr>
+      <w:spacing w:after="80" w:line="240" w:lineRule="auto"/>
+      <w:contextualSpacing/>
+    </w:pPr>
+    <w:rPr>
+      <w:rFonts w:asciiTheme="majorHAnsi" w:eastAsiaTheme="majorEastAsia" w:hAnsiTheme="majorHAnsi" w:cstheme="majorBidi"/>
+      <w:spacing w:val="-10"/>
+      <w:kern w:val="2"/>
+      <w:sz w:val="56"/>
+      <w:szCs w:val="56"/>
+      <w:lang w:eastAsia="en-US"/>
+      <w14:ligatures w14:val="standardContextual"/>
+    </w:rPr>
+  </w:style>
+  <w:style w:type="paragraph" w:styleId="Subtitle">
+    <w:name w:val="Subtitle"/>
+    <w:basedOn w:val="Normal"/>
+    <w:next w:val="Normal"/>
+    <w:link w:val="SubtitleChar"/>
+    <w:uiPriority w:val="11"/>
+    <w:qFormat/>
+    <w:rsid w:val="00BA56B8"/>
+    <w:rPr>
+      <w:rFonts w:eastAsiaTheme="majorEastAsia" w:cstheme="majorBidi"/>
+      <w:color w:val="595959" w:themeColor="text1" w:themeTint="A6"/>
+      <w:spacing w:val="15"/>
+      <w:kern w:val="2"/>
+      <w:sz w:val="28"/>
+      <w:szCs w:val="28"/>
+      <w:lang w:eastAsia="en-US"/>
+      <w14:ligatures w14:val="standardContextual"/>
+    </w:rPr>
+  </w:style>
+  <w:style w:type="paragraph" w:styleId="Quote">
+    <w:name w:val="Quote"/>
+    <w:basedOn w:val="Normal"/>
+    <w:next w:val="Normal"/>
+    <w:link w:val="QuoteChar"/>
+    <w:uiPriority w:val="29"/>
+    <w:qFormat/>
+    <w:rsid w:val="00BA56B8"/>
+    <w:pPr>
+      <w:spacing w:before="160"/>
+      <w:jc w:val="center"/>
+    </w:pPr>
+    <w:rPr>
+      <w:rFonts w:eastAsiaTheme="minorHAnsi"/>
+      <w:i/>
+      <w:iCs/>
+      <w:color w:val="404040" w:themeColor="text1" w:themeTint="BF"/>
+      <w:kern w:val="2"/>
+      <w:lang w:eastAsia="en-US"/>
+      <w14:ligatures w14:val="standardContextual"/>
+    </w:rPr>
+  </w:style>
+  <w:style w:type="paragraph" w:styleId="ListParagraph">
+    <w:name w:val="List Paragraph"/>
+    <w:basedOn w:val="Normal"/>
+    <w:uiPriority w:val="34"/>
+    <w:qFormat/>
+    <w:rsid w:val="00BA56B8"/>
+    <w:pPr>
+      <w:ind w:left="720"/>
+      <w:contextualSpacing/>
+    </w:pPr>
+    <w:rPr>
+      <w:rFonts w:eastAsiaTheme="minorHAnsi"/>
+      <w:kern w:val="2"/>
+      <w:lang w:eastAsia="en-US"/>
+      <w14:ligatures w14:val="standardContextual"/>
+    </w:rPr>
+  </w:style>
+  <w:style w:type="paragraph" w:styleId="IntenseQuote">
+    <w:name w:val="Intense Quote"/>
+    <w:basedOn w:val="Normal"/>
+    <w:next w:val="Normal"/>
+    <w:link w:val="IntenseQuoteChar"/>
+    <w:uiPriority w:val="30"/>
+    <w:qFormat/>
+    <w:rsid w:val="00BA56B8"/>
+    <w:pPr>
+      <w:pBdr>
+        <w:top w:val="single" w:sz="4" w:space="10" w:color="0F4761" w:themeColor="accent1" w:themeShade="BF"/>
+        <w:bottom w:val="single" w:sz="4" w:space="10" w:color="0F4761" w:themeColor="accent1" w:themeShade="BF"/>
+      </w:pBdr>
+      <w:spacing w:before="360" w:after="360"/>
+      <w:ind w:left="864" w:right="864"/>
+      <w:jc w:val="center"/>
+    </w:pPr>
+    <w:rPr>
+      <w:rFonts w:eastAsiaTheme="minorHAnsi"/>
+      <w:i/>
+      <w:iCs/>
+      <w:color w:val="0F4761" w:themeColor="accent1" w:themeShade="BF"/>
+      <w:kern w:val="2"/>
+      <w:lang w:eastAsia="en-US"/>
+      <w14:ligatures w14:val="standardContextual"/>
+    </w:rPr>
+  </w:style>
+  <w:style w:type="paragraph" w:customStyle="1" w:styleId="normal1">
+    <w:name w:val="normal1"/>
+    <w:pPr>
+      <w:spacing w:after="160" w:line="278" w:lineRule="auto"/>
+    </w:pPr>
+  </w:style>
+  <w:style w:type="paragraph" w:customStyle="1" w:styleId="normal111">
+    <w:name w:val="normal111"/>
+    <w:pPr>
+      <w:spacing w:after="160" w:line="278" w:lineRule="auto"/>
+    </w:pPr>
+    <w:rPr>
+      <w:rFonts w:cs="Aptos"/>
+      <w:kern w:val="0"/>
+      <w:lang w:eastAsia="zh-CN" w:bidi="hi-IN"/>
+    </w:rPr>
+  </w:style>
+  <w:style w:type="paragraph" w:customStyle="1" w:styleId="normal1111">
+    <w:name w:val="normal1111"/>
+    <w:pPr>
+      <w:spacing w:after="160" w:line="278" w:lineRule="auto"/>
+    </w:pPr>
+    <w:rPr>
+      <w:rFonts w:ascii="Aptos" w:eastAsia="Aptos" w:hAnsi="Aptos" w:cs="Aptos"/>
+      <w:kern w:val="0"/>
+      <w:lang w:eastAsia="zh-CN" w:bidi="hi-IN"/>
+    </w:rPr>
+  </w:style>
+  <w:style w:type="paragraph" w:customStyle="1" w:styleId="normal111111">
+    <w:name w:val="normal111111"/>
+    <w:pPr>
+      <w:spacing w:after="160" w:line="278" w:lineRule="auto"/>
+    </w:pPr>
+    <w:rPr>
+      <w:rFonts w:ascii="Aptos" w:eastAsia="Aptos" w:hAnsi="Aptos" w:cs="Aptos"/>
+      <w:kern w:val="0"/>
+      <w:lang w:eastAsia="zh-CN" w:bidi="hi-IN"/>
+    </w:rPr>
+  </w:style>
 </w:styles>
 </file>
 
 <file path=word/theme/theme1.xml><?xml version="1.0" encoding="utf-8"?>
-<a:theme xmlns:a="http://schemas.openxmlformats.org/drawingml/2006/main" xmlns:r="http://schemas.openxmlformats.org/officeDocument/2006/relationships" name="Office Theme">
+<a:theme xmlns:a="http://schemas.openxmlformats.org/drawingml/2006/main" name="Office Theme">
   <a:themeElements>
     <a:clrScheme name="Office">
       <a:dk1>
@@ -1384,7 +1332,7 @@
     </a:clrScheme>
     <a:fontScheme name="Office">
       <a:majorFont>
-        <a:latin typeface="Aptos Display" panose="02110004020202020204" pitchFamily="0" charset="1"/>
+        <a:latin typeface="Aptos Display" panose="02110004020202020204"/>
         <a:ea typeface=""/>
         <a:cs typeface=""/>
         <a:font script="Jpan" typeface="游ゴシック Light"/>
@@ -1436,7 +1384,7 @@
         <a:font script="Tfng" typeface="Ebrima"/>
       </a:majorFont>
       <a:minorFont>
-        <a:latin typeface="Aptos" panose="02110004020202020204" pitchFamily="0" charset="1"/>
+        <a:latin typeface="Aptos" panose="02110004020202020204"/>
         <a:ea typeface=""/>
         <a:cs typeface=""/>
         <a:font script="Jpan" typeface="游ゴシック"/>
@@ -1515,7 +1463,7 @@
             </a:gs>
           </a:gsLst>
           <a:lin ang="5400000" scaled="0"/>
-          <a:tileRect l="0" t="0" r="0" b="0"/>
+          <a:tileRect/>
         </a:gradFill>
         <a:gradFill>
           <a:gsLst>
@@ -1539,7 +1487,7 @@
             </a:gs>
           </a:gsLst>
           <a:lin ang="5400000" scaled="0"/>
-          <a:tileRect l="0" t="0" r="0" b="0"/>
+          <a:tileRect/>
         </a:gradFill>
       </a:fillStyleLst>
       <a:lnStyleLst>
@@ -1599,10 +1547,12 @@
             </a:gs>
           </a:gsLst>
           <a:lin ang="5400000" scaled="0"/>
-          <a:tileRect l="0" t="0" r="0" b="0"/>
+          <a:tileRect/>
         </a:gradFill>
       </a:bgFillStyleLst>
     </a:fmtScheme>
   </a:themeElements>
+  <a:objectDefaults/>
+  <a:extraClrSchemeLst/>
 </a:theme>
 </file>
--- a/docs/working.docx
+++ b/docs/working.docx
@@ -14,21 +14,7 @@
         <w:rPr>
           <w:color w:val="000000"/>
         </w:rPr>
-        <w:t xml:space="preserve">“I got it. Get me out of here,” Emery shouted up. He listened to the digger high above him going to work again. The cabin whirred as it spun. </w:t>
-      </w:r>
-      <w:proofErr w:type="gramStart"/>
-      <w:r>
-        <w:rPr>
-          <w:color w:val="000000"/>
-        </w:rPr>
-        <w:t>The</w:t>
-      </w:r>
-      <w:proofErr w:type="gramEnd"/>
-      <w:r>
-        <w:rPr>
-          <w:color w:val="000000"/>
-        </w:rPr>
-        <w:t xml:space="preserve"> arm coughed and extended. The digger’s scoop descended slowly into the hole beside Emery. It lowered to a point just below his hip and stopped. Emery hopped up into the scoop and sat legs dangling with the heavy plastic bag in his lap. It smelled faintly of the late Adam Edwards. Arthur lifted Emery out of the hole and set him gently on the footpath</w:t>
+        <w:t>“I got it. Get me out of here,” Emery shouted up. He listened to the digger high above him going to work again. The cabin whirred as it spun. The arm coughed and extended. The digger’s scoop descended slowly into the hole beside Emery. It lowered to a point just below his hip and stopped. Emery hopped up into the scoop and sat legs dangling with the heavy plastic bag in his lap. It smelled faintly of the late Adam Edwards. Arthur lifted Emery out of the hole and set him gently on the footpath</w:t>
       </w:r>
       <w:r>
         <w:t>. It turned out</w:t>
@@ -55,15 +41,7 @@
         <w:spacing w:line="240" w:lineRule="auto"/>
       </w:pPr>
       <w:r>
-        <w:t xml:space="preserve">As far as Emery was concerned, the job was now </w:t>
-      </w:r>
-      <w:proofErr w:type="gramStart"/>
-      <w:r>
-        <w:t>complete</w:t>
-      </w:r>
-      <w:proofErr w:type="gramEnd"/>
-      <w:r>
-        <w:t xml:space="preserve"> but Arthur wanted to rebury the guy. Emery explained through the cab window that he planned to walk back to the car and, if Arthur wanted to fill in the hole, that was his business but if he wasn’t back to the car in 20 minutes, Emery would show him what it felt like to have your driver take off without you. So go ahead and fill it but let’s not be fussy about it. </w:t>
+        <w:t xml:space="preserve">As far as Emery was concerned, the job was now complete but Arthur wanted to rebury the guy. Emery explained through the cab window that he planned to walk back to the car and, if Arthur wanted to fill in the hole, that was his business but if he wasn’t back to the car in 20 minutes, Emery would show him what it felt like to have your driver take off without you. So go ahead and fill it but let’s not be fussy about it. </w:t>
       </w:r>
     </w:p>
     <w:p>
@@ -78,21 +56,7 @@
         <w:rPr>
           <w:color w:val="000000"/>
         </w:rPr>
-        <w:t xml:space="preserve">Taking deep greedy breaths, Emery savored the cool night air as he crossed the cemetery back to where </w:t>
-      </w:r>
-      <w:proofErr w:type="gramStart"/>
-      <w:r>
-        <w:rPr>
-          <w:color w:val="000000"/>
-        </w:rPr>
-        <w:t>the Celica</w:t>
-      </w:r>
-      <w:proofErr w:type="gramEnd"/>
-      <w:r>
-        <w:rPr>
-          <w:color w:val="000000"/>
-        </w:rPr>
-        <w:t xml:space="preserve"> waited. He held the bag tight against his chest with both arms crossed in front of him and skipped over headstones. He fondled the bag and the bulky angularity of the money order machine. He felt the supple bend of the books of stamps. It felt like it was all there, the treasure that rightfully </w:t>
+        <w:t xml:space="preserve">Taking deep greedy breaths, Emery savored the cool night air as he crossed the cemetery back to where the Celica waited. He held the bag tight against his chest with both arms crossed in front of him and skipped over headstones. He fondled the bag and the bulky angularity of the money order machine. He felt the supple bend of the books of stamps. It felt like it was all there, the treasure that rightfully </w:t>
       </w:r>
       <w:r>
         <w:rPr>
@@ -128,55 +92,13 @@
         <w:rPr>
           <w:color w:val="000000"/>
         </w:rPr>
-        <w:t xml:space="preserve">When he spotted </w:t>
-      </w:r>
-      <w:proofErr w:type="gramStart"/>
+        <w:t xml:space="preserve">When he spotted the Celica up ahead he picked up his pace. He wanted to run but couldn’t achieve much more than a loping jog due to the weight he was carrying and the unabated deterioration of his knees. He needed to do something with this excess energy he was feeling. </w:t>
+      </w:r>
       <w:r>
         <w:rPr>
           <w:color w:val="000000"/>
         </w:rPr>
-        <w:t>the Celica</w:t>
-      </w:r>
-      <w:proofErr w:type="gramEnd"/>
-      <w:r>
-        <w:rPr>
-          <w:color w:val="000000"/>
-        </w:rPr>
-        <w:t xml:space="preserve"> up </w:t>
-      </w:r>
-      <w:proofErr w:type="gramStart"/>
-      <w:r>
-        <w:rPr>
-          <w:color w:val="000000"/>
-        </w:rPr>
-        <w:t>ahead</w:t>
-      </w:r>
-      <w:proofErr w:type="gramEnd"/>
-      <w:r>
-        <w:rPr>
-          <w:color w:val="000000"/>
-        </w:rPr>
-        <w:t xml:space="preserve"> he picked up his pace. He wanted to run but couldn’t achieve much more than a loping jog due to the weight he was carrying and the unabated deterioration of his knees. He needed to do something with this excess energy he was feeling. </w:t>
-      </w:r>
-      <w:r>
-        <w:rPr>
-          <w:color w:val="000000"/>
-        </w:rPr>
-        <w:t xml:space="preserve">It was a good thing he’d left the shovel down there with Mr. Edwards. Emery thought that if he’d had it at </w:t>
-      </w:r>
-      <w:proofErr w:type="gramStart"/>
-      <w:r>
-        <w:rPr>
-          <w:color w:val="000000"/>
-        </w:rPr>
-        <w:t>hand</w:t>
-      </w:r>
-      <w:proofErr w:type="gramEnd"/>
-      <w:r>
-        <w:rPr>
-          <w:color w:val="000000"/>
-        </w:rPr>
-        <w:t xml:space="preserve"> he might’ve started digging up the entire Whitfield family. </w:t>
+        <w:t xml:space="preserve">It was a good thing he’d left the shovel down there with Mr. Edwards. Emery thought that if he’d had it at hand he might’ve started digging up the entire Whitfield family. </w:t>
       </w:r>
       <w:r>
         <w:rPr>
@@ -197,7 +119,25 @@
         <w:t xml:space="preserve"> </w:t>
       </w:r>
       <w:r>
-        <w:t xml:space="preserve">     </w:t>
+        <w:t xml:space="preserve">  </w:t>
+      </w:r>
+    </w:p>
+    <w:p>
+      <w:pPr>
+        <w:pStyle w:val="normal111"/>
+        <w:spacing w:line="240" w:lineRule="auto"/>
+      </w:pPr>
+      <w:r>
+        <w:t xml:space="preserve">Emery climbed into the car and rather than set the bag in the trunk or even the back seat, he held it in his lap. When it came time to start driving, he’d think about moving it but for now this was where he planned to keep it. Through the windshield the sun was preparing to rise. The sky on the horizon lay naked and raw, stripped of the concealment of night but not yet </w:t>
+      </w:r>
+      <w:r>
+        <w:t>adorned in the day.</w:t>
+      </w:r>
+      <w:r>
+        <w:t xml:space="preserve">  </w:t>
+      </w:r>
+      <w:r>
+        <w:t xml:space="preserve">   </w:t>
       </w:r>
     </w:p>
     <w:p>

--- a/docs/working.docx
+++ b/docs/working.docx
@@ -14,7 +14,19 @@
         <w:rPr>
           <w:color w:val="000000"/>
         </w:rPr>
-        <w:t>“I got it. Get me out of here,” Emery shouted up. He listened to the digger high above him going to work again. The cabin whirred as it spun. The arm coughed and extended. The digger’s scoop descended slowly into the hole beside Emery. It lowered to a point just below his hip and stopped. Emery hopped up into the scoop and sat legs dangling with the heavy plastic bag in his lap. It smelled faintly of the late Adam Edwards. Arthur lifted Emery out of the hole and set him gently on the footpath</w:t>
+        <w:t xml:space="preserve">“I got it. Get me out of here,” Emery shouted up. He listened to the digger high above him going to work again. The cabin whirred as it spun. The arm </w:t>
+      </w:r>
+      <w:r>
+        <w:rPr>
+          <w:color w:val="000000"/>
+        </w:rPr>
+        <w:t>yawned</w:t>
+      </w:r>
+      <w:r>
+        <w:rPr>
+          <w:color w:val="000000"/>
+        </w:rPr>
+        <w:t xml:space="preserve"> and extended. The digger’s scoop descended slowly into the hole beside Emery. It lowered to a point just below his hip and stopped. Emery hopped up into the scoop and sat legs dangling with the heavy plastic bag in his lap. It smelled faintly of the late Adam Edwards. Arthur lifted Emery out of the hole and set him gently on the footpath</w:t>
       </w:r>
       <w:r>
         <w:t>. It turned out</w:t>
@@ -98,7 +110,19 @@
         <w:rPr>
           <w:color w:val="000000"/>
         </w:rPr>
-        <w:t xml:space="preserve">It was a good thing he’d left the shovel down there with Mr. Edwards. Emery thought that if he’d had it at hand he might’ve started digging up the entire Whitfield family. </w:t>
+        <w:t>It was a good thing he’d left the shovel down there with Mr. Edwards. Emery thought that if he’d had it at hand he might’ve started digging up the entire Whitfield family</w:t>
+      </w:r>
+      <w:r>
+        <w:rPr>
+          <w:color w:val="000000"/>
+        </w:rPr>
+        <w:t xml:space="preserve"> arrayed before him</w:t>
+      </w:r>
+      <w:r>
+        <w:rPr>
+          <w:color w:val="000000"/>
+        </w:rPr>
+        <w:t xml:space="preserve">. </w:t>
       </w:r>
       <w:r>
         <w:rPr>
@@ -117,6 +141,24 @@
           <w:color w:val="000000"/>
         </w:rPr>
         <w:t xml:space="preserve"> </w:t>
+      </w:r>
+      <w:r>
+        <w:rPr>
+          <w:color w:val="000000"/>
+        </w:rPr>
+        <w:t xml:space="preserve">A destructive energy. </w:t>
+      </w:r>
+      <w:r>
+        <w:rPr>
+          <w:color w:val="000000"/>
+        </w:rPr>
+        <w:t>A creative energy.</w:t>
+      </w:r>
+      <w:r>
+        <w:rPr>
+          <w:color w:val="000000"/>
+        </w:rPr>
+        <w:t xml:space="preserve"> And it occurred to him with a hint of sorrow that this was what Orrin had felt every day of his life. </w:t>
       </w:r>
       <w:r>
         <w:t xml:space="preserve">  </w:t>
@@ -128,16 +170,40 @@
         <w:spacing w:line="240" w:lineRule="auto"/>
       </w:pPr>
       <w:r>
-        <w:t xml:space="preserve">Emery climbed into the car and rather than set the bag in the trunk or even the back seat, he held it in his lap. When it came time to start driving, he’d think about moving it but for now this was where he planned to keep it. Through the windshield the sun was preparing to rise. The sky on the horizon lay naked and raw, stripped of the concealment of night but not yet </w:t>
+        <w:t xml:space="preserve">Emery climbed into the car and rather than set the bag in the trunk or even the back seat, he held it in his lap. When it came time to start driving, he’d think about moving it but for now this was where he planned to keep it. Through the windshield the sun was preparing to rise. The sky on the horizon lay naked and raw, stripped of the </w:t>
+      </w:r>
+      <w:r>
+        <w:t>raiment</w:t>
+      </w:r>
+      <w:r>
+        <w:t xml:space="preserve"> of night but not yet </w:t>
       </w:r>
       <w:r>
         <w:t>adorned in the day.</w:t>
       </w:r>
-      <w:r>
-        <w:t xml:space="preserve">  </w:t>
-      </w:r>
-      <w:r>
-        <w:t xml:space="preserve">   </w:t>
+    </w:p>
+    <w:p>
+      <w:pPr>
+        <w:pStyle w:val="normal111"/>
+        <w:spacing w:line="240" w:lineRule="auto"/>
+      </w:pPr>
+      <w:r>
+        <w:t xml:space="preserve">His breath fogged the windshield. Emery leaned his head back against the headrest. He wanted to drive. To get away with his loot and stash it somewhere safe. But he’d given the altar boy 20 minutes. </w:t>
+      </w:r>
+    </w:p>
+    <w:p>
+      <w:pPr>
+        <w:pStyle w:val="normal111"/>
+        <w:spacing w:line="240" w:lineRule="auto"/>
+      </w:pPr>
+    </w:p>
+    <w:p>
+      <w:pPr>
+        <w:pStyle w:val="normal111"/>
+        <w:spacing w:line="240" w:lineRule="auto"/>
+      </w:pPr>
+      <w:r>
+        <w:t xml:space="preserve"> </w:t>
       </w:r>
     </w:p>
     <w:p>

--- a/docs/working.docx
+++ b/docs/working.docx
@@ -1,245 +1,179 @@
 
 <file path=word/document.xml><?xml version="1.0" encoding="utf-8"?>
-<w:document xmlns:wpc="http://schemas.microsoft.com/office/word/2010/wordprocessingCanvas" xmlns:cx="http://schemas.microsoft.com/office/drawing/2014/chartex" xmlns:cx1="http://schemas.microsoft.com/office/drawing/2015/9/8/chartex" xmlns:cx2="http://schemas.microsoft.com/office/drawing/2015/10/21/chartex" xmlns:cx3="http://schemas.microsoft.com/office/drawing/2016/5/9/chartex" xmlns:cx4="http://schemas.microsoft.com/office/drawing/2016/5/10/chartex" xmlns:cx5="http://schemas.microsoft.com/office/drawing/2016/5/11/chartex" xmlns:cx6="http://schemas.microsoft.com/office/drawing/2016/5/12/chartex" xmlns:cx7="http://schemas.microsoft.com/office/drawing/2016/5/13/chartex" xmlns:cx8="http://schemas.microsoft.com/office/drawing/2016/5/14/chartex" xmlns:mc="http://schemas.openxmlformats.org/markup-compatibility/2006" xmlns:aink="http://schemas.microsoft.com/office/drawing/2016/ink" xmlns:am3d="http://schemas.microsoft.com/office/drawing/2017/model3d" xmlns:o="urn:schemas-microsoft-com:office:office" xmlns:oel="http://schemas.microsoft.com/office/2019/extlst" xmlns:r="http://schemas.openxmlformats.org/officeDocument/2006/relationships" xmlns:m="http://schemas.openxmlformats.org/officeDocument/2006/math" xmlns:v="urn:schemas-microsoft-com:vml" xmlns:wp14="http://schemas.microsoft.com/office/word/2010/wordprocessingDrawing" xmlns:wp="http://schemas.openxmlformats.org/drawingml/2006/wordprocessingDrawing" xmlns:w10="urn:schemas-microsoft-com:office:word" xmlns:w="http://schemas.openxmlformats.org/wordprocessingml/2006/main" xmlns:w14="http://schemas.microsoft.com/office/word/2010/wordml" xmlns:w15="http://schemas.microsoft.com/office/word/2012/wordml" xmlns:w16cex="http://schemas.microsoft.com/office/word/2018/wordml/cex" xmlns:w16cid="http://schemas.microsoft.com/office/word/2016/wordml/cid" xmlns:w16="http://schemas.microsoft.com/office/word/2018/wordml" xmlns:w16du="http://schemas.microsoft.com/office/word/2023/wordml/word16du" xmlns:w16sdtdh="http://schemas.microsoft.com/office/word/2020/wordml/sdtdatahash" xmlns:w16sdtfl="http://schemas.microsoft.com/office/word/2024/wordml/sdtformatlock" xmlns:w16se="http://schemas.microsoft.com/office/word/2015/wordml/symex" xmlns:wpg="http://schemas.microsoft.com/office/word/2010/wordprocessingGroup" xmlns:wpi="http://schemas.microsoft.com/office/word/2010/wordprocessingInk" xmlns:wne="http://schemas.microsoft.com/office/word/2006/wordml" xmlns:wps="http://schemas.microsoft.com/office/word/2010/wordprocessingShape" mc:Ignorable="w14 w15 w16se w16cid w16 w16cex w16sdtdh w16sdtfl w16du wp14">
+<w:document xmlns:o="urn:schemas-microsoft-com:office:office" xmlns:r="http://schemas.openxmlformats.org/officeDocument/2006/relationships" xmlns:v="urn:schemas-microsoft-com:vml" xmlns:w="http://schemas.openxmlformats.org/wordprocessingml/2006/main" xmlns:w10="urn:schemas-microsoft-com:office:word" xmlns:wp="http://schemas.openxmlformats.org/drawingml/2006/wordprocessingDrawing" xmlns:pic="http://schemas.openxmlformats.org/drawingml/2006/picture" xmlns:wps="http://schemas.microsoft.com/office/word/2010/wordprocessingShape" xmlns:wpg="http://schemas.microsoft.com/office/word/2010/wordprocessingGroup" xmlns:mc="http://schemas.openxmlformats.org/markup-compatibility/2006" xmlns:wp14="http://schemas.microsoft.com/office/word/2010/wordprocessingDrawing" xmlns:w14="http://schemas.microsoft.com/office/word/2010/wordml" xmlns:w15="http://schemas.microsoft.com/office/word/2012/wordml" mc:Ignorable="w14 wp14 w15">
   <w:body>
     <w:p>
       <w:pPr>
-        <w:pStyle w:val="normal111111"/>
-        <w:spacing w:line="240" w:lineRule="auto"/>
-        <w:rPr>
-          <w:color w:val="000000"/>
-        </w:rPr>
+        <w:pStyle w:val="normal1111111"/>
+        <w:pageBreakBefore w:val="false"/>
+        <w:widowControl/>
+        <w:shd w:val="clear" w:fill="auto"/>
+        <w:spacing w:lineRule="auto" w:line="240" w:before="0" w:after="160"/>
+        <w:ind w:hanging="0" w:start="0" w:end="0"/>
+        <w:rPr/>
       </w:pPr>
       <w:r>
-        <w:rPr>
-          <w:color w:val="000000"/>
-        </w:rPr>
-        <w:t xml:space="preserve">“I got it. Get me out of here,” Emery shouted up. He listened to the digger high above him going to work again. The cabin whirred as it spun. The arm </w:t>
-      </w:r>
-      <w:r>
-        <w:rPr>
-          <w:color w:val="000000"/>
-        </w:rPr>
-        <w:t>yawned</w:t>
-      </w:r>
-      <w:r>
-        <w:rPr>
-          <w:color w:val="000000"/>
-        </w:rPr>
-        <w:t xml:space="preserve"> and extended. The digger’s scoop descended slowly into the hole beside Emery. It lowered to a point just below his hip and stopped. Emery hopped up into the scoop and sat legs dangling with the heavy plastic bag in his lap. It smelled faintly of the late Adam Edwards. Arthur lifted Emery out of the hole and set him gently on the footpath</w:t>
-      </w:r>
-      <w:r>
-        <w:t>. It turned out</w:t>
-      </w:r>
-      <w:r>
-        <w:rPr>
-          <w:color w:val="000000"/>
-        </w:rPr>
-        <w:t xml:space="preserve"> the </w:t>
-      </w:r>
-      <w:r>
-        <w:t>altar boy</w:t>
-      </w:r>
-      <w:r>
-        <w:rPr>
-          <w:color w:val="000000"/>
-        </w:rPr>
-        <w:t xml:space="preserve"> really was a wizard with a digger.</w:t>
+        <w:rPr/>
+        <w:t xml:space="preserve">The sound of a flashlight tapping on his car window jerked Emery out of sleep behind the St. Joachim’s cemetery shed. </w:t>
       </w:r>
     </w:p>
     <w:p>
       <w:pPr>
-        <w:pStyle w:val="normal111111"/>
-        <w:spacing w:line="240" w:lineRule="auto"/>
+        <w:pStyle w:val="normal1111111"/>
+        <w:widowControl/>
+        <w:shd w:val="clear" w:fill="auto"/>
+        <w:spacing w:lineRule="auto" w:line="240" w:before="0" w:after="160"/>
+        <w:ind w:hanging="0" w:start="0" w:end="0"/>
+        <w:rPr/>
       </w:pPr>
       <w:r>
-        <w:t xml:space="preserve">As far as Emery was concerned, the job was now complete but Arthur wanted to rebury the guy. Emery explained through the cab window that he planned to walk back to the car and, if Arthur wanted to fill in the hole, that was his business but if he wasn’t back to the car in 20 minutes, Emery would show him what it felt like to have your driver take off without you. So go ahead and fill it but let’s not be fussy about it. </w:t>
+        <w:rPr/>
+        <w:t xml:space="preserve">Throughout his life, he had passed out beside enough bars in his own or someone else’s vehicle to recognize the sound. And when he looked through the driver’s side window he saw the familiar smug look of a cop who had just nabbed an easy collar. </w:t>
       </w:r>
     </w:p>
     <w:p>
       <w:pPr>
-        <w:pStyle w:val="normal111"/>
-        <w:spacing w:line="240" w:lineRule="auto"/>
-        <w:rPr>
-          <w:color w:val="000000"/>
-        </w:rPr>
+        <w:pStyle w:val="normal1111111"/>
+        <w:widowControl/>
+        <w:shd w:val="clear" w:fill="auto"/>
+        <w:spacing w:lineRule="auto" w:line="240" w:before="0" w:after="160"/>
+        <w:ind w:hanging="0" w:start="0" w:end="0"/>
+        <w:rPr/>
       </w:pPr>
       <w:r>
-        <w:rPr>
-          <w:color w:val="000000"/>
-        </w:rPr>
-        <w:t xml:space="preserve">Taking deep greedy breaths, Emery savored the cool night air as he crossed the cemetery back to where the Celica waited. He held the bag tight against his chest with both arms crossed in front of him and skipped over headstones. He fondled the bag and the bulky angularity of the money order machine. He felt the supple bend of the books of stamps. It felt like it was all there, the treasure that rightfully </w:t>
-      </w:r>
-      <w:r>
-        <w:rPr>
-          <w:color w:val="000000"/>
-        </w:rPr>
-        <w:t xml:space="preserve">belonged to </w:t>
-      </w:r>
-      <w:r>
-        <w:rPr>
-          <w:color w:val="000000"/>
-        </w:rPr>
-        <w:t>hi</w:t>
-      </w:r>
-      <w:r>
-        <w:rPr>
-          <w:color w:val="000000"/>
-        </w:rPr>
-        <w:t>m</w:t>
-      </w:r>
-      <w:r>
-        <w:rPr>
-          <w:color w:val="000000"/>
-        </w:rPr>
-        <w:t>.</w:t>
+        <w:rPr/>
+        <w:t>Emery checked the passenger side. Just one and you might be able to run for it. He found another smirking face peering down at him from the passenger window.</w:t>
       </w:r>
     </w:p>
     <w:p>
       <w:pPr>
-        <w:pStyle w:val="normal111"/>
-        <w:spacing w:line="240" w:lineRule="auto"/>
+        <w:pStyle w:val="normal1111111"/>
+        <w:widowControl/>
+        <w:shd w:val="clear" w:fill="auto"/>
+        <w:spacing w:lineRule="auto" w:line="240" w:before="0" w:after="160"/>
+        <w:ind w:hanging="0" w:start="0" w:end="0"/>
+        <w:rPr/>
       </w:pPr>
       <w:r>
-        <w:rPr>
-          <w:color w:val="000000"/>
-        </w:rPr>
-        <w:t xml:space="preserve">When he spotted the Celica up ahead he picked up his pace. He wanted to run but couldn’t achieve much more than a loping jog due to the weight he was carrying and the unabated deterioration of his knees. He needed to do something with this excess energy he was feeling. </w:t>
+        <w:rPr/>
+        <w:t>“</w:t>
       </w:r>
       <w:r>
-        <w:rPr>
-          <w:color w:val="000000"/>
-        </w:rPr>
-        <w:t>It was a good thing he’d left the shovel down there with Mr. Edwards. Emery thought that if he’d had it at hand he might’ve started digging up the entire Whitfield family</w:t>
-      </w:r>
-      <w:r>
-        <w:rPr>
-          <w:color w:val="000000"/>
-        </w:rPr>
-        <w:t xml:space="preserve"> arrayed before him</w:t>
-      </w:r>
-      <w:r>
-        <w:rPr>
-          <w:color w:val="000000"/>
-        </w:rPr>
-        <w:t xml:space="preserve">. </w:t>
-      </w:r>
-      <w:r>
-        <w:rPr>
-          <w:color w:val="000000"/>
-        </w:rPr>
-        <w:t xml:space="preserve">Emery was tired but a raw electric current was coursing through him, just </w:t>
-      </w:r>
-      <w:r>
-        <w:rPr>
-          <w:color w:val="000000"/>
-        </w:rPr>
-        <w:t>erratic unfocused energy in search of an outlet.</w:t>
-      </w:r>
-      <w:r>
-        <w:rPr>
-          <w:color w:val="000000"/>
-        </w:rPr>
-        <w:t xml:space="preserve"> </w:t>
-      </w:r>
-      <w:r>
-        <w:rPr>
-          <w:color w:val="000000"/>
-        </w:rPr>
-        <w:t xml:space="preserve">A destructive energy. </w:t>
-      </w:r>
-      <w:r>
-        <w:rPr>
-          <w:color w:val="000000"/>
-        </w:rPr>
-        <w:t>A creative energy.</w:t>
-      </w:r>
-      <w:r>
-        <w:rPr>
-          <w:color w:val="000000"/>
-        </w:rPr>
-        <w:t xml:space="preserve"> And it occurred to him with a hint of sorrow that this was what Orrin had felt every day of his life. </w:t>
-      </w:r>
-      <w:r>
-        <w:t xml:space="preserve">  </w:t>
+        <w:rPr/>
+        <w:t>Can you roll down your window,” said the driver’s side cop, Watkins according to the name plate.</w:t>
       </w:r>
     </w:p>
     <w:p>
       <w:pPr>
-        <w:pStyle w:val="normal111"/>
-        <w:spacing w:line="240" w:lineRule="auto"/>
+        <w:pStyle w:val="normal1111111"/>
+        <w:widowControl/>
+        <w:shd w:val="clear" w:fill="auto"/>
+        <w:spacing w:lineRule="auto" w:line="240" w:before="0" w:after="160"/>
+        <w:ind w:hanging="0" w:start="0" w:end="0"/>
+        <w:rPr/>
       </w:pPr>
       <w:r>
-        <w:t xml:space="preserve">Emery climbed into the car and rather than set the bag in the trunk or even the back seat, he held it in his lap. When it came time to start driving, he’d think about moving it but for now this was where he planned to keep it. Through the windshield the sun was preparing to rise. The sky on the horizon lay naked and raw, stripped of the </w:t>
-      </w:r>
-      <w:r>
-        <w:t>raiment</w:t>
-      </w:r>
-      <w:r>
-        <w:t xml:space="preserve"> of night but not yet </w:t>
-      </w:r>
-      <w:r>
-        <w:t>adorned in the day.</w:t>
-      </w:r>
-    </w:p>
-    <w:p>
-      <w:pPr>
-        <w:pStyle w:val="normal111"/>
-        <w:spacing w:line="240" w:lineRule="auto"/>
-      </w:pPr>
-      <w:r>
-        <w:t xml:space="preserve">His breath fogged the windshield. Emery leaned his head back against the headrest. He wanted to drive. To get away with his loot and stash it somewhere safe. But he’d given the altar boy 20 minutes. </w:t>
-      </w:r>
-    </w:p>
-    <w:p>
-      <w:pPr>
-        <w:pStyle w:val="normal111"/>
-        <w:spacing w:line="240" w:lineRule="auto"/>
-      </w:pPr>
-    </w:p>
-    <w:p>
-      <w:pPr>
-        <w:pStyle w:val="normal111"/>
-        <w:spacing w:line="240" w:lineRule="auto"/>
-      </w:pPr>
-      <w:r>
-        <w:t xml:space="preserve"> </w:t>
+        <w:rPr>
+          <w:rFonts w:eastAsia="Aptos" w:cs="Aptos"/>
+          <w:b w:val="false"/>
+          <w:bCs w:val="false"/>
+          <w:i w:val="false"/>
+          <w:iCs w:val="false"/>
+          <w:caps w:val="false"/>
+          <w:smallCaps w:val="false"/>
+          <w:strike w:val="false"/>
+          <w:dstrike w:val="false"/>
+          <w:color w:val="000000"/>
+          <w:position w:val="0"/>
+          <w:sz w:val="24"/>
+          <w:szCs w:val="24"/>
+          <w:u w:val="none"/>
+          <w:shd w:fill="auto" w:val="clear"/>
+          <w:vertAlign w:val="baseline"/>
+        </w:rPr>
+        <w:t xml:space="preserve">Emery hit the door locks. Then groped for the window switch and jabbed at it a couple of times to no effect before he remember to put the key in the ignition and the window rolled down.  </w:t>
       </w:r>
     </w:p>
     <w:p>
       <w:pPr>
         <w:pStyle w:val="normal1"/>
+        <w:rPr/>
       </w:pPr>
       <w:r>
+        <w:rPr/>
         <w:t xml:space="preserve">      </w:t>
       </w:r>
     </w:p>
-    <w:p/>
-    <w:p/>
-    <w:p/>
     <w:p>
+      <w:pPr>
+        <w:pStyle w:val="Normal"/>
+        <w:rPr/>
+      </w:pPr>
       <w:r>
+        <w:rPr/>
+      </w:r>
+    </w:p>
+    <w:p>
+      <w:pPr>
+        <w:pStyle w:val="Normal"/>
+        <w:rPr/>
+      </w:pPr>
+      <w:r>
+        <w:rPr/>
+      </w:r>
+    </w:p>
+    <w:p>
+      <w:pPr>
+        <w:pStyle w:val="Normal"/>
+        <w:rPr/>
+      </w:pPr>
+      <w:r>
+        <w:rPr/>
+      </w:r>
+    </w:p>
+    <w:p>
+      <w:pPr>
+        <w:pStyle w:val="Normal"/>
+        <w:rPr/>
+      </w:pPr>
+      <w:r>
+        <w:rPr/>
         <w:t xml:space="preserve">First, there is the feeling of rising. Of being drawn upward, summoned toward the light. </w:t>
       </w:r>
     </w:p>
-    <w:p/>
+    <w:p>
+      <w:pPr>
+        <w:pStyle w:val="Normal"/>
+        <w:widowControl/>
+        <w:suppressAutoHyphens w:val="true"/>
+        <w:bidi w:val="0"/>
+        <w:spacing w:lineRule="auto" w:line="278" w:before="0" w:after="160"/>
+        <w:jc w:val="start"/>
+        <w:rPr/>
+      </w:pPr>
+      <w:r>
+        <w:rPr/>
+      </w:r>
+    </w:p>
     <w:sectPr>
+      <w:type w:val="nextPage"/>
       <w:pgSz w:w="12240" w:h="15840"/>
-      <w:pgMar w:top="1440" w:right="1440" w:bottom="1440" w:left="1440" w:header="0" w:footer="0" w:gutter="0"/>
-      <w:cols w:space="720"/>
-      <w:formProt w:val="0"/>
-      <w:docGrid w:linePitch="360"/>
+      <w:pgMar w:left="1440" w:right="1440" w:gutter="0" w:header="0" w:top="1440" w:footer="0" w:bottom="1440"/>
+      <w:pgNumType w:fmt="decimal"/>
+      <w:formProt w:val="false"/>
+      <w:textDirection w:val="lrTb"/>
+      <w:docGrid w:type="default" w:linePitch="360" w:charSpace="0"/>
     </w:sectPr>
   </w:body>
 </w:document>
 </file>
 
 <file path=word/styles.xml><?xml version="1.0" encoding="utf-8"?>
-<w:styles xmlns:mc="http://schemas.openxmlformats.org/markup-compatibility/2006" xmlns:r="http://schemas.openxmlformats.org/officeDocument/2006/relationships" xmlns:w="http://schemas.openxmlformats.org/wordprocessingml/2006/main" xmlns:w14="http://schemas.microsoft.com/office/word/2010/wordml" xmlns:w15="http://schemas.microsoft.com/office/word/2012/wordml" xmlns:w16cex="http://schemas.microsoft.com/office/word/2018/wordml/cex" xmlns:w16cid="http://schemas.microsoft.com/office/word/2016/wordml/cid" xmlns:w16="http://schemas.microsoft.com/office/word/2018/wordml" xmlns:w16du="http://schemas.microsoft.com/office/word/2023/wordml/word16du" xmlns:w16sdtdh="http://schemas.microsoft.com/office/word/2020/wordml/sdtdatahash" xmlns:w16sdtfl="http://schemas.microsoft.com/office/word/2024/wordml/sdtformatlock" xmlns:w16se="http://schemas.microsoft.com/office/word/2015/wordml/symex" mc:Ignorable="w14 w15 w16se w16cid w16 w16cex w16sdtdh w16sdtfl w16du">
+<w:styles xmlns:w="http://schemas.openxmlformats.org/wordprocessingml/2006/main" xmlns:w14="http://schemas.microsoft.com/office/word/2010/wordml" xmlns:mc="http://schemas.openxmlformats.org/markup-compatibility/2006" mc:Ignorable="w14">
   <w:docDefaults>
     <w:rPrDefault>
       <w:rPr>
-        <w:rFonts w:asciiTheme="minorHAnsi" w:eastAsiaTheme="minorHAnsi" w:hAnsiTheme="minorHAnsi" w:cstheme="minorBidi"/>
+        <w:rFonts w:ascii="Aptos" w:hAnsi="Aptos" w:eastAsia="Aptos" w:cs="" w:asciiTheme="minorHAnsi" w:cstheme="minorBidi" w:eastAsiaTheme="minorHAnsi" w:hAnsiTheme="minorHAnsi"/>
         <w:kern w:val="2"/>
         <w:sz w:val="24"/>
         <w:szCs w:val="24"/>
@@ -249,21 +183,21 @@
     </w:rPrDefault>
     <w:pPrDefault>
       <w:pPr>
-        <w:suppressAutoHyphens/>
+        <w:suppressAutoHyphens w:val="true"/>
       </w:pPr>
     </w:pPrDefault>
   </w:docDefaults>
   <w:latentStyles w:defLockedState="0" w:defUIPriority="99" w:defSemiHidden="0" w:defUnhideWhenUsed="0" w:defQFormat="0" w:count="376">
     <w:lsdException w:name="Normal" w:uiPriority="0" w:qFormat="1"/>
     <w:lsdException w:name="heading 1" w:uiPriority="9" w:qFormat="1"/>
-    <w:lsdException w:name="heading 2" w:semiHidden="1" w:uiPriority="9" w:unhideWhenUsed="1" w:qFormat="1"/>
-    <w:lsdException w:name="heading 3" w:semiHidden="1" w:uiPriority="9" w:unhideWhenUsed="1" w:qFormat="1"/>
-    <w:lsdException w:name="heading 4" w:semiHidden="1" w:uiPriority="9" w:unhideWhenUsed="1" w:qFormat="1"/>
-    <w:lsdException w:name="heading 5" w:semiHidden="1" w:uiPriority="9" w:unhideWhenUsed="1" w:qFormat="1"/>
-    <w:lsdException w:name="heading 6" w:semiHidden="1" w:uiPriority="9" w:unhideWhenUsed="1" w:qFormat="1"/>
-    <w:lsdException w:name="heading 7" w:semiHidden="1" w:uiPriority="9" w:unhideWhenUsed="1" w:qFormat="1"/>
-    <w:lsdException w:name="heading 8" w:semiHidden="1" w:uiPriority="9" w:unhideWhenUsed="1" w:qFormat="1"/>
-    <w:lsdException w:name="heading 9" w:semiHidden="1" w:uiPriority="9" w:unhideWhenUsed="1" w:qFormat="1"/>
+    <w:lsdException w:name="heading 2" w:uiPriority="9" w:semiHidden="1" w:unhideWhenUsed="1" w:qFormat="1"/>
+    <w:lsdException w:name="heading 3" w:uiPriority="9" w:semiHidden="1" w:unhideWhenUsed="1" w:qFormat="1"/>
+    <w:lsdException w:name="heading 4" w:uiPriority="9" w:semiHidden="1" w:unhideWhenUsed="1" w:qFormat="1"/>
+    <w:lsdException w:name="heading 5" w:uiPriority="9" w:semiHidden="1" w:unhideWhenUsed="1" w:qFormat="1"/>
+    <w:lsdException w:name="heading 6" w:uiPriority="9" w:semiHidden="1" w:unhideWhenUsed="1" w:qFormat="1"/>
+    <w:lsdException w:name="heading 7" w:uiPriority="9" w:semiHidden="1" w:unhideWhenUsed="1" w:qFormat="1"/>
+    <w:lsdException w:name="heading 8" w:uiPriority="9" w:semiHidden="1" w:unhideWhenUsed="1" w:qFormat="1"/>
+    <w:lsdException w:name="heading 9" w:uiPriority="9" w:semiHidden="1" w:unhideWhenUsed="1" w:qFormat="1"/>
     <w:lsdException w:name="index 1" w:semiHidden="1" w:unhideWhenUsed="1"/>
     <w:lsdException w:name="index 2" w:semiHidden="1" w:unhideWhenUsed="1"/>
     <w:lsdException w:name="index 3" w:semiHidden="1" w:unhideWhenUsed="1"/>
@@ -273,22 +207,22 @@
     <w:lsdException w:name="index 7" w:semiHidden="1" w:unhideWhenUsed="1"/>
     <w:lsdException w:name="index 8" w:semiHidden="1" w:unhideWhenUsed="1"/>
     <w:lsdException w:name="index 9" w:semiHidden="1" w:unhideWhenUsed="1"/>
-    <w:lsdException w:name="toc 1" w:semiHidden="1" w:uiPriority="39" w:unhideWhenUsed="1"/>
-    <w:lsdException w:name="toc 2" w:semiHidden="1" w:uiPriority="39" w:unhideWhenUsed="1"/>
-    <w:lsdException w:name="toc 3" w:semiHidden="1" w:uiPriority="39" w:unhideWhenUsed="1"/>
-    <w:lsdException w:name="toc 4" w:semiHidden="1" w:uiPriority="39" w:unhideWhenUsed="1"/>
-    <w:lsdException w:name="toc 5" w:semiHidden="1" w:uiPriority="39" w:unhideWhenUsed="1"/>
-    <w:lsdException w:name="toc 6" w:semiHidden="1" w:uiPriority="39" w:unhideWhenUsed="1"/>
-    <w:lsdException w:name="toc 7" w:semiHidden="1" w:uiPriority="39" w:unhideWhenUsed="1"/>
-    <w:lsdException w:name="toc 8" w:semiHidden="1" w:uiPriority="39" w:unhideWhenUsed="1"/>
-    <w:lsdException w:name="toc 9" w:semiHidden="1" w:uiPriority="39" w:unhideWhenUsed="1"/>
+    <w:lsdException w:name="toc 1" w:uiPriority="39" w:semiHidden="1" w:unhideWhenUsed="1"/>
+    <w:lsdException w:name="toc 2" w:uiPriority="39" w:semiHidden="1" w:unhideWhenUsed="1"/>
+    <w:lsdException w:name="toc 3" w:uiPriority="39" w:semiHidden="1" w:unhideWhenUsed="1"/>
+    <w:lsdException w:name="toc 4" w:uiPriority="39" w:semiHidden="1" w:unhideWhenUsed="1"/>
+    <w:lsdException w:name="toc 5" w:uiPriority="39" w:semiHidden="1" w:unhideWhenUsed="1"/>
+    <w:lsdException w:name="toc 6" w:uiPriority="39" w:semiHidden="1" w:unhideWhenUsed="1"/>
+    <w:lsdException w:name="toc 7" w:uiPriority="39" w:semiHidden="1" w:unhideWhenUsed="1"/>
+    <w:lsdException w:name="toc 8" w:uiPriority="39" w:semiHidden="1" w:unhideWhenUsed="1"/>
+    <w:lsdException w:name="toc 9" w:uiPriority="39" w:semiHidden="1" w:unhideWhenUsed="1"/>
     <w:lsdException w:name="Normal Indent" w:semiHidden="1" w:unhideWhenUsed="1"/>
     <w:lsdException w:name="footnote text" w:semiHidden="1" w:unhideWhenUsed="1"/>
     <w:lsdException w:name="annotation text" w:semiHidden="1" w:unhideWhenUsed="1"/>
     <w:lsdException w:name="header" w:semiHidden="1" w:unhideWhenUsed="1"/>
     <w:lsdException w:name="footer" w:semiHidden="1" w:unhideWhenUsed="1"/>
     <w:lsdException w:name="index heading" w:semiHidden="1" w:unhideWhenUsed="1"/>
-    <w:lsdException w:name="caption" w:semiHidden="1" w:uiPriority="35" w:unhideWhenUsed="1" w:qFormat="1"/>
+    <w:lsdException w:name="caption" w:uiPriority="35" w:semiHidden="1" w:unhideWhenUsed="1" w:qFormat="1"/>
     <w:lsdException w:name="table of figures" w:semiHidden="1" w:unhideWhenUsed="1"/>
     <w:lsdException w:name="envelope address" w:semiHidden="1" w:unhideWhenUsed="1"/>
     <w:lsdException w:name="envelope return" w:semiHidden="1" w:unhideWhenUsed="1"/>
@@ -319,7 +253,7 @@
     <w:lsdException w:name="Title" w:uiPriority="10" w:qFormat="1"/>
     <w:lsdException w:name="Closing" w:semiHidden="1" w:unhideWhenUsed="1"/>
     <w:lsdException w:name="Signature" w:semiHidden="1" w:unhideWhenUsed="1"/>
-    <w:lsdException w:name="Default Paragraph Font" w:semiHidden="1" w:uiPriority="1" w:unhideWhenUsed="1"/>
+    <w:lsdException w:name="Default Paragraph Font" w:uiPriority="1" w:semiHidden="1" w:unhideWhenUsed="1"/>
     <w:lsdException w:name="Body Text" w:semiHidden="1" w:unhideWhenUsed="1"/>
     <w:lsdException w:name="Body Text Indent" w:semiHidden="1" w:unhideWhenUsed="1"/>
     <w:lsdException w:name="List Continue" w:semiHidden="1" w:unhideWhenUsed="1"/>
@@ -519,8 +453,8 @@
     <w:lsdException w:name="Subtle Reference" w:uiPriority="31" w:qFormat="1"/>
     <w:lsdException w:name="Intense Reference" w:uiPriority="32" w:qFormat="1"/>
     <w:lsdException w:name="Book Title" w:uiPriority="33" w:qFormat="1"/>
-    <w:lsdException w:name="Bibliography" w:semiHidden="1" w:uiPriority="37" w:unhideWhenUsed="1"/>
-    <w:lsdException w:name="TOC Heading" w:semiHidden="1" w:uiPriority="39" w:unhideWhenUsed="1" w:qFormat="1"/>
+    <w:lsdException w:name="Bibliography" w:uiPriority="37" w:semiHidden="1" w:unhideWhenUsed="1"/>
+    <w:lsdException w:name="TOC Heading" w:uiPriority="39" w:semiHidden="1" w:unhideWhenUsed="1" w:qFormat="1"/>
     <w:lsdException w:name="Plain Table 1" w:uiPriority="41"/>
     <w:lsdException w:name="Plain Table 2" w:uiPriority="42"/>
     <w:lsdException w:name="Plain Table 3" w:uiPriority="43"/>
@@ -631,17 +565,24 @@
     <w:lsdException w:name="Unresolved Mention" w:semiHidden="1" w:unhideWhenUsed="1"/>
     <w:lsdException w:name="Smart Link" w:semiHidden="1" w:unhideWhenUsed="1"/>
   </w:latentStyles>
-  <w:style w:type="paragraph" w:default="1" w:styleId="Normal">
+  <w:style w:type="paragraph" w:styleId="Normal" w:default="1">
     <w:name w:val="Normal"/>
     <w:qFormat/>
-    <w:rsid w:val="00BA56B8"/>
-    <w:pPr>
-      <w:spacing w:after="160" w:line="278" w:lineRule="auto"/>
-    </w:pPr>
-    <w:rPr>
-      <w:rFonts w:ascii="Aptos" w:eastAsiaTheme="minorEastAsia" w:hAnsi="Aptos"/>
+    <w:rsid w:val="00ba56b8"/>
+    <w:pPr>
+      <w:widowControl/>
+      <w:suppressAutoHyphens w:val="true"/>
+      <w:bidi w:val="0"/>
+      <w:spacing w:lineRule="auto" w:line="278" w:before="0" w:after="160"/>
+      <w:jc w:val="start"/>
+    </w:pPr>
+    <w:rPr>
+      <w:rFonts w:ascii="Aptos" w:hAnsi="Aptos" w:eastAsia="" w:cs="" w:eastAsiaTheme="minorEastAsia"/>
+      <w:color w:val="auto"/>
       <w:kern w:val="0"/>
-      <w:lang w:eastAsia="ja-JP"/>
+      <w:sz w:val="24"/>
+      <w:szCs w:val="24"/>
+      <w:lang w:val="en-US" w:eastAsia="ja-JP" w:bidi="ar-SA"/>
       <w14:ligatures w14:val="none"/>
     </w:rPr>
   </w:style>
@@ -652,16 +593,16 @@
     <w:link w:val="Heading1Char"/>
     <w:uiPriority w:val="9"/>
     <w:qFormat/>
-    <w:rsid w:val="00BA56B8"/>
-    <w:pPr>
-      <w:keepNext/>
+    <w:rsid w:val="00ba56b8"/>
+    <w:pPr>
+      <w:keepNext w:val="true"/>
       <w:keepLines/>
       <w:spacing w:before="360" w:after="80"/>
       <w:outlineLvl w:val="0"/>
     </w:pPr>
     <w:rPr>
-      <w:rFonts w:asciiTheme="majorHAnsi" w:eastAsiaTheme="majorEastAsia" w:hAnsiTheme="majorHAnsi" w:cstheme="majorBidi"/>
-      <w:color w:val="0F4761" w:themeColor="accent1" w:themeShade="BF"/>
+      <w:rFonts w:ascii="Aptos Display" w:hAnsi="Aptos Display" w:eastAsia="" w:cs="" w:asciiTheme="majorHAnsi" w:cstheme="majorBidi" w:eastAsiaTheme="majorEastAsia" w:hAnsiTheme="majorHAnsi"/>
+      <w:color w:themeColor="accent1" w:themeShade="bf" w:val="0F4761"/>
       <w:kern w:val="2"/>
       <w:sz w:val="40"/>
       <w:szCs w:val="40"/>
@@ -678,16 +619,16 @@
     <w:semiHidden/>
     <w:unhideWhenUsed/>
     <w:qFormat/>
-    <w:rsid w:val="00BA56B8"/>
-    <w:pPr>
-      <w:keepNext/>
+    <w:rsid w:val="00ba56b8"/>
+    <w:pPr>
+      <w:keepNext w:val="true"/>
       <w:keepLines/>
       <w:spacing w:before="160" w:after="80"/>
       <w:outlineLvl w:val="1"/>
     </w:pPr>
     <w:rPr>
-      <w:rFonts w:asciiTheme="majorHAnsi" w:eastAsiaTheme="majorEastAsia" w:hAnsiTheme="majorHAnsi" w:cstheme="majorBidi"/>
-      <w:color w:val="0F4761" w:themeColor="accent1" w:themeShade="BF"/>
+      <w:rFonts w:ascii="Aptos Display" w:hAnsi="Aptos Display" w:eastAsia="" w:cs="" w:asciiTheme="majorHAnsi" w:cstheme="majorBidi" w:eastAsiaTheme="majorEastAsia" w:hAnsiTheme="majorHAnsi"/>
+      <w:color w:themeColor="accent1" w:themeShade="bf" w:val="0F4761"/>
       <w:kern w:val="2"/>
       <w:sz w:val="32"/>
       <w:szCs w:val="32"/>
@@ -704,16 +645,16 @@
     <w:semiHidden/>
     <w:unhideWhenUsed/>
     <w:qFormat/>
-    <w:rsid w:val="00BA56B8"/>
-    <w:pPr>
-      <w:keepNext/>
+    <w:rsid w:val="00ba56b8"/>
+    <w:pPr>
+      <w:keepNext w:val="true"/>
       <w:keepLines/>
       <w:spacing w:before="160" w:after="80"/>
       <w:outlineLvl w:val="2"/>
     </w:pPr>
     <w:rPr>
-      <w:rFonts w:eastAsiaTheme="majorEastAsia" w:cstheme="majorBidi"/>
-      <w:color w:val="0F4761" w:themeColor="accent1" w:themeShade="BF"/>
+      <w:rFonts w:eastAsia="" w:cs="" w:cstheme="majorBidi" w:eastAsiaTheme="majorEastAsia"/>
+      <w:color w:themeColor="accent1" w:themeShade="bf" w:val="0F4761"/>
       <w:kern w:val="2"/>
       <w:sz w:val="28"/>
       <w:szCs w:val="28"/>
@@ -730,18 +671,18 @@
     <w:semiHidden/>
     <w:unhideWhenUsed/>
     <w:qFormat/>
-    <w:rsid w:val="00BA56B8"/>
-    <w:pPr>
-      <w:keepNext/>
+    <w:rsid w:val="00ba56b8"/>
+    <w:pPr>
+      <w:keepNext w:val="true"/>
       <w:keepLines/>
       <w:spacing w:before="80" w:after="40"/>
       <w:outlineLvl w:val="3"/>
     </w:pPr>
     <w:rPr>
-      <w:rFonts w:eastAsiaTheme="majorEastAsia" w:cstheme="majorBidi"/>
+      <w:rFonts w:eastAsia="" w:cs="" w:cstheme="majorBidi" w:eastAsiaTheme="majorEastAsia"/>
       <w:i/>
       <w:iCs/>
-      <w:color w:val="0F4761" w:themeColor="accent1" w:themeShade="BF"/>
+      <w:color w:themeColor="accent1" w:themeShade="bf" w:val="0F4761"/>
       <w:kern w:val="2"/>
       <w:lang w:eastAsia="en-US"/>
       <w14:ligatures w14:val="standardContextual"/>
@@ -756,16 +697,16 @@
     <w:semiHidden/>
     <w:unhideWhenUsed/>
     <w:qFormat/>
-    <w:rsid w:val="00BA56B8"/>
-    <w:pPr>
-      <w:keepNext/>
+    <w:rsid w:val="00ba56b8"/>
+    <w:pPr>
+      <w:keepNext w:val="true"/>
       <w:keepLines/>
       <w:spacing w:before="80" w:after="40"/>
       <w:outlineLvl w:val="4"/>
     </w:pPr>
     <w:rPr>
-      <w:rFonts w:eastAsiaTheme="majorEastAsia" w:cstheme="majorBidi"/>
-      <w:color w:val="0F4761" w:themeColor="accent1" w:themeShade="BF"/>
+      <w:rFonts w:eastAsia="" w:cs="" w:cstheme="majorBidi" w:eastAsiaTheme="majorEastAsia"/>
+      <w:color w:themeColor="accent1" w:themeShade="bf" w:val="0F4761"/>
       <w:kern w:val="2"/>
       <w:lang w:eastAsia="en-US"/>
       <w14:ligatures w14:val="standardContextual"/>
@@ -780,18 +721,18 @@
     <w:semiHidden/>
     <w:unhideWhenUsed/>
     <w:qFormat/>
-    <w:rsid w:val="00BA56B8"/>
-    <w:pPr>
-      <w:keepNext/>
+    <w:rsid w:val="00ba56b8"/>
+    <w:pPr>
+      <w:keepNext w:val="true"/>
       <w:keepLines/>
       <w:spacing w:before="40" w:after="0"/>
       <w:outlineLvl w:val="5"/>
     </w:pPr>
     <w:rPr>
-      <w:rFonts w:eastAsiaTheme="majorEastAsia" w:cstheme="majorBidi"/>
+      <w:rFonts w:eastAsia="" w:cs="" w:cstheme="majorBidi" w:eastAsiaTheme="majorEastAsia"/>
       <w:i/>
       <w:iCs/>
-      <w:color w:val="595959" w:themeColor="text1" w:themeTint="A6"/>
+      <w:color w:themeColor="text1" w:themeTint="a6" w:val="595959"/>
       <w:kern w:val="2"/>
       <w:lang w:eastAsia="en-US"/>
       <w14:ligatures w14:val="standardContextual"/>
@@ -806,16 +747,16 @@
     <w:semiHidden/>
     <w:unhideWhenUsed/>
     <w:qFormat/>
-    <w:rsid w:val="00BA56B8"/>
-    <w:pPr>
-      <w:keepNext/>
+    <w:rsid w:val="00ba56b8"/>
+    <w:pPr>
+      <w:keepNext w:val="true"/>
       <w:keepLines/>
       <w:spacing w:before="40" w:after="0"/>
       <w:outlineLvl w:val="6"/>
     </w:pPr>
     <w:rPr>
-      <w:rFonts w:eastAsiaTheme="majorEastAsia" w:cstheme="majorBidi"/>
-      <w:color w:val="595959" w:themeColor="text1" w:themeTint="A6"/>
+      <w:rFonts w:eastAsia="" w:cs="" w:cstheme="majorBidi" w:eastAsiaTheme="majorEastAsia"/>
+      <w:color w:themeColor="text1" w:themeTint="a6" w:val="595959"/>
       <w:kern w:val="2"/>
       <w:lang w:eastAsia="en-US"/>
       <w14:ligatures w14:val="standardContextual"/>
@@ -830,18 +771,18 @@
     <w:semiHidden/>
     <w:unhideWhenUsed/>
     <w:qFormat/>
-    <w:rsid w:val="00BA56B8"/>
-    <w:pPr>
-      <w:keepNext/>
+    <w:rsid w:val="00ba56b8"/>
+    <w:pPr>
+      <w:keepNext w:val="true"/>
       <w:keepLines/>
-      <w:spacing w:after="0"/>
+      <w:spacing w:before="0" w:after="0"/>
       <w:outlineLvl w:val="7"/>
     </w:pPr>
     <w:rPr>
-      <w:rFonts w:eastAsiaTheme="majorEastAsia" w:cstheme="majorBidi"/>
+      <w:rFonts w:eastAsia="" w:cs="" w:cstheme="majorBidi" w:eastAsiaTheme="majorEastAsia"/>
       <w:i/>
       <w:iCs/>
-      <w:color w:val="272727" w:themeColor="text1" w:themeTint="D8"/>
+      <w:color w:themeColor="text1" w:themeTint="d8" w:val="272727"/>
       <w:kern w:val="2"/>
       <w:lang w:eastAsia="en-US"/>
       <w14:ligatures w14:val="standardContextual"/>
@@ -856,24 +797,482 @@
     <w:semiHidden/>
     <w:unhideWhenUsed/>
     <w:qFormat/>
-    <w:rsid w:val="00BA56B8"/>
-    <w:pPr>
-      <w:keepNext/>
+    <w:rsid w:val="00ba56b8"/>
+    <w:pPr>
+      <w:keepNext w:val="true"/>
       <w:keepLines/>
-      <w:spacing w:after="0"/>
+      <w:spacing w:before="0" w:after="0"/>
       <w:outlineLvl w:val="8"/>
     </w:pPr>
     <w:rPr>
-      <w:rFonts w:eastAsiaTheme="majorEastAsia" w:cstheme="majorBidi"/>
-      <w:color w:val="272727" w:themeColor="text1" w:themeTint="D8"/>
+      <w:rFonts w:eastAsia="" w:cs="" w:cstheme="majorBidi" w:eastAsiaTheme="majorEastAsia"/>
+      <w:color w:themeColor="text1" w:themeTint="d8" w:val="272727"/>
       <w:kern w:val="2"/>
       <w:lang w:eastAsia="en-US"/>
       <w14:ligatures w14:val="standardContextual"/>
     </w:rPr>
   </w:style>
-  <w:style w:type="character" w:default="1" w:styleId="DefaultParagraphFont">
+  <w:style w:type="character" w:styleId="DefaultParagraphFont" w:default="1">
     <w:name w:val="Default Paragraph Font"/>
     <w:uiPriority w:val="1"/>
+    <w:semiHidden/>
+    <w:unhideWhenUsed/>
+    <w:rPr/>
+  </w:style>
+  <w:style w:type="character" w:styleId="Heading1Char" w:customStyle="1">
+    <w:name w:val="Heading 1 Char"/>
+    <w:basedOn w:val="DefaultParagraphFont"/>
+    <w:link w:val="Heading1"/>
+    <w:uiPriority w:val="9"/>
+    <w:rsid w:val="00ba56b8"/>
+    <w:rPr>
+      <w:rFonts w:ascii="Aptos Display" w:hAnsi="Aptos Display" w:eastAsia="" w:cs="" w:asciiTheme="majorHAnsi" w:cstheme="majorBidi" w:eastAsiaTheme="majorEastAsia" w:hAnsiTheme="majorHAnsi"/>
+      <w:color w:themeColor="accent1" w:themeShade="bf" w:val="0F4761"/>
+      <w:sz w:val="40"/>
+      <w:szCs w:val="40"/>
+    </w:rPr>
+  </w:style>
+  <w:style w:type="character" w:styleId="Heading2Char" w:customStyle="1">
+    <w:name w:val="Heading 2 Char"/>
+    <w:basedOn w:val="DefaultParagraphFont"/>
+    <w:link w:val="Heading2"/>
+    <w:uiPriority w:val="9"/>
+    <w:semiHidden/>
+    <w:rsid w:val="00ba56b8"/>
+    <w:rPr>
+      <w:rFonts w:ascii="Aptos Display" w:hAnsi="Aptos Display" w:eastAsia="" w:cs="" w:asciiTheme="majorHAnsi" w:cstheme="majorBidi" w:eastAsiaTheme="majorEastAsia" w:hAnsiTheme="majorHAnsi"/>
+      <w:color w:themeColor="accent1" w:themeShade="bf" w:val="0F4761"/>
+      <w:sz w:val="32"/>
+      <w:szCs w:val="32"/>
+    </w:rPr>
+  </w:style>
+  <w:style w:type="character" w:styleId="Heading3Char" w:customStyle="1">
+    <w:name w:val="Heading 3 Char"/>
+    <w:basedOn w:val="DefaultParagraphFont"/>
+    <w:link w:val="Heading3"/>
+    <w:uiPriority w:val="9"/>
+    <w:semiHidden/>
+    <w:rsid w:val="00ba56b8"/>
+    <w:rPr>
+      <w:rFonts w:eastAsia="" w:cs="" w:cstheme="majorBidi" w:eastAsiaTheme="majorEastAsia"/>
+      <w:color w:themeColor="accent1" w:themeShade="bf" w:val="0F4761"/>
+      <w:sz w:val="28"/>
+      <w:szCs w:val="28"/>
+    </w:rPr>
+  </w:style>
+  <w:style w:type="character" w:styleId="Heading4Char" w:customStyle="1">
+    <w:name w:val="Heading 4 Char"/>
+    <w:basedOn w:val="DefaultParagraphFont"/>
+    <w:link w:val="Heading4"/>
+    <w:uiPriority w:val="9"/>
+    <w:semiHidden/>
+    <w:rsid w:val="00ba56b8"/>
+    <w:rPr>
+      <w:rFonts w:eastAsia="" w:cs="" w:cstheme="majorBidi" w:eastAsiaTheme="majorEastAsia"/>
+      <w:i/>
+      <w:iCs/>
+      <w:color w:themeColor="accent1" w:themeShade="bf" w:val="0F4761"/>
+    </w:rPr>
+  </w:style>
+  <w:style w:type="character" w:styleId="Heading5Char" w:customStyle="1">
+    <w:name w:val="Heading 5 Char"/>
+    <w:basedOn w:val="DefaultParagraphFont"/>
+    <w:link w:val="Heading5"/>
+    <w:uiPriority w:val="9"/>
+    <w:semiHidden/>
+    <w:rsid w:val="00ba56b8"/>
+    <w:rPr>
+      <w:rFonts w:eastAsia="" w:cs="" w:cstheme="majorBidi" w:eastAsiaTheme="majorEastAsia"/>
+      <w:color w:themeColor="accent1" w:themeShade="bf" w:val="0F4761"/>
+    </w:rPr>
+  </w:style>
+  <w:style w:type="character" w:styleId="Heading6Char" w:customStyle="1">
+    <w:name w:val="Heading 6 Char"/>
+    <w:basedOn w:val="DefaultParagraphFont"/>
+    <w:link w:val="Heading6"/>
+    <w:uiPriority w:val="9"/>
+    <w:semiHidden/>
+    <w:rsid w:val="00ba56b8"/>
+    <w:rPr>
+      <w:rFonts w:eastAsia="" w:cs="" w:cstheme="majorBidi" w:eastAsiaTheme="majorEastAsia"/>
+      <w:i/>
+      <w:iCs/>
+      <w:color w:themeColor="text1" w:themeTint="a6" w:val="595959"/>
+    </w:rPr>
+  </w:style>
+  <w:style w:type="character" w:styleId="Heading7Char" w:customStyle="1">
+    <w:name w:val="Heading 7 Char"/>
+    <w:basedOn w:val="DefaultParagraphFont"/>
+    <w:link w:val="Heading7"/>
+    <w:uiPriority w:val="9"/>
+    <w:semiHidden/>
+    <w:rsid w:val="00ba56b8"/>
+    <w:rPr>
+      <w:rFonts w:eastAsia="" w:cs="" w:cstheme="majorBidi" w:eastAsiaTheme="majorEastAsia"/>
+      <w:color w:themeColor="text1" w:themeTint="a6" w:val="595959"/>
+    </w:rPr>
+  </w:style>
+  <w:style w:type="character" w:styleId="Heading8Char" w:customStyle="1">
+    <w:name w:val="Heading 8 Char"/>
+    <w:basedOn w:val="DefaultParagraphFont"/>
+    <w:link w:val="Heading8"/>
+    <w:uiPriority w:val="9"/>
+    <w:semiHidden/>
+    <w:rsid w:val="00ba56b8"/>
+    <w:rPr>
+      <w:rFonts w:eastAsia="" w:cs="" w:cstheme="majorBidi" w:eastAsiaTheme="majorEastAsia"/>
+      <w:i/>
+      <w:iCs/>
+      <w:color w:themeColor="text1" w:themeTint="d8" w:val="272727"/>
+    </w:rPr>
+  </w:style>
+  <w:style w:type="character" w:styleId="Heading9Char" w:customStyle="1">
+    <w:name w:val="Heading 9 Char"/>
+    <w:basedOn w:val="DefaultParagraphFont"/>
+    <w:link w:val="Heading9"/>
+    <w:uiPriority w:val="9"/>
+    <w:semiHidden/>
+    <w:rsid w:val="00ba56b8"/>
+    <w:rPr>
+      <w:rFonts w:eastAsia="" w:cs="" w:cstheme="majorBidi" w:eastAsiaTheme="majorEastAsia"/>
+      <w:color w:themeColor="text1" w:themeTint="d8" w:val="272727"/>
+    </w:rPr>
+  </w:style>
+  <w:style w:type="character" w:styleId="TitleChar" w:customStyle="1">
+    <w:name w:val="Title Char"/>
+    <w:basedOn w:val="DefaultParagraphFont"/>
+    <w:link w:val="Title"/>
+    <w:uiPriority w:val="10"/>
+    <w:rsid w:val="00ba56b8"/>
+    <w:rPr>
+      <w:rFonts w:ascii="Aptos Display" w:hAnsi="Aptos Display" w:eastAsia="" w:cs="" w:asciiTheme="majorHAnsi" w:cstheme="majorBidi" w:eastAsiaTheme="majorEastAsia" w:hAnsiTheme="majorHAnsi"/>
+      <w:spacing w:val="-10"/>
+      <w:kern w:val="2"/>
+      <w:sz w:val="56"/>
+      <w:szCs w:val="56"/>
+    </w:rPr>
+  </w:style>
+  <w:style w:type="character" w:styleId="SubtitleChar" w:customStyle="1">
+    <w:name w:val="Subtitle Char"/>
+    <w:basedOn w:val="DefaultParagraphFont"/>
+    <w:link w:val="Subtitle"/>
+    <w:uiPriority w:val="11"/>
+    <w:rsid w:val="00ba56b8"/>
+    <w:rPr>
+      <w:rFonts w:eastAsia="" w:cs="" w:cstheme="majorBidi" w:eastAsiaTheme="majorEastAsia"/>
+      <w:color w:themeColor="text1" w:themeTint="a6" w:val="595959"/>
+      <w:spacing w:val="15"/>
+      <w:sz w:val="28"/>
+      <w:szCs w:val="28"/>
+    </w:rPr>
+  </w:style>
+  <w:style w:type="character" w:styleId="QuoteChar" w:customStyle="1">
+    <w:name w:val="Quote Char"/>
+    <w:basedOn w:val="DefaultParagraphFont"/>
+    <w:link w:val="Quote"/>
+    <w:uiPriority w:val="29"/>
+    <w:rsid w:val="00ba56b8"/>
+    <w:rPr>
+      <w:i/>
+      <w:iCs/>
+      <w:color w:themeColor="text1" w:themeTint="bf" w:val="404040"/>
+    </w:rPr>
+  </w:style>
+  <w:style w:type="character" w:styleId="IntenseEmphasis">
+    <w:name w:val="Intense Emphasis"/>
+    <w:basedOn w:val="DefaultParagraphFont"/>
+    <w:uiPriority w:val="21"/>
+    <w:qFormat/>
+    <w:rsid w:val="00ba56b8"/>
+    <w:rPr>
+      <w:i/>
+      <w:iCs/>
+      <w:color w:themeColor="accent1" w:themeShade="bf" w:val="0F4761"/>
+    </w:rPr>
+  </w:style>
+  <w:style w:type="character" w:styleId="IntenseQuoteChar" w:customStyle="1">
+    <w:name w:val="Intense Quote Char"/>
+    <w:basedOn w:val="DefaultParagraphFont"/>
+    <w:link w:val="IntenseQuote"/>
+    <w:uiPriority w:val="30"/>
+    <w:rsid w:val="00ba56b8"/>
+    <w:rPr>
+      <w:i/>
+      <w:iCs/>
+      <w:color w:themeColor="accent1" w:themeShade="bf" w:val="0F4761"/>
+    </w:rPr>
+  </w:style>
+  <w:style w:type="character" w:styleId="IntenseReference">
+    <w:name w:val="Intense Reference"/>
+    <w:basedOn w:val="DefaultParagraphFont"/>
+    <w:uiPriority w:val="32"/>
+    <w:qFormat/>
+    <w:rsid w:val="00ba56b8"/>
+    <w:rPr>
+      <w:b/>
+      <w:bCs/>
+      <w:smallCaps/>
+      <w:color w:themeColor="accent1" w:themeShade="bf" w:val="0F4761"/>
+      <w:spacing w:val="5"/>
+    </w:rPr>
+  </w:style>
+  <w:style w:type="paragraph" w:styleId="Heading" w:customStyle="1">
+    <w:name w:val="Heading"/>
+    <w:basedOn w:val="Normal"/>
+    <w:next w:val="BodyText"/>
+    <w:pPr>
+      <w:keepNext w:val="true"/>
+      <w:spacing w:before="240" w:after="120"/>
+    </w:pPr>
+    <w:rPr>
+      <w:rFonts w:ascii="Liberation Sans" w:hAnsi="Liberation Sans" w:eastAsia="Microsoft YaHei" w:cs="Lucida Sans"/>
+      <w:sz w:val="28"/>
+      <w:szCs w:val="28"/>
+    </w:rPr>
+  </w:style>
+  <w:style w:type="paragraph" w:styleId="BodyText">
+    <w:name w:val="Body Text"/>
+    <w:basedOn w:val="Normal"/>
+    <w:pPr>
+      <w:spacing w:lineRule="auto" w:line="276" w:before="0" w:after="140"/>
+    </w:pPr>
+    <w:rPr/>
+  </w:style>
+  <w:style w:type="paragraph" w:styleId="List">
+    <w:name w:val="List"/>
+    <w:basedOn w:val="BodyText"/>
+    <w:pPr/>
+    <w:rPr>
+      <w:rFonts w:cs="Lucida Sans"/>
+    </w:rPr>
+  </w:style>
+  <w:style w:type="paragraph" w:styleId="Caption">
+    <w:name w:val="caption"/>
+    <w:basedOn w:val="Normal"/>
+    <w:pPr>
+      <w:suppressLineNumbers/>
+      <w:spacing w:before="120" w:after="120"/>
+    </w:pPr>
+    <w:rPr>
+      <w:rFonts w:cs="Lucida Sans"/>
+      <w:i/>
+      <w:iCs/>
+    </w:rPr>
+  </w:style>
+  <w:style w:type="paragraph" w:styleId="Index" w:customStyle="1">
+    <w:name w:val="Index"/>
+    <w:basedOn w:val="Normal"/>
+    <w:pPr>
+      <w:suppressLineNumbers/>
+    </w:pPr>
+    <w:rPr>
+      <w:rFonts w:cs="Lucida Sans"/>
+    </w:rPr>
+  </w:style>
+  <w:style w:type="paragraph" w:styleId="Title">
+    <w:name w:val="Title"/>
+    <w:basedOn w:val="Normal"/>
+    <w:next w:val="Normal"/>
+    <w:link w:val="TitleChar"/>
+    <w:uiPriority w:val="10"/>
+    <w:qFormat/>
+    <w:rsid w:val="00ba56b8"/>
+    <w:pPr>
+      <w:spacing w:lineRule="auto" w:line="240" w:before="0" w:after="80"/>
+      <w:contextualSpacing/>
+    </w:pPr>
+    <w:rPr>
+      <w:rFonts w:ascii="Aptos Display" w:hAnsi="Aptos Display" w:eastAsia="" w:cs="" w:asciiTheme="majorHAnsi" w:cstheme="majorBidi" w:eastAsiaTheme="majorEastAsia" w:hAnsiTheme="majorHAnsi"/>
+      <w:spacing w:val="-10"/>
+      <w:kern w:val="2"/>
+      <w:sz w:val="56"/>
+      <w:szCs w:val="56"/>
+      <w:lang w:eastAsia="en-US"/>
+      <w14:ligatures w14:val="standardContextual"/>
+    </w:rPr>
+  </w:style>
+  <w:style w:type="paragraph" w:styleId="Subtitle">
+    <w:name w:val="Subtitle"/>
+    <w:basedOn w:val="Normal"/>
+    <w:next w:val="Normal"/>
+    <w:link w:val="SubtitleChar"/>
+    <w:uiPriority w:val="11"/>
+    <w:qFormat/>
+    <w:rsid w:val="00ba56b8"/>
+    <w:pPr/>
+    <w:rPr>
+      <w:rFonts w:eastAsia="" w:cs="" w:cstheme="majorBidi" w:eastAsiaTheme="majorEastAsia"/>
+      <w:color w:themeColor="text1" w:themeTint="a6" w:val="595959"/>
+      <w:spacing w:val="15"/>
+      <w:kern w:val="2"/>
+      <w:sz w:val="28"/>
+      <w:szCs w:val="28"/>
+      <w:lang w:eastAsia="en-US"/>
+      <w14:ligatures w14:val="standardContextual"/>
+    </w:rPr>
+  </w:style>
+  <w:style w:type="paragraph" w:styleId="Quote">
+    <w:name w:val="Quote"/>
+    <w:basedOn w:val="Normal"/>
+    <w:next w:val="Normal"/>
+    <w:link w:val="QuoteChar"/>
+    <w:uiPriority w:val="29"/>
+    <w:qFormat/>
+    <w:rsid w:val="00ba56b8"/>
+    <w:pPr>
+      <w:spacing w:before="160" w:after="160"/>
+      <w:jc w:val="center"/>
+    </w:pPr>
+    <w:rPr>
+      <w:rFonts w:eastAsia="Aptos" w:eastAsiaTheme="minorHAnsi"/>
+      <w:i/>
+      <w:iCs/>
+      <w:color w:themeColor="text1" w:themeTint="bf" w:val="404040"/>
+      <w:kern w:val="2"/>
+      <w:lang w:eastAsia="en-US"/>
+      <w14:ligatures w14:val="standardContextual"/>
+    </w:rPr>
+  </w:style>
+  <w:style w:type="paragraph" w:styleId="ListParagraph">
+    <w:name w:val="List Paragraph"/>
+    <w:basedOn w:val="Normal"/>
+    <w:uiPriority w:val="34"/>
+    <w:qFormat/>
+    <w:rsid w:val="00ba56b8"/>
+    <w:pPr>
+      <w:spacing w:before="0" w:after="160"/>
+      <w:ind w:start="720"/>
+      <w:contextualSpacing/>
+    </w:pPr>
+    <w:rPr>
+      <w:rFonts w:eastAsia="Aptos" w:eastAsiaTheme="minorHAnsi"/>
+      <w:kern w:val="2"/>
+      <w:lang w:eastAsia="en-US"/>
+      <w14:ligatures w14:val="standardContextual"/>
+    </w:rPr>
+  </w:style>
+  <w:style w:type="paragraph" w:styleId="IntenseQuote">
+    <w:name w:val="Intense Quote"/>
+    <w:basedOn w:val="Normal"/>
+    <w:next w:val="Normal"/>
+    <w:link w:val="IntenseQuoteChar"/>
+    <w:uiPriority w:val="30"/>
+    <w:qFormat/>
+    <w:rsid w:val="00ba56b8"/>
+    <w:pPr>
+      <w:pBdr>
+        <w:top w:val="single" w:sz="4" w:space="10" w:color="0F4761" w:themeColor="accent1" w:themeShade="bf"/>
+        <w:bottom w:val="single" w:sz="4" w:space="10" w:color="0F4761" w:themeColor="accent1" w:themeShade="bf"/>
+      </w:pBdr>
+      <w:spacing w:before="360" w:after="360"/>
+      <w:ind w:start="864" w:end="864"/>
+      <w:jc w:val="center"/>
+    </w:pPr>
+    <w:rPr>
+      <w:rFonts w:eastAsia="Aptos" w:eastAsiaTheme="minorHAnsi"/>
+      <w:i/>
+      <w:iCs/>
+      <w:color w:themeColor="accent1" w:themeShade="bf" w:val="0F4761"/>
+      <w:kern w:val="2"/>
+      <w:lang w:eastAsia="en-US"/>
+      <w14:ligatures w14:val="standardContextual"/>
+    </w:rPr>
+  </w:style>
+  <w:style w:type="paragraph" w:styleId="normal1" w:customStyle="1">
+    <w:name w:val="normal1"/>
+    <w:pPr>
+      <w:widowControl/>
+      <w:suppressAutoHyphens w:val="true"/>
+      <w:bidi w:val="0"/>
+      <w:spacing w:lineRule="auto" w:line="278" w:before="0" w:after="160"/>
+      <w:jc w:val="start"/>
+    </w:pPr>
+    <w:rPr>
+      <w:rFonts w:ascii="Aptos" w:hAnsi="Aptos" w:eastAsia="Aptos" w:cs="" w:asciiTheme="minorHAnsi" w:cstheme="minorBidi" w:eastAsiaTheme="minorHAnsi" w:hAnsiTheme="minorHAnsi"/>
+      <w:color w:val="auto"/>
+      <w:kern w:val="2"/>
+      <w:sz w:val="24"/>
+      <w:szCs w:val="24"/>
+      <w:lang w:val="en-US" w:eastAsia="en-US" w:bidi="ar-SA"/>
+      <w14:ligatures w14:val="standardContextual"/>
+    </w:rPr>
+  </w:style>
+  <w:style w:type="paragraph" w:styleId="normal111" w:customStyle="1">
+    <w:name w:val="normal111"/>
+    <w:pPr>
+      <w:widowControl/>
+      <w:suppressAutoHyphens w:val="true"/>
+      <w:bidi w:val="0"/>
+      <w:spacing w:lineRule="auto" w:line="278" w:before="0" w:after="160"/>
+      <w:jc w:val="start"/>
+    </w:pPr>
+    <w:rPr>
+      <w:rFonts w:ascii="Aptos" w:hAnsi="Aptos" w:eastAsia="Aptos" w:cs="Aptos" w:asciiTheme="minorHAnsi" w:eastAsiaTheme="minorHAnsi" w:hAnsiTheme="minorHAnsi"/>
+      <w:color w:val="auto"/>
+      <w:kern w:val="0"/>
+      <w:sz w:val="24"/>
+      <w:szCs w:val="24"/>
+      <w:lang w:val="en-US" w:eastAsia="zh-CN" w:bidi="hi-IN"/>
+      <w14:ligatures w14:val="standardContextual"/>
+    </w:rPr>
+  </w:style>
+  <w:style w:type="paragraph" w:styleId="normal1111">
+    <w:name w:val="normal1111"/>
+    <w:pPr>
+      <w:widowControl/>
+      <w:suppressAutoHyphens w:val="true"/>
+      <w:bidi w:val="0"/>
+      <w:spacing w:lineRule="auto" w:line="278" w:before="0" w:after="160"/>
+      <w:jc w:val="start"/>
+    </w:pPr>
+    <w:rPr>
+      <w:rFonts w:ascii="Aptos" w:hAnsi="Aptos" w:eastAsia="Aptos" w:cs="Aptos"/>
+      <w:color w:val="auto"/>
+      <w:kern w:val="0"/>
+      <w:sz w:val="24"/>
+      <w:szCs w:val="24"/>
+      <w:lang w:val="en-US" w:eastAsia="zh-CN" w:bidi="hi-IN"/>
+    </w:rPr>
+  </w:style>
+  <w:style w:type="paragraph" w:styleId="normal111111">
+    <w:name w:val="normal111111"/>
+    <w:pPr>
+      <w:widowControl/>
+      <w:suppressAutoHyphens w:val="true"/>
+      <w:bidi w:val="0"/>
+      <w:spacing w:lineRule="auto" w:line="278" w:before="0" w:after="160"/>
+      <w:jc w:val="start"/>
+    </w:pPr>
+    <w:rPr>
+      <w:rFonts w:ascii="Aptos" w:hAnsi="Aptos" w:eastAsia="Aptos" w:cs="Aptos"/>
+      <w:color w:val="auto"/>
+      <w:kern w:val="0"/>
+      <w:sz w:val="24"/>
+      <w:szCs w:val="24"/>
+      <w:lang w:val="en-US" w:eastAsia="zh-CN" w:bidi="hi-IN"/>
+    </w:rPr>
+  </w:style>
+  <w:style w:type="paragraph" w:styleId="normal1111111">
+    <w:name w:val="normal1111111"/>
+    <w:pPr>
+      <w:widowControl/>
+      <w:suppressAutoHyphens w:val="true"/>
+      <w:bidi w:val="0"/>
+      <w:spacing w:lineRule="auto" w:line="278" w:before="0" w:after="160"/>
+      <w:jc w:val="start"/>
+    </w:pPr>
+    <w:rPr>
+      <w:rFonts w:ascii="Aptos" w:hAnsi="Aptos" w:eastAsia="Aptos" w:cs="Aptos"/>
+      <w:color w:val="auto"/>
+      <w:kern w:val="0"/>
+      <w:sz w:val="24"/>
+      <w:szCs w:val="24"/>
+      <w:lang w:val="en-US" w:eastAsia="zh-CN" w:bidi="hi-IN"/>
+    </w:rPr>
+  </w:style>
+  <w:style w:type="numbering" w:styleId="NoList" w:default="1">
+    <w:name w:val="No List"/>
+    <w:uiPriority w:val="99"/>
     <w:semiHidden/>
     <w:unhideWhenUsed/>
   </w:style>
@@ -883,7 +1282,6 @@
     <w:semiHidden/>
     <w:unhideWhenUsed/>
     <w:tblPr>
-      <w:tblInd w:w="0" w:type="dxa"/>
       <w:tblCellMar>
         <w:top w:w="0" w:type="dxa"/>
         <w:left w:w="108" w:type="dxa"/>
@@ -892,411 +1290,11 @@
       </w:tblCellMar>
     </w:tblPr>
   </w:style>
-  <w:style w:type="numbering" w:default="1" w:styleId="NoList">
-    <w:name w:val="No List"/>
-    <w:uiPriority w:val="99"/>
-    <w:semiHidden/>
-    <w:unhideWhenUsed/>
-  </w:style>
-  <w:style w:type="character" w:customStyle="1" w:styleId="Heading1Char">
-    <w:name w:val="Heading 1 Char"/>
-    <w:basedOn w:val="DefaultParagraphFont"/>
-    <w:link w:val="Heading1"/>
-    <w:uiPriority w:val="9"/>
-    <w:rsid w:val="00BA56B8"/>
-    <w:rPr>
-      <w:rFonts w:asciiTheme="majorHAnsi" w:eastAsiaTheme="majorEastAsia" w:hAnsiTheme="majorHAnsi" w:cstheme="majorBidi"/>
-      <w:color w:val="0F4761" w:themeColor="accent1" w:themeShade="BF"/>
-      <w:sz w:val="40"/>
-      <w:szCs w:val="40"/>
-    </w:rPr>
-  </w:style>
-  <w:style w:type="character" w:customStyle="1" w:styleId="Heading2Char">
-    <w:name w:val="Heading 2 Char"/>
-    <w:basedOn w:val="DefaultParagraphFont"/>
-    <w:link w:val="Heading2"/>
-    <w:uiPriority w:val="9"/>
-    <w:semiHidden/>
-    <w:rsid w:val="00BA56B8"/>
-    <w:rPr>
-      <w:rFonts w:asciiTheme="majorHAnsi" w:eastAsiaTheme="majorEastAsia" w:hAnsiTheme="majorHAnsi" w:cstheme="majorBidi"/>
-      <w:color w:val="0F4761" w:themeColor="accent1" w:themeShade="BF"/>
-      <w:sz w:val="32"/>
-      <w:szCs w:val="32"/>
-    </w:rPr>
-  </w:style>
-  <w:style w:type="character" w:customStyle="1" w:styleId="Heading3Char">
-    <w:name w:val="Heading 3 Char"/>
-    <w:basedOn w:val="DefaultParagraphFont"/>
-    <w:link w:val="Heading3"/>
-    <w:uiPriority w:val="9"/>
-    <w:semiHidden/>
-    <w:rsid w:val="00BA56B8"/>
-    <w:rPr>
-      <w:rFonts w:eastAsiaTheme="majorEastAsia" w:cstheme="majorBidi"/>
-      <w:color w:val="0F4761" w:themeColor="accent1" w:themeShade="BF"/>
-      <w:sz w:val="28"/>
-      <w:szCs w:val="28"/>
-    </w:rPr>
-  </w:style>
-  <w:style w:type="character" w:customStyle="1" w:styleId="Heading4Char">
-    <w:name w:val="Heading 4 Char"/>
-    <w:basedOn w:val="DefaultParagraphFont"/>
-    <w:link w:val="Heading4"/>
-    <w:uiPriority w:val="9"/>
-    <w:semiHidden/>
-    <w:rsid w:val="00BA56B8"/>
-    <w:rPr>
-      <w:rFonts w:eastAsiaTheme="majorEastAsia" w:cstheme="majorBidi"/>
-      <w:i/>
-      <w:iCs/>
-      <w:color w:val="0F4761" w:themeColor="accent1" w:themeShade="BF"/>
-    </w:rPr>
-  </w:style>
-  <w:style w:type="character" w:customStyle="1" w:styleId="Heading5Char">
-    <w:name w:val="Heading 5 Char"/>
-    <w:basedOn w:val="DefaultParagraphFont"/>
-    <w:link w:val="Heading5"/>
-    <w:uiPriority w:val="9"/>
-    <w:semiHidden/>
-    <w:rsid w:val="00BA56B8"/>
-    <w:rPr>
-      <w:rFonts w:eastAsiaTheme="majorEastAsia" w:cstheme="majorBidi"/>
-      <w:color w:val="0F4761" w:themeColor="accent1" w:themeShade="BF"/>
-    </w:rPr>
-  </w:style>
-  <w:style w:type="character" w:customStyle="1" w:styleId="Heading6Char">
-    <w:name w:val="Heading 6 Char"/>
-    <w:basedOn w:val="DefaultParagraphFont"/>
-    <w:link w:val="Heading6"/>
-    <w:uiPriority w:val="9"/>
-    <w:semiHidden/>
-    <w:rsid w:val="00BA56B8"/>
-    <w:rPr>
-      <w:rFonts w:eastAsiaTheme="majorEastAsia" w:cstheme="majorBidi"/>
-      <w:i/>
-      <w:iCs/>
-      <w:color w:val="595959" w:themeColor="text1" w:themeTint="A6"/>
-    </w:rPr>
-  </w:style>
-  <w:style w:type="character" w:customStyle="1" w:styleId="Heading7Char">
-    <w:name w:val="Heading 7 Char"/>
-    <w:basedOn w:val="DefaultParagraphFont"/>
-    <w:link w:val="Heading7"/>
-    <w:uiPriority w:val="9"/>
-    <w:semiHidden/>
-    <w:rsid w:val="00BA56B8"/>
-    <w:rPr>
-      <w:rFonts w:eastAsiaTheme="majorEastAsia" w:cstheme="majorBidi"/>
-      <w:color w:val="595959" w:themeColor="text1" w:themeTint="A6"/>
-    </w:rPr>
-  </w:style>
-  <w:style w:type="character" w:customStyle="1" w:styleId="Heading8Char">
-    <w:name w:val="Heading 8 Char"/>
-    <w:basedOn w:val="DefaultParagraphFont"/>
-    <w:link w:val="Heading8"/>
-    <w:uiPriority w:val="9"/>
-    <w:semiHidden/>
-    <w:rsid w:val="00BA56B8"/>
-    <w:rPr>
-      <w:rFonts w:eastAsiaTheme="majorEastAsia" w:cstheme="majorBidi"/>
-      <w:i/>
-      <w:iCs/>
-      <w:color w:val="272727" w:themeColor="text1" w:themeTint="D8"/>
-    </w:rPr>
-  </w:style>
-  <w:style w:type="character" w:customStyle="1" w:styleId="Heading9Char">
-    <w:name w:val="Heading 9 Char"/>
-    <w:basedOn w:val="DefaultParagraphFont"/>
-    <w:link w:val="Heading9"/>
-    <w:uiPriority w:val="9"/>
-    <w:semiHidden/>
-    <w:rsid w:val="00BA56B8"/>
-    <w:rPr>
-      <w:rFonts w:eastAsiaTheme="majorEastAsia" w:cstheme="majorBidi"/>
-      <w:color w:val="272727" w:themeColor="text1" w:themeTint="D8"/>
-    </w:rPr>
-  </w:style>
-  <w:style w:type="character" w:customStyle="1" w:styleId="TitleChar">
-    <w:name w:val="Title Char"/>
-    <w:basedOn w:val="DefaultParagraphFont"/>
-    <w:link w:val="Title"/>
-    <w:uiPriority w:val="10"/>
-    <w:rsid w:val="00BA56B8"/>
-    <w:rPr>
-      <w:rFonts w:asciiTheme="majorHAnsi" w:eastAsiaTheme="majorEastAsia" w:hAnsiTheme="majorHAnsi" w:cstheme="majorBidi"/>
-      <w:spacing w:val="-10"/>
-      <w:kern w:val="2"/>
-      <w:sz w:val="56"/>
-      <w:szCs w:val="56"/>
-    </w:rPr>
-  </w:style>
-  <w:style w:type="character" w:customStyle="1" w:styleId="SubtitleChar">
-    <w:name w:val="Subtitle Char"/>
-    <w:basedOn w:val="DefaultParagraphFont"/>
-    <w:link w:val="Subtitle"/>
-    <w:uiPriority w:val="11"/>
-    <w:rsid w:val="00BA56B8"/>
-    <w:rPr>
-      <w:rFonts w:eastAsiaTheme="majorEastAsia" w:cstheme="majorBidi"/>
-      <w:color w:val="595959" w:themeColor="text1" w:themeTint="A6"/>
-      <w:spacing w:val="15"/>
-      <w:sz w:val="28"/>
-      <w:szCs w:val="28"/>
-    </w:rPr>
-  </w:style>
-  <w:style w:type="character" w:customStyle="1" w:styleId="QuoteChar">
-    <w:name w:val="Quote Char"/>
-    <w:basedOn w:val="DefaultParagraphFont"/>
-    <w:link w:val="Quote"/>
-    <w:uiPriority w:val="29"/>
-    <w:rsid w:val="00BA56B8"/>
-    <w:rPr>
-      <w:i/>
-      <w:iCs/>
-      <w:color w:val="404040" w:themeColor="text1" w:themeTint="BF"/>
-    </w:rPr>
-  </w:style>
-  <w:style w:type="character" w:styleId="IntenseEmphasis">
-    <w:name w:val="Intense Emphasis"/>
-    <w:basedOn w:val="DefaultParagraphFont"/>
-    <w:uiPriority w:val="21"/>
-    <w:qFormat/>
-    <w:rsid w:val="00BA56B8"/>
-    <w:rPr>
-      <w:i/>
-      <w:iCs/>
-      <w:color w:val="0F4761" w:themeColor="accent1" w:themeShade="BF"/>
-    </w:rPr>
-  </w:style>
-  <w:style w:type="character" w:customStyle="1" w:styleId="IntenseQuoteChar">
-    <w:name w:val="Intense Quote Char"/>
-    <w:basedOn w:val="DefaultParagraphFont"/>
-    <w:link w:val="IntenseQuote"/>
-    <w:uiPriority w:val="30"/>
-    <w:rsid w:val="00BA56B8"/>
-    <w:rPr>
-      <w:i/>
-      <w:iCs/>
-      <w:color w:val="0F4761" w:themeColor="accent1" w:themeShade="BF"/>
-    </w:rPr>
-  </w:style>
-  <w:style w:type="character" w:styleId="IntenseReference">
-    <w:name w:val="Intense Reference"/>
-    <w:basedOn w:val="DefaultParagraphFont"/>
-    <w:uiPriority w:val="32"/>
-    <w:qFormat/>
-    <w:rsid w:val="00BA56B8"/>
-    <w:rPr>
-      <w:b/>
-      <w:bCs/>
-      <w:smallCaps/>
-      <w:color w:val="0F4761" w:themeColor="accent1" w:themeShade="BF"/>
-      <w:spacing w:val="5"/>
-    </w:rPr>
-  </w:style>
-  <w:style w:type="paragraph" w:customStyle="1" w:styleId="Heading">
-    <w:name w:val="Heading"/>
-    <w:basedOn w:val="Normal"/>
-    <w:next w:val="BodyText"/>
-    <w:pPr>
-      <w:keepNext/>
-      <w:spacing w:before="240" w:after="120"/>
-    </w:pPr>
-    <w:rPr>
-      <w:rFonts w:ascii="Liberation Sans" w:eastAsia="Microsoft YaHei" w:hAnsi="Liberation Sans" w:cs="Lucida Sans"/>
-      <w:sz w:val="28"/>
-      <w:szCs w:val="28"/>
-    </w:rPr>
-  </w:style>
-  <w:style w:type="paragraph" w:styleId="BodyText">
-    <w:name w:val="Body Text"/>
-    <w:basedOn w:val="Normal"/>
-    <w:pPr>
-      <w:spacing w:after="140" w:line="276" w:lineRule="auto"/>
-    </w:pPr>
-  </w:style>
-  <w:style w:type="paragraph" w:styleId="List">
-    <w:name w:val="List"/>
-    <w:basedOn w:val="BodyText"/>
-    <w:rPr>
-      <w:rFonts w:cs="Lucida Sans"/>
-    </w:rPr>
-  </w:style>
-  <w:style w:type="paragraph" w:styleId="Caption">
-    <w:name w:val="caption"/>
-    <w:basedOn w:val="Normal"/>
-    <w:pPr>
-      <w:suppressLineNumbers/>
-      <w:spacing w:before="120" w:after="120"/>
-    </w:pPr>
-    <w:rPr>
-      <w:rFonts w:cs="Lucida Sans"/>
-      <w:i/>
-      <w:iCs/>
-    </w:rPr>
-  </w:style>
-  <w:style w:type="paragraph" w:customStyle="1" w:styleId="Index">
-    <w:name w:val="Index"/>
-    <w:basedOn w:val="Normal"/>
-    <w:pPr>
-      <w:suppressLineNumbers/>
-    </w:pPr>
-    <w:rPr>
-      <w:rFonts w:cs="Lucida Sans"/>
-    </w:rPr>
-  </w:style>
-  <w:style w:type="paragraph" w:styleId="Title">
-    <w:name w:val="Title"/>
-    <w:basedOn w:val="Normal"/>
-    <w:next w:val="Normal"/>
-    <w:link w:val="TitleChar"/>
-    <w:uiPriority w:val="10"/>
-    <w:qFormat/>
-    <w:rsid w:val="00BA56B8"/>
-    <w:pPr>
-      <w:spacing w:after="80" w:line="240" w:lineRule="auto"/>
-      <w:contextualSpacing/>
-    </w:pPr>
-    <w:rPr>
-      <w:rFonts w:asciiTheme="majorHAnsi" w:eastAsiaTheme="majorEastAsia" w:hAnsiTheme="majorHAnsi" w:cstheme="majorBidi"/>
-      <w:spacing w:val="-10"/>
-      <w:kern w:val="2"/>
-      <w:sz w:val="56"/>
-      <w:szCs w:val="56"/>
-      <w:lang w:eastAsia="en-US"/>
-      <w14:ligatures w14:val="standardContextual"/>
-    </w:rPr>
-  </w:style>
-  <w:style w:type="paragraph" w:styleId="Subtitle">
-    <w:name w:val="Subtitle"/>
-    <w:basedOn w:val="Normal"/>
-    <w:next w:val="Normal"/>
-    <w:link w:val="SubtitleChar"/>
-    <w:uiPriority w:val="11"/>
-    <w:qFormat/>
-    <w:rsid w:val="00BA56B8"/>
-    <w:rPr>
-      <w:rFonts w:eastAsiaTheme="majorEastAsia" w:cstheme="majorBidi"/>
-      <w:color w:val="595959" w:themeColor="text1" w:themeTint="A6"/>
-      <w:spacing w:val="15"/>
-      <w:kern w:val="2"/>
-      <w:sz w:val="28"/>
-      <w:szCs w:val="28"/>
-      <w:lang w:eastAsia="en-US"/>
-      <w14:ligatures w14:val="standardContextual"/>
-    </w:rPr>
-  </w:style>
-  <w:style w:type="paragraph" w:styleId="Quote">
-    <w:name w:val="Quote"/>
-    <w:basedOn w:val="Normal"/>
-    <w:next w:val="Normal"/>
-    <w:link w:val="QuoteChar"/>
-    <w:uiPriority w:val="29"/>
-    <w:qFormat/>
-    <w:rsid w:val="00BA56B8"/>
-    <w:pPr>
-      <w:spacing w:before="160"/>
-      <w:jc w:val="center"/>
-    </w:pPr>
-    <w:rPr>
-      <w:rFonts w:eastAsiaTheme="minorHAnsi"/>
-      <w:i/>
-      <w:iCs/>
-      <w:color w:val="404040" w:themeColor="text1" w:themeTint="BF"/>
-      <w:kern w:val="2"/>
-      <w:lang w:eastAsia="en-US"/>
-      <w14:ligatures w14:val="standardContextual"/>
-    </w:rPr>
-  </w:style>
-  <w:style w:type="paragraph" w:styleId="ListParagraph">
-    <w:name w:val="List Paragraph"/>
-    <w:basedOn w:val="Normal"/>
-    <w:uiPriority w:val="34"/>
-    <w:qFormat/>
-    <w:rsid w:val="00BA56B8"/>
-    <w:pPr>
-      <w:ind w:left="720"/>
-      <w:contextualSpacing/>
-    </w:pPr>
-    <w:rPr>
-      <w:rFonts w:eastAsiaTheme="minorHAnsi"/>
-      <w:kern w:val="2"/>
-      <w:lang w:eastAsia="en-US"/>
-      <w14:ligatures w14:val="standardContextual"/>
-    </w:rPr>
-  </w:style>
-  <w:style w:type="paragraph" w:styleId="IntenseQuote">
-    <w:name w:val="Intense Quote"/>
-    <w:basedOn w:val="Normal"/>
-    <w:next w:val="Normal"/>
-    <w:link w:val="IntenseQuoteChar"/>
-    <w:uiPriority w:val="30"/>
-    <w:qFormat/>
-    <w:rsid w:val="00BA56B8"/>
-    <w:pPr>
-      <w:pBdr>
-        <w:top w:val="single" w:sz="4" w:space="10" w:color="0F4761" w:themeColor="accent1" w:themeShade="BF"/>
-        <w:bottom w:val="single" w:sz="4" w:space="10" w:color="0F4761" w:themeColor="accent1" w:themeShade="BF"/>
-      </w:pBdr>
-      <w:spacing w:before="360" w:after="360"/>
-      <w:ind w:left="864" w:right="864"/>
-      <w:jc w:val="center"/>
-    </w:pPr>
-    <w:rPr>
-      <w:rFonts w:eastAsiaTheme="minorHAnsi"/>
-      <w:i/>
-      <w:iCs/>
-      <w:color w:val="0F4761" w:themeColor="accent1" w:themeShade="BF"/>
-      <w:kern w:val="2"/>
-      <w:lang w:eastAsia="en-US"/>
-      <w14:ligatures w14:val="standardContextual"/>
-    </w:rPr>
-  </w:style>
-  <w:style w:type="paragraph" w:customStyle="1" w:styleId="normal1">
-    <w:name w:val="normal1"/>
-    <w:pPr>
-      <w:spacing w:after="160" w:line="278" w:lineRule="auto"/>
-    </w:pPr>
-  </w:style>
-  <w:style w:type="paragraph" w:customStyle="1" w:styleId="normal111">
-    <w:name w:val="normal111"/>
-    <w:pPr>
-      <w:spacing w:after="160" w:line="278" w:lineRule="auto"/>
-    </w:pPr>
-    <w:rPr>
-      <w:rFonts w:cs="Aptos"/>
-      <w:kern w:val="0"/>
-      <w:lang w:eastAsia="zh-CN" w:bidi="hi-IN"/>
-    </w:rPr>
-  </w:style>
-  <w:style w:type="paragraph" w:customStyle="1" w:styleId="normal1111">
-    <w:name w:val="normal1111"/>
-    <w:pPr>
-      <w:spacing w:after="160" w:line="278" w:lineRule="auto"/>
-    </w:pPr>
-    <w:rPr>
-      <w:rFonts w:ascii="Aptos" w:eastAsia="Aptos" w:hAnsi="Aptos" w:cs="Aptos"/>
-      <w:kern w:val="0"/>
-      <w:lang w:eastAsia="zh-CN" w:bidi="hi-IN"/>
-    </w:rPr>
-  </w:style>
-  <w:style w:type="paragraph" w:customStyle="1" w:styleId="normal111111">
-    <w:name w:val="normal111111"/>
-    <w:pPr>
-      <w:spacing w:after="160" w:line="278" w:lineRule="auto"/>
-    </w:pPr>
-    <w:rPr>
-      <w:rFonts w:ascii="Aptos" w:eastAsia="Aptos" w:hAnsi="Aptos" w:cs="Aptos"/>
-      <w:kern w:val="0"/>
-      <w:lang w:eastAsia="zh-CN" w:bidi="hi-IN"/>
-    </w:rPr>
-  </w:style>
 </w:styles>
 </file>
 
 <file path=word/theme/theme1.xml><?xml version="1.0" encoding="utf-8"?>
-<a:theme xmlns:a="http://schemas.openxmlformats.org/drawingml/2006/main" name="Office Theme">
+<a:theme xmlns:a="http://schemas.openxmlformats.org/drawingml/2006/main" xmlns:r="http://schemas.openxmlformats.org/officeDocument/2006/relationships" name="Office Theme">
   <a:themeElements>
     <a:clrScheme name="Office">
       <a:dk1>
@@ -1338,7 +1336,7 @@
     </a:clrScheme>
     <a:fontScheme name="Office">
       <a:majorFont>
-        <a:latin typeface="Aptos Display" panose="02110004020202020204"/>
+        <a:latin typeface="Aptos Display" panose="02110004020202020204" pitchFamily="0" charset="1"/>
         <a:ea typeface=""/>
         <a:cs typeface=""/>
         <a:font script="Jpan" typeface="游ゴシック Light"/>
@@ -1390,7 +1388,7 @@
         <a:font script="Tfng" typeface="Ebrima"/>
       </a:majorFont>
       <a:minorFont>
-        <a:latin typeface="Aptos" panose="02110004020202020204"/>
+        <a:latin typeface="Aptos" panose="02110004020202020204" pitchFamily="0" charset="1"/>
         <a:ea typeface=""/>
         <a:cs typeface=""/>
         <a:font script="Jpan" typeface="游ゴシック"/>
@@ -1469,7 +1467,7 @@
             </a:gs>
           </a:gsLst>
           <a:lin ang="5400000" scaled="0"/>
-          <a:tileRect/>
+          <a:tileRect l="0" t="0" r="0" b="0"/>
         </a:gradFill>
         <a:gradFill>
           <a:gsLst>
@@ -1493,7 +1491,7 @@
             </a:gs>
           </a:gsLst>
           <a:lin ang="5400000" scaled="0"/>
-          <a:tileRect/>
+          <a:tileRect l="0" t="0" r="0" b="0"/>
         </a:gradFill>
       </a:fillStyleLst>
       <a:lnStyleLst>
@@ -1553,12 +1551,10 @@
             </a:gs>
           </a:gsLst>
           <a:lin ang="5400000" scaled="0"/>
-          <a:tileRect/>
+          <a:tileRect l="0" t="0" r="0" b="0"/>
         </a:gradFill>
       </a:bgFillStyleLst>
     </a:fmtScheme>
   </a:themeElements>
-  <a:objectDefaults/>
-  <a:extraClrSchemeLst/>
 </a:theme>
 </file>
--- a/docs/working.docx
+++ b/docs/working.docx
@@ -1,179 +1,194 @@
 
 <file path=word/document.xml><?xml version="1.0" encoding="utf-8"?>
-<w:document xmlns:o="urn:schemas-microsoft-com:office:office" xmlns:r="http://schemas.openxmlformats.org/officeDocument/2006/relationships" xmlns:v="urn:schemas-microsoft-com:vml" xmlns:w="http://schemas.openxmlformats.org/wordprocessingml/2006/main" xmlns:w10="urn:schemas-microsoft-com:office:word" xmlns:wp="http://schemas.openxmlformats.org/drawingml/2006/wordprocessingDrawing" xmlns:pic="http://schemas.openxmlformats.org/drawingml/2006/picture" xmlns:wps="http://schemas.microsoft.com/office/word/2010/wordprocessingShape" xmlns:wpg="http://schemas.microsoft.com/office/word/2010/wordprocessingGroup" xmlns:mc="http://schemas.openxmlformats.org/markup-compatibility/2006" xmlns:wp14="http://schemas.microsoft.com/office/word/2010/wordprocessingDrawing" xmlns:w14="http://schemas.microsoft.com/office/word/2010/wordml" xmlns:w15="http://schemas.microsoft.com/office/word/2012/wordml" mc:Ignorable="w14 wp14 w15">
+<w:document xmlns:wpc="http://schemas.microsoft.com/office/word/2010/wordprocessingCanvas" xmlns:cx="http://schemas.microsoft.com/office/drawing/2014/chartex" xmlns:cx1="http://schemas.microsoft.com/office/drawing/2015/9/8/chartex" xmlns:cx2="http://schemas.microsoft.com/office/drawing/2015/10/21/chartex" xmlns:cx3="http://schemas.microsoft.com/office/drawing/2016/5/9/chartex" xmlns:cx4="http://schemas.microsoft.com/office/drawing/2016/5/10/chartex" xmlns:cx5="http://schemas.microsoft.com/office/drawing/2016/5/11/chartex" xmlns:cx6="http://schemas.microsoft.com/office/drawing/2016/5/12/chartex" xmlns:cx7="http://schemas.microsoft.com/office/drawing/2016/5/13/chartex" xmlns:cx8="http://schemas.microsoft.com/office/drawing/2016/5/14/chartex" xmlns:mc="http://schemas.openxmlformats.org/markup-compatibility/2006" xmlns:aink="http://schemas.microsoft.com/office/drawing/2016/ink" xmlns:am3d="http://schemas.microsoft.com/office/drawing/2017/model3d" xmlns:o="urn:schemas-microsoft-com:office:office" xmlns:oel="http://schemas.microsoft.com/office/2019/extlst" xmlns:r="http://schemas.openxmlformats.org/officeDocument/2006/relationships" xmlns:m="http://schemas.openxmlformats.org/officeDocument/2006/math" xmlns:v="urn:schemas-microsoft-com:vml" xmlns:wp14="http://schemas.microsoft.com/office/word/2010/wordprocessingDrawing" xmlns:wp="http://schemas.openxmlformats.org/drawingml/2006/wordprocessingDrawing" xmlns:w10="urn:schemas-microsoft-com:office:word" xmlns:w="http://schemas.openxmlformats.org/wordprocessingml/2006/main" xmlns:w14="http://schemas.microsoft.com/office/word/2010/wordml" xmlns:w15="http://schemas.microsoft.com/office/word/2012/wordml" xmlns:w16cex="http://schemas.microsoft.com/office/word/2018/wordml/cex" xmlns:w16cid="http://schemas.microsoft.com/office/word/2016/wordml/cid" xmlns:w16="http://schemas.microsoft.com/office/word/2018/wordml" xmlns:w16du="http://schemas.microsoft.com/office/word/2023/wordml/word16du" xmlns:w16sdtdh="http://schemas.microsoft.com/office/word/2020/wordml/sdtdatahash" xmlns:w16sdtfl="http://schemas.microsoft.com/office/word/2024/wordml/sdtformatlock" xmlns:w16se="http://schemas.microsoft.com/office/word/2015/wordml/symex" xmlns:wpg="http://schemas.microsoft.com/office/word/2010/wordprocessingGroup" xmlns:wpi="http://schemas.microsoft.com/office/word/2010/wordprocessingInk" xmlns:wne="http://schemas.microsoft.com/office/word/2006/wordml" xmlns:wps="http://schemas.microsoft.com/office/word/2010/wordprocessingShape" mc:Ignorable="w14 w15 w16se w16cid w16 w16cex w16sdtdh w16sdtfl w16du wp14">
   <w:body>
     <w:p>
       <w:pPr>
         <w:pStyle w:val="normal1111111"/>
-        <w:pageBreakBefore w:val="false"/>
-        <w:widowControl/>
-        <w:shd w:val="clear" w:fill="auto"/>
-        <w:spacing w:lineRule="auto" w:line="240" w:before="0" w:after="160"/>
-        <w:ind w:hanging="0" w:start="0" w:end="0"/>
-        <w:rPr/>
+        <w:spacing w:line="240" w:lineRule="auto"/>
       </w:pPr>
       <w:r>
-        <w:rPr/>
         <w:t xml:space="preserve">The sound of a flashlight tapping on his car window jerked Emery out of sleep behind the St. Joachim’s cemetery shed. </w:t>
       </w:r>
     </w:p>
     <w:p>
       <w:pPr>
         <w:pStyle w:val="normal1111111"/>
-        <w:widowControl/>
-        <w:shd w:val="clear" w:fill="auto"/>
-        <w:spacing w:lineRule="auto" w:line="240" w:before="0" w:after="160"/>
-        <w:ind w:hanging="0" w:start="0" w:end="0"/>
-        <w:rPr/>
+        <w:spacing w:line="240" w:lineRule="auto"/>
       </w:pPr>
       <w:r>
-        <w:rPr/>
         <w:t xml:space="preserve">Throughout his life, he had passed out beside enough bars in his own or someone else’s vehicle to recognize the sound. And when he looked through the driver’s side window he saw the familiar smug look of a cop who had just nabbed an easy collar. </w:t>
       </w:r>
     </w:p>
     <w:p>
       <w:pPr>
         <w:pStyle w:val="normal1111111"/>
-        <w:widowControl/>
-        <w:shd w:val="clear" w:fill="auto"/>
-        <w:spacing w:lineRule="auto" w:line="240" w:before="0" w:after="160"/>
-        <w:ind w:hanging="0" w:start="0" w:end="0"/>
-        <w:rPr/>
+        <w:spacing w:line="240" w:lineRule="auto"/>
       </w:pPr>
       <w:r>
-        <w:rPr/>
         <w:t>Emery checked the passenger side. Just one and you might be able to run for it. He found another smirking face peering down at him from the passenger window.</w:t>
       </w:r>
     </w:p>
     <w:p>
       <w:pPr>
         <w:pStyle w:val="normal1111111"/>
-        <w:widowControl/>
-        <w:shd w:val="clear" w:fill="auto"/>
-        <w:spacing w:lineRule="auto" w:line="240" w:before="0" w:after="160"/>
-        <w:ind w:hanging="0" w:start="0" w:end="0"/>
-        <w:rPr/>
+        <w:spacing w:line="240" w:lineRule="auto"/>
       </w:pPr>
       <w:r>
-        <w:rPr/>
-        <w:t>“</w:t>
-      </w:r>
-      <w:r>
-        <w:rPr/>
-        <w:t>Can you roll down your window,” said the driver’s side cop, Watkins according to the name plate.</w:t>
+        <w:t>“Can you roll down your window,” said the driver’s side cop, Watkins according to the name plate.</w:t>
       </w:r>
     </w:p>
     <w:p>
       <w:pPr>
         <w:pStyle w:val="normal1111111"/>
-        <w:widowControl/>
-        <w:shd w:val="clear" w:fill="auto"/>
-        <w:spacing w:lineRule="auto" w:line="240" w:before="0" w:after="160"/>
-        <w:ind w:hanging="0" w:start="0" w:end="0"/>
-        <w:rPr/>
+        <w:spacing w:line="240" w:lineRule="auto"/>
+        <w:rPr>
+          <w:color w:val="000000"/>
+        </w:rPr>
       </w:pPr>
       <w:r>
         <w:rPr>
-          <w:rFonts w:eastAsia="Aptos" w:cs="Aptos"/>
-          <w:b w:val="false"/>
-          <w:bCs w:val="false"/>
-          <w:i w:val="false"/>
-          <w:iCs w:val="false"/>
-          <w:caps w:val="false"/>
-          <w:smallCaps w:val="false"/>
-          <w:strike w:val="false"/>
-          <w:dstrike w:val="false"/>
           <w:color w:val="000000"/>
-          <w:position w:val="0"/>
-          <w:sz w:val="24"/>
-          <w:szCs w:val="24"/>
-          <w:u w:val="none"/>
-          <w:shd w:fill="auto" w:val="clear"/>
-          <w:vertAlign w:val="baseline"/>
         </w:rPr>
-        <w:t xml:space="preserve">Emery hit the door locks. Then groped for the window switch and jabbed at it a couple of times to no effect before he remember to put the key in the ignition and the window rolled down.  </w:t>
+        <w:t xml:space="preserve">With fat clumsy fingers, </w:t>
+      </w:r>
+      <w:r>
+        <w:rPr>
+          <w:color w:val="000000"/>
+        </w:rPr>
+        <w:t xml:space="preserve">Emery </w:t>
+      </w:r>
+      <w:r>
+        <w:rPr>
+          <w:color w:val="000000"/>
+        </w:rPr>
+        <w:t>groped at the door panel</w:t>
+      </w:r>
+      <w:r>
+        <w:rPr>
+          <w:color w:val="000000"/>
+        </w:rPr>
+        <w:t xml:space="preserve">. </w:t>
+      </w:r>
+      <w:r>
+        <w:rPr>
+          <w:color w:val="000000"/>
+        </w:rPr>
+        <w:t xml:space="preserve">The cops exchanged a look when Emery’s fumbling achieved nothing other than the audible unlocking of all four doors. Emery located </w:t>
+      </w:r>
+      <w:r>
+        <w:rPr>
+          <w:color w:val="000000"/>
+        </w:rPr>
+        <w:t xml:space="preserve">the window switch and jabbed at it a couple of times to no effect before he remember to put the key in the ignition and the window rolled down.  </w:t>
+      </w:r>
+    </w:p>
+    <w:p>
+      <w:pPr>
+        <w:pStyle w:val="normal1111111"/>
+        <w:spacing w:line="240" w:lineRule="auto"/>
+        <w:rPr>
+          <w:color w:val="000000"/>
+        </w:rPr>
+      </w:pPr>
+      <w:r>
+        <w:rPr>
+          <w:color w:val="000000"/>
+        </w:rPr>
+        <w:t>“What are you doing out here?” Watkins asked.</w:t>
+      </w:r>
+    </w:p>
+    <w:p>
+      <w:pPr>
+        <w:pStyle w:val="normal1111111"/>
+        <w:spacing w:line="240" w:lineRule="auto"/>
+        <w:rPr>
+          <w:color w:val="000000"/>
+        </w:rPr>
+      </w:pPr>
+      <w:r>
+        <w:rPr>
+          <w:color w:val="000000"/>
+        </w:rPr>
+        <w:t>“Uh, my friend is the, um, caretaker here…the sexton….”</w:t>
+      </w:r>
+    </w:p>
+    <w:p>
+      <w:pPr>
+        <w:pStyle w:val="normal1111111"/>
+        <w:spacing w:line="240" w:lineRule="auto"/>
+        <w:rPr>
+          <w:color w:val="000000"/>
+        </w:rPr>
+      </w:pPr>
+      <w:r>
+        <w:rPr>
+          <w:color w:val="000000"/>
+        </w:rPr>
+        <w:t>“The what?”</w:t>
+      </w:r>
+    </w:p>
+    <w:p>
+      <w:pPr>
+        <w:pStyle w:val="normal1111111"/>
+        <w:spacing w:line="240" w:lineRule="auto"/>
+        <w:rPr>
+          <w:color w:val="000000"/>
+        </w:rPr>
+      </w:pPr>
+      <w:r>
+        <w:rPr>
+          <w:color w:val="000000"/>
+        </w:rPr>
+        <w:t>“The sexton. It means the caretaker.”</w:t>
+      </w:r>
+    </w:p>
+    <w:p>
+      <w:pPr>
+        <w:pStyle w:val="normal1111111"/>
+        <w:spacing w:line="240" w:lineRule="auto"/>
+      </w:pPr>
+      <w:r>
+        <w:rPr>
+          <w:color w:val="000000"/>
+        </w:rPr>
+        <w:t>Watkins’ “okay” stretched like taffy.</w:t>
       </w:r>
     </w:p>
     <w:p>
       <w:pPr>
         <w:pStyle w:val="normal1"/>
-        <w:rPr/>
       </w:pPr>
       <w:r>
-        <w:rPr/>
         <w:t xml:space="preserve">      </w:t>
       </w:r>
     </w:p>
+    <w:p/>
+    <w:p/>
+    <w:p/>
     <w:p>
-      <w:pPr>
-        <w:pStyle w:val="Normal"/>
-        <w:rPr/>
-      </w:pPr>
-      <w:r>
-        <w:rPr/>
+      <w:r>
+        <w:t xml:space="preserve">First, there is the feeling of rising. Of being drawn upward, summoned toward the light. </w:t>
       </w:r>
     </w:p>
-    <w:p>
-      <w:pPr>
-        <w:pStyle w:val="Normal"/>
-        <w:rPr/>
-      </w:pPr>
-      <w:r>
-        <w:rPr/>
-      </w:r>
-    </w:p>
-    <w:p>
-      <w:pPr>
-        <w:pStyle w:val="Normal"/>
-        <w:rPr/>
-      </w:pPr>
-      <w:r>
-        <w:rPr/>
-      </w:r>
-    </w:p>
-    <w:p>
-      <w:pPr>
-        <w:pStyle w:val="Normal"/>
-        <w:rPr/>
-      </w:pPr>
-      <w:r>
-        <w:rPr/>
-        <w:t xml:space="preserve">First, there is the feeling of rising. Of being drawn upward, summoned toward the light. </w:t>
-      </w:r>
-    </w:p>
-    <w:p>
-      <w:pPr>
-        <w:pStyle w:val="Normal"/>
-        <w:widowControl/>
-        <w:suppressAutoHyphens w:val="true"/>
-        <w:bidi w:val="0"/>
-        <w:spacing w:lineRule="auto" w:line="278" w:before="0" w:after="160"/>
-        <w:jc w:val="start"/>
-        <w:rPr/>
-      </w:pPr>
-      <w:r>
-        <w:rPr/>
-      </w:r>
-    </w:p>
+    <w:p/>
     <w:sectPr>
-      <w:type w:val="nextPage"/>
       <w:pgSz w:w="12240" w:h="15840"/>
-      <w:pgMar w:left="1440" w:right="1440" w:gutter="0" w:header="0" w:top="1440" w:footer="0" w:bottom="1440"/>
-      <w:pgNumType w:fmt="decimal"/>
-      <w:formProt w:val="false"/>
-      <w:textDirection w:val="lrTb"/>
-      <w:docGrid w:type="default" w:linePitch="360" w:charSpace="0"/>
+      <w:pgMar w:top="1440" w:right="1440" w:bottom="1440" w:left="1440" w:header="0" w:footer="0" w:gutter="0"/>
+      <w:cols w:space="720"/>
+      <w:formProt w:val="0"/>
+      <w:docGrid w:linePitch="360"/>
     </w:sectPr>
   </w:body>
 </w:document>
 </file>
 
 <file path=word/styles.xml><?xml version="1.0" encoding="utf-8"?>
-<w:styles xmlns:w="http://schemas.openxmlformats.org/wordprocessingml/2006/main" xmlns:w14="http://schemas.microsoft.com/office/word/2010/wordml" xmlns:mc="http://schemas.openxmlformats.org/markup-compatibility/2006" mc:Ignorable="w14">
+<w:styles xmlns:mc="http://schemas.openxmlformats.org/markup-compatibility/2006" xmlns:r="http://schemas.openxmlformats.org/officeDocument/2006/relationships" xmlns:w="http://schemas.openxmlformats.org/wordprocessingml/2006/main" xmlns:w14="http://schemas.microsoft.com/office/word/2010/wordml" xmlns:w15="http://schemas.microsoft.com/office/word/2012/wordml" xmlns:w16cex="http://schemas.microsoft.com/office/word/2018/wordml/cex" xmlns:w16cid="http://schemas.microsoft.com/office/word/2016/wordml/cid" xmlns:w16="http://schemas.microsoft.com/office/word/2018/wordml" xmlns:w16du="http://schemas.microsoft.com/office/word/2023/wordml/word16du" xmlns:w16sdtdh="http://schemas.microsoft.com/office/word/2020/wordml/sdtdatahash" xmlns:w16sdtfl="http://schemas.microsoft.com/office/word/2024/wordml/sdtformatlock" xmlns:w16se="http://schemas.microsoft.com/office/word/2015/wordml/symex" mc:Ignorable="w14 w15 w16se w16cid w16 w16cex w16sdtdh w16sdtfl w16du">
   <w:docDefaults>
     <w:rPrDefault>
       <w:rPr>
-        <w:rFonts w:ascii="Aptos" w:hAnsi="Aptos" w:eastAsia="Aptos" w:cs="" w:asciiTheme="minorHAnsi" w:cstheme="minorBidi" w:eastAsiaTheme="minorHAnsi" w:hAnsiTheme="minorHAnsi"/>
+        <w:rFonts w:asciiTheme="minorHAnsi" w:eastAsiaTheme="minorHAnsi" w:hAnsiTheme="minorHAnsi" w:cstheme="minorBidi"/>
         <w:kern w:val="2"/>
         <w:sz w:val="24"/>
         <w:szCs w:val="24"/>
@@ -183,21 +198,21 @@
     </w:rPrDefault>
     <w:pPrDefault>
       <w:pPr>
-        <w:suppressAutoHyphens w:val="true"/>
+        <w:suppressAutoHyphens/>
       </w:pPr>
     </w:pPrDefault>
   </w:docDefaults>
   <w:latentStyles w:defLockedState="0" w:defUIPriority="99" w:defSemiHidden="0" w:defUnhideWhenUsed="0" w:defQFormat="0" w:count="376">
     <w:lsdException w:name="Normal" w:uiPriority="0" w:qFormat="1"/>
     <w:lsdException w:name="heading 1" w:uiPriority="9" w:qFormat="1"/>
-    <w:lsdException w:name="heading 2" w:uiPriority="9" w:semiHidden="1" w:unhideWhenUsed="1" w:qFormat="1"/>
-    <w:lsdException w:name="heading 3" w:uiPriority="9" w:semiHidden="1" w:unhideWhenUsed="1" w:qFormat="1"/>
-    <w:lsdException w:name="heading 4" w:uiPriority="9" w:semiHidden="1" w:unhideWhenUsed="1" w:qFormat="1"/>
-    <w:lsdException w:name="heading 5" w:uiPriority="9" w:semiHidden="1" w:unhideWhenUsed="1" w:qFormat="1"/>
-    <w:lsdException w:name="heading 6" w:uiPriority="9" w:semiHidden="1" w:unhideWhenUsed="1" w:qFormat="1"/>
-    <w:lsdException w:name="heading 7" w:uiPriority="9" w:semiHidden="1" w:unhideWhenUsed="1" w:qFormat="1"/>
-    <w:lsdException w:name="heading 8" w:uiPriority="9" w:semiHidden="1" w:unhideWhenUsed="1" w:qFormat="1"/>
-    <w:lsdException w:name="heading 9" w:uiPriority="9" w:semiHidden="1" w:unhideWhenUsed="1" w:qFormat="1"/>
+    <w:lsdException w:name="heading 2" w:semiHidden="1" w:uiPriority="9" w:unhideWhenUsed="1" w:qFormat="1"/>
+    <w:lsdException w:name="heading 3" w:semiHidden="1" w:uiPriority="9" w:unhideWhenUsed="1" w:qFormat="1"/>
+    <w:lsdException w:name="heading 4" w:semiHidden="1" w:uiPriority="9" w:unhideWhenUsed="1" w:qFormat="1"/>
+    <w:lsdException w:name="heading 5" w:semiHidden="1" w:uiPriority="9" w:unhideWhenUsed="1" w:qFormat="1"/>
+    <w:lsdException w:name="heading 6" w:semiHidden="1" w:uiPriority="9" w:unhideWhenUsed="1" w:qFormat="1"/>
+    <w:lsdException w:name="heading 7" w:semiHidden="1" w:uiPriority="9" w:unhideWhenUsed="1" w:qFormat="1"/>
+    <w:lsdException w:name="heading 8" w:semiHidden="1" w:uiPriority="9" w:unhideWhenUsed="1" w:qFormat="1"/>
+    <w:lsdException w:name="heading 9" w:semiHidden="1" w:uiPriority="9" w:unhideWhenUsed="1" w:qFormat="1"/>
     <w:lsdException w:name="index 1" w:semiHidden="1" w:unhideWhenUsed="1"/>
     <w:lsdException w:name="index 2" w:semiHidden="1" w:unhideWhenUsed="1"/>
     <w:lsdException w:name="index 3" w:semiHidden="1" w:unhideWhenUsed="1"/>
@@ -207,22 +222,22 @@
     <w:lsdException w:name="index 7" w:semiHidden="1" w:unhideWhenUsed="1"/>
     <w:lsdException w:name="index 8" w:semiHidden="1" w:unhideWhenUsed="1"/>
     <w:lsdException w:name="index 9" w:semiHidden="1" w:unhideWhenUsed="1"/>
-    <w:lsdException w:name="toc 1" w:uiPriority="39" w:semiHidden="1" w:unhideWhenUsed="1"/>
-    <w:lsdException w:name="toc 2" w:uiPriority="39" w:semiHidden="1" w:unhideWhenUsed="1"/>
-    <w:lsdException w:name="toc 3" w:uiPriority="39" w:semiHidden="1" w:unhideWhenUsed="1"/>
-    <w:lsdException w:name="toc 4" w:uiPriority="39" w:semiHidden="1" w:unhideWhenUsed="1"/>
-    <w:lsdException w:name="toc 5" w:uiPriority="39" w:semiHidden="1" w:unhideWhenUsed="1"/>
-    <w:lsdException w:name="toc 6" w:uiPriority="39" w:semiHidden="1" w:unhideWhenUsed="1"/>
-    <w:lsdException w:name="toc 7" w:uiPriority="39" w:semiHidden="1" w:unhideWhenUsed="1"/>
-    <w:lsdException w:name="toc 8" w:uiPriority="39" w:semiHidden="1" w:unhideWhenUsed="1"/>
-    <w:lsdException w:name="toc 9" w:uiPriority="39" w:semiHidden="1" w:unhideWhenUsed="1"/>
+    <w:lsdException w:name="toc 1" w:semiHidden="1" w:uiPriority="39" w:unhideWhenUsed="1"/>
+    <w:lsdException w:name="toc 2" w:semiHidden="1" w:uiPriority="39" w:unhideWhenUsed="1"/>
+    <w:lsdException w:name="toc 3" w:semiHidden="1" w:uiPriority="39" w:unhideWhenUsed="1"/>
+    <w:lsdException w:name="toc 4" w:semiHidden="1" w:uiPriority="39" w:unhideWhenUsed="1"/>
+    <w:lsdException w:name="toc 5" w:semiHidden="1" w:uiPriority="39" w:unhideWhenUsed="1"/>
+    <w:lsdException w:name="toc 6" w:semiHidden="1" w:uiPriority="39" w:unhideWhenUsed="1"/>
+    <w:lsdException w:name="toc 7" w:semiHidden="1" w:uiPriority="39" w:unhideWhenUsed="1"/>
+    <w:lsdException w:name="toc 8" w:semiHidden="1" w:uiPriority="39" w:unhideWhenUsed="1"/>
+    <w:lsdException w:name="toc 9" w:semiHidden="1" w:uiPriority="39" w:unhideWhenUsed="1"/>
     <w:lsdException w:name="Normal Indent" w:semiHidden="1" w:unhideWhenUsed="1"/>
     <w:lsdException w:name="footnote text" w:semiHidden="1" w:unhideWhenUsed="1"/>
     <w:lsdException w:name="annotation text" w:semiHidden="1" w:unhideWhenUsed="1"/>
     <w:lsdException w:name="header" w:semiHidden="1" w:unhideWhenUsed="1"/>
     <w:lsdException w:name="footer" w:semiHidden="1" w:unhideWhenUsed="1"/>
     <w:lsdException w:name="index heading" w:semiHidden="1" w:unhideWhenUsed="1"/>
-    <w:lsdException w:name="caption" w:uiPriority="35" w:semiHidden="1" w:unhideWhenUsed="1" w:qFormat="1"/>
+    <w:lsdException w:name="caption" w:semiHidden="1" w:uiPriority="35" w:unhideWhenUsed="1" w:qFormat="1"/>
     <w:lsdException w:name="table of figures" w:semiHidden="1" w:unhideWhenUsed="1"/>
     <w:lsdException w:name="envelope address" w:semiHidden="1" w:unhideWhenUsed="1"/>
     <w:lsdException w:name="envelope return" w:semiHidden="1" w:unhideWhenUsed="1"/>
@@ -253,7 +268,7 @@
     <w:lsdException w:name="Title" w:uiPriority="10" w:qFormat="1"/>
     <w:lsdException w:name="Closing" w:semiHidden="1" w:unhideWhenUsed="1"/>
     <w:lsdException w:name="Signature" w:semiHidden="1" w:unhideWhenUsed="1"/>
-    <w:lsdException w:name="Default Paragraph Font" w:uiPriority="1" w:semiHidden="1" w:unhideWhenUsed="1"/>
+    <w:lsdException w:name="Default Paragraph Font" w:semiHidden="1" w:uiPriority="1" w:unhideWhenUsed="1"/>
     <w:lsdException w:name="Body Text" w:semiHidden="1" w:unhideWhenUsed="1"/>
     <w:lsdException w:name="Body Text Indent" w:semiHidden="1" w:unhideWhenUsed="1"/>
     <w:lsdException w:name="List Continue" w:semiHidden="1" w:unhideWhenUsed="1"/>
@@ -453,8 +468,8 @@
     <w:lsdException w:name="Subtle Reference" w:uiPriority="31" w:qFormat="1"/>
     <w:lsdException w:name="Intense Reference" w:uiPriority="32" w:qFormat="1"/>
     <w:lsdException w:name="Book Title" w:uiPriority="33" w:qFormat="1"/>
-    <w:lsdException w:name="Bibliography" w:uiPriority="37" w:semiHidden="1" w:unhideWhenUsed="1"/>
-    <w:lsdException w:name="TOC Heading" w:uiPriority="39" w:semiHidden="1" w:unhideWhenUsed="1" w:qFormat="1"/>
+    <w:lsdException w:name="Bibliography" w:semiHidden="1" w:uiPriority="37" w:unhideWhenUsed="1"/>
+    <w:lsdException w:name="TOC Heading" w:semiHidden="1" w:uiPriority="39" w:unhideWhenUsed="1" w:qFormat="1"/>
     <w:lsdException w:name="Plain Table 1" w:uiPriority="41"/>
     <w:lsdException w:name="Plain Table 2" w:uiPriority="42"/>
     <w:lsdException w:name="Plain Table 3" w:uiPriority="43"/>
@@ -565,24 +580,17 @@
     <w:lsdException w:name="Unresolved Mention" w:semiHidden="1" w:unhideWhenUsed="1"/>
     <w:lsdException w:name="Smart Link" w:semiHidden="1" w:unhideWhenUsed="1"/>
   </w:latentStyles>
-  <w:style w:type="paragraph" w:styleId="Normal" w:default="1">
+  <w:style w:type="paragraph" w:default="1" w:styleId="Normal">
     <w:name w:val="Normal"/>
     <w:qFormat/>
-    <w:rsid w:val="00ba56b8"/>
-    <w:pPr>
-      <w:widowControl/>
-      <w:suppressAutoHyphens w:val="true"/>
-      <w:bidi w:val="0"/>
-      <w:spacing w:lineRule="auto" w:line="278" w:before="0" w:after="160"/>
-      <w:jc w:val="start"/>
-    </w:pPr>
-    <w:rPr>
-      <w:rFonts w:ascii="Aptos" w:hAnsi="Aptos" w:eastAsia="" w:cs="" w:eastAsiaTheme="minorEastAsia"/>
-      <w:color w:val="auto"/>
+    <w:rsid w:val="00BA56B8"/>
+    <w:pPr>
+      <w:spacing w:after="160" w:line="278" w:lineRule="auto"/>
+    </w:pPr>
+    <w:rPr>
+      <w:rFonts w:ascii="Aptos" w:eastAsiaTheme="minorEastAsia" w:hAnsi="Aptos"/>
       <w:kern w:val="0"/>
-      <w:sz w:val="24"/>
-      <w:szCs w:val="24"/>
-      <w:lang w:val="en-US" w:eastAsia="ja-JP" w:bidi="ar-SA"/>
+      <w:lang w:eastAsia="ja-JP"/>
       <w14:ligatures w14:val="none"/>
     </w:rPr>
   </w:style>
@@ -593,16 +601,16 @@
     <w:link w:val="Heading1Char"/>
     <w:uiPriority w:val="9"/>
     <w:qFormat/>
-    <w:rsid w:val="00ba56b8"/>
-    <w:pPr>
-      <w:keepNext w:val="true"/>
+    <w:rsid w:val="00BA56B8"/>
+    <w:pPr>
+      <w:keepNext/>
       <w:keepLines/>
       <w:spacing w:before="360" w:after="80"/>
       <w:outlineLvl w:val="0"/>
     </w:pPr>
     <w:rPr>
-      <w:rFonts w:ascii="Aptos Display" w:hAnsi="Aptos Display" w:eastAsia="" w:cs="" w:asciiTheme="majorHAnsi" w:cstheme="majorBidi" w:eastAsiaTheme="majorEastAsia" w:hAnsiTheme="majorHAnsi"/>
-      <w:color w:themeColor="accent1" w:themeShade="bf" w:val="0F4761"/>
+      <w:rFonts w:asciiTheme="majorHAnsi" w:eastAsiaTheme="majorEastAsia" w:hAnsiTheme="majorHAnsi" w:cstheme="majorBidi"/>
+      <w:color w:val="0F4761" w:themeColor="accent1" w:themeShade="BF"/>
       <w:kern w:val="2"/>
       <w:sz w:val="40"/>
       <w:szCs w:val="40"/>
@@ -619,16 +627,16 @@
     <w:semiHidden/>
     <w:unhideWhenUsed/>
     <w:qFormat/>
-    <w:rsid w:val="00ba56b8"/>
-    <w:pPr>
-      <w:keepNext w:val="true"/>
+    <w:rsid w:val="00BA56B8"/>
+    <w:pPr>
+      <w:keepNext/>
       <w:keepLines/>
       <w:spacing w:before="160" w:after="80"/>
       <w:outlineLvl w:val="1"/>
     </w:pPr>
     <w:rPr>
-      <w:rFonts w:ascii="Aptos Display" w:hAnsi="Aptos Display" w:eastAsia="" w:cs="" w:asciiTheme="majorHAnsi" w:cstheme="majorBidi" w:eastAsiaTheme="majorEastAsia" w:hAnsiTheme="majorHAnsi"/>
-      <w:color w:themeColor="accent1" w:themeShade="bf" w:val="0F4761"/>
+      <w:rFonts w:asciiTheme="majorHAnsi" w:eastAsiaTheme="majorEastAsia" w:hAnsiTheme="majorHAnsi" w:cstheme="majorBidi"/>
+      <w:color w:val="0F4761" w:themeColor="accent1" w:themeShade="BF"/>
       <w:kern w:val="2"/>
       <w:sz w:val="32"/>
       <w:szCs w:val="32"/>
@@ -645,16 +653,16 @@
     <w:semiHidden/>
     <w:unhideWhenUsed/>
     <w:qFormat/>
-    <w:rsid w:val="00ba56b8"/>
-    <w:pPr>
-      <w:keepNext w:val="true"/>
+    <w:rsid w:val="00BA56B8"/>
+    <w:pPr>
+      <w:keepNext/>
       <w:keepLines/>
       <w:spacing w:before="160" w:after="80"/>
       <w:outlineLvl w:val="2"/>
     </w:pPr>
     <w:rPr>
-      <w:rFonts w:eastAsia="" w:cs="" w:cstheme="majorBidi" w:eastAsiaTheme="majorEastAsia"/>
-      <w:color w:themeColor="accent1" w:themeShade="bf" w:val="0F4761"/>
+      <w:rFonts w:eastAsiaTheme="majorEastAsia" w:cstheme="majorBidi"/>
+      <w:color w:val="0F4761" w:themeColor="accent1" w:themeShade="BF"/>
       <w:kern w:val="2"/>
       <w:sz w:val="28"/>
       <w:szCs w:val="28"/>
@@ -671,18 +679,18 @@
     <w:semiHidden/>
     <w:unhideWhenUsed/>
     <w:qFormat/>
-    <w:rsid w:val="00ba56b8"/>
-    <w:pPr>
-      <w:keepNext w:val="true"/>
+    <w:rsid w:val="00BA56B8"/>
+    <w:pPr>
+      <w:keepNext/>
       <w:keepLines/>
       <w:spacing w:before="80" w:after="40"/>
       <w:outlineLvl w:val="3"/>
     </w:pPr>
     <w:rPr>
-      <w:rFonts w:eastAsia="" w:cs="" w:cstheme="majorBidi" w:eastAsiaTheme="majorEastAsia"/>
+      <w:rFonts w:eastAsiaTheme="majorEastAsia" w:cstheme="majorBidi"/>
       <w:i/>
       <w:iCs/>
-      <w:color w:themeColor="accent1" w:themeShade="bf" w:val="0F4761"/>
+      <w:color w:val="0F4761" w:themeColor="accent1" w:themeShade="BF"/>
       <w:kern w:val="2"/>
       <w:lang w:eastAsia="en-US"/>
       <w14:ligatures w14:val="standardContextual"/>
@@ -697,16 +705,16 @@
     <w:semiHidden/>
     <w:unhideWhenUsed/>
     <w:qFormat/>
-    <w:rsid w:val="00ba56b8"/>
-    <w:pPr>
-      <w:keepNext w:val="true"/>
+    <w:rsid w:val="00BA56B8"/>
+    <w:pPr>
+      <w:keepNext/>
       <w:keepLines/>
       <w:spacing w:before="80" w:after="40"/>
       <w:outlineLvl w:val="4"/>
     </w:pPr>
     <w:rPr>
-      <w:rFonts w:eastAsia="" w:cs="" w:cstheme="majorBidi" w:eastAsiaTheme="majorEastAsia"/>
-      <w:color w:themeColor="accent1" w:themeShade="bf" w:val="0F4761"/>
+      <w:rFonts w:eastAsiaTheme="majorEastAsia" w:cstheme="majorBidi"/>
+      <w:color w:val="0F4761" w:themeColor="accent1" w:themeShade="BF"/>
       <w:kern w:val="2"/>
       <w:lang w:eastAsia="en-US"/>
       <w14:ligatures w14:val="standardContextual"/>
@@ -721,18 +729,18 @@
     <w:semiHidden/>
     <w:unhideWhenUsed/>
     <w:qFormat/>
-    <w:rsid w:val="00ba56b8"/>
-    <w:pPr>
-      <w:keepNext w:val="true"/>
+    <w:rsid w:val="00BA56B8"/>
+    <w:pPr>
+      <w:keepNext/>
       <w:keepLines/>
       <w:spacing w:before="40" w:after="0"/>
       <w:outlineLvl w:val="5"/>
     </w:pPr>
     <w:rPr>
-      <w:rFonts w:eastAsia="" w:cs="" w:cstheme="majorBidi" w:eastAsiaTheme="majorEastAsia"/>
+      <w:rFonts w:eastAsiaTheme="majorEastAsia" w:cstheme="majorBidi"/>
       <w:i/>
       <w:iCs/>
-      <w:color w:themeColor="text1" w:themeTint="a6" w:val="595959"/>
+      <w:color w:val="595959" w:themeColor="text1" w:themeTint="A6"/>
       <w:kern w:val="2"/>
       <w:lang w:eastAsia="en-US"/>
       <w14:ligatures w14:val="standardContextual"/>
@@ -747,16 +755,16 @@
     <w:semiHidden/>
     <w:unhideWhenUsed/>
     <w:qFormat/>
-    <w:rsid w:val="00ba56b8"/>
-    <w:pPr>
-      <w:keepNext w:val="true"/>
+    <w:rsid w:val="00BA56B8"/>
+    <w:pPr>
+      <w:keepNext/>
       <w:keepLines/>
       <w:spacing w:before="40" w:after="0"/>
       <w:outlineLvl w:val="6"/>
     </w:pPr>
     <w:rPr>
-      <w:rFonts w:eastAsia="" w:cs="" w:cstheme="majorBidi" w:eastAsiaTheme="majorEastAsia"/>
-      <w:color w:themeColor="text1" w:themeTint="a6" w:val="595959"/>
+      <w:rFonts w:eastAsiaTheme="majorEastAsia" w:cstheme="majorBidi"/>
+      <w:color w:val="595959" w:themeColor="text1" w:themeTint="A6"/>
       <w:kern w:val="2"/>
       <w:lang w:eastAsia="en-US"/>
       <w14:ligatures w14:val="standardContextual"/>
@@ -771,18 +779,18 @@
     <w:semiHidden/>
     <w:unhideWhenUsed/>
     <w:qFormat/>
-    <w:rsid w:val="00ba56b8"/>
-    <w:pPr>
-      <w:keepNext w:val="true"/>
+    <w:rsid w:val="00BA56B8"/>
+    <w:pPr>
+      <w:keepNext/>
       <w:keepLines/>
-      <w:spacing w:before="0" w:after="0"/>
+      <w:spacing w:after="0"/>
       <w:outlineLvl w:val="7"/>
     </w:pPr>
     <w:rPr>
-      <w:rFonts w:eastAsia="" w:cs="" w:cstheme="majorBidi" w:eastAsiaTheme="majorEastAsia"/>
+      <w:rFonts w:eastAsiaTheme="majorEastAsia" w:cstheme="majorBidi"/>
       <w:i/>
       <w:iCs/>
-      <w:color w:themeColor="text1" w:themeTint="d8" w:val="272727"/>
+      <w:color w:val="272727" w:themeColor="text1" w:themeTint="D8"/>
       <w:kern w:val="2"/>
       <w:lang w:eastAsia="en-US"/>
       <w14:ligatures w14:val="standardContextual"/>
@@ -797,482 +805,24 @@
     <w:semiHidden/>
     <w:unhideWhenUsed/>
     <w:qFormat/>
-    <w:rsid w:val="00ba56b8"/>
-    <w:pPr>
-      <w:keepNext w:val="true"/>
+    <w:rsid w:val="00BA56B8"/>
+    <w:pPr>
+      <w:keepNext/>
       <w:keepLines/>
-      <w:spacing w:before="0" w:after="0"/>
+      <w:spacing w:after="0"/>
       <w:outlineLvl w:val="8"/>
     </w:pPr>
     <w:rPr>
-      <w:rFonts w:eastAsia="" w:cs="" w:cstheme="majorBidi" w:eastAsiaTheme="majorEastAsia"/>
-      <w:color w:themeColor="text1" w:themeTint="d8" w:val="272727"/>
+      <w:rFonts w:eastAsiaTheme="majorEastAsia" w:cstheme="majorBidi"/>
+      <w:color w:val="272727" w:themeColor="text1" w:themeTint="D8"/>
       <w:kern w:val="2"/>
       <w:lang w:eastAsia="en-US"/>
       <w14:ligatures w14:val="standardContextual"/>
     </w:rPr>
   </w:style>
-  <w:style w:type="character" w:styleId="DefaultParagraphFont" w:default="1">
+  <w:style w:type="character" w:default="1" w:styleId="DefaultParagraphFont">
     <w:name w:val="Default Paragraph Font"/>
     <w:uiPriority w:val="1"/>
-    <w:semiHidden/>
-    <w:unhideWhenUsed/>
-    <w:rPr/>
-  </w:style>
-  <w:style w:type="character" w:styleId="Heading1Char" w:customStyle="1">
-    <w:name w:val="Heading 1 Char"/>
-    <w:basedOn w:val="DefaultParagraphFont"/>
-    <w:link w:val="Heading1"/>
-    <w:uiPriority w:val="9"/>
-    <w:rsid w:val="00ba56b8"/>
-    <w:rPr>
-      <w:rFonts w:ascii="Aptos Display" w:hAnsi="Aptos Display" w:eastAsia="" w:cs="" w:asciiTheme="majorHAnsi" w:cstheme="majorBidi" w:eastAsiaTheme="majorEastAsia" w:hAnsiTheme="majorHAnsi"/>
-      <w:color w:themeColor="accent1" w:themeShade="bf" w:val="0F4761"/>
-      <w:sz w:val="40"/>
-      <w:szCs w:val="40"/>
-    </w:rPr>
-  </w:style>
-  <w:style w:type="character" w:styleId="Heading2Char" w:customStyle="1">
-    <w:name w:val="Heading 2 Char"/>
-    <w:basedOn w:val="DefaultParagraphFont"/>
-    <w:link w:val="Heading2"/>
-    <w:uiPriority w:val="9"/>
-    <w:semiHidden/>
-    <w:rsid w:val="00ba56b8"/>
-    <w:rPr>
-      <w:rFonts w:ascii="Aptos Display" w:hAnsi="Aptos Display" w:eastAsia="" w:cs="" w:asciiTheme="majorHAnsi" w:cstheme="majorBidi" w:eastAsiaTheme="majorEastAsia" w:hAnsiTheme="majorHAnsi"/>
-      <w:color w:themeColor="accent1" w:themeShade="bf" w:val="0F4761"/>
-      <w:sz w:val="32"/>
-      <w:szCs w:val="32"/>
-    </w:rPr>
-  </w:style>
-  <w:style w:type="character" w:styleId="Heading3Char" w:customStyle="1">
-    <w:name w:val="Heading 3 Char"/>
-    <w:basedOn w:val="DefaultParagraphFont"/>
-    <w:link w:val="Heading3"/>
-    <w:uiPriority w:val="9"/>
-    <w:semiHidden/>
-    <w:rsid w:val="00ba56b8"/>
-    <w:rPr>
-      <w:rFonts w:eastAsia="" w:cs="" w:cstheme="majorBidi" w:eastAsiaTheme="majorEastAsia"/>
-      <w:color w:themeColor="accent1" w:themeShade="bf" w:val="0F4761"/>
-      <w:sz w:val="28"/>
-      <w:szCs w:val="28"/>
-    </w:rPr>
-  </w:style>
-  <w:style w:type="character" w:styleId="Heading4Char" w:customStyle="1">
-    <w:name w:val="Heading 4 Char"/>
-    <w:basedOn w:val="DefaultParagraphFont"/>
-    <w:link w:val="Heading4"/>
-    <w:uiPriority w:val="9"/>
-    <w:semiHidden/>
-    <w:rsid w:val="00ba56b8"/>
-    <w:rPr>
-      <w:rFonts w:eastAsia="" w:cs="" w:cstheme="majorBidi" w:eastAsiaTheme="majorEastAsia"/>
-      <w:i/>
-      <w:iCs/>
-      <w:color w:themeColor="accent1" w:themeShade="bf" w:val="0F4761"/>
-    </w:rPr>
-  </w:style>
-  <w:style w:type="character" w:styleId="Heading5Char" w:customStyle="1">
-    <w:name w:val="Heading 5 Char"/>
-    <w:basedOn w:val="DefaultParagraphFont"/>
-    <w:link w:val="Heading5"/>
-    <w:uiPriority w:val="9"/>
-    <w:semiHidden/>
-    <w:rsid w:val="00ba56b8"/>
-    <w:rPr>
-      <w:rFonts w:eastAsia="" w:cs="" w:cstheme="majorBidi" w:eastAsiaTheme="majorEastAsia"/>
-      <w:color w:themeColor="accent1" w:themeShade="bf" w:val="0F4761"/>
-    </w:rPr>
-  </w:style>
-  <w:style w:type="character" w:styleId="Heading6Char" w:customStyle="1">
-    <w:name w:val="Heading 6 Char"/>
-    <w:basedOn w:val="DefaultParagraphFont"/>
-    <w:link w:val="Heading6"/>
-    <w:uiPriority w:val="9"/>
-    <w:semiHidden/>
-    <w:rsid w:val="00ba56b8"/>
-    <w:rPr>
-      <w:rFonts w:eastAsia="" w:cs="" w:cstheme="majorBidi" w:eastAsiaTheme="majorEastAsia"/>
-      <w:i/>
-      <w:iCs/>
-      <w:color w:themeColor="text1" w:themeTint="a6" w:val="595959"/>
-    </w:rPr>
-  </w:style>
-  <w:style w:type="character" w:styleId="Heading7Char" w:customStyle="1">
-    <w:name w:val="Heading 7 Char"/>
-    <w:basedOn w:val="DefaultParagraphFont"/>
-    <w:link w:val="Heading7"/>
-    <w:uiPriority w:val="9"/>
-    <w:semiHidden/>
-    <w:rsid w:val="00ba56b8"/>
-    <w:rPr>
-      <w:rFonts w:eastAsia="" w:cs="" w:cstheme="majorBidi" w:eastAsiaTheme="majorEastAsia"/>
-      <w:color w:themeColor="text1" w:themeTint="a6" w:val="595959"/>
-    </w:rPr>
-  </w:style>
-  <w:style w:type="character" w:styleId="Heading8Char" w:customStyle="1">
-    <w:name w:val="Heading 8 Char"/>
-    <w:basedOn w:val="DefaultParagraphFont"/>
-    <w:link w:val="Heading8"/>
-    <w:uiPriority w:val="9"/>
-    <w:semiHidden/>
-    <w:rsid w:val="00ba56b8"/>
-    <w:rPr>
-      <w:rFonts w:eastAsia="" w:cs="" w:cstheme="majorBidi" w:eastAsiaTheme="majorEastAsia"/>
-      <w:i/>
-      <w:iCs/>
-      <w:color w:themeColor="text1" w:themeTint="d8" w:val="272727"/>
-    </w:rPr>
-  </w:style>
-  <w:style w:type="character" w:styleId="Heading9Char" w:customStyle="1">
-    <w:name w:val="Heading 9 Char"/>
-    <w:basedOn w:val="DefaultParagraphFont"/>
-    <w:link w:val="Heading9"/>
-    <w:uiPriority w:val="9"/>
-    <w:semiHidden/>
-    <w:rsid w:val="00ba56b8"/>
-    <w:rPr>
-      <w:rFonts w:eastAsia="" w:cs="" w:cstheme="majorBidi" w:eastAsiaTheme="majorEastAsia"/>
-      <w:color w:themeColor="text1" w:themeTint="d8" w:val="272727"/>
-    </w:rPr>
-  </w:style>
-  <w:style w:type="character" w:styleId="TitleChar" w:customStyle="1">
-    <w:name w:val="Title Char"/>
-    <w:basedOn w:val="DefaultParagraphFont"/>
-    <w:link w:val="Title"/>
-    <w:uiPriority w:val="10"/>
-    <w:rsid w:val="00ba56b8"/>
-    <w:rPr>
-      <w:rFonts w:ascii="Aptos Display" w:hAnsi="Aptos Display" w:eastAsia="" w:cs="" w:asciiTheme="majorHAnsi" w:cstheme="majorBidi" w:eastAsiaTheme="majorEastAsia" w:hAnsiTheme="majorHAnsi"/>
-      <w:spacing w:val="-10"/>
-      <w:kern w:val="2"/>
-      <w:sz w:val="56"/>
-      <w:szCs w:val="56"/>
-    </w:rPr>
-  </w:style>
-  <w:style w:type="character" w:styleId="SubtitleChar" w:customStyle="1">
-    <w:name w:val="Subtitle Char"/>
-    <w:basedOn w:val="DefaultParagraphFont"/>
-    <w:link w:val="Subtitle"/>
-    <w:uiPriority w:val="11"/>
-    <w:rsid w:val="00ba56b8"/>
-    <w:rPr>
-      <w:rFonts w:eastAsia="" w:cs="" w:cstheme="majorBidi" w:eastAsiaTheme="majorEastAsia"/>
-      <w:color w:themeColor="text1" w:themeTint="a6" w:val="595959"/>
-      <w:spacing w:val="15"/>
-      <w:sz w:val="28"/>
-      <w:szCs w:val="28"/>
-    </w:rPr>
-  </w:style>
-  <w:style w:type="character" w:styleId="QuoteChar" w:customStyle="1">
-    <w:name w:val="Quote Char"/>
-    <w:basedOn w:val="DefaultParagraphFont"/>
-    <w:link w:val="Quote"/>
-    <w:uiPriority w:val="29"/>
-    <w:rsid w:val="00ba56b8"/>
-    <w:rPr>
-      <w:i/>
-      <w:iCs/>
-      <w:color w:themeColor="text1" w:themeTint="bf" w:val="404040"/>
-    </w:rPr>
-  </w:style>
-  <w:style w:type="character" w:styleId="IntenseEmphasis">
-    <w:name w:val="Intense Emphasis"/>
-    <w:basedOn w:val="DefaultParagraphFont"/>
-    <w:uiPriority w:val="21"/>
-    <w:qFormat/>
-    <w:rsid w:val="00ba56b8"/>
-    <w:rPr>
-      <w:i/>
-      <w:iCs/>
-      <w:color w:themeColor="accent1" w:themeShade="bf" w:val="0F4761"/>
-    </w:rPr>
-  </w:style>
-  <w:style w:type="character" w:styleId="IntenseQuoteChar" w:customStyle="1">
-    <w:name w:val="Intense Quote Char"/>
-    <w:basedOn w:val="DefaultParagraphFont"/>
-    <w:link w:val="IntenseQuote"/>
-    <w:uiPriority w:val="30"/>
-    <w:rsid w:val="00ba56b8"/>
-    <w:rPr>
-      <w:i/>
-      <w:iCs/>
-      <w:color w:themeColor="accent1" w:themeShade="bf" w:val="0F4761"/>
-    </w:rPr>
-  </w:style>
-  <w:style w:type="character" w:styleId="IntenseReference">
-    <w:name w:val="Intense Reference"/>
-    <w:basedOn w:val="DefaultParagraphFont"/>
-    <w:uiPriority w:val="32"/>
-    <w:qFormat/>
-    <w:rsid w:val="00ba56b8"/>
-    <w:rPr>
-      <w:b/>
-      <w:bCs/>
-      <w:smallCaps/>
-      <w:color w:themeColor="accent1" w:themeShade="bf" w:val="0F4761"/>
-      <w:spacing w:val="5"/>
-    </w:rPr>
-  </w:style>
-  <w:style w:type="paragraph" w:styleId="Heading" w:customStyle="1">
-    <w:name w:val="Heading"/>
-    <w:basedOn w:val="Normal"/>
-    <w:next w:val="BodyText"/>
-    <w:pPr>
-      <w:keepNext w:val="true"/>
-      <w:spacing w:before="240" w:after="120"/>
-    </w:pPr>
-    <w:rPr>
-      <w:rFonts w:ascii="Liberation Sans" w:hAnsi="Liberation Sans" w:eastAsia="Microsoft YaHei" w:cs="Lucida Sans"/>
-      <w:sz w:val="28"/>
-      <w:szCs w:val="28"/>
-    </w:rPr>
-  </w:style>
-  <w:style w:type="paragraph" w:styleId="BodyText">
-    <w:name w:val="Body Text"/>
-    <w:basedOn w:val="Normal"/>
-    <w:pPr>
-      <w:spacing w:lineRule="auto" w:line="276" w:before="0" w:after="140"/>
-    </w:pPr>
-    <w:rPr/>
-  </w:style>
-  <w:style w:type="paragraph" w:styleId="List">
-    <w:name w:val="List"/>
-    <w:basedOn w:val="BodyText"/>
-    <w:pPr/>
-    <w:rPr>
-      <w:rFonts w:cs="Lucida Sans"/>
-    </w:rPr>
-  </w:style>
-  <w:style w:type="paragraph" w:styleId="Caption">
-    <w:name w:val="caption"/>
-    <w:basedOn w:val="Normal"/>
-    <w:pPr>
-      <w:suppressLineNumbers/>
-      <w:spacing w:before="120" w:after="120"/>
-    </w:pPr>
-    <w:rPr>
-      <w:rFonts w:cs="Lucida Sans"/>
-      <w:i/>
-      <w:iCs/>
-    </w:rPr>
-  </w:style>
-  <w:style w:type="paragraph" w:styleId="Index" w:customStyle="1">
-    <w:name w:val="Index"/>
-    <w:basedOn w:val="Normal"/>
-    <w:pPr>
-      <w:suppressLineNumbers/>
-    </w:pPr>
-    <w:rPr>
-      <w:rFonts w:cs="Lucida Sans"/>
-    </w:rPr>
-  </w:style>
-  <w:style w:type="paragraph" w:styleId="Title">
-    <w:name w:val="Title"/>
-    <w:basedOn w:val="Normal"/>
-    <w:next w:val="Normal"/>
-    <w:link w:val="TitleChar"/>
-    <w:uiPriority w:val="10"/>
-    <w:qFormat/>
-    <w:rsid w:val="00ba56b8"/>
-    <w:pPr>
-      <w:spacing w:lineRule="auto" w:line="240" w:before="0" w:after="80"/>
-      <w:contextualSpacing/>
-    </w:pPr>
-    <w:rPr>
-      <w:rFonts w:ascii="Aptos Display" w:hAnsi="Aptos Display" w:eastAsia="" w:cs="" w:asciiTheme="majorHAnsi" w:cstheme="majorBidi" w:eastAsiaTheme="majorEastAsia" w:hAnsiTheme="majorHAnsi"/>
-      <w:spacing w:val="-10"/>
-      <w:kern w:val="2"/>
-      <w:sz w:val="56"/>
-      <w:szCs w:val="56"/>
-      <w:lang w:eastAsia="en-US"/>
-      <w14:ligatures w14:val="standardContextual"/>
-    </w:rPr>
-  </w:style>
-  <w:style w:type="paragraph" w:styleId="Subtitle">
-    <w:name w:val="Subtitle"/>
-    <w:basedOn w:val="Normal"/>
-    <w:next w:val="Normal"/>
-    <w:link w:val="SubtitleChar"/>
-    <w:uiPriority w:val="11"/>
-    <w:qFormat/>
-    <w:rsid w:val="00ba56b8"/>
-    <w:pPr/>
-    <w:rPr>
-      <w:rFonts w:eastAsia="" w:cs="" w:cstheme="majorBidi" w:eastAsiaTheme="majorEastAsia"/>
-      <w:color w:themeColor="text1" w:themeTint="a6" w:val="595959"/>
-      <w:spacing w:val="15"/>
-      <w:kern w:val="2"/>
-      <w:sz w:val="28"/>
-      <w:szCs w:val="28"/>
-      <w:lang w:eastAsia="en-US"/>
-      <w14:ligatures w14:val="standardContextual"/>
-    </w:rPr>
-  </w:style>
-  <w:style w:type="paragraph" w:styleId="Quote">
-    <w:name w:val="Quote"/>
-    <w:basedOn w:val="Normal"/>
-    <w:next w:val="Normal"/>
-    <w:link w:val="QuoteChar"/>
-    <w:uiPriority w:val="29"/>
-    <w:qFormat/>
-    <w:rsid w:val="00ba56b8"/>
-    <w:pPr>
-      <w:spacing w:before="160" w:after="160"/>
-      <w:jc w:val="center"/>
-    </w:pPr>
-    <w:rPr>
-      <w:rFonts w:eastAsia="Aptos" w:eastAsiaTheme="minorHAnsi"/>
-      <w:i/>
-      <w:iCs/>
-      <w:color w:themeColor="text1" w:themeTint="bf" w:val="404040"/>
-      <w:kern w:val="2"/>
-      <w:lang w:eastAsia="en-US"/>
-      <w14:ligatures w14:val="standardContextual"/>
-    </w:rPr>
-  </w:style>
-  <w:style w:type="paragraph" w:styleId="ListParagraph">
-    <w:name w:val="List Paragraph"/>
-    <w:basedOn w:val="Normal"/>
-    <w:uiPriority w:val="34"/>
-    <w:qFormat/>
-    <w:rsid w:val="00ba56b8"/>
-    <w:pPr>
-      <w:spacing w:before="0" w:after="160"/>
-      <w:ind w:start="720"/>
-      <w:contextualSpacing/>
-    </w:pPr>
-    <w:rPr>
-      <w:rFonts w:eastAsia="Aptos" w:eastAsiaTheme="minorHAnsi"/>
-      <w:kern w:val="2"/>
-      <w:lang w:eastAsia="en-US"/>
-      <w14:ligatures w14:val="standardContextual"/>
-    </w:rPr>
-  </w:style>
-  <w:style w:type="paragraph" w:styleId="IntenseQuote">
-    <w:name w:val="Intense Quote"/>
-    <w:basedOn w:val="Normal"/>
-    <w:next w:val="Normal"/>
-    <w:link w:val="IntenseQuoteChar"/>
-    <w:uiPriority w:val="30"/>
-    <w:qFormat/>
-    <w:rsid w:val="00ba56b8"/>
-    <w:pPr>
-      <w:pBdr>
-        <w:top w:val="single" w:sz="4" w:space="10" w:color="0F4761" w:themeColor="accent1" w:themeShade="bf"/>
-        <w:bottom w:val="single" w:sz="4" w:space="10" w:color="0F4761" w:themeColor="accent1" w:themeShade="bf"/>
-      </w:pBdr>
-      <w:spacing w:before="360" w:after="360"/>
-      <w:ind w:start="864" w:end="864"/>
-      <w:jc w:val="center"/>
-    </w:pPr>
-    <w:rPr>
-      <w:rFonts w:eastAsia="Aptos" w:eastAsiaTheme="minorHAnsi"/>
-      <w:i/>
-      <w:iCs/>
-      <w:color w:themeColor="accent1" w:themeShade="bf" w:val="0F4761"/>
-      <w:kern w:val="2"/>
-      <w:lang w:eastAsia="en-US"/>
-      <w14:ligatures w14:val="standardContextual"/>
-    </w:rPr>
-  </w:style>
-  <w:style w:type="paragraph" w:styleId="normal1" w:customStyle="1">
-    <w:name w:val="normal1"/>
-    <w:pPr>
-      <w:widowControl/>
-      <w:suppressAutoHyphens w:val="true"/>
-      <w:bidi w:val="0"/>
-      <w:spacing w:lineRule="auto" w:line="278" w:before="0" w:after="160"/>
-      <w:jc w:val="start"/>
-    </w:pPr>
-    <w:rPr>
-      <w:rFonts w:ascii="Aptos" w:hAnsi="Aptos" w:eastAsia="Aptos" w:cs="" w:asciiTheme="minorHAnsi" w:cstheme="minorBidi" w:eastAsiaTheme="minorHAnsi" w:hAnsiTheme="minorHAnsi"/>
-      <w:color w:val="auto"/>
-      <w:kern w:val="2"/>
-      <w:sz w:val="24"/>
-      <w:szCs w:val="24"/>
-      <w:lang w:val="en-US" w:eastAsia="en-US" w:bidi="ar-SA"/>
-      <w14:ligatures w14:val="standardContextual"/>
-    </w:rPr>
-  </w:style>
-  <w:style w:type="paragraph" w:styleId="normal111" w:customStyle="1">
-    <w:name w:val="normal111"/>
-    <w:pPr>
-      <w:widowControl/>
-      <w:suppressAutoHyphens w:val="true"/>
-      <w:bidi w:val="0"/>
-      <w:spacing w:lineRule="auto" w:line="278" w:before="0" w:after="160"/>
-      <w:jc w:val="start"/>
-    </w:pPr>
-    <w:rPr>
-      <w:rFonts w:ascii="Aptos" w:hAnsi="Aptos" w:eastAsia="Aptos" w:cs="Aptos" w:asciiTheme="minorHAnsi" w:eastAsiaTheme="minorHAnsi" w:hAnsiTheme="minorHAnsi"/>
-      <w:color w:val="auto"/>
-      <w:kern w:val="0"/>
-      <w:sz w:val="24"/>
-      <w:szCs w:val="24"/>
-      <w:lang w:val="en-US" w:eastAsia="zh-CN" w:bidi="hi-IN"/>
-      <w14:ligatures w14:val="standardContextual"/>
-    </w:rPr>
-  </w:style>
-  <w:style w:type="paragraph" w:styleId="normal1111">
-    <w:name w:val="normal1111"/>
-    <w:pPr>
-      <w:widowControl/>
-      <w:suppressAutoHyphens w:val="true"/>
-      <w:bidi w:val="0"/>
-      <w:spacing w:lineRule="auto" w:line="278" w:before="0" w:after="160"/>
-      <w:jc w:val="start"/>
-    </w:pPr>
-    <w:rPr>
-      <w:rFonts w:ascii="Aptos" w:hAnsi="Aptos" w:eastAsia="Aptos" w:cs="Aptos"/>
-      <w:color w:val="auto"/>
-      <w:kern w:val="0"/>
-      <w:sz w:val="24"/>
-      <w:szCs w:val="24"/>
-      <w:lang w:val="en-US" w:eastAsia="zh-CN" w:bidi="hi-IN"/>
-    </w:rPr>
-  </w:style>
-  <w:style w:type="paragraph" w:styleId="normal111111">
-    <w:name w:val="normal111111"/>
-    <w:pPr>
-      <w:widowControl/>
-      <w:suppressAutoHyphens w:val="true"/>
-      <w:bidi w:val="0"/>
-      <w:spacing w:lineRule="auto" w:line="278" w:before="0" w:after="160"/>
-      <w:jc w:val="start"/>
-    </w:pPr>
-    <w:rPr>
-      <w:rFonts w:ascii="Aptos" w:hAnsi="Aptos" w:eastAsia="Aptos" w:cs="Aptos"/>
-      <w:color w:val="auto"/>
-      <w:kern w:val="0"/>
-      <w:sz w:val="24"/>
-      <w:szCs w:val="24"/>
-      <w:lang w:val="en-US" w:eastAsia="zh-CN" w:bidi="hi-IN"/>
-    </w:rPr>
-  </w:style>
-  <w:style w:type="paragraph" w:styleId="normal1111111">
-    <w:name w:val="normal1111111"/>
-    <w:pPr>
-      <w:widowControl/>
-      <w:suppressAutoHyphens w:val="true"/>
-      <w:bidi w:val="0"/>
-      <w:spacing w:lineRule="auto" w:line="278" w:before="0" w:after="160"/>
-      <w:jc w:val="start"/>
-    </w:pPr>
-    <w:rPr>
-      <w:rFonts w:ascii="Aptos" w:hAnsi="Aptos" w:eastAsia="Aptos" w:cs="Aptos"/>
-      <w:color w:val="auto"/>
-      <w:kern w:val="0"/>
-      <w:sz w:val="24"/>
-      <w:szCs w:val="24"/>
-      <w:lang w:val="en-US" w:eastAsia="zh-CN" w:bidi="hi-IN"/>
-    </w:rPr>
-  </w:style>
-  <w:style w:type="numbering" w:styleId="NoList" w:default="1">
-    <w:name w:val="No List"/>
-    <w:uiPriority w:val="99"/>
     <w:semiHidden/>
     <w:unhideWhenUsed/>
   </w:style>
@@ -1282,6 +832,7 @@
     <w:semiHidden/>
     <w:unhideWhenUsed/>
     <w:tblPr>
+      <w:tblInd w:w="0" w:type="dxa"/>
       <w:tblCellMar>
         <w:top w:w="0" w:type="dxa"/>
         <w:left w:w="108" w:type="dxa"/>
@@ -1290,11 +841,422 @@
       </w:tblCellMar>
     </w:tblPr>
   </w:style>
+  <w:style w:type="numbering" w:default="1" w:styleId="NoList">
+    <w:name w:val="No List"/>
+    <w:uiPriority w:val="99"/>
+    <w:semiHidden/>
+    <w:unhideWhenUsed/>
+  </w:style>
+  <w:style w:type="character" w:customStyle="1" w:styleId="Heading1Char">
+    <w:name w:val="Heading 1 Char"/>
+    <w:basedOn w:val="DefaultParagraphFont"/>
+    <w:link w:val="Heading1"/>
+    <w:uiPriority w:val="9"/>
+    <w:rsid w:val="00BA56B8"/>
+    <w:rPr>
+      <w:rFonts w:asciiTheme="majorHAnsi" w:eastAsiaTheme="majorEastAsia" w:hAnsiTheme="majorHAnsi" w:cstheme="majorBidi"/>
+      <w:color w:val="0F4761" w:themeColor="accent1" w:themeShade="BF"/>
+      <w:sz w:val="40"/>
+      <w:szCs w:val="40"/>
+    </w:rPr>
+  </w:style>
+  <w:style w:type="character" w:customStyle="1" w:styleId="Heading2Char">
+    <w:name w:val="Heading 2 Char"/>
+    <w:basedOn w:val="DefaultParagraphFont"/>
+    <w:link w:val="Heading2"/>
+    <w:uiPriority w:val="9"/>
+    <w:semiHidden/>
+    <w:rsid w:val="00BA56B8"/>
+    <w:rPr>
+      <w:rFonts w:asciiTheme="majorHAnsi" w:eastAsiaTheme="majorEastAsia" w:hAnsiTheme="majorHAnsi" w:cstheme="majorBidi"/>
+      <w:color w:val="0F4761" w:themeColor="accent1" w:themeShade="BF"/>
+      <w:sz w:val="32"/>
+      <w:szCs w:val="32"/>
+    </w:rPr>
+  </w:style>
+  <w:style w:type="character" w:customStyle="1" w:styleId="Heading3Char">
+    <w:name w:val="Heading 3 Char"/>
+    <w:basedOn w:val="DefaultParagraphFont"/>
+    <w:link w:val="Heading3"/>
+    <w:uiPriority w:val="9"/>
+    <w:semiHidden/>
+    <w:rsid w:val="00BA56B8"/>
+    <w:rPr>
+      <w:rFonts w:eastAsiaTheme="majorEastAsia" w:cstheme="majorBidi"/>
+      <w:color w:val="0F4761" w:themeColor="accent1" w:themeShade="BF"/>
+      <w:sz w:val="28"/>
+      <w:szCs w:val="28"/>
+    </w:rPr>
+  </w:style>
+  <w:style w:type="character" w:customStyle="1" w:styleId="Heading4Char">
+    <w:name w:val="Heading 4 Char"/>
+    <w:basedOn w:val="DefaultParagraphFont"/>
+    <w:link w:val="Heading4"/>
+    <w:uiPriority w:val="9"/>
+    <w:semiHidden/>
+    <w:rsid w:val="00BA56B8"/>
+    <w:rPr>
+      <w:rFonts w:eastAsiaTheme="majorEastAsia" w:cstheme="majorBidi"/>
+      <w:i/>
+      <w:iCs/>
+      <w:color w:val="0F4761" w:themeColor="accent1" w:themeShade="BF"/>
+    </w:rPr>
+  </w:style>
+  <w:style w:type="character" w:customStyle="1" w:styleId="Heading5Char">
+    <w:name w:val="Heading 5 Char"/>
+    <w:basedOn w:val="DefaultParagraphFont"/>
+    <w:link w:val="Heading5"/>
+    <w:uiPriority w:val="9"/>
+    <w:semiHidden/>
+    <w:rsid w:val="00BA56B8"/>
+    <w:rPr>
+      <w:rFonts w:eastAsiaTheme="majorEastAsia" w:cstheme="majorBidi"/>
+      <w:color w:val="0F4761" w:themeColor="accent1" w:themeShade="BF"/>
+    </w:rPr>
+  </w:style>
+  <w:style w:type="character" w:customStyle="1" w:styleId="Heading6Char">
+    <w:name w:val="Heading 6 Char"/>
+    <w:basedOn w:val="DefaultParagraphFont"/>
+    <w:link w:val="Heading6"/>
+    <w:uiPriority w:val="9"/>
+    <w:semiHidden/>
+    <w:rsid w:val="00BA56B8"/>
+    <w:rPr>
+      <w:rFonts w:eastAsiaTheme="majorEastAsia" w:cstheme="majorBidi"/>
+      <w:i/>
+      <w:iCs/>
+      <w:color w:val="595959" w:themeColor="text1" w:themeTint="A6"/>
+    </w:rPr>
+  </w:style>
+  <w:style w:type="character" w:customStyle="1" w:styleId="Heading7Char">
+    <w:name w:val="Heading 7 Char"/>
+    <w:basedOn w:val="DefaultParagraphFont"/>
+    <w:link w:val="Heading7"/>
+    <w:uiPriority w:val="9"/>
+    <w:semiHidden/>
+    <w:rsid w:val="00BA56B8"/>
+    <w:rPr>
+      <w:rFonts w:eastAsiaTheme="majorEastAsia" w:cstheme="majorBidi"/>
+      <w:color w:val="595959" w:themeColor="text1" w:themeTint="A6"/>
+    </w:rPr>
+  </w:style>
+  <w:style w:type="character" w:customStyle="1" w:styleId="Heading8Char">
+    <w:name w:val="Heading 8 Char"/>
+    <w:basedOn w:val="DefaultParagraphFont"/>
+    <w:link w:val="Heading8"/>
+    <w:uiPriority w:val="9"/>
+    <w:semiHidden/>
+    <w:rsid w:val="00BA56B8"/>
+    <w:rPr>
+      <w:rFonts w:eastAsiaTheme="majorEastAsia" w:cstheme="majorBidi"/>
+      <w:i/>
+      <w:iCs/>
+      <w:color w:val="272727" w:themeColor="text1" w:themeTint="D8"/>
+    </w:rPr>
+  </w:style>
+  <w:style w:type="character" w:customStyle="1" w:styleId="Heading9Char">
+    <w:name w:val="Heading 9 Char"/>
+    <w:basedOn w:val="DefaultParagraphFont"/>
+    <w:link w:val="Heading9"/>
+    <w:uiPriority w:val="9"/>
+    <w:semiHidden/>
+    <w:rsid w:val="00BA56B8"/>
+    <w:rPr>
+      <w:rFonts w:eastAsiaTheme="majorEastAsia" w:cstheme="majorBidi"/>
+      <w:color w:val="272727" w:themeColor="text1" w:themeTint="D8"/>
+    </w:rPr>
+  </w:style>
+  <w:style w:type="character" w:customStyle="1" w:styleId="TitleChar">
+    <w:name w:val="Title Char"/>
+    <w:basedOn w:val="DefaultParagraphFont"/>
+    <w:link w:val="Title"/>
+    <w:uiPriority w:val="10"/>
+    <w:rsid w:val="00BA56B8"/>
+    <w:rPr>
+      <w:rFonts w:asciiTheme="majorHAnsi" w:eastAsiaTheme="majorEastAsia" w:hAnsiTheme="majorHAnsi" w:cstheme="majorBidi"/>
+      <w:spacing w:val="-10"/>
+      <w:kern w:val="2"/>
+      <w:sz w:val="56"/>
+      <w:szCs w:val="56"/>
+    </w:rPr>
+  </w:style>
+  <w:style w:type="character" w:customStyle="1" w:styleId="SubtitleChar">
+    <w:name w:val="Subtitle Char"/>
+    <w:basedOn w:val="DefaultParagraphFont"/>
+    <w:link w:val="Subtitle"/>
+    <w:uiPriority w:val="11"/>
+    <w:rsid w:val="00BA56B8"/>
+    <w:rPr>
+      <w:rFonts w:eastAsiaTheme="majorEastAsia" w:cstheme="majorBidi"/>
+      <w:color w:val="595959" w:themeColor="text1" w:themeTint="A6"/>
+      <w:spacing w:val="15"/>
+      <w:sz w:val="28"/>
+      <w:szCs w:val="28"/>
+    </w:rPr>
+  </w:style>
+  <w:style w:type="character" w:customStyle="1" w:styleId="QuoteChar">
+    <w:name w:val="Quote Char"/>
+    <w:basedOn w:val="DefaultParagraphFont"/>
+    <w:link w:val="Quote"/>
+    <w:uiPriority w:val="29"/>
+    <w:rsid w:val="00BA56B8"/>
+    <w:rPr>
+      <w:i/>
+      <w:iCs/>
+      <w:color w:val="404040" w:themeColor="text1" w:themeTint="BF"/>
+    </w:rPr>
+  </w:style>
+  <w:style w:type="character" w:styleId="IntenseEmphasis">
+    <w:name w:val="Intense Emphasis"/>
+    <w:basedOn w:val="DefaultParagraphFont"/>
+    <w:uiPriority w:val="21"/>
+    <w:qFormat/>
+    <w:rsid w:val="00BA56B8"/>
+    <w:rPr>
+      <w:i/>
+      <w:iCs/>
+      <w:color w:val="0F4761" w:themeColor="accent1" w:themeShade="BF"/>
+    </w:rPr>
+  </w:style>
+  <w:style w:type="character" w:customStyle="1" w:styleId="IntenseQuoteChar">
+    <w:name w:val="Intense Quote Char"/>
+    <w:basedOn w:val="DefaultParagraphFont"/>
+    <w:link w:val="IntenseQuote"/>
+    <w:uiPriority w:val="30"/>
+    <w:rsid w:val="00BA56B8"/>
+    <w:rPr>
+      <w:i/>
+      <w:iCs/>
+      <w:color w:val="0F4761" w:themeColor="accent1" w:themeShade="BF"/>
+    </w:rPr>
+  </w:style>
+  <w:style w:type="character" w:styleId="IntenseReference">
+    <w:name w:val="Intense Reference"/>
+    <w:basedOn w:val="DefaultParagraphFont"/>
+    <w:uiPriority w:val="32"/>
+    <w:qFormat/>
+    <w:rsid w:val="00BA56B8"/>
+    <w:rPr>
+      <w:b/>
+      <w:bCs/>
+      <w:smallCaps/>
+      <w:color w:val="0F4761" w:themeColor="accent1" w:themeShade="BF"/>
+      <w:spacing w:val="5"/>
+    </w:rPr>
+  </w:style>
+  <w:style w:type="paragraph" w:customStyle="1" w:styleId="Heading">
+    <w:name w:val="Heading"/>
+    <w:basedOn w:val="Normal"/>
+    <w:next w:val="BodyText"/>
+    <w:pPr>
+      <w:keepNext/>
+      <w:spacing w:before="240" w:after="120"/>
+    </w:pPr>
+    <w:rPr>
+      <w:rFonts w:ascii="Liberation Sans" w:eastAsia="Microsoft YaHei" w:hAnsi="Liberation Sans" w:cs="Lucida Sans"/>
+      <w:sz w:val="28"/>
+      <w:szCs w:val="28"/>
+    </w:rPr>
+  </w:style>
+  <w:style w:type="paragraph" w:styleId="BodyText">
+    <w:name w:val="Body Text"/>
+    <w:basedOn w:val="Normal"/>
+    <w:pPr>
+      <w:spacing w:after="140" w:line="276" w:lineRule="auto"/>
+    </w:pPr>
+  </w:style>
+  <w:style w:type="paragraph" w:styleId="List">
+    <w:name w:val="List"/>
+    <w:basedOn w:val="BodyText"/>
+    <w:rPr>
+      <w:rFonts w:cs="Lucida Sans"/>
+    </w:rPr>
+  </w:style>
+  <w:style w:type="paragraph" w:styleId="Caption">
+    <w:name w:val="caption"/>
+    <w:basedOn w:val="Normal"/>
+    <w:pPr>
+      <w:suppressLineNumbers/>
+      <w:spacing w:before="120" w:after="120"/>
+    </w:pPr>
+    <w:rPr>
+      <w:rFonts w:cs="Lucida Sans"/>
+      <w:i/>
+      <w:iCs/>
+    </w:rPr>
+  </w:style>
+  <w:style w:type="paragraph" w:customStyle="1" w:styleId="Index">
+    <w:name w:val="Index"/>
+    <w:basedOn w:val="Normal"/>
+    <w:pPr>
+      <w:suppressLineNumbers/>
+    </w:pPr>
+    <w:rPr>
+      <w:rFonts w:cs="Lucida Sans"/>
+    </w:rPr>
+  </w:style>
+  <w:style w:type="paragraph" w:styleId="Title">
+    <w:name w:val="Title"/>
+    <w:basedOn w:val="Normal"/>
+    <w:next w:val="Normal"/>
+    <w:link w:val="TitleChar"/>
+    <w:uiPriority w:val="10"/>
+    <w:qFormat/>
+    <w:rsid w:val="00BA56B8"/>
+    <w:pPr>
+      <w:spacing w:after="80" w:line="240" w:lineRule="auto"/>
+      <w:contextualSpacing/>
+    </w:pPr>
+    <w:rPr>
+      <w:rFonts w:asciiTheme="majorHAnsi" w:eastAsiaTheme="majorEastAsia" w:hAnsiTheme="majorHAnsi" w:cstheme="majorBidi"/>
+      <w:spacing w:val="-10"/>
+      <w:kern w:val="2"/>
+      <w:sz w:val="56"/>
+      <w:szCs w:val="56"/>
+      <w:lang w:eastAsia="en-US"/>
+      <w14:ligatures w14:val="standardContextual"/>
+    </w:rPr>
+  </w:style>
+  <w:style w:type="paragraph" w:styleId="Subtitle">
+    <w:name w:val="Subtitle"/>
+    <w:basedOn w:val="Normal"/>
+    <w:next w:val="Normal"/>
+    <w:link w:val="SubtitleChar"/>
+    <w:uiPriority w:val="11"/>
+    <w:qFormat/>
+    <w:rsid w:val="00BA56B8"/>
+    <w:rPr>
+      <w:rFonts w:eastAsiaTheme="majorEastAsia" w:cstheme="majorBidi"/>
+      <w:color w:val="595959" w:themeColor="text1" w:themeTint="A6"/>
+      <w:spacing w:val="15"/>
+      <w:kern w:val="2"/>
+      <w:sz w:val="28"/>
+      <w:szCs w:val="28"/>
+      <w:lang w:eastAsia="en-US"/>
+      <w14:ligatures w14:val="standardContextual"/>
+    </w:rPr>
+  </w:style>
+  <w:style w:type="paragraph" w:styleId="Quote">
+    <w:name w:val="Quote"/>
+    <w:basedOn w:val="Normal"/>
+    <w:next w:val="Normal"/>
+    <w:link w:val="QuoteChar"/>
+    <w:uiPriority w:val="29"/>
+    <w:qFormat/>
+    <w:rsid w:val="00BA56B8"/>
+    <w:pPr>
+      <w:spacing w:before="160"/>
+      <w:jc w:val="center"/>
+    </w:pPr>
+    <w:rPr>
+      <w:rFonts w:eastAsiaTheme="minorHAnsi"/>
+      <w:i/>
+      <w:iCs/>
+      <w:color w:val="404040" w:themeColor="text1" w:themeTint="BF"/>
+      <w:kern w:val="2"/>
+      <w:lang w:eastAsia="en-US"/>
+      <w14:ligatures w14:val="standardContextual"/>
+    </w:rPr>
+  </w:style>
+  <w:style w:type="paragraph" w:styleId="ListParagraph">
+    <w:name w:val="List Paragraph"/>
+    <w:basedOn w:val="Normal"/>
+    <w:uiPriority w:val="34"/>
+    <w:qFormat/>
+    <w:rsid w:val="00BA56B8"/>
+    <w:pPr>
+      <w:ind w:left="720"/>
+      <w:contextualSpacing/>
+    </w:pPr>
+    <w:rPr>
+      <w:rFonts w:eastAsiaTheme="minorHAnsi"/>
+      <w:kern w:val="2"/>
+      <w:lang w:eastAsia="en-US"/>
+      <w14:ligatures w14:val="standardContextual"/>
+    </w:rPr>
+  </w:style>
+  <w:style w:type="paragraph" w:styleId="IntenseQuote">
+    <w:name w:val="Intense Quote"/>
+    <w:basedOn w:val="Normal"/>
+    <w:next w:val="Normal"/>
+    <w:link w:val="IntenseQuoteChar"/>
+    <w:uiPriority w:val="30"/>
+    <w:qFormat/>
+    <w:rsid w:val="00BA56B8"/>
+    <w:pPr>
+      <w:pBdr>
+        <w:top w:val="single" w:sz="4" w:space="10" w:color="0F4761" w:themeColor="accent1" w:themeShade="BF"/>
+        <w:bottom w:val="single" w:sz="4" w:space="10" w:color="0F4761" w:themeColor="accent1" w:themeShade="BF"/>
+      </w:pBdr>
+      <w:spacing w:before="360" w:after="360"/>
+      <w:ind w:left="864" w:right="864"/>
+      <w:jc w:val="center"/>
+    </w:pPr>
+    <w:rPr>
+      <w:rFonts w:eastAsiaTheme="minorHAnsi"/>
+      <w:i/>
+      <w:iCs/>
+      <w:color w:val="0F4761" w:themeColor="accent1" w:themeShade="BF"/>
+      <w:kern w:val="2"/>
+      <w:lang w:eastAsia="en-US"/>
+      <w14:ligatures w14:val="standardContextual"/>
+    </w:rPr>
+  </w:style>
+  <w:style w:type="paragraph" w:customStyle="1" w:styleId="normal1">
+    <w:name w:val="normal1"/>
+    <w:pPr>
+      <w:spacing w:after="160" w:line="278" w:lineRule="auto"/>
+    </w:pPr>
+  </w:style>
+  <w:style w:type="paragraph" w:customStyle="1" w:styleId="normal111">
+    <w:name w:val="normal111"/>
+    <w:pPr>
+      <w:spacing w:after="160" w:line="278" w:lineRule="auto"/>
+    </w:pPr>
+    <w:rPr>
+      <w:rFonts w:cs="Aptos"/>
+      <w:kern w:val="0"/>
+      <w:lang w:eastAsia="zh-CN" w:bidi="hi-IN"/>
+    </w:rPr>
+  </w:style>
+  <w:style w:type="paragraph" w:customStyle="1" w:styleId="normal1111">
+    <w:name w:val="normal1111"/>
+    <w:pPr>
+      <w:spacing w:after="160" w:line="278" w:lineRule="auto"/>
+    </w:pPr>
+    <w:rPr>
+      <w:rFonts w:ascii="Aptos" w:eastAsia="Aptos" w:hAnsi="Aptos" w:cs="Aptos"/>
+      <w:kern w:val="0"/>
+      <w:lang w:eastAsia="zh-CN" w:bidi="hi-IN"/>
+    </w:rPr>
+  </w:style>
+  <w:style w:type="paragraph" w:customStyle="1" w:styleId="normal111111">
+    <w:name w:val="normal111111"/>
+    <w:pPr>
+      <w:spacing w:after="160" w:line="278" w:lineRule="auto"/>
+    </w:pPr>
+    <w:rPr>
+      <w:rFonts w:ascii="Aptos" w:eastAsia="Aptos" w:hAnsi="Aptos" w:cs="Aptos"/>
+      <w:kern w:val="0"/>
+      <w:lang w:eastAsia="zh-CN" w:bidi="hi-IN"/>
+    </w:rPr>
+  </w:style>
+  <w:style w:type="paragraph" w:customStyle="1" w:styleId="normal1111111">
+    <w:name w:val="normal1111111"/>
+    <w:pPr>
+      <w:spacing w:after="160" w:line="278" w:lineRule="auto"/>
+    </w:pPr>
+    <w:rPr>
+      <w:rFonts w:ascii="Aptos" w:eastAsia="Aptos" w:hAnsi="Aptos" w:cs="Aptos"/>
+      <w:kern w:val="0"/>
+      <w:lang w:eastAsia="zh-CN" w:bidi="hi-IN"/>
+    </w:rPr>
+  </w:style>
 </w:styles>
 </file>
 
 <file path=word/theme/theme1.xml><?xml version="1.0" encoding="utf-8"?>
-<a:theme xmlns:a="http://schemas.openxmlformats.org/drawingml/2006/main" xmlns:r="http://schemas.openxmlformats.org/officeDocument/2006/relationships" name="Office Theme">
+<a:theme xmlns:a="http://schemas.openxmlformats.org/drawingml/2006/main" name="Office Theme">
   <a:themeElements>
     <a:clrScheme name="Office">
       <a:dk1>
@@ -1336,7 +1298,7 @@
     </a:clrScheme>
     <a:fontScheme name="Office">
       <a:majorFont>
-        <a:latin typeface="Aptos Display" panose="02110004020202020204" pitchFamily="0" charset="1"/>
+        <a:latin typeface="Aptos Display" panose="02110004020202020204"/>
         <a:ea typeface=""/>
         <a:cs typeface=""/>
         <a:font script="Jpan" typeface="游ゴシック Light"/>
@@ -1388,7 +1350,7 @@
         <a:font script="Tfng" typeface="Ebrima"/>
       </a:majorFont>
       <a:minorFont>
-        <a:latin typeface="Aptos" panose="02110004020202020204" pitchFamily="0" charset="1"/>
+        <a:latin typeface="Aptos" panose="02110004020202020204"/>
         <a:ea typeface=""/>
         <a:cs typeface=""/>
         <a:font script="Jpan" typeface="游ゴシック"/>
@@ -1467,7 +1429,7 @@
             </a:gs>
           </a:gsLst>
           <a:lin ang="5400000" scaled="0"/>
-          <a:tileRect l="0" t="0" r="0" b="0"/>
+          <a:tileRect/>
         </a:gradFill>
         <a:gradFill>
           <a:gsLst>
@@ -1491,7 +1453,7 @@
             </a:gs>
           </a:gsLst>
           <a:lin ang="5400000" scaled="0"/>
-          <a:tileRect l="0" t="0" r="0" b="0"/>
+          <a:tileRect/>
         </a:gradFill>
       </a:fillStyleLst>
       <a:lnStyleLst>
@@ -1551,10 +1513,12 @@
             </a:gs>
           </a:gsLst>
           <a:lin ang="5400000" scaled="0"/>
-          <a:tileRect l="0" t="0" r="0" b="0"/>
+          <a:tileRect/>
         </a:gradFill>
       </a:bgFillStyleLst>
     </a:fmtScheme>
   </a:themeElements>
+  <a:objectDefaults/>
+  <a:extraClrSchemeLst/>
 </a:theme>
 </file>
--- a/docs/working.docx
+++ b/docs/working.docx
@@ -50,37 +50,7 @@
         <w:rPr>
           <w:color w:val="000000"/>
         </w:rPr>
-        <w:t xml:space="preserve">With fat clumsy fingers, </w:t>
-      </w:r>
-      <w:r>
-        <w:rPr>
-          <w:color w:val="000000"/>
-        </w:rPr>
-        <w:t xml:space="preserve">Emery </w:t>
-      </w:r>
-      <w:r>
-        <w:rPr>
-          <w:color w:val="000000"/>
-        </w:rPr>
-        <w:t>groped at the door panel</w:t>
-      </w:r>
-      <w:r>
-        <w:rPr>
-          <w:color w:val="000000"/>
-        </w:rPr>
-        <w:t xml:space="preserve">. </w:t>
-      </w:r>
-      <w:r>
-        <w:rPr>
-          <w:color w:val="000000"/>
-        </w:rPr>
-        <w:t xml:space="preserve">The cops exchanged a look when Emery’s fumbling achieved nothing other than the audible unlocking of all four doors. Emery located </w:t>
-      </w:r>
-      <w:r>
-        <w:rPr>
-          <w:color w:val="000000"/>
-        </w:rPr>
-        <w:t xml:space="preserve">the window switch and jabbed at it a couple of times to no effect before he remember to put the key in the ignition and the window rolled down.  </w:t>
+        <w:t xml:space="preserve">With fat clumsy fingers, Emery groped at the door panel. The cops exchanged a look when Emery’s fumbling achieved nothing other than the audible unlocking of all four doors. Emery located the window switch and jabbed at it a couple of times to no effect before he remember to put the key in the ignition and the window rolled down.  </w:t>
       </w:r>
     </w:p>
     <w:p>
@@ -141,6 +111,21 @@
           <w:color w:val="000000"/>
         </w:rPr>
         <w:t>“The sexton. It means the caretaker.”</w:t>
+      </w:r>
+    </w:p>
+    <w:p>
+      <w:pPr>
+        <w:pStyle w:val="normal1111111"/>
+        <w:spacing w:line="240" w:lineRule="auto"/>
+        <w:rPr>
+          <w:color w:val="000000"/>
+        </w:rPr>
+      </w:pPr>
+      <w:r>
+        <w:rPr>
+          <w:color w:val="000000"/>
+        </w:rPr>
+        <w:t>Watkins’ “okay” stretched like taffy.</w:t>
       </w:r>
     </w:p>
     <w:p>
@@ -152,7 +137,33 @@
         <w:rPr>
           <w:color w:val="000000"/>
         </w:rPr>
-        <w:t>Watkins’ “okay” stretched like taffy.</w:t>
+        <w:t xml:space="preserve">“Well, he’s working and I gave him a ride….” At that moment, the domed yellow roof of the digger appeared over the </w:t>
+      </w:r>
+      <w:r>
+        <w:rPr>
+          <w:color w:val="000000"/>
+        </w:rPr>
+        <w:t xml:space="preserve">ornate </w:t>
+      </w:r>
+      <w:r>
+        <w:rPr>
+          <w:color w:val="000000"/>
+        </w:rPr>
+        <w:t xml:space="preserve">marble sepulcher that belonged to Carleton </w:t>
+      </w:r>
+      <w:proofErr w:type="spellStart"/>
+      <w:r>
+        <w:rPr>
+          <w:color w:val="000000"/>
+        </w:rPr>
+        <w:t>Abbet</w:t>
+      </w:r>
+      <w:proofErr w:type="spellEnd"/>
+      <w:r>
+        <w:rPr>
+          <w:color w:val="000000"/>
+        </w:rPr>
+        <w:t xml:space="preserve"> the town’s first mayor. Absently Arthur steered the digger between tombstones toward the shed. “There he is,” Emery shrieked. “See. There he is.”  </w:t>
       </w:r>
     </w:p>
     <w:p>

--- a/docs/working.docx
+++ b/docs/working.docx
@@ -132,6 +132,9 @@
       <w:pPr>
         <w:pStyle w:val="normal1111111"/>
         <w:spacing w:line="240" w:lineRule="auto"/>
+        <w:rPr>
+          <w:color w:val="000000"/>
+        </w:rPr>
       </w:pPr>
       <w:r>
         <w:rPr>
@@ -151,19 +154,113 @@
         </w:rPr>
         <w:t xml:space="preserve">marble sepulcher that belonged to Carleton </w:t>
       </w:r>
-      <w:proofErr w:type="spellStart"/>
-      <w:r>
-        <w:rPr>
-          <w:color w:val="000000"/>
-        </w:rPr>
-        <w:t>Abbet</w:t>
-      </w:r>
-      <w:proofErr w:type="spellEnd"/>
-      <w:r>
-        <w:rPr>
-          <w:color w:val="000000"/>
-        </w:rPr>
-        <w:t xml:space="preserve"> the town’s first mayor. Absently Arthur steered the digger between tombstones toward the shed. “There he is,” Emery shrieked. “See. There he is.”  </w:t>
+      <w:r>
+        <w:rPr>
+          <w:color w:val="000000"/>
+        </w:rPr>
+        <w:t>Abbe</w:t>
+      </w:r>
+      <w:r>
+        <w:rPr>
+          <w:color w:val="000000"/>
+        </w:rPr>
+        <w:t>y</w:t>
+      </w:r>
+      <w:r>
+        <w:rPr>
+          <w:color w:val="000000"/>
+        </w:rPr>
+        <w:t xml:space="preserve"> the town’s first mayor. Absently Arthur steered the digger between tombstones toward the shed. “There he is,” Emery </w:t>
+      </w:r>
+      <w:r>
+        <w:rPr>
+          <w:color w:val="000000"/>
+        </w:rPr>
+        <w:t>yelped</w:t>
+      </w:r>
+      <w:r>
+        <w:rPr>
+          <w:color w:val="000000"/>
+        </w:rPr>
+        <w:t>. “See. There he is.”</w:t>
+      </w:r>
+    </w:p>
+    <w:p>
+      <w:pPr>
+        <w:pStyle w:val="normal1111111"/>
+        <w:spacing w:line="240" w:lineRule="auto"/>
+        <w:rPr>
+          <w:color w:val="000000"/>
+        </w:rPr>
+      </w:pPr>
+      <w:r>
+        <w:rPr>
+          <w:color w:val="000000"/>
+        </w:rPr>
+        <w:t xml:space="preserve">Watkins turned to look at the excavator crawling toward them. The other cop kept watching Emery. Arthur froze for a moment when he spotted the cop car and the officers flanking Emery’s Celica but he recovered quickly, set his jaw and continued rumbling onward. </w:t>
+      </w:r>
+    </w:p>
+    <w:p>
+      <w:pPr>
+        <w:pStyle w:val="normal1111111"/>
+        <w:spacing w:line="240" w:lineRule="auto"/>
+        <w:rPr>
+          <w:color w:val="000000"/>
+        </w:rPr>
+      </w:pPr>
+      <w:r>
+        <w:rPr>
+          <w:color w:val="000000"/>
+        </w:rPr>
+        <w:t>“Sorry about the noise,” Emery said.</w:t>
+      </w:r>
+    </w:p>
+    <w:p>
+      <w:pPr>
+        <w:pStyle w:val="normal1111111"/>
+        <w:spacing w:line="240" w:lineRule="auto"/>
+        <w:rPr>
+          <w:color w:val="000000"/>
+        </w:rPr>
+      </w:pPr>
+      <w:r>
+        <w:rPr>
+          <w:color w:val="000000"/>
+        </w:rPr>
+        <w:t xml:space="preserve">“What’s that?” Watkins </w:t>
+      </w:r>
+      <w:r>
+        <w:rPr>
+          <w:color w:val="000000"/>
+        </w:rPr>
+        <w:t>didn’t take his eyes off of Arthur.</w:t>
+      </w:r>
+    </w:p>
+    <w:p>
+      <w:pPr>
+        <w:pStyle w:val="normal1111111"/>
+        <w:spacing w:line="240" w:lineRule="auto"/>
+        <w:rPr>
+          <w:color w:val="000000"/>
+        </w:rPr>
+      </w:pPr>
+      <w:r>
+        <w:rPr>
+          <w:color w:val="000000"/>
+        </w:rPr>
+        <w:t>“The noise we’re making. The neighbors complained? We’re just about finished up.”</w:t>
+      </w:r>
+    </w:p>
+    <w:p>
+      <w:pPr>
+        <w:pStyle w:val="normal1111111"/>
+        <w:spacing w:line="240" w:lineRule="auto"/>
+      </w:pPr>
+      <w:r>
+        <w:rPr>
+          <w:color w:val="000000"/>
+        </w:rPr>
+        <w:t xml:space="preserve">  </w:t>
       </w:r>
     </w:p>
     <w:p>
@@ -179,6 +276,7 @@
     <w:p/>
     <w:p>
       <w:r>
+        <w:lastRenderedPageBreak/>
         <w:t xml:space="preserve">First, there is the feeling of rising. Of being drawn upward, summoned toward the light. </w:t>
       </w:r>
     </w:p>

--- a/docs/working.docx
+++ b/docs/working.docx
@@ -1,47 +1,12 @@
 
 <file path=word/document.xml><?xml version="1.0" encoding="utf-8"?>
-<w:document xmlns:wpc="http://schemas.microsoft.com/office/word/2010/wordprocessingCanvas" xmlns:cx="http://schemas.microsoft.com/office/drawing/2014/chartex" xmlns:cx1="http://schemas.microsoft.com/office/drawing/2015/9/8/chartex" xmlns:cx2="http://schemas.microsoft.com/office/drawing/2015/10/21/chartex" xmlns:cx3="http://schemas.microsoft.com/office/drawing/2016/5/9/chartex" xmlns:cx4="http://schemas.microsoft.com/office/drawing/2016/5/10/chartex" xmlns:cx5="http://schemas.microsoft.com/office/drawing/2016/5/11/chartex" xmlns:cx6="http://schemas.microsoft.com/office/drawing/2016/5/12/chartex" xmlns:cx7="http://schemas.microsoft.com/office/drawing/2016/5/13/chartex" xmlns:cx8="http://schemas.microsoft.com/office/drawing/2016/5/14/chartex" xmlns:mc="http://schemas.openxmlformats.org/markup-compatibility/2006" xmlns:aink="http://schemas.microsoft.com/office/drawing/2016/ink" xmlns:am3d="http://schemas.microsoft.com/office/drawing/2017/model3d" xmlns:o="urn:schemas-microsoft-com:office:office" xmlns:oel="http://schemas.microsoft.com/office/2019/extlst" xmlns:r="http://schemas.openxmlformats.org/officeDocument/2006/relationships" xmlns:m="http://schemas.openxmlformats.org/officeDocument/2006/math" xmlns:v="urn:schemas-microsoft-com:vml" xmlns:wp14="http://schemas.microsoft.com/office/word/2010/wordprocessingDrawing" xmlns:wp="http://schemas.openxmlformats.org/drawingml/2006/wordprocessingDrawing" xmlns:w10="urn:schemas-microsoft-com:office:word" xmlns:w="http://schemas.openxmlformats.org/wordprocessingml/2006/main" xmlns:w14="http://schemas.microsoft.com/office/word/2010/wordml" xmlns:w15="http://schemas.microsoft.com/office/word/2012/wordml" xmlns:w16cex="http://schemas.microsoft.com/office/word/2018/wordml/cex" xmlns:w16cid="http://schemas.microsoft.com/office/word/2016/wordml/cid" xmlns:w16="http://schemas.microsoft.com/office/word/2018/wordml" xmlns:w16du="http://schemas.microsoft.com/office/word/2023/wordml/word16du" xmlns:w16sdtdh="http://schemas.microsoft.com/office/word/2020/wordml/sdtdatahash" xmlns:w16sdtfl="http://schemas.microsoft.com/office/word/2024/wordml/sdtformatlock" xmlns:w16se="http://schemas.microsoft.com/office/word/2015/wordml/symex" xmlns:wpg="http://schemas.microsoft.com/office/word/2010/wordprocessingGroup" xmlns:wpi="http://schemas.microsoft.com/office/word/2010/wordprocessingInk" xmlns:wne="http://schemas.microsoft.com/office/word/2006/wordml" xmlns:wps="http://schemas.microsoft.com/office/word/2010/wordprocessingShape" mc:Ignorable="w14 w15 w16se w16cid w16 w16cex w16sdtdh w16sdtfl w16du wp14">
+<w:document xmlns:o="urn:schemas-microsoft-com:office:office" xmlns:r="http://schemas.openxmlformats.org/officeDocument/2006/relationships" xmlns:v="urn:schemas-microsoft-com:vml" xmlns:w="http://schemas.openxmlformats.org/wordprocessingml/2006/main" xmlns:w10="urn:schemas-microsoft-com:office:word" xmlns:wp="http://schemas.openxmlformats.org/drawingml/2006/wordprocessingDrawing" xmlns:pic="http://schemas.openxmlformats.org/drawingml/2006/picture" xmlns:wps="http://schemas.microsoft.com/office/word/2010/wordprocessingShape" xmlns:wpg="http://schemas.microsoft.com/office/word/2010/wordprocessingGroup" xmlns:mc="http://schemas.openxmlformats.org/markup-compatibility/2006" xmlns:wp14="http://schemas.microsoft.com/office/word/2010/wordprocessingDrawing" xmlns:w14="http://schemas.microsoft.com/office/word/2010/wordml" xmlns:w15="http://schemas.microsoft.com/office/word/2012/wordml" mc:Ignorable="w14 wp14 w15">
   <w:body>
     <w:p>
       <w:pPr>
-        <w:pStyle w:val="normal1111111"/>
-        <w:spacing w:line="240" w:lineRule="auto"/>
-      </w:pPr>
-      <w:r>
-        <w:t xml:space="preserve">The sound of a flashlight tapping on his car window jerked Emery out of sleep behind the St. Joachim’s cemetery shed. </w:t>
-      </w:r>
-    </w:p>
-    <w:p>
-      <w:pPr>
-        <w:pStyle w:val="normal1111111"/>
-        <w:spacing w:line="240" w:lineRule="auto"/>
-      </w:pPr>
-      <w:r>
-        <w:t xml:space="preserve">Throughout his life, he had passed out beside enough bars in his own or someone else’s vehicle to recognize the sound. And when he looked through the driver’s side window he saw the familiar smug look of a cop who had just nabbed an easy collar. </w:t>
-      </w:r>
-    </w:p>
-    <w:p>
-      <w:pPr>
-        <w:pStyle w:val="normal1111111"/>
-        <w:spacing w:line="240" w:lineRule="auto"/>
-      </w:pPr>
-      <w:r>
-        <w:t>Emery checked the passenger side. Just one and you might be able to run for it. He found another smirking face peering down at him from the passenger window.</w:t>
-      </w:r>
-    </w:p>
-    <w:p>
-      <w:pPr>
-        <w:pStyle w:val="normal1111111"/>
-        <w:spacing w:line="240" w:lineRule="auto"/>
-      </w:pPr>
-      <w:r>
-        <w:t>“Can you roll down your window,” said the driver’s side cop, Watkins according to the name plate.</w:t>
-      </w:r>
-    </w:p>
-    <w:p>
-      <w:pPr>
-        <w:pStyle w:val="normal1111111"/>
-        <w:spacing w:line="240" w:lineRule="auto"/>
+        <w:pStyle w:val="normal11111111"/>
+        <w:pageBreakBefore w:val="false"/>
+        <w:spacing w:lineRule="auto" w:line="240"/>
         <w:rPr>
           <w:color w:val="000000"/>
         </w:rPr>
@@ -55,71 +20,96 @@
     </w:p>
     <w:p>
       <w:pPr>
-        <w:pStyle w:val="normal1111111"/>
-        <w:spacing w:line="240" w:lineRule="auto"/>
-        <w:rPr>
-          <w:color w:val="000000"/>
-        </w:rPr>
-      </w:pPr>
-      <w:r>
-        <w:rPr>
-          <w:color w:val="000000"/>
-        </w:rPr>
-        <w:t>“What are you doing out here?” Watkins asked.</w:t>
-      </w:r>
-    </w:p>
-    <w:p>
-      <w:pPr>
-        <w:pStyle w:val="normal1111111"/>
-        <w:spacing w:line="240" w:lineRule="auto"/>
-        <w:rPr>
-          <w:color w:val="000000"/>
-        </w:rPr>
-      </w:pPr>
-      <w:r>
-        <w:rPr>
-          <w:color w:val="000000"/>
-        </w:rPr>
-        <w:t>“Uh, my friend is the, um, caretaker here…the sexton….”</w:t>
-      </w:r>
-    </w:p>
-    <w:p>
-      <w:pPr>
-        <w:pStyle w:val="normal1111111"/>
-        <w:spacing w:line="240" w:lineRule="auto"/>
-        <w:rPr>
-          <w:color w:val="000000"/>
-        </w:rPr>
-      </w:pPr>
-      <w:r>
-        <w:rPr>
-          <w:color w:val="000000"/>
-        </w:rPr>
-        <w:t>“The what?”</w:t>
-      </w:r>
-    </w:p>
-    <w:p>
-      <w:pPr>
-        <w:pStyle w:val="normal1111111"/>
-        <w:spacing w:line="240" w:lineRule="auto"/>
-        <w:rPr>
-          <w:color w:val="000000"/>
-        </w:rPr>
-      </w:pPr>
-      <w:r>
-        <w:rPr>
-          <w:color w:val="000000"/>
-        </w:rPr>
-        <w:t>“The sexton. It means the caretaker.”</w:t>
-      </w:r>
-    </w:p>
-    <w:p>
-      <w:pPr>
-        <w:pStyle w:val="normal1111111"/>
-        <w:spacing w:line="240" w:lineRule="auto"/>
-        <w:rPr>
-          <w:color w:val="000000"/>
-        </w:rPr>
+        <w:pStyle w:val="normal11111111"/>
+        <w:spacing w:lineRule="auto" w:line="240"/>
+        <w:rPr>
+          <w:color w:val="000000"/>
+        </w:rPr>
+      </w:pPr>
+      <w:r>
+        <w:rPr>
+          <w:color w:val="000000"/>
+        </w:rPr>
+        <w:t>“</w:t>
+      </w:r>
+      <w:r>
+        <w:rPr>
+          <w:color w:val="000000"/>
+        </w:rPr>
+        <w:t>What are you doing out here?” Watkins asked.</w:t>
+      </w:r>
+    </w:p>
+    <w:p>
+      <w:pPr>
+        <w:pStyle w:val="normal11111111"/>
+        <w:spacing w:lineRule="auto" w:line="240"/>
+        <w:rPr>
+          <w:color w:val="000000"/>
+        </w:rPr>
+      </w:pPr>
+      <w:r>
+        <w:rPr>
+          <w:color w:val="000000"/>
+        </w:rPr>
+        <w:t>“</w:t>
+      </w:r>
+      <w:r>
+        <w:rPr>
+          <w:color w:val="000000"/>
+        </w:rPr>
+        <w:t>Uh, my friend is the, um, caretaker here…the sexton….”</w:t>
+      </w:r>
+    </w:p>
+    <w:p>
+      <w:pPr>
+        <w:pStyle w:val="normal11111111"/>
+        <w:spacing w:lineRule="auto" w:line="240"/>
+        <w:rPr>
+          <w:color w:val="000000"/>
+        </w:rPr>
+      </w:pPr>
+      <w:r>
+        <w:rPr>
+          <w:color w:val="000000"/>
+        </w:rPr>
+        <w:t>“</w:t>
+      </w:r>
+      <w:r>
+        <w:rPr>
+          <w:color w:val="000000"/>
+        </w:rPr>
+        <w:t>The what?”</w:t>
+      </w:r>
+    </w:p>
+    <w:p>
+      <w:pPr>
+        <w:pStyle w:val="normal11111111"/>
+        <w:spacing w:lineRule="auto" w:line="240"/>
+        <w:rPr>
+          <w:color w:val="000000"/>
+        </w:rPr>
+      </w:pPr>
+      <w:r>
+        <w:rPr>
+          <w:color w:val="000000"/>
+        </w:rPr>
+        <w:t>“</w:t>
+      </w:r>
+      <w:r>
+        <w:rPr>
+          <w:color w:val="000000"/>
+        </w:rPr>
+        <w:t>The sexton. It means the caretaker.”</w:t>
+      </w:r>
+    </w:p>
+    <w:p>
+      <w:pPr>
+        <w:pStyle w:val="normal11111111"/>
+        <w:widowControl/>
+        <w:shd w:val="clear" w:fill="auto"/>
+        <w:spacing w:lineRule="auto" w:line="240" w:before="0" w:after="160"/>
+        <w:ind w:hanging="0" w:start="0" w:end="0"/>
+        <w:rPr/>
       </w:pPr>
       <w:r>
         <w:rPr>
@@ -127,177 +117,576 @@
         </w:rPr>
         <w:t>Watkins’ “okay” stretched like taffy.</w:t>
       </w:r>
-    </w:p>
-    <w:p>
-      <w:pPr>
-        <w:pStyle w:val="normal1111111"/>
-        <w:spacing w:line="240" w:lineRule="auto"/>
-        <w:rPr>
-          <w:color w:val="000000"/>
-        </w:rPr>
-      </w:pPr>
-      <w:r>
-        <w:rPr>
-          <w:color w:val="000000"/>
-        </w:rPr>
-        <w:t xml:space="preserve">“Well, he’s working and I gave him a ride….” At that moment, the domed yellow roof of the digger appeared over the </w:t>
-      </w:r>
-      <w:r>
-        <w:rPr>
-          <w:color w:val="000000"/>
-        </w:rPr>
-        <w:t xml:space="preserve">ornate </w:t>
-      </w:r>
-      <w:r>
-        <w:rPr>
-          <w:color w:val="000000"/>
-        </w:rPr>
-        <w:t xml:space="preserve">marble sepulcher that belonged to Carleton </w:t>
-      </w:r>
-      <w:r>
-        <w:rPr>
-          <w:color w:val="000000"/>
-        </w:rPr>
-        <w:t>Abbe</w:t>
-      </w:r>
-      <w:r>
-        <w:rPr>
-          <w:color w:val="000000"/>
-        </w:rPr>
-        <w:t>y</w:t>
-      </w:r>
-      <w:r>
-        <w:rPr>
-          <w:color w:val="000000"/>
-        </w:rPr>
-        <w:t xml:space="preserve"> the town’s first mayor. Absently Arthur steered the digger between tombstones toward the shed. “There he is,” Emery </w:t>
-      </w:r>
-      <w:r>
-        <w:rPr>
-          <w:color w:val="000000"/>
-        </w:rPr>
-        <w:t>yelped</w:t>
-      </w:r>
-      <w:r>
-        <w:rPr>
-          <w:color w:val="000000"/>
-        </w:rPr>
-        <w:t>. “See. There he is.”</w:t>
-      </w:r>
-    </w:p>
-    <w:p>
-      <w:pPr>
-        <w:pStyle w:val="normal1111111"/>
-        <w:spacing w:line="240" w:lineRule="auto"/>
-        <w:rPr>
-          <w:color w:val="000000"/>
-        </w:rPr>
-      </w:pPr>
-      <w:r>
-        <w:rPr>
-          <w:color w:val="000000"/>
-        </w:rPr>
-        <w:t xml:space="preserve">Watkins turned to look at the excavator crawling toward them. The other cop kept watching Emery. Arthur froze for a moment when he spotted the cop car and the officers flanking Emery’s Celica but he recovered quickly, set his jaw and continued rumbling onward. </w:t>
-      </w:r>
-    </w:p>
-    <w:p>
-      <w:pPr>
-        <w:pStyle w:val="normal1111111"/>
-        <w:spacing w:line="240" w:lineRule="auto"/>
-        <w:rPr>
-          <w:color w:val="000000"/>
-        </w:rPr>
-      </w:pPr>
-      <w:r>
-        <w:rPr>
-          <w:color w:val="000000"/>
-        </w:rPr>
-        <w:t>“Sorry about the noise,” Emery said.</w:t>
-      </w:r>
-    </w:p>
-    <w:p>
-      <w:pPr>
-        <w:pStyle w:val="normal1111111"/>
-        <w:spacing w:line="240" w:lineRule="auto"/>
-        <w:rPr>
-          <w:color w:val="000000"/>
-        </w:rPr>
-      </w:pPr>
-      <w:r>
-        <w:rPr>
-          <w:color w:val="000000"/>
-        </w:rPr>
-        <w:t xml:space="preserve">“What’s that?” Watkins </w:t>
-      </w:r>
-      <w:r>
-        <w:rPr>
-          <w:color w:val="000000"/>
-        </w:rPr>
-        <w:t>didn’t take his eyes off of Arthur.</w:t>
-      </w:r>
-    </w:p>
-    <w:p>
-      <w:pPr>
-        <w:pStyle w:val="normal1111111"/>
-        <w:spacing w:line="240" w:lineRule="auto"/>
-        <w:rPr>
-          <w:color w:val="000000"/>
-        </w:rPr>
-      </w:pPr>
-      <w:r>
-        <w:rPr>
-          <w:color w:val="000000"/>
-        </w:rPr>
-        <w:t>“The noise we’re making. The neighbors complained? We’re just about finished up.”</w:t>
-      </w:r>
-    </w:p>
-    <w:p>
-      <w:pPr>
-        <w:pStyle w:val="normal1111111"/>
-        <w:spacing w:line="240" w:lineRule="auto"/>
-      </w:pPr>
-      <w:r>
-        <w:rPr>
-          <w:color w:val="000000"/>
-        </w:rPr>
+      <w:r>
+        <w:rPr/>
         <w:t xml:space="preserve">  </w:t>
       </w:r>
     </w:p>
     <w:p>
       <w:pPr>
+        <w:pStyle w:val="normal11111111"/>
+        <w:spacing w:lineRule="auto" w:line="240"/>
+        <w:rPr>
+          <w:color w:val="000000"/>
+        </w:rPr>
+      </w:pPr>
+      <w:r>
+        <w:rPr>
+          <w:color w:val="000000"/>
+        </w:rPr>
+        <w:t>“</w:t>
+      </w:r>
+      <w:r>
+        <w:rPr>
+          <w:color w:val="000000"/>
+        </w:rPr>
+        <w:t>Well, he’s working and I gave him a ride….” At that moment, the domed yellow roof of the digger appeared over the ornate marble sepulcher that belonged to Carleton Abbey the town’s first mayor. Absently Arthur steered the digger between tombstones toward the shed. “There he is,” Emery yelped. “See. There he is.”</w:t>
+      </w:r>
+    </w:p>
+    <w:p>
+      <w:pPr>
+        <w:pStyle w:val="normal11111111"/>
+        <w:spacing w:lineRule="auto" w:line="240"/>
+        <w:rPr>
+          <w:color w:val="000000"/>
+        </w:rPr>
+      </w:pPr>
+      <w:r>
+        <w:rPr>
+          <w:color w:val="000000"/>
+        </w:rPr>
+        <w:t xml:space="preserve">Watkins turned to look at the excavator crawling toward them. The other cop kept watching Emery. Arthur froze for a moment when he spotted the cop car and the officers flanking Emery’s Celica but he recovered, set his jaw and continued rumbling onward. </w:t>
+      </w:r>
+    </w:p>
+    <w:p>
+      <w:pPr>
+        <w:pStyle w:val="normal11111111"/>
+        <w:spacing w:lineRule="auto" w:line="240"/>
+        <w:rPr>
+          <w:color w:val="000000"/>
+        </w:rPr>
+      </w:pPr>
+      <w:r>
+        <w:rPr>
+          <w:color w:val="000000"/>
+        </w:rPr>
+        <w:t>“</w:t>
+      </w:r>
+      <w:r>
+        <w:rPr>
+          <w:color w:val="000000"/>
+        </w:rPr>
+        <w:t>Sorry about the noise,” Emery said.</w:t>
+      </w:r>
+    </w:p>
+    <w:p>
+      <w:pPr>
+        <w:pStyle w:val="normal11111111"/>
+        <w:spacing w:lineRule="auto" w:line="240"/>
+        <w:rPr>
+          <w:color w:val="000000"/>
+        </w:rPr>
+      </w:pPr>
+      <w:r>
+        <w:rPr>
+          <w:color w:val="000000"/>
+        </w:rPr>
+        <w:t>“</w:t>
+      </w:r>
+      <w:r>
+        <w:rPr>
+          <w:color w:val="000000"/>
+        </w:rPr>
+        <w:t>What’s that?” Watkins didn’t take his eyes off of Arthur.</w:t>
+      </w:r>
+    </w:p>
+    <w:p>
+      <w:pPr>
+        <w:pStyle w:val="normal11111111"/>
+        <w:widowControl/>
+        <w:shd w:val="clear" w:fill="auto"/>
+        <w:spacing w:lineRule="auto" w:line="240" w:before="0" w:after="160"/>
+        <w:ind w:hanging="0" w:start="0" w:end="0"/>
+        <w:rPr/>
+      </w:pPr>
+      <w:r>
+        <w:rPr>
+          <w:color w:val="000000"/>
+        </w:rPr>
+        <w:t>“</w:t>
+      </w:r>
+      <w:r>
+        <w:rPr>
+          <w:color w:val="000000"/>
+        </w:rPr>
+        <w:t>The noise we’re making. One of the neighbors called you? We’re just about finished up here.”</w:t>
+      </w:r>
+    </w:p>
+    <w:p>
+      <w:pPr>
+        <w:pStyle w:val="normal11111111"/>
+        <w:widowControl/>
+        <w:shd w:val="clear" w:fill="auto"/>
+        <w:spacing w:lineRule="auto" w:line="240" w:before="0" w:after="160"/>
+        <w:ind w:hanging="0" w:start="0" w:end="0"/>
+        <w:rPr/>
+      </w:pPr>
+      <w:r>
+        <w:rPr>
+          <w:color w:val="000000"/>
+        </w:rPr>
+        <w:t>“</w:t>
+      </w:r>
+      <w:r>
+        <w:rPr>
+          <w:color w:val="000000"/>
+        </w:rPr>
+        <w:t xml:space="preserve">Nobody called,” Watkins said. He was still watching Arthur who was pulling the digger into the shed. “Emery Bryant.” </w:t>
+      </w:r>
+    </w:p>
+    <w:p>
+      <w:pPr>
+        <w:pStyle w:val="normal11111111"/>
+        <w:widowControl/>
+        <w:shd w:val="clear" w:fill="auto"/>
+        <w:spacing w:lineRule="auto" w:line="240" w:before="0" w:after="160"/>
+        <w:ind w:hanging="0" w:start="0" w:end="0"/>
+        <w:rPr>
+          <w:color w:val="000000"/>
+        </w:rPr>
+      </w:pPr>
+      <w:r>
+        <w:rPr>
+          <w:color w:val="000000"/>
+        </w:rPr>
+        <w:t>“</w:t>
+      </w:r>
+      <w:r>
+        <w:rPr>
+          <w:color w:val="000000"/>
+        </w:rPr>
+        <w:t>That</w:t>
+      </w:r>
+      <w:r>
+        <w:rPr/>
+        <w:t>’s right.” Emery figured he had run the plate already. “</w:t>
+      </w:r>
+      <w:r>
+        <w:rPr>
+          <w:color w:val="000000"/>
+        </w:rPr>
+        <w:t>You need my ID</w:t>
+      </w:r>
+      <w:r>
+        <w:rPr/>
+        <w:t>?</w:t>
+      </w:r>
+      <w:r>
+        <w:rPr>
+          <w:color w:val="000000"/>
+        </w:rPr>
+        <w:t>” Wit</w:t>
+      </w:r>
+      <w:r>
+        <w:rPr/>
+        <w:t>h a look, Watkins sent his partner scurrying after Arthur. The second cop crossed in front of the car and disappeared into the shed</w:t>
+      </w:r>
+      <w:r>
+        <w:rPr>
+          <w:color w:val="000000"/>
+        </w:rPr>
+        <w:t>.</w:t>
+      </w:r>
+    </w:p>
+    <w:p>
+      <w:pPr>
+        <w:pStyle w:val="normal11111111"/>
+        <w:widowControl/>
+        <w:shd w:val="clear" w:fill="auto"/>
+        <w:spacing w:lineRule="auto" w:line="240" w:before="0" w:after="160"/>
+        <w:ind w:hanging="0" w:start="0" w:end="0"/>
+        <w:rPr>
+          <w:color w:val="000000"/>
+        </w:rPr>
+      </w:pPr>
+      <w:r>
+        <w:rPr>
+          <w:color w:val="000000"/>
+        </w:rPr>
+        <w:t>“</w:t>
+      </w:r>
+      <w:r>
+        <w:rPr>
+          <w:color w:val="000000"/>
+        </w:rPr>
+        <w:t>Brother of Orrin Bryant who was t</w:t>
+      </w:r>
+      <w:r>
+        <w:rPr/>
+        <w:t xml:space="preserve">he father of </w:t>
+      </w:r>
+      <w:r>
+        <w:rPr>
+          <w:color w:val="000000"/>
+        </w:rPr>
+        <w:t>Cole, recently deceased.”</w:t>
+      </w:r>
+    </w:p>
+    <w:p>
+      <w:pPr>
+        <w:pStyle w:val="normal11111111"/>
+        <w:widowControl/>
+        <w:shd w:val="clear" w:fill="auto"/>
+        <w:spacing w:lineRule="auto" w:line="240" w:before="0" w:after="160"/>
+        <w:ind w:hanging="0" w:start="0" w:end="0"/>
+        <w:rPr/>
+      </w:pPr>
+      <w:r>
+        <w:rPr/>
+        <w:t>“</w:t>
+      </w:r>
+      <w:r>
+        <w:rPr/>
+        <w:t>Yeah, uh, is there a problem, officer?”</w:t>
+      </w:r>
+    </w:p>
+    <w:p>
+      <w:pPr>
+        <w:pStyle w:val="normal11111111"/>
+        <w:widowControl/>
+        <w:shd w:val="clear" w:fill="auto"/>
+        <w:spacing w:lineRule="auto" w:line="240" w:before="0" w:after="160"/>
+        <w:ind w:hanging="0" w:start="0" w:end="0"/>
+        <w:rPr/>
+      </w:pPr>
+      <w:r>
+        <w:rPr/>
+        <w:t>“</w:t>
+      </w:r>
+      <w:r>
+        <w:rPr/>
+        <w:t xml:space="preserve">You know Jane Betts?” </w:t>
+      </w:r>
+    </w:p>
+    <w:p>
+      <w:pPr>
+        <w:pStyle w:val="normal11111111"/>
+        <w:widowControl/>
+        <w:shd w:val="clear" w:fill="auto"/>
+        <w:spacing w:lineRule="auto" w:line="240" w:before="0" w:after="160"/>
+        <w:ind w:hanging="0" w:start="0" w:end="0"/>
+        <w:rPr/>
+      </w:pPr>
+      <w:r>
+        <w:rPr/>
+        <w:t>“</w:t>
+      </w:r>
+      <w:r>
+        <w:rPr/>
+        <w:t>Her? Yes, barely.” Usually you could act meek enough, bestow them the power they’re starving for, and get out of most situations with the cops. Emery couldn’t get a firm handle on this encounter or how to make it end quickly.</w:t>
+      </w:r>
+    </w:p>
+    <w:p>
+      <w:pPr>
+        <w:pStyle w:val="normal11111111"/>
+        <w:widowControl/>
+        <w:shd w:val="clear" w:fill="auto"/>
+        <w:spacing w:lineRule="auto" w:line="240" w:before="0" w:after="160"/>
+        <w:ind w:hanging="0" w:start="0" w:end="0"/>
+        <w:rPr/>
+      </w:pPr>
+      <w:r>
+        <w:rPr/>
+        <w:t>“</w:t>
+      </w:r>
+      <w:r>
+        <w:rPr/>
+        <w:t>You know she’s been harassing Mr. Sam Kellogg as it relates to your nephew?”</w:t>
+      </w:r>
+    </w:p>
+    <w:p>
+      <w:pPr>
+        <w:pStyle w:val="normal11111111"/>
+        <w:widowControl/>
+        <w:shd w:val="clear" w:fill="auto"/>
+        <w:spacing w:lineRule="auto" w:line="240" w:before="0" w:after="160"/>
+        <w:ind w:hanging="0" w:start="0" w:end="0"/>
+        <w:rPr/>
+      </w:pPr>
+      <w:r>
+        <w:rPr/>
+        <w:t>“</w:t>
+      </w:r>
+      <w:r>
+        <w:rPr/>
+        <w:t>I was made aware.” Emery realized he had raised his voice which was always a losing bet with cops. “Sir, I don’t know how this involves me.”</w:t>
+      </w:r>
+    </w:p>
+    <w:p>
+      <w:pPr>
+        <w:pStyle w:val="normal11111111"/>
+        <w:widowControl/>
+        <w:shd w:val="clear" w:fill="auto"/>
+        <w:spacing w:lineRule="auto" w:line="240" w:before="0" w:after="160"/>
+        <w:ind w:hanging="0" w:start="0" w:end="0"/>
+        <w:rPr/>
+      </w:pPr>
+      <w:r>
+        <w:rPr/>
+        <w:t>“</w:t>
+      </w:r>
+      <w:r>
+        <w:rPr/>
+        <w:t>She spent approximately four hours at your residence last night, correct? Soon after she departed. At 1:47 am you left the residence with your partner. Urgent matter?”</w:t>
+      </w:r>
+    </w:p>
+    <w:p>
+      <w:pPr>
+        <w:pStyle w:val="normal11111111"/>
+        <w:widowControl/>
+        <w:shd w:val="clear" w:fill="auto"/>
+        <w:spacing w:lineRule="auto" w:line="240" w:before="0" w:after="160"/>
+        <w:ind w:hanging="0" w:start="0" w:end="0"/>
+        <w:rPr/>
+      </w:pPr>
+      <w:r>
+        <w:rPr/>
+        <w:t>“</w:t>
+      </w:r>
+      <w:r>
+        <w:rPr/>
+        <w:t>You’re Clearfield County. You followed me from Tarrant?”</w:t>
+      </w:r>
+    </w:p>
+    <w:p>
+      <w:pPr>
+        <w:pStyle w:val="normal11111111"/>
+        <w:widowControl/>
+        <w:shd w:val="clear" w:fill="auto"/>
+        <w:spacing w:lineRule="auto" w:line="240" w:before="0" w:after="160"/>
+        <w:ind w:hanging="0" w:start="0" w:end="0"/>
+        <w:rPr/>
+      </w:pPr>
+      <w:r>
+        <w:rPr/>
+        <w:t>“</w:t>
+      </w:r>
+      <w:r>
+        <w:rPr/>
+        <w:t>Tarrent PD provided the initial report and handed you off at the border. Now what needed to be done at 2 o’clock in the morning?”</w:t>
+      </w:r>
+    </w:p>
+    <w:p>
+      <w:pPr>
+        <w:pStyle w:val="normal11111111"/>
+        <w:widowControl/>
+        <w:shd w:val="clear" w:fill="auto"/>
+        <w:spacing w:lineRule="auto" w:line="240" w:before="0" w:after="160"/>
+        <w:ind w:hanging="0" w:start="0" w:end="0"/>
+        <w:rPr/>
+      </w:pPr>
+      <w:r>
+        <w:rPr/>
+        <w:t>“</w:t>
+      </w:r>
+      <w:r>
+        <w:rPr/>
+        <w:t>I told you. My friend here is the sexton.” Raised voices were coming from the shed. Sounds of struggle as bodies collided with loose tools and knocked them to the cement floor. “He has a job to do-”</w:t>
+      </w:r>
+    </w:p>
+    <w:p>
+      <w:pPr>
+        <w:pStyle w:val="normal11111111"/>
+        <w:widowControl/>
+        <w:shd w:val="clear" w:fill="auto"/>
+        <w:spacing w:lineRule="auto" w:line="240" w:before="0" w:after="160"/>
+        <w:ind w:hanging="0" w:start="0" w:end="0"/>
+        <w:rPr>
+          <w:rFonts w:eastAsia="Aptos" w:cs="Aptos"/>
+          <w:b w:val="false"/>
+          <w:bCs w:val="false"/>
+          <w:i w:val="false"/>
+          <w:iCs w:val="false"/>
+          <w:caps w:val="false"/>
+          <w:smallCaps w:val="false"/>
+          <w:strike w:val="false"/>
+          <w:dstrike w:val="false"/>
+          <w:color w:val="000000"/>
+          <w:position w:val="0"/>
+          <w:sz w:val="24"/>
+          <w:szCs w:val="24"/>
+          <w:u w:val="none"/>
+          <w:shd w:fill="auto" w:val="clear"/>
+          <w:vertAlign w:val="baseline"/>
+        </w:rPr>
+      </w:pPr>
+      <w:r>
+        <w:rPr>
+          <w:rFonts w:eastAsia="Aptos" w:cs="Aptos"/>
+          <w:b w:val="false"/>
+          <w:bCs w:val="false"/>
+          <w:i w:val="false"/>
+          <w:iCs w:val="false"/>
+          <w:caps w:val="false"/>
+          <w:smallCaps w:val="false"/>
+          <w:strike w:val="false"/>
+          <w:dstrike w:val="false"/>
+          <w:color w:val="000000"/>
+          <w:position w:val="0"/>
+          <w:sz w:val="24"/>
+          <w:szCs w:val="24"/>
+          <w:u w:val="none"/>
+          <w:shd w:fill="auto" w:val="clear"/>
+          <w:vertAlign w:val="baseline"/>
+        </w:rPr>
+        <w:t>“</w:t>
+      </w:r>
+      <w:r>
+        <w:rPr>
+          <w:rFonts w:eastAsia="Aptos" w:cs="Aptos"/>
+          <w:b w:val="false"/>
+          <w:bCs w:val="false"/>
+          <w:i w:val="false"/>
+          <w:iCs w:val="false"/>
+          <w:caps w:val="false"/>
+          <w:smallCaps w:val="false"/>
+          <w:strike w:val="false"/>
+          <w:dstrike w:val="false"/>
+          <w:color w:val="000000"/>
+          <w:position w:val="0"/>
+          <w:sz w:val="24"/>
+          <w:szCs w:val="24"/>
+          <w:u w:val="none"/>
+          <w:shd w:fill="auto" w:val="clear"/>
+          <w:vertAlign w:val="baseline"/>
+        </w:rPr>
+        <w:t>What’s in your lap?” F.</w:t>
+      </w:r>
+    </w:p>
+    <w:p>
+      <w:pPr>
+        <w:pStyle w:val="normal11111111"/>
+        <w:widowControl/>
+        <w:shd w:val="clear" w:fill="auto"/>
+        <w:spacing w:lineRule="auto" w:line="240" w:before="0" w:after="160"/>
+        <w:ind w:hanging="0" w:start="0" w:end="0"/>
+        <w:rPr>
+          <w:rFonts w:eastAsia="Aptos" w:cs="Aptos"/>
+          <w:b w:val="false"/>
+          <w:bCs w:val="false"/>
+          <w:i w:val="false"/>
+          <w:iCs w:val="false"/>
+          <w:caps w:val="false"/>
+          <w:smallCaps w:val="false"/>
+          <w:strike w:val="false"/>
+          <w:dstrike w:val="false"/>
+          <w:color w:val="000000"/>
+          <w:sz w:val="24"/>
+          <w:szCs w:val="24"/>
+          <w:u w:val="none"/>
+          <w:shd w:fill="auto" w:val="clear"/>
+        </w:rPr>
+      </w:pPr>
+      <w:r>
+        <w:rPr>
+          <w:rFonts w:eastAsia="Aptos" w:cs="Aptos"/>
+          <w:b w:val="false"/>
+          <w:bCs w:val="false"/>
+          <w:i w:val="false"/>
+          <w:iCs w:val="false"/>
+          <w:caps w:val="false"/>
+          <w:smallCaps w:val="false"/>
+          <w:strike w:val="false"/>
+          <w:dstrike w:val="false"/>
+          <w:color w:val="000000"/>
+          <w:sz w:val="24"/>
+          <w:szCs w:val="24"/>
+          <w:u w:val="none"/>
+          <w:shd w:fill="auto" w:val="clear"/>
+        </w:rPr>
+        <w:t xml:space="preserve">Landscaping tools leaned upright against the cinder block wall. Shovels with shovels, rakes with rakes and so on.  </w:t>
+      </w:r>
+    </w:p>
+    <w:p>
+      <w:pPr>
         <w:pStyle w:val="normal1"/>
-      </w:pPr>
-      <w:r>
+        <w:rPr/>
+      </w:pPr>
+      <w:r>
+        <w:rPr/>
         <w:t xml:space="preserve">      </w:t>
       </w:r>
     </w:p>
-    <w:p/>
-    <w:p/>
-    <w:p/>
-    <w:p>
-      <w:r>
-        <w:lastRenderedPageBreak/>
+    <w:p>
+      <w:pPr>
+        <w:pStyle w:val="Normal"/>
+        <w:rPr/>
+      </w:pPr>
+      <w:r>
+        <w:rPr/>
+      </w:r>
+    </w:p>
+    <w:p>
+      <w:pPr>
+        <w:pStyle w:val="Normal"/>
+        <w:rPr/>
+      </w:pPr>
+      <w:r>
+        <w:rPr/>
+      </w:r>
+    </w:p>
+    <w:p>
+      <w:pPr>
+        <w:pStyle w:val="Normal"/>
+        <w:rPr/>
+      </w:pPr>
+      <w:r>
+        <w:rPr/>
+      </w:r>
+    </w:p>
+    <w:p>
+      <w:pPr>
+        <w:pStyle w:val="Normal"/>
+        <w:rPr/>
+      </w:pPr>
+      <w:r>
+        <w:rPr/>
         <w:t xml:space="preserve">First, there is the feeling of rising. Of being drawn upward, summoned toward the light. </w:t>
       </w:r>
     </w:p>
-    <w:p/>
+    <w:p>
+      <w:pPr>
+        <w:pStyle w:val="Normal"/>
+        <w:widowControl/>
+        <w:suppressAutoHyphens w:val="true"/>
+        <w:bidi w:val="0"/>
+        <w:spacing w:lineRule="auto" w:line="278" w:before="0" w:after="160"/>
+        <w:jc w:val="start"/>
+        <w:rPr/>
+      </w:pPr>
+      <w:r>
+        <w:rPr/>
+      </w:r>
+    </w:p>
     <w:sectPr>
+      <w:type w:val="nextPage"/>
       <w:pgSz w:w="12240" w:h="15840"/>
-      <w:pgMar w:top="1440" w:right="1440" w:bottom="1440" w:left="1440" w:header="0" w:footer="0" w:gutter="0"/>
-      <w:cols w:space="720"/>
-      <w:formProt w:val="0"/>
-      <w:docGrid w:linePitch="360"/>
+      <w:pgMar w:left="1440" w:right="1440" w:gutter="0" w:header="0" w:top="1440" w:footer="0" w:bottom="1440"/>
+      <w:pgNumType w:fmt="decimal"/>
+      <w:formProt w:val="false"/>
+      <w:textDirection w:val="lrTb"/>
+      <w:docGrid w:type="default" w:linePitch="360" w:charSpace="0"/>
     </w:sectPr>
   </w:body>
 </w:document>
 </file>
 
 <file path=word/styles.xml><?xml version="1.0" encoding="utf-8"?>
-<w:styles xmlns:mc="http://schemas.openxmlformats.org/markup-compatibility/2006" xmlns:r="http://schemas.openxmlformats.org/officeDocument/2006/relationships" xmlns:w="http://schemas.openxmlformats.org/wordprocessingml/2006/main" xmlns:w14="http://schemas.microsoft.com/office/word/2010/wordml" xmlns:w15="http://schemas.microsoft.com/office/word/2012/wordml" xmlns:w16cex="http://schemas.microsoft.com/office/word/2018/wordml/cex" xmlns:w16cid="http://schemas.microsoft.com/office/word/2016/wordml/cid" xmlns:w16="http://schemas.microsoft.com/office/word/2018/wordml" xmlns:w16du="http://schemas.microsoft.com/office/word/2023/wordml/word16du" xmlns:w16sdtdh="http://schemas.microsoft.com/office/word/2020/wordml/sdtdatahash" xmlns:w16sdtfl="http://schemas.microsoft.com/office/word/2024/wordml/sdtformatlock" xmlns:w16se="http://schemas.microsoft.com/office/word/2015/wordml/symex" mc:Ignorable="w14 w15 w16se w16cid w16 w16cex w16sdtdh w16sdtfl w16du">
+<w:styles xmlns:w="http://schemas.openxmlformats.org/wordprocessingml/2006/main" xmlns:w14="http://schemas.microsoft.com/office/word/2010/wordml" xmlns:mc="http://schemas.openxmlformats.org/markup-compatibility/2006" mc:Ignorable="w14">
   <w:docDefaults>
     <w:rPrDefault>
       <w:rPr>
-        <w:rFonts w:asciiTheme="minorHAnsi" w:eastAsiaTheme="minorHAnsi" w:hAnsiTheme="minorHAnsi" w:cstheme="minorBidi"/>
+        <w:rFonts w:ascii="Aptos" w:hAnsi="Aptos" w:eastAsia="Aptos" w:cs="" w:asciiTheme="minorHAnsi" w:cstheme="minorBidi" w:eastAsiaTheme="minorHAnsi" w:hAnsiTheme="minorHAnsi"/>
         <w:kern w:val="2"/>
         <w:sz w:val="24"/>
         <w:szCs w:val="24"/>
@@ -307,21 +696,21 @@
     </w:rPrDefault>
     <w:pPrDefault>
       <w:pPr>
-        <w:suppressAutoHyphens/>
+        <w:suppressAutoHyphens w:val="true"/>
       </w:pPr>
     </w:pPrDefault>
   </w:docDefaults>
   <w:latentStyles w:defLockedState="0" w:defUIPriority="99" w:defSemiHidden="0" w:defUnhideWhenUsed="0" w:defQFormat="0" w:count="376">
     <w:lsdException w:name="Normal" w:uiPriority="0" w:qFormat="1"/>
     <w:lsdException w:name="heading 1" w:uiPriority="9" w:qFormat="1"/>
-    <w:lsdException w:name="heading 2" w:semiHidden="1" w:uiPriority="9" w:unhideWhenUsed="1" w:qFormat="1"/>
-    <w:lsdException w:name="heading 3" w:semiHidden="1" w:uiPriority="9" w:unhideWhenUsed="1" w:qFormat="1"/>
-    <w:lsdException w:name="heading 4" w:semiHidden="1" w:uiPriority="9" w:unhideWhenUsed="1" w:qFormat="1"/>
-    <w:lsdException w:name="heading 5" w:semiHidden="1" w:uiPriority="9" w:unhideWhenUsed="1" w:qFormat="1"/>
-    <w:lsdException w:name="heading 6" w:semiHidden="1" w:uiPriority="9" w:unhideWhenUsed="1" w:qFormat="1"/>
-    <w:lsdException w:name="heading 7" w:semiHidden="1" w:uiPriority="9" w:unhideWhenUsed="1" w:qFormat="1"/>
-    <w:lsdException w:name="heading 8" w:semiHidden="1" w:uiPriority="9" w:unhideWhenUsed="1" w:qFormat="1"/>
-    <w:lsdException w:name="heading 9" w:semiHidden="1" w:uiPriority="9" w:unhideWhenUsed="1" w:qFormat="1"/>
+    <w:lsdException w:name="heading 2" w:uiPriority="9" w:semiHidden="1" w:unhideWhenUsed="1" w:qFormat="1"/>
+    <w:lsdException w:name="heading 3" w:uiPriority="9" w:semiHidden="1" w:unhideWhenUsed="1" w:qFormat="1"/>
+    <w:lsdException w:name="heading 4" w:uiPriority="9" w:semiHidden="1" w:unhideWhenUsed="1" w:qFormat="1"/>
+    <w:lsdException w:name="heading 5" w:uiPriority="9" w:semiHidden="1" w:unhideWhenUsed="1" w:qFormat="1"/>
+    <w:lsdException w:name="heading 6" w:uiPriority="9" w:semiHidden="1" w:unhideWhenUsed="1" w:qFormat="1"/>
+    <w:lsdException w:name="heading 7" w:uiPriority="9" w:semiHidden="1" w:unhideWhenUsed="1" w:qFormat="1"/>
+    <w:lsdException w:name="heading 8" w:uiPriority="9" w:semiHidden="1" w:unhideWhenUsed="1" w:qFormat="1"/>
+    <w:lsdException w:name="heading 9" w:uiPriority="9" w:semiHidden="1" w:unhideWhenUsed="1" w:qFormat="1"/>
     <w:lsdException w:name="index 1" w:semiHidden="1" w:unhideWhenUsed="1"/>
     <w:lsdException w:name="index 2" w:semiHidden="1" w:unhideWhenUsed="1"/>
     <w:lsdException w:name="index 3" w:semiHidden="1" w:unhideWhenUsed="1"/>
@@ -331,22 +720,22 @@
     <w:lsdException w:name="index 7" w:semiHidden="1" w:unhideWhenUsed="1"/>
     <w:lsdException w:name="index 8" w:semiHidden="1" w:unhideWhenUsed="1"/>
     <w:lsdException w:name="index 9" w:semiHidden="1" w:unhideWhenUsed="1"/>
-    <w:lsdException w:name="toc 1" w:semiHidden="1" w:uiPriority="39" w:unhideWhenUsed="1"/>
-    <w:lsdException w:name="toc 2" w:semiHidden="1" w:uiPriority="39" w:unhideWhenUsed="1"/>
-    <w:lsdException w:name="toc 3" w:semiHidden="1" w:uiPriority="39" w:unhideWhenUsed="1"/>
-    <w:lsdException w:name="toc 4" w:semiHidden="1" w:uiPriority="39" w:unhideWhenUsed="1"/>
-    <w:lsdException w:name="toc 5" w:semiHidden="1" w:uiPriority="39" w:unhideWhenUsed="1"/>
-    <w:lsdException w:name="toc 6" w:semiHidden="1" w:uiPriority="39" w:unhideWhenUsed="1"/>
-    <w:lsdException w:name="toc 7" w:semiHidden="1" w:uiPriority="39" w:unhideWhenUsed="1"/>
-    <w:lsdException w:name="toc 8" w:semiHidden="1" w:uiPriority="39" w:unhideWhenUsed="1"/>
-    <w:lsdException w:name="toc 9" w:semiHidden="1" w:uiPriority="39" w:unhideWhenUsed="1"/>
+    <w:lsdException w:name="toc 1" w:uiPriority="39" w:semiHidden="1" w:unhideWhenUsed="1"/>
+    <w:lsdException w:name="toc 2" w:uiPriority="39" w:semiHidden="1" w:unhideWhenUsed="1"/>
+    <w:lsdException w:name="toc 3" w:uiPriority="39" w:semiHidden="1" w:unhideWhenUsed="1"/>
+    <w:lsdException w:name="toc 4" w:uiPriority="39" w:semiHidden="1" w:unhideWhenUsed="1"/>
+    <w:lsdException w:name="toc 5" w:uiPriority="39" w:semiHidden="1" w:unhideWhenUsed="1"/>
+    <w:lsdException w:name="toc 6" w:uiPriority="39" w:semiHidden="1" w:unhideWhenUsed="1"/>
+    <w:lsdException w:name="toc 7" w:uiPriority="39" w:semiHidden="1" w:unhideWhenUsed="1"/>
+    <w:lsdException w:name="toc 8" w:uiPriority="39" w:semiHidden="1" w:unhideWhenUsed="1"/>
+    <w:lsdException w:name="toc 9" w:uiPriority="39" w:semiHidden="1" w:unhideWhenUsed="1"/>
     <w:lsdException w:name="Normal Indent" w:semiHidden="1" w:unhideWhenUsed="1"/>
     <w:lsdException w:name="footnote text" w:semiHidden="1" w:unhideWhenUsed="1"/>
     <w:lsdException w:name="annotation text" w:semiHidden="1" w:unhideWhenUsed="1"/>
     <w:lsdException w:name="header" w:semiHidden="1" w:unhideWhenUsed="1"/>
     <w:lsdException w:name="footer" w:semiHidden="1" w:unhideWhenUsed="1"/>
     <w:lsdException w:name="index heading" w:semiHidden="1" w:unhideWhenUsed="1"/>
-    <w:lsdException w:name="caption" w:semiHidden="1" w:uiPriority="35" w:unhideWhenUsed="1" w:qFormat="1"/>
+    <w:lsdException w:name="caption" w:uiPriority="35" w:semiHidden="1" w:unhideWhenUsed="1" w:qFormat="1"/>
     <w:lsdException w:name="table of figures" w:semiHidden="1" w:unhideWhenUsed="1"/>
     <w:lsdException w:name="envelope address" w:semiHidden="1" w:unhideWhenUsed="1"/>
     <w:lsdException w:name="envelope return" w:semiHidden="1" w:unhideWhenUsed="1"/>
@@ -377,7 +766,7 @@
     <w:lsdException w:name="Title" w:uiPriority="10" w:qFormat="1"/>
     <w:lsdException w:name="Closing" w:semiHidden="1" w:unhideWhenUsed="1"/>
     <w:lsdException w:name="Signature" w:semiHidden="1" w:unhideWhenUsed="1"/>
-    <w:lsdException w:name="Default Paragraph Font" w:semiHidden="1" w:uiPriority="1" w:unhideWhenUsed="1"/>
+    <w:lsdException w:name="Default Paragraph Font" w:uiPriority="1" w:semiHidden="1" w:unhideWhenUsed="1"/>
     <w:lsdException w:name="Body Text" w:semiHidden="1" w:unhideWhenUsed="1"/>
     <w:lsdException w:name="Body Text Indent" w:semiHidden="1" w:unhideWhenUsed="1"/>
     <w:lsdException w:name="List Continue" w:semiHidden="1" w:unhideWhenUsed="1"/>
@@ -577,8 +966,8 @@
     <w:lsdException w:name="Subtle Reference" w:uiPriority="31" w:qFormat="1"/>
     <w:lsdException w:name="Intense Reference" w:uiPriority="32" w:qFormat="1"/>
     <w:lsdException w:name="Book Title" w:uiPriority="33" w:qFormat="1"/>
-    <w:lsdException w:name="Bibliography" w:semiHidden="1" w:uiPriority="37" w:unhideWhenUsed="1"/>
-    <w:lsdException w:name="TOC Heading" w:semiHidden="1" w:uiPriority="39" w:unhideWhenUsed="1" w:qFormat="1"/>
+    <w:lsdException w:name="Bibliography" w:uiPriority="37" w:semiHidden="1" w:unhideWhenUsed="1"/>
+    <w:lsdException w:name="TOC Heading" w:uiPriority="39" w:semiHidden="1" w:unhideWhenUsed="1" w:qFormat="1"/>
     <w:lsdException w:name="Plain Table 1" w:uiPriority="41"/>
     <w:lsdException w:name="Plain Table 2" w:uiPriority="42"/>
     <w:lsdException w:name="Plain Table 3" w:uiPriority="43"/>
@@ -689,17 +1078,24 @@
     <w:lsdException w:name="Unresolved Mention" w:semiHidden="1" w:unhideWhenUsed="1"/>
     <w:lsdException w:name="Smart Link" w:semiHidden="1" w:unhideWhenUsed="1"/>
   </w:latentStyles>
-  <w:style w:type="paragraph" w:default="1" w:styleId="Normal">
+  <w:style w:type="paragraph" w:styleId="Normal" w:default="1">
     <w:name w:val="Normal"/>
     <w:qFormat/>
-    <w:rsid w:val="00BA56B8"/>
-    <w:pPr>
-      <w:spacing w:after="160" w:line="278" w:lineRule="auto"/>
-    </w:pPr>
-    <w:rPr>
-      <w:rFonts w:ascii="Aptos" w:eastAsiaTheme="minorEastAsia" w:hAnsi="Aptos"/>
+    <w:rsid w:val="00ba56b8"/>
+    <w:pPr>
+      <w:widowControl/>
+      <w:suppressAutoHyphens w:val="true"/>
+      <w:bidi w:val="0"/>
+      <w:spacing w:lineRule="auto" w:line="278" w:before="0" w:after="160"/>
+      <w:jc w:val="start"/>
+    </w:pPr>
+    <w:rPr>
+      <w:rFonts w:ascii="Aptos" w:hAnsi="Aptos" w:eastAsia="" w:cs="" w:eastAsiaTheme="minorEastAsia"/>
+      <w:color w:val="auto"/>
       <w:kern w:val="0"/>
-      <w:lang w:eastAsia="ja-JP"/>
+      <w:sz w:val="24"/>
+      <w:szCs w:val="24"/>
+      <w:lang w:val="en-US" w:eastAsia="ja-JP" w:bidi="ar-SA"/>
       <w14:ligatures w14:val="none"/>
     </w:rPr>
   </w:style>
@@ -710,16 +1106,16 @@
     <w:link w:val="Heading1Char"/>
     <w:uiPriority w:val="9"/>
     <w:qFormat/>
-    <w:rsid w:val="00BA56B8"/>
-    <w:pPr>
-      <w:keepNext/>
+    <w:rsid w:val="00ba56b8"/>
+    <w:pPr>
+      <w:keepNext w:val="true"/>
       <w:keepLines/>
       <w:spacing w:before="360" w:after="80"/>
       <w:outlineLvl w:val="0"/>
     </w:pPr>
     <w:rPr>
-      <w:rFonts w:asciiTheme="majorHAnsi" w:eastAsiaTheme="majorEastAsia" w:hAnsiTheme="majorHAnsi" w:cstheme="majorBidi"/>
-      <w:color w:val="0F4761" w:themeColor="accent1" w:themeShade="BF"/>
+      <w:rFonts w:ascii="Aptos Display" w:hAnsi="Aptos Display" w:eastAsia="" w:cs="" w:asciiTheme="majorHAnsi" w:cstheme="majorBidi" w:eastAsiaTheme="majorEastAsia" w:hAnsiTheme="majorHAnsi"/>
+      <w:color w:themeColor="accent1" w:themeShade="bf" w:val="0F4761"/>
       <w:kern w:val="2"/>
       <w:sz w:val="40"/>
       <w:szCs w:val="40"/>
@@ -736,16 +1132,16 @@
     <w:semiHidden/>
     <w:unhideWhenUsed/>
     <w:qFormat/>
-    <w:rsid w:val="00BA56B8"/>
-    <w:pPr>
-      <w:keepNext/>
+    <w:rsid w:val="00ba56b8"/>
+    <w:pPr>
+      <w:keepNext w:val="true"/>
       <w:keepLines/>
       <w:spacing w:before="160" w:after="80"/>
       <w:outlineLvl w:val="1"/>
     </w:pPr>
     <w:rPr>
-      <w:rFonts w:asciiTheme="majorHAnsi" w:eastAsiaTheme="majorEastAsia" w:hAnsiTheme="majorHAnsi" w:cstheme="majorBidi"/>
-      <w:color w:val="0F4761" w:themeColor="accent1" w:themeShade="BF"/>
+      <w:rFonts w:ascii="Aptos Display" w:hAnsi="Aptos Display" w:eastAsia="" w:cs="" w:asciiTheme="majorHAnsi" w:cstheme="majorBidi" w:eastAsiaTheme="majorEastAsia" w:hAnsiTheme="majorHAnsi"/>
+      <w:color w:themeColor="accent1" w:themeShade="bf" w:val="0F4761"/>
       <w:kern w:val="2"/>
       <w:sz w:val="32"/>
       <w:szCs w:val="32"/>
@@ -762,16 +1158,16 @@
     <w:semiHidden/>
     <w:unhideWhenUsed/>
     <w:qFormat/>
-    <w:rsid w:val="00BA56B8"/>
-    <w:pPr>
-      <w:keepNext/>
+    <w:rsid w:val="00ba56b8"/>
+    <w:pPr>
+      <w:keepNext w:val="true"/>
       <w:keepLines/>
       <w:spacing w:before="160" w:after="80"/>
       <w:outlineLvl w:val="2"/>
     </w:pPr>
     <w:rPr>
-      <w:rFonts w:eastAsiaTheme="majorEastAsia" w:cstheme="majorBidi"/>
-      <w:color w:val="0F4761" w:themeColor="accent1" w:themeShade="BF"/>
+      <w:rFonts w:eastAsia="" w:cs="" w:cstheme="majorBidi" w:eastAsiaTheme="majorEastAsia"/>
+      <w:color w:themeColor="accent1" w:themeShade="bf" w:val="0F4761"/>
       <w:kern w:val="2"/>
       <w:sz w:val="28"/>
       <w:szCs w:val="28"/>
@@ -788,18 +1184,18 @@
     <w:semiHidden/>
     <w:unhideWhenUsed/>
     <w:qFormat/>
-    <w:rsid w:val="00BA56B8"/>
-    <w:pPr>
-      <w:keepNext/>
+    <w:rsid w:val="00ba56b8"/>
+    <w:pPr>
+      <w:keepNext w:val="true"/>
       <w:keepLines/>
       <w:spacing w:before="80" w:after="40"/>
       <w:outlineLvl w:val="3"/>
     </w:pPr>
     <w:rPr>
-      <w:rFonts w:eastAsiaTheme="majorEastAsia" w:cstheme="majorBidi"/>
+      <w:rFonts w:eastAsia="" w:cs="" w:cstheme="majorBidi" w:eastAsiaTheme="majorEastAsia"/>
       <w:i/>
       <w:iCs/>
-      <w:color w:val="0F4761" w:themeColor="accent1" w:themeShade="BF"/>
+      <w:color w:themeColor="accent1" w:themeShade="bf" w:val="0F4761"/>
       <w:kern w:val="2"/>
       <w:lang w:eastAsia="en-US"/>
       <w14:ligatures w14:val="standardContextual"/>
@@ -814,16 +1210,16 @@
     <w:semiHidden/>
     <w:unhideWhenUsed/>
     <w:qFormat/>
-    <w:rsid w:val="00BA56B8"/>
-    <w:pPr>
-      <w:keepNext/>
+    <w:rsid w:val="00ba56b8"/>
+    <w:pPr>
+      <w:keepNext w:val="true"/>
       <w:keepLines/>
       <w:spacing w:before="80" w:after="40"/>
       <w:outlineLvl w:val="4"/>
     </w:pPr>
     <w:rPr>
-      <w:rFonts w:eastAsiaTheme="majorEastAsia" w:cstheme="majorBidi"/>
-      <w:color w:val="0F4761" w:themeColor="accent1" w:themeShade="BF"/>
+      <w:rFonts w:eastAsia="" w:cs="" w:cstheme="majorBidi" w:eastAsiaTheme="majorEastAsia"/>
+      <w:color w:themeColor="accent1" w:themeShade="bf" w:val="0F4761"/>
       <w:kern w:val="2"/>
       <w:lang w:eastAsia="en-US"/>
       <w14:ligatures w14:val="standardContextual"/>
@@ -838,18 +1234,18 @@
     <w:semiHidden/>
     <w:unhideWhenUsed/>
     <w:qFormat/>
-    <w:rsid w:val="00BA56B8"/>
-    <w:pPr>
-      <w:keepNext/>
+    <w:rsid w:val="00ba56b8"/>
+    <w:pPr>
+      <w:keepNext w:val="true"/>
       <w:keepLines/>
       <w:spacing w:before="40" w:after="0"/>
       <w:outlineLvl w:val="5"/>
     </w:pPr>
     <w:rPr>
-      <w:rFonts w:eastAsiaTheme="majorEastAsia" w:cstheme="majorBidi"/>
+      <w:rFonts w:eastAsia="" w:cs="" w:cstheme="majorBidi" w:eastAsiaTheme="majorEastAsia"/>
       <w:i/>
       <w:iCs/>
-      <w:color w:val="595959" w:themeColor="text1" w:themeTint="A6"/>
+      <w:color w:themeColor="text1" w:themeTint="a6" w:val="595959"/>
       <w:kern w:val="2"/>
       <w:lang w:eastAsia="en-US"/>
       <w14:ligatures w14:val="standardContextual"/>
@@ -864,16 +1260,16 @@
     <w:semiHidden/>
     <w:unhideWhenUsed/>
     <w:qFormat/>
-    <w:rsid w:val="00BA56B8"/>
-    <w:pPr>
-      <w:keepNext/>
+    <w:rsid w:val="00ba56b8"/>
+    <w:pPr>
+      <w:keepNext w:val="true"/>
       <w:keepLines/>
       <w:spacing w:before="40" w:after="0"/>
       <w:outlineLvl w:val="6"/>
     </w:pPr>
     <w:rPr>
-      <w:rFonts w:eastAsiaTheme="majorEastAsia" w:cstheme="majorBidi"/>
-      <w:color w:val="595959" w:themeColor="text1" w:themeTint="A6"/>
+      <w:rFonts w:eastAsia="" w:cs="" w:cstheme="majorBidi" w:eastAsiaTheme="majorEastAsia"/>
+      <w:color w:themeColor="text1" w:themeTint="a6" w:val="595959"/>
       <w:kern w:val="2"/>
       <w:lang w:eastAsia="en-US"/>
       <w14:ligatures w14:val="standardContextual"/>
@@ -888,18 +1284,18 @@
     <w:semiHidden/>
     <w:unhideWhenUsed/>
     <w:qFormat/>
-    <w:rsid w:val="00BA56B8"/>
-    <w:pPr>
-      <w:keepNext/>
+    <w:rsid w:val="00ba56b8"/>
+    <w:pPr>
+      <w:keepNext w:val="true"/>
       <w:keepLines/>
-      <w:spacing w:after="0"/>
+      <w:spacing w:before="0" w:after="0"/>
       <w:outlineLvl w:val="7"/>
     </w:pPr>
     <w:rPr>
-      <w:rFonts w:eastAsiaTheme="majorEastAsia" w:cstheme="majorBidi"/>
+      <w:rFonts w:eastAsia="" w:cs="" w:cstheme="majorBidi" w:eastAsiaTheme="majorEastAsia"/>
       <w:i/>
       <w:iCs/>
-      <w:color w:val="272727" w:themeColor="text1" w:themeTint="D8"/>
+      <w:color w:themeColor="text1" w:themeTint="d8" w:val="272727"/>
       <w:kern w:val="2"/>
       <w:lang w:eastAsia="en-US"/>
       <w14:ligatures w14:val="standardContextual"/>
@@ -914,24 +1310,500 @@
     <w:semiHidden/>
     <w:unhideWhenUsed/>
     <w:qFormat/>
-    <w:rsid w:val="00BA56B8"/>
-    <w:pPr>
-      <w:keepNext/>
+    <w:rsid w:val="00ba56b8"/>
+    <w:pPr>
+      <w:keepNext w:val="true"/>
       <w:keepLines/>
-      <w:spacing w:after="0"/>
+      <w:spacing w:before="0" w:after="0"/>
       <w:outlineLvl w:val="8"/>
     </w:pPr>
     <w:rPr>
-      <w:rFonts w:eastAsiaTheme="majorEastAsia" w:cstheme="majorBidi"/>
-      <w:color w:val="272727" w:themeColor="text1" w:themeTint="D8"/>
+      <w:rFonts w:eastAsia="" w:cs="" w:cstheme="majorBidi" w:eastAsiaTheme="majorEastAsia"/>
+      <w:color w:themeColor="text1" w:themeTint="d8" w:val="272727"/>
       <w:kern w:val="2"/>
       <w:lang w:eastAsia="en-US"/>
       <w14:ligatures w14:val="standardContextual"/>
     </w:rPr>
   </w:style>
-  <w:style w:type="character" w:default="1" w:styleId="DefaultParagraphFont">
+  <w:style w:type="character" w:styleId="DefaultParagraphFont" w:default="1">
     <w:name w:val="Default Paragraph Font"/>
     <w:uiPriority w:val="1"/>
+    <w:semiHidden/>
+    <w:unhideWhenUsed/>
+    <w:rPr/>
+  </w:style>
+  <w:style w:type="character" w:styleId="Heading1Char" w:customStyle="1">
+    <w:name w:val="Heading 1 Char"/>
+    <w:basedOn w:val="DefaultParagraphFont"/>
+    <w:link w:val="Heading1"/>
+    <w:uiPriority w:val="9"/>
+    <w:rsid w:val="00ba56b8"/>
+    <w:rPr>
+      <w:rFonts w:ascii="Aptos Display" w:hAnsi="Aptos Display" w:eastAsia="" w:cs="" w:asciiTheme="majorHAnsi" w:cstheme="majorBidi" w:eastAsiaTheme="majorEastAsia" w:hAnsiTheme="majorHAnsi"/>
+      <w:color w:themeColor="accent1" w:themeShade="bf" w:val="0F4761"/>
+      <w:sz w:val="40"/>
+      <w:szCs w:val="40"/>
+    </w:rPr>
+  </w:style>
+  <w:style w:type="character" w:styleId="Heading2Char" w:customStyle="1">
+    <w:name w:val="Heading 2 Char"/>
+    <w:basedOn w:val="DefaultParagraphFont"/>
+    <w:link w:val="Heading2"/>
+    <w:uiPriority w:val="9"/>
+    <w:semiHidden/>
+    <w:rsid w:val="00ba56b8"/>
+    <w:rPr>
+      <w:rFonts w:ascii="Aptos Display" w:hAnsi="Aptos Display" w:eastAsia="" w:cs="" w:asciiTheme="majorHAnsi" w:cstheme="majorBidi" w:eastAsiaTheme="majorEastAsia" w:hAnsiTheme="majorHAnsi"/>
+      <w:color w:themeColor="accent1" w:themeShade="bf" w:val="0F4761"/>
+      <w:sz w:val="32"/>
+      <w:szCs w:val="32"/>
+    </w:rPr>
+  </w:style>
+  <w:style w:type="character" w:styleId="Heading3Char" w:customStyle="1">
+    <w:name w:val="Heading 3 Char"/>
+    <w:basedOn w:val="DefaultParagraphFont"/>
+    <w:link w:val="Heading3"/>
+    <w:uiPriority w:val="9"/>
+    <w:semiHidden/>
+    <w:rsid w:val="00ba56b8"/>
+    <w:rPr>
+      <w:rFonts w:eastAsia="" w:cs="" w:cstheme="majorBidi" w:eastAsiaTheme="majorEastAsia"/>
+      <w:color w:themeColor="accent1" w:themeShade="bf" w:val="0F4761"/>
+      <w:sz w:val="28"/>
+      <w:szCs w:val="28"/>
+    </w:rPr>
+  </w:style>
+  <w:style w:type="character" w:styleId="Heading4Char" w:customStyle="1">
+    <w:name w:val="Heading 4 Char"/>
+    <w:basedOn w:val="DefaultParagraphFont"/>
+    <w:link w:val="Heading4"/>
+    <w:uiPriority w:val="9"/>
+    <w:semiHidden/>
+    <w:rsid w:val="00ba56b8"/>
+    <w:rPr>
+      <w:rFonts w:eastAsia="" w:cs="" w:cstheme="majorBidi" w:eastAsiaTheme="majorEastAsia"/>
+      <w:i/>
+      <w:iCs/>
+      <w:color w:themeColor="accent1" w:themeShade="bf" w:val="0F4761"/>
+    </w:rPr>
+  </w:style>
+  <w:style w:type="character" w:styleId="Heading5Char" w:customStyle="1">
+    <w:name w:val="Heading 5 Char"/>
+    <w:basedOn w:val="DefaultParagraphFont"/>
+    <w:link w:val="Heading5"/>
+    <w:uiPriority w:val="9"/>
+    <w:semiHidden/>
+    <w:rsid w:val="00ba56b8"/>
+    <w:rPr>
+      <w:rFonts w:eastAsia="" w:cs="" w:cstheme="majorBidi" w:eastAsiaTheme="majorEastAsia"/>
+      <w:color w:themeColor="accent1" w:themeShade="bf" w:val="0F4761"/>
+    </w:rPr>
+  </w:style>
+  <w:style w:type="character" w:styleId="Heading6Char" w:customStyle="1">
+    <w:name w:val="Heading 6 Char"/>
+    <w:basedOn w:val="DefaultParagraphFont"/>
+    <w:link w:val="Heading6"/>
+    <w:uiPriority w:val="9"/>
+    <w:semiHidden/>
+    <w:rsid w:val="00ba56b8"/>
+    <w:rPr>
+      <w:rFonts w:eastAsia="" w:cs="" w:cstheme="majorBidi" w:eastAsiaTheme="majorEastAsia"/>
+      <w:i/>
+      <w:iCs/>
+      <w:color w:themeColor="text1" w:themeTint="a6" w:val="595959"/>
+    </w:rPr>
+  </w:style>
+  <w:style w:type="character" w:styleId="Heading7Char" w:customStyle="1">
+    <w:name w:val="Heading 7 Char"/>
+    <w:basedOn w:val="DefaultParagraphFont"/>
+    <w:link w:val="Heading7"/>
+    <w:uiPriority w:val="9"/>
+    <w:semiHidden/>
+    <w:rsid w:val="00ba56b8"/>
+    <w:rPr>
+      <w:rFonts w:eastAsia="" w:cs="" w:cstheme="majorBidi" w:eastAsiaTheme="majorEastAsia"/>
+      <w:color w:themeColor="text1" w:themeTint="a6" w:val="595959"/>
+    </w:rPr>
+  </w:style>
+  <w:style w:type="character" w:styleId="Heading8Char" w:customStyle="1">
+    <w:name w:val="Heading 8 Char"/>
+    <w:basedOn w:val="DefaultParagraphFont"/>
+    <w:link w:val="Heading8"/>
+    <w:uiPriority w:val="9"/>
+    <w:semiHidden/>
+    <w:rsid w:val="00ba56b8"/>
+    <w:rPr>
+      <w:rFonts w:eastAsia="" w:cs="" w:cstheme="majorBidi" w:eastAsiaTheme="majorEastAsia"/>
+      <w:i/>
+      <w:iCs/>
+      <w:color w:themeColor="text1" w:themeTint="d8" w:val="272727"/>
+    </w:rPr>
+  </w:style>
+  <w:style w:type="character" w:styleId="Heading9Char" w:customStyle="1">
+    <w:name w:val="Heading 9 Char"/>
+    <w:basedOn w:val="DefaultParagraphFont"/>
+    <w:link w:val="Heading9"/>
+    <w:uiPriority w:val="9"/>
+    <w:semiHidden/>
+    <w:rsid w:val="00ba56b8"/>
+    <w:rPr>
+      <w:rFonts w:eastAsia="" w:cs="" w:cstheme="majorBidi" w:eastAsiaTheme="majorEastAsia"/>
+      <w:color w:themeColor="text1" w:themeTint="d8" w:val="272727"/>
+    </w:rPr>
+  </w:style>
+  <w:style w:type="character" w:styleId="TitleChar" w:customStyle="1">
+    <w:name w:val="Title Char"/>
+    <w:basedOn w:val="DefaultParagraphFont"/>
+    <w:link w:val="Title"/>
+    <w:uiPriority w:val="10"/>
+    <w:rsid w:val="00ba56b8"/>
+    <w:rPr>
+      <w:rFonts w:ascii="Aptos Display" w:hAnsi="Aptos Display" w:eastAsia="" w:cs="" w:asciiTheme="majorHAnsi" w:cstheme="majorBidi" w:eastAsiaTheme="majorEastAsia" w:hAnsiTheme="majorHAnsi"/>
+      <w:spacing w:val="-10"/>
+      <w:kern w:val="2"/>
+      <w:sz w:val="56"/>
+      <w:szCs w:val="56"/>
+    </w:rPr>
+  </w:style>
+  <w:style w:type="character" w:styleId="SubtitleChar" w:customStyle="1">
+    <w:name w:val="Subtitle Char"/>
+    <w:basedOn w:val="DefaultParagraphFont"/>
+    <w:link w:val="Subtitle"/>
+    <w:uiPriority w:val="11"/>
+    <w:rsid w:val="00ba56b8"/>
+    <w:rPr>
+      <w:rFonts w:eastAsia="" w:cs="" w:cstheme="majorBidi" w:eastAsiaTheme="majorEastAsia"/>
+      <w:color w:themeColor="text1" w:themeTint="a6" w:val="595959"/>
+      <w:spacing w:val="15"/>
+      <w:sz w:val="28"/>
+      <w:szCs w:val="28"/>
+    </w:rPr>
+  </w:style>
+  <w:style w:type="character" w:styleId="QuoteChar" w:customStyle="1">
+    <w:name w:val="Quote Char"/>
+    <w:basedOn w:val="DefaultParagraphFont"/>
+    <w:link w:val="Quote"/>
+    <w:uiPriority w:val="29"/>
+    <w:rsid w:val="00ba56b8"/>
+    <w:rPr>
+      <w:i/>
+      <w:iCs/>
+      <w:color w:themeColor="text1" w:themeTint="bf" w:val="404040"/>
+    </w:rPr>
+  </w:style>
+  <w:style w:type="character" w:styleId="IntenseEmphasis">
+    <w:name w:val="Intense Emphasis"/>
+    <w:basedOn w:val="DefaultParagraphFont"/>
+    <w:uiPriority w:val="21"/>
+    <w:qFormat/>
+    <w:rsid w:val="00ba56b8"/>
+    <w:rPr>
+      <w:i/>
+      <w:iCs/>
+      <w:color w:themeColor="accent1" w:themeShade="bf" w:val="0F4761"/>
+    </w:rPr>
+  </w:style>
+  <w:style w:type="character" w:styleId="IntenseQuoteChar" w:customStyle="1">
+    <w:name w:val="Intense Quote Char"/>
+    <w:basedOn w:val="DefaultParagraphFont"/>
+    <w:link w:val="IntenseQuote"/>
+    <w:uiPriority w:val="30"/>
+    <w:rsid w:val="00ba56b8"/>
+    <w:rPr>
+      <w:i/>
+      <w:iCs/>
+      <w:color w:themeColor="accent1" w:themeShade="bf" w:val="0F4761"/>
+    </w:rPr>
+  </w:style>
+  <w:style w:type="character" w:styleId="IntenseReference">
+    <w:name w:val="Intense Reference"/>
+    <w:basedOn w:val="DefaultParagraphFont"/>
+    <w:uiPriority w:val="32"/>
+    <w:qFormat/>
+    <w:rsid w:val="00ba56b8"/>
+    <w:rPr>
+      <w:b/>
+      <w:bCs/>
+      <w:smallCaps/>
+      <w:color w:themeColor="accent1" w:themeShade="bf" w:val="0F4761"/>
+      <w:spacing w:val="5"/>
+    </w:rPr>
+  </w:style>
+  <w:style w:type="paragraph" w:styleId="Heading" w:customStyle="1">
+    <w:name w:val="Heading"/>
+    <w:basedOn w:val="Normal"/>
+    <w:next w:val="BodyText"/>
+    <w:pPr>
+      <w:keepNext w:val="true"/>
+      <w:spacing w:before="240" w:after="120"/>
+    </w:pPr>
+    <w:rPr>
+      <w:rFonts w:ascii="Liberation Sans" w:hAnsi="Liberation Sans" w:eastAsia="Microsoft YaHei" w:cs="Lucida Sans"/>
+      <w:sz w:val="28"/>
+      <w:szCs w:val="28"/>
+    </w:rPr>
+  </w:style>
+  <w:style w:type="paragraph" w:styleId="BodyText">
+    <w:name w:val="Body Text"/>
+    <w:basedOn w:val="Normal"/>
+    <w:pPr>
+      <w:spacing w:lineRule="auto" w:line="276" w:before="0" w:after="140"/>
+    </w:pPr>
+    <w:rPr/>
+  </w:style>
+  <w:style w:type="paragraph" w:styleId="List">
+    <w:name w:val="List"/>
+    <w:basedOn w:val="BodyText"/>
+    <w:pPr/>
+    <w:rPr>
+      <w:rFonts w:cs="Lucida Sans"/>
+    </w:rPr>
+  </w:style>
+  <w:style w:type="paragraph" w:styleId="Caption">
+    <w:name w:val="caption"/>
+    <w:basedOn w:val="Normal"/>
+    <w:pPr>
+      <w:suppressLineNumbers/>
+      <w:spacing w:before="120" w:after="120"/>
+    </w:pPr>
+    <w:rPr>
+      <w:rFonts w:cs="Lucida Sans"/>
+      <w:i/>
+      <w:iCs/>
+    </w:rPr>
+  </w:style>
+  <w:style w:type="paragraph" w:styleId="Index" w:customStyle="1">
+    <w:name w:val="Index"/>
+    <w:basedOn w:val="Normal"/>
+    <w:pPr>
+      <w:suppressLineNumbers/>
+    </w:pPr>
+    <w:rPr>
+      <w:rFonts w:cs="Lucida Sans"/>
+    </w:rPr>
+  </w:style>
+  <w:style w:type="paragraph" w:styleId="Title">
+    <w:name w:val="Title"/>
+    <w:basedOn w:val="Normal"/>
+    <w:next w:val="Normal"/>
+    <w:link w:val="TitleChar"/>
+    <w:uiPriority w:val="10"/>
+    <w:qFormat/>
+    <w:rsid w:val="00ba56b8"/>
+    <w:pPr>
+      <w:spacing w:lineRule="auto" w:line="240" w:before="0" w:after="80"/>
+      <w:contextualSpacing/>
+    </w:pPr>
+    <w:rPr>
+      <w:rFonts w:ascii="Aptos Display" w:hAnsi="Aptos Display" w:eastAsia="" w:cs="" w:asciiTheme="majorHAnsi" w:cstheme="majorBidi" w:eastAsiaTheme="majorEastAsia" w:hAnsiTheme="majorHAnsi"/>
+      <w:spacing w:val="-10"/>
+      <w:kern w:val="2"/>
+      <w:sz w:val="56"/>
+      <w:szCs w:val="56"/>
+      <w:lang w:eastAsia="en-US"/>
+      <w14:ligatures w14:val="standardContextual"/>
+    </w:rPr>
+  </w:style>
+  <w:style w:type="paragraph" w:styleId="Subtitle">
+    <w:name w:val="Subtitle"/>
+    <w:basedOn w:val="Normal"/>
+    <w:next w:val="Normal"/>
+    <w:link w:val="SubtitleChar"/>
+    <w:uiPriority w:val="11"/>
+    <w:qFormat/>
+    <w:rsid w:val="00ba56b8"/>
+    <w:pPr/>
+    <w:rPr>
+      <w:rFonts w:eastAsia="" w:cs="" w:cstheme="majorBidi" w:eastAsiaTheme="majorEastAsia"/>
+      <w:color w:themeColor="text1" w:themeTint="a6" w:val="595959"/>
+      <w:spacing w:val="15"/>
+      <w:kern w:val="2"/>
+      <w:sz w:val="28"/>
+      <w:szCs w:val="28"/>
+      <w:lang w:eastAsia="en-US"/>
+      <w14:ligatures w14:val="standardContextual"/>
+    </w:rPr>
+  </w:style>
+  <w:style w:type="paragraph" w:styleId="Quote">
+    <w:name w:val="Quote"/>
+    <w:basedOn w:val="Normal"/>
+    <w:next w:val="Normal"/>
+    <w:link w:val="QuoteChar"/>
+    <w:uiPriority w:val="29"/>
+    <w:qFormat/>
+    <w:rsid w:val="00ba56b8"/>
+    <w:pPr>
+      <w:spacing w:before="160" w:after="160"/>
+      <w:jc w:val="center"/>
+    </w:pPr>
+    <w:rPr>
+      <w:rFonts w:eastAsia="Aptos" w:eastAsiaTheme="minorHAnsi"/>
+      <w:i/>
+      <w:iCs/>
+      <w:color w:themeColor="text1" w:themeTint="bf" w:val="404040"/>
+      <w:kern w:val="2"/>
+      <w:lang w:eastAsia="en-US"/>
+      <w14:ligatures w14:val="standardContextual"/>
+    </w:rPr>
+  </w:style>
+  <w:style w:type="paragraph" w:styleId="ListParagraph">
+    <w:name w:val="List Paragraph"/>
+    <w:basedOn w:val="Normal"/>
+    <w:uiPriority w:val="34"/>
+    <w:qFormat/>
+    <w:rsid w:val="00ba56b8"/>
+    <w:pPr>
+      <w:spacing w:before="0" w:after="160"/>
+      <w:ind w:start="720"/>
+      <w:contextualSpacing/>
+    </w:pPr>
+    <w:rPr>
+      <w:rFonts w:eastAsia="Aptos" w:eastAsiaTheme="minorHAnsi"/>
+      <w:kern w:val="2"/>
+      <w:lang w:eastAsia="en-US"/>
+      <w14:ligatures w14:val="standardContextual"/>
+    </w:rPr>
+  </w:style>
+  <w:style w:type="paragraph" w:styleId="IntenseQuote">
+    <w:name w:val="Intense Quote"/>
+    <w:basedOn w:val="Normal"/>
+    <w:next w:val="Normal"/>
+    <w:link w:val="IntenseQuoteChar"/>
+    <w:uiPriority w:val="30"/>
+    <w:qFormat/>
+    <w:rsid w:val="00ba56b8"/>
+    <w:pPr>
+      <w:pBdr>
+        <w:top w:val="single" w:sz="4" w:space="10" w:color="0F4761" w:themeColor="accent1" w:themeShade="bf"/>
+        <w:bottom w:val="single" w:sz="4" w:space="10" w:color="0F4761" w:themeColor="accent1" w:themeShade="bf"/>
+      </w:pBdr>
+      <w:spacing w:before="360" w:after="360"/>
+      <w:ind w:start="864" w:end="864"/>
+      <w:jc w:val="center"/>
+    </w:pPr>
+    <w:rPr>
+      <w:rFonts w:eastAsia="Aptos" w:eastAsiaTheme="minorHAnsi"/>
+      <w:i/>
+      <w:iCs/>
+      <w:color w:themeColor="accent1" w:themeShade="bf" w:val="0F4761"/>
+      <w:kern w:val="2"/>
+      <w:lang w:eastAsia="en-US"/>
+      <w14:ligatures w14:val="standardContextual"/>
+    </w:rPr>
+  </w:style>
+  <w:style w:type="paragraph" w:styleId="normal1" w:customStyle="1">
+    <w:name w:val="normal1"/>
+    <w:pPr>
+      <w:widowControl/>
+      <w:suppressAutoHyphens w:val="true"/>
+      <w:bidi w:val="0"/>
+      <w:spacing w:lineRule="auto" w:line="278" w:before="0" w:after="160"/>
+      <w:jc w:val="start"/>
+    </w:pPr>
+    <w:rPr>
+      <w:rFonts w:ascii="Aptos" w:hAnsi="Aptos" w:eastAsia="Aptos" w:cs="" w:asciiTheme="minorHAnsi" w:cstheme="minorBidi" w:eastAsiaTheme="minorHAnsi" w:hAnsiTheme="minorHAnsi"/>
+      <w:color w:val="auto"/>
+      <w:kern w:val="2"/>
+      <w:sz w:val="24"/>
+      <w:szCs w:val="24"/>
+      <w:lang w:val="en-US" w:eastAsia="en-US" w:bidi="ar-SA"/>
+      <w14:ligatures w14:val="standardContextual"/>
+    </w:rPr>
+  </w:style>
+  <w:style w:type="paragraph" w:styleId="normal111" w:customStyle="1">
+    <w:name w:val="normal111"/>
+    <w:pPr>
+      <w:widowControl/>
+      <w:suppressAutoHyphens w:val="true"/>
+      <w:bidi w:val="0"/>
+      <w:spacing w:lineRule="auto" w:line="278" w:before="0" w:after="160"/>
+      <w:jc w:val="start"/>
+    </w:pPr>
+    <w:rPr>
+      <w:rFonts w:ascii="Aptos" w:hAnsi="Aptos" w:eastAsia="Aptos" w:cs="Aptos" w:asciiTheme="minorHAnsi" w:eastAsiaTheme="minorHAnsi" w:hAnsiTheme="minorHAnsi"/>
+      <w:color w:val="auto"/>
+      <w:kern w:val="0"/>
+      <w:sz w:val="24"/>
+      <w:szCs w:val="24"/>
+      <w:lang w:val="en-US" w:eastAsia="zh-CN" w:bidi="hi-IN"/>
+      <w14:ligatures w14:val="standardContextual"/>
+    </w:rPr>
+  </w:style>
+  <w:style w:type="paragraph" w:styleId="normal1111">
+    <w:name w:val="normal1111"/>
+    <w:pPr>
+      <w:widowControl/>
+      <w:suppressAutoHyphens w:val="true"/>
+      <w:bidi w:val="0"/>
+      <w:spacing w:lineRule="auto" w:line="278" w:before="0" w:after="160"/>
+      <w:jc w:val="start"/>
+    </w:pPr>
+    <w:rPr>
+      <w:rFonts w:ascii="Aptos" w:hAnsi="Aptos" w:eastAsia="Aptos" w:cs="Aptos"/>
+      <w:color w:val="auto"/>
+      <w:kern w:val="0"/>
+      <w:sz w:val="24"/>
+      <w:szCs w:val="24"/>
+      <w:lang w:val="en-US" w:eastAsia="zh-CN" w:bidi="hi-IN"/>
+    </w:rPr>
+  </w:style>
+  <w:style w:type="paragraph" w:styleId="normal111111">
+    <w:name w:val="normal111111"/>
+    <w:pPr>
+      <w:widowControl/>
+      <w:suppressAutoHyphens w:val="true"/>
+      <w:bidi w:val="0"/>
+      <w:spacing w:lineRule="auto" w:line="278" w:before="0" w:after="160"/>
+      <w:jc w:val="start"/>
+    </w:pPr>
+    <w:rPr>
+      <w:rFonts w:ascii="Aptos" w:hAnsi="Aptos" w:eastAsia="Aptos" w:cs="Aptos"/>
+      <w:color w:val="auto"/>
+      <w:kern w:val="0"/>
+      <w:sz w:val="24"/>
+      <w:szCs w:val="24"/>
+      <w:lang w:val="en-US" w:eastAsia="zh-CN" w:bidi="hi-IN"/>
+    </w:rPr>
+  </w:style>
+  <w:style w:type="paragraph" w:styleId="normal1111111">
+    <w:name w:val="normal1111111"/>
+    <w:pPr>
+      <w:widowControl/>
+      <w:suppressAutoHyphens w:val="true"/>
+      <w:bidi w:val="0"/>
+      <w:spacing w:lineRule="auto" w:line="278" w:before="0" w:after="160"/>
+      <w:jc w:val="start"/>
+    </w:pPr>
+    <w:rPr>
+      <w:rFonts w:ascii="Aptos" w:hAnsi="Aptos" w:eastAsia="Aptos" w:cs="Aptos"/>
+      <w:color w:val="auto"/>
+      <w:kern w:val="0"/>
+      <w:sz w:val="24"/>
+      <w:szCs w:val="24"/>
+      <w:lang w:val="en-US" w:eastAsia="zh-CN" w:bidi="hi-IN"/>
+    </w:rPr>
+  </w:style>
+  <w:style w:type="paragraph" w:styleId="normal11111111">
+    <w:name w:val="normal11111111"/>
+    <w:pPr>
+      <w:widowControl/>
+      <w:suppressAutoHyphens w:val="true"/>
+      <w:bidi w:val="0"/>
+      <w:spacing w:lineRule="auto" w:line="278" w:before="0" w:after="160"/>
+      <w:jc w:val="start"/>
+    </w:pPr>
+    <w:rPr>
+      <w:rFonts w:ascii="Aptos" w:hAnsi="Aptos" w:eastAsia="Aptos" w:cs="Aptos"/>
+      <w:color w:val="auto"/>
+      <w:kern w:val="0"/>
+      <w:sz w:val="24"/>
+      <w:szCs w:val="24"/>
+      <w:lang w:val="en-US" w:eastAsia="zh-CN" w:bidi="hi-IN"/>
+    </w:rPr>
+  </w:style>
+  <w:style w:type="numbering" w:styleId="NoList" w:default="1">
+    <w:name w:val="No List"/>
+    <w:uiPriority w:val="99"/>
     <w:semiHidden/>
     <w:unhideWhenUsed/>
   </w:style>
@@ -941,7 +1813,6 @@
     <w:semiHidden/>
     <w:unhideWhenUsed/>
     <w:tblPr>
-      <w:tblInd w:w="0" w:type="dxa"/>
       <w:tblCellMar>
         <w:top w:w="0" w:type="dxa"/>
         <w:left w:w="108" w:type="dxa"/>
@@ -950,422 +1821,11 @@
       </w:tblCellMar>
     </w:tblPr>
   </w:style>
-  <w:style w:type="numbering" w:default="1" w:styleId="NoList">
-    <w:name w:val="No List"/>
-    <w:uiPriority w:val="99"/>
-    <w:semiHidden/>
-    <w:unhideWhenUsed/>
-  </w:style>
-  <w:style w:type="character" w:customStyle="1" w:styleId="Heading1Char">
-    <w:name w:val="Heading 1 Char"/>
-    <w:basedOn w:val="DefaultParagraphFont"/>
-    <w:link w:val="Heading1"/>
-    <w:uiPriority w:val="9"/>
-    <w:rsid w:val="00BA56B8"/>
-    <w:rPr>
-      <w:rFonts w:asciiTheme="majorHAnsi" w:eastAsiaTheme="majorEastAsia" w:hAnsiTheme="majorHAnsi" w:cstheme="majorBidi"/>
-      <w:color w:val="0F4761" w:themeColor="accent1" w:themeShade="BF"/>
-      <w:sz w:val="40"/>
-      <w:szCs w:val="40"/>
-    </w:rPr>
-  </w:style>
-  <w:style w:type="character" w:customStyle="1" w:styleId="Heading2Char">
-    <w:name w:val="Heading 2 Char"/>
-    <w:basedOn w:val="DefaultParagraphFont"/>
-    <w:link w:val="Heading2"/>
-    <w:uiPriority w:val="9"/>
-    <w:semiHidden/>
-    <w:rsid w:val="00BA56B8"/>
-    <w:rPr>
-      <w:rFonts w:asciiTheme="majorHAnsi" w:eastAsiaTheme="majorEastAsia" w:hAnsiTheme="majorHAnsi" w:cstheme="majorBidi"/>
-      <w:color w:val="0F4761" w:themeColor="accent1" w:themeShade="BF"/>
-      <w:sz w:val="32"/>
-      <w:szCs w:val="32"/>
-    </w:rPr>
-  </w:style>
-  <w:style w:type="character" w:customStyle="1" w:styleId="Heading3Char">
-    <w:name w:val="Heading 3 Char"/>
-    <w:basedOn w:val="DefaultParagraphFont"/>
-    <w:link w:val="Heading3"/>
-    <w:uiPriority w:val="9"/>
-    <w:semiHidden/>
-    <w:rsid w:val="00BA56B8"/>
-    <w:rPr>
-      <w:rFonts w:eastAsiaTheme="majorEastAsia" w:cstheme="majorBidi"/>
-      <w:color w:val="0F4761" w:themeColor="accent1" w:themeShade="BF"/>
-      <w:sz w:val="28"/>
-      <w:szCs w:val="28"/>
-    </w:rPr>
-  </w:style>
-  <w:style w:type="character" w:customStyle="1" w:styleId="Heading4Char">
-    <w:name w:val="Heading 4 Char"/>
-    <w:basedOn w:val="DefaultParagraphFont"/>
-    <w:link w:val="Heading4"/>
-    <w:uiPriority w:val="9"/>
-    <w:semiHidden/>
-    <w:rsid w:val="00BA56B8"/>
-    <w:rPr>
-      <w:rFonts w:eastAsiaTheme="majorEastAsia" w:cstheme="majorBidi"/>
-      <w:i/>
-      <w:iCs/>
-      <w:color w:val="0F4761" w:themeColor="accent1" w:themeShade="BF"/>
-    </w:rPr>
-  </w:style>
-  <w:style w:type="character" w:customStyle="1" w:styleId="Heading5Char">
-    <w:name w:val="Heading 5 Char"/>
-    <w:basedOn w:val="DefaultParagraphFont"/>
-    <w:link w:val="Heading5"/>
-    <w:uiPriority w:val="9"/>
-    <w:semiHidden/>
-    <w:rsid w:val="00BA56B8"/>
-    <w:rPr>
-      <w:rFonts w:eastAsiaTheme="majorEastAsia" w:cstheme="majorBidi"/>
-      <w:color w:val="0F4761" w:themeColor="accent1" w:themeShade="BF"/>
-    </w:rPr>
-  </w:style>
-  <w:style w:type="character" w:customStyle="1" w:styleId="Heading6Char">
-    <w:name w:val="Heading 6 Char"/>
-    <w:basedOn w:val="DefaultParagraphFont"/>
-    <w:link w:val="Heading6"/>
-    <w:uiPriority w:val="9"/>
-    <w:semiHidden/>
-    <w:rsid w:val="00BA56B8"/>
-    <w:rPr>
-      <w:rFonts w:eastAsiaTheme="majorEastAsia" w:cstheme="majorBidi"/>
-      <w:i/>
-      <w:iCs/>
-      <w:color w:val="595959" w:themeColor="text1" w:themeTint="A6"/>
-    </w:rPr>
-  </w:style>
-  <w:style w:type="character" w:customStyle="1" w:styleId="Heading7Char">
-    <w:name w:val="Heading 7 Char"/>
-    <w:basedOn w:val="DefaultParagraphFont"/>
-    <w:link w:val="Heading7"/>
-    <w:uiPriority w:val="9"/>
-    <w:semiHidden/>
-    <w:rsid w:val="00BA56B8"/>
-    <w:rPr>
-      <w:rFonts w:eastAsiaTheme="majorEastAsia" w:cstheme="majorBidi"/>
-      <w:color w:val="595959" w:themeColor="text1" w:themeTint="A6"/>
-    </w:rPr>
-  </w:style>
-  <w:style w:type="character" w:customStyle="1" w:styleId="Heading8Char">
-    <w:name w:val="Heading 8 Char"/>
-    <w:basedOn w:val="DefaultParagraphFont"/>
-    <w:link w:val="Heading8"/>
-    <w:uiPriority w:val="9"/>
-    <w:semiHidden/>
-    <w:rsid w:val="00BA56B8"/>
-    <w:rPr>
-      <w:rFonts w:eastAsiaTheme="majorEastAsia" w:cstheme="majorBidi"/>
-      <w:i/>
-      <w:iCs/>
-      <w:color w:val="272727" w:themeColor="text1" w:themeTint="D8"/>
-    </w:rPr>
-  </w:style>
-  <w:style w:type="character" w:customStyle="1" w:styleId="Heading9Char">
-    <w:name w:val="Heading 9 Char"/>
-    <w:basedOn w:val="DefaultParagraphFont"/>
-    <w:link w:val="Heading9"/>
-    <w:uiPriority w:val="9"/>
-    <w:semiHidden/>
-    <w:rsid w:val="00BA56B8"/>
-    <w:rPr>
-      <w:rFonts w:eastAsiaTheme="majorEastAsia" w:cstheme="majorBidi"/>
-      <w:color w:val="272727" w:themeColor="text1" w:themeTint="D8"/>
-    </w:rPr>
-  </w:style>
-  <w:style w:type="character" w:customStyle="1" w:styleId="TitleChar">
-    <w:name w:val="Title Char"/>
-    <w:basedOn w:val="DefaultParagraphFont"/>
-    <w:link w:val="Title"/>
-    <w:uiPriority w:val="10"/>
-    <w:rsid w:val="00BA56B8"/>
-    <w:rPr>
-      <w:rFonts w:asciiTheme="majorHAnsi" w:eastAsiaTheme="majorEastAsia" w:hAnsiTheme="majorHAnsi" w:cstheme="majorBidi"/>
-      <w:spacing w:val="-10"/>
-      <w:kern w:val="2"/>
-      <w:sz w:val="56"/>
-      <w:szCs w:val="56"/>
-    </w:rPr>
-  </w:style>
-  <w:style w:type="character" w:customStyle="1" w:styleId="SubtitleChar">
-    <w:name w:val="Subtitle Char"/>
-    <w:basedOn w:val="DefaultParagraphFont"/>
-    <w:link w:val="Subtitle"/>
-    <w:uiPriority w:val="11"/>
-    <w:rsid w:val="00BA56B8"/>
-    <w:rPr>
-      <w:rFonts w:eastAsiaTheme="majorEastAsia" w:cstheme="majorBidi"/>
-      <w:color w:val="595959" w:themeColor="text1" w:themeTint="A6"/>
-      <w:spacing w:val="15"/>
-      <w:sz w:val="28"/>
-      <w:szCs w:val="28"/>
-    </w:rPr>
-  </w:style>
-  <w:style w:type="character" w:customStyle="1" w:styleId="QuoteChar">
-    <w:name w:val="Quote Char"/>
-    <w:basedOn w:val="DefaultParagraphFont"/>
-    <w:link w:val="Quote"/>
-    <w:uiPriority w:val="29"/>
-    <w:rsid w:val="00BA56B8"/>
-    <w:rPr>
-      <w:i/>
-      <w:iCs/>
-      <w:color w:val="404040" w:themeColor="text1" w:themeTint="BF"/>
-    </w:rPr>
-  </w:style>
-  <w:style w:type="character" w:styleId="IntenseEmphasis">
-    <w:name w:val="Intense Emphasis"/>
-    <w:basedOn w:val="DefaultParagraphFont"/>
-    <w:uiPriority w:val="21"/>
-    <w:qFormat/>
-    <w:rsid w:val="00BA56B8"/>
-    <w:rPr>
-      <w:i/>
-      <w:iCs/>
-      <w:color w:val="0F4761" w:themeColor="accent1" w:themeShade="BF"/>
-    </w:rPr>
-  </w:style>
-  <w:style w:type="character" w:customStyle="1" w:styleId="IntenseQuoteChar">
-    <w:name w:val="Intense Quote Char"/>
-    <w:basedOn w:val="DefaultParagraphFont"/>
-    <w:link w:val="IntenseQuote"/>
-    <w:uiPriority w:val="30"/>
-    <w:rsid w:val="00BA56B8"/>
-    <w:rPr>
-      <w:i/>
-      <w:iCs/>
-      <w:color w:val="0F4761" w:themeColor="accent1" w:themeShade="BF"/>
-    </w:rPr>
-  </w:style>
-  <w:style w:type="character" w:styleId="IntenseReference">
-    <w:name w:val="Intense Reference"/>
-    <w:basedOn w:val="DefaultParagraphFont"/>
-    <w:uiPriority w:val="32"/>
-    <w:qFormat/>
-    <w:rsid w:val="00BA56B8"/>
-    <w:rPr>
-      <w:b/>
-      <w:bCs/>
-      <w:smallCaps/>
-      <w:color w:val="0F4761" w:themeColor="accent1" w:themeShade="BF"/>
-      <w:spacing w:val="5"/>
-    </w:rPr>
-  </w:style>
-  <w:style w:type="paragraph" w:customStyle="1" w:styleId="Heading">
-    <w:name w:val="Heading"/>
-    <w:basedOn w:val="Normal"/>
-    <w:next w:val="BodyText"/>
-    <w:pPr>
-      <w:keepNext/>
-      <w:spacing w:before="240" w:after="120"/>
-    </w:pPr>
-    <w:rPr>
-      <w:rFonts w:ascii="Liberation Sans" w:eastAsia="Microsoft YaHei" w:hAnsi="Liberation Sans" w:cs="Lucida Sans"/>
-      <w:sz w:val="28"/>
-      <w:szCs w:val="28"/>
-    </w:rPr>
-  </w:style>
-  <w:style w:type="paragraph" w:styleId="BodyText">
-    <w:name w:val="Body Text"/>
-    <w:basedOn w:val="Normal"/>
-    <w:pPr>
-      <w:spacing w:after="140" w:line="276" w:lineRule="auto"/>
-    </w:pPr>
-  </w:style>
-  <w:style w:type="paragraph" w:styleId="List">
-    <w:name w:val="List"/>
-    <w:basedOn w:val="BodyText"/>
-    <w:rPr>
-      <w:rFonts w:cs="Lucida Sans"/>
-    </w:rPr>
-  </w:style>
-  <w:style w:type="paragraph" w:styleId="Caption">
-    <w:name w:val="caption"/>
-    <w:basedOn w:val="Normal"/>
-    <w:pPr>
-      <w:suppressLineNumbers/>
-      <w:spacing w:before="120" w:after="120"/>
-    </w:pPr>
-    <w:rPr>
-      <w:rFonts w:cs="Lucida Sans"/>
-      <w:i/>
-      <w:iCs/>
-    </w:rPr>
-  </w:style>
-  <w:style w:type="paragraph" w:customStyle="1" w:styleId="Index">
-    <w:name w:val="Index"/>
-    <w:basedOn w:val="Normal"/>
-    <w:pPr>
-      <w:suppressLineNumbers/>
-    </w:pPr>
-    <w:rPr>
-      <w:rFonts w:cs="Lucida Sans"/>
-    </w:rPr>
-  </w:style>
-  <w:style w:type="paragraph" w:styleId="Title">
-    <w:name w:val="Title"/>
-    <w:basedOn w:val="Normal"/>
-    <w:next w:val="Normal"/>
-    <w:link w:val="TitleChar"/>
-    <w:uiPriority w:val="10"/>
-    <w:qFormat/>
-    <w:rsid w:val="00BA56B8"/>
-    <w:pPr>
-      <w:spacing w:after="80" w:line="240" w:lineRule="auto"/>
-      <w:contextualSpacing/>
-    </w:pPr>
-    <w:rPr>
-      <w:rFonts w:asciiTheme="majorHAnsi" w:eastAsiaTheme="majorEastAsia" w:hAnsiTheme="majorHAnsi" w:cstheme="majorBidi"/>
-      <w:spacing w:val="-10"/>
-      <w:kern w:val="2"/>
-      <w:sz w:val="56"/>
-      <w:szCs w:val="56"/>
-      <w:lang w:eastAsia="en-US"/>
-      <w14:ligatures w14:val="standardContextual"/>
-    </w:rPr>
-  </w:style>
-  <w:style w:type="paragraph" w:styleId="Subtitle">
-    <w:name w:val="Subtitle"/>
-    <w:basedOn w:val="Normal"/>
-    <w:next w:val="Normal"/>
-    <w:link w:val="SubtitleChar"/>
-    <w:uiPriority w:val="11"/>
-    <w:qFormat/>
-    <w:rsid w:val="00BA56B8"/>
-    <w:rPr>
-      <w:rFonts w:eastAsiaTheme="majorEastAsia" w:cstheme="majorBidi"/>
-      <w:color w:val="595959" w:themeColor="text1" w:themeTint="A6"/>
-      <w:spacing w:val="15"/>
-      <w:kern w:val="2"/>
-      <w:sz w:val="28"/>
-      <w:szCs w:val="28"/>
-      <w:lang w:eastAsia="en-US"/>
-      <w14:ligatures w14:val="standardContextual"/>
-    </w:rPr>
-  </w:style>
-  <w:style w:type="paragraph" w:styleId="Quote">
-    <w:name w:val="Quote"/>
-    <w:basedOn w:val="Normal"/>
-    <w:next w:val="Normal"/>
-    <w:link w:val="QuoteChar"/>
-    <w:uiPriority w:val="29"/>
-    <w:qFormat/>
-    <w:rsid w:val="00BA56B8"/>
-    <w:pPr>
-      <w:spacing w:before="160"/>
-      <w:jc w:val="center"/>
-    </w:pPr>
-    <w:rPr>
-      <w:rFonts w:eastAsiaTheme="minorHAnsi"/>
-      <w:i/>
-      <w:iCs/>
-      <w:color w:val="404040" w:themeColor="text1" w:themeTint="BF"/>
-      <w:kern w:val="2"/>
-      <w:lang w:eastAsia="en-US"/>
-      <w14:ligatures w14:val="standardContextual"/>
-    </w:rPr>
-  </w:style>
-  <w:style w:type="paragraph" w:styleId="ListParagraph">
-    <w:name w:val="List Paragraph"/>
-    <w:basedOn w:val="Normal"/>
-    <w:uiPriority w:val="34"/>
-    <w:qFormat/>
-    <w:rsid w:val="00BA56B8"/>
-    <w:pPr>
-      <w:ind w:left="720"/>
-      <w:contextualSpacing/>
-    </w:pPr>
-    <w:rPr>
-      <w:rFonts w:eastAsiaTheme="minorHAnsi"/>
-      <w:kern w:val="2"/>
-      <w:lang w:eastAsia="en-US"/>
-      <w14:ligatures w14:val="standardContextual"/>
-    </w:rPr>
-  </w:style>
-  <w:style w:type="paragraph" w:styleId="IntenseQuote">
-    <w:name w:val="Intense Quote"/>
-    <w:basedOn w:val="Normal"/>
-    <w:next w:val="Normal"/>
-    <w:link w:val="IntenseQuoteChar"/>
-    <w:uiPriority w:val="30"/>
-    <w:qFormat/>
-    <w:rsid w:val="00BA56B8"/>
-    <w:pPr>
-      <w:pBdr>
-        <w:top w:val="single" w:sz="4" w:space="10" w:color="0F4761" w:themeColor="accent1" w:themeShade="BF"/>
-        <w:bottom w:val="single" w:sz="4" w:space="10" w:color="0F4761" w:themeColor="accent1" w:themeShade="BF"/>
-      </w:pBdr>
-      <w:spacing w:before="360" w:after="360"/>
-      <w:ind w:left="864" w:right="864"/>
-      <w:jc w:val="center"/>
-    </w:pPr>
-    <w:rPr>
-      <w:rFonts w:eastAsiaTheme="minorHAnsi"/>
-      <w:i/>
-      <w:iCs/>
-      <w:color w:val="0F4761" w:themeColor="accent1" w:themeShade="BF"/>
-      <w:kern w:val="2"/>
-      <w:lang w:eastAsia="en-US"/>
-      <w14:ligatures w14:val="standardContextual"/>
-    </w:rPr>
-  </w:style>
-  <w:style w:type="paragraph" w:customStyle="1" w:styleId="normal1">
-    <w:name w:val="normal1"/>
-    <w:pPr>
-      <w:spacing w:after="160" w:line="278" w:lineRule="auto"/>
-    </w:pPr>
-  </w:style>
-  <w:style w:type="paragraph" w:customStyle="1" w:styleId="normal111">
-    <w:name w:val="normal111"/>
-    <w:pPr>
-      <w:spacing w:after="160" w:line="278" w:lineRule="auto"/>
-    </w:pPr>
-    <w:rPr>
-      <w:rFonts w:cs="Aptos"/>
-      <w:kern w:val="0"/>
-      <w:lang w:eastAsia="zh-CN" w:bidi="hi-IN"/>
-    </w:rPr>
-  </w:style>
-  <w:style w:type="paragraph" w:customStyle="1" w:styleId="normal1111">
-    <w:name w:val="normal1111"/>
-    <w:pPr>
-      <w:spacing w:after="160" w:line="278" w:lineRule="auto"/>
-    </w:pPr>
-    <w:rPr>
-      <w:rFonts w:ascii="Aptos" w:eastAsia="Aptos" w:hAnsi="Aptos" w:cs="Aptos"/>
-      <w:kern w:val="0"/>
-      <w:lang w:eastAsia="zh-CN" w:bidi="hi-IN"/>
-    </w:rPr>
-  </w:style>
-  <w:style w:type="paragraph" w:customStyle="1" w:styleId="normal111111">
-    <w:name w:val="normal111111"/>
-    <w:pPr>
-      <w:spacing w:after="160" w:line="278" w:lineRule="auto"/>
-    </w:pPr>
-    <w:rPr>
-      <w:rFonts w:ascii="Aptos" w:eastAsia="Aptos" w:hAnsi="Aptos" w:cs="Aptos"/>
-      <w:kern w:val="0"/>
-      <w:lang w:eastAsia="zh-CN" w:bidi="hi-IN"/>
-    </w:rPr>
-  </w:style>
-  <w:style w:type="paragraph" w:customStyle="1" w:styleId="normal1111111">
-    <w:name w:val="normal1111111"/>
-    <w:pPr>
-      <w:spacing w:after="160" w:line="278" w:lineRule="auto"/>
-    </w:pPr>
-    <w:rPr>
-      <w:rFonts w:ascii="Aptos" w:eastAsia="Aptos" w:hAnsi="Aptos" w:cs="Aptos"/>
-      <w:kern w:val="0"/>
-      <w:lang w:eastAsia="zh-CN" w:bidi="hi-IN"/>
-    </w:rPr>
-  </w:style>
 </w:styles>
 </file>
 
 <file path=word/theme/theme1.xml><?xml version="1.0" encoding="utf-8"?>
-<a:theme xmlns:a="http://schemas.openxmlformats.org/drawingml/2006/main" name="Office Theme">
+<a:theme xmlns:a="http://schemas.openxmlformats.org/drawingml/2006/main" xmlns:r="http://schemas.openxmlformats.org/officeDocument/2006/relationships" name="Office Theme">
   <a:themeElements>
     <a:clrScheme name="Office">
       <a:dk1>
@@ -1407,7 +1867,7 @@
     </a:clrScheme>
     <a:fontScheme name="Office">
       <a:majorFont>
-        <a:latin typeface="Aptos Display" panose="02110004020202020204"/>
+        <a:latin typeface="Aptos Display" panose="02110004020202020204" pitchFamily="0" charset="1"/>
         <a:ea typeface=""/>
         <a:cs typeface=""/>
         <a:font script="Jpan" typeface="游ゴシック Light"/>
@@ -1459,7 +1919,7 @@
         <a:font script="Tfng" typeface="Ebrima"/>
       </a:majorFont>
       <a:minorFont>
-        <a:latin typeface="Aptos" panose="02110004020202020204"/>
+        <a:latin typeface="Aptos" panose="02110004020202020204" pitchFamily="0" charset="1"/>
         <a:ea typeface=""/>
         <a:cs typeface=""/>
         <a:font script="Jpan" typeface="游ゴシック"/>
@@ -1538,7 +1998,7 @@
             </a:gs>
           </a:gsLst>
           <a:lin ang="5400000" scaled="0"/>
-          <a:tileRect/>
+          <a:tileRect l="0" t="0" r="0" b="0"/>
         </a:gradFill>
         <a:gradFill>
           <a:gsLst>
@@ -1562,7 +2022,7 @@
             </a:gs>
           </a:gsLst>
           <a:lin ang="5400000" scaled="0"/>
-          <a:tileRect/>
+          <a:tileRect l="0" t="0" r="0" b="0"/>
         </a:gradFill>
       </a:fillStyleLst>
       <a:lnStyleLst>
@@ -1622,12 +2082,10 @@
             </a:gs>
           </a:gsLst>
           <a:lin ang="5400000" scaled="0"/>
-          <a:tileRect/>
+          <a:tileRect l="0" t="0" r="0" b="0"/>
         </a:gradFill>
       </a:bgFillStyleLst>
     </a:fmtScheme>
   </a:themeElements>
-  <a:objectDefaults/>
-  <a:extraClrSchemeLst/>
 </a:theme>
 </file>
--- a/docs/working.docx
+++ b/docs/working.docx
@@ -1,12 +1,11 @@
 
 <file path=word/document.xml><?xml version="1.0" encoding="utf-8"?>
-<w:document xmlns:o="urn:schemas-microsoft-com:office:office" xmlns:r="http://schemas.openxmlformats.org/officeDocument/2006/relationships" xmlns:v="urn:schemas-microsoft-com:vml" xmlns:w="http://schemas.openxmlformats.org/wordprocessingml/2006/main" xmlns:w10="urn:schemas-microsoft-com:office:word" xmlns:wp="http://schemas.openxmlformats.org/drawingml/2006/wordprocessingDrawing" xmlns:pic="http://schemas.openxmlformats.org/drawingml/2006/picture" xmlns:wps="http://schemas.microsoft.com/office/word/2010/wordprocessingShape" xmlns:wpg="http://schemas.microsoft.com/office/word/2010/wordprocessingGroup" xmlns:mc="http://schemas.openxmlformats.org/markup-compatibility/2006" xmlns:wp14="http://schemas.microsoft.com/office/word/2010/wordprocessingDrawing" xmlns:w14="http://schemas.microsoft.com/office/word/2010/wordml" xmlns:w15="http://schemas.microsoft.com/office/word/2012/wordml" mc:Ignorable="w14 wp14 w15">
+<w:document xmlns:wpc="http://schemas.microsoft.com/office/word/2010/wordprocessingCanvas" xmlns:cx="http://schemas.microsoft.com/office/drawing/2014/chartex" xmlns:cx1="http://schemas.microsoft.com/office/drawing/2015/9/8/chartex" xmlns:cx2="http://schemas.microsoft.com/office/drawing/2015/10/21/chartex" xmlns:cx3="http://schemas.microsoft.com/office/drawing/2016/5/9/chartex" xmlns:cx4="http://schemas.microsoft.com/office/drawing/2016/5/10/chartex" xmlns:cx5="http://schemas.microsoft.com/office/drawing/2016/5/11/chartex" xmlns:cx6="http://schemas.microsoft.com/office/drawing/2016/5/12/chartex" xmlns:cx7="http://schemas.microsoft.com/office/drawing/2016/5/13/chartex" xmlns:cx8="http://schemas.microsoft.com/office/drawing/2016/5/14/chartex" xmlns:mc="http://schemas.openxmlformats.org/markup-compatibility/2006" xmlns:aink="http://schemas.microsoft.com/office/drawing/2016/ink" xmlns:am3d="http://schemas.microsoft.com/office/drawing/2017/model3d" xmlns:o="urn:schemas-microsoft-com:office:office" xmlns:oel="http://schemas.microsoft.com/office/2019/extlst" xmlns:r="http://schemas.openxmlformats.org/officeDocument/2006/relationships" xmlns:m="http://schemas.openxmlformats.org/officeDocument/2006/math" xmlns:v="urn:schemas-microsoft-com:vml" xmlns:wp14="http://schemas.microsoft.com/office/word/2010/wordprocessingDrawing" xmlns:wp="http://schemas.openxmlformats.org/drawingml/2006/wordprocessingDrawing" xmlns:w10="urn:schemas-microsoft-com:office:word" xmlns:w="http://schemas.openxmlformats.org/wordprocessingml/2006/main" xmlns:w14="http://schemas.microsoft.com/office/word/2010/wordml" xmlns:w15="http://schemas.microsoft.com/office/word/2012/wordml" xmlns:w16cex="http://schemas.microsoft.com/office/word/2018/wordml/cex" xmlns:w16cid="http://schemas.microsoft.com/office/word/2016/wordml/cid" xmlns:w16="http://schemas.microsoft.com/office/word/2018/wordml" xmlns:w16du="http://schemas.microsoft.com/office/word/2023/wordml/word16du" xmlns:w16sdtdh="http://schemas.microsoft.com/office/word/2020/wordml/sdtdatahash" xmlns:w16sdtfl="http://schemas.microsoft.com/office/word/2024/wordml/sdtformatlock" xmlns:w16se="http://schemas.microsoft.com/office/word/2015/wordml/symex" xmlns:wpg="http://schemas.microsoft.com/office/word/2010/wordprocessingGroup" xmlns:wpi="http://schemas.microsoft.com/office/word/2010/wordprocessingInk" xmlns:wne="http://schemas.microsoft.com/office/word/2006/wordml" xmlns:wps="http://schemas.microsoft.com/office/word/2010/wordprocessingShape" mc:Ignorable="w14 w15 w16se w16cid w16 w16cex w16sdtdh w16sdtfl w16du wp14">
   <w:body>
     <w:p>
       <w:pPr>
         <w:pStyle w:val="normal11111111"/>
-        <w:pageBreakBefore w:val="false"/>
-        <w:spacing w:lineRule="auto" w:line="240"/>
+        <w:spacing w:line="240" w:lineRule="auto"/>
         <w:rPr>
           <w:color w:val="000000"/>
         </w:rPr>
@@ -21,95 +20,67 @@
     <w:p>
       <w:pPr>
         <w:pStyle w:val="normal11111111"/>
-        <w:spacing w:lineRule="auto" w:line="240"/>
-        <w:rPr>
-          <w:color w:val="000000"/>
-        </w:rPr>
-      </w:pPr>
-      <w:r>
-        <w:rPr>
-          <w:color w:val="000000"/>
-        </w:rPr>
-        <w:t>“</w:t>
-      </w:r>
-      <w:r>
-        <w:rPr>
-          <w:color w:val="000000"/>
-        </w:rPr>
-        <w:t>What are you doing out here?” Watkins asked.</w:t>
-      </w:r>
-    </w:p>
-    <w:p>
-      <w:pPr>
-        <w:pStyle w:val="normal11111111"/>
-        <w:spacing w:lineRule="auto" w:line="240"/>
-        <w:rPr>
-          <w:color w:val="000000"/>
-        </w:rPr>
-      </w:pPr>
-      <w:r>
-        <w:rPr>
-          <w:color w:val="000000"/>
-        </w:rPr>
-        <w:t>“</w:t>
-      </w:r>
-      <w:r>
-        <w:rPr>
-          <w:color w:val="000000"/>
-        </w:rPr>
-        <w:t>Uh, my friend is the, um, caretaker here…the sexton….”</w:t>
-      </w:r>
-    </w:p>
-    <w:p>
-      <w:pPr>
-        <w:pStyle w:val="normal11111111"/>
-        <w:spacing w:lineRule="auto" w:line="240"/>
-        <w:rPr>
-          <w:color w:val="000000"/>
-        </w:rPr>
-      </w:pPr>
-      <w:r>
-        <w:rPr>
-          <w:color w:val="000000"/>
-        </w:rPr>
-        <w:t>“</w:t>
-      </w:r>
-      <w:r>
-        <w:rPr>
-          <w:color w:val="000000"/>
-        </w:rPr>
-        <w:t>The what?”</w:t>
-      </w:r>
-    </w:p>
-    <w:p>
-      <w:pPr>
-        <w:pStyle w:val="normal11111111"/>
-        <w:spacing w:lineRule="auto" w:line="240"/>
-        <w:rPr>
-          <w:color w:val="000000"/>
-        </w:rPr>
-      </w:pPr>
-      <w:r>
-        <w:rPr>
-          <w:color w:val="000000"/>
-        </w:rPr>
-        <w:t>“</w:t>
-      </w:r>
-      <w:r>
-        <w:rPr>
-          <w:color w:val="000000"/>
-        </w:rPr>
-        <w:t>The sexton. It means the caretaker.”</w:t>
-      </w:r>
-    </w:p>
-    <w:p>
-      <w:pPr>
-        <w:pStyle w:val="normal11111111"/>
-        <w:widowControl/>
-        <w:shd w:val="clear" w:fill="auto"/>
-        <w:spacing w:lineRule="auto" w:line="240" w:before="0" w:after="160"/>
-        <w:ind w:hanging="0" w:start="0" w:end="0"/>
-        <w:rPr/>
+        <w:spacing w:line="240" w:lineRule="auto"/>
+        <w:rPr>
+          <w:color w:val="000000"/>
+        </w:rPr>
+      </w:pPr>
+      <w:r>
+        <w:rPr>
+          <w:color w:val="000000"/>
+        </w:rPr>
+        <w:t>“What are you doing out here?” Watkins asked.</w:t>
+      </w:r>
+    </w:p>
+    <w:p>
+      <w:pPr>
+        <w:pStyle w:val="normal11111111"/>
+        <w:spacing w:line="240" w:lineRule="auto"/>
+        <w:rPr>
+          <w:color w:val="000000"/>
+        </w:rPr>
+      </w:pPr>
+      <w:r>
+        <w:rPr>
+          <w:color w:val="000000"/>
+        </w:rPr>
+        <w:t>“Uh, my friend is the, um, caretaker here…the sexton….”</w:t>
+      </w:r>
+    </w:p>
+    <w:p>
+      <w:pPr>
+        <w:pStyle w:val="normal11111111"/>
+        <w:spacing w:line="240" w:lineRule="auto"/>
+        <w:rPr>
+          <w:color w:val="000000"/>
+        </w:rPr>
+      </w:pPr>
+      <w:r>
+        <w:rPr>
+          <w:color w:val="000000"/>
+        </w:rPr>
+        <w:t>“The what?”</w:t>
+      </w:r>
+    </w:p>
+    <w:p>
+      <w:pPr>
+        <w:pStyle w:val="normal11111111"/>
+        <w:spacing w:line="240" w:lineRule="auto"/>
+        <w:rPr>
+          <w:color w:val="000000"/>
+        </w:rPr>
+      </w:pPr>
+      <w:r>
+        <w:rPr>
+          <w:color w:val="000000"/>
+        </w:rPr>
+        <w:t>“The sexton. It means the caretaker.”</w:t>
+      </w:r>
+    </w:p>
+    <w:p>
+      <w:pPr>
+        <w:pStyle w:val="normal11111111"/>
+        <w:spacing w:line="240" w:lineRule="auto"/>
       </w:pPr>
       <w:r>
         <w:rPr>
@@ -118,35 +89,28 @@
         <w:t>Watkins’ “okay” stretched like taffy.</w:t>
       </w:r>
       <w:r>
-        <w:rPr/>
         <w:t xml:space="preserve">  </w:t>
       </w:r>
     </w:p>
     <w:p>
       <w:pPr>
         <w:pStyle w:val="normal11111111"/>
-        <w:spacing w:lineRule="auto" w:line="240"/>
-        <w:rPr>
-          <w:color w:val="000000"/>
-        </w:rPr>
-      </w:pPr>
-      <w:r>
-        <w:rPr>
-          <w:color w:val="000000"/>
-        </w:rPr>
-        <w:t>“</w:t>
-      </w:r>
-      <w:r>
-        <w:rPr>
-          <w:color w:val="000000"/>
-        </w:rPr>
-        <w:t>Well, he’s working and I gave him a ride….” At that moment, the domed yellow roof of the digger appeared over the ornate marble sepulcher that belonged to Carleton Abbey the town’s first mayor. Absently Arthur steered the digger between tombstones toward the shed. “There he is,” Emery yelped. “See. There he is.”</w:t>
-      </w:r>
-    </w:p>
-    <w:p>
-      <w:pPr>
-        <w:pStyle w:val="normal11111111"/>
-        <w:spacing w:lineRule="auto" w:line="240"/>
+        <w:spacing w:line="240" w:lineRule="auto"/>
+        <w:rPr>
+          <w:color w:val="000000"/>
+        </w:rPr>
+      </w:pPr>
+      <w:r>
+        <w:rPr>
+          <w:color w:val="000000"/>
+        </w:rPr>
+        <w:t>“Well, he’s working and I gave him a ride….” At that moment, the domed yellow roof of the digger appeared over the ornate marble sepulcher that belonged to Carleton Abbey the town’s first mayor. Absently Arthur steered the digger between tombstones toward the shed. “There he is,” Emery yelped. “See. There he is.”</w:t>
+      </w:r>
+    </w:p>
+    <w:p>
+      <w:pPr>
+        <w:pStyle w:val="normal11111111"/>
+        <w:spacing w:line="240" w:lineRule="auto"/>
         <w:rPr>
           <w:color w:val="000000"/>
         </w:rPr>
@@ -161,114 +125,72 @@
     <w:p>
       <w:pPr>
         <w:pStyle w:val="normal11111111"/>
-        <w:spacing w:lineRule="auto" w:line="240"/>
-        <w:rPr>
-          <w:color w:val="000000"/>
-        </w:rPr>
-      </w:pPr>
-      <w:r>
-        <w:rPr>
-          <w:color w:val="000000"/>
-        </w:rPr>
-        <w:t>“</w:t>
-      </w:r>
-      <w:r>
-        <w:rPr>
-          <w:color w:val="000000"/>
-        </w:rPr>
-        <w:t>Sorry about the noise,” Emery said.</w:t>
-      </w:r>
-    </w:p>
-    <w:p>
-      <w:pPr>
-        <w:pStyle w:val="normal11111111"/>
-        <w:spacing w:lineRule="auto" w:line="240"/>
-        <w:rPr>
-          <w:color w:val="000000"/>
-        </w:rPr>
-      </w:pPr>
-      <w:r>
-        <w:rPr>
-          <w:color w:val="000000"/>
-        </w:rPr>
-        <w:t>“</w:t>
-      </w:r>
-      <w:r>
-        <w:rPr>
-          <w:color w:val="000000"/>
-        </w:rPr>
-        <w:t>What’s that?” Watkins didn’t take his eyes off of Arthur.</w:t>
-      </w:r>
-    </w:p>
-    <w:p>
-      <w:pPr>
-        <w:pStyle w:val="normal11111111"/>
-        <w:widowControl/>
-        <w:shd w:val="clear" w:fill="auto"/>
-        <w:spacing w:lineRule="auto" w:line="240" w:before="0" w:after="160"/>
-        <w:ind w:hanging="0" w:start="0" w:end="0"/>
-        <w:rPr/>
-      </w:pPr>
-      <w:r>
-        <w:rPr>
-          <w:color w:val="000000"/>
-        </w:rPr>
-        <w:t>“</w:t>
-      </w:r>
-      <w:r>
-        <w:rPr>
-          <w:color w:val="000000"/>
-        </w:rPr>
-        <w:t>The noise we’re making. One of the neighbors called you? We’re just about finished up here.”</w:t>
-      </w:r>
-    </w:p>
-    <w:p>
-      <w:pPr>
-        <w:pStyle w:val="normal11111111"/>
-        <w:widowControl/>
-        <w:shd w:val="clear" w:fill="auto"/>
-        <w:spacing w:lineRule="auto" w:line="240" w:before="0" w:after="160"/>
-        <w:ind w:hanging="0" w:start="0" w:end="0"/>
-        <w:rPr/>
-      </w:pPr>
-      <w:r>
-        <w:rPr>
-          <w:color w:val="000000"/>
-        </w:rPr>
-        <w:t>“</w:t>
-      </w:r>
-      <w:r>
-        <w:rPr>
-          <w:color w:val="000000"/>
-        </w:rPr>
-        <w:t xml:space="preserve">Nobody called,” Watkins said. He was still watching Arthur who was pulling the digger into the shed. “Emery Bryant.” </w:t>
-      </w:r>
-    </w:p>
-    <w:p>
-      <w:pPr>
-        <w:pStyle w:val="normal11111111"/>
-        <w:widowControl/>
-        <w:shd w:val="clear" w:fill="auto"/>
-        <w:spacing w:lineRule="auto" w:line="240" w:before="0" w:after="160"/>
-        <w:ind w:hanging="0" w:start="0" w:end="0"/>
-        <w:rPr>
-          <w:color w:val="000000"/>
-        </w:rPr>
-      </w:pPr>
-      <w:r>
-        <w:rPr>
-          <w:color w:val="000000"/>
-        </w:rPr>
-        <w:t>“</w:t>
-      </w:r>
-      <w:r>
-        <w:rPr>
-          <w:color w:val="000000"/>
-        </w:rPr>
-        <w:t>That</w:t>
-      </w:r>
-      <w:r>
-        <w:rPr/>
+        <w:spacing w:line="240" w:lineRule="auto"/>
+        <w:rPr>
+          <w:color w:val="000000"/>
+        </w:rPr>
+      </w:pPr>
+      <w:r>
+        <w:rPr>
+          <w:color w:val="000000"/>
+        </w:rPr>
+        <w:t>“Sorry about the noise,” Emery said.</w:t>
+      </w:r>
+    </w:p>
+    <w:p>
+      <w:pPr>
+        <w:pStyle w:val="normal11111111"/>
+        <w:spacing w:line="240" w:lineRule="auto"/>
+        <w:rPr>
+          <w:color w:val="000000"/>
+        </w:rPr>
+      </w:pPr>
+      <w:r>
+        <w:rPr>
+          <w:color w:val="000000"/>
+        </w:rPr>
+        <w:t>“What’s that?” Watkins didn’t take his eyes off of Arthur.</w:t>
+      </w:r>
+    </w:p>
+    <w:p>
+      <w:pPr>
+        <w:pStyle w:val="normal11111111"/>
+        <w:spacing w:line="240" w:lineRule="auto"/>
+      </w:pPr>
+      <w:r>
+        <w:rPr>
+          <w:color w:val="000000"/>
+        </w:rPr>
+        <w:t>“The noise we’re making. One of the neighbors called you? We’re just about finished up here.”</w:t>
+      </w:r>
+    </w:p>
+    <w:p>
+      <w:pPr>
+        <w:pStyle w:val="normal11111111"/>
+        <w:spacing w:line="240" w:lineRule="auto"/>
+      </w:pPr>
+      <w:r>
+        <w:rPr>
+          <w:color w:val="000000"/>
+        </w:rPr>
+        <w:t xml:space="preserve">“Nobody called,” Watkins said. He was still watching Arthur who was pulling the digger into the shed. “Emery Bryant.” </w:t>
+      </w:r>
+    </w:p>
+    <w:p>
+      <w:pPr>
+        <w:pStyle w:val="normal11111111"/>
+        <w:spacing w:line="240" w:lineRule="auto"/>
+        <w:rPr>
+          <w:color w:val="000000"/>
+        </w:rPr>
+      </w:pPr>
+      <w:r>
+        <w:rPr>
+          <w:color w:val="000000"/>
+        </w:rPr>
+        <w:t>“That</w:t>
+      </w:r>
+      <w:r>
         <w:t>’s right.” Emery figured he had run the plate already. “</w:t>
       </w:r>
       <w:r>
@@ -278,7 +200,6 @@
         <w:t>You need my ID</w:t>
       </w:r>
       <w:r>
-        <w:rPr/>
         <w:t>?</w:t>
       </w:r>
       <w:r>
@@ -288,7 +209,6 @@
         <w:t>” Wit</w:t>
       </w:r>
       <w:r>
-        <w:rPr/>
         <w:t>h a look, Watkins sent his partner scurrying after Arthur. The second cop crossed in front of the car and disappeared into the shed</w:t>
       </w:r>
       <w:r>
@@ -301,28 +221,18 @@
     <w:p>
       <w:pPr>
         <w:pStyle w:val="normal11111111"/>
-        <w:widowControl/>
-        <w:shd w:val="clear" w:fill="auto"/>
-        <w:spacing w:lineRule="auto" w:line="240" w:before="0" w:after="160"/>
-        <w:ind w:hanging="0" w:start="0" w:end="0"/>
-        <w:rPr>
-          <w:color w:val="000000"/>
-        </w:rPr>
-      </w:pPr>
-      <w:r>
-        <w:rPr>
-          <w:color w:val="000000"/>
-        </w:rPr>
-        <w:t>“</w:t>
-      </w:r>
-      <w:r>
-        <w:rPr>
-          <w:color w:val="000000"/>
-        </w:rPr>
-        <w:t>Brother of Orrin Bryant who was t</w:t>
-      </w:r>
-      <w:r>
-        <w:rPr/>
+        <w:spacing w:line="240" w:lineRule="auto"/>
+        <w:rPr>
+          <w:color w:val="000000"/>
+        </w:rPr>
+      </w:pPr>
+      <w:r>
+        <w:rPr>
+          <w:color w:val="000000"/>
+        </w:rPr>
+        <w:t>“Brother of Orrin Bryant who was t</w:t>
+      </w:r>
+      <w:r>
         <w:t xml:space="preserve">he father of </w:t>
       </w:r>
       <w:r>
@@ -335,358 +245,275 @@
     <w:p>
       <w:pPr>
         <w:pStyle w:val="normal11111111"/>
-        <w:widowControl/>
-        <w:shd w:val="clear" w:fill="auto"/>
-        <w:spacing w:lineRule="auto" w:line="240" w:before="0" w:after="160"/>
-        <w:ind w:hanging="0" w:start="0" w:end="0"/>
-        <w:rPr/>
-      </w:pPr>
-      <w:r>
-        <w:rPr/>
-        <w:t>“</w:t>
-      </w:r>
-      <w:r>
-        <w:rPr/>
-        <w:t>Yeah, uh, is there a problem, officer?”</w:t>
-      </w:r>
-    </w:p>
-    <w:p>
-      <w:pPr>
-        <w:pStyle w:val="normal11111111"/>
-        <w:widowControl/>
-        <w:shd w:val="clear" w:fill="auto"/>
-        <w:spacing w:lineRule="auto" w:line="240" w:before="0" w:after="160"/>
-        <w:ind w:hanging="0" w:start="0" w:end="0"/>
-        <w:rPr/>
-      </w:pPr>
-      <w:r>
-        <w:rPr/>
-        <w:t>“</w:t>
-      </w:r>
-      <w:r>
-        <w:rPr/>
-        <w:t xml:space="preserve">You know Jane Betts?” </w:t>
-      </w:r>
-    </w:p>
-    <w:p>
-      <w:pPr>
-        <w:pStyle w:val="normal11111111"/>
-        <w:widowControl/>
-        <w:shd w:val="clear" w:fill="auto"/>
-        <w:spacing w:lineRule="auto" w:line="240" w:before="0" w:after="160"/>
-        <w:ind w:hanging="0" w:start="0" w:end="0"/>
-        <w:rPr/>
-      </w:pPr>
-      <w:r>
-        <w:rPr/>
-        <w:t>“</w:t>
-      </w:r>
-      <w:r>
-        <w:rPr/>
-        <w:t>Her? Yes, barely.” Usually you could act meek enough, bestow them the power they’re starving for, and get out of most situations with the cops. Emery couldn’t get a firm handle on this encounter or how to make it end quickly.</w:t>
-      </w:r>
-    </w:p>
-    <w:p>
-      <w:pPr>
-        <w:pStyle w:val="normal11111111"/>
-        <w:widowControl/>
-        <w:shd w:val="clear" w:fill="auto"/>
-        <w:spacing w:lineRule="auto" w:line="240" w:before="0" w:after="160"/>
-        <w:ind w:hanging="0" w:start="0" w:end="0"/>
-        <w:rPr/>
-      </w:pPr>
-      <w:r>
-        <w:rPr/>
-        <w:t>“</w:t>
-      </w:r>
-      <w:r>
-        <w:rPr/>
-        <w:t>You know she’s been harassing Mr. Sam Kellogg as it relates to your nephew?”</w:t>
-      </w:r>
-    </w:p>
-    <w:p>
-      <w:pPr>
-        <w:pStyle w:val="normal11111111"/>
-        <w:widowControl/>
-        <w:shd w:val="clear" w:fill="auto"/>
-        <w:spacing w:lineRule="auto" w:line="240" w:before="0" w:after="160"/>
-        <w:ind w:hanging="0" w:start="0" w:end="0"/>
-        <w:rPr/>
-      </w:pPr>
-      <w:r>
-        <w:rPr/>
-        <w:t>“</w:t>
-      </w:r>
-      <w:r>
-        <w:rPr/>
-        <w:t>I was made aware.” Emery realized he had raised his voice which was always a losing bet with cops. “Sir, I don’t know how this involves me.”</w:t>
-      </w:r>
-    </w:p>
-    <w:p>
-      <w:pPr>
-        <w:pStyle w:val="normal11111111"/>
-        <w:widowControl/>
-        <w:shd w:val="clear" w:fill="auto"/>
-        <w:spacing w:lineRule="auto" w:line="240" w:before="0" w:after="160"/>
-        <w:ind w:hanging="0" w:start="0" w:end="0"/>
-        <w:rPr/>
-      </w:pPr>
-      <w:r>
-        <w:rPr/>
-        <w:t>“</w:t>
-      </w:r>
-      <w:r>
-        <w:rPr/>
-        <w:t>She spent approximately four hours at your residence last night, correct? Soon after she departed. At 1:47 am you left the residence with your partner. Urgent matter?”</w:t>
-      </w:r>
-    </w:p>
-    <w:p>
-      <w:pPr>
-        <w:pStyle w:val="normal11111111"/>
-        <w:widowControl/>
-        <w:shd w:val="clear" w:fill="auto"/>
-        <w:spacing w:lineRule="auto" w:line="240" w:before="0" w:after="160"/>
-        <w:ind w:hanging="0" w:start="0" w:end="0"/>
-        <w:rPr/>
-      </w:pPr>
-      <w:r>
-        <w:rPr/>
-        <w:t>“</w:t>
-      </w:r>
-      <w:r>
-        <w:rPr/>
-        <w:t>You’re Clearfield County. You followed me from Tarrant?”</w:t>
-      </w:r>
-    </w:p>
-    <w:p>
-      <w:pPr>
-        <w:pStyle w:val="normal11111111"/>
-        <w:widowControl/>
-        <w:shd w:val="clear" w:fill="auto"/>
-        <w:spacing w:lineRule="auto" w:line="240" w:before="0" w:after="160"/>
-        <w:ind w:hanging="0" w:start="0" w:end="0"/>
-        <w:rPr/>
-      </w:pPr>
-      <w:r>
-        <w:rPr/>
-        <w:t>“</w:t>
-      </w:r>
-      <w:r>
-        <w:rPr/>
-        <w:t>Tarrent PD provided the initial report and handed you off at the border. Now what needed to be done at 2 o’clock in the morning?”</w:t>
-      </w:r>
-    </w:p>
-    <w:p>
-      <w:pPr>
-        <w:pStyle w:val="normal11111111"/>
-        <w:widowControl/>
-        <w:shd w:val="clear" w:fill="auto"/>
-        <w:spacing w:lineRule="auto" w:line="240" w:before="0" w:after="160"/>
-        <w:ind w:hanging="0" w:start="0" w:end="0"/>
-        <w:rPr/>
-      </w:pPr>
-      <w:r>
-        <w:rPr/>
-        <w:t>“</w:t>
-      </w:r>
-      <w:r>
-        <w:rPr/>
-        <w:t>I told you. My friend here is the sexton.” Raised voices were coming from the shed. Sounds of struggle as bodies collided with loose tools and knocked them to the cement floor. “He has a job to do-”</w:t>
-      </w:r>
-    </w:p>
-    <w:p>
-      <w:pPr>
-        <w:pStyle w:val="normal11111111"/>
-        <w:widowControl/>
-        <w:shd w:val="clear" w:fill="auto"/>
-        <w:spacing w:lineRule="auto" w:line="240" w:before="0" w:after="160"/>
-        <w:ind w:hanging="0" w:start="0" w:end="0"/>
-        <w:rPr>
-          <w:rFonts w:eastAsia="Aptos" w:cs="Aptos"/>
-          <w:b w:val="false"/>
-          <w:bCs w:val="false"/>
-          <w:i w:val="false"/>
-          <w:iCs w:val="false"/>
-          <w:caps w:val="false"/>
-          <w:smallCaps w:val="false"/>
-          <w:strike w:val="false"/>
-          <w:dstrike w:val="false"/>
-          <w:color w:val="000000"/>
-          <w:position w:val="0"/>
-          <w:sz w:val="24"/>
-          <w:szCs w:val="24"/>
-          <w:u w:val="none"/>
-          <w:shd w:fill="auto" w:val="clear"/>
-          <w:vertAlign w:val="baseline"/>
-        </w:rPr>
-      </w:pPr>
-      <w:r>
-        <w:rPr>
-          <w:rFonts w:eastAsia="Aptos" w:cs="Aptos"/>
-          <w:b w:val="false"/>
-          <w:bCs w:val="false"/>
-          <w:i w:val="false"/>
-          <w:iCs w:val="false"/>
-          <w:caps w:val="false"/>
-          <w:smallCaps w:val="false"/>
-          <w:strike w:val="false"/>
-          <w:dstrike w:val="false"/>
-          <w:color w:val="000000"/>
-          <w:position w:val="0"/>
-          <w:sz w:val="24"/>
-          <w:szCs w:val="24"/>
-          <w:u w:val="none"/>
-          <w:shd w:fill="auto" w:val="clear"/>
-          <w:vertAlign w:val="baseline"/>
-        </w:rPr>
-        <w:t>“</w:t>
-      </w:r>
-      <w:r>
-        <w:rPr>
-          <w:rFonts w:eastAsia="Aptos" w:cs="Aptos"/>
-          <w:b w:val="false"/>
-          <w:bCs w:val="false"/>
-          <w:i w:val="false"/>
-          <w:iCs w:val="false"/>
-          <w:caps w:val="false"/>
-          <w:smallCaps w:val="false"/>
-          <w:strike w:val="false"/>
-          <w:dstrike w:val="false"/>
-          <w:color w:val="000000"/>
-          <w:position w:val="0"/>
-          <w:sz w:val="24"/>
-          <w:szCs w:val="24"/>
-          <w:u w:val="none"/>
-          <w:shd w:fill="auto" w:val="clear"/>
-          <w:vertAlign w:val="baseline"/>
-        </w:rPr>
-        <w:t>What’s in your lap?” F.</w:t>
-      </w:r>
-    </w:p>
-    <w:p>
-      <w:pPr>
-        <w:pStyle w:val="normal11111111"/>
-        <w:widowControl/>
-        <w:shd w:val="clear" w:fill="auto"/>
-        <w:spacing w:lineRule="auto" w:line="240" w:before="0" w:after="160"/>
-        <w:ind w:hanging="0" w:start="0" w:end="0"/>
-        <w:rPr>
-          <w:rFonts w:eastAsia="Aptos" w:cs="Aptos"/>
-          <w:b w:val="false"/>
-          <w:bCs w:val="false"/>
-          <w:i w:val="false"/>
-          <w:iCs w:val="false"/>
-          <w:caps w:val="false"/>
-          <w:smallCaps w:val="false"/>
-          <w:strike w:val="false"/>
-          <w:dstrike w:val="false"/>
-          <w:color w:val="000000"/>
-          <w:sz w:val="24"/>
-          <w:szCs w:val="24"/>
-          <w:u w:val="none"/>
-          <w:shd w:fill="auto" w:val="clear"/>
-        </w:rPr>
-      </w:pPr>
-      <w:r>
-        <w:rPr>
-          <w:rFonts w:eastAsia="Aptos" w:cs="Aptos"/>
-          <w:b w:val="false"/>
-          <w:bCs w:val="false"/>
-          <w:i w:val="false"/>
-          <w:iCs w:val="false"/>
-          <w:caps w:val="false"/>
-          <w:smallCaps w:val="false"/>
-          <w:strike w:val="false"/>
-          <w:dstrike w:val="false"/>
-          <w:color w:val="000000"/>
-          <w:sz w:val="24"/>
-          <w:szCs w:val="24"/>
-          <w:u w:val="none"/>
-          <w:shd w:fill="auto" w:val="clear"/>
-        </w:rPr>
-        <w:t xml:space="preserve">Landscaping tools leaned upright against the cinder block wall. Shovels with shovels, rakes with rakes and so on.  </w:t>
+        <w:spacing w:line="240" w:lineRule="auto"/>
+      </w:pPr>
+      <w:r>
+        <w:t>“Yeah, uh, is there a problem, officer?”</w:t>
+      </w:r>
+    </w:p>
+    <w:p>
+      <w:pPr>
+        <w:pStyle w:val="normal11111111"/>
+        <w:spacing w:line="240" w:lineRule="auto"/>
+      </w:pPr>
+      <w:r>
+        <w:t xml:space="preserve">“You know Jane Betts?” </w:t>
+      </w:r>
+    </w:p>
+    <w:p>
+      <w:pPr>
+        <w:pStyle w:val="normal11111111"/>
+        <w:spacing w:line="240" w:lineRule="auto"/>
+      </w:pPr>
+      <w:r>
+        <w:t xml:space="preserve">“Her? Yes, barely.” Usually you could act meek enough, </w:t>
+      </w:r>
+      <w:r>
+        <w:t>grant</w:t>
+      </w:r>
+      <w:r>
+        <w:t xml:space="preserve"> them the power they’re starving for, and get out of most situations with the cops. Emery couldn’t get a firm handle on this encounter or how to make it end quickly.</w:t>
+      </w:r>
+    </w:p>
+    <w:p>
+      <w:pPr>
+        <w:pStyle w:val="normal11111111"/>
+        <w:spacing w:line="240" w:lineRule="auto"/>
+      </w:pPr>
+      <w:r>
+        <w:t>“You know she’s been harassing Mr. Sam Kellogg as it relates to your nephew?”</w:t>
+      </w:r>
+    </w:p>
+    <w:p>
+      <w:pPr>
+        <w:pStyle w:val="normal11111111"/>
+        <w:spacing w:line="240" w:lineRule="auto"/>
+      </w:pPr>
+      <w:r>
+        <w:t>“I was made aware.” Emery realized he had raised his voice which was always a losing bet with cops. “Sir, I don’t know how this involves me.”</w:t>
+      </w:r>
+    </w:p>
+    <w:p>
+      <w:pPr>
+        <w:pStyle w:val="normal11111111"/>
+        <w:spacing w:line="240" w:lineRule="auto"/>
+      </w:pPr>
+      <w:r>
+        <w:lastRenderedPageBreak/>
+        <w:t>“She spent approximately four hours at your residence last night, correct? Soon after she departed. At 1:47 am you left the residence with your partner. Urgent matter?”</w:t>
+      </w:r>
+    </w:p>
+    <w:p>
+      <w:pPr>
+        <w:pStyle w:val="normal11111111"/>
+        <w:spacing w:line="240" w:lineRule="auto"/>
+      </w:pPr>
+      <w:r>
+        <w:t>“You’re Clearfield County. You followed me from Tarrant?”</w:t>
+      </w:r>
+    </w:p>
+    <w:p>
+      <w:pPr>
+        <w:pStyle w:val="normal11111111"/>
+        <w:spacing w:line="240" w:lineRule="auto"/>
+      </w:pPr>
+      <w:r>
+        <w:t>“Tarr</w:t>
+      </w:r>
+      <w:r>
+        <w:t>a</w:t>
+      </w:r>
+      <w:r>
+        <w:t>nt PD provided the initial report and handed you off at the border. Now what needed to be done at 2 o’clock in the morning?”</w:t>
+      </w:r>
+    </w:p>
+    <w:p>
+      <w:pPr>
+        <w:pStyle w:val="normal11111111"/>
+        <w:spacing w:line="240" w:lineRule="auto"/>
+      </w:pPr>
+      <w:r>
+        <w:t>“I told you. My friend here is the sexton.” Raised voices were coming from the shed. Sounds of struggle as bodies collided with loose tools and knocked them to the cement floor. “He has a job to do</w:t>
+      </w:r>
+      <w:r>
+        <w:t>.</w:t>
+      </w:r>
+      <w:r>
+        <w:t>”</w:t>
+      </w:r>
+    </w:p>
+    <w:p>
+      <w:pPr>
+        <w:pStyle w:val="normal11111111"/>
+        <w:spacing w:line="240" w:lineRule="auto"/>
+        <w:rPr>
+          <w:color w:val="000000"/>
+        </w:rPr>
+      </w:pPr>
+      <w:r>
+        <w:rPr>
+          <w:color w:val="000000"/>
+        </w:rPr>
+        <w:t xml:space="preserve">“What’s in </w:t>
+      </w:r>
+      <w:r>
+        <w:rPr>
+          <w:color w:val="000000"/>
+        </w:rPr>
+        <w:t>the bag</w:t>
+      </w:r>
+      <w:r>
+        <w:rPr>
+          <w:color w:val="000000"/>
+        </w:rPr>
+        <w:t>?” F.</w:t>
+      </w:r>
+    </w:p>
+    <w:p>
+      <w:pPr>
+        <w:pStyle w:val="normal11111111"/>
+        <w:spacing w:line="240" w:lineRule="auto"/>
+        <w:rPr>
+          <w:color w:val="000000"/>
+        </w:rPr>
+      </w:pPr>
+      <w:r>
+        <w:rPr>
+          <w:color w:val="000000"/>
+        </w:rPr>
+        <w:t xml:space="preserve">A colorless cinder block structure with a rolling steel garage door at the front. </w:t>
+      </w:r>
+      <w:r>
+        <w:rPr>
+          <w:color w:val="000000"/>
+        </w:rPr>
+        <w:t xml:space="preserve">Landscaping </w:t>
+      </w:r>
+      <w:r>
+        <w:rPr>
+          <w:color w:val="000000"/>
+        </w:rPr>
+        <w:t>gear</w:t>
+      </w:r>
+      <w:r>
+        <w:rPr>
+          <w:color w:val="000000"/>
+        </w:rPr>
+        <w:t xml:space="preserve"> leaned upright against the cinder block wall. Shovels with shovels, rakes with rakes and so on. </w:t>
+      </w:r>
+      <w:r>
+        <w:rPr>
+          <w:color w:val="000000"/>
+        </w:rPr>
+        <w:t xml:space="preserve">On the opposite wall, a pegboard panel hung above a workbench occupied by nothing more than </w:t>
+      </w:r>
+      <w:r>
+        <w:rPr>
+          <w:color w:val="000000"/>
+        </w:rPr>
+        <w:t xml:space="preserve">an FM radio, antenna </w:t>
+      </w:r>
+      <w:r>
+        <w:rPr>
+          <w:color w:val="000000"/>
+        </w:rPr>
+        <w:t>pointed</w:t>
+      </w:r>
+      <w:r>
+        <w:rPr>
+          <w:color w:val="000000"/>
+        </w:rPr>
+        <w:t xml:space="preserve"> at heaven. The tools on the pegboard were evenly spaced and clean. E</w:t>
+      </w:r>
+      <w:r>
+        <w:rPr>
+          <w:color w:val="000000"/>
+        </w:rPr>
+        <w:t>very handle pointed down.</w:t>
+      </w:r>
+    </w:p>
+    <w:p>
+      <w:pPr>
+        <w:pStyle w:val="normal11111111"/>
+        <w:spacing w:line="240" w:lineRule="auto"/>
+        <w:rPr>
+          <w:color w:val="000000"/>
+        </w:rPr>
+      </w:pPr>
+      <w:r>
+        <w:rPr>
+          <w:color w:val="000000"/>
+        </w:rPr>
+        <w:t xml:space="preserve">Watkins looked at Emery and smiled. </w:t>
+      </w:r>
+    </w:p>
+    <w:p>
+      <w:pPr>
+        <w:pStyle w:val="normal11111111"/>
+        <w:spacing w:line="240" w:lineRule="auto"/>
+        <w:rPr>
+          <w:color w:val="000000"/>
+        </w:rPr>
+      </w:pPr>
+      <w:r>
+        <w:rPr>
+          <w:color w:val="000000"/>
+        </w:rPr>
+        <w:t xml:space="preserve">He pulled open the car door and before Emery could roll </w:t>
+      </w:r>
+      <w:r>
+        <w:rPr>
+          <w:color w:val="000000"/>
+        </w:rPr>
+        <w:t xml:space="preserve">over </w:t>
+      </w:r>
+      <w:r>
+        <w:rPr>
+          <w:color w:val="000000"/>
+        </w:rPr>
+        <w:t xml:space="preserve">to the passenger side, the cop latched on to Emery’s hips and dumped him and the bag out onto the cemetery ground. </w:t>
+      </w:r>
+      <w:r>
+        <w:rPr>
+          <w:color w:val="000000"/>
+        </w:rPr>
+        <w:t xml:space="preserve">  </w:t>
       </w:r>
     </w:p>
     <w:p>
       <w:pPr>
         <w:pStyle w:val="normal1"/>
-        <w:rPr/>
-      </w:pPr>
-      <w:r>
-        <w:rPr/>
+      </w:pPr>
+      <w:r>
         <w:t xml:space="preserve">      </w:t>
       </w:r>
     </w:p>
-    <w:p>
-      <w:pPr>
-        <w:pStyle w:val="Normal"/>
-        <w:rPr/>
-      </w:pPr>
-      <w:r>
-        <w:rPr/>
-      </w:r>
-    </w:p>
-    <w:p>
-      <w:pPr>
-        <w:pStyle w:val="Normal"/>
-        <w:rPr/>
-      </w:pPr>
-      <w:r>
-        <w:rPr/>
-      </w:r>
-    </w:p>
-    <w:p>
-      <w:pPr>
-        <w:pStyle w:val="Normal"/>
-        <w:rPr/>
-      </w:pPr>
-      <w:r>
-        <w:rPr/>
-      </w:r>
-    </w:p>
-    <w:p>
-      <w:pPr>
-        <w:pStyle w:val="Normal"/>
-        <w:rPr/>
-      </w:pPr>
-      <w:r>
-        <w:rPr/>
+    <w:p/>
+    <w:p/>
+    <w:p/>
+    <w:p>
+      <w:r>
         <w:t xml:space="preserve">First, there is the feeling of rising. Of being drawn upward, summoned toward the light. </w:t>
       </w:r>
     </w:p>
-    <w:p>
-      <w:pPr>
-        <w:pStyle w:val="Normal"/>
-        <w:widowControl/>
-        <w:suppressAutoHyphens w:val="true"/>
-        <w:bidi w:val="0"/>
-        <w:spacing w:lineRule="auto" w:line="278" w:before="0" w:after="160"/>
-        <w:jc w:val="start"/>
-        <w:rPr/>
-      </w:pPr>
-      <w:r>
-        <w:rPr/>
-      </w:r>
-    </w:p>
+    <w:p/>
     <w:sectPr>
-      <w:type w:val="nextPage"/>
       <w:pgSz w:w="12240" w:h="15840"/>
-      <w:pgMar w:left="1440" w:right="1440" w:gutter="0" w:header="0" w:top="1440" w:footer="0" w:bottom="1440"/>
-      <w:pgNumType w:fmt="decimal"/>
-      <w:formProt w:val="false"/>
-      <w:textDirection w:val="lrTb"/>
-      <w:docGrid w:type="default" w:linePitch="360" w:charSpace="0"/>
+      <w:pgMar w:top="1440" w:right="1440" w:bottom="1440" w:left="1440" w:header="0" w:footer="0" w:gutter="0"/>
+      <w:cols w:space="720"/>
+      <w:formProt w:val="0"/>
+      <w:docGrid w:linePitch="360"/>
     </w:sectPr>
   </w:body>
 </w:document>
 </file>
 
 <file path=word/styles.xml><?xml version="1.0" encoding="utf-8"?>
-<w:styles xmlns:w="http://schemas.openxmlformats.org/wordprocessingml/2006/main" xmlns:w14="http://schemas.microsoft.com/office/word/2010/wordml" xmlns:mc="http://schemas.openxmlformats.org/markup-compatibility/2006" mc:Ignorable="w14">
+<w:styles xmlns:mc="http://schemas.openxmlformats.org/markup-compatibility/2006" xmlns:r="http://schemas.openxmlformats.org/officeDocument/2006/relationships" xmlns:w="http://schemas.openxmlformats.org/wordprocessingml/2006/main" xmlns:w14="http://schemas.microsoft.com/office/word/2010/wordml" xmlns:w15="http://schemas.microsoft.com/office/word/2012/wordml" xmlns:w16cex="http://schemas.microsoft.com/office/word/2018/wordml/cex" xmlns:w16cid="http://schemas.microsoft.com/office/word/2016/wordml/cid" xmlns:w16="http://schemas.microsoft.com/office/word/2018/wordml" xmlns:w16du="http://schemas.microsoft.com/office/word/2023/wordml/word16du" xmlns:w16sdtdh="http://schemas.microsoft.com/office/word/2020/wordml/sdtdatahash" xmlns:w16sdtfl="http://schemas.microsoft.com/office/word/2024/wordml/sdtformatlock" xmlns:w16se="http://schemas.microsoft.com/office/word/2015/wordml/symex" mc:Ignorable="w14 w15 w16se w16cid w16 w16cex w16sdtdh w16sdtfl w16du">
   <w:docDefaults>
     <w:rPrDefault>
       <w:rPr>
-        <w:rFonts w:ascii="Aptos" w:hAnsi="Aptos" w:eastAsia="Aptos" w:cs="" w:asciiTheme="minorHAnsi" w:cstheme="minorBidi" w:eastAsiaTheme="minorHAnsi" w:hAnsiTheme="minorHAnsi"/>
+        <w:rFonts w:asciiTheme="minorHAnsi" w:eastAsiaTheme="minorHAnsi" w:hAnsiTheme="minorHAnsi" w:cstheme="minorBidi"/>
         <w:kern w:val="2"/>
         <w:sz w:val="24"/>
         <w:szCs w:val="24"/>
@@ -696,21 +523,21 @@
     </w:rPrDefault>
     <w:pPrDefault>
       <w:pPr>
-        <w:suppressAutoHyphens w:val="true"/>
+        <w:suppressAutoHyphens/>
       </w:pPr>
     </w:pPrDefault>
   </w:docDefaults>
   <w:latentStyles w:defLockedState="0" w:defUIPriority="99" w:defSemiHidden="0" w:defUnhideWhenUsed="0" w:defQFormat="0" w:count="376">
     <w:lsdException w:name="Normal" w:uiPriority="0" w:qFormat="1"/>
     <w:lsdException w:name="heading 1" w:uiPriority="9" w:qFormat="1"/>
-    <w:lsdException w:name="heading 2" w:uiPriority="9" w:semiHidden="1" w:unhideWhenUsed="1" w:qFormat="1"/>
-    <w:lsdException w:name="heading 3" w:uiPriority="9" w:semiHidden="1" w:unhideWhenUsed="1" w:qFormat="1"/>
-    <w:lsdException w:name="heading 4" w:uiPriority="9" w:semiHidden="1" w:unhideWhenUsed="1" w:qFormat="1"/>
-    <w:lsdException w:name="heading 5" w:uiPriority="9" w:semiHidden="1" w:unhideWhenUsed="1" w:qFormat="1"/>
-    <w:lsdException w:name="heading 6" w:uiPriority="9" w:semiHidden="1" w:unhideWhenUsed="1" w:qFormat="1"/>
-    <w:lsdException w:name="heading 7" w:uiPriority="9" w:semiHidden="1" w:unhideWhenUsed="1" w:qFormat="1"/>
-    <w:lsdException w:name="heading 8" w:uiPriority="9" w:semiHidden="1" w:unhideWhenUsed="1" w:qFormat="1"/>
-    <w:lsdException w:name="heading 9" w:uiPriority="9" w:semiHidden="1" w:unhideWhenUsed="1" w:qFormat="1"/>
+    <w:lsdException w:name="heading 2" w:semiHidden="1" w:uiPriority="9" w:unhideWhenUsed="1" w:qFormat="1"/>
+    <w:lsdException w:name="heading 3" w:semiHidden="1" w:uiPriority="9" w:unhideWhenUsed="1" w:qFormat="1"/>
+    <w:lsdException w:name="heading 4" w:semiHidden="1" w:uiPriority="9" w:unhideWhenUsed="1" w:qFormat="1"/>
+    <w:lsdException w:name="heading 5" w:semiHidden="1" w:uiPriority="9" w:unhideWhenUsed="1" w:qFormat="1"/>
+    <w:lsdException w:name="heading 6" w:semiHidden="1" w:uiPriority="9" w:unhideWhenUsed="1" w:qFormat="1"/>
+    <w:lsdException w:name="heading 7" w:semiHidden="1" w:uiPriority="9" w:unhideWhenUsed="1" w:qFormat="1"/>
+    <w:lsdException w:name="heading 8" w:semiHidden="1" w:uiPriority="9" w:unhideWhenUsed="1" w:qFormat="1"/>
+    <w:lsdException w:name="heading 9" w:semiHidden="1" w:uiPriority="9" w:unhideWhenUsed="1" w:qFormat="1"/>
     <w:lsdException w:name="index 1" w:semiHidden="1" w:unhideWhenUsed="1"/>
     <w:lsdException w:name="index 2" w:semiHidden="1" w:unhideWhenUsed="1"/>
     <w:lsdException w:name="index 3" w:semiHidden="1" w:unhideWhenUsed="1"/>
@@ -720,22 +547,22 @@
     <w:lsdException w:name="index 7" w:semiHidden="1" w:unhideWhenUsed="1"/>
     <w:lsdException w:name="index 8" w:semiHidden="1" w:unhideWhenUsed="1"/>
     <w:lsdException w:name="index 9" w:semiHidden="1" w:unhideWhenUsed="1"/>
-    <w:lsdException w:name="toc 1" w:uiPriority="39" w:semiHidden="1" w:unhideWhenUsed="1"/>
-    <w:lsdException w:name="toc 2" w:uiPriority="39" w:semiHidden="1" w:unhideWhenUsed="1"/>
-    <w:lsdException w:name="toc 3" w:uiPriority="39" w:semiHidden="1" w:unhideWhenUsed="1"/>
-    <w:lsdException w:name="toc 4" w:uiPriority="39" w:semiHidden="1" w:unhideWhenUsed="1"/>
-    <w:lsdException w:name="toc 5" w:uiPriority="39" w:semiHidden="1" w:unhideWhenUsed="1"/>
-    <w:lsdException w:name="toc 6" w:uiPriority="39" w:semiHidden="1" w:unhideWhenUsed="1"/>
-    <w:lsdException w:name="toc 7" w:uiPriority="39" w:semiHidden="1" w:unhideWhenUsed="1"/>
-    <w:lsdException w:name="toc 8" w:uiPriority="39" w:semiHidden="1" w:unhideWhenUsed="1"/>
-    <w:lsdException w:name="toc 9" w:uiPriority="39" w:semiHidden="1" w:unhideWhenUsed="1"/>
+    <w:lsdException w:name="toc 1" w:semiHidden="1" w:uiPriority="39" w:unhideWhenUsed="1"/>
+    <w:lsdException w:name="toc 2" w:semiHidden="1" w:uiPriority="39" w:unhideWhenUsed="1"/>
+    <w:lsdException w:name="toc 3" w:semiHidden="1" w:uiPriority="39" w:unhideWhenUsed="1"/>
+    <w:lsdException w:name="toc 4" w:semiHidden="1" w:uiPriority="39" w:unhideWhenUsed="1"/>
+    <w:lsdException w:name="toc 5" w:semiHidden="1" w:uiPriority="39" w:unhideWhenUsed="1"/>
+    <w:lsdException w:name="toc 6" w:semiHidden="1" w:uiPriority="39" w:unhideWhenUsed="1"/>
+    <w:lsdException w:name="toc 7" w:semiHidden="1" w:uiPriority="39" w:unhideWhenUsed="1"/>
+    <w:lsdException w:name="toc 8" w:semiHidden="1" w:uiPriority="39" w:unhideWhenUsed="1"/>
+    <w:lsdException w:name="toc 9" w:semiHidden="1" w:uiPriority="39" w:unhideWhenUsed="1"/>
     <w:lsdException w:name="Normal Indent" w:semiHidden="1" w:unhideWhenUsed="1"/>
     <w:lsdException w:name="footnote text" w:semiHidden="1" w:unhideWhenUsed="1"/>
     <w:lsdException w:name="annotation text" w:semiHidden="1" w:unhideWhenUsed="1"/>
     <w:lsdException w:name="header" w:semiHidden="1" w:unhideWhenUsed="1"/>
     <w:lsdException w:name="footer" w:semiHidden="1" w:unhideWhenUsed="1"/>
     <w:lsdException w:name="index heading" w:semiHidden="1" w:unhideWhenUsed="1"/>
-    <w:lsdException w:name="caption" w:uiPriority="35" w:semiHidden="1" w:unhideWhenUsed="1" w:qFormat="1"/>
+    <w:lsdException w:name="caption" w:semiHidden="1" w:uiPriority="35" w:unhideWhenUsed="1" w:qFormat="1"/>
     <w:lsdException w:name="table of figures" w:semiHidden="1" w:unhideWhenUsed="1"/>
     <w:lsdException w:name="envelope address" w:semiHidden="1" w:unhideWhenUsed="1"/>
     <w:lsdException w:name="envelope return" w:semiHidden="1" w:unhideWhenUsed="1"/>
@@ -766,7 +593,7 @@
     <w:lsdException w:name="Title" w:uiPriority="10" w:qFormat="1"/>
     <w:lsdException w:name="Closing" w:semiHidden="1" w:unhideWhenUsed="1"/>
     <w:lsdException w:name="Signature" w:semiHidden="1" w:unhideWhenUsed="1"/>
-    <w:lsdException w:name="Default Paragraph Font" w:uiPriority="1" w:semiHidden="1" w:unhideWhenUsed="1"/>
+    <w:lsdException w:name="Default Paragraph Font" w:semiHidden="1" w:uiPriority="1" w:unhideWhenUsed="1"/>
     <w:lsdException w:name="Body Text" w:semiHidden="1" w:unhideWhenUsed="1"/>
     <w:lsdException w:name="Body Text Indent" w:semiHidden="1" w:unhideWhenUsed="1"/>
     <w:lsdException w:name="List Continue" w:semiHidden="1" w:unhideWhenUsed="1"/>
@@ -966,8 +793,8 @@
     <w:lsdException w:name="Subtle Reference" w:uiPriority="31" w:qFormat="1"/>
     <w:lsdException w:name="Intense Reference" w:uiPriority="32" w:qFormat="1"/>
     <w:lsdException w:name="Book Title" w:uiPriority="33" w:qFormat="1"/>
-    <w:lsdException w:name="Bibliography" w:uiPriority="37" w:semiHidden="1" w:unhideWhenUsed="1"/>
-    <w:lsdException w:name="TOC Heading" w:uiPriority="39" w:semiHidden="1" w:unhideWhenUsed="1" w:qFormat="1"/>
+    <w:lsdException w:name="Bibliography" w:semiHidden="1" w:uiPriority="37" w:unhideWhenUsed="1"/>
+    <w:lsdException w:name="TOC Heading" w:semiHidden="1" w:uiPriority="39" w:unhideWhenUsed="1" w:qFormat="1"/>
     <w:lsdException w:name="Plain Table 1" w:uiPriority="41"/>
     <w:lsdException w:name="Plain Table 2" w:uiPriority="42"/>
     <w:lsdException w:name="Plain Table 3" w:uiPriority="43"/>
@@ -1078,24 +905,17 @@
     <w:lsdException w:name="Unresolved Mention" w:semiHidden="1" w:unhideWhenUsed="1"/>
     <w:lsdException w:name="Smart Link" w:semiHidden="1" w:unhideWhenUsed="1"/>
   </w:latentStyles>
-  <w:style w:type="paragraph" w:styleId="Normal" w:default="1">
+  <w:style w:type="paragraph" w:default="1" w:styleId="Normal">
     <w:name w:val="Normal"/>
     <w:qFormat/>
-    <w:rsid w:val="00ba56b8"/>
-    <w:pPr>
-      <w:widowControl/>
-      <w:suppressAutoHyphens w:val="true"/>
-      <w:bidi w:val="0"/>
-      <w:spacing w:lineRule="auto" w:line="278" w:before="0" w:after="160"/>
-      <w:jc w:val="start"/>
-    </w:pPr>
-    <w:rPr>
-      <w:rFonts w:ascii="Aptos" w:hAnsi="Aptos" w:eastAsia="" w:cs="" w:eastAsiaTheme="minorEastAsia"/>
-      <w:color w:val="auto"/>
+    <w:rsid w:val="00BA56B8"/>
+    <w:pPr>
+      <w:spacing w:after="160" w:line="278" w:lineRule="auto"/>
+    </w:pPr>
+    <w:rPr>
+      <w:rFonts w:ascii="Aptos" w:eastAsiaTheme="minorEastAsia" w:hAnsi="Aptos"/>
       <w:kern w:val="0"/>
-      <w:sz w:val="24"/>
-      <w:szCs w:val="24"/>
-      <w:lang w:val="en-US" w:eastAsia="ja-JP" w:bidi="ar-SA"/>
+      <w:lang w:eastAsia="ja-JP"/>
       <w14:ligatures w14:val="none"/>
     </w:rPr>
   </w:style>
@@ -1106,16 +926,16 @@
     <w:link w:val="Heading1Char"/>
     <w:uiPriority w:val="9"/>
     <w:qFormat/>
-    <w:rsid w:val="00ba56b8"/>
-    <w:pPr>
-      <w:keepNext w:val="true"/>
+    <w:rsid w:val="00BA56B8"/>
+    <w:pPr>
+      <w:keepNext/>
       <w:keepLines/>
       <w:spacing w:before="360" w:after="80"/>
       <w:outlineLvl w:val="0"/>
     </w:pPr>
     <w:rPr>
-      <w:rFonts w:ascii="Aptos Display" w:hAnsi="Aptos Display" w:eastAsia="" w:cs="" w:asciiTheme="majorHAnsi" w:cstheme="majorBidi" w:eastAsiaTheme="majorEastAsia" w:hAnsiTheme="majorHAnsi"/>
-      <w:color w:themeColor="accent1" w:themeShade="bf" w:val="0F4761"/>
+      <w:rFonts w:asciiTheme="majorHAnsi" w:eastAsiaTheme="majorEastAsia" w:hAnsiTheme="majorHAnsi" w:cstheme="majorBidi"/>
+      <w:color w:val="0F4761" w:themeColor="accent1" w:themeShade="BF"/>
       <w:kern w:val="2"/>
       <w:sz w:val="40"/>
       <w:szCs w:val="40"/>
@@ -1132,16 +952,16 @@
     <w:semiHidden/>
     <w:unhideWhenUsed/>
     <w:qFormat/>
-    <w:rsid w:val="00ba56b8"/>
-    <w:pPr>
-      <w:keepNext w:val="true"/>
+    <w:rsid w:val="00BA56B8"/>
+    <w:pPr>
+      <w:keepNext/>
       <w:keepLines/>
       <w:spacing w:before="160" w:after="80"/>
       <w:outlineLvl w:val="1"/>
     </w:pPr>
     <w:rPr>
-      <w:rFonts w:ascii="Aptos Display" w:hAnsi="Aptos Display" w:eastAsia="" w:cs="" w:asciiTheme="majorHAnsi" w:cstheme="majorBidi" w:eastAsiaTheme="majorEastAsia" w:hAnsiTheme="majorHAnsi"/>
-      <w:color w:themeColor="accent1" w:themeShade="bf" w:val="0F4761"/>
+      <w:rFonts w:asciiTheme="majorHAnsi" w:eastAsiaTheme="majorEastAsia" w:hAnsiTheme="majorHAnsi" w:cstheme="majorBidi"/>
+      <w:color w:val="0F4761" w:themeColor="accent1" w:themeShade="BF"/>
       <w:kern w:val="2"/>
       <w:sz w:val="32"/>
       <w:szCs w:val="32"/>
@@ -1158,16 +978,16 @@
     <w:semiHidden/>
     <w:unhideWhenUsed/>
     <w:qFormat/>
-    <w:rsid w:val="00ba56b8"/>
-    <w:pPr>
-      <w:keepNext w:val="true"/>
+    <w:rsid w:val="00BA56B8"/>
+    <w:pPr>
+      <w:keepNext/>
       <w:keepLines/>
       <w:spacing w:before="160" w:after="80"/>
       <w:outlineLvl w:val="2"/>
     </w:pPr>
     <w:rPr>
-      <w:rFonts w:eastAsia="" w:cs="" w:cstheme="majorBidi" w:eastAsiaTheme="majorEastAsia"/>
-      <w:color w:themeColor="accent1" w:themeShade="bf" w:val="0F4761"/>
+      <w:rFonts w:eastAsiaTheme="majorEastAsia" w:cstheme="majorBidi"/>
+      <w:color w:val="0F4761" w:themeColor="accent1" w:themeShade="BF"/>
       <w:kern w:val="2"/>
       <w:sz w:val="28"/>
       <w:szCs w:val="28"/>
@@ -1184,18 +1004,18 @@
     <w:semiHidden/>
     <w:unhideWhenUsed/>
     <w:qFormat/>
-    <w:rsid w:val="00ba56b8"/>
-    <w:pPr>
-      <w:keepNext w:val="true"/>
+    <w:rsid w:val="00BA56B8"/>
+    <w:pPr>
+      <w:keepNext/>
       <w:keepLines/>
       <w:spacing w:before="80" w:after="40"/>
       <w:outlineLvl w:val="3"/>
     </w:pPr>
     <w:rPr>
-      <w:rFonts w:eastAsia="" w:cs="" w:cstheme="majorBidi" w:eastAsiaTheme="majorEastAsia"/>
+      <w:rFonts w:eastAsiaTheme="majorEastAsia" w:cstheme="majorBidi"/>
       <w:i/>
       <w:iCs/>
-      <w:color w:themeColor="accent1" w:themeShade="bf" w:val="0F4761"/>
+      <w:color w:val="0F4761" w:themeColor="accent1" w:themeShade="BF"/>
       <w:kern w:val="2"/>
       <w:lang w:eastAsia="en-US"/>
       <w14:ligatures w14:val="standardContextual"/>
@@ -1210,16 +1030,16 @@
     <w:semiHidden/>
     <w:unhideWhenUsed/>
     <w:qFormat/>
-    <w:rsid w:val="00ba56b8"/>
-    <w:pPr>
-      <w:keepNext w:val="true"/>
+    <w:rsid w:val="00BA56B8"/>
+    <w:pPr>
+      <w:keepNext/>
       <w:keepLines/>
       <w:spacing w:before="80" w:after="40"/>
       <w:outlineLvl w:val="4"/>
     </w:pPr>
     <w:rPr>
-      <w:rFonts w:eastAsia="" w:cs="" w:cstheme="majorBidi" w:eastAsiaTheme="majorEastAsia"/>
-      <w:color w:themeColor="accent1" w:themeShade="bf" w:val="0F4761"/>
+      <w:rFonts w:eastAsiaTheme="majorEastAsia" w:cstheme="majorBidi"/>
+      <w:color w:val="0F4761" w:themeColor="accent1" w:themeShade="BF"/>
       <w:kern w:val="2"/>
       <w:lang w:eastAsia="en-US"/>
       <w14:ligatures w14:val="standardContextual"/>
@@ -1234,18 +1054,18 @@
     <w:semiHidden/>
     <w:unhideWhenUsed/>
     <w:qFormat/>
-    <w:rsid w:val="00ba56b8"/>
-    <w:pPr>
-      <w:keepNext w:val="true"/>
+    <w:rsid w:val="00BA56B8"/>
+    <w:pPr>
+      <w:keepNext/>
       <w:keepLines/>
       <w:spacing w:before="40" w:after="0"/>
       <w:outlineLvl w:val="5"/>
     </w:pPr>
     <w:rPr>
-      <w:rFonts w:eastAsia="" w:cs="" w:cstheme="majorBidi" w:eastAsiaTheme="majorEastAsia"/>
+      <w:rFonts w:eastAsiaTheme="majorEastAsia" w:cstheme="majorBidi"/>
       <w:i/>
       <w:iCs/>
-      <w:color w:themeColor="text1" w:themeTint="a6" w:val="595959"/>
+      <w:color w:val="595959" w:themeColor="text1" w:themeTint="A6"/>
       <w:kern w:val="2"/>
       <w:lang w:eastAsia="en-US"/>
       <w14:ligatures w14:val="standardContextual"/>
@@ -1260,16 +1080,16 @@
     <w:semiHidden/>
     <w:unhideWhenUsed/>
     <w:qFormat/>
-    <w:rsid w:val="00ba56b8"/>
-    <w:pPr>
-      <w:keepNext w:val="true"/>
+    <w:rsid w:val="00BA56B8"/>
+    <w:pPr>
+      <w:keepNext/>
       <w:keepLines/>
       <w:spacing w:before="40" w:after="0"/>
       <w:outlineLvl w:val="6"/>
     </w:pPr>
     <w:rPr>
-      <w:rFonts w:eastAsia="" w:cs="" w:cstheme="majorBidi" w:eastAsiaTheme="majorEastAsia"/>
-      <w:color w:themeColor="text1" w:themeTint="a6" w:val="595959"/>
+      <w:rFonts w:eastAsiaTheme="majorEastAsia" w:cstheme="majorBidi"/>
+      <w:color w:val="595959" w:themeColor="text1" w:themeTint="A6"/>
       <w:kern w:val="2"/>
       <w:lang w:eastAsia="en-US"/>
       <w14:ligatures w14:val="standardContextual"/>
@@ -1284,18 +1104,18 @@
     <w:semiHidden/>
     <w:unhideWhenUsed/>
     <w:qFormat/>
-    <w:rsid w:val="00ba56b8"/>
-    <w:pPr>
-      <w:keepNext w:val="true"/>
+    <w:rsid w:val="00BA56B8"/>
+    <w:pPr>
+      <w:keepNext/>
       <w:keepLines/>
-      <w:spacing w:before="0" w:after="0"/>
+      <w:spacing w:after="0"/>
       <w:outlineLvl w:val="7"/>
     </w:pPr>
     <w:rPr>
-      <w:rFonts w:eastAsia="" w:cs="" w:cstheme="majorBidi" w:eastAsiaTheme="majorEastAsia"/>
+      <w:rFonts w:eastAsiaTheme="majorEastAsia" w:cstheme="majorBidi"/>
       <w:i/>
       <w:iCs/>
-      <w:color w:themeColor="text1" w:themeTint="d8" w:val="272727"/>
+      <w:color w:val="272727" w:themeColor="text1" w:themeTint="D8"/>
       <w:kern w:val="2"/>
       <w:lang w:eastAsia="en-US"/>
       <w14:ligatures w14:val="standardContextual"/>
@@ -1310,185 +1130,205 @@
     <w:semiHidden/>
     <w:unhideWhenUsed/>
     <w:qFormat/>
-    <w:rsid w:val="00ba56b8"/>
-    <w:pPr>
-      <w:keepNext w:val="true"/>
+    <w:rsid w:val="00BA56B8"/>
+    <w:pPr>
+      <w:keepNext/>
       <w:keepLines/>
-      <w:spacing w:before="0" w:after="0"/>
+      <w:spacing w:after="0"/>
       <w:outlineLvl w:val="8"/>
     </w:pPr>
     <w:rPr>
-      <w:rFonts w:eastAsia="" w:cs="" w:cstheme="majorBidi" w:eastAsiaTheme="majorEastAsia"/>
-      <w:color w:themeColor="text1" w:themeTint="d8" w:val="272727"/>
+      <w:rFonts w:eastAsiaTheme="majorEastAsia" w:cstheme="majorBidi"/>
+      <w:color w:val="272727" w:themeColor="text1" w:themeTint="D8"/>
       <w:kern w:val="2"/>
       <w:lang w:eastAsia="en-US"/>
       <w14:ligatures w14:val="standardContextual"/>
     </w:rPr>
   </w:style>
-  <w:style w:type="character" w:styleId="DefaultParagraphFont" w:default="1">
+  <w:style w:type="character" w:default="1" w:styleId="DefaultParagraphFont">
     <w:name w:val="Default Paragraph Font"/>
     <w:uiPriority w:val="1"/>
     <w:semiHidden/>
     <w:unhideWhenUsed/>
-    <w:rPr/>
-  </w:style>
-  <w:style w:type="character" w:styleId="Heading1Char" w:customStyle="1">
+  </w:style>
+  <w:style w:type="table" w:default="1" w:styleId="TableNormal">
+    <w:name w:val="Normal Table"/>
+    <w:uiPriority w:val="99"/>
+    <w:semiHidden/>
+    <w:unhideWhenUsed/>
+    <w:tblPr>
+      <w:tblInd w:w="0" w:type="dxa"/>
+      <w:tblCellMar>
+        <w:top w:w="0" w:type="dxa"/>
+        <w:left w:w="108" w:type="dxa"/>
+        <w:bottom w:w="0" w:type="dxa"/>
+        <w:right w:w="108" w:type="dxa"/>
+      </w:tblCellMar>
+    </w:tblPr>
+  </w:style>
+  <w:style w:type="numbering" w:default="1" w:styleId="NoList">
+    <w:name w:val="No List"/>
+    <w:uiPriority w:val="99"/>
+    <w:semiHidden/>
+    <w:unhideWhenUsed/>
+  </w:style>
+  <w:style w:type="character" w:customStyle="1" w:styleId="Heading1Char">
     <w:name w:val="Heading 1 Char"/>
     <w:basedOn w:val="DefaultParagraphFont"/>
     <w:link w:val="Heading1"/>
     <w:uiPriority w:val="9"/>
-    <w:rsid w:val="00ba56b8"/>
-    <w:rPr>
-      <w:rFonts w:ascii="Aptos Display" w:hAnsi="Aptos Display" w:eastAsia="" w:cs="" w:asciiTheme="majorHAnsi" w:cstheme="majorBidi" w:eastAsiaTheme="majorEastAsia" w:hAnsiTheme="majorHAnsi"/>
-      <w:color w:themeColor="accent1" w:themeShade="bf" w:val="0F4761"/>
+    <w:rsid w:val="00BA56B8"/>
+    <w:rPr>
+      <w:rFonts w:asciiTheme="majorHAnsi" w:eastAsiaTheme="majorEastAsia" w:hAnsiTheme="majorHAnsi" w:cstheme="majorBidi"/>
+      <w:color w:val="0F4761" w:themeColor="accent1" w:themeShade="BF"/>
       <w:sz w:val="40"/>
       <w:szCs w:val="40"/>
     </w:rPr>
   </w:style>
-  <w:style w:type="character" w:styleId="Heading2Char" w:customStyle="1">
+  <w:style w:type="character" w:customStyle="1" w:styleId="Heading2Char">
     <w:name w:val="Heading 2 Char"/>
     <w:basedOn w:val="DefaultParagraphFont"/>
     <w:link w:val="Heading2"/>
     <w:uiPriority w:val="9"/>
     <w:semiHidden/>
-    <w:rsid w:val="00ba56b8"/>
-    <w:rPr>
-      <w:rFonts w:ascii="Aptos Display" w:hAnsi="Aptos Display" w:eastAsia="" w:cs="" w:asciiTheme="majorHAnsi" w:cstheme="majorBidi" w:eastAsiaTheme="majorEastAsia" w:hAnsiTheme="majorHAnsi"/>
-      <w:color w:themeColor="accent1" w:themeShade="bf" w:val="0F4761"/>
+    <w:rsid w:val="00BA56B8"/>
+    <w:rPr>
+      <w:rFonts w:asciiTheme="majorHAnsi" w:eastAsiaTheme="majorEastAsia" w:hAnsiTheme="majorHAnsi" w:cstheme="majorBidi"/>
+      <w:color w:val="0F4761" w:themeColor="accent1" w:themeShade="BF"/>
       <w:sz w:val="32"/>
       <w:szCs w:val="32"/>
     </w:rPr>
   </w:style>
-  <w:style w:type="character" w:styleId="Heading3Char" w:customStyle="1">
+  <w:style w:type="character" w:customStyle="1" w:styleId="Heading3Char">
     <w:name w:val="Heading 3 Char"/>
     <w:basedOn w:val="DefaultParagraphFont"/>
     <w:link w:val="Heading3"/>
     <w:uiPriority w:val="9"/>
     <w:semiHidden/>
-    <w:rsid w:val="00ba56b8"/>
-    <w:rPr>
-      <w:rFonts w:eastAsia="" w:cs="" w:cstheme="majorBidi" w:eastAsiaTheme="majorEastAsia"/>
-      <w:color w:themeColor="accent1" w:themeShade="bf" w:val="0F4761"/>
+    <w:rsid w:val="00BA56B8"/>
+    <w:rPr>
+      <w:rFonts w:eastAsiaTheme="majorEastAsia" w:cstheme="majorBidi"/>
+      <w:color w:val="0F4761" w:themeColor="accent1" w:themeShade="BF"/>
       <w:sz w:val="28"/>
       <w:szCs w:val="28"/>
     </w:rPr>
   </w:style>
-  <w:style w:type="character" w:styleId="Heading4Char" w:customStyle="1">
+  <w:style w:type="character" w:customStyle="1" w:styleId="Heading4Char">
     <w:name w:val="Heading 4 Char"/>
     <w:basedOn w:val="DefaultParagraphFont"/>
     <w:link w:val="Heading4"/>
     <w:uiPriority w:val="9"/>
     <w:semiHidden/>
-    <w:rsid w:val="00ba56b8"/>
-    <w:rPr>
-      <w:rFonts w:eastAsia="" w:cs="" w:cstheme="majorBidi" w:eastAsiaTheme="majorEastAsia"/>
+    <w:rsid w:val="00BA56B8"/>
+    <w:rPr>
+      <w:rFonts w:eastAsiaTheme="majorEastAsia" w:cstheme="majorBidi"/>
       <w:i/>
       <w:iCs/>
-      <w:color w:themeColor="accent1" w:themeShade="bf" w:val="0F4761"/>
-    </w:rPr>
-  </w:style>
-  <w:style w:type="character" w:styleId="Heading5Char" w:customStyle="1">
+      <w:color w:val="0F4761" w:themeColor="accent1" w:themeShade="BF"/>
+    </w:rPr>
+  </w:style>
+  <w:style w:type="character" w:customStyle="1" w:styleId="Heading5Char">
     <w:name w:val="Heading 5 Char"/>
     <w:basedOn w:val="DefaultParagraphFont"/>
     <w:link w:val="Heading5"/>
     <w:uiPriority w:val="9"/>
     <w:semiHidden/>
-    <w:rsid w:val="00ba56b8"/>
-    <w:rPr>
-      <w:rFonts w:eastAsia="" w:cs="" w:cstheme="majorBidi" w:eastAsiaTheme="majorEastAsia"/>
-      <w:color w:themeColor="accent1" w:themeShade="bf" w:val="0F4761"/>
-    </w:rPr>
-  </w:style>
-  <w:style w:type="character" w:styleId="Heading6Char" w:customStyle="1">
+    <w:rsid w:val="00BA56B8"/>
+    <w:rPr>
+      <w:rFonts w:eastAsiaTheme="majorEastAsia" w:cstheme="majorBidi"/>
+      <w:color w:val="0F4761" w:themeColor="accent1" w:themeShade="BF"/>
+    </w:rPr>
+  </w:style>
+  <w:style w:type="character" w:customStyle="1" w:styleId="Heading6Char">
     <w:name w:val="Heading 6 Char"/>
     <w:basedOn w:val="DefaultParagraphFont"/>
     <w:link w:val="Heading6"/>
     <w:uiPriority w:val="9"/>
     <w:semiHidden/>
-    <w:rsid w:val="00ba56b8"/>
-    <w:rPr>
-      <w:rFonts w:eastAsia="" w:cs="" w:cstheme="majorBidi" w:eastAsiaTheme="majorEastAsia"/>
+    <w:rsid w:val="00BA56B8"/>
+    <w:rPr>
+      <w:rFonts w:eastAsiaTheme="majorEastAsia" w:cstheme="majorBidi"/>
       <w:i/>
       <w:iCs/>
-      <w:color w:themeColor="text1" w:themeTint="a6" w:val="595959"/>
-    </w:rPr>
-  </w:style>
-  <w:style w:type="character" w:styleId="Heading7Char" w:customStyle="1">
+      <w:color w:val="595959" w:themeColor="text1" w:themeTint="A6"/>
+    </w:rPr>
+  </w:style>
+  <w:style w:type="character" w:customStyle="1" w:styleId="Heading7Char">
     <w:name w:val="Heading 7 Char"/>
     <w:basedOn w:val="DefaultParagraphFont"/>
     <w:link w:val="Heading7"/>
     <w:uiPriority w:val="9"/>
     <w:semiHidden/>
-    <w:rsid w:val="00ba56b8"/>
-    <w:rPr>
-      <w:rFonts w:eastAsia="" w:cs="" w:cstheme="majorBidi" w:eastAsiaTheme="majorEastAsia"/>
-      <w:color w:themeColor="text1" w:themeTint="a6" w:val="595959"/>
-    </w:rPr>
-  </w:style>
-  <w:style w:type="character" w:styleId="Heading8Char" w:customStyle="1">
+    <w:rsid w:val="00BA56B8"/>
+    <w:rPr>
+      <w:rFonts w:eastAsiaTheme="majorEastAsia" w:cstheme="majorBidi"/>
+      <w:color w:val="595959" w:themeColor="text1" w:themeTint="A6"/>
+    </w:rPr>
+  </w:style>
+  <w:style w:type="character" w:customStyle="1" w:styleId="Heading8Char">
     <w:name w:val="Heading 8 Char"/>
     <w:basedOn w:val="DefaultParagraphFont"/>
     <w:link w:val="Heading8"/>
     <w:uiPriority w:val="9"/>
     <w:semiHidden/>
-    <w:rsid w:val="00ba56b8"/>
-    <w:rPr>
-      <w:rFonts w:eastAsia="" w:cs="" w:cstheme="majorBidi" w:eastAsiaTheme="majorEastAsia"/>
+    <w:rsid w:val="00BA56B8"/>
+    <w:rPr>
+      <w:rFonts w:eastAsiaTheme="majorEastAsia" w:cstheme="majorBidi"/>
       <w:i/>
       <w:iCs/>
-      <w:color w:themeColor="text1" w:themeTint="d8" w:val="272727"/>
-    </w:rPr>
-  </w:style>
-  <w:style w:type="character" w:styleId="Heading9Char" w:customStyle="1">
+      <w:color w:val="272727" w:themeColor="text1" w:themeTint="D8"/>
+    </w:rPr>
+  </w:style>
+  <w:style w:type="character" w:customStyle="1" w:styleId="Heading9Char">
     <w:name w:val="Heading 9 Char"/>
     <w:basedOn w:val="DefaultParagraphFont"/>
     <w:link w:val="Heading9"/>
     <w:uiPriority w:val="9"/>
     <w:semiHidden/>
-    <w:rsid w:val="00ba56b8"/>
-    <w:rPr>
-      <w:rFonts w:eastAsia="" w:cs="" w:cstheme="majorBidi" w:eastAsiaTheme="majorEastAsia"/>
-      <w:color w:themeColor="text1" w:themeTint="d8" w:val="272727"/>
-    </w:rPr>
-  </w:style>
-  <w:style w:type="character" w:styleId="TitleChar" w:customStyle="1">
+    <w:rsid w:val="00BA56B8"/>
+    <w:rPr>
+      <w:rFonts w:eastAsiaTheme="majorEastAsia" w:cstheme="majorBidi"/>
+      <w:color w:val="272727" w:themeColor="text1" w:themeTint="D8"/>
+    </w:rPr>
+  </w:style>
+  <w:style w:type="character" w:customStyle="1" w:styleId="TitleChar">
     <w:name w:val="Title Char"/>
     <w:basedOn w:val="DefaultParagraphFont"/>
     <w:link w:val="Title"/>
     <w:uiPriority w:val="10"/>
-    <w:rsid w:val="00ba56b8"/>
-    <w:rPr>
-      <w:rFonts w:ascii="Aptos Display" w:hAnsi="Aptos Display" w:eastAsia="" w:cs="" w:asciiTheme="majorHAnsi" w:cstheme="majorBidi" w:eastAsiaTheme="majorEastAsia" w:hAnsiTheme="majorHAnsi"/>
+    <w:rsid w:val="00BA56B8"/>
+    <w:rPr>
+      <w:rFonts w:asciiTheme="majorHAnsi" w:eastAsiaTheme="majorEastAsia" w:hAnsiTheme="majorHAnsi" w:cstheme="majorBidi"/>
       <w:spacing w:val="-10"/>
       <w:kern w:val="2"/>
       <w:sz w:val="56"/>
       <w:szCs w:val="56"/>
     </w:rPr>
   </w:style>
-  <w:style w:type="character" w:styleId="SubtitleChar" w:customStyle="1">
+  <w:style w:type="character" w:customStyle="1" w:styleId="SubtitleChar">
     <w:name w:val="Subtitle Char"/>
     <w:basedOn w:val="DefaultParagraphFont"/>
     <w:link w:val="Subtitle"/>
     <w:uiPriority w:val="11"/>
-    <w:rsid w:val="00ba56b8"/>
-    <w:rPr>
-      <w:rFonts w:eastAsia="" w:cs="" w:cstheme="majorBidi" w:eastAsiaTheme="majorEastAsia"/>
-      <w:color w:themeColor="text1" w:themeTint="a6" w:val="595959"/>
+    <w:rsid w:val="00BA56B8"/>
+    <w:rPr>
+      <w:rFonts w:eastAsiaTheme="majorEastAsia" w:cstheme="majorBidi"/>
+      <w:color w:val="595959" w:themeColor="text1" w:themeTint="A6"/>
       <w:spacing w:val="15"/>
       <w:sz w:val="28"/>
       <w:szCs w:val="28"/>
     </w:rPr>
   </w:style>
-  <w:style w:type="character" w:styleId="QuoteChar" w:customStyle="1">
+  <w:style w:type="character" w:customStyle="1" w:styleId="QuoteChar">
     <w:name w:val="Quote Char"/>
     <w:basedOn w:val="DefaultParagraphFont"/>
     <w:link w:val="Quote"/>
     <w:uiPriority w:val="29"/>
-    <w:rsid w:val="00ba56b8"/>
+    <w:rsid w:val="00BA56B8"/>
     <w:rPr>
       <w:i/>
       <w:iCs/>
-      <w:color w:themeColor="text1" w:themeTint="bf" w:val="404040"/>
+      <w:color w:val="404040" w:themeColor="text1" w:themeTint="BF"/>
     </w:rPr>
   </w:style>
   <w:style w:type="character" w:styleId="IntenseEmphasis">
@@ -1496,23 +1336,23 @@
     <w:basedOn w:val="DefaultParagraphFont"/>
     <w:uiPriority w:val="21"/>
     <w:qFormat/>
-    <w:rsid w:val="00ba56b8"/>
+    <w:rsid w:val="00BA56B8"/>
     <w:rPr>
       <w:i/>
       <w:iCs/>
-      <w:color w:themeColor="accent1" w:themeShade="bf" w:val="0F4761"/>
-    </w:rPr>
-  </w:style>
-  <w:style w:type="character" w:styleId="IntenseQuoteChar" w:customStyle="1">
+      <w:color w:val="0F4761" w:themeColor="accent1" w:themeShade="BF"/>
+    </w:rPr>
+  </w:style>
+  <w:style w:type="character" w:customStyle="1" w:styleId="IntenseQuoteChar">
     <w:name w:val="Intense Quote Char"/>
     <w:basedOn w:val="DefaultParagraphFont"/>
     <w:link w:val="IntenseQuote"/>
     <w:uiPriority w:val="30"/>
-    <w:rsid w:val="00ba56b8"/>
+    <w:rsid w:val="00BA56B8"/>
     <w:rPr>
       <w:i/>
       <w:iCs/>
-      <w:color w:themeColor="accent1" w:themeShade="bf" w:val="0F4761"/>
+      <w:color w:val="0F4761" w:themeColor="accent1" w:themeShade="BF"/>
     </w:rPr>
   </w:style>
   <w:style w:type="character" w:styleId="IntenseReference">
@@ -1520,25 +1360,25 @@
     <w:basedOn w:val="DefaultParagraphFont"/>
     <w:uiPriority w:val="32"/>
     <w:qFormat/>
-    <w:rsid w:val="00ba56b8"/>
+    <w:rsid w:val="00BA56B8"/>
     <w:rPr>
       <w:b/>
       <w:bCs/>
       <w:smallCaps/>
-      <w:color w:themeColor="accent1" w:themeShade="bf" w:val="0F4761"/>
+      <w:color w:val="0F4761" w:themeColor="accent1" w:themeShade="BF"/>
       <w:spacing w:val="5"/>
     </w:rPr>
   </w:style>
-  <w:style w:type="paragraph" w:styleId="Heading" w:customStyle="1">
+  <w:style w:type="paragraph" w:customStyle="1" w:styleId="Heading">
     <w:name w:val="Heading"/>
     <w:basedOn w:val="Normal"/>
     <w:next w:val="BodyText"/>
     <w:pPr>
-      <w:keepNext w:val="true"/>
+      <w:keepNext/>
       <w:spacing w:before="240" w:after="120"/>
     </w:pPr>
     <w:rPr>
-      <w:rFonts w:ascii="Liberation Sans" w:hAnsi="Liberation Sans" w:eastAsia="Microsoft YaHei" w:cs="Lucida Sans"/>
+      <w:rFonts w:ascii="Liberation Sans" w:eastAsia="Microsoft YaHei" w:hAnsi="Liberation Sans" w:cs="Lucida Sans"/>
       <w:sz w:val="28"/>
       <w:szCs w:val="28"/>
     </w:rPr>
@@ -1547,14 +1387,12 @@
     <w:name w:val="Body Text"/>
     <w:basedOn w:val="Normal"/>
     <w:pPr>
-      <w:spacing w:lineRule="auto" w:line="276" w:before="0" w:after="140"/>
-    </w:pPr>
-    <w:rPr/>
+      <w:spacing w:after="140" w:line="276" w:lineRule="auto"/>
+    </w:pPr>
   </w:style>
   <w:style w:type="paragraph" w:styleId="List">
     <w:name w:val="List"/>
     <w:basedOn w:val="BodyText"/>
-    <w:pPr/>
     <w:rPr>
       <w:rFonts w:cs="Lucida Sans"/>
     </w:rPr>
@@ -1572,7 +1410,7 @@
       <w:iCs/>
     </w:rPr>
   </w:style>
-  <w:style w:type="paragraph" w:styleId="Index" w:customStyle="1">
+  <w:style w:type="paragraph" w:customStyle="1" w:styleId="Index">
     <w:name w:val="Index"/>
     <w:basedOn w:val="Normal"/>
     <w:pPr>
@@ -1589,13 +1427,13 @@
     <w:link w:val="TitleChar"/>
     <w:uiPriority w:val="10"/>
     <w:qFormat/>
-    <w:rsid w:val="00ba56b8"/>
-    <w:pPr>
-      <w:spacing w:lineRule="auto" w:line="240" w:before="0" w:after="80"/>
+    <w:rsid w:val="00BA56B8"/>
+    <w:pPr>
+      <w:spacing w:after="80" w:line="240" w:lineRule="auto"/>
       <w:contextualSpacing/>
     </w:pPr>
     <w:rPr>
-      <w:rFonts w:ascii="Aptos Display" w:hAnsi="Aptos Display" w:eastAsia="" w:cs="" w:asciiTheme="majorHAnsi" w:cstheme="majorBidi" w:eastAsiaTheme="majorEastAsia" w:hAnsiTheme="majorHAnsi"/>
+      <w:rFonts w:asciiTheme="majorHAnsi" w:eastAsiaTheme="majorEastAsia" w:hAnsiTheme="majorHAnsi" w:cstheme="majorBidi"/>
       <w:spacing w:val="-10"/>
       <w:kern w:val="2"/>
       <w:sz w:val="56"/>
@@ -1611,11 +1449,10 @@
     <w:link w:val="SubtitleChar"/>
     <w:uiPriority w:val="11"/>
     <w:qFormat/>
-    <w:rsid w:val="00ba56b8"/>
-    <w:pPr/>
-    <w:rPr>
-      <w:rFonts w:eastAsia="" w:cs="" w:cstheme="majorBidi" w:eastAsiaTheme="majorEastAsia"/>
-      <w:color w:themeColor="text1" w:themeTint="a6" w:val="595959"/>
+    <w:rsid w:val="00BA56B8"/>
+    <w:rPr>
+      <w:rFonts w:eastAsiaTheme="majorEastAsia" w:cstheme="majorBidi"/>
+      <w:color w:val="595959" w:themeColor="text1" w:themeTint="A6"/>
       <w:spacing w:val="15"/>
       <w:kern w:val="2"/>
       <w:sz w:val="28"/>
@@ -1631,16 +1468,16 @@
     <w:link w:val="QuoteChar"/>
     <w:uiPriority w:val="29"/>
     <w:qFormat/>
-    <w:rsid w:val="00ba56b8"/>
-    <w:pPr>
-      <w:spacing w:before="160" w:after="160"/>
+    <w:rsid w:val="00BA56B8"/>
+    <w:pPr>
+      <w:spacing w:before="160"/>
       <w:jc w:val="center"/>
     </w:pPr>
     <w:rPr>
-      <w:rFonts w:eastAsia="Aptos" w:eastAsiaTheme="minorHAnsi"/>
+      <w:rFonts w:eastAsiaTheme="minorHAnsi"/>
       <w:i/>
       <w:iCs/>
-      <w:color w:themeColor="text1" w:themeTint="bf" w:val="404040"/>
+      <w:color w:val="404040" w:themeColor="text1" w:themeTint="BF"/>
       <w:kern w:val="2"/>
       <w:lang w:eastAsia="en-US"/>
       <w14:ligatures w14:val="standardContextual"/>
@@ -1651,14 +1488,13 @@
     <w:basedOn w:val="Normal"/>
     <w:uiPriority w:val="34"/>
     <w:qFormat/>
-    <w:rsid w:val="00ba56b8"/>
-    <w:pPr>
-      <w:spacing w:before="0" w:after="160"/>
-      <w:ind w:start="720"/>
+    <w:rsid w:val="00BA56B8"/>
+    <w:pPr>
+      <w:ind w:left="720"/>
       <w:contextualSpacing/>
     </w:pPr>
     <w:rPr>
-      <w:rFonts w:eastAsia="Aptos" w:eastAsiaTheme="minorHAnsi"/>
+      <w:rFonts w:eastAsiaTheme="minorHAnsi"/>
       <w:kern w:val="2"/>
       <w:lang w:eastAsia="en-US"/>
       <w14:ligatures w14:val="standardContextual"/>
@@ -1671,161 +1507,92 @@
     <w:link w:val="IntenseQuoteChar"/>
     <w:uiPriority w:val="30"/>
     <w:qFormat/>
-    <w:rsid w:val="00ba56b8"/>
+    <w:rsid w:val="00BA56B8"/>
     <w:pPr>
       <w:pBdr>
-        <w:top w:val="single" w:sz="4" w:space="10" w:color="0F4761" w:themeColor="accent1" w:themeShade="bf"/>
-        <w:bottom w:val="single" w:sz="4" w:space="10" w:color="0F4761" w:themeColor="accent1" w:themeShade="bf"/>
+        <w:top w:val="single" w:sz="4" w:space="10" w:color="0F4761" w:themeColor="accent1" w:themeShade="BF"/>
+        <w:bottom w:val="single" w:sz="4" w:space="10" w:color="0F4761" w:themeColor="accent1" w:themeShade="BF"/>
       </w:pBdr>
       <w:spacing w:before="360" w:after="360"/>
-      <w:ind w:start="864" w:end="864"/>
+      <w:ind w:left="864" w:right="864"/>
       <w:jc w:val="center"/>
     </w:pPr>
     <w:rPr>
-      <w:rFonts w:eastAsia="Aptos" w:eastAsiaTheme="minorHAnsi"/>
+      <w:rFonts w:eastAsiaTheme="minorHAnsi"/>
       <w:i/>
       <w:iCs/>
-      <w:color w:themeColor="accent1" w:themeShade="bf" w:val="0F4761"/>
+      <w:color w:val="0F4761" w:themeColor="accent1" w:themeShade="BF"/>
       <w:kern w:val="2"/>
       <w:lang w:eastAsia="en-US"/>
       <w14:ligatures w14:val="standardContextual"/>
     </w:rPr>
   </w:style>
-  <w:style w:type="paragraph" w:styleId="normal1" w:customStyle="1">
+  <w:style w:type="paragraph" w:customStyle="1" w:styleId="normal1">
     <w:name w:val="normal1"/>
     <w:pPr>
-      <w:widowControl/>
-      <w:suppressAutoHyphens w:val="true"/>
-      <w:bidi w:val="0"/>
-      <w:spacing w:lineRule="auto" w:line="278" w:before="0" w:after="160"/>
-      <w:jc w:val="start"/>
-    </w:pPr>
-    <w:rPr>
-      <w:rFonts w:ascii="Aptos" w:hAnsi="Aptos" w:eastAsia="Aptos" w:cs="" w:asciiTheme="minorHAnsi" w:cstheme="minorBidi" w:eastAsiaTheme="minorHAnsi" w:hAnsiTheme="minorHAnsi"/>
-      <w:color w:val="auto"/>
-      <w:kern w:val="2"/>
-      <w:sz w:val="24"/>
-      <w:szCs w:val="24"/>
-      <w:lang w:val="en-US" w:eastAsia="en-US" w:bidi="ar-SA"/>
-      <w14:ligatures w14:val="standardContextual"/>
-    </w:rPr>
-  </w:style>
-  <w:style w:type="paragraph" w:styleId="normal111" w:customStyle="1">
+      <w:spacing w:after="160" w:line="278" w:lineRule="auto"/>
+    </w:pPr>
+  </w:style>
+  <w:style w:type="paragraph" w:customStyle="1" w:styleId="normal111">
     <w:name w:val="normal111"/>
     <w:pPr>
-      <w:widowControl/>
-      <w:suppressAutoHyphens w:val="true"/>
-      <w:bidi w:val="0"/>
-      <w:spacing w:lineRule="auto" w:line="278" w:before="0" w:after="160"/>
-      <w:jc w:val="start"/>
-    </w:pPr>
-    <w:rPr>
-      <w:rFonts w:ascii="Aptos" w:hAnsi="Aptos" w:eastAsia="Aptos" w:cs="Aptos" w:asciiTheme="minorHAnsi" w:eastAsiaTheme="minorHAnsi" w:hAnsiTheme="minorHAnsi"/>
-      <w:color w:val="auto"/>
+      <w:spacing w:after="160" w:line="278" w:lineRule="auto"/>
+    </w:pPr>
+    <w:rPr>
+      <w:rFonts w:cs="Aptos"/>
       <w:kern w:val="0"/>
-      <w:sz w:val="24"/>
-      <w:szCs w:val="24"/>
-      <w:lang w:val="en-US" w:eastAsia="zh-CN" w:bidi="hi-IN"/>
-      <w14:ligatures w14:val="standardContextual"/>
-    </w:rPr>
-  </w:style>
-  <w:style w:type="paragraph" w:styleId="normal1111">
+      <w:lang w:eastAsia="zh-CN" w:bidi="hi-IN"/>
+    </w:rPr>
+  </w:style>
+  <w:style w:type="paragraph" w:customStyle="1" w:styleId="normal1111">
     <w:name w:val="normal1111"/>
     <w:pPr>
-      <w:widowControl/>
-      <w:suppressAutoHyphens w:val="true"/>
-      <w:bidi w:val="0"/>
-      <w:spacing w:lineRule="auto" w:line="278" w:before="0" w:after="160"/>
-      <w:jc w:val="start"/>
-    </w:pPr>
-    <w:rPr>
-      <w:rFonts w:ascii="Aptos" w:hAnsi="Aptos" w:eastAsia="Aptos" w:cs="Aptos"/>
-      <w:color w:val="auto"/>
+      <w:spacing w:after="160" w:line="278" w:lineRule="auto"/>
+    </w:pPr>
+    <w:rPr>
+      <w:rFonts w:ascii="Aptos" w:eastAsia="Aptos" w:hAnsi="Aptos" w:cs="Aptos"/>
       <w:kern w:val="0"/>
-      <w:sz w:val="24"/>
-      <w:szCs w:val="24"/>
-      <w:lang w:val="en-US" w:eastAsia="zh-CN" w:bidi="hi-IN"/>
-    </w:rPr>
-  </w:style>
-  <w:style w:type="paragraph" w:styleId="normal111111">
+      <w:lang w:eastAsia="zh-CN" w:bidi="hi-IN"/>
+    </w:rPr>
+  </w:style>
+  <w:style w:type="paragraph" w:customStyle="1" w:styleId="normal111111">
     <w:name w:val="normal111111"/>
     <w:pPr>
-      <w:widowControl/>
-      <w:suppressAutoHyphens w:val="true"/>
-      <w:bidi w:val="0"/>
-      <w:spacing w:lineRule="auto" w:line="278" w:before="0" w:after="160"/>
-      <w:jc w:val="start"/>
-    </w:pPr>
-    <w:rPr>
-      <w:rFonts w:ascii="Aptos" w:hAnsi="Aptos" w:eastAsia="Aptos" w:cs="Aptos"/>
-      <w:color w:val="auto"/>
+      <w:spacing w:after="160" w:line="278" w:lineRule="auto"/>
+    </w:pPr>
+    <w:rPr>
+      <w:rFonts w:ascii="Aptos" w:eastAsia="Aptos" w:hAnsi="Aptos" w:cs="Aptos"/>
       <w:kern w:val="0"/>
-      <w:sz w:val="24"/>
-      <w:szCs w:val="24"/>
-      <w:lang w:val="en-US" w:eastAsia="zh-CN" w:bidi="hi-IN"/>
-    </w:rPr>
-  </w:style>
-  <w:style w:type="paragraph" w:styleId="normal1111111">
+      <w:lang w:eastAsia="zh-CN" w:bidi="hi-IN"/>
+    </w:rPr>
+  </w:style>
+  <w:style w:type="paragraph" w:customStyle="1" w:styleId="normal1111111">
     <w:name w:val="normal1111111"/>
     <w:pPr>
-      <w:widowControl/>
-      <w:suppressAutoHyphens w:val="true"/>
-      <w:bidi w:val="0"/>
-      <w:spacing w:lineRule="auto" w:line="278" w:before="0" w:after="160"/>
-      <w:jc w:val="start"/>
-    </w:pPr>
-    <w:rPr>
-      <w:rFonts w:ascii="Aptos" w:hAnsi="Aptos" w:eastAsia="Aptos" w:cs="Aptos"/>
-      <w:color w:val="auto"/>
+      <w:spacing w:after="160" w:line="278" w:lineRule="auto"/>
+    </w:pPr>
+    <w:rPr>
+      <w:rFonts w:ascii="Aptos" w:eastAsia="Aptos" w:hAnsi="Aptos" w:cs="Aptos"/>
       <w:kern w:val="0"/>
-      <w:sz w:val="24"/>
-      <w:szCs w:val="24"/>
-      <w:lang w:val="en-US" w:eastAsia="zh-CN" w:bidi="hi-IN"/>
-    </w:rPr>
-  </w:style>
-  <w:style w:type="paragraph" w:styleId="normal11111111">
+      <w:lang w:eastAsia="zh-CN" w:bidi="hi-IN"/>
+    </w:rPr>
+  </w:style>
+  <w:style w:type="paragraph" w:customStyle="1" w:styleId="normal11111111">
     <w:name w:val="normal11111111"/>
     <w:pPr>
-      <w:widowControl/>
-      <w:suppressAutoHyphens w:val="true"/>
-      <w:bidi w:val="0"/>
-      <w:spacing w:lineRule="auto" w:line="278" w:before="0" w:after="160"/>
-      <w:jc w:val="start"/>
-    </w:pPr>
-    <w:rPr>
-      <w:rFonts w:ascii="Aptos" w:hAnsi="Aptos" w:eastAsia="Aptos" w:cs="Aptos"/>
-      <w:color w:val="auto"/>
+      <w:spacing w:after="160" w:line="278" w:lineRule="auto"/>
+    </w:pPr>
+    <w:rPr>
+      <w:rFonts w:ascii="Aptos" w:eastAsia="Aptos" w:hAnsi="Aptos" w:cs="Aptos"/>
       <w:kern w:val="0"/>
-      <w:sz w:val="24"/>
-      <w:szCs w:val="24"/>
-      <w:lang w:val="en-US" w:eastAsia="zh-CN" w:bidi="hi-IN"/>
-    </w:rPr>
-  </w:style>
-  <w:style w:type="numbering" w:styleId="NoList" w:default="1">
-    <w:name w:val="No List"/>
-    <w:uiPriority w:val="99"/>
-    <w:semiHidden/>
-    <w:unhideWhenUsed/>
-  </w:style>
-  <w:style w:type="table" w:default="1" w:styleId="TableNormal">
-    <w:name w:val="Normal Table"/>
-    <w:uiPriority w:val="99"/>
-    <w:semiHidden/>
-    <w:unhideWhenUsed/>
-    <w:tblPr>
-      <w:tblCellMar>
-        <w:top w:w="0" w:type="dxa"/>
-        <w:left w:w="108" w:type="dxa"/>
-        <w:bottom w:w="0" w:type="dxa"/>
-        <w:right w:w="108" w:type="dxa"/>
-      </w:tblCellMar>
-    </w:tblPr>
+      <w:lang w:eastAsia="zh-CN" w:bidi="hi-IN"/>
+    </w:rPr>
   </w:style>
 </w:styles>
 </file>
 
 <file path=word/theme/theme1.xml><?xml version="1.0" encoding="utf-8"?>
-<a:theme xmlns:a="http://schemas.openxmlformats.org/drawingml/2006/main" xmlns:r="http://schemas.openxmlformats.org/officeDocument/2006/relationships" name="Office Theme">
+<a:theme xmlns:a="http://schemas.openxmlformats.org/drawingml/2006/main" name="Office Theme">
   <a:themeElements>
     <a:clrScheme name="Office">
       <a:dk1>
@@ -1867,7 +1634,7 @@
     </a:clrScheme>
     <a:fontScheme name="Office">
       <a:majorFont>
-        <a:latin typeface="Aptos Display" panose="02110004020202020204" pitchFamily="0" charset="1"/>
+        <a:latin typeface="Aptos Display" panose="02110004020202020204"/>
         <a:ea typeface=""/>
         <a:cs typeface=""/>
         <a:font script="Jpan" typeface="游ゴシック Light"/>
@@ -1919,7 +1686,7 @@
         <a:font script="Tfng" typeface="Ebrima"/>
       </a:majorFont>
       <a:minorFont>
-        <a:latin typeface="Aptos" panose="02110004020202020204" pitchFamily="0" charset="1"/>
+        <a:latin typeface="Aptos" panose="02110004020202020204"/>
         <a:ea typeface=""/>
         <a:cs typeface=""/>
         <a:font script="Jpan" typeface="游ゴシック"/>
@@ -1998,7 +1765,7 @@
             </a:gs>
           </a:gsLst>
           <a:lin ang="5400000" scaled="0"/>
-          <a:tileRect l="0" t="0" r="0" b="0"/>
+          <a:tileRect/>
         </a:gradFill>
         <a:gradFill>
           <a:gsLst>
@@ -2022,7 +1789,7 @@
             </a:gs>
           </a:gsLst>
           <a:lin ang="5400000" scaled="0"/>
-          <a:tileRect l="0" t="0" r="0" b="0"/>
+          <a:tileRect/>
         </a:gradFill>
       </a:fillStyleLst>
       <a:lnStyleLst>
@@ -2082,10 +1849,12 @@
             </a:gs>
           </a:gsLst>
           <a:lin ang="5400000" scaled="0"/>
-          <a:tileRect l="0" t="0" r="0" b="0"/>
+          <a:tileRect/>
         </a:gradFill>
       </a:bgFillStyleLst>
     </a:fmtScheme>
   </a:themeElements>
+  <a:objectDefaults/>
+  <a:extraClrSchemeLst/>
 </a:theme>
 </file>
--- a/docs/working.docx
+++ b/docs/working.docx
@@ -381,31 +381,7 @@
         <w:rPr>
           <w:color w:val="000000"/>
         </w:rPr>
-        <w:t xml:space="preserve">A colorless cinder block structure with a rolling steel garage door at the front. </w:t>
-      </w:r>
-      <w:r>
-        <w:rPr>
-          <w:color w:val="000000"/>
-        </w:rPr>
-        <w:t xml:space="preserve">Landscaping </w:t>
-      </w:r>
-      <w:r>
-        <w:rPr>
-          <w:color w:val="000000"/>
-        </w:rPr>
-        <w:t>gear</w:t>
-      </w:r>
-      <w:r>
-        <w:rPr>
-          <w:color w:val="000000"/>
-        </w:rPr>
-        <w:t xml:space="preserve"> leaned upright against the cinder block wall. Shovels with shovels, rakes with rakes and so on. </w:t>
-      </w:r>
-      <w:r>
-        <w:rPr>
-          <w:color w:val="000000"/>
-        </w:rPr>
-        <w:t xml:space="preserve">On the opposite wall, a pegboard panel hung above a workbench occupied by nothing more than </w:t>
+        <w:t xml:space="preserve">A colorless cinder block structure with a rolling steel garage door at the front. Landscaping gear leaned upright against the cinder block wall. Shovels with shovels, rakes with rakes and so on. On the opposite wall, a pegboard panel hung above a workbench occupied by nothing more than </w:t>
       </w:r>
       <w:r>
         <w:rPr>
@@ -459,19 +435,64 @@
         <w:rPr>
           <w:color w:val="000000"/>
         </w:rPr>
-        <w:t xml:space="preserve">He pulled open the car door and before Emery could roll </w:t>
-      </w:r>
-      <w:r>
-        <w:rPr>
-          <w:color w:val="000000"/>
-        </w:rPr>
-        <w:t xml:space="preserve">over </w:t>
-      </w:r>
-      <w:r>
-        <w:rPr>
-          <w:color w:val="000000"/>
-        </w:rPr>
-        <w:t xml:space="preserve">to the passenger side, the cop latched on to Emery’s hips and dumped him and the bag out onto the cemetery ground. </w:t>
+        <w:t xml:space="preserve">The car door swung open in the cop’s hands. Emery sprawled across the passenger seat. One hand held the bag tight; the other clawed at the passenger door. His fingers brushed the door handle then caught hold. And then hands clamped onto his hips. He was sliding backwards across the cool vinyl. With a final firm tug, </w:t>
+      </w:r>
+      <w:r>
+        <w:rPr>
+          <w:color w:val="000000"/>
+        </w:rPr>
+        <w:t xml:space="preserve">the cop dumped </w:t>
+      </w:r>
+      <w:r>
+        <w:rPr>
+          <w:color w:val="000000"/>
+        </w:rPr>
+        <w:t>Emery</w:t>
+      </w:r>
+      <w:r>
+        <w:rPr>
+          <w:color w:val="000000"/>
+        </w:rPr>
+        <w:t xml:space="preserve"> and the bag out onto the cemetery ground.</w:t>
+      </w:r>
+    </w:p>
+    <w:p>
+      <w:pPr>
+        <w:pStyle w:val="normal11111111"/>
+        <w:spacing w:line="240" w:lineRule="auto"/>
+        <w:rPr>
+          <w:color w:val="000000"/>
+        </w:rPr>
+      </w:pPr>
+      <w:r>
+        <w:rPr>
+          <w:color w:val="000000"/>
+        </w:rPr>
+        <w:t>Emery landed on his face and chest. The bag</w:t>
+      </w:r>
+      <w:r>
+        <w:rPr>
+          <w:color w:val="000000"/>
+        </w:rPr>
+        <w:t xml:space="preserve"> tumbled away from him so quickly</w:t>
+      </w:r>
+      <w:r>
+        <w:rPr>
+          <w:color w:val="000000"/>
+        </w:rPr>
+        <w:t>,</w:t>
+      </w:r>
+      <w:r>
+        <w:rPr>
+          <w:color w:val="000000"/>
+        </w:rPr>
+        <w:t xml:space="preserve"> like it had never belonged to him at all. </w:t>
+      </w:r>
+      <w:r>
+        <w:rPr>
+          <w:color w:val="000000"/>
+        </w:rPr>
+        <w:t xml:space="preserve"> </w:t>
       </w:r>
       <w:r>
         <w:rPr>

--- a/docs/working.docx
+++ b/docs/working.docx
@@ -1,11 +1,11 @@
 
 <file path=word/document.xml><?xml version="1.0" encoding="utf-8"?>
-<w:document xmlns:o="urn:schemas-microsoft-com:office:office" xmlns:r="http://schemas.openxmlformats.org/officeDocument/2006/relationships" xmlns:v="urn:schemas-microsoft-com:vml" xmlns:w="http://schemas.openxmlformats.org/wordprocessingml/2006/main" xmlns:w10="urn:schemas-microsoft-com:office:word" xmlns:wp="http://schemas.openxmlformats.org/drawingml/2006/wordprocessingDrawing" xmlns:pic="http://schemas.openxmlformats.org/drawingml/2006/picture" xmlns:wps="http://schemas.microsoft.com/office/word/2010/wordprocessingShape" xmlns:wpg="http://schemas.microsoft.com/office/word/2010/wordprocessingGroup" xmlns:mc="http://schemas.openxmlformats.org/markup-compatibility/2006" xmlns:wp14="http://schemas.microsoft.com/office/word/2010/wordprocessingDrawing" xmlns:w14="http://schemas.microsoft.com/office/word/2010/wordml" xmlns:w15="http://schemas.microsoft.com/office/word/2012/wordml" mc:Ignorable="w14 wp14 w15">
+<w:document xmlns:wpc="http://schemas.microsoft.com/office/word/2010/wordprocessingCanvas" xmlns:cx="http://schemas.microsoft.com/office/drawing/2014/chartex" xmlns:cx1="http://schemas.microsoft.com/office/drawing/2015/9/8/chartex" xmlns:cx2="http://schemas.microsoft.com/office/drawing/2015/10/21/chartex" xmlns:cx3="http://schemas.microsoft.com/office/drawing/2016/5/9/chartex" xmlns:cx4="http://schemas.microsoft.com/office/drawing/2016/5/10/chartex" xmlns:cx5="http://schemas.microsoft.com/office/drawing/2016/5/11/chartex" xmlns:cx6="http://schemas.microsoft.com/office/drawing/2016/5/12/chartex" xmlns:cx7="http://schemas.microsoft.com/office/drawing/2016/5/13/chartex" xmlns:cx8="http://schemas.microsoft.com/office/drawing/2016/5/14/chartex" xmlns:mc="http://schemas.openxmlformats.org/markup-compatibility/2006" xmlns:aink="http://schemas.microsoft.com/office/drawing/2016/ink" xmlns:am3d="http://schemas.microsoft.com/office/drawing/2017/model3d" xmlns:o="urn:schemas-microsoft-com:office:office" xmlns:oel="http://schemas.microsoft.com/office/2019/extlst" xmlns:r="http://schemas.openxmlformats.org/officeDocument/2006/relationships" xmlns:m="http://schemas.openxmlformats.org/officeDocument/2006/math" xmlns:v="urn:schemas-microsoft-com:vml" xmlns:wp14="http://schemas.microsoft.com/office/word/2010/wordprocessingDrawing" xmlns:wp="http://schemas.openxmlformats.org/drawingml/2006/wordprocessingDrawing" xmlns:w10="urn:schemas-microsoft-com:office:word" xmlns:w="http://schemas.openxmlformats.org/wordprocessingml/2006/main" xmlns:w14="http://schemas.microsoft.com/office/word/2010/wordml" xmlns:w15="http://schemas.microsoft.com/office/word/2012/wordml" xmlns:w16cex="http://schemas.microsoft.com/office/word/2018/wordml/cex" xmlns:w16cid="http://schemas.microsoft.com/office/word/2016/wordml/cid" xmlns:w16="http://schemas.microsoft.com/office/word/2018/wordml" xmlns:w16du="http://schemas.microsoft.com/office/word/2023/wordml/word16du" xmlns:w16sdtdh="http://schemas.microsoft.com/office/word/2020/wordml/sdtdatahash" xmlns:w16sdtfl="http://schemas.microsoft.com/office/word/2024/wordml/sdtformatlock" xmlns:w16se="http://schemas.microsoft.com/office/word/2015/wordml/symex" xmlns:wpg="http://schemas.microsoft.com/office/word/2010/wordprocessingGroup" xmlns:wpi="http://schemas.microsoft.com/office/word/2010/wordprocessingInk" xmlns:wne="http://schemas.microsoft.com/office/word/2006/wordml" xmlns:wps="http://schemas.microsoft.com/office/word/2010/wordprocessingShape" mc:Ignorable="w14 w15 w16se w16cid w16 w16cex w16sdtdh w16sdtfl w16du wp14">
   <w:body>
     <w:p>
       <w:pPr>
         <w:pStyle w:val="normal11111111"/>
-        <w:spacing w:lineRule="auto" w:line="240"/>
+        <w:spacing w:line="240" w:lineRule="auto"/>
         <w:rPr>
           <w:color w:val="000000"/>
         </w:rPr>
@@ -20,92 +20,67 @@
     <w:p>
       <w:pPr>
         <w:pStyle w:val="normal11111111"/>
-        <w:spacing w:lineRule="auto" w:line="240"/>
-        <w:rPr>
-          <w:color w:val="000000"/>
-        </w:rPr>
-      </w:pPr>
-      <w:r>
-        <w:rPr>
-          <w:color w:val="000000"/>
-        </w:rPr>
-        <w:t>“</w:t>
-      </w:r>
-      <w:r>
-        <w:rPr>
-          <w:color w:val="000000"/>
-        </w:rPr>
-        <w:t>What are you doing out here?” Watkins asked.</w:t>
-      </w:r>
-    </w:p>
-    <w:p>
-      <w:pPr>
-        <w:pStyle w:val="normal11111111"/>
-        <w:spacing w:lineRule="auto" w:line="240"/>
-        <w:rPr>
-          <w:color w:val="000000"/>
-        </w:rPr>
-      </w:pPr>
-      <w:r>
-        <w:rPr>
-          <w:color w:val="000000"/>
-        </w:rPr>
-        <w:t>“</w:t>
-      </w:r>
-      <w:r>
-        <w:rPr>
-          <w:color w:val="000000"/>
-        </w:rPr>
-        <w:t>Uh, my friend is the, um, caretaker here…the sexton….”</w:t>
-      </w:r>
-    </w:p>
-    <w:p>
-      <w:pPr>
-        <w:pStyle w:val="normal11111111"/>
-        <w:spacing w:lineRule="auto" w:line="240"/>
-        <w:rPr>
-          <w:color w:val="000000"/>
-        </w:rPr>
-      </w:pPr>
-      <w:r>
-        <w:rPr>
-          <w:color w:val="000000"/>
-        </w:rPr>
-        <w:t>“</w:t>
-      </w:r>
-      <w:r>
-        <w:rPr>
-          <w:color w:val="000000"/>
-        </w:rPr>
-        <w:t>The what?”</w:t>
-      </w:r>
-    </w:p>
-    <w:p>
-      <w:pPr>
-        <w:pStyle w:val="normal11111111"/>
-        <w:spacing w:lineRule="auto" w:line="240"/>
-        <w:rPr>
-          <w:color w:val="000000"/>
-        </w:rPr>
-      </w:pPr>
-      <w:r>
-        <w:rPr>
-          <w:color w:val="000000"/>
-        </w:rPr>
-        <w:t>“</w:t>
-      </w:r>
-      <w:r>
-        <w:rPr>
-          <w:color w:val="000000"/>
-        </w:rPr>
-        <w:t>The sexton. It means the caretaker.”</w:t>
-      </w:r>
-    </w:p>
-    <w:p>
-      <w:pPr>
-        <w:pStyle w:val="normal11111111"/>
-        <w:spacing w:lineRule="auto" w:line="240"/>
-        <w:rPr/>
+        <w:spacing w:line="240" w:lineRule="auto"/>
+        <w:rPr>
+          <w:color w:val="000000"/>
+        </w:rPr>
+      </w:pPr>
+      <w:r>
+        <w:rPr>
+          <w:color w:val="000000"/>
+        </w:rPr>
+        <w:t>“What are you doing out here?” Watkins asked.</w:t>
+      </w:r>
+    </w:p>
+    <w:p>
+      <w:pPr>
+        <w:pStyle w:val="normal11111111"/>
+        <w:spacing w:line="240" w:lineRule="auto"/>
+        <w:rPr>
+          <w:color w:val="000000"/>
+        </w:rPr>
+      </w:pPr>
+      <w:r>
+        <w:rPr>
+          <w:color w:val="000000"/>
+        </w:rPr>
+        <w:t>“Uh, my friend is the, um, caretaker here…the sexton….”</w:t>
+      </w:r>
+    </w:p>
+    <w:p>
+      <w:pPr>
+        <w:pStyle w:val="normal11111111"/>
+        <w:spacing w:line="240" w:lineRule="auto"/>
+        <w:rPr>
+          <w:color w:val="000000"/>
+        </w:rPr>
+      </w:pPr>
+      <w:r>
+        <w:rPr>
+          <w:color w:val="000000"/>
+        </w:rPr>
+        <w:t>“The what?”</w:t>
+      </w:r>
+    </w:p>
+    <w:p>
+      <w:pPr>
+        <w:pStyle w:val="normal11111111"/>
+        <w:spacing w:line="240" w:lineRule="auto"/>
+        <w:rPr>
+          <w:color w:val="000000"/>
+        </w:rPr>
+      </w:pPr>
+      <w:r>
+        <w:rPr>
+          <w:color w:val="000000"/>
+        </w:rPr>
+        <w:t>“The sexton. It means the caretaker.”</w:t>
+      </w:r>
+    </w:p>
+    <w:p>
+      <w:pPr>
+        <w:pStyle w:val="normal11111111"/>
+        <w:spacing w:line="240" w:lineRule="auto"/>
       </w:pPr>
       <w:r>
         <w:rPr>
@@ -114,35 +89,28 @@
         <w:t>Watkins’ “okay” stretched like taffy.</w:t>
       </w:r>
       <w:r>
-        <w:rPr/>
         <w:t xml:space="preserve">  </w:t>
       </w:r>
     </w:p>
     <w:p>
       <w:pPr>
         <w:pStyle w:val="normal11111111"/>
-        <w:spacing w:lineRule="auto" w:line="240"/>
-        <w:rPr>
-          <w:color w:val="000000"/>
-        </w:rPr>
-      </w:pPr>
-      <w:r>
-        <w:rPr>
-          <w:color w:val="000000"/>
-        </w:rPr>
-        <w:t>“</w:t>
-      </w:r>
-      <w:r>
-        <w:rPr>
-          <w:color w:val="000000"/>
-        </w:rPr>
-        <w:t>Well, he’s working and I gave him a ride….” At that moment, the domed yellow roof of the digger appeared over the ornate marble sepulcher that belonged to Carleton Abbey the town’s first mayor. Absently Arthur steered the digger between tombstones toward the shed. “There he is,” Emery yelped. “See. There he is.”</w:t>
-      </w:r>
-    </w:p>
-    <w:p>
-      <w:pPr>
-        <w:pStyle w:val="normal11111111"/>
-        <w:spacing w:lineRule="auto" w:line="240"/>
+        <w:spacing w:line="240" w:lineRule="auto"/>
+        <w:rPr>
+          <w:color w:val="000000"/>
+        </w:rPr>
+      </w:pPr>
+      <w:r>
+        <w:rPr>
+          <w:color w:val="000000"/>
+        </w:rPr>
+        <w:t>“Well, he’s working and I gave him a ride….” At that moment, the domed yellow roof of the digger appeared over the ornate marble sepulcher that belonged to Carleton Abbey the town’s first mayor. Absently Arthur steered the digger between tombstones toward the shed. “There he is,” Emery yelped. “See. There he is.”</w:t>
+      </w:r>
+    </w:p>
+    <w:p>
+      <w:pPr>
+        <w:pStyle w:val="normal11111111"/>
+        <w:spacing w:line="240" w:lineRule="auto"/>
         <w:rPr>
           <w:color w:val="000000"/>
         </w:rPr>
@@ -157,105 +125,72 @@
     <w:p>
       <w:pPr>
         <w:pStyle w:val="normal11111111"/>
-        <w:spacing w:lineRule="auto" w:line="240"/>
-        <w:rPr>
-          <w:color w:val="000000"/>
-        </w:rPr>
-      </w:pPr>
-      <w:r>
-        <w:rPr>
-          <w:color w:val="000000"/>
-        </w:rPr>
-        <w:t>“</w:t>
-      </w:r>
-      <w:r>
-        <w:rPr>
-          <w:color w:val="000000"/>
-        </w:rPr>
-        <w:t>Sorry about the noise,” Emery said.</w:t>
-      </w:r>
-    </w:p>
-    <w:p>
-      <w:pPr>
-        <w:pStyle w:val="normal11111111"/>
-        <w:spacing w:lineRule="auto" w:line="240"/>
-        <w:rPr>
-          <w:color w:val="000000"/>
-        </w:rPr>
-      </w:pPr>
-      <w:r>
-        <w:rPr>
-          <w:color w:val="000000"/>
-        </w:rPr>
-        <w:t>“</w:t>
-      </w:r>
-      <w:r>
-        <w:rPr>
-          <w:color w:val="000000"/>
-        </w:rPr>
-        <w:t>What’s that?” Watkins didn’t take his eyes off of Arthur.</w:t>
-      </w:r>
-    </w:p>
-    <w:p>
-      <w:pPr>
-        <w:pStyle w:val="normal11111111"/>
-        <w:spacing w:lineRule="auto" w:line="240"/>
-        <w:rPr/>
-      </w:pPr>
-      <w:r>
-        <w:rPr>
-          <w:color w:val="000000"/>
-        </w:rPr>
-        <w:t>“</w:t>
-      </w:r>
-      <w:r>
-        <w:rPr>
-          <w:color w:val="000000"/>
-        </w:rPr>
-        <w:t>The noise we’re making. One of the neighbors called you? We’re just about finished up here.”</w:t>
-      </w:r>
-    </w:p>
-    <w:p>
-      <w:pPr>
-        <w:pStyle w:val="normal11111111"/>
-        <w:spacing w:lineRule="auto" w:line="240"/>
-        <w:rPr/>
-      </w:pPr>
-      <w:r>
-        <w:rPr>
-          <w:color w:val="000000"/>
-        </w:rPr>
-        <w:t>“</w:t>
-      </w:r>
-      <w:r>
-        <w:rPr>
-          <w:color w:val="000000"/>
-        </w:rPr>
-        <w:t xml:space="preserve">Nobody called,” Watkins said. He was still watching Arthur who was pulling the digger into the shed. “Emery Bryant.” </w:t>
-      </w:r>
-    </w:p>
-    <w:p>
-      <w:pPr>
-        <w:pStyle w:val="normal11111111"/>
-        <w:spacing w:lineRule="auto" w:line="240"/>
-        <w:rPr>
-          <w:color w:val="000000"/>
-        </w:rPr>
-      </w:pPr>
-      <w:r>
-        <w:rPr>
-          <w:color w:val="000000"/>
-        </w:rPr>
-        <w:t>“</w:t>
-      </w:r>
-      <w:r>
-        <w:rPr>
-          <w:color w:val="000000"/>
-        </w:rPr>
-        <w:t>That</w:t>
-      </w:r>
-      <w:r>
-        <w:rPr/>
+        <w:spacing w:line="240" w:lineRule="auto"/>
+        <w:rPr>
+          <w:color w:val="000000"/>
+        </w:rPr>
+      </w:pPr>
+      <w:r>
+        <w:rPr>
+          <w:color w:val="000000"/>
+        </w:rPr>
+        <w:t>“Sorry about the noise,” Emery said.</w:t>
+      </w:r>
+    </w:p>
+    <w:p>
+      <w:pPr>
+        <w:pStyle w:val="normal11111111"/>
+        <w:spacing w:line="240" w:lineRule="auto"/>
+        <w:rPr>
+          <w:color w:val="000000"/>
+        </w:rPr>
+      </w:pPr>
+      <w:r>
+        <w:rPr>
+          <w:color w:val="000000"/>
+        </w:rPr>
+        <w:t>“What’s that?” Watkins didn’t take his eyes off of Arthur.</w:t>
+      </w:r>
+    </w:p>
+    <w:p>
+      <w:pPr>
+        <w:pStyle w:val="normal11111111"/>
+        <w:spacing w:line="240" w:lineRule="auto"/>
+      </w:pPr>
+      <w:r>
+        <w:rPr>
+          <w:color w:val="000000"/>
+        </w:rPr>
+        <w:t>“The noise we’re making. One of the neighbors called you? We’re just about finished up here.”</w:t>
+      </w:r>
+    </w:p>
+    <w:p>
+      <w:pPr>
+        <w:pStyle w:val="normal11111111"/>
+        <w:spacing w:line="240" w:lineRule="auto"/>
+      </w:pPr>
+      <w:r>
+        <w:rPr>
+          <w:color w:val="000000"/>
+        </w:rPr>
+        <w:t xml:space="preserve">“Nobody called,” Watkins said. He was still watching Arthur who was pulling the digger into the shed. “Emery Bryant.” </w:t>
+      </w:r>
+    </w:p>
+    <w:p>
+      <w:pPr>
+        <w:pStyle w:val="normal11111111"/>
+        <w:spacing w:line="240" w:lineRule="auto"/>
+        <w:rPr>
+          <w:color w:val="000000"/>
+        </w:rPr>
+      </w:pPr>
+      <w:r>
+        <w:rPr>
+          <w:color w:val="000000"/>
+        </w:rPr>
+        <w:t>“That</w:t>
+      </w:r>
+      <w:r>
         <w:t>’s right.” Emery figured he had run the plate already. “</w:t>
       </w:r>
       <w:r>
@@ -265,7 +200,6 @@
         <w:t>You need my ID</w:t>
       </w:r>
       <w:r>
-        <w:rPr/>
         <w:t>?</w:t>
       </w:r>
       <w:r>
@@ -275,7 +209,6 @@
         <w:t>” Wit</w:t>
       </w:r>
       <w:r>
-        <w:rPr/>
         <w:t>h a look, Watkins sent his partner scurrying after Arthur. The second cop crossed in front of the car and disappeared into the shed</w:t>
       </w:r>
       <w:r>
@@ -288,25 +221,18 @@
     <w:p>
       <w:pPr>
         <w:pStyle w:val="normal11111111"/>
-        <w:spacing w:lineRule="auto" w:line="240"/>
-        <w:rPr>
-          <w:color w:val="000000"/>
-        </w:rPr>
-      </w:pPr>
-      <w:r>
-        <w:rPr>
-          <w:color w:val="000000"/>
-        </w:rPr>
-        <w:t>“</w:t>
-      </w:r>
-      <w:r>
-        <w:rPr>
-          <w:color w:val="000000"/>
-        </w:rPr>
-        <w:t>Brother of Orrin Bryant who was t</w:t>
-      </w:r>
-      <w:r>
-        <w:rPr/>
+        <w:spacing w:line="240" w:lineRule="auto"/>
+        <w:rPr>
+          <w:color w:val="000000"/>
+        </w:rPr>
+      </w:pPr>
+      <w:r>
+        <w:rPr>
+          <w:color w:val="000000"/>
+        </w:rPr>
+        <w:t>“Brother of Orrin Bryant who was t</w:t>
+      </w:r>
+      <w:r>
         <w:t xml:space="preserve">he father of </w:t>
       </w:r>
       <w:r>
@@ -319,163 +245,104 @@
     <w:p>
       <w:pPr>
         <w:pStyle w:val="normal11111111"/>
-        <w:spacing w:lineRule="auto" w:line="240"/>
-        <w:rPr/>
-      </w:pPr>
-      <w:r>
-        <w:rPr/>
-        <w:t>“</w:t>
-      </w:r>
-      <w:r>
-        <w:rPr/>
-        <w:t>Yeah, uh, is there a problem, officer?”</w:t>
-      </w:r>
-    </w:p>
-    <w:p>
-      <w:pPr>
-        <w:pStyle w:val="normal11111111"/>
-        <w:spacing w:lineRule="auto" w:line="240"/>
-        <w:rPr/>
-      </w:pPr>
-      <w:r>
-        <w:rPr/>
-        <w:t>“</w:t>
-      </w:r>
-      <w:r>
-        <w:rPr/>
-        <w:t xml:space="preserve">You know Jane Betts?” </w:t>
-      </w:r>
-    </w:p>
-    <w:p>
-      <w:pPr>
-        <w:pStyle w:val="normal11111111"/>
-        <w:spacing w:lineRule="auto" w:line="240"/>
-        <w:rPr/>
-      </w:pPr>
-      <w:r>
-        <w:rPr/>
-        <w:t>“</w:t>
-      </w:r>
-      <w:r>
-        <w:rPr/>
-        <w:t>Her? Yes, barely.” Usually you could act meek enough, grant them the power they’re starving for, and get out of most situations with the cops. Emery couldn’t get a firm handle on this encounter or how to make it end quickly.</w:t>
-      </w:r>
-    </w:p>
-    <w:p>
-      <w:pPr>
-        <w:pStyle w:val="normal11111111"/>
-        <w:spacing w:lineRule="auto" w:line="240"/>
-        <w:rPr/>
-      </w:pPr>
-      <w:r>
-        <w:rPr/>
-        <w:t>“</w:t>
-      </w:r>
-      <w:r>
-        <w:rPr/>
-        <w:t>You know she’s been harassing Mr. Sam Kellogg as it relates to your nephew?”</w:t>
-      </w:r>
-    </w:p>
-    <w:p>
-      <w:pPr>
-        <w:pStyle w:val="normal11111111"/>
-        <w:spacing w:lineRule="auto" w:line="240"/>
-        <w:rPr/>
-      </w:pPr>
-      <w:r>
-        <w:rPr/>
-        <w:t>“</w:t>
-      </w:r>
-      <w:r>
-        <w:rPr/>
-        <w:t>I was made aware.” Emery realized he had raised his voice which was always a losing bet with cops. “Sir, I don’t know how this involves me.”</w:t>
-      </w:r>
-    </w:p>
-    <w:p>
-      <w:pPr>
-        <w:pStyle w:val="normal11111111"/>
-        <w:spacing w:lineRule="auto" w:line="240"/>
-        <w:rPr/>
-      </w:pPr>
-      <w:r>
-        <w:rPr/>
-        <w:t>“</w:t>
-      </w:r>
-      <w:r>
-        <w:rPr/>
-        <w:t>She spent approximately four hours at your residence last night, correct? Soon after she departed. At 1:47 am you left the residence with your partner. Urgent matter?”</w:t>
-      </w:r>
-    </w:p>
-    <w:p>
-      <w:pPr>
-        <w:pStyle w:val="normal11111111"/>
-        <w:spacing w:lineRule="auto" w:line="240"/>
-        <w:rPr/>
-      </w:pPr>
-      <w:r>
-        <w:rPr/>
-        <w:t>“</w:t>
-      </w:r>
-      <w:r>
-        <w:rPr/>
-        <w:t>You’re Clearfield County. You followed me from Tarrant?”</w:t>
-      </w:r>
-    </w:p>
-    <w:p>
-      <w:pPr>
-        <w:pStyle w:val="normal11111111"/>
-        <w:spacing w:lineRule="auto" w:line="240"/>
-        <w:rPr/>
-      </w:pPr>
-      <w:r>
-        <w:rPr/>
-        <w:t>“</w:t>
-      </w:r>
-      <w:r>
-        <w:rPr/>
-        <w:t>Tarrant PD provided the initial report and handed you off at the border. Now what needed to be done at 2 o’clock in the morning?”</w:t>
-      </w:r>
-    </w:p>
-    <w:p>
-      <w:pPr>
-        <w:pStyle w:val="normal11111111"/>
-        <w:spacing w:lineRule="auto" w:line="240"/>
-        <w:rPr/>
-      </w:pPr>
-      <w:r>
-        <w:rPr/>
-        <w:t>“</w:t>
-      </w:r>
-      <w:r>
-        <w:rPr/>
-        <w:t>I told you. My friend here is the sexton.” Raised voices were coming from the shed. Sounds of struggle as bodies collided with loose tools and knocked them to the cement floor. “He has a job to do.”</w:t>
-      </w:r>
-    </w:p>
-    <w:p>
-      <w:pPr>
-        <w:pStyle w:val="normal11111111"/>
-        <w:spacing w:lineRule="auto" w:line="240"/>
-        <w:rPr>
-          <w:color w:val="000000"/>
-        </w:rPr>
-      </w:pPr>
-      <w:r>
-        <w:rPr>
-          <w:color w:val="000000"/>
-        </w:rPr>
-        <w:t>“</w:t>
-      </w:r>
-      <w:r>
-        <w:rPr>
-          <w:color w:val="000000"/>
-        </w:rPr>
-        <w:t>What’s in the bag?” F.</w:t>
-      </w:r>
-    </w:p>
-    <w:p>
-      <w:pPr>
-        <w:pStyle w:val="normal11111111"/>
-        <w:spacing w:lineRule="auto" w:line="240"/>
+        <w:spacing w:line="240" w:lineRule="auto"/>
+      </w:pPr>
+      <w:r>
+        <w:t>“Yeah, uh, is there a problem, officer?”</w:t>
+      </w:r>
+    </w:p>
+    <w:p>
+      <w:pPr>
+        <w:pStyle w:val="normal11111111"/>
+        <w:spacing w:line="240" w:lineRule="auto"/>
+      </w:pPr>
+      <w:r>
+        <w:t xml:space="preserve">“You know Jane Betts?” </w:t>
+      </w:r>
+    </w:p>
+    <w:p>
+      <w:pPr>
+        <w:pStyle w:val="normal11111111"/>
+        <w:spacing w:line="240" w:lineRule="auto"/>
+      </w:pPr>
+      <w:r>
+        <w:t>“Her? Yes, barely.” Usually you could act meek enough, grant them the power they’re starving for, and get out of most situations with the cops. Emery couldn’t get a firm handle on this encounter or how to make it end quickly.</w:t>
+      </w:r>
+    </w:p>
+    <w:p>
+      <w:pPr>
+        <w:pStyle w:val="normal11111111"/>
+        <w:spacing w:line="240" w:lineRule="auto"/>
+      </w:pPr>
+      <w:r>
+        <w:t>“You know she’s been harassing Mr. Sam Kellogg as it relates to your nephew?”</w:t>
+      </w:r>
+    </w:p>
+    <w:p>
+      <w:pPr>
+        <w:pStyle w:val="normal11111111"/>
+        <w:spacing w:line="240" w:lineRule="auto"/>
+      </w:pPr>
+      <w:r>
+        <w:t>“I was made aware.” Emery realized he had raised his voice which was always a losing bet with cops. “Sir, I don’t know how this involves me.”</w:t>
+      </w:r>
+    </w:p>
+    <w:p>
+      <w:pPr>
+        <w:pStyle w:val="normal11111111"/>
+        <w:spacing w:line="240" w:lineRule="auto"/>
+      </w:pPr>
+      <w:r>
+        <w:lastRenderedPageBreak/>
+        <w:t>“She spent approximately four hours at your residence last night, correct? Soon after she departed. At 1:47 am you left the residence with your partner. Urgent matter?”</w:t>
+      </w:r>
+    </w:p>
+    <w:p>
+      <w:pPr>
+        <w:pStyle w:val="normal11111111"/>
+        <w:spacing w:line="240" w:lineRule="auto"/>
+      </w:pPr>
+      <w:r>
+        <w:t>“You’re Clearfield County. You followed me from Tarrant?”</w:t>
+      </w:r>
+    </w:p>
+    <w:p>
+      <w:pPr>
+        <w:pStyle w:val="normal11111111"/>
+        <w:spacing w:line="240" w:lineRule="auto"/>
+      </w:pPr>
+      <w:r>
+        <w:t>“Tarrant PD provided the initial report and handed you off at the border. Now what needed to be done at 2 o’clock in the morning?”</w:t>
+      </w:r>
+    </w:p>
+    <w:p>
+      <w:pPr>
+        <w:pStyle w:val="normal11111111"/>
+        <w:spacing w:line="240" w:lineRule="auto"/>
+      </w:pPr>
+      <w:r>
+        <w:t>“I told you. My friend here is the sexton.” Raised voices were coming from the shed. Sounds of struggle as bodies collided with loose tools and knocked them to the cement floor. “He has a job to do.”</w:t>
+      </w:r>
+    </w:p>
+    <w:p>
+      <w:pPr>
+        <w:pStyle w:val="normal11111111"/>
+        <w:spacing w:line="240" w:lineRule="auto"/>
+        <w:rPr>
+          <w:color w:val="000000"/>
+        </w:rPr>
+      </w:pPr>
+      <w:r>
+        <w:rPr>
+          <w:color w:val="000000"/>
+        </w:rPr>
+        <w:t>“What’s in the bag?” F.</w:t>
+      </w:r>
+    </w:p>
+    <w:p>
+      <w:pPr>
+        <w:pStyle w:val="normal11111111"/>
+        <w:spacing w:line="240" w:lineRule="auto"/>
         <w:rPr>
           <w:color w:val="000000"/>
         </w:rPr>
@@ -490,7 +357,7 @@
     <w:p>
       <w:pPr>
         <w:pStyle w:val="normal11111111"/>
-        <w:spacing w:lineRule="auto" w:line="240"/>
+        <w:spacing w:line="240" w:lineRule="auto"/>
         <w:rPr>
           <w:color w:val="000000"/>
         </w:rPr>
@@ -505,7 +372,7 @@
     <w:p>
       <w:pPr>
         <w:pStyle w:val="normal11111111"/>
-        <w:spacing w:lineRule="auto" w:line="240"/>
+        <w:spacing w:line="240" w:lineRule="auto"/>
         <w:rPr>
           <w:color w:val="000000"/>
         </w:rPr>
@@ -520,98 +387,86 @@
     <w:p>
       <w:pPr>
         <w:pStyle w:val="normal11111111"/>
-        <w:spacing w:lineRule="auto" w:line="240"/>
-        <w:rPr>
-          <w:color w:val="000000"/>
-        </w:rPr>
-      </w:pPr>
-      <w:r>
-        <w:rPr>
-          <w:color w:val="000000"/>
-        </w:rPr>
-        <w:t xml:space="preserve">Emery landed on his face and chest, the bag underneath him. The bag jolted out of his arms and tumbled away so quickly, it seemed as if it had never belonged to him at all. Emery crawled. He couldn’t find the strength or wind to stand; it had been stripped away from him during the fall along with the loot. His fingers clutched at the grass. His boots dug tiny furrows through the soil.  </w:t>
+        <w:spacing w:line="240" w:lineRule="auto"/>
+        <w:rPr>
+          <w:color w:val="000000"/>
+        </w:rPr>
+      </w:pPr>
+      <w:r>
+        <w:rPr>
+          <w:color w:val="000000"/>
+        </w:rPr>
+        <w:t xml:space="preserve">Emery landed on his face and chest, the bag underneath him. The bag jolted out of his arms and tumbled away so quickly, it seemed as if it had never belonged to him at all. Emery crawled. He couldn’t find the strength or wind to stand; it had been stripped away from him during the fall along with the loot. His fingers clutched at the grass. His boots dug </w:t>
+      </w:r>
+      <w:r>
+        <w:rPr>
+          <w:color w:val="000000"/>
+        </w:rPr>
+        <w:t>shallow</w:t>
+      </w:r>
+      <w:r>
+        <w:rPr>
+          <w:color w:val="000000"/>
+        </w:rPr>
+        <w:t xml:space="preserve"> furrows through the soil. </w:t>
+      </w:r>
+    </w:p>
+    <w:p>
+      <w:pPr>
+        <w:pStyle w:val="normal11111111"/>
+        <w:spacing w:line="240" w:lineRule="auto"/>
+        <w:rPr>
+          <w:color w:val="000000"/>
+        </w:rPr>
+      </w:pPr>
+      <w:r>
+        <w:rPr>
+          <w:color w:val="000000"/>
+        </w:rPr>
+        <w:t xml:space="preserve">Emery arrived at the bag where it lay nestled against the Celica’s rear tire. He had just set his hands upon it when it was yanked away from him. He rolled to his back and looked up at Watkins the bag tucked under his arm. Emery wished he could’ve put up more of a fight, at least engaged in a bit of a struggle over who would hang on to the loot but Watkins was young and he was old. If he wanted to take it, there was nothing Emery could do now to stop it.  </w:t>
+      </w:r>
+      <w:r>
+        <w:rPr>
+          <w:color w:val="000000"/>
+        </w:rPr>
+        <w:t xml:space="preserve"> </w:t>
       </w:r>
     </w:p>
     <w:p>
       <w:pPr>
         <w:pStyle w:val="normal1"/>
-        <w:rPr/>
-      </w:pPr>
-      <w:r>
-        <w:rPr/>
+      </w:pPr>
+      <w:r>
         <w:t xml:space="preserve">      </w:t>
       </w:r>
     </w:p>
-    <w:p>
-      <w:pPr>
-        <w:pStyle w:val="Normal"/>
-        <w:rPr/>
-      </w:pPr>
-      <w:r>
-        <w:rPr/>
-      </w:r>
-    </w:p>
-    <w:p>
-      <w:pPr>
-        <w:pStyle w:val="Normal"/>
-        <w:rPr/>
-      </w:pPr>
-      <w:r>
-        <w:rPr/>
-      </w:r>
-    </w:p>
-    <w:p>
-      <w:pPr>
-        <w:pStyle w:val="Normal"/>
-        <w:rPr/>
-      </w:pPr>
-      <w:r>
-        <w:rPr/>
-      </w:r>
-    </w:p>
-    <w:p>
-      <w:pPr>
-        <w:pStyle w:val="Normal"/>
-        <w:rPr/>
-      </w:pPr>
-      <w:r>
-        <w:rPr/>
+    <w:p/>
+    <w:p/>
+    <w:p/>
+    <w:p>
+      <w:r>
+        <w:lastRenderedPageBreak/>
         <w:t xml:space="preserve">First, there is the feeling of rising. Of being drawn upward, summoned toward the light. </w:t>
       </w:r>
     </w:p>
-    <w:p>
-      <w:pPr>
-        <w:pStyle w:val="Normal"/>
-        <w:widowControl/>
-        <w:suppressAutoHyphens w:val="true"/>
-        <w:bidi w:val="0"/>
-        <w:spacing w:lineRule="auto" w:line="278" w:before="0" w:after="160"/>
-        <w:jc w:val="start"/>
-        <w:rPr/>
-      </w:pPr>
-      <w:r>
-        <w:rPr/>
-      </w:r>
-    </w:p>
+    <w:p/>
     <w:sectPr>
-      <w:type w:val="nextPage"/>
       <w:pgSz w:w="12240" w:h="15840"/>
-      <w:pgMar w:left="1440" w:right="1440" w:gutter="0" w:header="0" w:top="1440" w:footer="0" w:bottom="1440"/>
-      <w:pgNumType w:fmt="decimal"/>
-      <w:formProt w:val="false"/>
-      <w:textDirection w:val="lrTb"/>
-      <w:docGrid w:type="default" w:linePitch="360" w:charSpace="0"/>
+      <w:pgMar w:top="1440" w:right="1440" w:bottom="1440" w:left="1440" w:header="0" w:footer="0" w:gutter="0"/>
+      <w:cols w:space="720"/>
+      <w:formProt w:val="0"/>
+      <w:docGrid w:linePitch="360"/>
     </w:sectPr>
   </w:body>
 </w:document>
 </file>
 
 <file path=word/styles.xml><?xml version="1.0" encoding="utf-8"?>
-<w:styles xmlns:w="http://schemas.openxmlformats.org/wordprocessingml/2006/main" xmlns:w14="http://schemas.microsoft.com/office/word/2010/wordml" xmlns:mc="http://schemas.openxmlformats.org/markup-compatibility/2006" mc:Ignorable="w14">
+<w:styles xmlns:mc="http://schemas.openxmlformats.org/markup-compatibility/2006" xmlns:r="http://schemas.openxmlformats.org/officeDocument/2006/relationships" xmlns:w="http://schemas.openxmlformats.org/wordprocessingml/2006/main" xmlns:w14="http://schemas.microsoft.com/office/word/2010/wordml" xmlns:w15="http://schemas.microsoft.com/office/word/2012/wordml" xmlns:w16cex="http://schemas.microsoft.com/office/word/2018/wordml/cex" xmlns:w16cid="http://schemas.microsoft.com/office/word/2016/wordml/cid" xmlns:w16="http://schemas.microsoft.com/office/word/2018/wordml" xmlns:w16du="http://schemas.microsoft.com/office/word/2023/wordml/word16du" xmlns:w16sdtdh="http://schemas.microsoft.com/office/word/2020/wordml/sdtdatahash" xmlns:w16sdtfl="http://schemas.microsoft.com/office/word/2024/wordml/sdtformatlock" xmlns:w16se="http://schemas.microsoft.com/office/word/2015/wordml/symex" mc:Ignorable="w14 w15 w16se w16cid w16 w16cex w16sdtdh w16sdtfl w16du">
   <w:docDefaults>
     <w:rPrDefault>
       <w:rPr>
-        <w:rFonts w:ascii="Aptos" w:hAnsi="Aptos" w:eastAsia="Aptos" w:cs="" w:asciiTheme="minorHAnsi" w:cstheme="minorBidi" w:eastAsiaTheme="minorHAnsi" w:hAnsiTheme="minorHAnsi"/>
+        <w:rFonts w:asciiTheme="minorHAnsi" w:eastAsiaTheme="minorHAnsi" w:hAnsiTheme="minorHAnsi" w:cstheme="minorBidi"/>
         <w:kern w:val="2"/>
         <w:sz w:val="24"/>
         <w:szCs w:val="24"/>
@@ -621,21 +476,21 @@
     </w:rPrDefault>
     <w:pPrDefault>
       <w:pPr>
-        <w:suppressAutoHyphens w:val="true"/>
+        <w:suppressAutoHyphens/>
       </w:pPr>
     </w:pPrDefault>
   </w:docDefaults>
   <w:latentStyles w:defLockedState="0" w:defUIPriority="99" w:defSemiHidden="0" w:defUnhideWhenUsed="0" w:defQFormat="0" w:count="376">
     <w:lsdException w:name="Normal" w:uiPriority="0" w:qFormat="1"/>
     <w:lsdException w:name="heading 1" w:uiPriority="9" w:qFormat="1"/>
-    <w:lsdException w:name="heading 2" w:uiPriority="9" w:semiHidden="1" w:unhideWhenUsed="1" w:qFormat="1"/>
-    <w:lsdException w:name="heading 3" w:uiPriority="9" w:semiHidden="1" w:unhideWhenUsed="1" w:qFormat="1"/>
-    <w:lsdException w:name="heading 4" w:uiPriority="9" w:semiHidden="1" w:unhideWhenUsed="1" w:qFormat="1"/>
-    <w:lsdException w:name="heading 5" w:uiPriority="9" w:semiHidden="1" w:unhideWhenUsed="1" w:qFormat="1"/>
-    <w:lsdException w:name="heading 6" w:uiPriority="9" w:semiHidden="1" w:unhideWhenUsed="1" w:qFormat="1"/>
-    <w:lsdException w:name="heading 7" w:uiPriority="9" w:semiHidden="1" w:unhideWhenUsed="1" w:qFormat="1"/>
-    <w:lsdException w:name="heading 8" w:uiPriority="9" w:semiHidden="1" w:unhideWhenUsed="1" w:qFormat="1"/>
-    <w:lsdException w:name="heading 9" w:uiPriority="9" w:semiHidden="1" w:unhideWhenUsed="1" w:qFormat="1"/>
+    <w:lsdException w:name="heading 2" w:semiHidden="1" w:uiPriority="9" w:unhideWhenUsed="1" w:qFormat="1"/>
+    <w:lsdException w:name="heading 3" w:semiHidden="1" w:uiPriority="9" w:unhideWhenUsed="1" w:qFormat="1"/>
+    <w:lsdException w:name="heading 4" w:semiHidden="1" w:uiPriority="9" w:unhideWhenUsed="1" w:qFormat="1"/>
+    <w:lsdException w:name="heading 5" w:semiHidden="1" w:uiPriority="9" w:unhideWhenUsed="1" w:qFormat="1"/>
+    <w:lsdException w:name="heading 6" w:semiHidden="1" w:uiPriority="9" w:unhideWhenUsed="1" w:qFormat="1"/>
+    <w:lsdException w:name="heading 7" w:semiHidden="1" w:uiPriority="9" w:unhideWhenUsed="1" w:qFormat="1"/>
+    <w:lsdException w:name="heading 8" w:semiHidden="1" w:uiPriority="9" w:unhideWhenUsed="1" w:qFormat="1"/>
+    <w:lsdException w:name="heading 9" w:semiHidden="1" w:uiPriority="9" w:unhideWhenUsed="1" w:qFormat="1"/>
     <w:lsdException w:name="index 1" w:semiHidden="1" w:unhideWhenUsed="1"/>
     <w:lsdException w:name="index 2" w:semiHidden="1" w:unhideWhenUsed="1"/>
     <w:lsdException w:name="index 3" w:semiHidden="1" w:unhideWhenUsed="1"/>
@@ -645,22 +500,22 @@
     <w:lsdException w:name="index 7" w:semiHidden="1" w:unhideWhenUsed="1"/>
     <w:lsdException w:name="index 8" w:semiHidden="1" w:unhideWhenUsed="1"/>
     <w:lsdException w:name="index 9" w:semiHidden="1" w:unhideWhenUsed="1"/>
-    <w:lsdException w:name="toc 1" w:uiPriority="39" w:semiHidden="1" w:unhideWhenUsed="1"/>
-    <w:lsdException w:name="toc 2" w:uiPriority="39" w:semiHidden="1" w:unhideWhenUsed="1"/>
-    <w:lsdException w:name="toc 3" w:uiPriority="39" w:semiHidden="1" w:unhideWhenUsed="1"/>
-    <w:lsdException w:name="toc 4" w:uiPriority="39" w:semiHidden="1" w:unhideWhenUsed="1"/>
-    <w:lsdException w:name="toc 5" w:uiPriority="39" w:semiHidden="1" w:unhideWhenUsed="1"/>
-    <w:lsdException w:name="toc 6" w:uiPriority="39" w:semiHidden="1" w:unhideWhenUsed="1"/>
-    <w:lsdException w:name="toc 7" w:uiPriority="39" w:semiHidden="1" w:unhideWhenUsed="1"/>
-    <w:lsdException w:name="toc 8" w:uiPriority="39" w:semiHidden="1" w:unhideWhenUsed="1"/>
-    <w:lsdException w:name="toc 9" w:uiPriority="39" w:semiHidden="1" w:unhideWhenUsed="1"/>
+    <w:lsdException w:name="toc 1" w:semiHidden="1" w:uiPriority="39" w:unhideWhenUsed="1"/>
+    <w:lsdException w:name="toc 2" w:semiHidden="1" w:uiPriority="39" w:unhideWhenUsed="1"/>
+    <w:lsdException w:name="toc 3" w:semiHidden="1" w:uiPriority="39" w:unhideWhenUsed="1"/>
+    <w:lsdException w:name="toc 4" w:semiHidden="1" w:uiPriority="39" w:unhideWhenUsed="1"/>
+    <w:lsdException w:name="toc 5" w:semiHidden="1" w:uiPriority="39" w:unhideWhenUsed="1"/>
+    <w:lsdException w:name="toc 6" w:semiHidden="1" w:uiPriority="39" w:unhideWhenUsed="1"/>
+    <w:lsdException w:name="toc 7" w:semiHidden="1" w:uiPriority="39" w:unhideWhenUsed="1"/>
+    <w:lsdException w:name="toc 8" w:semiHidden="1" w:uiPriority="39" w:unhideWhenUsed="1"/>
+    <w:lsdException w:name="toc 9" w:semiHidden="1" w:uiPriority="39" w:unhideWhenUsed="1"/>
     <w:lsdException w:name="Normal Indent" w:semiHidden="1" w:unhideWhenUsed="1"/>
     <w:lsdException w:name="footnote text" w:semiHidden="1" w:unhideWhenUsed="1"/>
     <w:lsdException w:name="annotation text" w:semiHidden="1" w:unhideWhenUsed="1"/>
     <w:lsdException w:name="header" w:semiHidden="1" w:unhideWhenUsed="1"/>
     <w:lsdException w:name="footer" w:semiHidden="1" w:unhideWhenUsed="1"/>
     <w:lsdException w:name="index heading" w:semiHidden="1" w:unhideWhenUsed="1"/>
-    <w:lsdException w:name="caption" w:uiPriority="35" w:semiHidden="1" w:unhideWhenUsed="1" w:qFormat="1"/>
+    <w:lsdException w:name="caption" w:semiHidden="1" w:uiPriority="35" w:unhideWhenUsed="1" w:qFormat="1"/>
     <w:lsdException w:name="table of figures" w:semiHidden="1" w:unhideWhenUsed="1"/>
     <w:lsdException w:name="envelope address" w:semiHidden="1" w:unhideWhenUsed="1"/>
     <w:lsdException w:name="envelope return" w:semiHidden="1" w:unhideWhenUsed="1"/>
@@ -691,7 +546,7 @@
     <w:lsdException w:name="Title" w:uiPriority="10" w:qFormat="1"/>
     <w:lsdException w:name="Closing" w:semiHidden="1" w:unhideWhenUsed="1"/>
     <w:lsdException w:name="Signature" w:semiHidden="1" w:unhideWhenUsed="1"/>
-    <w:lsdException w:name="Default Paragraph Font" w:uiPriority="1" w:semiHidden="1" w:unhideWhenUsed="1"/>
+    <w:lsdException w:name="Default Paragraph Font" w:semiHidden="1" w:uiPriority="1" w:unhideWhenUsed="1"/>
     <w:lsdException w:name="Body Text" w:semiHidden="1" w:unhideWhenUsed="1"/>
     <w:lsdException w:name="Body Text Indent" w:semiHidden="1" w:unhideWhenUsed="1"/>
     <w:lsdException w:name="List Continue" w:semiHidden="1" w:unhideWhenUsed="1"/>
@@ -891,8 +746,8 @@
     <w:lsdException w:name="Subtle Reference" w:uiPriority="31" w:qFormat="1"/>
     <w:lsdException w:name="Intense Reference" w:uiPriority="32" w:qFormat="1"/>
     <w:lsdException w:name="Book Title" w:uiPriority="33" w:qFormat="1"/>
-    <w:lsdException w:name="Bibliography" w:uiPriority="37" w:semiHidden="1" w:unhideWhenUsed="1"/>
-    <w:lsdException w:name="TOC Heading" w:uiPriority="39" w:semiHidden="1" w:unhideWhenUsed="1" w:qFormat="1"/>
+    <w:lsdException w:name="Bibliography" w:semiHidden="1" w:uiPriority="37" w:unhideWhenUsed="1"/>
+    <w:lsdException w:name="TOC Heading" w:semiHidden="1" w:uiPriority="39" w:unhideWhenUsed="1" w:qFormat="1"/>
     <w:lsdException w:name="Plain Table 1" w:uiPriority="41"/>
     <w:lsdException w:name="Plain Table 2" w:uiPriority="42"/>
     <w:lsdException w:name="Plain Table 3" w:uiPriority="43"/>
@@ -1003,24 +858,17 @@
     <w:lsdException w:name="Unresolved Mention" w:semiHidden="1" w:unhideWhenUsed="1"/>
     <w:lsdException w:name="Smart Link" w:semiHidden="1" w:unhideWhenUsed="1"/>
   </w:latentStyles>
-  <w:style w:type="paragraph" w:styleId="Normal" w:default="1">
+  <w:style w:type="paragraph" w:default="1" w:styleId="Normal">
     <w:name w:val="Normal"/>
     <w:qFormat/>
-    <w:rsid w:val="00ba56b8"/>
-    <w:pPr>
-      <w:widowControl/>
-      <w:suppressAutoHyphens w:val="true"/>
-      <w:bidi w:val="0"/>
-      <w:spacing w:lineRule="auto" w:line="278" w:before="0" w:after="160"/>
-      <w:jc w:val="start"/>
-    </w:pPr>
-    <w:rPr>
-      <w:rFonts w:ascii="Aptos" w:hAnsi="Aptos" w:eastAsia="" w:eastAsiaTheme="minorEastAsia" w:cs=""/>
-      <w:color w:val="auto"/>
+    <w:rsid w:val="00BA56B8"/>
+    <w:pPr>
+      <w:spacing w:after="160" w:line="278" w:lineRule="auto"/>
+    </w:pPr>
+    <w:rPr>
+      <w:rFonts w:ascii="Aptos" w:eastAsiaTheme="minorEastAsia" w:hAnsi="Aptos"/>
       <w:kern w:val="0"/>
-      <w:sz w:val="24"/>
-      <w:szCs w:val="24"/>
-      <w:lang w:eastAsia="ja-JP" w:val="en-US" w:bidi="ar-SA"/>
+      <w:lang w:eastAsia="ja-JP"/>
       <w14:ligatures w14:val="none"/>
     </w:rPr>
   </w:style>
@@ -1031,16 +879,16 @@
     <w:link w:val="Heading1Char"/>
     <w:uiPriority w:val="9"/>
     <w:qFormat/>
-    <w:rsid w:val="00ba56b8"/>
-    <w:pPr>
-      <w:keepNext w:val="true"/>
+    <w:rsid w:val="00BA56B8"/>
+    <w:pPr>
+      <w:keepNext/>
       <w:keepLines/>
       <w:spacing w:before="360" w:after="80"/>
       <w:outlineLvl w:val="0"/>
     </w:pPr>
     <w:rPr>
-      <w:rFonts w:ascii="Aptos Display" w:hAnsi="Aptos Display" w:eastAsia="" w:cs="" w:asciiTheme="majorHAnsi" w:cstheme="majorBidi" w:eastAsiaTheme="majorEastAsia" w:hAnsiTheme="majorHAnsi"/>
-      <w:color w:themeColor="accent1" w:themeShade="bf" w:val="0F4761"/>
+      <w:rFonts w:asciiTheme="majorHAnsi" w:eastAsiaTheme="majorEastAsia" w:hAnsiTheme="majorHAnsi" w:cstheme="majorBidi"/>
+      <w:color w:val="0F4761" w:themeColor="accent1" w:themeShade="BF"/>
       <w:kern w:val="2"/>
       <w:sz w:val="40"/>
       <w:szCs w:val="40"/>
@@ -1057,16 +905,16 @@
     <w:semiHidden/>
     <w:unhideWhenUsed/>
     <w:qFormat/>
-    <w:rsid w:val="00ba56b8"/>
-    <w:pPr>
-      <w:keepNext w:val="true"/>
+    <w:rsid w:val="00BA56B8"/>
+    <w:pPr>
+      <w:keepNext/>
       <w:keepLines/>
       <w:spacing w:before="160" w:after="80"/>
       <w:outlineLvl w:val="1"/>
     </w:pPr>
     <w:rPr>
-      <w:rFonts w:ascii="Aptos Display" w:hAnsi="Aptos Display" w:eastAsia="" w:cs="" w:asciiTheme="majorHAnsi" w:cstheme="majorBidi" w:eastAsiaTheme="majorEastAsia" w:hAnsiTheme="majorHAnsi"/>
-      <w:color w:themeColor="accent1" w:themeShade="bf" w:val="0F4761"/>
+      <w:rFonts w:asciiTheme="majorHAnsi" w:eastAsiaTheme="majorEastAsia" w:hAnsiTheme="majorHAnsi" w:cstheme="majorBidi"/>
+      <w:color w:val="0F4761" w:themeColor="accent1" w:themeShade="BF"/>
       <w:kern w:val="2"/>
       <w:sz w:val="32"/>
       <w:szCs w:val="32"/>
@@ -1083,16 +931,16 @@
     <w:semiHidden/>
     <w:unhideWhenUsed/>
     <w:qFormat/>
-    <w:rsid w:val="00ba56b8"/>
-    <w:pPr>
-      <w:keepNext w:val="true"/>
+    <w:rsid w:val="00BA56B8"/>
+    <w:pPr>
+      <w:keepNext/>
       <w:keepLines/>
       <w:spacing w:before="160" w:after="80"/>
       <w:outlineLvl w:val="2"/>
     </w:pPr>
     <w:rPr>
-      <w:rFonts w:eastAsia="" w:cs="" w:cstheme="majorBidi" w:eastAsiaTheme="majorEastAsia"/>
-      <w:color w:themeColor="accent1" w:themeShade="bf" w:val="0F4761"/>
+      <w:rFonts w:eastAsiaTheme="majorEastAsia" w:cstheme="majorBidi"/>
+      <w:color w:val="0F4761" w:themeColor="accent1" w:themeShade="BF"/>
       <w:kern w:val="2"/>
       <w:sz w:val="28"/>
       <w:szCs w:val="28"/>
@@ -1109,18 +957,18 @@
     <w:semiHidden/>
     <w:unhideWhenUsed/>
     <w:qFormat/>
-    <w:rsid w:val="00ba56b8"/>
-    <w:pPr>
-      <w:keepNext w:val="true"/>
+    <w:rsid w:val="00BA56B8"/>
+    <w:pPr>
+      <w:keepNext/>
       <w:keepLines/>
       <w:spacing w:before="80" w:after="40"/>
       <w:outlineLvl w:val="3"/>
     </w:pPr>
     <w:rPr>
-      <w:rFonts w:eastAsia="" w:cs="" w:cstheme="majorBidi" w:eastAsiaTheme="majorEastAsia"/>
+      <w:rFonts w:eastAsiaTheme="majorEastAsia" w:cstheme="majorBidi"/>
       <w:i/>
       <w:iCs/>
-      <w:color w:themeColor="accent1" w:themeShade="bf" w:val="0F4761"/>
+      <w:color w:val="0F4761" w:themeColor="accent1" w:themeShade="BF"/>
       <w:kern w:val="2"/>
       <w:lang w:eastAsia="en-US"/>
       <w14:ligatures w14:val="standardContextual"/>
@@ -1135,16 +983,16 @@
     <w:semiHidden/>
     <w:unhideWhenUsed/>
     <w:qFormat/>
-    <w:rsid w:val="00ba56b8"/>
-    <w:pPr>
-      <w:keepNext w:val="true"/>
+    <w:rsid w:val="00BA56B8"/>
+    <w:pPr>
+      <w:keepNext/>
       <w:keepLines/>
       <w:spacing w:before="80" w:after="40"/>
       <w:outlineLvl w:val="4"/>
     </w:pPr>
     <w:rPr>
-      <w:rFonts w:eastAsia="" w:cs="" w:cstheme="majorBidi" w:eastAsiaTheme="majorEastAsia"/>
-      <w:color w:themeColor="accent1" w:themeShade="bf" w:val="0F4761"/>
+      <w:rFonts w:eastAsiaTheme="majorEastAsia" w:cstheme="majorBidi"/>
+      <w:color w:val="0F4761" w:themeColor="accent1" w:themeShade="BF"/>
       <w:kern w:val="2"/>
       <w:lang w:eastAsia="en-US"/>
       <w14:ligatures w14:val="standardContextual"/>
@@ -1159,18 +1007,18 @@
     <w:semiHidden/>
     <w:unhideWhenUsed/>
     <w:qFormat/>
-    <w:rsid w:val="00ba56b8"/>
-    <w:pPr>
-      <w:keepNext w:val="true"/>
+    <w:rsid w:val="00BA56B8"/>
+    <w:pPr>
+      <w:keepNext/>
       <w:keepLines/>
       <w:spacing w:before="40" w:after="0"/>
       <w:outlineLvl w:val="5"/>
     </w:pPr>
     <w:rPr>
-      <w:rFonts w:eastAsia="" w:cs="" w:cstheme="majorBidi" w:eastAsiaTheme="majorEastAsia"/>
+      <w:rFonts w:eastAsiaTheme="majorEastAsia" w:cstheme="majorBidi"/>
       <w:i/>
       <w:iCs/>
-      <w:color w:themeColor="text1" w:themeTint="a6" w:val="595959"/>
+      <w:color w:val="595959" w:themeColor="text1" w:themeTint="A6"/>
       <w:kern w:val="2"/>
       <w:lang w:eastAsia="en-US"/>
       <w14:ligatures w14:val="standardContextual"/>
@@ -1185,16 +1033,16 @@
     <w:semiHidden/>
     <w:unhideWhenUsed/>
     <w:qFormat/>
-    <w:rsid w:val="00ba56b8"/>
-    <w:pPr>
-      <w:keepNext w:val="true"/>
+    <w:rsid w:val="00BA56B8"/>
+    <w:pPr>
+      <w:keepNext/>
       <w:keepLines/>
       <w:spacing w:before="40" w:after="0"/>
       <w:outlineLvl w:val="6"/>
     </w:pPr>
     <w:rPr>
-      <w:rFonts w:eastAsia="" w:cs="" w:cstheme="majorBidi" w:eastAsiaTheme="majorEastAsia"/>
-      <w:color w:themeColor="text1" w:themeTint="a6" w:val="595959"/>
+      <w:rFonts w:eastAsiaTheme="majorEastAsia" w:cstheme="majorBidi"/>
+      <w:color w:val="595959" w:themeColor="text1" w:themeTint="A6"/>
       <w:kern w:val="2"/>
       <w:lang w:eastAsia="en-US"/>
       <w14:ligatures w14:val="standardContextual"/>
@@ -1209,18 +1057,18 @@
     <w:semiHidden/>
     <w:unhideWhenUsed/>
     <w:qFormat/>
-    <w:rsid w:val="00ba56b8"/>
-    <w:pPr>
-      <w:keepNext w:val="true"/>
+    <w:rsid w:val="00BA56B8"/>
+    <w:pPr>
+      <w:keepNext/>
       <w:keepLines/>
-      <w:spacing w:before="0" w:after="0"/>
+      <w:spacing w:after="0"/>
       <w:outlineLvl w:val="7"/>
     </w:pPr>
     <w:rPr>
-      <w:rFonts w:eastAsia="" w:cs="" w:cstheme="majorBidi" w:eastAsiaTheme="majorEastAsia"/>
+      <w:rFonts w:eastAsiaTheme="majorEastAsia" w:cstheme="majorBidi"/>
       <w:i/>
       <w:iCs/>
-      <w:color w:themeColor="text1" w:themeTint="d8" w:val="272727"/>
+      <w:color w:val="272727" w:themeColor="text1" w:themeTint="D8"/>
       <w:kern w:val="2"/>
       <w:lang w:eastAsia="en-US"/>
       <w14:ligatures w14:val="standardContextual"/>
@@ -1235,185 +1083,205 @@
     <w:semiHidden/>
     <w:unhideWhenUsed/>
     <w:qFormat/>
-    <w:rsid w:val="00ba56b8"/>
-    <w:pPr>
-      <w:keepNext w:val="true"/>
+    <w:rsid w:val="00BA56B8"/>
+    <w:pPr>
+      <w:keepNext/>
       <w:keepLines/>
-      <w:spacing w:before="0" w:after="0"/>
+      <w:spacing w:after="0"/>
       <w:outlineLvl w:val="8"/>
     </w:pPr>
     <w:rPr>
-      <w:rFonts w:eastAsia="" w:cs="" w:cstheme="majorBidi" w:eastAsiaTheme="majorEastAsia"/>
-      <w:color w:themeColor="text1" w:themeTint="d8" w:val="272727"/>
+      <w:rFonts w:eastAsiaTheme="majorEastAsia" w:cstheme="majorBidi"/>
+      <w:color w:val="272727" w:themeColor="text1" w:themeTint="D8"/>
       <w:kern w:val="2"/>
       <w:lang w:eastAsia="en-US"/>
       <w14:ligatures w14:val="standardContextual"/>
     </w:rPr>
   </w:style>
-  <w:style w:type="character" w:styleId="DefaultParagraphFont" w:default="1">
+  <w:style w:type="character" w:default="1" w:styleId="DefaultParagraphFont">
     <w:name w:val="Default Paragraph Font"/>
     <w:uiPriority w:val="1"/>
     <w:semiHidden/>
     <w:unhideWhenUsed/>
-    <w:rPr/>
-  </w:style>
-  <w:style w:type="character" w:styleId="Heading1Char" w:customStyle="1">
+  </w:style>
+  <w:style w:type="table" w:default="1" w:styleId="TableNormal">
+    <w:name w:val="Normal Table"/>
+    <w:uiPriority w:val="99"/>
+    <w:semiHidden/>
+    <w:unhideWhenUsed/>
+    <w:tblPr>
+      <w:tblInd w:w="0" w:type="dxa"/>
+      <w:tblCellMar>
+        <w:top w:w="0" w:type="dxa"/>
+        <w:left w:w="108" w:type="dxa"/>
+        <w:bottom w:w="0" w:type="dxa"/>
+        <w:right w:w="108" w:type="dxa"/>
+      </w:tblCellMar>
+    </w:tblPr>
+  </w:style>
+  <w:style w:type="numbering" w:default="1" w:styleId="NoList">
+    <w:name w:val="No List"/>
+    <w:uiPriority w:val="99"/>
+    <w:semiHidden/>
+    <w:unhideWhenUsed/>
+  </w:style>
+  <w:style w:type="character" w:customStyle="1" w:styleId="Heading1Char">
     <w:name w:val="Heading 1 Char"/>
     <w:basedOn w:val="DefaultParagraphFont"/>
     <w:link w:val="Heading1"/>
     <w:uiPriority w:val="9"/>
-    <w:rsid w:val="00ba56b8"/>
-    <w:rPr>
-      <w:rFonts w:ascii="Aptos Display" w:hAnsi="Aptos Display" w:eastAsia="" w:cs="" w:asciiTheme="majorHAnsi" w:cstheme="majorBidi" w:eastAsiaTheme="majorEastAsia" w:hAnsiTheme="majorHAnsi"/>
-      <w:color w:themeColor="accent1" w:themeShade="bf" w:val="0F4761"/>
+    <w:rsid w:val="00BA56B8"/>
+    <w:rPr>
+      <w:rFonts w:asciiTheme="majorHAnsi" w:eastAsiaTheme="majorEastAsia" w:hAnsiTheme="majorHAnsi" w:cstheme="majorBidi"/>
+      <w:color w:val="0F4761" w:themeColor="accent1" w:themeShade="BF"/>
       <w:sz w:val="40"/>
       <w:szCs w:val="40"/>
     </w:rPr>
   </w:style>
-  <w:style w:type="character" w:styleId="Heading2Char" w:customStyle="1">
+  <w:style w:type="character" w:customStyle="1" w:styleId="Heading2Char">
     <w:name w:val="Heading 2 Char"/>
     <w:basedOn w:val="DefaultParagraphFont"/>
     <w:link w:val="Heading2"/>
     <w:uiPriority w:val="9"/>
     <w:semiHidden/>
-    <w:rsid w:val="00ba56b8"/>
-    <w:rPr>
-      <w:rFonts w:ascii="Aptos Display" w:hAnsi="Aptos Display" w:eastAsia="" w:cs="" w:asciiTheme="majorHAnsi" w:cstheme="majorBidi" w:eastAsiaTheme="majorEastAsia" w:hAnsiTheme="majorHAnsi"/>
-      <w:color w:themeColor="accent1" w:themeShade="bf" w:val="0F4761"/>
+    <w:rsid w:val="00BA56B8"/>
+    <w:rPr>
+      <w:rFonts w:asciiTheme="majorHAnsi" w:eastAsiaTheme="majorEastAsia" w:hAnsiTheme="majorHAnsi" w:cstheme="majorBidi"/>
+      <w:color w:val="0F4761" w:themeColor="accent1" w:themeShade="BF"/>
       <w:sz w:val="32"/>
       <w:szCs w:val="32"/>
     </w:rPr>
   </w:style>
-  <w:style w:type="character" w:styleId="Heading3Char" w:customStyle="1">
+  <w:style w:type="character" w:customStyle="1" w:styleId="Heading3Char">
     <w:name w:val="Heading 3 Char"/>
     <w:basedOn w:val="DefaultParagraphFont"/>
     <w:link w:val="Heading3"/>
     <w:uiPriority w:val="9"/>
     <w:semiHidden/>
-    <w:rsid w:val="00ba56b8"/>
-    <w:rPr>
-      <w:rFonts w:eastAsia="" w:cs="" w:cstheme="majorBidi" w:eastAsiaTheme="majorEastAsia"/>
-      <w:color w:themeColor="accent1" w:themeShade="bf" w:val="0F4761"/>
+    <w:rsid w:val="00BA56B8"/>
+    <w:rPr>
+      <w:rFonts w:eastAsiaTheme="majorEastAsia" w:cstheme="majorBidi"/>
+      <w:color w:val="0F4761" w:themeColor="accent1" w:themeShade="BF"/>
       <w:sz w:val="28"/>
       <w:szCs w:val="28"/>
     </w:rPr>
   </w:style>
-  <w:style w:type="character" w:styleId="Heading4Char" w:customStyle="1">
+  <w:style w:type="character" w:customStyle="1" w:styleId="Heading4Char">
     <w:name w:val="Heading 4 Char"/>
     <w:basedOn w:val="DefaultParagraphFont"/>
     <w:link w:val="Heading4"/>
     <w:uiPriority w:val="9"/>
     <w:semiHidden/>
-    <w:rsid w:val="00ba56b8"/>
-    <w:rPr>
-      <w:rFonts w:eastAsia="" w:cs="" w:cstheme="majorBidi" w:eastAsiaTheme="majorEastAsia"/>
+    <w:rsid w:val="00BA56B8"/>
+    <w:rPr>
+      <w:rFonts w:eastAsiaTheme="majorEastAsia" w:cstheme="majorBidi"/>
       <w:i/>
       <w:iCs/>
-      <w:color w:themeColor="accent1" w:themeShade="bf" w:val="0F4761"/>
-    </w:rPr>
-  </w:style>
-  <w:style w:type="character" w:styleId="Heading5Char" w:customStyle="1">
+      <w:color w:val="0F4761" w:themeColor="accent1" w:themeShade="BF"/>
+    </w:rPr>
+  </w:style>
+  <w:style w:type="character" w:customStyle="1" w:styleId="Heading5Char">
     <w:name w:val="Heading 5 Char"/>
     <w:basedOn w:val="DefaultParagraphFont"/>
     <w:link w:val="Heading5"/>
     <w:uiPriority w:val="9"/>
     <w:semiHidden/>
-    <w:rsid w:val="00ba56b8"/>
-    <w:rPr>
-      <w:rFonts w:eastAsia="" w:cs="" w:cstheme="majorBidi" w:eastAsiaTheme="majorEastAsia"/>
-      <w:color w:themeColor="accent1" w:themeShade="bf" w:val="0F4761"/>
-    </w:rPr>
-  </w:style>
-  <w:style w:type="character" w:styleId="Heading6Char" w:customStyle="1">
+    <w:rsid w:val="00BA56B8"/>
+    <w:rPr>
+      <w:rFonts w:eastAsiaTheme="majorEastAsia" w:cstheme="majorBidi"/>
+      <w:color w:val="0F4761" w:themeColor="accent1" w:themeShade="BF"/>
+    </w:rPr>
+  </w:style>
+  <w:style w:type="character" w:customStyle="1" w:styleId="Heading6Char">
     <w:name w:val="Heading 6 Char"/>
     <w:basedOn w:val="DefaultParagraphFont"/>
     <w:link w:val="Heading6"/>
     <w:uiPriority w:val="9"/>
     <w:semiHidden/>
-    <w:rsid w:val="00ba56b8"/>
-    <w:rPr>
-      <w:rFonts w:eastAsia="" w:cs="" w:cstheme="majorBidi" w:eastAsiaTheme="majorEastAsia"/>
+    <w:rsid w:val="00BA56B8"/>
+    <w:rPr>
+      <w:rFonts w:eastAsiaTheme="majorEastAsia" w:cstheme="majorBidi"/>
       <w:i/>
       <w:iCs/>
-      <w:color w:themeColor="text1" w:themeTint="a6" w:val="595959"/>
-    </w:rPr>
-  </w:style>
-  <w:style w:type="character" w:styleId="Heading7Char" w:customStyle="1">
+      <w:color w:val="595959" w:themeColor="text1" w:themeTint="A6"/>
+    </w:rPr>
+  </w:style>
+  <w:style w:type="character" w:customStyle="1" w:styleId="Heading7Char">
     <w:name w:val="Heading 7 Char"/>
     <w:basedOn w:val="DefaultParagraphFont"/>
     <w:link w:val="Heading7"/>
     <w:uiPriority w:val="9"/>
     <w:semiHidden/>
-    <w:rsid w:val="00ba56b8"/>
-    <w:rPr>
-      <w:rFonts w:eastAsia="" w:cs="" w:cstheme="majorBidi" w:eastAsiaTheme="majorEastAsia"/>
-      <w:color w:themeColor="text1" w:themeTint="a6" w:val="595959"/>
-    </w:rPr>
-  </w:style>
-  <w:style w:type="character" w:styleId="Heading8Char" w:customStyle="1">
+    <w:rsid w:val="00BA56B8"/>
+    <w:rPr>
+      <w:rFonts w:eastAsiaTheme="majorEastAsia" w:cstheme="majorBidi"/>
+      <w:color w:val="595959" w:themeColor="text1" w:themeTint="A6"/>
+    </w:rPr>
+  </w:style>
+  <w:style w:type="character" w:customStyle="1" w:styleId="Heading8Char">
     <w:name w:val="Heading 8 Char"/>
     <w:basedOn w:val="DefaultParagraphFont"/>
     <w:link w:val="Heading8"/>
     <w:uiPriority w:val="9"/>
     <w:semiHidden/>
-    <w:rsid w:val="00ba56b8"/>
-    <w:rPr>
-      <w:rFonts w:eastAsia="" w:cs="" w:cstheme="majorBidi" w:eastAsiaTheme="majorEastAsia"/>
+    <w:rsid w:val="00BA56B8"/>
+    <w:rPr>
+      <w:rFonts w:eastAsiaTheme="majorEastAsia" w:cstheme="majorBidi"/>
       <w:i/>
       <w:iCs/>
-      <w:color w:themeColor="text1" w:themeTint="d8" w:val="272727"/>
-    </w:rPr>
-  </w:style>
-  <w:style w:type="character" w:styleId="Heading9Char" w:customStyle="1">
+      <w:color w:val="272727" w:themeColor="text1" w:themeTint="D8"/>
+    </w:rPr>
+  </w:style>
+  <w:style w:type="character" w:customStyle="1" w:styleId="Heading9Char">
     <w:name w:val="Heading 9 Char"/>
     <w:basedOn w:val="DefaultParagraphFont"/>
     <w:link w:val="Heading9"/>
     <w:uiPriority w:val="9"/>
     <w:semiHidden/>
-    <w:rsid w:val="00ba56b8"/>
-    <w:rPr>
-      <w:rFonts w:eastAsia="" w:cs="" w:cstheme="majorBidi" w:eastAsiaTheme="majorEastAsia"/>
-      <w:color w:themeColor="text1" w:themeTint="d8" w:val="272727"/>
-    </w:rPr>
-  </w:style>
-  <w:style w:type="character" w:styleId="TitleChar" w:customStyle="1">
+    <w:rsid w:val="00BA56B8"/>
+    <w:rPr>
+      <w:rFonts w:eastAsiaTheme="majorEastAsia" w:cstheme="majorBidi"/>
+      <w:color w:val="272727" w:themeColor="text1" w:themeTint="D8"/>
+    </w:rPr>
+  </w:style>
+  <w:style w:type="character" w:customStyle="1" w:styleId="TitleChar">
     <w:name w:val="Title Char"/>
     <w:basedOn w:val="DefaultParagraphFont"/>
     <w:link w:val="Title"/>
     <w:uiPriority w:val="10"/>
-    <w:rsid w:val="00ba56b8"/>
-    <w:rPr>
-      <w:rFonts w:ascii="Aptos Display" w:hAnsi="Aptos Display" w:eastAsia="" w:cs="" w:asciiTheme="majorHAnsi" w:cstheme="majorBidi" w:eastAsiaTheme="majorEastAsia" w:hAnsiTheme="majorHAnsi"/>
+    <w:rsid w:val="00BA56B8"/>
+    <w:rPr>
+      <w:rFonts w:asciiTheme="majorHAnsi" w:eastAsiaTheme="majorEastAsia" w:hAnsiTheme="majorHAnsi" w:cstheme="majorBidi"/>
       <w:spacing w:val="-10"/>
       <w:kern w:val="2"/>
       <w:sz w:val="56"/>
       <w:szCs w:val="56"/>
     </w:rPr>
   </w:style>
-  <w:style w:type="character" w:styleId="SubtitleChar" w:customStyle="1">
+  <w:style w:type="character" w:customStyle="1" w:styleId="SubtitleChar">
     <w:name w:val="Subtitle Char"/>
     <w:basedOn w:val="DefaultParagraphFont"/>
     <w:link w:val="Subtitle"/>
     <w:uiPriority w:val="11"/>
-    <w:rsid w:val="00ba56b8"/>
-    <w:rPr>
-      <w:rFonts w:eastAsia="" w:cs="" w:cstheme="majorBidi" w:eastAsiaTheme="majorEastAsia"/>
-      <w:color w:themeColor="text1" w:themeTint="a6" w:val="595959"/>
+    <w:rsid w:val="00BA56B8"/>
+    <w:rPr>
+      <w:rFonts w:eastAsiaTheme="majorEastAsia" w:cstheme="majorBidi"/>
+      <w:color w:val="595959" w:themeColor="text1" w:themeTint="A6"/>
       <w:spacing w:val="15"/>
       <w:sz w:val="28"/>
       <w:szCs w:val="28"/>
     </w:rPr>
   </w:style>
-  <w:style w:type="character" w:styleId="QuoteChar" w:customStyle="1">
+  <w:style w:type="character" w:customStyle="1" w:styleId="QuoteChar">
     <w:name w:val="Quote Char"/>
     <w:basedOn w:val="DefaultParagraphFont"/>
     <w:link w:val="Quote"/>
     <w:uiPriority w:val="29"/>
-    <w:rsid w:val="00ba56b8"/>
+    <w:rsid w:val="00BA56B8"/>
     <w:rPr>
       <w:i/>
       <w:iCs/>
-      <w:color w:themeColor="text1" w:themeTint="bf" w:val="404040"/>
+      <w:color w:val="404040" w:themeColor="text1" w:themeTint="BF"/>
     </w:rPr>
   </w:style>
   <w:style w:type="character" w:styleId="IntenseEmphasis">
@@ -1421,23 +1289,23 @@
     <w:basedOn w:val="DefaultParagraphFont"/>
     <w:uiPriority w:val="21"/>
     <w:qFormat/>
-    <w:rsid w:val="00ba56b8"/>
+    <w:rsid w:val="00BA56B8"/>
     <w:rPr>
       <w:i/>
       <w:iCs/>
-      <w:color w:themeColor="accent1" w:themeShade="bf" w:val="0F4761"/>
-    </w:rPr>
-  </w:style>
-  <w:style w:type="character" w:styleId="IntenseQuoteChar" w:customStyle="1">
+      <w:color w:val="0F4761" w:themeColor="accent1" w:themeShade="BF"/>
+    </w:rPr>
+  </w:style>
+  <w:style w:type="character" w:customStyle="1" w:styleId="IntenseQuoteChar">
     <w:name w:val="Intense Quote Char"/>
     <w:basedOn w:val="DefaultParagraphFont"/>
     <w:link w:val="IntenseQuote"/>
     <w:uiPriority w:val="30"/>
-    <w:rsid w:val="00ba56b8"/>
+    <w:rsid w:val="00BA56B8"/>
     <w:rPr>
       <w:i/>
       <w:iCs/>
-      <w:color w:themeColor="accent1" w:themeShade="bf" w:val="0F4761"/>
+      <w:color w:val="0F4761" w:themeColor="accent1" w:themeShade="BF"/>
     </w:rPr>
   </w:style>
   <w:style w:type="character" w:styleId="IntenseReference">
@@ -1445,25 +1313,25 @@
     <w:basedOn w:val="DefaultParagraphFont"/>
     <w:uiPriority w:val="32"/>
     <w:qFormat/>
-    <w:rsid w:val="00ba56b8"/>
+    <w:rsid w:val="00BA56B8"/>
     <w:rPr>
       <w:b/>
       <w:bCs/>
       <w:smallCaps/>
-      <w:color w:themeColor="accent1" w:themeShade="bf" w:val="0F4761"/>
+      <w:color w:val="0F4761" w:themeColor="accent1" w:themeShade="BF"/>
       <w:spacing w:val="5"/>
     </w:rPr>
   </w:style>
-  <w:style w:type="paragraph" w:styleId="Heading" w:customStyle="1">
+  <w:style w:type="paragraph" w:customStyle="1" w:styleId="Heading">
     <w:name w:val="Heading"/>
     <w:basedOn w:val="Normal"/>
     <w:next w:val="BodyText"/>
     <w:pPr>
-      <w:keepNext w:val="true"/>
+      <w:keepNext/>
       <w:spacing w:before="240" w:after="120"/>
     </w:pPr>
     <w:rPr>
-      <w:rFonts w:ascii="Liberation Sans" w:hAnsi="Liberation Sans" w:eastAsia="Microsoft YaHei" w:cs="Lucida Sans"/>
+      <w:rFonts w:ascii="Liberation Sans" w:eastAsia="Microsoft YaHei" w:hAnsi="Liberation Sans" w:cs="Lucida Sans"/>
       <w:sz w:val="28"/>
       <w:szCs w:val="28"/>
     </w:rPr>
@@ -1472,14 +1340,12 @@
     <w:name w:val="Body Text"/>
     <w:basedOn w:val="Normal"/>
     <w:pPr>
-      <w:spacing w:lineRule="auto" w:line="276" w:before="0" w:after="140"/>
-    </w:pPr>
-    <w:rPr/>
+      <w:spacing w:after="140" w:line="276" w:lineRule="auto"/>
+    </w:pPr>
   </w:style>
   <w:style w:type="paragraph" w:styleId="List">
     <w:name w:val="List"/>
     <w:basedOn w:val="BodyText"/>
-    <w:pPr/>
     <w:rPr>
       <w:rFonts w:cs="Lucida Sans"/>
     </w:rPr>
@@ -1497,7 +1363,7 @@
       <w:iCs/>
     </w:rPr>
   </w:style>
-  <w:style w:type="paragraph" w:styleId="Index" w:customStyle="1">
+  <w:style w:type="paragraph" w:customStyle="1" w:styleId="Index">
     <w:name w:val="Index"/>
     <w:basedOn w:val="Normal"/>
     <w:pPr>
@@ -1514,13 +1380,13 @@
     <w:link w:val="TitleChar"/>
     <w:uiPriority w:val="10"/>
     <w:qFormat/>
-    <w:rsid w:val="00ba56b8"/>
-    <w:pPr>
-      <w:spacing w:lineRule="auto" w:line="240" w:before="0" w:after="80"/>
+    <w:rsid w:val="00BA56B8"/>
+    <w:pPr>
+      <w:spacing w:after="80" w:line="240" w:lineRule="auto"/>
       <w:contextualSpacing/>
     </w:pPr>
     <w:rPr>
-      <w:rFonts w:ascii="Aptos Display" w:hAnsi="Aptos Display" w:eastAsia="" w:cs="" w:asciiTheme="majorHAnsi" w:cstheme="majorBidi" w:eastAsiaTheme="majorEastAsia" w:hAnsiTheme="majorHAnsi"/>
+      <w:rFonts w:asciiTheme="majorHAnsi" w:eastAsiaTheme="majorEastAsia" w:hAnsiTheme="majorHAnsi" w:cstheme="majorBidi"/>
       <w:spacing w:val="-10"/>
       <w:kern w:val="2"/>
       <w:sz w:val="56"/>
@@ -1536,11 +1402,10 @@
     <w:link w:val="SubtitleChar"/>
     <w:uiPriority w:val="11"/>
     <w:qFormat/>
-    <w:rsid w:val="00ba56b8"/>
-    <w:pPr/>
-    <w:rPr>
-      <w:rFonts w:eastAsia="" w:cs="" w:cstheme="majorBidi" w:eastAsiaTheme="majorEastAsia"/>
-      <w:color w:themeColor="text1" w:themeTint="a6" w:val="595959"/>
+    <w:rsid w:val="00BA56B8"/>
+    <w:rPr>
+      <w:rFonts w:eastAsiaTheme="majorEastAsia" w:cstheme="majorBidi"/>
+      <w:color w:val="595959" w:themeColor="text1" w:themeTint="A6"/>
       <w:spacing w:val="15"/>
       <w:kern w:val="2"/>
       <w:sz w:val="28"/>
@@ -1556,16 +1421,16 @@
     <w:link w:val="QuoteChar"/>
     <w:uiPriority w:val="29"/>
     <w:qFormat/>
-    <w:rsid w:val="00ba56b8"/>
-    <w:pPr>
-      <w:spacing w:before="160" w:after="160"/>
+    <w:rsid w:val="00BA56B8"/>
+    <w:pPr>
+      <w:spacing w:before="160"/>
       <w:jc w:val="center"/>
     </w:pPr>
     <w:rPr>
-      <w:rFonts w:eastAsia="Aptos" w:eastAsiaTheme="minorHAnsi"/>
+      <w:rFonts w:eastAsiaTheme="minorHAnsi"/>
       <w:i/>
       <w:iCs/>
-      <w:color w:themeColor="text1" w:themeTint="bf" w:val="404040"/>
+      <w:color w:val="404040" w:themeColor="text1" w:themeTint="BF"/>
       <w:kern w:val="2"/>
       <w:lang w:eastAsia="en-US"/>
       <w14:ligatures w14:val="standardContextual"/>
@@ -1576,14 +1441,13 @@
     <w:basedOn w:val="Normal"/>
     <w:uiPriority w:val="34"/>
     <w:qFormat/>
-    <w:rsid w:val="00ba56b8"/>
-    <w:pPr>
-      <w:spacing w:before="0" w:after="160"/>
-      <w:ind w:start="720"/>
+    <w:rsid w:val="00BA56B8"/>
+    <w:pPr>
+      <w:ind w:left="720"/>
       <w:contextualSpacing/>
     </w:pPr>
     <w:rPr>
-      <w:rFonts w:eastAsia="Aptos" w:eastAsiaTheme="minorHAnsi"/>
+      <w:rFonts w:eastAsiaTheme="minorHAnsi"/>
       <w:kern w:val="2"/>
       <w:lang w:eastAsia="en-US"/>
       <w14:ligatures w14:val="standardContextual"/>
@@ -1596,165 +1460,92 @@
     <w:link w:val="IntenseQuoteChar"/>
     <w:uiPriority w:val="30"/>
     <w:qFormat/>
-    <w:rsid w:val="00ba56b8"/>
+    <w:rsid w:val="00BA56B8"/>
     <w:pPr>
       <w:pBdr>
-        <w:top w:val="single" w:sz="4" w:space="10" w:color="0F4761" w:themeColor="accent1" w:themeShade="bf"/>
-        <w:bottom w:val="single" w:sz="4" w:space="10" w:color="0F4761" w:themeColor="accent1" w:themeShade="bf"/>
+        <w:top w:val="single" w:sz="4" w:space="10" w:color="0F4761" w:themeColor="accent1" w:themeShade="BF"/>
+        <w:bottom w:val="single" w:sz="4" w:space="10" w:color="0F4761" w:themeColor="accent1" w:themeShade="BF"/>
       </w:pBdr>
       <w:spacing w:before="360" w:after="360"/>
-      <w:ind w:start="864" w:end="864"/>
+      <w:ind w:left="864" w:right="864"/>
       <w:jc w:val="center"/>
     </w:pPr>
     <w:rPr>
-      <w:rFonts w:eastAsia="Aptos" w:eastAsiaTheme="minorHAnsi"/>
+      <w:rFonts w:eastAsiaTheme="minorHAnsi"/>
       <w:i/>
       <w:iCs/>
-      <w:color w:themeColor="accent1" w:themeShade="bf" w:val="0F4761"/>
+      <w:color w:val="0F4761" w:themeColor="accent1" w:themeShade="BF"/>
       <w:kern w:val="2"/>
       <w:lang w:eastAsia="en-US"/>
       <w14:ligatures w14:val="standardContextual"/>
     </w:rPr>
   </w:style>
-  <w:style w:type="paragraph" w:styleId="normal1" w:customStyle="1">
+  <w:style w:type="paragraph" w:customStyle="1" w:styleId="normal1">
     <w:name w:val="normal1"/>
     <w:pPr>
-      <w:widowControl/>
-      <w:suppressAutoHyphens w:val="true"/>
-      <w:bidi w:val="0"/>
-      <w:spacing w:lineRule="auto" w:line="278" w:before="0" w:after="160"/>
-      <w:jc w:val="start"/>
-    </w:pPr>
-    <w:rPr>
-      <w:rFonts w:ascii="Aptos" w:hAnsi="Aptos" w:eastAsia="Aptos" w:cs="" w:asciiTheme="minorHAnsi" w:cstheme="minorBidi" w:eastAsiaTheme="minorHAnsi" w:hAnsiTheme="minorHAnsi"/>
-      <w:color w:val="auto"/>
-      <w:kern w:val="2"/>
-      <w:sz w:val="24"/>
-      <w:szCs w:val="24"/>
-      <w:lang w:val="en-US" w:eastAsia="en-US" w:bidi="ar-SA"/>
-      <w14:ligatures w14:val="standardContextual"/>
-    </w:rPr>
-  </w:style>
-  <w:style w:type="paragraph" w:styleId="normal111" w:customStyle="1">
+      <w:spacing w:after="160" w:line="278" w:lineRule="auto"/>
+    </w:pPr>
+  </w:style>
+  <w:style w:type="paragraph" w:customStyle="1" w:styleId="normal111">
     <w:name w:val="normal111"/>
     <w:pPr>
-      <w:widowControl/>
-      <w:suppressAutoHyphens w:val="true"/>
-      <w:bidi w:val="0"/>
-      <w:spacing w:lineRule="auto" w:line="278" w:before="0" w:after="160"/>
-      <w:jc w:val="start"/>
-    </w:pPr>
-    <w:rPr>
-      <w:rFonts w:cs="Aptos" w:ascii="Aptos" w:hAnsi="Aptos" w:eastAsia="Aptos" w:asciiTheme="minorHAnsi" w:eastAsiaTheme="minorHAnsi" w:hAnsiTheme="minorHAnsi"/>
-      <w:color w:val="auto"/>
+      <w:spacing w:after="160" w:line="278" w:lineRule="auto"/>
+    </w:pPr>
+    <w:rPr>
+      <w:rFonts w:cs="Aptos"/>
       <w:kern w:val="0"/>
-      <w:sz w:val="24"/>
-      <w:szCs w:val="24"/>
-      <w:lang w:eastAsia="zh-CN" w:bidi="hi-IN" w:val="en-US"/>
-      <w14:ligatures w14:val="standardContextual"/>
-    </w:rPr>
-  </w:style>
-  <w:style w:type="paragraph" w:styleId="normal1111" w:customStyle="1">
+      <w:lang w:eastAsia="zh-CN" w:bidi="hi-IN"/>
+    </w:rPr>
+  </w:style>
+  <w:style w:type="paragraph" w:customStyle="1" w:styleId="normal1111">
     <w:name w:val="normal1111"/>
     <w:pPr>
-      <w:widowControl/>
-      <w:suppressAutoHyphens w:val="true"/>
-      <w:bidi w:val="0"/>
-      <w:spacing w:lineRule="auto" w:line="278" w:before="0" w:after="160"/>
-      <w:jc w:val="start"/>
-    </w:pPr>
-    <w:rPr>
-      <w:rFonts w:ascii="Aptos" w:hAnsi="Aptos" w:eastAsia="Aptos" w:cs="Aptos" w:asciiTheme="minorHAnsi" w:eastAsiaTheme="minorHAnsi" w:hAnsiTheme="minorHAnsi"/>
-      <w:color w:val="auto"/>
+      <w:spacing w:after="160" w:line="278" w:lineRule="auto"/>
+    </w:pPr>
+    <w:rPr>
+      <w:rFonts w:cs="Aptos"/>
       <w:kern w:val="0"/>
-      <w:sz w:val="24"/>
-      <w:szCs w:val="24"/>
-      <w:lang w:eastAsia="zh-CN" w:bidi="hi-IN" w:val="en-US"/>
-      <w14:ligatures w14:val="standardContextual"/>
-    </w:rPr>
-  </w:style>
-  <w:style w:type="paragraph" w:styleId="normal111111" w:customStyle="1">
+      <w:lang w:eastAsia="zh-CN" w:bidi="hi-IN"/>
+    </w:rPr>
+  </w:style>
+  <w:style w:type="paragraph" w:customStyle="1" w:styleId="normal111111">
     <w:name w:val="normal111111"/>
     <w:pPr>
-      <w:widowControl/>
-      <w:suppressAutoHyphens w:val="true"/>
-      <w:bidi w:val="0"/>
-      <w:spacing w:lineRule="auto" w:line="278" w:before="0" w:after="160"/>
-      <w:jc w:val="start"/>
-    </w:pPr>
-    <w:rPr>
-      <w:rFonts w:ascii="Aptos" w:hAnsi="Aptos" w:eastAsia="Aptos" w:cs="Aptos" w:asciiTheme="minorHAnsi" w:eastAsiaTheme="minorHAnsi" w:hAnsiTheme="minorHAnsi"/>
-      <w:color w:val="auto"/>
+      <w:spacing w:after="160" w:line="278" w:lineRule="auto"/>
+    </w:pPr>
+    <w:rPr>
+      <w:rFonts w:cs="Aptos"/>
       <w:kern w:val="0"/>
-      <w:sz w:val="24"/>
-      <w:szCs w:val="24"/>
-      <w:lang w:eastAsia="zh-CN" w:bidi="hi-IN" w:val="en-US"/>
-      <w14:ligatures w14:val="standardContextual"/>
-    </w:rPr>
-  </w:style>
-  <w:style w:type="paragraph" w:styleId="normal1111111" w:customStyle="1">
+      <w:lang w:eastAsia="zh-CN" w:bidi="hi-IN"/>
+    </w:rPr>
+  </w:style>
+  <w:style w:type="paragraph" w:customStyle="1" w:styleId="normal1111111">
     <w:name w:val="normal1111111"/>
     <w:pPr>
-      <w:widowControl/>
-      <w:suppressAutoHyphens w:val="true"/>
-      <w:bidi w:val="0"/>
-      <w:spacing w:lineRule="auto" w:line="278" w:before="0" w:after="160"/>
-      <w:jc w:val="start"/>
-    </w:pPr>
-    <w:rPr>
-      <w:rFonts w:ascii="Aptos" w:hAnsi="Aptos" w:eastAsia="Aptos" w:cs="Aptos" w:asciiTheme="minorHAnsi" w:eastAsiaTheme="minorHAnsi" w:hAnsiTheme="minorHAnsi"/>
-      <w:color w:val="auto"/>
+      <w:spacing w:after="160" w:line="278" w:lineRule="auto"/>
+    </w:pPr>
+    <w:rPr>
+      <w:rFonts w:cs="Aptos"/>
       <w:kern w:val="0"/>
-      <w:sz w:val="24"/>
-      <w:szCs w:val="24"/>
-      <w:lang w:eastAsia="zh-CN" w:bidi="hi-IN" w:val="en-US"/>
-      <w14:ligatures w14:val="standardContextual"/>
-    </w:rPr>
-  </w:style>
-  <w:style w:type="paragraph" w:styleId="normal11111111" w:customStyle="1">
+      <w:lang w:eastAsia="zh-CN" w:bidi="hi-IN"/>
+    </w:rPr>
+  </w:style>
+  <w:style w:type="paragraph" w:customStyle="1" w:styleId="normal11111111">
     <w:name w:val="normal11111111"/>
     <w:pPr>
-      <w:widowControl/>
-      <w:suppressAutoHyphens w:val="true"/>
-      <w:bidi w:val="0"/>
-      <w:spacing w:lineRule="auto" w:line="278" w:before="0" w:after="160"/>
-      <w:jc w:val="start"/>
-    </w:pPr>
-    <w:rPr>
-      <w:rFonts w:ascii="Aptos" w:hAnsi="Aptos" w:eastAsia="Aptos" w:cs="Aptos" w:asciiTheme="minorHAnsi" w:eastAsiaTheme="minorHAnsi" w:hAnsiTheme="minorHAnsi"/>
-      <w:color w:val="auto"/>
+      <w:spacing w:after="160" w:line="278" w:lineRule="auto"/>
+    </w:pPr>
+    <w:rPr>
+      <w:rFonts w:cs="Aptos"/>
       <w:kern w:val="0"/>
-      <w:sz w:val="24"/>
-      <w:szCs w:val="24"/>
-      <w:lang w:eastAsia="zh-CN" w:bidi="hi-IN" w:val="en-US"/>
-      <w14:ligatures w14:val="standardContextual"/>
-    </w:rPr>
-  </w:style>
-  <w:style w:type="numbering" w:styleId="NoList" w:default="1">
-    <w:name w:val="No List"/>
-    <w:uiPriority w:val="99"/>
-    <w:semiHidden/>
-    <w:unhideWhenUsed/>
-  </w:style>
-  <w:style w:type="table" w:default="1" w:styleId="TableNormal">
-    <w:name w:val="Normal Table"/>
-    <w:uiPriority w:val="99"/>
-    <w:semiHidden/>
-    <w:unhideWhenUsed/>
-    <w:tblPr>
-      <w:tblCellMar>
-        <w:top w:w="0" w:type="dxa"/>
-        <w:left w:w="108" w:type="dxa"/>
-        <w:bottom w:w="0" w:type="dxa"/>
-        <w:right w:w="108" w:type="dxa"/>
-      </w:tblCellMar>
-    </w:tblPr>
+      <w:lang w:eastAsia="zh-CN" w:bidi="hi-IN"/>
+    </w:rPr>
   </w:style>
 </w:styles>
 </file>
 
 <file path=word/theme/theme1.xml><?xml version="1.0" encoding="utf-8"?>
-<a:theme xmlns:a="http://schemas.openxmlformats.org/drawingml/2006/main" xmlns:r="http://schemas.openxmlformats.org/officeDocument/2006/relationships" name="Office Theme">
+<a:theme xmlns:a="http://schemas.openxmlformats.org/drawingml/2006/main" name="Office Theme">
   <a:themeElements>
     <a:clrScheme name="Office">
       <a:dk1>
@@ -1796,7 +1587,7 @@
     </a:clrScheme>
     <a:fontScheme name="Office">
       <a:majorFont>
-        <a:latin typeface="Aptos Display" panose="02110004020202020204" pitchFamily="0" charset="1"/>
+        <a:latin typeface="Aptos Display" panose="02110004020202020204"/>
         <a:ea typeface=""/>
         <a:cs typeface=""/>
         <a:font script="Jpan" typeface="游ゴシック Light"/>
@@ -1848,7 +1639,7 @@
         <a:font script="Tfng" typeface="Ebrima"/>
       </a:majorFont>
       <a:minorFont>
-        <a:latin typeface="Aptos" panose="02110004020202020204" pitchFamily="0" charset="1"/>
+        <a:latin typeface="Aptos" panose="02110004020202020204"/>
         <a:ea typeface=""/>
         <a:cs typeface=""/>
         <a:font script="Jpan" typeface="游ゴシック"/>
@@ -1927,7 +1718,7 @@
             </a:gs>
           </a:gsLst>
           <a:lin ang="5400000" scaled="0"/>
-          <a:tileRect l="0" t="0" r="0" b="0"/>
+          <a:tileRect/>
         </a:gradFill>
         <a:gradFill>
           <a:gsLst>
@@ -1951,7 +1742,7 @@
             </a:gs>
           </a:gsLst>
           <a:lin ang="5400000" scaled="0"/>
-          <a:tileRect l="0" t="0" r="0" b="0"/>
+          <a:tileRect/>
         </a:gradFill>
       </a:fillStyleLst>
       <a:lnStyleLst>
@@ -2011,10 +1802,12 @@
             </a:gs>
           </a:gsLst>
           <a:lin ang="5400000" scaled="0"/>
-          <a:tileRect l="0" t="0" r="0" b="0"/>
+          <a:tileRect/>
         </a:gradFill>
       </a:bgFillStyleLst>
     </a:fmtScheme>
   </a:themeElements>
+  <a:objectDefaults/>
+  <a:extraClrSchemeLst/>
 </a:theme>
 </file>
--- a/docs/working.docx
+++ b/docs/working.docx
@@ -86,7 +86,51 @@
         <w:rPr>
           <w:color w:val="000000"/>
         </w:rPr>
-        <w:t xml:space="preserve">Maybe Watkins wasn’t as sadistic as his partner. Maybe Emery looked too pathetic. But Watkins didn’t inflict any more damage than he already had when dumping Emery out of the car. </w:t>
+        <w:t xml:space="preserve">Maybe Watkins wasn’t as sadistic as his partner. Maybe Emery looked too pathetic. But Watkins didn’t inflict any more </w:t>
+      </w:r>
+      <w:r>
+        <w:rPr/>
+        <w:t>punishment</w:t>
+      </w:r>
+      <w:r>
+        <w:rPr>
+          <w:color w:val="000000"/>
+        </w:rPr>
+        <w:t xml:space="preserve"> than he already had when dumping Emery out of the car. </w:t>
+      </w:r>
+    </w:p>
+    <w:p>
+      <w:pPr>
+        <w:pStyle w:val="normal11111111"/>
+        <w:spacing w:lineRule="auto" w:line="240"/>
+        <w:rPr/>
+      </w:pPr>
+      <w:r>
+        <w:rPr>
+          <w:color w:val="000000"/>
+        </w:rPr>
+        <w:t>“</w:t>
+      </w:r>
+      <w:r>
+        <w:rPr>
+          <w:color w:val="000000"/>
+        </w:rPr>
+        <w:t>Stay out of Sam Kellogg’s business.” Watkins climbed back into the cruiser with his partner. Emery dropped his arms</w:t>
+      </w:r>
+      <w:r>
+        <w:rPr/>
+        <w:t>, laid back in the grass and stared up at the starless violet sky while he listened to the cruiser roll off up the dirt track away from St. Joachim’s cemetery. Once the cops were gone, Emery could hear Arthur moving around in the shed - wet coughing and shuffling, stumbling steps over concrete.</w:t>
+      </w:r>
+    </w:p>
+    <w:p>
+      <w:pPr>
+        <w:pStyle w:val="normal11111111"/>
+        <w:spacing w:lineRule="auto" w:line="240"/>
+        <w:rPr/>
+      </w:pPr>
+      <w:r>
+        <w:rPr/>
+        <w:t xml:space="preserve">They left him the altar boy and no loot. Not much of a trade. </w:t>
       </w:r>
     </w:p>
     <w:p>
@@ -101,13 +145,7 @@
         <w:rPr>
           <w:color w:val="000000"/>
         </w:rPr>
-        <w:t>“</w:t>
-      </w:r>
-      <w:r>
-        <w:rPr>
-          <w:color w:val="000000"/>
-        </w:rPr>
-        <w:t xml:space="preserve">Stay out of Sam Kellogg’s business.”      </w:t>
+        <w:t xml:space="preserve">He would have to get up some time, get in his car and drive home but he wasn’t feeling in any hurry to do it. In fact, nestling in beside Adam Edwards and closing his eyes for a good long time seemed a much more interesting option. </w:t>
       </w:r>
     </w:p>
     <w:p>

--- a/docs/working.docx
+++ b/docs/working.docx
@@ -1,11 +1,11 @@
 
 <file path=word/document.xml><?xml version="1.0" encoding="utf-8"?>
-<w:document xmlns:o="urn:schemas-microsoft-com:office:office" xmlns:r="http://schemas.openxmlformats.org/officeDocument/2006/relationships" xmlns:v="urn:schemas-microsoft-com:vml" xmlns:w="http://schemas.openxmlformats.org/wordprocessingml/2006/main" xmlns:w10="urn:schemas-microsoft-com:office:word" xmlns:wp="http://schemas.openxmlformats.org/drawingml/2006/wordprocessingDrawing" xmlns:pic="http://schemas.openxmlformats.org/drawingml/2006/picture" xmlns:wps="http://schemas.microsoft.com/office/word/2010/wordprocessingShape" xmlns:wpg="http://schemas.microsoft.com/office/word/2010/wordprocessingGroup" xmlns:mc="http://schemas.openxmlformats.org/markup-compatibility/2006" xmlns:wp14="http://schemas.microsoft.com/office/word/2010/wordprocessingDrawing" xmlns:w14="http://schemas.microsoft.com/office/word/2010/wordml" xmlns:w15="http://schemas.microsoft.com/office/word/2012/wordml" mc:Ignorable="w14 wp14 w15">
+<w:document xmlns:wpc="http://schemas.microsoft.com/office/word/2010/wordprocessingCanvas" xmlns:cx="http://schemas.microsoft.com/office/drawing/2014/chartex" xmlns:cx1="http://schemas.microsoft.com/office/drawing/2015/9/8/chartex" xmlns:cx2="http://schemas.microsoft.com/office/drawing/2015/10/21/chartex" xmlns:cx3="http://schemas.microsoft.com/office/drawing/2016/5/9/chartex" xmlns:cx4="http://schemas.microsoft.com/office/drawing/2016/5/10/chartex" xmlns:cx5="http://schemas.microsoft.com/office/drawing/2016/5/11/chartex" xmlns:cx6="http://schemas.microsoft.com/office/drawing/2016/5/12/chartex" xmlns:cx7="http://schemas.microsoft.com/office/drawing/2016/5/13/chartex" xmlns:cx8="http://schemas.microsoft.com/office/drawing/2016/5/14/chartex" xmlns:mc="http://schemas.openxmlformats.org/markup-compatibility/2006" xmlns:aink="http://schemas.microsoft.com/office/drawing/2016/ink" xmlns:am3d="http://schemas.microsoft.com/office/drawing/2017/model3d" xmlns:o="urn:schemas-microsoft-com:office:office" xmlns:oel="http://schemas.microsoft.com/office/2019/extlst" xmlns:r="http://schemas.openxmlformats.org/officeDocument/2006/relationships" xmlns:m="http://schemas.openxmlformats.org/officeDocument/2006/math" xmlns:v="urn:schemas-microsoft-com:vml" xmlns:wp14="http://schemas.microsoft.com/office/word/2010/wordprocessingDrawing" xmlns:wp="http://schemas.openxmlformats.org/drawingml/2006/wordprocessingDrawing" xmlns:w10="urn:schemas-microsoft-com:office:word" xmlns:w="http://schemas.openxmlformats.org/wordprocessingml/2006/main" xmlns:w14="http://schemas.microsoft.com/office/word/2010/wordml" xmlns:w15="http://schemas.microsoft.com/office/word/2012/wordml" xmlns:w16cex="http://schemas.microsoft.com/office/word/2018/wordml/cex" xmlns:w16cid="http://schemas.microsoft.com/office/word/2016/wordml/cid" xmlns:w16="http://schemas.microsoft.com/office/word/2018/wordml" xmlns:w16du="http://schemas.microsoft.com/office/word/2023/wordml/word16du" xmlns:w16sdtdh="http://schemas.microsoft.com/office/word/2020/wordml/sdtdatahash" xmlns:w16sdtfl="http://schemas.microsoft.com/office/word/2024/wordml/sdtformatlock" xmlns:w16se="http://schemas.microsoft.com/office/word/2015/wordml/symex" xmlns:wpg="http://schemas.microsoft.com/office/word/2010/wordprocessingGroup" xmlns:wpi="http://schemas.microsoft.com/office/word/2010/wordprocessingInk" xmlns:wne="http://schemas.microsoft.com/office/word/2006/wordml" xmlns:wps="http://schemas.microsoft.com/office/word/2010/wordprocessingShape" mc:Ignorable="w14 w15 w16se w16cid w16 w16cex w16sdtdh w16sdtfl w16du wp14">
   <w:body>
     <w:p>
       <w:pPr>
         <w:pStyle w:val="normal11111111"/>
-        <w:spacing w:lineRule="auto" w:line="240"/>
+        <w:spacing w:line="240" w:lineRule="auto"/>
         <w:rPr>
           <w:color w:val="000000"/>
         </w:rPr>
@@ -14,13 +14,41 @@
         <w:rPr>
           <w:color w:val="000000"/>
         </w:rPr>
-        <w:t>The second cop stepped out from the entrance to the shed red-cheeked and sweaty. His uniform was twisted up around his chest and his shirt tails had pulled loose from his pants. Emery couldn’t imagine Arthur putting up that much of a fight so all of the cop’s exertion must’ve been only for his own amusement.</w:t>
+        <w:t xml:space="preserve">The second cop stepped out from the entrance to the shed red-cheeked and sweaty. His uniform was twisted up around his </w:t>
+      </w:r>
+      <w:proofErr w:type="gramStart"/>
+      <w:r>
+        <w:rPr>
+          <w:color w:val="000000"/>
+        </w:rPr>
+        <w:t>chest</w:t>
+      </w:r>
+      <w:proofErr w:type="gramEnd"/>
+      <w:r>
+        <w:rPr>
+          <w:color w:val="000000"/>
+        </w:rPr>
+        <w:t xml:space="preserve"> and his shirt tails had pulled loose from his pants. Emery couldn’t imagine Arthur putting up that much of a fight so </w:t>
+      </w:r>
+      <w:proofErr w:type="gramStart"/>
+      <w:r>
+        <w:rPr>
+          <w:color w:val="000000"/>
+        </w:rPr>
+        <w:t>all of</w:t>
+      </w:r>
+      <w:proofErr w:type="gramEnd"/>
+      <w:r>
+        <w:rPr>
+          <w:color w:val="000000"/>
+        </w:rPr>
+        <w:t xml:space="preserve"> the cop’s exertion must’ve been only for his own amusement.</w:t>
       </w:r>
     </w:p>
     <w:p>
       <w:pPr>
         <w:pStyle w:val="normal11111111"/>
-        <w:spacing w:lineRule="auto" w:line="240"/>
+        <w:spacing w:line="240" w:lineRule="auto"/>
         <w:rPr>
           <w:color w:val="000000"/>
         </w:rPr>
@@ -29,19 +57,13 @@
         <w:rPr>
           <w:color w:val="000000"/>
         </w:rPr>
-        <w:t>“</w:t>
-      </w:r>
-      <w:r>
-        <w:rPr>
-          <w:color w:val="000000"/>
-        </w:rPr>
-        <w:t xml:space="preserve">What’s in the bag?” The second cop called out to Watkins. </w:t>
+        <w:t xml:space="preserve">“What’s in the bag?” The second cop called out to Watkins. </w:t>
       </w:r>
     </w:p>
     <w:p>
       <w:pPr>
         <w:pStyle w:val="normal11111111"/>
-        <w:spacing w:lineRule="auto" w:line="240"/>
+        <w:spacing w:line="240" w:lineRule="auto"/>
         <w:rPr>
           <w:color w:val="000000"/>
         </w:rPr>
@@ -50,19 +72,13 @@
         <w:rPr>
           <w:color w:val="000000"/>
         </w:rPr>
-        <w:t>“</w:t>
-      </w:r>
-      <w:r>
-        <w:rPr>
-          <w:color w:val="000000"/>
-        </w:rPr>
-        <w:t xml:space="preserve">I don’t know.” Watkins handed the bag to his partner. “Take it. We’ll find out. But he wouldn’t have been holding onto it that way if it was nothing.” </w:t>
+        <w:t xml:space="preserve">“I don’t know.” Watkins handed the bag to his partner. “Take it. We’ll find out. But he wouldn’t have been holding onto it that way if it was nothing.” </w:t>
       </w:r>
     </w:p>
     <w:p>
       <w:pPr>
         <w:pStyle w:val="normal11111111"/>
-        <w:spacing w:lineRule="auto" w:line="240"/>
+        <w:spacing w:line="240" w:lineRule="auto"/>
         <w:rPr>
           <w:color w:val="000000"/>
         </w:rPr>
@@ -77,7 +93,7 @@
     <w:p>
       <w:pPr>
         <w:pStyle w:val="normal11111111"/>
-        <w:spacing w:lineRule="auto" w:line="240"/>
+        <w:spacing w:line="240" w:lineRule="auto"/>
         <w:rPr>
           <w:color w:val="000000"/>
         </w:rPr>
@@ -89,7 +105,6 @@
         <w:t xml:space="preserve">Maybe Watkins wasn’t as sadistic as his partner. Maybe Emery looked too pathetic. But Watkins didn’t inflict any more </w:t>
       </w:r>
       <w:r>
-        <w:rPr/>
         <w:t>punishment</w:t>
       </w:r>
       <w:r>
@@ -102,41 +117,31 @@
     <w:p>
       <w:pPr>
         <w:pStyle w:val="normal11111111"/>
-        <w:spacing w:lineRule="auto" w:line="240"/>
-        <w:rPr/>
+        <w:spacing w:line="240" w:lineRule="auto"/>
       </w:pPr>
       <w:r>
         <w:rPr>
           <w:color w:val="000000"/>
         </w:rPr>
-        <w:t>“</w:t>
-      </w:r>
-      <w:r>
-        <w:rPr>
-          <w:color w:val="000000"/>
-        </w:rPr>
-        <w:t>Stay out of Sam Kellogg’s business.” Watkins climbed back into the cruiser with his partner. Emery dropped his arms</w:t>
-      </w:r>
-      <w:r>
-        <w:rPr/>
+        <w:t>“Stay out of Sam Kellogg’s business.” Watkins climbed back into the cruiser with his partner. Emery dropped his arms</w:t>
+      </w:r>
+      <w:r>
         <w:t>, laid back in the grass and stared up at the starless violet sky while he listened to the cruiser roll off up the dirt track away from St. Joachim’s cemetery. Once the cops were gone, Emery could hear Arthur moving around in the shed - wet coughing and shuffling, stumbling steps over concrete.</w:t>
       </w:r>
     </w:p>
     <w:p>
       <w:pPr>
         <w:pStyle w:val="normal11111111"/>
-        <w:spacing w:lineRule="auto" w:line="240"/>
-        <w:rPr/>
+        <w:spacing w:line="240" w:lineRule="auto"/>
       </w:pPr>
       <w:r>
-        <w:rPr/>
         <w:t xml:space="preserve">They left him the altar boy and no loot. Not much of a trade. </w:t>
       </w:r>
     </w:p>
     <w:p>
       <w:pPr>
         <w:pStyle w:val="normal11111111"/>
-        <w:spacing w:lineRule="auto" w:line="240"/>
+        <w:spacing w:line="240" w:lineRule="auto"/>
         <w:rPr>
           <w:color w:val="000000"/>
         </w:rPr>
@@ -145,89 +150,155 @@
         <w:rPr>
           <w:color w:val="000000"/>
         </w:rPr>
-        <w:t xml:space="preserve">He would have to get up some time, get in his car and drive home but he wasn’t feeling in any hurry to do it. In fact, nestling in beside Adam Edwards and closing his eyes for a good long time seemed a much more interesting option. </w:t>
+        <w:t xml:space="preserve">He would have to get up some time, get in his car and drive home but he wasn’t feeling in any hurry to do it. In fact, </w:t>
+      </w:r>
+      <w:r>
+        <w:rPr>
+          <w:color w:val="000000"/>
+        </w:rPr>
+        <w:t>the more appealing option was to not move a muscle</w:t>
+      </w:r>
+      <w:r>
+        <w:rPr>
+          <w:color w:val="000000"/>
+        </w:rPr>
+        <w:t xml:space="preserve"> and clos</w:t>
+      </w:r>
+      <w:r>
+        <w:rPr>
+          <w:color w:val="000000"/>
+        </w:rPr>
+        <w:t>e h</w:t>
+      </w:r>
+      <w:r>
+        <w:rPr>
+          <w:color w:val="000000"/>
+        </w:rPr>
+        <w:t xml:space="preserve">is eyes for a good long time </w:t>
+      </w:r>
+      <w:r>
+        <w:rPr>
+          <w:color w:val="000000"/>
+        </w:rPr>
+        <w:t xml:space="preserve">until the grass grew over him and sank down in the ground where Adam Edwards and the other </w:t>
+      </w:r>
+      <w:r>
+        <w:rPr>
+          <w:color w:val="000000"/>
+        </w:rPr>
+        <w:t>lost men l</w:t>
+      </w:r>
+      <w:r>
+        <w:rPr>
+          <w:color w:val="000000"/>
+        </w:rPr>
+        <w:t>ay</w:t>
+      </w:r>
+      <w:r>
+        <w:rPr>
+          <w:color w:val="000000"/>
+        </w:rPr>
+        <w:t>.</w:t>
+      </w:r>
+    </w:p>
+    <w:p>
+      <w:pPr>
+        <w:pStyle w:val="normal11111111"/>
+        <w:spacing w:line="240" w:lineRule="auto"/>
+        <w:rPr>
+          <w:color w:val="000000"/>
+        </w:rPr>
+      </w:pPr>
+      <w:r>
+        <w:rPr>
+          <w:color w:val="000000"/>
+        </w:rPr>
+        <w:t xml:space="preserve">Stay out of Sam Kellogg’s business. That’s exactly what he’d been trying to do. And look where it got him. </w:t>
+      </w:r>
+    </w:p>
+    <w:p>
+      <w:pPr>
+        <w:pStyle w:val="normal11111111"/>
+        <w:spacing w:line="240" w:lineRule="auto"/>
+        <w:rPr>
+          <w:color w:val="000000"/>
+        </w:rPr>
+      </w:pPr>
+      <w:r>
+        <w:rPr>
+          <w:color w:val="000000"/>
+        </w:rPr>
+        <w:t xml:space="preserve">Why’d he let </w:t>
+      </w:r>
+      <w:proofErr w:type="spellStart"/>
+      <w:r>
+        <w:rPr>
+          <w:color w:val="000000"/>
+        </w:rPr>
+        <w:t>the</w:t>
+      </w:r>
+      <w:proofErr w:type="spellEnd"/>
+      <w:r>
+        <w:rPr>
+          <w:color w:val="000000"/>
+        </w:rPr>
+        <w:t xml:space="preserve"> girl into the house? Why’d he </w:t>
+      </w:r>
+      <w:proofErr w:type="gramStart"/>
+      <w:r>
+        <w:rPr>
+          <w:color w:val="000000"/>
+        </w:rPr>
+        <w:t>listen</w:t>
+      </w:r>
+      <w:proofErr w:type="gramEnd"/>
+      <w:r>
+        <w:rPr>
+          <w:color w:val="000000"/>
+        </w:rPr>
+        <w:t xml:space="preserve"> to her?</w:t>
+      </w:r>
+      <w:r>
+        <w:rPr>
+          <w:color w:val="000000"/>
+        </w:rPr>
+        <w:t xml:space="preserve"> </w:t>
       </w:r>
     </w:p>
     <w:p>
       <w:pPr>
         <w:pStyle w:val="normal1"/>
-        <w:rPr/>
       </w:pPr>
       <w:r>
-        <w:rPr/>
         <w:t xml:space="preserve">      </w:t>
       </w:r>
     </w:p>
+    <w:p/>
+    <w:p/>
+    <w:p/>
     <w:p>
-      <w:pPr>
-        <w:pStyle w:val="Normal"/>
-        <w:rPr/>
-      </w:pPr>
-      <w:r>
-        <w:rPr/>
+      <w:r>
+        <w:t xml:space="preserve">First, there is the feeling of rising. Of being drawn upward, summoned toward the light. </w:t>
       </w:r>
     </w:p>
-    <w:p>
-      <w:pPr>
-        <w:pStyle w:val="Normal"/>
-        <w:rPr/>
-      </w:pPr>
-      <w:r>
-        <w:rPr/>
-      </w:r>
-    </w:p>
-    <w:p>
-      <w:pPr>
-        <w:pStyle w:val="Normal"/>
-        <w:rPr/>
-      </w:pPr>
-      <w:r>
-        <w:rPr/>
-      </w:r>
-    </w:p>
-    <w:p>
-      <w:pPr>
-        <w:pStyle w:val="Normal"/>
-        <w:rPr/>
-      </w:pPr>
-      <w:r>
-        <w:rPr/>
-        <w:t xml:space="preserve">First, there is the feeling of rising. Of being drawn upward, summoned toward the light. </w:t>
-      </w:r>
-    </w:p>
-    <w:p>
-      <w:pPr>
-        <w:pStyle w:val="Normal"/>
-        <w:widowControl/>
-        <w:suppressAutoHyphens w:val="true"/>
-        <w:bidi w:val="0"/>
-        <w:spacing w:lineRule="auto" w:line="278" w:before="0" w:after="160"/>
-        <w:jc w:val="start"/>
-        <w:rPr/>
-      </w:pPr>
-      <w:r>
-        <w:rPr/>
-      </w:r>
-    </w:p>
+    <w:p/>
     <w:sectPr>
-      <w:type w:val="nextPage"/>
       <w:pgSz w:w="12240" w:h="15840"/>
-      <w:pgMar w:left="1440" w:right="1440" w:gutter="0" w:header="0" w:top="1440" w:footer="0" w:bottom="1440"/>
-      <w:pgNumType w:fmt="decimal"/>
-      <w:formProt w:val="false"/>
-      <w:textDirection w:val="lrTb"/>
-      <w:docGrid w:type="default" w:linePitch="360" w:charSpace="0"/>
+      <w:pgMar w:top="1440" w:right="1440" w:bottom="1440" w:left="1440" w:header="0" w:footer="0" w:gutter="0"/>
+      <w:cols w:space="720"/>
+      <w:formProt w:val="0"/>
+      <w:docGrid w:linePitch="360"/>
     </w:sectPr>
   </w:body>
 </w:document>
 </file>
 
 <file path=word/styles.xml><?xml version="1.0" encoding="utf-8"?>
-<w:styles xmlns:w="http://schemas.openxmlformats.org/wordprocessingml/2006/main" xmlns:w14="http://schemas.microsoft.com/office/word/2010/wordml" xmlns:mc="http://schemas.openxmlformats.org/markup-compatibility/2006" mc:Ignorable="w14">
+<w:styles xmlns:mc="http://schemas.openxmlformats.org/markup-compatibility/2006" xmlns:r="http://schemas.openxmlformats.org/officeDocument/2006/relationships" xmlns:w="http://schemas.openxmlformats.org/wordprocessingml/2006/main" xmlns:w14="http://schemas.microsoft.com/office/word/2010/wordml" xmlns:w15="http://schemas.microsoft.com/office/word/2012/wordml" xmlns:w16cex="http://schemas.microsoft.com/office/word/2018/wordml/cex" xmlns:w16cid="http://schemas.microsoft.com/office/word/2016/wordml/cid" xmlns:w16="http://schemas.microsoft.com/office/word/2018/wordml" xmlns:w16du="http://schemas.microsoft.com/office/word/2023/wordml/word16du" xmlns:w16sdtdh="http://schemas.microsoft.com/office/word/2020/wordml/sdtdatahash" xmlns:w16sdtfl="http://schemas.microsoft.com/office/word/2024/wordml/sdtformatlock" xmlns:w16se="http://schemas.microsoft.com/office/word/2015/wordml/symex" mc:Ignorable="w14 w15 w16se w16cid w16 w16cex w16sdtdh w16sdtfl w16du">
   <w:docDefaults>
     <w:rPrDefault>
       <w:rPr>
-        <w:rFonts w:ascii="Aptos" w:hAnsi="Aptos" w:eastAsia="Aptos" w:cs="" w:asciiTheme="minorHAnsi" w:cstheme="minorBidi" w:eastAsiaTheme="minorHAnsi" w:hAnsiTheme="minorHAnsi"/>
+        <w:rFonts w:asciiTheme="minorHAnsi" w:eastAsiaTheme="minorHAnsi" w:hAnsiTheme="minorHAnsi" w:cstheme="minorBidi"/>
         <w:kern w:val="2"/>
         <w:sz w:val="24"/>
         <w:szCs w:val="24"/>
@@ -237,21 +308,21 @@
     </w:rPrDefault>
     <w:pPrDefault>
       <w:pPr>
-        <w:suppressAutoHyphens w:val="true"/>
+        <w:suppressAutoHyphens/>
       </w:pPr>
     </w:pPrDefault>
   </w:docDefaults>
   <w:latentStyles w:defLockedState="0" w:defUIPriority="99" w:defSemiHidden="0" w:defUnhideWhenUsed="0" w:defQFormat="0" w:count="376">
     <w:lsdException w:name="Normal" w:uiPriority="0" w:qFormat="1"/>
     <w:lsdException w:name="heading 1" w:uiPriority="9" w:qFormat="1"/>
-    <w:lsdException w:name="heading 2" w:uiPriority="9" w:semiHidden="1" w:unhideWhenUsed="1" w:qFormat="1"/>
-    <w:lsdException w:name="heading 3" w:uiPriority="9" w:semiHidden="1" w:unhideWhenUsed="1" w:qFormat="1"/>
-    <w:lsdException w:name="heading 4" w:uiPriority="9" w:semiHidden="1" w:unhideWhenUsed="1" w:qFormat="1"/>
-    <w:lsdException w:name="heading 5" w:uiPriority="9" w:semiHidden="1" w:unhideWhenUsed="1" w:qFormat="1"/>
-    <w:lsdException w:name="heading 6" w:uiPriority="9" w:semiHidden="1" w:unhideWhenUsed="1" w:qFormat="1"/>
-    <w:lsdException w:name="heading 7" w:uiPriority="9" w:semiHidden="1" w:unhideWhenUsed="1" w:qFormat="1"/>
-    <w:lsdException w:name="heading 8" w:uiPriority="9" w:semiHidden="1" w:unhideWhenUsed="1" w:qFormat="1"/>
-    <w:lsdException w:name="heading 9" w:uiPriority="9" w:semiHidden="1" w:unhideWhenUsed="1" w:qFormat="1"/>
+    <w:lsdException w:name="heading 2" w:semiHidden="1" w:uiPriority="9" w:unhideWhenUsed="1" w:qFormat="1"/>
+    <w:lsdException w:name="heading 3" w:semiHidden="1" w:uiPriority="9" w:unhideWhenUsed="1" w:qFormat="1"/>
+    <w:lsdException w:name="heading 4" w:semiHidden="1" w:uiPriority="9" w:unhideWhenUsed="1" w:qFormat="1"/>
+    <w:lsdException w:name="heading 5" w:semiHidden="1" w:uiPriority="9" w:unhideWhenUsed="1" w:qFormat="1"/>
+    <w:lsdException w:name="heading 6" w:semiHidden="1" w:uiPriority="9" w:unhideWhenUsed="1" w:qFormat="1"/>
+    <w:lsdException w:name="heading 7" w:semiHidden="1" w:uiPriority="9" w:unhideWhenUsed="1" w:qFormat="1"/>
+    <w:lsdException w:name="heading 8" w:semiHidden="1" w:uiPriority="9" w:unhideWhenUsed="1" w:qFormat="1"/>
+    <w:lsdException w:name="heading 9" w:semiHidden="1" w:uiPriority="9" w:unhideWhenUsed="1" w:qFormat="1"/>
     <w:lsdException w:name="index 1" w:semiHidden="1" w:unhideWhenUsed="1"/>
     <w:lsdException w:name="index 2" w:semiHidden="1" w:unhideWhenUsed="1"/>
     <w:lsdException w:name="index 3" w:semiHidden="1" w:unhideWhenUsed="1"/>
@@ -261,22 +332,22 @@
     <w:lsdException w:name="index 7" w:semiHidden="1" w:unhideWhenUsed="1"/>
     <w:lsdException w:name="index 8" w:semiHidden="1" w:unhideWhenUsed="1"/>
     <w:lsdException w:name="index 9" w:semiHidden="1" w:unhideWhenUsed="1"/>
-    <w:lsdException w:name="toc 1" w:uiPriority="39" w:semiHidden="1" w:unhideWhenUsed="1"/>
-    <w:lsdException w:name="toc 2" w:uiPriority="39" w:semiHidden="1" w:unhideWhenUsed="1"/>
-    <w:lsdException w:name="toc 3" w:uiPriority="39" w:semiHidden="1" w:unhideWhenUsed="1"/>
-    <w:lsdException w:name="toc 4" w:uiPriority="39" w:semiHidden="1" w:unhideWhenUsed="1"/>
-    <w:lsdException w:name="toc 5" w:uiPriority="39" w:semiHidden="1" w:unhideWhenUsed="1"/>
-    <w:lsdException w:name="toc 6" w:uiPriority="39" w:semiHidden="1" w:unhideWhenUsed="1"/>
-    <w:lsdException w:name="toc 7" w:uiPriority="39" w:semiHidden="1" w:unhideWhenUsed="1"/>
-    <w:lsdException w:name="toc 8" w:uiPriority="39" w:semiHidden="1" w:unhideWhenUsed="1"/>
-    <w:lsdException w:name="toc 9" w:uiPriority="39" w:semiHidden="1" w:unhideWhenUsed="1"/>
+    <w:lsdException w:name="toc 1" w:semiHidden="1" w:uiPriority="39" w:unhideWhenUsed="1"/>
+    <w:lsdException w:name="toc 2" w:semiHidden="1" w:uiPriority="39" w:unhideWhenUsed="1"/>
+    <w:lsdException w:name="toc 3" w:semiHidden="1" w:uiPriority="39" w:unhideWhenUsed="1"/>
+    <w:lsdException w:name="toc 4" w:semiHidden="1" w:uiPriority="39" w:unhideWhenUsed="1"/>
+    <w:lsdException w:name="toc 5" w:semiHidden="1" w:uiPriority="39" w:unhideWhenUsed="1"/>
+    <w:lsdException w:name="toc 6" w:semiHidden="1" w:uiPriority="39" w:unhideWhenUsed="1"/>
+    <w:lsdException w:name="toc 7" w:semiHidden="1" w:uiPriority="39" w:unhideWhenUsed="1"/>
+    <w:lsdException w:name="toc 8" w:semiHidden="1" w:uiPriority="39" w:unhideWhenUsed="1"/>
+    <w:lsdException w:name="toc 9" w:semiHidden="1" w:uiPriority="39" w:unhideWhenUsed="1"/>
     <w:lsdException w:name="Normal Indent" w:semiHidden="1" w:unhideWhenUsed="1"/>
     <w:lsdException w:name="footnote text" w:semiHidden="1" w:unhideWhenUsed="1"/>
     <w:lsdException w:name="annotation text" w:semiHidden="1" w:unhideWhenUsed="1"/>
     <w:lsdException w:name="header" w:semiHidden="1" w:unhideWhenUsed="1"/>
     <w:lsdException w:name="footer" w:semiHidden="1" w:unhideWhenUsed="1"/>
     <w:lsdException w:name="index heading" w:semiHidden="1" w:unhideWhenUsed="1"/>
-    <w:lsdException w:name="caption" w:uiPriority="35" w:semiHidden="1" w:unhideWhenUsed="1" w:qFormat="1"/>
+    <w:lsdException w:name="caption" w:semiHidden="1" w:uiPriority="35" w:unhideWhenUsed="1" w:qFormat="1"/>
     <w:lsdException w:name="table of figures" w:semiHidden="1" w:unhideWhenUsed="1"/>
     <w:lsdException w:name="envelope address" w:semiHidden="1" w:unhideWhenUsed="1"/>
     <w:lsdException w:name="envelope return" w:semiHidden="1" w:unhideWhenUsed="1"/>
@@ -307,7 +378,7 @@
     <w:lsdException w:name="Title" w:uiPriority="10" w:qFormat="1"/>
     <w:lsdException w:name="Closing" w:semiHidden="1" w:unhideWhenUsed="1"/>
     <w:lsdException w:name="Signature" w:semiHidden="1" w:unhideWhenUsed="1"/>
-    <w:lsdException w:name="Default Paragraph Font" w:uiPriority="1" w:semiHidden="1" w:unhideWhenUsed="1"/>
+    <w:lsdException w:name="Default Paragraph Font" w:semiHidden="1" w:uiPriority="1" w:unhideWhenUsed="1"/>
     <w:lsdException w:name="Body Text" w:semiHidden="1" w:unhideWhenUsed="1"/>
     <w:lsdException w:name="Body Text Indent" w:semiHidden="1" w:unhideWhenUsed="1"/>
     <w:lsdException w:name="List Continue" w:semiHidden="1" w:unhideWhenUsed="1"/>
@@ -507,8 +578,8 @@
     <w:lsdException w:name="Subtle Reference" w:uiPriority="31" w:qFormat="1"/>
     <w:lsdException w:name="Intense Reference" w:uiPriority="32" w:qFormat="1"/>
     <w:lsdException w:name="Book Title" w:uiPriority="33" w:qFormat="1"/>
-    <w:lsdException w:name="Bibliography" w:uiPriority="37" w:semiHidden="1" w:unhideWhenUsed="1"/>
-    <w:lsdException w:name="TOC Heading" w:uiPriority="39" w:semiHidden="1" w:unhideWhenUsed="1" w:qFormat="1"/>
+    <w:lsdException w:name="Bibliography" w:semiHidden="1" w:uiPriority="37" w:unhideWhenUsed="1"/>
+    <w:lsdException w:name="TOC Heading" w:semiHidden="1" w:uiPriority="39" w:unhideWhenUsed="1" w:qFormat="1"/>
     <w:lsdException w:name="Plain Table 1" w:uiPriority="41"/>
     <w:lsdException w:name="Plain Table 2" w:uiPriority="42"/>
     <w:lsdException w:name="Plain Table 3" w:uiPriority="43"/>
@@ -619,24 +690,17 @@
     <w:lsdException w:name="Unresolved Mention" w:semiHidden="1" w:unhideWhenUsed="1"/>
     <w:lsdException w:name="Smart Link" w:semiHidden="1" w:unhideWhenUsed="1"/>
   </w:latentStyles>
-  <w:style w:type="paragraph" w:styleId="Normal" w:default="1">
+  <w:style w:type="paragraph" w:default="1" w:styleId="Normal">
     <w:name w:val="Normal"/>
     <w:qFormat/>
-    <w:rsid w:val="00ba56b8"/>
-    <w:pPr>
-      <w:widowControl/>
-      <w:suppressAutoHyphens w:val="true"/>
-      <w:bidi w:val="0"/>
-      <w:spacing w:lineRule="auto" w:line="278" w:before="0" w:after="160"/>
-      <w:jc w:val="start"/>
-    </w:pPr>
-    <w:rPr>
-      <w:rFonts w:ascii="Aptos" w:hAnsi="Aptos" w:eastAsia="" w:cs="" w:eastAsiaTheme="minorEastAsia"/>
-      <w:color w:val="auto"/>
+    <w:rsid w:val="00BA56B8"/>
+    <w:pPr>
+      <w:spacing w:after="160" w:line="278" w:lineRule="auto"/>
+    </w:pPr>
+    <w:rPr>
+      <w:rFonts w:ascii="Aptos" w:eastAsiaTheme="minorEastAsia" w:hAnsi="Aptos"/>
       <w:kern w:val="0"/>
-      <w:sz w:val="24"/>
-      <w:szCs w:val="24"/>
-      <w:lang w:val="en-US" w:eastAsia="ja-JP" w:bidi="ar-SA"/>
+      <w:lang w:eastAsia="ja-JP"/>
       <w14:ligatures w14:val="none"/>
     </w:rPr>
   </w:style>
@@ -647,16 +711,16 @@
     <w:link w:val="Heading1Char"/>
     <w:uiPriority w:val="9"/>
     <w:qFormat/>
-    <w:rsid w:val="00ba56b8"/>
-    <w:pPr>
-      <w:keepNext w:val="true"/>
+    <w:rsid w:val="00BA56B8"/>
+    <w:pPr>
+      <w:keepNext/>
       <w:keepLines/>
       <w:spacing w:before="360" w:after="80"/>
       <w:outlineLvl w:val="0"/>
     </w:pPr>
     <w:rPr>
-      <w:rFonts w:ascii="Aptos Display" w:hAnsi="Aptos Display" w:eastAsia="" w:cs="" w:asciiTheme="majorHAnsi" w:cstheme="majorBidi" w:eastAsiaTheme="majorEastAsia" w:hAnsiTheme="majorHAnsi"/>
-      <w:color w:themeColor="accent1" w:themeShade="bf" w:val="0F4761"/>
+      <w:rFonts w:asciiTheme="majorHAnsi" w:eastAsiaTheme="majorEastAsia" w:hAnsiTheme="majorHAnsi" w:cstheme="majorBidi"/>
+      <w:color w:val="0F4761" w:themeColor="accent1" w:themeShade="BF"/>
       <w:kern w:val="2"/>
       <w:sz w:val="40"/>
       <w:szCs w:val="40"/>
@@ -673,16 +737,16 @@
     <w:semiHidden/>
     <w:unhideWhenUsed/>
     <w:qFormat/>
-    <w:rsid w:val="00ba56b8"/>
-    <w:pPr>
-      <w:keepNext w:val="true"/>
+    <w:rsid w:val="00BA56B8"/>
+    <w:pPr>
+      <w:keepNext/>
       <w:keepLines/>
       <w:spacing w:before="160" w:after="80"/>
       <w:outlineLvl w:val="1"/>
     </w:pPr>
     <w:rPr>
-      <w:rFonts w:ascii="Aptos Display" w:hAnsi="Aptos Display" w:eastAsia="" w:cs="" w:asciiTheme="majorHAnsi" w:cstheme="majorBidi" w:eastAsiaTheme="majorEastAsia" w:hAnsiTheme="majorHAnsi"/>
-      <w:color w:themeColor="accent1" w:themeShade="bf" w:val="0F4761"/>
+      <w:rFonts w:asciiTheme="majorHAnsi" w:eastAsiaTheme="majorEastAsia" w:hAnsiTheme="majorHAnsi" w:cstheme="majorBidi"/>
+      <w:color w:val="0F4761" w:themeColor="accent1" w:themeShade="BF"/>
       <w:kern w:val="2"/>
       <w:sz w:val="32"/>
       <w:szCs w:val="32"/>
@@ -699,16 +763,16 @@
     <w:semiHidden/>
     <w:unhideWhenUsed/>
     <w:qFormat/>
-    <w:rsid w:val="00ba56b8"/>
-    <w:pPr>
-      <w:keepNext w:val="true"/>
+    <w:rsid w:val="00BA56B8"/>
+    <w:pPr>
+      <w:keepNext/>
       <w:keepLines/>
       <w:spacing w:before="160" w:after="80"/>
       <w:outlineLvl w:val="2"/>
     </w:pPr>
     <w:rPr>
-      <w:rFonts w:eastAsia="" w:cs="" w:cstheme="majorBidi" w:eastAsiaTheme="majorEastAsia"/>
-      <w:color w:themeColor="accent1" w:themeShade="bf" w:val="0F4761"/>
+      <w:rFonts w:eastAsiaTheme="majorEastAsia" w:cstheme="majorBidi"/>
+      <w:color w:val="0F4761" w:themeColor="accent1" w:themeShade="BF"/>
       <w:kern w:val="2"/>
       <w:sz w:val="28"/>
       <w:szCs w:val="28"/>
@@ -725,18 +789,18 @@
     <w:semiHidden/>
     <w:unhideWhenUsed/>
     <w:qFormat/>
-    <w:rsid w:val="00ba56b8"/>
-    <w:pPr>
-      <w:keepNext w:val="true"/>
+    <w:rsid w:val="00BA56B8"/>
+    <w:pPr>
+      <w:keepNext/>
       <w:keepLines/>
       <w:spacing w:before="80" w:after="40"/>
       <w:outlineLvl w:val="3"/>
     </w:pPr>
     <w:rPr>
-      <w:rFonts w:eastAsia="" w:cs="" w:cstheme="majorBidi" w:eastAsiaTheme="majorEastAsia"/>
+      <w:rFonts w:eastAsiaTheme="majorEastAsia" w:cstheme="majorBidi"/>
       <w:i/>
       <w:iCs/>
-      <w:color w:themeColor="accent1" w:themeShade="bf" w:val="0F4761"/>
+      <w:color w:val="0F4761" w:themeColor="accent1" w:themeShade="BF"/>
       <w:kern w:val="2"/>
       <w:lang w:eastAsia="en-US"/>
       <w14:ligatures w14:val="standardContextual"/>
@@ -751,16 +815,16 @@
     <w:semiHidden/>
     <w:unhideWhenUsed/>
     <w:qFormat/>
-    <w:rsid w:val="00ba56b8"/>
-    <w:pPr>
-      <w:keepNext w:val="true"/>
+    <w:rsid w:val="00BA56B8"/>
+    <w:pPr>
+      <w:keepNext/>
       <w:keepLines/>
       <w:spacing w:before="80" w:after="40"/>
       <w:outlineLvl w:val="4"/>
     </w:pPr>
     <w:rPr>
-      <w:rFonts w:eastAsia="" w:cs="" w:cstheme="majorBidi" w:eastAsiaTheme="majorEastAsia"/>
-      <w:color w:themeColor="accent1" w:themeShade="bf" w:val="0F4761"/>
+      <w:rFonts w:eastAsiaTheme="majorEastAsia" w:cstheme="majorBidi"/>
+      <w:color w:val="0F4761" w:themeColor="accent1" w:themeShade="BF"/>
       <w:kern w:val="2"/>
       <w:lang w:eastAsia="en-US"/>
       <w14:ligatures w14:val="standardContextual"/>
@@ -775,18 +839,18 @@
     <w:semiHidden/>
     <w:unhideWhenUsed/>
     <w:qFormat/>
-    <w:rsid w:val="00ba56b8"/>
-    <w:pPr>
-      <w:keepNext w:val="true"/>
+    <w:rsid w:val="00BA56B8"/>
+    <w:pPr>
+      <w:keepNext/>
       <w:keepLines/>
       <w:spacing w:before="40" w:after="0"/>
       <w:outlineLvl w:val="5"/>
     </w:pPr>
     <w:rPr>
-      <w:rFonts w:eastAsia="" w:cs="" w:cstheme="majorBidi" w:eastAsiaTheme="majorEastAsia"/>
+      <w:rFonts w:eastAsiaTheme="majorEastAsia" w:cstheme="majorBidi"/>
       <w:i/>
       <w:iCs/>
-      <w:color w:themeColor="text1" w:themeTint="a6" w:val="595959"/>
+      <w:color w:val="595959" w:themeColor="text1" w:themeTint="A6"/>
       <w:kern w:val="2"/>
       <w:lang w:eastAsia="en-US"/>
       <w14:ligatures w14:val="standardContextual"/>
@@ -801,16 +865,16 @@
     <w:semiHidden/>
     <w:unhideWhenUsed/>
     <w:qFormat/>
-    <w:rsid w:val="00ba56b8"/>
-    <w:pPr>
-      <w:keepNext w:val="true"/>
+    <w:rsid w:val="00BA56B8"/>
+    <w:pPr>
+      <w:keepNext/>
       <w:keepLines/>
       <w:spacing w:before="40" w:after="0"/>
       <w:outlineLvl w:val="6"/>
     </w:pPr>
     <w:rPr>
-      <w:rFonts w:eastAsia="" w:cs="" w:cstheme="majorBidi" w:eastAsiaTheme="majorEastAsia"/>
-      <w:color w:themeColor="text1" w:themeTint="a6" w:val="595959"/>
+      <w:rFonts w:eastAsiaTheme="majorEastAsia" w:cstheme="majorBidi"/>
+      <w:color w:val="595959" w:themeColor="text1" w:themeTint="A6"/>
       <w:kern w:val="2"/>
       <w:lang w:eastAsia="en-US"/>
       <w14:ligatures w14:val="standardContextual"/>
@@ -825,18 +889,18 @@
     <w:semiHidden/>
     <w:unhideWhenUsed/>
     <w:qFormat/>
-    <w:rsid w:val="00ba56b8"/>
-    <w:pPr>
-      <w:keepNext w:val="true"/>
+    <w:rsid w:val="00BA56B8"/>
+    <w:pPr>
+      <w:keepNext/>
       <w:keepLines/>
-      <w:spacing w:before="0" w:after="0"/>
+      <w:spacing w:after="0"/>
       <w:outlineLvl w:val="7"/>
     </w:pPr>
     <w:rPr>
-      <w:rFonts w:eastAsia="" w:cs="" w:cstheme="majorBidi" w:eastAsiaTheme="majorEastAsia"/>
+      <w:rFonts w:eastAsiaTheme="majorEastAsia" w:cstheme="majorBidi"/>
       <w:i/>
       <w:iCs/>
-      <w:color w:themeColor="text1" w:themeTint="d8" w:val="272727"/>
+      <w:color w:val="272727" w:themeColor="text1" w:themeTint="D8"/>
       <w:kern w:val="2"/>
       <w:lang w:eastAsia="en-US"/>
       <w14:ligatures w14:val="standardContextual"/>
@@ -851,504 +915,24 @@
     <w:semiHidden/>
     <w:unhideWhenUsed/>
     <w:qFormat/>
-    <w:rsid w:val="00ba56b8"/>
-    <w:pPr>
-      <w:keepNext w:val="true"/>
+    <w:rsid w:val="00BA56B8"/>
+    <w:pPr>
+      <w:keepNext/>
       <w:keepLines/>
-      <w:spacing w:before="0" w:after="0"/>
+      <w:spacing w:after="0"/>
       <w:outlineLvl w:val="8"/>
     </w:pPr>
     <w:rPr>
-      <w:rFonts w:eastAsia="" w:cs="" w:cstheme="majorBidi" w:eastAsiaTheme="majorEastAsia"/>
-      <w:color w:themeColor="text1" w:themeTint="d8" w:val="272727"/>
+      <w:rFonts w:eastAsiaTheme="majorEastAsia" w:cstheme="majorBidi"/>
+      <w:color w:val="272727" w:themeColor="text1" w:themeTint="D8"/>
       <w:kern w:val="2"/>
       <w:lang w:eastAsia="en-US"/>
       <w14:ligatures w14:val="standardContextual"/>
     </w:rPr>
   </w:style>
-  <w:style w:type="character" w:styleId="DefaultParagraphFont" w:default="1">
+  <w:style w:type="character" w:default="1" w:styleId="DefaultParagraphFont">
     <w:name w:val="Default Paragraph Font"/>
     <w:uiPriority w:val="1"/>
-    <w:semiHidden/>
-    <w:unhideWhenUsed/>
-    <w:rPr/>
-  </w:style>
-  <w:style w:type="character" w:styleId="Heading1Char" w:customStyle="1">
-    <w:name w:val="Heading 1 Char"/>
-    <w:basedOn w:val="DefaultParagraphFont"/>
-    <w:link w:val="Heading1"/>
-    <w:uiPriority w:val="9"/>
-    <w:rsid w:val="00ba56b8"/>
-    <w:rPr>
-      <w:rFonts w:ascii="Aptos Display" w:hAnsi="Aptos Display" w:eastAsia="" w:cs="" w:asciiTheme="majorHAnsi" w:cstheme="majorBidi" w:eastAsiaTheme="majorEastAsia" w:hAnsiTheme="majorHAnsi"/>
-      <w:color w:themeColor="accent1" w:themeShade="bf" w:val="0F4761"/>
-      <w:sz w:val="40"/>
-      <w:szCs w:val="40"/>
-    </w:rPr>
-  </w:style>
-  <w:style w:type="character" w:styleId="Heading2Char" w:customStyle="1">
-    <w:name w:val="Heading 2 Char"/>
-    <w:basedOn w:val="DefaultParagraphFont"/>
-    <w:link w:val="Heading2"/>
-    <w:uiPriority w:val="9"/>
-    <w:semiHidden/>
-    <w:rsid w:val="00ba56b8"/>
-    <w:rPr>
-      <w:rFonts w:ascii="Aptos Display" w:hAnsi="Aptos Display" w:eastAsia="" w:cs="" w:asciiTheme="majorHAnsi" w:cstheme="majorBidi" w:eastAsiaTheme="majorEastAsia" w:hAnsiTheme="majorHAnsi"/>
-      <w:color w:themeColor="accent1" w:themeShade="bf" w:val="0F4761"/>
-      <w:sz w:val="32"/>
-      <w:szCs w:val="32"/>
-    </w:rPr>
-  </w:style>
-  <w:style w:type="character" w:styleId="Heading3Char" w:customStyle="1">
-    <w:name w:val="Heading 3 Char"/>
-    <w:basedOn w:val="DefaultParagraphFont"/>
-    <w:link w:val="Heading3"/>
-    <w:uiPriority w:val="9"/>
-    <w:semiHidden/>
-    <w:rsid w:val="00ba56b8"/>
-    <w:rPr>
-      <w:rFonts w:eastAsia="" w:cs="" w:cstheme="majorBidi" w:eastAsiaTheme="majorEastAsia"/>
-      <w:color w:themeColor="accent1" w:themeShade="bf" w:val="0F4761"/>
-      <w:sz w:val="28"/>
-      <w:szCs w:val="28"/>
-    </w:rPr>
-  </w:style>
-  <w:style w:type="character" w:styleId="Heading4Char" w:customStyle="1">
-    <w:name w:val="Heading 4 Char"/>
-    <w:basedOn w:val="DefaultParagraphFont"/>
-    <w:link w:val="Heading4"/>
-    <w:uiPriority w:val="9"/>
-    <w:semiHidden/>
-    <w:rsid w:val="00ba56b8"/>
-    <w:rPr>
-      <w:rFonts w:eastAsia="" w:cs="" w:cstheme="majorBidi" w:eastAsiaTheme="majorEastAsia"/>
-      <w:i/>
-      <w:iCs/>
-      <w:color w:themeColor="accent1" w:themeShade="bf" w:val="0F4761"/>
-    </w:rPr>
-  </w:style>
-  <w:style w:type="character" w:styleId="Heading5Char" w:customStyle="1">
-    <w:name w:val="Heading 5 Char"/>
-    <w:basedOn w:val="DefaultParagraphFont"/>
-    <w:link w:val="Heading5"/>
-    <w:uiPriority w:val="9"/>
-    <w:semiHidden/>
-    <w:rsid w:val="00ba56b8"/>
-    <w:rPr>
-      <w:rFonts w:eastAsia="" w:cs="" w:cstheme="majorBidi" w:eastAsiaTheme="majorEastAsia"/>
-      <w:color w:themeColor="accent1" w:themeShade="bf" w:val="0F4761"/>
-    </w:rPr>
-  </w:style>
-  <w:style w:type="character" w:styleId="Heading6Char" w:customStyle="1">
-    <w:name w:val="Heading 6 Char"/>
-    <w:basedOn w:val="DefaultParagraphFont"/>
-    <w:link w:val="Heading6"/>
-    <w:uiPriority w:val="9"/>
-    <w:semiHidden/>
-    <w:rsid w:val="00ba56b8"/>
-    <w:rPr>
-      <w:rFonts w:eastAsia="" w:cs="" w:cstheme="majorBidi" w:eastAsiaTheme="majorEastAsia"/>
-      <w:i/>
-      <w:iCs/>
-      <w:color w:themeColor="text1" w:themeTint="a6" w:val="595959"/>
-    </w:rPr>
-  </w:style>
-  <w:style w:type="character" w:styleId="Heading7Char" w:customStyle="1">
-    <w:name w:val="Heading 7 Char"/>
-    <w:basedOn w:val="DefaultParagraphFont"/>
-    <w:link w:val="Heading7"/>
-    <w:uiPriority w:val="9"/>
-    <w:semiHidden/>
-    <w:rsid w:val="00ba56b8"/>
-    <w:rPr>
-      <w:rFonts w:eastAsia="" w:cs="" w:cstheme="majorBidi" w:eastAsiaTheme="majorEastAsia"/>
-      <w:color w:themeColor="text1" w:themeTint="a6" w:val="595959"/>
-    </w:rPr>
-  </w:style>
-  <w:style w:type="character" w:styleId="Heading8Char" w:customStyle="1">
-    <w:name w:val="Heading 8 Char"/>
-    <w:basedOn w:val="DefaultParagraphFont"/>
-    <w:link w:val="Heading8"/>
-    <w:uiPriority w:val="9"/>
-    <w:semiHidden/>
-    <w:rsid w:val="00ba56b8"/>
-    <w:rPr>
-      <w:rFonts w:eastAsia="" w:cs="" w:cstheme="majorBidi" w:eastAsiaTheme="majorEastAsia"/>
-      <w:i/>
-      <w:iCs/>
-      <w:color w:themeColor="text1" w:themeTint="d8" w:val="272727"/>
-    </w:rPr>
-  </w:style>
-  <w:style w:type="character" w:styleId="Heading9Char" w:customStyle="1">
-    <w:name w:val="Heading 9 Char"/>
-    <w:basedOn w:val="DefaultParagraphFont"/>
-    <w:link w:val="Heading9"/>
-    <w:uiPriority w:val="9"/>
-    <w:semiHidden/>
-    <w:rsid w:val="00ba56b8"/>
-    <w:rPr>
-      <w:rFonts w:eastAsia="" w:cs="" w:cstheme="majorBidi" w:eastAsiaTheme="majorEastAsia"/>
-      <w:color w:themeColor="text1" w:themeTint="d8" w:val="272727"/>
-    </w:rPr>
-  </w:style>
-  <w:style w:type="character" w:styleId="TitleChar" w:customStyle="1">
-    <w:name w:val="Title Char"/>
-    <w:basedOn w:val="DefaultParagraphFont"/>
-    <w:link w:val="Title"/>
-    <w:uiPriority w:val="10"/>
-    <w:rsid w:val="00ba56b8"/>
-    <w:rPr>
-      <w:rFonts w:ascii="Aptos Display" w:hAnsi="Aptos Display" w:eastAsia="" w:cs="" w:asciiTheme="majorHAnsi" w:cstheme="majorBidi" w:eastAsiaTheme="majorEastAsia" w:hAnsiTheme="majorHAnsi"/>
-      <w:spacing w:val="-10"/>
-      <w:kern w:val="2"/>
-      <w:sz w:val="56"/>
-      <w:szCs w:val="56"/>
-    </w:rPr>
-  </w:style>
-  <w:style w:type="character" w:styleId="SubtitleChar" w:customStyle="1">
-    <w:name w:val="Subtitle Char"/>
-    <w:basedOn w:val="DefaultParagraphFont"/>
-    <w:link w:val="Subtitle"/>
-    <w:uiPriority w:val="11"/>
-    <w:rsid w:val="00ba56b8"/>
-    <w:rPr>
-      <w:rFonts w:eastAsia="" w:cs="" w:cstheme="majorBidi" w:eastAsiaTheme="majorEastAsia"/>
-      <w:color w:themeColor="text1" w:themeTint="a6" w:val="595959"/>
-      <w:spacing w:val="15"/>
-      <w:sz w:val="28"/>
-      <w:szCs w:val="28"/>
-    </w:rPr>
-  </w:style>
-  <w:style w:type="character" w:styleId="QuoteChar" w:customStyle="1">
-    <w:name w:val="Quote Char"/>
-    <w:basedOn w:val="DefaultParagraphFont"/>
-    <w:link w:val="Quote"/>
-    <w:uiPriority w:val="29"/>
-    <w:rsid w:val="00ba56b8"/>
-    <w:rPr>
-      <w:i/>
-      <w:iCs/>
-      <w:color w:themeColor="text1" w:themeTint="bf" w:val="404040"/>
-    </w:rPr>
-  </w:style>
-  <w:style w:type="character" w:styleId="IntenseEmphasis">
-    <w:name w:val="Intense Emphasis"/>
-    <w:basedOn w:val="DefaultParagraphFont"/>
-    <w:uiPriority w:val="21"/>
-    <w:qFormat/>
-    <w:rsid w:val="00ba56b8"/>
-    <w:rPr>
-      <w:i/>
-      <w:iCs/>
-      <w:color w:themeColor="accent1" w:themeShade="bf" w:val="0F4761"/>
-    </w:rPr>
-  </w:style>
-  <w:style w:type="character" w:styleId="IntenseQuoteChar" w:customStyle="1">
-    <w:name w:val="Intense Quote Char"/>
-    <w:basedOn w:val="DefaultParagraphFont"/>
-    <w:link w:val="IntenseQuote"/>
-    <w:uiPriority w:val="30"/>
-    <w:rsid w:val="00ba56b8"/>
-    <w:rPr>
-      <w:i/>
-      <w:iCs/>
-      <w:color w:themeColor="accent1" w:themeShade="bf" w:val="0F4761"/>
-    </w:rPr>
-  </w:style>
-  <w:style w:type="character" w:styleId="IntenseReference">
-    <w:name w:val="Intense Reference"/>
-    <w:basedOn w:val="DefaultParagraphFont"/>
-    <w:uiPriority w:val="32"/>
-    <w:qFormat/>
-    <w:rsid w:val="00ba56b8"/>
-    <w:rPr>
-      <w:b/>
-      <w:bCs/>
-      <w:smallCaps/>
-      <w:color w:themeColor="accent1" w:themeShade="bf" w:val="0F4761"/>
-      <w:spacing w:val="5"/>
-    </w:rPr>
-  </w:style>
-  <w:style w:type="paragraph" w:styleId="Heading" w:customStyle="1">
-    <w:name w:val="Heading"/>
-    <w:basedOn w:val="Normal"/>
-    <w:next w:val="BodyText"/>
-    <w:pPr>
-      <w:keepNext w:val="true"/>
-      <w:spacing w:before="240" w:after="120"/>
-    </w:pPr>
-    <w:rPr>
-      <w:rFonts w:ascii="Liberation Sans" w:hAnsi="Liberation Sans" w:eastAsia="Microsoft YaHei" w:cs="Lucida Sans"/>
-      <w:sz w:val="28"/>
-      <w:szCs w:val="28"/>
-    </w:rPr>
-  </w:style>
-  <w:style w:type="paragraph" w:styleId="BodyText">
-    <w:name w:val="Body Text"/>
-    <w:basedOn w:val="Normal"/>
-    <w:pPr>
-      <w:spacing w:lineRule="auto" w:line="276" w:before="0" w:after="140"/>
-    </w:pPr>
-    <w:rPr/>
-  </w:style>
-  <w:style w:type="paragraph" w:styleId="List">
-    <w:name w:val="List"/>
-    <w:basedOn w:val="BodyText"/>
-    <w:pPr/>
-    <w:rPr>
-      <w:rFonts w:cs="Lucida Sans"/>
-    </w:rPr>
-  </w:style>
-  <w:style w:type="paragraph" w:styleId="Caption">
-    <w:name w:val="caption"/>
-    <w:basedOn w:val="Normal"/>
-    <w:pPr>
-      <w:suppressLineNumbers/>
-      <w:spacing w:before="120" w:after="120"/>
-    </w:pPr>
-    <w:rPr>
-      <w:rFonts w:cs="Lucida Sans"/>
-      <w:i/>
-      <w:iCs/>
-    </w:rPr>
-  </w:style>
-  <w:style w:type="paragraph" w:styleId="Index" w:customStyle="1">
-    <w:name w:val="Index"/>
-    <w:basedOn w:val="Normal"/>
-    <w:pPr>
-      <w:suppressLineNumbers/>
-    </w:pPr>
-    <w:rPr>
-      <w:rFonts w:cs="Lucida Sans"/>
-    </w:rPr>
-  </w:style>
-  <w:style w:type="paragraph" w:styleId="Title">
-    <w:name w:val="Title"/>
-    <w:basedOn w:val="Normal"/>
-    <w:next w:val="Normal"/>
-    <w:link w:val="TitleChar"/>
-    <w:uiPriority w:val="10"/>
-    <w:qFormat/>
-    <w:rsid w:val="00ba56b8"/>
-    <w:pPr>
-      <w:spacing w:lineRule="auto" w:line="240" w:before="0" w:after="80"/>
-      <w:contextualSpacing/>
-    </w:pPr>
-    <w:rPr>
-      <w:rFonts w:ascii="Aptos Display" w:hAnsi="Aptos Display" w:eastAsia="" w:cs="" w:asciiTheme="majorHAnsi" w:cstheme="majorBidi" w:eastAsiaTheme="majorEastAsia" w:hAnsiTheme="majorHAnsi"/>
-      <w:spacing w:val="-10"/>
-      <w:kern w:val="2"/>
-      <w:sz w:val="56"/>
-      <w:szCs w:val="56"/>
-      <w:lang w:eastAsia="en-US"/>
-      <w14:ligatures w14:val="standardContextual"/>
-    </w:rPr>
-  </w:style>
-  <w:style w:type="paragraph" w:styleId="Subtitle">
-    <w:name w:val="Subtitle"/>
-    <w:basedOn w:val="Normal"/>
-    <w:next w:val="Normal"/>
-    <w:link w:val="SubtitleChar"/>
-    <w:uiPriority w:val="11"/>
-    <w:qFormat/>
-    <w:rsid w:val="00ba56b8"/>
-    <w:pPr/>
-    <w:rPr>
-      <w:rFonts w:eastAsia="" w:cs="" w:cstheme="majorBidi" w:eastAsiaTheme="majorEastAsia"/>
-      <w:color w:themeColor="text1" w:themeTint="a6" w:val="595959"/>
-      <w:spacing w:val="15"/>
-      <w:kern w:val="2"/>
-      <w:sz w:val="28"/>
-      <w:szCs w:val="28"/>
-      <w:lang w:eastAsia="en-US"/>
-      <w14:ligatures w14:val="standardContextual"/>
-    </w:rPr>
-  </w:style>
-  <w:style w:type="paragraph" w:styleId="Quote">
-    <w:name w:val="Quote"/>
-    <w:basedOn w:val="Normal"/>
-    <w:next w:val="Normal"/>
-    <w:link w:val="QuoteChar"/>
-    <w:uiPriority w:val="29"/>
-    <w:qFormat/>
-    <w:rsid w:val="00ba56b8"/>
-    <w:pPr>
-      <w:spacing w:before="160" w:after="160"/>
-      <w:jc w:val="center"/>
-    </w:pPr>
-    <w:rPr>
-      <w:rFonts w:eastAsia="Aptos" w:eastAsiaTheme="minorHAnsi"/>
-      <w:i/>
-      <w:iCs/>
-      <w:color w:themeColor="text1" w:themeTint="bf" w:val="404040"/>
-      <w:kern w:val="2"/>
-      <w:lang w:eastAsia="en-US"/>
-      <w14:ligatures w14:val="standardContextual"/>
-    </w:rPr>
-  </w:style>
-  <w:style w:type="paragraph" w:styleId="ListParagraph">
-    <w:name w:val="List Paragraph"/>
-    <w:basedOn w:val="Normal"/>
-    <w:uiPriority w:val="34"/>
-    <w:qFormat/>
-    <w:rsid w:val="00ba56b8"/>
-    <w:pPr>
-      <w:spacing w:before="0" w:after="160"/>
-      <w:ind w:start="720"/>
-      <w:contextualSpacing/>
-    </w:pPr>
-    <w:rPr>
-      <w:rFonts w:eastAsia="Aptos" w:eastAsiaTheme="minorHAnsi"/>
-      <w:kern w:val="2"/>
-      <w:lang w:eastAsia="en-US"/>
-      <w14:ligatures w14:val="standardContextual"/>
-    </w:rPr>
-  </w:style>
-  <w:style w:type="paragraph" w:styleId="IntenseQuote">
-    <w:name w:val="Intense Quote"/>
-    <w:basedOn w:val="Normal"/>
-    <w:next w:val="Normal"/>
-    <w:link w:val="IntenseQuoteChar"/>
-    <w:uiPriority w:val="30"/>
-    <w:qFormat/>
-    <w:rsid w:val="00ba56b8"/>
-    <w:pPr>
-      <w:pBdr>
-        <w:top w:val="single" w:sz="4" w:space="10" w:color="0F4761" w:themeColor="accent1" w:themeShade="bf"/>
-        <w:bottom w:val="single" w:sz="4" w:space="10" w:color="0F4761" w:themeColor="accent1" w:themeShade="bf"/>
-      </w:pBdr>
-      <w:spacing w:before="360" w:after="360"/>
-      <w:ind w:start="864" w:end="864"/>
-      <w:jc w:val="center"/>
-    </w:pPr>
-    <w:rPr>
-      <w:rFonts w:eastAsia="Aptos" w:eastAsiaTheme="minorHAnsi"/>
-      <w:i/>
-      <w:iCs/>
-      <w:color w:themeColor="accent1" w:themeShade="bf" w:val="0F4761"/>
-      <w:kern w:val="2"/>
-      <w:lang w:eastAsia="en-US"/>
-      <w14:ligatures w14:val="standardContextual"/>
-    </w:rPr>
-  </w:style>
-  <w:style w:type="paragraph" w:styleId="normal1" w:customStyle="1">
-    <w:name w:val="normal1"/>
-    <w:pPr>
-      <w:widowControl/>
-      <w:suppressAutoHyphens w:val="true"/>
-      <w:bidi w:val="0"/>
-      <w:spacing w:lineRule="auto" w:line="278" w:before="0" w:after="160"/>
-      <w:jc w:val="start"/>
-    </w:pPr>
-    <w:rPr>
-      <w:rFonts w:ascii="Aptos" w:hAnsi="Aptos" w:eastAsia="Aptos" w:cs="" w:asciiTheme="minorHAnsi" w:cstheme="minorBidi" w:eastAsiaTheme="minorHAnsi" w:hAnsiTheme="minorHAnsi"/>
-      <w:color w:val="auto"/>
-      <w:kern w:val="2"/>
-      <w:sz w:val="24"/>
-      <w:szCs w:val="24"/>
-      <w:lang w:val="en-US" w:eastAsia="en-US" w:bidi="ar-SA"/>
-      <w14:ligatures w14:val="standardContextual"/>
-    </w:rPr>
-  </w:style>
-  <w:style w:type="paragraph" w:styleId="normal111" w:customStyle="1">
-    <w:name w:val="normal111"/>
-    <w:pPr>
-      <w:widowControl/>
-      <w:suppressAutoHyphens w:val="true"/>
-      <w:bidi w:val="0"/>
-      <w:spacing w:lineRule="auto" w:line="278" w:before="0" w:after="160"/>
-      <w:jc w:val="start"/>
-    </w:pPr>
-    <w:rPr>
-      <w:rFonts w:ascii="Aptos" w:hAnsi="Aptos" w:eastAsia="Aptos" w:cs="Aptos" w:asciiTheme="minorHAnsi" w:eastAsiaTheme="minorHAnsi" w:hAnsiTheme="minorHAnsi"/>
-      <w:color w:val="auto"/>
-      <w:kern w:val="0"/>
-      <w:sz w:val="24"/>
-      <w:szCs w:val="24"/>
-      <w:lang w:val="en-US" w:eastAsia="zh-CN" w:bidi="hi-IN"/>
-      <w14:ligatures w14:val="standardContextual"/>
-    </w:rPr>
-  </w:style>
-  <w:style w:type="paragraph" w:styleId="normal1111" w:customStyle="1">
-    <w:name w:val="normal1111"/>
-    <w:pPr>
-      <w:widowControl/>
-      <w:suppressAutoHyphens w:val="true"/>
-      <w:bidi w:val="0"/>
-      <w:spacing w:lineRule="auto" w:line="278" w:before="0" w:after="160"/>
-      <w:jc w:val="start"/>
-    </w:pPr>
-    <w:rPr>
-      <w:rFonts w:ascii="Aptos" w:hAnsi="Aptos" w:eastAsia="Aptos" w:cs="Aptos" w:asciiTheme="minorHAnsi" w:eastAsiaTheme="minorHAnsi" w:hAnsiTheme="minorHAnsi"/>
-      <w:color w:val="auto"/>
-      <w:kern w:val="0"/>
-      <w:sz w:val="24"/>
-      <w:szCs w:val="24"/>
-      <w:lang w:val="en-US" w:eastAsia="zh-CN" w:bidi="hi-IN"/>
-      <w14:ligatures w14:val="standardContextual"/>
-    </w:rPr>
-  </w:style>
-  <w:style w:type="paragraph" w:styleId="normal111111" w:customStyle="1">
-    <w:name w:val="normal111111"/>
-    <w:pPr>
-      <w:widowControl/>
-      <w:suppressAutoHyphens w:val="true"/>
-      <w:bidi w:val="0"/>
-      <w:spacing w:lineRule="auto" w:line="278" w:before="0" w:after="160"/>
-      <w:jc w:val="start"/>
-    </w:pPr>
-    <w:rPr>
-      <w:rFonts w:ascii="Aptos" w:hAnsi="Aptos" w:eastAsia="Aptos" w:cs="Aptos" w:asciiTheme="minorHAnsi" w:eastAsiaTheme="minorHAnsi" w:hAnsiTheme="minorHAnsi"/>
-      <w:color w:val="auto"/>
-      <w:kern w:val="0"/>
-      <w:sz w:val="24"/>
-      <w:szCs w:val="24"/>
-      <w:lang w:val="en-US" w:eastAsia="zh-CN" w:bidi="hi-IN"/>
-      <w14:ligatures w14:val="standardContextual"/>
-    </w:rPr>
-  </w:style>
-  <w:style w:type="paragraph" w:styleId="normal1111111" w:customStyle="1">
-    <w:name w:val="normal1111111"/>
-    <w:pPr>
-      <w:widowControl/>
-      <w:suppressAutoHyphens w:val="true"/>
-      <w:bidi w:val="0"/>
-      <w:spacing w:lineRule="auto" w:line="278" w:before="0" w:after="160"/>
-      <w:jc w:val="start"/>
-    </w:pPr>
-    <w:rPr>
-      <w:rFonts w:ascii="Aptos" w:hAnsi="Aptos" w:eastAsia="Aptos" w:cs="Aptos" w:asciiTheme="minorHAnsi" w:eastAsiaTheme="minorHAnsi" w:hAnsiTheme="minorHAnsi"/>
-      <w:color w:val="auto"/>
-      <w:kern w:val="0"/>
-      <w:sz w:val="24"/>
-      <w:szCs w:val="24"/>
-      <w:lang w:val="en-US" w:eastAsia="zh-CN" w:bidi="hi-IN"/>
-      <w14:ligatures w14:val="standardContextual"/>
-    </w:rPr>
-  </w:style>
-  <w:style w:type="paragraph" w:styleId="normal11111111" w:customStyle="1">
-    <w:name w:val="normal11111111"/>
-    <w:pPr>
-      <w:widowControl/>
-      <w:suppressAutoHyphens w:val="true"/>
-      <w:bidi w:val="0"/>
-      <w:spacing w:lineRule="auto" w:line="278" w:before="0" w:after="160"/>
-      <w:jc w:val="start"/>
-    </w:pPr>
-    <w:rPr>
-      <w:rFonts w:ascii="Aptos" w:hAnsi="Aptos" w:eastAsia="Aptos" w:cs="Aptos" w:asciiTheme="minorHAnsi" w:eastAsiaTheme="minorHAnsi" w:hAnsiTheme="minorHAnsi"/>
-      <w:color w:val="auto"/>
-      <w:kern w:val="0"/>
-      <w:sz w:val="24"/>
-      <w:szCs w:val="24"/>
-      <w:lang w:val="en-US" w:eastAsia="zh-CN" w:bidi="hi-IN"/>
-      <w14:ligatures w14:val="standardContextual"/>
-    </w:rPr>
-  </w:style>
-  <w:style w:type="numbering" w:styleId="NoList" w:default="1">
-    <w:name w:val="No List"/>
-    <w:uiPriority w:val="99"/>
     <w:semiHidden/>
     <w:unhideWhenUsed/>
   </w:style>
@@ -1358,6 +942,7 @@
     <w:semiHidden/>
     <w:unhideWhenUsed/>
     <w:tblPr>
+      <w:tblInd w:w="0" w:type="dxa"/>
       <w:tblCellMar>
         <w:top w:w="0" w:type="dxa"/>
         <w:left w:w="108" w:type="dxa"/>
@@ -1366,11 +951,433 @@
       </w:tblCellMar>
     </w:tblPr>
   </w:style>
+  <w:style w:type="numbering" w:default="1" w:styleId="NoList">
+    <w:name w:val="No List"/>
+    <w:uiPriority w:val="99"/>
+    <w:semiHidden/>
+    <w:unhideWhenUsed/>
+  </w:style>
+  <w:style w:type="character" w:customStyle="1" w:styleId="Heading1Char">
+    <w:name w:val="Heading 1 Char"/>
+    <w:basedOn w:val="DefaultParagraphFont"/>
+    <w:link w:val="Heading1"/>
+    <w:uiPriority w:val="9"/>
+    <w:rsid w:val="00BA56B8"/>
+    <w:rPr>
+      <w:rFonts w:asciiTheme="majorHAnsi" w:eastAsiaTheme="majorEastAsia" w:hAnsiTheme="majorHAnsi" w:cstheme="majorBidi"/>
+      <w:color w:val="0F4761" w:themeColor="accent1" w:themeShade="BF"/>
+      <w:sz w:val="40"/>
+      <w:szCs w:val="40"/>
+    </w:rPr>
+  </w:style>
+  <w:style w:type="character" w:customStyle="1" w:styleId="Heading2Char">
+    <w:name w:val="Heading 2 Char"/>
+    <w:basedOn w:val="DefaultParagraphFont"/>
+    <w:link w:val="Heading2"/>
+    <w:uiPriority w:val="9"/>
+    <w:semiHidden/>
+    <w:rsid w:val="00BA56B8"/>
+    <w:rPr>
+      <w:rFonts w:asciiTheme="majorHAnsi" w:eastAsiaTheme="majorEastAsia" w:hAnsiTheme="majorHAnsi" w:cstheme="majorBidi"/>
+      <w:color w:val="0F4761" w:themeColor="accent1" w:themeShade="BF"/>
+      <w:sz w:val="32"/>
+      <w:szCs w:val="32"/>
+    </w:rPr>
+  </w:style>
+  <w:style w:type="character" w:customStyle="1" w:styleId="Heading3Char">
+    <w:name w:val="Heading 3 Char"/>
+    <w:basedOn w:val="DefaultParagraphFont"/>
+    <w:link w:val="Heading3"/>
+    <w:uiPriority w:val="9"/>
+    <w:semiHidden/>
+    <w:rsid w:val="00BA56B8"/>
+    <w:rPr>
+      <w:rFonts w:eastAsiaTheme="majorEastAsia" w:cstheme="majorBidi"/>
+      <w:color w:val="0F4761" w:themeColor="accent1" w:themeShade="BF"/>
+      <w:sz w:val="28"/>
+      <w:szCs w:val="28"/>
+    </w:rPr>
+  </w:style>
+  <w:style w:type="character" w:customStyle="1" w:styleId="Heading4Char">
+    <w:name w:val="Heading 4 Char"/>
+    <w:basedOn w:val="DefaultParagraphFont"/>
+    <w:link w:val="Heading4"/>
+    <w:uiPriority w:val="9"/>
+    <w:semiHidden/>
+    <w:rsid w:val="00BA56B8"/>
+    <w:rPr>
+      <w:rFonts w:eastAsiaTheme="majorEastAsia" w:cstheme="majorBidi"/>
+      <w:i/>
+      <w:iCs/>
+      <w:color w:val="0F4761" w:themeColor="accent1" w:themeShade="BF"/>
+    </w:rPr>
+  </w:style>
+  <w:style w:type="character" w:customStyle="1" w:styleId="Heading5Char">
+    <w:name w:val="Heading 5 Char"/>
+    <w:basedOn w:val="DefaultParagraphFont"/>
+    <w:link w:val="Heading5"/>
+    <w:uiPriority w:val="9"/>
+    <w:semiHidden/>
+    <w:rsid w:val="00BA56B8"/>
+    <w:rPr>
+      <w:rFonts w:eastAsiaTheme="majorEastAsia" w:cstheme="majorBidi"/>
+      <w:color w:val="0F4761" w:themeColor="accent1" w:themeShade="BF"/>
+    </w:rPr>
+  </w:style>
+  <w:style w:type="character" w:customStyle="1" w:styleId="Heading6Char">
+    <w:name w:val="Heading 6 Char"/>
+    <w:basedOn w:val="DefaultParagraphFont"/>
+    <w:link w:val="Heading6"/>
+    <w:uiPriority w:val="9"/>
+    <w:semiHidden/>
+    <w:rsid w:val="00BA56B8"/>
+    <w:rPr>
+      <w:rFonts w:eastAsiaTheme="majorEastAsia" w:cstheme="majorBidi"/>
+      <w:i/>
+      <w:iCs/>
+      <w:color w:val="595959" w:themeColor="text1" w:themeTint="A6"/>
+    </w:rPr>
+  </w:style>
+  <w:style w:type="character" w:customStyle="1" w:styleId="Heading7Char">
+    <w:name w:val="Heading 7 Char"/>
+    <w:basedOn w:val="DefaultParagraphFont"/>
+    <w:link w:val="Heading7"/>
+    <w:uiPriority w:val="9"/>
+    <w:semiHidden/>
+    <w:rsid w:val="00BA56B8"/>
+    <w:rPr>
+      <w:rFonts w:eastAsiaTheme="majorEastAsia" w:cstheme="majorBidi"/>
+      <w:color w:val="595959" w:themeColor="text1" w:themeTint="A6"/>
+    </w:rPr>
+  </w:style>
+  <w:style w:type="character" w:customStyle="1" w:styleId="Heading8Char">
+    <w:name w:val="Heading 8 Char"/>
+    <w:basedOn w:val="DefaultParagraphFont"/>
+    <w:link w:val="Heading8"/>
+    <w:uiPriority w:val="9"/>
+    <w:semiHidden/>
+    <w:rsid w:val="00BA56B8"/>
+    <w:rPr>
+      <w:rFonts w:eastAsiaTheme="majorEastAsia" w:cstheme="majorBidi"/>
+      <w:i/>
+      <w:iCs/>
+      <w:color w:val="272727" w:themeColor="text1" w:themeTint="D8"/>
+    </w:rPr>
+  </w:style>
+  <w:style w:type="character" w:customStyle="1" w:styleId="Heading9Char">
+    <w:name w:val="Heading 9 Char"/>
+    <w:basedOn w:val="DefaultParagraphFont"/>
+    <w:link w:val="Heading9"/>
+    <w:uiPriority w:val="9"/>
+    <w:semiHidden/>
+    <w:rsid w:val="00BA56B8"/>
+    <w:rPr>
+      <w:rFonts w:eastAsiaTheme="majorEastAsia" w:cstheme="majorBidi"/>
+      <w:color w:val="272727" w:themeColor="text1" w:themeTint="D8"/>
+    </w:rPr>
+  </w:style>
+  <w:style w:type="character" w:customStyle="1" w:styleId="TitleChar">
+    <w:name w:val="Title Char"/>
+    <w:basedOn w:val="DefaultParagraphFont"/>
+    <w:link w:val="Title"/>
+    <w:uiPriority w:val="10"/>
+    <w:rsid w:val="00BA56B8"/>
+    <w:rPr>
+      <w:rFonts w:asciiTheme="majorHAnsi" w:eastAsiaTheme="majorEastAsia" w:hAnsiTheme="majorHAnsi" w:cstheme="majorBidi"/>
+      <w:spacing w:val="-10"/>
+      <w:kern w:val="2"/>
+      <w:sz w:val="56"/>
+      <w:szCs w:val="56"/>
+    </w:rPr>
+  </w:style>
+  <w:style w:type="character" w:customStyle="1" w:styleId="SubtitleChar">
+    <w:name w:val="Subtitle Char"/>
+    <w:basedOn w:val="DefaultParagraphFont"/>
+    <w:link w:val="Subtitle"/>
+    <w:uiPriority w:val="11"/>
+    <w:rsid w:val="00BA56B8"/>
+    <w:rPr>
+      <w:rFonts w:eastAsiaTheme="majorEastAsia" w:cstheme="majorBidi"/>
+      <w:color w:val="595959" w:themeColor="text1" w:themeTint="A6"/>
+      <w:spacing w:val="15"/>
+      <w:sz w:val="28"/>
+      <w:szCs w:val="28"/>
+    </w:rPr>
+  </w:style>
+  <w:style w:type="character" w:customStyle="1" w:styleId="QuoteChar">
+    <w:name w:val="Quote Char"/>
+    <w:basedOn w:val="DefaultParagraphFont"/>
+    <w:link w:val="Quote"/>
+    <w:uiPriority w:val="29"/>
+    <w:rsid w:val="00BA56B8"/>
+    <w:rPr>
+      <w:i/>
+      <w:iCs/>
+      <w:color w:val="404040" w:themeColor="text1" w:themeTint="BF"/>
+    </w:rPr>
+  </w:style>
+  <w:style w:type="character" w:styleId="IntenseEmphasis">
+    <w:name w:val="Intense Emphasis"/>
+    <w:basedOn w:val="DefaultParagraphFont"/>
+    <w:uiPriority w:val="21"/>
+    <w:qFormat/>
+    <w:rsid w:val="00BA56B8"/>
+    <w:rPr>
+      <w:i/>
+      <w:iCs/>
+      <w:color w:val="0F4761" w:themeColor="accent1" w:themeShade="BF"/>
+    </w:rPr>
+  </w:style>
+  <w:style w:type="character" w:customStyle="1" w:styleId="IntenseQuoteChar">
+    <w:name w:val="Intense Quote Char"/>
+    <w:basedOn w:val="DefaultParagraphFont"/>
+    <w:link w:val="IntenseQuote"/>
+    <w:uiPriority w:val="30"/>
+    <w:rsid w:val="00BA56B8"/>
+    <w:rPr>
+      <w:i/>
+      <w:iCs/>
+      <w:color w:val="0F4761" w:themeColor="accent1" w:themeShade="BF"/>
+    </w:rPr>
+  </w:style>
+  <w:style w:type="character" w:styleId="IntenseReference">
+    <w:name w:val="Intense Reference"/>
+    <w:basedOn w:val="DefaultParagraphFont"/>
+    <w:uiPriority w:val="32"/>
+    <w:qFormat/>
+    <w:rsid w:val="00BA56B8"/>
+    <w:rPr>
+      <w:b/>
+      <w:bCs/>
+      <w:smallCaps/>
+      <w:color w:val="0F4761" w:themeColor="accent1" w:themeShade="BF"/>
+      <w:spacing w:val="5"/>
+    </w:rPr>
+  </w:style>
+  <w:style w:type="paragraph" w:customStyle="1" w:styleId="Heading">
+    <w:name w:val="Heading"/>
+    <w:basedOn w:val="Normal"/>
+    <w:next w:val="BodyText"/>
+    <w:pPr>
+      <w:keepNext/>
+      <w:spacing w:before="240" w:after="120"/>
+    </w:pPr>
+    <w:rPr>
+      <w:rFonts w:ascii="Liberation Sans" w:eastAsia="Microsoft YaHei" w:hAnsi="Liberation Sans" w:cs="Lucida Sans"/>
+      <w:sz w:val="28"/>
+      <w:szCs w:val="28"/>
+    </w:rPr>
+  </w:style>
+  <w:style w:type="paragraph" w:styleId="BodyText">
+    <w:name w:val="Body Text"/>
+    <w:basedOn w:val="Normal"/>
+    <w:pPr>
+      <w:spacing w:after="140" w:line="276" w:lineRule="auto"/>
+    </w:pPr>
+  </w:style>
+  <w:style w:type="paragraph" w:styleId="List">
+    <w:name w:val="List"/>
+    <w:basedOn w:val="BodyText"/>
+    <w:rPr>
+      <w:rFonts w:cs="Lucida Sans"/>
+    </w:rPr>
+  </w:style>
+  <w:style w:type="paragraph" w:styleId="Caption">
+    <w:name w:val="caption"/>
+    <w:basedOn w:val="Normal"/>
+    <w:pPr>
+      <w:suppressLineNumbers/>
+      <w:spacing w:before="120" w:after="120"/>
+    </w:pPr>
+    <w:rPr>
+      <w:rFonts w:cs="Lucida Sans"/>
+      <w:i/>
+      <w:iCs/>
+    </w:rPr>
+  </w:style>
+  <w:style w:type="paragraph" w:customStyle="1" w:styleId="Index">
+    <w:name w:val="Index"/>
+    <w:basedOn w:val="Normal"/>
+    <w:pPr>
+      <w:suppressLineNumbers/>
+    </w:pPr>
+    <w:rPr>
+      <w:rFonts w:cs="Lucida Sans"/>
+    </w:rPr>
+  </w:style>
+  <w:style w:type="paragraph" w:styleId="Title">
+    <w:name w:val="Title"/>
+    <w:basedOn w:val="Normal"/>
+    <w:next w:val="Normal"/>
+    <w:link w:val="TitleChar"/>
+    <w:uiPriority w:val="10"/>
+    <w:qFormat/>
+    <w:rsid w:val="00BA56B8"/>
+    <w:pPr>
+      <w:spacing w:after="80" w:line="240" w:lineRule="auto"/>
+      <w:contextualSpacing/>
+    </w:pPr>
+    <w:rPr>
+      <w:rFonts w:asciiTheme="majorHAnsi" w:eastAsiaTheme="majorEastAsia" w:hAnsiTheme="majorHAnsi" w:cstheme="majorBidi"/>
+      <w:spacing w:val="-10"/>
+      <w:kern w:val="2"/>
+      <w:sz w:val="56"/>
+      <w:szCs w:val="56"/>
+      <w:lang w:eastAsia="en-US"/>
+      <w14:ligatures w14:val="standardContextual"/>
+    </w:rPr>
+  </w:style>
+  <w:style w:type="paragraph" w:styleId="Subtitle">
+    <w:name w:val="Subtitle"/>
+    <w:basedOn w:val="Normal"/>
+    <w:next w:val="Normal"/>
+    <w:link w:val="SubtitleChar"/>
+    <w:uiPriority w:val="11"/>
+    <w:qFormat/>
+    <w:rsid w:val="00BA56B8"/>
+    <w:rPr>
+      <w:rFonts w:eastAsiaTheme="majorEastAsia" w:cstheme="majorBidi"/>
+      <w:color w:val="595959" w:themeColor="text1" w:themeTint="A6"/>
+      <w:spacing w:val="15"/>
+      <w:kern w:val="2"/>
+      <w:sz w:val="28"/>
+      <w:szCs w:val="28"/>
+      <w:lang w:eastAsia="en-US"/>
+      <w14:ligatures w14:val="standardContextual"/>
+    </w:rPr>
+  </w:style>
+  <w:style w:type="paragraph" w:styleId="Quote">
+    <w:name w:val="Quote"/>
+    <w:basedOn w:val="Normal"/>
+    <w:next w:val="Normal"/>
+    <w:link w:val="QuoteChar"/>
+    <w:uiPriority w:val="29"/>
+    <w:qFormat/>
+    <w:rsid w:val="00BA56B8"/>
+    <w:pPr>
+      <w:spacing w:before="160"/>
+      <w:jc w:val="center"/>
+    </w:pPr>
+    <w:rPr>
+      <w:rFonts w:eastAsiaTheme="minorHAnsi"/>
+      <w:i/>
+      <w:iCs/>
+      <w:color w:val="404040" w:themeColor="text1" w:themeTint="BF"/>
+      <w:kern w:val="2"/>
+      <w:lang w:eastAsia="en-US"/>
+      <w14:ligatures w14:val="standardContextual"/>
+    </w:rPr>
+  </w:style>
+  <w:style w:type="paragraph" w:styleId="ListParagraph">
+    <w:name w:val="List Paragraph"/>
+    <w:basedOn w:val="Normal"/>
+    <w:uiPriority w:val="34"/>
+    <w:qFormat/>
+    <w:rsid w:val="00BA56B8"/>
+    <w:pPr>
+      <w:ind w:left="720"/>
+      <w:contextualSpacing/>
+    </w:pPr>
+    <w:rPr>
+      <w:rFonts w:eastAsiaTheme="minorHAnsi"/>
+      <w:kern w:val="2"/>
+      <w:lang w:eastAsia="en-US"/>
+      <w14:ligatures w14:val="standardContextual"/>
+    </w:rPr>
+  </w:style>
+  <w:style w:type="paragraph" w:styleId="IntenseQuote">
+    <w:name w:val="Intense Quote"/>
+    <w:basedOn w:val="Normal"/>
+    <w:next w:val="Normal"/>
+    <w:link w:val="IntenseQuoteChar"/>
+    <w:uiPriority w:val="30"/>
+    <w:qFormat/>
+    <w:rsid w:val="00BA56B8"/>
+    <w:pPr>
+      <w:pBdr>
+        <w:top w:val="single" w:sz="4" w:space="10" w:color="0F4761" w:themeColor="accent1" w:themeShade="BF"/>
+        <w:bottom w:val="single" w:sz="4" w:space="10" w:color="0F4761" w:themeColor="accent1" w:themeShade="BF"/>
+      </w:pBdr>
+      <w:spacing w:before="360" w:after="360"/>
+      <w:ind w:left="864" w:right="864"/>
+      <w:jc w:val="center"/>
+    </w:pPr>
+    <w:rPr>
+      <w:rFonts w:eastAsiaTheme="minorHAnsi"/>
+      <w:i/>
+      <w:iCs/>
+      <w:color w:val="0F4761" w:themeColor="accent1" w:themeShade="BF"/>
+      <w:kern w:val="2"/>
+      <w:lang w:eastAsia="en-US"/>
+      <w14:ligatures w14:val="standardContextual"/>
+    </w:rPr>
+  </w:style>
+  <w:style w:type="paragraph" w:customStyle="1" w:styleId="normal1">
+    <w:name w:val="normal1"/>
+    <w:pPr>
+      <w:spacing w:after="160" w:line="278" w:lineRule="auto"/>
+    </w:pPr>
+  </w:style>
+  <w:style w:type="paragraph" w:customStyle="1" w:styleId="normal111">
+    <w:name w:val="normal111"/>
+    <w:pPr>
+      <w:spacing w:after="160" w:line="278" w:lineRule="auto"/>
+    </w:pPr>
+    <w:rPr>
+      <w:rFonts w:cs="Aptos"/>
+      <w:kern w:val="0"/>
+      <w:lang w:eastAsia="zh-CN" w:bidi="hi-IN"/>
+    </w:rPr>
+  </w:style>
+  <w:style w:type="paragraph" w:customStyle="1" w:styleId="normal1111">
+    <w:name w:val="normal1111"/>
+    <w:pPr>
+      <w:spacing w:after="160" w:line="278" w:lineRule="auto"/>
+    </w:pPr>
+    <w:rPr>
+      <w:rFonts w:cs="Aptos"/>
+      <w:kern w:val="0"/>
+      <w:lang w:eastAsia="zh-CN" w:bidi="hi-IN"/>
+    </w:rPr>
+  </w:style>
+  <w:style w:type="paragraph" w:customStyle="1" w:styleId="normal111111">
+    <w:name w:val="normal111111"/>
+    <w:pPr>
+      <w:spacing w:after="160" w:line="278" w:lineRule="auto"/>
+    </w:pPr>
+    <w:rPr>
+      <w:rFonts w:cs="Aptos"/>
+      <w:kern w:val="0"/>
+      <w:lang w:eastAsia="zh-CN" w:bidi="hi-IN"/>
+    </w:rPr>
+  </w:style>
+  <w:style w:type="paragraph" w:customStyle="1" w:styleId="normal1111111">
+    <w:name w:val="normal1111111"/>
+    <w:pPr>
+      <w:spacing w:after="160" w:line="278" w:lineRule="auto"/>
+    </w:pPr>
+    <w:rPr>
+      <w:rFonts w:cs="Aptos"/>
+      <w:kern w:val="0"/>
+      <w:lang w:eastAsia="zh-CN" w:bidi="hi-IN"/>
+    </w:rPr>
+  </w:style>
+  <w:style w:type="paragraph" w:customStyle="1" w:styleId="normal11111111">
+    <w:name w:val="normal11111111"/>
+    <w:pPr>
+      <w:spacing w:after="160" w:line="278" w:lineRule="auto"/>
+    </w:pPr>
+    <w:rPr>
+      <w:rFonts w:cs="Aptos"/>
+      <w:kern w:val="0"/>
+      <w:lang w:eastAsia="zh-CN" w:bidi="hi-IN"/>
+    </w:rPr>
+  </w:style>
 </w:styles>
 </file>
 
 <file path=word/theme/theme1.xml><?xml version="1.0" encoding="utf-8"?>
-<a:theme xmlns:a="http://schemas.openxmlformats.org/drawingml/2006/main" xmlns:r="http://schemas.openxmlformats.org/officeDocument/2006/relationships" name="Office Theme">
+<a:theme xmlns:a="http://schemas.openxmlformats.org/drawingml/2006/main" name="Office Theme">
   <a:themeElements>
     <a:clrScheme name="Office">
       <a:dk1>
@@ -1412,7 +1419,7 @@
     </a:clrScheme>
     <a:fontScheme name="Office">
       <a:majorFont>
-        <a:latin typeface="Aptos Display" panose="02110004020202020204" pitchFamily="0" charset="1"/>
+        <a:latin typeface="Aptos Display" panose="02110004020202020204"/>
         <a:ea typeface=""/>
         <a:cs typeface=""/>
         <a:font script="Jpan" typeface="游ゴシック Light"/>
@@ -1464,7 +1471,7 @@
         <a:font script="Tfng" typeface="Ebrima"/>
       </a:majorFont>
       <a:minorFont>
-        <a:latin typeface="Aptos" panose="02110004020202020204" pitchFamily="0" charset="1"/>
+        <a:latin typeface="Aptos" panose="02110004020202020204"/>
         <a:ea typeface=""/>
         <a:cs typeface=""/>
         <a:font script="Jpan" typeface="游ゴシック"/>
@@ -1543,7 +1550,7 @@
             </a:gs>
           </a:gsLst>
           <a:lin ang="5400000" scaled="0"/>
-          <a:tileRect l="0" t="0" r="0" b="0"/>
+          <a:tileRect/>
         </a:gradFill>
         <a:gradFill>
           <a:gsLst>
@@ -1567,7 +1574,7 @@
             </a:gs>
           </a:gsLst>
           <a:lin ang="5400000" scaled="0"/>
-          <a:tileRect l="0" t="0" r="0" b="0"/>
+          <a:tileRect/>
         </a:gradFill>
       </a:fillStyleLst>
       <a:lnStyleLst>
@@ -1627,10 +1634,12 @@
             </a:gs>
           </a:gsLst>
           <a:lin ang="5400000" scaled="0"/>
-          <a:tileRect l="0" t="0" r="0" b="0"/>
+          <a:tileRect/>
         </a:gradFill>
       </a:bgFillStyleLst>
     </a:fmtScheme>
   </a:themeElements>
+  <a:objectDefaults/>
+  <a:extraClrSchemeLst/>
 </a:theme>
 </file>
--- a/docs/working.docx
+++ b/docs/working.docx
@@ -14,35 +14,7 @@
         <w:rPr>
           <w:color w:val="000000"/>
         </w:rPr>
-        <w:t xml:space="preserve">The second cop stepped out from the entrance to the shed red-cheeked and sweaty. His uniform was twisted up around his </w:t>
-      </w:r>
-      <w:proofErr w:type="gramStart"/>
-      <w:r>
-        <w:rPr>
-          <w:color w:val="000000"/>
-        </w:rPr>
-        <w:t>chest</w:t>
-      </w:r>
-      <w:proofErr w:type="gramEnd"/>
-      <w:r>
-        <w:rPr>
-          <w:color w:val="000000"/>
-        </w:rPr>
-        <w:t xml:space="preserve"> and his shirt tails had pulled loose from his pants. Emery couldn’t imagine Arthur putting up that much of a fight so </w:t>
-      </w:r>
-      <w:proofErr w:type="gramStart"/>
-      <w:r>
-        <w:rPr>
-          <w:color w:val="000000"/>
-        </w:rPr>
-        <w:t>all of</w:t>
-      </w:r>
-      <w:proofErr w:type="gramEnd"/>
-      <w:r>
-        <w:rPr>
-          <w:color w:val="000000"/>
-        </w:rPr>
-        <w:t xml:space="preserve"> the cop’s exertion must’ve been only for his own amusement.</w:t>
+        <w:t>The second cop stepped out from the entrance to the shed red-cheeked and sweaty. His uniform was twisted up around his chest and his shirt tails had pulled loose from his pants. Emery couldn’t imagine Arthur putting up that much of a fight so all of the cop’s exertion must’ve been only for his own amusement.</w:t>
       </w:r>
     </w:p>
     <w:p>
@@ -228,41 +200,58 @@
         <w:rPr>
           <w:color w:val="000000"/>
         </w:rPr>
-        <w:t xml:space="preserve">Why’d he let </w:t>
-      </w:r>
-      <w:proofErr w:type="spellStart"/>
-      <w:r>
-        <w:rPr>
-          <w:color w:val="000000"/>
-        </w:rPr>
-        <w:t>the</w:t>
-      </w:r>
-      <w:proofErr w:type="spellEnd"/>
-      <w:r>
-        <w:rPr>
-          <w:color w:val="000000"/>
-        </w:rPr>
-        <w:t xml:space="preserve"> girl into the house? Why’d he </w:t>
-      </w:r>
-      <w:proofErr w:type="gramStart"/>
-      <w:r>
-        <w:rPr>
-          <w:color w:val="000000"/>
-        </w:rPr>
-        <w:t>listen</w:t>
-      </w:r>
-      <w:proofErr w:type="gramEnd"/>
-      <w:r>
-        <w:rPr>
-          <w:color w:val="000000"/>
-        </w:rPr>
-        <w:t xml:space="preserve"> to her?</w:t>
-      </w:r>
-      <w:r>
-        <w:rPr>
-          <w:color w:val="000000"/>
-        </w:rPr>
-        <w:t xml:space="preserve"> </w:t>
+        <w:t xml:space="preserve">Why’d he let the girl into the house? Why’d he listen to her? </w:t>
+      </w:r>
+      <w:r>
+        <w:rPr>
+          <w:color w:val="000000"/>
+        </w:rPr>
+        <w:t xml:space="preserve">He didn’t believe her, didn’t think he owed anything to Cole. That kid had lived his own life, made his own mistakes. Nobody ever achieved anything they otherwise wouldn’t have thanks to the intervention of an uncle. </w:t>
+      </w:r>
+    </w:p>
+    <w:p>
+      <w:pPr>
+        <w:pStyle w:val="normal11111111"/>
+        <w:spacing w:line="240" w:lineRule="auto"/>
+        <w:rPr>
+          <w:color w:val="000000"/>
+        </w:rPr>
+      </w:pPr>
+      <w:r>
+        <w:rPr>
+          <w:color w:val="000000"/>
+        </w:rPr>
+        <w:t xml:space="preserve">The thing she said about Kellogg getting away with it was more compelling. Emery was no adherent to the </w:t>
+      </w:r>
+      <w:r>
+        <w:rPr>
+          <w:color w:val="000000"/>
+        </w:rPr>
+        <w:t>theory</w:t>
+      </w:r>
+      <w:r>
+        <w:rPr>
+          <w:color w:val="000000"/>
+        </w:rPr>
+        <w:t xml:space="preserve"> of karma and he’d spent enough time in </w:t>
+      </w:r>
+      <w:r>
+        <w:rPr>
+          <w:color w:val="000000"/>
+        </w:rPr>
+        <w:t xml:space="preserve">jail cells and courtrooms to have a dim view of the </w:t>
+      </w:r>
+      <w:r>
+        <w:rPr>
+          <w:color w:val="000000"/>
+        </w:rPr>
+        <w:t>notion</w:t>
+      </w:r>
+      <w:r>
+        <w:rPr>
+          <w:color w:val="000000"/>
+        </w:rPr>
+        <w:t xml:space="preserve"> of justice. </w:t>
       </w:r>
     </w:p>
     <w:p>
@@ -278,6 +267,7 @@
     <w:p/>
     <w:p>
       <w:r>
+        <w:lastRenderedPageBreak/>
         <w:t xml:space="preserve">First, there is the feeling of rising. Of being drawn upward, summoned toward the light. </w:t>
       </w:r>
     </w:p>
